--- a/docs/thesis/114論文_楊宏傑.docx
+++ b/docs/thesis/114論文_楊宏傑.docx
@@ -561,6 +561,7 @@
           <w:szCs w:val="40"/>
         </w:rPr>
       </w:pPr>
+      <w:proofErr w:type="gramStart"/>
       <w:r>
         <w:rPr>
           <w:rFonts w:ascii="Times New Roman" w:eastAsia="標楷體" w:hAnsi="Times New Roman" w:cs="Times New Roman"/>
@@ -570,7 +571,18 @@
           <w:szCs w:val="40"/>
         </w:rPr>
         <w:lastRenderedPageBreak/>
-        <w:t>誌謝</w:t>
+        <w:t>誌</w:t>
+      </w:r>
+      <w:proofErr w:type="gramEnd"/>
+      <w:r>
+        <w:rPr>
+          <w:rFonts w:ascii="Times New Roman" w:eastAsia="標楷體" w:hAnsi="Times New Roman" w:cs="Times New Roman"/>
+          <w:b/>
+          <w:bCs/>
+          <w:sz w:val="40"/>
+          <w:szCs w:val="40"/>
+        </w:rPr>
+        <w:t>謝</w:t>
       </w:r>
     </w:p>
     <w:p>
@@ -4883,27 +4895,27 @@
       </w:r>
       <w:r>
         <w:rPr>
-          <w:rFonts w:ascii="Times New Roman" w:eastAsia="標楷體" w:hAnsi="Times New Roman" w:cs="Times New Roman"/>
+          <w:rFonts w:ascii="Times New Roman" w:eastAsia="標楷體" w:hAnsi="Times New Roman" w:cs="Times New Roman" w:hint="eastAsia"/>
           <w:sz w:val="24"/>
           <w:szCs w:val="24"/>
         </w:rPr>
-        <w:t>全台物流</w:t>
-      </w:r>
-      <w:r>
-        <w:rPr>
-          <w:rFonts w:ascii="Times New Roman" w:eastAsia="標楷體" w:hAnsi="Times New Roman" w:cs="Times New Roman" w:hint="eastAsia"/>
+        <w:t>A</w:t>
+      </w:r>
+      <w:r>
+        <w:rPr>
+          <w:rFonts w:ascii="Times New Roman" w:eastAsia="標楷體" w:hAnsi="Times New Roman" w:cs="Times New Roman"/>
           <w:sz w:val="24"/>
           <w:szCs w:val="24"/>
         </w:rPr>
-        <w:t>公司」</w:t>
-      </w:r>
-      <w:r>
-        <w:rPr>
-          <w:rFonts w:ascii="Times New Roman" w:eastAsia="標楷體" w:hAnsi="Times New Roman" w:cs="Times New Roman"/>
+        <w:t>物流</w:t>
+      </w:r>
+      <w:r>
+        <w:rPr>
+          <w:rFonts w:ascii="Times New Roman" w:eastAsia="標楷體" w:hAnsi="Times New Roman" w:cs="Times New Roman" w:hint="eastAsia"/>
           <w:sz w:val="24"/>
           <w:szCs w:val="24"/>
         </w:rPr>
-        <w:t>是全家便利商店旗下的物流公司，負責將商品配送至全台各地的</w:t>
+        <w:t>公司」</w:t>
       </w:r>
       <w:r>
         <w:rPr>
@@ -4911,7 +4923,7 @@
           <w:sz w:val="24"/>
           <w:szCs w:val="24"/>
         </w:rPr>
-        <w:t>店舖</w:t>
+        <w:t>是全家便利商店旗下的物流公司，負責將商品配送至全台各地的</w:t>
       </w:r>
       <w:r>
         <w:rPr>
@@ -4919,39 +4931,43 @@
           <w:sz w:val="24"/>
           <w:szCs w:val="24"/>
         </w:rPr>
-        <w:t>。全省分成七個物流中心，每個物流中心均負責所轄區域的配送作業。以林口物流中心</w:t>
-      </w:r>
+        <w:t>店</w:t>
+      </w:r>
+      <w:proofErr w:type="gramStart"/>
       <w:r>
         <w:rPr>
           <w:rFonts w:ascii="Times New Roman" w:eastAsia="標楷體" w:hAnsi="Times New Roman" w:cs="Times New Roman"/>
           <w:sz w:val="24"/>
           <w:szCs w:val="24"/>
         </w:rPr>
-        <w:t>(Delivery Center, DC)</w:t>
-      </w:r>
+        <w:t>舖</w:t>
+      </w:r>
+      <w:proofErr w:type="gramEnd"/>
       <w:r>
         <w:rPr>
           <w:rFonts w:ascii="Times New Roman" w:eastAsia="標楷體" w:hAnsi="Times New Roman" w:cs="Times New Roman"/>
           <w:sz w:val="24"/>
           <w:szCs w:val="24"/>
         </w:rPr>
-        <w:t>為例，每日</w:t>
-      </w:r>
-      <w:r>
-        <w:rPr>
-          <w:rFonts w:ascii="Times New Roman" w:eastAsia="標楷體" w:hAnsi="Times New Roman" w:cs="Times New Roman" w:hint="eastAsia"/>
+        <w:t>。全省分成七個物流中心，每</w:t>
+      </w:r>
+      <w:proofErr w:type="gramStart"/>
+      <w:r>
+        <w:rPr>
+          <w:rFonts w:ascii="Times New Roman" w:eastAsia="標楷體" w:hAnsi="Times New Roman" w:cs="Times New Roman"/>
           <w:sz w:val="24"/>
           <w:szCs w:val="24"/>
         </w:rPr>
-        <w:t>需</w:t>
-      </w:r>
+        <w:t>個</w:t>
+      </w:r>
+      <w:proofErr w:type="gramEnd"/>
       <w:r>
         <w:rPr>
           <w:rFonts w:ascii="Times New Roman" w:eastAsia="標楷體" w:hAnsi="Times New Roman" w:cs="Times New Roman"/>
           <w:sz w:val="24"/>
           <w:szCs w:val="24"/>
         </w:rPr>
-        <w:t>配送約</w:t>
+        <w:t>物流中心均負責所轄區域的配送作業。以林口物流中心</w:t>
       </w:r>
       <w:r>
         <w:rPr>
@@ -4959,7 +4975,7 @@
           <w:sz w:val="24"/>
           <w:szCs w:val="24"/>
         </w:rPr>
-        <w:t>800</w:t>
+        <w:t>(Delivery Center, DC)</w:t>
       </w:r>
       <w:r>
         <w:rPr>
@@ -4967,15 +4983,15 @@
           <w:sz w:val="24"/>
           <w:szCs w:val="24"/>
         </w:rPr>
-        <w:t>家</w:t>
-      </w:r>
-      <w:r>
-        <w:rPr>
-          <w:rFonts w:ascii="Times New Roman" w:eastAsia="標楷體" w:hAnsi="Times New Roman" w:cs="Times New Roman"/>
+        <w:t>為例，每日</w:t>
+      </w:r>
+      <w:r>
+        <w:rPr>
+          <w:rFonts w:ascii="Times New Roman" w:eastAsia="標楷體" w:hAnsi="Times New Roman" w:cs="Times New Roman" w:hint="eastAsia"/>
           <w:sz w:val="24"/>
           <w:szCs w:val="24"/>
         </w:rPr>
-        <w:t>店舖</w:t>
+        <w:t>需</w:t>
       </w:r>
       <w:r>
         <w:rPr>
@@ -4983,7 +4999,7 @@
           <w:sz w:val="24"/>
           <w:szCs w:val="24"/>
         </w:rPr>
-        <w:t>，所需規劃的配送路線約</w:t>
+        <w:t>配送約</w:t>
       </w:r>
       <w:r>
         <w:rPr>
@@ -4991,7 +5007,7 @@
           <w:sz w:val="24"/>
           <w:szCs w:val="24"/>
         </w:rPr>
-        <w:t>80</w:t>
+        <w:t>800</w:t>
       </w:r>
       <w:r>
         <w:rPr>
@@ -4999,7 +5015,7 @@
           <w:sz w:val="24"/>
           <w:szCs w:val="24"/>
         </w:rPr>
-        <w:t>條路線，每條路線涵蓋約</w:t>
+        <w:t>家</w:t>
       </w:r>
       <w:r>
         <w:rPr>
@@ -5007,23 +5023,25 @@
           <w:sz w:val="24"/>
           <w:szCs w:val="24"/>
         </w:rPr>
-        <w:t>10</w:t>
-      </w:r>
+        <w:t>店</w:t>
+      </w:r>
+      <w:proofErr w:type="gramStart"/>
       <w:r>
         <w:rPr>
           <w:rFonts w:ascii="Times New Roman" w:eastAsia="標楷體" w:hAnsi="Times New Roman" w:cs="Times New Roman"/>
           <w:sz w:val="24"/>
           <w:szCs w:val="24"/>
         </w:rPr>
-        <w:t>至</w:t>
-      </w:r>
+        <w:t>舖</w:t>
+      </w:r>
+      <w:proofErr w:type="gramEnd"/>
       <w:r>
         <w:rPr>
           <w:rFonts w:ascii="Times New Roman" w:eastAsia="標楷體" w:hAnsi="Times New Roman" w:cs="Times New Roman"/>
           <w:sz w:val="24"/>
           <w:szCs w:val="24"/>
         </w:rPr>
-        <w:t>15</w:t>
+        <w:t>，所需規劃的配送路線約</w:t>
       </w:r>
       <w:r>
         <w:rPr>
@@ -5031,7 +5049,7 @@
           <w:sz w:val="24"/>
           <w:szCs w:val="24"/>
         </w:rPr>
-        <w:t>家</w:t>
+        <w:t>80</w:t>
       </w:r>
       <w:r>
         <w:rPr>
@@ -5039,8 +5057,58 @@
           <w:sz w:val="24"/>
           <w:szCs w:val="24"/>
         </w:rPr>
-        <w:t>店舖</w:t>
-      </w:r>
+        <w:t>條路線，每條路線涵蓋約</w:t>
+      </w:r>
+      <w:r>
+        <w:rPr>
+          <w:rFonts w:ascii="Times New Roman" w:eastAsia="標楷體" w:hAnsi="Times New Roman" w:cs="Times New Roman"/>
+          <w:sz w:val="24"/>
+          <w:szCs w:val="24"/>
+        </w:rPr>
+        <w:t>10</w:t>
+      </w:r>
+      <w:r>
+        <w:rPr>
+          <w:rFonts w:ascii="Times New Roman" w:eastAsia="標楷體" w:hAnsi="Times New Roman" w:cs="Times New Roman"/>
+          <w:sz w:val="24"/>
+          <w:szCs w:val="24"/>
+        </w:rPr>
+        <w:t>至</w:t>
+      </w:r>
+      <w:r>
+        <w:rPr>
+          <w:rFonts w:ascii="Times New Roman" w:eastAsia="標楷體" w:hAnsi="Times New Roman" w:cs="Times New Roman"/>
+          <w:sz w:val="24"/>
+          <w:szCs w:val="24"/>
+        </w:rPr>
+        <w:t>15</w:t>
+      </w:r>
+      <w:r>
+        <w:rPr>
+          <w:rFonts w:ascii="Times New Roman" w:eastAsia="標楷體" w:hAnsi="Times New Roman" w:cs="Times New Roman"/>
+          <w:sz w:val="24"/>
+          <w:szCs w:val="24"/>
+        </w:rPr>
+        <w:t>家</w:t>
+      </w:r>
+      <w:r>
+        <w:rPr>
+          <w:rFonts w:ascii="Times New Roman" w:eastAsia="標楷體" w:hAnsi="Times New Roman" w:cs="Times New Roman"/>
+          <w:sz w:val="24"/>
+          <w:szCs w:val="24"/>
+        </w:rPr>
+        <w:t>店</w:t>
+      </w:r>
+      <w:proofErr w:type="gramStart"/>
+      <w:r>
+        <w:rPr>
+          <w:rFonts w:ascii="Times New Roman" w:eastAsia="標楷體" w:hAnsi="Times New Roman" w:cs="Times New Roman"/>
+          <w:sz w:val="24"/>
+          <w:szCs w:val="24"/>
+        </w:rPr>
+        <w:t>舖</w:t>
+      </w:r>
+      <w:proofErr w:type="gramEnd"/>
       <w:r>
         <w:rPr>
           <w:rFonts w:ascii="Times New Roman" w:eastAsia="標楷體" w:hAnsi="Times New Roman" w:cs="Times New Roman"/>
@@ -5092,23 +5160,25 @@
           <w:sz w:val="24"/>
           <w:szCs w:val="24"/>
         </w:rPr>
-        <w:t>店舖</w:t>
-      </w:r>
+        <w:t>店</w:t>
+      </w:r>
+      <w:proofErr w:type="gramStart"/>
       <w:r>
         <w:rPr>
           <w:rFonts w:ascii="Times New Roman" w:eastAsia="標楷體" w:hAnsi="Times New Roman" w:cs="Times New Roman"/>
           <w:sz w:val="24"/>
           <w:szCs w:val="24"/>
         </w:rPr>
-        <w:t>。其</w:t>
-      </w:r>
+        <w:t>舖</w:t>
+      </w:r>
+      <w:proofErr w:type="gramEnd"/>
       <w:r>
         <w:rPr>
           <w:rFonts w:ascii="Times New Roman" w:eastAsia="標楷體" w:hAnsi="Times New Roman" w:cs="Times New Roman"/>
           <w:sz w:val="24"/>
           <w:szCs w:val="24"/>
         </w:rPr>
-        <w:t>店舖</w:t>
+        <w:t>。其</w:t>
       </w:r>
       <w:r>
         <w:rPr>
@@ -5116,23 +5186,25 @@
           <w:sz w:val="24"/>
           <w:szCs w:val="24"/>
         </w:rPr>
-        <w:t>包含訂定的配送貨物量、配送時間、地址、配送工時。但因</w:t>
-      </w:r>
+        <w:t>店</w:t>
+      </w:r>
+      <w:proofErr w:type="gramStart"/>
       <w:r>
         <w:rPr>
           <w:rFonts w:ascii="Times New Roman" w:eastAsia="標楷體" w:hAnsi="Times New Roman" w:cs="Times New Roman"/>
           <w:sz w:val="24"/>
           <w:szCs w:val="24"/>
         </w:rPr>
-        <w:t>店舖</w:t>
-      </w:r>
+        <w:t>舖</w:t>
+      </w:r>
+      <w:proofErr w:type="gramEnd"/>
       <w:r>
         <w:rPr>
           <w:rFonts w:ascii="Times New Roman" w:eastAsia="標楷體" w:hAnsi="Times New Roman" w:cs="Times New Roman"/>
           <w:sz w:val="24"/>
           <w:szCs w:val="24"/>
         </w:rPr>
-        <w:t>每日實際所需的配送貨量可能因各種因素而有所變動，因此當主線超過可承載的貨物量時</w:t>
+        <w:t>包含訂定的配送貨物量、配送時間、地址、配送工時。但因</w:t>
       </w:r>
       <w:r>
         <w:rPr>
@@ -5140,23 +5212,25 @@
           <w:sz w:val="24"/>
           <w:szCs w:val="24"/>
         </w:rPr>
-        <w:t>，</w:t>
-      </w:r>
+        <w:t>店</w:t>
+      </w:r>
+      <w:proofErr w:type="gramStart"/>
       <w:r>
         <w:rPr>
           <w:rFonts w:ascii="Times New Roman" w:eastAsia="標楷體" w:hAnsi="Times New Roman" w:cs="Times New Roman"/>
           <w:sz w:val="24"/>
           <w:szCs w:val="24"/>
         </w:rPr>
-        <w:t>便需要規劃其他</w:t>
-      </w:r>
-      <w:r>
-        <w:rPr>
-          <w:rFonts w:ascii="Times New Roman" w:eastAsia="標楷體" w:hAnsi="Times New Roman" w:cs="Times New Roman" w:hint="eastAsia"/>
+        <w:t>舖</w:t>
+      </w:r>
+      <w:proofErr w:type="gramEnd"/>
+      <w:r>
+        <w:rPr>
+          <w:rFonts w:ascii="Times New Roman" w:eastAsia="標楷體" w:hAnsi="Times New Roman" w:cs="Times New Roman"/>
           <w:sz w:val="24"/>
           <w:szCs w:val="24"/>
         </w:rPr>
-        <w:t>主線協助</w:t>
+        <w:t>每日實際所需的配送貨量可能因各種因素而有所變動，因此當主線超過可承載的貨物量時</w:t>
       </w:r>
       <w:r>
         <w:rPr>
@@ -5164,23 +5238,23 @@
           <w:sz w:val="24"/>
           <w:szCs w:val="24"/>
         </w:rPr>
-        <w:t>配送，或者由</w:t>
-      </w:r>
-      <w:r>
-        <w:rPr>
-          <w:rFonts w:ascii="Times New Roman" w:eastAsia="標楷體" w:hAnsi="Times New Roman" w:cs="Times New Roman" w:hint="eastAsia"/>
+        <w:t>，</w:t>
+      </w:r>
+      <w:r>
+        <w:rPr>
+          <w:rFonts w:ascii="Times New Roman" w:eastAsia="標楷體" w:hAnsi="Times New Roman" w:cs="Times New Roman"/>
           <w:sz w:val="24"/>
           <w:szCs w:val="24"/>
         </w:rPr>
-        <w:t>支援車輛</w:t>
-      </w:r>
-      <w:r>
-        <w:rPr>
-          <w:rFonts w:ascii="Times New Roman" w:eastAsia="標楷體" w:hAnsi="Times New Roman" w:cs="Times New Roman"/>
+        <w:t>便需要規劃其他</w:t>
+      </w:r>
+      <w:r>
+        <w:rPr>
+          <w:rFonts w:ascii="Times New Roman" w:eastAsia="標楷體" w:hAnsi="Times New Roman" w:cs="Times New Roman" w:hint="eastAsia"/>
           <w:sz w:val="24"/>
           <w:szCs w:val="24"/>
         </w:rPr>
-        <w:t>協助進行配送</w:t>
+        <w:t>主線協助</w:t>
       </w:r>
       <w:r>
         <w:rPr>
@@ -5188,15 +5262,15 @@
           <w:sz w:val="24"/>
           <w:szCs w:val="24"/>
         </w:rPr>
-        <w:t>，再根據</w:t>
-      </w:r>
-      <w:r>
-        <w:rPr>
-          <w:rFonts w:ascii="Times New Roman" w:eastAsia="標楷體" w:hAnsi="Times New Roman" w:cs="Times New Roman"/>
+        <w:t>配送，或者由</w:t>
+      </w:r>
+      <w:r>
+        <w:rPr>
+          <w:rFonts w:ascii="Times New Roman" w:eastAsia="標楷體" w:hAnsi="Times New Roman" w:cs="Times New Roman" w:hint="eastAsia"/>
           <w:sz w:val="24"/>
           <w:szCs w:val="24"/>
         </w:rPr>
-        <w:t>店舖</w:t>
+        <w:t>支援車輛</w:t>
       </w:r>
       <w:r>
         <w:rPr>
@@ -5204,14 +5278,48 @@
           <w:sz w:val="24"/>
           <w:szCs w:val="24"/>
         </w:rPr>
-        <w:t>所訂定的限制條件進行組合規劃。</w:t>
-      </w:r>
-      <w:r>
-        <w:rPr>
-          <w:rFonts w:ascii="Times New Roman" w:eastAsia="標楷體" w:hAnsi="Times New Roman" w:cs="Times New Roman" w:hint="eastAsia"/>
+        <w:t>協助進行配送</w:t>
+      </w:r>
+      <w:r>
+        <w:rPr>
+          <w:rFonts w:ascii="Times New Roman" w:eastAsia="標楷體" w:hAnsi="Times New Roman" w:cs="Times New Roman"/>
           <w:sz w:val="24"/>
           <w:szCs w:val="24"/>
         </w:rPr>
+        <w:t>，再根據</w:t>
+      </w:r>
+      <w:r>
+        <w:rPr>
+          <w:rFonts w:ascii="Times New Roman" w:eastAsia="標楷體" w:hAnsi="Times New Roman" w:cs="Times New Roman"/>
+          <w:sz w:val="24"/>
+          <w:szCs w:val="24"/>
+        </w:rPr>
+        <w:t>店</w:t>
+      </w:r>
+      <w:proofErr w:type="gramStart"/>
+      <w:r>
+        <w:rPr>
+          <w:rFonts w:ascii="Times New Roman" w:eastAsia="標楷體" w:hAnsi="Times New Roman" w:cs="Times New Roman"/>
+          <w:sz w:val="24"/>
+          <w:szCs w:val="24"/>
+        </w:rPr>
+        <w:t>舖</w:t>
+      </w:r>
+      <w:proofErr w:type="gramEnd"/>
+      <w:r>
+        <w:rPr>
+          <w:rFonts w:ascii="Times New Roman" w:eastAsia="標楷體" w:hAnsi="Times New Roman" w:cs="Times New Roman"/>
+          <w:sz w:val="24"/>
+          <w:szCs w:val="24"/>
+        </w:rPr>
+        <w:t>所訂定的限制條件進行組合規劃。</w:t>
+      </w:r>
+      <w:r>
+        <w:rPr>
+          <w:rFonts w:ascii="Times New Roman" w:eastAsia="標楷體" w:hAnsi="Times New Roman" w:cs="Times New Roman" w:hint="eastAsia"/>
+          <w:sz w:val="24"/>
+          <w:szCs w:val="24"/>
+        </w:rPr>
         <w:t>+</w:t>
       </w:r>
     </w:p>
@@ -5323,6 +5431,7 @@
         </w:rPr>
         <w:t>、</w:t>
       </w:r>
+      <w:proofErr w:type="gramStart"/>
       <w:r>
         <w:rPr>
           <w:rFonts w:ascii="Times New Roman" w:eastAsia="標楷體" w:hAnsi="Times New Roman" w:cs="Times New Roman" w:hint="eastAsia"/>
@@ -5330,6 +5439,7 @@
         <w:lastRenderedPageBreak/>
         <w:t>蟻群演算法</w:t>
       </w:r>
+      <w:proofErr w:type="gramEnd"/>
       <w:r>
         <w:rPr>
           <w:rFonts w:ascii="Times New Roman" w:eastAsia="標楷體" w:hAnsi="Times New Roman" w:cs="Times New Roman" w:hint="eastAsia"/>
@@ -5769,6 +5879,7 @@
         </w:rPr>
         <w:t>[Reference]</w:t>
       </w:r>
+      <w:proofErr w:type="gramStart"/>
       <w:r>
         <w:rPr>
           <w:rFonts w:ascii="Times New Roman" w:eastAsia="標楷體" w:hAnsi="Times New Roman" w:cs="Times New Roman" w:hint="eastAsia"/>
@@ -5787,6 +5898,7 @@
         </w:rPr>
         <w:t>演算法</w:t>
       </w:r>
+      <w:proofErr w:type="gramEnd"/>
       <w:r>
         <w:rPr>
           <w:rFonts w:ascii="Times New Roman" w:eastAsia="標楷體" w:hAnsi="Times New Roman" w:cs="Times New Roman" w:hint="eastAsia"/>
@@ -6292,7 +6404,21 @@
         <w:rPr>
           <w:rFonts w:ascii="Times New Roman" w:eastAsia="標楷體" w:hAnsi="Times New Roman" w:cs="Times New Roman"/>
         </w:rPr>
-        <w:t>每個顧客僅允許被</w:t>
+        <w:t>每</w:t>
+      </w:r>
+      <w:proofErr w:type="gramStart"/>
+      <w:r>
+        <w:rPr>
+          <w:rFonts w:ascii="Times New Roman" w:eastAsia="標楷體" w:hAnsi="Times New Roman" w:cs="Times New Roman"/>
+        </w:rPr>
+        <w:t>個</w:t>
+      </w:r>
+      <w:proofErr w:type="gramEnd"/>
+      <w:r>
+        <w:rPr>
+          <w:rFonts w:ascii="Times New Roman" w:eastAsia="標楷體" w:hAnsi="Times New Roman" w:cs="Times New Roman"/>
+        </w:rPr>
+        <w:t>顧客僅允許被</w:t>
       </w:r>
       <w:r>
         <w:rPr>
@@ -6348,7 +6474,21 @@
         <w:rPr>
           <w:rFonts w:ascii="Times New Roman" w:eastAsia="標楷體" w:hAnsi="Times New Roman" w:cs="Times New Roman"/>
         </w:rPr>
-        <w:t>每個顧客都必須完成</w:t>
+        <w:t>每</w:t>
+      </w:r>
+      <w:proofErr w:type="gramStart"/>
+      <w:r>
+        <w:rPr>
+          <w:rFonts w:ascii="Times New Roman" w:eastAsia="標楷體" w:hAnsi="Times New Roman" w:cs="Times New Roman"/>
+        </w:rPr>
+        <w:t>個</w:t>
+      </w:r>
+      <w:proofErr w:type="gramEnd"/>
+      <w:r>
+        <w:rPr>
+          <w:rFonts w:ascii="Times New Roman" w:eastAsia="標楷體" w:hAnsi="Times New Roman" w:cs="Times New Roman"/>
+        </w:rPr>
+        <w:t>顧客都必須完成</w:t>
       </w:r>
       <w:r>
         <w:rPr>
@@ -6439,8 +6579,16 @@
         <w:rPr>
           <w:rFonts w:ascii="Times New Roman" w:eastAsia="標楷體" w:hAnsi="Times New Roman" w:cs="Times New Roman" w:hint="eastAsia"/>
         </w:rPr>
-        <w:t>體之一</w:t>
-      </w:r>
+        <w:t>體之</w:t>
+      </w:r>
+      <w:proofErr w:type="gramStart"/>
+      <w:r>
+        <w:rPr>
+          <w:rFonts w:ascii="Times New Roman" w:eastAsia="標楷體" w:hAnsi="Times New Roman" w:cs="Times New Roman" w:hint="eastAsia"/>
+        </w:rPr>
+        <w:t>一</w:t>
+      </w:r>
+      <w:proofErr w:type="gramEnd"/>
       <w:r>
         <w:rPr>
           <w:rFonts w:ascii="Times New Roman" w:eastAsia="標楷體" w:hAnsi="Times New Roman" w:cs="Times New Roman"/>
@@ -6483,11 +6631,19 @@
         </w:rPr>
         <w:t>均具有一個固定的</w:t>
       </w:r>
-      <w:r>
-        <w:rPr>
-          <w:rFonts w:ascii="Times New Roman" w:eastAsia="標楷體" w:hAnsi="Times New Roman" w:cs="Times New Roman"/>
-        </w:rPr>
-        <w:t>的最大載貨量</w:t>
+      <w:proofErr w:type="gramStart"/>
+      <w:r>
+        <w:rPr>
+          <w:rFonts w:ascii="Times New Roman" w:eastAsia="標楷體" w:hAnsi="Times New Roman" w:cs="Times New Roman"/>
+        </w:rPr>
+        <w:t>的</w:t>
+      </w:r>
+      <w:proofErr w:type="gramEnd"/>
+      <w:r>
+        <w:rPr>
+          <w:rFonts w:ascii="Times New Roman" w:eastAsia="標楷體" w:hAnsi="Times New Roman" w:cs="Times New Roman"/>
+        </w:rPr>
+        <w:t>最大載貨量</w:t>
       </w:r>
       <w:r>
         <w:rPr>
@@ -6757,8 +6913,16 @@
         <w:rPr>
           <w:rFonts w:ascii="Times New Roman" w:eastAsia="標楷體" w:hAnsi="Times New Roman" w:cs="Times New Roman" w:hint="eastAsia"/>
         </w:rPr>
-        <w:t>群，並對每個</w:t>
-      </w:r>
+        <w:t>群，並對每</w:t>
+      </w:r>
+      <w:proofErr w:type="gramStart"/>
+      <w:r>
+        <w:rPr>
+          <w:rFonts w:ascii="Times New Roman" w:eastAsia="標楷體" w:hAnsi="Times New Roman" w:cs="Times New Roman" w:hint="eastAsia"/>
+        </w:rPr>
+        <w:t>個</w:t>
+      </w:r>
+      <w:proofErr w:type="gramEnd"/>
       <w:r>
         <w:rPr>
           <w:rFonts w:ascii="Times New Roman" w:eastAsia="標楷體" w:hAnsi="Times New Roman" w:cs="Times New Roman" w:hint="eastAsia"/>
@@ -6769,7 +6933,14 @@
         <w:rPr>
           <w:rFonts w:ascii="Times New Roman" w:eastAsia="標楷體" w:hAnsi="Times New Roman" w:cs="Times New Roman" w:hint="eastAsia"/>
         </w:rPr>
-        <w:t>群進行配送路徑規劃，以同時保留容量約束並縮短計算時間。分群所得的初步解</w:t>
+        <w:t>群進行配送路徑規劃，以同時保留容量約束並縮短計算時間。分群所得的</w:t>
+      </w:r>
+      <w:proofErr w:type="gramStart"/>
+      <w:r>
+        <w:rPr>
+          <w:rFonts w:ascii="Times New Roman" w:eastAsia="標楷體" w:hAnsi="Times New Roman" w:cs="Times New Roman" w:hint="eastAsia"/>
+        </w:rPr>
+        <w:t>初步解</w:t>
       </w:r>
       <w:r>
         <w:rPr>
@@ -6781,8 +6952,23 @@
         <w:rPr>
           <w:rFonts w:ascii="Times New Roman" w:eastAsia="標楷體" w:hAnsi="Times New Roman" w:cs="Times New Roman" w:hint="eastAsia"/>
         </w:rPr>
-        <w:t>作為後續啟發式或精確</w:t>
-      </w:r>
+        <w:t>作為</w:t>
+      </w:r>
+      <w:proofErr w:type="gramEnd"/>
+      <w:r>
+        <w:rPr>
+          <w:rFonts w:ascii="Times New Roman" w:eastAsia="標楷體" w:hAnsi="Times New Roman" w:cs="Times New Roman" w:hint="eastAsia"/>
+        </w:rPr>
+        <w:t>後續</w:t>
+      </w:r>
+      <w:proofErr w:type="gramStart"/>
+      <w:r>
+        <w:rPr>
+          <w:rFonts w:ascii="Times New Roman" w:eastAsia="標楷體" w:hAnsi="Times New Roman" w:cs="Times New Roman" w:hint="eastAsia"/>
+        </w:rPr>
+        <w:t>啟發式或精確</w:t>
+      </w:r>
+      <w:proofErr w:type="gramEnd"/>
       <w:r>
         <w:rPr>
           <w:rFonts w:ascii="Times New Roman" w:eastAsia="標楷體" w:hAnsi="Times New Roman" w:cs="Times New Roman" w:hint="eastAsia"/>
@@ -6793,7 +6979,21 @@
         <w:rPr>
           <w:rFonts w:ascii="Times New Roman" w:eastAsia="標楷體" w:hAnsi="Times New Roman" w:cs="Times New Roman" w:hint="eastAsia"/>
         </w:rPr>
-        <w:t>法的初始解，以提升整體求解效率與路徑品質。</w:t>
+        <w:t>法的</w:t>
+      </w:r>
+      <w:proofErr w:type="gramStart"/>
+      <w:r>
+        <w:rPr>
+          <w:rFonts w:ascii="Times New Roman" w:eastAsia="標楷體" w:hAnsi="Times New Roman" w:cs="Times New Roman" w:hint="eastAsia"/>
+        </w:rPr>
+        <w:t>初始解</w:t>
+      </w:r>
+      <w:proofErr w:type="gramEnd"/>
+      <w:r>
+        <w:rPr>
+          <w:rFonts w:ascii="Times New Roman" w:eastAsia="標楷體" w:hAnsi="Times New Roman" w:cs="Times New Roman" w:hint="eastAsia"/>
+        </w:rPr>
+        <w:t>，以提升整體求解效率與路徑品質。</w:t>
       </w:r>
     </w:p>
     <w:p>
@@ -6907,7 +7107,21 @@
         <w:rPr>
           <w:rFonts w:ascii="Times New Roman" w:eastAsia="標楷體" w:hAnsi="Times New Roman" w:cs="Times New Roman" w:hint="eastAsia"/>
         </w:rPr>
-        <w:t>每個顧客節點必須在規定的時間區間內接受服務</w:t>
+        <w:t>每</w:t>
+      </w:r>
+      <w:proofErr w:type="gramStart"/>
+      <w:r>
+        <w:rPr>
+          <w:rFonts w:ascii="Times New Roman" w:eastAsia="標楷體" w:hAnsi="Times New Roman" w:cs="Times New Roman" w:hint="eastAsia"/>
+        </w:rPr>
+        <w:t>個</w:t>
+      </w:r>
+      <w:proofErr w:type="gramEnd"/>
+      <w:r>
+        <w:rPr>
+          <w:rFonts w:ascii="Times New Roman" w:eastAsia="標楷體" w:hAnsi="Times New Roman" w:cs="Times New Roman" w:hint="eastAsia"/>
+        </w:rPr>
+        <w:t>顧客節點必須在規定的時間區間內接受服務</w:t>
       </w:r>
       <w:r>
         <w:rPr>
@@ -6967,7 +7181,21 @@
         <w:rPr>
           <w:rFonts w:ascii="Times New Roman" w:eastAsia="標楷體" w:hAnsi="Times New Roman" w:cs="Times New Roman"/>
         </w:rPr>
-        <w:t>學術研究與實務應用中均被廣泛探討</w:t>
+        <w:t>學術研究與實務應用</w:t>
+      </w:r>
+      <w:proofErr w:type="gramStart"/>
+      <w:r>
+        <w:rPr>
+          <w:rFonts w:ascii="Times New Roman" w:eastAsia="標楷體" w:hAnsi="Times New Roman" w:cs="Times New Roman"/>
+        </w:rPr>
+        <w:t>中均被廣泛</w:t>
+      </w:r>
+      <w:proofErr w:type="gramEnd"/>
+      <w:r>
+        <w:rPr>
+          <w:rFonts w:ascii="Times New Roman" w:eastAsia="標楷體" w:hAnsi="Times New Roman" w:cs="Times New Roman"/>
+        </w:rPr>
+        <w:t>探討</w:t>
       </w:r>
       <w:r>
         <w:rPr>
@@ -7103,18 +7331,27 @@
         </w:rPr>
         <w:t>強調</w:t>
       </w:r>
+      <w:proofErr w:type="gramStart"/>
       <w:r>
         <w:rPr>
           <w:rFonts w:ascii="Times New Roman" w:eastAsia="標楷體" w:hAnsi="Times New Roman" w:cs="Times New Roman" w:hint="eastAsia"/>
           <w:color w:val="00B0F0"/>
         </w:rPr>
-        <w:t>初始群品質對於</w:t>
-      </w:r>
+        <w:t>初始群品質</w:t>
+      </w:r>
+      <w:proofErr w:type="gramEnd"/>
       <w:r>
         <w:rPr>
           <w:rFonts w:ascii="Times New Roman" w:eastAsia="標楷體" w:hAnsi="Times New Roman" w:cs="Times New Roman" w:hint="eastAsia"/>
           <w:color w:val="00B0F0"/>
         </w:rPr>
+        <w:t>對於</w:t>
+      </w:r>
+      <w:r>
+        <w:rPr>
+          <w:rFonts w:ascii="Times New Roman" w:eastAsia="標楷體" w:hAnsi="Times New Roman" w:cs="Times New Roman" w:hint="eastAsia"/>
+          <w:color w:val="00B0F0"/>
+        </w:rPr>
         <w:t>GA</w:t>
       </w:r>
       <w:r>
@@ -7241,7 +7478,23 @@
           <w:rFonts w:ascii="Times New Roman" w:eastAsia="標楷體" w:hAnsi="Times New Roman" w:cs="Times New Roman" w:hint="eastAsia"/>
           <w:color w:val="00B0F0"/>
         </w:rPr>
-        <w:t>四種分群方法在產生初始解時的表現。</w:t>
+        <w:t>四種分群方法在產生初</w:t>
+      </w:r>
+      <w:proofErr w:type="gramStart"/>
+      <w:r>
+        <w:rPr>
+          <w:rFonts w:ascii="Times New Roman" w:eastAsia="標楷體" w:hAnsi="Times New Roman" w:cs="Times New Roman" w:hint="eastAsia"/>
+          <w:color w:val="00B0F0"/>
+        </w:rPr>
+        <w:t>始解時</w:t>
+      </w:r>
+      <w:proofErr w:type="gramEnd"/>
+      <w:r>
+        <w:rPr>
+          <w:rFonts w:ascii="Times New Roman" w:eastAsia="標楷體" w:hAnsi="Times New Roman" w:cs="Times New Roman" w:hint="eastAsia"/>
+          <w:color w:val="00B0F0"/>
+        </w:rPr>
+        <w:t>的表現。</w:t>
       </w:r>
       <w:r>
         <w:rPr>
@@ -7457,6 +7710,7 @@
         </w:rPr>
         <w:t>中</w:t>
       </w:r>
+      <w:proofErr w:type="gramStart"/>
       <w:r>
         <w:rPr>
           <w:rFonts w:ascii="Times New Roman" w:eastAsia="標楷體" w:hAnsi="Times New Roman" w:cs="Times New Roman" w:hint="eastAsia"/>
@@ -7467,7 +7721,14 @@
         <w:rPr>
           <w:rFonts w:ascii="Times New Roman" w:eastAsia="標楷體" w:hAnsi="Times New Roman" w:cs="Times New Roman" w:hint="eastAsia"/>
         </w:rPr>
-        <w:t>入鄰域搜尋以改善解品質，當</w:t>
+        <w:t>入鄰域搜尋</w:t>
+      </w:r>
+      <w:proofErr w:type="gramEnd"/>
+      <w:r>
+        <w:rPr>
+          <w:rFonts w:ascii="Times New Roman" w:eastAsia="標楷體" w:hAnsi="Times New Roman" w:cs="Times New Roman" w:hint="eastAsia"/>
+        </w:rPr>
+        <w:t>以改善解品質，當</w:t>
       </w:r>
       <w:r>
         <w:rPr>
@@ -7660,6 +7921,7 @@
         </w:rPr>
         <w:t>測試案例的實驗結果顯示，所提出的方法在保持計算效率的同時，亦能產生高品質解，顯示</w:t>
       </w:r>
+      <w:proofErr w:type="gramStart"/>
       <w:r>
         <w:rPr>
           <w:rFonts w:ascii="Times New Roman" w:eastAsia="標楷體" w:hAnsi="Times New Roman" w:cs="Times New Roman" w:hint="eastAsia"/>
@@ -7676,7 +7938,14 @@
         <w:rPr>
           <w:rFonts w:ascii="Times New Roman" w:eastAsia="標楷體" w:hAnsi="Times New Roman" w:cs="Times New Roman"/>
         </w:rPr>
-        <w:t>混合啟發式演算法在現代物流配送與路線優化中的有效性。</w:t>
+        <w:t>混合</w:t>
+      </w:r>
+      <w:proofErr w:type="gramEnd"/>
+      <w:r>
+        <w:rPr>
+          <w:rFonts w:ascii="Times New Roman" w:eastAsia="標楷體" w:hAnsi="Times New Roman" w:cs="Times New Roman"/>
+        </w:rPr>
+        <w:t>啟發式演算法在現代物流配送與路線優化中的有效性。</w:t>
       </w:r>
     </w:p>
     <w:p>
@@ -8219,6 +8488,7 @@
         </w:rPr>
         <w:t>在</w:t>
       </w:r>
+      <w:proofErr w:type="gramStart"/>
       <w:r>
         <w:rPr>
           <w:rFonts w:ascii="Times New Roman" w:eastAsia="標楷體" w:hAnsi="Times New Roman" w:cs="Times New Roman" w:hint="eastAsia"/>
@@ -8226,6 +8496,7 @@
         </w:rPr>
         <w:t>建構解的</w:t>
       </w:r>
+      <w:proofErr w:type="gramEnd"/>
       <w:r>
         <w:rPr>
           <w:rFonts w:ascii="Times New Roman" w:eastAsia="標楷體" w:hAnsi="Times New Roman" w:cs="Times New Roman" w:hint="eastAsia"/>
@@ -8472,12 +8743,14 @@
         </w:rPr>
         <w:t>每</w:t>
       </w:r>
+      <w:proofErr w:type="gramStart"/>
       <w:r>
         <w:rPr>
           <w:rFonts w:ascii="Times New Roman" w:eastAsia="標楷體" w:hAnsi="Times New Roman" w:cs="Times New Roman" w:hint="eastAsia"/>
         </w:rPr>
         <w:t>個</w:t>
       </w:r>
+      <w:proofErr w:type="gramEnd"/>
       <w:r>
         <w:rPr>
           <w:rFonts w:ascii="Times New Roman" w:eastAsia="標楷體" w:hAnsi="Times New Roman" w:cs="Times New Roman"/>
@@ -8649,7 +8922,7 @@
         <w:ind w:firstLine="480"/>
         <w:jc w:val="both"/>
         <w:rPr>
-          <w:rFonts w:ascii="Times New Roman" w:eastAsia="標楷體" w:hAnsi="Times New Roman" w:cs="Times New Roman" w:hint="eastAsia"/>
+          <w:rFonts w:ascii="Times New Roman" w:eastAsia="標楷體" w:hAnsi="Times New Roman" w:cs="Times New Roman"/>
           <w:color w:val="EE0000"/>
         </w:rPr>
       </w:pPr>
@@ -8800,14 +9073,36 @@
         <w:rPr>
           <w:rFonts w:ascii="Times New Roman" w:eastAsia="標楷體" w:hAnsi="Times New Roman" w:cs="Times New Roman" w:hint="eastAsia"/>
         </w:rPr>
-        <w:t>提出的元啟發式演算法，透過模擬螞蟻在覓食過程中釋放費洛蒙尋找最短路徑的行為來解決組合最佳化問題。在建構解的過程中，</w:t>
-      </w:r>
-      <w:r>
-        <w:rPr>
-          <w:rFonts w:ascii="Times New Roman" w:eastAsia="標楷體" w:hAnsi="Times New Roman" w:cs="Times New Roman" w:hint="eastAsia"/>
-        </w:rPr>
-        <w:t>每隻螞蟻</w:t>
-      </w:r>
+        <w:t>提出的元啟發式演算法，透過模擬螞蟻在覓食過程中釋放費洛蒙尋找最短路徑的行為來解決組合最佳化問題。在</w:t>
+      </w:r>
+      <w:proofErr w:type="gramStart"/>
+      <w:r>
+        <w:rPr>
+          <w:rFonts w:ascii="Times New Roman" w:eastAsia="標楷體" w:hAnsi="Times New Roman" w:cs="Times New Roman" w:hint="eastAsia"/>
+        </w:rPr>
+        <w:t>建構解的</w:t>
+      </w:r>
+      <w:proofErr w:type="gramEnd"/>
+      <w:r>
+        <w:rPr>
+          <w:rFonts w:ascii="Times New Roman" w:eastAsia="標楷體" w:hAnsi="Times New Roman" w:cs="Times New Roman" w:hint="eastAsia"/>
+        </w:rPr>
+        <w:t>過程中，</w:t>
+      </w:r>
+      <w:r>
+        <w:rPr>
+          <w:rFonts w:ascii="Times New Roman" w:eastAsia="標楷體" w:hAnsi="Times New Roman" w:cs="Times New Roman" w:hint="eastAsia"/>
+        </w:rPr>
+        <w:t>每</w:t>
+      </w:r>
+      <w:proofErr w:type="gramStart"/>
+      <w:r>
+        <w:rPr>
+          <w:rFonts w:ascii="Times New Roman" w:eastAsia="標楷體" w:hAnsi="Times New Roman" w:cs="Times New Roman" w:hint="eastAsia"/>
+        </w:rPr>
+        <w:t>隻螞蟻</w:t>
+      </w:r>
+      <w:proofErr w:type="gramEnd"/>
       <w:r>
         <w:rPr>
           <w:rFonts w:ascii="Times New Roman" w:eastAsia="標楷體" w:hAnsi="Times New Roman" w:cs="Times New Roman" w:hint="eastAsia"/>
@@ -8924,7 +9219,7 @@
         <w:ind w:firstLine="480"/>
         <w:jc w:val="both"/>
         <w:rPr>
-          <w:rFonts w:ascii="Times New Roman" w:eastAsia="標楷體" w:hAnsi="Times New Roman" w:cs="Times New Roman" w:hint="eastAsia"/>
+          <w:rFonts w:ascii="Times New Roman" w:eastAsia="標楷體" w:hAnsi="Times New Roman" w:cs="Times New Roman"/>
           <w:color w:val="EE0000"/>
         </w:rPr>
       </w:pPr>
@@ -9026,12 +9321,14 @@
           <w:rFonts w:ascii="Times New Roman" w:eastAsia="標楷體" w:hAnsi="Times New Roman" w:cs="Times New Roman"/>
         </w:rPr>
       </w:pPr>
+      <w:proofErr w:type="gramStart"/>
       <w:r>
         <w:rPr>
           <w:rFonts w:ascii="Times New Roman" w:eastAsia="標楷體" w:hAnsi="Times New Roman" w:cs="Times New Roman" w:hint="eastAsia"/>
         </w:rPr>
         <w:t>多目標蟻群演算法</w:t>
       </w:r>
+      <w:proofErr w:type="gramEnd"/>
       <w:r>
         <w:rPr>
           <w:rFonts w:ascii="Times New Roman" w:eastAsia="標楷體" w:hAnsi="Times New Roman" w:cs="Times New Roman" w:hint="eastAsia"/>
@@ -9452,8 +9749,16 @@
         <w:rPr>
           <w:rFonts w:ascii="Times New Roman" w:eastAsia="標楷體" w:hAnsi="Times New Roman" w:cs="Times New Roman"/>
         </w:rPr>
-        <w:t>店舖</w:t>
-      </w:r>
+        <w:t>店</w:t>
+      </w:r>
+      <w:proofErr w:type="gramStart"/>
+      <w:r>
+        <w:rPr>
+          <w:rFonts w:ascii="Times New Roman" w:eastAsia="標楷體" w:hAnsi="Times New Roman" w:cs="Times New Roman"/>
+        </w:rPr>
+        <w:t>舖</w:t>
+      </w:r>
+      <w:proofErr w:type="gramEnd"/>
       <w:r>
         <w:rPr>
           <w:rFonts w:ascii="Times New Roman" w:eastAsia="標楷體" w:hAnsi="Times New Roman" w:cs="Times New Roman"/>
@@ -9539,7 +9844,21 @@
         <w:rPr>
           <w:rFonts w:ascii="Times New Roman" w:eastAsia="標楷體" w:hAnsi="Times New Roman" w:cs="Times New Roman"/>
         </w:rPr>
-        <w:t>在不更動主線配送</w:t>
+        <w:t>在</w:t>
+      </w:r>
+      <w:proofErr w:type="gramStart"/>
+      <w:r>
+        <w:rPr>
+          <w:rFonts w:ascii="Times New Roman" w:eastAsia="標楷體" w:hAnsi="Times New Roman" w:cs="Times New Roman"/>
+        </w:rPr>
+        <w:t>不</w:t>
+      </w:r>
+      <w:proofErr w:type="gramEnd"/>
+      <w:r>
+        <w:rPr>
+          <w:rFonts w:ascii="Times New Roman" w:eastAsia="標楷體" w:hAnsi="Times New Roman" w:cs="Times New Roman"/>
+        </w:rPr>
+        <w:t>更動主線配送</w:t>
       </w:r>
       <w:r>
         <w:rPr>
@@ -9599,8 +9918,16 @@
         <w:rPr>
           <w:rFonts w:ascii="Times New Roman" w:eastAsia="標楷體" w:hAnsi="Times New Roman" w:cs="Times New Roman"/>
         </w:rPr>
-        <w:t>店舖</w:t>
-      </w:r>
+        <w:t>店</w:t>
+      </w:r>
+      <w:proofErr w:type="gramStart"/>
+      <w:r>
+        <w:rPr>
+          <w:rFonts w:ascii="Times New Roman" w:eastAsia="標楷體" w:hAnsi="Times New Roman" w:cs="Times New Roman"/>
+        </w:rPr>
+        <w:t>舖</w:t>
+      </w:r>
+      <w:proofErr w:type="gramEnd"/>
       <w:r>
         <w:rPr>
           <w:rFonts w:ascii="Times New Roman" w:eastAsia="標楷體" w:hAnsi="Times New Roman" w:cs="Times New Roman"/>
@@ -9716,7 +10043,19 @@
         <w:rPr>
           <w:rFonts w:ascii="Times New Roman" w:eastAsia="標楷體" w:hAnsi="Times New Roman" w:cs="Times New Roman"/>
         </w:rPr>
-        <w:t>在配送過程中，本研究根據「全台物流</w:t>
+        <w:t>在配送過程中，本研究根據「</w:t>
+      </w:r>
+      <w:r>
+        <w:rPr>
+          <w:rFonts w:ascii="Times New Roman" w:eastAsia="標楷體" w:hAnsi="Times New Roman" w:cs="Times New Roman" w:hint="eastAsia"/>
+        </w:rPr>
+        <w:t>A</w:t>
+      </w:r>
+      <w:r>
+        <w:rPr>
+          <w:rFonts w:ascii="Times New Roman" w:eastAsia="標楷體" w:hAnsi="Times New Roman" w:cs="Times New Roman"/>
+        </w:rPr>
+        <w:t>物流</w:t>
       </w:r>
       <w:r>
         <w:rPr>
@@ -9766,14 +10105,30 @@
         <w:rPr>
           <w:rFonts w:ascii="Times New Roman" w:eastAsia="標楷體" w:hAnsi="Times New Roman" w:cs="Times New Roman"/>
         </w:rPr>
-        <w:t>店舖</w:t>
-      </w:r>
-      <w:r>
-        <w:rPr>
-          <w:rFonts w:ascii="Times New Roman" w:eastAsia="標楷體" w:hAnsi="Times New Roman" w:cs="Times New Roman"/>
-        </w:rPr>
-        <w:t>的貨物材積量計算，總貨物材積量除以</w:t>
-      </w:r>
+        <w:t>店</w:t>
+      </w:r>
+      <w:proofErr w:type="gramStart"/>
+      <w:r>
+        <w:rPr>
+          <w:rFonts w:ascii="Times New Roman" w:eastAsia="標楷體" w:hAnsi="Times New Roman" w:cs="Times New Roman"/>
+        </w:rPr>
+        <w:t>舖</w:t>
+      </w:r>
+      <w:proofErr w:type="gramEnd"/>
+      <w:r>
+        <w:rPr>
+          <w:rFonts w:ascii="Times New Roman" w:eastAsia="標楷體" w:hAnsi="Times New Roman" w:cs="Times New Roman"/>
+        </w:rPr>
+        <w:t>的貨物材積量計算，總貨物</w:t>
+      </w:r>
+      <w:proofErr w:type="gramStart"/>
+      <w:r>
+        <w:rPr>
+          <w:rFonts w:ascii="Times New Roman" w:eastAsia="標楷體" w:hAnsi="Times New Roman" w:cs="Times New Roman"/>
+        </w:rPr>
+        <w:t>材積量除以</w:t>
+      </w:r>
+      <w:proofErr w:type="gramEnd"/>
       <w:r>
         <w:rPr>
           <w:rFonts w:ascii="Times New Roman" w:eastAsia="標楷體" w:hAnsi="Times New Roman" w:cs="Times New Roman" w:hint="eastAsia"/>
@@ -9854,8 +10209,16 @@
         <w:rPr>
           <w:rFonts w:ascii="Times New Roman" w:eastAsia="標楷體" w:hAnsi="Times New Roman" w:cs="Times New Roman"/>
         </w:rPr>
-        <w:t>店舖</w:t>
-      </w:r>
+        <w:t>店</w:t>
+      </w:r>
+      <w:proofErr w:type="gramStart"/>
+      <w:r>
+        <w:rPr>
+          <w:rFonts w:ascii="Times New Roman" w:eastAsia="標楷體" w:hAnsi="Times New Roman" w:cs="Times New Roman"/>
+        </w:rPr>
+        <w:t>舖</w:t>
+      </w:r>
+      <w:proofErr w:type="gramEnd"/>
       <w:r>
         <w:rPr>
           <w:rFonts w:ascii="Times New Roman" w:eastAsia="標楷體" w:hAnsi="Times New Roman" w:cs="Times New Roman"/>
@@ -9878,29 +10241,41 @@
         <w:rPr>
           <w:rFonts w:ascii="Times New Roman" w:eastAsia="標楷體" w:hAnsi="Times New Roman" w:cs="Times New Roman"/>
         </w:rPr>
-        <w:t>，到店時間應於表定</w:t>
-      </w:r>
-      <w:r>
-        <w:rPr>
-          <w:rFonts w:ascii="Times New Roman" w:eastAsia="標楷體" w:hAnsi="Times New Roman" w:cs="Times New Roman"/>
+        <w:t>，到店時間</w:t>
+      </w:r>
+      <w:proofErr w:type="gramStart"/>
+      <w:r>
+        <w:rPr>
+          <w:rFonts w:ascii="Times New Roman" w:eastAsia="標楷體" w:hAnsi="Times New Roman" w:cs="Times New Roman"/>
+        </w:rPr>
+        <w:t>應於表定</w:t>
+      </w:r>
+      <w:proofErr w:type="gramEnd"/>
+      <w:r>
+        <w:rPr>
+          <w:rFonts w:ascii="Times New Roman" w:eastAsia="標楷體" w:hAnsi="Times New Roman" w:cs="Times New Roman"/>
+          <w:color w:val="EE0000"/>
         </w:rPr>
         <w:t>三十</w:t>
       </w:r>
       <w:r>
         <w:rPr>
           <w:rFonts w:ascii="Times New Roman" w:eastAsia="標楷體" w:hAnsi="Times New Roman" w:cs="Times New Roman"/>
+          <w:color w:val="EE0000"/>
         </w:rPr>
         <w:t>分鐘前至後</w:t>
       </w:r>
       <w:r>
         <w:rPr>
           <w:rFonts w:ascii="Times New Roman" w:eastAsia="標楷體" w:hAnsi="Times New Roman" w:cs="Times New Roman"/>
+          <w:color w:val="EE0000"/>
         </w:rPr>
         <w:t>一</w:t>
       </w:r>
       <w:r>
         <w:rPr>
           <w:rFonts w:ascii="Times New Roman" w:eastAsia="標楷體" w:hAnsi="Times New Roman" w:cs="Times New Roman"/>
+          <w:color w:val="EE0000"/>
         </w:rPr>
         <w:t>小時內</w:t>
       </w:r>
@@ -9990,8 +10365,16 @@
         <w:rPr>
           <w:rFonts w:ascii="Times New Roman" w:eastAsia="標楷體" w:hAnsi="Times New Roman" w:cs="Times New Roman"/>
         </w:rPr>
-        <w:t>店舖</w:t>
-      </w:r>
+        <w:t>店</w:t>
+      </w:r>
+      <w:proofErr w:type="gramStart"/>
+      <w:r>
+        <w:rPr>
+          <w:rFonts w:ascii="Times New Roman" w:eastAsia="標楷體" w:hAnsi="Times New Roman" w:cs="Times New Roman"/>
+        </w:rPr>
+        <w:t>舖</w:t>
+      </w:r>
+      <w:proofErr w:type="gramEnd"/>
       <w:r>
         <w:rPr>
           <w:rFonts w:ascii="Times New Roman" w:eastAsia="標楷體" w:hAnsi="Times New Roman" w:cs="Times New Roman"/>
@@ -10008,8 +10391,16 @@
         <w:rPr>
           <w:rFonts w:ascii="Times New Roman" w:eastAsia="標楷體" w:hAnsi="Times New Roman" w:cs="Times New Roman"/>
         </w:rPr>
-        <w:t>店舖</w:t>
-      </w:r>
+        <w:t>店</w:t>
+      </w:r>
+      <w:proofErr w:type="gramStart"/>
+      <w:r>
+        <w:rPr>
+          <w:rFonts w:ascii="Times New Roman" w:eastAsia="標楷體" w:hAnsi="Times New Roman" w:cs="Times New Roman"/>
+        </w:rPr>
+        <w:t>舖</w:t>
+      </w:r>
+      <w:proofErr w:type="gramEnd"/>
       <w:r>
         <w:rPr>
           <w:rFonts w:ascii="Times New Roman" w:eastAsia="標楷體" w:hAnsi="Times New Roman" w:cs="Times New Roman"/>
@@ -10046,8 +10437,16 @@
         <w:rPr>
           <w:rFonts w:ascii="Times New Roman" w:eastAsia="標楷體" w:hAnsi="Times New Roman" w:cs="Times New Roman"/>
         </w:rPr>
-        <w:t>店舖</w:t>
-      </w:r>
+        <w:t>店</w:t>
+      </w:r>
+      <w:proofErr w:type="gramStart"/>
+      <w:r>
+        <w:rPr>
+          <w:rFonts w:ascii="Times New Roman" w:eastAsia="標楷體" w:hAnsi="Times New Roman" w:cs="Times New Roman"/>
+        </w:rPr>
+        <w:t>舖</w:t>
+      </w:r>
+      <w:proofErr w:type="gramEnd"/>
       <w:r>
         <w:rPr>
           <w:rFonts w:ascii="Times New Roman" w:eastAsia="標楷體" w:hAnsi="Times New Roman" w:cs="Times New Roman"/>
@@ -10079,38 +10478,76 @@
           <w:rFonts w:ascii="Times New Roman" w:eastAsia="標楷體" w:hAnsi="Times New Roman" w:cs="Times New Roman"/>
         </w:rPr>
         <w:lastRenderedPageBreak/>
+        <w:t>店</w:t>
+      </w:r>
+      <w:proofErr w:type="gramStart"/>
+      <w:r>
+        <w:rPr>
+          <w:rFonts w:ascii="Times New Roman" w:eastAsia="標楷體" w:hAnsi="Times New Roman" w:cs="Times New Roman"/>
+        </w:rPr>
+        <w:t>舖</w:t>
+      </w:r>
+      <w:proofErr w:type="gramEnd"/>
+      <w:r>
+        <w:rPr>
+          <w:rFonts w:ascii="Times New Roman" w:eastAsia="標楷體" w:hAnsi="Times New Roman" w:cs="Times New Roman"/>
+        </w:rPr>
+        <w:t>分為近、中和</w:t>
+      </w:r>
+      <w:proofErr w:type="gramStart"/>
+      <w:r>
+        <w:rPr>
+          <w:rFonts w:ascii="Times New Roman" w:eastAsia="標楷體" w:hAnsi="Times New Roman" w:cs="Times New Roman"/>
+        </w:rPr>
+        <w:t>遠區</w:t>
+      </w:r>
+      <w:r>
+        <w:rPr>
+          <w:rFonts w:ascii="Times New Roman" w:eastAsia="標楷體" w:hAnsi="Times New Roman" w:cs="Times New Roman"/>
+        </w:rPr>
+        <w:t>，近區</w:t>
+      </w:r>
+      <w:proofErr w:type="gramEnd"/>
+      <w:r>
+        <w:rPr>
+          <w:rFonts w:ascii="Times New Roman" w:eastAsia="標楷體" w:hAnsi="Times New Roman" w:cs="Times New Roman"/>
+        </w:rPr>
+        <w:t>與中區</w:t>
+      </w:r>
+      <w:r>
+        <w:rPr>
+          <w:rFonts w:ascii="Times New Roman" w:eastAsia="標楷體" w:hAnsi="Times New Roman" w:cs="Times New Roman"/>
+        </w:rPr>
+        <w:t>店</w:t>
+      </w:r>
+      <w:proofErr w:type="gramStart"/>
+      <w:r>
+        <w:rPr>
+          <w:rFonts w:ascii="Times New Roman" w:eastAsia="標楷體" w:hAnsi="Times New Roman" w:cs="Times New Roman"/>
+        </w:rPr>
+        <w:t>舖</w:t>
+      </w:r>
+      <w:proofErr w:type="gramEnd"/>
+      <w:r>
+        <w:rPr>
+          <w:rFonts w:ascii="Times New Roman" w:eastAsia="標楷體" w:hAnsi="Times New Roman" w:cs="Times New Roman"/>
+        </w:rPr>
+        <w:t>無需考慮方向問題，</w:t>
+      </w:r>
+      <w:proofErr w:type="gramStart"/>
+      <w:r>
+        <w:rPr>
+          <w:rFonts w:ascii="Times New Roman" w:eastAsia="標楷體" w:hAnsi="Times New Roman" w:cs="Times New Roman"/>
+        </w:rPr>
+        <w:t>遠區</w:t>
+      </w:r>
+      <w:r>
+        <w:rPr>
+          <w:rFonts w:ascii="Times New Roman" w:eastAsia="標楷體" w:hAnsi="Times New Roman" w:cs="Times New Roman"/>
+        </w:rPr>
         <w:t>店舖</w:t>
       </w:r>
-      <w:r>
-        <w:rPr>
-          <w:rFonts w:ascii="Times New Roman" w:eastAsia="標楷體" w:hAnsi="Times New Roman" w:cs="Times New Roman"/>
-        </w:rPr>
-        <w:t>分為近、中和遠區</w:t>
-      </w:r>
-      <w:r>
-        <w:rPr>
-          <w:rFonts w:ascii="Times New Roman" w:eastAsia="標楷體" w:hAnsi="Times New Roman" w:cs="Times New Roman"/>
-        </w:rPr>
-        <w:t>，近區與中區</w:t>
-      </w:r>
-      <w:r>
-        <w:rPr>
-          <w:rFonts w:ascii="Times New Roman" w:eastAsia="標楷體" w:hAnsi="Times New Roman" w:cs="Times New Roman"/>
-        </w:rPr>
-        <w:t>店舖</w:t>
-      </w:r>
-      <w:r>
-        <w:rPr>
-          <w:rFonts w:ascii="Times New Roman" w:eastAsia="標楷體" w:hAnsi="Times New Roman" w:cs="Times New Roman"/>
-        </w:rPr>
-        <w:t>無需考慮方向問題，遠區</w:t>
-      </w:r>
-      <w:r>
-        <w:rPr>
-          <w:rFonts w:ascii="Times New Roman" w:eastAsia="標楷體" w:hAnsi="Times New Roman" w:cs="Times New Roman"/>
-        </w:rPr>
-        <w:t>店舖</w:t>
-      </w:r>
+      <w:proofErr w:type="gramEnd"/>
       <w:r>
         <w:rPr>
           <w:rFonts w:ascii="Times New Roman" w:eastAsia="標楷體" w:hAnsi="Times New Roman" w:cs="Times New Roman"/>
@@ -10121,8 +10558,16 @@
         <w:rPr>
           <w:rFonts w:ascii="Times New Roman" w:eastAsia="標楷體" w:hAnsi="Times New Roman" w:cs="Times New Roman"/>
         </w:rPr>
-        <w:t>店舖</w:t>
-      </w:r>
+        <w:t>店</w:t>
+      </w:r>
+      <w:proofErr w:type="gramStart"/>
+      <w:r>
+        <w:rPr>
+          <w:rFonts w:ascii="Times New Roman" w:eastAsia="標楷體" w:hAnsi="Times New Roman" w:cs="Times New Roman"/>
+        </w:rPr>
+        <w:t>舖</w:t>
+      </w:r>
+      <w:proofErr w:type="gramEnd"/>
       <w:r>
         <w:rPr>
           <w:rFonts w:ascii="Times New Roman" w:eastAsia="標楷體" w:hAnsi="Times New Roman" w:cs="Times New Roman"/>
@@ -10133,8 +10578,16 @@
         <w:rPr>
           <w:rFonts w:ascii="Times New Roman" w:eastAsia="標楷體" w:hAnsi="Times New Roman" w:cs="Times New Roman"/>
         </w:rPr>
-        <w:t>店舖</w:t>
-      </w:r>
+        <w:t>店</w:t>
+      </w:r>
+      <w:proofErr w:type="gramStart"/>
+      <w:r>
+        <w:rPr>
+          <w:rFonts w:ascii="Times New Roman" w:eastAsia="標楷體" w:hAnsi="Times New Roman" w:cs="Times New Roman"/>
+        </w:rPr>
+        <w:t>舖</w:t>
+      </w:r>
+      <w:proofErr w:type="gramEnd"/>
       <w:r>
         <w:rPr>
           <w:rFonts w:ascii="Times New Roman" w:eastAsia="標楷體" w:hAnsi="Times New Roman" w:cs="Times New Roman"/>
@@ -10145,8 +10598,16 @@
         <w:rPr>
           <w:rFonts w:ascii="Times New Roman" w:eastAsia="標楷體" w:hAnsi="Times New Roman" w:cs="Times New Roman"/>
         </w:rPr>
-        <w:t>店舖</w:t>
-      </w:r>
+        <w:t>店</w:t>
+      </w:r>
+      <w:proofErr w:type="gramStart"/>
+      <w:r>
+        <w:rPr>
+          <w:rFonts w:ascii="Times New Roman" w:eastAsia="標楷體" w:hAnsi="Times New Roman" w:cs="Times New Roman"/>
+        </w:rPr>
+        <w:t>舖</w:t>
+      </w:r>
+      <w:proofErr w:type="gramEnd"/>
       <w:r>
         <w:rPr>
           <w:rFonts w:ascii="Times New Roman" w:eastAsia="標楷體" w:hAnsi="Times New Roman" w:cs="Times New Roman"/>
@@ -10263,8 +10724,16 @@
         <w:rPr>
           <w:rFonts w:ascii="Times New Roman" w:eastAsia="標楷體" w:hAnsi="Times New Roman" w:cs="Times New Roman"/>
         </w:rPr>
-        <w:t>店舖</w:t>
-      </w:r>
+        <w:t>店</w:t>
+      </w:r>
+      <w:proofErr w:type="gramStart"/>
+      <w:r>
+        <w:rPr>
+          <w:rFonts w:ascii="Times New Roman" w:eastAsia="標楷體" w:hAnsi="Times New Roman" w:cs="Times New Roman"/>
+        </w:rPr>
+        <w:t>舖</w:t>
+      </w:r>
+      <w:proofErr w:type="gramEnd"/>
       <w:r>
         <w:rPr>
           <w:rFonts w:ascii="Times New Roman" w:eastAsia="標楷體" w:hAnsi="Times New Roman" w:cs="Times New Roman"/>
@@ -10302,8 +10771,16 @@
         <w:rPr>
           <w:rFonts w:ascii="Times New Roman" w:eastAsia="標楷體" w:hAnsi="Times New Roman" w:cs="Times New Roman"/>
         </w:rPr>
-        <w:t>店舖</w:t>
-      </w:r>
+        <w:t>店</w:t>
+      </w:r>
+      <w:proofErr w:type="gramStart"/>
+      <w:r>
+        <w:rPr>
+          <w:rFonts w:ascii="Times New Roman" w:eastAsia="標楷體" w:hAnsi="Times New Roman" w:cs="Times New Roman"/>
+        </w:rPr>
+        <w:t>舖</w:t>
+      </w:r>
+      <w:proofErr w:type="gramEnd"/>
       <w:r>
         <w:rPr>
           <w:rFonts w:ascii="Times New Roman" w:eastAsia="標楷體" w:hAnsi="Times New Roman" w:cs="Times New Roman"/>
@@ -10374,8 +10851,16 @@
         <w:rPr>
           <w:rFonts w:ascii="Times New Roman" w:eastAsia="標楷體" w:hAnsi="Times New Roman" w:cs="Times New Roman"/>
         </w:rPr>
-        <w:t>店舖</w:t>
-      </w:r>
+        <w:t>店</w:t>
+      </w:r>
+      <w:proofErr w:type="gramStart"/>
+      <w:r>
+        <w:rPr>
+          <w:rFonts w:ascii="Times New Roman" w:eastAsia="標楷體" w:hAnsi="Times New Roman" w:cs="Times New Roman"/>
+        </w:rPr>
+        <w:t>舖</w:t>
+      </w:r>
+      <w:proofErr w:type="gramEnd"/>
       <w:r>
         <w:rPr>
           <w:rFonts w:ascii="Times New Roman" w:eastAsia="標楷體" w:hAnsi="Times New Roman" w:cs="Times New Roman"/>
@@ -10386,8 +10871,16 @@
         <w:rPr>
           <w:rFonts w:ascii="Times New Roman" w:eastAsia="標楷體" w:hAnsi="Times New Roman" w:cs="Times New Roman"/>
         </w:rPr>
-        <w:t>店舖</w:t>
-      </w:r>
+        <w:t>店</w:t>
+      </w:r>
+      <w:proofErr w:type="gramStart"/>
+      <w:r>
+        <w:rPr>
+          <w:rFonts w:ascii="Times New Roman" w:eastAsia="標楷體" w:hAnsi="Times New Roman" w:cs="Times New Roman"/>
+        </w:rPr>
+        <w:t>舖</w:t>
+      </w:r>
+      <w:proofErr w:type="gramEnd"/>
       <w:r>
         <w:rPr>
           <w:rFonts w:ascii="Times New Roman" w:eastAsia="標楷體" w:hAnsi="Times New Roman" w:cs="Times New Roman"/>
@@ -10431,8 +10924,16 @@
         <w:rPr>
           <w:rFonts w:ascii="Times New Roman" w:eastAsia="標楷體" w:hAnsi="Times New Roman" w:cs="Times New Roman"/>
         </w:rPr>
-        <w:t>店舖</w:t>
-      </w:r>
+        <w:t>店</w:t>
+      </w:r>
+      <w:proofErr w:type="gramStart"/>
+      <w:r>
+        <w:rPr>
+          <w:rFonts w:ascii="Times New Roman" w:eastAsia="標楷體" w:hAnsi="Times New Roman" w:cs="Times New Roman"/>
+        </w:rPr>
+        <w:t>舖</w:t>
+      </w:r>
+      <w:proofErr w:type="gramEnd"/>
       <w:r>
         <w:rPr>
           <w:rFonts w:ascii="Times New Roman" w:eastAsia="標楷體" w:hAnsi="Times New Roman" w:cs="Times New Roman"/>
@@ -10455,8 +10956,16 @@
         <w:rPr>
           <w:rFonts w:ascii="Times New Roman" w:eastAsia="標楷體" w:hAnsi="Times New Roman" w:cs="Times New Roman"/>
         </w:rPr>
-        <w:t>店舖</w:t>
-      </w:r>
+        <w:t>店</w:t>
+      </w:r>
+      <w:proofErr w:type="gramStart"/>
+      <w:r>
+        <w:rPr>
+          <w:rFonts w:ascii="Times New Roman" w:eastAsia="標楷體" w:hAnsi="Times New Roman" w:cs="Times New Roman"/>
+        </w:rPr>
+        <w:t>舖</w:t>
+      </w:r>
+      <w:proofErr w:type="gramEnd"/>
       <w:r>
         <w:rPr>
           <w:rFonts w:ascii="Times New Roman" w:eastAsia="標楷體" w:hAnsi="Times New Roman" w:cs="Times New Roman"/>
@@ -10467,8 +10976,16 @@
         <w:rPr>
           <w:rFonts w:ascii="Times New Roman" w:eastAsia="標楷體" w:hAnsi="Times New Roman" w:cs="Times New Roman"/>
         </w:rPr>
-        <w:t>店舖</w:t>
-      </w:r>
+        <w:t>店</w:t>
+      </w:r>
+      <w:proofErr w:type="gramStart"/>
+      <w:r>
+        <w:rPr>
+          <w:rFonts w:ascii="Times New Roman" w:eastAsia="標楷體" w:hAnsi="Times New Roman" w:cs="Times New Roman"/>
+        </w:rPr>
+        <w:t>舖</w:t>
+      </w:r>
+      <w:proofErr w:type="gramEnd"/>
       <w:r>
         <w:rPr>
           <w:rFonts w:ascii="Times New Roman" w:eastAsia="標楷體" w:hAnsi="Times New Roman" w:cs="Times New Roman"/>
@@ -10500,8 +11017,16 @@
         <w:rPr>
           <w:rFonts w:ascii="Times New Roman" w:eastAsia="標楷體" w:hAnsi="Times New Roman" w:cs="Times New Roman"/>
         </w:rPr>
-        <w:t>店舖</w:t>
-      </w:r>
+        <w:t>店</w:t>
+      </w:r>
+      <w:proofErr w:type="gramStart"/>
+      <w:r>
+        <w:rPr>
+          <w:rFonts w:ascii="Times New Roman" w:eastAsia="標楷體" w:hAnsi="Times New Roman" w:cs="Times New Roman"/>
+        </w:rPr>
+        <w:t>舖</w:t>
+      </w:r>
+      <w:proofErr w:type="gramEnd"/>
       <w:r>
         <w:rPr>
           <w:rFonts w:ascii="Times New Roman" w:eastAsia="標楷體" w:hAnsi="Times New Roman" w:cs="Times New Roman"/>
@@ -10518,19 +11043,49 @@
         <w:rPr>
           <w:rFonts w:ascii="Times New Roman" w:eastAsia="標楷體" w:hAnsi="Times New Roman" w:cs="Times New Roman"/>
         </w:rPr>
-        <w:t>根據與物流中心的距離劃分為近區、中區與遠區</w:t>
-      </w:r>
+        <w:t>根據與物流中心的距離劃分</w:t>
+      </w:r>
+      <w:proofErr w:type="gramStart"/>
+      <w:r>
+        <w:rPr>
+          <w:rFonts w:ascii="Times New Roman" w:eastAsia="標楷體" w:hAnsi="Times New Roman" w:cs="Times New Roman"/>
+        </w:rPr>
+        <w:t>為近區</w:t>
+      </w:r>
+      <w:proofErr w:type="gramEnd"/>
+      <w:r>
+        <w:rPr>
+          <w:rFonts w:ascii="Times New Roman" w:eastAsia="標楷體" w:hAnsi="Times New Roman" w:cs="Times New Roman"/>
+        </w:rPr>
+        <w:t>、中區</w:t>
+      </w:r>
+      <w:proofErr w:type="gramStart"/>
+      <w:r>
+        <w:rPr>
+          <w:rFonts w:ascii="Times New Roman" w:eastAsia="標楷體" w:hAnsi="Times New Roman" w:cs="Times New Roman"/>
+        </w:rPr>
+        <w:t>與遠區</w:t>
+      </w:r>
+      <w:proofErr w:type="gramEnd"/>
       <w:r>
         <w:rPr>
           <w:rFonts w:ascii="Times New Roman" w:eastAsia="標楷體" w:hAnsi="Times New Roman" w:cs="Times New Roman" w:hint="eastAsia"/>
         </w:rPr>
         <w:t>。</w:t>
       </w:r>
-      <w:r>
-        <w:rPr>
-          <w:rFonts w:ascii="Times New Roman" w:eastAsia="標楷體" w:hAnsi="Times New Roman" w:cs="Times New Roman"/>
-        </w:rPr>
-        <w:t>在近區與中區內規劃支援線時可不考慮方向一致性</w:t>
+      <w:proofErr w:type="gramStart"/>
+      <w:r>
+        <w:rPr>
+          <w:rFonts w:ascii="Times New Roman" w:eastAsia="標楷體" w:hAnsi="Times New Roman" w:cs="Times New Roman"/>
+        </w:rPr>
+        <w:t>在近區與</w:t>
+      </w:r>
+      <w:proofErr w:type="gramEnd"/>
+      <w:r>
+        <w:rPr>
+          <w:rFonts w:ascii="Times New Roman" w:eastAsia="標楷體" w:hAnsi="Times New Roman" w:cs="Times New Roman"/>
+        </w:rPr>
+        <w:t>中區內規劃支援線時可不考慮方向一致性</w:t>
       </w:r>
       <w:r>
         <w:rPr>
@@ -10538,18 +11093,34 @@
         </w:rPr>
         <w:t>。</w:t>
       </w:r>
-      <w:r>
-        <w:rPr>
-          <w:rFonts w:ascii="Times New Roman" w:eastAsia="標楷體" w:hAnsi="Times New Roman" w:cs="Times New Roman"/>
-        </w:rPr>
-        <w:t>在遠區需確保所有</w:t>
-      </w:r>
-      <w:r>
-        <w:rPr>
-          <w:rFonts w:ascii="Times New Roman" w:eastAsia="標楷體" w:hAnsi="Times New Roman" w:cs="Times New Roman"/>
-        </w:rPr>
-        <w:t>店舖</w:t>
-      </w:r>
+      <w:proofErr w:type="gramStart"/>
+      <w:r>
+        <w:rPr>
+          <w:rFonts w:ascii="Times New Roman" w:eastAsia="標楷體" w:hAnsi="Times New Roman" w:cs="Times New Roman"/>
+        </w:rPr>
+        <w:t>在遠區需</w:t>
+      </w:r>
+      <w:proofErr w:type="gramEnd"/>
+      <w:r>
+        <w:rPr>
+          <w:rFonts w:ascii="Times New Roman" w:eastAsia="標楷體" w:hAnsi="Times New Roman" w:cs="Times New Roman"/>
+        </w:rPr>
+        <w:t>確保所有</w:t>
+      </w:r>
+      <w:r>
+        <w:rPr>
+          <w:rFonts w:ascii="Times New Roman" w:eastAsia="標楷體" w:hAnsi="Times New Roman" w:cs="Times New Roman"/>
+        </w:rPr>
+        <w:t>店</w:t>
+      </w:r>
+      <w:proofErr w:type="gramStart"/>
+      <w:r>
+        <w:rPr>
+          <w:rFonts w:ascii="Times New Roman" w:eastAsia="標楷體" w:hAnsi="Times New Roman" w:cs="Times New Roman"/>
+        </w:rPr>
+        <w:t>舖</w:t>
+      </w:r>
+      <w:proofErr w:type="gramEnd"/>
       <w:r>
         <w:rPr>
           <w:rFonts w:ascii="Times New Roman" w:eastAsia="標楷體" w:hAnsi="Times New Roman" w:cs="Times New Roman"/>
@@ -10572,13 +11143,28 @@
         <w:rPr>
           <w:rFonts w:ascii="Times New Roman" w:eastAsia="標楷體" w:hAnsi="Times New Roman" w:cs="Times New Roman"/>
         </w:rPr>
-        <w:t>店舖</w:t>
-      </w:r>
-      <w:r>
-        <w:rPr>
-          <w:rFonts w:ascii="Times New Roman" w:eastAsia="標楷體" w:hAnsi="Times New Roman" w:cs="Times New Roman"/>
-        </w:rPr>
-        <w:t>的到店時間落在其允許時間</w:t>
+        <w:t>店</w:t>
+      </w:r>
+      <w:proofErr w:type="gramStart"/>
+      <w:r>
+        <w:rPr>
+          <w:rFonts w:ascii="Times New Roman" w:eastAsia="標楷體" w:hAnsi="Times New Roman" w:cs="Times New Roman"/>
+        </w:rPr>
+        <w:t>舖</w:t>
+      </w:r>
+      <w:proofErr w:type="gramEnd"/>
+      <w:r>
+        <w:rPr>
+          <w:rFonts w:ascii="Times New Roman" w:eastAsia="標楷體" w:hAnsi="Times New Roman" w:cs="Times New Roman"/>
+        </w:rPr>
+        <w:t>的到店時間落在其允許</w:t>
+      </w:r>
+      <w:proofErr w:type="gramStart"/>
+      <w:r>
+        <w:rPr>
+          <w:rFonts w:ascii="Times New Roman" w:eastAsia="標楷體" w:hAnsi="Times New Roman" w:cs="Times New Roman"/>
+        </w:rPr>
+        <w:t>時間</w:t>
       </w:r>
       <w:r>
         <w:rPr>
@@ -10590,7 +11176,14 @@
         <w:rPr>
           <w:rFonts w:ascii="Times New Roman" w:eastAsia="標楷體" w:hAnsi="Times New Roman" w:cs="Times New Roman"/>
         </w:rPr>
-        <w:t>內。</w:t>
+        <w:t>內</w:t>
+      </w:r>
+      <w:proofErr w:type="gramEnd"/>
+      <w:r>
+        <w:rPr>
+          <w:rFonts w:ascii="Times New Roman" w:eastAsia="標楷體" w:hAnsi="Times New Roman" w:cs="Times New Roman"/>
+        </w:rPr>
+        <w:t>。</w:t>
       </w:r>
     </w:p>
     <w:p>
@@ -10668,8 +11261,16 @@
         <w:rPr>
           <w:rFonts w:ascii="Times New Roman" w:eastAsia="標楷體" w:hAnsi="Times New Roman" w:cs="Times New Roman"/>
         </w:rPr>
-        <w:t>店舖</w:t>
-      </w:r>
+        <w:t>店</w:t>
+      </w:r>
+      <w:proofErr w:type="gramStart"/>
+      <w:r>
+        <w:rPr>
+          <w:rFonts w:ascii="Times New Roman" w:eastAsia="標楷體" w:hAnsi="Times New Roman" w:cs="Times New Roman"/>
+        </w:rPr>
+        <w:t>舖</w:t>
+      </w:r>
+      <w:proofErr w:type="gramEnd"/>
       <w:r>
         <w:rPr>
           <w:rFonts w:ascii="Times New Roman" w:eastAsia="標楷體" w:hAnsi="Times New Roman" w:cs="Times New Roman"/>
@@ -10680,8 +11281,16 @@
         <w:rPr>
           <w:rFonts w:ascii="Times New Roman" w:eastAsia="標楷體" w:hAnsi="Times New Roman" w:cs="Times New Roman"/>
         </w:rPr>
-        <w:t>店舖</w:t>
-      </w:r>
+        <w:t>店</w:t>
+      </w:r>
+      <w:proofErr w:type="gramStart"/>
+      <w:r>
+        <w:rPr>
+          <w:rFonts w:ascii="Times New Roman" w:eastAsia="標楷體" w:hAnsi="Times New Roman" w:cs="Times New Roman"/>
+        </w:rPr>
+        <w:t>舖</w:t>
+      </w:r>
+      <w:proofErr w:type="gramEnd"/>
       <w:r>
         <w:rPr>
           <w:rFonts w:ascii="Times New Roman" w:eastAsia="標楷體" w:hAnsi="Times New Roman" w:cs="Times New Roman"/>
@@ -10988,8 +11597,16 @@
               <w:rPr>
                 <w:rFonts w:ascii="Times New Roman" w:eastAsia="標楷體" w:hAnsi="Times New Roman" w:cs="Times New Roman"/>
               </w:rPr>
-              <w:t>店舖</w:t>
-            </w:r>
+              <w:t>店</w:t>
+            </w:r>
+            <w:proofErr w:type="gramStart"/>
+            <w:r>
+              <w:rPr>
+                <w:rFonts w:ascii="Times New Roman" w:eastAsia="標楷體" w:hAnsi="Times New Roman" w:cs="Times New Roman"/>
+              </w:rPr>
+              <w:t>舖</w:t>
+            </w:r>
+            <w:proofErr w:type="gramEnd"/>
             <w:r>
               <w:rPr>
                 <w:rFonts w:ascii="Times New Roman" w:eastAsia="標楷體" w:hAnsi="Times New Roman" w:cs="Times New Roman"/>
@@ -11432,12 +12049,14 @@
               </w:rPr>
               <w:t xml:space="preserve"> </w:t>
             </w:r>
+            <w:proofErr w:type="gramStart"/>
             <w:r>
               <w:rPr>
                 <w:rFonts w:ascii="Times New Roman" w:eastAsia="標楷體" w:hAnsi="Times New Roman" w:cs="Times New Roman" w:hint="eastAsia"/>
               </w:rPr>
               <w:t>個</w:t>
             </w:r>
+            <w:proofErr w:type="gramEnd"/>
             <w:r>
               <w:rPr>
                 <w:rFonts w:ascii="Times New Roman" w:eastAsia="標楷體" w:hAnsi="Times New Roman" w:cs="Times New Roman" w:hint="eastAsia"/>
@@ -12389,12 +13008,14 @@
                 <w:rFonts w:ascii="Times New Roman" w:eastAsia="標楷體" w:hAnsi="Times New Roman" w:cs="Times New Roman"/>
               </w:rPr>
             </w:pPr>
+            <w:proofErr w:type="gramStart"/>
             <w:r>
               <w:rPr>
                 <w:rFonts w:ascii="Times New Roman" w:eastAsia="標楷體" w:hAnsi="Times New Roman" w:cs="Times New Roman" w:hint="eastAsia"/>
               </w:rPr>
               <w:t>爆量線集合</w:t>
             </w:r>
+            <w:proofErr w:type="gramEnd"/>
           </w:p>
         </w:tc>
       </w:tr>
@@ -12441,7 +13062,21 @@
               <w:rPr>
                 <w:rFonts w:ascii="Times New Roman" w:eastAsia="標楷體" w:hAnsi="Times New Roman" w:cs="Times New Roman"/>
               </w:rPr>
-              <w:t>候選店舖集合</w:t>
+              <w:t>候選店</w:t>
+            </w:r>
+            <w:proofErr w:type="gramStart"/>
+            <w:r>
+              <w:rPr>
+                <w:rFonts w:ascii="Times New Roman" w:eastAsia="標楷體" w:hAnsi="Times New Roman" w:cs="Times New Roman"/>
+              </w:rPr>
+              <w:t>舖</w:t>
+            </w:r>
+            <w:proofErr w:type="gramEnd"/>
+            <w:r>
+              <w:rPr>
+                <w:rFonts w:ascii="Times New Roman" w:eastAsia="標楷體" w:hAnsi="Times New Roman" w:cs="Times New Roman"/>
+              </w:rPr>
+              <w:t>集合</w:t>
             </w:r>
           </w:p>
         </w:tc>
@@ -12505,11 +13140,33 @@
                 <w:rFonts w:ascii="Times New Roman" w:eastAsia="標楷體" w:hAnsi="Times New Roman" w:cs="Times New Roman"/>
               </w:rPr>
             </w:pPr>
+            <w:proofErr w:type="gramStart"/>
             <w:r>
               <w:rPr>
                 <w:rFonts w:ascii="Times New Roman" w:eastAsia="標楷體" w:hAnsi="Times New Roman" w:cs="Times New Roman"/>
               </w:rPr>
-              <w:t>近區的店舖集合</w:t>
+              <w:t>近區的</w:t>
+            </w:r>
+            <w:proofErr w:type="gramEnd"/>
+            <w:r>
+              <w:rPr>
+                <w:rFonts w:ascii="Times New Roman" w:eastAsia="標楷體" w:hAnsi="Times New Roman" w:cs="Times New Roman"/>
+              </w:rPr>
+              <w:t>店</w:t>
+            </w:r>
+            <w:proofErr w:type="gramStart"/>
+            <w:r>
+              <w:rPr>
+                <w:rFonts w:ascii="Times New Roman" w:eastAsia="標楷體" w:hAnsi="Times New Roman" w:cs="Times New Roman"/>
+              </w:rPr>
+              <w:t>舖</w:t>
+            </w:r>
+            <w:proofErr w:type="gramEnd"/>
+            <w:r>
+              <w:rPr>
+                <w:rFonts w:ascii="Times New Roman" w:eastAsia="標楷體" w:hAnsi="Times New Roman" w:cs="Times New Roman"/>
+              </w:rPr>
+              <w:t>集合</w:t>
             </w:r>
           </w:p>
         </w:tc>
@@ -12577,7 +13234,21 @@
               <w:rPr>
                 <w:rFonts w:ascii="Times New Roman" w:eastAsia="標楷體" w:hAnsi="Times New Roman" w:cs="Times New Roman"/>
               </w:rPr>
-              <w:t>中區的店舖集合</w:t>
+              <w:t>中區的店</w:t>
+            </w:r>
+            <w:proofErr w:type="gramStart"/>
+            <w:r>
+              <w:rPr>
+                <w:rFonts w:ascii="Times New Roman" w:eastAsia="標楷體" w:hAnsi="Times New Roman" w:cs="Times New Roman"/>
+              </w:rPr>
+              <w:t>舖</w:t>
+            </w:r>
+            <w:proofErr w:type="gramEnd"/>
+            <w:r>
+              <w:rPr>
+                <w:rFonts w:ascii="Times New Roman" w:eastAsia="標楷體" w:hAnsi="Times New Roman" w:cs="Times New Roman"/>
+              </w:rPr>
+              <w:t>集合</w:t>
             </w:r>
           </w:p>
         </w:tc>
@@ -12641,11 +13312,33 @@
                 <w:rFonts w:ascii="Times New Roman" w:eastAsia="標楷體" w:hAnsi="Times New Roman" w:cs="Times New Roman"/>
               </w:rPr>
             </w:pPr>
+            <w:proofErr w:type="gramStart"/>
             <w:r>
               <w:rPr>
                 <w:rFonts w:ascii="Times New Roman" w:eastAsia="標楷體" w:hAnsi="Times New Roman" w:cs="Times New Roman"/>
               </w:rPr>
-              <w:t>遠區的店舖集合</w:t>
+              <w:t>遠區的</w:t>
+            </w:r>
+            <w:proofErr w:type="gramEnd"/>
+            <w:r>
+              <w:rPr>
+                <w:rFonts w:ascii="Times New Roman" w:eastAsia="標楷體" w:hAnsi="Times New Roman" w:cs="Times New Roman"/>
+              </w:rPr>
+              <w:t>店</w:t>
+            </w:r>
+            <w:proofErr w:type="gramStart"/>
+            <w:r>
+              <w:rPr>
+                <w:rFonts w:ascii="Times New Roman" w:eastAsia="標楷體" w:hAnsi="Times New Roman" w:cs="Times New Roman"/>
+              </w:rPr>
+              <w:t>舖</w:t>
+            </w:r>
+            <w:proofErr w:type="gramEnd"/>
+            <w:r>
+              <w:rPr>
+                <w:rFonts w:ascii="Times New Roman" w:eastAsia="標楷體" w:hAnsi="Times New Roman" w:cs="Times New Roman"/>
+              </w:rPr>
+              <w:t>集合</w:t>
             </w:r>
           </w:p>
         </w:tc>
@@ -13000,8 +13693,16 @@
         <w:rPr>
           <w:rFonts w:ascii="Times New Roman" w:eastAsia="標楷體" w:hAnsi="Times New Roman" w:cs="Times New Roman"/>
         </w:rPr>
-        <w:t>店舖</w:t>
-      </w:r>
+        <w:t>店</w:t>
+      </w:r>
+      <w:proofErr w:type="gramStart"/>
+      <w:r>
+        <w:rPr>
+          <w:rFonts w:ascii="Times New Roman" w:eastAsia="標楷體" w:hAnsi="Times New Roman" w:cs="Times New Roman"/>
+        </w:rPr>
+        <w:t>舖</w:t>
+      </w:r>
+      <w:proofErr w:type="gramEnd"/>
       <w:r>
         <w:rPr>
           <w:rFonts w:ascii="Times New Roman" w:eastAsia="標楷體" w:hAnsi="Times New Roman" w:cs="Times New Roman"/>
@@ -13024,13 +13725,63 @@
         <w:rPr>
           <w:rFonts w:ascii="Times New Roman" w:eastAsia="標楷體" w:hAnsi="Times New Roman" w:cs="Times New Roman"/>
         </w:rPr>
-        <w:t>店舖</w:t>
-      </w:r>
-      <w:r>
-        <w:rPr>
-          <w:rFonts w:ascii="Times New Roman" w:eastAsia="標楷體" w:hAnsi="Times New Roman" w:cs="Times New Roman"/>
-        </w:rPr>
-        <w:t>劃分為近區、中區與遠區。近區代表距離物流中心三公里以內的區域；中區為距離三至五公里之間的區域；遠區則為距離超過五公里的區域。</w:t>
+        <w:t>店</w:t>
+      </w:r>
+      <w:proofErr w:type="gramStart"/>
+      <w:r>
+        <w:rPr>
+          <w:rFonts w:ascii="Times New Roman" w:eastAsia="標楷體" w:hAnsi="Times New Roman" w:cs="Times New Roman"/>
+        </w:rPr>
+        <w:t>舖</w:t>
+      </w:r>
+      <w:proofErr w:type="gramEnd"/>
+      <w:r>
+        <w:rPr>
+          <w:rFonts w:ascii="Times New Roman" w:eastAsia="標楷體" w:hAnsi="Times New Roman" w:cs="Times New Roman"/>
+        </w:rPr>
+        <w:t>劃分</w:t>
+      </w:r>
+      <w:proofErr w:type="gramStart"/>
+      <w:r>
+        <w:rPr>
+          <w:rFonts w:ascii="Times New Roman" w:eastAsia="標楷體" w:hAnsi="Times New Roman" w:cs="Times New Roman"/>
+        </w:rPr>
+        <w:t>為近區</w:t>
+      </w:r>
+      <w:proofErr w:type="gramEnd"/>
+      <w:r>
+        <w:rPr>
+          <w:rFonts w:ascii="Times New Roman" w:eastAsia="標楷體" w:hAnsi="Times New Roman" w:cs="Times New Roman"/>
+        </w:rPr>
+        <w:t>、中區</w:t>
+      </w:r>
+      <w:proofErr w:type="gramStart"/>
+      <w:r>
+        <w:rPr>
+          <w:rFonts w:ascii="Times New Roman" w:eastAsia="標楷體" w:hAnsi="Times New Roman" w:cs="Times New Roman"/>
+        </w:rPr>
+        <w:t>與遠區</w:t>
+      </w:r>
+      <w:proofErr w:type="gramEnd"/>
+      <w:r>
+        <w:rPr>
+          <w:rFonts w:ascii="Times New Roman" w:eastAsia="標楷體" w:hAnsi="Times New Roman" w:cs="Times New Roman"/>
+        </w:rPr>
+        <w:t>。近區代表距離物流中心三公里以內的區域；中區為距離三至五公里之間的區域；</w:t>
+      </w:r>
+      <w:proofErr w:type="gramStart"/>
+      <w:r>
+        <w:rPr>
+          <w:rFonts w:ascii="Times New Roman" w:eastAsia="標楷體" w:hAnsi="Times New Roman" w:cs="Times New Roman"/>
+        </w:rPr>
+        <w:t>遠區則</w:t>
+      </w:r>
+      <w:proofErr w:type="gramEnd"/>
+      <w:r>
+        <w:rPr>
+          <w:rFonts w:ascii="Times New Roman" w:eastAsia="標楷體" w:hAnsi="Times New Roman" w:cs="Times New Roman"/>
+        </w:rPr>
+        <w:t>為距離超過五公里的區域。</w:t>
       </w:r>
     </w:p>
     <w:p>
@@ -14735,8 +15486,16 @@
         <w:rPr>
           <w:rFonts w:eastAsia="標楷體"/>
         </w:rPr>
-        <w:t>建立配送店舖</w:t>
-      </w:r>
+        <w:t>建立配送店</w:t>
+      </w:r>
+      <w:proofErr w:type="gramStart"/>
+      <w:r>
+        <w:rPr>
+          <w:rFonts w:eastAsia="標楷體"/>
+        </w:rPr>
+        <w:t>舖</w:t>
+      </w:r>
+      <w:proofErr w:type="gramEnd"/>
       <w:r>
         <w:rPr>
           <w:rFonts w:eastAsia="標楷體" w:hint="eastAsia"/>
@@ -14789,8 +15548,16 @@
         <w:rPr>
           <w:rFonts w:ascii="Times New Roman" w:eastAsia="標楷體" w:hAnsi="Times New Roman" w:cs="Times New Roman" w:hint="eastAsia"/>
         </w:rPr>
-        <w:t>店舖</w:t>
-      </w:r>
+        <w:t>店</w:t>
+      </w:r>
+      <w:proofErr w:type="gramStart"/>
+      <w:r>
+        <w:rPr>
+          <w:rFonts w:ascii="Times New Roman" w:eastAsia="標楷體" w:hAnsi="Times New Roman" w:cs="Times New Roman" w:hint="eastAsia"/>
+        </w:rPr>
+        <w:t>舖</w:t>
+      </w:r>
+      <w:proofErr w:type="gramEnd"/>
       <w:r>
         <w:rPr>
           <w:rFonts w:ascii="Times New Roman" w:eastAsia="標楷體" w:hAnsi="Times New Roman" w:cs="Times New Roman" w:hint="eastAsia"/>
@@ -14819,8 +15586,16 @@
         <w:rPr>
           <w:rFonts w:ascii="Times New Roman" w:eastAsia="標楷體" w:hAnsi="Times New Roman" w:cs="Times New Roman"/>
         </w:rPr>
-        <w:t>店舖</w:t>
-      </w:r>
+        <w:t>店</w:t>
+      </w:r>
+      <w:proofErr w:type="gramStart"/>
+      <w:r>
+        <w:rPr>
+          <w:rFonts w:ascii="Times New Roman" w:eastAsia="標楷體" w:hAnsi="Times New Roman" w:cs="Times New Roman"/>
+        </w:rPr>
+        <w:t>舖</w:t>
+      </w:r>
+      <w:proofErr w:type="gramEnd"/>
       <w:r>
         <w:rPr>
           <w:rFonts w:ascii="Times New Roman" w:eastAsia="標楷體" w:hAnsi="Times New Roman" w:cs="Times New Roman"/>
@@ -14831,8 +15606,16 @@
         <w:rPr>
           <w:rFonts w:ascii="Times New Roman" w:eastAsia="標楷體" w:hAnsi="Times New Roman" w:cs="Times New Roman"/>
         </w:rPr>
-        <w:t>店舖</w:t>
-      </w:r>
+        <w:t>店</w:t>
+      </w:r>
+      <w:proofErr w:type="gramStart"/>
+      <w:r>
+        <w:rPr>
+          <w:rFonts w:ascii="Times New Roman" w:eastAsia="標楷體" w:hAnsi="Times New Roman" w:cs="Times New Roman"/>
+        </w:rPr>
+        <w:t>舖</w:t>
+      </w:r>
+      <w:proofErr w:type="gramEnd"/>
       <w:r>
         <w:rPr>
           <w:rFonts w:ascii="Times New Roman" w:eastAsia="標楷體" w:hAnsi="Times New Roman" w:cs="Times New Roman"/>
@@ -14849,8 +15632,16 @@
         <w:rPr>
           <w:rFonts w:ascii="Times New Roman" w:eastAsia="標楷體" w:hAnsi="Times New Roman" w:cs="Times New Roman" w:hint="eastAsia"/>
         </w:rPr>
-        <w:t>店舖</w:t>
-      </w:r>
+        <w:t>店</w:t>
+      </w:r>
+      <w:proofErr w:type="gramStart"/>
+      <w:r>
+        <w:rPr>
+          <w:rFonts w:ascii="Times New Roman" w:eastAsia="標楷體" w:hAnsi="Times New Roman" w:cs="Times New Roman" w:hint="eastAsia"/>
+        </w:rPr>
+        <w:t>舖</w:t>
+      </w:r>
+      <w:proofErr w:type="gramEnd"/>
       <w:r>
         <w:rPr>
           <w:rFonts w:ascii="Times New Roman" w:eastAsia="標楷體" w:hAnsi="Times New Roman" w:cs="Times New Roman" w:hint="eastAsia"/>
@@ -14897,8 +15688,16 @@
         <w:rPr>
           <w:rFonts w:ascii="Times New Roman" w:eastAsia="標楷體" w:hAnsi="Times New Roman" w:cs="Times New Roman"/>
         </w:rPr>
-        <w:t>店舖</w:t>
-      </w:r>
+        <w:t>店</w:t>
+      </w:r>
+      <w:proofErr w:type="gramStart"/>
+      <w:r>
+        <w:rPr>
+          <w:rFonts w:ascii="Times New Roman" w:eastAsia="標楷體" w:hAnsi="Times New Roman" w:cs="Times New Roman"/>
+        </w:rPr>
+        <w:t>舖</w:t>
+      </w:r>
+      <w:proofErr w:type="gramEnd"/>
       <w:r>
         <w:rPr>
           <w:rFonts w:ascii="Times New Roman" w:eastAsia="標楷體" w:hAnsi="Times New Roman" w:cs="Times New Roman"/>
@@ -17988,14 +18787,36 @@
         <w:rPr>
           <w:rFonts w:ascii="Times New Roman" w:eastAsia="標楷體" w:hAnsi="Times New Roman" w:cs="Times New Roman" w:hint="eastAsia"/>
         </w:rPr>
-        <w:t>本研究系統的原始配送路線資料包含路網資料、滯店時間、</w:t>
-      </w:r>
-      <w:r>
-        <w:rPr>
-          <w:rFonts w:ascii="Times New Roman" w:eastAsia="標楷體" w:hAnsi="Times New Roman" w:cs="Times New Roman" w:hint="eastAsia"/>
-        </w:rPr>
-        <w:t>店舖</w:t>
-      </w:r>
+        <w:t>本研究系統的原始配送路線資料包含路網資料、</w:t>
+      </w:r>
+      <w:proofErr w:type="gramStart"/>
+      <w:r>
+        <w:rPr>
+          <w:rFonts w:ascii="Times New Roman" w:eastAsia="標楷體" w:hAnsi="Times New Roman" w:cs="Times New Roman" w:hint="eastAsia"/>
+        </w:rPr>
+        <w:t>滯店時間</w:t>
+      </w:r>
+      <w:proofErr w:type="gramEnd"/>
+      <w:r>
+        <w:rPr>
+          <w:rFonts w:ascii="Times New Roman" w:eastAsia="標楷體" w:hAnsi="Times New Roman" w:cs="Times New Roman" w:hint="eastAsia"/>
+        </w:rPr>
+        <w:t>、</w:t>
+      </w:r>
+      <w:r>
+        <w:rPr>
+          <w:rFonts w:ascii="Times New Roman" w:eastAsia="標楷體" w:hAnsi="Times New Roman" w:cs="Times New Roman" w:hint="eastAsia"/>
+        </w:rPr>
+        <w:t>店</w:t>
+      </w:r>
+      <w:proofErr w:type="gramStart"/>
+      <w:r>
+        <w:rPr>
+          <w:rFonts w:ascii="Times New Roman" w:eastAsia="標楷體" w:hAnsi="Times New Roman" w:cs="Times New Roman" w:hint="eastAsia"/>
+        </w:rPr>
+        <w:t>舖</w:t>
+      </w:r>
+      <w:proofErr w:type="gramEnd"/>
       <w:r>
         <w:rPr>
           <w:rFonts w:ascii="Times New Roman" w:eastAsia="標楷體" w:hAnsi="Times New Roman" w:cs="Times New Roman" w:hint="eastAsia"/>
@@ -18006,26 +18827,50 @@
         <w:rPr>
           <w:rFonts w:ascii="Times New Roman" w:eastAsia="標楷體" w:hAnsi="Times New Roman" w:cs="Times New Roman" w:hint="eastAsia"/>
         </w:rPr>
-        <w:t>店舖</w:t>
-      </w:r>
+        <w:t>店</w:t>
+      </w:r>
+      <w:proofErr w:type="gramStart"/>
+      <w:r>
+        <w:rPr>
+          <w:rFonts w:ascii="Times New Roman" w:eastAsia="標楷體" w:hAnsi="Times New Roman" w:cs="Times New Roman" w:hint="eastAsia"/>
+        </w:rPr>
+        <w:t>舖</w:t>
+      </w:r>
+      <w:proofErr w:type="gramEnd"/>
       <w:r>
         <w:rPr>
           <w:rFonts w:ascii="Times New Roman" w:eastAsia="標楷體" w:hAnsi="Times New Roman" w:cs="Times New Roman" w:hint="eastAsia"/>
         </w:rPr>
         <w:t>之間在不同時段的路程時間，包括依據原始地圖資料計算的路程時間及實際計算的平均行駛時間。</w:t>
       </w:r>
-      <w:r>
-        <w:rPr>
-          <w:rFonts w:ascii="Times New Roman" w:eastAsia="標楷體" w:hAnsi="Times New Roman" w:cs="Times New Roman"/>
-        </w:rPr>
-        <w:t>滯店時間表示車輛在各</w:t>
-      </w:r>
-      <w:r>
-        <w:rPr>
-          <w:rFonts w:ascii="Times New Roman" w:eastAsia="標楷體" w:hAnsi="Times New Roman" w:cs="Times New Roman"/>
-        </w:rPr>
-        <w:t>店舖</w:t>
-      </w:r>
+      <w:proofErr w:type="gramStart"/>
+      <w:r>
+        <w:rPr>
+          <w:rFonts w:ascii="Times New Roman" w:eastAsia="標楷體" w:hAnsi="Times New Roman" w:cs="Times New Roman"/>
+        </w:rPr>
+        <w:t>滯店時間</w:t>
+      </w:r>
+      <w:proofErr w:type="gramEnd"/>
+      <w:r>
+        <w:rPr>
+          <w:rFonts w:ascii="Times New Roman" w:eastAsia="標楷體" w:hAnsi="Times New Roman" w:cs="Times New Roman"/>
+        </w:rPr>
+        <w:t>表示車輛在各</w:t>
+      </w:r>
+      <w:r>
+        <w:rPr>
+          <w:rFonts w:ascii="Times New Roman" w:eastAsia="標楷體" w:hAnsi="Times New Roman" w:cs="Times New Roman"/>
+        </w:rPr>
+        <w:t>店</w:t>
+      </w:r>
+      <w:proofErr w:type="gramStart"/>
+      <w:r>
+        <w:rPr>
+          <w:rFonts w:ascii="Times New Roman" w:eastAsia="標楷體" w:hAnsi="Times New Roman" w:cs="Times New Roman"/>
+        </w:rPr>
+        <w:t>舖</w:t>
+      </w:r>
+      <w:proofErr w:type="gramEnd"/>
       <w:r>
         <w:rPr>
           <w:rFonts w:ascii="Times New Roman" w:eastAsia="標楷體" w:hAnsi="Times New Roman" w:cs="Times New Roman"/>
@@ -18042,8 +18887,16 @@
         <w:rPr>
           <w:rFonts w:ascii="Times New Roman" w:eastAsia="標楷體" w:hAnsi="Times New Roman" w:cs="Times New Roman" w:hint="eastAsia"/>
         </w:rPr>
-        <w:t>店舖</w:t>
-      </w:r>
+        <w:t>店</w:t>
+      </w:r>
+      <w:proofErr w:type="gramStart"/>
+      <w:r>
+        <w:rPr>
+          <w:rFonts w:ascii="Times New Roman" w:eastAsia="標楷體" w:hAnsi="Times New Roman" w:cs="Times New Roman" w:hint="eastAsia"/>
+        </w:rPr>
+        <w:t>舖</w:t>
+      </w:r>
+      <w:proofErr w:type="gramEnd"/>
       <w:r>
         <w:rPr>
           <w:rFonts w:ascii="Times New Roman" w:eastAsia="標楷體" w:hAnsi="Times New Roman" w:cs="Times New Roman" w:hint="eastAsia"/>
@@ -18054,8 +18907,16 @@
         <w:rPr>
           <w:rFonts w:ascii="Times New Roman" w:eastAsia="標楷體" w:hAnsi="Times New Roman" w:cs="Times New Roman" w:hint="eastAsia"/>
         </w:rPr>
-        <w:t>店舖</w:t>
-      </w:r>
+        <w:t>店</w:t>
+      </w:r>
+      <w:proofErr w:type="gramStart"/>
+      <w:r>
+        <w:rPr>
+          <w:rFonts w:ascii="Times New Roman" w:eastAsia="標楷體" w:hAnsi="Times New Roman" w:cs="Times New Roman" w:hint="eastAsia"/>
+        </w:rPr>
+        <w:t>舖</w:t>
+      </w:r>
+      <w:proofErr w:type="gramEnd"/>
       <w:r>
         <w:rPr>
           <w:rFonts w:ascii="Times New Roman" w:eastAsia="標楷體" w:hAnsi="Times New Roman" w:cs="Times New Roman" w:hint="eastAsia"/>
@@ -18066,8 +18927,16 @@
         <w:rPr>
           <w:rFonts w:ascii="Times New Roman" w:eastAsia="標楷體" w:hAnsi="Times New Roman" w:cs="Times New Roman" w:hint="eastAsia"/>
         </w:rPr>
-        <w:t>店舖</w:t>
-      </w:r>
+        <w:t>店</w:t>
+      </w:r>
+      <w:proofErr w:type="gramStart"/>
+      <w:r>
+        <w:rPr>
+          <w:rFonts w:ascii="Times New Roman" w:eastAsia="標楷體" w:hAnsi="Times New Roman" w:cs="Times New Roman" w:hint="eastAsia"/>
+        </w:rPr>
+        <w:t>舖</w:t>
+      </w:r>
+      <w:proofErr w:type="gramEnd"/>
       <w:r>
         <w:rPr>
           <w:rFonts w:ascii="Times New Roman" w:eastAsia="標楷體" w:hAnsi="Times New Roman" w:cs="Times New Roman" w:hint="eastAsia"/>
@@ -18078,8 +18947,16 @@
         <w:rPr>
           <w:rFonts w:ascii="Times New Roman" w:eastAsia="標楷體" w:hAnsi="Times New Roman" w:cs="Times New Roman" w:hint="eastAsia"/>
         </w:rPr>
-        <w:t>店舖</w:t>
-      </w:r>
+        <w:t>店</w:t>
+      </w:r>
+      <w:proofErr w:type="gramStart"/>
+      <w:r>
+        <w:rPr>
+          <w:rFonts w:ascii="Times New Roman" w:eastAsia="標楷體" w:hAnsi="Times New Roman" w:cs="Times New Roman" w:hint="eastAsia"/>
+        </w:rPr>
+        <w:t>舖</w:t>
+      </w:r>
+      <w:proofErr w:type="gramEnd"/>
       <w:r>
         <w:rPr>
           <w:rFonts w:ascii="Times New Roman" w:eastAsia="標楷體" w:hAnsi="Times New Roman" w:cs="Times New Roman" w:hint="eastAsia"/>
@@ -18090,8 +18967,16 @@
         <w:rPr>
           <w:rFonts w:ascii="Times New Roman" w:eastAsia="標楷體" w:hAnsi="Times New Roman" w:cs="Times New Roman" w:hint="eastAsia"/>
         </w:rPr>
-        <w:t>店舖</w:t>
-      </w:r>
+        <w:t>店</w:t>
+      </w:r>
+      <w:proofErr w:type="gramStart"/>
+      <w:r>
+        <w:rPr>
+          <w:rFonts w:ascii="Times New Roman" w:eastAsia="標楷體" w:hAnsi="Times New Roman" w:cs="Times New Roman" w:hint="eastAsia"/>
+        </w:rPr>
+        <w:t>舖</w:t>
+      </w:r>
+      <w:proofErr w:type="gramEnd"/>
       <w:r>
         <w:rPr>
           <w:rFonts w:ascii="Times New Roman" w:eastAsia="標楷體" w:hAnsi="Times New Roman" w:cs="Times New Roman" w:hint="eastAsia"/>
@@ -18240,8 +19125,16 @@
         <w:rPr>
           <w:rFonts w:ascii="Times New Roman" w:eastAsia="標楷體" w:hAnsi="Times New Roman" w:cs="Times New Roman"/>
         </w:rPr>
-        <w:t>店舖</w:t>
-      </w:r>
+        <w:t>店</w:t>
+      </w:r>
+      <w:proofErr w:type="gramStart"/>
+      <w:r>
+        <w:rPr>
+          <w:rFonts w:ascii="Times New Roman" w:eastAsia="標楷體" w:hAnsi="Times New Roman" w:cs="Times New Roman"/>
+        </w:rPr>
+        <w:t>舖</w:t>
+      </w:r>
+      <w:proofErr w:type="gramEnd"/>
       <w:r>
         <w:rPr>
           <w:rFonts w:ascii="Times New Roman" w:eastAsia="標楷體" w:hAnsi="Times New Roman" w:cs="Times New Roman" w:hint="eastAsia"/>
@@ -18324,8 +19217,16 @@
         <w:rPr>
           <w:rFonts w:ascii="Times New Roman" w:eastAsia="標楷體" w:hAnsi="Times New Roman" w:cs="Times New Roman" w:hint="eastAsia"/>
         </w:rPr>
-        <w:t>各車次以及其對應的店舖</w:t>
-      </w:r>
+        <w:t>各車次以及其對應的店</w:t>
+      </w:r>
+      <w:proofErr w:type="gramStart"/>
+      <w:r>
+        <w:rPr>
+          <w:rFonts w:ascii="Times New Roman" w:eastAsia="標楷體" w:hAnsi="Times New Roman" w:cs="Times New Roman" w:hint="eastAsia"/>
+        </w:rPr>
+        <w:t>舖</w:t>
+      </w:r>
+      <w:proofErr w:type="gramEnd"/>
       <w:r>
         <w:rPr>
           <w:rFonts w:ascii="Times New Roman" w:eastAsia="標楷體" w:hAnsi="Times New Roman" w:cs="Times New Roman" w:hint="eastAsia"/>
@@ -18417,18 +19318,40 @@
         <w:rPr>
           <w:rFonts w:eastAsia="標楷體"/>
         </w:rPr>
-        <w:t>資料整合將原始配送路線資料中的路網資料、滯店時間、</w:t>
-      </w:r>
+        <w:t>資料整合將原始配送路線資料中的路網資料、</w:t>
+      </w:r>
+      <w:proofErr w:type="gramStart"/>
       <w:r>
         <w:rPr>
           <w:rFonts w:eastAsia="標楷體"/>
         </w:rPr>
-        <w:t>店舖</w:t>
-      </w:r>
+        <w:t>滯店時間</w:t>
+      </w:r>
+      <w:proofErr w:type="gramEnd"/>
       <w:r>
         <w:rPr>
           <w:rFonts w:eastAsia="標楷體"/>
         </w:rPr>
+        <w:t>、</w:t>
+      </w:r>
+      <w:r>
+        <w:rPr>
+          <w:rFonts w:eastAsia="標楷體"/>
+        </w:rPr>
+        <w:t>店</w:t>
+      </w:r>
+      <w:proofErr w:type="gramStart"/>
+      <w:r>
+        <w:rPr>
+          <w:rFonts w:eastAsia="標楷體"/>
+        </w:rPr>
+        <w:t>舖</w:t>
+      </w:r>
+      <w:proofErr w:type="gramEnd"/>
+      <w:r>
+        <w:rPr>
+          <w:rFonts w:eastAsia="標楷體"/>
+        </w:rPr>
         <w:t>主檔以及原始路線資料</w:t>
       </w:r>
       <w:r>
@@ -18483,12 +19406,20 @@
         <w:rPr>
           <w:rFonts w:eastAsia="標楷體"/>
         </w:rPr>
-        <w:t>店舖</w:t>
-      </w:r>
+        <w:t>店</w:t>
+      </w:r>
+      <w:proofErr w:type="gramStart"/>
       <w:r>
         <w:rPr>
           <w:rFonts w:eastAsia="標楷體"/>
         </w:rPr>
+        <w:t>舖</w:t>
+      </w:r>
+      <w:proofErr w:type="gramEnd"/>
+      <w:r>
+        <w:rPr>
+          <w:rFonts w:eastAsia="標楷體"/>
+        </w:rPr>
         <w:t>及其對應車輛的材積量上限</w:t>
       </w:r>
       <w:r>
@@ -18501,12 +19432,20 @@
         <w:rPr>
           <w:rFonts w:eastAsia="標楷體" w:hint="eastAsia"/>
         </w:rPr>
-        <w:t>店舖</w:t>
-      </w:r>
+        <w:t>店</w:t>
+      </w:r>
+      <w:proofErr w:type="gramStart"/>
       <w:r>
         <w:rPr>
           <w:rFonts w:eastAsia="標楷體" w:hint="eastAsia"/>
         </w:rPr>
+        <w:t>舖</w:t>
+      </w:r>
+      <w:proofErr w:type="gramEnd"/>
+      <w:r>
+        <w:rPr>
+          <w:rFonts w:eastAsia="標楷體" w:hint="eastAsia"/>
+        </w:rPr>
         <w:t>的詳細資訊與限制</w:t>
       </w:r>
       <w:r>
@@ -18519,12 +19458,20 @@
         <w:rPr>
           <w:rFonts w:eastAsia="標楷體"/>
         </w:rPr>
-        <w:t>店舖</w:t>
-      </w:r>
+        <w:t>店</w:t>
+      </w:r>
+      <w:proofErr w:type="gramStart"/>
       <w:r>
         <w:rPr>
           <w:rFonts w:eastAsia="標楷體"/>
         </w:rPr>
+        <w:t>舖</w:t>
+      </w:r>
+      <w:proofErr w:type="gramEnd"/>
+      <w:r>
+        <w:rPr>
+          <w:rFonts w:eastAsia="標楷體"/>
+        </w:rPr>
         <w:t>地理位置、時間窗限制</w:t>
       </w:r>
       <w:r>
@@ -18555,13 +19502,27 @@
         <w:rPr>
           <w:rFonts w:eastAsia="標楷體"/>
         </w:rPr>
-        <w:t>店舖</w:t>
-      </w:r>
+        <w:t>店</w:t>
+      </w:r>
+      <w:proofErr w:type="gramStart"/>
       <w:r>
         <w:rPr>
           <w:rFonts w:eastAsia="標楷體"/>
         </w:rPr>
-        <w:t>間的行駛時間</w:t>
+        <w:t>舖</w:t>
+      </w:r>
+      <w:r>
+        <w:rPr>
+          <w:rFonts w:eastAsia="標楷體"/>
+        </w:rPr>
+        <w:t>間的</w:t>
+      </w:r>
+      <w:proofErr w:type="gramEnd"/>
+      <w:r>
+        <w:rPr>
+          <w:rFonts w:eastAsia="標楷體"/>
+        </w:rPr>
+        <w:t>行駛時間</w:t>
       </w:r>
       <w:r>
         <w:rPr>
@@ -18688,7 +19649,35 @@
         <w:rPr>
           <w:rFonts w:ascii="Times New Roman" w:eastAsia="標楷體" w:hAnsi="Times New Roman" w:cs="Times New Roman"/>
         </w:rPr>
-        <w:t>路線模組功能在於透過蟻群演算法與多目標蟻群演算法進行配送路線的檢查、調整與優化。</w:t>
+        <w:t>路線模組功能在於</w:t>
+      </w:r>
+      <w:proofErr w:type="gramStart"/>
+      <w:r>
+        <w:rPr>
+          <w:rFonts w:ascii="Times New Roman" w:eastAsia="標楷體" w:hAnsi="Times New Roman" w:cs="Times New Roman"/>
+        </w:rPr>
+        <w:t>透過蟻群演算法</w:t>
+      </w:r>
+      <w:proofErr w:type="gramEnd"/>
+      <w:r>
+        <w:rPr>
+          <w:rFonts w:ascii="Times New Roman" w:eastAsia="標楷體" w:hAnsi="Times New Roman" w:cs="Times New Roman"/>
+        </w:rPr>
+        <w:t>與</w:t>
+      </w:r>
+      <w:proofErr w:type="gramStart"/>
+      <w:r>
+        <w:rPr>
+          <w:rFonts w:ascii="Times New Roman" w:eastAsia="標楷體" w:hAnsi="Times New Roman" w:cs="Times New Roman"/>
+        </w:rPr>
+        <w:t>多目標蟻群演算法</w:t>
+      </w:r>
+      <w:proofErr w:type="gramEnd"/>
+      <w:r>
+        <w:rPr>
+          <w:rFonts w:ascii="Times New Roman" w:eastAsia="標楷體" w:hAnsi="Times New Roman" w:cs="Times New Roman"/>
+        </w:rPr>
+        <w:t>進行配送路線的檢查、調整與優化。</w:t>
       </w:r>
       <w:r>
         <w:rPr>
@@ -18706,8 +19695,16 @@
         <w:rPr>
           <w:rFonts w:ascii="Times New Roman" w:eastAsia="標楷體" w:hAnsi="Times New Roman" w:cs="Times New Roman"/>
         </w:rPr>
-        <w:t>店舖</w:t>
-      </w:r>
+        <w:t>店</w:t>
+      </w:r>
+      <w:proofErr w:type="gramStart"/>
+      <w:r>
+        <w:rPr>
+          <w:rFonts w:ascii="Times New Roman" w:eastAsia="標楷體" w:hAnsi="Times New Roman" w:cs="Times New Roman"/>
+        </w:rPr>
+        <w:t>舖</w:t>
+      </w:r>
+      <w:proofErr w:type="gramEnd"/>
       <w:r>
         <w:rPr>
           <w:rFonts w:ascii="Times New Roman" w:eastAsia="標楷體" w:hAnsi="Times New Roman" w:cs="Times New Roman"/>
@@ -18724,8 +19721,16 @@
         <w:rPr>
           <w:rFonts w:ascii="Times New Roman" w:eastAsia="標楷體" w:hAnsi="Times New Roman" w:cs="Times New Roman"/>
         </w:rPr>
-        <w:t>店舖</w:t>
-      </w:r>
+        <w:t>店</w:t>
+      </w:r>
+      <w:proofErr w:type="gramStart"/>
+      <w:r>
+        <w:rPr>
+          <w:rFonts w:ascii="Times New Roman" w:eastAsia="標楷體" w:hAnsi="Times New Roman" w:cs="Times New Roman"/>
+        </w:rPr>
+        <w:t>舖</w:t>
+      </w:r>
+      <w:proofErr w:type="gramEnd"/>
       <w:r>
         <w:rPr>
           <w:rFonts w:ascii="Times New Roman" w:eastAsia="標楷體" w:hAnsi="Times New Roman" w:cs="Times New Roman"/>
@@ -18748,8 +19753,16 @@
         <w:rPr>
           <w:rFonts w:ascii="Times New Roman" w:eastAsia="標楷體" w:hAnsi="Times New Roman" w:cs="Times New Roman" w:hint="eastAsia"/>
         </w:rPr>
-        <w:t>店舖</w:t>
-      </w:r>
+        <w:t>店</w:t>
+      </w:r>
+      <w:proofErr w:type="gramStart"/>
+      <w:r>
+        <w:rPr>
+          <w:rFonts w:ascii="Times New Roman" w:eastAsia="標楷體" w:hAnsi="Times New Roman" w:cs="Times New Roman" w:hint="eastAsia"/>
+        </w:rPr>
+        <w:t>舖</w:t>
+      </w:r>
+      <w:proofErr w:type="gramEnd"/>
       <w:r>
         <w:rPr>
           <w:rFonts w:ascii="Times New Roman" w:eastAsia="標楷體" w:hAnsi="Times New Roman" w:cs="Times New Roman" w:hint="eastAsia"/>
@@ -18766,8 +19779,16 @@
         <w:rPr>
           <w:rFonts w:ascii="Times New Roman" w:eastAsia="標楷體" w:hAnsi="Times New Roman" w:cs="Times New Roman" w:hint="eastAsia"/>
         </w:rPr>
-        <w:t>店舖</w:t>
-      </w:r>
+        <w:t>店</w:t>
+      </w:r>
+      <w:proofErr w:type="gramStart"/>
+      <w:r>
+        <w:rPr>
+          <w:rFonts w:ascii="Times New Roman" w:eastAsia="標楷體" w:hAnsi="Times New Roman" w:cs="Times New Roman" w:hint="eastAsia"/>
+        </w:rPr>
+        <w:t>舖</w:t>
+      </w:r>
+      <w:proofErr w:type="gramEnd"/>
       <w:r>
         <w:rPr>
           <w:rFonts w:ascii="Times New Roman" w:eastAsia="標楷體" w:hAnsi="Times New Roman" w:cs="Times New Roman" w:hint="eastAsia"/>
@@ -18839,8 +19860,9 @@
           <w:sz w:val="28"/>
           <w:szCs w:val="28"/>
         </w:rPr>
-        <w:t>店舖</w:t>
-      </w:r>
+        <w:t>店</w:t>
+      </w:r>
+      <w:proofErr w:type="gramStart"/>
       <w:r>
         <w:rPr>
           <w:rFonts w:ascii="Times New Roman" w:eastAsia="標楷體" w:hAnsi="Times New Roman" w:cs="Times New Roman" w:hint="eastAsia"/>
@@ -18849,8 +19871,9 @@
           <w:sz w:val="28"/>
           <w:szCs w:val="28"/>
         </w:rPr>
-        <w:t>抽取</w:t>
-      </w:r>
+        <w:t>舖</w:t>
+      </w:r>
+      <w:proofErr w:type="gramEnd"/>
       <w:r>
         <w:rPr>
           <w:rFonts w:ascii="Times New Roman" w:eastAsia="標楷體" w:hAnsi="Times New Roman" w:cs="Times New Roman" w:hint="eastAsia"/>
@@ -18859,7 +19882,7 @@
           <w:sz w:val="28"/>
           <w:szCs w:val="28"/>
         </w:rPr>
-        <w:t xml:space="preserve"> </w:t>
+        <w:t>抽取</w:t>
       </w:r>
       <w:r>
         <w:rPr>
@@ -18869,26 +19892,36 @@
           <w:sz w:val="28"/>
           <w:szCs w:val="28"/>
         </w:rPr>
-        <w:t xml:space="preserve">(Store </w:t>
-      </w:r>
-      <w:r>
-        <w:rPr>
-          <w:rFonts w:ascii="Times New Roman" w:eastAsia="標楷體" w:hAnsi="Times New Roman" w:cs="Times New Roman"/>
+        <w:t xml:space="preserve"> </w:t>
+      </w:r>
+      <w:r>
+        <w:rPr>
+          <w:rFonts w:ascii="Times New Roman" w:eastAsia="標楷體" w:hAnsi="Times New Roman" w:cs="Times New Roman" w:hint="eastAsia"/>
           <w:b/>
           <w:bCs/>
           <w:sz w:val="28"/>
           <w:szCs w:val="28"/>
         </w:rPr>
-        <w:t>Extraction</w:t>
-      </w:r>
-      <w:r>
-        <w:rPr>
-          <w:rFonts w:ascii="Times New Roman" w:eastAsia="標楷體" w:hAnsi="Times New Roman" w:cs="Times New Roman" w:hint="eastAsia"/>
+        <w:t xml:space="preserve">(Store </w:t>
+      </w:r>
+      <w:r>
+        <w:rPr>
+          <w:rFonts w:ascii="Times New Roman" w:eastAsia="標楷體" w:hAnsi="Times New Roman" w:cs="Times New Roman"/>
           <w:b/>
           <w:bCs/>
           <w:sz w:val="28"/>
           <w:szCs w:val="28"/>
         </w:rPr>
+        <w:t>Extraction</w:t>
+      </w:r>
+      <w:r>
+        <w:rPr>
+          <w:rFonts w:ascii="Times New Roman" w:eastAsia="標楷體" w:hAnsi="Times New Roman" w:cs="Times New Roman" w:hint="eastAsia"/>
+          <w:b/>
+          <w:bCs/>
+          <w:sz w:val="28"/>
+          <w:szCs w:val="28"/>
+        </w:rPr>
         <w:t>)</w:t>
       </w:r>
     </w:p>
@@ -18930,8 +19963,16 @@
         <w:rPr>
           <w:rFonts w:ascii="Times New Roman" w:eastAsia="標楷體" w:hAnsi="Times New Roman" w:cs="Times New Roman"/>
         </w:rPr>
-        <w:t>店舖</w:t>
-      </w:r>
+        <w:t>店</w:t>
+      </w:r>
+      <w:proofErr w:type="gramStart"/>
+      <w:r>
+        <w:rPr>
+          <w:rFonts w:ascii="Times New Roman" w:eastAsia="標楷體" w:hAnsi="Times New Roman" w:cs="Times New Roman"/>
+        </w:rPr>
+        <w:t>舖</w:t>
+      </w:r>
+      <w:proofErr w:type="gramEnd"/>
       <w:r>
         <w:rPr>
           <w:rFonts w:ascii="Times New Roman" w:eastAsia="標楷體" w:hAnsi="Times New Roman" w:cs="Times New Roman" w:hint="eastAsia"/>
@@ -18978,7 +20019,21 @@
         <w:rPr>
           <w:rFonts w:ascii="Times New Roman" w:eastAsia="標楷體" w:hAnsi="Times New Roman" w:cs="Times New Roman" w:hint="eastAsia"/>
         </w:rPr>
-        <w:t>則該路線需透過基因演算法進行店舖抽取。基因演算法</w:t>
+        <w:t>則該路線需透過基因演算法進行店</w:t>
+      </w:r>
+      <w:proofErr w:type="gramStart"/>
+      <w:r>
+        <w:rPr>
+          <w:rFonts w:ascii="Times New Roman" w:eastAsia="標楷體" w:hAnsi="Times New Roman" w:cs="Times New Roman" w:hint="eastAsia"/>
+        </w:rPr>
+        <w:t>舖</w:t>
+      </w:r>
+      <w:proofErr w:type="gramEnd"/>
+      <w:r>
+        <w:rPr>
+          <w:rFonts w:ascii="Times New Roman" w:eastAsia="標楷體" w:hAnsi="Times New Roman" w:cs="Times New Roman" w:hint="eastAsia"/>
+        </w:rPr>
+        <w:t>抽取。基因演算法</w:t>
       </w:r>
       <w:r>
         <w:rPr>
@@ -18996,7 +20051,21 @@
         <w:rPr>
           <w:rFonts w:ascii="Times New Roman" w:eastAsia="標楷體" w:hAnsi="Times New Roman" w:cs="Times New Roman" w:hint="eastAsia"/>
         </w:rPr>
-        <w:t>，再根據適配度選擇個體做為父代，接著以路線為單位進行交配並進行基因突變</w:t>
+        <w:t>，再根據</w:t>
+      </w:r>
+      <w:proofErr w:type="gramStart"/>
+      <w:r>
+        <w:rPr>
+          <w:rFonts w:ascii="Times New Roman" w:eastAsia="標楷體" w:hAnsi="Times New Roman" w:cs="Times New Roman" w:hint="eastAsia"/>
+        </w:rPr>
+        <w:t>適配度選擇</w:t>
+      </w:r>
+      <w:proofErr w:type="gramEnd"/>
+      <w:r>
+        <w:rPr>
+          <w:rFonts w:ascii="Times New Roman" w:eastAsia="標楷體" w:hAnsi="Times New Roman" w:cs="Times New Roman" w:hint="eastAsia"/>
+        </w:rPr>
+        <w:t>個體做為父代，接著以路線為單位進行交配並進行基因突變</w:t>
       </w:r>
       <w:r>
         <w:rPr>
@@ -19020,8 +20089,16 @@
         <w:rPr>
           <w:rFonts w:ascii="Times New Roman" w:eastAsia="標楷體" w:hAnsi="Times New Roman" w:cs="Times New Roman"/>
         </w:rPr>
-        <w:t>店舖</w:t>
-      </w:r>
+        <w:t>店</w:t>
+      </w:r>
+      <w:proofErr w:type="gramStart"/>
+      <w:r>
+        <w:rPr>
+          <w:rFonts w:ascii="Times New Roman" w:eastAsia="標楷體" w:hAnsi="Times New Roman" w:cs="Times New Roman"/>
+        </w:rPr>
+        <w:t>舖</w:t>
+      </w:r>
+      <w:proofErr w:type="gramEnd"/>
       <w:r>
         <w:rPr>
           <w:rFonts w:ascii="Times New Roman" w:eastAsia="標楷體" w:hAnsi="Times New Roman" w:cs="Times New Roman" w:hint="eastAsia"/>
@@ -19074,7 +20151,21 @@
         <w:rPr>
           <w:rFonts w:ascii="Times New Roman" w:eastAsia="標楷體" w:hAnsi="Times New Roman" w:cs="Times New Roman" w:hint="eastAsia"/>
         </w:rPr>
-        <w:t>以二進制向量表示的店舖在路線上的抽取結果</w:t>
+        <w:t>以二進制向量表示的店</w:t>
+      </w:r>
+      <w:proofErr w:type="gramStart"/>
+      <w:r>
+        <w:rPr>
+          <w:rFonts w:ascii="Times New Roman" w:eastAsia="標楷體" w:hAnsi="Times New Roman" w:cs="Times New Roman" w:hint="eastAsia"/>
+        </w:rPr>
+        <w:t>舖</w:t>
+      </w:r>
+      <w:proofErr w:type="gramEnd"/>
+      <w:r>
+        <w:rPr>
+          <w:rFonts w:ascii="Times New Roman" w:eastAsia="標楷體" w:hAnsi="Times New Roman" w:cs="Times New Roman" w:hint="eastAsia"/>
+        </w:rPr>
+        <w:t>在路線上的抽取結果</w:t>
       </w:r>
       <w:r>
         <w:rPr>
@@ -19140,7 +20231,21 @@
         <w:rPr>
           <w:rFonts w:ascii="Times New Roman" w:eastAsia="標楷體" w:hAnsi="Times New Roman" w:cs="Times New Roman" w:hint="eastAsia"/>
         </w:rPr>
-        <w:t>該值透過後續候選店舖再分配與支援線規劃結果評估</w:t>
+        <w:t>該值透過後續候選店</w:t>
+      </w:r>
+      <w:proofErr w:type="gramStart"/>
+      <w:r>
+        <w:rPr>
+          <w:rFonts w:ascii="Times New Roman" w:eastAsia="標楷體" w:hAnsi="Times New Roman" w:cs="Times New Roman" w:hint="eastAsia"/>
+        </w:rPr>
+        <w:t>舖</w:t>
+      </w:r>
+      <w:proofErr w:type="gramEnd"/>
+      <w:r>
+        <w:rPr>
+          <w:rFonts w:ascii="Times New Roman" w:eastAsia="標楷體" w:hAnsi="Times New Roman" w:cs="Times New Roman" w:hint="eastAsia"/>
+        </w:rPr>
+        <w:t>再分配與支援線規劃結果評估</w:t>
       </w:r>
       <w:r>
         <w:rPr>
@@ -20063,8 +21168,9 @@
           <w:sz w:val="28"/>
           <w:szCs w:val="28"/>
         </w:rPr>
-        <w:t>店舖</w:t>
-      </w:r>
+        <w:t>店</w:t>
+      </w:r>
+      <w:proofErr w:type="gramStart"/>
       <w:r>
         <w:rPr>
           <w:rFonts w:ascii="Times New Roman" w:eastAsia="標楷體" w:hAnsi="Times New Roman" w:cs="Times New Roman" w:hint="eastAsia"/>
@@ -20073,8 +21179,9 @@
           <w:sz w:val="28"/>
           <w:szCs w:val="28"/>
         </w:rPr>
-        <w:t>分配</w:t>
-      </w:r>
+        <w:t>舖</w:t>
+      </w:r>
+      <w:proofErr w:type="gramEnd"/>
       <w:r>
         <w:rPr>
           <w:rFonts w:ascii="Times New Roman" w:eastAsia="標楷體" w:hAnsi="Times New Roman" w:cs="Times New Roman" w:hint="eastAsia"/>
@@ -20083,7 +21190,7 @@
           <w:sz w:val="28"/>
           <w:szCs w:val="28"/>
         </w:rPr>
-        <w:t xml:space="preserve"> </w:t>
+        <w:t>分配</w:t>
       </w:r>
       <w:r>
         <w:rPr>
@@ -20093,7 +21200,7 @@
           <w:sz w:val="28"/>
           <w:szCs w:val="28"/>
         </w:rPr>
-        <w:t xml:space="preserve">(Store </w:t>
+        <w:t xml:space="preserve"> </w:t>
       </w:r>
       <w:r>
         <w:rPr>
@@ -20103,7 +21210,7 @@
           <w:sz w:val="28"/>
           <w:szCs w:val="28"/>
         </w:rPr>
-        <w:t>A</w:t>
+        <w:t xml:space="preserve">(Store </w:t>
       </w:r>
       <w:r>
         <w:rPr>
@@ -20113,7 +21220,7 @@
           <w:sz w:val="28"/>
           <w:szCs w:val="28"/>
         </w:rPr>
-        <w:t>llocation</w:t>
+        <w:t>A</w:t>
       </w:r>
       <w:r>
         <w:rPr>
@@ -20123,16 +21230,26 @@
           <w:sz w:val="28"/>
           <w:szCs w:val="28"/>
         </w:rPr>
-        <w:t>)</w:t>
-      </w:r>
-      <w:r>
-        <w:rPr>
-          <w:rFonts w:ascii="Times New Roman" w:eastAsia="標楷體" w:hAnsi="Times New Roman" w:cs="Times New Roman"/>
+        <w:t>llocation</w:t>
+      </w:r>
+      <w:r>
+        <w:rPr>
+          <w:rFonts w:ascii="Times New Roman" w:eastAsia="標楷體" w:hAnsi="Times New Roman" w:cs="Times New Roman" w:hint="eastAsia"/>
           <w:b/>
           <w:bCs/>
           <w:sz w:val="28"/>
           <w:szCs w:val="28"/>
         </w:rPr>
+        <w:t>)</w:t>
+      </w:r>
+      <w:r>
+        <w:rPr>
+          <w:rFonts w:ascii="Times New Roman" w:eastAsia="標楷體" w:hAnsi="Times New Roman" w:cs="Times New Roman"/>
+          <w:b/>
+          <w:bCs/>
+          <w:sz w:val="28"/>
+          <w:szCs w:val="28"/>
+        </w:rPr>
         <w:tab/>
       </w:r>
     </w:p>
@@ -20156,8 +21273,16 @@
         <w:rPr>
           <w:rFonts w:ascii="Times New Roman" w:eastAsia="標楷體" w:hAnsi="Times New Roman" w:cs="Times New Roman"/>
         </w:rPr>
-        <w:t>店舖</w:t>
-      </w:r>
+        <w:t>店</w:t>
+      </w:r>
+      <w:proofErr w:type="gramStart"/>
+      <w:r>
+        <w:rPr>
+          <w:rFonts w:ascii="Times New Roman" w:eastAsia="標楷體" w:hAnsi="Times New Roman" w:cs="Times New Roman"/>
+        </w:rPr>
+        <w:t>舖</w:t>
+      </w:r>
+      <w:proofErr w:type="gramEnd"/>
       <w:r>
         <w:rPr>
           <w:rFonts w:ascii="Times New Roman" w:eastAsia="標楷體" w:hAnsi="Times New Roman" w:cs="Times New Roman"/>
@@ -20174,8 +21299,16 @@
         <w:rPr>
           <w:rFonts w:ascii="Times New Roman" w:eastAsia="標楷體" w:hAnsi="Times New Roman" w:cs="Times New Roman"/>
         </w:rPr>
-        <w:t>店舖</w:t>
-      </w:r>
+        <w:t>店</w:t>
+      </w:r>
+      <w:proofErr w:type="gramStart"/>
+      <w:r>
+        <w:rPr>
+          <w:rFonts w:ascii="Times New Roman" w:eastAsia="標楷體" w:hAnsi="Times New Roman" w:cs="Times New Roman"/>
+        </w:rPr>
+        <w:t>舖</w:t>
+      </w:r>
+      <w:proofErr w:type="gramEnd"/>
       <w:r>
         <w:rPr>
           <w:rFonts w:ascii="Times New Roman" w:eastAsia="標楷體" w:hAnsi="Times New Roman" w:cs="Times New Roman"/>
@@ -20186,13 +21319,35 @@
         <w:rPr>
           <w:rFonts w:ascii="Times New Roman" w:eastAsia="標楷體" w:hAnsi="Times New Roman" w:cs="Times New Roman"/>
         </w:rPr>
-        <w:t>店舖</w:t>
-      </w:r>
-      <w:r>
-        <w:rPr>
-          <w:rFonts w:ascii="Times New Roman" w:eastAsia="標楷體" w:hAnsi="Times New Roman" w:cs="Times New Roman"/>
-        </w:rPr>
-        <w:t>重新指派至尚有剩餘</w:t>
+        <w:t>店</w:t>
+      </w:r>
+      <w:proofErr w:type="gramStart"/>
+      <w:r>
+        <w:rPr>
+          <w:rFonts w:ascii="Times New Roman" w:eastAsia="標楷體" w:hAnsi="Times New Roman" w:cs="Times New Roman"/>
+        </w:rPr>
+        <w:t>舖</w:t>
+      </w:r>
+      <w:proofErr w:type="gramEnd"/>
+      <w:r>
+        <w:rPr>
+          <w:rFonts w:ascii="Times New Roman" w:eastAsia="標楷體" w:hAnsi="Times New Roman" w:cs="Times New Roman"/>
+        </w:rPr>
+        <w:t>重新</w:t>
+      </w:r>
+      <w:proofErr w:type="gramStart"/>
+      <w:r>
+        <w:rPr>
+          <w:rFonts w:ascii="Times New Roman" w:eastAsia="標楷體" w:hAnsi="Times New Roman" w:cs="Times New Roman"/>
+        </w:rPr>
+        <w:t>指派至尚有</w:t>
+      </w:r>
+      <w:proofErr w:type="gramEnd"/>
+      <w:r>
+        <w:rPr>
+          <w:rFonts w:ascii="Times New Roman" w:eastAsia="標楷體" w:hAnsi="Times New Roman" w:cs="Times New Roman"/>
+        </w:rPr>
+        <w:t>剩餘</w:t>
       </w:r>
       <w:r>
         <w:rPr>
@@ -20240,8 +21395,16 @@
         <w:rPr>
           <w:rFonts w:ascii="Times New Roman" w:eastAsia="標楷體" w:hAnsi="Times New Roman" w:cs="Times New Roman" w:hint="eastAsia"/>
         </w:rPr>
-        <w:t>店舖</w:t>
-      </w:r>
+        <w:t>店</w:t>
+      </w:r>
+      <w:proofErr w:type="gramStart"/>
+      <w:r>
+        <w:rPr>
+          <w:rFonts w:ascii="Times New Roman" w:eastAsia="標楷體" w:hAnsi="Times New Roman" w:cs="Times New Roman" w:hint="eastAsia"/>
+        </w:rPr>
+        <w:t>舖</w:t>
+      </w:r>
+      <w:proofErr w:type="gramEnd"/>
       <w:r>
         <w:rPr>
           <w:rFonts w:ascii="Times New Roman" w:eastAsia="標楷體" w:hAnsi="Times New Roman" w:cs="Times New Roman"/>
@@ -20288,8 +21451,16 @@
         <w:rPr>
           <w:rFonts w:ascii="Times New Roman" w:eastAsia="標楷體" w:hAnsi="Times New Roman" w:cs="Times New Roman" w:hint="eastAsia"/>
         </w:rPr>
-        <w:t>店舖</w:t>
-      </w:r>
+        <w:t>店</w:t>
+      </w:r>
+      <w:proofErr w:type="gramStart"/>
+      <w:r>
+        <w:rPr>
+          <w:rFonts w:ascii="Times New Roman" w:eastAsia="標楷體" w:hAnsi="Times New Roman" w:cs="Times New Roman" w:hint="eastAsia"/>
+        </w:rPr>
+        <w:t>舖</w:t>
+      </w:r>
+      <w:proofErr w:type="gramEnd"/>
       <w:r>
         <w:rPr>
           <w:rFonts w:ascii="Times New Roman" w:eastAsia="標楷體" w:hAnsi="Times New Roman" w:cs="Times New Roman"/>
@@ -20312,8 +21483,16 @@
         <w:rPr>
           <w:rFonts w:ascii="Times New Roman" w:eastAsia="標楷體" w:hAnsi="Times New Roman" w:cs="Times New Roman" w:hint="eastAsia"/>
         </w:rPr>
-        <w:t>載上限，時間窗則透過</w:t>
-      </w:r>
+        <w:t>載上限，</w:t>
+      </w:r>
+      <w:proofErr w:type="gramStart"/>
+      <w:r>
+        <w:rPr>
+          <w:rFonts w:ascii="Times New Roman" w:eastAsia="標楷體" w:hAnsi="Times New Roman" w:cs="Times New Roman" w:hint="eastAsia"/>
+        </w:rPr>
+        <w:t>時間窗則透過</w:t>
+      </w:r>
+      <w:proofErr w:type="gramEnd"/>
       <w:r>
         <w:rPr>
           <w:rFonts w:ascii="Times New Roman" w:eastAsia="標楷體" w:hAnsi="Times New Roman" w:cs="Times New Roman" w:hint="eastAsia"/>
@@ -20348,7 +21527,21 @@
         <w:rPr>
           <w:rFonts w:ascii="Times New Roman" w:eastAsia="標楷體" w:hAnsi="Times New Roman" w:cs="Times New Roman"/>
         </w:rPr>
-        <w:t>若能在不違反限制的前提下完成分配，則候選店舖可重新回</w:t>
+        <w:t>若能在不違反限制的前提下完成分配，則候選店</w:t>
+      </w:r>
+      <w:proofErr w:type="gramStart"/>
+      <w:r>
+        <w:rPr>
+          <w:rFonts w:ascii="Times New Roman" w:eastAsia="標楷體" w:hAnsi="Times New Roman" w:cs="Times New Roman"/>
+        </w:rPr>
+        <w:t>舖</w:t>
+      </w:r>
+      <w:proofErr w:type="gramEnd"/>
+      <w:r>
+        <w:rPr>
+          <w:rFonts w:ascii="Times New Roman" w:eastAsia="標楷體" w:hAnsi="Times New Roman" w:cs="Times New Roman"/>
+        </w:rPr>
+        <w:t>可重新回</w:t>
       </w:r>
       <w:r>
         <w:rPr>
@@ -20432,7 +21625,21 @@
         <w:rPr>
           <w:rFonts w:ascii="Times New Roman" w:eastAsia="標楷體" w:hAnsi="Times New Roman" w:cs="Times New Roman"/>
         </w:rPr>
-        <w:t>總路線時長限制，計算路線的行駛總時間與所有店舖的服務時間總和，並</w:t>
+        <w:t>總路線時長限制，計算路線的行駛總時間與所有店</w:t>
+      </w:r>
+      <w:proofErr w:type="gramStart"/>
+      <w:r>
+        <w:rPr>
+          <w:rFonts w:ascii="Times New Roman" w:eastAsia="標楷體" w:hAnsi="Times New Roman" w:cs="Times New Roman"/>
+        </w:rPr>
+        <w:t>舖</w:t>
+      </w:r>
+      <w:proofErr w:type="gramEnd"/>
+      <w:r>
+        <w:rPr>
+          <w:rFonts w:ascii="Times New Roman" w:eastAsia="標楷體" w:hAnsi="Times New Roman" w:cs="Times New Roman"/>
+        </w:rPr>
+        <w:t>的服務時間總和，並</w:t>
       </w:r>
       <w:r>
         <w:rPr>
@@ -20517,8 +21724,16 @@
         <w:rPr>
           <w:rFonts w:ascii="Times New Roman" w:eastAsia="標楷體" w:hAnsi="Times New Roman" w:cs="Times New Roman" w:hint="eastAsia"/>
         </w:rPr>
-        <w:t>店舖</w:t>
-      </w:r>
+        <w:t>店</w:t>
+      </w:r>
+      <w:proofErr w:type="gramStart"/>
+      <w:r>
+        <w:rPr>
+          <w:rFonts w:ascii="Times New Roman" w:eastAsia="標楷體" w:hAnsi="Times New Roman" w:cs="Times New Roman" w:hint="eastAsia"/>
+        </w:rPr>
+        <w:t>舖</w:t>
+      </w:r>
+      <w:proofErr w:type="gramEnd"/>
       <w:r>
         <w:rPr>
           <w:rFonts w:ascii="Times New Roman" w:eastAsia="標楷體" w:hAnsi="Times New Roman" w:cs="Times New Roman"/>
@@ -20535,7 +21750,35 @@
         <w:rPr>
           <w:rFonts w:ascii="Times New Roman" w:eastAsia="標楷體" w:hAnsi="Times New Roman" w:cs="Times New Roman"/>
         </w:rPr>
-        <w:t>店舖的服務後，經過兩點間的行駛時間才抵達下一節點。式</w:t>
+        <w:t>店</w:t>
+      </w:r>
+      <w:proofErr w:type="gramStart"/>
+      <w:r>
+        <w:rPr>
+          <w:rFonts w:ascii="Times New Roman" w:eastAsia="標楷體" w:hAnsi="Times New Roman" w:cs="Times New Roman"/>
+        </w:rPr>
+        <w:t>舖</w:t>
+      </w:r>
+      <w:proofErr w:type="gramEnd"/>
+      <w:r>
+        <w:rPr>
+          <w:rFonts w:ascii="Times New Roman" w:eastAsia="標楷體" w:hAnsi="Times New Roman" w:cs="Times New Roman"/>
+        </w:rPr>
+        <w:t>的服務後，經過</w:t>
+      </w:r>
+      <w:proofErr w:type="gramStart"/>
+      <w:r>
+        <w:rPr>
+          <w:rFonts w:ascii="Times New Roman" w:eastAsia="標楷體" w:hAnsi="Times New Roman" w:cs="Times New Roman"/>
+        </w:rPr>
+        <w:t>兩點間的行駛</w:t>
+      </w:r>
+      <w:proofErr w:type="gramEnd"/>
+      <w:r>
+        <w:rPr>
+          <w:rFonts w:ascii="Times New Roman" w:eastAsia="標楷體" w:hAnsi="Times New Roman" w:cs="Times New Roman"/>
+        </w:rPr>
+        <w:t>時間才抵達下一節點。式</w:t>
       </w:r>
       <w:r>
         <w:rPr>
@@ -20559,7 +21802,28 @@
         <w:rPr>
           <w:rFonts w:ascii="Times New Roman" w:eastAsia="標楷體" w:hAnsi="Times New Roman" w:cs="Times New Roman"/>
         </w:rPr>
-        <w:t>每家店舖的到達時間必須落在允許的服務時間範圍內，本研究設定為表定時間的前三十分鐘至後一小時</w:t>
+        <w:t>每家店</w:t>
+      </w:r>
+      <w:proofErr w:type="gramStart"/>
+      <w:r>
+        <w:rPr>
+          <w:rFonts w:ascii="Times New Roman" w:eastAsia="標楷體" w:hAnsi="Times New Roman" w:cs="Times New Roman"/>
+        </w:rPr>
+        <w:t>舖</w:t>
+      </w:r>
+      <w:proofErr w:type="gramEnd"/>
+      <w:r>
+        <w:rPr>
+          <w:rFonts w:ascii="Times New Roman" w:eastAsia="標楷體" w:hAnsi="Times New Roman" w:cs="Times New Roman"/>
+        </w:rPr>
+        <w:t>的到達時間必須落在允許的服務時間範圍內，本研究設定為表定時間的</w:t>
+      </w:r>
+      <w:r>
+        <w:rPr>
+          <w:rFonts w:ascii="Times New Roman" w:eastAsia="標楷體" w:hAnsi="Times New Roman" w:cs="Times New Roman"/>
+          <w:color w:val="EE0000"/>
+        </w:rPr>
+        <w:t>前三十分鐘至後一小時</w:t>
       </w:r>
       <w:r>
         <w:rPr>
@@ -21645,8 +22909,16 @@
         <w:rPr>
           <w:rFonts w:ascii="Times New Roman" w:eastAsia="標楷體" w:hAnsi="Times New Roman" w:cs="Times New Roman"/>
         </w:rPr>
-        <w:t>店舖</w:t>
-      </w:r>
+        <w:t>店</w:t>
+      </w:r>
+      <w:proofErr w:type="gramStart"/>
+      <w:r>
+        <w:rPr>
+          <w:rFonts w:ascii="Times New Roman" w:eastAsia="標楷體" w:hAnsi="Times New Roman" w:cs="Times New Roman"/>
+        </w:rPr>
+        <w:t>舖</w:t>
+      </w:r>
+      <w:proofErr w:type="gramEnd"/>
       <w:r>
         <w:rPr>
           <w:rFonts w:ascii="Times New Roman" w:eastAsia="標楷體" w:hAnsi="Times New Roman" w:cs="Times New Roman"/>
@@ -21705,13 +22977,49 @@
         <w:rPr>
           <w:rFonts w:ascii="Times New Roman" w:eastAsia="標楷體" w:hAnsi="Times New Roman" w:cs="Times New Roman"/>
         </w:rPr>
-        <w:t>店舖</w:t>
-      </w:r>
-      <w:r>
-        <w:rPr>
-          <w:rFonts w:ascii="Times New Roman" w:eastAsia="標楷體" w:hAnsi="Times New Roman" w:cs="Times New Roman"/>
-        </w:rPr>
-        <w:t>與物流中心的地理位置，將路線劃分為近區、中區與遠區，以減少跨區配送帶來的效率</w:t>
+        <w:t>店</w:t>
+      </w:r>
+      <w:proofErr w:type="gramStart"/>
+      <w:r>
+        <w:rPr>
+          <w:rFonts w:ascii="Times New Roman" w:eastAsia="標楷體" w:hAnsi="Times New Roman" w:cs="Times New Roman"/>
+        </w:rPr>
+        <w:t>舖</w:t>
+      </w:r>
+      <w:proofErr w:type="gramEnd"/>
+      <w:r>
+        <w:rPr>
+          <w:rFonts w:ascii="Times New Roman" w:eastAsia="標楷體" w:hAnsi="Times New Roman" w:cs="Times New Roman"/>
+        </w:rPr>
+        <w:t>與物流中心的地理位置，將路線劃分</w:t>
+      </w:r>
+      <w:proofErr w:type="gramStart"/>
+      <w:r>
+        <w:rPr>
+          <w:rFonts w:ascii="Times New Roman" w:eastAsia="標楷體" w:hAnsi="Times New Roman" w:cs="Times New Roman"/>
+        </w:rPr>
+        <w:t>為近區</w:t>
+      </w:r>
+      <w:proofErr w:type="gramEnd"/>
+      <w:r>
+        <w:rPr>
+          <w:rFonts w:ascii="Times New Roman" w:eastAsia="標楷體" w:hAnsi="Times New Roman" w:cs="Times New Roman"/>
+        </w:rPr>
+        <w:t>、中區</w:t>
+      </w:r>
+      <w:proofErr w:type="gramStart"/>
+      <w:r>
+        <w:rPr>
+          <w:rFonts w:ascii="Times New Roman" w:eastAsia="標楷體" w:hAnsi="Times New Roman" w:cs="Times New Roman"/>
+        </w:rPr>
+        <w:t>與遠區</w:t>
+      </w:r>
+      <w:proofErr w:type="gramEnd"/>
+      <w:r>
+        <w:rPr>
+          <w:rFonts w:ascii="Times New Roman" w:eastAsia="標楷體" w:hAnsi="Times New Roman" w:cs="Times New Roman"/>
+        </w:rPr>
+        <w:t>，以減少跨區配送帶來的效率</w:t>
       </w:r>
       <w:r>
         <w:rPr>
@@ -21723,7 +23031,35 @@
         <w:rPr>
           <w:rFonts w:ascii="Times New Roman" w:eastAsia="標楷體" w:hAnsi="Times New Roman" w:cs="Times New Roman"/>
         </w:rPr>
-        <w:t>。此外，所有生成的支援線均需遵守五小時以內的行駛時間限</w:t>
+        <w:t>。</w:t>
+      </w:r>
+      <w:proofErr w:type="gramStart"/>
+      <w:r>
+        <w:rPr>
+          <w:rFonts w:ascii="Times New Roman" w:eastAsia="標楷體" w:hAnsi="Times New Roman" w:cs="Times New Roman"/>
+        </w:rPr>
+        <w:t>此外，</w:t>
+      </w:r>
+      <w:proofErr w:type="gramEnd"/>
+      <w:r>
+        <w:rPr>
+          <w:rFonts w:ascii="Times New Roman" w:eastAsia="標楷體" w:hAnsi="Times New Roman" w:cs="Times New Roman"/>
+        </w:rPr>
+        <w:t>所有生成的支援</w:t>
+      </w:r>
+      <w:proofErr w:type="gramStart"/>
+      <w:r>
+        <w:rPr>
+          <w:rFonts w:ascii="Times New Roman" w:eastAsia="標楷體" w:hAnsi="Times New Roman" w:cs="Times New Roman"/>
+        </w:rPr>
+        <w:t>線均需遵守</w:t>
+      </w:r>
+      <w:proofErr w:type="gramEnd"/>
+      <w:r>
+        <w:rPr>
+          <w:rFonts w:ascii="Times New Roman" w:eastAsia="標楷體" w:hAnsi="Times New Roman" w:cs="Times New Roman"/>
+        </w:rPr>
+        <w:t>五小時以內的行駛時間限</w:t>
       </w:r>
       <w:r>
         <w:rPr>
@@ -21771,7 +23107,21 @@
         <w:rPr>
           <w:rFonts w:ascii="Times New Roman" w:eastAsia="標楷體" w:hAnsi="Times New Roman" w:cs="Times New Roman" w:hint="eastAsia"/>
         </w:rPr>
-        <w:t>店舖的預定到達時間，</w:t>
+        <w:t>店</w:t>
+      </w:r>
+      <w:proofErr w:type="gramStart"/>
+      <w:r>
+        <w:rPr>
+          <w:rFonts w:ascii="Times New Roman" w:eastAsia="標楷體" w:hAnsi="Times New Roman" w:cs="Times New Roman" w:hint="eastAsia"/>
+        </w:rPr>
+        <w:t>舖</w:t>
+      </w:r>
+      <w:proofErr w:type="gramEnd"/>
+      <w:r>
+        <w:rPr>
+          <w:rFonts w:ascii="Times New Roman" w:eastAsia="標楷體" w:hAnsi="Times New Roman" w:cs="Times New Roman" w:hint="eastAsia"/>
+        </w:rPr>
+        <w:t>的預定到達時間，</w:t>
       </w:r>
       <w:r>
         <w:rPr>
@@ -21789,8 +23139,16 @@
         <w:rPr>
           <w:rFonts w:ascii="Times New Roman" w:eastAsia="標楷體" w:hAnsi="Times New Roman" w:cs="Times New Roman"/>
         </w:rPr>
-        <w:t>店舖</w:t>
-      </w:r>
+        <w:t>店</w:t>
+      </w:r>
+      <w:proofErr w:type="gramStart"/>
+      <w:r>
+        <w:rPr>
+          <w:rFonts w:ascii="Times New Roman" w:eastAsia="標楷體" w:hAnsi="Times New Roman" w:cs="Times New Roman"/>
+        </w:rPr>
+        <w:t>舖</w:t>
+      </w:r>
+      <w:proofErr w:type="gramEnd"/>
       <w:r>
         <w:rPr>
           <w:rFonts w:ascii="Times New Roman" w:eastAsia="標楷體" w:hAnsi="Times New Roman" w:cs="Times New Roman"/>
@@ -21873,7 +23231,21 @@
         <w:rPr>
           <w:rFonts w:ascii="Times New Roman" w:eastAsia="標楷體" w:hAnsi="Times New Roman" w:cs="Times New Roman"/>
         </w:rPr>
-        <w:t>總路線時長限制，計算路線的行駛總時間與所有店舖的服務時間總和，並要求該總時長不得超過最大允許值，</w:t>
+        <w:t>總路線時長限制，計算路線的行駛總時間與所有店</w:t>
+      </w:r>
+      <w:proofErr w:type="gramStart"/>
+      <w:r>
+        <w:rPr>
+          <w:rFonts w:ascii="Times New Roman" w:eastAsia="標楷體" w:hAnsi="Times New Roman" w:cs="Times New Roman"/>
+        </w:rPr>
+        <w:t>舖</w:t>
+      </w:r>
+      <w:proofErr w:type="gramEnd"/>
+      <w:r>
+        <w:rPr>
+          <w:rFonts w:ascii="Times New Roman" w:eastAsia="標楷體" w:hAnsi="Times New Roman" w:cs="Times New Roman"/>
+        </w:rPr>
+        <w:t>的服務時間總和，並要求該總時長不得超過最大允許值，</w:t>
       </w:r>
       <w:r>
         <w:rPr>
@@ -21939,8 +23311,16 @@
         <w:rPr>
           <w:rFonts w:ascii="Times New Roman" w:eastAsia="標楷體" w:hAnsi="Times New Roman" w:cs="Times New Roman" w:hint="eastAsia"/>
         </w:rPr>
-        <w:t>店舖</w:t>
-      </w:r>
+        <w:t>店</w:t>
+      </w:r>
+      <w:proofErr w:type="gramStart"/>
+      <w:r>
+        <w:rPr>
+          <w:rFonts w:ascii="Times New Roman" w:eastAsia="標楷體" w:hAnsi="Times New Roman" w:cs="Times New Roman" w:hint="eastAsia"/>
+        </w:rPr>
+        <w:t>舖</w:t>
+      </w:r>
+      <w:proofErr w:type="gramEnd"/>
       <w:r>
         <w:rPr>
           <w:rFonts w:ascii="Times New Roman" w:eastAsia="標楷體" w:hAnsi="Times New Roman" w:cs="Times New Roman"/>
@@ -21957,14 +23337,42 @@
         <w:rPr>
           <w:rFonts w:ascii="Times New Roman" w:eastAsia="標楷體" w:hAnsi="Times New Roman" w:cs="Times New Roman"/>
         </w:rPr>
-        <w:t>店舖的服務後，經過兩點間的行</w:t>
+        <w:t>店</w:t>
+      </w:r>
+      <w:proofErr w:type="gramStart"/>
+      <w:r>
+        <w:rPr>
+          <w:rFonts w:ascii="Times New Roman" w:eastAsia="標楷體" w:hAnsi="Times New Roman" w:cs="Times New Roman"/>
+        </w:rPr>
+        <w:t>舖</w:t>
+      </w:r>
+      <w:proofErr w:type="gramEnd"/>
+      <w:r>
+        <w:rPr>
+          <w:rFonts w:ascii="Times New Roman" w:eastAsia="標楷體" w:hAnsi="Times New Roman" w:cs="Times New Roman"/>
+        </w:rPr>
+        <w:t>的服務後，經過</w:t>
+      </w:r>
+      <w:proofErr w:type="gramStart"/>
+      <w:r>
+        <w:rPr>
+          <w:rFonts w:ascii="Times New Roman" w:eastAsia="標楷體" w:hAnsi="Times New Roman" w:cs="Times New Roman"/>
+        </w:rPr>
+        <w:t>兩點間的行</w:t>
       </w:r>
       <w:r>
         <w:rPr>
           <w:rFonts w:ascii="Times New Roman" w:eastAsia="標楷體" w:hAnsi="Times New Roman" w:cs="Times New Roman"/>
         </w:rPr>
         <w:lastRenderedPageBreak/>
-        <w:t>駛時間才抵達下一節點。式</w:t>
+        <w:t>駛</w:t>
+      </w:r>
+      <w:proofErr w:type="gramEnd"/>
+      <w:r>
+        <w:rPr>
+          <w:rFonts w:ascii="Times New Roman" w:eastAsia="標楷體" w:hAnsi="Times New Roman" w:cs="Times New Roman"/>
+        </w:rPr>
+        <w:t>時間才抵達下一節點。式</w:t>
       </w:r>
       <w:r>
         <w:rPr>
@@ -21988,7 +23396,28 @@
         <w:rPr>
           <w:rFonts w:ascii="Times New Roman" w:eastAsia="標楷體" w:hAnsi="Times New Roman" w:cs="Times New Roman"/>
         </w:rPr>
-        <w:t>每家店舖的到達時間必須落在允許的服務時間範圍內，本研究設定為表定時間的前三十分鐘至後一小時</w:t>
+        <w:t>每家店</w:t>
+      </w:r>
+      <w:proofErr w:type="gramStart"/>
+      <w:r>
+        <w:rPr>
+          <w:rFonts w:ascii="Times New Roman" w:eastAsia="標楷體" w:hAnsi="Times New Roman" w:cs="Times New Roman"/>
+        </w:rPr>
+        <w:t>舖</w:t>
+      </w:r>
+      <w:proofErr w:type="gramEnd"/>
+      <w:r>
+        <w:rPr>
+          <w:rFonts w:ascii="Times New Roman" w:eastAsia="標楷體" w:hAnsi="Times New Roman" w:cs="Times New Roman"/>
+        </w:rPr>
+        <w:t>的到達時間必須落在允許的服務時間範圍內，本研究設定為表定時間的</w:t>
+      </w:r>
+      <w:r>
+        <w:rPr>
+          <w:rFonts w:ascii="Times New Roman" w:eastAsia="標楷體" w:hAnsi="Times New Roman" w:cs="Times New Roman"/>
+          <w:color w:val="EE0000"/>
+        </w:rPr>
+        <w:t>前三十分鐘至後一小時</w:t>
       </w:r>
       <w:r>
         <w:rPr>
@@ -23629,8 +25058,16 @@
         <w:rPr>
           <w:rFonts w:ascii="Times New Roman" w:eastAsia="標楷體" w:hAnsi="Times New Roman" w:cs="Times New Roman"/>
         </w:rPr>
-        <w:t>店舖</w:t>
-      </w:r>
+        <w:t>店</w:t>
+      </w:r>
+      <w:proofErr w:type="gramStart"/>
+      <w:r>
+        <w:rPr>
+          <w:rFonts w:ascii="Times New Roman" w:eastAsia="標楷體" w:hAnsi="Times New Roman" w:cs="Times New Roman"/>
+        </w:rPr>
+        <w:t>舖</w:t>
+      </w:r>
+      <w:proofErr w:type="gramEnd"/>
       <w:r>
         <w:rPr>
           <w:rFonts w:ascii="Times New Roman" w:eastAsia="標楷體" w:hAnsi="Times New Roman" w:cs="Times New Roman"/>
@@ -23660,8 +25097,16 @@
         <w:rPr>
           <w:rFonts w:ascii="Times New Roman" w:eastAsia="標楷體" w:hAnsi="Times New Roman" w:cs="Times New Roman"/>
         </w:rPr>
-        <w:t>店舖</w:t>
-      </w:r>
+        <w:t>店</w:t>
+      </w:r>
+      <w:proofErr w:type="gramStart"/>
+      <w:r>
+        <w:rPr>
+          <w:rFonts w:ascii="Times New Roman" w:eastAsia="標楷體" w:hAnsi="Times New Roman" w:cs="Times New Roman"/>
+        </w:rPr>
+        <w:t>舖</w:t>
+      </w:r>
+      <w:proofErr w:type="gramEnd"/>
       <w:r>
         <w:rPr>
           <w:rFonts w:ascii="Times New Roman" w:eastAsia="標楷體" w:hAnsi="Times New Roman" w:cs="Times New Roman"/>
@@ -23684,8 +25129,16 @@
         <w:rPr>
           <w:rFonts w:ascii="Times New Roman" w:eastAsia="標楷體" w:hAnsi="Times New Roman" w:cs="Times New Roman"/>
         </w:rPr>
-        <w:t>店舖</w:t>
-      </w:r>
+        <w:t>店</w:t>
+      </w:r>
+      <w:proofErr w:type="gramStart"/>
+      <w:r>
+        <w:rPr>
+          <w:rFonts w:ascii="Times New Roman" w:eastAsia="標楷體" w:hAnsi="Times New Roman" w:cs="Times New Roman"/>
+        </w:rPr>
+        <w:t>舖</w:t>
+      </w:r>
+      <w:proofErr w:type="gramEnd"/>
       <w:r>
         <w:rPr>
           <w:rFonts w:ascii="Times New Roman" w:eastAsia="標楷體" w:hAnsi="Times New Roman" w:cs="Times New Roman"/>
@@ -23756,6 +25209,7 @@
         </w:rPr>
         <w:t xml:space="preserve"> </w:t>
       </w:r>
+      <w:proofErr w:type="gramStart"/>
       <w:r>
         <w:rPr>
           <w:rFonts w:ascii="Times New Roman" w:eastAsia="標楷體" w:hAnsi="Times New Roman" w:cs="Times New Roman" w:hint="eastAsia"/>
@@ -23764,124 +25218,20 @@
           <w:sz w:val="28"/>
           <w:szCs w:val="28"/>
         </w:rPr>
-        <w:t xml:space="preserve">Open Source Routing </w:t>
-      </w:r>
-      <w:r>
-        <w:rPr>
-          <w:rFonts w:ascii="Times New Roman" w:eastAsia="標楷體" w:hAnsi="Times New Roman" w:cs="Times New Roman"/>
+        <w:t>Open Source</w:t>
+      </w:r>
+      <w:proofErr w:type="gramEnd"/>
+      <w:r>
+        <w:rPr>
+          <w:rFonts w:ascii="Times New Roman" w:eastAsia="標楷體" w:hAnsi="Times New Roman" w:cs="Times New Roman" w:hint="eastAsia"/>
           <w:b/>
           <w:bCs/>
           <w:sz w:val="28"/>
           <w:szCs w:val="28"/>
         </w:rPr>
-        <w:t>Machine</w:t>
-      </w:r>
-    </w:p>
-    <w:p>
-      <w:pPr>
-        <w:widowControl/>
-        <w:spacing w:line="360" w:lineRule="auto"/>
-        <w:jc w:val="both"/>
-        <w:rPr>
-          <w:rFonts w:ascii="Times New Roman" w:eastAsia="標楷體" w:hAnsi="Times New Roman" w:cs="Times New Roman"/>
-        </w:rPr>
-      </w:pPr>
-      <w:r>
-        <w:rPr>
-          <w:rFonts w:ascii="Times New Roman" w:eastAsia="標楷體" w:hAnsi="Times New Roman" w:cs="Times New Roman"/>
-        </w:rPr>
-        <w:tab/>
-      </w:r>
-      <w:r>
-        <w:rPr>
-          <w:rFonts w:ascii="Times New Roman" w:eastAsia="標楷體" w:hAnsi="Times New Roman" w:cs="Times New Roman" w:hint="eastAsia"/>
-        </w:rPr>
-        <w:t>OSRM</w:t>
-      </w:r>
-      <w:r>
-        <w:rPr>
-          <w:rFonts w:ascii="Times New Roman" w:eastAsia="標楷體" w:hAnsi="Times New Roman" w:cs="Times New Roman" w:hint="eastAsia"/>
-        </w:rPr>
-        <w:t>是用於路徑計算的路由引擎，能夠計算路網中任意兩點間的最短路徑及預估行車時間。</w:t>
-      </w:r>
-      <w:r>
-        <w:rPr>
-          <w:rFonts w:ascii="Times New Roman" w:eastAsia="標楷體" w:hAnsi="Times New Roman" w:cs="Times New Roman" w:hint="eastAsia"/>
-        </w:rPr>
-        <w:t>OSRM</w:t>
-      </w:r>
-      <w:r>
-        <w:rPr>
-          <w:rFonts w:ascii="Times New Roman" w:eastAsia="標楷體" w:hAnsi="Times New Roman" w:cs="Times New Roman" w:hint="eastAsia"/>
-        </w:rPr>
-        <w:t>利用來自</w:t>
-      </w:r>
-      <w:r>
-        <w:rPr>
-          <w:rFonts w:ascii="Times New Roman" w:eastAsia="標楷體" w:hAnsi="Times New Roman" w:cs="Times New Roman" w:hint="eastAsia"/>
-        </w:rPr>
-        <w:t>OpenStreetMap</w:t>
-      </w:r>
-      <w:r>
-        <w:rPr>
-          <w:rFonts w:ascii="Times New Roman" w:eastAsia="標楷體" w:hAnsi="Times New Roman" w:cs="Times New Roman" w:hint="eastAsia"/>
-        </w:rPr>
-        <w:t>的地圖資料進行前處理，並透過</w:t>
-      </w:r>
-      <w:r>
-        <w:rPr>
-          <w:rFonts w:ascii="Times New Roman" w:eastAsia="標楷體" w:hAnsi="Times New Roman" w:cs="Times New Roman" w:hint="eastAsia"/>
-        </w:rPr>
-        <w:t>RESTful API</w:t>
-      </w:r>
-      <w:r>
-        <w:rPr>
-          <w:rFonts w:ascii="Times New Roman" w:eastAsia="標楷體" w:hAnsi="Times New Roman" w:cs="Times New Roman" w:hint="eastAsia"/>
-        </w:rPr>
-        <w:t>提供路徑規劃、距離矩陣及時間估算等功能。在本研究中，</w:t>
-      </w:r>
-      <w:r>
-        <w:rPr>
-          <w:rFonts w:ascii="Times New Roman" w:eastAsia="標楷體" w:hAnsi="Times New Roman" w:cs="Times New Roman" w:hint="eastAsia"/>
-        </w:rPr>
-        <w:t>OSRM</w:t>
-      </w:r>
-      <w:r>
-        <w:rPr>
-          <w:rFonts w:ascii="Times New Roman" w:eastAsia="標楷體" w:hAnsi="Times New Roman" w:cs="Times New Roman" w:hint="eastAsia"/>
-        </w:rPr>
-        <w:t>用於計算店舖間的行駛距離與時間，並依據實際道路網路</w:t>
-      </w:r>
-      <w:r>
-        <w:rPr>
-          <w:rFonts w:ascii="Times New Roman" w:eastAsia="標楷體" w:hAnsi="Times New Roman" w:cs="Times New Roman" w:hint="eastAsia"/>
-        </w:rPr>
-        <w:t>得到</w:t>
-      </w:r>
-      <w:r>
-        <w:rPr>
-          <w:rFonts w:ascii="Times New Roman" w:eastAsia="標楷體" w:hAnsi="Times New Roman" w:cs="Times New Roman" w:hint="eastAsia"/>
-        </w:rPr>
-        <w:t>完整的距離與時間矩陣，以作為後續配送路線</w:t>
-      </w:r>
-      <w:r>
-        <w:rPr>
-          <w:rFonts w:ascii="Times New Roman" w:eastAsia="標楷體" w:hAnsi="Times New Roman" w:cs="Times New Roman" w:hint="eastAsia"/>
-        </w:rPr>
-        <w:t>規劃</w:t>
-      </w:r>
-      <w:r>
-        <w:rPr>
-          <w:rFonts w:ascii="Times New Roman" w:eastAsia="標楷體" w:hAnsi="Times New Roman" w:cs="Times New Roman" w:hint="eastAsia"/>
-        </w:rPr>
-        <w:t>的輸入資料。</w:t>
-      </w:r>
-    </w:p>
-    <w:p>
-      <w:pPr>
-        <w:widowControl/>
-        <w:spacing w:line="360" w:lineRule="auto"/>
-        <w:outlineLvl w:val="3"/>
+        <w:t xml:space="preserve"> Routing </w:t>
+      </w:r>
+      <w:r>
         <w:rPr>
           <w:rFonts w:ascii="Times New Roman" w:eastAsia="標楷體" w:hAnsi="Times New Roman" w:cs="Times New Roman"/>
           <w:b/>
@@ -23889,17 +25239,150 @@
           <w:sz w:val="28"/>
           <w:szCs w:val="28"/>
         </w:rPr>
-      </w:pPr>
-      <w:r>
-        <w:rPr>
-          <w:rFonts w:ascii="Times New Roman" w:eastAsia="標楷體" w:hAnsi="Times New Roman" w:cs="Times New Roman" w:hint="eastAsia"/>
+        <w:t>Machine</w:t>
+      </w:r>
+    </w:p>
+    <w:p>
+      <w:pPr>
+        <w:widowControl/>
+        <w:spacing w:line="360" w:lineRule="auto"/>
+        <w:jc w:val="both"/>
+        <w:rPr>
+          <w:rFonts w:ascii="Times New Roman" w:eastAsia="標楷體" w:hAnsi="Times New Roman" w:cs="Times New Roman"/>
+        </w:rPr>
+      </w:pPr>
+      <w:r>
+        <w:rPr>
+          <w:rFonts w:ascii="Times New Roman" w:eastAsia="標楷體" w:hAnsi="Times New Roman" w:cs="Times New Roman"/>
+        </w:rPr>
+        <w:tab/>
+      </w:r>
+      <w:r>
+        <w:rPr>
+          <w:rFonts w:ascii="Times New Roman" w:eastAsia="標楷體" w:hAnsi="Times New Roman" w:cs="Times New Roman" w:hint="eastAsia"/>
+        </w:rPr>
+        <w:t>OSRM</w:t>
+      </w:r>
+      <w:r>
+        <w:rPr>
+          <w:rFonts w:ascii="Times New Roman" w:eastAsia="標楷體" w:hAnsi="Times New Roman" w:cs="Times New Roman" w:hint="eastAsia"/>
+        </w:rPr>
+        <w:t>是用於路徑計算的路由引擎，能夠計算路網中任意</w:t>
+      </w:r>
+      <w:proofErr w:type="gramStart"/>
+      <w:r>
+        <w:rPr>
+          <w:rFonts w:ascii="Times New Roman" w:eastAsia="標楷體" w:hAnsi="Times New Roman" w:cs="Times New Roman" w:hint="eastAsia"/>
+        </w:rPr>
+        <w:t>兩點間的最</w:t>
+      </w:r>
+      <w:proofErr w:type="gramEnd"/>
+      <w:r>
+        <w:rPr>
+          <w:rFonts w:ascii="Times New Roman" w:eastAsia="標楷體" w:hAnsi="Times New Roman" w:cs="Times New Roman" w:hint="eastAsia"/>
+        </w:rPr>
+        <w:t>短路徑及預估行車時間。</w:t>
+      </w:r>
+      <w:r>
+        <w:rPr>
+          <w:rFonts w:ascii="Times New Roman" w:eastAsia="標楷體" w:hAnsi="Times New Roman" w:cs="Times New Roman" w:hint="eastAsia"/>
+        </w:rPr>
+        <w:t>OSRM</w:t>
+      </w:r>
+      <w:r>
+        <w:rPr>
+          <w:rFonts w:ascii="Times New Roman" w:eastAsia="標楷體" w:hAnsi="Times New Roman" w:cs="Times New Roman" w:hint="eastAsia"/>
+        </w:rPr>
+        <w:t>利用來自</w:t>
+      </w:r>
+      <w:r>
+        <w:rPr>
+          <w:rFonts w:ascii="Times New Roman" w:eastAsia="標楷體" w:hAnsi="Times New Roman" w:cs="Times New Roman" w:hint="eastAsia"/>
+        </w:rPr>
+        <w:t>OpenStreetMap</w:t>
+      </w:r>
+      <w:r>
+        <w:rPr>
+          <w:rFonts w:ascii="Times New Roman" w:eastAsia="標楷體" w:hAnsi="Times New Roman" w:cs="Times New Roman" w:hint="eastAsia"/>
+        </w:rPr>
+        <w:t>的地圖資料進行前處理，並透過</w:t>
+      </w:r>
+      <w:r>
+        <w:rPr>
+          <w:rFonts w:ascii="Times New Roman" w:eastAsia="標楷體" w:hAnsi="Times New Roman" w:cs="Times New Roman" w:hint="eastAsia"/>
+        </w:rPr>
+        <w:t>RESTful API</w:t>
+      </w:r>
+      <w:r>
+        <w:rPr>
+          <w:rFonts w:ascii="Times New Roman" w:eastAsia="標楷體" w:hAnsi="Times New Roman" w:cs="Times New Roman" w:hint="eastAsia"/>
+        </w:rPr>
+        <w:t>提供路徑規劃、距離矩陣及時間估算等功能。在本研究中，</w:t>
+      </w:r>
+      <w:r>
+        <w:rPr>
+          <w:rFonts w:ascii="Times New Roman" w:eastAsia="標楷體" w:hAnsi="Times New Roman" w:cs="Times New Roman" w:hint="eastAsia"/>
+        </w:rPr>
+        <w:t>OSRM</w:t>
+      </w:r>
+      <w:r>
+        <w:rPr>
+          <w:rFonts w:ascii="Times New Roman" w:eastAsia="標楷體" w:hAnsi="Times New Roman" w:cs="Times New Roman" w:hint="eastAsia"/>
+        </w:rPr>
+        <w:t>用於計算店</w:t>
+      </w:r>
+      <w:proofErr w:type="gramStart"/>
+      <w:r>
+        <w:rPr>
+          <w:rFonts w:ascii="Times New Roman" w:eastAsia="標楷體" w:hAnsi="Times New Roman" w:cs="Times New Roman" w:hint="eastAsia"/>
+        </w:rPr>
+        <w:t>舖間的</w:t>
+      </w:r>
+      <w:proofErr w:type="gramEnd"/>
+      <w:r>
+        <w:rPr>
+          <w:rFonts w:ascii="Times New Roman" w:eastAsia="標楷體" w:hAnsi="Times New Roman" w:cs="Times New Roman" w:hint="eastAsia"/>
+        </w:rPr>
+        <w:t>行駛距離與時間，並依據實際道路網路</w:t>
+      </w:r>
+      <w:r>
+        <w:rPr>
+          <w:rFonts w:ascii="Times New Roman" w:eastAsia="標楷體" w:hAnsi="Times New Roman" w:cs="Times New Roman" w:hint="eastAsia"/>
+        </w:rPr>
+        <w:t>得到</w:t>
+      </w:r>
+      <w:r>
+        <w:rPr>
+          <w:rFonts w:ascii="Times New Roman" w:eastAsia="標楷體" w:hAnsi="Times New Roman" w:cs="Times New Roman" w:hint="eastAsia"/>
+        </w:rPr>
+        <w:t>完整的距離與時間矩陣，以作為後續配送路線</w:t>
+      </w:r>
+      <w:r>
+        <w:rPr>
+          <w:rFonts w:ascii="Times New Roman" w:eastAsia="標楷體" w:hAnsi="Times New Roman" w:cs="Times New Roman" w:hint="eastAsia"/>
+        </w:rPr>
+        <w:t>規劃</w:t>
+      </w:r>
+      <w:r>
+        <w:rPr>
+          <w:rFonts w:ascii="Times New Roman" w:eastAsia="標楷體" w:hAnsi="Times New Roman" w:cs="Times New Roman" w:hint="eastAsia"/>
+        </w:rPr>
+        <w:t>的輸入資料。</w:t>
+      </w:r>
+    </w:p>
+    <w:p>
+      <w:pPr>
+        <w:widowControl/>
+        <w:spacing w:line="360" w:lineRule="auto"/>
+        <w:outlineLvl w:val="3"/>
+        <w:rPr>
+          <w:rFonts w:ascii="Times New Roman" w:eastAsia="標楷體" w:hAnsi="Times New Roman" w:cs="Times New Roman"/>
           <w:b/>
           <w:bCs/>
           <w:sz w:val="28"/>
           <w:szCs w:val="28"/>
         </w:rPr>
-        <w:t>3.2.</w:t>
-      </w:r>
+      </w:pPr>
       <w:r>
         <w:rPr>
           <w:rFonts w:ascii="Times New Roman" w:eastAsia="標楷體" w:hAnsi="Times New Roman" w:cs="Times New Roman" w:hint="eastAsia"/>
@@ -23908,7 +25391,7 @@
           <w:sz w:val="28"/>
           <w:szCs w:val="28"/>
         </w:rPr>
-        <w:t>5</w:t>
+        <w:t>3.2.</w:t>
       </w:r>
       <w:r>
         <w:rPr>
@@ -23918,26 +25401,36 @@
           <w:sz w:val="28"/>
           <w:szCs w:val="28"/>
         </w:rPr>
-        <w:t xml:space="preserve">.2 </w:t>
-      </w:r>
-      <w:r>
-        <w:rPr>
-          <w:rFonts w:ascii="Times New Roman" w:eastAsia="標楷體" w:hAnsi="Times New Roman" w:cs="Times New Roman"/>
+        <w:t>5</w:t>
+      </w:r>
+      <w:r>
+        <w:rPr>
+          <w:rFonts w:ascii="Times New Roman" w:eastAsia="標楷體" w:hAnsi="Times New Roman" w:cs="Times New Roman" w:hint="eastAsia"/>
           <w:b/>
           <w:bCs/>
           <w:sz w:val="28"/>
           <w:szCs w:val="28"/>
         </w:rPr>
-        <w:t>Routes</w:t>
-      </w:r>
-      <w:r>
-        <w:rPr>
-          <w:rFonts w:ascii="Times New Roman" w:eastAsia="標楷體" w:hAnsi="Times New Roman" w:cs="Times New Roman" w:hint="eastAsia"/>
+        <w:t xml:space="preserve">.2 </w:t>
+      </w:r>
+      <w:r>
+        <w:rPr>
+          <w:rFonts w:ascii="Times New Roman" w:eastAsia="標楷體" w:hAnsi="Times New Roman" w:cs="Times New Roman"/>
           <w:b/>
           <w:bCs/>
           <w:sz w:val="28"/>
           <w:szCs w:val="28"/>
         </w:rPr>
+        <w:t>Routes</w:t>
+      </w:r>
+      <w:r>
+        <w:rPr>
+          <w:rFonts w:ascii="Times New Roman" w:eastAsia="標楷體" w:hAnsi="Times New Roman" w:cs="Times New Roman" w:hint="eastAsia"/>
+          <w:b/>
+          <w:bCs/>
+          <w:sz w:val="28"/>
+          <w:szCs w:val="28"/>
+        </w:rPr>
         <w:t xml:space="preserve"> API</w:t>
       </w:r>
     </w:p>
@@ -24105,7 +25598,21 @@
         <w:rPr>
           <w:rFonts w:ascii="Times New Roman" w:eastAsia="標楷體" w:hAnsi="Times New Roman" w:cs="Times New Roman" w:hint="eastAsia"/>
         </w:rPr>
-        <w:t>先根據實際行駛時間完成店舖分配，最終再取得完整配送路線，用於</w:t>
+        <w:t>先根據實際行駛時間完成店</w:t>
+      </w:r>
+      <w:proofErr w:type="gramStart"/>
+      <w:r>
+        <w:rPr>
+          <w:rFonts w:ascii="Times New Roman" w:eastAsia="標楷體" w:hAnsi="Times New Roman" w:cs="Times New Roman" w:hint="eastAsia"/>
+        </w:rPr>
+        <w:t>舖</w:t>
+      </w:r>
+      <w:proofErr w:type="gramEnd"/>
+      <w:r>
+        <w:rPr>
+          <w:rFonts w:ascii="Times New Roman" w:eastAsia="標楷體" w:hAnsi="Times New Roman" w:cs="Times New Roman" w:hint="eastAsia"/>
+        </w:rPr>
+        <w:t>分配，最終再取得完整配送路線，用於</w:t>
       </w:r>
       <w:r>
         <w:rPr>
@@ -24231,8 +25738,16 @@
         <w:rPr>
           <w:rFonts w:ascii="Times New Roman" w:eastAsia="標楷體" w:hAnsi="Times New Roman" w:cs="Times New Roman" w:hint="eastAsia"/>
         </w:rPr>
-        <w:t>店舖</w:t>
-      </w:r>
+        <w:t>店</w:t>
+      </w:r>
+      <w:proofErr w:type="gramStart"/>
+      <w:r>
+        <w:rPr>
+          <w:rFonts w:ascii="Times New Roman" w:eastAsia="標楷體" w:hAnsi="Times New Roman" w:cs="Times New Roman" w:hint="eastAsia"/>
+        </w:rPr>
+        <w:t>舖</w:t>
+      </w:r>
+      <w:proofErr w:type="gramEnd"/>
       <w:r>
         <w:rPr>
           <w:rFonts w:ascii="Times New Roman" w:eastAsia="標楷體" w:hAnsi="Times New Roman" w:cs="Times New Roman" w:hint="eastAsia"/>
@@ -24382,8 +25897,16 @@
         <w:rPr>
           <w:rFonts w:ascii="Times New Roman" w:eastAsia="標楷體" w:hAnsi="Times New Roman" w:cs="Times New Roman"/>
         </w:rPr>
-        <w:t>本研究採用多目標蟻群演算法</w:t>
-      </w:r>
+        <w:t>本研究採用</w:t>
+      </w:r>
+      <w:proofErr w:type="gramStart"/>
+      <w:r>
+        <w:rPr>
+          <w:rFonts w:ascii="Times New Roman" w:eastAsia="標楷體" w:hAnsi="Times New Roman" w:cs="Times New Roman"/>
+        </w:rPr>
+        <w:t>多目標蟻群演算法</w:t>
+      </w:r>
+      <w:proofErr w:type="gramEnd"/>
       <w:r>
         <w:rPr>
           <w:rFonts w:ascii="Times New Roman" w:eastAsia="標楷體" w:hAnsi="Times New Roman" w:cs="Times New Roman" w:hint="eastAsia"/>
@@ -24418,7 +25941,21 @@
         <w:rPr>
           <w:rFonts w:ascii="Times New Roman" w:eastAsia="標楷體" w:hAnsi="Times New Roman" w:cs="Times New Roman"/>
         </w:rPr>
-        <w:t>針對每個目標分別建立獨立的費洛蒙矩陣，並在完成更新後對其進行正規化與融合，以</w:t>
+        <w:t>針對每</w:t>
+      </w:r>
+      <w:proofErr w:type="gramStart"/>
+      <w:r>
+        <w:rPr>
+          <w:rFonts w:ascii="Times New Roman" w:eastAsia="標楷體" w:hAnsi="Times New Roman" w:cs="Times New Roman"/>
+        </w:rPr>
+        <w:t>個</w:t>
+      </w:r>
+      <w:proofErr w:type="gramEnd"/>
+      <w:r>
+        <w:rPr>
+          <w:rFonts w:ascii="Times New Roman" w:eastAsia="標楷體" w:hAnsi="Times New Roman" w:cs="Times New Roman"/>
+        </w:rPr>
+        <w:t>目標分別建立獨立的費洛蒙矩陣，並在完成更新後對其進行正規化與融合，以</w:t>
       </w:r>
       <w:r>
         <w:rPr>
@@ -24426,11 +25963,19 @@
         </w:rPr>
         <w:t>使</w:t>
       </w:r>
-      <w:r>
-        <w:rPr>
-          <w:rFonts w:ascii="Times New Roman" w:eastAsia="標楷體" w:hAnsi="Times New Roman" w:cs="Times New Roman"/>
-        </w:rPr>
-        <w:t>多目標間的資訊共享，從而得到兼顧各目標平衡性的最佳解。</w:t>
+      <w:proofErr w:type="gramStart"/>
+      <w:r>
+        <w:rPr>
+          <w:rFonts w:ascii="Times New Roman" w:eastAsia="標楷體" w:hAnsi="Times New Roman" w:cs="Times New Roman"/>
+        </w:rPr>
+        <w:t>多目標間的資訊</w:t>
+      </w:r>
+      <w:proofErr w:type="gramEnd"/>
+      <w:r>
+        <w:rPr>
+          <w:rFonts w:ascii="Times New Roman" w:eastAsia="標楷體" w:hAnsi="Times New Roman" w:cs="Times New Roman"/>
+        </w:rPr>
+        <w:t>共享，從而得到兼顧各目標平衡性的最佳解。</w:t>
       </w:r>
     </w:p>
     <w:p>
@@ -25102,7 +26647,21 @@
               <w:rPr>
                 <w:rFonts w:ascii="Times New Roman" w:eastAsia="標楷體" w:hAnsi="Times New Roman" w:cs="Times New Roman"/>
               </w:rPr>
-              <w:t>控制貪婪演算法與隨機比例的閾值</w:t>
+              <w:t>控制貪婪演算法與隨機比例的</w:t>
+            </w:r>
+            <w:proofErr w:type="gramStart"/>
+            <w:r>
+              <w:rPr>
+                <w:rFonts w:ascii="Times New Roman" w:eastAsia="標楷體" w:hAnsi="Times New Roman" w:cs="Times New Roman"/>
+              </w:rPr>
+              <w:t>閾</w:t>
+            </w:r>
+            <w:proofErr w:type="gramEnd"/>
+            <w:r>
+              <w:rPr>
+                <w:rFonts w:ascii="Times New Roman" w:eastAsia="標楷體" w:hAnsi="Times New Roman" w:cs="Times New Roman"/>
+              </w:rPr>
+              <w:t>值</w:t>
             </w:r>
           </w:p>
         </w:tc>
@@ -25203,6 +26762,7 @@
         </w:rPr>
         <w:t xml:space="preserve"> </w:t>
       </w:r>
+      <w:proofErr w:type="gramStart"/>
       <w:r>
         <w:rPr>
           <w:rFonts w:ascii="Times New Roman" w:eastAsia="標楷體" w:hAnsi="Times New Roman" w:cs="Times New Roman"/>
@@ -25212,6 +26772,7 @@
         <w:t>變量定義</w:t>
       </w:r>
       <w:bookmarkEnd w:id="45"/>
+      <w:proofErr w:type="gramEnd"/>
     </w:p>
     <w:tbl>
       <w:tblPr>
@@ -25519,8 +27080,16 @@
               <w:rPr>
                 <w:rFonts w:ascii="Times New Roman" w:eastAsia="標楷體" w:hAnsi="Times New Roman" w:cs="Times New Roman"/>
               </w:rPr>
-              <w:t>店舖</w:t>
-            </w:r>
+              <w:t>店</w:t>
+            </w:r>
+            <w:proofErr w:type="gramStart"/>
+            <w:r>
+              <w:rPr>
+                <w:rFonts w:ascii="Times New Roman" w:eastAsia="標楷體" w:hAnsi="Times New Roman" w:cs="Times New Roman"/>
+              </w:rPr>
+              <w:t>舖</w:t>
+            </w:r>
+            <w:proofErr w:type="gramEnd"/>
             <w:r>
               <w:rPr>
                 <w:rFonts w:ascii="Times New Roman" w:eastAsia="標楷體" w:hAnsi="Times New Roman" w:cs="Times New Roman"/>
@@ -25922,8 +27491,16 @@
         <w:rPr>
           <w:rFonts w:ascii="Times New Roman" w:eastAsia="標楷體" w:hAnsi="Times New Roman" w:cs="Times New Roman"/>
         </w:rPr>
-        <w:t>在店鋪選擇與路線構建過程中，螞蟻根據費洛蒙濃度、距離啟發值等因素，計算每個</w:t>
-      </w:r>
+        <w:t>在店鋪選擇與路線構建過程中，螞蟻根據費洛蒙濃度、距離啟發值等因素，計算每</w:t>
+      </w:r>
+      <w:proofErr w:type="gramStart"/>
+      <w:r>
+        <w:rPr>
+          <w:rFonts w:ascii="Times New Roman" w:eastAsia="標楷體" w:hAnsi="Times New Roman" w:cs="Times New Roman"/>
+        </w:rPr>
+        <w:t>個</w:t>
+      </w:r>
+      <w:proofErr w:type="gramEnd"/>
       <w:r>
         <w:rPr>
           <w:rFonts w:ascii="Times New Roman" w:eastAsia="標楷體" w:hAnsi="Times New Roman" w:cs="Times New Roman" w:hint="eastAsia"/>
@@ -25972,11 +27549,19 @@
         </w:rPr>
         <w:t>或等於預設</w:t>
       </w:r>
-      <w:r>
-        <w:rPr>
-          <w:rFonts w:ascii="Times New Roman" w:eastAsia="標楷體" w:hAnsi="Times New Roman" w:cs="Times New Roman"/>
-        </w:rPr>
-        <w:t>閾值</w:t>
+      <w:proofErr w:type="gramStart"/>
+      <w:r>
+        <w:rPr>
+          <w:rFonts w:ascii="Times New Roman" w:eastAsia="標楷體" w:hAnsi="Times New Roman" w:cs="Times New Roman"/>
+        </w:rPr>
+        <w:t>閾</w:t>
+      </w:r>
+      <w:proofErr w:type="gramEnd"/>
+      <w:r>
+        <w:rPr>
+          <w:rFonts w:ascii="Times New Roman" w:eastAsia="標楷體" w:hAnsi="Times New Roman" w:cs="Times New Roman"/>
+        </w:rPr>
+        <w:t>值</w:t>
       </w:r>
       <w:r>
         <w:rPr>
@@ -26020,11 +27605,19 @@
         </w:rPr>
         <w:t>若隨機數大於</w:t>
       </w:r>
-      <w:r>
-        <w:rPr>
-          <w:rFonts w:ascii="Times New Roman" w:eastAsia="標楷體" w:hAnsi="Times New Roman" w:cs="Times New Roman"/>
-        </w:rPr>
-        <w:t>閾值</w:t>
+      <w:proofErr w:type="gramStart"/>
+      <w:r>
+        <w:rPr>
+          <w:rFonts w:ascii="Times New Roman" w:eastAsia="標楷體" w:hAnsi="Times New Roman" w:cs="Times New Roman"/>
+        </w:rPr>
+        <w:t>閾</w:t>
+      </w:r>
+      <w:proofErr w:type="gramEnd"/>
+      <w:r>
+        <w:rPr>
+          <w:rFonts w:ascii="Times New Roman" w:eastAsia="標楷體" w:hAnsi="Times New Roman" w:cs="Times New Roman"/>
+        </w:rPr>
+        <w:t>值</w:t>
       </w:r>
       <w:r>
         <w:rPr>
@@ -27982,7 +29575,21 @@
         <w:rPr>
           <w:rFonts w:ascii="Times New Roman" w:eastAsia="標楷體" w:hAnsi="Times New Roman" w:cs="Times New Roman" w:hint="eastAsia"/>
         </w:rPr>
-        <w:t>為使螞蟻在搜尋過程中依據不同的目標進行</w:t>
+        <w:t>為</w:t>
+      </w:r>
+      <w:proofErr w:type="gramStart"/>
+      <w:r>
+        <w:rPr>
+          <w:rFonts w:ascii="Times New Roman" w:eastAsia="標楷體" w:hAnsi="Times New Roman" w:cs="Times New Roman" w:hint="eastAsia"/>
+        </w:rPr>
+        <w:t>使螞蟻</w:t>
+      </w:r>
+      <w:proofErr w:type="gramEnd"/>
+      <w:r>
+        <w:rPr>
+          <w:rFonts w:ascii="Times New Roman" w:eastAsia="標楷體" w:hAnsi="Times New Roman" w:cs="Times New Roman" w:hint="eastAsia"/>
+        </w:rPr>
+        <w:t>在搜尋過程中依據不同的目標進行</w:t>
       </w:r>
       <w:r>
         <w:rPr>
@@ -29089,7 +30696,29 @@
           <w:sz w:val="32"/>
           <w:szCs w:val="32"/>
         </w:rPr>
-        <w:t>費洛蒙正規化與融合</w:t>
+        <w:t>費洛蒙正</w:t>
+      </w:r>
+      <w:proofErr w:type="gramStart"/>
+      <w:r>
+        <w:rPr>
+          <w:rFonts w:ascii="Times New Roman" w:eastAsia="標楷體" w:hAnsi="Times New Roman" w:cs="Times New Roman"/>
+          <w:b/>
+          <w:bCs/>
+          <w:sz w:val="32"/>
+          <w:szCs w:val="32"/>
+        </w:rPr>
+        <w:t>規</w:t>
+      </w:r>
+      <w:proofErr w:type="gramEnd"/>
+      <w:r>
+        <w:rPr>
+          <w:rFonts w:ascii="Times New Roman" w:eastAsia="標楷體" w:hAnsi="Times New Roman" w:cs="Times New Roman"/>
+          <w:b/>
+          <w:bCs/>
+          <w:sz w:val="32"/>
+          <w:szCs w:val="32"/>
+        </w:rPr>
+        <w:t>化與融合</w:t>
       </w:r>
       <w:bookmarkEnd w:id="49"/>
     </w:p>
@@ -29113,7 +30742,21 @@
         <w:rPr>
           <w:rFonts w:ascii="Times New Roman" w:eastAsia="標楷體" w:hAnsi="Times New Roman" w:cs="Times New Roman"/>
         </w:rPr>
-        <w:t>多目標之間達成有效的資訊共享，本研究在每一個群體完成費洛蒙更新後，進一步進行費洛蒙正規化與融合</w:t>
+        <w:t>多目標之間達成有效的資訊共享，本研究在每一個群體完成費洛蒙更新後，進一步進行費洛蒙正</w:t>
+      </w:r>
+      <w:proofErr w:type="gramStart"/>
+      <w:r>
+        <w:rPr>
+          <w:rFonts w:ascii="Times New Roman" w:eastAsia="標楷體" w:hAnsi="Times New Roman" w:cs="Times New Roman"/>
+        </w:rPr>
+        <w:t>規</w:t>
+      </w:r>
+      <w:proofErr w:type="gramEnd"/>
+      <w:r>
+        <w:rPr>
+          <w:rFonts w:ascii="Times New Roman" w:eastAsia="標楷體" w:hAnsi="Times New Roman" w:cs="Times New Roman"/>
+        </w:rPr>
+        <w:t>化與融合</w:t>
       </w:r>
       <w:r>
         <w:rPr>
@@ -29127,11 +30770,19 @@
         </w:rPr>
         <w:t>整合不同目標的搜尋資訊，</w:t>
       </w:r>
-      <w:r>
-        <w:rPr>
-          <w:rFonts w:ascii="Times New Roman" w:eastAsia="標楷體" w:hAnsi="Times New Roman" w:cs="Times New Roman"/>
-        </w:rPr>
-        <w:t>使解能兼顧各目標的平衡性。</w:t>
+      <w:proofErr w:type="gramStart"/>
+      <w:r>
+        <w:rPr>
+          <w:rFonts w:ascii="Times New Roman" w:eastAsia="標楷體" w:hAnsi="Times New Roman" w:cs="Times New Roman"/>
+        </w:rPr>
+        <w:t>使解能</w:t>
+      </w:r>
+      <w:proofErr w:type="gramEnd"/>
+      <w:r>
+        <w:rPr>
+          <w:rFonts w:ascii="Times New Roman" w:eastAsia="標楷體" w:hAnsi="Times New Roman" w:cs="Times New Roman"/>
+        </w:rPr>
+        <w:t>兼顧各目標的平衡性。</w:t>
       </w:r>
       <w:r>
         <w:rPr>
@@ -29155,8 +30806,23 @@
         <w:rPr>
           <w:rFonts w:ascii="Times New Roman" w:eastAsia="標楷體" w:hAnsi="Times New Roman" w:cs="Times New Roman"/>
         </w:rPr>
-        <w:t>費洛蒙正規化公式，將各</w:t>
-      </w:r>
+        <w:t>費洛蒙正</w:t>
+      </w:r>
+      <w:proofErr w:type="gramStart"/>
+      <w:r>
+        <w:rPr>
+          <w:rFonts w:ascii="Times New Roman" w:eastAsia="標楷體" w:hAnsi="Times New Roman" w:cs="Times New Roman"/>
+        </w:rPr>
+        <w:t>規</w:t>
+      </w:r>
+      <w:proofErr w:type="gramEnd"/>
+      <w:r>
+        <w:rPr>
+          <w:rFonts w:ascii="Times New Roman" w:eastAsia="標楷體" w:hAnsi="Times New Roman" w:cs="Times New Roman"/>
+        </w:rPr>
+        <w:t>化公式，將各</w:t>
+      </w:r>
+      <w:proofErr w:type="gramStart"/>
       <w:r>
         <w:rPr>
           <w:rFonts w:ascii="Times New Roman" w:eastAsia="標楷體" w:hAnsi="Times New Roman" w:cs="Times New Roman" w:hint="eastAsia"/>
@@ -29167,7 +30833,14 @@
         <w:rPr>
           <w:rFonts w:ascii="Times New Roman" w:eastAsia="標楷體" w:hAnsi="Times New Roman" w:cs="Times New Roman"/>
         </w:rPr>
-        <w:t>間的費洛蒙值轉換為在該節點下的相對比例</w:t>
+        <w:t>間的費洛蒙</w:t>
+      </w:r>
+      <w:proofErr w:type="gramEnd"/>
+      <w:r>
+        <w:rPr>
+          <w:rFonts w:ascii="Times New Roman" w:eastAsia="標楷體" w:hAnsi="Times New Roman" w:cs="Times New Roman"/>
+        </w:rPr>
+        <w:t>值轉換為在該節點下的相對比例</w:t>
       </w:r>
       <w:r>
         <w:rPr>
@@ -29192,7 +30865,21 @@
           <w:rFonts w:ascii="Times New Roman" w:eastAsia="標楷體" w:hAnsi="Times New Roman" w:cs="Times New Roman"/>
         </w:rPr>
         <w:lastRenderedPageBreak/>
-        <w:t>費洛蒙融合公式，其中三個權重參數分別對應於最小化配送車輛數量、最小化總行駛距離以及最小化配送總時間之相對重要</w:t>
+        <w:t>費洛蒙融合公式，其中</w:t>
+      </w:r>
+      <w:proofErr w:type="gramStart"/>
+      <w:r>
+        <w:rPr>
+          <w:rFonts w:ascii="Times New Roman" w:eastAsia="標楷體" w:hAnsi="Times New Roman" w:cs="Times New Roman"/>
+        </w:rPr>
+        <w:t>三個權</w:t>
+      </w:r>
+      <w:proofErr w:type="gramEnd"/>
+      <w:r>
+        <w:rPr>
+          <w:rFonts w:ascii="Times New Roman" w:eastAsia="標楷體" w:hAnsi="Times New Roman" w:cs="Times New Roman"/>
+        </w:rPr>
+        <w:t>重參數分別對應於最小化配送車輛數量、最小化總行駛距離以及最小化配送總時間之相對重要</w:t>
       </w:r>
       <w:r>
         <w:rPr>

--- a/docs/thesis/114論文_楊宏傑.docx
+++ b/docs/thesis/114論文_楊宏傑.docx
@@ -456,7 +456,7 @@
           <w:szCs w:val="40"/>
         </w:rPr>
       </w:pPr>
-      <w:bookmarkStart w:id="2" w:name="_Toc214719088"/>
+      <w:bookmarkStart w:id="2" w:name="_Toc215925744"/>
       <w:r>
         <w:rPr>
           <w:rFonts w:ascii="Times New Roman" w:eastAsia="標楷體" w:hAnsi="Times New Roman" w:cs="Times New Roman"/>
@@ -511,7 +511,7 @@
           <w:szCs w:val="40"/>
         </w:rPr>
       </w:pPr>
-      <w:bookmarkStart w:id="3" w:name="_Toc214719089"/>
+      <w:bookmarkStart w:id="3" w:name="_Toc215925745"/>
       <w:r>
         <w:rPr>
           <w:rFonts w:ascii="Times New Roman" w:eastAsia="標楷體" w:hAnsi="Times New Roman" w:cs="Times New Roman"/>
@@ -612,7 +612,7 @@
         <w:br w:type="page"/>
       </w:r>
     </w:p>
-    <w:bookmarkStart w:id="4" w:name="_Toc214719090" w:displacedByCustomXml="next"/>
+    <w:bookmarkStart w:id="4" w:name="_Toc215925746" w:displacedByCustomXml="next"/>
     <w:sdt>
       <w:sdtPr>
         <w:rPr>
@@ -695,7 +695,7 @@
             </w:rPr>
             <w:fldChar w:fldCharType="separate"/>
           </w:r>
-          <w:hyperlink w:anchor="_Toc214719088" w:history="1">
+          <w:hyperlink w:anchor="_Toc215925744" w:history="1">
             <w:r>
               <w:rPr>
                 <w:rStyle w:val="af4"/>
@@ -721,7 +721,7 @@
               <w:rPr>
                 <w:webHidden/>
               </w:rPr>
-              <w:instrText xml:space="preserve"> PAGEREF _Toc214719088 \h </w:instrText>
+              <w:instrText xml:space="preserve"> PAGEREF _Toc215925744 \h </w:instrText>
             </w:r>
             <w:r>
               <w:rPr>
@@ -757,7 +757,7 @@
               <w14:ligatures w14:val="standardContextual"/>
             </w:rPr>
           </w:pPr>
-          <w:hyperlink w:anchor="_Toc214719089" w:history="1">
+          <w:hyperlink w:anchor="_Toc215925745" w:history="1">
             <w:r>
               <w:rPr>
                 <w:rStyle w:val="af4"/>
@@ -782,7 +782,7 @@
               <w:rPr>
                 <w:webHidden/>
               </w:rPr>
-              <w:instrText xml:space="preserve"> PAGEREF _Toc214719089 \h </w:instrText>
+              <w:instrText xml:space="preserve"> PAGEREF _Toc215925745 \h </w:instrText>
             </w:r>
             <w:r>
               <w:rPr>
@@ -818,7 +818,7 @@
               <w14:ligatures w14:val="standardContextual"/>
             </w:rPr>
           </w:pPr>
-          <w:hyperlink w:anchor="_Toc214719090" w:history="1">
+          <w:hyperlink w:anchor="_Toc215925746" w:history="1">
             <w:r>
               <w:rPr>
                 <w:rStyle w:val="af4"/>
@@ -845,7 +845,7 @@
               <w:rPr>
                 <w:webHidden/>
               </w:rPr>
-              <w:instrText xml:space="preserve"> PAGEREF _Toc214719090 \h </w:instrText>
+              <w:instrText xml:space="preserve"> PAGEREF _Toc215925746 \h </w:instrText>
             </w:r>
             <w:r>
               <w:rPr>
@@ -881,7 +881,7 @@
               <w14:ligatures w14:val="standardContextual"/>
             </w:rPr>
           </w:pPr>
-          <w:hyperlink w:anchor="_Toc214719091" w:history="1">
+          <w:hyperlink w:anchor="_Toc215925747" w:history="1">
             <w:r>
               <w:rPr>
                 <w:rStyle w:val="af4"/>
@@ -907,7 +907,7 @@
               <w:rPr>
                 <w:webHidden/>
               </w:rPr>
-              <w:instrText xml:space="preserve"> PAGEREF _Toc214719091 \h </w:instrText>
+              <w:instrText xml:space="preserve"> PAGEREF _Toc215925747 \h </w:instrText>
             </w:r>
             <w:r>
               <w:rPr>
@@ -943,7 +943,7 @@
               <w14:ligatures w14:val="standardContextual"/>
             </w:rPr>
           </w:pPr>
-          <w:hyperlink w:anchor="_Toc214719092" w:history="1">
+          <w:hyperlink w:anchor="_Toc215925748" w:history="1">
             <w:r>
               <w:rPr>
                 <w:rStyle w:val="af4"/>
@@ -969,7 +969,7 @@
               <w:rPr>
                 <w:webHidden/>
               </w:rPr>
-              <w:instrText xml:space="preserve"> PAGEREF _Toc214719092 \h </w:instrText>
+              <w:instrText xml:space="preserve"> PAGEREF _Toc215925748 \h </w:instrText>
             </w:r>
             <w:r>
               <w:rPr>
@@ -1005,7 +1005,7 @@
               <w14:ligatures w14:val="standardContextual"/>
             </w:rPr>
           </w:pPr>
-          <w:hyperlink w:anchor="_Toc214719093" w:history="1">
+          <w:hyperlink w:anchor="_Toc215925749" w:history="1">
             <w:r>
               <w:rPr>
                 <w:rStyle w:val="af4"/>
@@ -1048,7 +1048,7 @@
               <w:rPr>
                 <w:webHidden/>
               </w:rPr>
-              <w:instrText xml:space="preserve"> PAGEREF _Toc214719093 \h </w:instrText>
+              <w:instrText xml:space="preserve"> PAGEREF _Toc215925749 \h </w:instrText>
             </w:r>
             <w:r>
               <w:rPr>
@@ -1089,7 +1089,7 @@
               <w14:ligatures w14:val="standardContextual"/>
             </w:rPr>
           </w:pPr>
-          <w:hyperlink w:anchor="_Toc214719094" w:history="1">
+          <w:hyperlink w:anchor="_Toc215925750" w:history="1">
             <w:r>
               <w:rPr>
                 <w:rStyle w:val="af4"/>
@@ -1129,7 +1129,7 @@
                 <w:noProof/>
                 <w:webHidden/>
               </w:rPr>
-              <w:instrText xml:space="preserve"> PAGEREF _Toc214719094 \h </w:instrText>
+              <w:instrText xml:space="preserve"> PAGEREF _Toc215925750 \h </w:instrText>
             </w:r>
             <w:r>
               <w:rPr>
@@ -1174,7 +1174,7 @@
               <w14:ligatures w14:val="standardContextual"/>
             </w:rPr>
           </w:pPr>
-          <w:hyperlink w:anchor="_Toc214719095" w:history="1">
+          <w:hyperlink w:anchor="_Toc215925751" w:history="1">
             <w:r>
               <w:rPr>
                 <w:rStyle w:val="af4"/>
@@ -1214,7 +1214,7 @@
                 <w:noProof/>
                 <w:webHidden/>
               </w:rPr>
-              <w:instrText xml:space="preserve"> PAGEREF _Toc214719095 \h </w:instrText>
+              <w:instrText xml:space="preserve"> PAGEREF _Toc215925751 \h </w:instrText>
             </w:r>
             <w:r>
               <w:rPr>
@@ -1259,7 +1259,7 @@
               <w14:ligatures w14:val="standardContextual"/>
             </w:rPr>
           </w:pPr>
-          <w:hyperlink w:anchor="_Toc214719096" w:history="1">
+          <w:hyperlink w:anchor="_Toc215925752" w:history="1">
             <w:r>
               <w:rPr>
                 <w:rStyle w:val="af4"/>
@@ -1299,7 +1299,7 @@
                 <w:noProof/>
                 <w:webHidden/>
               </w:rPr>
-              <w:instrText xml:space="preserve"> PAGEREF _Toc214719096 \h </w:instrText>
+              <w:instrText xml:space="preserve"> PAGEREF _Toc215925752 \h </w:instrText>
             </w:r>
             <w:r>
               <w:rPr>
@@ -1339,7 +1339,7 @@
               <w14:ligatures w14:val="standardContextual"/>
             </w:rPr>
           </w:pPr>
-          <w:hyperlink w:anchor="_Toc214719097" w:history="1">
+          <w:hyperlink w:anchor="_Toc215925753" w:history="1">
             <w:r>
               <w:rPr>
                 <w:rStyle w:val="af4"/>
@@ -1382,7 +1382,7 @@
               <w:rPr>
                 <w:webHidden/>
               </w:rPr>
-              <w:instrText xml:space="preserve"> PAGEREF _Toc214719097 \h </w:instrText>
+              <w:instrText xml:space="preserve"> PAGEREF _Toc215925753 \h </w:instrText>
             </w:r>
             <w:r>
               <w:rPr>
@@ -1423,7 +1423,7 @@
               <w14:ligatures w14:val="standardContextual"/>
             </w:rPr>
           </w:pPr>
-          <w:hyperlink w:anchor="_Toc214719098" w:history="1">
+          <w:hyperlink w:anchor="_Toc215925754" w:history="1">
             <w:r>
               <w:rPr>
                 <w:rStyle w:val="af4"/>
@@ -1453,7 +1453,7 @@
                 <w:noProof/>
                 <w:webHidden/>
               </w:rPr>
-              <w:instrText xml:space="preserve"> PAGEREF _Toc214719098 \h </w:instrText>
+              <w:instrText xml:space="preserve"> PAGEREF _Toc215925754 \h </w:instrText>
             </w:r>
             <w:r>
               <w:rPr>
@@ -1498,7 +1498,7 @@
               <w14:ligatures w14:val="standardContextual"/>
             </w:rPr>
           </w:pPr>
-          <w:hyperlink w:anchor="_Toc214719099" w:history="1">
+          <w:hyperlink w:anchor="_Toc215925755" w:history="1">
             <w:r>
               <w:rPr>
                 <w:rStyle w:val="af4"/>
@@ -1528,7 +1528,7 @@
                 <w:noProof/>
                 <w:webHidden/>
               </w:rPr>
-              <w:instrText xml:space="preserve"> PAGEREF _Toc214719099 \h </w:instrText>
+              <w:instrText xml:space="preserve"> PAGEREF _Toc215925755 \h </w:instrText>
             </w:r>
             <w:r>
               <w:rPr>
@@ -1573,7 +1573,7 @@
               <w14:ligatures w14:val="standardContextual"/>
             </w:rPr>
           </w:pPr>
-          <w:hyperlink w:anchor="_Toc214719100" w:history="1">
+          <w:hyperlink w:anchor="_Toc215925756" w:history="1">
             <w:r>
               <w:rPr>
                 <w:rStyle w:val="af4"/>
@@ -1603,7 +1603,7 @@
                 <w:noProof/>
                 <w:webHidden/>
               </w:rPr>
-              <w:instrText xml:space="preserve"> PAGEREF _Toc214719100 \h </w:instrText>
+              <w:instrText xml:space="preserve"> PAGEREF _Toc215925756 \h </w:instrText>
             </w:r>
             <w:r>
               <w:rPr>
@@ -1648,7 +1648,7 @@
               <w14:ligatures w14:val="standardContextual"/>
             </w:rPr>
           </w:pPr>
-          <w:hyperlink w:anchor="_Toc214719101" w:history="1">
+          <w:hyperlink w:anchor="_Toc215925757" w:history="1">
             <w:r>
               <w:rPr>
                 <w:rStyle w:val="af4"/>
@@ -1657,7 +1657,27 @@
                 <w:bCs/>
                 <w:noProof/>
               </w:rPr>
-              <w:t>2.1.3 Dynamic Vehicle Routing Problem</w:t>
+              <w:t xml:space="preserve">2.1.3 Vehicle Routing Problem with </w:t>
+            </w:r>
+            <w:r>
+              <w:rPr>
+                <w:rStyle w:val="af4"/>
+                <w:rFonts w:ascii="Times New Roman" w:hAnsi="Times New Roman"/>
+                <w:b/>
+                <w:bCs/>
+                <w:noProof/>
+              </w:rPr>
+              <w:t>P</w:t>
+            </w:r>
+            <w:r>
+              <w:rPr>
+                <w:rStyle w:val="af4"/>
+                <w:rFonts w:ascii="Times New Roman" w:hAnsi="Times New Roman"/>
+                <w:b/>
+                <w:bCs/>
+                <w:noProof/>
+              </w:rPr>
+              <w:t>rivate Fleet and Common Carrier</w:t>
             </w:r>
             <w:r>
               <w:rPr>
@@ -1678,7 +1698,7 @@
                 <w:noProof/>
                 <w:webHidden/>
               </w:rPr>
-              <w:instrText xml:space="preserve"> PAGEREF _Toc214719101 \h </w:instrText>
+              <w:instrText xml:space="preserve"> PAGEREF _Toc215925757 \h </w:instrText>
             </w:r>
             <w:r>
               <w:rPr>
@@ -1698,7 +1718,7 @@
                 <w:noProof/>
                 <w:webHidden/>
               </w:rPr>
-              <w:t>4</w:t>
+              <w:t>5</w:t>
             </w:r>
             <w:r>
               <w:rPr>
@@ -1723,7 +1743,7 @@
               <w14:ligatures w14:val="standardContextual"/>
             </w:rPr>
           </w:pPr>
-          <w:hyperlink w:anchor="_Toc214719102" w:history="1">
+          <w:hyperlink w:anchor="_Toc215925758" w:history="1">
             <w:r>
               <w:rPr>
                 <w:rStyle w:val="af4"/>
@@ -1753,7 +1773,7 @@
                 <w:noProof/>
                 <w:webHidden/>
               </w:rPr>
-              <w:instrText xml:space="preserve"> PAGEREF _Toc214719102 \h </w:instrText>
+              <w:instrText xml:space="preserve"> PAGEREF _Toc215925758 \h </w:instrText>
             </w:r>
             <w:r>
               <w:rPr>
@@ -1798,7 +1818,7 @@
               <w14:ligatures w14:val="standardContextual"/>
             </w:rPr>
           </w:pPr>
-          <w:hyperlink w:anchor="_Toc214719103" w:history="1">
+          <w:hyperlink w:anchor="_Toc215925759" w:history="1">
             <w:r>
               <w:rPr>
                 <w:rStyle w:val="af4"/>
@@ -1828,7 +1848,7 @@
                 <w:noProof/>
                 <w:webHidden/>
               </w:rPr>
-              <w:instrText xml:space="preserve"> PAGEREF _Toc214719103 \h </w:instrText>
+              <w:instrText xml:space="preserve"> PAGEREF _Toc215925759 \h </w:instrText>
             </w:r>
             <w:r>
               <w:rPr>
@@ -1873,7 +1893,7 @@
               <w14:ligatures w14:val="standardContextual"/>
             </w:rPr>
           </w:pPr>
-          <w:hyperlink w:anchor="_Toc214719104" w:history="1">
+          <w:hyperlink w:anchor="_Toc215925760" w:history="1">
             <w:r>
               <w:rPr>
                 <w:rStyle w:val="af4"/>
@@ -1903,7 +1923,7 @@
                 <w:noProof/>
                 <w:webHidden/>
               </w:rPr>
-              <w:instrText xml:space="preserve"> PAGEREF _Toc214719104 \h </w:instrText>
+              <w:instrText xml:space="preserve"> PAGEREF _Toc215925760 \h </w:instrText>
             </w:r>
             <w:r>
               <w:rPr>
@@ -1923,7 +1943,7 @@
                 <w:noProof/>
                 <w:webHidden/>
               </w:rPr>
-              <w:t>5</w:t>
+              <w:t>6</w:t>
             </w:r>
             <w:r>
               <w:rPr>
@@ -1948,7 +1968,7 @@
               <w14:ligatures w14:val="standardContextual"/>
             </w:rPr>
           </w:pPr>
-          <w:hyperlink w:anchor="_Toc214719105" w:history="1">
+          <w:hyperlink w:anchor="_Toc215925761" w:history="1">
             <w:r>
               <w:rPr>
                 <w:rStyle w:val="af4"/>
@@ -1978,7 +1998,7 @@
                 <w:noProof/>
                 <w:webHidden/>
               </w:rPr>
-              <w:instrText xml:space="preserve"> PAGEREF _Toc214719105 \h </w:instrText>
+              <w:instrText xml:space="preserve"> PAGEREF _Toc215925761 \h </w:instrText>
             </w:r>
             <w:r>
               <w:rPr>
@@ -2018,7 +2038,7 @@
               <w14:ligatures w14:val="standardContextual"/>
             </w:rPr>
           </w:pPr>
-          <w:hyperlink w:anchor="_Toc214719106" w:history="1">
+          <w:hyperlink w:anchor="_Toc215925762" w:history="1">
             <w:r>
               <w:rPr>
                 <w:rStyle w:val="af4"/>
@@ -2061,7 +2081,7 @@
               <w:rPr>
                 <w:webHidden/>
               </w:rPr>
-              <w:instrText xml:space="preserve"> PAGEREF _Toc214719106 \h </w:instrText>
+              <w:instrText xml:space="preserve"> PAGEREF _Toc215925762 \h </w:instrText>
             </w:r>
             <w:r>
               <w:rPr>
@@ -2078,7 +2098,7 @@
               <w:rPr>
                 <w:webHidden/>
               </w:rPr>
-              <w:t>7</w:t>
+              <w:t>8</w:t>
             </w:r>
             <w:r>
               <w:rPr>
@@ -2102,7 +2122,7 @@
               <w14:ligatures w14:val="standardContextual"/>
             </w:rPr>
           </w:pPr>
-          <w:hyperlink w:anchor="_Toc214719107" w:history="1">
+          <w:hyperlink w:anchor="_Toc215925763" w:history="1">
             <w:r>
               <w:rPr>
                 <w:rStyle w:val="af4"/>
@@ -2142,7 +2162,7 @@
                 <w:noProof/>
                 <w:webHidden/>
               </w:rPr>
-              <w:instrText xml:space="preserve"> PAGEREF _Toc214719107 \h </w:instrText>
+              <w:instrText xml:space="preserve"> PAGEREF _Toc215925763 \h </w:instrText>
             </w:r>
             <w:r>
               <w:rPr>
@@ -2162,7 +2182,7 @@
                 <w:noProof/>
                 <w:webHidden/>
               </w:rPr>
-              <w:t>7</w:t>
+              <w:t>8</w:t>
             </w:r>
             <w:r>
               <w:rPr>
@@ -2187,7 +2207,7 @@
               <w14:ligatures w14:val="standardContextual"/>
             </w:rPr>
           </w:pPr>
-          <w:hyperlink w:anchor="_Toc214719108" w:history="1">
+          <w:hyperlink w:anchor="_Toc215925764" w:history="1">
             <w:r>
               <w:rPr>
                 <w:rStyle w:val="af4"/>
@@ -2227,7 +2247,7 @@
                 <w:noProof/>
                 <w:webHidden/>
               </w:rPr>
-              <w:instrText xml:space="preserve"> PAGEREF _Toc214719108 \h </w:instrText>
+              <w:instrText xml:space="preserve"> PAGEREF _Toc215925764 \h </w:instrText>
             </w:r>
             <w:r>
               <w:rPr>
@@ -2247,7 +2267,7 @@
                 <w:noProof/>
                 <w:webHidden/>
               </w:rPr>
-              <w:t>12</w:t>
+              <w:t>13</w:t>
             </w:r>
             <w:r>
               <w:rPr>
@@ -2272,7 +2292,7 @@
               <w14:ligatures w14:val="standardContextual"/>
             </w:rPr>
           </w:pPr>
-          <w:hyperlink w:anchor="_Toc214719109" w:history="1">
+          <w:hyperlink w:anchor="_Toc215925765" w:history="1">
             <w:r>
               <w:rPr>
                 <w:rStyle w:val="af4"/>
@@ -2322,7 +2342,7 @@
                 <w:noProof/>
                 <w:webHidden/>
               </w:rPr>
-              <w:instrText xml:space="preserve"> PAGEREF _Toc214719109 \h </w:instrText>
+              <w:instrText xml:space="preserve"> PAGEREF _Toc215925765 \h </w:instrText>
             </w:r>
             <w:r>
               <w:rPr>
@@ -2342,7 +2362,7 @@
                 <w:noProof/>
                 <w:webHidden/>
               </w:rPr>
-              <w:t>13</w:t>
+              <w:t>14</w:t>
             </w:r>
             <w:r>
               <w:rPr>
@@ -2367,7 +2387,7 @@
               <w14:ligatures w14:val="standardContextual"/>
             </w:rPr>
           </w:pPr>
-          <w:hyperlink w:anchor="_Toc214719110" w:history="1">
+          <w:hyperlink w:anchor="_Toc215925766" w:history="1">
             <w:r>
               <w:rPr>
                 <w:rStyle w:val="af4"/>
@@ -2417,7 +2437,7 @@
                 <w:noProof/>
                 <w:webHidden/>
               </w:rPr>
-              <w:instrText xml:space="preserve"> PAGEREF _Toc214719110 \h </w:instrText>
+              <w:instrText xml:space="preserve"> PAGEREF _Toc215925766 \h </w:instrText>
             </w:r>
             <w:r>
               <w:rPr>
@@ -2437,7 +2457,7 @@
                 <w:noProof/>
                 <w:webHidden/>
               </w:rPr>
-              <w:t>13</w:t>
+              <w:t>14</w:t>
             </w:r>
             <w:r>
               <w:rPr>
@@ -2462,7 +2482,7 @@
               <w14:ligatures w14:val="standardContextual"/>
             </w:rPr>
           </w:pPr>
-          <w:hyperlink w:anchor="_Toc214719111" w:history="1">
+          <w:hyperlink w:anchor="_Toc215925767" w:history="1">
             <w:r>
               <w:rPr>
                 <w:rStyle w:val="af4"/>
@@ -2512,7 +2532,7 @@
                 <w:noProof/>
                 <w:webHidden/>
               </w:rPr>
-              <w:instrText xml:space="preserve"> PAGEREF _Toc214719111 \h </w:instrText>
+              <w:instrText xml:space="preserve"> PAGEREF _Toc215925767 \h </w:instrText>
             </w:r>
             <w:r>
               <w:rPr>
@@ -2532,7 +2552,7 @@
                 <w:noProof/>
                 <w:webHidden/>
               </w:rPr>
-              <w:t>13</w:t>
+              <w:t>14</w:t>
             </w:r>
             <w:r>
               <w:rPr>
@@ -2557,7 +2577,7 @@
               <w14:ligatures w14:val="standardContextual"/>
             </w:rPr>
           </w:pPr>
-          <w:hyperlink w:anchor="_Toc214719112" w:history="1">
+          <w:hyperlink w:anchor="_Toc215925768" w:history="1">
             <w:r>
               <w:rPr>
                 <w:rStyle w:val="af4"/>
@@ -2607,7 +2627,7 @@
                 <w:noProof/>
                 <w:webHidden/>
               </w:rPr>
-              <w:instrText xml:space="preserve"> PAGEREF _Toc214719112 \h </w:instrText>
+              <w:instrText xml:space="preserve"> PAGEREF _Toc215925768 \h </w:instrText>
             </w:r>
             <w:r>
               <w:rPr>
@@ -2627,7 +2647,7 @@
                 <w:noProof/>
                 <w:webHidden/>
               </w:rPr>
-              <w:t>16</w:t>
+              <w:t>17</w:t>
             </w:r>
             <w:r>
               <w:rPr>
@@ -2652,7 +2672,7 @@
               <w14:ligatures w14:val="standardContextual"/>
             </w:rPr>
           </w:pPr>
-          <w:hyperlink w:anchor="_Toc214719113" w:history="1">
+          <w:hyperlink w:anchor="_Toc215925769" w:history="1">
             <w:r>
               <w:rPr>
                 <w:rStyle w:val="af4"/>
@@ -2702,7 +2722,7 @@
                 <w:noProof/>
                 <w:webHidden/>
               </w:rPr>
-              <w:instrText xml:space="preserve"> PAGEREF _Toc214719113 \h </w:instrText>
+              <w:instrText xml:space="preserve"> PAGEREF _Toc215925769 \h </w:instrText>
             </w:r>
             <w:r>
               <w:rPr>
@@ -2722,7 +2742,7 @@
                 <w:noProof/>
                 <w:webHidden/>
               </w:rPr>
-              <w:t>16</w:t>
+              <w:t>17</w:t>
             </w:r>
             <w:r>
               <w:rPr>
@@ -2747,7 +2767,7 @@
               <w14:ligatures w14:val="standardContextual"/>
             </w:rPr>
           </w:pPr>
-          <w:hyperlink w:anchor="_Toc214719114" w:history="1">
+          <w:hyperlink w:anchor="_Toc215925770" w:history="1">
             <w:r>
               <w:rPr>
                 <w:rStyle w:val="af4"/>
@@ -2797,7 +2817,7 @@
                 <w:noProof/>
                 <w:webHidden/>
               </w:rPr>
-              <w:instrText xml:space="preserve"> PAGEREF _Toc214719114 \h </w:instrText>
+              <w:instrText xml:space="preserve"> PAGEREF _Toc215925770 \h </w:instrText>
             </w:r>
             <w:r>
               <w:rPr>
@@ -2817,7 +2837,7 @@
                 <w:noProof/>
                 <w:webHidden/>
               </w:rPr>
-              <w:t>17</w:t>
+              <w:t>18</w:t>
             </w:r>
             <w:r>
               <w:rPr>
@@ -2842,7 +2862,7 @@
               <w14:ligatures w14:val="standardContextual"/>
             </w:rPr>
           </w:pPr>
-          <w:hyperlink w:anchor="_Toc214719115" w:history="1">
+          <w:hyperlink w:anchor="_Toc215925771" w:history="1">
             <w:r>
               <w:rPr>
                 <w:rStyle w:val="af4"/>
@@ -2872,7 +2892,7 @@
                 <w:noProof/>
                 <w:webHidden/>
               </w:rPr>
-              <w:instrText xml:space="preserve"> PAGEREF _Toc214719115 \h </w:instrText>
+              <w:instrText xml:space="preserve"> PAGEREF _Toc215925771 \h </w:instrText>
             </w:r>
             <w:r>
               <w:rPr>
@@ -2892,7 +2912,7 @@
                 <w:noProof/>
                 <w:webHidden/>
               </w:rPr>
-              <w:t>18</w:t>
+              <w:t>19</w:t>
             </w:r>
             <w:r>
               <w:rPr>
@@ -2917,7 +2937,7 @@
               <w14:ligatures w14:val="standardContextual"/>
             </w:rPr>
           </w:pPr>
-          <w:hyperlink w:anchor="_Toc214719116" w:history="1">
+          <w:hyperlink w:anchor="_Toc215925772" w:history="1">
             <w:r>
               <w:rPr>
                 <w:rStyle w:val="af4"/>
@@ -2957,7 +2977,7 @@
                 <w:noProof/>
                 <w:webHidden/>
               </w:rPr>
-              <w:instrText xml:space="preserve"> PAGEREF _Toc214719116 \h </w:instrText>
+              <w:instrText xml:space="preserve"> PAGEREF _Toc215925772 \h </w:instrText>
             </w:r>
             <w:r>
               <w:rPr>
@@ -2977,7 +2997,7 @@
                 <w:noProof/>
                 <w:webHidden/>
               </w:rPr>
-              <w:t>18</w:t>
+              <w:t>19</w:t>
             </w:r>
             <w:r>
               <w:rPr>
@@ -3002,7 +3022,7 @@
               <w14:ligatures w14:val="standardContextual"/>
             </w:rPr>
           </w:pPr>
-          <w:hyperlink w:anchor="_Toc214719117" w:history="1">
+          <w:hyperlink w:anchor="_Toc215925773" w:history="1">
             <w:r>
               <w:rPr>
                 <w:rStyle w:val="af4"/>
@@ -3042,7 +3062,7 @@
                 <w:noProof/>
                 <w:webHidden/>
               </w:rPr>
-              <w:instrText xml:space="preserve"> PAGEREF _Toc214719117 \h </w:instrText>
+              <w:instrText xml:space="preserve"> PAGEREF _Toc215925773 \h </w:instrText>
             </w:r>
             <w:r>
               <w:rPr>
@@ -3062,7 +3082,7 @@
                 <w:noProof/>
                 <w:webHidden/>
               </w:rPr>
-              <w:t>19</w:t>
+              <w:t>20</w:t>
             </w:r>
             <w:r>
               <w:rPr>
@@ -3087,7 +3107,7 @@
               <w14:ligatures w14:val="standardContextual"/>
             </w:rPr>
           </w:pPr>
-          <w:hyperlink w:anchor="_Toc214719118" w:history="1">
+          <w:hyperlink w:anchor="_Toc215925774" w:history="1">
             <w:r>
               <w:rPr>
                 <w:rStyle w:val="af4"/>
@@ -3127,7 +3147,7 @@
                 <w:noProof/>
                 <w:webHidden/>
               </w:rPr>
-              <w:instrText xml:space="preserve"> PAGEREF _Toc214719118 \h </w:instrText>
+              <w:instrText xml:space="preserve"> PAGEREF _Toc215925774 \h </w:instrText>
             </w:r>
             <w:r>
               <w:rPr>
@@ -3147,7 +3167,7 @@
                 <w:noProof/>
                 <w:webHidden/>
               </w:rPr>
-              <w:t>19</w:t>
+              <w:t>20</w:t>
             </w:r>
             <w:r>
               <w:rPr>
@@ -3172,7 +3192,7 @@
               <w14:ligatures w14:val="standardContextual"/>
             </w:rPr>
           </w:pPr>
-          <w:hyperlink w:anchor="_Toc214719119" w:history="1">
+          <w:hyperlink w:anchor="_Toc215925775" w:history="1">
             <w:r>
               <w:rPr>
                 <w:rStyle w:val="af4"/>
@@ -3212,7 +3232,7 @@
                 <w:noProof/>
                 <w:webHidden/>
               </w:rPr>
-              <w:instrText xml:space="preserve"> PAGEREF _Toc214719119 \h </w:instrText>
+              <w:instrText xml:space="preserve"> PAGEREF _Toc215925775 \h </w:instrText>
             </w:r>
             <w:r>
               <w:rPr>
@@ -3232,7 +3252,7 @@
                 <w:noProof/>
                 <w:webHidden/>
               </w:rPr>
-              <w:t>20</w:t>
+              <w:t>21</w:t>
             </w:r>
             <w:r>
               <w:rPr>
@@ -3257,7 +3277,7 @@
               <w14:ligatures w14:val="standardContextual"/>
             </w:rPr>
           </w:pPr>
-          <w:hyperlink w:anchor="_Toc214719120" w:history="1">
+          <w:hyperlink w:anchor="_Toc215925776" w:history="1">
             <w:r>
               <w:rPr>
                 <w:rStyle w:val="af4"/>
@@ -3297,7 +3317,7 @@
                 <w:noProof/>
                 <w:webHidden/>
               </w:rPr>
-              <w:instrText xml:space="preserve"> PAGEREF _Toc214719120 \h </w:instrText>
+              <w:instrText xml:space="preserve"> PAGEREF _Toc215925776 \h </w:instrText>
             </w:r>
             <w:r>
               <w:rPr>
@@ -3317,7 +3337,7 @@
                 <w:noProof/>
                 <w:webHidden/>
               </w:rPr>
-              <w:t>20</w:t>
+              <w:t>21</w:t>
             </w:r>
             <w:r>
               <w:rPr>
@@ -3337,7 +3357,7 @@
               <w14:ligatures w14:val="standardContextual"/>
             </w:rPr>
           </w:pPr>
-          <w:hyperlink w:anchor="_Toc214719121" w:history="1">
+          <w:hyperlink w:anchor="_Toc215925777" w:history="1">
             <w:r>
               <w:rPr>
                 <w:rStyle w:val="af4"/>
@@ -3380,7 +3400,7 @@
               <w:rPr>
                 <w:webHidden/>
               </w:rPr>
-              <w:instrText xml:space="preserve"> PAGEREF _Toc214719121 \h </w:instrText>
+              <w:instrText xml:space="preserve"> PAGEREF _Toc215925777 \h </w:instrText>
             </w:r>
             <w:r>
               <w:rPr>
@@ -3397,7 +3417,7 @@
               <w:rPr>
                 <w:webHidden/>
               </w:rPr>
-              <w:t>22</w:t>
+              <w:t>23</w:t>
             </w:r>
             <w:r>
               <w:rPr>
@@ -3421,7 +3441,7 @@
               <w14:ligatures w14:val="standardContextual"/>
             </w:rPr>
           </w:pPr>
-          <w:hyperlink w:anchor="_Toc214719122" w:history="1">
+          <w:hyperlink w:anchor="_Toc215925778" w:history="1">
             <w:r>
               <w:rPr>
                 <w:rStyle w:val="af4"/>
@@ -3461,7 +3481,7 @@
                 <w:noProof/>
                 <w:webHidden/>
               </w:rPr>
-              <w:instrText xml:space="preserve"> PAGEREF _Toc214719122 \h </w:instrText>
+              <w:instrText xml:space="preserve"> PAGEREF _Toc215925778 \h </w:instrText>
             </w:r>
             <w:r>
               <w:rPr>
@@ -3481,7 +3501,7 @@
                 <w:noProof/>
                 <w:webHidden/>
               </w:rPr>
-              <w:t>22</w:t>
+              <w:t>23</w:t>
             </w:r>
             <w:r>
               <w:rPr>
@@ -3506,7 +3526,7 @@
               <w14:ligatures w14:val="standardContextual"/>
             </w:rPr>
           </w:pPr>
-          <w:hyperlink w:anchor="_Toc214719123" w:history="1">
+          <w:hyperlink w:anchor="_Toc215925779" w:history="1">
             <w:r>
               <w:rPr>
                 <w:rStyle w:val="af4"/>
@@ -3546,7 +3566,7 @@
                 <w:noProof/>
                 <w:webHidden/>
               </w:rPr>
-              <w:instrText xml:space="preserve"> PAGEREF _Toc214719123 \h </w:instrText>
+              <w:instrText xml:space="preserve"> PAGEREF _Toc215925779 \h </w:instrText>
             </w:r>
             <w:r>
               <w:rPr>
@@ -3566,7 +3586,7 @@
                 <w:noProof/>
                 <w:webHidden/>
               </w:rPr>
-              <w:t>22</w:t>
+              <w:t>23</w:t>
             </w:r>
             <w:r>
               <w:rPr>
@@ -3591,7 +3611,7 @@
               <w14:ligatures w14:val="standardContextual"/>
             </w:rPr>
           </w:pPr>
-          <w:hyperlink w:anchor="_Toc214719124" w:history="1">
+          <w:hyperlink w:anchor="_Toc215925780" w:history="1">
             <w:r>
               <w:rPr>
                 <w:rStyle w:val="af4"/>
@@ -3631,7 +3651,7 @@
                 <w:noProof/>
                 <w:webHidden/>
               </w:rPr>
-              <w:instrText xml:space="preserve"> PAGEREF _Toc214719124 \h </w:instrText>
+              <w:instrText xml:space="preserve"> PAGEREF _Toc215925780 \h </w:instrText>
             </w:r>
             <w:r>
               <w:rPr>
@@ -3651,7 +3671,7 @@
                 <w:noProof/>
                 <w:webHidden/>
               </w:rPr>
-              <w:t>22</w:t>
+              <w:t>23</w:t>
             </w:r>
             <w:r>
               <w:rPr>
@@ -3676,7 +3696,7 @@
               <w14:ligatures w14:val="standardContextual"/>
             </w:rPr>
           </w:pPr>
-          <w:hyperlink w:anchor="_Toc214719125" w:history="1">
+          <w:hyperlink w:anchor="_Toc215925781" w:history="1">
             <w:r>
               <w:rPr>
                 <w:rStyle w:val="af4"/>
@@ -3716,7 +3736,7 @@
                 <w:noProof/>
                 <w:webHidden/>
               </w:rPr>
-              <w:instrText xml:space="preserve"> PAGEREF _Toc214719125 \h </w:instrText>
+              <w:instrText xml:space="preserve"> PAGEREF _Toc215925781 \h </w:instrText>
             </w:r>
             <w:r>
               <w:rPr>
@@ -3736,7 +3756,7 @@
                 <w:noProof/>
                 <w:webHidden/>
               </w:rPr>
-              <w:t>22</w:t>
+              <w:t>23</w:t>
             </w:r>
             <w:r>
               <w:rPr>
@@ -3756,7 +3776,7 @@
               <w14:ligatures w14:val="standardContextual"/>
             </w:rPr>
           </w:pPr>
-          <w:hyperlink w:anchor="_Toc214719126" w:history="1">
+          <w:hyperlink w:anchor="_Toc215925782" w:history="1">
             <w:r>
               <w:rPr>
                 <w:rStyle w:val="af4"/>
@@ -3799,7 +3819,7 @@
               <w:rPr>
                 <w:webHidden/>
               </w:rPr>
-              <w:instrText xml:space="preserve"> PAGEREF _Toc214719126 \h </w:instrText>
+              <w:instrText xml:space="preserve"> PAGEREF _Toc215925782 \h </w:instrText>
             </w:r>
             <w:r>
               <w:rPr>
@@ -3816,7 +3836,7 @@
               <w:rPr>
                 <w:webHidden/>
               </w:rPr>
-              <w:t>24</w:t>
+              <w:t>25</w:t>
             </w:r>
             <w:r>
               <w:rPr>
@@ -3835,7 +3855,7 @@
               <w14:ligatures w14:val="standardContextual"/>
             </w:rPr>
           </w:pPr>
-          <w:hyperlink w:anchor="_Toc214719127" w:history="1">
+          <w:hyperlink w:anchor="_Toc215925783" w:history="1">
             <w:r>
               <w:rPr>
                 <w:rStyle w:val="af4"/>
@@ -3861,7 +3881,7 @@
               <w:rPr>
                 <w:webHidden/>
               </w:rPr>
-              <w:instrText xml:space="preserve"> PAGEREF _Toc214719127 \h </w:instrText>
+              <w:instrText xml:space="preserve"> PAGEREF _Toc215925783 \h </w:instrText>
             </w:r>
             <w:r>
               <w:rPr>
@@ -3878,7 +3898,7 @@
               <w:rPr>
                 <w:webHidden/>
               </w:rPr>
-              <w:t>25</w:t>
+              <w:t>26</w:t>
             </w:r>
             <w:r>
               <w:rPr>
@@ -3971,7 +3991,7 @@
           <w:szCs w:val="40"/>
         </w:rPr>
       </w:pPr>
-      <w:bookmarkStart w:id="5" w:name="_Toc214719091"/>
+      <w:bookmarkStart w:id="5" w:name="_Toc215925747"/>
       <w:r>
         <w:rPr>
           <w:rFonts w:ascii="Times New Roman" w:eastAsia="標楷體" w:hAnsi="Times New Roman" w:cs="Times New Roman"/>
@@ -4164,7 +4184,7 @@
           <w:szCs w:val="40"/>
         </w:rPr>
       </w:pPr>
-      <w:bookmarkStart w:id="6" w:name="_Toc214719092"/>
+      <w:bookmarkStart w:id="6" w:name="_Toc215925748"/>
       <w:r>
         <w:rPr>
           <w:rFonts w:ascii="Times New Roman" w:eastAsia="標楷體" w:hAnsi="Times New Roman" w:cs="Times New Roman"/>
@@ -4598,7 +4618,7 @@
         </w:rPr>
       </w:pPr>
       <w:bookmarkStart w:id="7" w:name="_Toc205218983"/>
-      <w:bookmarkStart w:id="8" w:name="_Toc214719093"/>
+      <w:bookmarkStart w:id="8" w:name="_Toc215925749"/>
       <w:r>
         <w:rPr>
           <w:rFonts w:ascii="Times New Roman" w:eastAsia="標楷體" w:hAnsi="Times New Roman" w:cs="Times New Roman"/>
@@ -4681,7 +4701,7 @@
         </w:rPr>
       </w:pPr>
       <w:bookmarkStart w:id="9" w:name="_Toc205218984"/>
-      <w:bookmarkStart w:id="10" w:name="_Toc214719094"/>
+      <w:bookmarkStart w:id="10" w:name="_Toc215925750"/>
       <w:r>
         <w:rPr>
           <w:rFonts w:ascii="Times New Roman" w:eastAsia="標楷體" w:hAnsi="Times New Roman" w:cs="Times New Roman"/>
@@ -5655,7 +5675,7 @@
         </w:rPr>
       </w:pPr>
       <w:bookmarkStart w:id="11" w:name="_Toc205218985"/>
-      <w:bookmarkStart w:id="12" w:name="_Toc214719095"/>
+      <w:bookmarkStart w:id="12" w:name="_Toc215925751"/>
       <w:r>
         <w:rPr>
           <w:rFonts w:ascii="Times New Roman" w:eastAsia="標楷體" w:hAnsi="Times New Roman" w:cs="Times New Roman"/>
@@ -5712,7 +5732,7 @@
         </w:rPr>
       </w:pPr>
       <w:bookmarkStart w:id="13" w:name="_Toc205218986"/>
-      <w:bookmarkStart w:id="14" w:name="_Toc214719096"/>
+      <w:bookmarkStart w:id="14" w:name="_Toc215925752"/>
       <w:r>
         <w:rPr>
           <w:rFonts w:ascii="Times New Roman" w:eastAsia="標楷體" w:hAnsi="Times New Roman" w:cs="Times New Roman"/>
@@ -5795,7 +5815,7 @@
         </w:rPr>
       </w:pPr>
       <w:bookmarkStart w:id="15" w:name="_Toc205218987"/>
-      <w:bookmarkStart w:id="16" w:name="_Toc214719097"/>
+      <w:bookmarkStart w:id="16" w:name="_Toc215925753"/>
       <w:r>
         <w:rPr>
           <w:rFonts w:ascii="Times New Roman" w:eastAsia="標楷體" w:hAnsi="Times New Roman" w:cs="Times New Roman"/>
@@ -5932,7 +5952,7 @@
           <w:szCs w:val="36"/>
         </w:rPr>
       </w:pPr>
-      <w:bookmarkStart w:id="18" w:name="_Toc214719098"/>
+      <w:bookmarkStart w:id="18" w:name="_Toc215925754"/>
       <w:r>
         <w:rPr>
           <w:rFonts w:ascii="Times New Roman" w:eastAsia="標楷體" w:hAnsi="Times New Roman" w:cs="Times New Roman"/>
@@ -6163,23 +6183,29 @@
         <w:rPr>
           <w:rFonts w:ascii="Times New Roman" w:eastAsia="標楷體" w:hAnsi="Times New Roman" w:cs="Times New Roman" w:hint="eastAsia"/>
         </w:rPr>
-        <w:t>動態</w:t>
-      </w:r>
-      <w:r>
-        <w:rPr>
-          <w:rFonts w:ascii="Times New Roman" w:eastAsia="標楷體" w:hAnsi="Times New Roman" w:cs="Times New Roman"/>
-        </w:rPr>
-        <w:t>車輛路</w:t>
-      </w:r>
-      <w:r>
-        <w:rPr>
-          <w:rFonts w:ascii="Times New Roman" w:eastAsia="標楷體" w:hAnsi="Times New Roman" w:cs="Times New Roman" w:hint="eastAsia"/>
-        </w:rPr>
-        <w:t>徑</w:t>
-      </w:r>
-      <w:r>
-        <w:rPr>
-          <w:rFonts w:ascii="Times New Roman" w:eastAsia="標楷體" w:hAnsi="Times New Roman" w:cs="Times New Roman"/>
+        <w:t>兼具自有與委外</w:t>
+      </w:r>
+      <w:r>
+        <w:rPr>
+          <w:rFonts w:ascii="Times New Roman" w:eastAsia="標楷體" w:hAnsi="Times New Roman" w:cs="Times New Roman" w:hint="eastAsia"/>
+        </w:rPr>
+        <w:t>之</w:t>
+      </w:r>
+      <w:r>
+        <w:rPr>
+          <w:rFonts w:ascii="Times New Roman" w:eastAsia="標楷體" w:hAnsi="Times New Roman" w:cs="Times New Roman" w:hint="eastAsia"/>
+        </w:rPr>
+        <w:t>車輛</w:t>
+      </w:r>
+      <w:r>
+        <w:rPr>
+          <w:rFonts w:ascii="Times New Roman" w:eastAsia="標楷體" w:hAnsi="Times New Roman" w:cs="Times New Roman" w:hint="eastAsia"/>
+        </w:rPr>
+        <w:t>路徑</w:t>
+      </w:r>
+      <w:r>
+        <w:rPr>
+          <w:rFonts w:ascii="Times New Roman" w:eastAsia="標楷體" w:hAnsi="Times New Roman" w:cs="Times New Roman" w:hint="eastAsia"/>
         </w:rPr>
         <w:t>問題</w:t>
       </w:r>
@@ -6191,24 +6217,18 @@
       </w:r>
       <w:r>
         <w:rPr>
-          <w:rFonts w:ascii="Times New Roman" w:eastAsia="標楷體" w:hAnsi="Times New Roman" w:cs="Times New Roman" w:hint="eastAsia"/>
-        </w:rPr>
-        <w:t>Dynamic</w:t>
-      </w:r>
-      <w:r>
-        <w:rPr>
-          <w:rFonts w:ascii="Times New Roman" w:eastAsia="標楷體" w:hAnsi="Times New Roman" w:cs="Times New Roman" w:hint="eastAsia"/>
-        </w:rPr>
-        <w:t xml:space="preserve"> </w:t>
-      </w:r>
-      <w:r>
-        <w:rPr>
           <w:rFonts w:ascii="Times New Roman" w:eastAsia="標楷體" w:hAnsi="Times New Roman" w:cs="Times New Roman"/>
         </w:rPr>
         <w:t>Vehicle Routing Problem</w:t>
       </w:r>
       <w:r>
         <w:rPr>
+          <w:rFonts w:ascii="Times New Roman" w:eastAsia="標楷體" w:hAnsi="Times New Roman" w:cs="Times New Roman" w:hint="eastAsia"/>
+        </w:rPr>
+        <w:t xml:space="preserve"> with Private Fleet and Common Carrier</w:t>
+      </w:r>
+      <w:r>
+        <w:rPr>
           <w:rFonts w:ascii="Times New Roman" w:eastAsia="標楷體" w:hAnsi="Times New Roman" w:cs="Times New Roman"/>
         </w:rPr>
         <w:t xml:space="preserve">, </w:t>
@@ -6217,7 +6237,13 @@
         <w:rPr>
           <w:rFonts w:ascii="Times New Roman" w:eastAsia="標楷體" w:hAnsi="Times New Roman" w:cs="Times New Roman" w:hint="eastAsia"/>
         </w:rPr>
-        <w:t>DVRP</w:t>
+        <w:t>VRP</w:t>
+      </w:r>
+      <w:r>
+        <w:rPr>
+          <w:rFonts w:ascii="Times New Roman" w:eastAsia="標楷體" w:hAnsi="Times New Roman" w:cs="Times New Roman" w:hint="eastAsia"/>
+        </w:rPr>
+        <w:t>PC</w:t>
       </w:r>
       <w:r>
         <w:rPr>
@@ -6516,7 +6542,7 @@
         </w:rPr>
       </w:pPr>
       <w:bookmarkStart w:id="19" w:name="_Toc205218989"/>
-      <w:bookmarkStart w:id="20" w:name="_Toc214719099"/>
+      <w:bookmarkStart w:id="20" w:name="_Toc215925755"/>
       <w:r>
         <w:rPr>
           <w:rFonts w:ascii="Times New Roman" w:eastAsia="標楷體" w:hAnsi="Times New Roman" w:cs="Times New Roman"/>
@@ -7009,7 +7035,7 @@
         </w:rPr>
       </w:pPr>
       <w:bookmarkStart w:id="21" w:name="_Toc205218990"/>
-      <w:bookmarkStart w:id="22" w:name="_Toc214719100"/>
+      <w:bookmarkStart w:id="22" w:name="_Toc215925756"/>
       <w:r>
         <w:rPr>
           <w:rFonts w:ascii="Times New Roman" w:eastAsia="標楷體" w:hAnsi="Times New Roman" w:cs="Times New Roman"/>
@@ -7253,41 +7279,35 @@
         <w:jc w:val="both"/>
         <w:rPr>
           <w:rFonts w:ascii="Times New Roman" w:eastAsia="標楷體" w:hAnsi="Times New Roman" w:cs="Times New Roman"/>
-          <w:color w:val="00B0F0"/>
-        </w:rPr>
-      </w:pPr>
-      <w:r>
-        <w:rPr>
-          <w:rFonts w:ascii="Times New Roman" w:eastAsia="標楷體" w:hAnsi="Times New Roman" w:cs="Times New Roman"/>
-          <w:color w:val="00B0F0"/>
+        </w:rPr>
+      </w:pPr>
+      <w:r>
+        <w:rPr>
+          <w:rFonts w:ascii="Times New Roman" w:eastAsia="標楷體" w:hAnsi="Times New Roman" w:cs="Times New Roman"/>
         </w:rPr>
         <w:t>Gocken</w:t>
       </w:r>
       <w:r>
         <w:rPr>
           <w:rFonts w:ascii="Times New Roman" w:eastAsia="標楷體" w:hAnsi="Times New Roman" w:cs="Times New Roman" w:hint="eastAsia"/>
-          <w:color w:val="00B0F0"/>
         </w:rPr>
         <w:t>等人</w:t>
       </w:r>
       <w:r>
         <w:rPr>
           <w:rFonts w:ascii="Times New Roman" w:eastAsia="標楷體" w:hAnsi="Times New Roman" w:cs="Times New Roman"/>
-          <w:color w:val="00B0F0"/>
         </w:rPr>
         <w:fldChar w:fldCharType="begin"/>
       </w:r>
       <w:r>
         <w:rPr>
           <w:rFonts w:ascii="Times New Roman" w:eastAsia="標楷體" w:hAnsi="Times New Roman" w:cs="Times New Roman"/>
-          <w:color w:val="00B0F0"/>
         </w:rPr>
         <w:instrText xml:space="preserve"> ADDIN EN.CITE &lt;EndNote&gt;&lt;Cite&gt;&lt;Author&gt;Gocken&lt;/Author&gt;&lt;Year&gt;2019&lt;/Year&gt;&lt;RecNum&gt;31&lt;/RecNum&gt;&lt;DisplayText&gt;[2]&lt;/DisplayText&gt;&lt;record&gt;&lt;rec-number&gt;31&lt;/rec-number&gt;&lt;foreign-keys&gt;&lt;key app="EN" db-id="ss9d92t5rxvx52etwat50vfop09fw09sax2w" timestamp="1764223054"&gt;31&lt;/key&gt;&lt;/foreign-keys&gt;&lt;ref-type name="Journal Article"&gt;17&lt;/ref-type&gt;&lt;contributors&gt;&lt;authors&gt;&lt;author&gt;Gocken, T&lt;/author&gt;&lt;author&gt;Yaktubay, M&lt;/author&gt;&lt;/authors&gt;&lt;/contributors&gt;&lt;titles&gt;&lt;title&gt;Comparison of different clustering algorithms via genetic algorithm for VRPTW&lt;/title&gt;&lt;secondary-title&gt;International Journal of Simulation Modelling&lt;/secondary-title&gt;&lt;/titles&gt;&lt;periodical&gt;&lt;full-title&gt;International Journal of Simulation Modelling&lt;/full-title&gt;&lt;/periodical&gt;&lt;pages&gt;574-585&lt;/pages&gt;&lt;volume&gt;18&lt;/volume&gt;&lt;number&gt;4&lt;/number&gt;&lt;dates&gt;&lt;year&gt;2019&lt;/year&gt;&lt;/dates&gt;&lt;urls&gt;&lt;/urls&gt;&lt;/record&gt;&lt;/Cite&gt;&lt;/EndNote&gt;</w:instrText>
       </w:r>
       <w:r>
         <w:rPr>
           <w:rFonts w:ascii="Times New Roman" w:eastAsia="標楷體" w:hAnsi="Times New Roman" w:cs="Times New Roman"/>
-          <w:color w:val="00B0F0"/>
         </w:rPr>
         <w:fldChar w:fldCharType="separate"/>
       </w:r>
@@ -7295,7 +7315,6 @@
         <w:rPr>
           <w:rFonts w:ascii="Times New Roman" w:eastAsia="標楷體" w:hAnsi="Times New Roman" w:cs="Times New Roman"/>
           <w:noProof/>
-          <w:color w:val="00B0F0"/>
         </w:rPr>
         <w:t>[</w:t>
       </w:r>
@@ -7304,7 +7323,6 @@
           <w:rPr>
             <w:rFonts w:ascii="Times New Roman" w:eastAsia="標楷體" w:hAnsi="Times New Roman" w:cs="Times New Roman"/>
             <w:noProof/>
-            <w:color w:val="00B0F0"/>
           </w:rPr>
           <w:t>2</w:t>
         </w:r>
@@ -7313,21 +7331,18 @@
         <w:rPr>
           <w:rFonts w:ascii="Times New Roman" w:eastAsia="標楷體" w:hAnsi="Times New Roman" w:cs="Times New Roman"/>
           <w:noProof/>
-          <w:color w:val="00B0F0"/>
         </w:rPr>
         <w:t>]</w:t>
       </w:r>
       <w:r>
         <w:rPr>
           <w:rFonts w:ascii="Times New Roman" w:eastAsia="標楷體" w:hAnsi="Times New Roman" w:cs="Times New Roman"/>
-          <w:color w:val="00B0F0"/>
         </w:rPr>
         <w:fldChar w:fldCharType="end"/>
       </w:r>
       <w:r>
         <w:rPr>
           <w:rFonts w:ascii="Times New Roman" w:eastAsia="標楷體" w:hAnsi="Times New Roman" w:cs="Times New Roman" w:hint="eastAsia"/>
-          <w:color w:val="00B0F0"/>
         </w:rPr>
         <w:t>強調</w:t>
       </w:r>
@@ -7335,7 +7350,6 @@
       <w:r>
         <w:rPr>
           <w:rFonts w:ascii="Times New Roman" w:eastAsia="標楷體" w:hAnsi="Times New Roman" w:cs="Times New Roman" w:hint="eastAsia"/>
-          <w:color w:val="00B0F0"/>
         </w:rPr>
         <w:t>初始群品質</w:t>
       </w:r>
@@ -7343,140 +7357,120 @@
       <w:r>
         <w:rPr>
           <w:rFonts w:ascii="Times New Roman" w:eastAsia="標楷體" w:hAnsi="Times New Roman" w:cs="Times New Roman" w:hint="eastAsia"/>
-          <w:color w:val="00B0F0"/>
         </w:rPr>
         <w:t>對於</w:t>
       </w:r>
       <w:r>
         <w:rPr>
           <w:rFonts w:ascii="Times New Roman" w:eastAsia="標楷體" w:hAnsi="Times New Roman" w:cs="Times New Roman" w:hint="eastAsia"/>
-          <w:color w:val="00B0F0"/>
         </w:rPr>
         <w:t>GA</w:t>
       </w:r>
       <w:r>
         <w:rPr>
           <w:rFonts w:ascii="Times New Roman" w:eastAsia="標楷體" w:hAnsi="Times New Roman" w:cs="Times New Roman" w:hint="eastAsia"/>
-          <w:color w:val="00B0F0"/>
         </w:rPr>
         <w:t>求解</w:t>
       </w:r>
       <w:r>
         <w:rPr>
           <w:rFonts w:ascii="Times New Roman" w:eastAsia="標楷體" w:hAnsi="Times New Roman" w:cs="Times New Roman" w:hint="eastAsia"/>
-          <w:color w:val="00B0F0"/>
         </w:rPr>
         <w:t>VRPTW</w:t>
       </w:r>
       <w:r>
         <w:rPr>
           <w:rFonts w:ascii="Times New Roman" w:eastAsia="標楷體" w:hAnsi="Times New Roman" w:cs="Times New Roman" w:hint="eastAsia"/>
-          <w:color w:val="00B0F0"/>
         </w:rPr>
         <w:t>的影響。該研究採用了「先分群，後路徑</w:t>
       </w:r>
       <w:r>
         <w:rPr>
           <w:rFonts w:ascii="Times New Roman" w:eastAsia="標楷體" w:hAnsi="Times New Roman" w:cs="Times New Roman" w:hint="eastAsia"/>
-          <w:color w:val="00B0F0"/>
         </w:rPr>
         <w:t>(</w:t>
       </w:r>
       <w:r>
         <w:rPr>
           <w:rFonts w:ascii="Times New Roman" w:eastAsia="標楷體" w:hAnsi="Times New Roman" w:cs="Times New Roman" w:hint="eastAsia"/>
-          <w:color w:val="00B0F0"/>
         </w:rPr>
         <w:t>Cluster-first</w:t>
       </w:r>
       <w:r>
         <w:rPr>
           <w:rFonts w:ascii="Times New Roman" w:eastAsia="標楷體" w:hAnsi="Times New Roman" w:cs="Times New Roman" w:hint="eastAsia"/>
-          <w:color w:val="00B0F0"/>
         </w:rPr>
         <w:t>,</w:t>
       </w:r>
       <w:r>
         <w:rPr>
           <w:rFonts w:ascii="Times New Roman" w:eastAsia="標楷體" w:hAnsi="Times New Roman" w:cs="Times New Roman" w:hint="eastAsia"/>
-          <w:color w:val="00B0F0"/>
         </w:rPr>
         <w:t xml:space="preserve"> Route-second)</w:t>
       </w:r>
       <w:r>
         <w:rPr>
           <w:rFonts w:ascii="Times New Roman" w:eastAsia="標楷體" w:hAnsi="Times New Roman" w:cs="Times New Roman" w:hint="eastAsia"/>
-          <w:color w:val="00B0F0"/>
         </w:rPr>
         <w:t>」策略，比較</w:t>
       </w:r>
       <w:r>
         <w:rPr>
           <w:rFonts w:ascii="Times New Roman" w:eastAsia="標楷體" w:hAnsi="Times New Roman" w:cs="Times New Roman" w:hint="eastAsia"/>
-          <w:color w:val="00B0F0"/>
         </w:rPr>
         <w:t>K-means</w:t>
       </w:r>
       <w:r>
         <w:rPr>
           <w:rFonts w:ascii="Times New Roman" w:eastAsia="標楷體" w:hAnsi="Times New Roman" w:cs="Times New Roman" w:hint="eastAsia"/>
-          <w:color w:val="00B0F0"/>
         </w:rPr>
         <w:t>、</w:t>
       </w:r>
       <w:r>
         <w:rPr>
           <w:rFonts w:ascii="Times New Roman" w:eastAsia="標楷體" w:hAnsi="Times New Roman" w:cs="Times New Roman" w:hint="eastAsia"/>
-          <w:color w:val="00B0F0"/>
         </w:rPr>
         <w:t>Centroid-ba</w:t>
       </w:r>
       <w:r>
         <w:rPr>
           <w:rFonts w:ascii="Times New Roman" w:eastAsia="標楷體" w:hAnsi="Times New Roman" w:cs="Times New Roman" w:hint="eastAsia"/>
-          <w:color w:val="00B0F0"/>
         </w:rPr>
         <w:t>s</w:t>
       </w:r>
       <w:r>
         <w:rPr>
           <w:rFonts w:ascii="Times New Roman" w:eastAsia="標楷體" w:hAnsi="Times New Roman" w:cs="Times New Roman" w:hint="eastAsia"/>
-          <w:color w:val="00B0F0"/>
         </w:rPr>
         <w:t>ed heuristic</w:t>
       </w:r>
       <w:r>
         <w:rPr>
           <w:rFonts w:ascii="Times New Roman" w:eastAsia="標楷體" w:hAnsi="Times New Roman" w:cs="Times New Roman" w:hint="eastAsia"/>
-          <w:color w:val="00B0F0"/>
         </w:rPr>
         <w:t>、</w:t>
       </w:r>
       <w:r>
         <w:rPr>
           <w:rFonts w:ascii="Times New Roman" w:eastAsia="標楷體" w:hAnsi="Times New Roman" w:cs="Times New Roman" w:hint="eastAsia"/>
-          <w:color w:val="00B0F0"/>
         </w:rPr>
         <w:t>DBSCAN</w:t>
       </w:r>
       <w:r>
         <w:rPr>
           <w:rFonts w:ascii="Times New Roman" w:eastAsia="標楷體" w:hAnsi="Times New Roman" w:cs="Times New Roman" w:hint="eastAsia"/>
-          <w:color w:val="00B0F0"/>
         </w:rPr>
         <w:t>及</w:t>
       </w:r>
       <w:r>
         <w:rPr>
           <w:rFonts w:ascii="Times New Roman" w:eastAsia="標楷體" w:hAnsi="Times New Roman" w:cs="Times New Roman" w:hint="eastAsia"/>
-          <w:color w:val="00B0F0"/>
         </w:rPr>
         <w:t>SNN</w:t>
       </w:r>
       <w:r>
         <w:rPr>
           <w:rFonts w:ascii="Times New Roman" w:eastAsia="標楷體" w:hAnsi="Times New Roman" w:cs="Times New Roman" w:hint="eastAsia"/>
-          <w:color w:val="00B0F0"/>
         </w:rPr>
         <w:t>四種分群方法在產生初</w:t>
       </w:r>
@@ -7484,7 +7478,6 @@
       <w:r>
         <w:rPr>
           <w:rFonts w:ascii="Times New Roman" w:eastAsia="標楷體" w:hAnsi="Times New Roman" w:cs="Times New Roman" w:hint="eastAsia"/>
-          <w:color w:val="00B0F0"/>
         </w:rPr>
         <w:t>始解時</w:t>
       </w:r>
@@ -7492,98 +7485,84 @@
       <w:r>
         <w:rPr>
           <w:rFonts w:ascii="Times New Roman" w:eastAsia="標楷體" w:hAnsi="Times New Roman" w:cs="Times New Roman" w:hint="eastAsia"/>
-          <w:color w:val="00B0F0"/>
         </w:rPr>
         <w:t>的表現。</w:t>
       </w:r>
       <w:r>
         <w:rPr>
           <w:rFonts w:ascii="Times New Roman" w:eastAsia="標楷體" w:hAnsi="Times New Roman" w:cs="Times New Roman" w:hint="eastAsia"/>
-          <w:color w:val="00B0F0"/>
         </w:rPr>
         <w:t>研究</w:t>
       </w:r>
       <w:r>
         <w:rPr>
           <w:rFonts w:ascii="Times New Roman" w:eastAsia="標楷體" w:hAnsi="Times New Roman" w:cs="Times New Roman" w:hint="eastAsia"/>
-          <w:color w:val="00B0F0"/>
         </w:rPr>
         <w:t>顯示相較於基於密度</w:t>
       </w:r>
       <w:r>
         <w:rPr>
           <w:rFonts w:ascii="Times New Roman" w:eastAsia="標楷體" w:hAnsi="Times New Roman" w:cs="Times New Roman" w:hint="eastAsia"/>
-          <w:color w:val="00B0F0"/>
         </w:rPr>
         <w:t>導向的</w:t>
       </w:r>
       <w:r>
         <w:rPr>
           <w:rFonts w:ascii="Times New Roman" w:eastAsia="標楷體" w:hAnsi="Times New Roman" w:cs="Times New Roman" w:hint="eastAsia"/>
-          <w:color w:val="00B0F0"/>
         </w:rPr>
         <w:t>分群方法，</w:t>
       </w:r>
       <w:r>
         <w:rPr>
           <w:rFonts w:ascii="Times New Roman" w:eastAsia="標楷體" w:hAnsi="Times New Roman" w:cs="Times New Roman" w:hint="eastAsia"/>
-          <w:color w:val="00B0F0"/>
         </w:rPr>
         <w:t>使用</w:t>
       </w:r>
       <w:r>
         <w:rPr>
           <w:rFonts w:ascii="Times New Roman" w:eastAsia="標楷體" w:hAnsi="Times New Roman" w:cs="Times New Roman" w:hint="eastAsia"/>
-          <w:color w:val="00B0F0"/>
         </w:rPr>
         <w:t>K-means</w:t>
       </w:r>
       <w:r>
         <w:rPr>
           <w:rFonts w:ascii="Times New Roman" w:eastAsia="標楷體" w:hAnsi="Times New Roman" w:cs="Times New Roman" w:hint="eastAsia"/>
-          <w:color w:val="00B0F0"/>
         </w:rPr>
         <w:t>進行初始分群能</w:t>
       </w:r>
       <w:r>
         <w:rPr>
           <w:rFonts w:ascii="Times New Roman" w:eastAsia="標楷體" w:hAnsi="Times New Roman" w:cs="Times New Roman" w:hint="eastAsia"/>
-          <w:color w:val="00B0F0"/>
         </w:rPr>
         <w:t>顯著</w:t>
       </w:r>
       <w:r>
         <w:rPr>
           <w:rFonts w:ascii="Times New Roman" w:eastAsia="標楷體" w:hAnsi="Times New Roman" w:cs="Times New Roman" w:hint="eastAsia"/>
-          <w:color w:val="00B0F0"/>
         </w:rPr>
         <w:t>提升</w:t>
       </w:r>
       <w:r>
         <w:rPr>
           <w:rFonts w:ascii="Times New Roman" w:eastAsia="標楷體" w:hAnsi="Times New Roman" w:cs="Times New Roman" w:hint="eastAsia"/>
-          <w:color w:val="00B0F0"/>
         </w:rPr>
         <w:t>GA</w:t>
       </w:r>
       <w:r>
         <w:rPr>
           <w:rFonts w:ascii="Times New Roman" w:eastAsia="標楷體" w:hAnsi="Times New Roman" w:cs="Times New Roman"/>
-          <w:color w:val="00B0F0"/>
         </w:rPr>
         <w:t>的搜尋效率</w:t>
       </w:r>
       <w:r>
         <w:rPr>
           <w:rFonts w:ascii="Times New Roman" w:eastAsia="標楷體" w:hAnsi="Times New Roman" w:cs="Times New Roman" w:hint="eastAsia"/>
-          <w:color w:val="00B0F0"/>
         </w:rPr>
         <w:t>，進而提升</w:t>
       </w:r>
       <w:r>
         <w:rPr>
           <w:rFonts w:ascii="Times New Roman" w:eastAsia="標楷體" w:hAnsi="Times New Roman" w:cs="Times New Roman" w:hint="eastAsia"/>
-          <w:color w:val="00B0F0"/>
         </w:rPr>
         <w:t>收斂效果與解的品質。</w:t>
       </w:r>
@@ -7953,19 +7932,21 @@
         <w:spacing w:line="360" w:lineRule="auto"/>
         <w:outlineLvl w:val="2"/>
         <w:rPr>
-          <w:rFonts w:ascii="Times New Roman" w:eastAsia="標楷體" w:hAnsi="Times New Roman" w:cs="Times New Roman"/>
+          <w:rFonts w:ascii="Times New Roman" w:eastAsia="標楷體" w:hAnsi="Times New Roman" w:cs="Times New Roman" w:hint="eastAsia"/>
           <w:b/>
           <w:bCs/>
+          <w:color w:val="00B0F0"/>
           <w:sz w:val="32"/>
           <w:szCs w:val="32"/>
         </w:rPr>
       </w:pPr>
-      <w:bookmarkStart w:id="23" w:name="_Toc214719101"/>
+      <w:bookmarkStart w:id="23" w:name="_Toc215925757"/>
       <w:r>
         <w:rPr>
           <w:rFonts w:ascii="Times New Roman" w:eastAsia="標楷體" w:hAnsi="Times New Roman" w:cs="Times New Roman"/>
           <w:b/>
           <w:bCs/>
+          <w:color w:val="00B0F0"/>
           <w:sz w:val="32"/>
           <w:szCs w:val="32"/>
         </w:rPr>
@@ -7977,364 +7958,453 @@
           <w:rFonts w:ascii="Times New Roman" w:eastAsia="標楷體" w:hAnsi="Times New Roman" w:cs="Times New Roman"/>
           <w:b/>
           <w:bCs/>
+          <w:color w:val="00B0F0"/>
           <w:sz w:val="32"/>
           <w:szCs w:val="32"/>
         </w:rPr>
-        <w:t>Dynamic</w:t>
-      </w:r>
-      <w:r>
-        <w:rPr>
-          <w:rFonts w:ascii="Times New Roman" w:eastAsia="標楷體" w:hAnsi="Times New Roman" w:cs="Times New Roman"/>
+        <w:t>Vehicle Routing Problem</w:t>
+      </w:r>
+      <w:r>
+        <w:rPr>
+          <w:rFonts w:ascii="Times New Roman" w:eastAsia="標楷體" w:hAnsi="Times New Roman" w:cs="Times New Roman" w:hint="eastAsia"/>
           <w:b/>
           <w:bCs/>
+          <w:color w:val="00B0F0"/>
           <w:sz w:val="32"/>
           <w:szCs w:val="32"/>
         </w:rPr>
-        <w:t xml:space="preserve"> Vehicle Routing Problem</w:t>
+        <w:t xml:space="preserve"> with Private Fleet </w:t>
+      </w:r>
+      <w:r>
+        <w:rPr>
+          <w:rFonts w:ascii="Times New Roman" w:eastAsia="標楷體" w:hAnsi="Times New Roman" w:cs="Times New Roman"/>
+          <w:b/>
+          <w:bCs/>
+          <w:color w:val="00B0F0"/>
+          <w:sz w:val="32"/>
+          <w:szCs w:val="32"/>
+        </w:rPr>
+        <w:t>and</w:t>
+      </w:r>
+      <w:r>
+        <w:rPr>
+          <w:rFonts w:ascii="Times New Roman" w:eastAsia="標楷體" w:hAnsi="Times New Roman" w:cs="Times New Roman" w:hint="eastAsia"/>
+          <w:b/>
+          <w:bCs/>
+          <w:color w:val="00B0F0"/>
+          <w:sz w:val="32"/>
+          <w:szCs w:val="32"/>
+        </w:rPr>
+        <w:t xml:space="preserve"> C</w:t>
+      </w:r>
+      <w:r>
+        <w:rPr>
+          <w:rFonts w:ascii="Times New Roman" w:eastAsia="標楷體" w:hAnsi="Times New Roman" w:cs="Times New Roman"/>
+          <w:b/>
+          <w:bCs/>
+          <w:color w:val="00B0F0"/>
+          <w:sz w:val="32"/>
+          <w:szCs w:val="32"/>
+        </w:rPr>
+        <w:t>ommon</w:t>
+      </w:r>
+      <w:r>
+        <w:rPr>
+          <w:rFonts w:ascii="Times New Roman" w:eastAsia="標楷體" w:hAnsi="Times New Roman" w:cs="Times New Roman" w:hint="eastAsia"/>
+          <w:b/>
+          <w:bCs/>
+          <w:color w:val="00B0F0"/>
+          <w:sz w:val="32"/>
+          <w:szCs w:val="32"/>
+        </w:rPr>
+        <w:t xml:space="preserve"> Carrier</w:t>
       </w:r>
       <w:bookmarkEnd w:id="23"/>
     </w:p>
     <w:p>
       <w:pPr>
         <w:spacing w:line="360" w:lineRule="auto"/>
-        <w:rPr>
-          <w:rFonts w:ascii="Times New Roman" w:eastAsia="標楷體" w:hAnsi="Times New Roman" w:cs="Times New Roman"/>
-        </w:rPr>
-      </w:pPr>
-      <w:r>
-        <w:rPr>
-          <w:rFonts w:ascii="Times New Roman" w:eastAsia="標楷體" w:hAnsi="Times New Roman" w:cs="Times New Roman"/>
+        <w:jc w:val="both"/>
+        <w:rPr>
+          <w:rFonts w:ascii="Times New Roman" w:eastAsia="標楷體" w:hAnsi="Times New Roman" w:cs="Times New Roman"/>
+          <w:color w:val="00B0F0"/>
+        </w:rPr>
+      </w:pPr>
+      <w:r>
+        <w:rPr>
+          <w:rFonts w:ascii="Times New Roman" w:eastAsia="標楷體" w:hAnsi="Times New Roman" w:cs="Times New Roman"/>
+          <w:color w:val="00B0F0"/>
         </w:rPr>
         <w:tab/>
       </w:r>
       <w:r>
         <w:rPr>
           <w:rFonts w:ascii="Times New Roman" w:eastAsia="標楷體" w:hAnsi="Times New Roman" w:cs="Times New Roman" w:hint="eastAsia"/>
+          <w:color w:val="00B0F0"/>
+        </w:rPr>
+        <w:t>相較於假設擁有足夠自有車輛以服務所有顧客的</w:t>
+      </w:r>
+      <w:r>
+        <w:rPr>
+          <w:rFonts w:ascii="Times New Roman" w:eastAsia="標楷體" w:hAnsi="Times New Roman" w:cs="Times New Roman" w:hint="eastAsia"/>
+          <w:color w:val="00B0F0"/>
         </w:rPr>
         <w:t>VRP</w:t>
       </w:r>
       <w:r>
         <w:rPr>
           <w:rFonts w:ascii="Times New Roman" w:eastAsia="標楷體" w:hAnsi="Times New Roman" w:cs="Times New Roman" w:hint="eastAsia"/>
-        </w:rPr>
-        <w:t>中所有配送需求及</w:t>
-      </w:r>
-      <w:r>
-        <w:rPr>
-          <w:rFonts w:ascii="Times New Roman" w:eastAsia="標楷體" w:hAnsi="Times New Roman" w:cs="Times New Roman" w:hint="eastAsia"/>
-        </w:rPr>
-        <w:t>相關</w:t>
-      </w:r>
-      <w:r>
-        <w:rPr>
-          <w:rFonts w:ascii="Times New Roman" w:eastAsia="標楷體" w:hAnsi="Times New Roman" w:cs="Times New Roman" w:hint="eastAsia"/>
-        </w:rPr>
-        <w:t>限制條件皆被視為在規劃階段已知且固定。</w:t>
-      </w:r>
-      <w:r>
-        <w:rPr>
-          <w:rFonts w:ascii="Times New Roman" w:eastAsia="標楷體" w:hAnsi="Times New Roman" w:cs="Times New Roman"/>
-        </w:rPr>
-        <w:t>DVRP</w:t>
-      </w:r>
-      <w:r>
-        <w:rPr>
-          <w:rFonts w:ascii="Times New Roman" w:eastAsia="標楷體" w:hAnsi="Times New Roman" w:cs="Times New Roman" w:hint="eastAsia"/>
-        </w:rPr>
-        <w:t>則允許配送資訊隨時間變化</w:t>
-      </w:r>
-      <w:r>
-        <w:rPr>
-          <w:rFonts w:ascii="Times New Roman" w:eastAsia="標楷體" w:hAnsi="Times New Roman" w:cs="Times New Roman"/>
-        </w:rPr>
-        <w:t>，其特徵在於</w:t>
-      </w:r>
-      <w:r>
-        <w:rPr>
-          <w:rFonts w:ascii="Times New Roman" w:eastAsia="標楷體" w:hAnsi="Times New Roman" w:cs="Times New Roman" w:hint="eastAsia"/>
-        </w:rPr>
-        <w:t>新的需求可能在配送過程中出現或既有條件發生變動</w:t>
-      </w:r>
-      <w:r>
-        <w:rPr>
-          <w:rFonts w:ascii="Times New Roman" w:eastAsia="標楷體" w:hAnsi="Times New Roman" w:cs="Times New Roman"/>
-        </w:rPr>
-        <w:t>，使</w:t>
-      </w:r>
-      <w:r>
-        <w:rPr>
-          <w:rFonts w:ascii="Times New Roman" w:eastAsia="標楷體" w:hAnsi="Times New Roman" w:cs="Times New Roman"/>
-        </w:rPr>
-        <w:t>其</w:t>
-      </w:r>
-      <w:r>
-        <w:rPr>
-          <w:rFonts w:ascii="Times New Roman" w:eastAsia="標楷體" w:hAnsi="Times New Roman" w:cs="Times New Roman"/>
-        </w:rPr>
-        <w:t>需即時</w:t>
-      </w:r>
-      <w:r>
-        <w:rPr>
-          <w:rFonts w:ascii="Times New Roman" w:eastAsia="標楷體" w:hAnsi="Times New Roman" w:cs="Times New Roman" w:hint="eastAsia"/>
-        </w:rPr>
-        <w:t>更新並</w:t>
-      </w:r>
-      <w:r>
-        <w:rPr>
-          <w:rFonts w:ascii="Times New Roman" w:eastAsia="標楷體" w:hAnsi="Times New Roman" w:cs="Times New Roman"/>
-        </w:rPr>
-        <w:t>調整路線規劃</w:t>
-      </w:r>
-      <w:r>
-        <w:rPr>
-          <w:rFonts w:ascii="Times New Roman" w:eastAsia="標楷體" w:hAnsi="Times New Roman" w:cs="Times New Roman"/>
-        </w:rPr>
-        <w:t>。</w:t>
-      </w:r>
-      <w:r>
-        <w:rPr>
-          <w:rFonts w:ascii="Times New Roman" w:eastAsia="標楷體" w:hAnsi="Times New Roman" w:cs="Times New Roman" w:hint="eastAsia"/>
-        </w:rPr>
-        <w:t>此類問題</w:t>
-      </w:r>
-      <w:r>
-        <w:rPr>
-          <w:rFonts w:ascii="Times New Roman" w:eastAsia="標楷體" w:hAnsi="Times New Roman" w:cs="Times New Roman" w:hint="eastAsia"/>
-        </w:rPr>
-        <w:t>被</w:t>
-      </w:r>
-      <w:r>
-        <w:rPr>
-          <w:rFonts w:ascii="Times New Roman" w:eastAsia="標楷體" w:hAnsi="Times New Roman" w:cs="Times New Roman" w:hint="eastAsia"/>
-        </w:rPr>
-        <w:t>廣泛應用於物流配送及即時運輸管理等領域。</w:t>
+          <w:color w:val="00B0F0"/>
+        </w:rPr>
+        <w:t>，</w:t>
+      </w:r>
+      <w:r>
+        <w:rPr>
+          <w:rFonts w:ascii="Times New Roman" w:eastAsia="標楷體" w:hAnsi="Times New Roman" w:cs="Times New Roman" w:hint="eastAsia"/>
+          <w:color w:val="00B0F0"/>
+        </w:rPr>
+        <w:t>VRPPC</w:t>
+      </w:r>
+      <w:r>
+        <w:rPr>
+          <w:rFonts w:ascii="Times New Roman" w:eastAsia="標楷體" w:hAnsi="Times New Roman" w:cs="Times New Roman" w:hint="eastAsia"/>
+          <w:color w:val="00B0F0"/>
+        </w:rPr>
+        <w:t>在</w:t>
+      </w:r>
+      <w:r>
+        <w:rPr>
+          <w:rFonts w:ascii="Times New Roman" w:eastAsia="標楷體" w:hAnsi="Times New Roman" w:cs="Times New Roman" w:hint="eastAsia"/>
+          <w:color w:val="00B0F0"/>
+        </w:rPr>
+        <w:t>既有的</w:t>
+      </w:r>
+      <w:r>
+        <w:rPr>
+          <w:rFonts w:ascii="Times New Roman" w:eastAsia="標楷體" w:hAnsi="Times New Roman" w:cs="Times New Roman" w:hint="eastAsia"/>
+          <w:color w:val="00B0F0"/>
+        </w:rPr>
+        <w:t>自有</w:t>
+      </w:r>
+      <w:r>
+        <w:rPr>
+          <w:rFonts w:ascii="Times New Roman" w:eastAsia="標楷體" w:hAnsi="Times New Roman" w:cs="Times New Roman" w:hint="eastAsia"/>
+          <w:color w:val="00B0F0"/>
+        </w:rPr>
+        <w:t>車</w:t>
+      </w:r>
+      <w:r>
+        <w:rPr>
+          <w:rFonts w:ascii="Times New Roman" w:eastAsia="標楷體" w:hAnsi="Times New Roman" w:cs="Times New Roman" w:hint="eastAsia"/>
+          <w:color w:val="00B0F0"/>
+        </w:rPr>
+        <w:t>輛</w:t>
+      </w:r>
+      <w:r>
+        <w:rPr>
+          <w:rFonts w:ascii="Times New Roman" w:eastAsia="標楷體" w:hAnsi="Times New Roman" w:cs="Times New Roman" w:hint="eastAsia"/>
+          <w:color w:val="00B0F0"/>
+        </w:rPr>
+        <w:t>(Private</w:t>
+      </w:r>
+      <w:r>
+        <w:rPr>
+          <w:rFonts w:ascii="Times New Roman" w:eastAsia="標楷體" w:hAnsi="Times New Roman" w:cs="Times New Roman" w:hint="eastAsia"/>
+          <w:color w:val="00B0F0"/>
+        </w:rPr>
+        <w:t xml:space="preserve"> Fleet</w:t>
+      </w:r>
+      <w:r>
+        <w:rPr>
+          <w:rFonts w:ascii="Times New Roman" w:eastAsia="標楷體" w:hAnsi="Times New Roman" w:cs="Times New Roman" w:hint="eastAsia"/>
+          <w:color w:val="00B0F0"/>
+        </w:rPr>
+        <w:t>)</w:t>
+      </w:r>
+      <w:r>
+        <w:rPr>
+          <w:rFonts w:ascii="Times New Roman" w:eastAsia="標楷體" w:hAnsi="Times New Roman" w:cs="Times New Roman" w:hint="eastAsia"/>
+          <w:color w:val="00B0F0"/>
+        </w:rPr>
+        <w:t>容量限制外，引入了外部物流</w:t>
+      </w:r>
+      <w:r>
+        <w:rPr>
+          <w:rFonts w:ascii="Times New Roman" w:eastAsia="標楷體" w:hAnsi="Times New Roman" w:cs="Times New Roman" w:hint="eastAsia"/>
+          <w:color w:val="00B0F0"/>
+        </w:rPr>
+        <w:t>業者</w:t>
+      </w:r>
+      <w:r>
+        <w:rPr>
+          <w:rFonts w:ascii="Times New Roman" w:eastAsia="標楷體" w:hAnsi="Times New Roman" w:cs="Times New Roman" w:hint="eastAsia"/>
+          <w:color w:val="00B0F0"/>
+        </w:rPr>
+        <w:t>(</w:t>
+      </w:r>
+      <w:r>
+        <w:rPr>
+          <w:rFonts w:ascii="Times New Roman" w:eastAsia="標楷體" w:hAnsi="Times New Roman" w:cs="Times New Roman" w:hint="eastAsia"/>
+          <w:color w:val="00B0F0"/>
+        </w:rPr>
+        <w:t>Common Carriers</w:t>
+      </w:r>
+      <w:r>
+        <w:rPr>
+          <w:rFonts w:ascii="Times New Roman" w:eastAsia="標楷體" w:hAnsi="Times New Roman" w:cs="Times New Roman" w:hint="eastAsia"/>
+          <w:color w:val="00B0F0"/>
+        </w:rPr>
+        <w:t>)</w:t>
+      </w:r>
+      <w:r>
+        <w:rPr>
+          <w:rFonts w:ascii="Times New Roman" w:eastAsia="標楷體" w:hAnsi="Times New Roman" w:cs="Times New Roman" w:hint="eastAsia"/>
+          <w:color w:val="00B0F0"/>
+        </w:rPr>
+        <w:t>作為支援。在此問題架構</w:t>
+      </w:r>
+      <w:r>
+        <w:rPr>
+          <w:rFonts w:ascii="Times New Roman" w:eastAsia="標楷體" w:hAnsi="Times New Roman" w:cs="Times New Roman" w:hint="eastAsia"/>
+          <w:color w:val="00B0F0"/>
+        </w:rPr>
+        <w:t>中</w:t>
+      </w:r>
+      <w:r>
+        <w:rPr>
+          <w:rFonts w:ascii="Times New Roman" w:eastAsia="標楷體" w:hAnsi="Times New Roman" w:cs="Times New Roman" w:hint="eastAsia"/>
+          <w:color w:val="00B0F0"/>
+        </w:rPr>
+        <w:t>，當</w:t>
+      </w:r>
+      <w:r>
+        <w:rPr>
+          <w:rFonts w:ascii="Times New Roman" w:eastAsia="標楷體" w:hAnsi="Times New Roman" w:cs="Times New Roman" w:hint="eastAsia"/>
+          <w:color w:val="00B0F0"/>
+        </w:rPr>
+        <w:t>自有車</w:t>
+      </w:r>
+      <w:r>
+        <w:rPr>
+          <w:rFonts w:ascii="Times New Roman" w:eastAsia="標楷體" w:hAnsi="Times New Roman" w:cs="Times New Roman" w:hint="eastAsia"/>
+          <w:color w:val="00B0F0"/>
+        </w:rPr>
+        <w:t>輛</w:t>
+      </w:r>
+      <w:r>
+        <w:rPr>
+          <w:rFonts w:ascii="Times New Roman" w:eastAsia="標楷體" w:hAnsi="Times New Roman" w:cs="Times New Roman" w:hint="eastAsia"/>
+          <w:color w:val="00B0F0"/>
+        </w:rPr>
+        <w:t>(</w:t>
+      </w:r>
+      <w:r>
+        <w:rPr>
+          <w:rFonts w:ascii="Times New Roman" w:eastAsia="標楷體" w:hAnsi="Times New Roman" w:cs="Times New Roman" w:hint="eastAsia"/>
+          <w:color w:val="00B0F0"/>
+        </w:rPr>
+        <w:t>Private Fleet</w:t>
+      </w:r>
+      <w:r>
+        <w:rPr>
+          <w:rFonts w:ascii="Times New Roman" w:eastAsia="標楷體" w:hAnsi="Times New Roman" w:cs="Times New Roman" w:hint="eastAsia"/>
+          <w:color w:val="00B0F0"/>
+        </w:rPr>
+        <w:t>)</w:t>
+      </w:r>
+      <w:r>
+        <w:rPr>
+          <w:rFonts w:ascii="Times New Roman" w:eastAsia="標楷體" w:hAnsi="Times New Roman" w:cs="Times New Roman" w:hint="eastAsia"/>
+          <w:color w:val="00B0F0"/>
+        </w:rPr>
+        <w:t>無法</w:t>
+      </w:r>
+      <w:r>
+        <w:rPr>
+          <w:rFonts w:ascii="Times New Roman" w:eastAsia="標楷體" w:hAnsi="Times New Roman" w:cs="Times New Roman" w:hint="eastAsia"/>
+          <w:color w:val="00B0F0"/>
+        </w:rPr>
+        <w:t>滿足所有需求，或是服務特定顧客的成本過高時，可選擇將部分訂單外包給外部</w:t>
+      </w:r>
+      <w:r>
+        <w:rPr>
+          <w:rFonts w:ascii="Times New Roman" w:eastAsia="標楷體" w:hAnsi="Times New Roman" w:cs="Times New Roman" w:hint="eastAsia"/>
+          <w:color w:val="00B0F0"/>
+        </w:rPr>
+        <w:t>物流</w:t>
+      </w:r>
+      <w:r>
+        <w:rPr>
+          <w:rFonts w:ascii="Times New Roman" w:eastAsia="標楷體" w:hAnsi="Times New Roman" w:cs="Times New Roman" w:hint="eastAsia"/>
+          <w:color w:val="00B0F0"/>
+        </w:rPr>
+        <w:t>業者。決策過程需同時權衡自有</w:t>
+      </w:r>
+      <w:r>
+        <w:rPr>
+          <w:rFonts w:ascii="Times New Roman" w:eastAsia="標楷體" w:hAnsi="Times New Roman" w:cs="Times New Roman" w:hint="eastAsia"/>
+          <w:color w:val="00B0F0"/>
+        </w:rPr>
+        <w:t>車</w:t>
+      </w:r>
+      <w:r>
+        <w:rPr>
+          <w:rFonts w:ascii="Times New Roman" w:eastAsia="標楷體" w:hAnsi="Times New Roman" w:cs="Times New Roman" w:hint="eastAsia"/>
+          <w:color w:val="00B0F0"/>
+        </w:rPr>
+        <w:t>輛</w:t>
+      </w:r>
+      <w:r>
+        <w:rPr>
+          <w:rFonts w:ascii="Times New Roman" w:eastAsia="標楷體" w:hAnsi="Times New Roman" w:cs="Times New Roman" w:hint="eastAsia"/>
+          <w:color w:val="00B0F0"/>
+        </w:rPr>
+        <w:t>的固定成本與變動成本，以及外部</w:t>
+      </w:r>
+      <w:r>
+        <w:rPr>
+          <w:rFonts w:ascii="Times New Roman" w:eastAsia="標楷體" w:hAnsi="Times New Roman" w:cs="Times New Roman" w:hint="eastAsia"/>
+          <w:color w:val="00B0F0"/>
+        </w:rPr>
+        <w:t>物流</w:t>
+      </w:r>
+      <w:r>
+        <w:rPr>
+          <w:rFonts w:ascii="Times New Roman" w:eastAsia="標楷體" w:hAnsi="Times New Roman" w:cs="Times New Roman" w:hint="eastAsia"/>
+          <w:color w:val="00B0F0"/>
+        </w:rPr>
+        <w:t>業者的外包成本，確保在滿足所有顧客需求的前提下，合理分配訂單至自有</w:t>
+      </w:r>
+      <w:r>
+        <w:rPr>
+          <w:rFonts w:ascii="Times New Roman" w:eastAsia="標楷體" w:hAnsi="Times New Roman" w:cs="Times New Roman" w:hint="eastAsia"/>
+          <w:color w:val="00B0F0"/>
+        </w:rPr>
+        <w:t>車</w:t>
+      </w:r>
+      <w:r>
+        <w:rPr>
+          <w:rFonts w:ascii="Times New Roman" w:eastAsia="標楷體" w:hAnsi="Times New Roman" w:cs="Times New Roman" w:hint="eastAsia"/>
+          <w:color w:val="00B0F0"/>
+        </w:rPr>
+        <w:t>輛</w:t>
+      </w:r>
+      <w:r>
+        <w:rPr>
+          <w:rFonts w:ascii="Times New Roman" w:eastAsia="標楷體" w:hAnsi="Times New Roman" w:cs="Times New Roman" w:hint="eastAsia"/>
+          <w:color w:val="00B0F0"/>
+        </w:rPr>
+        <w:t>或外部</w:t>
+      </w:r>
+      <w:r>
+        <w:rPr>
+          <w:rFonts w:ascii="Times New Roman" w:eastAsia="標楷體" w:hAnsi="Times New Roman" w:cs="Times New Roman" w:hint="eastAsia"/>
+          <w:color w:val="00B0F0"/>
+        </w:rPr>
+        <w:t>物流業者</w:t>
+      </w:r>
+      <w:r>
+        <w:rPr>
+          <w:rFonts w:ascii="Times New Roman" w:eastAsia="標楷體" w:hAnsi="Times New Roman" w:cs="Times New Roman" w:hint="eastAsia"/>
+          <w:color w:val="00B0F0"/>
+        </w:rPr>
+        <w:t>，以最小</w:t>
+      </w:r>
+      <w:proofErr w:type="gramStart"/>
+      <w:r>
+        <w:rPr>
+          <w:rFonts w:ascii="Times New Roman" w:eastAsia="標楷體" w:hAnsi="Times New Roman" w:cs="Times New Roman" w:hint="eastAsia"/>
+          <w:color w:val="00B0F0"/>
+        </w:rPr>
+        <w:t>化總物流</w:t>
+      </w:r>
+      <w:proofErr w:type="gramEnd"/>
+      <w:r>
+        <w:rPr>
+          <w:rFonts w:ascii="Times New Roman" w:eastAsia="標楷體" w:hAnsi="Times New Roman" w:cs="Times New Roman" w:hint="eastAsia"/>
+          <w:color w:val="00B0F0"/>
+        </w:rPr>
+        <w:t>成本。</w:t>
       </w:r>
     </w:p>
     <w:p>
       <w:pPr>
         <w:spacing w:line="360" w:lineRule="auto"/>
-        <w:rPr>
-          <w:rFonts w:ascii="Times New Roman" w:eastAsia="標楷體" w:hAnsi="Times New Roman" w:cs="Times New Roman"/>
-          <w:color w:val="EE0000"/>
-        </w:rPr>
-      </w:pPr>
-      <w:r>
-        <w:rPr>
-          <w:rFonts w:ascii="Times New Roman" w:eastAsia="標楷體" w:hAnsi="Times New Roman" w:cs="Times New Roman"/>
-          <w:color w:val="EE0000"/>
+        <w:jc w:val="both"/>
+        <w:rPr>
+          <w:rFonts w:ascii="Times New Roman" w:eastAsia="標楷體" w:hAnsi="Times New Roman" w:cs="Times New Roman"/>
+          <w:color w:val="00B0F0"/>
+        </w:rPr>
+      </w:pPr>
+      <w:r>
+        <w:rPr>
+          <w:rFonts w:ascii="Times New Roman" w:eastAsia="標楷體" w:hAnsi="Times New Roman" w:cs="Times New Roman"/>
+          <w:color w:val="00B0F0"/>
         </w:rPr>
         <w:tab/>
-        <w:t>[Reference]</w:t>
-      </w:r>
-    </w:p>
-    <w:p>
-      <w:pPr>
-        <w:spacing w:line="360" w:lineRule="auto"/>
-        <w:outlineLvl w:val="2"/>
-        <w:rPr>
-          <w:rFonts w:ascii="Times New Roman" w:eastAsia="標楷體" w:hAnsi="Times New Roman" w:cs="Times New Roman"/>
-          <w:b/>
-          <w:bCs/>
-          <w:sz w:val="32"/>
-          <w:szCs w:val="32"/>
-        </w:rPr>
-      </w:pPr>
-      <w:bookmarkStart w:id="24" w:name="_Toc214719102"/>
-      <w:r>
-        <w:rPr>
-          <w:rFonts w:ascii="Times New Roman" w:eastAsia="標楷體" w:hAnsi="Times New Roman" w:cs="Times New Roman"/>
-          <w:b/>
-          <w:bCs/>
-          <w:sz w:val="32"/>
-          <w:szCs w:val="32"/>
-        </w:rPr>
-        <w:t xml:space="preserve">2.1.4 </w:t>
-      </w:r>
-      <w:r>
-        <w:rPr>
-          <w:rFonts w:ascii="Times New Roman" w:eastAsia="標楷體" w:hAnsi="Times New Roman" w:cs="Times New Roman" w:hint="eastAsia"/>
-          <w:b/>
-          <w:bCs/>
-          <w:sz w:val="32"/>
-          <w:szCs w:val="32"/>
-        </w:rPr>
-        <w:t>Multi-Depot</w:t>
-      </w:r>
-      <w:r>
-        <w:rPr>
-          <w:rFonts w:ascii="Times New Roman" w:eastAsia="標楷體" w:hAnsi="Times New Roman" w:cs="Times New Roman"/>
-          <w:b/>
-          <w:bCs/>
-          <w:sz w:val="32"/>
-          <w:szCs w:val="32"/>
-        </w:rPr>
-        <w:t xml:space="preserve"> Vehicle Routing Problem</w:t>
-      </w:r>
-      <w:bookmarkEnd w:id="24"/>
-    </w:p>
-    <w:p>
-      <w:pPr>
-        <w:spacing w:line="360" w:lineRule="auto"/>
-        <w:ind w:firstLine="480"/>
-        <w:jc w:val="both"/>
-        <w:rPr>
-          <w:rFonts w:ascii="Times New Roman" w:eastAsia="標楷體" w:hAnsi="Times New Roman" w:cs="Times New Roman"/>
-        </w:rPr>
-      </w:pPr>
-      <w:r>
-        <w:rPr>
-          <w:rFonts w:ascii="Times New Roman" w:eastAsia="標楷體" w:hAnsi="Times New Roman" w:cs="Times New Roman" w:hint="eastAsia"/>
-        </w:rPr>
-        <w:t>MDVRP</w:t>
-      </w:r>
-      <w:r>
-        <w:rPr>
-          <w:rFonts w:ascii="Times New Roman" w:eastAsia="標楷體" w:hAnsi="Times New Roman" w:cs="Times New Roman" w:hint="eastAsia"/>
-        </w:rPr>
-        <w:t>跟原本</w:t>
-      </w:r>
-      <w:r>
-        <w:rPr>
-          <w:rFonts w:ascii="Times New Roman" w:eastAsia="標楷體" w:hAnsi="Times New Roman" w:cs="Times New Roman" w:hint="eastAsia"/>
-        </w:rPr>
-        <w:t>VRP</w:t>
-      </w:r>
-      <w:r>
-        <w:rPr>
-          <w:rFonts w:ascii="Times New Roman" w:eastAsia="標楷體" w:hAnsi="Times New Roman" w:cs="Times New Roman" w:hint="eastAsia"/>
-        </w:rPr>
-        <w:t>最大的</w:t>
-      </w:r>
-      <w:r>
-        <w:rPr>
-          <w:rFonts w:ascii="Times New Roman" w:eastAsia="標楷體" w:hAnsi="Times New Roman" w:cs="Times New Roman" w:hint="eastAsia"/>
-        </w:rPr>
-        <w:t>差異在於</w:t>
-      </w:r>
-      <w:r>
-        <w:rPr>
-          <w:rFonts w:ascii="Times New Roman" w:eastAsia="標楷體" w:hAnsi="Times New Roman" w:cs="Times New Roman" w:hint="eastAsia"/>
-        </w:rPr>
-        <w:t>同時存在多個配送中心，每輛車輛皆從其所屬的配送中心出發並返回，每位顧客節點必須被指派至其中一個配送中心並由該中心的車輛完成服務。</w:t>
-      </w:r>
-      <w:r>
-        <w:rPr>
-          <w:rFonts w:ascii="Times New Roman" w:eastAsia="標楷體" w:hAnsi="Times New Roman" w:cs="Times New Roman" w:hint="eastAsia"/>
-        </w:rPr>
-        <w:t>MDVRP</w:t>
-      </w:r>
-      <w:r>
-        <w:rPr>
-          <w:rFonts w:ascii="Times New Roman" w:eastAsia="標楷體" w:hAnsi="Times New Roman" w:cs="Times New Roman" w:hint="eastAsia"/>
-        </w:rPr>
-        <w:t>的目標為在滿足各顧客節點需求</w:t>
-      </w:r>
-      <w:r>
-        <w:rPr>
-          <w:rFonts w:ascii="Times New Roman" w:eastAsia="標楷體" w:hAnsi="Times New Roman" w:cs="Times New Roman" w:hint="eastAsia"/>
-        </w:rPr>
-        <w:t>的前提下，同時決定負責顧客節點的配送中心與各配送中心所屬車輛的配送順序安排，</w:t>
-      </w:r>
-      <w:r>
-        <w:rPr>
-          <w:rFonts w:ascii="Times New Roman" w:eastAsia="標楷體" w:hAnsi="Times New Roman" w:cs="Times New Roman" w:hint="eastAsia"/>
-        </w:rPr>
-        <w:t>並</w:t>
-      </w:r>
-      <w:r>
-        <w:rPr>
-          <w:rFonts w:ascii="Times New Roman" w:eastAsia="標楷體" w:hAnsi="Times New Roman" w:cs="Times New Roman" w:hint="eastAsia"/>
-        </w:rPr>
-        <w:t>最小化總行駛距離與成本。</w:t>
-      </w:r>
-    </w:p>
-    <w:p>
-      <w:pPr>
-        <w:spacing w:line="360" w:lineRule="auto"/>
-        <w:ind w:firstLine="480"/>
-        <w:jc w:val="both"/>
+      </w:r>
+      <w:r>
         <w:rPr>
           <w:rFonts w:ascii="Times New Roman" w:eastAsia="標楷體" w:hAnsi="Times New Roman" w:cs="Times New Roman"/>
           <w:color w:val="00B0F0"/>
         </w:rPr>
-      </w:pPr>
-      <w:r>
-        <w:rPr>
-          <w:rFonts w:ascii="Times New Roman" w:eastAsia="標楷體" w:hAnsi="Times New Roman" w:cs="Times New Roman"/>
+        <w:t>Bolduc</w:t>
+      </w:r>
+      <w:r>
+        <w:rPr>
+          <w:rFonts w:ascii="Times New Roman" w:eastAsia="標楷體" w:hAnsi="Times New Roman" w:cs="Times New Roman" w:hint="eastAsia"/>
           <w:color w:val="00B0F0"/>
         </w:rPr>
-        <w:t>Stodola</w:t>
+        <w:t>等人</w:t>
       </w:r>
       <w:r>
         <w:rPr>
           <w:rFonts w:ascii="Times New Roman" w:eastAsia="標楷體" w:hAnsi="Times New Roman" w:cs="Times New Roman" w:hint="eastAsia"/>
           <w:color w:val="00B0F0"/>
         </w:rPr>
-        <w:t>與</w:t>
-      </w:r>
-      <w:r>
-        <w:rPr>
-          <w:rFonts w:ascii="Times New Roman" w:eastAsia="標楷體" w:hAnsi="Times New Roman" w:cs="Times New Roman"/>
+        <w:t>提出擾動</w:t>
+      </w:r>
+      <w:r>
+        <w:rPr>
+          <w:rFonts w:ascii="Times New Roman" w:eastAsia="標楷體" w:hAnsi="Times New Roman" w:cs="Times New Roman" w:hint="eastAsia"/>
           <w:color w:val="00B0F0"/>
         </w:rPr>
-        <w:t>Nohel</w:t>
+        <w:t>元</w:t>
       </w:r>
       <w:r>
         <w:rPr>
           <w:rFonts w:ascii="Times New Roman" w:eastAsia="標楷體" w:hAnsi="Times New Roman" w:cs="Times New Roman" w:hint="eastAsia"/>
           <w:color w:val="00B0F0"/>
         </w:rPr>
-        <w:t>提出</w:t>
-      </w:r>
-      <w:r>
-        <w:rPr>
-          <w:rFonts w:ascii="Times New Roman" w:eastAsia="標楷體" w:hAnsi="Times New Roman" w:cs="Times New Roman"/>
+        <w:t>啟發式演算法</w:t>
+      </w:r>
+      <w:r>
+        <w:rPr>
+          <w:rFonts w:ascii="Times New Roman" w:eastAsia="標楷體" w:hAnsi="Times New Roman" w:cs="Times New Roman" w:hint="eastAsia"/>
           <w:color w:val="00B0F0"/>
         </w:rPr>
-        <w:t>AACO</w:t>
-      </w:r>
-      <w:r>
-        <w:rPr>
-          <w:rFonts w:ascii="Times New Roman" w:eastAsia="標楷體" w:hAnsi="Times New Roman" w:cs="Times New Roman"/>
+        <w:t>(Perturbation Metaheuristic</w:t>
+      </w:r>
+      <w:r>
+        <w:rPr>
+          <w:rFonts w:ascii="Times New Roman" w:eastAsia="標楷體" w:hAnsi="Times New Roman" w:cs="Times New Roman" w:hint="eastAsia"/>
           <w:color w:val="00B0F0"/>
         </w:rPr>
-        <w:noBreakHyphen/>
-        <w:t>NC</w:t>
-      </w:r>
-      <w:r>
-        <w:rPr>
-          <w:rFonts w:ascii="Times New Roman" w:eastAsia="標楷體" w:hAnsi="Times New Roman" w:cs="Times New Roman" w:hint="eastAsia"/>
+        <w:t>)</w:t>
+      </w:r>
+      <w:r>
+        <w:rPr>
+          <w:rFonts w:ascii="Times New Roman" w:eastAsia="標楷體" w:hAnsi="Times New Roman" w:cs="Times New Roman"/>
           <w:color w:val="00B0F0"/>
         </w:rPr>
-        <w:t>(</w:t>
+        <w:fldChar w:fldCharType="begin"/>
       </w:r>
       <w:r>
         <w:rPr>
           <w:rFonts w:ascii="Times New Roman" w:eastAsia="標楷體" w:hAnsi="Times New Roman" w:cs="Times New Roman"/>
           <w:color w:val="00B0F0"/>
         </w:rPr>
-        <w:t>Adaptive Ant Colony Optimization with Node Clustering</w:t>
-      </w:r>
-      <w:r>
-        <w:rPr>
-          <w:rFonts w:ascii="Times New Roman" w:eastAsia="標楷體" w:hAnsi="Times New Roman" w:cs="Times New Roman" w:hint="eastAsia"/>
-          <w:color w:val="00B0F0"/>
-        </w:rPr>
-        <w:t>)</w:t>
-      </w:r>
-      <w:r>
-        <w:rPr>
-          <w:rFonts w:ascii="Times New Roman" w:eastAsia="標楷體" w:hAnsi="Times New Roman" w:cs="Times New Roman"/>
-          <w:color w:val="00B0F0"/>
-        </w:rPr>
-        <w:fldChar w:fldCharType="begin"/>
-      </w:r>
-      <w:r>
-        <w:rPr>
-          <w:rFonts w:ascii="Times New Roman" w:eastAsia="標楷體" w:hAnsi="Times New Roman" w:cs="Times New Roman"/>
-          <w:color w:val="00B0F0"/>
-        </w:rPr>
-        <w:instrText xml:space="preserve"> ADDIN EN.CITE &lt;EndNote&gt;&lt;Cite&gt;&lt;Author&gt;Stodola&lt;/Author&gt;&lt;Year&gt;2022&lt;/Year&gt;&lt;RecNum&gt;30&lt;/RecNum&gt;&lt;DisplayText&gt;[5]&lt;/DisplayText&gt;&lt;record&gt;&lt;rec-number&gt;30&lt;/rec-number&gt;&lt;foreign-keys&gt;&lt;key app="EN" db-id="ss9d92t5rxvx52etwat50vfop09fw09sax2w" timestamp="1764141465"&gt;30&lt;/key&gt;&lt;/foreign-keys&gt;&lt;ref-type name="Journal Article"&gt;17&lt;/ref-type&gt;&lt;contributors&gt;&lt;authors&gt;&lt;author&gt;Stodola, Petr&lt;/author&gt;&lt;author&gt;Nohel, Jan&lt;/author&gt;&lt;/authors&gt;&lt;/contributors&gt;&lt;titles&gt;&lt;title&gt;Adaptive ant colony optimization with node clustering for the multidepot vehicle routing problem&lt;/title&gt;&lt;secondary-title&gt;IEEE Transactions on Evolutionary Computation&lt;/secondary-title&gt;&lt;/titles&gt;&lt;periodical&gt;&lt;full-title&gt;IEEE Transactions on Evolutionary Computation&lt;/full-title&gt;&lt;/periodical&gt;&lt;pages&gt;1866-1880&lt;/pages&gt;&lt;volume&gt;27&lt;/volume&gt;&lt;number&gt;6&lt;/number&gt;&lt;dates&gt;&lt;year&gt;2022&lt;/year&gt;&lt;/dates&gt;&lt;isbn&gt;1089-778X&lt;/isbn&gt;&lt;urls&gt;&lt;/urls&gt;&lt;/record&gt;&lt;/Cite&gt;&lt;/EndNote&gt;</w:instrText>
+        <w:instrText xml:space="preserve"> ADDIN EN.CITE &lt;EndNote&gt;&lt;Cite&gt;&lt;Author&gt;Bolduc&lt;/Author&gt;&lt;Year&gt;2008&lt;/Year&gt;&lt;RecNum&gt;32&lt;/RecNum&gt;&lt;DisplayText&gt;[5]&lt;/DisplayText&gt;&lt;record&gt;&lt;rec-number&gt;32&lt;/rec-number&gt;&lt;foreign-keys&gt;&lt;key app="EN" db-id="ss9d92t5rxvx52etwat50vfop09fw09sax2w" timestamp="1765026156"&gt;32&lt;/key&gt;&lt;/foreign-keys&gt;&lt;ref-type name="Journal Article"&gt;17&lt;/ref-type&gt;&lt;contributors&gt;&lt;authors&gt;&lt;author&gt;Bolduc, Marie-Claude&lt;/author&gt;&lt;author&gt;Renaud, Jacques&lt;/author&gt;&lt;author&gt;Boctor, Fayez&lt;/author&gt;&lt;author&gt;Laporte, Gilbert&lt;/author&gt;&lt;/authors&gt;&lt;/contributors&gt;&lt;titles&gt;&lt;title&gt;A perturbation metaheuristic for the vehicle routing problem with private fleet and common carriers&lt;/title&gt;&lt;secondary-title&gt;Journal of the Operational Research Society&lt;/secondary-title&gt;&lt;/titles&gt;&lt;periodical&gt;&lt;full-title&gt;Journal of the Operational Research Society&lt;/full-title&gt;&lt;/periodical&gt;&lt;pages&gt;776-787&lt;/pages&gt;&lt;volume&gt;59&lt;/volume&gt;&lt;number&gt;6&lt;/number&gt;&lt;dates&gt;&lt;year&gt;2008&lt;/year&gt;&lt;/dates&gt;&lt;isbn&gt;0160-5682&lt;/isbn&gt;&lt;urls&gt;&lt;/urls&gt;&lt;/record&gt;&lt;/Cite&gt;&lt;/EndNote&gt;</w:instrText>
       </w:r>
       <w:r>
         <w:rPr>
@@ -8351,7 +8421,7 @@
         </w:rPr>
         <w:t>[</w:t>
       </w:r>
-      <w:hyperlink w:anchor="_ENREF_5" w:tooltip="Stodola, 2022 #30" w:history="1">
+      <w:hyperlink w:anchor="_ENREF_5" w:tooltip="Bolduc, 2008 #32" w:history="1">
         <w:r>
           <w:rPr>
             <w:rFonts w:ascii="Times New Roman" w:eastAsia="標楷體" w:hAnsi="Times New Roman" w:cs="Times New Roman"/>
@@ -8381,197 +8451,107 @@
           <w:rFonts w:ascii="Times New Roman" w:eastAsia="標楷體" w:hAnsi="Times New Roman" w:cs="Times New Roman" w:hint="eastAsia"/>
           <w:color w:val="00B0F0"/>
         </w:rPr>
-        <w:t>，</w:t>
+        <w:t>，旨在解決</w:t>
       </w:r>
       <w:r>
         <w:rPr>
           <w:rFonts w:ascii="Times New Roman" w:eastAsia="標楷體" w:hAnsi="Times New Roman" w:cs="Times New Roman" w:hint="eastAsia"/>
           <w:color w:val="00B0F0"/>
         </w:rPr>
-        <w:t>基於</w:t>
+        <w:t>VRPPC</w:t>
       </w:r>
       <w:r>
         <w:rPr>
           <w:rFonts w:ascii="Times New Roman" w:eastAsia="標楷體" w:hAnsi="Times New Roman" w:cs="Times New Roman" w:hint="eastAsia"/>
           <w:color w:val="00B0F0"/>
         </w:rPr>
-        <w:t>ACO</w:t>
+        <w:t>。該方法引入外包決策評估機制，在建構與擾動解的過程中，分析顧客節點由自有車隊或</w:t>
       </w:r>
       <w:r>
         <w:rPr>
           <w:rFonts w:ascii="Times New Roman" w:eastAsia="標楷體" w:hAnsi="Times New Roman" w:cs="Times New Roman" w:hint="eastAsia"/>
           <w:color w:val="00B0F0"/>
         </w:rPr>
-        <w:t>的自適應演算法，以解決</w:t>
-      </w:r>
-      <w:r>
-        <w:rPr>
-          <w:rFonts w:ascii="Times New Roman" w:eastAsia="標楷體" w:hAnsi="Times New Roman" w:cs="Times New Roman"/>
+        <w:t>委外車輛</w:t>
+      </w:r>
+      <w:r>
+        <w:rPr>
+          <w:rFonts w:ascii="Times New Roman" w:eastAsia="標楷體" w:hAnsi="Times New Roman" w:cs="Times New Roman" w:hint="eastAsia"/>
           <w:color w:val="00B0F0"/>
         </w:rPr>
-        <w:t>MDVRP</w:t>
+        <w:t>服務</w:t>
       </w:r>
       <w:r>
         <w:rPr>
           <w:rFonts w:ascii="Times New Roman" w:eastAsia="標楷體" w:hAnsi="Times New Roman" w:cs="Times New Roman" w:hint="eastAsia"/>
           <w:color w:val="00B0F0"/>
         </w:rPr>
-        <w:t>。該方法引入節點分群</w:t>
-      </w:r>
+        <w:t>之效益。透過權衡啟用自有車輛的高昂固定成本與委外配送的變動成本，該演算法能精確界定自有車隊的服務邊界，以達成包含外包費用在內</w:t>
+      </w:r>
+      <w:proofErr w:type="gramStart"/>
       <w:r>
         <w:rPr>
           <w:rFonts w:ascii="Times New Roman" w:eastAsia="標楷體" w:hAnsi="Times New Roman" w:cs="Times New Roman" w:hint="eastAsia"/>
           <w:color w:val="00B0F0"/>
         </w:rPr>
-        <w:t>(N</w:t>
-      </w:r>
-      <w:r>
-        <w:rPr>
-          <w:rFonts w:ascii="Times New Roman" w:eastAsia="標楷體" w:hAnsi="Times New Roman" w:cs="Times New Roman"/>
+        <w:t>的總物流</w:t>
+      </w:r>
+      <w:proofErr w:type="gramEnd"/>
+      <w:r>
+        <w:rPr>
+          <w:rFonts w:ascii="Times New Roman" w:eastAsia="標楷體" w:hAnsi="Times New Roman" w:cs="Times New Roman" w:hint="eastAsia"/>
           <w:color w:val="00B0F0"/>
         </w:rPr>
-        <w:t xml:space="preserve">ode </w:t>
-      </w:r>
-      <w:r>
-        <w:rPr>
-          <w:rFonts w:ascii="Times New Roman" w:eastAsia="標楷體" w:hAnsi="Times New Roman" w:cs="Times New Roman" w:hint="eastAsia"/>
-          <w:color w:val="00B0F0"/>
-        </w:rPr>
-        <w:t>C</w:t>
-      </w:r>
-      <w:r>
-        <w:rPr>
-          <w:rFonts w:ascii="Times New Roman" w:eastAsia="標楷體" w:hAnsi="Times New Roman" w:cs="Times New Roman"/>
-          <w:color w:val="00B0F0"/>
-        </w:rPr>
-        <w:t>lustering</w:t>
-      </w:r>
-      <w:r>
-        <w:rPr>
-          <w:rFonts w:ascii="Times New Roman" w:eastAsia="標楷體" w:hAnsi="Times New Roman" w:cs="Times New Roman" w:hint="eastAsia"/>
-          <w:color w:val="00B0F0"/>
-        </w:rPr>
-        <w:t>)</w:t>
-      </w:r>
-      <w:r>
-        <w:rPr>
-          <w:rFonts w:ascii="Times New Roman" w:eastAsia="標楷體" w:hAnsi="Times New Roman" w:cs="Times New Roman" w:hint="eastAsia"/>
-          <w:color w:val="00B0F0"/>
-        </w:rPr>
-        <w:t>機制，將待拜訪節點依據</w:t>
-      </w:r>
-      <w:r>
-        <w:rPr>
-          <w:rFonts w:ascii="Times New Roman" w:eastAsia="標楷體" w:hAnsi="Times New Roman" w:cs="Times New Roman" w:hint="eastAsia"/>
-          <w:color w:val="00B0F0"/>
-        </w:rPr>
-        <w:t>距離</w:t>
-      </w:r>
-      <w:r>
-        <w:rPr>
-          <w:rFonts w:ascii="Times New Roman" w:eastAsia="標楷體" w:hAnsi="Times New Roman" w:cs="Times New Roman" w:hint="eastAsia"/>
-          <w:color w:val="00B0F0"/>
-        </w:rPr>
-        <w:t>與路徑進行分群，</w:t>
-      </w:r>
-      <w:r>
-        <w:rPr>
-          <w:rFonts w:ascii="Times New Roman" w:eastAsia="標楷體" w:hAnsi="Times New Roman" w:cs="Times New Roman"/>
-          <w:color w:val="00B0F0"/>
-        </w:rPr>
-        <w:t>ACO</w:t>
-      </w:r>
-      <w:r>
-        <w:rPr>
-          <w:rFonts w:ascii="Times New Roman" w:eastAsia="標楷體" w:hAnsi="Times New Roman" w:cs="Times New Roman" w:hint="eastAsia"/>
-          <w:color w:val="00B0F0"/>
-        </w:rPr>
-        <w:t>在</w:t>
-      </w:r>
-      <w:proofErr w:type="gramStart"/>
-      <w:r>
-        <w:rPr>
-          <w:rFonts w:ascii="Times New Roman" w:eastAsia="標楷體" w:hAnsi="Times New Roman" w:cs="Times New Roman" w:hint="eastAsia"/>
-          <w:color w:val="00B0F0"/>
-        </w:rPr>
-        <w:t>建構解的</w:t>
-      </w:r>
-      <w:proofErr w:type="gramEnd"/>
-      <w:r>
-        <w:rPr>
-          <w:rFonts w:ascii="Times New Roman" w:eastAsia="標楷體" w:hAnsi="Times New Roman" w:cs="Times New Roman" w:hint="eastAsia"/>
-          <w:color w:val="00B0F0"/>
-        </w:rPr>
-        <w:t>過程中優先從高機率群集中選取節點，以降低遍歷所有節點所需的計算量。</w:t>
-      </w:r>
-      <w:r>
-        <w:rPr>
-          <w:rFonts w:ascii="Times New Roman" w:eastAsia="標楷體" w:hAnsi="Times New Roman" w:cs="Times New Roman" w:hint="eastAsia"/>
-          <w:color w:val="00B0F0"/>
-        </w:rPr>
-        <w:t>透過</w:t>
-      </w:r>
-      <w:r>
-        <w:rPr>
-          <w:rFonts w:ascii="Times New Roman" w:eastAsia="標楷體" w:hAnsi="Times New Roman" w:cs="Times New Roman" w:hint="eastAsia"/>
-          <w:color w:val="00B0F0"/>
-        </w:rPr>
-        <w:t>動態調整</w:t>
-      </w:r>
-      <w:r>
-        <w:rPr>
-          <w:rFonts w:ascii="Times New Roman" w:eastAsia="標楷體" w:hAnsi="Times New Roman" w:cs="Times New Roman" w:hint="eastAsia"/>
-          <w:color w:val="00B0F0"/>
-        </w:rPr>
-        <w:t>費洛蒙</w:t>
-      </w:r>
-      <w:r>
-        <w:rPr>
-          <w:rFonts w:ascii="Times New Roman" w:eastAsia="標楷體" w:hAnsi="Times New Roman" w:cs="Times New Roman" w:hint="eastAsia"/>
-          <w:color w:val="00B0F0"/>
-        </w:rPr>
-        <w:t>蒸發率，以維持群體解的多樣性，避免過早收斂至局部最優解。</w:t>
+        <w:t>成本最小化。</w:t>
       </w:r>
     </w:p>
     <w:p>
       <w:pPr>
-        <w:widowControl/>
         <w:spacing w:line="360" w:lineRule="auto"/>
-        <w:outlineLvl w:val="1"/>
+        <w:outlineLvl w:val="2"/>
         <w:rPr>
           <w:rFonts w:ascii="Times New Roman" w:eastAsia="標楷體" w:hAnsi="Times New Roman" w:cs="Times New Roman"/>
           <w:b/>
           <w:bCs/>
-          <w:sz w:val="36"/>
-          <w:szCs w:val="36"/>
-        </w:rPr>
-      </w:pPr>
-      <w:bookmarkStart w:id="25" w:name="_Toc214719103"/>
+          <w:sz w:val="32"/>
+          <w:szCs w:val="32"/>
+        </w:rPr>
+      </w:pPr>
+      <w:bookmarkStart w:id="24" w:name="_Toc215925758"/>
       <w:r>
         <w:rPr>
           <w:rFonts w:ascii="Times New Roman" w:eastAsia="標楷體" w:hAnsi="Times New Roman" w:cs="Times New Roman"/>
           <w:b/>
           <w:bCs/>
-          <w:sz w:val="36"/>
-          <w:szCs w:val="36"/>
-        </w:rPr>
-        <w:t>2.</w:t>
+          <w:sz w:val="32"/>
+          <w:szCs w:val="32"/>
+        </w:rPr>
+        <w:t xml:space="preserve">2.1.4 </w:t>
       </w:r>
       <w:r>
         <w:rPr>
           <w:rFonts w:ascii="Times New Roman" w:eastAsia="標楷體" w:hAnsi="Times New Roman" w:cs="Times New Roman" w:hint="eastAsia"/>
           <w:b/>
           <w:bCs/>
-          <w:sz w:val="36"/>
-          <w:szCs w:val="36"/>
-        </w:rPr>
-        <w:t>2 Genetic Algorithm</w:t>
-      </w:r>
-      <w:bookmarkEnd w:id="25"/>
+          <w:sz w:val="32"/>
+          <w:szCs w:val="32"/>
+        </w:rPr>
+        <w:t>Multi-Depot</w:t>
+      </w:r>
+      <w:r>
+        <w:rPr>
+          <w:rFonts w:ascii="Times New Roman" w:eastAsia="標楷體" w:hAnsi="Times New Roman" w:cs="Times New Roman"/>
+          <w:b/>
+          <w:bCs/>
+          <w:sz w:val="32"/>
+          <w:szCs w:val="32"/>
+        </w:rPr>
+        <w:t xml:space="preserve"> Vehicle Routing Problem</w:t>
+      </w:r>
+      <w:bookmarkEnd w:id="24"/>
     </w:p>
     <w:p>
       <w:pPr>
-        <w:widowControl/>
         <w:spacing w:line="360" w:lineRule="auto"/>
         <w:ind w:firstLine="480"/>
         <w:jc w:val="both"/>
@@ -8583,13 +8563,132 @@
         <w:rPr>
           <w:rFonts w:ascii="Times New Roman" w:eastAsia="標楷體" w:hAnsi="Times New Roman" w:cs="Times New Roman" w:hint="eastAsia"/>
         </w:rPr>
-        <w:t>G</w:t>
-      </w:r>
-      <w:r>
-        <w:rPr>
-          <w:rFonts w:ascii="Times New Roman" w:eastAsia="標楷體" w:hAnsi="Times New Roman" w:cs="Times New Roman" w:hint="eastAsia"/>
-        </w:rPr>
-        <w:t>A</w:t>
+        <w:t>MDVRP</w:t>
+      </w:r>
+      <w:r>
+        <w:rPr>
+          <w:rFonts w:ascii="Times New Roman" w:eastAsia="標楷體" w:hAnsi="Times New Roman" w:cs="Times New Roman" w:hint="eastAsia"/>
+        </w:rPr>
+        <w:t>跟原本</w:t>
+      </w:r>
+      <w:r>
+        <w:rPr>
+          <w:rFonts w:ascii="Times New Roman" w:eastAsia="標楷體" w:hAnsi="Times New Roman" w:cs="Times New Roman" w:hint="eastAsia"/>
+        </w:rPr>
+        <w:t>VRP</w:t>
+      </w:r>
+      <w:r>
+        <w:rPr>
+          <w:rFonts w:ascii="Times New Roman" w:eastAsia="標楷體" w:hAnsi="Times New Roman" w:cs="Times New Roman" w:hint="eastAsia"/>
+        </w:rPr>
+        <w:t>最大的</w:t>
+      </w:r>
+      <w:r>
+        <w:rPr>
+          <w:rFonts w:ascii="Times New Roman" w:eastAsia="標楷體" w:hAnsi="Times New Roman" w:cs="Times New Roman" w:hint="eastAsia"/>
+        </w:rPr>
+        <w:t>差異在於</w:t>
+      </w:r>
+      <w:r>
+        <w:rPr>
+          <w:rFonts w:ascii="Times New Roman" w:eastAsia="標楷體" w:hAnsi="Times New Roman" w:cs="Times New Roman" w:hint="eastAsia"/>
+        </w:rPr>
+        <w:t>同時存在多個配送中心，每輛車輛皆從其所屬的配送中心出發並返回，每位顧客節點必須被指派至其中一個配送中心並由該中心的車輛完成服務。</w:t>
+      </w:r>
+      <w:r>
+        <w:rPr>
+          <w:rFonts w:ascii="Times New Roman" w:eastAsia="標楷體" w:hAnsi="Times New Roman" w:cs="Times New Roman" w:hint="eastAsia"/>
+        </w:rPr>
+        <w:t>MDVRP</w:t>
+      </w:r>
+      <w:r>
+        <w:rPr>
+          <w:rFonts w:ascii="Times New Roman" w:eastAsia="標楷體" w:hAnsi="Times New Roman" w:cs="Times New Roman" w:hint="eastAsia"/>
+        </w:rPr>
+        <w:t>的目標為在滿足各顧客節點需求</w:t>
+      </w:r>
+      <w:r>
+        <w:rPr>
+          <w:rFonts w:ascii="Times New Roman" w:eastAsia="標楷體" w:hAnsi="Times New Roman" w:cs="Times New Roman" w:hint="eastAsia"/>
+        </w:rPr>
+        <w:t>的前提下，同時決定負責顧客節點的配送中心與各配送中心所屬車輛的配送順序安排，</w:t>
+      </w:r>
+      <w:r>
+        <w:rPr>
+          <w:rFonts w:ascii="Times New Roman" w:eastAsia="標楷體" w:hAnsi="Times New Roman" w:cs="Times New Roman" w:hint="eastAsia"/>
+        </w:rPr>
+        <w:t>並</w:t>
+      </w:r>
+      <w:r>
+        <w:rPr>
+          <w:rFonts w:ascii="Times New Roman" w:eastAsia="標楷體" w:hAnsi="Times New Roman" w:cs="Times New Roman" w:hint="eastAsia"/>
+        </w:rPr>
+        <w:t>最小化總行駛距離與成本。</w:t>
+      </w:r>
+    </w:p>
+    <w:p>
+      <w:pPr>
+        <w:spacing w:line="360" w:lineRule="auto"/>
+        <w:ind w:firstLine="480"/>
+        <w:jc w:val="both"/>
+        <w:rPr>
+          <w:rFonts w:ascii="Times New Roman" w:eastAsia="標楷體" w:hAnsi="Times New Roman" w:cs="Times New Roman"/>
+        </w:rPr>
+      </w:pPr>
+      <w:r>
+        <w:rPr>
+          <w:rFonts w:ascii="Times New Roman" w:eastAsia="標楷體" w:hAnsi="Times New Roman" w:cs="Times New Roman"/>
+        </w:rPr>
+        <w:t>Stodola</w:t>
+      </w:r>
+      <w:r>
+        <w:rPr>
+          <w:rFonts w:ascii="Times New Roman" w:eastAsia="標楷體" w:hAnsi="Times New Roman" w:cs="Times New Roman" w:hint="eastAsia"/>
+        </w:rPr>
+        <w:t>與</w:t>
+      </w:r>
+      <w:r>
+        <w:rPr>
+          <w:rFonts w:ascii="Times New Roman" w:eastAsia="標楷體" w:hAnsi="Times New Roman" w:cs="Times New Roman"/>
+        </w:rPr>
+        <w:t>Nohel</w:t>
+      </w:r>
+      <w:r>
+        <w:rPr>
+          <w:rFonts w:ascii="Times New Roman" w:eastAsia="標楷體" w:hAnsi="Times New Roman" w:cs="Times New Roman" w:hint="eastAsia"/>
+        </w:rPr>
+        <w:t>提出</w:t>
+      </w:r>
+      <w:r>
+        <w:rPr>
+          <w:rFonts w:ascii="Times New Roman" w:eastAsia="標楷體" w:hAnsi="Times New Roman" w:cs="Times New Roman"/>
+        </w:rPr>
+        <w:t>AACO</w:t>
+      </w:r>
+      <w:r>
+        <w:rPr>
+          <w:rFonts w:ascii="Times New Roman" w:eastAsia="標楷體" w:hAnsi="Times New Roman" w:cs="Times New Roman"/>
+        </w:rPr>
+        <w:noBreakHyphen/>
+        <w:t>NC</w:t>
+      </w:r>
+      <w:r>
+        <w:rPr>
+          <w:rFonts w:ascii="Times New Roman" w:eastAsia="標楷體" w:hAnsi="Times New Roman" w:cs="Times New Roman" w:hint="eastAsia"/>
+        </w:rPr>
+        <w:t>(</w:t>
+      </w:r>
+      <w:r>
+        <w:rPr>
+          <w:rFonts w:ascii="Times New Roman" w:eastAsia="標楷體" w:hAnsi="Times New Roman" w:cs="Times New Roman"/>
+        </w:rPr>
+        <w:t>Adaptive Ant Colony Optimization with Node Clustering</w:t>
+      </w:r>
+      <w:r>
+        <w:rPr>
+          <w:rFonts w:ascii="Times New Roman" w:eastAsia="標楷體" w:hAnsi="Times New Roman" w:cs="Times New Roman" w:hint="eastAsia"/>
+        </w:rPr>
+        <w:t>)</w:t>
       </w:r>
       <w:r>
         <w:rPr>
@@ -8601,7 +8700,7 @@
         <w:rPr>
           <w:rFonts w:ascii="Times New Roman" w:eastAsia="標楷體" w:hAnsi="Times New Roman" w:cs="Times New Roman"/>
         </w:rPr>
-        <w:instrText xml:space="preserve"> ADDIN EN.CITE &lt;EndNote&gt;&lt;Cite&gt;&lt;Author&gt;Mirjalili&lt;/Author&gt;&lt;Year&gt;2018&lt;/Year&gt;&lt;RecNum&gt;28&lt;/RecNum&gt;&lt;DisplayText&gt;[6, 7]&lt;/DisplayText&gt;&lt;record&gt;&lt;rec-number&gt;28&lt;/rec-number&gt;&lt;foreign-keys&gt;&lt;key app="EN" db-id="ss9d92t5rxvx52etwat50vfop09fw09sax2w" timestamp="1763792567"&gt;28&lt;/key&gt;&lt;/foreign-keys&gt;&lt;ref-type name="Book Section"&gt;5&lt;/ref-type&gt;&lt;contributors&gt;&lt;authors&gt;&lt;author&gt;Mirjalili, Seyedali&lt;/author&gt;&lt;/authors&gt;&lt;/contributors&gt;&lt;titles&gt;&lt;title&gt;Genetic algorithm&lt;/title&gt;&lt;secondary-title&gt;Evolutionary algorithms and neural networks: theory and applications&lt;/secondary-title&gt;&lt;/titles&gt;&lt;pages&gt;43-55&lt;/pages&gt;&lt;dates&gt;&lt;year&gt;2018&lt;/year&gt;&lt;/dates&gt;&lt;publisher&gt;Springer&lt;/publisher&gt;&lt;urls&gt;&lt;/urls&gt;&lt;/record&gt;&lt;/Cite&gt;&lt;Cite&gt;&lt;Author&gt;Katoch&lt;/Author&gt;&lt;Year&gt;2021&lt;/Year&gt;&lt;RecNum&gt;21&lt;/RecNum&gt;&lt;record&gt;&lt;rec-number&gt;21&lt;/rec-number&gt;&lt;foreign-keys&gt;&lt;key app="EN" db-id="ss9d92t5rxvx52etwat50vfop09fw09sax2w" timestamp="1763609245"&gt;21&lt;/key&gt;&lt;/foreign-keys&gt;&lt;ref-type name="Journal Article"&gt;17&lt;/ref-type&gt;&lt;contributors&gt;&lt;authors&gt;&lt;author&gt;Katoch, Sourabh&lt;/author&gt;&lt;author&gt;Chauhan, Sumit Singh&lt;/author&gt;&lt;author&gt;Kumar, Vijay&lt;/author&gt;&lt;/authors&gt;&lt;/contributors&gt;&lt;titles&gt;&lt;title&gt;A review on genetic algorithm: past, present, and future&lt;/title&gt;&lt;secondary-title&gt;Multimedia tools and applications&lt;/secondary-title&gt;&lt;/titles&gt;&lt;periodical&gt;&lt;full-title&gt;Multimedia tools and applications&lt;/full-title&gt;&lt;/periodical&gt;&lt;pages&gt;8091-8126&lt;/pages&gt;&lt;volume&gt;80&lt;/volume&gt;&lt;number&gt;5&lt;/number&gt;&lt;dates&gt;&lt;year&gt;2021&lt;/year&gt;&lt;/dates&gt;&lt;isbn&gt;1380-7501&lt;/isbn&gt;&lt;urls&gt;&lt;/urls&gt;&lt;/record&gt;&lt;/Cite&gt;&lt;/EndNote&gt;</w:instrText>
+        <w:instrText xml:space="preserve"> ADDIN EN.CITE &lt;EndNote&gt;&lt;Cite&gt;&lt;Author&gt;Stodola&lt;/Author&gt;&lt;Year&gt;2022&lt;/Year&gt;&lt;RecNum&gt;30&lt;/RecNum&gt;&lt;DisplayText&gt;[6]&lt;/DisplayText&gt;&lt;record&gt;&lt;rec-number&gt;30&lt;/rec-number&gt;&lt;foreign-keys&gt;&lt;key app="EN" db-id="ss9d92t5rxvx52etwat50vfop09fw09sax2w" timestamp="1764141465"&gt;30&lt;/key&gt;&lt;/foreign-keys&gt;&lt;ref-type name="Journal Article"&gt;17&lt;/ref-type&gt;&lt;contributors&gt;&lt;authors&gt;&lt;author&gt;Stodola, Petr&lt;/author&gt;&lt;author&gt;Nohel, Jan&lt;/author&gt;&lt;/authors&gt;&lt;/contributors&gt;&lt;titles&gt;&lt;title&gt;Adaptive ant colony optimization with node clustering for the multidepot vehicle routing problem&lt;/title&gt;&lt;secondary-title&gt;IEEE Transactions on Evolutionary Computation&lt;/secondary-title&gt;&lt;/titles&gt;&lt;periodical&gt;&lt;full-title&gt;IEEE Transactions on Evolutionary Computation&lt;/full-title&gt;&lt;/periodical&gt;&lt;pages&gt;1866-1880&lt;/pages&gt;&lt;volume&gt;27&lt;/volume&gt;&lt;number&gt;6&lt;/number&gt;&lt;dates&gt;&lt;year&gt;2022&lt;/year&gt;&lt;/dates&gt;&lt;isbn&gt;1089-778X&lt;/isbn&gt;&lt;urls&gt;&lt;/urls&gt;&lt;/record&gt;&lt;/Cite&gt;&lt;/EndNote&gt;</w:instrText>
       </w:r>
       <w:r>
         <w:rPr>
@@ -8616,7 +8715,7 @@
         </w:rPr>
         <w:t>[</w:t>
       </w:r>
-      <w:hyperlink w:anchor="_ENREF_6" w:tooltip="Mirjalili, 2018 #28" w:history="1">
+      <w:hyperlink w:anchor="_ENREF_6" w:tooltip="Stodola, 2022 #30" w:history="1">
         <w:r>
           <w:rPr>
             <w:rFonts w:ascii="Times New Roman" w:eastAsia="標楷體" w:hAnsi="Times New Roman" w:cs="Times New Roman"/>
@@ -8630,9 +8729,234 @@
           <w:rFonts w:ascii="Times New Roman" w:eastAsia="標楷體" w:hAnsi="Times New Roman" w:cs="Times New Roman"/>
           <w:noProof/>
         </w:rPr>
-        <w:t xml:space="preserve">, </w:t>
-      </w:r>
-      <w:hyperlink w:anchor="_ENREF_7" w:tooltip="Katoch, 2021 #21" w:history="1">
+        <w:t>]</w:t>
+      </w:r>
+      <w:r>
+        <w:rPr>
+          <w:rFonts w:ascii="Times New Roman" w:eastAsia="標楷體" w:hAnsi="Times New Roman" w:cs="Times New Roman"/>
+        </w:rPr>
+        <w:fldChar w:fldCharType="end"/>
+      </w:r>
+      <w:r>
+        <w:rPr>
+          <w:rFonts w:ascii="Times New Roman" w:eastAsia="標楷體" w:hAnsi="Times New Roman" w:cs="Times New Roman" w:hint="eastAsia"/>
+        </w:rPr>
+        <w:t>，</w:t>
+      </w:r>
+      <w:r>
+        <w:rPr>
+          <w:rFonts w:ascii="Times New Roman" w:eastAsia="標楷體" w:hAnsi="Times New Roman" w:cs="Times New Roman" w:hint="eastAsia"/>
+        </w:rPr>
+        <w:t>基於</w:t>
+      </w:r>
+      <w:r>
+        <w:rPr>
+          <w:rFonts w:ascii="Times New Roman" w:eastAsia="標楷體" w:hAnsi="Times New Roman" w:cs="Times New Roman" w:hint="eastAsia"/>
+        </w:rPr>
+        <w:t>ACO</w:t>
+      </w:r>
+      <w:r>
+        <w:rPr>
+          <w:rFonts w:ascii="Times New Roman" w:eastAsia="標楷體" w:hAnsi="Times New Roman" w:cs="Times New Roman" w:hint="eastAsia"/>
+        </w:rPr>
+        <w:t>的自適應演算法，以解決</w:t>
+      </w:r>
+      <w:r>
+        <w:rPr>
+          <w:rFonts w:ascii="Times New Roman" w:eastAsia="標楷體" w:hAnsi="Times New Roman" w:cs="Times New Roman"/>
+        </w:rPr>
+        <w:t>MDVRP</w:t>
+      </w:r>
+      <w:r>
+        <w:rPr>
+          <w:rFonts w:ascii="Times New Roman" w:eastAsia="標楷體" w:hAnsi="Times New Roman" w:cs="Times New Roman" w:hint="eastAsia"/>
+        </w:rPr>
+        <w:t>。該方法引入節點分群</w:t>
+      </w:r>
+      <w:r>
+        <w:rPr>
+          <w:rFonts w:ascii="Times New Roman" w:eastAsia="標楷體" w:hAnsi="Times New Roman" w:cs="Times New Roman" w:hint="eastAsia"/>
+        </w:rPr>
+        <w:t>(N</w:t>
+      </w:r>
+      <w:r>
+        <w:rPr>
+          <w:rFonts w:ascii="Times New Roman" w:eastAsia="標楷體" w:hAnsi="Times New Roman" w:cs="Times New Roman"/>
+        </w:rPr>
+        <w:t xml:space="preserve">ode </w:t>
+      </w:r>
+      <w:r>
+        <w:rPr>
+          <w:rFonts w:ascii="Times New Roman" w:eastAsia="標楷體" w:hAnsi="Times New Roman" w:cs="Times New Roman" w:hint="eastAsia"/>
+        </w:rPr>
+        <w:t>C</w:t>
+      </w:r>
+      <w:r>
+        <w:rPr>
+          <w:rFonts w:ascii="Times New Roman" w:eastAsia="標楷體" w:hAnsi="Times New Roman" w:cs="Times New Roman"/>
+        </w:rPr>
+        <w:t>lustering</w:t>
+      </w:r>
+      <w:r>
+        <w:rPr>
+          <w:rFonts w:ascii="Times New Roman" w:eastAsia="標楷體" w:hAnsi="Times New Roman" w:cs="Times New Roman" w:hint="eastAsia"/>
+        </w:rPr>
+        <w:t>)</w:t>
+      </w:r>
+      <w:r>
+        <w:rPr>
+          <w:rFonts w:ascii="Times New Roman" w:eastAsia="標楷體" w:hAnsi="Times New Roman" w:cs="Times New Roman" w:hint="eastAsia"/>
+        </w:rPr>
+        <w:t>機制，將待拜訪節點依據</w:t>
+      </w:r>
+      <w:r>
+        <w:rPr>
+          <w:rFonts w:ascii="Times New Roman" w:eastAsia="標楷體" w:hAnsi="Times New Roman" w:cs="Times New Roman" w:hint="eastAsia"/>
+        </w:rPr>
+        <w:t>距離</w:t>
+      </w:r>
+      <w:r>
+        <w:rPr>
+          <w:rFonts w:ascii="Times New Roman" w:eastAsia="標楷體" w:hAnsi="Times New Roman" w:cs="Times New Roman" w:hint="eastAsia"/>
+        </w:rPr>
+        <w:t>與路徑進行分群，</w:t>
+      </w:r>
+      <w:r>
+        <w:rPr>
+          <w:rFonts w:ascii="Times New Roman" w:eastAsia="標楷體" w:hAnsi="Times New Roman" w:cs="Times New Roman"/>
+        </w:rPr>
+        <w:t>ACO</w:t>
+      </w:r>
+      <w:r>
+        <w:rPr>
+          <w:rFonts w:ascii="Times New Roman" w:eastAsia="標楷體" w:hAnsi="Times New Roman" w:cs="Times New Roman" w:hint="eastAsia"/>
+        </w:rPr>
+        <w:t>在</w:t>
+      </w:r>
+      <w:proofErr w:type="gramStart"/>
+      <w:r>
+        <w:rPr>
+          <w:rFonts w:ascii="Times New Roman" w:eastAsia="標楷體" w:hAnsi="Times New Roman" w:cs="Times New Roman" w:hint="eastAsia"/>
+        </w:rPr>
+        <w:t>建構解的</w:t>
+      </w:r>
+      <w:proofErr w:type="gramEnd"/>
+      <w:r>
+        <w:rPr>
+          <w:rFonts w:ascii="Times New Roman" w:eastAsia="標楷體" w:hAnsi="Times New Roman" w:cs="Times New Roman" w:hint="eastAsia"/>
+        </w:rPr>
+        <w:t>過程中優先從高機率群集中選取節點，以降低遍歷所有節點所需的計算量。</w:t>
+      </w:r>
+      <w:r>
+        <w:rPr>
+          <w:rFonts w:ascii="Times New Roman" w:eastAsia="標楷體" w:hAnsi="Times New Roman" w:cs="Times New Roman" w:hint="eastAsia"/>
+        </w:rPr>
+        <w:t>透過</w:t>
+      </w:r>
+      <w:r>
+        <w:rPr>
+          <w:rFonts w:ascii="Times New Roman" w:eastAsia="標楷體" w:hAnsi="Times New Roman" w:cs="Times New Roman" w:hint="eastAsia"/>
+        </w:rPr>
+        <w:t>動態調整</w:t>
+      </w:r>
+      <w:r>
+        <w:rPr>
+          <w:rFonts w:ascii="Times New Roman" w:eastAsia="標楷體" w:hAnsi="Times New Roman" w:cs="Times New Roman" w:hint="eastAsia"/>
+        </w:rPr>
+        <w:t>費洛蒙</w:t>
+      </w:r>
+      <w:r>
+        <w:rPr>
+          <w:rFonts w:ascii="Times New Roman" w:eastAsia="標楷體" w:hAnsi="Times New Roman" w:cs="Times New Roman" w:hint="eastAsia"/>
+        </w:rPr>
+        <w:t>蒸發率，以維持群體解的多樣性，避免過早收斂至局部最優解。</w:t>
+      </w:r>
+    </w:p>
+    <w:p>
+      <w:pPr>
+        <w:widowControl/>
+        <w:spacing w:line="360" w:lineRule="auto"/>
+        <w:outlineLvl w:val="1"/>
+        <w:rPr>
+          <w:rFonts w:ascii="Times New Roman" w:eastAsia="標楷體" w:hAnsi="Times New Roman" w:cs="Times New Roman"/>
+          <w:b/>
+          <w:bCs/>
+          <w:sz w:val="36"/>
+          <w:szCs w:val="36"/>
+        </w:rPr>
+      </w:pPr>
+      <w:bookmarkStart w:id="25" w:name="_Toc215925759"/>
+      <w:r>
+        <w:rPr>
+          <w:rFonts w:ascii="Times New Roman" w:eastAsia="標楷體" w:hAnsi="Times New Roman" w:cs="Times New Roman"/>
+          <w:b/>
+          <w:bCs/>
+          <w:sz w:val="36"/>
+          <w:szCs w:val="36"/>
+        </w:rPr>
+        <w:lastRenderedPageBreak/>
+        <w:t>2.</w:t>
+      </w:r>
+      <w:r>
+        <w:rPr>
+          <w:rFonts w:ascii="Times New Roman" w:eastAsia="標楷體" w:hAnsi="Times New Roman" w:cs="Times New Roman" w:hint="eastAsia"/>
+          <w:b/>
+          <w:bCs/>
+          <w:sz w:val="36"/>
+          <w:szCs w:val="36"/>
+        </w:rPr>
+        <w:t>2 Genetic Algorithm</w:t>
+      </w:r>
+      <w:bookmarkEnd w:id="25"/>
+    </w:p>
+    <w:p>
+      <w:pPr>
+        <w:widowControl/>
+        <w:spacing w:line="360" w:lineRule="auto"/>
+        <w:ind w:firstLine="480"/>
+        <w:jc w:val="both"/>
+        <w:rPr>
+          <w:rFonts w:ascii="Times New Roman" w:eastAsia="標楷體" w:hAnsi="Times New Roman" w:cs="Times New Roman"/>
+        </w:rPr>
+      </w:pPr>
+      <w:r>
+        <w:rPr>
+          <w:rFonts w:ascii="Times New Roman" w:eastAsia="標楷體" w:hAnsi="Times New Roman" w:cs="Times New Roman" w:hint="eastAsia"/>
+        </w:rPr>
+        <w:t>G</w:t>
+      </w:r>
+      <w:r>
+        <w:rPr>
+          <w:rFonts w:ascii="Times New Roman" w:eastAsia="標楷體" w:hAnsi="Times New Roman" w:cs="Times New Roman" w:hint="eastAsia"/>
+        </w:rPr>
+        <w:t>A</w:t>
+      </w:r>
+      <w:r>
+        <w:rPr>
+          <w:rFonts w:ascii="Times New Roman" w:eastAsia="標楷體" w:hAnsi="Times New Roman" w:cs="Times New Roman"/>
+        </w:rPr>
+        <w:fldChar w:fldCharType="begin"/>
+      </w:r>
+      <w:r>
+        <w:rPr>
+          <w:rFonts w:ascii="Times New Roman" w:eastAsia="標楷體" w:hAnsi="Times New Roman" w:cs="Times New Roman"/>
+        </w:rPr>
+        <w:instrText xml:space="preserve"> ADDIN EN.CITE &lt;EndNote&gt;&lt;Cite&gt;&lt;Author&gt;Mirjalili&lt;/Author&gt;&lt;Year&gt;2018&lt;/Year&gt;&lt;RecNum&gt;28&lt;/RecNum&gt;&lt;DisplayText&gt;[7, 8]&lt;/DisplayText&gt;&lt;record&gt;&lt;rec-number&gt;28&lt;/rec-number&gt;&lt;foreign-keys&gt;&lt;key app="EN" db-id="ss9d92t5rxvx52etwat50vfop09fw09sax2w" timestamp="1763792567"&gt;28&lt;/key&gt;&lt;/foreign-keys&gt;&lt;ref-type name="Book Section"&gt;5&lt;/ref-type&gt;&lt;contributors&gt;&lt;authors&gt;&lt;author&gt;Mirjalili, Seyedali&lt;/author&gt;&lt;/authors&gt;&lt;/contributors&gt;&lt;titles&gt;&lt;title&gt;Genetic algorithm&lt;/title&gt;&lt;secondary-title&gt;Evolutionary algorithms and neural networks: theory and applications&lt;/secondary-title&gt;&lt;/titles&gt;&lt;pages&gt;43-55&lt;/pages&gt;&lt;dates&gt;&lt;year&gt;2018&lt;/year&gt;&lt;/dates&gt;&lt;publisher&gt;Springer&lt;/publisher&gt;&lt;urls&gt;&lt;/urls&gt;&lt;/record&gt;&lt;/Cite&gt;&lt;Cite&gt;&lt;Author&gt;Katoch&lt;/Author&gt;&lt;Year&gt;2021&lt;/Year&gt;&lt;RecNum&gt;21&lt;/RecNum&gt;&lt;record&gt;&lt;rec-number&gt;21&lt;/rec-number&gt;&lt;foreign-keys&gt;&lt;key app="EN" db-id="ss9d92t5rxvx52etwat50vfop09fw09sax2w" timestamp="1763609245"&gt;21&lt;/key&gt;&lt;/foreign-keys&gt;&lt;ref-type name="Journal Article"&gt;17&lt;/ref-type&gt;&lt;contributors&gt;&lt;authors&gt;&lt;author&gt;Katoch, Sourabh&lt;/author&gt;&lt;author&gt;Chauhan, Sumit Singh&lt;/author&gt;&lt;author&gt;Kumar, Vijay&lt;/author&gt;&lt;/authors&gt;&lt;/contributors&gt;&lt;titles&gt;&lt;title&gt;A review on genetic algorithm: past, present, and future&lt;/title&gt;&lt;secondary-title&gt;Multimedia tools and applications&lt;/secondary-title&gt;&lt;/titles&gt;&lt;periodical&gt;&lt;full-title&gt;Multimedia tools and applications&lt;/full-title&gt;&lt;/periodical&gt;&lt;pages&gt;8091-8126&lt;/pages&gt;&lt;volume&gt;80&lt;/volume&gt;&lt;number&gt;5&lt;/number&gt;&lt;dates&gt;&lt;year&gt;2021&lt;/year&gt;&lt;/dates&gt;&lt;isbn&gt;1380-7501&lt;/isbn&gt;&lt;urls&gt;&lt;/urls&gt;&lt;/record&gt;&lt;/Cite&gt;&lt;/EndNote&gt;</w:instrText>
+      </w:r>
+      <w:r>
+        <w:rPr>
+          <w:rFonts w:ascii="Times New Roman" w:eastAsia="標楷體" w:hAnsi="Times New Roman" w:cs="Times New Roman"/>
+        </w:rPr>
+        <w:fldChar w:fldCharType="separate"/>
+      </w:r>
+      <w:r>
+        <w:rPr>
+          <w:rFonts w:ascii="Times New Roman" w:eastAsia="標楷體" w:hAnsi="Times New Roman" w:cs="Times New Roman"/>
+          <w:noProof/>
+        </w:rPr>
+        <w:t>[</w:t>
+      </w:r>
+      <w:hyperlink w:anchor="_ENREF_7" w:tooltip="Mirjalili, 2018 #28" w:history="1">
         <w:r>
           <w:rPr>
             <w:rFonts w:ascii="Times New Roman" w:eastAsia="標楷體" w:hAnsi="Times New Roman" w:cs="Times New Roman"/>
@@ -8646,52 +8970,9 @@
           <w:rFonts w:ascii="Times New Roman" w:eastAsia="標楷體" w:hAnsi="Times New Roman" w:cs="Times New Roman"/>
           <w:noProof/>
         </w:rPr>
-        <w:t>]</w:t>
-      </w:r>
-      <w:r>
-        <w:rPr>
-          <w:rFonts w:ascii="Times New Roman" w:eastAsia="標楷體" w:hAnsi="Times New Roman" w:cs="Times New Roman"/>
-        </w:rPr>
-        <w:fldChar w:fldCharType="end"/>
-      </w:r>
-      <w:r>
-        <w:rPr>
-          <w:rFonts w:ascii="Times New Roman" w:eastAsia="標楷體" w:hAnsi="Times New Roman" w:cs="Times New Roman" w:hint="eastAsia"/>
-        </w:rPr>
-        <w:t>由</w:t>
-      </w:r>
-      <w:r>
-        <w:rPr>
-          <w:rFonts w:ascii="Times New Roman" w:eastAsia="標楷體" w:hAnsi="Times New Roman" w:cs="Times New Roman" w:hint="eastAsia"/>
-        </w:rPr>
-        <w:t>John Holland</w:t>
-      </w:r>
-      <w:r>
-        <w:rPr>
-          <w:rFonts w:ascii="Times New Roman" w:eastAsia="標楷體" w:hAnsi="Times New Roman" w:cs="Times New Roman"/>
-        </w:rPr>
-        <w:fldChar w:fldCharType="begin"/>
-      </w:r>
-      <w:r>
-        <w:rPr>
-          <w:rFonts w:ascii="Times New Roman" w:eastAsia="標楷體" w:hAnsi="Times New Roman" w:cs="Times New Roman"/>
-        </w:rPr>
-        <w:instrText xml:space="preserve"> ADDIN EN.CITE &lt;EndNote&gt;&lt;Cite&gt;&lt;Author&gt;Holland&lt;/Author&gt;&lt;Year&gt;1992&lt;/Year&gt;&lt;RecNum&gt;27&lt;/RecNum&gt;&lt;DisplayText&gt;[8]&lt;/DisplayText&gt;&lt;record&gt;&lt;rec-number&gt;27&lt;/rec-number&gt;&lt;foreign-keys&gt;&lt;key app="EN" db-id="ss9d92t5rxvx52etwat50vfop09fw09sax2w" timestamp="1763782782"&gt;27&lt;/key&gt;&lt;/foreign-keys&gt;&lt;ref-type name="Journal Article"&gt;17&lt;/ref-type&gt;&lt;contributors&gt;&lt;authors&gt;&lt;author&gt;Holland, John H&lt;/author&gt;&lt;/authors&gt;&lt;/contributors&gt;&lt;titles&gt;&lt;title&gt;Genetic algorithms&lt;/title&gt;&lt;secondary-title&gt;Scientific american&lt;/secondary-title&gt;&lt;/titles&gt;&lt;periodical&gt;&lt;full-title&gt;Scientific american&lt;/full-title&gt;&lt;/periodical&gt;&lt;pages&gt;66-73&lt;/pages&gt;&lt;volume&gt;267&lt;/volume&gt;&lt;number&gt;1&lt;/number&gt;&lt;dates&gt;&lt;year&gt;1992&lt;/year&gt;&lt;/dates&gt;&lt;isbn&gt;0036-8733&lt;/isbn&gt;&lt;urls&gt;&lt;/urls&gt;&lt;/record&gt;&lt;/Cite&gt;&lt;/EndNote&gt;</w:instrText>
-      </w:r>
-      <w:r>
-        <w:rPr>
-          <w:rFonts w:ascii="Times New Roman" w:eastAsia="標楷體" w:hAnsi="Times New Roman" w:cs="Times New Roman"/>
-        </w:rPr>
-        <w:fldChar w:fldCharType="separate"/>
-      </w:r>
-      <w:r>
-        <w:rPr>
-          <w:rFonts w:ascii="Times New Roman" w:eastAsia="標楷體" w:hAnsi="Times New Roman" w:cs="Times New Roman"/>
-          <w:noProof/>
-        </w:rPr>
-        <w:t>[</w:t>
-      </w:r>
-      <w:hyperlink w:anchor="_ENREF_8" w:tooltip="Holland, 1992 #27" w:history="1">
+        <w:t xml:space="preserve">, </w:t>
+      </w:r>
+      <w:hyperlink w:anchor="_ENREF_8" w:tooltip="Katoch, 2021 #21" w:history="1">
         <w:r>
           <w:rPr>
             <w:rFonts w:ascii="Times New Roman" w:eastAsia="標楷體" w:hAnsi="Times New Roman" w:cs="Times New Roman"/>
@@ -8717,310 +8998,13 @@
         <w:rPr>
           <w:rFonts w:ascii="Times New Roman" w:eastAsia="標楷體" w:hAnsi="Times New Roman" w:cs="Times New Roman" w:hint="eastAsia"/>
         </w:rPr>
-        <w:t>提出</w:t>
-      </w:r>
-      <w:r>
-        <w:rPr>
-          <w:rFonts w:ascii="Times New Roman" w:eastAsia="標楷體" w:hAnsi="Times New Roman" w:cs="Times New Roman" w:hint="eastAsia"/>
-        </w:rPr>
-        <w:t>，其靈感來自達爾文的進化論，模擬了適者生存及基因傳遞的概念。</w:t>
-      </w:r>
-      <w:r>
-        <w:rPr>
-          <w:rFonts w:ascii="Times New Roman" w:eastAsia="標楷體" w:hAnsi="Times New Roman" w:cs="Times New Roman" w:hint="eastAsia"/>
-        </w:rPr>
-        <w:t>GA</w:t>
-      </w:r>
-      <w:r>
-        <w:rPr>
-          <w:rFonts w:ascii="Times New Roman" w:eastAsia="標楷體" w:hAnsi="Times New Roman" w:cs="Times New Roman" w:hint="eastAsia"/>
-        </w:rPr>
-        <w:t>是一種基於自然選擇與遺傳機制的元啟發式演算法，用於解決組合最佳化問題。</w:t>
-      </w:r>
-      <w:r>
-        <w:rPr>
-          <w:rFonts w:ascii="Times New Roman" w:eastAsia="標楷體" w:hAnsi="Times New Roman" w:cs="Times New Roman"/>
-        </w:rPr>
-        <w:t>每</w:t>
-      </w:r>
-      <w:proofErr w:type="gramStart"/>
-      <w:r>
-        <w:rPr>
-          <w:rFonts w:ascii="Times New Roman" w:eastAsia="標楷體" w:hAnsi="Times New Roman" w:cs="Times New Roman" w:hint="eastAsia"/>
-        </w:rPr>
-        <w:t>個</w:t>
-      </w:r>
-      <w:proofErr w:type="gramEnd"/>
-      <w:r>
-        <w:rPr>
-          <w:rFonts w:ascii="Times New Roman" w:eastAsia="標楷體" w:hAnsi="Times New Roman" w:cs="Times New Roman"/>
-        </w:rPr>
-        <w:t>候選解稱為個體</w:t>
-      </w:r>
-      <w:r>
-        <w:rPr>
-          <w:rFonts w:ascii="Times New Roman" w:eastAsia="標楷體" w:hAnsi="Times New Roman" w:cs="Times New Roman" w:hint="eastAsia"/>
-        </w:rPr>
-        <w:t>(</w:t>
-      </w:r>
-      <w:r>
-        <w:rPr>
-          <w:rFonts w:ascii="Times New Roman" w:eastAsia="標楷體" w:hAnsi="Times New Roman" w:cs="Times New Roman" w:hint="eastAsia"/>
-        </w:rPr>
-        <w:t>I</w:t>
-      </w:r>
-      <w:r>
-        <w:rPr>
-          <w:rFonts w:ascii="Times New Roman" w:eastAsia="標楷體" w:hAnsi="Times New Roman" w:cs="Times New Roman"/>
-        </w:rPr>
-        <w:t>ndividual</w:t>
-      </w:r>
-      <w:r>
-        <w:rPr>
-          <w:rFonts w:ascii="Times New Roman" w:eastAsia="標楷體" w:hAnsi="Times New Roman" w:cs="Times New Roman" w:hint="eastAsia"/>
-        </w:rPr>
-        <w:t>)</w:t>
-      </w:r>
-      <w:r>
-        <w:rPr>
-          <w:rFonts w:ascii="Times New Roman" w:eastAsia="標楷體" w:hAnsi="Times New Roman" w:cs="Times New Roman"/>
-        </w:rPr>
-        <w:t>，由染色體</w:t>
-      </w:r>
-      <w:r>
-        <w:rPr>
-          <w:rFonts w:ascii="Times New Roman" w:eastAsia="標楷體" w:hAnsi="Times New Roman" w:cs="Times New Roman" w:hint="eastAsia"/>
-        </w:rPr>
-        <w:t>(</w:t>
-      </w:r>
-      <w:r>
-        <w:rPr>
-          <w:rFonts w:ascii="Times New Roman" w:eastAsia="標楷體" w:hAnsi="Times New Roman" w:cs="Times New Roman" w:hint="eastAsia"/>
-        </w:rPr>
-        <w:t>C</w:t>
-      </w:r>
-      <w:r>
-        <w:rPr>
-          <w:rFonts w:ascii="Times New Roman" w:eastAsia="標楷體" w:hAnsi="Times New Roman" w:cs="Times New Roman"/>
-        </w:rPr>
-        <w:t>hromosome</w:t>
-      </w:r>
-      <w:r>
-        <w:rPr>
-          <w:rFonts w:ascii="Times New Roman" w:eastAsia="標楷體" w:hAnsi="Times New Roman" w:cs="Times New Roman" w:hint="eastAsia"/>
-        </w:rPr>
-        <w:t>)</w:t>
-      </w:r>
-      <w:r>
-        <w:rPr>
-          <w:rFonts w:ascii="Times New Roman" w:eastAsia="標楷體" w:hAnsi="Times New Roman" w:cs="Times New Roman"/>
-        </w:rPr>
-        <w:t>表示，染色體由多個基因</w:t>
-      </w:r>
-      <w:r>
-        <w:rPr>
-          <w:rFonts w:ascii="Times New Roman" w:eastAsia="標楷體" w:hAnsi="Times New Roman" w:cs="Times New Roman" w:hint="eastAsia"/>
-        </w:rPr>
-        <w:t>(</w:t>
-      </w:r>
-      <w:r>
-        <w:rPr>
-          <w:rFonts w:ascii="Times New Roman" w:eastAsia="標楷體" w:hAnsi="Times New Roman" w:cs="Times New Roman" w:hint="eastAsia"/>
-        </w:rPr>
-        <w:t>G</w:t>
-      </w:r>
-      <w:r>
-        <w:rPr>
-          <w:rFonts w:ascii="Times New Roman" w:eastAsia="標楷體" w:hAnsi="Times New Roman" w:cs="Times New Roman"/>
-        </w:rPr>
-        <w:t>en</w:t>
-      </w:r>
-      <w:r>
-        <w:rPr>
-          <w:rFonts w:ascii="Times New Roman" w:eastAsia="標楷體" w:hAnsi="Times New Roman" w:cs="Times New Roman" w:hint="eastAsia"/>
-        </w:rPr>
-        <w:t>e)</w:t>
-      </w:r>
-      <w:r>
-        <w:rPr>
-          <w:rFonts w:ascii="Times New Roman" w:eastAsia="標楷體" w:hAnsi="Times New Roman" w:cs="Times New Roman"/>
-        </w:rPr>
-        <w:t>組成</w:t>
-      </w:r>
-      <w:r>
-        <w:rPr>
-          <w:rFonts w:ascii="Times New Roman" w:eastAsia="標楷體" w:hAnsi="Times New Roman" w:cs="Times New Roman" w:hint="eastAsia"/>
-        </w:rPr>
-        <w:t>。</w:t>
-      </w:r>
-      <w:r>
-        <w:rPr>
-          <w:rFonts w:ascii="Times New Roman" w:eastAsia="標楷體" w:hAnsi="Times New Roman" w:cs="Times New Roman" w:hint="eastAsia"/>
-        </w:rPr>
-        <w:t>透過對個體進行選擇</w:t>
-      </w:r>
-      <w:r>
-        <w:rPr>
-          <w:rFonts w:ascii="Times New Roman" w:eastAsia="標楷體" w:hAnsi="Times New Roman" w:cs="Times New Roman" w:hint="eastAsia"/>
-        </w:rPr>
-        <w:t>(Selection)</w:t>
-      </w:r>
-      <w:r>
-        <w:rPr>
-          <w:rFonts w:ascii="Times New Roman" w:eastAsia="標楷體" w:hAnsi="Times New Roman" w:cs="Times New Roman" w:hint="eastAsia"/>
-        </w:rPr>
-        <w:t>、交配</w:t>
-      </w:r>
-      <w:r>
-        <w:rPr>
-          <w:rFonts w:ascii="Times New Roman" w:eastAsia="標楷體" w:hAnsi="Times New Roman" w:cs="Times New Roman" w:hint="eastAsia"/>
-        </w:rPr>
-        <w:t>(Crossover)</w:t>
-      </w:r>
-      <w:r>
-        <w:rPr>
-          <w:rFonts w:ascii="Times New Roman" w:eastAsia="標楷體" w:hAnsi="Times New Roman" w:cs="Times New Roman" w:hint="eastAsia"/>
-        </w:rPr>
-        <w:t>與變異</w:t>
-      </w:r>
-      <w:r>
-        <w:rPr>
-          <w:rFonts w:ascii="Times New Roman" w:eastAsia="標楷體" w:hAnsi="Times New Roman" w:cs="Times New Roman" w:hint="eastAsia"/>
-        </w:rPr>
-        <w:t>(Mutation)</w:t>
-      </w:r>
-      <w:r>
-        <w:rPr>
-          <w:rFonts w:ascii="Times New Roman" w:eastAsia="標楷體" w:hAnsi="Times New Roman" w:cs="Times New Roman" w:hint="eastAsia"/>
-        </w:rPr>
-        <w:t>，使具有較高適應值的個體在演化過程中更容易被保留，並逐步產生更優質的</w:t>
-      </w:r>
-      <w:r>
-        <w:rPr>
-          <w:rFonts w:ascii="Times New Roman" w:eastAsia="標楷體" w:hAnsi="Times New Roman" w:cs="Times New Roman" w:hint="eastAsia"/>
-        </w:rPr>
-        <w:lastRenderedPageBreak/>
-        <w:t>解。在每一代中，候選解群體會依據個體適應值進行選擇，</w:t>
-      </w:r>
-      <w:r>
-        <w:rPr>
-          <w:rFonts w:ascii="Times New Roman" w:eastAsia="標楷體" w:hAnsi="Times New Roman" w:cs="Times New Roman" w:hint="eastAsia"/>
-        </w:rPr>
-        <w:t>個體間透過交配交換基因，並由變異改變部分基因以保持群體多樣性</w:t>
-      </w:r>
-      <w:r>
-        <w:rPr>
-          <w:rFonts w:ascii="Times New Roman" w:eastAsia="標楷體" w:hAnsi="Times New Roman" w:cs="Times New Roman" w:hint="eastAsia"/>
-        </w:rPr>
-        <w:t>，以避免陷入局部最優解。</w:t>
-      </w:r>
-    </w:p>
-    <w:p>
-      <w:pPr>
-        <w:widowControl/>
-        <w:spacing w:line="360" w:lineRule="auto"/>
-        <w:ind w:firstLine="480"/>
-        <w:jc w:val="both"/>
-        <w:rPr>
-          <w:rFonts w:ascii="Times New Roman" w:eastAsia="標楷體" w:hAnsi="Times New Roman" w:cs="Times New Roman"/>
-          <w:color w:val="EE0000"/>
-        </w:rPr>
-      </w:pPr>
-      <w:r>
-        <w:rPr>
-          <w:rFonts w:ascii="Times New Roman" w:eastAsia="標楷體" w:hAnsi="Times New Roman" w:cs="Times New Roman" w:hint="eastAsia"/>
-          <w:color w:val="EE0000"/>
-        </w:rPr>
-        <w:t>[Method</w:t>
-      </w:r>
-      <w:r>
-        <w:rPr>
-          <w:rFonts w:ascii="Times New Roman" w:eastAsia="標楷體" w:hAnsi="Times New Roman" w:cs="Times New Roman" w:hint="eastAsia"/>
-          <w:color w:val="EE0000"/>
-        </w:rPr>
-        <w:t xml:space="preserve"> &amp; Reference</w:t>
-      </w:r>
-      <w:r>
-        <w:rPr>
-          <w:rFonts w:ascii="Times New Roman" w:eastAsia="標楷體" w:hAnsi="Times New Roman" w:cs="Times New Roman" w:hint="eastAsia"/>
-          <w:color w:val="EE0000"/>
-        </w:rPr>
-        <w:t>]</w:t>
-      </w:r>
-    </w:p>
-    <w:p>
-      <w:pPr>
-        <w:widowControl/>
-        <w:spacing w:line="360" w:lineRule="auto"/>
-        <w:outlineLvl w:val="1"/>
-        <w:rPr>
-          <w:rFonts w:ascii="Times New Roman" w:eastAsia="標楷體" w:hAnsi="Times New Roman" w:cs="Times New Roman"/>
-          <w:b/>
-          <w:bCs/>
-          <w:sz w:val="36"/>
-          <w:szCs w:val="36"/>
-        </w:rPr>
-      </w:pPr>
-      <w:bookmarkStart w:id="26" w:name="_Toc214719104"/>
-      <w:r>
-        <w:rPr>
-          <w:rFonts w:ascii="Times New Roman" w:eastAsia="標楷體" w:hAnsi="Times New Roman" w:cs="Times New Roman"/>
-          <w:b/>
-          <w:bCs/>
-          <w:sz w:val="36"/>
-          <w:szCs w:val="36"/>
-        </w:rPr>
-        <w:t>2.</w:t>
-      </w:r>
-      <w:r>
-        <w:rPr>
-          <w:rFonts w:ascii="Times New Roman" w:eastAsia="標楷體" w:hAnsi="Times New Roman" w:cs="Times New Roman" w:hint="eastAsia"/>
-          <w:b/>
-          <w:bCs/>
-          <w:sz w:val="36"/>
-          <w:szCs w:val="36"/>
-        </w:rPr>
-        <w:t>3</w:t>
-      </w:r>
-      <w:r>
-        <w:rPr>
-          <w:rFonts w:ascii="Times New Roman" w:eastAsia="標楷體" w:hAnsi="Times New Roman" w:cs="Times New Roman"/>
-          <w:b/>
-          <w:bCs/>
-          <w:sz w:val="36"/>
-          <w:szCs w:val="36"/>
-        </w:rPr>
-        <w:t xml:space="preserve"> Ant Colony Optimization</w:t>
-      </w:r>
-      <w:bookmarkEnd w:id="26"/>
-    </w:p>
-    <w:p>
-      <w:pPr>
-        <w:widowControl/>
-        <w:spacing w:line="360" w:lineRule="auto"/>
-        <w:ind w:firstLine="480"/>
-        <w:jc w:val="both"/>
-        <w:rPr>
-          <w:rFonts w:ascii="Times New Roman" w:eastAsia="標楷體" w:hAnsi="Times New Roman" w:cs="Times New Roman"/>
-        </w:rPr>
-      </w:pPr>
-      <w:r>
-        <w:rPr>
-          <w:rFonts w:ascii="Times New Roman" w:eastAsia="標楷體" w:hAnsi="Times New Roman" w:cs="Times New Roman" w:hint="eastAsia"/>
-        </w:rPr>
-        <w:t>ACO</w:t>
-      </w:r>
-      <w:r>
-        <w:rPr>
-          <w:rFonts w:ascii="Times New Roman" w:eastAsia="標楷體" w:hAnsi="Times New Roman" w:cs="Times New Roman" w:hint="eastAsia"/>
-        </w:rPr>
-        <w:t>為</w:t>
-      </w:r>
-      <w:r>
-        <w:rPr>
-          <w:rFonts w:ascii="Times New Roman" w:eastAsia="標楷體" w:hAnsi="Times New Roman" w:cs="Times New Roman" w:hint="eastAsia"/>
-        </w:rPr>
-        <w:t>Marco Dorigo</w:t>
+        <w:t>由</w:t>
+      </w:r>
+      <w:r>
+        <w:rPr>
+          <w:rFonts w:ascii="Times New Roman" w:eastAsia="標楷體" w:hAnsi="Times New Roman" w:cs="Times New Roman" w:hint="eastAsia"/>
+        </w:rPr>
+        <w:t>John Holland</w:t>
       </w:r>
       <w:r>
         <w:rPr>
@@ -9032,7 +9016,7 @@
         <w:rPr>
           <w:rFonts w:ascii="Times New Roman" w:eastAsia="標楷體" w:hAnsi="Times New Roman" w:cs="Times New Roman"/>
         </w:rPr>
-        <w:instrText xml:space="preserve"> ADDIN EN.CITE &lt;EndNote&gt;&lt;Cite&gt;&lt;Author&gt;Dorigo&lt;/Author&gt;&lt;Year&gt;2007&lt;/Year&gt;&lt;RecNum&gt;18&lt;/RecNum&gt;&lt;DisplayText&gt;[9]&lt;/DisplayText&gt;&lt;record&gt;&lt;rec-number&gt;18&lt;/rec-number&gt;&lt;foreign-keys&gt;&lt;key app="EN" db-id="ss9d92t5rxvx52etwat50vfop09fw09sax2w" timestamp="1763475973"&gt;18&lt;/key&gt;&lt;/foreign-keys&gt;&lt;ref-type name="Journal Article"&gt;17&lt;/ref-type&gt;&lt;contributors&gt;&lt;authors&gt;&lt;author&gt;Dorigo, Marco&lt;/author&gt;&lt;author&gt;Birattari, Mauro&lt;/author&gt;&lt;author&gt;Stutzle, Thomas&lt;/author&gt;&lt;/authors&gt;&lt;/contributors&gt;&lt;titles&gt;&lt;title&gt;Ant colony optimization&lt;/title&gt;&lt;secondary-title&gt;IEEE computational intelligence magazine&lt;/secondary-title&gt;&lt;/titles&gt;&lt;periodical&gt;&lt;full-title&gt;IEEE computational intelligence magazine&lt;/full-title&gt;&lt;/periodical&gt;&lt;pages&gt;28-39&lt;/pages&gt;&lt;volume&gt;1&lt;/volume&gt;&lt;number&gt;4&lt;/number&gt;&lt;dates&gt;&lt;year&gt;2007&lt;/year&gt;&lt;/dates&gt;&lt;isbn&gt;1556-603X&lt;/isbn&gt;&lt;urls&gt;&lt;/urls&gt;&lt;/record&gt;&lt;/Cite&gt;&lt;/EndNote&gt;</w:instrText>
+        <w:instrText xml:space="preserve"> ADDIN EN.CITE &lt;EndNote&gt;&lt;Cite&gt;&lt;Author&gt;Holland&lt;/Author&gt;&lt;Year&gt;1992&lt;/Year&gt;&lt;RecNum&gt;27&lt;/RecNum&gt;&lt;DisplayText&gt;[9]&lt;/DisplayText&gt;&lt;record&gt;&lt;rec-number&gt;27&lt;/rec-number&gt;&lt;foreign-keys&gt;&lt;key app="EN" db-id="ss9d92t5rxvx52etwat50vfop09fw09sax2w" timestamp="1763782782"&gt;27&lt;/key&gt;&lt;/foreign-keys&gt;&lt;ref-type name="Journal Article"&gt;17&lt;/ref-type&gt;&lt;contributors&gt;&lt;authors&gt;&lt;author&gt;Holland, John H&lt;/author&gt;&lt;/authors&gt;&lt;/contributors&gt;&lt;titles&gt;&lt;title&gt;Genetic algorithms&lt;/title&gt;&lt;secondary-title&gt;Scientific american&lt;/secondary-title&gt;&lt;/titles&gt;&lt;periodical&gt;&lt;full-title&gt;Scientific american&lt;/full-title&gt;&lt;/periodical&gt;&lt;pages&gt;66-73&lt;/pages&gt;&lt;volume&gt;267&lt;/volume&gt;&lt;number&gt;1&lt;/number&gt;&lt;dates&gt;&lt;year&gt;1992&lt;/year&gt;&lt;/dates&gt;&lt;isbn&gt;0036-8733&lt;/isbn&gt;&lt;urls&gt;&lt;/urls&gt;&lt;/record&gt;&lt;/Cite&gt;&lt;/EndNote&gt;</w:instrText>
       </w:r>
       <w:r>
         <w:rPr>
@@ -9047,7 +9031,7 @@
         </w:rPr>
         <w:t>[</w:t>
       </w:r>
-      <w:hyperlink w:anchor="_ENREF_9" w:tooltip="Dorigo, 2007 #18" w:history="1">
+      <w:hyperlink w:anchor="_ENREF_9" w:tooltip="Holland, 1992 #27" w:history="1">
         <w:r>
           <w:rPr>
             <w:rFonts w:ascii="Times New Roman" w:eastAsia="標楷體" w:hAnsi="Times New Roman" w:cs="Times New Roman"/>
@@ -9073,83 +9057,135 @@
         <w:rPr>
           <w:rFonts w:ascii="Times New Roman" w:eastAsia="標楷體" w:hAnsi="Times New Roman" w:cs="Times New Roman" w:hint="eastAsia"/>
         </w:rPr>
-        <w:t>提出的元啟發式演算法，透過模擬螞蟻在覓食過程中釋放費洛蒙尋找最短路徑的行為來解決組合最佳化問題。在</w:t>
+        <w:t>提出</w:t>
+      </w:r>
+      <w:r>
+        <w:rPr>
+          <w:rFonts w:ascii="Times New Roman" w:eastAsia="標楷體" w:hAnsi="Times New Roman" w:cs="Times New Roman" w:hint="eastAsia"/>
+        </w:rPr>
+        <w:t>，其靈感來自達爾文的進化論，模擬了適者生存及基因傳遞的概念。</w:t>
+      </w:r>
+      <w:r>
+        <w:rPr>
+          <w:rFonts w:ascii="Times New Roman" w:eastAsia="標楷體" w:hAnsi="Times New Roman" w:cs="Times New Roman" w:hint="eastAsia"/>
+        </w:rPr>
+        <w:t>GA</w:t>
+      </w:r>
+      <w:r>
+        <w:rPr>
+          <w:rFonts w:ascii="Times New Roman" w:eastAsia="標楷體" w:hAnsi="Times New Roman" w:cs="Times New Roman" w:hint="eastAsia"/>
+        </w:rPr>
+        <w:t>是一種基於自然選擇與遺傳機制的元啟發式演算法，用於解決組合最佳化問題。</w:t>
+      </w:r>
+      <w:r>
+        <w:rPr>
+          <w:rFonts w:ascii="Times New Roman" w:eastAsia="標楷體" w:hAnsi="Times New Roman" w:cs="Times New Roman"/>
+        </w:rPr>
+        <w:t>每</w:t>
       </w:r>
       <w:proofErr w:type="gramStart"/>
       <w:r>
         <w:rPr>
           <w:rFonts w:ascii="Times New Roman" w:eastAsia="標楷體" w:hAnsi="Times New Roman" w:cs="Times New Roman" w:hint="eastAsia"/>
         </w:rPr>
-        <w:t>建構解的</w:t>
+        <w:t>個</w:t>
       </w:r>
       <w:proofErr w:type="gramEnd"/>
       <w:r>
         <w:rPr>
-          <w:rFonts w:ascii="Times New Roman" w:eastAsia="標楷體" w:hAnsi="Times New Roman" w:cs="Times New Roman" w:hint="eastAsia"/>
-        </w:rPr>
-        <w:t>過程中，</w:t>
-      </w:r>
-      <w:r>
-        <w:rPr>
-          <w:rFonts w:ascii="Times New Roman" w:eastAsia="標楷體" w:hAnsi="Times New Roman" w:cs="Times New Roman" w:hint="eastAsia"/>
-        </w:rPr>
-        <w:t>每</w:t>
-      </w:r>
-      <w:proofErr w:type="gramStart"/>
-      <w:r>
-        <w:rPr>
-          <w:rFonts w:ascii="Times New Roman" w:eastAsia="標楷體" w:hAnsi="Times New Roman" w:cs="Times New Roman" w:hint="eastAsia"/>
-        </w:rPr>
-        <w:t>隻螞蟻</w:t>
-      </w:r>
-      <w:proofErr w:type="gramEnd"/>
-      <w:r>
-        <w:rPr>
-          <w:rFonts w:ascii="Times New Roman" w:eastAsia="標楷體" w:hAnsi="Times New Roman" w:cs="Times New Roman" w:hint="eastAsia"/>
-        </w:rPr>
-        <w:t>以輪盤</w:t>
-      </w:r>
-      <w:r>
-        <w:rPr>
-          <w:rFonts w:ascii="Times New Roman" w:eastAsia="標楷體" w:hAnsi="Times New Roman" w:cs="Times New Roman" w:hint="eastAsia"/>
-        </w:rPr>
-        <w:t>選擇</w:t>
-      </w:r>
-      <w:r>
-        <w:rPr>
-          <w:rFonts w:ascii="Times New Roman" w:eastAsia="標楷體" w:hAnsi="Times New Roman" w:cs="Times New Roman" w:hint="eastAsia"/>
-        </w:rPr>
-        <w:t>法選擇下一個節點，</w:t>
-      </w:r>
-      <w:r>
-        <w:rPr>
-          <w:rFonts w:ascii="Times New Roman" w:eastAsia="標楷體" w:hAnsi="Times New Roman" w:cs="Times New Roman" w:hint="eastAsia"/>
-        </w:rPr>
-        <w:t>選擇機</w:t>
-      </w:r>
-      <w:r>
-        <w:rPr>
-          <w:rFonts w:ascii="Times New Roman" w:eastAsia="標楷體" w:hAnsi="Times New Roman" w:cs="Times New Roman" w:hint="eastAsia"/>
-        </w:rPr>
-        <w:t>率</w:t>
-      </w:r>
-      <w:r>
-        <w:rPr>
-          <w:rFonts w:ascii="Times New Roman" w:eastAsia="標楷體" w:hAnsi="Times New Roman" w:cs="Times New Roman" w:hint="eastAsia"/>
-        </w:rPr>
-        <w:t>根據</w:t>
-      </w:r>
-      <w:r>
-        <w:rPr>
-          <w:rFonts w:ascii="Times New Roman" w:eastAsia="標楷體" w:hAnsi="Times New Roman" w:cs="Times New Roman" w:hint="eastAsia"/>
-        </w:rPr>
-        <w:t>當前路徑的費洛蒙濃度與啟發式信息</w:t>
-      </w:r>
-      <w:r>
-        <w:rPr>
-          <w:rFonts w:ascii="Times New Roman" w:eastAsia="標楷體" w:hAnsi="Times New Roman" w:cs="Times New Roman" w:hint="eastAsia"/>
-        </w:rPr>
-        <w:t>決定</w:t>
+          <w:rFonts w:ascii="Times New Roman" w:eastAsia="標楷體" w:hAnsi="Times New Roman" w:cs="Times New Roman"/>
+        </w:rPr>
+        <w:t>候選解稱為個體</w:t>
+      </w:r>
+      <w:r>
+        <w:rPr>
+          <w:rFonts w:ascii="Times New Roman" w:eastAsia="標楷體" w:hAnsi="Times New Roman" w:cs="Times New Roman" w:hint="eastAsia"/>
+        </w:rPr>
+        <w:t>(</w:t>
+      </w:r>
+      <w:r>
+        <w:rPr>
+          <w:rFonts w:ascii="Times New Roman" w:eastAsia="標楷體" w:hAnsi="Times New Roman" w:cs="Times New Roman" w:hint="eastAsia"/>
+        </w:rPr>
+        <w:t>I</w:t>
+      </w:r>
+      <w:r>
+        <w:rPr>
+          <w:rFonts w:ascii="Times New Roman" w:eastAsia="標楷體" w:hAnsi="Times New Roman" w:cs="Times New Roman"/>
+        </w:rPr>
+        <w:t>ndividual</w:t>
+      </w:r>
+      <w:r>
+        <w:rPr>
+          <w:rFonts w:ascii="Times New Roman" w:eastAsia="標楷體" w:hAnsi="Times New Roman" w:cs="Times New Roman" w:hint="eastAsia"/>
+        </w:rPr>
+        <w:t>)</w:t>
+      </w:r>
+      <w:r>
+        <w:rPr>
+          <w:rFonts w:ascii="Times New Roman" w:eastAsia="標楷體" w:hAnsi="Times New Roman" w:cs="Times New Roman"/>
+        </w:rPr>
+        <w:t>，由染色體</w:t>
+      </w:r>
+      <w:r>
+        <w:rPr>
+          <w:rFonts w:ascii="Times New Roman" w:eastAsia="標楷體" w:hAnsi="Times New Roman" w:cs="Times New Roman" w:hint="eastAsia"/>
+        </w:rPr>
+        <w:t>(</w:t>
+      </w:r>
+      <w:r>
+        <w:rPr>
+          <w:rFonts w:ascii="Times New Roman" w:eastAsia="標楷體" w:hAnsi="Times New Roman" w:cs="Times New Roman" w:hint="eastAsia"/>
+        </w:rPr>
+        <w:t>C</w:t>
+      </w:r>
+      <w:r>
+        <w:rPr>
+          <w:rFonts w:ascii="Times New Roman" w:eastAsia="標楷體" w:hAnsi="Times New Roman" w:cs="Times New Roman"/>
+        </w:rPr>
+        <w:t>hromosome</w:t>
+      </w:r>
+      <w:r>
+        <w:rPr>
+          <w:rFonts w:ascii="Times New Roman" w:eastAsia="標楷體" w:hAnsi="Times New Roman" w:cs="Times New Roman" w:hint="eastAsia"/>
+        </w:rPr>
+        <w:t>)</w:t>
+      </w:r>
+      <w:r>
+        <w:rPr>
+          <w:rFonts w:ascii="Times New Roman" w:eastAsia="標楷體" w:hAnsi="Times New Roman" w:cs="Times New Roman"/>
+        </w:rPr>
+        <w:t>表示，染色體由多個基因</w:t>
+      </w:r>
+      <w:r>
+        <w:rPr>
+          <w:rFonts w:ascii="Times New Roman" w:eastAsia="標楷體" w:hAnsi="Times New Roman" w:cs="Times New Roman" w:hint="eastAsia"/>
+        </w:rPr>
+        <w:t>(</w:t>
+      </w:r>
+      <w:r>
+        <w:rPr>
+          <w:rFonts w:ascii="Times New Roman" w:eastAsia="標楷體" w:hAnsi="Times New Roman" w:cs="Times New Roman" w:hint="eastAsia"/>
+        </w:rPr>
+        <w:t>G</w:t>
+      </w:r>
+      <w:r>
+        <w:rPr>
+          <w:rFonts w:ascii="Times New Roman" w:eastAsia="標楷體" w:hAnsi="Times New Roman" w:cs="Times New Roman"/>
+        </w:rPr>
+        <w:t>en</w:t>
+      </w:r>
+      <w:r>
+        <w:rPr>
+          <w:rFonts w:ascii="Times New Roman" w:eastAsia="標楷體" w:hAnsi="Times New Roman" w:cs="Times New Roman" w:hint="eastAsia"/>
+        </w:rPr>
+        <w:t>e)</w:t>
+      </w:r>
+      <w:r>
+        <w:rPr>
+          <w:rFonts w:ascii="Times New Roman" w:eastAsia="標楷體" w:hAnsi="Times New Roman" w:cs="Times New Roman"/>
+        </w:rPr>
+        <w:t>組成</w:t>
       </w:r>
       <w:r>
         <w:rPr>
@@ -9161,55 +9197,55 @@
         <w:rPr>
           <w:rFonts w:ascii="Times New Roman" w:eastAsia="標楷體" w:hAnsi="Times New Roman" w:cs="Times New Roman" w:hint="eastAsia"/>
         </w:rPr>
-        <w:t>螞蟻</w:t>
-      </w:r>
-      <w:r>
-        <w:rPr>
-          <w:rFonts w:ascii="Times New Roman" w:eastAsia="標楷體" w:hAnsi="Times New Roman" w:cs="Times New Roman" w:hint="eastAsia"/>
-        </w:rPr>
-        <w:t>完成</w:t>
-      </w:r>
-      <w:r>
-        <w:rPr>
-          <w:rFonts w:ascii="Times New Roman" w:eastAsia="標楷體" w:hAnsi="Times New Roman" w:cs="Times New Roman" w:hint="eastAsia"/>
-        </w:rPr>
-        <w:t>路徑</w:t>
-      </w:r>
-      <w:r>
-        <w:rPr>
-          <w:rFonts w:ascii="Times New Roman" w:eastAsia="標楷體" w:hAnsi="Times New Roman" w:cs="Times New Roman" w:hint="eastAsia"/>
-        </w:rPr>
-        <w:t>構建後，費洛蒙會依據解的品質進行更新，以增加</w:t>
-      </w:r>
-      <w:r>
-        <w:rPr>
-          <w:rFonts w:ascii="Times New Roman" w:eastAsia="標楷體" w:hAnsi="Times New Roman" w:cs="Times New Roman" w:hint="eastAsia"/>
-        </w:rPr>
-        <w:t>較</w:t>
-      </w:r>
-      <w:r>
-        <w:rPr>
-          <w:rFonts w:ascii="Times New Roman" w:eastAsia="標楷體" w:hAnsi="Times New Roman" w:cs="Times New Roman" w:hint="eastAsia"/>
-        </w:rPr>
-        <w:t>佳</w:t>
-      </w:r>
-      <w:r>
-        <w:rPr>
-          <w:rFonts w:ascii="Times New Roman" w:eastAsia="標楷體" w:hAnsi="Times New Roman" w:cs="Times New Roman" w:hint="eastAsia"/>
-        </w:rPr>
-        <w:t>路徑被選擇的機率，並隨時間蒸發</w:t>
-      </w:r>
-      <w:r>
-        <w:rPr>
-          <w:rFonts w:ascii="Times New Roman" w:eastAsia="標楷體" w:hAnsi="Times New Roman" w:cs="Times New Roman" w:hint="eastAsia"/>
-        </w:rPr>
-        <w:t>費洛蒙</w:t>
-      </w:r>
-      <w:r>
-        <w:rPr>
-          <w:rFonts w:ascii="Times New Roman" w:eastAsia="標楷體" w:hAnsi="Times New Roman" w:cs="Times New Roman" w:hint="eastAsia"/>
-        </w:rPr>
-        <w:t>以避免過度收斂。</w:t>
+        <w:t>透過對個體進行選擇</w:t>
+      </w:r>
+      <w:r>
+        <w:rPr>
+          <w:rFonts w:ascii="Times New Roman" w:eastAsia="標楷體" w:hAnsi="Times New Roman" w:cs="Times New Roman" w:hint="eastAsia"/>
+        </w:rPr>
+        <w:t>(Selection)</w:t>
+      </w:r>
+      <w:r>
+        <w:rPr>
+          <w:rFonts w:ascii="Times New Roman" w:eastAsia="標楷體" w:hAnsi="Times New Roman" w:cs="Times New Roman" w:hint="eastAsia"/>
+        </w:rPr>
+        <w:t>、交配</w:t>
+      </w:r>
+      <w:r>
+        <w:rPr>
+          <w:rFonts w:ascii="Times New Roman" w:eastAsia="標楷體" w:hAnsi="Times New Roman" w:cs="Times New Roman" w:hint="eastAsia"/>
+        </w:rPr>
+        <w:t>(Crossover)</w:t>
+      </w:r>
+      <w:r>
+        <w:rPr>
+          <w:rFonts w:ascii="Times New Roman" w:eastAsia="標楷體" w:hAnsi="Times New Roman" w:cs="Times New Roman" w:hint="eastAsia"/>
+        </w:rPr>
+        <w:t>與變異</w:t>
+      </w:r>
+      <w:r>
+        <w:rPr>
+          <w:rFonts w:ascii="Times New Roman" w:eastAsia="標楷體" w:hAnsi="Times New Roman" w:cs="Times New Roman" w:hint="eastAsia"/>
+        </w:rPr>
+        <w:t>(Mutation)</w:t>
+      </w:r>
+      <w:r>
+        <w:rPr>
+          <w:rFonts w:ascii="Times New Roman" w:eastAsia="標楷體" w:hAnsi="Times New Roman" w:cs="Times New Roman" w:hint="eastAsia"/>
+        </w:rPr>
+        <w:t>，使具有較高適應值的個體在演化過程中更容易被保留，並逐步產生更優質的解。在每一代中，候選解群體會依據個體適應值進行選擇，</w:t>
+      </w:r>
+      <w:r>
+        <w:rPr>
+          <w:rFonts w:ascii="Times New Roman" w:eastAsia="標楷體" w:hAnsi="Times New Roman" w:cs="Times New Roman" w:hint="eastAsia"/>
+        </w:rPr>
+        <w:t>個體間透過交配交換基因，並由變異改變部分基因以保持群體多樣性</w:t>
+      </w:r>
+      <w:r>
+        <w:rPr>
+          <w:rFonts w:ascii="Times New Roman" w:eastAsia="標楷體" w:hAnsi="Times New Roman" w:cs="Times New Roman" w:hint="eastAsia"/>
+        </w:rPr>
+        <w:t>，以避免陷入局部最優解。</w:t>
       </w:r>
     </w:p>
     <w:p>
@@ -9223,7 +9259,6 @@
           <w:color w:val="EE0000"/>
         </w:rPr>
       </w:pPr>
-      <w:bookmarkStart w:id="27" w:name="_Toc214719105"/>
       <w:r>
         <w:rPr>
           <w:rFonts w:ascii="Times New Roman" w:eastAsia="標楷體" w:hAnsi="Times New Roman" w:cs="Times New Roman" w:hint="eastAsia"/>
@@ -9259,6 +9294,7 @@
           <w:szCs w:val="36"/>
         </w:rPr>
       </w:pPr>
+      <w:bookmarkStart w:id="26" w:name="_Toc215925760"/>
       <w:r>
         <w:rPr>
           <w:rFonts w:ascii="Times New Roman" w:eastAsia="標楷體" w:hAnsi="Times New Roman" w:cs="Times New Roman"/>
@@ -9277,7 +9313,7 @@
           <w:sz w:val="36"/>
           <w:szCs w:val="36"/>
         </w:rPr>
-        <w:t>4</w:t>
+        <w:t>3</w:t>
       </w:r>
       <w:r>
         <w:rPr>
@@ -9287,18 +9323,275 @@
           <w:sz w:val="36"/>
           <w:szCs w:val="36"/>
         </w:rPr>
-        <w:t xml:space="preserve"> </w:t>
-      </w:r>
-      <w:r>
-        <w:rPr>
-          <w:rFonts w:ascii="Times New Roman" w:eastAsia="標楷體" w:hAnsi="Times New Roman" w:cs="Times New Roman" w:hint="eastAsia"/>
+        <w:t xml:space="preserve"> Ant Colony Optimization</w:t>
+      </w:r>
+      <w:bookmarkEnd w:id="26"/>
+    </w:p>
+    <w:p>
+      <w:pPr>
+        <w:widowControl/>
+        <w:spacing w:line="360" w:lineRule="auto"/>
+        <w:ind w:firstLine="480"/>
+        <w:jc w:val="both"/>
+        <w:rPr>
+          <w:rFonts w:ascii="Times New Roman" w:eastAsia="標楷體" w:hAnsi="Times New Roman" w:cs="Times New Roman"/>
+        </w:rPr>
+      </w:pPr>
+      <w:r>
+        <w:rPr>
+          <w:rFonts w:ascii="Times New Roman" w:eastAsia="標楷體" w:hAnsi="Times New Roman" w:cs="Times New Roman" w:hint="eastAsia"/>
+        </w:rPr>
+        <w:t>ACO</w:t>
+      </w:r>
+      <w:r>
+        <w:rPr>
+          <w:rFonts w:ascii="Times New Roman" w:eastAsia="標楷體" w:hAnsi="Times New Roman" w:cs="Times New Roman" w:hint="eastAsia"/>
+        </w:rPr>
+        <w:t>為</w:t>
+      </w:r>
+      <w:r>
+        <w:rPr>
+          <w:rFonts w:ascii="Times New Roman" w:eastAsia="標楷體" w:hAnsi="Times New Roman" w:cs="Times New Roman" w:hint="eastAsia"/>
+        </w:rPr>
+        <w:t>Marco Dorigo</w:t>
+      </w:r>
+      <w:r>
+        <w:rPr>
+          <w:rFonts w:ascii="Times New Roman" w:eastAsia="標楷體" w:hAnsi="Times New Roman" w:cs="Times New Roman"/>
+        </w:rPr>
+        <w:fldChar w:fldCharType="begin"/>
+      </w:r>
+      <w:r>
+        <w:rPr>
+          <w:rFonts w:ascii="Times New Roman" w:eastAsia="標楷體" w:hAnsi="Times New Roman" w:cs="Times New Roman"/>
+        </w:rPr>
+        <w:instrText xml:space="preserve"> ADDIN EN.CITE &lt;EndNote&gt;&lt;Cite&gt;&lt;Author&gt;Dorigo&lt;/Author&gt;&lt;Year&gt;2007&lt;/Year&gt;&lt;RecNum&gt;18&lt;/RecNum&gt;&lt;DisplayText&gt;[10]&lt;/DisplayText&gt;&lt;record&gt;&lt;rec-number&gt;18&lt;/rec-number&gt;&lt;foreign-keys&gt;&lt;key app="EN" db-id="ss9d92t5rxvx52etwat50vfop09fw09sax2w" timestamp="1763475973"&gt;18&lt;/key&gt;&lt;/foreign-keys&gt;&lt;ref-type name="Journal Article"&gt;17&lt;/ref-type&gt;&lt;contributors&gt;&lt;authors&gt;&lt;author&gt;Dorigo, Marco&lt;/author&gt;&lt;author&gt;Birattari, Mauro&lt;/author&gt;&lt;author&gt;Stutzle, Thomas&lt;/author&gt;&lt;/authors&gt;&lt;/contributors&gt;&lt;titles&gt;&lt;title&gt;Ant colony optimization&lt;/title&gt;&lt;secondary-title&gt;IEEE computational intelligence magazine&lt;/secondary-title&gt;&lt;/titles&gt;&lt;periodical&gt;&lt;full-title&gt;IEEE computational intelligence magazine&lt;/full-title&gt;&lt;/periodical&gt;&lt;pages&gt;28-39&lt;/pages&gt;&lt;volume&gt;1&lt;/volume&gt;&lt;number&gt;4&lt;/number&gt;&lt;dates&gt;&lt;year&gt;2007&lt;/year&gt;&lt;/dates&gt;&lt;isbn&gt;1556-603X&lt;/isbn&gt;&lt;urls&gt;&lt;/urls&gt;&lt;/record&gt;&lt;/Cite&gt;&lt;/EndNote&gt;</w:instrText>
+      </w:r>
+      <w:r>
+        <w:rPr>
+          <w:rFonts w:ascii="Times New Roman" w:eastAsia="標楷體" w:hAnsi="Times New Roman" w:cs="Times New Roman"/>
+        </w:rPr>
+        <w:fldChar w:fldCharType="separate"/>
+      </w:r>
+      <w:r>
+        <w:rPr>
+          <w:rFonts w:ascii="Times New Roman" w:eastAsia="標楷體" w:hAnsi="Times New Roman" w:cs="Times New Roman"/>
+          <w:noProof/>
+        </w:rPr>
+        <w:t>[</w:t>
+      </w:r>
+      <w:hyperlink w:anchor="_ENREF_10" w:tooltip="Dorigo, 2007 #18" w:history="1">
+        <w:r>
+          <w:rPr>
+            <w:rFonts w:ascii="Times New Roman" w:eastAsia="標楷體" w:hAnsi="Times New Roman" w:cs="Times New Roman"/>
+            <w:noProof/>
+          </w:rPr>
+          <w:t>10</w:t>
+        </w:r>
+      </w:hyperlink>
+      <w:r>
+        <w:rPr>
+          <w:rFonts w:ascii="Times New Roman" w:eastAsia="標楷體" w:hAnsi="Times New Roman" w:cs="Times New Roman"/>
+          <w:noProof/>
+        </w:rPr>
+        <w:t>]</w:t>
+      </w:r>
+      <w:r>
+        <w:rPr>
+          <w:rFonts w:ascii="Times New Roman" w:eastAsia="標楷體" w:hAnsi="Times New Roman" w:cs="Times New Roman"/>
+        </w:rPr>
+        <w:fldChar w:fldCharType="end"/>
+      </w:r>
+      <w:r>
+        <w:rPr>
+          <w:rFonts w:ascii="Times New Roman" w:eastAsia="標楷體" w:hAnsi="Times New Roman" w:cs="Times New Roman" w:hint="eastAsia"/>
+        </w:rPr>
+        <w:t>提出的元啟發式演算法，透過模擬螞蟻在覓食過程中釋放費洛蒙尋找最短路徑的行為來解決組合最佳化問題。在</w:t>
+      </w:r>
+      <w:proofErr w:type="gramStart"/>
+      <w:r>
+        <w:rPr>
+          <w:rFonts w:ascii="Times New Roman" w:eastAsia="標楷體" w:hAnsi="Times New Roman" w:cs="Times New Roman" w:hint="eastAsia"/>
+        </w:rPr>
+        <w:t>建構解的</w:t>
+      </w:r>
+      <w:proofErr w:type="gramEnd"/>
+      <w:r>
+        <w:rPr>
+          <w:rFonts w:ascii="Times New Roman" w:eastAsia="標楷體" w:hAnsi="Times New Roman" w:cs="Times New Roman" w:hint="eastAsia"/>
+        </w:rPr>
+        <w:t>過程中，</w:t>
+      </w:r>
+      <w:r>
+        <w:rPr>
+          <w:rFonts w:ascii="Times New Roman" w:eastAsia="標楷體" w:hAnsi="Times New Roman" w:cs="Times New Roman" w:hint="eastAsia"/>
+        </w:rPr>
+        <w:t>每</w:t>
+      </w:r>
+      <w:proofErr w:type="gramStart"/>
+      <w:r>
+        <w:rPr>
+          <w:rFonts w:ascii="Times New Roman" w:eastAsia="標楷體" w:hAnsi="Times New Roman" w:cs="Times New Roman" w:hint="eastAsia"/>
+        </w:rPr>
+        <w:t>隻螞蟻</w:t>
+      </w:r>
+      <w:proofErr w:type="gramEnd"/>
+      <w:r>
+        <w:rPr>
+          <w:rFonts w:ascii="Times New Roman" w:eastAsia="標楷體" w:hAnsi="Times New Roman" w:cs="Times New Roman" w:hint="eastAsia"/>
+        </w:rPr>
+        <w:t>以輪盤</w:t>
+      </w:r>
+      <w:r>
+        <w:rPr>
+          <w:rFonts w:ascii="Times New Roman" w:eastAsia="標楷體" w:hAnsi="Times New Roman" w:cs="Times New Roman" w:hint="eastAsia"/>
+        </w:rPr>
+        <w:t>選擇</w:t>
+      </w:r>
+      <w:r>
+        <w:rPr>
+          <w:rFonts w:ascii="Times New Roman" w:eastAsia="標楷體" w:hAnsi="Times New Roman" w:cs="Times New Roman" w:hint="eastAsia"/>
+        </w:rPr>
+        <w:t>法選擇下一個節點，</w:t>
+      </w:r>
+      <w:r>
+        <w:rPr>
+          <w:rFonts w:ascii="Times New Roman" w:eastAsia="標楷體" w:hAnsi="Times New Roman" w:cs="Times New Roman" w:hint="eastAsia"/>
+        </w:rPr>
+        <w:t>選擇機</w:t>
+      </w:r>
+      <w:r>
+        <w:rPr>
+          <w:rFonts w:ascii="Times New Roman" w:eastAsia="標楷體" w:hAnsi="Times New Roman" w:cs="Times New Roman" w:hint="eastAsia"/>
+        </w:rPr>
+        <w:t>率</w:t>
+      </w:r>
+      <w:r>
+        <w:rPr>
+          <w:rFonts w:ascii="Times New Roman" w:eastAsia="標楷體" w:hAnsi="Times New Roman" w:cs="Times New Roman" w:hint="eastAsia"/>
+        </w:rPr>
+        <w:t>根據</w:t>
+      </w:r>
+      <w:r>
+        <w:rPr>
+          <w:rFonts w:ascii="Times New Roman" w:eastAsia="標楷體" w:hAnsi="Times New Roman" w:cs="Times New Roman" w:hint="eastAsia"/>
+        </w:rPr>
+        <w:t>當前路徑的費洛蒙濃度與啟發式信息</w:t>
+      </w:r>
+      <w:r>
+        <w:rPr>
+          <w:rFonts w:ascii="Times New Roman" w:eastAsia="標楷體" w:hAnsi="Times New Roman" w:cs="Times New Roman" w:hint="eastAsia"/>
+        </w:rPr>
+        <w:t>決定</w:t>
+      </w:r>
+      <w:r>
+        <w:rPr>
+          <w:rFonts w:ascii="Times New Roman" w:eastAsia="標楷體" w:hAnsi="Times New Roman" w:cs="Times New Roman" w:hint="eastAsia"/>
+        </w:rPr>
+        <w:t>。</w:t>
+      </w:r>
+      <w:r>
+        <w:rPr>
+          <w:rFonts w:ascii="Times New Roman" w:eastAsia="標楷體" w:hAnsi="Times New Roman" w:cs="Times New Roman" w:hint="eastAsia"/>
+        </w:rPr>
+        <w:t>螞蟻</w:t>
+      </w:r>
+      <w:r>
+        <w:rPr>
+          <w:rFonts w:ascii="Times New Roman" w:eastAsia="標楷體" w:hAnsi="Times New Roman" w:cs="Times New Roman" w:hint="eastAsia"/>
+        </w:rPr>
+        <w:t>完成</w:t>
+      </w:r>
+      <w:r>
+        <w:rPr>
+          <w:rFonts w:ascii="Times New Roman" w:eastAsia="標楷體" w:hAnsi="Times New Roman" w:cs="Times New Roman" w:hint="eastAsia"/>
+        </w:rPr>
+        <w:t>路徑</w:t>
+      </w:r>
+      <w:r>
+        <w:rPr>
+          <w:rFonts w:ascii="Times New Roman" w:eastAsia="標楷體" w:hAnsi="Times New Roman" w:cs="Times New Roman" w:hint="eastAsia"/>
+        </w:rPr>
+        <w:t>構建後，費洛蒙會依據解的品質進行更新，以增加</w:t>
+      </w:r>
+      <w:r>
+        <w:rPr>
+          <w:rFonts w:ascii="Times New Roman" w:eastAsia="標楷體" w:hAnsi="Times New Roman" w:cs="Times New Roman" w:hint="eastAsia"/>
+        </w:rPr>
+        <w:t>較</w:t>
+      </w:r>
+      <w:r>
+        <w:rPr>
+          <w:rFonts w:ascii="Times New Roman" w:eastAsia="標楷體" w:hAnsi="Times New Roman" w:cs="Times New Roman" w:hint="eastAsia"/>
+        </w:rPr>
+        <w:t>佳</w:t>
+      </w:r>
+      <w:r>
+        <w:rPr>
+          <w:rFonts w:ascii="Times New Roman" w:eastAsia="標楷體" w:hAnsi="Times New Roman" w:cs="Times New Roman" w:hint="eastAsia"/>
+        </w:rPr>
+        <w:t>路徑被選擇的機率，並隨時間蒸發</w:t>
+      </w:r>
+      <w:r>
+        <w:rPr>
+          <w:rFonts w:ascii="Times New Roman" w:eastAsia="標楷體" w:hAnsi="Times New Roman" w:cs="Times New Roman" w:hint="eastAsia"/>
+        </w:rPr>
+        <w:t>費洛蒙</w:t>
+      </w:r>
+      <w:r>
+        <w:rPr>
+          <w:rFonts w:ascii="Times New Roman" w:eastAsia="標楷體" w:hAnsi="Times New Roman" w:cs="Times New Roman" w:hint="eastAsia"/>
+        </w:rPr>
+        <w:t>以避免過度收斂。</w:t>
+      </w:r>
+    </w:p>
+    <w:p>
+      <w:pPr>
+        <w:widowControl/>
+        <w:spacing w:line="360" w:lineRule="auto"/>
+        <w:ind w:firstLine="480"/>
+        <w:jc w:val="both"/>
+        <w:rPr>
+          <w:rFonts w:ascii="Times New Roman" w:eastAsia="標楷體" w:hAnsi="Times New Roman" w:cs="Times New Roman"/>
+          <w:color w:val="EE0000"/>
+        </w:rPr>
+      </w:pPr>
+      <w:r>
+        <w:rPr>
+          <w:rFonts w:ascii="Times New Roman" w:eastAsia="標楷體" w:hAnsi="Times New Roman" w:cs="Times New Roman" w:hint="eastAsia"/>
+          <w:color w:val="EE0000"/>
+        </w:rPr>
+        <w:t>[Method</w:t>
+      </w:r>
+      <w:r>
+        <w:rPr>
+          <w:rFonts w:ascii="Times New Roman" w:eastAsia="標楷體" w:hAnsi="Times New Roman" w:cs="Times New Roman" w:hint="eastAsia"/>
+          <w:color w:val="EE0000"/>
+        </w:rPr>
+        <w:t xml:space="preserve"> &amp; Reference</w:t>
+      </w:r>
+      <w:r>
+        <w:rPr>
+          <w:rFonts w:ascii="Times New Roman" w:eastAsia="標楷體" w:hAnsi="Times New Roman" w:cs="Times New Roman" w:hint="eastAsia"/>
+          <w:color w:val="EE0000"/>
+        </w:rPr>
+        <w:t>]</w:t>
+      </w:r>
+    </w:p>
+    <w:p>
+      <w:pPr>
+        <w:widowControl/>
+        <w:spacing w:line="360" w:lineRule="auto"/>
+        <w:outlineLvl w:val="1"/>
+        <w:rPr>
+          <w:rFonts w:ascii="Times New Roman" w:eastAsia="標楷體" w:hAnsi="Times New Roman" w:cs="Times New Roman"/>
           <w:b/>
           <w:bCs/>
           <w:sz w:val="36"/>
           <w:szCs w:val="36"/>
         </w:rPr>
-        <w:t xml:space="preserve">Multi-Objective </w:t>
-      </w:r>
+      </w:pPr>
+      <w:bookmarkStart w:id="27" w:name="_Toc215925761"/>
       <w:r>
         <w:rPr>
           <w:rFonts w:ascii="Times New Roman" w:eastAsia="標楷體" w:hAnsi="Times New Roman" w:cs="Times New Roman"/>
@@ -9307,6 +9600,46 @@
           <w:sz w:val="36"/>
           <w:szCs w:val="36"/>
         </w:rPr>
+        <w:t>2.</w:t>
+      </w:r>
+      <w:r>
+        <w:rPr>
+          <w:rFonts w:ascii="Times New Roman" w:eastAsia="標楷體" w:hAnsi="Times New Roman" w:cs="Times New Roman" w:hint="eastAsia"/>
+          <w:b/>
+          <w:bCs/>
+          <w:sz w:val="36"/>
+          <w:szCs w:val="36"/>
+        </w:rPr>
+        <w:t>4</w:t>
+      </w:r>
+      <w:r>
+        <w:rPr>
+          <w:rFonts w:ascii="Times New Roman" w:eastAsia="標楷體" w:hAnsi="Times New Roman" w:cs="Times New Roman"/>
+          <w:b/>
+          <w:bCs/>
+          <w:sz w:val="36"/>
+          <w:szCs w:val="36"/>
+        </w:rPr>
+        <w:t xml:space="preserve"> </w:t>
+      </w:r>
+      <w:r>
+        <w:rPr>
+          <w:rFonts w:ascii="Times New Roman" w:eastAsia="標楷體" w:hAnsi="Times New Roman" w:cs="Times New Roman" w:hint="eastAsia"/>
+          <w:b/>
+          <w:bCs/>
+          <w:sz w:val="36"/>
+          <w:szCs w:val="36"/>
+        </w:rPr>
+        <w:t xml:space="preserve">Multi-Objective </w:t>
+      </w:r>
+      <w:r>
+        <w:rPr>
+          <w:rFonts w:ascii="Times New Roman" w:eastAsia="標楷體" w:hAnsi="Times New Roman" w:cs="Times New Roman"/>
+          <w:b/>
+          <w:bCs/>
+          <w:sz w:val="36"/>
+          <w:szCs w:val="36"/>
+        </w:rPr>
         <w:t>Ant Colony Optimization</w:t>
       </w:r>
       <w:bookmarkEnd w:id="27"/>
@@ -9443,7 +9776,7 @@
         </w:rPr>
       </w:pPr>
       <w:bookmarkStart w:id="28" w:name="_Toc205218995"/>
-      <w:bookmarkStart w:id="29" w:name="_Toc214719106"/>
+      <w:bookmarkStart w:id="29" w:name="_Toc215925762"/>
       <w:r>
         <w:rPr>
           <w:rFonts w:ascii="Times New Roman" w:eastAsia="標楷體" w:hAnsi="Times New Roman" w:cs="Times New Roman"/>
@@ -9525,7 +9858,7 @@
         </w:rPr>
       </w:pPr>
       <w:bookmarkStart w:id="30" w:name="_Toc205218996"/>
-      <w:bookmarkStart w:id="31" w:name="_Toc214719107"/>
+      <w:bookmarkStart w:id="31" w:name="_Toc215925763"/>
       <w:r>
         <w:rPr>
           <w:rFonts w:ascii="Times New Roman" w:eastAsia="標楷體" w:hAnsi="Times New Roman" w:cs="Times New Roman"/>
@@ -10253,31 +10586,31 @@
       <w:proofErr w:type="gramEnd"/>
       <w:r>
         <w:rPr>
-          <w:rFonts w:ascii="Times New Roman" w:eastAsia="標楷體" w:hAnsi="Times New Roman" w:cs="Times New Roman"/>
-          <w:color w:val="EE0000"/>
-        </w:rPr>
-        <w:t>三十</w:t>
-      </w:r>
-      <w:r>
-        <w:rPr>
-          <w:rFonts w:ascii="Times New Roman" w:eastAsia="標楷體" w:hAnsi="Times New Roman" w:cs="Times New Roman"/>
-          <w:color w:val="EE0000"/>
-        </w:rPr>
-        <w:t>分鐘前至後</w:t>
-      </w:r>
-      <w:r>
-        <w:rPr>
-          <w:rFonts w:ascii="Times New Roman" w:eastAsia="標楷體" w:hAnsi="Times New Roman" w:cs="Times New Roman"/>
-          <w:color w:val="EE0000"/>
-        </w:rPr>
-        <w:t>一</w:t>
-      </w:r>
-      <w:r>
-        <w:rPr>
-          <w:rFonts w:ascii="Times New Roman" w:eastAsia="標楷體" w:hAnsi="Times New Roman" w:cs="Times New Roman"/>
-          <w:color w:val="EE0000"/>
-        </w:rPr>
-        <w:t>小時內</w:t>
+          <w:rFonts w:ascii="Times New Roman" w:eastAsia="標楷體" w:hAnsi="Times New Roman" w:cs="Times New Roman" w:hint="eastAsia"/>
+          <w:color w:val="00B0F0"/>
+        </w:rPr>
+        <w:t>前一小時</w:t>
+      </w:r>
+      <w:r>
+        <w:rPr>
+          <w:rFonts w:ascii="Times New Roman" w:eastAsia="標楷體" w:hAnsi="Times New Roman" w:cs="Times New Roman"/>
+          <w:color w:val="00B0F0"/>
+        </w:rPr>
+        <w:t>分鐘至後</w:t>
+      </w:r>
+      <w:r>
+        <w:rPr>
+          <w:rFonts w:ascii="Times New Roman" w:eastAsia="標楷體" w:hAnsi="Times New Roman" w:cs="Times New Roman" w:hint="eastAsia"/>
+          <w:color w:val="00B0F0"/>
+        </w:rPr>
+        <w:t>三十分鐘</w:t>
+      </w:r>
+      <w:r>
+        <w:rPr>
+          <w:rFonts w:ascii="Times New Roman" w:eastAsia="標楷體" w:hAnsi="Times New Roman" w:cs="Times New Roman"/>
+          <w:color w:val="00B0F0"/>
+        </w:rPr>
+        <w:t>內</w:t>
       </w:r>
       <w:r>
         <w:rPr>
@@ -15201,7 +15534,7 @@
           <w:szCs w:val="36"/>
         </w:rPr>
       </w:pPr>
-      <w:bookmarkStart w:id="33" w:name="_Toc214719108"/>
+      <w:bookmarkStart w:id="33" w:name="_Toc215925764"/>
       <w:r>
         <w:rPr>
           <w:rFonts w:ascii="Times New Roman" w:eastAsia="標楷體" w:hAnsi="Times New Roman" w:cs="Times New Roman"/>
@@ -18684,7 +19017,7 @@
           <w:szCs w:val="32"/>
         </w:rPr>
       </w:pPr>
-      <w:bookmarkStart w:id="36" w:name="_Toc214719109"/>
+      <w:bookmarkStart w:id="36" w:name="_Toc215925765"/>
       <w:r>
         <w:rPr>
           <w:rFonts w:ascii="Times New Roman" w:eastAsia="標楷體" w:hAnsi="Times New Roman" w:cs="Times New Roman"/>
@@ -19009,7 +19342,7 @@
           <w:szCs w:val="32"/>
         </w:rPr>
       </w:pPr>
-      <w:bookmarkStart w:id="37" w:name="_Toc214719110"/>
+      <w:bookmarkStart w:id="37" w:name="_Toc215925766"/>
       <w:r>
         <w:rPr>
           <w:rFonts w:ascii="Times New Roman" w:eastAsia="標楷體" w:hAnsi="Times New Roman" w:cs="Times New Roman"/>
@@ -19562,7 +19895,7 @@
           <w:szCs w:val="32"/>
         </w:rPr>
       </w:pPr>
-      <w:bookmarkStart w:id="38" w:name="_Toc214719111"/>
+      <w:bookmarkStart w:id="38" w:name="_Toc215925767"/>
       <w:r>
         <w:rPr>
           <w:rFonts w:ascii="Times New Roman" w:eastAsia="標楷體" w:hAnsi="Times New Roman" w:cs="Times New Roman"/>
@@ -21820,10 +22153,31 @@
       </w:r>
       <w:r>
         <w:rPr>
-          <w:rFonts w:ascii="Times New Roman" w:eastAsia="標楷體" w:hAnsi="Times New Roman" w:cs="Times New Roman"/>
-          <w:color w:val="EE0000"/>
-        </w:rPr>
-        <w:t>前三十分鐘至後一小時</w:t>
+          <w:rFonts w:ascii="Times New Roman" w:eastAsia="標楷體" w:hAnsi="Times New Roman" w:cs="Times New Roman" w:hint="eastAsia"/>
+          <w:color w:val="00B0F0"/>
+        </w:rPr>
+        <w:t>前一小時</w:t>
+      </w:r>
+      <w:r>
+        <w:rPr>
+          <w:rFonts w:ascii="Times New Roman" w:eastAsia="標楷體" w:hAnsi="Times New Roman" w:cs="Times New Roman"/>
+          <w:color w:val="00B0F0"/>
+        </w:rPr>
+        <w:t>分鐘至後</w:t>
+      </w:r>
+      <w:r>
+        <w:rPr>
+          <w:rFonts w:ascii="Times New Roman" w:eastAsia="標楷體" w:hAnsi="Times New Roman" w:cs="Times New Roman" w:hint="eastAsia"/>
+          <w:color w:val="00B0F0"/>
+        </w:rPr>
+        <w:t>三十分鐘</w:t>
+      </w:r>
+      <w:r>
+        <w:rPr>
+          <w:rFonts w:ascii="Times New Roman" w:eastAsia="標楷體" w:hAnsi="Times New Roman" w:cs="Times New Roman"/>
+          <w:color w:val="00B0F0"/>
+        </w:rPr>
+        <w:t>內</w:t>
       </w:r>
       <w:r>
         <w:rPr>
@@ -23414,10 +23768,31 @@
       </w:r>
       <w:r>
         <w:rPr>
-          <w:rFonts w:ascii="Times New Roman" w:eastAsia="標楷體" w:hAnsi="Times New Roman" w:cs="Times New Roman"/>
-          <w:color w:val="EE0000"/>
-        </w:rPr>
-        <w:t>前三十分鐘至後一小時</w:t>
+          <w:rFonts w:ascii="Times New Roman" w:eastAsia="標楷體" w:hAnsi="Times New Roman" w:cs="Times New Roman" w:hint="eastAsia"/>
+          <w:color w:val="00B0F0"/>
+        </w:rPr>
+        <w:t>前一小時</w:t>
+      </w:r>
+      <w:r>
+        <w:rPr>
+          <w:rFonts w:ascii="Times New Roman" w:eastAsia="標楷體" w:hAnsi="Times New Roman" w:cs="Times New Roman"/>
+          <w:color w:val="00B0F0"/>
+        </w:rPr>
+        <w:t>分鐘至後</w:t>
+      </w:r>
+      <w:r>
+        <w:rPr>
+          <w:rFonts w:ascii="Times New Roman" w:eastAsia="標楷體" w:hAnsi="Times New Roman" w:cs="Times New Roman" w:hint="eastAsia"/>
+          <w:color w:val="00B0F0"/>
+        </w:rPr>
+        <w:t>三十分鐘</w:t>
+      </w:r>
+      <w:r>
+        <w:rPr>
+          <w:rFonts w:ascii="Times New Roman" w:eastAsia="標楷體" w:hAnsi="Times New Roman" w:cs="Times New Roman"/>
+          <w:color w:val="00B0F0"/>
+        </w:rPr>
+        <w:t>內</w:t>
       </w:r>
       <w:r>
         <w:rPr>
@@ -24421,7 +24796,7 @@
           <w:szCs w:val="32"/>
         </w:rPr>
       </w:pPr>
-      <w:bookmarkStart w:id="39" w:name="_Toc214719112"/>
+      <w:bookmarkStart w:id="39" w:name="_Toc215925768"/>
       <w:r>
         <w:rPr>
           <w:rFonts w:ascii="Times New Roman" w:eastAsia="標楷體" w:hAnsi="Times New Roman" w:cs="Times New Roman"/>
@@ -24882,7 +25257,7 @@
           <w:szCs w:val="32"/>
         </w:rPr>
       </w:pPr>
-      <w:bookmarkStart w:id="40" w:name="_Toc214719113"/>
+      <w:bookmarkStart w:id="40" w:name="_Toc215925769"/>
       <w:r>
         <w:rPr>
           <w:rFonts w:ascii="Times New Roman" w:eastAsia="標楷體" w:hAnsi="Times New Roman" w:cs="Times New Roman"/>
@@ -25640,7 +26015,7 @@
           <w:szCs w:val="32"/>
         </w:rPr>
       </w:pPr>
-      <w:bookmarkStart w:id="41" w:name="_Toc214719114"/>
+      <w:bookmarkStart w:id="41" w:name="_Toc215925770"/>
       <w:r>
         <w:rPr>
           <w:rFonts w:ascii="Times New Roman" w:eastAsia="標楷體" w:hAnsi="Times New Roman" w:cs="Times New Roman"/>
@@ -25839,7 +26214,7 @@
           <w:szCs w:val="36"/>
         </w:rPr>
       </w:pPr>
-      <w:bookmarkStart w:id="42" w:name="_Toc214719115"/>
+      <w:bookmarkStart w:id="42" w:name="_Toc215925771"/>
       <w:r>
         <w:rPr>
           <w:rFonts w:ascii="Times New Roman" w:eastAsia="標楷體" w:hAnsi="Times New Roman" w:cs="Times New Roman"/>
@@ -25991,7 +26366,7 @@
           <w:szCs w:val="32"/>
         </w:rPr>
       </w:pPr>
-      <w:bookmarkStart w:id="43" w:name="_Toc214719116"/>
+      <w:bookmarkStart w:id="43" w:name="_Toc215925772"/>
       <w:r>
         <w:rPr>
           <w:rFonts w:ascii="Times New Roman" w:eastAsia="標楷體" w:hAnsi="Times New Roman" w:cs="Times New Roman"/>
@@ -27404,7 +27779,7 @@
           <w:szCs w:val="32"/>
         </w:rPr>
       </w:pPr>
-      <w:bookmarkStart w:id="46" w:name="_Toc214719117"/>
+      <w:bookmarkStart w:id="46" w:name="_Toc215925773"/>
       <w:r>
         <w:rPr>
           <w:rFonts w:ascii="Times New Roman" w:eastAsia="標楷體" w:hAnsi="Times New Roman" w:cs="Times New Roman"/>
@@ -28883,7 +29258,7 @@
           <w:szCs w:val="32"/>
         </w:rPr>
       </w:pPr>
-      <w:bookmarkStart w:id="47" w:name="_Toc214719118"/>
+      <w:bookmarkStart w:id="47" w:name="_Toc215925774"/>
       <w:r>
         <w:rPr>
           <w:rFonts w:ascii="Times New Roman" w:eastAsia="標楷體" w:hAnsi="Times New Roman" w:cs="Times New Roman"/>
@@ -29478,7 +29853,7 @@
           <w:szCs w:val="32"/>
         </w:rPr>
       </w:pPr>
-      <w:bookmarkStart w:id="48" w:name="_Toc214719119"/>
+      <w:bookmarkStart w:id="48" w:name="_Toc215925775"/>
       <w:r>
         <w:rPr>
           <w:rFonts w:ascii="Times New Roman" w:eastAsia="標楷體" w:hAnsi="Times New Roman" w:cs="Times New Roman"/>
@@ -30637,7 +31012,7 @@
           <w:szCs w:val="32"/>
         </w:rPr>
       </w:pPr>
-      <w:bookmarkStart w:id="49" w:name="_Toc214719120"/>
+      <w:bookmarkStart w:id="49" w:name="_Toc215925776"/>
       <w:r>
         <w:rPr>
           <w:rFonts w:ascii="Times New Roman" w:eastAsia="標楷體" w:hAnsi="Times New Roman" w:cs="Times New Roman"/>
@@ -31525,7 +31900,7 @@
           <w:szCs w:val="40"/>
         </w:rPr>
       </w:pPr>
-      <w:bookmarkStart w:id="50" w:name="_Toc214719121"/>
+      <w:bookmarkStart w:id="50" w:name="_Toc215925777"/>
       <w:r>
         <w:rPr>
           <w:rFonts w:ascii="Times New Roman" w:eastAsia="標楷體" w:hAnsi="Times New Roman" w:cs="Times New Roman"/>
@@ -31628,7 +32003,7 @@
           <w:szCs w:val="36"/>
         </w:rPr>
       </w:pPr>
-      <w:bookmarkStart w:id="51" w:name="_Toc214719122"/>
+      <w:bookmarkStart w:id="51" w:name="_Toc215925778"/>
       <w:r>
         <w:rPr>
           <w:rFonts w:ascii="Times New Roman" w:eastAsia="標楷體" w:hAnsi="Times New Roman" w:cs="Times New Roman" w:hint="eastAsia"/>
@@ -32183,7 +32558,7 @@
           <w:szCs w:val="36"/>
         </w:rPr>
       </w:pPr>
-      <w:bookmarkStart w:id="55" w:name="_Toc214719123"/>
+      <w:bookmarkStart w:id="55" w:name="_Toc215925779"/>
       <w:r>
         <w:rPr>
           <w:rFonts w:ascii="Times New Roman" w:eastAsia="標楷體" w:hAnsi="Times New Roman" w:cs="Times New Roman" w:hint="eastAsia"/>
@@ -32240,7 +32615,7 @@
           <w:szCs w:val="36"/>
         </w:rPr>
       </w:pPr>
-      <w:bookmarkStart w:id="56" w:name="_Toc214719124"/>
+      <w:bookmarkStart w:id="56" w:name="_Toc215925780"/>
       <w:r>
         <w:rPr>
           <w:rFonts w:ascii="Times New Roman" w:eastAsia="標楷體" w:hAnsi="Times New Roman" w:cs="Times New Roman" w:hint="eastAsia"/>
@@ -32297,7 +32672,7 @@
           <w:szCs w:val="36"/>
         </w:rPr>
       </w:pPr>
-      <w:bookmarkStart w:id="57" w:name="_Toc214719125"/>
+      <w:bookmarkStart w:id="57" w:name="_Toc215925781"/>
       <w:r>
         <w:rPr>
           <w:rFonts w:ascii="Times New Roman" w:eastAsia="標楷體" w:hAnsi="Times New Roman" w:cs="Times New Roman" w:hint="eastAsia"/>
@@ -32371,7 +32746,7 @@
           <w:szCs w:val="40"/>
         </w:rPr>
       </w:pPr>
-      <w:bookmarkStart w:id="58" w:name="_Toc214719126"/>
+      <w:bookmarkStart w:id="58" w:name="_Toc215925782"/>
       <w:r>
         <w:rPr>
           <w:rFonts w:ascii="Times New Roman" w:eastAsia="標楷體" w:hAnsi="Times New Roman" w:cs="Times New Roman"/>
@@ -32447,7 +32822,7 @@
         </w:rPr>
       </w:pPr>
       <w:bookmarkStart w:id="59" w:name="_Toc205218997"/>
-      <w:bookmarkStart w:id="60" w:name="_Toc214719127"/>
+      <w:bookmarkStart w:id="60" w:name="_Toc215925783"/>
       <w:r>
         <w:rPr>
           <w:rFonts w:ascii="Times New Roman" w:eastAsia="標楷體" w:hAnsi="Times New Roman" w:cs="Times New Roman"/>
@@ -32601,16 +32976,16 @@
       </w:r>
       <w:r>
         <w:tab/>
-        <w:t xml:space="preserve">P. Stodola and J. Nohel, "Adaptive ant colony optimization with node clustering for the multidepot vehicle routing problem," </w:t>
+        <w:t xml:space="preserve">M.-C. Bolduc, J. Renaud, F. Boctor, and G. Laporte, "A perturbation metaheuristic for the vehicle routing problem with private fleet and common carriers," </w:t>
       </w:r>
       <w:r>
         <w:rPr>
           <w:i/>
         </w:rPr>
-        <w:t xml:space="preserve">IEEE Transactions on Evolutionary Computation, </w:t>
-      </w:r>
-      <w:r>
-        <w:t>vol. 27, no. 6, pp. 1866–1880, 2022.</w:t>
+        <w:t xml:space="preserve">Journal of the Operational Research Society, </w:t>
+      </w:r>
+      <w:r>
+        <w:t>vol. 59, no. 6, pp. 776–787, 2008.</w:t>
       </w:r>
       <w:bookmarkEnd w:id="65"/>
     </w:p>
@@ -32626,16 +33001,16 @@
       </w:r>
       <w:r>
         <w:tab/>
-        <w:t xml:space="preserve">S. Mirjalili, "Genetic algorithm," in </w:t>
+        <w:t xml:space="preserve">P. Stodola and J. Nohel, "Adaptive ant colony optimization with node clustering for the multidepot vehicle routing problem," </w:t>
       </w:r>
       <w:r>
         <w:rPr>
           <w:i/>
         </w:rPr>
-        <w:t>Evolutionary algorithms and neural networks: theory and applications</w:t>
-      </w:r>
-      <w:r>
-        <w:t>: Springer, 2018, pp. 43–55.</w:t>
+        <w:t xml:space="preserve">IEEE Transactions on Evolutionary Computation, </w:t>
+      </w:r>
+      <w:r>
+        <w:t>vol. 27, no. 6, pp. 1866–1880, 2022.</w:t>
       </w:r>
       <w:bookmarkEnd w:id="66"/>
     </w:p>
@@ -32651,16 +33026,16 @@
       </w:r>
       <w:r>
         <w:tab/>
-        <w:t xml:space="preserve">S. Katoch, S. S. Chauhan, and V. Kumar, "A review on genetic algorithm: past, present, and future," </w:t>
+        <w:t xml:space="preserve">S. Mirjalili, "Genetic algorithm," in </w:t>
       </w:r>
       <w:r>
         <w:rPr>
           <w:i/>
         </w:rPr>
-        <w:t xml:space="preserve">Multimedia tools and applications, </w:t>
-      </w:r>
-      <w:r>
-        <w:t>vol. 80, no. 5, pp. 8091–8126, 2021.</w:t>
+        <w:t>Evolutionary algorithms and neural networks: theory and applications</w:t>
+      </w:r>
+      <w:r>
+        <w:t>: Springer, 2018, pp. 43–55.</w:t>
       </w:r>
       <w:bookmarkEnd w:id="67"/>
     </w:p>
@@ -32676,27 +33051,52 @@
       </w:r>
       <w:r>
         <w:tab/>
-        <w:t xml:space="preserve">J. H. Holland, "Genetic algorithms," </w:t>
+        <w:t xml:space="preserve">S. Katoch, S. S. Chauhan, and V. Kumar, "A review on genetic algorithm: past, present, and future," </w:t>
       </w:r>
       <w:r>
         <w:rPr>
           <w:i/>
         </w:rPr>
-        <w:t xml:space="preserve">Scientific american, </w:t>
-      </w:r>
-      <w:r>
-        <w:t>vol. 267, no. 1, pp. 66–73, 1992.</w:t>
+        <w:t xml:space="preserve">Multimedia tools and applications, </w:t>
+      </w:r>
+      <w:r>
+        <w:t>vol. 80, no. 5, pp. 8091–8126, 2021.</w:t>
       </w:r>
       <w:bookmarkEnd w:id="68"/>
     </w:p>
     <w:p>
       <w:pPr>
         <w:pStyle w:val="EndNoteBibliography"/>
+        <w:spacing w:after="0"/>
         <w:ind w:left="720" w:hanging="720"/>
       </w:pPr>
       <w:bookmarkStart w:id="69" w:name="_ENREF_9"/>
       <w:r>
         <w:t>[9]</w:t>
+      </w:r>
+      <w:r>
+        <w:tab/>
+        <w:t xml:space="preserve">J. H. Holland, "Genetic algorithms," </w:t>
+      </w:r>
+      <w:r>
+        <w:rPr>
+          <w:i/>
+        </w:rPr>
+        <w:t xml:space="preserve">Scientific american, </w:t>
+      </w:r>
+      <w:r>
+        <w:t>vol. 267, no. 1, pp. 66–73, 1992.</w:t>
+      </w:r>
+      <w:bookmarkEnd w:id="69"/>
+    </w:p>
+    <w:p>
+      <w:pPr>
+        <w:pStyle w:val="EndNoteBibliography"/>
+        <w:ind w:left="720" w:hanging="720"/>
+      </w:pPr>
+      <w:bookmarkStart w:id="70" w:name="_ENREF_10"/>
+      <w:r>
+        <w:t>[10]</w:t>
       </w:r>
       <w:r>
         <w:tab/>
@@ -32711,7 +33111,7 @@
       <w:r>
         <w:t>vol. 1, no. 4, pp. 28–39, 2007.</w:t>
       </w:r>
-      <w:bookmarkEnd w:id="69"/>
+      <w:bookmarkEnd w:id="70"/>
     </w:p>
     <w:p>
       <w:pPr>
@@ -35344,7 +35744,6 @@
   <w:style w:type="character" w:default="1" w:styleId="a0">
     <w:name w:val="Default Paragraph Font"/>
     <w:uiPriority w:val="1"/>
-    <w:semiHidden/>
     <w:unhideWhenUsed/>
   </w:style>
   <w:style w:type="table" w:default="1" w:styleId="a1">

--- a/docs/thesis/114論文_楊宏傑.docx
+++ b/docs/thesis/114論文_楊宏傑.docx
@@ -1657,27 +1657,7 @@
                 <w:bCs/>
                 <w:noProof/>
               </w:rPr>
-              <w:t xml:space="preserve">2.1.3 Vehicle Routing Problem with </w:t>
-            </w:r>
-            <w:r>
-              <w:rPr>
-                <w:rStyle w:val="af4"/>
-                <w:rFonts w:ascii="Times New Roman" w:hAnsi="Times New Roman"/>
-                <w:b/>
-                <w:bCs/>
-                <w:noProof/>
-              </w:rPr>
-              <w:t>P</w:t>
-            </w:r>
-            <w:r>
-              <w:rPr>
-                <w:rStyle w:val="af4"/>
-                <w:rFonts w:ascii="Times New Roman" w:hAnsi="Times New Roman"/>
-                <w:b/>
-                <w:bCs/>
-                <w:noProof/>
-              </w:rPr>
-              <w:t>rivate Fleet and Common Carrier</w:t>
+              <w:t>2.1.3 Vehicle Routing Problem with Private Fleet and Common Carrier</w:t>
             </w:r>
             <w:r>
               <w:rPr>
@@ -1868,7 +1848,7 @@
                 <w:noProof/>
                 <w:webHidden/>
               </w:rPr>
-              <w:t>5</w:t>
+              <w:t>6</w:t>
             </w:r>
             <w:r>
               <w:rPr>
@@ -3671,7 +3651,7 @@
                 <w:noProof/>
                 <w:webHidden/>
               </w:rPr>
-              <w:t>23</w:t>
+              <w:t>24</w:t>
             </w:r>
             <w:r>
               <w:rPr>
@@ -3743,20 +3723,37 @@
                 <w:noProof/>
                 <w:webHidden/>
               </w:rPr>
-            </w:r>
-            <w:r>
-              <w:rPr>
+              <w:fldChar w:fldCharType="separate"/>
+            </w:r>
+            <w:r>
+              <w:rPr>
+                <w:rFonts w:hint="eastAsia"/>
+                <w:b/>
+                <w:bCs/>
                 <w:noProof/>
                 <w:webHidden/>
               </w:rPr>
-              <w:fldChar w:fldCharType="separate"/>
-            </w:r>
-            <w:r>
-              <w:rPr>
+              <w:t>錯誤</w:t>
+            </w:r>
+            <w:r>
+              <w:rPr>
+                <w:rFonts w:hint="eastAsia"/>
+                <w:b/>
+                <w:bCs/>
                 <w:noProof/>
                 <w:webHidden/>
               </w:rPr>
-              <w:t>23</w:t>
+              <w:t xml:space="preserve">! </w:t>
+            </w:r>
+            <w:r>
+              <w:rPr>
+                <w:rFonts w:hint="eastAsia"/>
+                <w:b/>
+                <w:bCs/>
+                <w:noProof/>
+                <w:webHidden/>
+              </w:rPr>
+              <w:t>尚未定義書籤。</w:t>
             </w:r>
             <w:r>
               <w:rPr>
@@ -4110,7 +4107,7 @@
           <w:rPr>
             <w:webHidden/>
           </w:rPr>
-          <w:t>12</w:t>
+          <w:t>13</w:t>
         </w:r>
         <w:r>
           <w:rPr>
@@ -4303,7 +4300,7 @@
           <w:rPr>
             <w:webHidden/>
           </w:rPr>
-          <w:t>9</w:t>
+          <w:t>10</w:t>
         </w:r>
         <w:r>
           <w:rPr>
@@ -4383,7 +4380,7 @@
           <w:rPr>
             <w:webHidden/>
           </w:rPr>
-          <w:t>18</w:t>
+          <w:t>19</w:t>
         </w:r>
         <w:r>
           <w:rPr>
@@ -4463,7 +4460,7 @@
           <w:rPr>
             <w:webHidden/>
           </w:rPr>
-          <w:t>18</w:t>
+          <w:t>19</w:t>
         </w:r>
         <w:r>
           <w:rPr>
@@ -4543,7 +4540,7 @@
           <w:rPr>
             <w:webHidden/>
           </w:rPr>
-          <w:t>22</w:t>
+          <w:t>23</w:t>
         </w:r>
         <w:r>
           <w:rPr>
@@ -7932,10 +7929,9 @@
         <w:spacing w:line="360" w:lineRule="auto"/>
         <w:outlineLvl w:val="2"/>
         <w:rPr>
-          <w:rFonts w:ascii="Times New Roman" w:eastAsia="標楷體" w:hAnsi="Times New Roman" w:cs="Times New Roman" w:hint="eastAsia"/>
+          <w:rFonts w:ascii="Times New Roman" w:eastAsia="標楷體" w:hAnsi="Times New Roman" w:cs="Times New Roman"/>
           <w:b/>
           <w:bCs/>
-          <w:color w:val="00B0F0"/>
           <w:sz w:val="32"/>
           <w:szCs w:val="32"/>
         </w:rPr>
@@ -7946,7 +7942,6 @@
           <w:rFonts w:ascii="Times New Roman" w:eastAsia="標楷體" w:hAnsi="Times New Roman" w:cs="Times New Roman"/>
           <w:b/>
           <w:bCs/>
-          <w:color w:val="00B0F0"/>
           <w:sz w:val="32"/>
           <w:szCs w:val="32"/>
         </w:rPr>
@@ -7958,7 +7953,6 @@
           <w:rFonts w:ascii="Times New Roman" w:eastAsia="標楷體" w:hAnsi="Times New Roman" w:cs="Times New Roman"/>
           <w:b/>
           <w:bCs/>
-          <w:color w:val="00B0F0"/>
           <w:sz w:val="32"/>
           <w:szCs w:val="32"/>
         </w:rPr>
@@ -7969,7 +7963,6 @@
           <w:rFonts w:ascii="Times New Roman" w:eastAsia="標楷體" w:hAnsi="Times New Roman" w:cs="Times New Roman" w:hint="eastAsia"/>
           <w:b/>
           <w:bCs/>
-          <w:color w:val="00B0F0"/>
           <w:sz w:val="32"/>
           <w:szCs w:val="32"/>
         </w:rPr>
@@ -7980,7 +7973,6 @@
           <w:rFonts w:ascii="Times New Roman" w:eastAsia="標楷體" w:hAnsi="Times New Roman" w:cs="Times New Roman"/>
           <w:b/>
           <w:bCs/>
-          <w:color w:val="00B0F0"/>
           <w:sz w:val="32"/>
           <w:szCs w:val="32"/>
         </w:rPr>
@@ -7991,7 +7983,6 @@
           <w:rFonts w:ascii="Times New Roman" w:eastAsia="標楷體" w:hAnsi="Times New Roman" w:cs="Times New Roman" w:hint="eastAsia"/>
           <w:b/>
           <w:bCs/>
-          <w:color w:val="00B0F0"/>
           <w:sz w:val="32"/>
           <w:szCs w:val="32"/>
         </w:rPr>
@@ -8002,7 +7993,6 @@
           <w:rFonts w:ascii="Times New Roman" w:eastAsia="標楷體" w:hAnsi="Times New Roman" w:cs="Times New Roman"/>
           <w:b/>
           <w:bCs/>
-          <w:color w:val="00B0F0"/>
           <w:sz w:val="32"/>
           <w:szCs w:val="32"/>
         </w:rPr>
@@ -8013,7 +8003,6 @@
           <w:rFonts w:ascii="Times New Roman" w:eastAsia="標楷體" w:hAnsi="Times New Roman" w:cs="Times New Roman" w:hint="eastAsia"/>
           <w:b/>
           <w:bCs/>
-          <w:color w:val="00B0F0"/>
           <w:sz w:val="32"/>
           <w:szCs w:val="32"/>
         </w:rPr>
@@ -8027,286 +8016,203 @@
         <w:jc w:val="both"/>
         <w:rPr>
           <w:rFonts w:ascii="Times New Roman" w:eastAsia="標楷體" w:hAnsi="Times New Roman" w:cs="Times New Roman"/>
-          <w:color w:val="00B0F0"/>
         </w:rPr>
       </w:pPr>
       <w:r>
         <w:rPr>
           <w:rFonts w:ascii="Times New Roman" w:eastAsia="標楷體" w:hAnsi="Times New Roman" w:cs="Times New Roman"/>
-          <w:color w:val="00B0F0"/>
         </w:rPr>
         <w:tab/>
       </w:r>
       <w:r>
         <w:rPr>
           <w:rFonts w:ascii="Times New Roman" w:eastAsia="標楷體" w:hAnsi="Times New Roman" w:cs="Times New Roman" w:hint="eastAsia"/>
-          <w:color w:val="00B0F0"/>
         </w:rPr>
         <w:t>相較於假設擁有足夠自有車輛以服務所有顧客的</w:t>
       </w:r>
       <w:r>
         <w:rPr>
           <w:rFonts w:ascii="Times New Roman" w:eastAsia="標楷體" w:hAnsi="Times New Roman" w:cs="Times New Roman" w:hint="eastAsia"/>
-          <w:color w:val="00B0F0"/>
         </w:rPr>
         <w:t>VRP</w:t>
       </w:r>
       <w:r>
         <w:rPr>
           <w:rFonts w:ascii="Times New Roman" w:eastAsia="標楷體" w:hAnsi="Times New Roman" w:cs="Times New Roman" w:hint="eastAsia"/>
-          <w:color w:val="00B0F0"/>
         </w:rPr>
         <w:t>，</w:t>
       </w:r>
       <w:r>
         <w:rPr>
           <w:rFonts w:ascii="Times New Roman" w:eastAsia="標楷體" w:hAnsi="Times New Roman" w:cs="Times New Roman" w:hint="eastAsia"/>
-          <w:color w:val="00B0F0"/>
         </w:rPr>
         <w:t>VRPPC</w:t>
       </w:r>
       <w:r>
         <w:rPr>
           <w:rFonts w:ascii="Times New Roman" w:eastAsia="標楷體" w:hAnsi="Times New Roman" w:cs="Times New Roman" w:hint="eastAsia"/>
-          <w:color w:val="00B0F0"/>
         </w:rPr>
         <w:t>在</w:t>
       </w:r>
       <w:r>
         <w:rPr>
           <w:rFonts w:ascii="Times New Roman" w:eastAsia="標楷體" w:hAnsi="Times New Roman" w:cs="Times New Roman" w:hint="eastAsia"/>
-          <w:color w:val="00B0F0"/>
         </w:rPr>
         <w:t>既有的</w:t>
       </w:r>
       <w:r>
         <w:rPr>
           <w:rFonts w:ascii="Times New Roman" w:eastAsia="標楷體" w:hAnsi="Times New Roman" w:cs="Times New Roman" w:hint="eastAsia"/>
-          <w:color w:val="00B0F0"/>
         </w:rPr>
         <w:t>自有</w:t>
       </w:r>
       <w:r>
         <w:rPr>
           <w:rFonts w:ascii="Times New Roman" w:eastAsia="標楷體" w:hAnsi="Times New Roman" w:cs="Times New Roman" w:hint="eastAsia"/>
-          <w:color w:val="00B0F0"/>
-        </w:rPr>
-        <w:t>車</w:t>
-      </w:r>
-      <w:r>
-        <w:rPr>
-          <w:rFonts w:ascii="Times New Roman" w:eastAsia="標楷體" w:hAnsi="Times New Roman" w:cs="Times New Roman" w:hint="eastAsia"/>
-          <w:color w:val="00B0F0"/>
+        </w:rPr>
+        <w:t>車輛</w:t>
+      </w:r>
+      <w:r>
+        <w:rPr>
+          <w:rFonts w:ascii="Times New Roman" w:eastAsia="標楷體" w:hAnsi="Times New Roman" w:cs="Times New Roman" w:hint="eastAsia"/>
+        </w:rPr>
+        <w:t>(Private</w:t>
+      </w:r>
+      <w:r>
+        <w:rPr>
+          <w:rFonts w:ascii="Times New Roman" w:eastAsia="標楷體" w:hAnsi="Times New Roman" w:cs="Times New Roman" w:hint="eastAsia"/>
+        </w:rPr>
+        <w:t xml:space="preserve"> Fleet</w:t>
+      </w:r>
+      <w:r>
+        <w:rPr>
+          <w:rFonts w:ascii="Times New Roman" w:eastAsia="標楷體" w:hAnsi="Times New Roman" w:cs="Times New Roman" w:hint="eastAsia"/>
+        </w:rPr>
+        <w:t>)</w:t>
+      </w:r>
+      <w:r>
+        <w:rPr>
+          <w:rFonts w:ascii="Times New Roman" w:eastAsia="標楷體" w:hAnsi="Times New Roman" w:cs="Times New Roman" w:hint="eastAsia"/>
+        </w:rPr>
+        <w:t>容量限制外，引入了外部物流</w:t>
+      </w:r>
+      <w:r>
+        <w:rPr>
+          <w:rFonts w:ascii="Times New Roman" w:eastAsia="標楷體" w:hAnsi="Times New Roman" w:cs="Times New Roman" w:hint="eastAsia"/>
+        </w:rPr>
+        <w:t>業者</w:t>
+      </w:r>
+      <w:r>
+        <w:rPr>
+          <w:rFonts w:ascii="Times New Roman" w:eastAsia="標楷體" w:hAnsi="Times New Roman" w:cs="Times New Roman" w:hint="eastAsia"/>
+        </w:rPr>
+        <w:t>(Common Carriers)</w:t>
+      </w:r>
+      <w:r>
+        <w:rPr>
+          <w:rFonts w:ascii="Times New Roman" w:eastAsia="標楷體" w:hAnsi="Times New Roman" w:cs="Times New Roman" w:hint="eastAsia"/>
+        </w:rPr>
+        <w:t>作為支援。在此問題架構</w:t>
+      </w:r>
+      <w:r>
+        <w:rPr>
+          <w:rFonts w:ascii="Times New Roman" w:eastAsia="標楷體" w:hAnsi="Times New Roman" w:cs="Times New Roman" w:hint="eastAsia"/>
+        </w:rPr>
+        <w:t>中</w:t>
+      </w:r>
+      <w:r>
+        <w:rPr>
+          <w:rFonts w:ascii="Times New Roman" w:eastAsia="標楷體" w:hAnsi="Times New Roman" w:cs="Times New Roman" w:hint="eastAsia"/>
+        </w:rPr>
+        <w:t>，當</w:t>
+      </w:r>
+      <w:r>
+        <w:rPr>
+          <w:rFonts w:ascii="Times New Roman" w:eastAsia="標楷體" w:hAnsi="Times New Roman" w:cs="Times New Roman" w:hint="eastAsia"/>
+        </w:rPr>
+        <w:t>自有車</w:t>
+      </w:r>
+      <w:r>
+        <w:rPr>
+          <w:rFonts w:ascii="Times New Roman" w:eastAsia="標楷體" w:hAnsi="Times New Roman" w:cs="Times New Roman" w:hint="eastAsia"/>
         </w:rPr>
         <w:t>輛</w:t>
       </w:r>
       <w:r>
         <w:rPr>
           <w:rFonts w:ascii="Times New Roman" w:eastAsia="標楷體" w:hAnsi="Times New Roman" w:cs="Times New Roman" w:hint="eastAsia"/>
-          <w:color w:val="00B0F0"/>
-        </w:rPr>
-        <w:t>(Private</w:t>
-      </w:r>
-      <w:r>
-        <w:rPr>
-          <w:rFonts w:ascii="Times New Roman" w:eastAsia="標楷體" w:hAnsi="Times New Roman" w:cs="Times New Roman" w:hint="eastAsia"/>
-          <w:color w:val="00B0F0"/>
-        </w:rPr>
-        <w:t xml:space="preserve"> Fleet</w:t>
-      </w:r>
-      <w:r>
-        <w:rPr>
-          <w:rFonts w:ascii="Times New Roman" w:eastAsia="標楷體" w:hAnsi="Times New Roman" w:cs="Times New Roman" w:hint="eastAsia"/>
-          <w:color w:val="00B0F0"/>
-        </w:rPr>
-        <w:t>)</w:t>
-      </w:r>
-      <w:r>
-        <w:rPr>
-          <w:rFonts w:ascii="Times New Roman" w:eastAsia="標楷體" w:hAnsi="Times New Roman" w:cs="Times New Roman" w:hint="eastAsia"/>
-          <w:color w:val="00B0F0"/>
-        </w:rPr>
-        <w:t>容量限制外，引入了外部物流</w:t>
-      </w:r>
-      <w:r>
-        <w:rPr>
-          <w:rFonts w:ascii="Times New Roman" w:eastAsia="標楷體" w:hAnsi="Times New Roman" w:cs="Times New Roman" w:hint="eastAsia"/>
-          <w:color w:val="00B0F0"/>
-        </w:rPr>
-        <w:t>業者</w:t>
-      </w:r>
-      <w:r>
-        <w:rPr>
-          <w:rFonts w:ascii="Times New Roman" w:eastAsia="標楷體" w:hAnsi="Times New Roman" w:cs="Times New Roman" w:hint="eastAsia"/>
-          <w:color w:val="00B0F0"/>
-        </w:rPr>
-        <w:t>(</w:t>
-      </w:r>
-      <w:r>
-        <w:rPr>
-          <w:rFonts w:ascii="Times New Roman" w:eastAsia="標楷體" w:hAnsi="Times New Roman" w:cs="Times New Roman" w:hint="eastAsia"/>
-          <w:color w:val="00B0F0"/>
-        </w:rPr>
-        <w:t>Common Carriers</w:t>
-      </w:r>
-      <w:r>
-        <w:rPr>
-          <w:rFonts w:ascii="Times New Roman" w:eastAsia="標楷體" w:hAnsi="Times New Roman" w:cs="Times New Roman" w:hint="eastAsia"/>
-          <w:color w:val="00B0F0"/>
-        </w:rPr>
-        <w:t>)</w:t>
-      </w:r>
-      <w:r>
-        <w:rPr>
-          <w:rFonts w:ascii="Times New Roman" w:eastAsia="標楷體" w:hAnsi="Times New Roman" w:cs="Times New Roman" w:hint="eastAsia"/>
-          <w:color w:val="00B0F0"/>
-        </w:rPr>
-        <w:t>作為支援。在此問題架構</w:t>
-      </w:r>
-      <w:r>
-        <w:rPr>
-          <w:rFonts w:ascii="Times New Roman" w:eastAsia="標楷體" w:hAnsi="Times New Roman" w:cs="Times New Roman" w:hint="eastAsia"/>
-          <w:color w:val="00B0F0"/>
-        </w:rPr>
-        <w:t>中</w:t>
-      </w:r>
-      <w:r>
-        <w:rPr>
-          <w:rFonts w:ascii="Times New Roman" w:eastAsia="標楷體" w:hAnsi="Times New Roman" w:cs="Times New Roman" w:hint="eastAsia"/>
-          <w:color w:val="00B0F0"/>
-        </w:rPr>
-        <w:t>，當</w:t>
-      </w:r>
-      <w:r>
-        <w:rPr>
-          <w:rFonts w:ascii="Times New Roman" w:eastAsia="標楷體" w:hAnsi="Times New Roman" w:cs="Times New Roman" w:hint="eastAsia"/>
-          <w:color w:val="00B0F0"/>
-        </w:rPr>
-        <w:t>自有車</w:t>
-      </w:r>
-      <w:r>
-        <w:rPr>
-          <w:rFonts w:ascii="Times New Roman" w:eastAsia="標楷體" w:hAnsi="Times New Roman" w:cs="Times New Roman" w:hint="eastAsia"/>
-          <w:color w:val="00B0F0"/>
-        </w:rPr>
-        <w:t>輛</w:t>
-      </w:r>
-      <w:r>
-        <w:rPr>
-          <w:rFonts w:ascii="Times New Roman" w:eastAsia="標楷體" w:hAnsi="Times New Roman" w:cs="Times New Roman" w:hint="eastAsia"/>
-          <w:color w:val="00B0F0"/>
-        </w:rPr>
-        <w:t>(</w:t>
-      </w:r>
-      <w:r>
-        <w:rPr>
-          <w:rFonts w:ascii="Times New Roman" w:eastAsia="標楷體" w:hAnsi="Times New Roman" w:cs="Times New Roman" w:hint="eastAsia"/>
-          <w:color w:val="00B0F0"/>
-        </w:rPr>
-        <w:t>Private Fleet</w:t>
-      </w:r>
-      <w:r>
-        <w:rPr>
-          <w:rFonts w:ascii="Times New Roman" w:eastAsia="標楷體" w:hAnsi="Times New Roman" w:cs="Times New Roman" w:hint="eastAsia"/>
-          <w:color w:val="00B0F0"/>
-        </w:rPr>
-        <w:t>)</w:t>
-      </w:r>
-      <w:r>
-        <w:rPr>
-          <w:rFonts w:ascii="Times New Roman" w:eastAsia="標楷體" w:hAnsi="Times New Roman" w:cs="Times New Roman" w:hint="eastAsia"/>
-          <w:color w:val="00B0F0"/>
+        </w:rPr>
+        <w:t>(Private Fleet)</w:t>
+      </w:r>
+      <w:r>
+        <w:rPr>
+          <w:rFonts w:ascii="Times New Roman" w:eastAsia="標楷體" w:hAnsi="Times New Roman" w:cs="Times New Roman" w:hint="eastAsia"/>
         </w:rPr>
         <w:t>無法</w:t>
       </w:r>
       <w:r>
         <w:rPr>
           <w:rFonts w:ascii="Times New Roman" w:eastAsia="標楷體" w:hAnsi="Times New Roman" w:cs="Times New Roman" w:hint="eastAsia"/>
-          <w:color w:val="00B0F0"/>
         </w:rPr>
         <w:t>滿足所有需求，或是服務特定顧客的成本過高時，可選擇將部分訂單外包給外部</w:t>
       </w:r>
       <w:r>
         <w:rPr>
           <w:rFonts w:ascii="Times New Roman" w:eastAsia="標楷體" w:hAnsi="Times New Roman" w:cs="Times New Roman" w:hint="eastAsia"/>
-          <w:color w:val="00B0F0"/>
         </w:rPr>
         <w:t>物流</w:t>
       </w:r>
       <w:r>
         <w:rPr>
           <w:rFonts w:ascii="Times New Roman" w:eastAsia="標楷體" w:hAnsi="Times New Roman" w:cs="Times New Roman" w:hint="eastAsia"/>
-          <w:color w:val="00B0F0"/>
         </w:rPr>
         <w:t>業者。決策過程需同時權衡自有</w:t>
       </w:r>
       <w:r>
         <w:rPr>
           <w:rFonts w:ascii="Times New Roman" w:eastAsia="標楷體" w:hAnsi="Times New Roman" w:cs="Times New Roman" w:hint="eastAsia"/>
-          <w:color w:val="00B0F0"/>
-        </w:rPr>
-        <w:t>車</w:t>
-      </w:r>
-      <w:r>
-        <w:rPr>
-          <w:rFonts w:ascii="Times New Roman" w:eastAsia="標楷體" w:hAnsi="Times New Roman" w:cs="Times New Roman" w:hint="eastAsia"/>
-          <w:color w:val="00B0F0"/>
-        </w:rPr>
-        <w:t>輛</w:t>
-      </w:r>
-      <w:r>
-        <w:rPr>
-          <w:rFonts w:ascii="Times New Roman" w:eastAsia="標楷體" w:hAnsi="Times New Roman" w:cs="Times New Roman" w:hint="eastAsia"/>
-          <w:color w:val="00B0F0"/>
+        </w:rPr>
+        <w:t>車輛</w:t>
+      </w:r>
+      <w:r>
+        <w:rPr>
+          <w:rFonts w:ascii="Times New Roman" w:eastAsia="標楷體" w:hAnsi="Times New Roman" w:cs="Times New Roman" w:hint="eastAsia"/>
         </w:rPr>
         <w:t>的固定成本與變動成本，以及外部</w:t>
       </w:r>
       <w:r>
         <w:rPr>
           <w:rFonts w:ascii="Times New Roman" w:eastAsia="標楷體" w:hAnsi="Times New Roman" w:cs="Times New Roman" w:hint="eastAsia"/>
-          <w:color w:val="00B0F0"/>
         </w:rPr>
         <w:t>物流</w:t>
       </w:r>
       <w:r>
         <w:rPr>
           <w:rFonts w:ascii="Times New Roman" w:eastAsia="標楷體" w:hAnsi="Times New Roman" w:cs="Times New Roman" w:hint="eastAsia"/>
-          <w:color w:val="00B0F0"/>
         </w:rPr>
         <w:t>業者的外包成本，確保在滿足所有顧客需求的前提下，合理分配訂單至自有</w:t>
       </w:r>
       <w:r>
         <w:rPr>
           <w:rFonts w:ascii="Times New Roman" w:eastAsia="標楷體" w:hAnsi="Times New Roman" w:cs="Times New Roman" w:hint="eastAsia"/>
-          <w:color w:val="00B0F0"/>
-        </w:rPr>
-        <w:t>車</w:t>
-      </w:r>
-      <w:r>
-        <w:rPr>
-          <w:rFonts w:ascii="Times New Roman" w:eastAsia="標楷體" w:hAnsi="Times New Roman" w:cs="Times New Roman" w:hint="eastAsia"/>
-          <w:color w:val="00B0F0"/>
-        </w:rPr>
-        <w:t>輛</w:t>
-      </w:r>
-      <w:r>
-        <w:rPr>
-          <w:rFonts w:ascii="Times New Roman" w:eastAsia="標楷體" w:hAnsi="Times New Roman" w:cs="Times New Roman" w:hint="eastAsia"/>
-          <w:color w:val="00B0F0"/>
+        </w:rPr>
+        <w:t>車輛</w:t>
+      </w:r>
+      <w:r>
+        <w:rPr>
+          <w:rFonts w:ascii="Times New Roman" w:eastAsia="標楷體" w:hAnsi="Times New Roman" w:cs="Times New Roman" w:hint="eastAsia"/>
         </w:rPr>
         <w:t>或外部</w:t>
       </w:r>
       <w:r>
         <w:rPr>
           <w:rFonts w:ascii="Times New Roman" w:eastAsia="標楷體" w:hAnsi="Times New Roman" w:cs="Times New Roman" w:hint="eastAsia"/>
-          <w:color w:val="00B0F0"/>
         </w:rPr>
         <w:t>物流業者</w:t>
       </w:r>
       <w:r>
         <w:rPr>
           <w:rFonts w:ascii="Times New Roman" w:eastAsia="標楷體" w:hAnsi="Times New Roman" w:cs="Times New Roman" w:hint="eastAsia"/>
-          <w:color w:val="00B0F0"/>
         </w:rPr>
         <w:t>，以最小</w:t>
       </w:r>
@@ -8314,7 +8220,6 @@
       <w:r>
         <w:rPr>
           <w:rFonts w:ascii="Times New Roman" w:eastAsia="標楷體" w:hAnsi="Times New Roman" w:cs="Times New Roman" w:hint="eastAsia"/>
-          <w:color w:val="00B0F0"/>
         </w:rPr>
         <w:t>化總物流</w:t>
       </w:r>
@@ -8322,7 +8227,6 @@
       <w:r>
         <w:rPr>
           <w:rFonts w:ascii="Times New Roman" w:eastAsia="標楷體" w:hAnsi="Times New Roman" w:cs="Times New Roman" w:hint="eastAsia"/>
-          <w:color w:val="00B0F0"/>
         </w:rPr>
         <w:t>成本。</w:t>
       </w:r>
@@ -8333,83 +8237,47 @@
         <w:jc w:val="both"/>
         <w:rPr>
           <w:rFonts w:ascii="Times New Roman" w:eastAsia="標楷體" w:hAnsi="Times New Roman" w:cs="Times New Roman"/>
-          <w:color w:val="00B0F0"/>
         </w:rPr>
       </w:pPr>
       <w:r>
         <w:rPr>
           <w:rFonts w:ascii="Times New Roman" w:eastAsia="標楷體" w:hAnsi="Times New Roman" w:cs="Times New Roman"/>
-          <w:color w:val="00B0F0"/>
         </w:rPr>
         <w:tab/>
       </w:r>
       <w:r>
         <w:rPr>
           <w:rFonts w:ascii="Times New Roman" w:eastAsia="標楷體" w:hAnsi="Times New Roman" w:cs="Times New Roman"/>
-          <w:color w:val="00B0F0"/>
         </w:rPr>
         <w:t>Bolduc</w:t>
       </w:r>
       <w:r>
         <w:rPr>
           <w:rFonts w:ascii="Times New Roman" w:eastAsia="標楷體" w:hAnsi="Times New Roman" w:cs="Times New Roman" w:hint="eastAsia"/>
-          <w:color w:val="00B0F0"/>
-        </w:rPr>
-        <w:t>等人</w:t>
-      </w:r>
-      <w:r>
-        <w:rPr>
-          <w:rFonts w:ascii="Times New Roman" w:eastAsia="標楷體" w:hAnsi="Times New Roman" w:cs="Times New Roman" w:hint="eastAsia"/>
-          <w:color w:val="00B0F0"/>
-        </w:rPr>
-        <w:t>提出擾動</w:t>
-      </w:r>
-      <w:r>
-        <w:rPr>
-          <w:rFonts w:ascii="Times New Roman" w:eastAsia="標楷體" w:hAnsi="Times New Roman" w:cs="Times New Roman" w:hint="eastAsia"/>
-          <w:color w:val="00B0F0"/>
-        </w:rPr>
-        <w:t>元</w:t>
-      </w:r>
-      <w:r>
-        <w:rPr>
-          <w:rFonts w:ascii="Times New Roman" w:eastAsia="標楷體" w:hAnsi="Times New Roman" w:cs="Times New Roman" w:hint="eastAsia"/>
-          <w:color w:val="00B0F0"/>
-        </w:rPr>
-        <w:t>啟發式演算法</w:t>
-      </w:r>
-      <w:r>
-        <w:rPr>
-          <w:rFonts w:ascii="Times New Roman" w:eastAsia="標楷體" w:hAnsi="Times New Roman" w:cs="Times New Roman" w:hint="eastAsia"/>
-          <w:color w:val="00B0F0"/>
-        </w:rPr>
-        <w:t>(Perturbation Metaheuristic</w:t>
-      </w:r>
-      <w:r>
-        <w:rPr>
-          <w:rFonts w:ascii="Times New Roman" w:eastAsia="標楷體" w:hAnsi="Times New Roman" w:cs="Times New Roman" w:hint="eastAsia"/>
-          <w:color w:val="00B0F0"/>
-        </w:rPr>
-        <w:t>)</w:t>
-      </w:r>
-      <w:r>
-        <w:rPr>
-          <w:rFonts w:ascii="Times New Roman" w:eastAsia="標楷體" w:hAnsi="Times New Roman" w:cs="Times New Roman"/>
-          <w:color w:val="00B0F0"/>
+        </w:rPr>
+        <w:t>等人提出擾動元啟發式演算法</w:t>
+      </w:r>
+      <w:r>
+        <w:rPr>
+          <w:rFonts w:ascii="Times New Roman" w:eastAsia="標楷體" w:hAnsi="Times New Roman" w:cs="Times New Roman" w:hint="eastAsia"/>
+        </w:rPr>
+        <w:t>(Perturbation Metaheuristic)</w:t>
+      </w:r>
+      <w:r>
+        <w:rPr>
+          <w:rFonts w:ascii="Times New Roman" w:eastAsia="標楷體" w:hAnsi="Times New Roman" w:cs="Times New Roman"/>
         </w:rPr>
         <w:fldChar w:fldCharType="begin"/>
       </w:r>
       <w:r>
         <w:rPr>
           <w:rFonts w:ascii="Times New Roman" w:eastAsia="標楷體" w:hAnsi="Times New Roman" w:cs="Times New Roman"/>
-          <w:color w:val="00B0F0"/>
         </w:rPr>
         <w:instrText xml:space="preserve"> ADDIN EN.CITE &lt;EndNote&gt;&lt;Cite&gt;&lt;Author&gt;Bolduc&lt;/Author&gt;&lt;Year&gt;2008&lt;/Year&gt;&lt;RecNum&gt;32&lt;/RecNum&gt;&lt;DisplayText&gt;[5]&lt;/DisplayText&gt;&lt;record&gt;&lt;rec-number&gt;32&lt;/rec-number&gt;&lt;foreign-keys&gt;&lt;key app="EN" db-id="ss9d92t5rxvx52etwat50vfop09fw09sax2w" timestamp="1765026156"&gt;32&lt;/key&gt;&lt;/foreign-keys&gt;&lt;ref-type name="Journal Article"&gt;17&lt;/ref-type&gt;&lt;contributors&gt;&lt;authors&gt;&lt;author&gt;Bolduc, Marie-Claude&lt;/author&gt;&lt;author&gt;Renaud, Jacques&lt;/author&gt;&lt;author&gt;Boctor, Fayez&lt;/author&gt;&lt;author&gt;Laporte, Gilbert&lt;/author&gt;&lt;/authors&gt;&lt;/contributors&gt;&lt;titles&gt;&lt;title&gt;A perturbation metaheuristic for the vehicle routing problem with private fleet and common carriers&lt;/title&gt;&lt;secondary-title&gt;Journal of the Operational Research Society&lt;/secondary-title&gt;&lt;/titles&gt;&lt;periodical&gt;&lt;full-title&gt;Journal of the Operational Research Society&lt;/full-title&gt;&lt;/periodical&gt;&lt;pages&gt;776-787&lt;/pages&gt;&lt;volume&gt;59&lt;/volume&gt;&lt;number&gt;6&lt;/number&gt;&lt;dates&gt;&lt;year&gt;2008&lt;/year&gt;&lt;/dates&gt;&lt;isbn&gt;0160-5682&lt;/isbn&gt;&lt;urls&gt;&lt;/urls&gt;&lt;/record&gt;&lt;/Cite&gt;&lt;/EndNote&gt;</w:instrText>
       </w:r>
       <w:r>
         <w:rPr>
           <w:rFonts w:ascii="Times New Roman" w:eastAsia="標楷體" w:hAnsi="Times New Roman" w:cs="Times New Roman"/>
-          <w:color w:val="00B0F0"/>
         </w:rPr>
         <w:fldChar w:fldCharType="separate"/>
       </w:r>
@@ -8417,7 +8285,6 @@
         <w:rPr>
           <w:rFonts w:ascii="Times New Roman" w:eastAsia="標楷體" w:hAnsi="Times New Roman" w:cs="Times New Roman"/>
           <w:noProof/>
-          <w:color w:val="00B0F0"/>
         </w:rPr>
         <w:t>[</w:t>
       </w:r>
@@ -8426,7 +8293,6 @@
           <w:rPr>
             <w:rFonts w:ascii="Times New Roman" w:eastAsia="標楷體" w:hAnsi="Times New Roman" w:cs="Times New Roman"/>
             <w:noProof/>
-            <w:color w:val="00B0F0"/>
           </w:rPr>
           <w:t>5</w:t>
         </w:r>
@@ -8435,56 +8301,42 @@
         <w:rPr>
           <w:rFonts w:ascii="Times New Roman" w:eastAsia="標楷體" w:hAnsi="Times New Roman" w:cs="Times New Roman"/>
           <w:noProof/>
-          <w:color w:val="00B0F0"/>
         </w:rPr>
         <w:t>]</w:t>
       </w:r>
       <w:r>
         <w:rPr>
           <w:rFonts w:ascii="Times New Roman" w:eastAsia="標楷體" w:hAnsi="Times New Roman" w:cs="Times New Roman"/>
-          <w:color w:val="00B0F0"/>
         </w:rPr>
         <w:fldChar w:fldCharType="end"/>
       </w:r>
       <w:r>
         <w:rPr>
           <w:rFonts w:ascii="Times New Roman" w:eastAsia="標楷體" w:hAnsi="Times New Roman" w:cs="Times New Roman" w:hint="eastAsia"/>
-          <w:color w:val="00B0F0"/>
         </w:rPr>
         <w:t>，旨在解決</w:t>
       </w:r>
       <w:r>
         <w:rPr>
           <w:rFonts w:ascii="Times New Roman" w:eastAsia="標楷體" w:hAnsi="Times New Roman" w:cs="Times New Roman" w:hint="eastAsia"/>
-          <w:color w:val="00B0F0"/>
         </w:rPr>
         <w:t>VRPPC</w:t>
       </w:r>
       <w:r>
         <w:rPr>
           <w:rFonts w:ascii="Times New Roman" w:eastAsia="標楷體" w:hAnsi="Times New Roman" w:cs="Times New Roman" w:hint="eastAsia"/>
-          <w:color w:val="00B0F0"/>
         </w:rPr>
         <w:t>。該方法引入外包決策評估機制，在建構與擾動解的過程中，分析顧客節點由自有車隊或</w:t>
       </w:r>
       <w:r>
         <w:rPr>
           <w:rFonts w:ascii="Times New Roman" w:eastAsia="標楷體" w:hAnsi="Times New Roman" w:cs="Times New Roman" w:hint="eastAsia"/>
-          <w:color w:val="00B0F0"/>
-        </w:rPr>
-        <w:t>委外車輛</w:t>
-      </w:r>
-      <w:r>
-        <w:rPr>
-          <w:rFonts w:ascii="Times New Roman" w:eastAsia="標楷體" w:hAnsi="Times New Roman" w:cs="Times New Roman" w:hint="eastAsia"/>
-          <w:color w:val="00B0F0"/>
-        </w:rPr>
-        <w:t>服務</w:t>
-      </w:r>
-      <w:r>
-        <w:rPr>
-          <w:rFonts w:ascii="Times New Roman" w:eastAsia="標楷體" w:hAnsi="Times New Roman" w:cs="Times New Roman" w:hint="eastAsia"/>
-          <w:color w:val="00B0F0"/>
+        </w:rPr>
+        <w:t>委外車輛服務</w:t>
+      </w:r>
+      <w:r>
+        <w:rPr>
+          <w:rFonts w:ascii="Times New Roman" w:eastAsia="標楷體" w:hAnsi="Times New Roman" w:cs="Times New Roman" w:hint="eastAsia"/>
         </w:rPr>
         <w:t>之效益。透過權衡啟用自有車輛的高昂固定成本與委外配送的變動成本，該演算法能精確界定自有車隊的服務邊界，以達成包含外包費用在內</w:t>
       </w:r>
@@ -8492,7 +8344,6 @@
       <w:r>
         <w:rPr>
           <w:rFonts w:ascii="Times New Roman" w:eastAsia="標楷體" w:hAnsi="Times New Roman" w:cs="Times New Roman" w:hint="eastAsia"/>
-          <w:color w:val="00B0F0"/>
         </w:rPr>
         <w:t>的總物流</w:t>
       </w:r>
@@ -8500,7 +8351,6 @@
       <w:r>
         <w:rPr>
           <w:rFonts w:ascii="Times New Roman" w:eastAsia="標楷體" w:hAnsi="Times New Roman" w:cs="Times New Roman" w:hint="eastAsia"/>
-          <w:color w:val="00B0F0"/>
         </w:rPr>
         <w:t>成本最小化。</w:t>
       </w:r>
@@ -10432,59 +10282,13 @@
         <w:rPr>
           <w:rFonts w:ascii="Times New Roman" w:eastAsia="標楷體" w:hAnsi="Times New Roman" w:cs="Times New Roman"/>
         </w:rPr>
-        <w:t>支援車數量根據剩餘的支援候選</w:t>
-      </w:r>
-      <w:r>
-        <w:rPr>
-          <w:rFonts w:ascii="Times New Roman" w:eastAsia="標楷體" w:hAnsi="Times New Roman" w:cs="Times New Roman"/>
-        </w:rPr>
-        <w:t>店</w:t>
-      </w:r>
-      <w:proofErr w:type="gramStart"/>
-      <w:r>
-        <w:rPr>
-          <w:rFonts w:ascii="Times New Roman" w:eastAsia="標楷體" w:hAnsi="Times New Roman" w:cs="Times New Roman"/>
-        </w:rPr>
-        <w:t>舖</w:t>
-      </w:r>
-      <w:proofErr w:type="gramEnd"/>
-      <w:r>
-        <w:rPr>
-          <w:rFonts w:ascii="Times New Roman" w:eastAsia="標楷體" w:hAnsi="Times New Roman" w:cs="Times New Roman"/>
-        </w:rPr>
-        <w:t>的貨物材積量計算，總貨物</w:t>
-      </w:r>
-      <w:proofErr w:type="gramStart"/>
-      <w:r>
-        <w:rPr>
-          <w:rFonts w:ascii="Times New Roman" w:eastAsia="標楷體" w:hAnsi="Times New Roman" w:cs="Times New Roman"/>
-        </w:rPr>
-        <w:t>材積量除以</w:t>
-      </w:r>
-      <w:proofErr w:type="gramEnd"/>
-      <w:r>
-        <w:rPr>
-          <w:rFonts w:ascii="Times New Roman" w:eastAsia="標楷體" w:hAnsi="Times New Roman" w:cs="Times New Roman" w:hint="eastAsia"/>
-        </w:rPr>
-        <w:t>支援</w:t>
-      </w:r>
-      <w:r>
-        <w:rPr>
-          <w:rFonts w:ascii="Times New Roman" w:eastAsia="標楷體" w:hAnsi="Times New Roman" w:cs="Times New Roman"/>
-        </w:rPr>
-        <w:t>車最大裝載</w:t>
-      </w:r>
-      <w:r>
-        <w:rPr>
-          <w:rFonts w:ascii="Times New Roman" w:eastAsia="標楷體" w:hAnsi="Times New Roman" w:cs="Times New Roman" w:hint="eastAsia"/>
-        </w:rPr>
-        <w:t>材積量</w:t>
-      </w:r>
-      <w:r>
-        <w:rPr>
-          <w:rFonts w:ascii="Times New Roman" w:eastAsia="標楷體" w:hAnsi="Times New Roman" w:cs="Times New Roman"/>
-        </w:rPr>
-        <w:t>得到支援車數量</w:t>
+        <w:t>配送車貨物裝載率上限為</w:t>
+      </w:r>
+      <w:r>
+        <w:rPr>
+          <w:rFonts w:ascii="Times New Roman" w:eastAsia="標楷體" w:hAnsi="Times New Roman" w:cs="Times New Roman"/>
+        </w:rPr>
+        <w:t>100%</w:t>
       </w:r>
       <w:r>
         <w:rPr>
@@ -10510,13 +10314,71 @@
         <w:rPr>
           <w:rFonts w:ascii="Times New Roman" w:eastAsia="標楷體" w:hAnsi="Times New Roman" w:cs="Times New Roman"/>
         </w:rPr>
-        <w:t>配送車貨物裝載率上限為</w:t>
-      </w:r>
-      <w:r>
-        <w:rPr>
-          <w:rFonts w:ascii="Times New Roman" w:eastAsia="標楷體" w:hAnsi="Times New Roman" w:cs="Times New Roman"/>
-        </w:rPr>
-        <w:t>100%</w:t>
+        <w:t>店</w:t>
+      </w:r>
+      <w:proofErr w:type="gramStart"/>
+      <w:r>
+        <w:rPr>
+          <w:rFonts w:ascii="Times New Roman" w:eastAsia="標楷體" w:hAnsi="Times New Roman" w:cs="Times New Roman"/>
+        </w:rPr>
+        <w:t>舖</w:t>
+      </w:r>
+      <w:proofErr w:type="gramEnd"/>
+      <w:r>
+        <w:rPr>
+          <w:rFonts w:ascii="Times New Roman" w:eastAsia="標楷體" w:hAnsi="Times New Roman" w:cs="Times New Roman"/>
+        </w:rPr>
+        <w:t>配送</w:t>
+      </w:r>
+      <w:r>
+        <w:rPr>
+          <w:rFonts w:ascii="Times New Roman" w:eastAsia="標楷體" w:hAnsi="Times New Roman" w:cs="Times New Roman"/>
+        </w:rPr>
+        <w:t>需要符合時間窗</w:t>
+      </w:r>
+      <w:r>
+        <w:rPr>
+          <w:rFonts w:ascii="Times New Roman" w:eastAsia="標楷體" w:hAnsi="Times New Roman" w:cs="Times New Roman"/>
+        </w:rPr>
+        <w:t>限制</w:t>
+      </w:r>
+      <w:r>
+        <w:rPr>
+          <w:rFonts w:ascii="Times New Roman" w:eastAsia="標楷體" w:hAnsi="Times New Roman" w:cs="Times New Roman"/>
+        </w:rPr>
+        <w:t>，到店時間</w:t>
+      </w:r>
+      <w:proofErr w:type="gramStart"/>
+      <w:r>
+        <w:rPr>
+          <w:rFonts w:ascii="Times New Roman" w:eastAsia="標楷體" w:hAnsi="Times New Roman" w:cs="Times New Roman"/>
+        </w:rPr>
+        <w:t>應於表定</w:t>
+      </w:r>
+      <w:proofErr w:type="gramEnd"/>
+      <w:r>
+        <w:rPr>
+          <w:rFonts w:ascii="Times New Roman" w:eastAsia="標楷體" w:hAnsi="Times New Roman" w:cs="Times New Roman" w:hint="eastAsia"/>
+        </w:rPr>
+        <w:t>前一小時</w:t>
+      </w:r>
+      <w:r>
+        <w:rPr>
+          <w:rFonts w:ascii="Times New Roman" w:eastAsia="標楷體" w:hAnsi="Times New Roman" w:cs="Times New Roman"/>
+        </w:rPr>
+        <w:t>分鐘至後</w:t>
+      </w:r>
+      <w:r>
+        <w:rPr>
+          <w:rFonts w:ascii="Times New Roman" w:eastAsia="標楷體" w:hAnsi="Times New Roman" w:cs="Times New Roman" w:hint="eastAsia"/>
+        </w:rPr>
+        <w:t>三十分鐘</w:t>
+      </w:r>
+      <w:r>
+        <w:rPr>
+          <w:rFonts w:ascii="Times New Roman" w:eastAsia="標楷體" w:hAnsi="Times New Roman" w:cs="Times New Roman"/>
+        </w:rPr>
+        <w:t>內</w:t>
       </w:r>
       <w:r>
         <w:rPr>
@@ -10542,75 +10404,37 @@
         <w:rPr>
           <w:rFonts w:ascii="Times New Roman" w:eastAsia="標楷體" w:hAnsi="Times New Roman" w:cs="Times New Roman"/>
         </w:rPr>
-        <w:t>店</w:t>
-      </w:r>
-      <w:proofErr w:type="gramStart"/>
-      <w:r>
-        <w:rPr>
-          <w:rFonts w:ascii="Times New Roman" w:eastAsia="標楷體" w:hAnsi="Times New Roman" w:cs="Times New Roman"/>
-        </w:rPr>
-        <w:t>舖</w:t>
-      </w:r>
-      <w:proofErr w:type="gramEnd"/>
-      <w:r>
-        <w:rPr>
-          <w:rFonts w:ascii="Times New Roman" w:eastAsia="標楷體" w:hAnsi="Times New Roman" w:cs="Times New Roman"/>
-        </w:rPr>
-        <w:t>配送</w:t>
-      </w:r>
-      <w:r>
-        <w:rPr>
-          <w:rFonts w:ascii="Times New Roman" w:eastAsia="標楷體" w:hAnsi="Times New Roman" w:cs="Times New Roman"/>
-        </w:rPr>
-        <w:t>需要符合時間窗</w:t>
-      </w:r>
-      <w:r>
-        <w:rPr>
-          <w:rFonts w:ascii="Times New Roman" w:eastAsia="標楷體" w:hAnsi="Times New Roman" w:cs="Times New Roman"/>
-        </w:rPr>
-        <w:t>限制</w:t>
-      </w:r>
-      <w:r>
-        <w:rPr>
-          <w:rFonts w:ascii="Times New Roman" w:eastAsia="標楷體" w:hAnsi="Times New Roman" w:cs="Times New Roman"/>
-        </w:rPr>
-        <w:t>，到店時間</w:t>
-      </w:r>
-      <w:proofErr w:type="gramStart"/>
-      <w:r>
-        <w:rPr>
-          <w:rFonts w:ascii="Times New Roman" w:eastAsia="標楷體" w:hAnsi="Times New Roman" w:cs="Times New Roman"/>
-        </w:rPr>
-        <w:t>應於表定</w:t>
-      </w:r>
-      <w:proofErr w:type="gramEnd"/>
-      <w:r>
-        <w:rPr>
-          <w:rFonts w:ascii="Times New Roman" w:eastAsia="標楷體" w:hAnsi="Times New Roman" w:cs="Times New Roman" w:hint="eastAsia"/>
-          <w:color w:val="00B0F0"/>
-        </w:rPr>
-        <w:t>前一小時</w:t>
-      </w:r>
-      <w:r>
-        <w:rPr>
-          <w:rFonts w:ascii="Times New Roman" w:eastAsia="標楷體" w:hAnsi="Times New Roman" w:cs="Times New Roman"/>
-          <w:color w:val="00B0F0"/>
-        </w:rPr>
-        <w:t>分鐘至後</w:t>
-      </w:r>
-      <w:r>
-        <w:rPr>
-          <w:rFonts w:ascii="Times New Roman" w:eastAsia="標楷體" w:hAnsi="Times New Roman" w:cs="Times New Roman" w:hint="eastAsia"/>
-          <w:color w:val="00B0F0"/>
-        </w:rPr>
-        <w:t>三十分鐘</w:t>
-      </w:r>
-      <w:r>
-        <w:rPr>
-          <w:rFonts w:ascii="Times New Roman" w:eastAsia="標楷體" w:hAnsi="Times New Roman" w:cs="Times New Roman"/>
-          <w:color w:val="00B0F0"/>
-        </w:rPr>
-        <w:t>內</w:t>
+        <w:t>車輛配送</w:t>
+      </w:r>
+      <w:r>
+        <w:rPr>
+          <w:rFonts w:ascii="Times New Roman" w:eastAsia="標楷體" w:hAnsi="Times New Roman" w:cs="Times New Roman"/>
+        </w:rPr>
+        <w:t>路線</w:t>
+      </w:r>
+      <w:r>
+        <w:rPr>
+          <w:rFonts w:ascii="Times New Roman" w:eastAsia="標楷體" w:hAnsi="Times New Roman" w:cs="Times New Roman"/>
+        </w:rPr>
+        <w:t>總</w:t>
+      </w:r>
+      <w:r>
+        <w:rPr>
+          <w:rFonts w:ascii="Times New Roman" w:eastAsia="標楷體" w:hAnsi="Times New Roman" w:cs="Times New Roman"/>
+        </w:rPr>
+        <w:t>工時不能超過</w:t>
+      </w:r>
+      <w:r>
+        <w:rPr>
+          <w:rFonts w:ascii="Times New Roman" w:eastAsia="標楷體" w:hAnsi="Times New Roman" w:cs="Times New Roman"/>
+        </w:rPr>
+        <w:t>五</w:t>
+      </w:r>
+      <w:r>
+        <w:rPr>
+          <w:rFonts w:ascii="Times New Roman" w:eastAsia="標楷體" w:hAnsi="Times New Roman" w:cs="Times New Roman"/>
+        </w:rPr>
+        <w:t>小時</w:t>
       </w:r>
       <w:r>
         <w:rPr>
@@ -10636,37 +10460,53 @@
         <w:rPr>
           <w:rFonts w:ascii="Times New Roman" w:eastAsia="標楷體" w:hAnsi="Times New Roman" w:cs="Times New Roman"/>
         </w:rPr>
-        <w:t>車輛配送</w:t>
-      </w:r>
-      <w:r>
-        <w:rPr>
-          <w:rFonts w:ascii="Times New Roman" w:eastAsia="標楷體" w:hAnsi="Times New Roman" w:cs="Times New Roman"/>
-        </w:rPr>
-        <w:t>路線</w:t>
-      </w:r>
-      <w:r>
-        <w:rPr>
-          <w:rFonts w:ascii="Times New Roman" w:eastAsia="標楷體" w:hAnsi="Times New Roman" w:cs="Times New Roman"/>
-        </w:rPr>
-        <w:t>總</w:t>
-      </w:r>
-      <w:r>
-        <w:rPr>
-          <w:rFonts w:ascii="Times New Roman" w:eastAsia="標楷體" w:hAnsi="Times New Roman" w:cs="Times New Roman"/>
-        </w:rPr>
-        <w:t>工時不能超過</w:t>
-      </w:r>
-      <w:r>
-        <w:rPr>
-          <w:rFonts w:ascii="Times New Roman" w:eastAsia="標楷體" w:hAnsi="Times New Roman" w:cs="Times New Roman"/>
-        </w:rPr>
-        <w:t>五</w:t>
-      </w:r>
-      <w:r>
-        <w:rPr>
-          <w:rFonts w:ascii="Times New Roman" w:eastAsia="標楷體" w:hAnsi="Times New Roman" w:cs="Times New Roman"/>
-        </w:rPr>
-        <w:t>小時</w:t>
+        <w:t>主線可以支援運送支援候選</w:t>
+      </w:r>
+      <w:r>
+        <w:rPr>
+          <w:rFonts w:ascii="Times New Roman" w:eastAsia="標楷體" w:hAnsi="Times New Roman" w:cs="Times New Roman"/>
+        </w:rPr>
+        <w:t>店</w:t>
+      </w:r>
+      <w:proofErr w:type="gramStart"/>
+      <w:r>
+        <w:rPr>
+          <w:rFonts w:ascii="Times New Roman" w:eastAsia="標楷體" w:hAnsi="Times New Roman" w:cs="Times New Roman"/>
+        </w:rPr>
+        <w:t>舖</w:t>
+      </w:r>
+      <w:proofErr w:type="gramEnd"/>
+      <w:r>
+        <w:rPr>
+          <w:rFonts w:ascii="Times New Roman" w:eastAsia="標楷體" w:hAnsi="Times New Roman" w:cs="Times New Roman"/>
+        </w:rPr>
+        <w:t>，但</w:t>
+      </w:r>
+      <w:r>
+        <w:rPr>
+          <w:rFonts w:ascii="Times New Roman" w:eastAsia="標楷體" w:hAnsi="Times New Roman" w:cs="Times New Roman" w:hint="eastAsia"/>
+        </w:rPr>
+        <w:t>原</w:t>
+      </w:r>
+      <w:r>
+        <w:rPr>
+          <w:rFonts w:ascii="Times New Roman" w:eastAsia="標楷體" w:hAnsi="Times New Roman" w:cs="Times New Roman"/>
+        </w:rPr>
+        <w:t>店</w:t>
+      </w:r>
+      <w:proofErr w:type="gramStart"/>
+      <w:r>
+        <w:rPr>
+          <w:rFonts w:ascii="Times New Roman" w:eastAsia="標楷體" w:hAnsi="Times New Roman" w:cs="Times New Roman"/>
+        </w:rPr>
+        <w:t>舖</w:t>
+      </w:r>
+      <w:proofErr w:type="gramEnd"/>
+      <w:r>
+        <w:rPr>
+          <w:rFonts w:ascii="Times New Roman" w:eastAsia="標楷體" w:hAnsi="Times New Roman" w:cs="Times New Roman"/>
+        </w:rPr>
+        <w:t>配送順序不能調整</w:t>
       </w:r>
       <w:r>
         <w:rPr>
@@ -10692,7 +10532,7 @@
         <w:rPr>
           <w:rFonts w:ascii="Times New Roman" w:eastAsia="標楷體" w:hAnsi="Times New Roman" w:cs="Times New Roman"/>
         </w:rPr>
-        <w:t>主線可以支援運送支援候選</w:t>
+        <w:t>支援路線規劃，先依照區域分群，由最遠的</w:t>
       </w:r>
       <w:r>
         <w:rPr>
@@ -10712,33 +10552,7 @@
         <w:rPr>
           <w:rFonts w:ascii="Times New Roman" w:eastAsia="標楷體" w:hAnsi="Times New Roman" w:cs="Times New Roman"/>
         </w:rPr>
-        <w:t>，但</w:t>
-      </w:r>
-      <w:r>
-        <w:rPr>
-          <w:rFonts w:ascii="Times New Roman" w:eastAsia="標楷體" w:hAnsi="Times New Roman" w:cs="Times New Roman" w:hint="eastAsia"/>
-        </w:rPr>
-        <w:t>原</w:t>
-      </w:r>
-      <w:r>
-        <w:rPr>
-          <w:rFonts w:ascii="Times New Roman" w:eastAsia="標楷體" w:hAnsi="Times New Roman" w:cs="Times New Roman"/>
-        </w:rPr>
-        <w:t>店</w:t>
-      </w:r>
-      <w:proofErr w:type="gramStart"/>
-      <w:r>
-        <w:rPr>
-          <w:rFonts w:ascii="Times New Roman" w:eastAsia="標楷體" w:hAnsi="Times New Roman" w:cs="Times New Roman"/>
-        </w:rPr>
-        <w:t>舖</w:t>
-      </w:r>
-      <w:proofErr w:type="gramEnd"/>
-      <w:r>
-        <w:rPr>
-          <w:rFonts w:ascii="Times New Roman" w:eastAsia="標楷體" w:hAnsi="Times New Roman" w:cs="Times New Roman"/>
-        </w:rPr>
-        <w:t>配送順序不能調整</w:t>
+        <w:t>先進行配送</w:t>
       </w:r>
       <w:r>
         <w:rPr>
@@ -10764,12 +10578,6 @@
         <w:rPr>
           <w:rFonts w:ascii="Times New Roman" w:eastAsia="標楷體" w:hAnsi="Times New Roman" w:cs="Times New Roman"/>
         </w:rPr>
-        <w:t>支援路線規劃，先依照區域分群，由最遠的</w:t>
-      </w:r>
-      <w:r>
-        <w:rPr>
-          <w:rFonts w:ascii="Times New Roman" w:eastAsia="標楷體" w:hAnsi="Times New Roman" w:cs="Times New Roman"/>
-        </w:rPr>
         <w:t>店</w:t>
       </w:r>
       <w:proofErr w:type="gramStart"/>
@@ -10784,7 +10592,127 @@
         <w:rPr>
           <w:rFonts w:ascii="Times New Roman" w:eastAsia="標楷體" w:hAnsi="Times New Roman" w:cs="Times New Roman"/>
         </w:rPr>
-        <w:t>先進行配送</w:t>
+        <w:t>分為近、中和</w:t>
+      </w:r>
+      <w:proofErr w:type="gramStart"/>
+      <w:r>
+        <w:rPr>
+          <w:rFonts w:ascii="Times New Roman" w:eastAsia="標楷體" w:hAnsi="Times New Roman" w:cs="Times New Roman"/>
+        </w:rPr>
+        <w:t>遠區</w:t>
+      </w:r>
+      <w:r>
+        <w:rPr>
+          <w:rFonts w:ascii="Times New Roman" w:eastAsia="標楷體" w:hAnsi="Times New Roman" w:cs="Times New Roman"/>
+        </w:rPr>
+        <w:t>，近區</w:t>
+      </w:r>
+      <w:proofErr w:type="gramEnd"/>
+      <w:r>
+        <w:rPr>
+          <w:rFonts w:ascii="Times New Roman" w:eastAsia="標楷體" w:hAnsi="Times New Roman" w:cs="Times New Roman"/>
+        </w:rPr>
+        <w:t>與中區</w:t>
+      </w:r>
+      <w:r>
+        <w:rPr>
+          <w:rFonts w:ascii="Times New Roman" w:eastAsia="標楷體" w:hAnsi="Times New Roman" w:cs="Times New Roman"/>
+        </w:rPr>
+        <w:t>店</w:t>
+      </w:r>
+      <w:proofErr w:type="gramStart"/>
+      <w:r>
+        <w:rPr>
+          <w:rFonts w:ascii="Times New Roman" w:eastAsia="標楷體" w:hAnsi="Times New Roman" w:cs="Times New Roman"/>
+        </w:rPr>
+        <w:t>舖</w:t>
+      </w:r>
+      <w:proofErr w:type="gramEnd"/>
+      <w:r>
+        <w:rPr>
+          <w:rFonts w:ascii="Times New Roman" w:eastAsia="標楷體" w:hAnsi="Times New Roman" w:cs="Times New Roman"/>
+        </w:rPr>
+        <w:t>無需考慮方向問題，</w:t>
+      </w:r>
+      <w:proofErr w:type="gramStart"/>
+      <w:r>
+        <w:rPr>
+          <w:rFonts w:ascii="Times New Roman" w:eastAsia="標楷體" w:hAnsi="Times New Roman" w:cs="Times New Roman"/>
+        </w:rPr>
+        <w:t>遠區</w:t>
+      </w:r>
+      <w:r>
+        <w:rPr>
+          <w:rFonts w:ascii="Times New Roman" w:eastAsia="標楷體" w:hAnsi="Times New Roman" w:cs="Times New Roman"/>
+        </w:rPr>
+        <w:t>店舖</w:t>
+      </w:r>
+      <w:proofErr w:type="gramEnd"/>
+      <w:r>
+        <w:rPr>
+          <w:rFonts w:ascii="Times New Roman" w:eastAsia="標楷體" w:hAnsi="Times New Roman" w:cs="Times New Roman"/>
+        </w:rPr>
+        <w:t>若第一間</w:t>
+      </w:r>
+      <w:r>
+        <w:rPr>
+          <w:rFonts w:ascii="Times New Roman" w:eastAsia="標楷體" w:hAnsi="Times New Roman" w:cs="Times New Roman"/>
+        </w:rPr>
+        <w:t>店</w:t>
+      </w:r>
+      <w:proofErr w:type="gramStart"/>
+      <w:r>
+        <w:rPr>
+          <w:rFonts w:ascii="Times New Roman" w:eastAsia="標楷體" w:hAnsi="Times New Roman" w:cs="Times New Roman"/>
+        </w:rPr>
+        <w:t>舖</w:t>
+      </w:r>
+      <w:proofErr w:type="gramEnd"/>
+      <w:r>
+        <w:rPr>
+          <w:rFonts w:ascii="Times New Roman" w:eastAsia="標楷體" w:hAnsi="Times New Roman" w:cs="Times New Roman"/>
+        </w:rPr>
+        <w:t>已挑選物流中心以北的</w:t>
+      </w:r>
+      <w:r>
+        <w:rPr>
+          <w:rFonts w:ascii="Times New Roman" w:eastAsia="標楷體" w:hAnsi="Times New Roman" w:cs="Times New Roman"/>
+        </w:rPr>
+        <w:t>店</w:t>
+      </w:r>
+      <w:proofErr w:type="gramStart"/>
+      <w:r>
+        <w:rPr>
+          <w:rFonts w:ascii="Times New Roman" w:eastAsia="標楷體" w:hAnsi="Times New Roman" w:cs="Times New Roman"/>
+        </w:rPr>
+        <w:t>舖</w:t>
+      </w:r>
+      <w:proofErr w:type="gramEnd"/>
+      <w:r>
+        <w:rPr>
+          <w:rFonts w:ascii="Times New Roman" w:eastAsia="標楷體" w:hAnsi="Times New Roman" w:cs="Times New Roman"/>
+        </w:rPr>
+        <w:t>，後續不得挑選物流中心以南的</w:t>
+      </w:r>
+      <w:r>
+        <w:rPr>
+          <w:rFonts w:ascii="Times New Roman" w:eastAsia="標楷體" w:hAnsi="Times New Roman" w:cs="Times New Roman"/>
+        </w:rPr>
+        <w:t>店</w:t>
+      </w:r>
+      <w:proofErr w:type="gramStart"/>
+      <w:r>
+        <w:rPr>
+          <w:rFonts w:ascii="Times New Roman" w:eastAsia="標楷體" w:hAnsi="Times New Roman" w:cs="Times New Roman"/>
+        </w:rPr>
+        <w:t>舖</w:t>
+      </w:r>
+      <w:proofErr w:type="gramEnd"/>
+      <w:r>
+        <w:rPr>
+          <w:rFonts w:ascii="Times New Roman" w:eastAsia="標楷體" w:hAnsi="Times New Roman" w:cs="Times New Roman"/>
+        </w:rPr>
+        <w:t>，東西向亦然</w:t>
       </w:r>
       <w:r>
         <w:rPr>
@@ -10792,176 +10720,6 @@
         </w:rPr>
         <w:t>。</w:t>
       </w:r>
-    </w:p>
-    <w:p>
-      <w:pPr>
-        <w:pStyle w:val="a9"/>
-        <w:widowControl/>
-        <w:numPr>
-          <w:ilvl w:val="0"/>
-          <w:numId w:val="1"/>
-        </w:numPr>
-        <w:spacing w:line="360" w:lineRule="auto"/>
-        <w:rPr>
-          <w:rFonts w:ascii="Times New Roman" w:eastAsia="標楷體" w:hAnsi="Times New Roman" w:cs="Times New Roman"/>
-        </w:rPr>
-      </w:pPr>
-      <w:r>
-        <w:rPr>
-          <w:rFonts w:ascii="Times New Roman" w:eastAsia="標楷體" w:hAnsi="Times New Roman" w:cs="Times New Roman"/>
-        </w:rPr>
-        <w:lastRenderedPageBreak/>
-        <w:t>店</w:t>
-      </w:r>
-      <w:proofErr w:type="gramStart"/>
-      <w:r>
-        <w:rPr>
-          <w:rFonts w:ascii="Times New Roman" w:eastAsia="標楷體" w:hAnsi="Times New Roman" w:cs="Times New Roman"/>
-        </w:rPr>
-        <w:t>舖</w:t>
-      </w:r>
-      <w:proofErr w:type="gramEnd"/>
-      <w:r>
-        <w:rPr>
-          <w:rFonts w:ascii="Times New Roman" w:eastAsia="標楷體" w:hAnsi="Times New Roman" w:cs="Times New Roman"/>
-        </w:rPr>
-        <w:t>分為近、中和</w:t>
-      </w:r>
-      <w:proofErr w:type="gramStart"/>
-      <w:r>
-        <w:rPr>
-          <w:rFonts w:ascii="Times New Roman" w:eastAsia="標楷體" w:hAnsi="Times New Roman" w:cs="Times New Roman"/>
-        </w:rPr>
-        <w:t>遠區</w:t>
-      </w:r>
-      <w:r>
-        <w:rPr>
-          <w:rFonts w:ascii="Times New Roman" w:eastAsia="標楷體" w:hAnsi="Times New Roman" w:cs="Times New Roman"/>
-        </w:rPr>
-        <w:t>，近區</w:t>
-      </w:r>
-      <w:proofErr w:type="gramEnd"/>
-      <w:r>
-        <w:rPr>
-          <w:rFonts w:ascii="Times New Roman" w:eastAsia="標楷體" w:hAnsi="Times New Roman" w:cs="Times New Roman"/>
-        </w:rPr>
-        <w:t>與中區</w:t>
-      </w:r>
-      <w:r>
-        <w:rPr>
-          <w:rFonts w:ascii="Times New Roman" w:eastAsia="標楷體" w:hAnsi="Times New Roman" w:cs="Times New Roman"/>
-        </w:rPr>
-        <w:t>店</w:t>
-      </w:r>
-      <w:proofErr w:type="gramStart"/>
-      <w:r>
-        <w:rPr>
-          <w:rFonts w:ascii="Times New Roman" w:eastAsia="標楷體" w:hAnsi="Times New Roman" w:cs="Times New Roman"/>
-        </w:rPr>
-        <w:t>舖</w:t>
-      </w:r>
-      <w:proofErr w:type="gramEnd"/>
-      <w:r>
-        <w:rPr>
-          <w:rFonts w:ascii="Times New Roman" w:eastAsia="標楷體" w:hAnsi="Times New Roman" w:cs="Times New Roman"/>
-        </w:rPr>
-        <w:t>無需考慮方向問題，</w:t>
-      </w:r>
-      <w:proofErr w:type="gramStart"/>
-      <w:r>
-        <w:rPr>
-          <w:rFonts w:ascii="Times New Roman" w:eastAsia="標楷體" w:hAnsi="Times New Roman" w:cs="Times New Roman"/>
-        </w:rPr>
-        <w:t>遠區</w:t>
-      </w:r>
-      <w:r>
-        <w:rPr>
-          <w:rFonts w:ascii="Times New Roman" w:eastAsia="標楷體" w:hAnsi="Times New Roman" w:cs="Times New Roman"/>
-        </w:rPr>
-        <w:t>店舖</w:t>
-      </w:r>
-      <w:proofErr w:type="gramEnd"/>
-      <w:r>
-        <w:rPr>
-          <w:rFonts w:ascii="Times New Roman" w:eastAsia="標楷體" w:hAnsi="Times New Roman" w:cs="Times New Roman"/>
-        </w:rPr>
-        <w:t>若第一間</w:t>
-      </w:r>
-      <w:r>
-        <w:rPr>
-          <w:rFonts w:ascii="Times New Roman" w:eastAsia="標楷體" w:hAnsi="Times New Roman" w:cs="Times New Roman"/>
-        </w:rPr>
-        <w:t>店</w:t>
-      </w:r>
-      <w:proofErr w:type="gramStart"/>
-      <w:r>
-        <w:rPr>
-          <w:rFonts w:ascii="Times New Roman" w:eastAsia="標楷體" w:hAnsi="Times New Roman" w:cs="Times New Roman"/>
-        </w:rPr>
-        <w:t>舖</w:t>
-      </w:r>
-      <w:proofErr w:type="gramEnd"/>
-      <w:r>
-        <w:rPr>
-          <w:rFonts w:ascii="Times New Roman" w:eastAsia="標楷體" w:hAnsi="Times New Roman" w:cs="Times New Roman"/>
-        </w:rPr>
-        <w:t>已挑選物流中心以北的</w:t>
-      </w:r>
-      <w:r>
-        <w:rPr>
-          <w:rFonts w:ascii="Times New Roman" w:eastAsia="標楷體" w:hAnsi="Times New Roman" w:cs="Times New Roman"/>
-        </w:rPr>
-        <w:t>店</w:t>
-      </w:r>
-      <w:proofErr w:type="gramStart"/>
-      <w:r>
-        <w:rPr>
-          <w:rFonts w:ascii="Times New Roman" w:eastAsia="標楷體" w:hAnsi="Times New Roman" w:cs="Times New Roman"/>
-        </w:rPr>
-        <w:t>舖</w:t>
-      </w:r>
-      <w:proofErr w:type="gramEnd"/>
-      <w:r>
-        <w:rPr>
-          <w:rFonts w:ascii="Times New Roman" w:eastAsia="標楷體" w:hAnsi="Times New Roman" w:cs="Times New Roman"/>
-        </w:rPr>
-        <w:t>，後續不得挑選物流中心以南的</w:t>
-      </w:r>
-      <w:r>
-        <w:rPr>
-          <w:rFonts w:ascii="Times New Roman" w:eastAsia="標楷體" w:hAnsi="Times New Roman" w:cs="Times New Roman"/>
-        </w:rPr>
-        <w:t>店</w:t>
-      </w:r>
-      <w:proofErr w:type="gramStart"/>
-      <w:r>
-        <w:rPr>
-          <w:rFonts w:ascii="Times New Roman" w:eastAsia="標楷體" w:hAnsi="Times New Roman" w:cs="Times New Roman"/>
-        </w:rPr>
-        <w:t>舖</w:t>
-      </w:r>
-      <w:proofErr w:type="gramEnd"/>
-      <w:r>
-        <w:rPr>
-          <w:rFonts w:ascii="Times New Roman" w:eastAsia="標楷體" w:hAnsi="Times New Roman" w:cs="Times New Roman"/>
-        </w:rPr>
-        <w:t>，東西向亦然</w:t>
-      </w:r>
-      <w:r>
-        <w:rPr>
-          <w:rFonts w:ascii="Times New Roman" w:eastAsia="標楷體" w:hAnsi="Times New Roman" w:cs="Times New Roman"/>
-        </w:rPr>
-        <w:t>。</w:t>
-      </w:r>
-    </w:p>
-    <w:p>
-      <w:pPr>
-        <w:widowControl/>
-        <w:spacing w:line="360" w:lineRule="auto"/>
-        <w:rPr>
-          <w:rFonts w:ascii="Times New Roman" w:eastAsia="標楷體" w:hAnsi="Times New Roman" w:cs="Times New Roman"/>
-        </w:rPr>
-      </w:pPr>
     </w:p>
     <w:p>
       <w:pPr>
@@ -10976,6 +10734,7 @@
         <w:rPr>
           <w:rFonts w:ascii="Times New Roman" w:eastAsia="標楷體" w:hAnsi="Times New Roman" w:cs="Times New Roman"/>
         </w:rPr>
+        <w:lastRenderedPageBreak/>
         <w:t>透過對歷史路線資料的整理與分析</w:t>
       </w:r>
       <w:r>
@@ -11138,99 +10897,11 @@
         </w:rPr>
         <w:t>，以利後續支援線編排的區</w:t>
       </w:r>
-    </w:p>
-    <w:p>
-      <w:pPr>
-        <w:pStyle w:val="a9"/>
-        <w:widowControl/>
-        <w:numPr>
-          <w:ilvl w:val="0"/>
-          <w:numId w:val="11"/>
-        </w:numPr>
-        <w:spacing w:line="360" w:lineRule="auto"/>
-        <w:jc w:val="both"/>
-        <w:rPr>
-          <w:rFonts w:ascii="Times New Roman" w:eastAsia="標楷體" w:hAnsi="Times New Roman" w:cs="Times New Roman"/>
-        </w:rPr>
-      </w:pPr>
       <w:r>
         <w:rPr>
           <w:rFonts w:ascii="Times New Roman" w:eastAsia="標楷體" w:hAnsi="Times New Roman" w:cs="Times New Roman"/>
         </w:rPr>
         <w:t>域性規劃。</w:t>
-      </w:r>
-    </w:p>
-    <w:p>
-      <w:pPr>
-        <w:pStyle w:val="a9"/>
-        <w:widowControl/>
-        <w:numPr>
-          <w:ilvl w:val="0"/>
-          <w:numId w:val="11"/>
-        </w:numPr>
-        <w:spacing w:line="360" w:lineRule="auto"/>
-        <w:jc w:val="both"/>
-        <w:rPr>
-          <w:rFonts w:ascii="Times New Roman" w:eastAsia="標楷體" w:hAnsi="Times New Roman" w:cs="Times New Roman"/>
-        </w:rPr>
-      </w:pPr>
-      <w:r>
-        <w:rPr>
-          <w:rFonts w:ascii="Times New Roman" w:eastAsia="標楷體" w:hAnsi="Times New Roman" w:cs="Times New Roman"/>
-        </w:rPr>
-        <w:t>根據抽出的候選</w:t>
-      </w:r>
-      <w:r>
-        <w:rPr>
-          <w:rFonts w:ascii="Times New Roman" w:eastAsia="標楷體" w:hAnsi="Times New Roman" w:cs="Times New Roman"/>
-        </w:rPr>
-        <w:t>店</w:t>
-      </w:r>
-      <w:proofErr w:type="gramStart"/>
-      <w:r>
-        <w:rPr>
-          <w:rFonts w:ascii="Times New Roman" w:eastAsia="標楷體" w:hAnsi="Times New Roman" w:cs="Times New Roman"/>
-        </w:rPr>
-        <w:t>舖</w:t>
-      </w:r>
-      <w:proofErr w:type="gramEnd"/>
-      <w:r>
-        <w:rPr>
-          <w:rFonts w:ascii="Times New Roman" w:eastAsia="標楷體" w:hAnsi="Times New Roman" w:cs="Times New Roman"/>
-        </w:rPr>
-        <w:t>，計算所需最少支援車數，初步將所有候選</w:t>
-      </w:r>
-      <w:r>
-        <w:rPr>
-          <w:rFonts w:ascii="Times New Roman" w:eastAsia="標楷體" w:hAnsi="Times New Roman" w:cs="Times New Roman"/>
-        </w:rPr>
-        <w:t>店</w:t>
-      </w:r>
-      <w:proofErr w:type="gramStart"/>
-      <w:r>
-        <w:rPr>
-          <w:rFonts w:ascii="Times New Roman" w:eastAsia="標楷體" w:hAnsi="Times New Roman" w:cs="Times New Roman"/>
-        </w:rPr>
-        <w:t>舖</w:t>
-      </w:r>
-      <w:proofErr w:type="gramEnd"/>
-      <w:r>
-        <w:rPr>
-          <w:rFonts w:ascii="Times New Roman" w:eastAsia="標楷體" w:hAnsi="Times New Roman" w:cs="Times New Roman"/>
-        </w:rPr>
-        <w:t>的總材積加總後除以車</w:t>
-      </w:r>
-      <w:r>
-        <w:rPr>
-          <w:rFonts w:ascii="Times New Roman" w:eastAsia="標楷體" w:hAnsi="Times New Roman" w:cs="Times New Roman"/>
-        </w:rPr>
-        <w:t>輛</w:t>
-      </w:r>
-      <w:r>
-        <w:rPr>
-          <w:rFonts w:ascii="Times New Roman" w:eastAsia="標楷體" w:hAnsi="Times New Roman" w:cs="Times New Roman"/>
-        </w:rPr>
-        <w:t>載重上限。</w:t>
       </w:r>
     </w:p>
     <w:p>
@@ -14503,7 +14174,19 @@
         <w:rPr>
           <w:rFonts w:ascii="Times New Roman" w:eastAsia="標楷體" w:hAnsi="Times New Roman" w:cs="Times New Roman"/>
         </w:rPr>
-        <w:t>配送路線之總行駛時間。</w:t>
+        <w:t>配送路線之總</w:t>
+      </w:r>
+      <w:r>
+        <w:rPr>
+          <w:rFonts w:ascii="Times New Roman" w:eastAsia="標楷體" w:hAnsi="Times New Roman" w:cs="Times New Roman" w:hint="eastAsia"/>
+        </w:rPr>
+        <w:t>行駛時長</w:t>
+      </w:r>
+      <w:r>
+        <w:rPr>
+          <w:rFonts w:ascii="Times New Roman" w:eastAsia="標楷體" w:hAnsi="Times New Roman" w:cs="Times New Roman"/>
+        </w:rPr>
+        <w:t>。</w:t>
       </w:r>
     </w:p>
     <w:p>
@@ -22154,28 +21837,24 @@
       <w:r>
         <w:rPr>
           <w:rFonts w:ascii="Times New Roman" w:eastAsia="標楷體" w:hAnsi="Times New Roman" w:cs="Times New Roman" w:hint="eastAsia"/>
-          <w:color w:val="00B0F0"/>
         </w:rPr>
         <w:t>前一小時</w:t>
       </w:r>
       <w:r>
         <w:rPr>
           <w:rFonts w:ascii="Times New Roman" w:eastAsia="標楷體" w:hAnsi="Times New Roman" w:cs="Times New Roman"/>
-          <w:color w:val="00B0F0"/>
         </w:rPr>
         <w:t>分鐘至後</w:t>
       </w:r>
       <w:r>
         <w:rPr>
           <w:rFonts w:ascii="Times New Roman" w:eastAsia="標楷體" w:hAnsi="Times New Roman" w:cs="Times New Roman" w:hint="eastAsia"/>
-          <w:color w:val="00B0F0"/>
         </w:rPr>
         <w:t>三十分鐘</w:t>
       </w:r>
       <w:r>
         <w:rPr>
           <w:rFonts w:ascii="Times New Roman" w:eastAsia="標楷體" w:hAnsi="Times New Roman" w:cs="Times New Roman"/>
-          <w:color w:val="00B0F0"/>
         </w:rPr>
         <w:t>內</w:t>
       </w:r>
@@ -23769,28 +23448,24 @@
       <w:r>
         <w:rPr>
           <w:rFonts w:ascii="Times New Roman" w:eastAsia="標楷體" w:hAnsi="Times New Roman" w:cs="Times New Roman" w:hint="eastAsia"/>
-          <w:color w:val="00B0F0"/>
         </w:rPr>
         <w:t>前一小時</w:t>
       </w:r>
       <w:r>
         <w:rPr>
           <w:rFonts w:ascii="Times New Roman" w:eastAsia="標楷體" w:hAnsi="Times New Roman" w:cs="Times New Roman"/>
-          <w:color w:val="00B0F0"/>
         </w:rPr>
         <w:t>分鐘至後</w:t>
       </w:r>
       <w:r>
         <w:rPr>
           <w:rFonts w:ascii="Times New Roman" w:eastAsia="標楷體" w:hAnsi="Times New Roman" w:cs="Times New Roman" w:hint="eastAsia"/>
-          <w:color w:val="00B0F0"/>
         </w:rPr>
         <w:t>三十分鐘</w:t>
       </w:r>
       <w:r>
         <w:rPr>
           <w:rFonts w:ascii="Times New Roman" w:eastAsia="標楷體" w:hAnsi="Times New Roman" w:cs="Times New Roman"/>
-          <w:color w:val="00B0F0"/>
         </w:rPr>
         <w:t>內</w:t>
       </w:r>
@@ -25169,7 +24844,19 @@
         <w:rPr>
           <w:rFonts w:ascii="Times New Roman" w:eastAsia="標楷體" w:hAnsi="Times New Roman" w:cs="Times New Roman" w:hint="eastAsia"/>
         </w:rPr>
-        <w:t>路線平均</w:t>
+        <w:t>車輛</w:t>
+      </w:r>
+      <w:r>
+        <w:rPr>
+          <w:rFonts w:ascii="Times New Roman" w:eastAsia="標楷體" w:hAnsi="Times New Roman" w:cs="Times New Roman" w:hint="eastAsia"/>
+        </w:rPr>
+        <w:t>數量、</w:t>
+      </w:r>
+      <w:r>
+        <w:rPr>
+          <w:rFonts w:ascii="Times New Roman" w:eastAsia="標楷體" w:hAnsi="Times New Roman" w:cs="Times New Roman" w:hint="eastAsia"/>
+        </w:rPr>
+        <w:t>路線</w:t>
       </w:r>
       <w:r>
         <w:rPr>
@@ -25181,19 +24868,7 @@
         <w:rPr>
           <w:rFonts w:ascii="Times New Roman" w:eastAsia="標楷體" w:hAnsi="Times New Roman" w:cs="Times New Roman" w:hint="eastAsia"/>
         </w:rPr>
-        <w:t>、路線平均行駛時間</w:t>
-      </w:r>
-      <w:r>
-        <w:rPr>
-          <w:rFonts w:ascii="Times New Roman" w:eastAsia="標楷體" w:hAnsi="Times New Roman" w:cs="Times New Roman" w:hint="eastAsia"/>
-        </w:rPr>
-        <w:t>、</w:t>
-      </w:r>
-      <w:r>
-        <w:rPr>
-          <w:rFonts w:ascii="Times New Roman" w:eastAsia="標楷體" w:hAnsi="Times New Roman" w:cs="Times New Roman" w:hint="eastAsia"/>
-        </w:rPr>
-        <w:t>路線數量</w:t>
+        <w:t>、路線行駛時間</w:t>
       </w:r>
       <w:r>
         <w:rPr>
@@ -26304,7 +25979,19 @@
         <w:rPr>
           <w:rFonts w:ascii="Times New Roman" w:eastAsia="標楷體" w:hAnsi="Times New Roman" w:cs="Times New Roman"/>
         </w:rPr>
-        <w:t>，以解決支援線規劃中多個互相衝突的目標問題，包括最小化配送車輛數量、總行駛距離以及總配送時間。為有效探索多目標解的解空間，</w:t>
+        <w:t>，以解決支援線規劃中多個互相衝突的目標問題，包括最小化配送車輛數量、總行駛距離以及總</w:t>
+      </w:r>
+      <w:r>
+        <w:rPr>
+          <w:rFonts w:ascii="Times New Roman" w:eastAsia="標楷體" w:hAnsi="Times New Roman" w:cs="Times New Roman" w:hint="eastAsia"/>
+        </w:rPr>
+        <w:t>行駛</w:t>
+      </w:r>
+      <w:r>
+        <w:rPr>
+          <w:rFonts w:ascii="Times New Roman" w:eastAsia="標楷體" w:hAnsi="Times New Roman" w:cs="Times New Roman"/>
+        </w:rPr>
+        <w:t>時間。為有效探索多目標解的解空間，</w:t>
       </w:r>
       <w:r>
         <w:rPr>
@@ -29988,7 +29675,31 @@
         <w:rPr>
           <w:rFonts w:ascii="Times New Roman" w:eastAsia="標楷體" w:hAnsi="Times New Roman" w:cs="Times New Roman"/>
         </w:rPr>
-        <w:t>別對應於最小化配送車輛數量、最小化總行駛距離與最小化總配送時間三個目標</w:t>
+        <w:t>別對應於最小化配送車輛數量、最小化總行駛距離與最小化總</w:t>
+      </w:r>
+      <w:r>
+        <w:rPr>
+          <w:rFonts w:ascii="Times New Roman" w:eastAsia="標楷體" w:hAnsi="Times New Roman" w:cs="Times New Roman" w:hint="eastAsia"/>
+        </w:rPr>
+        <w:t>行駛</w:t>
+      </w:r>
+      <w:r>
+        <w:rPr>
+          <w:rFonts w:ascii="Times New Roman" w:eastAsia="標楷體" w:hAnsi="Times New Roman" w:cs="Times New Roman"/>
+        </w:rPr>
+        <w:t>時</w:t>
+      </w:r>
+      <w:r>
+        <w:rPr>
+          <w:rFonts w:ascii="Times New Roman" w:eastAsia="標楷體" w:hAnsi="Times New Roman" w:cs="Times New Roman" w:hint="eastAsia"/>
+        </w:rPr>
+        <w:t>長</w:t>
+      </w:r>
+      <w:r>
+        <w:rPr>
+          <w:rFonts w:ascii="Times New Roman" w:eastAsia="標楷體" w:hAnsi="Times New Roman" w:cs="Times New Roman"/>
+        </w:rPr>
+        <w:t>三個目標</w:t>
       </w:r>
       <w:r>
         <w:rPr>
@@ -30066,7 +29777,31 @@
         <w:rPr>
           <w:rFonts w:ascii="Times New Roman" w:eastAsia="標楷體" w:hAnsi="Times New Roman" w:cs="Times New Roman"/>
         </w:rPr>
-        <w:t>以最小化總配送時間為目標之初始費洛蒙值設定方式</w:t>
+        <w:t>以最小化總</w:t>
+      </w:r>
+      <w:r>
+        <w:rPr>
+          <w:rFonts w:ascii="Times New Roman" w:eastAsia="標楷體" w:hAnsi="Times New Roman" w:cs="Times New Roman" w:hint="eastAsia"/>
+        </w:rPr>
+        <w:t>行駛</w:t>
+      </w:r>
+      <w:r>
+        <w:rPr>
+          <w:rFonts w:ascii="Times New Roman" w:eastAsia="標楷體" w:hAnsi="Times New Roman" w:cs="Times New Roman"/>
+        </w:rPr>
+        <w:t>時</w:t>
+      </w:r>
+      <w:r>
+        <w:rPr>
+          <w:rFonts w:ascii="Times New Roman" w:eastAsia="標楷體" w:hAnsi="Times New Roman" w:cs="Times New Roman" w:hint="eastAsia"/>
+        </w:rPr>
+        <w:t>長</w:t>
+      </w:r>
+      <w:r>
+        <w:rPr>
+          <w:rFonts w:ascii="Times New Roman" w:eastAsia="標楷體" w:hAnsi="Times New Roman" w:cs="Times New Roman"/>
+        </w:rPr>
+        <w:t>為目標之初始費洛蒙值設定方式</w:t>
       </w:r>
       <w:r>
         <w:rPr>
@@ -32514,34 +32249,29 @@
         <w:jc w:val="both"/>
         <w:rPr>
           <w:rFonts w:ascii="Times New Roman" w:eastAsia="標楷體" w:hAnsi="Times New Roman" w:cs="Times New Roman"/>
-          <w:color w:val="00B0F0"/>
         </w:rPr>
       </w:pPr>
       <w:r>
         <w:rPr>
           <w:rFonts w:ascii="Times New Roman" w:eastAsia="標楷體" w:hAnsi="Times New Roman" w:cs="Times New Roman" w:hint="eastAsia"/>
-          <w:color w:val="00B0F0"/>
         </w:rPr>
         <w:t>本研究採用</w:t>
       </w:r>
       <w:r>
         <w:rPr>
           <w:rFonts w:ascii="Times New Roman" w:eastAsia="標楷體" w:hAnsi="Times New Roman" w:cs="Times New Roman" w:hint="eastAsia"/>
-          <w:color w:val="00B0F0"/>
         </w:rPr>
         <w:t>Python</w:t>
       </w:r>
       <w:r>
         <w:rPr>
           <w:rFonts w:ascii="Times New Roman" w:eastAsia="標楷體" w:hAnsi="Times New Roman" w:cs="Times New Roman" w:hint="eastAsia"/>
-          <w:color w:val="00B0F0"/>
         </w:rPr>
         <w:t>程式語言進行系統之設計與開發</w:t>
       </w:r>
       <w:r>
         <w:rPr>
           <w:rFonts w:ascii="Times New Roman" w:eastAsia="標楷體" w:hAnsi="Times New Roman" w:cs="Times New Roman" w:hint="eastAsia"/>
-          <w:color w:val="00B0F0"/>
         </w:rPr>
         <w:t>，整合歷史配送資料與地理資訊，建置一套可支援物流路線編排之規劃系統，以提供實務上可行的配送路線參考。</w:t>
       </w:r>
@@ -32556,6 +32286,7 @@
           <w:bCs/>
           <w:sz w:val="36"/>
           <w:szCs w:val="36"/>
+          <w:highlight w:val="yellow"/>
         </w:rPr>
       </w:pPr>
       <w:bookmarkStart w:id="55" w:name="_Toc215925779"/>
@@ -32566,6 +32297,7 @@
           <w:bCs/>
           <w:sz w:val="36"/>
           <w:szCs w:val="36"/>
+          <w:highlight w:val="yellow"/>
         </w:rPr>
         <w:t xml:space="preserve">4.2 </w:t>
       </w:r>
@@ -32576,6 +32308,7 @@
           <w:bCs/>
           <w:sz w:val="36"/>
           <w:szCs w:val="36"/>
+          <w:highlight w:val="yellow"/>
         </w:rPr>
         <w:t>評估基準</w:t>
       </w:r>
@@ -32584,15 +32317,303 @@
     <w:p>
       <w:pPr>
         <w:widowControl/>
-        <w:rPr>
-          <w:rFonts w:ascii="Times New Roman" w:eastAsia="標楷體" w:hAnsi="Times New Roman" w:cs="Times New Roman"/>
+        <w:spacing w:line="360" w:lineRule="auto"/>
+        <w:jc w:val="both"/>
+        <w:rPr>
+          <w:rFonts w:ascii="Times New Roman" w:eastAsia="標楷體" w:hAnsi="Times New Roman" w:cs="Times New Roman"/>
+          <w:highlight w:val="yellow"/>
         </w:rPr>
       </w:pPr>
       <w:r>
         <w:rPr>
           <w:rFonts w:ascii="Times New Roman" w:eastAsia="標楷體" w:hAnsi="Times New Roman" w:cs="Times New Roman"/>
+          <w:highlight w:val="yellow"/>
         </w:rPr>
         <w:tab/>
+      </w:r>
+      <w:r>
+        <w:rPr>
+          <w:rFonts w:ascii="Times New Roman" w:eastAsia="標楷體" w:hAnsi="Times New Roman" w:cs="Times New Roman" w:hint="eastAsia"/>
+          <w:highlight w:val="yellow"/>
+        </w:rPr>
+        <w:t>本研究以</w:t>
+      </w:r>
+      <w:r>
+        <w:rPr>
+          <w:rFonts w:ascii="Times New Roman" w:eastAsia="標楷體" w:hAnsi="Times New Roman" w:cs="Times New Roman" w:hint="eastAsia"/>
+          <w:highlight w:val="yellow"/>
+        </w:rPr>
+        <w:t>物流公司所提供手動規劃數據</w:t>
+      </w:r>
+      <w:r>
+        <w:rPr>
+          <w:rFonts w:ascii="Times New Roman" w:eastAsia="標楷體" w:hAnsi="Times New Roman" w:cs="Times New Roman" w:hint="eastAsia"/>
+          <w:highlight w:val="yellow"/>
+        </w:rPr>
+        <w:t>作</w:t>
+      </w:r>
+      <w:r>
+        <w:rPr>
+          <w:rFonts w:ascii="Times New Roman" w:eastAsia="標楷體" w:hAnsi="Times New Roman" w:cs="Times New Roman" w:hint="eastAsia"/>
+          <w:highlight w:val="yellow"/>
+        </w:rPr>
+        <w:t>為比較基準</w:t>
+      </w:r>
+      <w:r>
+        <w:rPr>
+          <w:rFonts w:ascii="Times New Roman" w:eastAsia="標楷體" w:hAnsi="Times New Roman" w:cs="Times New Roman" w:hint="eastAsia"/>
+          <w:highlight w:val="yellow"/>
+        </w:rPr>
+        <w:t>，</w:t>
+      </w:r>
+      <w:r>
+        <w:rPr>
+          <w:rFonts w:ascii="Times New Roman" w:eastAsia="標楷體" w:hAnsi="Times New Roman" w:cs="Times New Roman" w:hint="eastAsia"/>
+          <w:highlight w:val="yellow"/>
+        </w:rPr>
+        <w:t>針對</w:t>
+      </w:r>
+      <w:r>
+        <w:rPr>
+          <w:rFonts w:ascii="Times New Roman" w:eastAsia="標楷體" w:hAnsi="Times New Roman" w:cs="Times New Roman" w:hint="eastAsia"/>
+          <w:highlight w:val="yellow"/>
+        </w:rPr>
+        <w:t>總路線數量、總</w:t>
+      </w:r>
+      <w:r>
+        <w:rPr>
+          <w:rFonts w:ascii="Times New Roman" w:eastAsia="標楷體" w:hAnsi="Times New Roman" w:cs="Times New Roman" w:hint="eastAsia"/>
+          <w:highlight w:val="yellow"/>
+        </w:rPr>
+        <w:t>行駛</w:t>
+      </w:r>
+      <w:r>
+        <w:rPr>
+          <w:rFonts w:ascii="Times New Roman" w:eastAsia="標楷體" w:hAnsi="Times New Roman" w:cs="Times New Roman" w:hint="eastAsia"/>
+          <w:highlight w:val="yellow"/>
+        </w:rPr>
+        <w:t>距離</w:t>
+      </w:r>
+      <w:bookmarkStart w:id="56" w:name="_Hlk216877101"/>
+      <w:r>
+        <w:rPr>
+          <w:rFonts w:ascii="Times New Roman" w:eastAsia="標楷體" w:hAnsi="Times New Roman" w:cs="Times New Roman" w:hint="eastAsia"/>
+          <w:highlight w:val="yellow"/>
+        </w:rPr>
+        <w:t>、</w:t>
+      </w:r>
+      <w:bookmarkEnd w:id="56"/>
+      <w:r>
+        <w:rPr>
+          <w:rFonts w:ascii="Times New Roman" w:eastAsia="標楷體" w:hAnsi="Times New Roman" w:cs="Times New Roman" w:hint="eastAsia"/>
+          <w:highlight w:val="yellow"/>
+        </w:rPr>
+        <w:t>總</w:t>
+      </w:r>
+      <w:r>
+        <w:rPr>
+          <w:rFonts w:ascii="Times New Roman" w:eastAsia="標楷體" w:hAnsi="Times New Roman" w:cs="Times New Roman" w:hint="eastAsia"/>
+          <w:highlight w:val="yellow"/>
+        </w:rPr>
+        <w:t>行駛時長</w:t>
+      </w:r>
+      <w:r>
+        <w:rPr>
+          <w:rFonts w:ascii="Times New Roman" w:eastAsia="標楷體" w:hAnsi="Times New Roman" w:cs="Times New Roman" w:hint="eastAsia"/>
+          <w:highlight w:val="yellow"/>
+        </w:rPr>
+        <w:t>、</w:t>
+      </w:r>
+      <w:r>
+        <w:rPr>
+          <w:rFonts w:ascii="Times New Roman" w:eastAsia="標楷體" w:hAnsi="Times New Roman" w:cs="Times New Roman" w:hint="eastAsia"/>
+          <w:highlight w:val="yellow"/>
+        </w:rPr>
+        <w:t>平均路線裝載率及規劃</w:t>
+      </w:r>
+      <w:r>
+        <w:rPr>
+          <w:rFonts w:ascii="Times New Roman" w:eastAsia="標楷體" w:hAnsi="Times New Roman" w:cs="Times New Roman" w:hint="eastAsia"/>
+          <w:highlight w:val="yellow"/>
+        </w:rPr>
+        <w:t>所需</w:t>
+      </w:r>
+      <w:r>
+        <w:rPr>
+          <w:rFonts w:ascii="Times New Roman" w:eastAsia="標楷體" w:hAnsi="Times New Roman" w:cs="Times New Roman" w:hint="eastAsia"/>
+          <w:highlight w:val="yellow"/>
+        </w:rPr>
+        <w:t>時間與物流公司進行比較</w:t>
+      </w:r>
+      <w:r>
+        <w:rPr>
+          <w:rFonts w:ascii="Times New Roman" w:eastAsia="標楷體" w:hAnsi="Times New Roman" w:cs="Times New Roman" w:hint="eastAsia"/>
+          <w:highlight w:val="yellow"/>
+        </w:rPr>
+        <w:t>。</w:t>
+      </w:r>
+      <w:r>
+        <w:rPr>
+          <w:rFonts w:ascii="Times New Roman" w:eastAsia="標楷體" w:hAnsi="Times New Roman" w:cs="Times New Roman" w:hint="eastAsia"/>
+          <w:highlight w:val="yellow"/>
+        </w:rPr>
+        <w:t>總路線數量為完成當日配送所需的車輛總數，數量越少</w:t>
+      </w:r>
+      <w:r>
+        <w:rPr>
+          <w:rFonts w:ascii="Times New Roman" w:eastAsia="標楷體" w:hAnsi="Times New Roman" w:cs="Times New Roman" w:hint="eastAsia"/>
+          <w:highlight w:val="yellow"/>
+        </w:rPr>
+        <w:t>代表固定成本越低，</w:t>
+      </w:r>
+      <w:r>
+        <w:rPr>
+          <w:rFonts w:ascii="Times New Roman" w:eastAsia="標楷體" w:hAnsi="Times New Roman" w:cs="Times New Roman" w:hint="eastAsia"/>
+          <w:highlight w:val="yellow"/>
+        </w:rPr>
+        <w:t>定義為</w:t>
+      </w:r>
+      <w:r>
+        <w:rPr>
+          <w:rFonts w:ascii="Times New Roman" w:eastAsia="標楷體" w:hAnsi="Times New Roman" w:cs="Times New Roman" w:hint="eastAsia"/>
+          <w:highlight w:val="yellow"/>
+        </w:rPr>
+        <w:t>效果較佳</w:t>
+      </w:r>
+      <w:r>
+        <w:rPr>
+          <w:rFonts w:ascii="Times New Roman" w:eastAsia="標楷體" w:hAnsi="Times New Roman" w:cs="Times New Roman" w:hint="eastAsia"/>
+          <w:highlight w:val="yellow"/>
+        </w:rPr>
+        <w:t>。</w:t>
+      </w:r>
+      <w:r>
+        <w:rPr>
+          <w:rFonts w:ascii="Times New Roman" w:eastAsia="標楷體" w:hAnsi="Times New Roman" w:cs="Times New Roman" w:hint="eastAsia"/>
+          <w:highlight w:val="yellow"/>
+        </w:rPr>
+        <w:t>總行駛距離與總</w:t>
+      </w:r>
+      <w:r>
+        <w:rPr>
+          <w:rFonts w:ascii="Times New Roman" w:eastAsia="標楷體" w:hAnsi="Times New Roman" w:cs="Times New Roman" w:hint="eastAsia"/>
+          <w:highlight w:val="yellow"/>
+        </w:rPr>
+        <w:t>行駛時長</w:t>
+      </w:r>
+      <w:r>
+        <w:rPr>
+          <w:rFonts w:ascii="Times New Roman" w:eastAsia="標楷體" w:hAnsi="Times New Roman" w:cs="Times New Roman" w:hint="eastAsia"/>
+          <w:highlight w:val="yellow"/>
+        </w:rPr>
+        <w:t>則對應至變動成本，在車輛數</w:t>
+      </w:r>
+      <w:r>
+        <w:rPr>
+          <w:rFonts w:ascii="Times New Roman" w:eastAsia="標楷體" w:hAnsi="Times New Roman" w:cs="Times New Roman" w:hint="eastAsia"/>
+          <w:highlight w:val="yellow"/>
+        </w:rPr>
+        <w:t>量</w:t>
+      </w:r>
+      <w:r>
+        <w:rPr>
+          <w:rFonts w:ascii="Times New Roman" w:eastAsia="標楷體" w:hAnsi="Times New Roman" w:cs="Times New Roman" w:hint="eastAsia"/>
+          <w:highlight w:val="yellow"/>
+        </w:rPr>
+        <w:t>相同時，數值越低代表路徑規劃越具效率，</w:t>
+      </w:r>
+      <w:r>
+        <w:rPr>
+          <w:rFonts w:ascii="Times New Roman" w:eastAsia="標楷體" w:hAnsi="Times New Roman" w:cs="Times New Roman" w:hint="eastAsia"/>
+          <w:highlight w:val="yellow"/>
+        </w:rPr>
+        <w:t>定義為</w:t>
+      </w:r>
+      <w:r>
+        <w:rPr>
+          <w:rFonts w:ascii="Times New Roman" w:eastAsia="標楷體" w:hAnsi="Times New Roman" w:cs="Times New Roman" w:hint="eastAsia"/>
+          <w:highlight w:val="yellow"/>
+        </w:rPr>
+        <w:t>效果較佳。平均路線裝載率</w:t>
+      </w:r>
+      <w:r>
+        <w:rPr>
+          <w:rFonts w:ascii="Times New Roman" w:eastAsia="標楷體" w:hAnsi="Times New Roman" w:cs="Times New Roman" w:hint="eastAsia"/>
+          <w:highlight w:val="yellow"/>
+        </w:rPr>
+        <w:t>代表</w:t>
+      </w:r>
+      <w:proofErr w:type="gramStart"/>
+      <w:r>
+        <w:rPr>
+          <w:rFonts w:ascii="Times New Roman" w:eastAsia="標楷體" w:hAnsi="Times New Roman" w:cs="Times New Roman" w:hint="eastAsia"/>
+          <w:highlight w:val="yellow"/>
+        </w:rPr>
+        <w:t>固定運</w:t>
+      </w:r>
+      <w:proofErr w:type="gramEnd"/>
+      <w:r>
+        <w:rPr>
+          <w:rFonts w:ascii="Times New Roman" w:eastAsia="標楷體" w:hAnsi="Times New Roman" w:cs="Times New Roman" w:hint="eastAsia"/>
+          <w:highlight w:val="yellow"/>
+        </w:rPr>
+        <w:t>能下的資源利用效率，</w:t>
+      </w:r>
+      <w:r>
+        <w:rPr>
+          <w:rFonts w:ascii="Times New Roman" w:eastAsia="標楷體" w:hAnsi="Times New Roman" w:cs="Times New Roman" w:hint="eastAsia"/>
+          <w:highlight w:val="yellow"/>
+        </w:rPr>
+        <w:t>數值</w:t>
+      </w:r>
+      <w:r>
+        <w:rPr>
+          <w:rFonts w:ascii="Times New Roman" w:eastAsia="標楷體" w:hAnsi="Times New Roman" w:cs="Times New Roman" w:hint="eastAsia"/>
+          <w:highlight w:val="yellow"/>
+        </w:rPr>
+        <w:t>越高</w:t>
+      </w:r>
+      <w:r>
+        <w:rPr>
+          <w:rFonts w:ascii="Times New Roman" w:eastAsia="標楷體" w:hAnsi="Times New Roman" w:cs="Times New Roman" w:hint="eastAsia"/>
+          <w:highlight w:val="yellow"/>
+        </w:rPr>
+        <w:t>定義為</w:t>
+      </w:r>
+      <w:r>
+        <w:rPr>
+          <w:rFonts w:ascii="Times New Roman" w:eastAsia="標楷體" w:hAnsi="Times New Roman" w:cs="Times New Roman" w:hint="eastAsia"/>
+          <w:highlight w:val="yellow"/>
+        </w:rPr>
+        <w:t>效果較佳</w:t>
+      </w:r>
+      <w:r>
+        <w:rPr>
+          <w:rFonts w:ascii="Times New Roman" w:eastAsia="標楷體" w:hAnsi="Times New Roman" w:cs="Times New Roman" w:hint="eastAsia"/>
+          <w:highlight w:val="yellow"/>
+        </w:rPr>
+        <w:t>。</w:t>
+      </w:r>
+      <w:r>
+        <w:rPr>
+          <w:rFonts w:ascii="Times New Roman" w:eastAsia="標楷體" w:hAnsi="Times New Roman" w:cs="Times New Roman" w:hint="eastAsia"/>
+          <w:highlight w:val="yellow"/>
+        </w:rPr>
+        <w:t>而規劃所需時間則對比人工與自動化作業的差異，時間越短</w:t>
+      </w:r>
+      <w:r>
+        <w:rPr>
+          <w:rFonts w:ascii="Times New Roman" w:eastAsia="標楷體" w:hAnsi="Times New Roman" w:cs="Times New Roman" w:hint="eastAsia"/>
+          <w:highlight w:val="yellow"/>
+        </w:rPr>
+        <w:t>定義為</w:t>
+      </w:r>
+      <w:r>
+        <w:rPr>
+          <w:rFonts w:ascii="Times New Roman" w:eastAsia="標楷體" w:hAnsi="Times New Roman" w:cs="Times New Roman" w:hint="eastAsia"/>
+          <w:highlight w:val="yellow"/>
+        </w:rPr>
+        <w:t>效果較佳。</w:t>
       </w:r>
     </w:p>
     <w:p>
@@ -32600,115 +32621,4217 @@
         <w:widowControl/>
         <w:rPr>
           <w:rFonts w:ascii="Times New Roman" w:eastAsia="標楷體" w:hAnsi="Times New Roman" w:cs="Times New Roman"/>
+          <w:highlight w:val="yellow"/>
+        </w:rPr>
+      </w:pPr>
+      <w:r>
+        <w:rPr>
+          <w:rFonts w:ascii="Times New Roman" w:eastAsia="標楷體" w:hAnsi="Times New Roman" w:cs="Times New Roman"/>
+          <w:highlight w:val="yellow"/>
+        </w:rPr>
+        <w:br w:type="page"/>
+      </w:r>
+    </w:p>
+    <w:p>
+      <w:pPr>
+        <w:widowControl/>
+        <w:outlineLvl w:val="1"/>
+        <w:rPr>
+          <w:rFonts w:ascii="Times New Roman" w:eastAsia="標楷體" w:hAnsi="Times New Roman" w:cs="Times New Roman" w:hint="eastAsia"/>
+          <w:b/>
+          <w:bCs/>
+          <w:sz w:val="36"/>
+          <w:szCs w:val="36"/>
+          <w:highlight w:val="yellow"/>
+        </w:rPr>
+      </w:pPr>
+      <w:bookmarkStart w:id="57" w:name="_Toc215925780"/>
+      <w:r>
+        <w:rPr>
+          <w:rFonts w:ascii="Times New Roman" w:eastAsia="標楷體" w:hAnsi="Times New Roman" w:cs="Times New Roman" w:hint="eastAsia"/>
+          <w:b/>
+          <w:bCs/>
+          <w:sz w:val="36"/>
+          <w:szCs w:val="36"/>
+          <w:highlight w:val="yellow"/>
+        </w:rPr>
+        <w:lastRenderedPageBreak/>
+        <w:t xml:space="preserve">4.3 </w:t>
+      </w:r>
+      <w:r>
+        <w:rPr>
+          <w:rFonts w:ascii="Times New Roman" w:eastAsia="標楷體" w:hAnsi="Times New Roman" w:cs="Times New Roman" w:hint="eastAsia"/>
+          <w:b/>
+          <w:bCs/>
+          <w:sz w:val="36"/>
+          <w:szCs w:val="36"/>
+          <w:highlight w:val="yellow"/>
+        </w:rPr>
+        <w:t>實驗</w:t>
+      </w:r>
+      <w:bookmarkEnd w:id="57"/>
+      <w:r>
+        <w:rPr>
+          <w:rFonts w:ascii="Times New Roman" w:eastAsia="標楷體" w:hAnsi="Times New Roman" w:cs="Times New Roman" w:hint="eastAsia"/>
+          <w:b/>
+          <w:bCs/>
+          <w:sz w:val="36"/>
+          <w:szCs w:val="36"/>
+          <w:highlight w:val="yellow"/>
+        </w:rPr>
+        <w:t>結果</w:t>
+      </w:r>
+      <w:r>
+        <w:rPr>
+          <w:rFonts w:ascii="Times New Roman" w:eastAsia="標楷體" w:hAnsi="Times New Roman" w:cs="Times New Roman" w:hint="eastAsia"/>
+          <w:b/>
+          <w:bCs/>
+          <w:sz w:val="36"/>
+          <w:szCs w:val="36"/>
+          <w:highlight w:val="yellow"/>
+        </w:rPr>
+        <w:t>與分析</w:t>
+      </w:r>
+    </w:p>
+    <w:p>
+      <w:pPr>
+        <w:pStyle w:val="af6"/>
+        <w:spacing w:line="360" w:lineRule="auto"/>
+        <w:ind w:firstLine="480"/>
+        <w:jc w:val="both"/>
+        <w:rPr>
+          <w:rFonts w:ascii="Times New Roman" w:eastAsia="標楷體" w:hAnsi="Times New Roman" w:cs="Times New Roman" w:hint="eastAsia"/>
+          <w:sz w:val="24"/>
+          <w:szCs w:val="24"/>
+          <w:highlight w:val="yellow"/>
+        </w:rPr>
+      </w:pPr>
+      <w:r>
+        <w:rPr>
+          <w:rFonts w:ascii="Times New Roman" w:eastAsia="標楷體" w:hAnsi="Times New Roman" w:cs="Times New Roman" w:hint="eastAsia"/>
+          <w:sz w:val="24"/>
+          <w:szCs w:val="24"/>
+          <w:highlight w:val="yellow"/>
+        </w:rPr>
+        <w:t>本研究採用物流公司</w:t>
+      </w:r>
+      <w:r>
+        <w:rPr>
+          <w:rFonts w:ascii="Times New Roman" w:eastAsia="標楷體" w:hAnsi="Times New Roman" w:cs="Times New Roman" w:hint="eastAsia"/>
+          <w:sz w:val="24"/>
+          <w:szCs w:val="24"/>
+          <w:highlight w:val="yellow"/>
+        </w:rPr>
+        <w:t>之實際</w:t>
+      </w:r>
+      <w:r>
+        <w:rPr>
+          <w:rFonts w:ascii="Times New Roman" w:eastAsia="標楷體" w:hAnsi="Times New Roman" w:cs="Times New Roman" w:hint="eastAsia"/>
+          <w:sz w:val="24"/>
+          <w:szCs w:val="24"/>
+          <w:highlight w:val="yellow"/>
+        </w:rPr>
+        <w:t>人工</w:t>
+      </w:r>
+      <w:r>
+        <w:rPr>
+          <w:rFonts w:ascii="Times New Roman" w:eastAsia="標楷體" w:hAnsi="Times New Roman" w:cs="Times New Roman" w:hint="eastAsia"/>
+          <w:sz w:val="24"/>
+          <w:szCs w:val="24"/>
+          <w:highlight w:val="yellow"/>
+        </w:rPr>
+        <w:t>編排路線資料作為比較</w:t>
+      </w:r>
+      <w:r>
+        <w:rPr>
+          <w:rFonts w:ascii="Times New Roman" w:eastAsia="標楷體" w:hAnsi="Times New Roman" w:cs="Times New Roman" w:hint="eastAsia"/>
+          <w:sz w:val="24"/>
+          <w:szCs w:val="24"/>
+          <w:highlight w:val="yellow"/>
+        </w:rPr>
+        <w:t>基準</w:t>
+      </w:r>
+      <w:r>
+        <w:rPr>
+          <w:rFonts w:ascii="Times New Roman" w:eastAsia="標楷體" w:hAnsi="Times New Roman" w:cs="Times New Roman" w:hint="eastAsia"/>
+          <w:sz w:val="24"/>
+          <w:szCs w:val="24"/>
+          <w:highlight w:val="yellow"/>
+        </w:rPr>
+        <w:t>，</w:t>
+      </w:r>
+      <w:r>
+        <w:rPr>
+          <w:rFonts w:ascii="Times New Roman" w:eastAsia="標楷體" w:hAnsi="Times New Roman" w:cs="Times New Roman" w:hint="eastAsia"/>
+          <w:sz w:val="24"/>
+          <w:szCs w:val="24"/>
+          <w:highlight w:val="yellow"/>
+        </w:rPr>
+        <w:t>以</w:t>
+      </w:r>
+      <w:r>
+        <w:rPr>
+          <w:rFonts w:ascii="Times New Roman" w:eastAsia="標楷體" w:hAnsi="Times New Roman" w:cs="Times New Roman" w:hint="eastAsia"/>
+          <w:sz w:val="24"/>
+          <w:szCs w:val="24"/>
+          <w:highlight w:val="yellow"/>
+        </w:rPr>
+        <w:t>每日</w:t>
+      </w:r>
+      <w:r>
+        <w:rPr>
+          <w:rFonts w:ascii="Times New Roman" w:eastAsia="標楷體" w:hAnsi="Times New Roman" w:cs="Times New Roman" w:hint="eastAsia"/>
+          <w:sz w:val="24"/>
+          <w:szCs w:val="24"/>
+          <w:highlight w:val="yellow"/>
+        </w:rPr>
+        <w:t>配送</w:t>
+      </w:r>
+      <w:r>
+        <w:rPr>
+          <w:rFonts w:ascii="Times New Roman" w:eastAsia="標楷體" w:hAnsi="Times New Roman" w:cs="Times New Roman" w:hint="eastAsia"/>
+          <w:sz w:val="24"/>
+          <w:szCs w:val="24"/>
+          <w:highlight w:val="yellow"/>
+        </w:rPr>
+        <w:t>需求為</w:t>
+      </w:r>
+      <w:r>
+        <w:rPr>
+          <w:rFonts w:ascii="Times New Roman" w:eastAsia="標楷體" w:hAnsi="Times New Roman" w:cs="Times New Roman" w:hint="eastAsia"/>
+          <w:sz w:val="24"/>
+          <w:szCs w:val="24"/>
+          <w:highlight w:val="yellow"/>
+        </w:rPr>
+        <w:t>實驗</w:t>
+      </w:r>
+      <w:r>
+        <w:rPr>
+          <w:rFonts w:ascii="Times New Roman" w:eastAsia="標楷體" w:hAnsi="Times New Roman" w:cs="Times New Roman" w:hint="eastAsia"/>
+          <w:sz w:val="24"/>
+          <w:szCs w:val="24"/>
+          <w:highlight w:val="yellow"/>
+        </w:rPr>
+        <w:t>單位</w:t>
+      </w:r>
+      <w:r>
+        <w:rPr>
+          <w:rFonts w:ascii="Times New Roman" w:eastAsia="標楷體" w:hAnsi="Times New Roman" w:cs="Times New Roman" w:hint="eastAsia"/>
+          <w:sz w:val="24"/>
+          <w:szCs w:val="24"/>
+          <w:highlight w:val="yellow"/>
+        </w:rPr>
+        <w:t>，共</w:t>
+      </w:r>
+      <w:r>
+        <w:rPr>
+          <w:rFonts w:ascii="Times New Roman" w:eastAsia="標楷體" w:hAnsi="Times New Roman" w:cs="Times New Roman"/>
+          <w:sz w:val="24"/>
+          <w:szCs w:val="24"/>
+          <w:highlight w:val="yellow"/>
+        </w:rPr>
+        <w:t>1</w:t>
+      </w:r>
+      <w:r>
+        <w:rPr>
+          <w:rFonts w:ascii="Times New Roman" w:eastAsia="標楷體" w:hAnsi="Times New Roman" w:cs="Times New Roman" w:hint="eastAsia"/>
+          <w:sz w:val="24"/>
+          <w:szCs w:val="24"/>
+          <w:highlight w:val="yellow"/>
+        </w:rPr>
+        <w:t>0</w:t>
+      </w:r>
+      <w:r>
+        <w:rPr>
+          <w:rFonts w:ascii="Times New Roman" w:eastAsia="標楷體" w:hAnsi="Times New Roman" w:cs="Times New Roman" w:hint="eastAsia"/>
+          <w:sz w:val="24"/>
+          <w:szCs w:val="24"/>
+          <w:highlight w:val="yellow"/>
+        </w:rPr>
+        <w:t>組案例</w:t>
+      </w:r>
+      <w:r>
+        <w:rPr>
+          <w:rFonts w:ascii="Times New Roman" w:eastAsia="標楷體" w:hAnsi="Times New Roman" w:cs="Times New Roman" w:hint="eastAsia"/>
+          <w:sz w:val="24"/>
+          <w:szCs w:val="24"/>
+          <w:highlight w:val="yellow"/>
+        </w:rPr>
+        <w:t>。</w:t>
+      </w:r>
+      <w:r>
+        <w:rPr>
+          <w:rFonts w:ascii="Times New Roman" w:eastAsia="標楷體" w:hAnsi="Times New Roman" w:cs="Times New Roman" w:hint="eastAsia"/>
+          <w:sz w:val="24"/>
+          <w:szCs w:val="24"/>
+          <w:highlight w:val="yellow"/>
+        </w:rPr>
+        <w:t>系統進行路線編排後，</w:t>
+      </w:r>
+      <w:r>
+        <w:rPr>
+          <w:rFonts w:ascii="Times New Roman" w:eastAsia="標楷體" w:hAnsi="Times New Roman" w:cs="Times New Roman" w:hint="eastAsia"/>
+          <w:sz w:val="24"/>
+          <w:szCs w:val="24"/>
+          <w:highlight w:val="yellow"/>
+        </w:rPr>
+        <w:t>針對</w:t>
+      </w:r>
+      <w:r>
+        <w:rPr>
+          <w:rFonts w:ascii="Times New Roman" w:eastAsia="標楷體" w:hAnsi="Times New Roman" w:cs="Times New Roman"/>
+          <w:sz w:val="24"/>
+          <w:szCs w:val="24"/>
+          <w:highlight w:val="yellow"/>
+        </w:rPr>
+        <w:t>車</w:t>
+      </w:r>
+      <w:r>
+        <w:rPr>
+          <w:rFonts w:ascii="Times New Roman" w:eastAsia="標楷體" w:hAnsi="Times New Roman" w:cs="Times New Roman" w:hint="eastAsia"/>
+          <w:sz w:val="24"/>
+          <w:szCs w:val="24"/>
+          <w:highlight w:val="yellow"/>
+        </w:rPr>
+        <w:t>輛</w:t>
+      </w:r>
+      <w:r>
+        <w:rPr>
+          <w:rFonts w:ascii="Times New Roman" w:eastAsia="標楷體" w:hAnsi="Times New Roman" w:cs="Times New Roman"/>
+          <w:sz w:val="24"/>
+          <w:szCs w:val="24"/>
+          <w:highlight w:val="yellow"/>
+        </w:rPr>
+        <w:t>數</w:t>
+      </w:r>
+      <w:r>
+        <w:rPr>
+          <w:rFonts w:ascii="Times New Roman" w:eastAsia="標楷體" w:hAnsi="Times New Roman" w:cs="Times New Roman" w:hint="eastAsia"/>
+          <w:sz w:val="24"/>
+          <w:szCs w:val="24"/>
+          <w:highlight w:val="yellow"/>
+        </w:rPr>
+        <w:t>輛</w:t>
+      </w:r>
+      <w:r>
+        <w:rPr>
+          <w:rFonts w:ascii="Times New Roman" w:eastAsia="標楷體" w:hAnsi="Times New Roman" w:cs="Times New Roman"/>
+          <w:sz w:val="24"/>
+          <w:szCs w:val="24"/>
+          <w:highlight w:val="yellow"/>
+        </w:rPr>
+        <w:t>、</w:t>
+      </w:r>
+      <w:r>
+        <w:rPr>
+          <w:rFonts w:ascii="Times New Roman" w:eastAsia="標楷體" w:hAnsi="Times New Roman" w:cs="Times New Roman" w:hint="eastAsia"/>
+          <w:sz w:val="24"/>
+          <w:szCs w:val="24"/>
+          <w:highlight w:val="yellow"/>
+        </w:rPr>
+        <w:t>總</w:t>
+      </w:r>
+      <w:r>
+        <w:rPr>
+          <w:rFonts w:ascii="Times New Roman" w:eastAsia="標楷體" w:hAnsi="Times New Roman" w:cs="Times New Roman"/>
+          <w:sz w:val="24"/>
+          <w:szCs w:val="24"/>
+          <w:highlight w:val="yellow"/>
+        </w:rPr>
+        <w:t>行駛距離</w:t>
+      </w:r>
+      <w:r>
+        <w:rPr>
+          <w:rFonts w:ascii="Times New Roman" w:eastAsia="標楷體" w:hAnsi="Times New Roman" w:cs="Times New Roman" w:hint="eastAsia"/>
+          <w:sz w:val="24"/>
+          <w:szCs w:val="24"/>
+          <w:highlight w:val="yellow"/>
+        </w:rPr>
+        <w:t>、總行駛</w:t>
+      </w:r>
+      <w:r>
+        <w:rPr>
+          <w:rFonts w:ascii="Times New Roman" w:eastAsia="標楷體" w:hAnsi="Times New Roman" w:cs="Times New Roman" w:hint="eastAsia"/>
+          <w:sz w:val="24"/>
+          <w:szCs w:val="24"/>
+          <w:highlight w:val="yellow"/>
+        </w:rPr>
+        <w:t>時長</w:t>
+      </w:r>
+      <w:r>
+        <w:rPr>
+          <w:rFonts w:ascii="Times New Roman" w:eastAsia="標楷體" w:hAnsi="Times New Roman" w:cs="Times New Roman" w:hint="eastAsia"/>
+          <w:sz w:val="24"/>
+          <w:szCs w:val="24"/>
+          <w:highlight w:val="yellow"/>
+        </w:rPr>
+        <w:t>、</w:t>
+      </w:r>
+      <w:r>
+        <w:rPr>
+          <w:rFonts w:ascii="Times New Roman" w:eastAsia="標楷體" w:hAnsi="Times New Roman" w:cs="Times New Roman" w:hint="eastAsia"/>
+          <w:sz w:val="24"/>
+          <w:szCs w:val="24"/>
+          <w:highlight w:val="yellow"/>
+        </w:rPr>
+        <w:t>平均路線裝載率及</w:t>
+      </w:r>
+      <w:r>
+        <w:rPr>
+          <w:rFonts w:ascii="Times New Roman" w:eastAsia="標楷體" w:hAnsi="Times New Roman" w:cs="Times New Roman" w:hint="eastAsia"/>
+          <w:sz w:val="24"/>
+          <w:szCs w:val="24"/>
+          <w:highlight w:val="yellow"/>
+        </w:rPr>
+        <w:t>系統</w:t>
+      </w:r>
+      <w:r>
+        <w:rPr>
+          <w:rFonts w:ascii="Times New Roman" w:eastAsia="標楷體" w:hAnsi="Times New Roman" w:cs="Times New Roman" w:hint="eastAsia"/>
+          <w:sz w:val="24"/>
+          <w:szCs w:val="24"/>
+          <w:highlight w:val="yellow"/>
+        </w:rPr>
+        <w:t>規劃所需時間</w:t>
+      </w:r>
+      <w:r>
+        <w:rPr>
+          <w:rFonts w:ascii="Times New Roman" w:eastAsia="標楷體" w:hAnsi="Times New Roman" w:cs="Times New Roman"/>
+          <w:sz w:val="24"/>
+          <w:szCs w:val="24"/>
+          <w:highlight w:val="yellow"/>
+        </w:rPr>
+        <w:t>進行</w:t>
+      </w:r>
+      <w:r>
+        <w:rPr>
+          <w:rFonts w:ascii="Times New Roman" w:eastAsia="標楷體" w:hAnsi="Times New Roman" w:cs="Times New Roman" w:hint="eastAsia"/>
+          <w:sz w:val="24"/>
+          <w:szCs w:val="24"/>
+          <w:highlight w:val="yellow"/>
+        </w:rPr>
+        <w:t>量化</w:t>
+      </w:r>
+      <w:r>
+        <w:rPr>
+          <w:rFonts w:ascii="Times New Roman" w:eastAsia="標楷體" w:hAnsi="Times New Roman" w:cs="Times New Roman"/>
+          <w:sz w:val="24"/>
+          <w:szCs w:val="24"/>
+          <w:highlight w:val="yellow"/>
+        </w:rPr>
+        <w:t>分析</w:t>
+      </w:r>
+      <w:r>
+        <w:rPr>
+          <w:rFonts w:ascii="Times New Roman" w:eastAsia="標楷體" w:hAnsi="Times New Roman" w:cs="Times New Roman" w:hint="eastAsia"/>
+          <w:sz w:val="24"/>
+          <w:szCs w:val="24"/>
+          <w:highlight w:val="yellow"/>
+        </w:rPr>
+        <w:t>。</w:t>
+      </w:r>
+      <w:r>
+        <w:rPr>
+          <w:rFonts w:ascii="Times New Roman" w:eastAsia="標楷體" w:hAnsi="Times New Roman" w:cs="Times New Roman" w:hint="eastAsia"/>
+          <w:sz w:val="24"/>
+          <w:szCs w:val="24"/>
+          <w:highlight w:val="yellow"/>
+        </w:rPr>
+        <w:t>此實驗</w:t>
+      </w:r>
+      <w:r>
+        <w:rPr>
+          <w:rFonts w:ascii="Times New Roman" w:eastAsia="標楷體" w:hAnsi="Times New Roman" w:cs="Times New Roman" w:hint="eastAsia"/>
+          <w:sz w:val="24"/>
+          <w:szCs w:val="24"/>
+          <w:highlight w:val="yellow"/>
+        </w:rPr>
+        <w:t>旨在驗證</w:t>
+      </w:r>
+      <w:r>
+        <w:rPr>
+          <w:rFonts w:ascii="Times New Roman" w:eastAsia="標楷體" w:hAnsi="Times New Roman" w:cs="Times New Roman" w:hint="eastAsia"/>
+          <w:sz w:val="24"/>
+          <w:szCs w:val="24"/>
+          <w:highlight w:val="yellow"/>
+        </w:rPr>
+        <w:t>本研究所提方法於真實配送情境之成效</w:t>
+      </w:r>
+      <w:r>
+        <w:rPr>
+          <w:rFonts w:ascii="Times New Roman" w:eastAsia="標楷體" w:hAnsi="Times New Roman" w:cs="Times New Roman" w:hint="eastAsia"/>
+          <w:sz w:val="24"/>
+          <w:szCs w:val="24"/>
+          <w:highlight w:val="yellow"/>
+        </w:rPr>
+        <w:t>，</w:t>
+      </w:r>
+      <w:r>
+        <w:rPr>
+          <w:rFonts w:ascii="Times New Roman" w:eastAsia="標楷體" w:hAnsi="Times New Roman" w:cs="Times New Roman" w:hint="eastAsia"/>
+          <w:sz w:val="24"/>
+          <w:szCs w:val="24"/>
+          <w:highlight w:val="yellow"/>
+        </w:rPr>
+        <w:t>相關實</w:t>
+      </w:r>
+      <w:r>
+        <w:rPr>
+          <w:rFonts w:ascii="Times New Roman" w:eastAsia="標楷體" w:hAnsi="Times New Roman" w:cs="Times New Roman" w:hint="eastAsia"/>
+          <w:sz w:val="24"/>
+          <w:szCs w:val="24"/>
+          <w:highlight w:val="yellow"/>
+        </w:rPr>
+        <w:t>驗數據</w:t>
+      </w:r>
+      <w:proofErr w:type="gramStart"/>
+      <w:r>
+        <w:rPr>
+          <w:rFonts w:ascii="Times New Roman" w:eastAsia="標楷體" w:hAnsi="Times New Roman" w:cs="Times New Roman" w:hint="eastAsia"/>
+          <w:sz w:val="24"/>
+          <w:szCs w:val="24"/>
+          <w:highlight w:val="yellow"/>
+        </w:rPr>
+        <w:t>彙整</w:t>
+      </w:r>
+      <w:r>
+        <w:rPr>
+          <w:rFonts w:ascii="Times New Roman" w:eastAsia="標楷體" w:hAnsi="Times New Roman" w:cs="Times New Roman" w:hint="eastAsia"/>
+          <w:sz w:val="24"/>
+          <w:szCs w:val="24"/>
+          <w:highlight w:val="yellow"/>
+        </w:rPr>
+        <w:t>如</w:t>
+      </w:r>
+      <w:proofErr w:type="gramEnd"/>
+      <w:r>
+        <w:rPr>
+          <w:rFonts w:ascii="Times New Roman" w:eastAsia="標楷體" w:hAnsi="Times New Roman" w:cs="Times New Roman"/>
+          <w:sz w:val="24"/>
+          <w:szCs w:val="24"/>
+          <w:highlight w:val="yellow"/>
+        </w:rPr>
+        <w:fldChar w:fldCharType="begin"/>
+      </w:r>
+      <w:r>
+        <w:rPr>
+          <w:rFonts w:ascii="Times New Roman" w:eastAsia="標楷體" w:hAnsi="Times New Roman" w:cs="Times New Roman"/>
+          <w:sz w:val="24"/>
+          <w:szCs w:val="24"/>
+          <w:highlight w:val="yellow"/>
+        </w:rPr>
+        <w:instrText xml:space="preserve"> REF _Ref217226506 \h </w:instrText>
+      </w:r>
+      <w:r>
+        <w:rPr>
+          <w:rFonts w:ascii="Times New Roman" w:eastAsia="標楷體" w:hAnsi="Times New Roman" w:cs="Times New Roman"/>
+          <w:sz w:val="24"/>
+          <w:szCs w:val="24"/>
+          <w:highlight w:val="yellow"/>
+        </w:rPr>
+      </w:r>
+      <w:r>
+        <w:rPr>
+          <w:rFonts w:ascii="Times New Roman" w:eastAsia="標楷體" w:hAnsi="Times New Roman" w:cs="Times New Roman"/>
+          <w:sz w:val="24"/>
+          <w:szCs w:val="24"/>
+          <w:highlight w:val="yellow"/>
+        </w:rPr>
+        <w:instrText xml:space="preserve"> \* MERGEFORMAT </w:instrText>
+      </w:r>
+      <w:r>
+        <w:rPr>
+          <w:rFonts w:ascii="Times New Roman" w:eastAsia="標楷體" w:hAnsi="Times New Roman" w:cs="Times New Roman"/>
+          <w:sz w:val="24"/>
+          <w:szCs w:val="24"/>
+          <w:highlight w:val="yellow"/>
+        </w:rPr>
+        <w:fldChar w:fldCharType="separate"/>
+      </w:r>
+      <w:r>
+        <w:rPr>
+          <w:rFonts w:ascii="Times New Roman" w:eastAsia="標楷體" w:hAnsi="Times New Roman" w:cs="Times New Roman"/>
+          <w:sz w:val="24"/>
+          <w:szCs w:val="24"/>
+          <w:highlight w:val="yellow"/>
+        </w:rPr>
+        <w:t>表</w:t>
+      </w:r>
+      <w:r>
+        <w:rPr>
+          <w:rFonts w:ascii="Times New Roman" w:eastAsia="標楷體" w:hAnsi="Times New Roman" w:cs="Times New Roman"/>
+          <w:noProof/>
+          <w:sz w:val="24"/>
+          <w:szCs w:val="24"/>
+          <w:highlight w:val="yellow"/>
+        </w:rPr>
+        <w:t>5</w:t>
+      </w:r>
+      <w:r>
+        <w:rPr>
+          <w:rFonts w:ascii="Times New Roman" w:eastAsia="標楷體" w:hAnsi="Times New Roman" w:cs="Times New Roman"/>
+          <w:sz w:val="24"/>
+          <w:szCs w:val="24"/>
+          <w:highlight w:val="yellow"/>
+        </w:rPr>
+        <w:fldChar w:fldCharType="end"/>
+      </w:r>
+      <w:r>
+        <w:rPr>
+          <w:rFonts w:ascii="Times New Roman" w:eastAsia="標楷體" w:hAnsi="Times New Roman" w:cs="Times New Roman" w:hint="eastAsia"/>
+          <w:sz w:val="24"/>
+          <w:szCs w:val="24"/>
+          <w:highlight w:val="yellow"/>
+        </w:rPr>
+        <w:t>所示。</w:t>
+      </w:r>
+    </w:p>
+    <w:p>
+      <w:pPr>
+        <w:pStyle w:val="af6"/>
+        <w:spacing w:line="360" w:lineRule="auto"/>
+        <w:jc w:val="center"/>
+        <w:rPr>
+          <w:rFonts w:ascii="Times New Roman" w:eastAsia="標楷體" w:hAnsi="Times New Roman" w:cs="Times New Roman" w:hint="eastAsia"/>
+          <w:b/>
+          <w:bCs/>
+          <w:sz w:val="24"/>
+          <w:szCs w:val="24"/>
+          <w:highlight w:val="yellow"/>
+        </w:rPr>
+      </w:pPr>
+      <w:bookmarkStart w:id="58" w:name="_Ref217226494"/>
+      <w:bookmarkStart w:id="59" w:name="_Ref217226506"/>
+      <w:r>
+        <w:rPr>
+          <w:rFonts w:ascii="Times New Roman" w:eastAsia="標楷體" w:hAnsi="Times New Roman" w:cs="Times New Roman"/>
+          <w:sz w:val="24"/>
+          <w:szCs w:val="24"/>
+          <w:highlight w:val="yellow"/>
+        </w:rPr>
+        <w:t>表</w:t>
+      </w:r>
+      <w:r>
+        <w:rPr>
+          <w:rFonts w:ascii="Times New Roman" w:eastAsia="標楷體" w:hAnsi="Times New Roman" w:cs="Times New Roman"/>
+          <w:sz w:val="24"/>
+          <w:szCs w:val="24"/>
+          <w:highlight w:val="yellow"/>
+        </w:rPr>
+        <w:fldChar w:fldCharType="begin"/>
+      </w:r>
+      <w:r>
+        <w:rPr>
+          <w:rFonts w:ascii="Times New Roman" w:eastAsia="標楷體" w:hAnsi="Times New Roman" w:cs="Times New Roman"/>
+          <w:sz w:val="24"/>
+          <w:szCs w:val="24"/>
+          <w:highlight w:val="yellow"/>
+        </w:rPr>
+        <w:instrText xml:space="preserve"> SEQ </w:instrText>
+      </w:r>
+      <w:r>
+        <w:rPr>
+          <w:rFonts w:ascii="Times New Roman" w:eastAsia="標楷體" w:hAnsi="Times New Roman" w:cs="Times New Roman"/>
+          <w:sz w:val="24"/>
+          <w:szCs w:val="24"/>
+          <w:highlight w:val="yellow"/>
+        </w:rPr>
+        <w:instrText>表</w:instrText>
+      </w:r>
+      <w:r>
+        <w:rPr>
+          <w:rFonts w:ascii="Times New Roman" w:eastAsia="標楷體" w:hAnsi="Times New Roman" w:cs="Times New Roman"/>
+          <w:sz w:val="24"/>
+          <w:szCs w:val="24"/>
+          <w:highlight w:val="yellow"/>
+        </w:rPr>
+        <w:instrText xml:space="preserve"> \* ARABIC </w:instrText>
+      </w:r>
+      <w:r>
+        <w:rPr>
+          <w:rFonts w:ascii="Times New Roman" w:eastAsia="標楷體" w:hAnsi="Times New Roman" w:cs="Times New Roman"/>
+          <w:sz w:val="24"/>
+          <w:szCs w:val="24"/>
+          <w:highlight w:val="yellow"/>
+        </w:rPr>
+        <w:fldChar w:fldCharType="separate"/>
+      </w:r>
+      <w:r>
+        <w:rPr>
+          <w:rFonts w:ascii="Times New Roman" w:eastAsia="標楷體" w:hAnsi="Times New Roman" w:cs="Times New Roman"/>
+          <w:noProof/>
+          <w:sz w:val="24"/>
+          <w:szCs w:val="24"/>
+          <w:highlight w:val="yellow"/>
+        </w:rPr>
+        <w:t>5</w:t>
+      </w:r>
+      <w:r>
+        <w:rPr>
+          <w:rFonts w:ascii="Times New Roman" w:eastAsia="標楷體" w:hAnsi="Times New Roman" w:cs="Times New Roman"/>
+          <w:sz w:val="24"/>
+          <w:szCs w:val="24"/>
+          <w:highlight w:val="yellow"/>
+        </w:rPr>
+        <w:fldChar w:fldCharType="end"/>
+      </w:r>
+      <w:bookmarkEnd w:id="59"/>
+      <w:r>
+        <w:rPr>
+          <w:rFonts w:ascii="Times New Roman" w:eastAsia="標楷體" w:hAnsi="Times New Roman" w:cs="Times New Roman" w:hint="eastAsia"/>
+          <w:sz w:val="24"/>
+          <w:szCs w:val="24"/>
+          <w:highlight w:val="yellow"/>
+        </w:rPr>
+        <w:t>系統規劃與物流公司人工編排</w:t>
+      </w:r>
+      <w:r>
+        <w:rPr>
+          <w:rFonts w:ascii="Times New Roman" w:eastAsia="標楷體" w:hAnsi="Times New Roman" w:cs="Times New Roman" w:hint="eastAsia"/>
+          <w:sz w:val="24"/>
+          <w:szCs w:val="24"/>
+          <w:highlight w:val="yellow"/>
+        </w:rPr>
+        <w:t>比較表</w:t>
+      </w:r>
+      <w:bookmarkEnd w:id="58"/>
+      <w:r>
+        <w:rPr>
+          <w:rFonts w:ascii="Times New Roman" w:eastAsia="標楷體" w:hAnsi="Times New Roman" w:cs="Times New Roman" w:hint="eastAsia"/>
+          <w:b/>
+          <w:bCs/>
+          <w:sz w:val="24"/>
+          <w:szCs w:val="24"/>
+          <w:highlight w:val="yellow"/>
+        </w:rPr>
+        <w:t xml:space="preserve"> </w:t>
+      </w:r>
+    </w:p>
+    <w:tbl>
+      <w:tblPr>
+        <w:tblStyle w:val="ae"/>
+        <w:tblW w:w="10311" w:type="dxa"/>
+        <w:jc w:val="center"/>
+        <w:tblLayout w:type="fixed"/>
+        <w:tblLook w:val="04A0" w:firstRow="1" w:lastRow="0" w:firstColumn="1" w:lastColumn="0" w:noHBand="0" w:noVBand="1"/>
+      </w:tblPr>
+      <w:tblGrid>
+        <w:gridCol w:w="1050"/>
+        <w:gridCol w:w="756"/>
+        <w:gridCol w:w="1059"/>
+        <w:gridCol w:w="1056"/>
+        <w:gridCol w:w="816"/>
+        <w:gridCol w:w="941"/>
+        <w:gridCol w:w="756"/>
+        <w:gridCol w:w="1176"/>
+        <w:gridCol w:w="1056"/>
+        <w:gridCol w:w="816"/>
+        <w:gridCol w:w="829"/>
+      </w:tblGrid>
+      <w:tr>
+        <w:trPr>
+          <w:cnfStyle w:val="100000000000" w:firstRow="1" w:lastRow="0" w:firstColumn="0" w:lastColumn="0" w:oddVBand="0" w:evenVBand="0" w:oddHBand="0" w:evenHBand="0" w:firstRowFirstColumn="0" w:firstRowLastColumn="0" w:lastRowFirstColumn="0" w:lastRowLastColumn="0"/>
+          <w:jc w:val="center"/>
+        </w:trPr>
+        <w:tc>
+          <w:tcPr>
+            <w:tcW w:w="1050" w:type="dxa"/>
+            <w:tcBorders>
+              <w:bottom w:val="nil"/>
+            </w:tcBorders>
+          </w:tcPr>
+          <w:p>
+            <w:pPr>
+              <w:widowControl/>
+              <w:jc w:val="center"/>
+              <w:rPr>
+                <w:rFonts w:ascii="Times New Roman" w:eastAsia="標楷體" w:hAnsi="Times New Roman" w:cs="Times New Roman"/>
+              </w:rPr>
+            </w:pPr>
+          </w:p>
+        </w:tc>
+        <w:tc>
+          <w:tcPr>
+            <w:tcW w:w="4628" w:type="dxa"/>
+            <w:gridSpan w:val="5"/>
+            <w:shd w:val="clear" w:color="auto" w:fill="F2F2F2" w:themeFill="background1" w:themeFillShade="F2"/>
+          </w:tcPr>
+          <w:p>
+            <w:pPr>
+              <w:widowControl/>
+              <w:jc w:val="center"/>
+              <w:rPr>
+                <w:rFonts w:ascii="Times New Roman" w:eastAsia="標楷體" w:hAnsi="Times New Roman" w:cs="Times New Roman"/>
+                <w:highlight w:val="yellow"/>
+              </w:rPr>
+            </w:pPr>
+            <w:r>
+              <w:rPr>
+                <w:rFonts w:ascii="Times New Roman" w:eastAsia="標楷體" w:hAnsi="Times New Roman" w:cs="Times New Roman" w:hint="eastAsia"/>
+                <w:highlight w:val="yellow"/>
+              </w:rPr>
+              <w:t>系統</w:t>
+            </w:r>
+            <w:r>
+              <w:rPr>
+                <w:rFonts w:ascii="Times New Roman" w:eastAsia="標楷體" w:hAnsi="Times New Roman" w:cs="Times New Roman" w:hint="eastAsia"/>
+                <w:highlight w:val="yellow"/>
+              </w:rPr>
+              <w:t>編排路線</w:t>
+            </w:r>
+          </w:p>
+        </w:tc>
+        <w:tc>
+          <w:tcPr>
+            <w:tcW w:w="4633" w:type="dxa"/>
+            <w:gridSpan w:val="5"/>
+          </w:tcPr>
+          <w:p>
+            <w:pPr>
+              <w:widowControl/>
+              <w:jc w:val="center"/>
+              <w:rPr>
+                <w:rFonts w:ascii="Times New Roman" w:eastAsia="標楷體" w:hAnsi="Times New Roman" w:cs="Times New Roman" w:hint="eastAsia"/>
+                <w:highlight w:val="yellow"/>
+              </w:rPr>
+            </w:pPr>
+            <w:r>
+              <w:rPr>
+                <w:rFonts w:ascii="Times New Roman" w:eastAsia="標楷體" w:hAnsi="Times New Roman" w:cs="Times New Roman" w:hint="eastAsia"/>
+                <w:highlight w:val="yellow"/>
+              </w:rPr>
+              <w:t>物流公司人工</w:t>
+            </w:r>
+            <w:r>
+              <w:rPr>
+                <w:rFonts w:ascii="Times New Roman" w:eastAsia="標楷體" w:hAnsi="Times New Roman" w:cs="Times New Roman" w:hint="eastAsia"/>
+                <w:highlight w:val="yellow"/>
+              </w:rPr>
+              <w:t>編排路線</w:t>
+            </w:r>
+          </w:p>
+        </w:tc>
+      </w:tr>
+      <w:tr>
+        <w:trPr>
+          <w:jc w:val="center"/>
+        </w:trPr>
+        <w:tc>
+          <w:tcPr>
+            <w:tcW w:w="1050" w:type="dxa"/>
+            <w:tcBorders>
+              <w:top w:val="nil"/>
+              <w:bottom w:val="single" w:sz="4" w:space="0" w:color="auto"/>
+            </w:tcBorders>
+          </w:tcPr>
+          <w:p>
+            <w:pPr>
+              <w:widowControl/>
+              <w:spacing w:line="360" w:lineRule="auto"/>
+              <w:jc w:val="center"/>
+              <w:rPr>
+                <w:rFonts w:ascii="Times New Roman" w:eastAsia="標楷體" w:hAnsi="Times New Roman" w:cs="Times New Roman"/>
+                <w:highlight w:val="yellow"/>
+              </w:rPr>
+            </w:pPr>
+            <m:oMathPara>
+              <m:oMath>
+                <m:r>
+                  <w:rPr>
+                    <w:rFonts w:ascii="Cambria Math" w:eastAsia="標楷體" w:hAnsi="Cambria Math" w:cs="Times New Roman" w:hint="eastAsia"/>
+                    <w:highlight w:val="yellow"/>
+                  </w:rPr>
+                  <m:t>Ins.</m:t>
+                </m:r>
+              </m:oMath>
+            </m:oMathPara>
+          </w:p>
+        </w:tc>
+        <w:tc>
+          <w:tcPr>
+            <w:tcW w:w="756" w:type="dxa"/>
+            <w:tcBorders>
+              <w:top w:val="single" w:sz="4" w:space="0" w:color="auto"/>
+              <w:bottom w:val="single" w:sz="4" w:space="0" w:color="auto"/>
+            </w:tcBorders>
+            <w:shd w:val="clear" w:color="auto" w:fill="F2F2F2" w:themeFill="background1" w:themeFillShade="F2"/>
+          </w:tcPr>
+          <w:p>
+            <w:pPr>
+              <w:widowControl/>
+              <w:spacing w:line="360" w:lineRule="auto"/>
+              <w:jc w:val="center"/>
+              <w:rPr>
+                <w:rFonts w:ascii="Times New Roman" w:eastAsia="標楷體" w:hAnsi="Times New Roman" w:cs="Times New Roman"/>
+                <w:highlight w:val="yellow"/>
+              </w:rPr>
+            </w:pPr>
+            <m:oMathPara>
+              <m:oMath>
+                <m:r>
+                  <w:rPr>
+                    <w:rFonts w:ascii="Cambria Math" w:eastAsia="標楷體" w:hAnsi="Cambria Math" w:cs="Times New Roman" w:hint="eastAsia"/>
+                    <w:highlight w:val="yellow"/>
+                  </w:rPr>
+                  <m:t>K</m:t>
+                </m:r>
+              </m:oMath>
+            </m:oMathPara>
+          </w:p>
+        </w:tc>
+        <w:tc>
+          <w:tcPr>
+            <w:tcW w:w="1059" w:type="dxa"/>
+            <w:tcBorders>
+              <w:top w:val="single" w:sz="4" w:space="0" w:color="auto"/>
+              <w:bottom w:val="single" w:sz="4" w:space="0" w:color="auto"/>
+            </w:tcBorders>
+            <w:shd w:val="clear" w:color="auto" w:fill="F2F2F2" w:themeFill="background1" w:themeFillShade="F2"/>
+          </w:tcPr>
+          <w:p>
+            <w:pPr>
+              <w:widowControl/>
+              <w:spacing w:line="360" w:lineRule="auto"/>
+              <w:jc w:val="center"/>
+              <w:rPr>
+                <w:rFonts w:ascii="Times New Roman" w:eastAsia="標楷體" w:hAnsi="Times New Roman" w:cs="Times New Roman"/>
+                <w:highlight w:val="yellow"/>
+              </w:rPr>
+            </w:pPr>
+            <m:oMathPara>
+              <m:oMath>
+                <m:sSup>
+                  <m:sSupPr>
+                    <m:ctrlPr>
+                      <w:rPr>
+                        <w:rFonts w:ascii="Cambria Math" w:eastAsia="標楷體" w:hAnsi="Cambria Math" w:cs="Times New Roman"/>
+                        <w:i/>
+                        <w:highlight w:val="yellow"/>
+                      </w:rPr>
+                    </m:ctrlPr>
+                  </m:sSupPr>
+                  <m:e>
+                    <m:r>
+                      <w:rPr>
+                        <w:rFonts w:ascii="Cambria Math" w:eastAsia="標楷體" w:hAnsi="Cambria Math" w:cs="Times New Roman" w:hint="eastAsia"/>
+                        <w:highlight w:val="yellow"/>
+                      </w:rPr>
+                      <m:t>T</m:t>
+                    </m:r>
+                    <m:ctrlPr>
+                      <w:rPr>
+                        <w:rFonts w:ascii="Cambria Math" w:eastAsia="標楷體" w:hAnsi="Cambria Math" w:cs="Times New Roman" w:hint="eastAsia"/>
+                        <w:i/>
+                        <w:highlight w:val="yellow"/>
+                      </w:rPr>
+                    </m:ctrlPr>
+                  </m:e>
+                  <m:sup>
+                    <m:r>
+                      <w:rPr>
+                        <w:rFonts w:ascii="Cambria Math" w:eastAsia="標楷體" w:hAnsi="Cambria Math" w:cs="Times New Roman" w:hint="eastAsia"/>
+                        <w:highlight w:val="yellow"/>
+                      </w:rPr>
+                      <m:t>C</m:t>
+                    </m:r>
+                  </m:sup>
+                </m:sSup>
+              </m:oMath>
+            </m:oMathPara>
+          </w:p>
+        </w:tc>
+        <w:tc>
+          <w:tcPr>
+            <w:tcW w:w="1056" w:type="dxa"/>
+            <w:tcBorders>
+              <w:top w:val="single" w:sz="4" w:space="0" w:color="auto"/>
+              <w:bottom w:val="single" w:sz="4" w:space="0" w:color="auto"/>
+            </w:tcBorders>
+            <w:shd w:val="clear" w:color="auto" w:fill="F2F2F2" w:themeFill="background1" w:themeFillShade="F2"/>
+          </w:tcPr>
+          <w:p>
+            <w:pPr>
+              <w:widowControl/>
+              <w:spacing w:line="360" w:lineRule="auto"/>
+              <w:jc w:val="center"/>
+              <w:rPr>
+                <w:rFonts w:ascii="Times New Roman" w:eastAsia="標楷體" w:hAnsi="Times New Roman" w:cs="Times New Roman"/>
+                <w:highlight w:val="yellow"/>
+              </w:rPr>
+            </w:pPr>
+            <m:oMathPara>
+              <m:oMath>
+                <m:sSup>
+                  <m:sSupPr>
+                    <m:ctrlPr>
+                      <w:rPr>
+                        <w:rFonts w:ascii="Cambria Math" w:eastAsia="標楷體" w:hAnsi="Cambria Math" w:cs="Times New Roman"/>
+                        <w:i/>
+                        <w:highlight w:val="yellow"/>
+                      </w:rPr>
+                    </m:ctrlPr>
+                  </m:sSupPr>
+                  <m:e>
+                    <m:r>
+                      <w:rPr>
+                        <w:rFonts w:ascii="Cambria Math" w:eastAsia="標楷體" w:hAnsi="Cambria Math" w:cs="Times New Roman" w:hint="eastAsia"/>
+                        <w:highlight w:val="yellow"/>
+                      </w:rPr>
+                      <m:t>T</m:t>
+                    </m:r>
+                    <m:ctrlPr>
+                      <w:rPr>
+                        <w:rFonts w:ascii="Cambria Math" w:eastAsia="標楷體" w:hAnsi="Cambria Math" w:cs="Times New Roman" w:hint="eastAsia"/>
+                        <w:i/>
+                        <w:highlight w:val="yellow"/>
+                      </w:rPr>
+                    </m:ctrlPr>
+                  </m:e>
+                  <m:sup>
+                    <m:r>
+                      <w:rPr>
+                        <w:rFonts w:ascii="Cambria Math" w:eastAsia="標楷體" w:hAnsi="Cambria Math" w:cs="Times New Roman" w:hint="eastAsia"/>
+                        <w:highlight w:val="yellow"/>
+                      </w:rPr>
+                      <m:t>D</m:t>
+                    </m:r>
+                  </m:sup>
+                </m:sSup>
+              </m:oMath>
+            </m:oMathPara>
+          </w:p>
+        </w:tc>
+        <w:tc>
+          <w:tcPr>
+            <w:tcW w:w="816" w:type="dxa"/>
+            <w:tcBorders>
+              <w:bottom w:val="single" w:sz="4" w:space="0" w:color="auto"/>
+            </w:tcBorders>
+            <w:shd w:val="clear" w:color="auto" w:fill="F2F2F2" w:themeFill="background1" w:themeFillShade="F2"/>
+          </w:tcPr>
+          <w:p>
+            <w:pPr>
+              <w:widowControl/>
+              <w:spacing w:line="360" w:lineRule="auto"/>
+              <w:jc w:val="center"/>
+              <w:rPr>
+                <w:rFonts w:ascii="Cambria Math" w:eastAsia="標楷體" w:hAnsi="Cambria Math" w:cs="Times New Roman" w:hint="eastAsia"/>
+                <w:i/>
+                <w:highlight w:val="yellow"/>
+              </w:rPr>
+            </w:pPr>
+            <w:r>
+              <w:rPr>
+                <w:rFonts w:ascii="Cambria Math" w:eastAsia="標楷體" w:hAnsi="Cambria Math" w:cs="Times New Roman" w:hint="eastAsia"/>
+                <w:i/>
+                <w:highlight w:val="yellow"/>
+              </w:rPr>
+              <w:t>R</w:t>
+            </w:r>
+          </w:p>
+        </w:tc>
+        <w:tc>
+          <w:tcPr>
+            <w:tcW w:w="941" w:type="dxa"/>
+            <w:tcBorders>
+              <w:top w:val="single" w:sz="4" w:space="0" w:color="auto"/>
+              <w:bottom w:val="single" w:sz="4" w:space="0" w:color="auto"/>
+            </w:tcBorders>
+            <w:shd w:val="clear" w:color="auto" w:fill="F2F2F2" w:themeFill="background1" w:themeFillShade="F2"/>
+          </w:tcPr>
+          <w:p>
+            <w:pPr>
+              <w:widowControl/>
+              <w:spacing w:line="360" w:lineRule="auto"/>
+              <w:jc w:val="center"/>
+              <w:rPr>
+                <w:rFonts w:ascii="Times New Roman" w:eastAsia="標楷體" w:hAnsi="Times New Roman" w:cs="Times New Roman"/>
+                <w:highlight w:val="yellow"/>
+              </w:rPr>
+            </w:pPr>
+            <m:oMathPara>
+              <m:oMath>
+                <m:r>
+                  <w:rPr>
+                    <w:rFonts w:ascii="Cambria Math" w:eastAsia="標楷體" w:hAnsi="Cambria Math" w:cs="Times New Roman" w:hint="eastAsia"/>
+                    <w:highlight w:val="yellow"/>
+                  </w:rPr>
+                  <m:t>T</m:t>
+                </m:r>
+                <m:r>
+                  <w:rPr>
+                    <w:rFonts w:ascii="Cambria Math" w:eastAsia="標楷體" w:hAnsi="Cambria Math" w:cs="Times New Roman"/>
+                    <w:highlight w:val="yellow"/>
+                  </w:rPr>
+                  <m:t>ime</m:t>
+                </m:r>
+              </m:oMath>
+            </m:oMathPara>
+          </w:p>
+        </w:tc>
+        <w:tc>
+          <w:tcPr>
+            <w:tcW w:w="756" w:type="dxa"/>
+            <w:tcBorders>
+              <w:top w:val="single" w:sz="4" w:space="0" w:color="auto"/>
+              <w:bottom w:val="single" w:sz="4" w:space="0" w:color="auto"/>
+            </w:tcBorders>
+          </w:tcPr>
+          <w:p>
+            <w:pPr>
+              <w:widowControl/>
+              <w:spacing w:line="360" w:lineRule="auto"/>
+              <w:jc w:val="center"/>
+              <w:rPr>
+                <w:rFonts w:ascii="Times New Roman" w:eastAsia="標楷體" w:hAnsi="Times New Roman" w:cs="Times New Roman"/>
+                <w:highlight w:val="yellow"/>
+              </w:rPr>
+            </w:pPr>
+            <m:oMathPara>
+              <m:oMath>
+                <m:r>
+                  <w:rPr>
+                    <w:rFonts w:ascii="Cambria Math" w:eastAsia="標楷體" w:hAnsi="Cambria Math" w:cs="Times New Roman" w:hint="eastAsia"/>
+                    <w:highlight w:val="yellow"/>
+                  </w:rPr>
+                  <m:t>K</m:t>
+                </m:r>
+              </m:oMath>
+            </m:oMathPara>
+          </w:p>
+        </w:tc>
+        <w:tc>
+          <w:tcPr>
+            <w:tcW w:w="1176" w:type="dxa"/>
+            <w:tcBorders>
+              <w:top w:val="single" w:sz="4" w:space="0" w:color="auto"/>
+              <w:bottom w:val="single" w:sz="4" w:space="0" w:color="auto"/>
+            </w:tcBorders>
+          </w:tcPr>
+          <w:p>
+            <w:pPr>
+              <w:widowControl/>
+              <w:spacing w:line="360" w:lineRule="auto"/>
+              <w:jc w:val="center"/>
+              <w:rPr>
+                <w:rFonts w:ascii="Times New Roman" w:eastAsia="標楷體" w:hAnsi="Times New Roman" w:cs="Times New Roman"/>
+                <w:highlight w:val="yellow"/>
+              </w:rPr>
+            </w:pPr>
+            <m:oMathPara>
+              <m:oMath>
+                <m:sSup>
+                  <m:sSupPr>
+                    <m:ctrlPr>
+                      <w:rPr>
+                        <w:rFonts w:ascii="Cambria Math" w:eastAsia="標楷體" w:hAnsi="Cambria Math" w:cs="Times New Roman"/>
+                        <w:i/>
+                        <w:highlight w:val="yellow"/>
+                      </w:rPr>
+                    </m:ctrlPr>
+                  </m:sSupPr>
+                  <m:e>
+                    <m:r>
+                      <w:rPr>
+                        <w:rFonts w:ascii="Cambria Math" w:eastAsia="標楷體" w:hAnsi="Cambria Math" w:cs="Times New Roman" w:hint="eastAsia"/>
+                        <w:highlight w:val="yellow"/>
+                      </w:rPr>
+                      <m:t>T</m:t>
+                    </m:r>
+                    <m:ctrlPr>
+                      <w:rPr>
+                        <w:rFonts w:ascii="Cambria Math" w:eastAsia="標楷體" w:hAnsi="Cambria Math" w:cs="Times New Roman" w:hint="eastAsia"/>
+                        <w:i/>
+                        <w:highlight w:val="yellow"/>
+                      </w:rPr>
+                    </m:ctrlPr>
+                  </m:e>
+                  <m:sup>
+                    <m:r>
+                      <w:rPr>
+                        <w:rFonts w:ascii="Cambria Math" w:eastAsia="標楷體" w:hAnsi="Cambria Math" w:cs="Times New Roman" w:hint="eastAsia"/>
+                        <w:highlight w:val="yellow"/>
+                      </w:rPr>
+                      <m:t>C</m:t>
+                    </m:r>
+                  </m:sup>
+                </m:sSup>
+              </m:oMath>
+            </m:oMathPara>
+          </w:p>
+        </w:tc>
+        <w:tc>
+          <w:tcPr>
+            <w:tcW w:w="1056" w:type="dxa"/>
+            <w:tcBorders>
+              <w:top w:val="single" w:sz="4" w:space="0" w:color="auto"/>
+              <w:bottom w:val="single" w:sz="4" w:space="0" w:color="auto"/>
+            </w:tcBorders>
+          </w:tcPr>
+          <w:p>
+            <w:pPr>
+              <w:widowControl/>
+              <w:spacing w:line="360" w:lineRule="auto"/>
+              <w:jc w:val="center"/>
+              <w:rPr>
+                <w:rFonts w:ascii="Times New Roman" w:eastAsia="標楷體" w:hAnsi="Times New Roman" w:cs="Times New Roman"/>
+                <w:highlight w:val="yellow"/>
+              </w:rPr>
+            </w:pPr>
+            <m:oMathPara>
+              <m:oMath>
+                <m:sSup>
+                  <m:sSupPr>
+                    <m:ctrlPr>
+                      <w:rPr>
+                        <w:rFonts w:ascii="Cambria Math" w:eastAsia="標楷體" w:hAnsi="Cambria Math" w:cs="Times New Roman"/>
+                        <w:i/>
+                        <w:highlight w:val="yellow"/>
+                      </w:rPr>
+                    </m:ctrlPr>
+                  </m:sSupPr>
+                  <m:e>
+                    <m:r>
+                      <w:rPr>
+                        <w:rFonts w:ascii="Cambria Math" w:eastAsia="標楷體" w:hAnsi="Cambria Math" w:cs="Times New Roman" w:hint="eastAsia"/>
+                        <w:highlight w:val="yellow"/>
+                      </w:rPr>
+                      <m:t>T</m:t>
+                    </m:r>
+                    <m:ctrlPr>
+                      <w:rPr>
+                        <w:rFonts w:ascii="Cambria Math" w:eastAsia="標楷體" w:hAnsi="Cambria Math" w:cs="Times New Roman" w:hint="eastAsia"/>
+                        <w:i/>
+                        <w:highlight w:val="yellow"/>
+                      </w:rPr>
+                    </m:ctrlPr>
+                  </m:e>
+                  <m:sup>
+                    <m:r>
+                      <w:rPr>
+                        <w:rFonts w:ascii="Cambria Math" w:eastAsia="標楷體" w:hAnsi="Cambria Math" w:cs="Times New Roman" w:hint="eastAsia"/>
+                        <w:highlight w:val="yellow"/>
+                      </w:rPr>
+                      <m:t>D</m:t>
+                    </m:r>
+                  </m:sup>
+                </m:sSup>
+              </m:oMath>
+            </m:oMathPara>
+          </w:p>
+        </w:tc>
+        <w:tc>
+          <w:tcPr>
+            <w:tcW w:w="816" w:type="dxa"/>
+            <w:tcBorders>
+              <w:bottom w:val="single" w:sz="4" w:space="0" w:color="auto"/>
+            </w:tcBorders>
+          </w:tcPr>
+          <w:p>
+            <w:pPr>
+              <w:widowControl/>
+              <w:spacing w:line="360" w:lineRule="auto"/>
+              <w:jc w:val="center"/>
+              <w:rPr>
+                <w:rFonts w:ascii="Times New Roman" w:eastAsia="標楷體" w:hAnsi="Times New Roman" w:cs="Times New Roman" w:hint="eastAsia"/>
+                <w:highlight w:val="yellow"/>
+              </w:rPr>
+            </w:pPr>
+            <w:r>
+              <w:rPr>
+                <w:rFonts w:ascii="Cambria Math" w:eastAsia="標楷體" w:hAnsi="Cambria Math" w:cs="Times New Roman" w:hint="eastAsia"/>
+                <w:i/>
+                <w:highlight w:val="yellow"/>
+              </w:rPr>
+              <w:t>R</w:t>
+            </w:r>
+          </w:p>
+        </w:tc>
+        <w:tc>
+          <w:tcPr>
+            <w:tcW w:w="829" w:type="dxa"/>
+            <w:tcBorders>
+              <w:top w:val="single" w:sz="4" w:space="0" w:color="auto"/>
+              <w:bottom w:val="single" w:sz="4" w:space="0" w:color="auto"/>
+            </w:tcBorders>
+          </w:tcPr>
+          <w:p>
+            <w:pPr>
+              <w:widowControl/>
+              <w:spacing w:line="360" w:lineRule="auto"/>
+              <w:jc w:val="center"/>
+              <w:rPr>
+                <w:rFonts w:ascii="Times New Roman" w:eastAsia="標楷體" w:hAnsi="Times New Roman" w:cs="Times New Roman"/>
+                <w:highlight w:val="yellow"/>
+              </w:rPr>
+            </w:pPr>
+            <m:oMathPara>
+              <m:oMath>
+                <m:r>
+                  <w:rPr>
+                    <w:rFonts w:ascii="Cambria Math" w:eastAsia="標楷體" w:hAnsi="Cambria Math" w:cs="Times New Roman" w:hint="eastAsia"/>
+                    <w:highlight w:val="yellow"/>
+                  </w:rPr>
+                  <m:t>T</m:t>
+                </m:r>
+                <m:r>
+                  <w:rPr>
+                    <w:rFonts w:ascii="Cambria Math" w:eastAsia="標楷體" w:hAnsi="Cambria Math" w:cs="Times New Roman"/>
+                    <w:highlight w:val="yellow"/>
+                  </w:rPr>
+                  <m:t>ime</m:t>
+                </m:r>
+              </m:oMath>
+            </m:oMathPara>
+          </w:p>
+        </w:tc>
+      </w:tr>
+      <w:tr>
+        <w:trPr>
+          <w:jc w:val="center"/>
+        </w:trPr>
+        <w:tc>
+          <w:tcPr>
+            <w:tcW w:w="1050" w:type="dxa"/>
+            <w:tcBorders>
+              <w:top w:val="single" w:sz="4" w:space="0" w:color="auto"/>
+            </w:tcBorders>
+          </w:tcPr>
+          <w:p>
+            <w:pPr>
+              <w:widowControl/>
+              <w:spacing w:line="360" w:lineRule="auto"/>
+              <w:jc w:val="center"/>
+              <w:rPr>
+                <w:rFonts w:ascii="Times New Roman" w:eastAsia="標楷體" w:hAnsi="Times New Roman" w:cs="Times New Roman"/>
+                <w:iCs/>
+                <w:highlight w:val="yellow"/>
+              </w:rPr>
+            </w:pPr>
+            <w:r>
+              <w:rPr>
+                <w:rFonts w:ascii="Times New Roman" w:eastAsia="標楷體" w:hAnsi="Times New Roman" w:cs="Times New Roman"/>
+                <w:iCs/>
+                <w:highlight w:val="yellow"/>
+              </w:rPr>
+              <w:t>D1203</w:t>
+            </w:r>
+          </w:p>
+        </w:tc>
+        <w:tc>
+          <w:tcPr>
+            <w:tcW w:w="756" w:type="dxa"/>
+            <w:tcBorders>
+              <w:top w:val="single" w:sz="4" w:space="0" w:color="auto"/>
+            </w:tcBorders>
+            <w:shd w:val="clear" w:color="auto" w:fill="F2F2F2" w:themeFill="background1" w:themeFillShade="F2"/>
+          </w:tcPr>
+          <w:p>
+            <w:pPr>
+              <w:widowControl/>
+              <w:spacing w:line="360" w:lineRule="auto"/>
+              <w:jc w:val="center"/>
+              <w:rPr>
+                <w:rFonts w:ascii="Times New Roman" w:eastAsia="標楷體" w:hAnsi="Times New Roman" w:cs="Times New Roman"/>
+                <w:iCs/>
+                <w:highlight w:val="yellow"/>
+              </w:rPr>
+            </w:pPr>
+          </w:p>
+        </w:tc>
+        <w:tc>
+          <w:tcPr>
+            <w:tcW w:w="1059" w:type="dxa"/>
+            <w:tcBorders>
+              <w:top w:val="single" w:sz="4" w:space="0" w:color="auto"/>
+            </w:tcBorders>
+            <w:shd w:val="clear" w:color="auto" w:fill="F2F2F2" w:themeFill="background1" w:themeFillShade="F2"/>
+          </w:tcPr>
+          <w:p>
+            <w:pPr>
+              <w:widowControl/>
+              <w:spacing w:line="360" w:lineRule="auto"/>
+              <w:jc w:val="center"/>
+              <w:rPr>
+                <w:rFonts w:ascii="Times New Roman" w:eastAsia="標楷體" w:hAnsi="Times New Roman" w:cs="Times New Roman"/>
+                <w:iCs/>
+                <w:highlight w:val="yellow"/>
+              </w:rPr>
+            </w:pPr>
+          </w:p>
+        </w:tc>
+        <w:tc>
+          <w:tcPr>
+            <w:tcW w:w="1056" w:type="dxa"/>
+            <w:tcBorders>
+              <w:top w:val="single" w:sz="4" w:space="0" w:color="auto"/>
+            </w:tcBorders>
+            <w:shd w:val="clear" w:color="auto" w:fill="F2F2F2" w:themeFill="background1" w:themeFillShade="F2"/>
+          </w:tcPr>
+          <w:p>
+            <w:pPr>
+              <w:widowControl/>
+              <w:spacing w:line="360" w:lineRule="auto"/>
+              <w:jc w:val="center"/>
+              <w:rPr>
+                <w:rFonts w:ascii="Times New Roman" w:eastAsia="標楷體" w:hAnsi="Times New Roman" w:cs="Times New Roman"/>
+                <w:iCs/>
+                <w:highlight w:val="yellow"/>
+              </w:rPr>
+            </w:pPr>
+          </w:p>
+        </w:tc>
+        <w:tc>
+          <w:tcPr>
+            <w:tcW w:w="816" w:type="dxa"/>
+            <w:tcBorders>
+              <w:top w:val="single" w:sz="4" w:space="0" w:color="auto"/>
+            </w:tcBorders>
+            <w:shd w:val="clear" w:color="auto" w:fill="F2F2F2" w:themeFill="background1" w:themeFillShade="F2"/>
+          </w:tcPr>
+          <w:p>
+            <w:pPr>
+              <w:widowControl/>
+              <w:spacing w:line="360" w:lineRule="auto"/>
+              <w:jc w:val="center"/>
+              <w:rPr>
+                <w:rFonts w:ascii="Times New Roman" w:eastAsia="標楷體" w:hAnsi="Times New Roman" w:cs="Times New Roman" w:hint="eastAsia"/>
+                <w:iCs/>
+                <w:highlight w:val="yellow"/>
+              </w:rPr>
+            </w:pPr>
+          </w:p>
+        </w:tc>
+        <w:tc>
+          <w:tcPr>
+            <w:tcW w:w="941" w:type="dxa"/>
+            <w:tcBorders>
+              <w:top w:val="single" w:sz="4" w:space="0" w:color="auto"/>
+            </w:tcBorders>
+            <w:shd w:val="clear" w:color="auto" w:fill="F2F2F2" w:themeFill="background1" w:themeFillShade="F2"/>
+          </w:tcPr>
+          <w:p>
+            <w:pPr>
+              <w:widowControl/>
+              <w:spacing w:line="360" w:lineRule="auto"/>
+              <w:jc w:val="center"/>
+              <w:rPr>
+                <w:rFonts w:ascii="Times New Roman" w:eastAsia="標楷體" w:hAnsi="Times New Roman" w:cs="Times New Roman" w:hint="eastAsia"/>
+                <w:iCs/>
+                <w:highlight w:val="yellow"/>
+              </w:rPr>
+            </w:pPr>
+          </w:p>
+        </w:tc>
+        <w:tc>
+          <w:tcPr>
+            <w:tcW w:w="756" w:type="dxa"/>
+            <w:tcBorders>
+              <w:top w:val="single" w:sz="4" w:space="0" w:color="auto"/>
+            </w:tcBorders>
+          </w:tcPr>
+          <w:p>
+            <w:pPr>
+              <w:widowControl/>
+              <w:spacing w:line="360" w:lineRule="auto"/>
+              <w:jc w:val="center"/>
+              <w:rPr>
+                <w:rFonts w:ascii="Times New Roman" w:eastAsia="標楷體" w:hAnsi="Times New Roman" w:cs="Times New Roman"/>
+                <w:iCs/>
+                <w:highlight w:val="yellow"/>
+              </w:rPr>
+            </w:pPr>
+            <w:r>
+              <w:rPr>
+                <w:rFonts w:ascii="Times New Roman" w:eastAsia="標楷體" w:hAnsi="Times New Roman" w:cs="Times New Roman"/>
+                <w:iCs/>
+                <w:highlight w:val="yellow"/>
+              </w:rPr>
+              <w:t>102</w:t>
+            </w:r>
+          </w:p>
+        </w:tc>
+        <w:tc>
+          <w:tcPr>
+            <w:tcW w:w="1176" w:type="dxa"/>
+            <w:tcBorders>
+              <w:top w:val="single" w:sz="4" w:space="0" w:color="auto"/>
+            </w:tcBorders>
+          </w:tcPr>
+          <w:p>
+            <w:pPr>
+              <w:widowControl/>
+              <w:spacing w:line="360" w:lineRule="auto"/>
+              <w:jc w:val="center"/>
+              <w:rPr>
+                <w:rFonts w:ascii="Times New Roman" w:eastAsia="標楷體" w:hAnsi="Times New Roman" w:cs="Times New Roman" w:hint="eastAsia"/>
+                <w:iCs/>
+                <w:highlight w:val="yellow"/>
+              </w:rPr>
+            </w:pPr>
+            <w:r>
+              <w:rPr>
+                <w:rFonts w:ascii="Times New Roman" w:eastAsia="標楷體" w:hAnsi="Times New Roman" w:cs="Times New Roman"/>
+                <w:iCs/>
+                <w:highlight w:val="yellow"/>
+              </w:rPr>
+              <w:t>375</w:t>
+            </w:r>
+            <w:r>
+              <w:rPr>
+                <w:rFonts w:ascii="Times New Roman" w:eastAsia="標楷體" w:hAnsi="Times New Roman" w:cs="Times New Roman" w:hint="eastAsia"/>
+                <w:iCs/>
+                <w:highlight w:val="yellow"/>
+              </w:rPr>
+              <w:t>7</w:t>
+            </w:r>
+            <w:r>
+              <w:rPr>
+                <w:rFonts w:ascii="Times New Roman" w:eastAsia="標楷體" w:hAnsi="Times New Roman" w:cs="Times New Roman"/>
+                <w:iCs/>
+                <w:highlight w:val="yellow"/>
+              </w:rPr>
+              <w:t>.</w:t>
+            </w:r>
+            <w:r>
+              <w:rPr>
+                <w:rFonts w:ascii="Times New Roman" w:eastAsia="標楷體" w:hAnsi="Times New Roman" w:cs="Times New Roman" w:hint="eastAsia"/>
+                <w:iCs/>
+                <w:highlight w:val="yellow"/>
+              </w:rPr>
+              <w:t>89</w:t>
+            </w:r>
+          </w:p>
+        </w:tc>
+        <w:tc>
+          <w:tcPr>
+            <w:tcW w:w="1056" w:type="dxa"/>
+            <w:tcBorders>
+              <w:top w:val="single" w:sz="4" w:space="0" w:color="auto"/>
+            </w:tcBorders>
+          </w:tcPr>
+          <w:p>
+            <w:pPr>
+              <w:widowControl/>
+              <w:spacing w:line="360" w:lineRule="auto"/>
+              <w:jc w:val="center"/>
+              <w:rPr>
+                <w:rFonts w:ascii="Times New Roman" w:eastAsia="標楷體" w:hAnsi="Times New Roman" w:cs="Times New Roman"/>
+                <w:iCs/>
+                <w:highlight w:val="yellow"/>
+              </w:rPr>
+            </w:pPr>
+            <w:r>
+              <w:rPr>
+                <w:rFonts w:ascii="Times New Roman" w:eastAsia="標楷體" w:hAnsi="Times New Roman" w:cs="Times New Roman" w:hint="eastAsia"/>
+                <w:iCs/>
+                <w:highlight w:val="yellow"/>
+              </w:rPr>
+              <w:t>28</w:t>
+            </w:r>
+            <w:r>
+              <w:rPr>
+                <w:rFonts w:ascii="Times New Roman" w:eastAsia="標楷體" w:hAnsi="Times New Roman" w:cs="Times New Roman"/>
+                <w:iCs/>
+                <w:highlight w:val="yellow"/>
+              </w:rPr>
+              <w:t>3.</w:t>
+            </w:r>
+            <w:r>
+              <w:rPr>
+                <w:rFonts w:ascii="Times New Roman" w:eastAsia="標楷體" w:hAnsi="Times New Roman" w:cs="Times New Roman" w:hint="eastAsia"/>
+                <w:iCs/>
+                <w:highlight w:val="yellow"/>
+              </w:rPr>
+              <w:t>1</w:t>
+            </w:r>
+            <w:r>
+              <w:rPr>
+                <w:rFonts w:ascii="Times New Roman" w:eastAsia="標楷體" w:hAnsi="Times New Roman" w:cs="Times New Roman"/>
+                <w:iCs/>
+                <w:highlight w:val="yellow"/>
+              </w:rPr>
+              <w:t>0</w:t>
+            </w:r>
+          </w:p>
+        </w:tc>
+        <w:tc>
+          <w:tcPr>
+            <w:tcW w:w="816" w:type="dxa"/>
+            <w:tcBorders>
+              <w:top w:val="single" w:sz="4" w:space="0" w:color="auto"/>
+            </w:tcBorders>
+          </w:tcPr>
+          <w:p>
+            <w:pPr>
+              <w:widowControl/>
+              <w:spacing w:line="360" w:lineRule="auto"/>
+              <w:jc w:val="center"/>
+              <w:rPr>
+                <w:rFonts w:ascii="Times New Roman" w:eastAsia="標楷體" w:hAnsi="Times New Roman" w:cs="Times New Roman" w:hint="eastAsia"/>
+                <w:iCs/>
+                <w:highlight w:val="yellow"/>
+              </w:rPr>
+            </w:pPr>
+            <w:r>
+              <w:rPr>
+                <w:rFonts w:ascii="Times New Roman" w:eastAsia="標楷體" w:hAnsi="Times New Roman" w:cs="Times New Roman" w:hint="eastAsia"/>
+                <w:iCs/>
+                <w:highlight w:val="yellow"/>
+              </w:rPr>
+              <w:t>0.85</w:t>
+            </w:r>
+          </w:p>
+        </w:tc>
+        <w:tc>
+          <w:tcPr>
+            <w:tcW w:w="829" w:type="dxa"/>
+            <w:tcBorders>
+              <w:top w:val="single" w:sz="4" w:space="0" w:color="auto"/>
+            </w:tcBorders>
+          </w:tcPr>
+          <w:p>
+            <w:pPr>
+              <w:widowControl/>
+              <w:spacing w:line="360" w:lineRule="auto"/>
+              <w:jc w:val="center"/>
+              <w:rPr>
+                <w:rFonts w:ascii="Times New Roman" w:eastAsia="標楷體" w:hAnsi="Times New Roman" w:cs="Times New Roman" w:hint="eastAsia"/>
+                <w:iCs/>
+                <w:highlight w:val="yellow"/>
+              </w:rPr>
+            </w:pPr>
+          </w:p>
+        </w:tc>
+      </w:tr>
+      <w:tr>
+        <w:trPr>
+          <w:jc w:val="center"/>
+        </w:trPr>
+        <w:tc>
+          <w:tcPr>
+            <w:tcW w:w="1050" w:type="dxa"/>
+          </w:tcPr>
+          <w:p>
+            <w:pPr>
+              <w:widowControl/>
+              <w:spacing w:line="360" w:lineRule="auto"/>
+              <w:jc w:val="center"/>
+              <w:rPr>
+                <w:rFonts w:ascii="Times New Roman" w:eastAsia="標楷體" w:hAnsi="Times New Roman" w:cs="Times New Roman"/>
+                <w:iCs/>
+                <w:highlight w:val="yellow"/>
+              </w:rPr>
+            </w:pPr>
+            <w:r>
+              <w:rPr>
+                <w:rFonts w:ascii="Times New Roman" w:eastAsia="標楷體" w:hAnsi="Times New Roman" w:cs="Times New Roman"/>
+                <w:iCs/>
+                <w:highlight w:val="yellow"/>
+              </w:rPr>
+              <w:t>D1205</w:t>
+            </w:r>
+          </w:p>
+        </w:tc>
+        <w:tc>
+          <w:tcPr>
+            <w:tcW w:w="756" w:type="dxa"/>
+            <w:shd w:val="clear" w:color="auto" w:fill="F2F2F2" w:themeFill="background1" w:themeFillShade="F2"/>
+          </w:tcPr>
+          <w:p>
+            <w:pPr>
+              <w:widowControl/>
+              <w:spacing w:line="360" w:lineRule="auto"/>
+              <w:jc w:val="center"/>
+              <w:rPr>
+                <w:rFonts w:ascii="Times New Roman" w:eastAsia="標楷體" w:hAnsi="Times New Roman" w:cs="Times New Roman" w:hint="eastAsia"/>
+                <w:iCs/>
+                <w:highlight w:val="yellow"/>
+              </w:rPr>
+            </w:pPr>
+          </w:p>
+        </w:tc>
+        <w:tc>
+          <w:tcPr>
+            <w:tcW w:w="1059" w:type="dxa"/>
+            <w:shd w:val="clear" w:color="auto" w:fill="F2F2F2" w:themeFill="background1" w:themeFillShade="F2"/>
+          </w:tcPr>
+          <w:p>
+            <w:pPr>
+              <w:widowControl/>
+              <w:spacing w:line="360" w:lineRule="auto"/>
+              <w:jc w:val="center"/>
+              <w:rPr>
+                <w:rFonts w:ascii="Times New Roman" w:eastAsia="標楷體" w:hAnsi="Times New Roman" w:cs="Times New Roman"/>
+                <w:iCs/>
+                <w:highlight w:val="yellow"/>
+              </w:rPr>
+            </w:pPr>
+          </w:p>
+        </w:tc>
+        <w:tc>
+          <w:tcPr>
+            <w:tcW w:w="1056" w:type="dxa"/>
+            <w:shd w:val="clear" w:color="auto" w:fill="F2F2F2" w:themeFill="background1" w:themeFillShade="F2"/>
+          </w:tcPr>
+          <w:p>
+            <w:pPr>
+              <w:widowControl/>
+              <w:spacing w:line="360" w:lineRule="auto"/>
+              <w:jc w:val="center"/>
+              <w:rPr>
+                <w:rFonts w:ascii="Times New Roman" w:eastAsia="標楷體" w:hAnsi="Times New Roman" w:cs="Times New Roman"/>
+                <w:iCs/>
+                <w:highlight w:val="yellow"/>
+              </w:rPr>
+            </w:pPr>
+          </w:p>
+        </w:tc>
+        <w:tc>
+          <w:tcPr>
+            <w:tcW w:w="816" w:type="dxa"/>
+            <w:shd w:val="clear" w:color="auto" w:fill="F2F2F2" w:themeFill="background1" w:themeFillShade="F2"/>
+          </w:tcPr>
+          <w:p>
+            <w:pPr>
+              <w:widowControl/>
+              <w:spacing w:line="360" w:lineRule="auto"/>
+              <w:jc w:val="center"/>
+              <w:rPr>
+                <w:rFonts w:ascii="Times New Roman" w:eastAsia="標楷體" w:hAnsi="Times New Roman" w:cs="Times New Roman"/>
+                <w:iCs/>
+                <w:highlight w:val="yellow"/>
+              </w:rPr>
+            </w:pPr>
+          </w:p>
+        </w:tc>
+        <w:tc>
+          <w:tcPr>
+            <w:tcW w:w="941" w:type="dxa"/>
+            <w:shd w:val="clear" w:color="auto" w:fill="F2F2F2" w:themeFill="background1" w:themeFillShade="F2"/>
+          </w:tcPr>
+          <w:p>
+            <w:pPr>
+              <w:widowControl/>
+              <w:spacing w:line="360" w:lineRule="auto"/>
+              <w:jc w:val="center"/>
+              <w:rPr>
+                <w:rFonts w:ascii="Times New Roman" w:eastAsia="標楷體" w:hAnsi="Times New Roman" w:cs="Times New Roman"/>
+                <w:iCs/>
+                <w:highlight w:val="yellow"/>
+              </w:rPr>
+            </w:pPr>
+          </w:p>
+        </w:tc>
+        <w:tc>
+          <w:tcPr>
+            <w:tcW w:w="756" w:type="dxa"/>
+          </w:tcPr>
+          <w:p>
+            <w:pPr>
+              <w:widowControl/>
+              <w:spacing w:line="360" w:lineRule="auto"/>
+              <w:jc w:val="center"/>
+              <w:rPr>
+                <w:rFonts w:ascii="Times New Roman" w:eastAsia="標楷體" w:hAnsi="Times New Roman" w:cs="Times New Roman"/>
+                <w:iCs/>
+                <w:highlight w:val="yellow"/>
+              </w:rPr>
+            </w:pPr>
+            <w:r>
+              <w:rPr>
+                <w:rFonts w:ascii="Times New Roman" w:eastAsia="標楷體" w:hAnsi="Times New Roman" w:cs="Times New Roman"/>
+                <w:iCs/>
+                <w:highlight w:val="yellow"/>
+              </w:rPr>
+              <w:t>90</w:t>
+            </w:r>
+          </w:p>
+        </w:tc>
+        <w:tc>
+          <w:tcPr>
+            <w:tcW w:w="1176" w:type="dxa"/>
+          </w:tcPr>
+          <w:p>
+            <w:pPr>
+              <w:widowControl/>
+              <w:spacing w:line="360" w:lineRule="auto"/>
+              <w:jc w:val="center"/>
+              <w:rPr>
+                <w:rFonts w:ascii="Times New Roman" w:eastAsia="標楷體" w:hAnsi="Times New Roman" w:cs="Times New Roman" w:hint="eastAsia"/>
+                <w:iCs/>
+                <w:highlight w:val="yellow"/>
+              </w:rPr>
+            </w:pPr>
+            <w:r>
+              <w:rPr>
+                <w:rFonts w:ascii="Times New Roman" w:eastAsia="標楷體" w:hAnsi="Times New Roman" w:cs="Times New Roman"/>
+                <w:iCs/>
+                <w:highlight w:val="yellow"/>
+              </w:rPr>
+              <w:t>3</w:t>
+            </w:r>
+            <w:r>
+              <w:rPr>
+                <w:rFonts w:ascii="Times New Roman" w:eastAsia="標楷體" w:hAnsi="Times New Roman" w:cs="Times New Roman" w:hint="eastAsia"/>
+                <w:iCs/>
+                <w:highlight w:val="yellow"/>
+              </w:rPr>
+              <w:t>293</w:t>
+            </w:r>
+            <w:r>
+              <w:rPr>
+                <w:rFonts w:ascii="Times New Roman" w:eastAsia="標楷體" w:hAnsi="Times New Roman" w:cs="Times New Roman"/>
+                <w:iCs/>
+                <w:highlight w:val="yellow"/>
+              </w:rPr>
+              <w:t>.</w:t>
+            </w:r>
+            <w:r>
+              <w:rPr>
+                <w:rFonts w:ascii="Times New Roman" w:eastAsia="標楷體" w:hAnsi="Times New Roman" w:cs="Times New Roman" w:hint="eastAsia"/>
+                <w:iCs/>
+                <w:highlight w:val="yellow"/>
+              </w:rPr>
+              <w:t>58</w:t>
+            </w:r>
+          </w:p>
+        </w:tc>
+        <w:tc>
+          <w:tcPr>
+            <w:tcW w:w="1056" w:type="dxa"/>
+          </w:tcPr>
+          <w:p>
+            <w:pPr>
+              <w:widowControl/>
+              <w:spacing w:line="360" w:lineRule="auto"/>
+              <w:jc w:val="center"/>
+              <w:rPr>
+                <w:rFonts w:ascii="Times New Roman" w:eastAsia="標楷體" w:hAnsi="Times New Roman" w:cs="Times New Roman"/>
+                <w:iCs/>
+                <w:highlight w:val="yellow"/>
+              </w:rPr>
+            </w:pPr>
+            <w:r>
+              <w:rPr>
+                <w:rFonts w:ascii="Times New Roman" w:eastAsia="標楷體" w:hAnsi="Times New Roman" w:cs="Times New Roman" w:hint="eastAsia"/>
+                <w:iCs/>
+                <w:highlight w:val="yellow"/>
+              </w:rPr>
+              <w:t>270</w:t>
+            </w:r>
+            <w:r>
+              <w:rPr>
+                <w:rFonts w:ascii="Times New Roman" w:eastAsia="標楷體" w:hAnsi="Times New Roman" w:cs="Times New Roman"/>
+                <w:iCs/>
+                <w:highlight w:val="yellow"/>
+              </w:rPr>
+              <w:t>.</w:t>
+            </w:r>
+            <w:r>
+              <w:rPr>
+                <w:rFonts w:ascii="Times New Roman" w:eastAsia="標楷體" w:hAnsi="Times New Roman" w:cs="Times New Roman" w:hint="eastAsia"/>
+                <w:iCs/>
+                <w:highlight w:val="yellow"/>
+              </w:rPr>
+              <w:t>1</w:t>
+            </w:r>
+            <w:r>
+              <w:rPr>
+                <w:rFonts w:ascii="Times New Roman" w:eastAsia="標楷體" w:hAnsi="Times New Roman" w:cs="Times New Roman"/>
+                <w:iCs/>
+                <w:highlight w:val="yellow"/>
+              </w:rPr>
+              <w:t>0</w:t>
+            </w:r>
+          </w:p>
+        </w:tc>
+        <w:tc>
+          <w:tcPr>
+            <w:tcW w:w="816" w:type="dxa"/>
+          </w:tcPr>
+          <w:p>
+            <w:pPr>
+              <w:widowControl/>
+              <w:spacing w:line="360" w:lineRule="auto"/>
+              <w:jc w:val="center"/>
+              <w:rPr>
+                <w:rFonts w:ascii="Times New Roman" w:eastAsia="標楷體" w:hAnsi="Times New Roman" w:cs="Times New Roman" w:hint="eastAsia"/>
+                <w:iCs/>
+                <w:highlight w:val="yellow"/>
+              </w:rPr>
+            </w:pPr>
+            <w:r>
+              <w:rPr>
+                <w:rFonts w:ascii="Times New Roman" w:eastAsia="標楷體" w:hAnsi="Times New Roman" w:cs="Times New Roman" w:hint="eastAsia"/>
+                <w:iCs/>
+                <w:highlight w:val="yellow"/>
+              </w:rPr>
+              <w:t>0.84</w:t>
+            </w:r>
+          </w:p>
+        </w:tc>
+        <w:tc>
+          <w:tcPr>
+            <w:tcW w:w="829" w:type="dxa"/>
+          </w:tcPr>
+          <w:p>
+            <w:pPr>
+              <w:widowControl/>
+              <w:spacing w:line="360" w:lineRule="auto"/>
+              <w:jc w:val="center"/>
+              <w:rPr>
+                <w:rFonts w:ascii="Times New Roman" w:eastAsia="標楷體" w:hAnsi="Times New Roman" w:cs="Times New Roman"/>
+                <w:iCs/>
+                <w:highlight w:val="yellow"/>
+              </w:rPr>
+            </w:pPr>
+          </w:p>
+        </w:tc>
+      </w:tr>
+      <w:tr>
+        <w:trPr>
+          <w:jc w:val="center"/>
+        </w:trPr>
+        <w:tc>
+          <w:tcPr>
+            <w:tcW w:w="1050" w:type="dxa"/>
+          </w:tcPr>
+          <w:p>
+            <w:pPr>
+              <w:widowControl/>
+              <w:spacing w:line="360" w:lineRule="auto"/>
+              <w:jc w:val="center"/>
+              <w:rPr>
+                <w:rFonts w:ascii="Times New Roman" w:eastAsia="標楷體" w:hAnsi="Times New Roman" w:cs="Times New Roman"/>
+                <w:iCs/>
+                <w:highlight w:val="yellow"/>
+              </w:rPr>
+            </w:pPr>
+            <w:r>
+              <w:rPr>
+                <w:rFonts w:ascii="Times New Roman" w:eastAsia="標楷體" w:hAnsi="Times New Roman" w:cs="Times New Roman"/>
+                <w:iCs/>
+                <w:highlight w:val="yellow"/>
+              </w:rPr>
+              <w:t>D120</w:t>
+            </w:r>
+            <w:r>
+              <w:rPr>
+                <w:rFonts w:ascii="Times New Roman" w:eastAsia="標楷體" w:hAnsi="Times New Roman" w:cs="Times New Roman"/>
+                <w:iCs/>
+                <w:highlight w:val="yellow"/>
+              </w:rPr>
+              <w:t>7</w:t>
+            </w:r>
+          </w:p>
+        </w:tc>
+        <w:tc>
+          <w:tcPr>
+            <w:tcW w:w="756" w:type="dxa"/>
+            <w:shd w:val="clear" w:color="auto" w:fill="F2F2F2" w:themeFill="background1" w:themeFillShade="F2"/>
+          </w:tcPr>
+          <w:p>
+            <w:pPr>
+              <w:widowControl/>
+              <w:spacing w:line="360" w:lineRule="auto"/>
+              <w:jc w:val="center"/>
+              <w:rPr>
+                <w:rFonts w:ascii="Times New Roman" w:eastAsia="標楷體" w:hAnsi="Times New Roman" w:cs="Times New Roman"/>
+                <w:iCs/>
+                <w:highlight w:val="yellow"/>
+              </w:rPr>
+            </w:pPr>
+          </w:p>
+        </w:tc>
+        <w:tc>
+          <w:tcPr>
+            <w:tcW w:w="1059" w:type="dxa"/>
+            <w:shd w:val="clear" w:color="auto" w:fill="F2F2F2" w:themeFill="background1" w:themeFillShade="F2"/>
+          </w:tcPr>
+          <w:p>
+            <w:pPr>
+              <w:widowControl/>
+              <w:spacing w:line="360" w:lineRule="auto"/>
+              <w:jc w:val="center"/>
+              <w:rPr>
+                <w:rFonts w:ascii="Times New Roman" w:eastAsia="標楷體" w:hAnsi="Times New Roman" w:cs="Times New Roman"/>
+                <w:iCs/>
+                <w:highlight w:val="yellow"/>
+              </w:rPr>
+            </w:pPr>
+          </w:p>
+        </w:tc>
+        <w:tc>
+          <w:tcPr>
+            <w:tcW w:w="1056" w:type="dxa"/>
+            <w:shd w:val="clear" w:color="auto" w:fill="F2F2F2" w:themeFill="background1" w:themeFillShade="F2"/>
+          </w:tcPr>
+          <w:p>
+            <w:pPr>
+              <w:widowControl/>
+              <w:spacing w:line="360" w:lineRule="auto"/>
+              <w:jc w:val="center"/>
+              <w:rPr>
+                <w:rFonts w:ascii="Times New Roman" w:eastAsia="標楷體" w:hAnsi="Times New Roman" w:cs="Times New Roman"/>
+                <w:iCs/>
+                <w:highlight w:val="yellow"/>
+              </w:rPr>
+            </w:pPr>
+          </w:p>
+        </w:tc>
+        <w:tc>
+          <w:tcPr>
+            <w:tcW w:w="816" w:type="dxa"/>
+            <w:shd w:val="clear" w:color="auto" w:fill="F2F2F2" w:themeFill="background1" w:themeFillShade="F2"/>
+          </w:tcPr>
+          <w:p>
+            <w:pPr>
+              <w:widowControl/>
+              <w:spacing w:line="360" w:lineRule="auto"/>
+              <w:jc w:val="center"/>
+              <w:rPr>
+                <w:rFonts w:ascii="Times New Roman" w:eastAsia="標楷體" w:hAnsi="Times New Roman" w:cs="Times New Roman"/>
+                <w:iCs/>
+                <w:highlight w:val="yellow"/>
+              </w:rPr>
+            </w:pPr>
+          </w:p>
+        </w:tc>
+        <w:tc>
+          <w:tcPr>
+            <w:tcW w:w="941" w:type="dxa"/>
+            <w:shd w:val="clear" w:color="auto" w:fill="F2F2F2" w:themeFill="background1" w:themeFillShade="F2"/>
+          </w:tcPr>
+          <w:p>
+            <w:pPr>
+              <w:widowControl/>
+              <w:spacing w:line="360" w:lineRule="auto"/>
+              <w:jc w:val="center"/>
+              <w:rPr>
+                <w:rFonts w:ascii="Times New Roman" w:eastAsia="標楷體" w:hAnsi="Times New Roman" w:cs="Times New Roman"/>
+                <w:iCs/>
+                <w:highlight w:val="yellow"/>
+              </w:rPr>
+            </w:pPr>
+          </w:p>
+        </w:tc>
+        <w:tc>
+          <w:tcPr>
+            <w:tcW w:w="756" w:type="dxa"/>
+          </w:tcPr>
+          <w:p>
+            <w:pPr>
+              <w:widowControl/>
+              <w:spacing w:line="360" w:lineRule="auto"/>
+              <w:jc w:val="center"/>
+              <w:rPr>
+                <w:rFonts w:ascii="Times New Roman" w:eastAsia="標楷體" w:hAnsi="Times New Roman" w:cs="Times New Roman"/>
+                <w:iCs/>
+                <w:highlight w:val="yellow"/>
+              </w:rPr>
+            </w:pPr>
+            <w:r>
+              <w:rPr>
+                <w:rFonts w:ascii="Times New Roman" w:eastAsia="標楷體" w:hAnsi="Times New Roman" w:cs="Times New Roman"/>
+                <w:iCs/>
+                <w:highlight w:val="yellow"/>
+              </w:rPr>
+              <w:t>89</w:t>
+            </w:r>
+          </w:p>
+        </w:tc>
+        <w:tc>
+          <w:tcPr>
+            <w:tcW w:w="1176" w:type="dxa"/>
+          </w:tcPr>
+          <w:p>
+            <w:pPr>
+              <w:widowControl/>
+              <w:spacing w:line="360" w:lineRule="auto"/>
+              <w:jc w:val="center"/>
+              <w:rPr>
+                <w:rFonts w:ascii="Times New Roman" w:eastAsia="標楷體" w:hAnsi="Times New Roman" w:cs="Times New Roman" w:hint="eastAsia"/>
+                <w:iCs/>
+                <w:highlight w:val="yellow"/>
+              </w:rPr>
+            </w:pPr>
+            <w:r>
+              <w:rPr>
+                <w:rFonts w:ascii="Times New Roman" w:eastAsia="標楷體" w:hAnsi="Times New Roman" w:cs="Times New Roman"/>
+                <w:iCs/>
+                <w:highlight w:val="yellow"/>
+              </w:rPr>
+              <w:t>335</w:t>
+            </w:r>
+            <w:r>
+              <w:rPr>
+                <w:rFonts w:ascii="Times New Roman" w:eastAsia="標楷體" w:hAnsi="Times New Roman" w:cs="Times New Roman" w:hint="eastAsia"/>
+                <w:iCs/>
+                <w:highlight w:val="yellow"/>
+              </w:rPr>
+              <w:t>7</w:t>
+            </w:r>
+            <w:r>
+              <w:rPr>
+                <w:rFonts w:ascii="Times New Roman" w:eastAsia="標楷體" w:hAnsi="Times New Roman" w:cs="Times New Roman"/>
+                <w:iCs/>
+                <w:highlight w:val="yellow"/>
+              </w:rPr>
+              <w:t>.</w:t>
+            </w:r>
+            <w:r>
+              <w:rPr>
+                <w:rFonts w:ascii="Times New Roman" w:eastAsia="標楷體" w:hAnsi="Times New Roman" w:cs="Times New Roman" w:hint="eastAsia"/>
+                <w:iCs/>
+                <w:highlight w:val="yellow"/>
+              </w:rPr>
+              <w:t>24</w:t>
+            </w:r>
+          </w:p>
+        </w:tc>
+        <w:tc>
+          <w:tcPr>
+            <w:tcW w:w="1056" w:type="dxa"/>
+          </w:tcPr>
+          <w:p>
+            <w:pPr>
+              <w:widowControl/>
+              <w:spacing w:line="360" w:lineRule="auto"/>
+              <w:jc w:val="center"/>
+              <w:rPr>
+                <w:rFonts w:ascii="Times New Roman" w:eastAsia="標楷體" w:hAnsi="Times New Roman" w:cs="Times New Roman" w:hint="eastAsia"/>
+                <w:iCs/>
+                <w:highlight w:val="yellow"/>
+              </w:rPr>
+            </w:pPr>
+            <w:r>
+              <w:rPr>
+                <w:rFonts w:ascii="Times New Roman" w:eastAsia="標楷體" w:hAnsi="Times New Roman" w:cs="Times New Roman"/>
+                <w:iCs/>
+                <w:highlight w:val="yellow"/>
+              </w:rPr>
+              <w:t>2</w:t>
+            </w:r>
+            <w:r>
+              <w:rPr>
+                <w:rFonts w:ascii="Times New Roman" w:eastAsia="標楷體" w:hAnsi="Times New Roman" w:cs="Times New Roman" w:hint="eastAsia"/>
+                <w:iCs/>
+                <w:highlight w:val="yellow"/>
+              </w:rPr>
+              <w:t>70</w:t>
+            </w:r>
+            <w:r>
+              <w:rPr>
+                <w:rFonts w:ascii="Times New Roman" w:eastAsia="標楷體" w:hAnsi="Times New Roman" w:cs="Times New Roman"/>
+                <w:iCs/>
+                <w:highlight w:val="yellow"/>
+              </w:rPr>
+              <w:t>.</w:t>
+            </w:r>
+            <w:r>
+              <w:rPr>
+                <w:rFonts w:ascii="Times New Roman" w:eastAsia="標楷體" w:hAnsi="Times New Roman" w:cs="Times New Roman" w:hint="eastAsia"/>
+                <w:iCs/>
+                <w:highlight w:val="yellow"/>
+              </w:rPr>
+              <w:t>33</w:t>
+            </w:r>
+          </w:p>
+        </w:tc>
+        <w:tc>
+          <w:tcPr>
+            <w:tcW w:w="816" w:type="dxa"/>
+          </w:tcPr>
+          <w:p>
+            <w:pPr>
+              <w:widowControl/>
+              <w:spacing w:line="360" w:lineRule="auto"/>
+              <w:jc w:val="center"/>
+              <w:rPr>
+                <w:rFonts w:ascii="Times New Roman" w:eastAsia="標楷體" w:hAnsi="Times New Roman" w:cs="Times New Roman" w:hint="eastAsia"/>
+                <w:iCs/>
+                <w:highlight w:val="yellow"/>
+              </w:rPr>
+            </w:pPr>
+            <w:r>
+              <w:rPr>
+                <w:rFonts w:ascii="Times New Roman" w:eastAsia="標楷體" w:hAnsi="Times New Roman" w:cs="Times New Roman" w:hint="eastAsia"/>
+                <w:iCs/>
+                <w:highlight w:val="yellow"/>
+              </w:rPr>
+              <w:t>0.87</w:t>
+            </w:r>
+          </w:p>
+        </w:tc>
+        <w:tc>
+          <w:tcPr>
+            <w:tcW w:w="829" w:type="dxa"/>
+          </w:tcPr>
+          <w:p>
+            <w:pPr>
+              <w:widowControl/>
+              <w:spacing w:line="360" w:lineRule="auto"/>
+              <w:jc w:val="center"/>
+              <w:rPr>
+                <w:rFonts w:ascii="Times New Roman" w:eastAsia="標楷體" w:hAnsi="Times New Roman" w:cs="Times New Roman"/>
+                <w:iCs/>
+                <w:highlight w:val="yellow"/>
+              </w:rPr>
+            </w:pPr>
+          </w:p>
+        </w:tc>
+      </w:tr>
+      <w:tr>
+        <w:trPr>
+          <w:jc w:val="center"/>
+        </w:trPr>
+        <w:tc>
+          <w:tcPr>
+            <w:tcW w:w="1050" w:type="dxa"/>
+          </w:tcPr>
+          <w:p>
+            <w:pPr>
+              <w:widowControl/>
+              <w:spacing w:line="360" w:lineRule="auto"/>
+              <w:jc w:val="center"/>
+              <w:rPr>
+                <w:rFonts w:ascii="Times New Roman" w:eastAsia="標楷體" w:hAnsi="Times New Roman" w:cs="Times New Roman"/>
+                <w:iCs/>
+                <w:highlight w:val="yellow"/>
+              </w:rPr>
+            </w:pPr>
+            <w:r>
+              <w:rPr>
+                <w:rFonts w:ascii="Times New Roman" w:eastAsia="標楷體" w:hAnsi="Times New Roman" w:cs="Times New Roman"/>
+                <w:iCs/>
+                <w:highlight w:val="yellow"/>
+              </w:rPr>
+              <w:t>D120</w:t>
+            </w:r>
+            <w:r>
+              <w:rPr>
+                <w:rFonts w:ascii="Times New Roman" w:eastAsia="標楷體" w:hAnsi="Times New Roman" w:cs="Times New Roman"/>
+                <w:iCs/>
+                <w:highlight w:val="yellow"/>
+              </w:rPr>
+              <w:t>8</w:t>
+            </w:r>
+          </w:p>
+        </w:tc>
+        <w:tc>
+          <w:tcPr>
+            <w:tcW w:w="756" w:type="dxa"/>
+            <w:shd w:val="clear" w:color="auto" w:fill="F2F2F2" w:themeFill="background1" w:themeFillShade="F2"/>
+          </w:tcPr>
+          <w:p>
+            <w:pPr>
+              <w:widowControl/>
+              <w:spacing w:line="360" w:lineRule="auto"/>
+              <w:jc w:val="center"/>
+              <w:rPr>
+                <w:rFonts w:ascii="Times New Roman" w:eastAsia="標楷體" w:hAnsi="Times New Roman" w:cs="Times New Roman"/>
+                <w:iCs/>
+                <w:highlight w:val="yellow"/>
+              </w:rPr>
+            </w:pPr>
+          </w:p>
+        </w:tc>
+        <w:tc>
+          <w:tcPr>
+            <w:tcW w:w="1059" w:type="dxa"/>
+            <w:shd w:val="clear" w:color="auto" w:fill="F2F2F2" w:themeFill="background1" w:themeFillShade="F2"/>
+          </w:tcPr>
+          <w:p>
+            <w:pPr>
+              <w:widowControl/>
+              <w:spacing w:line="360" w:lineRule="auto"/>
+              <w:jc w:val="center"/>
+              <w:rPr>
+                <w:rFonts w:ascii="Times New Roman" w:eastAsia="標楷體" w:hAnsi="Times New Roman" w:cs="Times New Roman"/>
+                <w:iCs/>
+                <w:highlight w:val="yellow"/>
+              </w:rPr>
+            </w:pPr>
+          </w:p>
+        </w:tc>
+        <w:tc>
+          <w:tcPr>
+            <w:tcW w:w="1056" w:type="dxa"/>
+            <w:shd w:val="clear" w:color="auto" w:fill="F2F2F2" w:themeFill="background1" w:themeFillShade="F2"/>
+          </w:tcPr>
+          <w:p>
+            <w:pPr>
+              <w:widowControl/>
+              <w:spacing w:line="360" w:lineRule="auto"/>
+              <w:jc w:val="center"/>
+              <w:rPr>
+                <w:rFonts w:ascii="Times New Roman" w:eastAsia="標楷體" w:hAnsi="Times New Roman" w:cs="Times New Roman"/>
+                <w:iCs/>
+                <w:highlight w:val="yellow"/>
+              </w:rPr>
+            </w:pPr>
+          </w:p>
+        </w:tc>
+        <w:tc>
+          <w:tcPr>
+            <w:tcW w:w="816" w:type="dxa"/>
+            <w:shd w:val="clear" w:color="auto" w:fill="F2F2F2" w:themeFill="background1" w:themeFillShade="F2"/>
+          </w:tcPr>
+          <w:p>
+            <w:pPr>
+              <w:widowControl/>
+              <w:spacing w:line="360" w:lineRule="auto"/>
+              <w:jc w:val="center"/>
+              <w:rPr>
+                <w:rFonts w:ascii="Times New Roman" w:eastAsia="標楷體" w:hAnsi="Times New Roman" w:cs="Times New Roman"/>
+                <w:iCs/>
+                <w:highlight w:val="yellow"/>
+              </w:rPr>
+            </w:pPr>
+          </w:p>
+        </w:tc>
+        <w:tc>
+          <w:tcPr>
+            <w:tcW w:w="941" w:type="dxa"/>
+            <w:shd w:val="clear" w:color="auto" w:fill="F2F2F2" w:themeFill="background1" w:themeFillShade="F2"/>
+          </w:tcPr>
+          <w:p>
+            <w:pPr>
+              <w:widowControl/>
+              <w:spacing w:line="360" w:lineRule="auto"/>
+              <w:jc w:val="center"/>
+              <w:rPr>
+                <w:rFonts w:ascii="Times New Roman" w:eastAsia="標楷體" w:hAnsi="Times New Roman" w:cs="Times New Roman"/>
+                <w:iCs/>
+                <w:highlight w:val="yellow"/>
+              </w:rPr>
+            </w:pPr>
+          </w:p>
+        </w:tc>
+        <w:tc>
+          <w:tcPr>
+            <w:tcW w:w="756" w:type="dxa"/>
+          </w:tcPr>
+          <w:p>
+            <w:pPr>
+              <w:widowControl/>
+              <w:spacing w:line="360" w:lineRule="auto"/>
+              <w:jc w:val="center"/>
+              <w:rPr>
+                <w:rFonts w:ascii="Times New Roman" w:eastAsia="標楷體" w:hAnsi="Times New Roman" w:cs="Times New Roman"/>
+                <w:iCs/>
+                <w:highlight w:val="yellow"/>
+              </w:rPr>
+            </w:pPr>
+            <w:r>
+              <w:rPr>
+                <w:rFonts w:ascii="Times New Roman" w:eastAsia="標楷體" w:hAnsi="Times New Roman" w:cs="Times New Roman"/>
+                <w:iCs/>
+                <w:highlight w:val="yellow"/>
+              </w:rPr>
+              <w:t>83</w:t>
+            </w:r>
+          </w:p>
+        </w:tc>
+        <w:tc>
+          <w:tcPr>
+            <w:tcW w:w="1176" w:type="dxa"/>
+          </w:tcPr>
+          <w:p>
+            <w:pPr>
+              <w:widowControl/>
+              <w:spacing w:line="360" w:lineRule="auto"/>
+              <w:jc w:val="center"/>
+              <w:rPr>
+                <w:rFonts w:ascii="Times New Roman" w:eastAsia="標楷體" w:hAnsi="Times New Roman" w:cs="Times New Roman" w:hint="eastAsia"/>
+                <w:iCs/>
+                <w:highlight w:val="yellow"/>
+              </w:rPr>
+            </w:pPr>
+            <w:r>
+              <w:rPr>
+                <w:rFonts w:ascii="Times New Roman" w:eastAsia="標楷體" w:hAnsi="Times New Roman" w:cs="Times New Roman"/>
+                <w:iCs/>
+                <w:highlight w:val="yellow"/>
+              </w:rPr>
+              <w:t>31</w:t>
+            </w:r>
+            <w:r>
+              <w:rPr>
+                <w:rFonts w:ascii="Times New Roman" w:eastAsia="標楷體" w:hAnsi="Times New Roman" w:cs="Times New Roman" w:hint="eastAsia"/>
+                <w:iCs/>
+                <w:highlight w:val="yellow"/>
+              </w:rPr>
+              <w:t>52</w:t>
+            </w:r>
+            <w:r>
+              <w:rPr>
+                <w:rFonts w:ascii="Times New Roman" w:eastAsia="標楷體" w:hAnsi="Times New Roman" w:cs="Times New Roman"/>
+                <w:iCs/>
+                <w:highlight w:val="yellow"/>
+              </w:rPr>
+              <w:t>.</w:t>
+            </w:r>
+            <w:r>
+              <w:rPr>
+                <w:rFonts w:ascii="Times New Roman" w:eastAsia="標楷體" w:hAnsi="Times New Roman" w:cs="Times New Roman" w:hint="eastAsia"/>
+                <w:iCs/>
+                <w:highlight w:val="yellow"/>
+              </w:rPr>
+              <w:t>91</w:t>
+            </w:r>
+          </w:p>
+        </w:tc>
+        <w:tc>
+          <w:tcPr>
+            <w:tcW w:w="1056" w:type="dxa"/>
+          </w:tcPr>
+          <w:p>
+            <w:pPr>
+              <w:widowControl/>
+              <w:spacing w:line="360" w:lineRule="auto"/>
+              <w:jc w:val="center"/>
+              <w:rPr>
+                <w:rFonts w:ascii="Times New Roman" w:eastAsia="標楷體" w:hAnsi="Times New Roman" w:cs="Times New Roman"/>
+                <w:iCs/>
+                <w:highlight w:val="yellow"/>
+              </w:rPr>
+            </w:pPr>
+            <w:r>
+              <w:rPr>
+                <w:rFonts w:ascii="Times New Roman" w:eastAsia="標楷體" w:hAnsi="Times New Roman" w:cs="Times New Roman"/>
+                <w:iCs/>
+                <w:highlight w:val="yellow"/>
+              </w:rPr>
+              <w:t>2</w:t>
+            </w:r>
+            <w:r>
+              <w:rPr>
+                <w:rFonts w:ascii="Times New Roman" w:eastAsia="標楷體" w:hAnsi="Times New Roman" w:cs="Times New Roman" w:hint="eastAsia"/>
+                <w:iCs/>
+                <w:highlight w:val="yellow"/>
+              </w:rPr>
+              <w:t>65</w:t>
+            </w:r>
+            <w:r>
+              <w:rPr>
+                <w:rFonts w:ascii="Times New Roman" w:eastAsia="標楷體" w:hAnsi="Times New Roman" w:cs="Times New Roman"/>
+                <w:iCs/>
+                <w:highlight w:val="yellow"/>
+              </w:rPr>
+              <w:t>.</w:t>
+            </w:r>
+            <w:r>
+              <w:rPr>
+                <w:rFonts w:ascii="Times New Roman" w:eastAsia="標楷體" w:hAnsi="Times New Roman" w:cs="Times New Roman" w:hint="eastAsia"/>
+                <w:iCs/>
+                <w:highlight w:val="yellow"/>
+              </w:rPr>
+              <w:t>1</w:t>
+            </w:r>
+            <w:r>
+              <w:rPr>
+                <w:rFonts w:ascii="Times New Roman" w:eastAsia="標楷體" w:hAnsi="Times New Roman" w:cs="Times New Roman"/>
+                <w:iCs/>
+                <w:highlight w:val="yellow"/>
+              </w:rPr>
+              <w:t>1</w:t>
+            </w:r>
+          </w:p>
+        </w:tc>
+        <w:tc>
+          <w:tcPr>
+            <w:tcW w:w="816" w:type="dxa"/>
+          </w:tcPr>
+          <w:p>
+            <w:pPr>
+              <w:widowControl/>
+              <w:spacing w:line="360" w:lineRule="auto"/>
+              <w:jc w:val="center"/>
+              <w:rPr>
+                <w:rFonts w:ascii="Times New Roman" w:eastAsia="標楷體" w:hAnsi="Times New Roman" w:cs="Times New Roman" w:hint="eastAsia"/>
+                <w:iCs/>
+                <w:highlight w:val="yellow"/>
+              </w:rPr>
+            </w:pPr>
+            <w:r>
+              <w:rPr>
+                <w:rFonts w:ascii="Times New Roman" w:eastAsia="標楷體" w:hAnsi="Times New Roman" w:cs="Times New Roman" w:hint="eastAsia"/>
+                <w:iCs/>
+                <w:highlight w:val="yellow"/>
+              </w:rPr>
+              <w:t>0.79</w:t>
+            </w:r>
+          </w:p>
+        </w:tc>
+        <w:tc>
+          <w:tcPr>
+            <w:tcW w:w="829" w:type="dxa"/>
+          </w:tcPr>
+          <w:p>
+            <w:pPr>
+              <w:widowControl/>
+              <w:spacing w:line="360" w:lineRule="auto"/>
+              <w:jc w:val="center"/>
+              <w:rPr>
+                <w:rFonts w:ascii="Times New Roman" w:eastAsia="標楷體" w:hAnsi="Times New Roman" w:cs="Times New Roman"/>
+                <w:iCs/>
+                <w:highlight w:val="yellow"/>
+              </w:rPr>
+            </w:pPr>
+          </w:p>
+        </w:tc>
+      </w:tr>
+      <w:tr>
+        <w:trPr>
+          <w:jc w:val="center"/>
+        </w:trPr>
+        <w:tc>
+          <w:tcPr>
+            <w:tcW w:w="1050" w:type="dxa"/>
+          </w:tcPr>
+          <w:p>
+            <w:pPr>
+              <w:widowControl/>
+              <w:spacing w:line="360" w:lineRule="auto"/>
+              <w:jc w:val="center"/>
+              <w:rPr>
+                <w:rFonts w:ascii="Times New Roman" w:eastAsia="標楷體" w:hAnsi="Times New Roman" w:cs="Times New Roman"/>
+                <w:iCs/>
+                <w:highlight w:val="yellow"/>
+              </w:rPr>
+            </w:pPr>
+            <w:r>
+              <w:rPr>
+                <w:rFonts w:ascii="Times New Roman" w:eastAsia="標楷體" w:hAnsi="Times New Roman" w:cs="Times New Roman"/>
+                <w:iCs/>
+                <w:highlight w:val="yellow"/>
+              </w:rPr>
+              <w:t>D120</w:t>
+            </w:r>
+            <w:r>
+              <w:rPr>
+                <w:rFonts w:ascii="Times New Roman" w:eastAsia="標楷體" w:hAnsi="Times New Roman" w:cs="Times New Roman"/>
+                <w:iCs/>
+                <w:highlight w:val="yellow"/>
+              </w:rPr>
+              <w:t>9</w:t>
+            </w:r>
+          </w:p>
+        </w:tc>
+        <w:tc>
+          <w:tcPr>
+            <w:tcW w:w="756" w:type="dxa"/>
+            <w:shd w:val="clear" w:color="auto" w:fill="F2F2F2" w:themeFill="background1" w:themeFillShade="F2"/>
+          </w:tcPr>
+          <w:p>
+            <w:pPr>
+              <w:widowControl/>
+              <w:spacing w:line="360" w:lineRule="auto"/>
+              <w:jc w:val="center"/>
+              <w:rPr>
+                <w:rFonts w:ascii="Times New Roman" w:eastAsia="標楷體" w:hAnsi="Times New Roman" w:cs="Times New Roman"/>
+                <w:iCs/>
+                <w:highlight w:val="yellow"/>
+              </w:rPr>
+            </w:pPr>
+          </w:p>
+        </w:tc>
+        <w:tc>
+          <w:tcPr>
+            <w:tcW w:w="1059" w:type="dxa"/>
+            <w:shd w:val="clear" w:color="auto" w:fill="F2F2F2" w:themeFill="background1" w:themeFillShade="F2"/>
+          </w:tcPr>
+          <w:p>
+            <w:pPr>
+              <w:widowControl/>
+              <w:spacing w:line="360" w:lineRule="auto"/>
+              <w:jc w:val="center"/>
+              <w:rPr>
+                <w:rFonts w:ascii="Times New Roman" w:eastAsia="標楷體" w:hAnsi="Times New Roman" w:cs="Times New Roman"/>
+                <w:iCs/>
+                <w:highlight w:val="yellow"/>
+              </w:rPr>
+            </w:pPr>
+          </w:p>
+        </w:tc>
+        <w:tc>
+          <w:tcPr>
+            <w:tcW w:w="1056" w:type="dxa"/>
+            <w:shd w:val="clear" w:color="auto" w:fill="F2F2F2" w:themeFill="background1" w:themeFillShade="F2"/>
+          </w:tcPr>
+          <w:p>
+            <w:pPr>
+              <w:widowControl/>
+              <w:spacing w:line="360" w:lineRule="auto"/>
+              <w:jc w:val="center"/>
+              <w:rPr>
+                <w:rFonts w:ascii="Times New Roman" w:eastAsia="標楷體" w:hAnsi="Times New Roman" w:cs="Times New Roman"/>
+                <w:iCs/>
+                <w:highlight w:val="yellow"/>
+              </w:rPr>
+            </w:pPr>
+          </w:p>
+        </w:tc>
+        <w:tc>
+          <w:tcPr>
+            <w:tcW w:w="816" w:type="dxa"/>
+            <w:shd w:val="clear" w:color="auto" w:fill="F2F2F2" w:themeFill="background1" w:themeFillShade="F2"/>
+          </w:tcPr>
+          <w:p>
+            <w:pPr>
+              <w:widowControl/>
+              <w:spacing w:line="360" w:lineRule="auto"/>
+              <w:jc w:val="center"/>
+              <w:rPr>
+                <w:rFonts w:ascii="Times New Roman" w:eastAsia="標楷體" w:hAnsi="Times New Roman" w:cs="Times New Roman"/>
+                <w:iCs/>
+                <w:highlight w:val="yellow"/>
+              </w:rPr>
+            </w:pPr>
+          </w:p>
+        </w:tc>
+        <w:tc>
+          <w:tcPr>
+            <w:tcW w:w="941" w:type="dxa"/>
+            <w:shd w:val="clear" w:color="auto" w:fill="F2F2F2" w:themeFill="background1" w:themeFillShade="F2"/>
+          </w:tcPr>
+          <w:p>
+            <w:pPr>
+              <w:widowControl/>
+              <w:spacing w:line="360" w:lineRule="auto"/>
+              <w:jc w:val="center"/>
+              <w:rPr>
+                <w:rFonts w:ascii="Times New Roman" w:eastAsia="標楷體" w:hAnsi="Times New Roman" w:cs="Times New Roman"/>
+                <w:iCs/>
+                <w:highlight w:val="yellow"/>
+              </w:rPr>
+            </w:pPr>
+          </w:p>
+        </w:tc>
+        <w:tc>
+          <w:tcPr>
+            <w:tcW w:w="756" w:type="dxa"/>
+          </w:tcPr>
+          <w:p>
+            <w:pPr>
+              <w:widowControl/>
+              <w:spacing w:line="360" w:lineRule="auto"/>
+              <w:jc w:val="center"/>
+              <w:rPr>
+                <w:rFonts w:ascii="Times New Roman" w:eastAsia="標楷體" w:hAnsi="Times New Roman" w:cs="Times New Roman"/>
+                <w:iCs/>
+                <w:highlight w:val="yellow"/>
+              </w:rPr>
+            </w:pPr>
+            <w:r>
+              <w:rPr>
+                <w:rFonts w:ascii="Times New Roman" w:eastAsia="標楷體" w:hAnsi="Times New Roman" w:cs="Times New Roman"/>
+                <w:iCs/>
+                <w:highlight w:val="yellow"/>
+              </w:rPr>
+              <w:t>89</w:t>
+            </w:r>
+          </w:p>
+        </w:tc>
+        <w:tc>
+          <w:tcPr>
+            <w:tcW w:w="1176" w:type="dxa"/>
+          </w:tcPr>
+          <w:p>
+            <w:pPr>
+              <w:widowControl/>
+              <w:spacing w:line="360" w:lineRule="auto"/>
+              <w:jc w:val="center"/>
+              <w:rPr>
+                <w:rFonts w:ascii="Times New Roman" w:eastAsia="標楷體" w:hAnsi="Times New Roman" w:cs="Times New Roman" w:hint="eastAsia"/>
+                <w:iCs/>
+                <w:highlight w:val="yellow"/>
+              </w:rPr>
+            </w:pPr>
+            <w:r>
+              <w:rPr>
+                <w:rFonts w:ascii="Times New Roman" w:eastAsia="標楷體" w:hAnsi="Times New Roman" w:cs="Times New Roman"/>
+                <w:iCs/>
+                <w:highlight w:val="yellow"/>
+              </w:rPr>
+              <w:t>33</w:t>
+            </w:r>
+            <w:r>
+              <w:rPr>
+                <w:rFonts w:ascii="Times New Roman" w:eastAsia="標楷體" w:hAnsi="Times New Roman" w:cs="Times New Roman" w:hint="eastAsia"/>
+                <w:iCs/>
+                <w:highlight w:val="yellow"/>
+              </w:rPr>
+              <w:t>18</w:t>
+            </w:r>
+            <w:r>
+              <w:rPr>
+                <w:rFonts w:ascii="Times New Roman" w:eastAsia="標楷體" w:hAnsi="Times New Roman" w:cs="Times New Roman"/>
+                <w:iCs/>
+                <w:highlight w:val="yellow"/>
+              </w:rPr>
+              <w:t>.</w:t>
+            </w:r>
+            <w:r>
+              <w:rPr>
+                <w:rFonts w:ascii="Times New Roman" w:eastAsia="標楷體" w:hAnsi="Times New Roman" w:cs="Times New Roman" w:hint="eastAsia"/>
+                <w:iCs/>
+                <w:highlight w:val="yellow"/>
+              </w:rPr>
+              <w:t>00</w:t>
+            </w:r>
+          </w:p>
+        </w:tc>
+        <w:tc>
+          <w:tcPr>
+            <w:tcW w:w="1056" w:type="dxa"/>
+          </w:tcPr>
+          <w:p>
+            <w:pPr>
+              <w:widowControl/>
+              <w:spacing w:line="360" w:lineRule="auto"/>
+              <w:jc w:val="center"/>
+              <w:rPr>
+                <w:rFonts w:ascii="Times New Roman" w:eastAsia="標楷體" w:hAnsi="Times New Roman" w:cs="Times New Roman" w:hint="eastAsia"/>
+                <w:iCs/>
+                <w:highlight w:val="yellow"/>
+              </w:rPr>
+            </w:pPr>
+            <w:r>
+              <w:rPr>
+                <w:rFonts w:ascii="Times New Roman" w:eastAsia="標楷體" w:hAnsi="Times New Roman" w:cs="Times New Roman"/>
+                <w:iCs/>
+                <w:highlight w:val="yellow"/>
+              </w:rPr>
+              <w:t>2</w:t>
+            </w:r>
+            <w:r>
+              <w:rPr>
+                <w:rFonts w:ascii="Times New Roman" w:eastAsia="標楷體" w:hAnsi="Times New Roman" w:cs="Times New Roman" w:hint="eastAsia"/>
+                <w:iCs/>
+                <w:highlight w:val="yellow"/>
+              </w:rPr>
+              <w:t>71</w:t>
+            </w:r>
+            <w:r>
+              <w:rPr>
+                <w:rFonts w:ascii="Times New Roman" w:eastAsia="標楷體" w:hAnsi="Times New Roman" w:cs="Times New Roman"/>
+                <w:iCs/>
+                <w:highlight w:val="yellow"/>
+              </w:rPr>
+              <w:t>.</w:t>
+            </w:r>
+            <w:r>
+              <w:rPr>
+                <w:rFonts w:ascii="Times New Roman" w:eastAsia="標楷體" w:hAnsi="Times New Roman" w:cs="Times New Roman" w:hint="eastAsia"/>
+                <w:iCs/>
+                <w:highlight w:val="yellow"/>
+              </w:rPr>
+              <w:t>45</w:t>
+            </w:r>
+          </w:p>
+        </w:tc>
+        <w:tc>
+          <w:tcPr>
+            <w:tcW w:w="816" w:type="dxa"/>
+          </w:tcPr>
+          <w:p>
+            <w:pPr>
+              <w:widowControl/>
+              <w:spacing w:line="360" w:lineRule="auto"/>
+              <w:jc w:val="center"/>
+              <w:rPr>
+                <w:rFonts w:ascii="Times New Roman" w:eastAsia="標楷體" w:hAnsi="Times New Roman" w:cs="Times New Roman" w:hint="eastAsia"/>
+                <w:iCs/>
+                <w:highlight w:val="yellow"/>
+              </w:rPr>
+            </w:pPr>
+            <w:r>
+              <w:rPr>
+                <w:rFonts w:ascii="Times New Roman" w:eastAsia="標楷體" w:hAnsi="Times New Roman" w:cs="Times New Roman" w:hint="eastAsia"/>
+                <w:iCs/>
+                <w:highlight w:val="yellow"/>
+              </w:rPr>
+              <w:t>0.83</w:t>
+            </w:r>
+          </w:p>
+        </w:tc>
+        <w:tc>
+          <w:tcPr>
+            <w:tcW w:w="829" w:type="dxa"/>
+          </w:tcPr>
+          <w:p>
+            <w:pPr>
+              <w:widowControl/>
+              <w:spacing w:line="360" w:lineRule="auto"/>
+              <w:jc w:val="center"/>
+              <w:rPr>
+                <w:rFonts w:ascii="Times New Roman" w:eastAsia="標楷體" w:hAnsi="Times New Roman" w:cs="Times New Roman"/>
+                <w:iCs/>
+                <w:highlight w:val="yellow"/>
+              </w:rPr>
+            </w:pPr>
+          </w:p>
+        </w:tc>
+      </w:tr>
+      <w:tr>
+        <w:trPr>
+          <w:jc w:val="center"/>
+        </w:trPr>
+        <w:tc>
+          <w:tcPr>
+            <w:tcW w:w="1050" w:type="dxa"/>
+          </w:tcPr>
+          <w:p>
+            <w:pPr>
+              <w:widowControl/>
+              <w:spacing w:line="360" w:lineRule="auto"/>
+              <w:jc w:val="center"/>
+              <w:rPr>
+                <w:rFonts w:ascii="Times New Roman" w:eastAsia="標楷體" w:hAnsi="Times New Roman" w:cs="Times New Roman"/>
+                <w:iCs/>
+                <w:highlight w:val="yellow"/>
+              </w:rPr>
+            </w:pPr>
+            <w:r>
+              <w:rPr>
+                <w:rFonts w:ascii="Times New Roman" w:eastAsia="標楷體" w:hAnsi="Times New Roman" w:cs="Times New Roman"/>
+                <w:iCs/>
+                <w:highlight w:val="yellow"/>
+              </w:rPr>
+              <w:t>D12</w:t>
+            </w:r>
+            <w:r>
+              <w:rPr>
+                <w:rFonts w:ascii="Times New Roman" w:eastAsia="標楷體" w:hAnsi="Times New Roman" w:cs="Times New Roman"/>
+                <w:iCs/>
+                <w:highlight w:val="yellow"/>
+              </w:rPr>
+              <w:t>10</w:t>
+            </w:r>
+          </w:p>
+        </w:tc>
+        <w:tc>
+          <w:tcPr>
+            <w:tcW w:w="756" w:type="dxa"/>
+            <w:shd w:val="clear" w:color="auto" w:fill="F2F2F2" w:themeFill="background1" w:themeFillShade="F2"/>
+          </w:tcPr>
+          <w:p>
+            <w:pPr>
+              <w:widowControl/>
+              <w:spacing w:line="360" w:lineRule="auto"/>
+              <w:jc w:val="center"/>
+              <w:rPr>
+                <w:rFonts w:ascii="Times New Roman" w:eastAsia="標楷體" w:hAnsi="Times New Roman" w:cs="Times New Roman"/>
+                <w:iCs/>
+                <w:highlight w:val="yellow"/>
+              </w:rPr>
+            </w:pPr>
+          </w:p>
+        </w:tc>
+        <w:tc>
+          <w:tcPr>
+            <w:tcW w:w="1059" w:type="dxa"/>
+            <w:shd w:val="clear" w:color="auto" w:fill="F2F2F2" w:themeFill="background1" w:themeFillShade="F2"/>
+          </w:tcPr>
+          <w:p>
+            <w:pPr>
+              <w:widowControl/>
+              <w:spacing w:line="360" w:lineRule="auto"/>
+              <w:jc w:val="center"/>
+              <w:rPr>
+                <w:rFonts w:ascii="Times New Roman" w:eastAsia="標楷體" w:hAnsi="Times New Roman" w:cs="Times New Roman"/>
+                <w:iCs/>
+                <w:highlight w:val="yellow"/>
+              </w:rPr>
+            </w:pPr>
+          </w:p>
+        </w:tc>
+        <w:tc>
+          <w:tcPr>
+            <w:tcW w:w="1056" w:type="dxa"/>
+            <w:shd w:val="clear" w:color="auto" w:fill="F2F2F2" w:themeFill="background1" w:themeFillShade="F2"/>
+          </w:tcPr>
+          <w:p>
+            <w:pPr>
+              <w:widowControl/>
+              <w:spacing w:line="360" w:lineRule="auto"/>
+              <w:jc w:val="center"/>
+              <w:rPr>
+                <w:rFonts w:ascii="Times New Roman" w:eastAsia="標楷體" w:hAnsi="Times New Roman" w:cs="Times New Roman"/>
+                <w:iCs/>
+                <w:highlight w:val="yellow"/>
+              </w:rPr>
+            </w:pPr>
+          </w:p>
+        </w:tc>
+        <w:tc>
+          <w:tcPr>
+            <w:tcW w:w="816" w:type="dxa"/>
+            <w:shd w:val="clear" w:color="auto" w:fill="F2F2F2" w:themeFill="background1" w:themeFillShade="F2"/>
+          </w:tcPr>
+          <w:p>
+            <w:pPr>
+              <w:widowControl/>
+              <w:spacing w:line="360" w:lineRule="auto"/>
+              <w:jc w:val="center"/>
+              <w:rPr>
+                <w:rFonts w:ascii="Times New Roman" w:eastAsia="標楷體" w:hAnsi="Times New Roman" w:cs="Times New Roman"/>
+                <w:iCs/>
+                <w:highlight w:val="yellow"/>
+              </w:rPr>
+            </w:pPr>
+          </w:p>
+        </w:tc>
+        <w:tc>
+          <w:tcPr>
+            <w:tcW w:w="941" w:type="dxa"/>
+            <w:shd w:val="clear" w:color="auto" w:fill="F2F2F2" w:themeFill="background1" w:themeFillShade="F2"/>
+          </w:tcPr>
+          <w:p>
+            <w:pPr>
+              <w:widowControl/>
+              <w:spacing w:line="360" w:lineRule="auto"/>
+              <w:jc w:val="center"/>
+              <w:rPr>
+                <w:rFonts w:ascii="Times New Roman" w:eastAsia="標楷體" w:hAnsi="Times New Roman" w:cs="Times New Roman"/>
+                <w:iCs/>
+                <w:highlight w:val="yellow"/>
+              </w:rPr>
+            </w:pPr>
+          </w:p>
+        </w:tc>
+        <w:tc>
+          <w:tcPr>
+            <w:tcW w:w="756" w:type="dxa"/>
+          </w:tcPr>
+          <w:p>
+            <w:pPr>
+              <w:widowControl/>
+              <w:spacing w:line="360" w:lineRule="auto"/>
+              <w:jc w:val="center"/>
+              <w:rPr>
+                <w:rFonts w:ascii="Times New Roman" w:eastAsia="標楷體" w:hAnsi="Times New Roman" w:cs="Times New Roman"/>
+                <w:iCs/>
+                <w:highlight w:val="yellow"/>
+              </w:rPr>
+            </w:pPr>
+            <w:r>
+              <w:rPr>
+                <w:rFonts w:ascii="Times New Roman" w:eastAsia="標楷體" w:hAnsi="Times New Roman" w:cs="Times New Roman"/>
+                <w:iCs/>
+                <w:highlight w:val="yellow"/>
+              </w:rPr>
+              <w:t>94</w:t>
+            </w:r>
+          </w:p>
+        </w:tc>
+        <w:tc>
+          <w:tcPr>
+            <w:tcW w:w="1176" w:type="dxa"/>
+          </w:tcPr>
+          <w:p>
+            <w:pPr>
+              <w:widowControl/>
+              <w:spacing w:line="360" w:lineRule="auto"/>
+              <w:jc w:val="center"/>
+              <w:rPr>
+                <w:rFonts w:ascii="Times New Roman" w:eastAsia="標楷體" w:hAnsi="Times New Roman" w:cs="Times New Roman" w:hint="eastAsia"/>
+                <w:iCs/>
+                <w:highlight w:val="yellow"/>
+              </w:rPr>
+            </w:pPr>
+            <w:r>
+              <w:rPr>
+                <w:rFonts w:ascii="Times New Roman" w:eastAsia="標楷體" w:hAnsi="Times New Roman" w:cs="Times New Roman"/>
+                <w:iCs/>
+                <w:highlight w:val="yellow"/>
+              </w:rPr>
+              <w:t>344</w:t>
+            </w:r>
+            <w:r>
+              <w:rPr>
+                <w:rFonts w:ascii="Times New Roman" w:eastAsia="標楷體" w:hAnsi="Times New Roman" w:cs="Times New Roman" w:hint="eastAsia"/>
+                <w:iCs/>
+                <w:highlight w:val="yellow"/>
+              </w:rPr>
+              <w:t>0</w:t>
+            </w:r>
+            <w:r>
+              <w:rPr>
+                <w:rFonts w:ascii="Times New Roman" w:eastAsia="標楷體" w:hAnsi="Times New Roman" w:cs="Times New Roman"/>
+                <w:iCs/>
+                <w:highlight w:val="yellow"/>
+              </w:rPr>
+              <w:t>.</w:t>
+            </w:r>
+            <w:r>
+              <w:rPr>
+                <w:rFonts w:ascii="Times New Roman" w:eastAsia="標楷體" w:hAnsi="Times New Roman" w:cs="Times New Roman" w:hint="eastAsia"/>
+                <w:iCs/>
+                <w:highlight w:val="yellow"/>
+              </w:rPr>
+              <w:t>58</w:t>
+            </w:r>
+          </w:p>
+        </w:tc>
+        <w:tc>
+          <w:tcPr>
+            <w:tcW w:w="1056" w:type="dxa"/>
+          </w:tcPr>
+          <w:p>
+            <w:pPr>
+              <w:widowControl/>
+              <w:spacing w:line="360" w:lineRule="auto"/>
+              <w:jc w:val="center"/>
+              <w:rPr>
+                <w:rFonts w:ascii="Times New Roman" w:eastAsia="標楷體" w:hAnsi="Times New Roman" w:cs="Times New Roman" w:hint="eastAsia"/>
+                <w:iCs/>
+                <w:highlight w:val="yellow"/>
+              </w:rPr>
+            </w:pPr>
+            <w:r>
+              <w:rPr>
+                <w:rFonts w:ascii="Times New Roman" w:eastAsia="標楷體" w:hAnsi="Times New Roman" w:cs="Times New Roman"/>
+                <w:iCs/>
+                <w:highlight w:val="yellow"/>
+              </w:rPr>
+              <w:t>2</w:t>
+            </w:r>
+            <w:r>
+              <w:rPr>
+                <w:rFonts w:ascii="Times New Roman" w:eastAsia="標楷體" w:hAnsi="Times New Roman" w:cs="Times New Roman" w:hint="eastAsia"/>
+                <w:iCs/>
+                <w:highlight w:val="yellow"/>
+              </w:rPr>
+              <w:t>72</w:t>
+            </w:r>
+            <w:r>
+              <w:rPr>
+                <w:rFonts w:ascii="Times New Roman" w:eastAsia="標楷體" w:hAnsi="Times New Roman" w:cs="Times New Roman"/>
+                <w:iCs/>
+                <w:highlight w:val="yellow"/>
+              </w:rPr>
+              <w:t>.</w:t>
+            </w:r>
+            <w:r>
+              <w:rPr>
+                <w:rFonts w:ascii="Times New Roman" w:eastAsia="標楷體" w:hAnsi="Times New Roman" w:cs="Times New Roman" w:hint="eastAsia"/>
+                <w:iCs/>
+                <w:highlight w:val="yellow"/>
+              </w:rPr>
+              <w:t>43</w:t>
+            </w:r>
+          </w:p>
+        </w:tc>
+        <w:tc>
+          <w:tcPr>
+            <w:tcW w:w="816" w:type="dxa"/>
+          </w:tcPr>
+          <w:p>
+            <w:pPr>
+              <w:widowControl/>
+              <w:spacing w:line="360" w:lineRule="auto"/>
+              <w:jc w:val="center"/>
+              <w:rPr>
+                <w:rFonts w:ascii="Times New Roman" w:eastAsia="標楷體" w:hAnsi="Times New Roman" w:cs="Times New Roman" w:hint="eastAsia"/>
+                <w:iCs/>
+                <w:highlight w:val="yellow"/>
+              </w:rPr>
+            </w:pPr>
+            <w:r>
+              <w:rPr>
+                <w:rFonts w:ascii="Times New Roman" w:eastAsia="標楷體" w:hAnsi="Times New Roman" w:cs="Times New Roman" w:hint="eastAsia"/>
+                <w:iCs/>
+                <w:highlight w:val="yellow"/>
+              </w:rPr>
+              <w:t>0.85</w:t>
+            </w:r>
+          </w:p>
+        </w:tc>
+        <w:tc>
+          <w:tcPr>
+            <w:tcW w:w="829" w:type="dxa"/>
+          </w:tcPr>
+          <w:p>
+            <w:pPr>
+              <w:widowControl/>
+              <w:spacing w:line="360" w:lineRule="auto"/>
+              <w:jc w:val="center"/>
+              <w:rPr>
+                <w:rFonts w:ascii="Times New Roman" w:eastAsia="標楷體" w:hAnsi="Times New Roman" w:cs="Times New Roman"/>
+                <w:iCs/>
+                <w:highlight w:val="yellow"/>
+              </w:rPr>
+            </w:pPr>
+          </w:p>
+        </w:tc>
+      </w:tr>
+      <w:tr>
+        <w:trPr>
+          <w:jc w:val="center"/>
+        </w:trPr>
+        <w:tc>
+          <w:tcPr>
+            <w:tcW w:w="1050" w:type="dxa"/>
+          </w:tcPr>
+          <w:p>
+            <w:pPr>
+              <w:widowControl/>
+              <w:spacing w:line="360" w:lineRule="auto"/>
+              <w:jc w:val="center"/>
+              <w:rPr>
+                <w:rFonts w:ascii="Times New Roman" w:eastAsia="標楷體" w:hAnsi="Times New Roman" w:cs="Times New Roman"/>
+                <w:iCs/>
+                <w:highlight w:val="yellow"/>
+              </w:rPr>
+            </w:pPr>
+            <w:r>
+              <w:rPr>
+                <w:rFonts w:ascii="Times New Roman" w:eastAsia="標楷體" w:hAnsi="Times New Roman" w:cs="Times New Roman"/>
+                <w:iCs/>
+                <w:highlight w:val="yellow"/>
+              </w:rPr>
+              <w:t>D12</w:t>
+            </w:r>
+            <w:r>
+              <w:rPr>
+                <w:rFonts w:ascii="Times New Roman" w:eastAsia="標楷體" w:hAnsi="Times New Roman" w:cs="Times New Roman"/>
+                <w:iCs/>
+                <w:highlight w:val="yellow"/>
+              </w:rPr>
+              <w:t>12</w:t>
+            </w:r>
+          </w:p>
+        </w:tc>
+        <w:tc>
+          <w:tcPr>
+            <w:tcW w:w="756" w:type="dxa"/>
+            <w:shd w:val="clear" w:color="auto" w:fill="F2F2F2" w:themeFill="background1" w:themeFillShade="F2"/>
+          </w:tcPr>
+          <w:p>
+            <w:pPr>
+              <w:widowControl/>
+              <w:spacing w:line="360" w:lineRule="auto"/>
+              <w:jc w:val="center"/>
+              <w:rPr>
+                <w:rFonts w:ascii="Times New Roman" w:eastAsia="標楷體" w:hAnsi="Times New Roman" w:cs="Times New Roman"/>
+                <w:iCs/>
+                <w:highlight w:val="yellow"/>
+              </w:rPr>
+            </w:pPr>
+          </w:p>
+        </w:tc>
+        <w:tc>
+          <w:tcPr>
+            <w:tcW w:w="1059" w:type="dxa"/>
+            <w:shd w:val="clear" w:color="auto" w:fill="F2F2F2" w:themeFill="background1" w:themeFillShade="F2"/>
+          </w:tcPr>
+          <w:p>
+            <w:pPr>
+              <w:widowControl/>
+              <w:spacing w:line="360" w:lineRule="auto"/>
+              <w:jc w:val="center"/>
+              <w:rPr>
+                <w:rFonts w:ascii="Times New Roman" w:eastAsia="標楷體" w:hAnsi="Times New Roman" w:cs="Times New Roman"/>
+                <w:iCs/>
+                <w:highlight w:val="yellow"/>
+              </w:rPr>
+            </w:pPr>
+          </w:p>
+        </w:tc>
+        <w:tc>
+          <w:tcPr>
+            <w:tcW w:w="1056" w:type="dxa"/>
+            <w:shd w:val="clear" w:color="auto" w:fill="F2F2F2" w:themeFill="background1" w:themeFillShade="F2"/>
+          </w:tcPr>
+          <w:p>
+            <w:pPr>
+              <w:widowControl/>
+              <w:spacing w:line="360" w:lineRule="auto"/>
+              <w:jc w:val="center"/>
+              <w:rPr>
+                <w:rFonts w:ascii="Times New Roman" w:eastAsia="標楷體" w:hAnsi="Times New Roman" w:cs="Times New Roman"/>
+                <w:iCs/>
+                <w:highlight w:val="yellow"/>
+              </w:rPr>
+            </w:pPr>
+          </w:p>
+        </w:tc>
+        <w:tc>
+          <w:tcPr>
+            <w:tcW w:w="816" w:type="dxa"/>
+            <w:shd w:val="clear" w:color="auto" w:fill="F2F2F2" w:themeFill="background1" w:themeFillShade="F2"/>
+          </w:tcPr>
+          <w:p>
+            <w:pPr>
+              <w:widowControl/>
+              <w:spacing w:line="360" w:lineRule="auto"/>
+              <w:jc w:val="center"/>
+              <w:rPr>
+                <w:rFonts w:ascii="Times New Roman" w:eastAsia="標楷體" w:hAnsi="Times New Roman" w:cs="Times New Roman"/>
+                <w:iCs/>
+                <w:highlight w:val="yellow"/>
+              </w:rPr>
+            </w:pPr>
+          </w:p>
+        </w:tc>
+        <w:tc>
+          <w:tcPr>
+            <w:tcW w:w="941" w:type="dxa"/>
+            <w:shd w:val="clear" w:color="auto" w:fill="F2F2F2" w:themeFill="background1" w:themeFillShade="F2"/>
+          </w:tcPr>
+          <w:p>
+            <w:pPr>
+              <w:widowControl/>
+              <w:spacing w:line="360" w:lineRule="auto"/>
+              <w:jc w:val="center"/>
+              <w:rPr>
+                <w:rFonts w:ascii="Times New Roman" w:eastAsia="標楷體" w:hAnsi="Times New Roman" w:cs="Times New Roman"/>
+                <w:iCs/>
+                <w:highlight w:val="yellow"/>
+              </w:rPr>
+            </w:pPr>
+          </w:p>
+        </w:tc>
+        <w:tc>
+          <w:tcPr>
+            <w:tcW w:w="756" w:type="dxa"/>
+          </w:tcPr>
+          <w:p>
+            <w:pPr>
+              <w:widowControl/>
+              <w:spacing w:line="360" w:lineRule="auto"/>
+              <w:jc w:val="center"/>
+              <w:rPr>
+                <w:rFonts w:ascii="Times New Roman" w:eastAsia="標楷體" w:hAnsi="Times New Roman" w:cs="Times New Roman"/>
+                <w:iCs/>
+                <w:highlight w:val="yellow"/>
+              </w:rPr>
+            </w:pPr>
+            <w:r>
+              <w:rPr>
+                <w:rFonts w:ascii="Times New Roman" w:eastAsia="標楷體" w:hAnsi="Times New Roman" w:cs="Times New Roman"/>
+                <w:iCs/>
+                <w:highlight w:val="yellow"/>
+              </w:rPr>
+              <w:t>91</w:t>
+            </w:r>
+          </w:p>
+        </w:tc>
+        <w:tc>
+          <w:tcPr>
+            <w:tcW w:w="1176" w:type="dxa"/>
+          </w:tcPr>
+          <w:p>
+            <w:pPr>
+              <w:widowControl/>
+              <w:spacing w:line="360" w:lineRule="auto"/>
+              <w:jc w:val="center"/>
+              <w:rPr>
+                <w:rFonts w:ascii="Times New Roman" w:eastAsia="標楷體" w:hAnsi="Times New Roman" w:cs="Times New Roman" w:hint="eastAsia"/>
+                <w:iCs/>
+                <w:highlight w:val="yellow"/>
+              </w:rPr>
+            </w:pPr>
+            <w:r>
+              <w:rPr>
+                <w:rFonts w:ascii="Times New Roman" w:eastAsia="標楷體" w:hAnsi="Times New Roman" w:cs="Times New Roman"/>
+                <w:iCs/>
+                <w:highlight w:val="yellow"/>
+              </w:rPr>
+              <w:t>341</w:t>
+            </w:r>
+            <w:r>
+              <w:rPr>
+                <w:rFonts w:ascii="Times New Roman" w:eastAsia="標楷體" w:hAnsi="Times New Roman" w:cs="Times New Roman" w:hint="eastAsia"/>
+                <w:iCs/>
+                <w:highlight w:val="yellow"/>
+              </w:rPr>
+              <w:t>4</w:t>
+            </w:r>
+            <w:r>
+              <w:rPr>
+                <w:rFonts w:ascii="Times New Roman" w:eastAsia="標楷體" w:hAnsi="Times New Roman" w:cs="Times New Roman"/>
+                <w:iCs/>
+                <w:highlight w:val="yellow"/>
+              </w:rPr>
+              <w:t>.7</w:t>
+            </w:r>
+            <w:r>
+              <w:rPr>
+                <w:rFonts w:ascii="Times New Roman" w:eastAsia="標楷體" w:hAnsi="Times New Roman" w:cs="Times New Roman" w:hint="eastAsia"/>
+                <w:iCs/>
+                <w:highlight w:val="yellow"/>
+              </w:rPr>
+              <w:t>4</w:t>
+            </w:r>
+          </w:p>
+        </w:tc>
+        <w:tc>
+          <w:tcPr>
+            <w:tcW w:w="1056" w:type="dxa"/>
+          </w:tcPr>
+          <w:p>
+            <w:pPr>
+              <w:widowControl/>
+              <w:spacing w:line="360" w:lineRule="auto"/>
+              <w:jc w:val="center"/>
+              <w:rPr>
+                <w:rFonts w:ascii="Times New Roman" w:eastAsia="標楷體" w:hAnsi="Times New Roman" w:cs="Times New Roman" w:hint="eastAsia"/>
+                <w:iCs/>
+                <w:highlight w:val="yellow"/>
+              </w:rPr>
+            </w:pPr>
+            <w:r>
+              <w:rPr>
+                <w:rFonts w:ascii="Times New Roman" w:eastAsia="標楷體" w:hAnsi="Times New Roman" w:cs="Times New Roman"/>
+                <w:iCs/>
+                <w:highlight w:val="yellow"/>
+              </w:rPr>
+              <w:t>2</w:t>
+            </w:r>
+            <w:r>
+              <w:rPr>
+                <w:rFonts w:ascii="Times New Roman" w:eastAsia="標楷體" w:hAnsi="Times New Roman" w:cs="Times New Roman" w:hint="eastAsia"/>
+                <w:iCs/>
+                <w:highlight w:val="yellow"/>
+              </w:rPr>
+              <w:t>73</w:t>
+            </w:r>
+            <w:r>
+              <w:rPr>
+                <w:rFonts w:ascii="Times New Roman" w:eastAsia="標楷體" w:hAnsi="Times New Roman" w:cs="Times New Roman"/>
+                <w:iCs/>
+                <w:highlight w:val="yellow"/>
+              </w:rPr>
+              <w:t>.</w:t>
+            </w:r>
+            <w:r>
+              <w:rPr>
+                <w:rFonts w:ascii="Times New Roman" w:eastAsia="標楷體" w:hAnsi="Times New Roman" w:cs="Times New Roman" w:hint="eastAsia"/>
+                <w:iCs/>
+                <w:highlight w:val="yellow"/>
+              </w:rPr>
+              <w:t>69</w:t>
+            </w:r>
+          </w:p>
+        </w:tc>
+        <w:tc>
+          <w:tcPr>
+            <w:tcW w:w="816" w:type="dxa"/>
+          </w:tcPr>
+          <w:p>
+            <w:pPr>
+              <w:widowControl/>
+              <w:spacing w:line="360" w:lineRule="auto"/>
+              <w:jc w:val="center"/>
+              <w:rPr>
+                <w:rFonts w:ascii="Times New Roman" w:eastAsia="標楷體" w:hAnsi="Times New Roman" w:cs="Times New Roman" w:hint="eastAsia"/>
+                <w:iCs/>
+                <w:highlight w:val="yellow"/>
+              </w:rPr>
+            </w:pPr>
+            <w:r>
+              <w:rPr>
+                <w:rFonts w:ascii="Times New Roman" w:eastAsia="標楷體" w:hAnsi="Times New Roman" w:cs="Times New Roman" w:hint="eastAsia"/>
+                <w:iCs/>
+                <w:highlight w:val="yellow"/>
+              </w:rPr>
+              <w:t>0.86</w:t>
+            </w:r>
+          </w:p>
+        </w:tc>
+        <w:tc>
+          <w:tcPr>
+            <w:tcW w:w="829" w:type="dxa"/>
+          </w:tcPr>
+          <w:p>
+            <w:pPr>
+              <w:widowControl/>
+              <w:spacing w:line="360" w:lineRule="auto"/>
+              <w:jc w:val="center"/>
+              <w:rPr>
+                <w:rFonts w:ascii="Times New Roman" w:eastAsia="標楷體" w:hAnsi="Times New Roman" w:cs="Times New Roman"/>
+                <w:iCs/>
+                <w:highlight w:val="yellow"/>
+              </w:rPr>
+            </w:pPr>
+          </w:p>
+        </w:tc>
+      </w:tr>
+      <w:tr>
+        <w:trPr>
+          <w:jc w:val="center"/>
+        </w:trPr>
+        <w:tc>
+          <w:tcPr>
+            <w:tcW w:w="1050" w:type="dxa"/>
+          </w:tcPr>
+          <w:p>
+            <w:pPr>
+              <w:widowControl/>
+              <w:spacing w:line="360" w:lineRule="auto"/>
+              <w:jc w:val="center"/>
+              <w:rPr>
+                <w:rFonts w:ascii="Times New Roman" w:eastAsia="標楷體" w:hAnsi="Times New Roman" w:cs="Times New Roman"/>
+                <w:iCs/>
+                <w:highlight w:val="yellow"/>
+              </w:rPr>
+            </w:pPr>
+            <w:r>
+              <w:rPr>
+                <w:rFonts w:ascii="Times New Roman" w:eastAsia="標楷體" w:hAnsi="Times New Roman" w:cs="Times New Roman"/>
+                <w:iCs/>
+                <w:highlight w:val="yellow"/>
+              </w:rPr>
+              <w:t>D12</w:t>
+            </w:r>
+            <w:r>
+              <w:rPr>
+                <w:rFonts w:ascii="Times New Roman" w:eastAsia="標楷體" w:hAnsi="Times New Roman" w:cs="Times New Roman"/>
+                <w:iCs/>
+                <w:highlight w:val="yellow"/>
+              </w:rPr>
+              <w:t>13</w:t>
+            </w:r>
+          </w:p>
+        </w:tc>
+        <w:tc>
+          <w:tcPr>
+            <w:tcW w:w="756" w:type="dxa"/>
+            <w:shd w:val="clear" w:color="auto" w:fill="F2F2F2" w:themeFill="background1" w:themeFillShade="F2"/>
+          </w:tcPr>
+          <w:p>
+            <w:pPr>
+              <w:widowControl/>
+              <w:spacing w:line="360" w:lineRule="auto"/>
+              <w:jc w:val="center"/>
+              <w:rPr>
+                <w:rFonts w:ascii="Times New Roman" w:eastAsia="標楷體" w:hAnsi="Times New Roman" w:cs="Times New Roman"/>
+                <w:iCs/>
+                <w:highlight w:val="yellow"/>
+              </w:rPr>
+            </w:pPr>
+          </w:p>
+        </w:tc>
+        <w:tc>
+          <w:tcPr>
+            <w:tcW w:w="1059" w:type="dxa"/>
+            <w:shd w:val="clear" w:color="auto" w:fill="F2F2F2" w:themeFill="background1" w:themeFillShade="F2"/>
+          </w:tcPr>
+          <w:p>
+            <w:pPr>
+              <w:widowControl/>
+              <w:spacing w:line="360" w:lineRule="auto"/>
+              <w:jc w:val="center"/>
+              <w:rPr>
+                <w:rFonts w:ascii="Times New Roman" w:eastAsia="標楷體" w:hAnsi="Times New Roman" w:cs="Times New Roman"/>
+                <w:iCs/>
+                <w:highlight w:val="yellow"/>
+              </w:rPr>
+            </w:pPr>
+          </w:p>
+        </w:tc>
+        <w:tc>
+          <w:tcPr>
+            <w:tcW w:w="1056" w:type="dxa"/>
+            <w:shd w:val="clear" w:color="auto" w:fill="F2F2F2" w:themeFill="background1" w:themeFillShade="F2"/>
+          </w:tcPr>
+          <w:p>
+            <w:pPr>
+              <w:widowControl/>
+              <w:spacing w:line="360" w:lineRule="auto"/>
+              <w:jc w:val="center"/>
+              <w:rPr>
+                <w:rFonts w:ascii="Times New Roman" w:eastAsia="標楷體" w:hAnsi="Times New Roman" w:cs="Times New Roman"/>
+                <w:iCs/>
+                <w:highlight w:val="yellow"/>
+              </w:rPr>
+            </w:pPr>
+          </w:p>
+        </w:tc>
+        <w:tc>
+          <w:tcPr>
+            <w:tcW w:w="816" w:type="dxa"/>
+            <w:shd w:val="clear" w:color="auto" w:fill="F2F2F2" w:themeFill="background1" w:themeFillShade="F2"/>
+          </w:tcPr>
+          <w:p>
+            <w:pPr>
+              <w:widowControl/>
+              <w:spacing w:line="360" w:lineRule="auto"/>
+              <w:jc w:val="center"/>
+              <w:rPr>
+                <w:rFonts w:ascii="Times New Roman" w:eastAsia="標楷體" w:hAnsi="Times New Roman" w:cs="Times New Roman"/>
+                <w:iCs/>
+                <w:highlight w:val="yellow"/>
+              </w:rPr>
+            </w:pPr>
+          </w:p>
+        </w:tc>
+        <w:tc>
+          <w:tcPr>
+            <w:tcW w:w="941" w:type="dxa"/>
+            <w:shd w:val="clear" w:color="auto" w:fill="F2F2F2" w:themeFill="background1" w:themeFillShade="F2"/>
+          </w:tcPr>
+          <w:p>
+            <w:pPr>
+              <w:widowControl/>
+              <w:spacing w:line="360" w:lineRule="auto"/>
+              <w:jc w:val="center"/>
+              <w:rPr>
+                <w:rFonts w:ascii="Times New Roman" w:eastAsia="標楷體" w:hAnsi="Times New Roman" w:cs="Times New Roman"/>
+                <w:iCs/>
+                <w:highlight w:val="yellow"/>
+              </w:rPr>
+            </w:pPr>
+          </w:p>
+        </w:tc>
+        <w:tc>
+          <w:tcPr>
+            <w:tcW w:w="756" w:type="dxa"/>
+          </w:tcPr>
+          <w:p>
+            <w:pPr>
+              <w:widowControl/>
+              <w:spacing w:line="360" w:lineRule="auto"/>
+              <w:jc w:val="center"/>
+              <w:rPr>
+                <w:rFonts w:ascii="Times New Roman" w:eastAsia="標楷體" w:hAnsi="Times New Roman" w:cs="Times New Roman"/>
+                <w:iCs/>
+                <w:highlight w:val="yellow"/>
+              </w:rPr>
+            </w:pPr>
+            <w:r>
+              <w:rPr>
+                <w:rFonts w:ascii="Times New Roman" w:eastAsia="標楷體" w:hAnsi="Times New Roman" w:cs="Times New Roman"/>
+                <w:iCs/>
+                <w:highlight w:val="yellow"/>
+              </w:rPr>
+              <w:t>108</w:t>
+            </w:r>
+          </w:p>
+        </w:tc>
+        <w:tc>
+          <w:tcPr>
+            <w:tcW w:w="1176" w:type="dxa"/>
+          </w:tcPr>
+          <w:p>
+            <w:pPr>
+              <w:widowControl/>
+              <w:spacing w:line="360" w:lineRule="auto"/>
+              <w:jc w:val="center"/>
+              <w:rPr>
+                <w:rFonts w:ascii="Times New Roman" w:eastAsia="標楷體" w:hAnsi="Times New Roman" w:cs="Times New Roman" w:hint="eastAsia"/>
+                <w:iCs/>
+                <w:highlight w:val="yellow"/>
+              </w:rPr>
+            </w:pPr>
+            <w:r>
+              <w:rPr>
+                <w:rFonts w:ascii="Times New Roman" w:eastAsia="標楷體" w:hAnsi="Times New Roman" w:cs="Times New Roman"/>
+                <w:iCs/>
+                <w:highlight w:val="yellow"/>
+              </w:rPr>
+              <w:t>39</w:t>
+            </w:r>
+            <w:r>
+              <w:rPr>
+                <w:rFonts w:ascii="Times New Roman" w:eastAsia="標楷體" w:hAnsi="Times New Roman" w:cs="Times New Roman" w:hint="eastAsia"/>
+                <w:iCs/>
+                <w:highlight w:val="yellow"/>
+              </w:rPr>
+              <w:t>14</w:t>
+            </w:r>
+            <w:r>
+              <w:rPr>
+                <w:rFonts w:ascii="Times New Roman" w:eastAsia="標楷體" w:hAnsi="Times New Roman" w:cs="Times New Roman"/>
+                <w:iCs/>
+                <w:highlight w:val="yellow"/>
+              </w:rPr>
+              <w:t>.</w:t>
+            </w:r>
+            <w:r>
+              <w:rPr>
+                <w:rFonts w:ascii="Times New Roman" w:eastAsia="標楷體" w:hAnsi="Times New Roman" w:cs="Times New Roman" w:hint="eastAsia"/>
+                <w:iCs/>
+                <w:highlight w:val="yellow"/>
+              </w:rPr>
+              <w:t>19</w:t>
+            </w:r>
+          </w:p>
+        </w:tc>
+        <w:tc>
+          <w:tcPr>
+            <w:tcW w:w="1056" w:type="dxa"/>
+          </w:tcPr>
+          <w:p>
+            <w:pPr>
+              <w:widowControl/>
+              <w:spacing w:line="360" w:lineRule="auto"/>
+              <w:jc w:val="center"/>
+              <w:rPr>
+                <w:rFonts w:ascii="Times New Roman" w:eastAsia="標楷體" w:hAnsi="Times New Roman" w:cs="Times New Roman" w:hint="eastAsia"/>
+                <w:iCs/>
+                <w:highlight w:val="yellow"/>
+              </w:rPr>
+            </w:pPr>
+            <w:r>
+              <w:rPr>
+                <w:rFonts w:ascii="Times New Roman" w:eastAsia="標楷體" w:hAnsi="Times New Roman" w:cs="Times New Roman" w:hint="eastAsia"/>
+                <w:iCs/>
+                <w:highlight w:val="yellow"/>
+              </w:rPr>
+              <w:t>29</w:t>
+            </w:r>
+            <w:r>
+              <w:rPr>
+                <w:rFonts w:ascii="Times New Roman" w:eastAsia="標楷體" w:hAnsi="Times New Roman" w:cs="Times New Roman"/>
+                <w:iCs/>
+                <w:highlight w:val="yellow"/>
+              </w:rPr>
+              <w:t>0.</w:t>
+            </w:r>
+            <w:r>
+              <w:rPr>
+                <w:rFonts w:ascii="Times New Roman" w:eastAsia="標楷體" w:hAnsi="Times New Roman" w:cs="Times New Roman" w:hint="eastAsia"/>
+                <w:iCs/>
+                <w:highlight w:val="yellow"/>
+              </w:rPr>
+              <w:t>35</w:t>
+            </w:r>
+          </w:p>
+        </w:tc>
+        <w:tc>
+          <w:tcPr>
+            <w:tcW w:w="816" w:type="dxa"/>
+          </w:tcPr>
+          <w:p>
+            <w:pPr>
+              <w:widowControl/>
+              <w:spacing w:line="360" w:lineRule="auto"/>
+              <w:jc w:val="center"/>
+              <w:rPr>
+                <w:rFonts w:ascii="Times New Roman" w:eastAsia="標楷體" w:hAnsi="Times New Roman" w:cs="Times New Roman" w:hint="eastAsia"/>
+                <w:iCs/>
+                <w:highlight w:val="yellow"/>
+              </w:rPr>
+            </w:pPr>
+            <w:r>
+              <w:rPr>
+                <w:rFonts w:ascii="Times New Roman" w:eastAsia="標楷體" w:hAnsi="Times New Roman" w:cs="Times New Roman" w:hint="eastAsia"/>
+                <w:iCs/>
+                <w:highlight w:val="yellow"/>
+              </w:rPr>
+              <w:t>0.85</w:t>
+            </w:r>
+          </w:p>
+        </w:tc>
+        <w:tc>
+          <w:tcPr>
+            <w:tcW w:w="829" w:type="dxa"/>
+          </w:tcPr>
+          <w:p>
+            <w:pPr>
+              <w:widowControl/>
+              <w:spacing w:line="360" w:lineRule="auto"/>
+              <w:jc w:val="center"/>
+              <w:rPr>
+                <w:rFonts w:ascii="Times New Roman" w:eastAsia="標楷體" w:hAnsi="Times New Roman" w:cs="Times New Roman"/>
+                <w:iCs/>
+                <w:highlight w:val="yellow"/>
+              </w:rPr>
+            </w:pPr>
+          </w:p>
+        </w:tc>
+      </w:tr>
+      <w:tr>
+        <w:trPr>
+          <w:jc w:val="center"/>
+        </w:trPr>
+        <w:tc>
+          <w:tcPr>
+            <w:tcW w:w="1050" w:type="dxa"/>
+          </w:tcPr>
+          <w:p>
+            <w:pPr>
+              <w:widowControl/>
+              <w:spacing w:line="360" w:lineRule="auto"/>
+              <w:jc w:val="center"/>
+              <w:rPr>
+                <w:rFonts w:ascii="Times New Roman" w:eastAsia="標楷體" w:hAnsi="Times New Roman" w:cs="Times New Roman"/>
+                <w:iCs/>
+                <w:highlight w:val="yellow"/>
+              </w:rPr>
+            </w:pPr>
+            <w:r>
+              <w:rPr>
+                <w:rFonts w:ascii="Times New Roman" w:eastAsia="標楷體" w:hAnsi="Times New Roman" w:cs="Times New Roman"/>
+                <w:iCs/>
+                <w:highlight w:val="yellow"/>
+              </w:rPr>
+              <w:t>D12</w:t>
+            </w:r>
+            <w:r>
+              <w:rPr>
+                <w:rFonts w:ascii="Times New Roman" w:eastAsia="標楷體" w:hAnsi="Times New Roman" w:cs="Times New Roman"/>
+                <w:iCs/>
+                <w:highlight w:val="yellow"/>
+              </w:rPr>
+              <w:t>14</w:t>
+            </w:r>
+          </w:p>
+        </w:tc>
+        <w:tc>
+          <w:tcPr>
+            <w:tcW w:w="756" w:type="dxa"/>
+            <w:shd w:val="clear" w:color="auto" w:fill="F2F2F2" w:themeFill="background1" w:themeFillShade="F2"/>
+          </w:tcPr>
+          <w:p>
+            <w:pPr>
+              <w:widowControl/>
+              <w:spacing w:line="360" w:lineRule="auto"/>
+              <w:jc w:val="center"/>
+              <w:rPr>
+                <w:rFonts w:ascii="Times New Roman" w:eastAsia="標楷體" w:hAnsi="Times New Roman" w:cs="Times New Roman"/>
+                <w:iCs/>
+                <w:highlight w:val="yellow"/>
+              </w:rPr>
+            </w:pPr>
+          </w:p>
+        </w:tc>
+        <w:tc>
+          <w:tcPr>
+            <w:tcW w:w="1059" w:type="dxa"/>
+            <w:shd w:val="clear" w:color="auto" w:fill="F2F2F2" w:themeFill="background1" w:themeFillShade="F2"/>
+          </w:tcPr>
+          <w:p>
+            <w:pPr>
+              <w:widowControl/>
+              <w:spacing w:line="360" w:lineRule="auto"/>
+              <w:jc w:val="center"/>
+              <w:rPr>
+                <w:rFonts w:ascii="Times New Roman" w:eastAsia="標楷體" w:hAnsi="Times New Roman" w:cs="Times New Roman"/>
+                <w:iCs/>
+                <w:highlight w:val="yellow"/>
+              </w:rPr>
+            </w:pPr>
+          </w:p>
+        </w:tc>
+        <w:tc>
+          <w:tcPr>
+            <w:tcW w:w="1056" w:type="dxa"/>
+            <w:shd w:val="clear" w:color="auto" w:fill="F2F2F2" w:themeFill="background1" w:themeFillShade="F2"/>
+          </w:tcPr>
+          <w:p>
+            <w:pPr>
+              <w:widowControl/>
+              <w:spacing w:line="360" w:lineRule="auto"/>
+              <w:jc w:val="center"/>
+              <w:rPr>
+                <w:rFonts w:ascii="Times New Roman" w:eastAsia="標楷體" w:hAnsi="Times New Roman" w:cs="Times New Roman"/>
+                <w:iCs/>
+                <w:highlight w:val="yellow"/>
+              </w:rPr>
+            </w:pPr>
+          </w:p>
+        </w:tc>
+        <w:tc>
+          <w:tcPr>
+            <w:tcW w:w="816" w:type="dxa"/>
+            <w:shd w:val="clear" w:color="auto" w:fill="F2F2F2" w:themeFill="background1" w:themeFillShade="F2"/>
+          </w:tcPr>
+          <w:p>
+            <w:pPr>
+              <w:widowControl/>
+              <w:spacing w:line="360" w:lineRule="auto"/>
+              <w:jc w:val="center"/>
+              <w:rPr>
+                <w:rFonts w:ascii="Times New Roman" w:eastAsia="標楷體" w:hAnsi="Times New Roman" w:cs="Times New Roman"/>
+                <w:iCs/>
+                <w:highlight w:val="yellow"/>
+              </w:rPr>
+            </w:pPr>
+          </w:p>
+        </w:tc>
+        <w:tc>
+          <w:tcPr>
+            <w:tcW w:w="941" w:type="dxa"/>
+            <w:shd w:val="clear" w:color="auto" w:fill="F2F2F2" w:themeFill="background1" w:themeFillShade="F2"/>
+          </w:tcPr>
+          <w:p>
+            <w:pPr>
+              <w:widowControl/>
+              <w:spacing w:line="360" w:lineRule="auto"/>
+              <w:jc w:val="center"/>
+              <w:rPr>
+                <w:rFonts w:ascii="Times New Roman" w:eastAsia="標楷體" w:hAnsi="Times New Roman" w:cs="Times New Roman"/>
+                <w:iCs/>
+                <w:highlight w:val="yellow"/>
+              </w:rPr>
+            </w:pPr>
+          </w:p>
+        </w:tc>
+        <w:tc>
+          <w:tcPr>
+            <w:tcW w:w="756" w:type="dxa"/>
+          </w:tcPr>
+          <w:p>
+            <w:pPr>
+              <w:widowControl/>
+              <w:spacing w:line="360" w:lineRule="auto"/>
+              <w:jc w:val="center"/>
+              <w:rPr>
+                <w:rFonts w:ascii="Times New Roman" w:eastAsia="標楷體" w:hAnsi="Times New Roman" w:cs="Times New Roman"/>
+                <w:iCs/>
+                <w:highlight w:val="yellow"/>
+              </w:rPr>
+            </w:pPr>
+            <w:r>
+              <w:rPr>
+                <w:rFonts w:ascii="Times New Roman" w:eastAsia="標楷體" w:hAnsi="Times New Roman" w:cs="Times New Roman"/>
+                <w:iCs/>
+                <w:highlight w:val="yellow"/>
+              </w:rPr>
+              <w:t>85</w:t>
+            </w:r>
+          </w:p>
+        </w:tc>
+        <w:tc>
+          <w:tcPr>
+            <w:tcW w:w="1176" w:type="dxa"/>
+          </w:tcPr>
+          <w:p>
+            <w:pPr>
+              <w:widowControl/>
+              <w:spacing w:line="360" w:lineRule="auto"/>
+              <w:jc w:val="center"/>
+              <w:rPr>
+                <w:rFonts w:ascii="Times New Roman" w:eastAsia="標楷體" w:hAnsi="Times New Roman" w:cs="Times New Roman" w:hint="eastAsia"/>
+                <w:iCs/>
+                <w:highlight w:val="yellow"/>
+              </w:rPr>
+            </w:pPr>
+            <w:r>
+              <w:rPr>
+                <w:rFonts w:ascii="Times New Roman" w:eastAsia="標楷體" w:hAnsi="Times New Roman" w:cs="Times New Roman"/>
+                <w:iCs/>
+                <w:highlight w:val="yellow"/>
+              </w:rPr>
+              <w:t>3</w:t>
+            </w:r>
+            <w:r>
+              <w:rPr>
+                <w:rFonts w:ascii="Times New Roman" w:eastAsia="標楷體" w:hAnsi="Times New Roman" w:cs="Times New Roman" w:hint="eastAsia"/>
+                <w:iCs/>
+                <w:highlight w:val="yellow"/>
+              </w:rPr>
+              <w:t>191</w:t>
+            </w:r>
+            <w:r>
+              <w:rPr>
+                <w:rFonts w:ascii="Times New Roman" w:eastAsia="標楷體" w:hAnsi="Times New Roman" w:cs="Times New Roman"/>
+                <w:iCs/>
+                <w:highlight w:val="yellow"/>
+              </w:rPr>
+              <w:t>.</w:t>
+            </w:r>
+            <w:r>
+              <w:rPr>
+                <w:rFonts w:ascii="Times New Roman" w:eastAsia="標楷體" w:hAnsi="Times New Roman" w:cs="Times New Roman" w:hint="eastAsia"/>
+                <w:iCs/>
+                <w:highlight w:val="yellow"/>
+              </w:rPr>
+              <w:t>69</w:t>
+            </w:r>
+          </w:p>
+        </w:tc>
+        <w:tc>
+          <w:tcPr>
+            <w:tcW w:w="1056" w:type="dxa"/>
+          </w:tcPr>
+          <w:p>
+            <w:pPr>
+              <w:widowControl/>
+              <w:spacing w:line="360" w:lineRule="auto"/>
+              <w:jc w:val="center"/>
+              <w:rPr>
+                <w:rFonts w:ascii="Times New Roman" w:eastAsia="標楷體" w:hAnsi="Times New Roman" w:cs="Times New Roman"/>
+                <w:iCs/>
+                <w:highlight w:val="yellow"/>
+              </w:rPr>
+            </w:pPr>
+            <w:r>
+              <w:rPr>
+                <w:rFonts w:ascii="Times New Roman" w:eastAsia="標楷體" w:hAnsi="Times New Roman" w:cs="Times New Roman" w:hint="eastAsia"/>
+                <w:iCs/>
+                <w:highlight w:val="yellow"/>
+              </w:rPr>
+              <w:t>267.51</w:t>
+            </w:r>
+          </w:p>
+        </w:tc>
+        <w:tc>
+          <w:tcPr>
+            <w:tcW w:w="816" w:type="dxa"/>
+          </w:tcPr>
+          <w:p>
+            <w:pPr>
+              <w:widowControl/>
+              <w:spacing w:line="360" w:lineRule="auto"/>
+              <w:jc w:val="center"/>
+              <w:rPr>
+                <w:rFonts w:ascii="Times New Roman" w:eastAsia="標楷體" w:hAnsi="Times New Roman" w:cs="Times New Roman" w:hint="eastAsia"/>
+                <w:iCs/>
+                <w:highlight w:val="yellow"/>
+              </w:rPr>
+            </w:pPr>
+            <w:r>
+              <w:rPr>
+                <w:rFonts w:ascii="Times New Roman" w:eastAsia="標楷體" w:hAnsi="Times New Roman" w:cs="Times New Roman" w:hint="eastAsia"/>
+                <w:iCs/>
+                <w:highlight w:val="yellow"/>
+              </w:rPr>
+              <w:t>0.84</w:t>
+            </w:r>
+          </w:p>
+        </w:tc>
+        <w:tc>
+          <w:tcPr>
+            <w:tcW w:w="829" w:type="dxa"/>
+          </w:tcPr>
+          <w:p>
+            <w:pPr>
+              <w:widowControl/>
+              <w:spacing w:line="360" w:lineRule="auto"/>
+              <w:jc w:val="center"/>
+              <w:rPr>
+                <w:rFonts w:ascii="Times New Roman" w:eastAsia="標楷體" w:hAnsi="Times New Roman" w:cs="Times New Roman"/>
+                <w:iCs/>
+                <w:highlight w:val="yellow"/>
+              </w:rPr>
+            </w:pPr>
+          </w:p>
+        </w:tc>
+      </w:tr>
+      <w:tr>
+        <w:trPr>
+          <w:jc w:val="center"/>
+        </w:trPr>
+        <w:tc>
+          <w:tcPr>
+            <w:tcW w:w="1050" w:type="dxa"/>
+          </w:tcPr>
+          <w:p>
+            <w:pPr>
+              <w:widowControl/>
+              <w:spacing w:line="360" w:lineRule="auto"/>
+              <w:jc w:val="center"/>
+              <w:rPr>
+                <w:rFonts w:ascii="Times New Roman" w:eastAsia="標楷體" w:hAnsi="Times New Roman" w:cs="Times New Roman"/>
+                <w:iCs/>
+                <w:highlight w:val="yellow"/>
+              </w:rPr>
+            </w:pPr>
+            <w:r>
+              <w:rPr>
+                <w:rFonts w:ascii="Times New Roman" w:eastAsia="標楷體" w:hAnsi="Times New Roman" w:cs="Times New Roman"/>
+                <w:iCs/>
+                <w:highlight w:val="yellow"/>
+              </w:rPr>
+              <w:t>D12</w:t>
+            </w:r>
+            <w:r>
+              <w:rPr>
+                <w:rFonts w:ascii="Times New Roman" w:eastAsia="標楷體" w:hAnsi="Times New Roman" w:cs="Times New Roman"/>
+                <w:iCs/>
+                <w:highlight w:val="yellow"/>
+              </w:rPr>
+              <w:t>15</w:t>
+            </w:r>
+          </w:p>
+        </w:tc>
+        <w:tc>
+          <w:tcPr>
+            <w:tcW w:w="756" w:type="dxa"/>
+            <w:shd w:val="clear" w:color="auto" w:fill="F2F2F2" w:themeFill="background1" w:themeFillShade="F2"/>
+          </w:tcPr>
+          <w:p>
+            <w:pPr>
+              <w:widowControl/>
+              <w:spacing w:line="360" w:lineRule="auto"/>
+              <w:jc w:val="center"/>
+              <w:rPr>
+                <w:rFonts w:ascii="Times New Roman" w:eastAsia="標楷體" w:hAnsi="Times New Roman" w:cs="Times New Roman"/>
+                <w:iCs/>
+                <w:highlight w:val="yellow"/>
+              </w:rPr>
+            </w:pPr>
+          </w:p>
+        </w:tc>
+        <w:tc>
+          <w:tcPr>
+            <w:tcW w:w="1059" w:type="dxa"/>
+            <w:shd w:val="clear" w:color="auto" w:fill="F2F2F2" w:themeFill="background1" w:themeFillShade="F2"/>
+          </w:tcPr>
+          <w:p>
+            <w:pPr>
+              <w:widowControl/>
+              <w:spacing w:line="360" w:lineRule="auto"/>
+              <w:jc w:val="center"/>
+              <w:rPr>
+                <w:rFonts w:ascii="Times New Roman" w:eastAsia="標楷體" w:hAnsi="Times New Roman" w:cs="Times New Roman"/>
+                <w:iCs/>
+                <w:highlight w:val="yellow"/>
+              </w:rPr>
+            </w:pPr>
+          </w:p>
+        </w:tc>
+        <w:tc>
+          <w:tcPr>
+            <w:tcW w:w="1056" w:type="dxa"/>
+            <w:shd w:val="clear" w:color="auto" w:fill="F2F2F2" w:themeFill="background1" w:themeFillShade="F2"/>
+          </w:tcPr>
+          <w:p>
+            <w:pPr>
+              <w:widowControl/>
+              <w:spacing w:line="360" w:lineRule="auto"/>
+              <w:jc w:val="center"/>
+              <w:rPr>
+                <w:rFonts w:ascii="Times New Roman" w:eastAsia="標楷體" w:hAnsi="Times New Roman" w:cs="Times New Roman"/>
+                <w:iCs/>
+                <w:highlight w:val="yellow"/>
+              </w:rPr>
+            </w:pPr>
+          </w:p>
+        </w:tc>
+        <w:tc>
+          <w:tcPr>
+            <w:tcW w:w="816" w:type="dxa"/>
+            <w:shd w:val="clear" w:color="auto" w:fill="F2F2F2" w:themeFill="background1" w:themeFillShade="F2"/>
+          </w:tcPr>
+          <w:p>
+            <w:pPr>
+              <w:widowControl/>
+              <w:spacing w:line="360" w:lineRule="auto"/>
+              <w:jc w:val="center"/>
+              <w:rPr>
+                <w:rFonts w:ascii="Times New Roman" w:eastAsia="標楷體" w:hAnsi="Times New Roman" w:cs="Times New Roman"/>
+                <w:iCs/>
+                <w:highlight w:val="yellow"/>
+              </w:rPr>
+            </w:pPr>
+          </w:p>
+        </w:tc>
+        <w:tc>
+          <w:tcPr>
+            <w:tcW w:w="941" w:type="dxa"/>
+            <w:shd w:val="clear" w:color="auto" w:fill="F2F2F2" w:themeFill="background1" w:themeFillShade="F2"/>
+          </w:tcPr>
+          <w:p>
+            <w:pPr>
+              <w:widowControl/>
+              <w:spacing w:line="360" w:lineRule="auto"/>
+              <w:jc w:val="center"/>
+              <w:rPr>
+                <w:rFonts w:ascii="Times New Roman" w:eastAsia="標楷體" w:hAnsi="Times New Roman" w:cs="Times New Roman"/>
+                <w:iCs/>
+                <w:highlight w:val="yellow"/>
+              </w:rPr>
+            </w:pPr>
+          </w:p>
+        </w:tc>
+        <w:tc>
+          <w:tcPr>
+            <w:tcW w:w="756" w:type="dxa"/>
+          </w:tcPr>
+          <w:p>
+            <w:pPr>
+              <w:widowControl/>
+              <w:spacing w:line="360" w:lineRule="auto"/>
+              <w:jc w:val="center"/>
+              <w:rPr>
+                <w:rFonts w:ascii="Times New Roman" w:eastAsia="標楷體" w:hAnsi="Times New Roman" w:cs="Times New Roman"/>
+                <w:iCs/>
+                <w:highlight w:val="yellow"/>
+              </w:rPr>
+            </w:pPr>
+            <w:r>
+              <w:rPr>
+                <w:rFonts w:ascii="Times New Roman" w:eastAsia="標楷體" w:hAnsi="Times New Roman" w:cs="Times New Roman"/>
+                <w:iCs/>
+                <w:highlight w:val="yellow"/>
+              </w:rPr>
+              <w:t>81</w:t>
+            </w:r>
+          </w:p>
+        </w:tc>
+        <w:tc>
+          <w:tcPr>
+            <w:tcW w:w="1176" w:type="dxa"/>
+          </w:tcPr>
+          <w:p>
+            <w:pPr>
+              <w:widowControl/>
+              <w:spacing w:line="360" w:lineRule="auto"/>
+              <w:jc w:val="center"/>
+              <w:rPr>
+                <w:rFonts w:ascii="Times New Roman" w:eastAsia="標楷體" w:hAnsi="Times New Roman" w:cs="Times New Roman" w:hint="eastAsia"/>
+                <w:iCs/>
+                <w:highlight w:val="yellow"/>
+              </w:rPr>
+            </w:pPr>
+            <w:r>
+              <w:rPr>
+                <w:rFonts w:ascii="Times New Roman" w:eastAsia="標楷體" w:hAnsi="Times New Roman" w:cs="Times New Roman"/>
+                <w:iCs/>
+                <w:highlight w:val="yellow"/>
+              </w:rPr>
+              <w:t>31</w:t>
+            </w:r>
+            <w:r>
+              <w:rPr>
+                <w:rFonts w:ascii="Times New Roman" w:eastAsia="標楷體" w:hAnsi="Times New Roman" w:cs="Times New Roman" w:hint="eastAsia"/>
+                <w:iCs/>
+                <w:highlight w:val="yellow"/>
+              </w:rPr>
+              <w:t>13</w:t>
+            </w:r>
+            <w:r>
+              <w:rPr>
+                <w:rFonts w:ascii="Times New Roman" w:eastAsia="標楷體" w:hAnsi="Times New Roman" w:cs="Times New Roman"/>
+                <w:iCs/>
+                <w:highlight w:val="yellow"/>
+              </w:rPr>
+              <w:t>.</w:t>
+            </w:r>
+            <w:r>
+              <w:rPr>
+                <w:rFonts w:ascii="Times New Roman" w:eastAsia="標楷體" w:hAnsi="Times New Roman" w:cs="Times New Roman" w:hint="eastAsia"/>
+                <w:iCs/>
+                <w:highlight w:val="yellow"/>
+              </w:rPr>
+              <w:t>90</w:t>
+            </w:r>
+          </w:p>
+        </w:tc>
+        <w:tc>
+          <w:tcPr>
+            <w:tcW w:w="1056" w:type="dxa"/>
+          </w:tcPr>
+          <w:p>
+            <w:pPr>
+              <w:widowControl/>
+              <w:spacing w:line="360" w:lineRule="auto"/>
+              <w:jc w:val="center"/>
+              <w:rPr>
+                <w:rFonts w:ascii="Times New Roman" w:eastAsia="標楷體" w:hAnsi="Times New Roman" w:cs="Times New Roman" w:hint="eastAsia"/>
+                <w:iCs/>
+                <w:highlight w:val="yellow"/>
+              </w:rPr>
+            </w:pPr>
+            <w:r>
+              <w:rPr>
+                <w:rFonts w:ascii="Times New Roman" w:eastAsia="標楷體" w:hAnsi="Times New Roman" w:cs="Times New Roman"/>
+                <w:iCs/>
+                <w:highlight w:val="yellow"/>
+              </w:rPr>
+              <w:t>2</w:t>
+            </w:r>
+            <w:r>
+              <w:rPr>
+                <w:rFonts w:ascii="Times New Roman" w:eastAsia="標楷體" w:hAnsi="Times New Roman" w:cs="Times New Roman" w:hint="eastAsia"/>
+                <w:iCs/>
+                <w:highlight w:val="yellow"/>
+              </w:rPr>
+              <w:t>63</w:t>
+            </w:r>
+            <w:r>
+              <w:rPr>
+                <w:rFonts w:ascii="Times New Roman" w:eastAsia="標楷體" w:hAnsi="Times New Roman" w:cs="Times New Roman"/>
+                <w:iCs/>
+                <w:highlight w:val="yellow"/>
+              </w:rPr>
+              <w:t>.</w:t>
+            </w:r>
+            <w:r>
+              <w:rPr>
+                <w:rFonts w:ascii="Times New Roman" w:eastAsia="標楷體" w:hAnsi="Times New Roman" w:cs="Times New Roman" w:hint="eastAsia"/>
+                <w:iCs/>
+                <w:highlight w:val="yellow"/>
+              </w:rPr>
+              <w:t>55</w:t>
+            </w:r>
+          </w:p>
+        </w:tc>
+        <w:tc>
+          <w:tcPr>
+            <w:tcW w:w="816" w:type="dxa"/>
+          </w:tcPr>
+          <w:p>
+            <w:pPr>
+              <w:widowControl/>
+              <w:spacing w:line="360" w:lineRule="auto"/>
+              <w:jc w:val="center"/>
+              <w:rPr>
+                <w:rFonts w:ascii="Times New Roman" w:eastAsia="標楷體" w:hAnsi="Times New Roman" w:cs="Times New Roman" w:hint="eastAsia"/>
+                <w:iCs/>
+              </w:rPr>
+            </w:pPr>
+            <w:r>
+              <w:rPr>
+                <w:rFonts w:ascii="Times New Roman" w:eastAsia="標楷體" w:hAnsi="Times New Roman" w:cs="Times New Roman" w:hint="eastAsia"/>
+                <w:iCs/>
+                <w:highlight w:val="yellow"/>
+              </w:rPr>
+              <w:t>0.80</w:t>
+            </w:r>
+          </w:p>
+        </w:tc>
+        <w:tc>
+          <w:tcPr>
+            <w:tcW w:w="829" w:type="dxa"/>
+          </w:tcPr>
+          <w:p>
+            <w:pPr>
+              <w:widowControl/>
+              <w:spacing w:line="360" w:lineRule="auto"/>
+              <w:jc w:val="center"/>
+              <w:rPr>
+                <w:rFonts w:ascii="Times New Roman" w:eastAsia="標楷體" w:hAnsi="Times New Roman" w:cs="Times New Roman"/>
+                <w:iCs/>
+              </w:rPr>
+            </w:pPr>
+          </w:p>
+        </w:tc>
+      </w:tr>
+    </w:tbl>
+    <w:p>
+      <w:pPr>
+        <w:widowControl/>
+        <w:spacing w:line="360" w:lineRule="auto"/>
+        <w:rPr>
+          <w:rFonts w:ascii="Times New Roman" w:eastAsia="標楷體" w:hAnsi="Times New Roman" w:cs="Times New Roman" w:hint="eastAsia"/>
         </w:rPr>
       </w:pPr>
     </w:p>
     <w:p>
       <w:pPr>
         <w:widowControl/>
-        <w:outlineLvl w:val="1"/>
-        <w:rPr>
-          <w:rFonts w:ascii="Times New Roman" w:eastAsia="標楷體" w:hAnsi="Times New Roman" w:cs="Times New Roman"/>
-          <w:b/>
-          <w:bCs/>
-          <w:sz w:val="36"/>
-          <w:szCs w:val="36"/>
-        </w:rPr>
-      </w:pPr>
-      <w:bookmarkStart w:id="56" w:name="_Toc215925780"/>
-      <w:r>
-        <w:rPr>
-          <w:rFonts w:ascii="Times New Roman" w:eastAsia="標楷體" w:hAnsi="Times New Roman" w:cs="Times New Roman" w:hint="eastAsia"/>
-          <w:b/>
-          <w:bCs/>
-          <w:sz w:val="36"/>
-          <w:szCs w:val="36"/>
-        </w:rPr>
-        <w:t xml:space="preserve">4.3 </w:t>
-      </w:r>
-      <w:r>
-        <w:rPr>
-          <w:rFonts w:ascii="Times New Roman" w:eastAsia="標楷體" w:hAnsi="Times New Roman" w:cs="Times New Roman" w:hint="eastAsia"/>
-          <w:b/>
-          <w:bCs/>
-          <w:sz w:val="36"/>
-          <w:szCs w:val="36"/>
-        </w:rPr>
-        <w:t>實驗方法</w:t>
-      </w:r>
-      <w:bookmarkEnd w:id="56"/>
-    </w:p>
-    <w:p>
-      <w:pPr>
-        <w:widowControl/>
-        <w:rPr>
-          <w:rFonts w:ascii="Times New Roman" w:eastAsia="標楷體" w:hAnsi="Times New Roman" w:cs="Times New Roman"/>
-        </w:rPr>
-      </w:pPr>
-      <w:r>
-        <w:rPr>
-          <w:rFonts w:ascii="Times New Roman" w:eastAsia="標楷體" w:hAnsi="Times New Roman" w:cs="Times New Roman"/>
-        </w:rPr>
-        <w:tab/>
-      </w:r>
-    </w:p>
-    <w:p>
-      <w:pPr>
-        <w:widowControl/>
-        <w:rPr>
-          <w:rFonts w:ascii="Times New Roman" w:eastAsia="標楷體" w:hAnsi="Times New Roman" w:cs="Times New Roman"/>
+        <w:rPr>
+          <w:rFonts w:ascii="Times New Roman" w:eastAsia="標楷體" w:hAnsi="Times New Roman" w:cs="Times New Roman" w:hint="eastAsia"/>
         </w:rPr>
       </w:pPr>
     </w:p>
     <w:p>
       <w:pPr>
         <w:widowControl/>
-        <w:outlineLvl w:val="1"/>
-        <w:rPr>
-          <w:rFonts w:ascii="Times New Roman" w:eastAsia="標楷體" w:hAnsi="Times New Roman" w:cs="Times New Roman"/>
-          <w:b/>
-          <w:bCs/>
-          <w:sz w:val="36"/>
-          <w:szCs w:val="36"/>
+        <w:rPr>
+          <w:rFonts w:ascii="Times New Roman" w:eastAsia="標楷體" w:hAnsi="Times New Roman" w:cs="Times New Roman"/>
         </w:rPr>
       </w:pPr>
-      <w:bookmarkStart w:id="57" w:name="_Toc215925781"/>
-      <w:r>
-        <w:rPr>
-          <w:rFonts w:ascii="Times New Roman" w:eastAsia="標楷體" w:hAnsi="Times New Roman" w:cs="Times New Roman" w:hint="eastAsia"/>
-          <w:b/>
-          <w:bCs/>
-          <w:sz w:val="36"/>
-          <w:szCs w:val="36"/>
-        </w:rPr>
-        <w:t xml:space="preserve">4.4 </w:t>
-      </w:r>
-      <w:r>
-        <w:rPr>
-          <w:rFonts w:ascii="Times New Roman" w:eastAsia="標楷體" w:hAnsi="Times New Roman" w:cs="Times New Roman" w:hint="eastAsia"/>
-          <w:b/>
-          <w:bCs/>
-          <w:sz w:val="36"/>
-          <w:szCs w:val="36"/>
-        </w:rPr>
-        <w:t>實驗結果</w:t>
-      </w:r>
-      <w:bookmarkEnd w:id="57"/>
-    </w:p>
-    <w:p>
-      <w:pPr>
-        <w:widowControl/>
-        <w:rPr>
-          <w:rFonts w:ascii="Times New Roman" w:eastAsia="標楷體" w:hAnsi="Times New Roman" w:cs="Times New Roman"/>
-        </w:rPr>
-      </w:pPr>
-      <w:r>
-        <w:rPr>
-          <w:rFonts w:ascii="Times New Roman" w:eastAsia="標楷體" w:hAnsi="Times New Roman" w:cs="Times New Roman"/>
-        </w:rPr>
-        <w:lastRenderedPageBreak/>
-        <w:tab/>
-      </w:r>
     </w:p>
     <w:p>
       <w:pPr>
@@ -32746,7 +36869,7 @@
           <w:szCs w:val="40"/>
         </w:rPr>
       </w:pPr>
-      <w:bookmarkStart w:id="58" w:name="_Toc215925782"/>
+      <w:bookmarkStart w:id="60" w:name="_Toc215925782"/>
       <w:r>
         <w:rPr>
           <w:rFonts w:ascii="Times New Roman" w:eastAsia="標楷體" w:hAnsi="Times New Roman" w:cs="Times New Roman"/>
@@ -32778,7 +36901,7 @@
         </w:rPr>
         <w:t>結論與未來方向</w:t>
       </w:r>
-      <w:bookmarkEnd w:id="58"/>
+      <w:bookmarkEnd w:id="60"/>
     </w:p>
     <w:p>
       <w:pPr>
@@ -32821,8 +36944,8 @@
           <w:szCs w:val="40"/>
         </w:rPr>
       </w:pPr>
-      <w:bookmarkStart w:id="59" w:name="_Toc205218997"/>
-      <w:bookmarkStart w:id="60" w:name="_Toc215925783"/>
+      <w:bookmarkStart w:id="61" w:name="_Toc205218997"/>
+      <w:bookmarkStart w:id="62" w:name="_Toc215925783"/>
       <w:r>
         <w:rPr>
           <w:rFonts w:ascii="Times New Roman" w:eastAsia="標楷體" w:hAnsi="Times New Roman" w:cs="Times New Roman"/>
@@ -32834,84 +36957,7 @@
         <w:lastRenderedPageBreak/>
         <w:t>參考文獻</w:t>
       </w:r>
-      <w:bookmarkEnd w:id="59"/>
-      <w:bookmarkEnd w:id="60"/>
-    </w:p>
-    <w:p>
-      <w:pPr>
-        <w:pStyle w:val="EndNoteBibliography"/>
-        <w:spacing w:after="0"/>
-        <w:ind w:left="720" w:hanging="720"/>
-      </w:pPr>
-      <w:r>
-        <w:rPr>
-          <w:rFonts w:eastAsia="標楷體"/>
-          <w:b/>
-          <w:bCs/>
-          <w:color w:val="EE0000"/>
-        </w:rPr>
-        <w:fldChar w:fldCharType="begin"/>
-      </w:r>
-      <w:r>
-        <w:rPr>
-          <w:rFonts w:eastAsia="標楷體"/>
-          <w:b/>
-          <w:bCs/>
-          <w:color w:val="EE0000"/>
-        </w:rPr>
-        <w:instrText xml:space="preserve"> ADDIN EN.REFLIST </w:instrText>
-      </w:r>
-      <w:r>
-        <w:rPr>
-          <w:rFonts w:eastAsia="標楷體"/>
-          <w:b/>
-          <w:bCs/>
-          <w:color w:val="EE0000"/>
-        </w:rPr>
-        <w:fldChar w:fldCharType="separate"/>
-      </w:r>
-      <w:bookmarkStart w:id="61" w:name="_ENREF_1"/>
-      <w:r>
-        <w:t>[1]</w:t>
-      </w:r>
-      <w:r>
-        <w:tab/>
-        <w:t xml:space="preserve">F. Alesiani, G. Ermis, and K. Gkiotsalitis, "Constrained clustering for the capacitated vehicle routing problem (CC-CVRP)," </w:t>
-      </w:r>
-      <w:r>
-        <w:rPr>
-          <w:i/>
-        </w:rPr>
-        <w:t xml:space="preserve">Applied artificial intelligence, </w:t>
-      </w:r>
-      <w:r>
-        <w:t>vol. 36, no. 1, p. 1995658, 2022.</w:t>
-      </w:r>
       <w:bookmarkEnd w:id="61"/>
-    </w:p>
-    <w:p>
-      <w:pPr>
-        <w:pStyle w:val="EndNoteBibliography"/>
-        <w:spacing w:after="0"/>
-        <w:ind w:left="720" w:hanging="720"/>
-      </w:pPr>
-      <w:bookmarkStart w:id="62" w:name="_ENREF_2"/>
-      <w:r>
-        <w:t>[2]</w:t>
-      </w:r>
-      <w:r>
-        <w:tab/>
-        <w:t xml:space="preserve">T. Gocken and M. Yaktubay, "Comparison of different clustering algorithms via genetic algorithm for VRPTW," </w:t>
-      </w:r>
-      <w:r>
-        <w:rPr>
-          <w:i/>
-        </w:rPr>
-        <w:t xml:space="preserve">International Journal of Simulation Modelling, </w:t>
-      </w:r>
-      <w:r>
-        <w:t>vol. 18, no. 4, pp. 574–585, 2019.</w:t>
-      </w:r>
       <w:bookmarkEnd w:id="62"/>
     </w:p>
     <w:p>
@@ -32920,22 +36966,49 @@
         <w:spacing w:after="0"/>
         <w:ind w:left="720" w:hanging="720"/>
       </w:pPr>
-      <w:bookmarkStart w:id="63" w:name="_ENREF_3"/>
-      <w:r>
-        <w:t>[3]</w:t>
+      <w:r>
+        <w:rPr>
+          <w:rFonts w:eastAsia="標楷體"/>
+          <w:b/>
+          <w:bCs/>
+          <w:color w:val="EE0000"/>
+        </w:rPr>
+        <w:fldChar w:fldCharType="begin"/>
+      </w:r>
+      <w:r>
+        <w:rPr>
+          <w:rFonts w:eastAsia="標楷體"/>
+          <w:b/>
+          <w:bCs/>
+          <w:color w:val="EE0000"/>
+        </w:rPr>
+        <w:instrText xml:space="preserve"> ADDIN EN.REFLIST </w:instrText>
+      </w:r>
+      <w:r>
+        <w:rPr>
+          <w:rFonts w:eastAsia="標楷體"/>
+          <w:b/>
+          <w:bCs/>
+          <w:color w:val="EE0000"/>
+        </w:rPr>
+        <w:fldChar w:fldCharType="separate"/>
+      </w:r>
+      <w:bookmarkStart w:id="63" w:name="_ENREF_1"/>
+      <w:r>
+        <w:t>[1]</w:t>
       </w:r>
       <w:r>
         <w:tab/>
-        <w:t xml:space="preserve">B. Yu, Z. Yang, and B. Yao, "A hybrid algorithm for vehicle routing problem with time windows," </w:t>
+        <w:t xml:space="preserve">F. Alesiani, G. Ermis, and K. Gkiotsalitis, "Constrained clustering for the capacitated vehicle routing problem (CC-CVRP)," </w:t>
       </w:r>
       <w:r>
         <w:rPr>
           <w:i/>
         </w:rPr>
-        <w:t xml:space="preserve">expert systems with applications, </w:t>
-      </w:r>
-      <w:r>
-        <w:t>vol. 38, no. 1, pp. 435–441, 2011.</w:t>
+        <w:t xml:space="preserve">Applied artificial intelligence, </w:t>
+      </w:r>
+      <w:r>
+        <w:t>vol. 36, no. 1, p. 1995658, 2022.</w:t>
       </w:r>
       <w:bookmarkEnd w:id="63"/>
     </w:p>
@@ -32945,22 +37018,22 @@
         <w:spacing w:after="0"/>
         <w:ind w:left="720" w:hanging="720"/>
       </w:pPr>
-      <w:bookmarkStart w:id="64" w:name="_ENREF_4"/>
-      <w:r>
-        <w:t>[4]</w:t>
+      <w:bookmarkStart w:id="64" w:name="_ENREF_2"/>
+      <w:r>
+        <w:t>[2]</w:t>
       </w:r>
       <w:r>
         <w:tab/>
-        <w:t xml:space="preserve">Y. Zhang and J. Li, "A hybrid heuristic harmony search algorithm for the vehicle routing problem with time windows," </w:t>
+        <w:t xml:space="preserve">T. Gocken and M. Yaktubay, "Comparison of different clustering algorithms via genetic algorithm for VRPTW," </w:t>
       </w:r>
       <w:r>
         <w:rPr>
           <w:i/>
         </w:rPr>
-        <w:t xml:space="preserve">IEEE Access, </w:t>
-      </w:r>
-      <w:r>
-        <w:t>vol. 12, pp. 42083–42095, 2024.</w:t>
+        <w:t xml:space="preserve">International Journal of Simulation Modelling, </w:t>
+      </w:r>
+      <w:r>
+        <w:t>vol. 18, no. 4, pp. 574–585, 2019.</w:t>
       </w:r>
       <w:bookmarkEnd w:id="64"/>
     </w:p>
@@ -32970,22 +37043,22 @@
         <w:spacing w:after="0"/>
         <w:ind w:left="720" w:hanging="720"/>
       </w:pPr>
-      <w:bookmarkStart w:id="65" w:name="_ENREF_5"/>
-      <w:r>
-        <w:t>[5]</w:t>
+      <w:bookmarkStart w:id="65" w:name="_ENREF_3"/>
+      <w:r>
+        <w:t>[3]</w:t>
       </w:r>
       <w:r>
         <w:tab/>
-        <w:t xml:space="preserve">M.-C. Bolduc, J. Renaud, F. Boctor, and G. Laporte, "A perturbation metaheuristic for the vehicle routing problem with private fleet and common carriers," </w:t>
+        <w:t xml:space="preserve">B. Yu, Z. Yang, and B. Yao, "A hybrid algorithm for vehicle routing problem with time windows," </w:t>
       </w:r>
       <w:r>
         <w:rPr>
           <w:i/>
         </w:rPr>
-        <w:t xml:space="preserve">Journal of the Operational Research Society, </w:t>
-      </w:r>
-      <w:r>
-        <w:t>vol. 59, no. 6, pp. 776–787, 2008.</w:t>
+        <w:t xml:space="preserve">expert systems with applications, </w:t>
+      </w:r>
+      <w:r>
+        <w:t>vol. 38, no. 1, pp. 435–441, 2011.</w:t>
       </w:r>
       <w:bookmarkEnd w:id="65"/>
     </w:p>
@@ -32995,22 +37068,22 @@
         <w:spacing w:after="0"/>
         <w:ind w:left="720" w:hanging="720"/>
       </w:pPr>
-      <w:bookmarkStart w:id="66" w:name="_ENREF_6"/>
-      <w:r>
-        <w:t>[6]</w:t>
+      <w:bookmarkStart w:id="66" w:name="_ENREF_4"/>
+      <w:r>
+        <w:t>[4]</w:t>
       </w:r>
       <w:r>
         <w:tab/>
-        <w:t xml:space="preserve">P. Stodola and J. Nohel, "Adaptive ant colony optimization with node clustering for the multidepot vehicle routing problem," </w:t>
+        <w:t xml:space="preserve">Y. Zhang and J. Li, "A hybrid heuristic harmony search algorithm for the vehicle routing problem with time windows," </w:t>
       </w:r>
       <w:r>
         <w:rPr>
           <w:i/>
         </w:rPr>
-        <w:t xml:space="preserve">IEEE Transactions on Evolutionary Computation, </w:t>
-      </w:r>
-      <w:r>
-        <w:t>vol. 27, no. 6, pp. 1866–1880, 2022.</w:t>
+        <w:t xml:space="preserve">IEEE Access, </w:t>
+      </w:r>
+      <w:r>
+        <w:t>vol. 12, pp. 42083–42095, 2024.</w:t>
       </w:r>
       <w:bookmarkEnd w:id="66"/>
     </w:p>
@@ -33020,22 +37093,22 @@
         <w:spacing w:after="0"/>
         <w:ind w:left="720" w:hanging="720"/>
       </w:pPr>
-      <w:bookmarkStart w:id="67" w:name="_ENREF_7"/>
-      <w:r>
-        <w:t>[7]</w:t>
+      <w:bookmarkStart w:id="67" w:name="_ENREF_5"/>
+      <w:r>
+        <w:t>[5]</w:t>
       </w:r>
       <w:r>
         <w:tab/>
-        <w:t xml:space="preserve">S. Mirjalili, "Genetic algorithm," in </w:t>
+        <w:t xml:space="preserve">M.-C. Bolduc, J. Renaud, F. Boctor, and G. Laporte, "A perturbation metaheuristic for the vehicle routing problem with private fleet and common carriers," </w:t>
       </w:r>
       <w:r>
         <w:rPr>
           <w:i/>
         </w:rPr>
-        <w:t>Evolutionary algorithms and neural networks: theory and applications</w:t>
-      </w:r>
-      <w:r>
-        <w:t>: Springer, 2018, pp. 43–55.</w:t>
+        <w:t xml:space="preserve">Journal of the Operational Research Society, </w:t>
+      </w:r>
+      <w:r>
+        <w:t>vol. 59, no. 6, pp. 776–787, 2008.</w:t>
       </w:r>
       <w:bookmarkEnd w:id="67"/>
     </w:p>
@@ -33045,22 +37118,22 @@
         <w:spacing w:after="0"/>
         <w:ind w:left="720" w:hanging="720"/>
       </w:pPr>
-      <w:bookmarkStart w:id="68" w:name="_ENREF_8"/>
-      <w:r>
-        <w:t>[8]</w:t>
+      <w:bookmarkStart w:id="68" w:name="_ENREF_6"/>
+      <w:r>
+        <w:t>[6]</w:t>
       </w:r>
       <w:r>
         <w:tab/>
-        <w:t xml:space="preserve">S. Katoch, S. S. Chauhan, and V. Kumar, "A review on genetic algorithm: past, present, and future," </w:t>
+        <w:t xml:space="preserve">P. Stodola and J. Nohel, "Adaptive ant colony optimization with node clustering for the multidepot vehicle routing problem," </w:t>
       </w:r>
       <w:r>
         <w:rPr>
           <w:i/>
         </w:rPr>
-        <w:t xml:space="preserve">Multimedia tools and applications, </w:t>
-      </w:r>
-      <w:r>
-        <w:t>vol. 80, no. 5, pp. 8091–8126, 2021.</w:t>
+        <w:t xml:space="preserve">IEEE Transactions on Evolutionary Computation, </w:t>
+      </w:r>
+      <w:r>
+        <w:t>vol. 27, no. 6, pp. 1866–1880, 2022.</w:t>
       </w:r>
       <w:bookmarkEnd w:id="68"/>
     </w:p>
@@ -33070,7 +37143,57 @@
         <w:spacing w:after="0"/>
         <w:ind w:left="720" w:hanging="720"/>
       </w:pPr>
-      <w:bookmarkStart w:id="69" w:name="_ENREF_9"/>
+      <w:bookmarkStart w:id="69" w:name="_ENREF_7"/>
+      <w:r>
+        <w:t>[7]</w:t>
+      </w:r>
+      <w:r>
+        <w:tab/>
+        <w:t xml:space="preserve">S. Mirjalili, "Genetic algorithm," in </w:t>
+      </w:r>
+      <w:r>
+        <w:rPr>
+          <w:i/>
+        </w:rPr>
+        <w:t>Evolutionary algorithms and neural networks: theory and applications</w:t>
+      </w:r>
+      <w:r>
+        <w:t>: Springer, 2018, pp. 43–55.</w:t>
+      </w:r>
+      <w:bookmarkEnd w:id="69"/>
+    </w:p>
+    <w:p>
+      <w:pPr>
+        <w:pStyle w:val="EndNoteBibliography"/>
+        <w:spacing w:after="0"/>
+        <w:ind w:left="720" w:hanging="720"/>
+      </w:pPr>
+      <w:bookmarkStart w:id="70" w:name="_ENREF_8"/>
+      <w:r>
+        <w:t>[8]</w:t>
+      </w:r>
+      <w:r>
+        <w:tab/>
+        <w:t xml:space="preserve">S. Katoch, S. S. Chauhan, and V. Kumar, "A review on genetic algorithm: past, present, and future," </w:t>
+      </w:r>
+      <w:r>
+        <w:rPr>
+          <w:i/>
+        </w:rPr>
+        <w:t xml:space="preserve">Multimedia tools and applications, </w:t>
+      </w:r>
+      <w:r>
+        <w:t>vol. 80, no. 5, pp. 8091–8126, 2021.</w:t>
+      </w:r>
+      <w:bookmarkEnd w:id="70"/>
+    </w:p>
+    <w:p>
+      <w:pPr>
+        <w:pStyle w:val="EndNoteBibliography"/>
+        <w:spacing w:after="0"/>
+        <w:ind w:left="720" w:hanging="720"/>
+      </w:pPr>
+      <w:bookmarkStart w:id="71" w:name="_ENREF_9"/>
       <w:r>
         <w:t>[9]</w:t>
       </w:r>
@@ -33087,14 +37210,14 @@
       <w:r>
         <w:t>vol. 267, no. 1, pp. 66–73, 1992.</w:t>
       </w:r>
-      <w:bookmarkEnd w:id="69"/>
+      <w:bookmarkEnd w:id="71"/>
     </w:p>
     <w:p>
       <w:pPr>
         <w:pStyle w:val="EndNoteBibliography"/>
         <w:ind w:left="720" w:hanging="720"/>
       </w:pPr>
-      <w:bookmarkStart w:id="70" w:name="_ENREF_10"/>
+      <w:bookmarkStart w:id="72" w:name="_ENREF_10"/>
       <w:r>
         <w:t>[10]</w:t>
       </w:r>
@@ -33111,7 +37234,7 @@
       <w:r>
         <w:t>vol. 1, no. 4, pp. 28–39, 2007.</w:t>
       </w:r>
-      <w:bookmarkEnd w:id="70"/>
+      <w:bookmarkEnd w:id="72"/>
     </w:p>
     <w:p>
       <w:pPr>

--- a/docs/thesis/114論文_楊宏傑.docx
+++ b/docs/thesis/114論文_楊宏傑.docx
@@ -456,7 +456,7 @@
           <w:szCs w:val="40"/>
         </w:rPr>
       </w:pPr>
-      <w:bookmarkStart w:id="2" w:name="_Toc215925744"/>
+      <w:bookmarkStart w:id="2" w:name="_Toc217559710"/>
       <w:r>
         <w:rPr>
           <w:rFonts w:ascii="Times New Roman" w:eastAsia="標楷體" w:hAnsi="Times New Roman" w:cs="Times New Roman"/>
@@ -473,11 +473,813 @@
     <w:p>
       <w:pPr>
         <w:spacing w:line="360" w:lineRule="auto"/>
-        <w:outlineLvl w:val="0"/>
-        <w:rPr>
-          <w:rFonts w:ascii="Times New Roman" w:eastAsia="標楷體" w:hAnsi="Times New Roman" w:cs="Times New Roman"/>
+        <w:ind w:firstLine="480"/>
+        <w:jc w:val="both"/>
+        <w:rPr>
+          <w:rFonts w:ascii="Times New Roman" w:eastAsia="標楷體" w:hAnsi="Times New Roman" w:cs="Times New Roman"/>
+          <w:highlight w:val="yellow"/>
         </w:rPr>
       </w:pPr>
+      <w:r>
+        <w:rPr>
+          <w:rFonts w:ascii="Times New Roman" w:eastAsia="標楷體" w:hAnsi="Times New Roman" w:cs="Times New Roman"/>
+          <w:highlight w:val="yellow"/>
+        </w:rPr>
+        <w:t>隨著</w:t>
+      </w:r>
+      <w:r>
+        <w:rPr>
+          <w:rFonts w:ascii="Times New Roman" w:eastAsia="標楷體" w:hAnsi="Times New Roman" w:cs="Times New Roman"/>
+          <w:highlight w:val="yellow"/>
+        </w:rPr>
+        <w:t>全球</w:t>
+      </w:r>
+      <w:r>
+        <w:rPr>
+          <w:rFonts w:ascii="Times New Roman" w:eastAsia="標楷體" w:hAnsi="Times New Roman" w:cs="Times New Roman" w:hint="eastAsia"/>
+          <w:highlight w:val="yellow"/>
+        </w:rPr>
+        <w:t>物流</w:t>
+      </w:r>
+      <w:r>
+        <w:rPr>
+          <w:rFonts w:ascii="Times New Roman" w:eastAsia="標楷體" w:hAnsi="Times New Roman" w:cs="Times New Roman"/>
+          <w:highlight w:val="yellow"/>
+        </w:rPr>
+        <w:t>產業</w:t>
+      </w:r>
+      <w:r>
+        <w:rPr>
+          <w:rFonts w:ascii="Times New Roman" w:eastAsia="標楷體" w:hAnsi="Times New Roman" w:cs="Times New Roman"/>
+          <w:highlight w:val="yellow"/>
+        </w:rPr>
+        <w:t>規模與需求的快速發展，</w:t>
+      </w:r>
+      <w:r>
+        <w:rPr>
+          <w:rFonts w:ascii="Times New Roman" w:eastAsia="標楷體" w:hAnsi="Times New Roman" w:cs="Times New Roman"/>
+          <w:highlight w:val="yellow"/>
+        </w:rPr>
+        <w:t>物流配送規劃已經成為</w:t>
+      </w:r>
+      <w:r>
+        <w:rPr>
+          <w:rFonts w:ascii="Times New Roman" w:eastAsia="標楷體" w:hAnsi="Times New Roman" w:cs="Times New Roman"/>
+          <w:highlight w:val="yellow"/>
+        </w:rPr>
+        <w:t>供應鏈管理中</w:t>
+      </w:r>
+      <w:r>
+        <w:rPr>
+          <w:rFonts w:ascii="Times New Roman" w:eastAsia="標楷體" w:hAnsi="Times New Roman" w:cs="Times New Roman" w:hint="eastAsia"/>
+          <w:highlight w:val="yellow"/>
+        </w:rPr>
+        <w:t>的</w:t>
+      </w:r>
+      <w:r>
+        <w:rPr>
+          <w:rFonts w:ascii="Times New Roman" w:eastAsia="標楷體" w:hAnsi="Times New Roman" w:cs="Times New Roman"/>
+          <w:highlight w:val="yellow"/>
+        </w:rPr>
+        <w:t>重要</w:t>
+      </w:r>
+      <w:r>
+        <w:rPr>
+          <w:rFonts w:ascii="Times New Roman" w:eastAsia="標楷體" w:hAnsi="Times New Roman" w:cs="Times New Roman" w:hint="eastAsia"/>
+          <w:highlight w:val="yellow"/>
+        </w:rPr>
+        <w:t>研究議題</w:t>
+      </w:r>
+      <w:r>
+        <w:rPr>
+          <w:rFonts w:ascii="Times New Roman" w:eastAsia="標楷體" w:hAnsi="Times New Roman" w:cs="Times New Roman"/>
+          <w:highlight w:val="yellow"/>
+        </w:rPr>
+        <w:t>。在</w:t>
+      </w:r>
+      <w:r>
+        <w:rPr>
+          <w:rFonts w:ascii="Times New Roman" w:eastAsia="標楷體" w:hAnsi="Times New Roman" w:cs="Times New Roman" w:hint="eastAsia"/>
+          <w:highlight w:val="yellow"/>
+        </w:rPr>
+        <w:t>現行</w:t>
+      </w:r>
+      <w:r>
+        <w:rPr>
+          <w:rFonts w:ascii="Times New Roman" w:eastAsia="標楷體" w:hAnsi="Times New Roman" w:cs="Times New Roman"/>
+          <w:highlight w:val="yellow"/>
+        </w:rPr>
+        <w:t>物流配送</w:t>
+      </w:r>
+      <w:r>
+        <w:rPr>
+          <w:rFonts w:ascii="Times New Roman" w:eastAsia="標楷體" w:hAnsi="Times New Roman" w:cs="Times New Roman" w:hint="eastAsia"/>
+          <w:highlight w:val="yellow"/>
+        </w:rPr>
+        <w:t>流</w:t>
+      </w:r>
+      <w:r>
+        <w:rPr>
+          <w:rFonts w:ascii="Times New Roman" w:eastAsia="標楷體" w:hAnsi="Times New Roman" w:cs="Times New Roman"/>
+          <w:highlight w:val="yellow"/>
+        </w:rPr>
+        <w:t>程中，路線編排</w:t>
+      </w:r>
+      <w:r>
+        <w:rPr>
+          <w:rFonts w:ascii="Times New Roman" w:eastAsia="標楷體" w:hAnsi="Times New Roman" w:cs="Times New Roman" w:hint="eastAsia"/>
+          <w:highlight w:val="yellow"/>
+        </w:rPr>
+        <w:t>仍</w:t>
+      </w:r>
+      <w:r>
+        <w:rPr>
+          <w:rFonts w:ascii="Times New Roman" w:eastAsia="標楷體" w:hAnsi="Times New Roman" w:cs="Times New Roman"/>
+          <w:highlight w:val="yellow"/>
+        </w:rPr>
+        <w:t>高度</w:t>
+      </w:r>
+      <w:r>
+        <w:rPr>
+          <w:rFonts w:ascii="Times New Roman" w:eastAsia="標楷體" w:hAnsi="Times New Roman" w:cs="Times New Roman" w:hint="eastAsia"/>
+          <w:highlight w:val="yellow"/>
+        </w:rPr>
+        <w:t>仰</w:t>
+      </w:r>
+      <w:r>
+        <w:rPr>
+          <w:rFonts w:ascii="Times New Roman" w:eastAsia="標楷體" w:hAnsi="Times New Roman" w:cs="Times New Roman"/>
+          <w:highlight w:val="yellow"/>
+        </w:rPr>
+        <w:t>賴人工經驗</w:t>
+      </w:r>
+      <w:r>
+        <w:rPr>
+          <w:rFonts w:ascii="Times New Roman" w:eastAsia="標楷體" w:hAnsi="Times New Roman" w:cs="Times New Roman"/>
+          <w:highlight w:val="yellow"/>
+        </w:rPr>
+        <w:t>，</w:t>
+      </w:r>
+      <w:r>
+        <w:rPr>
+          <w:rFonts w:ascii="Times New Roman" w:eastAsia="標楷體" w:hAnsi="Times New Roman" w:cs="Times New Roman"/>
+          <w:highlight w:val="yellow"/>
+        </w:rPr>
+        <w:t>不僅耗費大量人力與時間成本，</w:t>
+      </w:r>
+      <w:r>
+        <w:rPr>
+          <w:rFonts w:ascii="Times New Roman" w:eastAsia="標楷體" w:hAnsi="Times New Roman" w:cs="Times New Roman" w:hint="eastAsia"/>
+          <w:highlight w:val="yellow"/>
+        </w:rPr>
+        <w:t>亦</w:t>
+      </w:r>
+      <w:r>
+        <w:rPr>
+          <w:rFonts w:ascii="Times New Roman" w:eastAsia="標楷體" w:hAnsi="Times New Roman" w:cs="Times New Roman"/>
+          <w:highlight w:val="yellow"/>
+        </w:rPr>
+        <w:t>難以確保路</w:t>
+      </w:r>
+      <w:r>
+        <w:rPr>
+          <w:rFonts w:ascii="Times New Roman" w:eastAsia="標楷體" w:hAnsi="Times New Roman" w:cs="Times New Roman" w:hint="eastAsia"/>
+          <w:highlight w:val="yellow"/>
+        </w:rPr>
+        <w:t>線</w:t>
+      </w:r>
+      <w:r>
+        <w:rPr>
+          <w:rFonts w:ascii="Times New Roman" w:eastAsia="標楷體" w:hAnsi="Times New Roman" w:cs="Times New Roman" w:hint="eastAsia"/>
+          <w:highlight w:val="yellow"/>
+        </w:rPr>
+        <w:t>規劃之</w:t>
+      </w:r>
+      <w:r>
+        <w:rPr>
+          <w:rFonts w:ascii="Times New Roman" w:eastAsia="標楷體" w:hAnsi="Times New Roman" w:cs="Times New Roman"/>
+          <w:highlight w:val="yellow"/>
+        </w:rPr>
+        <w:t>品質與效率</w:t>
+      </w:r>
+      <w:r>
+        <w:rPr>
+          <w:rFonts w:ascii="Times New Roman" w:eastAsia="標楷體" w:hAnsi="Times New Roman" w:cs="Times New Roman" w:hint="eastAsia"/>
+          <w:highlight w:val="yellow"/>
+        </w:rPr>
+        <w:t>。</w:t>
+      </w:r>
+      <w:r>
+        <w:rPr>
+          <w:rFonts w:ascii="Times New Roman" w:eastAsia="標楷體" w:hAnsi="Times New Roman" w:cs="Times New Roman"/>
+          <w:highlight w:val="yellow"/>
+        </w:rPr>
+        <w:t>因此，如何整合啟發式演算法建構自動化路徑規劃模型，</w:t>
+      </w:r>
+      <w:r>
+        <w:rPr>
+          <w:rFonts w:ascii="Times New Roman" w:eastAsia="標楷體" w:hAnsi="Times New Roman" w:cs="Times New Roman"/>
+          <w:highlight w:val="yellow"/>
+        </w:rPr>
+        <w:t>已成為當前物流領域的重要研究方向。</w:t>
+      </w:r>
+    </w:p>
+    <w:p>
+      <w:pPr>
+        <w:spacing w:line="360" w:lineRule="auto"/>
+        <w:ind w:firstLine="480"/>
+        <w:jc w:val="both"/>
+        <w:rPr>
+          <w:rFonts w:ascii="Times New Roman" w:eastAsia="標楷體" w:hAnsi="Times New Roman" w:cs="Times New Roman"/>
+          <w:color w:val="EE0000"/>
+          <w:highlight w:val="yellow"/>
+        </w:rPr>
+      </w:pPr>
+      <w:r>
+        <w:rPr>
+          <w:rFonts w:ascii="Times New Roman" w:eastAsia="標楷體" w:hAnsi="Times New Roman" w:cs="Times New Roman"/>
+          <w:highlight w:val="yellow"/>
+        </w:rPr>
+        <w:t>本研究結合</w:t>
+      </w:r>
+      <w:r>
+        <w:rPr>
+          <w:rFonts w:ascii="Times New Roman" w:eastAsia="標楷體" w:hAnsi="Times New Roman" w:cs="Times New Roman" w:hint="eastAsia"/>
+          <w:highlight w:val="yellow"/>
+        </w:rPr>
+        <w:t>基因</w:t>
+      </w:r>
+      <w:r>
+        <w:rPr>
+          <w:rFonts w:ascii="Times New Roman" w:eastAsia="標楷體" w:hAnsi="Times New Roman" w:cs="Times New Roman"/>
+          <w:highlight w:val="yellow"/>
+        </w:rPr>
+        <w:t>演算法</w:t>
+      </w:r>
+      <w:r>
+        <w:rPr>
+          <w:rFonts w:ascii="Times New Roman" w:eastAsia="標楷體" w:hAnsi="Times New Roman" w:cs="Times New Roman" w:hint="eastAsia"/>
+          <w:highlight w:val="yellow"/>
+        </w:rPr>
+        <w:t>(</w:t>
+      </w:r>
+      <w:r>
+        <w:rPr>
+          <w:rFonts w:ascii="Times New Roman" w:eastAsia="標楷體" w:hAnsi="Times New Roman" w:cs="Times New Roman"/>
+          <w:highlight w:val="yellow"/>
+        </w:rPr>
+        <w:t>Genetic Algorithm</w:t>
+      </w:r>
+      <w:r>
+        <w:rPr>
+          <w:rFonts w:ascii="Times New Roman" w:eastAsia="標楷體" w:hAnsi="Times New Roman" w:cs="Times New Roman" w:hint="eastAsia"/>
+          <w:highlight w:val="yellow"/>
+        </w:rPr>
+        <w:t xml:space="preserve">, </w:t>
+      </w:r>
+      <w:r>
+        <w:rPr>
+          <w:rFonts w:ascii="Times New Roman" w:eastAsia="標楷體" w:hAnsi="Times New Roman" w:cs="Times New Roman"/>
+          <w:highlight w:val="yellow"/>
+        </w:rPr>
+        <w:t>GA</w:t>
+      </w:r>
+      <w:r>
+        <w:rPr>
+          <w:rFonts w:ascii="Times New Roman" w:eastAsia="標楷體" w:hAnsi="Times New Roman" w:cs="Times New Roman" w:hint="eastAsia"/>
+          <w:highlight w:val="yellow"/>
+        </w:rPr>
+        <w:t>)</w:t>
+      </w:r>
+      <w:proofErr w:type="gramStart"/>
+      <w:r>
+        <w:rPr>
+          <w:rFonts w:ascii="Times New Roman" w:eastAsia="標楷體" w:hAnsi="Times New Roman" w:cs="Times New Roman"/>
+          <w:highlight w:val="yellow"/>
+        </w:rPr>
+        <w:t>與蟻群演算法</w:t>
+      </w:r>
+      <w:proofErr w:type="gramEnd"/>
+      <w:r>
+        <w:rPr>
+          <w:rFonts w:ascii="Times New Roman" w:eastAsia="標楷體" w:hAnsi="Times New Roman" w:cs="Times New Roman" w:hint="eastAsia"/>
+          <w:highlight w:val="yellow"/>
+        </w:rPr>
+        <w:t>(</w:t>
+      </w:r>
+      <w:r>
+        <w:rPr>
+          <w:rFonts w:ascii="Times New Roman" w:eastAsia="標楷體" w:hAnsi="Times New Roman" w:cs="Times New Roman"/>
+          <w:highlight w:val="yellow"/>
+        </w:rPr>
+        <w:t>Ant Colony Optimization</w:t>
+      </w:r>
+      <w:r>
+        <w:rPr>
+          <w:rFonts w:ascii="Times New Roman" w:eastAsia="標楷體" w:hAnsi="Times New Roman" w:cs="Times New Roman" w:hint="eastAsia"/>
+          <w:highlight w:val="yellow"/>
+        </w:rPr>
+        <w:t xml:space="preserve">, </w:t>
+      </w:r>
+      <w:r>
+        <w:rPr>
+          <w:rFonts w:ascii="Times New Roman" w:eastAsia="標楷體" w:hAnsi="Times New Roman" w:cs="Times New Roman"/>
+          <w:highlight w:val="yellow"/>
+        </w:rPr>
+        <w:t>ACO</w:t>
+      </w:r>
+      <w:r>
+        <w:rPr>
+          <w:rFonts w:ascii="Times New Roman" w:eastAsia="標楷體" w:hAnsi="Times New Roman" w:cs="Times New Roman" w:hint="eastAsia"/>
+          <w:highlight w:val="yellow"/>
+        </w:rPr>
+        <w:t>)</w:t>
+      </w:r>
+      <w:r>
+        <w:rPr>
+          <w:rFonts w:ascii="Times New Roman" w:eastAsia="標楷體" w:hAnsi="Times New Roman" w:cs="Times New Roman" w:hint="eastAsia"/>
+          <w:highlight w:val="yellow"/>
+        </w:rPr>
+        <w:t>，</w:t>
+      </w:r>
+      <w:r>
+        <w:rPr>
+          <w:rFonts w:ascii="Times New Roman" w:eastAsia="標楷體" w:hAnsi="Times New Roman" w:cs="Times New Roman"/>
+          <w:highlight w:val="yellow"/>
+        </w:rPr>
+        <w:t>提出一套具備自動化</w:t>
+      </w:r>
+      <w:r>
+        <w:rPr>
+          <w:rFonts w:ascii="Times New Roman" w:eastAsia="標楷體" w:hAnsi="Times New Roman" w:cs="Times New Roman" w:hint="eastAsia"/>
+          <w:highlight w:val="yellow"/>
+        </w:rPr>
+        <w:t>路線</w:t>
+      </w:r>
+      <w:r>
+        <w:rPr>
+          <w:rFonts w:ascii="Times New Roman" w:eastAsia="標楷體" w:hAnsi="Times New Roman" w:cs="Times New Roman"/>
+          <w:highlight w:val="yellow"/>
+        </w:rPr>
+        <w:t>規劃</w:t>
+      </w:r>
+      <w:r>
+        <w:rPr>
+          <w:rFonts w:ascii="Times New Roman" w:eastAsia="標楷體" w:hAnsi="Times New Roman" w:cs="Times New Roman" w:hint="eastAsia"/>
+          <w:highlight w:val="yellow"/>
+        </w:rPr>
+        <w:t>之配送</w:t>
+      </w:r>
+      <w:r>
+        <w:rPr>
+          <w:rFonts w:ascii="Times New Roman" w:eastAsia="標楷體" w:hAnsi="Times New Roman" w:cs="Times New Roman" w:hint="eastAsia"/>
+          <w:highlight w:val="yellow"/>
+        </w:rPr>
+        <w:t>系統</w:t>
+      </w:r>
+      <w:r>
+        <w:rPr>
+          <w:rFonts w:ascii="Times New Roman" w:eastAsia="標楷體" w:hAnsi="Times New Roman" w:cs="Times New Roman"/>
+          <w:highlight w:val="yellow"/>
+        </w:rPr>
+        <w:t>。首先，</w:t>
+      </w:r>
+      <w:r>
+        <w:rPr>
+          <w:rFonts w:ascii="Times New Roman" w:eastAsia="標楷體" w:hAnsi="Times New Roman" w:cs="Times New Roman"/>
+          <w:highlight w:val="yellow"/>
+        </w:rPr>
+        <w:t>透過歸納物流公司之實務</w:t>
+      </w:r>
+      <w:r>
+        <w:rPr>
+          <w:rFonts w:ascii="Times New Roman" w:eastAsia="標楷體" w:hAnsi="Times New Roman" w:cs="Times New Roman" w:hint="eastAsia"/>
+          <w:highlight w:val="yellow"/>
+        </w:rPr>
+        <w:t>規劃</w:t>
+      </w:r>
+      <w:r>
+        <w:rPr>
+          <w:rFonts w:ascii="Times New Roman" w:eastAsia="標楷體" w:hAnsi="Times New Roman" w:cs="Times New Roman"/>
+          <w:highlight w:val="yellow"/>
+        </w:rPr>
+        <w:t>經驗</w:t>
+      </w:r>
+      <w:r>
+        <w:rPr>
+          <w:rFonts w:ascii="Times New Roman" w:eastAsia="標楷體" w:hAnsi="Times New Roman" w:cs="Times New Roman"/>
+          <w:highlight w:val="yellow"/>
+        </w:rPr>
+        <w:t>，定義主線與支援線之編排規則，以</w:t>
+      </w:r>
+      <w:r>
+        <w:rPr>
+          <w:rFonts w:ascii="Times New Roman" w:eastAsia="標楷體" w:hAnsi="Times New Roman" w:cs="Times New Roman" w:hint="eastAsia"/>
+          <w:highlight w:val="yellow"/>
+        </w:rPr>
+        <w:t>提升</w:t>
+      </w:r>
+      <w:r>
+        <w:rPr>
+          <w:rFonts w:ascii="Times New Roman" w:eastAsia="標楷體" w:hAnsi="Times New Roman" w:cs="Times New Roman"/>
+          <w:highlight w:val="yellow"/>
+        </w:rPr>
+        <w:t>系統在真實配送場景中的</w:t>
+      </w:r>
+      <w:r>
+        <w:rPr>
+          <w:rFonts w:ascii="Times New Roman" w:eastAsia="標楷體" w:hAnsi="Times New Roman" w:cs="Times New Roman"/>
+          <w:highlight w:val="yellow"/>
+        </w:rPr>
+        <w:t>適用性</w:t>
+      </w:r>
+      <w:r>
+        <w:rPr>
+          <w:rFonts w:ascii="Times New Roman" w:eastAsia="標楷體" w:hAnsi="Times New Roman" w:cs="Times New Roman"/>
+          <w:highlight w:val="yellow"/>
+        </w:rPr>
+        <w:t>。其後</w:t>
+      </w:r>
+      <w:r>
+        <w:rPr>
+          <w:rFonts w:ascii="Times New Roman" w:eastAsia="標楷體" w:hAnsi="Times New Roman" w:cs="Times New Roman"/>
+          <w:highlight w:val="yellow"/>
+        </w:rPr>
+        <w:t>利用</w:t>
+      </w:r>
+      <w:r>
+        <w:rPr>
+          <w:rFonts w:ascii="Times New Roman" w:eastAsia="標楷體" w:hAnsi="Times New Roman" w:cs="Times New Roman" w:hint="eastAsia"/>
+          <w:highlight w:val="yellow"/>
+        </w:rPr>
+        <w:t>GA</w:t>
+      </w:r>
+      <w:r>
+        <w:rPr>
+          <w:rFonts w:ascii="Times New Roman" w:eastAsia="標楷體" w:hAnsi="Times New Roman" w:cs="Times New Roman"/>
+          <w:highlight w:val="yellow"/>
+        </w:rPr>
+        <w:t>進行主線店</w:t>
+      </w:r>
+      <w:proofErr w:type="gramStart"/>
+      <w:r>
+        <w:rPr>
+          <w:rFonts w:ascii="Times New Roman" w:eastAsia="標楷體" w:hAnsi="Times New Roman" w:cs="Times New Roman"/>
+          <w:highlight w:val="yellow"/>
+        </w:rPr>
+        <w:t>舖</w:t>
+      </w:r>
+      <w:proofErr w:type="gramEnd"/>
+      <w:r>
+        <w:rPr>
+          <w:rFonts w:ascii="Times New Roman" w:eastAsia="標楷體" w:hAnsi="Times New Roman" w:cs="Times New Roman"/>
+          <w:highlight w:val="yellow"/>
+        </w:rPr>
+        <w:t>抽</w:t>
+      </w:r>
+      <w:r>
+        <w:rPr>
+          <w:rFonts w:ascii="Times New Roman" w:eastAsia="標楷體" w:hAnsi="Times New Roman" w:cs="Times New Roman" w:hint="eastAsia"/>
+          <w:highlight w:val="yellow"/>
+        </w:rPr>
+        <w:t>取</w:t>
+      </w:r>
+      <w:r>
+        <w:rPr>
+          <w:rFonts w:ascii="Times New Roman" w:eastAsia="標楷體" w:hAnsi="Times New Roman" w:cs="Times New Roman"/>
+          <w:highlight w:val="yellow"/>
+        </w:rPr>
+        <w:t>，</w:t>
+      </w:r>
+      <w:r>
+        <w:rPr>
+          <w:rFonts w:ascii="Times New Roman" w:eastAsia="標楷體" w:hAnsi="Times New Roman" w:cs="Times New Roman" w:hint="eastAsia"/>
+          <w:highlight w:val="yellow"/>
+        </w:rPr>
+        <w:t>並結合</w:t>
+      </w:r>
+      <w:r>
+        <w:rPr>
+          <w:rFonts w:ascii="Times New Roman" w:eastAsia="標楷體" w:hAnsi="Times New Roman" w:cs="Times New Roman" w:hint="eastAsia"/>
+          <w:highlight w:val="yellow"/>
+        </w:rPr>
+        <w:t>ACO</w:t>
+      </w:r>
+      <w:r>
+        <w:rPr>
+          <w:rFonts w:ascii="Times New Roman" w:eastAsia="標楷體" w:hAnsi="Times New Roman" w:cs="Times New Roman" w:hint="eastAsia"/>
+          <w:highlight w:val="yellow"/>
+        </w:rPr>
+        <w:t>進行</w:t>
+      </w:r>
+      <w:r>
+        <w:rPr>
+          <w:rFonts w:ascii="Times New Roman" w:eastAsia="標楷體" w:hAnsi="Times New Roman" w:cs="Times New Roman" w:hint="eastAsia"/>
+          <w:highlight w:val="yellow"/>
+        </w:rPr>
+        <w:t>店鋪重新</w:t>
+      </w:r>
+      <w:r>
+        <w:rPr>
+          <w:rFonts w:ascii="Times New Roman" w:eastAsia="標楷體" w:hAnsi="Times New Roman" w:cs="Times New Roman"/>
+          <w:highlight w:val="yellow"/>
+        </w:rPr>
+        <w:t>分配與支援線規劃，</w:t>
+      </w:r>
+      <w:r>
+        <w:rPr>
+          <w:rFonts w:ascii="Times New Roman" w:eastAsia="標楷體" w:hAnsi="Times New Roman" w:cs="Times New Roman" w:hint="eastAsia"/>
+          <w:highlight w:val="yellow"/>
+        </w:rPr>
+        <w:t>得到</w:t>
+      </w:r>
+      <w:r>
+        <w:rPr>
+          <w:rFonts w:ascii="Times New Roman" w:eastAsia="標楷體" w:hAnsi="Times New Roman" w:cs="Times New Roman"/>
+          <w:highlight w:val="yellow"/>
+        </w:rPr>
+        <w:t>最佳化</w:t>
+      </w:r>
+      <w:r>
+        <w:rPr>
+          <w:rFonts w:ascii="Times New Roman" w:eastAsia="標楷體" w:hAnsi="Times New Roman" w:cs="Times New Roman"/>
+          <w:highlight w:val="yellow"/>
+        </w:rPr>
+        <w:t>配送路</w:t>
+      </w:r>
+      <w:r>
+        <w:rPr>
+          <w:rFonts w:ascii="Times New Roman" w:eastAsia="標楷體" w:hAnsi="Times New Roman" w:cs="Times New Roman" w:hint="eastAsia"/>
+          <w:highlight w:val="yellow"/>
+        </w:rPr>
+        <w:t>線</w:t>
+      </w:r>
+      <w:r>
+        <w:rPr>
+          <w:rFonts w:ascii="Times New Roman" w:eastAsia="標楷體" w:hAnsi="Times New Roman" w:cs="Times New Roman"/>
+          <w:highlight w:val="yellow"/>
+        </w:rPr>
+        <w:t>。</w:t>
+      </w:r>
+      <w:r>
+        <w:rPr>
+          <w:rFonts w:ascii="Times New Roman" w:eastAsia="標楷體" w:hAnsi="Times New Roman" w:cs="Times New Roman"/>
+          <w:highlight w:val="yellow"/>
+        </w:rPr>
+        <w:t>為驗證方法之成效</w:t>
+      </w:r>
+      <w:r>
+        <w:rPr>
+          <w:rFonts w:ascii="Times New Roman" w:eastAsia="標楷體" w:hAnsi="Times New Roman" w:cs="Times New Roman"/>
+          <w:highlight w:val="yellow"/>
+        </w:rPr>
+        <w:t>，</w:t>
+      </w:r>
+      <w:r>
+        <w:rPr>
+          <w:rFonts w:ascii="Times New Roman" w:eastAsia="標楷體" w:hAnsi="Times New Roman" w:cs="Times New Roman" w:hint="eastAsia"/>
+          <w:highlight w:val="yellow"/>
+        </w:rPr>
+        <w:t>本研究</w:t>
+      </w:r>
+      <w:r>
+        <w:rPr>
+          <w:rFonts w:ascii="Times New Roman" w:eastAsia="標楷體" w:hAnsi="Times New Roman" w:cs="Times New Roman" w:hint="eastAsia"/>
+          <w:highlight w:val="yellow"/>
+        </w:rPr>
+        <w:t>以</w:t>
+      </w:r>
+      <w:r>
+        <w:rPr>
+          <w:rFonts w:ascii="Times New Roman" w:eastAsia="標楷體" w:hAnsi="Times New Roman" w:cs="Times New Roman"/>
+          <w:highlight w:val="yellow"/>
+        </w:rPr>
+        <w:t>物流公司之歷史人工編排路徑作為實驗</w:t>
+      </w:r>
+      <w:r>
+        <w:rPr>
+          <w:rFonts w:ascii="Times New Roman" w:eastAsia="標楷體" w:hAnsi="Times New Roman" w:cs="Times New Roman" w:hint="eastAsia"/>
+          <w:highlight w:val="yellow"/>
+        </w:rPr>
+        <w:t>比較</w:t>
+      </w:r>
+      <w:r>
+        <w:rPr>
+          <w:rFonts w:ascii="Times New Roman" w:eastAsia="標楷體" w:hAnsi="Times New Roman" w:cs="Times New Roman"/>
+          <w:highlight w:val="yellow"/>
+        </w:rPr>
+        <w:t>基準，透過</w:t>
+      </w:r>
+      <w:r>
+        <w:rPr>
+          <w:rFonts w:ascii="Times New Roman" w:eastAsia="標楷體" w:hAnsi="Times New Roman" w:cs="Times New Roman" w:hint="eastAsia"/>
+          <w:highlight w:val="yellow"/>
+        </w:rPr>
+        <w:t>對比</w:t>
+      </w:r>
+      <w:r>
+        <w:rPr>
+          <w:rFonts w:ascii="Times New Roman" w:eastAsia="標楷體" w:hAnsi="Times New Roman" w:cs="Times New Roman"/>
+          <w:highlight w:val="yellow"/>
+        </w:rPr>
+        <w:t>系統</w:t>
+      </w:r>
+      <w:r>
+        <w:rPr>
+          <w:rFonts w:ascii="Times New Roman" w:eastAsia="標楷體" w:hAnsi="Times New Roman" w:cs="Times New Roman" w:hint="eastAsia"/>
+          <w:highlight w:val="yellow"/>
+        </w:rPr>
+        <w:t>最佳</w:t>
+      </w:r>
+      <w:r>
+        <w:rPr>
+          <w:rFonts w:ascii="Times New Roman" w:eastAsia="標楷體" w:hAnsi="Times New Roman" w:cs="Times New Roman"/>
+          <w:highlight w:val="yellow"/>
+        </w:rPr>
+        <w:t>化</w:t>
+      </w:r>
+      <w:r>
+        <w:rPr>
+          <w:rFonts w:ascii="Times New Roman" w:eastAsia="標楷體" w:hAnsi="Times New Roman" w:cs="Times New Roman" w:hint="eastAsia"/>
+          <w:highlight w:val="yellow"/>
+        </w:rPr>
+        <w:t>路線</w:t>
+      </w:r>
+      <w:r>
+        <w:rPr>
+          <w:rFonts w:ascii="Times New Roman" w:eastAsia="標楷體" w:hAnsi="Times New Roman" w:cs="Times New Roman"/>
+          <w:highlight w:val="yellow"/>
+        </w:rPr>
+        <w:t>與人工路徑</w:t>
+      </w:r>
+      <w:r>
+        <w:rPr>
+          <w:rFonts w:ascii="Times New Roman" w:eastAsia="標楷體" w:hAnsi="Times New Roman" w:cs="Times New Roman" w:hint="eastAsia"/>
+          <w:highlight w:val="yellow"/>
+        </w:rPr>
+        <w:t>規劃</w:t>
+      </w:r>
+      <w:r>
+        <w:rPr>
+          <w:rFonts w:ascii="Times New Roman" w:eastAsia="標楷體" w:hAnsi="Times New Roman" w:cs="Times New Roman" w:hint="eastAsia"/>
+          <w:highlight w:val="yellow"/>
+        </w:rPr>
+        <w:t>路線</w:t>
+      </w:r>
+      <w:r>
+        <w:rPr>
+          <w:rFonts w:ascii="Times New Roman" w:eastAsia="標楷體" w:hAnsi="Times New Roman" w:cs="Times New Roman" w:hint="eastAsia"/>
+          <w:highlight w:val="yellow"/>
+        </w:rPr>
+        <w:t>之差異</w:t>
+      </w:r>
+      <w:r>
+        <w:rPr>
+          <w:rFonts w:ascii="Times New Roman" w:eastAsia="標楷體" w:hAnsi="Times New Roman" w:cs="Times New Roman"/>
+          <w:highlight w:val="yellow"/>
+        </w:rPr>
+        <w:t>，</w:t>
+      </w:r>
+      <w:r>
+        <w:rPr>
+          <w:rFonts w:ascii="Times New Roman" w:eastAsia="標楷體" w:hAnsi="Times New Roman" w:cs="Times New Roman" w:hint="eastAsia"/>
+          <w:highlight w:val="yellow"/>
+        </w:rPr>
+        <w:t>以此判斷</w:t>
+      </w:r>
+      <w:r>
+        <w:rPr>
+          <w:rFonts w:ascii="Times New Roman" w:eastAsia="標楷體" w:hAnsi="Times New Roman" w:cs="Times New Roman"/>
+          <w:highlight w:val="yellow"/>
+        </w:rPr>
+        <w:t>能</w:t>
+      </w:r>
+      <w:r>
+        <w:rPr>
+          <w:rFonts w:ascii="Times New Roman" w:eastAsia="標楷體" w:hAnsi="Times New Roman" w:cs="Times New Roman"/>
+          <w:highlight w:val="yellow"/>
+        </w:rPr>
+        <w:t>否</w:t>
+      </w:r>
+      <w:r>
+        <w:rPr>
+          <w:rFonts w:ascii="Times New Roman" w:eastAsia="標楷體" w:hAnsi="Times New Roman" w:cs="Times New Roman"/>
+          <w:highlight w:val="yellow"/>
+        </w:rPr>
+        <w:t>提升配送效益，並符合真實物流</w:t>
+      </w:r>
+      <w:r>
+        <w:rPr>
+          <w:rFonts w:ascii="Times New Roman" w:eastAsia="標楷體" w:hAnsi="Times New Roman" w:cs="Times New Roman"/>
+          <w:highlight w:val="yellow"/>
+        </w:rPr>
+        <w:t>配送環境之限制</w:t>
+      </w:r>
+      <w:r>
+        <w:rPr>
+          <w:rFonts w:ascii="Times New Roman" w:eastAsia="標楷體" w:hAnsi="Times New Roman" w:cs="Times New Roman"/>
+          <w:highlight w:val="yellow"/>
+        </w:rPr>
+        <w:t>。</w:t>
+      </w:r>
+    </w:p>
+    <w:p>
+      <w:pPr>
+        <w:spacing w:line="360" w:lineRule="auto"/>
+        <w:ind w:firstLine="480"/>
+        <w:rPr>
+          <w:rFonts w:ascii="Times New Roman" w:eastAsia="標楷體" w:hAnsi="Times New Roman" w:cs="Times New Roman"/>
+          <w:highlight w:val="yellow"/>
+        </w:rPr>
+      </w:pPr>
+      <w:r>
+        <w:rPr>
+          <w:rFonts w:ascii="Times New Roman" w:eastAsia="標楷體" w:hAnsi="Times New Roman" w:cs="Times New Roman" w:hint="eastAsia"/>
+          <w:highlight w:val="yellow"/>
+        </w:rPr>
+        <w:t>實驗結果顯示</w:t>
+      </w:r>
+      <w:r>
+        <w:rPr>
+          <w:rFonts w:ascii="Times New Roman" w:eastAsia="標楷體" w:hAnsi="Times New Roman" w:cs="Times New Roman" w:hint="eastAsia"/>
+          <w:highlight w:val="yellow"/>
+        </w:rPr>
+        <w:t>，</w:t>
+      </w:r>
+      <w:r>
+        <w:rPr>
+          <w:rFonts w:ascii="Times New Roman" w:eastAsia="標楷體" w:hAnsi="Times New Roman" w:cs="Times New Roman" w:hint="eastAsia"/>
+          <w:color w:val="C00000"/>
+          <w:highlight w:val="yellow"/>
+        </w:rPr>
+        <w:t>[Result]</w:t>
+      </w:r>
+    </w:p>
+    <w:p>
+      <w:pPr>
+        <w:spacing w:line="360" w:lineRule="auto"/>
+        <w:rPr>
+          <w:rFonts w:ascii="Times New Roman" w:eastAsia="標楷體" w:hAnsi="Times New Roman" w:cs="Times New Roman"/>
+        </w:rPr>
+      </w:pPr>
+      <w:r>
+        <w:rPr>
+          <w:rFonts w:ascii="Times New Roman" w:eastAsia="標楷體" w:hAnsi="Times New Roman" w:cs="Times New Roman" w:hint="eastAsia"/>
+          <w:highlight w:val="yellow"/>
+        </w:rPr>
+        <w:t>關鍵字</w:t>
+      </w:r>
+      <w:r>
+        <w:rPr>
+          <w:rFonts w:ascii="Times New Roman" w:eastAsia="標楷體" w:hAnsi="Times New Roman" w:cs="Times New Roman"/>
+          <w:highlight w:val="yellow"/>
+        </w:rPr>
+        <w:t>：</w:t>
+      </w:r>
+      <w:r>
+        <w:rPr>
+          <w:rFonts w:ascii="Times New Roman" w:eastAsia="標楷體" w:hAnsi="Times New Roman" w:cs="Times New Roman"/>
+          <w:highlight w:val="yellow"/>
+        </w:rPr>
+        <w:t>時間窗車輛路徑問題、</w:t>
+      </w:r>
+      <w:r>
+        <w:rPr>
+          <w:rFonts w:ascii="Times New Roman" w:eastAsia="標楷體" w:hAnsi="Times New Roman" w:cs="Times New Roman" w:hint="eastAsia"/>
+          <w:highlight w:val="yellow"/>
+        </w:rPr>
+        <w:t>基因演算法</w:t>
+      </w:r>
+      <w:r>
+        <w:rPr>
+          <w:rFonts w:ascii="Times New Roman" w:eastAsia="標楷體" w:hAnsi="Times New Roman" w:cs="Times New Roman"/>
+          <w:highlight w:val="yellow"/>
+        </w:rPr>
+        <w:t>、</w:t>
+      </w:r>
+      <w:proofErr w:type="gramStart"/>
+      <w:r>
+        <w:rPr>
+          <w:rFonts w:ascii="Times New Roman" w:eastAsia="標楷體" w:hAnsi="Times New Roman" w:cs="Times New Roman" w:hint="eastAsia"/>
+          <w:highlight w:val="yellow"/>
+        </w:rPr>
+        <w:t>蟻群演算法</w:t>
+      </w:r>
+      <w:proofErr w:type="gramEnd"/>
+      <w:r>
+        <w:rPr>
+          <w:rFonts w:ascii="Times New Roman" w:eastAsia="標楷體" w:hAnsi="Times New Roman" w:cs="Times New Roman"/>
+          <w:highlight w:val="yellow"/>
+        </w:rPr>
+        <w:t>、</w:t>
+      </w:r>
+      <w:r>
+        <w:rPr>
+          <w:rFonts w:ascii="Times New Roman" w:eastAsia="標楷體" w:hAnsi="Times New Roman" w:cs="Times New Roman"/>
+          <w:highlight w:val="yellow"/>
+        </w:rPr>
+        <w:t>物流路徑最佳化</w:t>
+      </w:r>
     </w:p>
     <w:p>
       <w:pPr>
@@ -511,7 +1313,7 @@
           <w:szCs w:val="40"/>
         </w:rPr>
       </w:pPr>
-      <w:bookmarkStart w:id="3" w:name="_Toc215925745"/>
+      <w:bookmarkStart w:id="3" w:name="_Toc217559711"/>
       <w:r>
         <w:rPr>
           <w:rFonts w:ascii="Times New Roman" w:eastAsia="標楷體" w:hAnsi="Times New Roman" w:cs="Times New Roman"/>
@@ -612,7 +1414,7 @@
         <w:br w:type="page"/>
       </w:r>
     </w:p>
-    <w:bookmarkStart w:id="4" w:name="_Toc215925746" w:displacedByCustomXml="next"/>
+    <w:bookmarkStart w:id="4" w:name="_Toc217559712" w:displacedByCustomXml="next"/>
     <w:sdt>
       <w:sdtPr>
         <w:rPr>
@@ -632,8 +1434,11 @@
       </w:sdtPr>
       <w:sdtEndPr>
         <w:rPr>
-          <w:b/>
-          <w:bCs/>
+          <w:noProof/>
+          <w:kern w:val="0"/>
+          <w:szCs w:val="22"/>
+          <w:lang w:val="en-US"/>
+          <w14:ligatures w14:val="none"/>
         </w:rPr>
       </w:sdtEndPr>
       <w:sdtContent>
@@ -676,30 +1481,27 @@
           </w:pPr>
           <w:r>
             <w:rPr>
-              <w:b/>
-              <w:bCs/>
+              <w:szCs w:val="22"/>
             </w:rPr>
             <w:fldChar w:fldCharType="begin"/>
           </w:r>
           <w:r>
             <w:rPr>
-              <w:b/>
-              <w:bCs/>
+              <w:szCs w:val="22"/>
             </w:rPr>
             <w:instrText xml:space="preserve"> TOC \o "1-3" \h \z \u </w:instrText>
           </w:r>
           <w:r>
             <w:rPr>
-              <w:b/>
-              <w:bCs/>
+              <w:szCs w:val="22"/>
             </w:rPr>
             <w:fldChar w:fldCharType="separate"/>
           </w:r>
-          <w:hyperlink w:anchor="_Toc215925744" w:history="1">
+          <w:hyperlink w:anchor="_Toc217559710" w:history="1">
             <w:r>
               <w:rPr>
                 <w:rStyle w:val="af4"/>
-                <w:rFonts w:hint="eastAsia"/>
+                <w:rFonts w:eastAsia="標楷體"/>
                 <w:b/>
                 <w:bCs/>
               </w:rPr>
@@ -721,7 +1523,7 @@
               <w:rPr>
                 <w:webHidden/>
               </w:rPr>
-              <w:instrText xml:space="preserve"> PAGEREF _Toc215925744 \h </w:instrText>
+              <w:instrText xml:space="preserve"> PAGEREF _Toc217559710 \h </w:instrText>
             </w:r>
             <w:r>
               <w:rPr>
@@ -757,10 +1559,11 @@
               <w14:ligatures w14:val="standardContextual"/>
             </w:rPr>
           </w:pPr>
-          <w:hyperlink w:anchor="_Toc215925745" w:history="1">
+          <w:hyperlink w:anchor="_Toc217559711" w:history="1">
             <w:r>
               <w:rPr>
                 <w:rStyle w:val="af4"/>
+                <w:rFonts w:eastAsia="標楷體"/>
                 <w:b/>
                 <w:bCs/>
               </w:rPr>
@@ -782,7 +1585,7 @@
               <w:rPr>
                 <w:webHidden/>
               </w:rPr>
-              <w:instrText xml:space="preserve"> PAGEREF _Toc215925745 \h </w:instrText>
+              <w:instrText xml:space="preserve"> PAGEREF _Toc217559711 \h </w:instrText>
             </w:r>
             <w:r>
               <w:rPr>
@@ -818,11 +1621,11 @@
               <w14:ligatures w14:val="standardContextual"/>
             </w:rPr>
           </w:pPr>
-          <w:hyperlink w:anchor="_Toc215925746" w:history="1">
+          <w:hyperlink w:anchor="_Toc217559712" w:history="1">
             <w:r>
               <w:rPr>
                 <w:rStyle w:val="af4"/>
-                <w:rFonts w:hint="eastAsia"/>
+                <w:rFonts w:eastAsia="標楷體"/>
                 <w:b/>
                 <w:bCs/>
                 <w:lang w:val="zh-TW"/>
@@ -845,7 +1648,7 @@
               <w:rPr>
                 <w:webHidden/>
               </w:rPr>
-              <w:instrText xml:space="preserve"> PAGEREF _Toc215925746 \h </w:instrText>
+              <w:instrText xml:space="preserve"> PAGEREF _Toc217559712 \h </w:instrText>
             </w:r>
             <w:r>
               <w:rPr>
@@ -881,11 +1684,11 @@
               <w14:ligatures w14:val="standardContextual"/>
             </w:rPr>
           </w:pPr>
-          <w:hyperlink w:anchor="_Toc215925747" w:history="1">
+          <w:hyperlink w:anchor="_Toc217559713" w:history="1">
             <w:r>
               <w:rPr>
                 <w:rStyle w:val="af4"/>
-                <w:rFonts w:hint="eastAsia"/>
+                <w:rFonts w:eastAsia="標楷體"/>
                 <w:b/>
                 <w:bCs/>
               </w:rPr>
@@ -907,7 +1710,7 @@
               <w:rPr>
                 <w:webHidden/>
               </w:rPr>
-              <w:instrText xml:space="preserve"> PAGEREF _Toc215925747 \h </w:instrText>
+              <w:instrText xml:space="preserve"> PAGEREF _Toc217559713 \h </w:instrText>
             </w:r>
             <w:r>
               <w:rPr>
@@ -943,11 +1746,11 @@
               <w14:ligatures w14:val="standardContextual"/>
             </w:rPr>
           </w:pPr>
-          <w:hyperlink w:anchor="_Toc215925748" w:history="1">
+          <w:hyperlink w:anchor="_Toc217559714" w:history="1">
             <w:r>
               <w:rPr>
                 <w:rStyle w:val="af4"/>
-                <w:rFonts w:hint="eastAsia"/>
+                <w:rFonts w:eastAsia="標楷體"/>
                 <w:b/>
                 <w:bCs/>
               </w:rPr>
@@ -969,7 +1772,7 @@
               <w:rPr>
                 <w:webHidden/>
               </w:rPr>
-              <w:instrText xml:space="preserve"> PAGEREF _Toc215925748 \h </w:instrText>
+              <w:instrText xml:space="preserve"> PAGEREF _Toc217559714 \h </w:instrText>
             </w:r>
             <w:r>
               <w:rPr>
@@ -1005,11 +1808,11 @@
               <w14:ligatures w14:val="standardContextual"/>
             </w:rPr>
           </w:pPr>
-          <w:hyperlink w:anchor="_Toc215925749" w:history="1">
+          <w:hyperlink w:anchor="_Toc217559715" w:history="1">
             <w:r>
               <w:rPr>
                 <w:rStyle w:val="af4"/>
-                <w:rFonts w:hint="eastAsia"/>
+                <w:rFonts w:eastAsia="標楷體"/>
                 <w:b/>
                 <w:bCs/>
               </w:rPr>
@@ -1018,6 +1821,7 @@
             <w:r>
               <w:rPr>
                 <w:rStyle w:val="af4"/>
+                <w:rFonts w:eastAsia="標楷體"/>
                 <w:b/>
                 <w:bCs/>
               </w:rPr>
@@ -1026,7 +1830,7 @@
             <w:r>
               <w:rPr>
                 <w:rStyle w:val="af4"/>
-                <w:rFonts w:hint="eastAsia"/>
+                <w:rFonts w:eastAsia="標楷體"/>
                 <w:b/>
                 <w:bCs/>
               </w:rPr>
@@ -1048,7 +1852,7 @@
               <w:rPr>
                 <w:webHidden/>
               </w:rPr>
-              <w:instrText xml:space="preserve"> PAGEREF _Toc215925749 \h </w:instrText>
+              <w:instrText xml:space="preserve"> PAGEREF _Toc217559715 \h </w:instrText>
             </w:r>
             <w:r>
               <w:rPr>
@@ -1089,11 +1893,11 @@
               <w14:ligatures w14:val="standardContextual"/>
             </w:rPr>
           </w:pPr>
-          <w:hyperlink w:anchor="_Toc215925750" w:history="1">
+          <w:hyperlink w:anchor="_Toc217559716" w:history="1">
             <w:r>
               <w:rPr>
                 <w:rStyle w:val="af4"/>
-                <w:rFonts w:ascii="Times New Roman" w:hAnsi="Times New Roman"/>
+                <w:rFonts w:ascii="Times New Roman" w:eastAsia="標楷體" w:hAnsi="Times New Roman"/>
                 <w:b/>
                 <w:bCs/>
                 <w:noProof/>
@@ -1103,12 +1907,32 @@
             <w:r>
               <w:rPr>
                 <w:rStyle w:val="af4"/>
-                <w:rFonts w:ascii="Times New Roman" w:hAnsi="Times New Roman" w:hint="eastAsia"/>
+                <w:rFonts w:ascii="Times New Roman" w:eastAsia="標楷體" w:hAnsi="Times New Roman"/>
                 <w:b/>
                 <w:bCs/>
                 <w:noProof/>
               </w:rPr>
-              <w:t>研究動機與目的</w:t>
+              <w:t>研究動機</w:t>
+            </w:r>
+            <w:r>
+              <w:rPr>
+                <w:rStyle w:val="af4"/>
+                <w:rFonts w:ascii="Times New Roman" w:eastAsia="標楷體" w:hAnsi="Times New Roman"/>
+                <w:b/>
+                <w:bCs/>
+                <w:noProof/>
+              </w:rPr>
+              <w:t>與</w:t>
+            </w:r>
+            <w:r>
+              <w:rPr>
+                <w:rStyle w:val="af4"/>
+                <w:rFonts w:ascii="Times New Roman" w:eastAsia="標楷體" w:hAnsi="Times New Roman"/>
+                <w:b/>
+                <w:bCs/>
+                <w:noProof/>
+              </w:rPr>
+              <w:t>目的</w:t>
             </w:r>
             <w:r>
               <w:rPr>
@@ -1129,7 +1953,7 @@
                 <w:noProof/>
                 <w:webHidden/>
               </w:rPr>
-              <w:instrText xml:space="preserve"> PAGEREF _Toc215925750 \h </w:instrText>
+              <w:instrText xml:space="preserve"> PAGEREF _Toc217559716 \h </w:instrText>
             </w:r>
             <w:r>
               <w:rPr>
@@ -1174,11 +1998,11 @@
               <w14:ligatures w14:val="standardContextual"/>
             </w:rPr>
           </w:pPr>
-          <w:hyperlink w:anchor="_Toc215925751" w:history="1">
+          <w:hyperlink w:anchor="_Toc217559717" w:history="1">
             <w:r>
               <w:rPr>
                 <w:rStyle w:val="af4"/>
-                <w:rFonts w:ascii="Times New Roman" w:hAnsi="Times New Roman"/>
+                <w:rFonts w:ascii="Times New Roman" w:eastAsia="標楷體" w:hAnsi="Times New Roman"/>
                 <w:b/>
                 <w:bCs/>
                 <w:noProof/>
@@ -1188,7 +2012,7 @@
             <w:r>
               <w:rPr>
                 <w:rStyle w:val="af4"/>
-                <w:rFonts w:ascii="Times New Roman" w:hAnsi="Times New Roman" w:hint="eastAsia"/>
+                <w:rFonts w:ascii="Times New Roman" w:eastAsia="標楷體" w:hAnsi="Times New Roman"/>
                 <w:b/>
                 <w:bCs/>
                 <w:noProof/>
@@ -1214,7 +2038,7 @@
                 <w:noProof/>
                 <w:webHidden/>
               </w:rPr>
-              <w:instrText xml:space="preserve"> PAGEREF _Toc215925751 \h </w:instrText>
+              <w:instrText xml:space="preserve"> PAGEREF _Toc217559717 \h </w:instrText>
             </w:r>
             <w:r>
               <w:rPr>
@@ -1259,11 +2083,11 @@
               <w14:ligatures w14:val="standardContextual"/>
             </w:rPr>
           </w:pPr>
-          <w:hyperlink w:anchor="_Toc215925752" w:history="1">
+          <w:hyperlink w:anchor="_Toc217559718" w:history="1">
             <w:r>
               <w:rPr>
                 <w:rStyle w:val="af4"/>
-                <w:rFonts w:ascii="Times New Roman" w:hAnsi="Times New Roman"/>
+                <w:rFonts w:ascii="Times New Roman" w:eastAsia="標楷體" w:hAnsi="Times New Roman"/>
                 <w:b/>
                 <w:bCs/>
                 <w:noProof/>
@@ -1273,7 +2097,7 @@
             <w:r>
               <w:rPr>
                 <w:rStyle w:val="af4"/>
-                <w:rFonts w:ascii="Times New Roman" w:hAnsi="Times New Roman" w:hint="eastAsia"/>
+                <w:rFonts w:ascii="Times New Roman" w:eastAsia="標楷體" w:hAnsi="Times New Roman"/>
                 <w:b/>
                 <w:bCs/>
                 <w:noProof/>
@@ -1299,7 +2123,7 @@
                 <w:noProof/>
                 <w:webHidden/>
               </w:rPr>
-              <w:instrText xml:space="preserve"> PAGEREF _Toc215925752 \h </w:instrText>
+              <w:instrText xml:space="preserve"> PAGEREF _Toc217559718 \h </w:instrText>
             </w:r>
             <w:r>
               <w:rPr>
@@ -1339,11 +2163,11 @@
               <w14:ligatures w14:val="standardContextual"/>
             </w:rPr>
           </w:pPr>
-          <w:hyperlink w:anchor="_Toc215925753" w:history="1">
+          <w:hyperlink w:anchor="_Toc217559719" w:history="1">
             <w:r>
               <w:rPr>
                 <w:rStyle w:val="af4"/>
-                <w:rFonts w:hint="eastAsia"/>
+                <w:rFonts w:eastAsia="標楷體"/>
                 <w:b/>
                 <w:bCs/>
               </w:rPr>
@@ -1352,6 +2176,7 @@
             <w:r>
               <w:rPr>
                 <w:rStyle w:val="af4"/>
+                <w:rFonts w:eastAsia="標楷體"/>
                 <w:b/>
                 <w:bCs/>
               </w:rPr>
@@ -1360,7 +2185,7 @@
             <w:r>
               <w:rPr>
                 <w:rStyle w:val="af4"/>
-                <w:rFonts w:hint="eastAsia"/>
+                <w:rFonts w:eastAsia="標楷體"/>
                 <w:b/>
                 <w:bCs/>
               </w:rPr>
@@ -1382,7 +2207,7 @@
               <w:rPr>
                 <w:webHidden/>
               </w:rPr>
-              <w:instrText xml:space="preserve"> PAGEREF _Toc215925753 \h </w:instrText>
+              <w:instrText xml:space="preserve"> PAGEREF _Toc217559719 \h </w:instrText>
             </w:r>
             <w:r>
               <w:rPr>
@@ -1423,11 +2248,11 @@
               <w14:ligatures w14:val="standardContextual"/>
             </w:rPr>
           </w:pPr>
-          <w:hyperlink w:anchor="_Toc215925754" w:history="1">
+          <w:hyperlink w:anchor="_Toc217559720" w:history="1">
             <w:r>
               <w:rPr>
                 <w:rStyle w:val="af4"/>
-                <w:rFonts w:ascii="Times New Roman" w:hAnsi="Times New Roman"/>
+                <w:rFonts w:ascii="Times New Roman" w:eastAsia="標楷體" w:hAnsi="Times New Roman"/>
                 <w:b/>
                 <w:bCs/>
                 <w:noProof/>
@@ -1453,7 +2278,7 @@
                 <w:noProof/>
                 <w:webHidden/>
               </w:rPr>
-              <w:instrText xml:space="preserve"> PAGEREF _Toc215925754 \h </w:instrText>
+              <w:instrText xml:space="preserve"> PAGEREF _Toc217559720 \h </w:instrText>
             </w:r>
             <w:r>
               <w:rPr>
@@ -1498,11 +2323,11 @@
               <w14:ligatures w14:val="standardContextual"/>
             </w:rPr>
           </w:pPr>
-          <w:hyperlink w:anchor="_Toc215925755" w:history="1">
+          <w:hyperlink w:anchor="_Toc217559721" w:history="1">
             <w:r>
               <w:rPr>
                 <w:rStyle w:val="af4"/>
-                <w:rFonts w:ascii="Times New Roman" w:hAnsi="Times New Roman"/>
+                <w:rFonts w:ascii="Times New Roman" w:eastAsia="標楷體" w:hAnsi="Times New Roman"/>
                 <w:b/>
                 <w:bCs/>
                 <w:noProof/>
@@ -1528,7 +2353,7 @@
                 <w:noProof/>
                 <w:webHidden/>
               </w:rPr>
-              <w:instrText xml:space="preserve"> PAGEREF _Toc215925755 \h </w:instrText>
+              <w:instrText xml:space="preserve"> PAGEREF _Toc217559721 \h </w:instrText>
             </w:r>
             <w:r>
               <w:rPr>
@@ -1573,11 +2398,11 @@
               <w14:ligatures w14:val="standardContextual"/>
             </w:rPr>
           </w:pPr>
-          <w:hyperlink w:anchor="_Toc215925756" w:history="1">
+          <w:hyperlink w:anchor="_Toc217559722" w:history="1">
             <w:r>
               <w:rPr>
                 <w:rStyle w:val="af4"/>
-                <w:rFonts w:ascii="Times New Roman" w:hAnsi="Times New Roman"/>
+                <w:rFonts w:ascii="Times New Roman" w:eastAsia="標楷體" w:hAnsi="Times New Roman"/>
                 <w:b/>
                 <w:bCs/>
                 <w:noProof/>
@@ -1603,7 +2428,7 @@
                 <w:noProof/>
                 <w:webHidden/>
               </w:rPr>
-              <w:instrText xml:space="preserve"> PAGEREF _Toc215925756 \h </w:instrText>
+              <w:instrText xml:space="preserve"> PAGEREF _Toc217559722 \h </w:instrText>
             </w:r>
             <w:r>
               <w:rPr>
@@ -1648,11 +2473,11 @@
               <w14:ligatures w14:val="standardContextual"/>
             </w:rPr>
           </w:pPr>
-          <w:hyperlink w:anchor="_Toc215925757" w:history="1">
+          <w:hyperlink w:anchor="_Toc217559723" w:history="1">
             <w:r>
               <w:rPr>
                 <w:rStyle w:val="af4"/>
-                <w:rFonts w:ascii="Times New Roman" w:hAnsi="Times New Roman"/>
+                <w:rFonts w:ascii="Times New Roman" w:eastAsia="標楷體" w:hAnsi="Times New Roman"/>
                 <w:b/>
                 <w:bCs/>
                 <w:noProof/>
@@ -1678,7 +2503,7 @@
                 <w:noProof/>
                 <w:webHidden/>
               </w:rPr>
-              <w:instrText xml:space="preserve"> PAGEREF _Toc215925757 \h </w:instrText>
+              <w:instrText xml:space="preserve"> PAGEREF _Toc217559723 \h </w:instrText>
             </w:r>
             <w:r>
               <w:rPr>
@@ -1723,11 +2548,11 @@
               <w14:ligatures w14:val="standardContextual"/>
             </w:rPr>
           </w:pPr>
-          <w:hyperlink w:anchor="_Toc215925758" w:history="1">
+          <w:hyperlink w:anchor="_Toc217559724" w:history="1">
             <w:r>
               <w:rPr>
                 <w:rStyle w:val="af4"/>
-                <w:rFonts w:ascii="Times New Roman" w:hAnsi="Times New Roman"/>
+                <w:rFonts w:ascii="Times New Roman" w:eastAsia="標楷體" w:hAnsi="Times New Roman"/>
                 <w:b/>
                 <w:bCs/>
                 <w:noProof/>
@@ -1753,7 +2578,7 @@
                 <w:noProof/>
                 <w:webHidden/>
               </w:rPr>
-              <w:instrText xml:space="preserve"> PAGEREF _Toc215925758 \h </w:instrText>
+              <w:instrText xml:space="preserve"> PAGEREF _Toc217559724 \h </w:instrText>
             </w:r>
             <w:r>
               <w:rPr>
@@ -1798,11 +2623,11 @@
               <w14:ligatures w14:val="standardContextual"/>
             </w:rPr>
           </w:pPr>
-          <w:hyperlink w:anchor="_Toc215925759" w:history="1">
+          <w:hyperlink w:anchor="_Toc217559725" w:history="1">
             <w:r>
               <w:rPr>
                 <w:rStyle w:val="af4"/>
-                <w:rFonts w:ascii="Times New Roman" w:hAnsi="Times New Roman"/>
+                <w:rFonts w:ascii="Times New Roman" w:eastAsia="標楷體" w:hAnsi="Times New Roman"/>
                 <w:b/>
                 <w:bCs/>
                 <w:noProof/>
@@ -1828,7 +2653,7 @@
                 <w:noProof/>
                 <w:webHidden/>
               </w:rPr>
-              <w:instrText xml:space="preserve"> PAGEREF _Toc215925759 \h </w:instrText>
+              <w:instrText xml:space="preserve"> PAGEREF _Toc217559725 \h </w:instrText>
             </w:r>
             <w:r>
               <w:rPr>
@@ -1873,11 +2698,11 @@
               <w14:ligatures w14:val="standardContextual"/>
             </w:rPr>
           </w:pPr>
-          <w:hyperlink w:anchor="_Toc215925760" w:history="1">
+          <w:hyperlink w:anchor="_Toc217559726" w:history="1">
             <w:r>
               <w:rPr>
                 <w:rStyle w:val="af4"/>
-                <w:rFonts w:ascii="Times New Roman" w:hAnsi="Times New Roman"/>
+                <w:rFonts w:ascii="Times New Roman" w:eastAsia="標楷體" w:hAnsi="Times New Roman"/>
                 <w:b/>
                 <w:bCs/>
                 <w:noProof/>
@@ -1903,7 +2728,7 @@
                 <w:noProof/>
                 <w:webHidden/>
               </w:rPr>
-              <w:instrText xml:space="preserve"> PAGEREF _Toc215925760 \h </w:instrText>
+              <w:instrText xml:space="preserve"> PAGEREF _Toc217559726 \h </w:instrText>
             </w:r>
             <w:r>
               <w:rPr>
@@ -1948,11 +2773,11 @@
               <w14:ligatures w14:val="standardContextual"/>
             </w:rPr>
           </w:pPr>
-          <w:hyperlink w:anchor="_Toc215925761" w:history="1">
+          <w:hyperlink w:anchor="_Toc217559727" w:history="1">
             <w:r>
               <w:rPr>
                 <w:rStyle w:val="af4"/>
-                <w:rFonts w:ascii="Times New Roman" w:hAnsi="Times New Roman"/>
+                <w:rFonts w:ascii="Times New Roman" w:eastAsia="標楷體" w:hAnsi="Times New Roman"/>
                 <w:b/>
                 <w:bCs/>
                 <w:noProof/>
@@ -1978,7 +2803,7 @@
                 <w:noProof/>
                 <w:webHidden/>
               </w:rPr>
-              <w:instrText xml:space="preserve"> PAGEREF _Toc215925761 \h </w:instrText>
+              <w:instrText xml:space="preserve"> PAGEREF _Toc217559727 \h </w:instrText>
             </w:r>
             <w:r>
               <w:rPr>
@@ -2018,11 +2843,11 @@
               <w14:ligatures w14:val="standardContextual"/>
             </w:rPr>
           </w:pPr>
-          <w:hyperlink w:anchor="_Toc215925762" w:history="1">
+          <w:hyperlink w:anchor="_Toc217559728" w:history="1">
             <w:r>
               <w:rPr>
                 <w:rStyle w:val="af4"/>
-                <w:rFonts w:hint="eastAsia"/>
+                <w:rFonts w:eastAsia="標楷體"/>
                 <w:b/>
                 <w:bCs/>
               </w:rPr>
@@ -2031,6 +2856,7 @@
             <w:r>
               <w:rPr>
                 <w:rStyle w:val="af4"/>
+                <w:rFonts w:eastAsia="標楷體"/>
                 <w:b/>
                 <w:bCs/>
               </w:rPr>
@@ -2039,7 +2865,7 @@
             <w:r>
               <w:rPr>
                 <w:rStyle w:val="af4"/>
-                <w:rFonts w:hint="eastAsia"/>
+                <w:rFonts w:eastAsia="標楷體"/>
                 <w:b/>
                 <w:bCs/>
               </w:rPr>
@@ -2061,7 +2887,7 @@
               <w:rPr>
                 <w:webHidden/>
               </w:rPr>
-              <w:instrText xml:space="preserve"> PAGEREF _Toc215925762 \h </w:instrText>
+              <w:instrText xml:space="preserve"> PAGEREF _Toc217559728 \h </w:instrText>
             </w:r>
             <w:r>
               <w:rPr>
@@ -2102,11 +2928,11 @@
               <w14:ligatures w14:val="standardContextual"/>
             </w:rPr>
           </w:pPr>
-          <w:hyperlink w:anchor="_Toc215925763" w:history="1">
+          <w:hyperlink w:anchor="_Toc217559729" w:history="1">
             <w:r>
               <w:rPr>
                 <w:rStyle w:val="af4"/>
-                <w:rFonts w:ascii="Times New Roman" w:hAnsi="Times New Roman"/>
+                <w:rFonts w:ascii="Times New Roman" w:eastAsia="標楷體" w:hAnsi="Times New Roman"/>
                 <w:b/>
                 <w:bCs/>
                 <w:noProof/>
@@ -2116,7 +2942,7 @@
             <w:r>
               <w:rPr>
                 <w:rStyle w:val="af4"/>
-                <w:rFonts w:ascii="Times New Roman" w:hAnsi="Times New Roman" w:hint="eastAsia"/>
+                <w:rFonts w:ascii="Times New Roman" w:eastAsia="標楷體" w:hAnsi="Times New Roman"/>
                 <w:b/>
                 <w:bCs/>
                 <w:noProof/>
@@ -2142,7 +2968,7 @@
                 <w:noProof/>
                 <w:webHidden/>
               </w:rPr>
-              <w:instrText xml:space="preserve"> PAGEREF _Toc215925763 \h </w:instrText>
+              <w:instrText xml:space="preserve"> PAGEREF _Toc217559729 \h </w:instrText>
             </w:r>
             <w:r>
               <w:rPr>
@@ -2187,11 +3013,11 @@
               <w14:ligatures w14:val="standardContextual"/>
             </w:rPr>
           </w:pPr>
-          <w:hyperlink w:anchor="_Toc215925764" w:history="1">
+          <w:hyperlink w:anchor="_Toc217559730" w:history="1">
             <w:r>
               <w:rPr>
                 <w:rStyle w:val="af4"/>
-                <w:rFonts w:ascii="Times New Roman" w:hAnsi="Times New Roman"/>
+                <w:rFonts w:ascii="Times New Roman" w:eastAsia="標楷體" w:hAnsi="Times New Roman"/>
                 <w:b/>
                 <w:bCs/>
                 <w:noProof/>
@@ -2201,7 +3027,7 @@
             <w:r>
               <w:rPr>
                 <w:rStyle w:val="af4"/>
-                <w:rFonts w:ascii="Times New Roman" w:hAnsi="Times New Roman" w:hint="eastAsia"/>
+                <w:rFonts w:ascii="Times New Roman" w:eastAsia="標楷體" w:hAnsi="Times New Roman"/>
                 <w:b/>
                 <w:bCs/>
                 <w:noProof/>
@@ -2227,7 +3053,7 @@
                 <w:noProof/>
                 <w:webHidden/>
               </w:rPr>
-              <w:instrText xml:space="preserve"> PAGEREF _Toc215925764 \h </w:instrText>
+              <w:instrText xml:space="preserve"> PAGEREF _Toc217559730 \h </w:instrText>
             </w:r>
             <w:r>
               <w:rPr>
@@ -2272,11 +3098,11 @@
               <w14:ligatures w14:val="standardContextual"/>
             </w:rPr>
           </w:pPr>
-          <w:hyperlink w:anchor="_Toc215925765" w:history="1">
+          <w:hyperlink w:anchor="_Toc217559731" w:history="1">
             <w:r>
               <w:rPr>
                 <w:rStyle w:val="af4"/>
-                <w:rFonts w:ascii="Times New Roman" w:hAnsi="Times New Roman"/>
+                <w:rFonts w:ascii="Times New Roman" w:eastAsia="標楷體" w:hAnsi="Times New Roman"/>
                 <w:b/>
                 <w:bCs/>
                 <w:noProof/>
@@ -2286,7 +3112,7 @@
             <w:r>
               <w:rPr>
                 <w:rStyle w:val="af4"/>
-                <w:rFonts w:ascii="Times New Roman" w:hAnsi="Times New Roman" w:hint="eastAsia"/>
+                <w:rFonts w:ascii="Times New Roman" w:eastAsia="標楷體" w:hAnsi="Times New Roman"/>
                 <w:b/>
                 <w:bCs/>
                 <w:noProof/>
@@ -2296,7 +3122,7 @@
             <w:r>
               <w:rPr>
                 <w:rStyle w:val="af4"/>
-                <w:rFonts w:ascii="Times New Roman" w:hAnsi="Times New Roman"/>
+                <w:rFonts w:ascii="Times New Roman" w:eastAsia="標楷體" w:hAnsi="Times New Roman"/>
                 <w:b/>
                 <w:bCs/>
                 <w:noProof/>
@@ -2322,7 +3148,7 @@
                 <w:noProof/>
                 <w:webHidden/>
               </w:rPr>
-              <w:instrText xml:space="preserve"> PAGEREF _Toc215925765 \h </w:instrText>
+              <w:instrText xml:space="preserve"> PAGEREF _Toc217559731 \h </w:instrText>
             </w:r>
             <w:r>
               <w:rPr>
@@ -2367,11 +3193,11 @@
               <w14:ligatures w14:val="standardContextual"/>
             </w:rPr>
           </w:pPr>
-          <w:hyperlink w:anchor="_Toc215925766" w:history="1">
+          <w:hyperlink w:anchor="_Toc217559732" w:history="1">
             <w:r>
               <w:rPr>
                 <w:rStyle w:val="af4"/>
-                <w:rFonts w:ascii="Times New Roman" w:hAnsi="Times New Roman"/>
+                <w:rFonts w:ascii="Times New Roman" w:eastAsia="標楷體" w:hAnsi="Times New Roman"/>
                 <w:b/>
                 <w:bCs/>
                 <w:noProof/>
@@ -2381,7 +3207,7 @@
             <w:r>
               <w:rPr>
                 <w:rStyle w:val="af4"/>
-                <w:rFonts w:ascii="Times New Roman" w:hAnsi="Times New Roman" w:hint="eastAsia"/>
+                <w:rFonts w:ascii="Times New Roman" w:eastAsia="標楷體" w:hAnsi="Times New Roman"/>
                 <w:b/>
                 <w:bCs/>
                 <w:noProof/>
@@ -2391,7 +3217,7 @@
             <w:r>
               <w:rPr>
                 <w:rStyle w:val="af4"/>
-                <w:rFonts w:ascii="Times New Roman" w:hAnsi="Times New Roman"/>
+                <w:rFonts w:ascii="Times New Roman" w:eastAsia="標楷體" w:hAnsi="Times New Roman"/>
                 <w:b/>
                 <w:bCs/>
                 <w:noProof/>
@@ -2417,7 +3243,7 @@
                 <w:noProof/>
                 <w:webHidden/>
               </w:rPr>
-              <w:instrText xml:space="preserve"> PAGEREF _Toc215925766 \h </w:instrText>
+              <w:instrText xml:space="preserve"> PAGEREF _Toc217559732 \h </w:instrText>
             </w:r>
             <w:r>
               <w:rPr>
@@ -2462,11 +3288,11 @@
               <w14:ligatures w14:val="standardContextual"/>
             </w:rPr>
           </w:pPr>
-          <w:hyperlink w:anchor="_Toc215925767" w:history="1">
+          <w:hyperlink w:anchor="_Toc217559733" w:history="1">
             <w:r>
               <w:rPr>
                 <w:rStyle w:val="af4"/>
-                <w:rFonts w:ascii="Times New Roman" w:hAnsi="Times New Roman"/>
+                <w:rFonts w:ascii="Times New Roman" w:eastAsia="標楷體" w:hAnsi="Times New Roman"/>
                 <w:b/>
                 <w:bCs/>
                 <w:noProof/>
@@ -2476,7 +3302,7 @@
             <w:r>
               <w:rPr>
                 <w:rStyle w:val="af4"/>
-                <w:rFonts w:ascii="Times New Roman" w:hAnsi="Times New Roman" w:hint="eastAsia"/>
+                <w:rFonts w:ascii="Times New Roman" w:eastAsia="標楷體" w:hAnsi="Times New Roman"/>
                 <w:b/>
                 <w:bCs/>
                 <w:noProof/>
@@ -2486,7 +3312,7 @@
             <w:r>
               <w:rPr>
                 <w:rStyle w:val="af4"/>
-                <w:rFonts w:ascii="Times New Roman" w:hAnsi="Times New Roman"/>
+                <w:rFonts w:ascii="Times New Roman" w:eastAsia="標楷體" w:hAnsi="Times New Roman"/>
                 <w:b/>
                 <w:bCs/>
                 <w:noProof/>
@@ -2512,7 +3338,7 @@
                 <w:noProof/>
                 <w:webHidden/>
               </w:rPr>
-              <w:instrText xml:space="preserve"> PAGEREF _Toc215925767 \h </w:instrText>
+              <w:instrText xml:space="preserve"> PAGEREF _Toc217559733 \h </w:instrText>
             </w:r>
             <w:r>
               <w:rPr>
@@ -2557,11 +3383,11 @@
               <w14:ligatures w14:val="standardContextual"/>
             </w:rPr>
           </w:pPr>
-          <w:hyperlink w:anchor="_Toc215925768" w:history="1">
+          <w:hyperlink w:anchor="_Toc217559734" w:history="1">
             <w:r>
               <w:rPr>
                 <w:rStyle w:val="af4"/>
-                <w:rFonts w:ascii="Times New Roman" w:hAnsi="Times New Roman"/>
+                <w:rFonts w:ascii="Times New Roman" w:eastAsia="標楷體" w:hAnsi="Times New Roman"/>
                 <w:b/>
                 <w:bCs/>
                 <w:noProof/>
@@ -2571,7 +3397,7 @@
             <w:r>
               <w:rPr>
                 <w:rStyle w:val="af4"/>
-                <w:rFonts w:ascii="Times New Roman" w:hAnsi="Times New Roman" w:hint="eastAsia"/>
+                <w:rFonts w:ascii="Times New Roman" w:eastAsia="標楷體" w:hAnsi="Times New Roman"/>
                 <w:b/>
                 <w:bCs/>
                 <w:noProof/>
@@ -2581,7 +3407,7 @@
             <w:r>
               <w:rPr>
                 <w:rStyle w:val="af4"/>
-                <w:rFonts w:ascii="Times New Roman" w:hAnsi="Times New Roman"/>
+                <w:rFonts w:ascii="Times New Roman" w:eastAsia="標楷體" w:hAnsi="Times New Roman"/>
                 <w:b/>
                 <w:bCs/>
                 <w:noProof/>
@@ -2607,7 +3433,7 @@
                 <w:noProof/>
                 <w:webHidden/>
               </w:rPr>
-              <w:instrText xml:space="preserve"> PAGEREF _Toc215925768 \h </w:instrText>
+              <w:instrText xml:space="preserve"> PAGEREF _Toc217559734 \h </w:instrText>
             </w:r>
             <w:r>
               <w:rPr>
@@ -2652,11 +3478,11 @@
               <w14:ligatures w14:val="standardContextual"/>
             </w:rPr>
           </w:pPr>
-          <w:hyperlink w:anchor="_Toc215925769" w:history="1">
+          <w:hyperlink w:anchor="_Toc217559735" w:history="1">
             <w:r>
               <w:rPr>
                 <w:rStyle w:val="af4"/>
-                <w:rFonts w:ascii="Times New Roman" w:hAnsi="Times New Roman"/>
+                <w:rFonts w:ascii="Times New Roman" w:eastAsia="標楷體" w:hAnsi="Times New Roman"/>
                 <w:b/>
                 <w:bCs/>
                 <w:noProof/>
@@ -2666,7 +3492,7 @@
             <w:r>
               <w:rPr>
                 <w:rStyle w:val="af4"/>
-                <w:rFonts w:ascii="Times New Roman" w:hAnsi="Times New Roman" w:hint="eastAsia"/>
+                <w:rFonts w:ascii="Times New Roman" w:eastAsia="標楷體" w:hAnsi="Times New Roman"/>
                 <w:b/>
                 <w:bCs/>
                 <w:noProof/>
@@ -2676,7 +3502,7 @@
             <w:r>
               <w:rPr>
                 <w:rStyle w:val="af4"/>
-                <w:rFonts w:ascii="Times New Roman" w:hAnsi="Times New Roman"/>
+                <w:rFonts w:ascii="Times New Roman" w:eastAsia="標楷體" w:hAnsi="Times New Roman"/>
                 <w:b/>
                 <w:bCs/>
                 <w:noProof/>
@@ -2702,7 +3528,7 @@
                 <w:noProof/>
                 <w:webHidden/>
               </w:rPr>
-              <w:instrText xml:space="preserve"> PAGEREF _Toc215925769 \h </w:instrText>
+              <w:instrText xml:space="preserve"> PAGEREF _Toc217559735 \h </w:instrText>
             </w:r>
             <w:r>
               <w:rPr>
@@ -2747,11 +3573,11 @@
               <w14:ligatures w14:val="standardContextual"/>
             </w:rPr>
           </w:pPr>
-          <w:hyperlink w:anchor="_Toc215925770" w:history="1">
+          <w:hyperlink w:anchor="_Toc217559736" w:history="1">
             <w:r>
               <w:rPr>
                 <w:rStyle w:val="af4"/>
-                <w:rFonts w:ascii="Times New Roman" w:hAnsi="Times New Roman"/>
+                <w:rFonts w:ascii="Times New Roman" w:eastAsia="標楷體" w:hAnsi="Times New Roman"/>
                 <w:b/>
                 <w:bCs/>
                 <w:noProof/>
@@ -2761,7 +3587,7 @@
             <w:r>
               <w:rPr>
                 <w:rStyle w:val="af4"/>
-                <w:rFonts w:ascii="Times New Roman" w:hAnsi="Times New Roman" w:hint="eastAsia"/>
+                <w:rFonts w:ascii="Times New Roman" w:eastAsia="標楷體" w:hAnsi="Times New Roman"/>
                 <w:b/>
                 <w:bCs/>
                 <w:noProof/>
@@ -2771,7 +3597,7 @@
             <w:r>
               <w:rPr>
                 <w:rStyle w:val="af4"/>
-                <w:rFonts w:ascii="Times New Roman" w:hAnsi="Times New Roman"/>
+                <w:rFonts w:ascii="Times New Roman" w:eastAsia="標楷體" w:hAnsi="Times New Roman"/>
                 <w:b/>
                 <w:bCs/>
                 <w:noProof/>
@@ -2797,7 +3623,7 @@
                 <w:noProof/>
                 <w:webHidden/>
               </w:rPr>
-              <w:instrText xml:space="preserve"> PAGEREF _Toc215925770 \h </w:instrText>
+              <w:instrText xml:space="preserve"> PAGEREF _Toc217559736 \h </w:instrText>
             </w:r>
             <w:r>
               <w:rPr>
@@ -2842,11 +3668,11 @@
               <w14:ligatures w14:val="standardContextual"/>
             </w:rPr>
           </w:pPr>
-          <w:hyperlink w:anchor="_Toc215925771" w:history="1">
+          <w:hyperlink w:anchor="_Toc217559737" w:history="1">
             <w:r>
               <w:rPr>
                 <w:rStyle w:val="af4"/>
-                <w:rFonts w:ascii="Times New Roman" w:hAnsi="Times New Roman"/>
+                <w:rFonts w:ascii="Times New Roman" w:eastAsia="標楷體" w:hAnsi="Times New Roman"/>
                 <w:b/>
                 <w:bCs/>
                 <w:noProof/>
@@ -2872,7 +3698,7 @@
                 <w:noProof/>
                 <w:webHidden/>
               </w:rPr>
-              <w:instrText xml:space="preserve"> PAGEREF _Toc215925771 \h </w:instrText>
+              <w:instrText xml:space="preserve"> PAGEREF _Toc217559737 \h </w:instrText>
             </w:r>
             <w:r>
               <w:rPr>
@@ -2917,11 +3743,11 @@
               <w14:ligatures w14:val="standardContextual"/>
             </w:rPr>
           </w:pPr>
-          <w:hyperlink w:anchor="_Toc215925772" w:history="1">
+          <w:hyperlink w:anchor="_Toc217559738" w:history="1">
             <w:r>
               <w:rPr>
                 <w:rStyle w:val="af4"/>
-                <w:rFonts w:ascii="Times New Roman" w:hAnsi="Times New Roman"/>
+                <w:rFonts w:ascii="Times New Roman" w:eastAsia="標楷體" w:hAnsi="Times New Roman"/>
                 <w:b/>
                 <w:bCs/>
                 <w:noProof/>
@@ -2931,7 +3757,7 @@
             <w:r>
               <w:rPr>
                 <w:rStyle w:val="af4"/>
-                <w:rFonts w:ascii="Times New Roman" w:hAnsi="Times New Roman" w:hint="eastAsia"/>
+                <w:rFonts w:ascii="Times New Roman" w:eastAsia="標楷體" w:hAnsi="Times New Roman"/>
                 <w:b/>
                 <w:bCs/>
                 <w:noProof/>
@@ -2957,7 +3783,7 @@
                 <w:noProof/>
                 <w:webHidden/>
               </w:rPr>
-              <w:instrText xml:space="preserve"> PAGEREF _Toc215925772 \h </w:instrText>
+              <w:instrText xml:space="preserve"> PAGEREF _Toc217559738 \h </w:instrText>
             </w:r>
             <w:r>
               <w:rPr>
@@ -3002,11 +3828,11 @@
               <w14:ligatures w14:val="standardContextual"/>
             </w:rPr>
           </w:pPr>
-          <w:hyperlink w:anchor="_Toc215925773" w:history="1">
+          <w:hyperlink w:anchor="_Toc217559739" w:history="1">
             <w:r>
               <w:rPr>
                 <w:rStyle w:val="af4"/>
-                <w:rFonts w:ascii="Times New Roman" w:hAnsi="Times New Roman"/>
+                <w:rFonts w:ascii="Times New Roman" w:eastAsia="標楷體" w:hAnsi="Times New Roman"/>
                 <w:b/>
                 <w:bCs/>
                 <w:noProof/>
@@ -3016,7 +3842,7 @@
             <w:r>
               <w:rPr>
                 <w:rStyle w:val="af4"/>
-                <w:rFonts w:ascii="Times New Roman" w:hAnsi="Times New Roman" w:hint="eastAsia"/>
+                <w:rFonts w:ascii="Times New Roman" w:eastAsia="標楷體" w:hAnsi="Times New Roman"/>
                 <w:b/>
                 <w:bCs/>
                 <w:noProof/>
@@ -3042,7 +3868,7 @@
                 <w:noProof/>
                 <w:webHidden/>
               </w:rPr>
-              <w:instrText xml:space="preserve"> PAGEREF _Toc215925773 \h </w:instrText>
+              <w:instrText xml:space="preserve"> PAGEREF _Toc217559739 \h </w:instrText>
             </w:r>
             <w:r>
               <w:rPr>
@@ -3087,11 +3913,11 @@
               <w14:ligatures w14:val="standardContextual"/>
             </w:rPr>
           </w:pPr>
-          <w:hyperlink w:anchor="_Toc215925774" w:history="1">
+          <w:hyperlink w:anchor="_Toc217559740" w:history="1">
             <w:r>
               <w:rPr>
                 <w:rStyle w:val="af4"/>
-                <w:rFonts w:ascii="Times New Roman" w:hAnsi="Times New Roman"/>
+                <w:rFonts w:ascii="Times New Roman" w:eastAsia="標楷體" w:hAnsi="Times New Roman"/>
                 <w:b/>
                 <w:bCs/>
                 <w:noProof/>
@@ -3101,7 +3927,7 @@
             <w:r>
               <w:rPr>
                 <w:rStyle w:val="af4"/>
-                <w:rFonts w:ascii="Times New Roman" w:hAnsi="Times New Roman" w:hint="eastAsia"/>
+                <w:rFonts w:ascii="Times New Roman" w:eastAsia="標楷體" w:hAnsi="Times New Roman"/>
                 <w:b/>
                 <w:bCs/>
                 <w:noProof/>
@@ -3127,7 +3953,7 @@
                 <w:noProof/>
                 <w:webHidden/>
               </w:rPr>
-              <w:instrText xml:space="preserve"> PAGEREF _Toc215925774 \h </w:instrText>
+              <w:instrText xml:space="preserve"> PAGEREF _Toc217559740 \h </w:instrText>
             </w:r>
             <w:r>
               <w:rPr>
@@ -3172,11 +3998,11 @@
               <w14:ligatures w14:val="standardContextual"/>
             </w:rPr>
           </w:pPr>
-          <w:hyperlink w:anchor="_Toc215925775" w:history="1">
+          <w:hyperlink w:anchor="_Toc217559741" w:history="1">
             <w:r>
               <w:rPr>
                 <w:rStyle w:val="af4"/>
-                <w:rFonts w:ascii="Times New Roman" w:hAnsi="Times New Roman"/>
+                <w:rFonts w:ascii="Times New Roman" w:eastAsia="標楷體" w:hAnsi="Times New Roman"/>
                 <w:b/>
                 <w:bCs/>
                 <w:noProof/>
@@ -3186,7 +4012,7 @@
             <w:r>
               <w:rPr>
                 <w:rStyle w:val="af4"/>
-                <w:rFonts w:ascii="Times New Roman" w:hAnsi="Times New Roman" w:hint="eastAsia"/>
+                <w:rFonts w:ascii="Times New Roman" w:eastAsia="標楷體" w:hAnsi="Times New Roman"/>
                 <w:b/>
                 <w:bCs/>
                 <w:noProof/>
@@ -3212,7 +4038,7 @@
                 <w:noProof/>
                 <w:webHidden/>
               </w:rPr>
-              <w:instrText xml:space="preserve"> PAGEREF _Toc215925775 \h </w:instrText>
+              <w:instrText xml:space="preserve"> PAGEREF _Toc217559741 \h </w:instrText>
             </w:r>
             <w:r>
               <w:rPr>
@@ -3257,11 +4083,11 @@
               <w14:ligatures w14:val="standardContextual"/>
             </w:rPr>
           </w:pPr>
-          <w:hyperlink w:anchor="_Toc215925776" w:history="1">
+          <w:hyperlink w:anchor="_Toc217559742" w:history="1">
             <w:r>
               <w:rPr>
                 <w:rStyle w:val="af4"/>
-                <w:rFonts w:ascii="Times New Roman" w:hAnsi="Times New Roman"/>
+                <w:rFonts w:ascii="Times New Roman" w:eastAsia="標楷體" w:hAnsi="Times New Roman"/>
                 <w:b/>
                 <w:bCs/>
                 <w:noProof/>
@@ -3271,7 +4097,7 @@
             <w:r>
               <w:rPr>
                 <w:rStyle w:val="af4"/>
-                <w:rFonts w:ascii="Times New Roman" w:hAnsi="Times New Roman" w:hint="eastAsia"/>
+                <w:rFonts w:ascii="Times New Roman" w:eastAsia="標楷體" w:hAnsi="Times New Roman"/>
                 <w:b/>
                 <w:bCs/>
                 <w:noProof/>
@@ -3297,7 +4123,7 @@
                 <w:noProof/>
                 <w:webHidden/>
               </w:rPr>
-              <w:instrText xml:space="preserve"> PAGEREF _Toc215925776 \h </w:instrText>
+              <w:instrText xml:space="preserve"> PAGEREF _Toc217559742 \h </w:instrText>
             </w:r>
             <w:r>
               <w:rPr>
@@ -3337,11 +4163,11 @@
               <w14:ligatures w14:val="standardContextual"/>
             </w:rPr>
           </w:pPr>
-          <w:hyperlink w:anchor="_Toc215925777" w:history="1">
+          <w:hyperlink w:anchor="_Toc217559743" w:history="1">
             <w:r>
               <w:rPr>
                 <w:rStyle w:val="af4"/>
-                <w:rFonts w:hint="eastAsia"/>
+                <w:rFonts w:eastAsia="標楷體"/>
                 <w:b/>
                 <w:bCs/>
               </w:rPr>
@@ -3350,6 +4176,7 @@
             <w:r>
               <w:rPr>
                 <w:rStyle w:val="af4"/>
+                <w:rFonts w:eastAsia="標楷體"/>
                 <w:b/>
                 <w:bCs/>
               </w:rPr>
@@ -3358,7 +4185,7 @@
             <w:r>
               <w:rPr>
                 <w:rStyle w:val="af4"/>
-                <w:rFonts w:hint="eastAsia"/>
+                <w:rFonts w:eastAsia="標楷體"/>
                 <w:b/>
                 <w:bCs/>
               </w:rPr>
@@ -3380,7 +4207,7 @@
               <w:rPr>
                 <w:webHidden/>
               </w:rPr>
-              <w:instrText xml:space="preserve"> PAGEREF _Toc215925777 \h </w:instrText>
+              <w:instrText xml:space="preserve"> PAGEREF _Toc217559743 \h </w:instrText>
             </w:r>
             <w:r>
               <w:rPr>
@@ -3421,11 +4248,11 @@
               <w14:ligatures w14:val="standardContextual"/>
             </w:rPr>
           </w:pPr>
-          <w:hyperlink w:anchor="_Toc215925778" w:history="1">
+          <w:hyperlink w:anchor="_Toc217559744" w:history="1">
             <w:r>
               <w:rPr>
                 <w:rStyle w:val="af4"/>
-                <w:rFonts w:ascii="Times New Roman" w:hAnsi="Times New Roman"/>
+                <w:rFonts w:ascii="Times New Roman" w:eastAsia="標楷體" w:hAnsi="Times New Roman"/>
                 <w:b/>
                 <w:bCs/>
                 <w:noProof/>
@@ -3435,7 +4262,7 @@
             <w:r>
               <w:rPr>
                 <w:rStyle w:val="af4"/>
-                <w:rFonts w:ascii="Times New Roman" w:hAnsi="Times New Roman" w:hint="eastAsia"/>
+                <w:rFonts w:ascii="Times New Roman" w:eastAsia="標楷體" w:hAnsi="Times New Roman"/>
                 <w:b/>
                 <w:bCs/>
                 <w:noProof/>
@@ -3461,7 +4288,7 @@
                 <w:noProof/>
                 <w:webHidden/>
               </w:rPr>
-              <w:instrText xml:space="preserve"> PAGEREF _Toc215925778 \h </w:instrText>
+              <w:instrText xml:space="preserve"> PAGEREF _Toc217559744 \h </w:instrText>
             </w:r>
             <w:r>
               <w:rPr>
@@ -3506,24 +4333,26 @@
               <w14:ligatures w14:val="standardContextual"/>
             </w:rPr>
           </w:pPr>
-          <w:hyperlink w:anchor="_Toc215925779" w:history="1">
+          <w:hyperlink w:anchor="_Toc217559745" w:history="1">
             <w:r>
               <w:rPr>
                 <w:rStyle w:val="af4"/>
-                <w:rFonts w:ascii="Times New Roman" w:hAnsi="Times New Roman"/>
+                <w:rFonts w:ascii="Times New Roman" w:eastAsia="標楷體" w:hAnsi="Times New Roman"/>
                 <w:b/>
                 <w:bCs/>
                 <w:noProof/>
+                <w:highlight w:val="yellow"/>
               </w:rPr>
               <w:t xml:space="preserve">4.2 </w:t>
             </w:r>
             <w:r>
               <w:rPr>
                 <w:rStyle w:val="af4"/>
-                <w:rFonts w:ascii="Times New Roman" w:hAnsi="Times New Roman" w:hint="eastAsia"/>
+                <w:rFonts w:ascii="Times New Roman" w:eastAsia="標楷體" w:hAnsi="Times New Roman"/>
                 <w:b/>
                 <w:bCs/>
                 <w:noProof/>
+                <w:highlight w:val="yellow"/>
               </w:rPr>
               <w:t>評估基準</w:t>
             </w:r>
@@ -3546,7 +4375,7 @@
                 <w:noProof/>
                 <w:webHidden/>
               </w:rPr>
-              <w:instrText xml:space="preserve"> PAGEREF _Toc215925779 \h </w:instrText>
+              <w:instrText xml:space="preserve"> PAGEREF _Toc217559745 \h </w:instrText>
             </w:r>
             <w:r>
               <w:rPr>
@@ -3591,26 +4420,28 @@
               <w14:ligatures w14:val="standardContextual"/>
             </w:rPr>
           </w:pPr>
-          <w:hyperlink w:anchor="_Toc215925780" w:history="1">
+          <w:hyperlink w:anchor="_Toc217559746" w:history="1">
             <w:r>
               <w:rPr>
                 <w:rStyle w:val="af4"/>
-                <w:rFonts w:ascii="Times New Roman" w:hAnsi="Times New Roman"/>
+                <w:rFonts w:ascii="Times New Roman" w:eastAsia="標楷體" w:hAnsi="Times New Roman"/>
                 <w:b/>
                 <w:bCs/>
                 <w:noProof/>
-              </w:rPr>
-              <w:t xml:space="preserve">4.3 </w:t>
+                <w:highlight w:val="yellow"/>
+              </w:rPr>
+              <w:t xml:space="preserve">4.4 </w:t>
             </w:r>
             <w:r>
               <w:rPr>
                 <w:rStyle w:val="af4"/>
-                <w:rFonts w:ascii="Times New Roman" w:hAnsi="Times New Roman" w:hint="eastAsia"/>
+                <w:rFonts w:ascii="Times New Roman" w:eastAsia="標楷體" w:hAnsi="Times New Roman"/>
                 <w:b/>
                 <w:bCs/>
                 <w:noProof/>
-              </w:rPr>
-              <w:t>實驗方法</w:t>
+                <w:highlight w:val="yellow"/>
+              </w:rPr>
+              <w:t>實驗結果與分析</w:t>
             </w:r>
             <w:r>
               <w:rPr>
@@ -3631,7 +4462,7 @@
                 <w:noProof/>
                 <w:webHidden/>
               </w:rPr>
-              <w:instrText xml:space="preserve"> PAGEREF _Toc215925780 \h </w:instrText>
+              <w:instrText xml:space="preserve"> PAGEREF _Toc217559746 \h </w:instrText>
             </w:r>
             <w:r>
               <w:rPr>
@@ -3652,108 +4483,6 @@
                 <w:webHidden/>
               </w:rPr>
               <w:t>24</w:t>
-            </w:r>
-            <w:r>
-              <w:rPr>
-                <w:noProof/>
-                <w:webHidden/>
-              </w:rPr>
-              <w:fldChar w:fldCharType="end"/>
-            </w:r>
-          </w:hyperlink>
-        </w:p>
-        <w:p>
-          <w:pPr>
-            <w:pStyle w:val="21"/>
-            <w:tabs>
-              <w:tab w:val="right" w:leader="dot" w:pos="8296"/>
-            </w:tabs>
-            <w:rPr>
-              <w:rFonts w:eastAsiaTheme="minorEastAsia" w:cstheme="minorBidi"/>
-              <w:noProof/>
-              <w:kern w:val="2"/>
-              <w:szCs w:val="24"/>
-              <w14:ligatures w14:val="standardContextual"/>
-            </w:rPr>
-          </w:pPr>
-          <w:hyperlink w:anchor="_Toc215925781" w:history="1">
-            <w:r>
-              <w:rPr>
-                <w:rStyle w:val="af4"/>
-                <w:rFonts w:ascii="Times New Roman" w:hAnsi="Times New Roman"/>
-                <w:b/>
-                <w:bCs/>
-                <w:noProof/>
-              </w:rPr>
-              <w:t xml:space="preserve">4.4 </w:t>
-            </w:r>
-            <w:r>
-              <w:rPr>
-                <w:rStyle w:val="af4"/>
-                <w:rFonts w:ascii="Times New Roman" w:hAnsi="Times New Roman" w:hint="eastAsia"/>
-                <w:b/>
-                <w:bCs/>
-                <w:noProof/>
-              </w:rPr>
-              <w:t>實驗結果</w:t>
-            </w:r>
-            <w:r>
-              <w:rPr>
-                <w:noProof/>
-                <w:webHidden/>
-              </w:rPr>
-              <w:tab/>
-            </w:r>
-            <w:r>
-              <w:rPr>
-                <w:noProof/>
-                <w:webHidden/>
-              </w:rPr>
-              <w:fldChar w:fldCharType="begin"/>
-            </w:r>
-            <w:r>
-              <w:rPr>
-                <w:noProof/>
-                <w:webHidden/>
-              </w:rPr>
-              <w:instrText xml:space="preserve"> PAGEREF _Toc215925781 \h </w:instrText>
-            </w:r>
-            <w:r>
-              <w:rPr>
-                <w:noProof/>
-                <w:webHidden/>
-              </w:rPr>
-              <w:fldChar w:fldCharType="separate"/>
-            </w:r>
-            <w:r>
-              <w:rPr>
-                <w:rFonts w:hint="eastAsia"/>
-                <w:b/>
-                <w:bCs/>
-                <w:noProof/>
-                <w:webHidden/>
-              </w:rPr>
-              <w:t>錯誤</w:t>
-            </w:r>
-            <w:r>
-              <w:rPr>
-                <w:rFonts w:hint="eastAsia"/>
-                <w:b/>
-                <w:bCs/>
-                <w:noProof/>
-                <w:webHidden/>
-              </w:rPr>
-              <w:t xml:space="preserve">! </w:t>
-            </w:r>
-            <w:r>
-              <w:rPr>
-                <w:rFonts w:hint="eastAsia"/>
-                <w:b/>
-                <w:bCs/>
-                <w:noProof/>
-                <w:webHidden/>
-              </w:rPr>
-              <w:t>尚未定義書籤。</w:t>
             </w:r>
             <w:r>
               <w:rPr>
@@ -3773,11 +4502,11 @@
               <w14:ligatures w14:val="standardContextual"/>
             </w:rPr>
           </w:pPr>
-          <w:hyperlink w:anchor="_Toc215925782" w:history="1">
+          <w:hyperlink w:anchor="_Toc217559747" w:history="1">
             <w:r>
               <w:rPr>
                 <w:rStyle w:val="af4"/>
-                <w:rFonts w:hint="eastAsia"/>
+                <w:rFonts w:eastAsia="標楷體"/>
                 <w:b/>
                 <w:bCs/>
               </w:rPr>
@@ -3786,6 +4515,7 @@
             <w:r>
               <w:rPr>
                 <w:rStyle w:val="af4"/>
+                <w:rFonts w:eastAsia="標楷體"/>
                 <w:b/>
                 <w:bCs/>
               </w:rPr>
@@ -3794,7 +4524,7 @@
             <w:r>
               <w:rPr>
                 <w:rStyle w:val="af4"/>
-                <w:rFonts w:hint="eastAsia"/>
+                <w:rFonts w:eastAsia="標楷體"/>
                 <w:b/>
                 <w:bCs/>
               </w:rPr>
@@ -3816,7 +4546,7 @@
               <w:rPr>
                 <w:webHidden/>
               </w:rPr>
-              <w:instrText xml:space="preserve"> PAGEREF _Toc215925782 \h </w:instrText>
+              <w:instrText xml:space="preserve"> PAGEREF _Toc217559747 \h </w:instrText>
             </w:r>
             <w:r>
               <w:rPr>
@@ -3852,11 +4582,11 @@
               <w14:ligatures w14:val="standardContextual"/>
             </w:rPr>
           </w:pPr>
-          <w:hyperlink w:anchor="_Toc215925783" w:history="1">
+          <w:hyperlink w:anchor="_Toc217559748" w:history="1">
             <w:r>
               <w:rPr>
                 <w:rStyle w:val="af4"/>
-                <w:rFonts w:hint="eastAsia"/>
+                <w:rFonts w:eastAsia="標楷體"/>
                 <w:b/>
                 <w:bCs/>
               </w:rPr>
@@ -3878,7 +4608,7 @@
               <w:rPr>
                 <w:webHidden/>
               </w:rPr>
-              <w:instrText xml:space="preserve"> PAGEREF _Toc215925783 \h </w:instrText>
+              <w:instrText xml:space="preserve"> PAGEREF _Toc217559748 \h </w:instrText>
             </w:r>
             <w:r>
               <w:rPr>
@@ -3909,18 +4639,18 @@
           <w:pPr>
             <w:rPr>
               <w:rFonts w:ascii="Times New Roman" w:eastAsia="標楷體" w:hAnsi="Times New Roman" w:cs="Times New Roman"/>
-              <w:b/>
-              <w:bCs/>
-              <w:lang w:val="zh-TW"/>
+              <w:noProof/>
+              <w:kern w:val="0"/>
+              <w:szCs w:val="22"/>
+              <w14:ligatures w14:val="none"/>
             </w:rPr>
           </w:pPr>
           <w:r>
             <w:rPr>
-              <w:rFonts w:ascii="Times New Roman" w:eastAsia="標楷體" w:hAnsi="Times New Roman" w:cs="Times New Roman"/>
-              <w:b/>
-              <w:bCs/>
+              <w:rFonts w:ascii="Times New Roman" w:eastAsia="Times New Roman" w:hAnsi="Times New Roman" w:cs="Times New Roman"/>
               <w:noProof/>
               <w:kern w:val="0"/>
+              <w:szCs w:val="22"/>
               <w14:ligatures w14:val="none"/>
             </w:rPr>
             <w:fldChar w:fldCharType="end"/>
@@ -3988,7 +4718,7 @@
           <w:szCs w:val="40"/>
         </w:rPr>
       </w:pPr>
-      <w:bookmarkStart w:id="5" w:name="_Toc215925747"/>
+      <w:bookmarkStart w:id="5" w:name="_Toc217559713"/>
       <w:r>
         <w:rPr>
           <w:rFonts w:ascii="Times New Roman" w:eastAsia="標楷體" w:hAnsi="Times New Roman" w:cs="Times New Roman"/>
@@ -4052,11 +4782,11 @@
         </w:rPr>
         <w:fldChar w:fldCharType="separate"/>
       </w:r>
-      <w:hyperlink w:anchor="_Toc214395200" w:history="1">
+      <w:hyperlink w:anchor="_Toc217559444" w:history="1">
         <w:r>
           <w:rPr>
             <w:rStyle w:val="af4"/>
-            <w:rFonts w:ascii="Times New Roman" w:hAnsi="Times New Roman" w:cs="Times New Roman" w:hint="eastAsia"/>
+            <w:rFonts w:ascii="Times New Roman" w:hAnsi="Times New Roman" w:cs="Times New Roman"/>
           </w:rPr>
           <w:t>圖</w:t>
         </w:r>
@@ -4065,12 +4795,12 @@
             <w:rStyle w:val="af4"/>
             <w:rFonts w:ascii="Times New Roman" w:hAnsi="Times New Roman" w:cs="Times New Roman"/>
           </w:rPr>
-          <w:t xml:space="preserve">1 </w:t>
+          <w:t>1</w:t>
         </w:r>
         <w:r>
           <w:rPr>
             <w:rStyle w:val="af4"/>
-            <w:rFonts w:ascii="Times New Roman" w:hAnsi="Times New Roman" w:cs="Times New Roman" w:hint="eastAsia"/>
+            <w:rFonts w:ascii="Times New Roman" w:hAnsi="Times New Roman" w:cs="Times New Roman"/>
           </w:rPr>
           <w:t>系統架構圖</w:t>
         </w:r>
@@ -4090,7 +4820,7 @@
           <w:rPr>
             <w:webHidden/>
           </w:rPr>
-          <w:instrText xml:space="preserve"> PAGEREF _Toc214395200 \h </w:instrText>
+          <w:instrText xml:space="preserve"> PAGEREF _Toc217559444 \h </w:instrText>
         </w:r>
         <w:r>
           <w:rPr>
@@ -4181,7 +4911,7 @@
           <w:szCs w:val="40"/>
         </w:rPr>
       </w:pPr>
-      <w:bookmarkStart w:id="6" w:name="_Toc215925748"/>
+      <w:bookmarkStart w:id="6" w:name="_Toc217559714"/>
       <w:r>
         <w:rPr>
           <w:rFonts w:ascii="Times New Roman" w:eastAsia="標楷體" w:hAnsi="Times New Roman" w:cs="Times New Roman"/>
@@ -4245,11 +4975,11 @@
         </w:rPr>
         <w:fldChar w:fldCharType="separate"/>
       </w:r>
-      <w:hyperlink w:anchor="_Toc214395201" w:history="1">
+      <w:hyperlink w:anchor="_Toc217559032" w:history="1">
         <w:r>
           <w:rPr>
             <w:rStyle w:val="af4"/>
-            <w:rFonts w:ascii="Times New Roman" w:hAnsi="Times New Roman" w:cs="Times New Roman" w:hint="eastAsia"/>
+            <w:rFonts w:ascii="Times New Roman" w:hAnsi="Times New Roman" w:cs="Times New Roman"/>
           </w:rPr>
           <w:t>表</w:t>
         </w:r>
@@ -4263,7 +4993,7 @@
         <w:r>
           <w:rPr>
             <w:rStyle w:val="af4"/>
-            <w:rFonts w:ascii="Times New Roman" w:hAnsi="Times New Roman" w:cs="Times New Roman" w:hint="eastAsia"/>
+            <w:rFonts w:ascii="Times New Roman" w:hAnsi="Times New Roman" w:cs="Times New Roman"/>
           </w:rPr>
           <w:t>參數定義</w:t>
         </w:r>
@@ -4283,7 +5013,7 @@
           <w:rPr>
             <w:webHidden/>
           </w:rPr>
-          <w:instrText xml:space="preserve"> PAGEREF _Toc214395201 \h </w:instrText>
+          <w:instrText xml:space="preserve"> PAGEREF _Toc217559032 \h </w:instrText>
         </w:r>
         <w:r>
           <w:rPr>
@@ -4325,11 +5055,11 @@
           <w14:ligatures w14:val="standardContextual"/>
         </w:rPr>
       </w:pPr>
-      <w:hyperlink w:anchor="_Toc214395202" w:history="1">
+      <w:hyperlink w:anchor="_Toc217559033" w:history="1">
         <w:r>
           <w:rPr>
             <w:rStyle w:val="af4"/>
-            <w:rFonts w:ascii="Times New Roman" w:hAnsi="Times New Roman" w:cs="Times New Roman" w:hint="eastAsia"/>
+            <w:rFonts w:ascii="Times New Roman" w:hAnsi="Times New Roman" w:cs="Times New Roman"/>
           </w:rPr>
           <w:t>表</w:t>
         </w:r>
@@ -4343,7 +5073,7 @@
         <w:r>
           <w:rPr>
             <w:rStyle w:val="af4"/>
-            <w:rFonts w:ascii="Times New Roman" w:hAnsi="Times New Roman" w:cs="Times New Roman" w:hint="eastAsia"/>
+            <w:rFonts w:ascii="Times New Roman" w:hAnsi="Times New Roman" w:cs="Times New Roman"/>
           </w:rPr>
           <w:t>超參數定義</w:t>
         </w:r>
@@ -4363,7 +5093,7 @@
           <w:rPr>
             <w:webHidden/>
           </w:rPr>
-          <w:instrText xml:space="preserve"> PAGEREF _Toc214395202 \h </w:instrText>
+          <w:instrText xml:space="preserve"> PAGEREF _Toc217559033 \h </w:instrText>
         </w:r>
         <w:r>
           <w:rPr>
@@ -4405,11 +5135,11 @@
           <w14:ligatures w14:val="standardContextual"/>
         </w:rPr>
       </w:pPr>
-      <w:hyperlink w:anchor="_Toc214395203" w:history="1">
+      <w:hyperlink w:anchor="_Toc217559034" w:history="1">
         <w:r>
           <w:rPr>
             <w:rStyle w:val="af4"/>
-            <w:rFonts w:ascii="Times New Roman" w:hAnsi="Times New Roman" w:cs="Times New Roman" w:hint="eastAsia"/>
+            <w:rFonts w:ascii="Times New Roman" w:hAnsi="Times New Roman" w:cs="Times New Roman"/>
           </w:rPr>
           <w:t>表</w:t>
         </w:r>
@@ -4423,7 +5153,7 @@
         <w:r>
           <w:rPr>
             <w:rStyle w:val="af4"/>
-            <w:rFonts w:ascii="Times New Roman" w:hAnsi="Times New Roman" w:cs="Times New Roman" w:hint="eastAsia"/>
+            <w:rFonts w:ascii="Times New Roman" w:hAnsi="Times New Roman" w:cs="Times New Roman"/>
           </w:rPr>
           <w:t>變量定義</w:t>
         </w:r>
@@ -4443,7 +5173,7 @@
           <w:rPr>
             <w:webHidden/>
           </w:rPr>
-          <w:instrText xml:space="preserve"> PAGEREF _Toc214395203 \h </w:instrText>
+          <w:instrText xml:space="preserve"> PAGEREF _Toc217559034 \h </w:instrText>
         </w:r>
         <w:r>
           <w:rPr>
@@ -4485,11 +5215,11 @@
           <w14:ligatures w14:val="standardContextual"/>
         </w:rPr>
       </w:pPr>
-      <w:hyperlink w:anchor="_Toc214395204" w:history="1">
+      <w:hyperlink w:anchor="_Toc217559035" w:history="1">
         <w:r>
           <w:rPr>
             <w:rStyle w:val="af4"/>
-            <w:rFonts w:ascii="Times New Roman" w:hAnsi="Times New Roman" w:cs="Times New Roman" w:hint="eastAsia"/>
+            <w:rFonts w:ascii="Times New Roman" w:hAnsi="Times New Roman" w:cs="Times New Roman"/>
           </w:rPr>
           <w:t>表</w:t>
         </w:r>
@@ -4503,7 +5233,7 @@
         <w:r>
           <w:rPr>
             <w:rStyle w:val="af4"/>
-            <w:rFonts w:ascii="Times New Roman" w:hAnsi="Times New Roman" w:cs="Times New Roman" w:hint="eastAsia"/>
+            <w:rFonts w:ascii="Times New Roman" w:hAnsi="Times New Roman" w:cs="Times New Roman"/>
           </w:rPr>
           <w:t>實驗設備規格表</w:t>
         </w:r>
@@ -4523,7 +5253,7 @@
           <w:rPr>
             <w:webHidden/>
           </w:rPr>
-          <w:instrText xml:space="preserve"> PAGEREF _Toc214395204 \h </w:instrText>
+          <w:instrText xml:space="preserve"> PAGEREF _Toc217559035 \h </w:instrText>
         </w:r>
         <w:r>
           <w:rPr>
@@ -4552,6 +5282,105 @@
     </w:p>
     <w:p>
       <w:pPr>
+        <w:pStyle w:val="af5"/>
+        <w:tabs>
+          <w:tab w:val="right" w:leader="dot" w:pos="8296"/>
+        </w:tabs>
+        <w:ind w:left="480" w:hanging="480"/>
+        <w:rPr>
+          <w:rFonts w:asciiTheme="minorHAnsi" w:eastAsiaTheme="minorEastAsia" w:hAnsiTheme="minorHAnsi" w:cstheme="minorBidi"/>
+          <w:bCs w:val="0"/>
+          <w:kern w:val="2"/>
+          <w:szCs w:val="24"/>
+          <w14:ligatures w14:val="standardContextual"/>
+        </w:rPr>
+      </w:pPr>
+      <w:hyperlink w:anchor="_Toc217559036" w:history="1">
+        <w:r>
+          <w:rPr>
+            <w:rStyle w:val="af4"/>
+            <w:rFonts w:ascii="Times New Roman" w:hAnsi="Times New Roman" w:cs="Times New Roman"/>
+            <w:highlight w:val="yellow"/>
+          </w:rPr>
+          <w:t>表</w:t>
+        </w:r>
+        <w:r>
+          <w:rPr>
+            <w:rStyle w:val="af4"/>
+            <w:rFonts w:ascii="Times New Roman" w:hAnsi="Times New Roman" w:cs="Times New Roman"/>
+            <w:highlight w:val="yellow"/>
+          </w:rPr>
+          <w:t>5</w:t>
+        </w:r>
+        <w:r>
+          <w:rPr>
+            <w:rStyle w:val="af4"/>
+            <w:rFonts w:ascii="Times New Roman" w:hAnsi="Times New Roman" w:cs="Times New Roman"/>
+            <w:highlight w:val="yellow"/>
+          </w:rPr>
+          <w:t>系統規劃與物流</w:t>
+        </w:r>
+        <w:r>
+          <w:rPr>
+            <w:rStyle w:val="af4"/>
+            <w:rFonts w:ascii="Times New Roman" w:hAnsi="Times New Roman" w:cs="Times New Roman"/>
+            <w:highlight w:val="yellow"/>
+          </w:rPr>
+          <w:t>公</w:t>
+        </w:r>
+        <w:r>
+          <w:rPr>
+            <w:rStyle w:val="af4"/>
+            <w:rFonts w:ascii="Times New Roman" w:hAnsi="Times New Roman" w:cs="Times New Roman"/>
+            <w:highlight w:val="yellow"/>
+          </w:rPr>
+          <w:t>司人工編排比較表</w:t>
+        </w:r>
+        <w:r>
+          <w:rPr>
+            <w:webHidden/>
+          </w:rPr>
+          <w:tab/>
+        </w:r>
+        <w:r>
+          <w:rPr>
+            <w:webHidden/>
+          </w:rPr>
+          <w:fldChar w:fldCharType="begin"/>
+        </w:r>
+        <w:r>
+          <w:rPr>
+            <w:webHidden/>
+          </w:rPr>
+          <w:instrText xml:space="preserve"> PAGEREF _Toc217559036 \h </w:instrText>
+        </w:r>
+        <w:r>
+          <w:rPr>
+            <w:webHidden/>
+          </w:rPr>
+        </w:r>
+        <w:r>
+          <w:rPr>
+            <w:webHidden/>
+          </w:rPr>
+          <w:fldChar w:fldCharType="separate"/>
+        </w:r>
+        <w:r>
+          <w:rPr>
+            <w:webHidden/>
+          </w:rPr>
+          <w:t>24</w:t>
+        </w:r>
+        <w:r>
+          <w:rPr>
+            <w:webHidden/>
+          </w:rPr>
+          <w:fldChar w:fldCharType="end"/>
+        </w:r>
+      </w:hyperlink>
+    </w:p>
+    <w:p>
+      <w:pPr>
         <w:widowControl/>
         <w:tabs>
           <w:tab w:val="left" w:pos="5007"/>
@@ -4615,7 +5444,7 @@
         </w:rPr>
       </w:pPr>
       <w:bookmarkStart w:id="7" w:name="_Toc205218983"/>
-      <w:bookmarkStart w:id="8" w:name="_Toc215925749"/>
+      <w:bookmarkStart w:id="8" w:name="_Toc217559715"/>
       <w:r>
         <w:rPr>
           <w:rFonts w:ascii="Times New Roman" w:eastAsia="標楷體" w:hAnsi="Times New Roman" w:cs="Times New Roman"/>
@@ -4698,7 +5527,7 @@
         </w:rPr>
       </w:pPr>
       <w:bookmarkStart w:id="9" w:name="_Toc205218984"/>
-      <w:bookmarkStart w:id="10" w:name="_Toc215925750"/>
+      <w:bookmarkStart w:id="10" w:name="_Toc217559716"/>
       <w:r>
         <w:rPr>
           <w:rFonts w:ascii="Times New Roman" w:eastAsia="標楷體" w:hAnsi="Times New Roman" w:cs="Times New Roman"/>
@@ -5221,7 +6050,23 @@
           <w:sz w:val="24"/>
           <w:szCs w:val="24"/>
         </w:rPr>
-        <w:t>包含訂定的配送貨物量、配送時間、地址、配送工時。但因</w:t>
+        <w:t>包含訂定的配送貨物</w:t>
+      </w:r>
+      <w:r>
+        <w:rPr>
+          <w:rFonts w:ascii="Times New Roman" w:eastAsia="標楷體" w:hAnsi="Times New Roman" w:cs="Times New Roman" w:hint="eastAsia"/>
+          <w:sz w:val="24"/>
+          <w:szCs w:val="24"/>
+        </w:rPr>
+        <w:t>材積</w:t>
+      </w:r>
+      <w:r>
+        <w:rPr>
+          <w:rFonts w:ascii="Times New Roman" w:eastAsia="標楷體" w:hAnsi="Times New Roman" w:cs="Times New Roman"/>
+          <w:sz w:val="24"/>
+          <w:szCs w:val="24"/>
+        </w:rPr>
+        <w:t>量、配送時間、地址。但因</w:t>
       </w:r>
       <w:r>
         <w:rPr>
@@ -5672,7 +6517,7 @@
         </w:rPr>
       </w:pPr>
       <w:bookmarkStart w:id="11" w:name="_Toc205218985"/>
-      <w:bookmarkStart w:id="12" w:name="_Toc215925751"/>
+      <w:bookmarkStart w:id="12" w:name="_Toc217559717"/>
       <w:r>
         <w:rPr>
           <w:rFonts w:ascii="Times New Roman" w:eastAsia="標楷體" w:hAnsi="Times New Roman" w:cs="Times New Roman"/>
@@ -5729,7 +6574,7 @@
         </w:rPr>
       </w:pPr>
       <w:bookmarkStart w:id="13" w:name="_Toc205218986"/>
-      <w:bookmarkStart w:id="14" w:name="_Toc215925752"/>
+      <w:bookmarkStart w:id="14" w:name="_Toc217559718"/>
       <w:r>
         <w:rPr>
           <w:rFonts w:ascii="Times New Roman" w:eastAsia="標楷體" w:hAnsi="Times New Roman" w:cs="Times New Roman"/>
@@ -5812,7 +6657,7 @@
         </w:rPr>
       </w:pPr>
       <w:bookmarkStart w:id="15" w:name="_Toc205218987"/>
-      <w:bookmarkStart w:id="16" w:name="_Toc215925753"/>
+      <w:bookmarkStart w:id="16" w:name="_Toc217559719"/>
       <w:r>
         <w:rPr>
           <w:rFonts w:ascii="Times New Roman" w:eastAsia="標楷體" w:hAnsi="Times New Roman" w:cs="Times New Roman"/>
@@ -5949,7 +6794,7 @@
           <w:szCs w:val="36"/>
         </w:rPr>
       </w:pPr>
-      <w:bookmarkStart w:id="18" w:name="_Toc215925754"/>
+      <w:bookmarkStart w:id="18" w:name="_Toc217559720"/>
       <w:r>
         <w:rPr>
           <w:rFonts w:ascii="Times New Roman" w:eastAsia="標楷體" w:hAnsi="Times New Roman" w:cs="Times New Roman"/>
@@ -6539,7 +7384,7 @@
         </w:rPr>
       </w:pPr>
       <w:bookmarkStart w:id="19" w:name="_Toc205218989"/>
-      <w:bookmarkStart w:id="20" w:name="_Toc215925755"/>
+      <w:bookmarkStart w:id="20" w:name="_Toc217559721"/>
       <w:r>
         <w:rPr>
           <w:rFonts w:ascii="Times New Roman" w:eastAsia="標楷體" w:hAnsi="Times New Roman" w:cs="Times New Roman"/>
@@ -7032,7 +7877,7 @@
         </w:rPr>
       </w:pPr>
       <w:bookmarkStart w:id="21" w:name="_Toc205218990"/>
-      <w:bookmarkStart w:id="22" w:name="_Toc215925756"/>
+      <w:bookmarkStart w:id="22" w:name="_Toc217559722"/>
       <w:r>
         <w:rPr>
           <w:rFonts w:ascii="Times New Roman" w:eastAsia="標楷體" w:hAnsi="Times New Roman" w:cs="Times New Roman"/>
@@ -7936,7 +8781,7 @@
           <w:szCs w:val="32"/>
         </w:rPr>
       </w:pPr>
-      <w:bookmarkStart w:id="23" w:name="_Toc215925757"/>
+      <w:bookmarkStart w:id="23" w:name="_Toc217559723"/>
       <w:r>
         <w:rPr>
           <w:rFonts w:ascii="Times New Roman" w:eastAsia="標楷體" w:hAnsi="Times New Roman" w:cs="Times New Roman"/>
@@ -8367,7 +9212,7 @@
           <w:szCs w:val="32"/>
         </w:rPr>
       </w:pPr>
-      <w:bookmarkStart w:id="24" w:name="_Toc215925758"/>
+      <w:bookmarkStart w:id="24" w:name="_Toc217559724"/>
       <w:r>
         <w:rPr>
           <w:rFonts w:ascii="Times New Roman" w:eastAsia="標楷體" w:hAnsi="Times New Roman" w:cs="Times New Roman"/>
@@ -8735,7 +9580,7 @@
           <w:szCs w:val="36"/>
         </w:rPr>
       </w:pPr>
-      <w:bookmarkStart w:id="25" w:name="_Toc215925759"/>
+      <w:bookmarkStart w:id="25" w:name="_Toc217559725"/>
       <w:r>
         <w:rPr>
           <w:rFonts w:ascii="Times New Roman" w:eastAsia="標楷體" w:hAnsi="Times New Roman" w:cs="Times New Roman"/>
@@ -9144,7 +9989,7 @@
           <w:szCs w:val="36"/>
         </w:rPr>
       </w:pPr>
-      <w:bookmarkStart w:id="26" w:name="_Toc215925760"/>
+      <w:bookmarkStart w:id="26" w:name="_Toc217559726"/>
       <w:r>
         <w:rPr>
           <w:rFonts w:ascii="Times New Roman" w:eastAsia="標楷體" w:hAnsi="Times New Roman" w:cs="Times New Roman"/>
@@ -9441,7 +10286,7 @@
           <w:szCs w:val="36"/>
         </w:rPr>
       </w:pPr>
-      <w:bookmarkStart w:id="27" w:name="_Toc215925761"/>
+      <w:bookmarkStart w:id="27" w:name="_Toc217559727"/>
       <w:r>
         <w:rPr>
           <w:rFonts w:ascii="Times New Roman" w:eastAsia="標楷體" w:hAnsi="Times New Roman" w:cs="Times New Roman"/>
@@ -9626,7 +10471,7 @@
         </w:rPr>
       </w:pPr>
       <w:bookmarkStart w:id="28" w:name="_Toc205218995"/>
-      <w:bookmarkStart w:id="29" w:name="_Toc215925762"/>
+      <w:bookmarkStart w:id="29" w:name="_Toc217559728"/>
       <w:r>
         <w:rPr>
           <w:rFonts w:ascii="Times New Roman" w:eastAsia="標楷體" w:hAnsi="Times New Roman" w:cs="Times New Roman"/>
@@ -9708,7 +10553,7 @@
         </w:rPr>
       </w:pPr>
       <w:bookmarkStart w:id="30" w:name="_Toc205218996"/>
-      <w:bookmarkStart w:id="31" w:name="_Toc215925763"/>
+      <w:bookmarkStart w:id="31" w:name="_Toc217559729"/>
       <w:r>
         <w:rPr>
           <w:rFonts w:ascii="Times New Roman" w:eastAsia="標楷體" w:hAnsi="Times New Roman" w:cs="Times New Roman"/>
@@ -10133,7 +10978,13 @@
         <w:rPr>
           <w:rFonts w:ascii="Times New Roman" w:eastAsia="標楷體" w:hAnsi="Times New Roman" w:cs="Times New Roman"/>
         </w:rPr>
-        <w:t>與工時</w:t>
+        <w:t>與</w:t>
+      </w:r>
+      <w:r>
+        <w:rPr>
+          <w:rFonts w:ascii="Times New Roman" w:eastAsia="標楷體" w:hAnsi="Times New Roman" w:cs="Times New Roman" w:hint="eastAsia"/>
+        </w:rPr>
+        <w:t>配送時間</w:t>
       </w:r>
       <w:r>
         <w:rPr>
@@ -10420,9 +11271,15 @@
       </w:r>
       <w:r>
         <w:rPr>
-          <w:rFonts w:ascii="Times New Roman" w:eastAsia="標楷體" w:hAnsi="Times New Roman" w:cs="Times New Roman"/>
-        </w:rPr>
-        <w:t>工時不能超過</w:t>
+          <w:rFonts w:ascii="Times New Roman" w:eastAsia="標楷體" w:hAnsi="Times New Roman" w:cs="Times New Roman" w:hint="eastAsia"/>
+        </w:rPr>
+        <w:t>配送時長</w:t>
+      </w:r>
+      <w:r>
+        <w:rPr>
+          <w:rFonts w:ascii="Times New Roman" w:eastAsia="標楷體" w:hAnsi="Times New Roman" w:cs="Times New Roman"/>
+        </w:rPr>
+        <w:t>不能超過</w:t>
       </w:r>
       <w:r>
         <w:rPr>
@@ -10532,7 +11389,19 @@
         <w:rPr>
           <w:rFonts w:ascii="Times New Roman" w:eastAsia="標楷體" w:hAnsi="Times New Roman" w:cs="Times New Roman"/>
         </w:rPr>
-        <w:t>支援路線規劃，先依照區域分群，由最遠的</w:t>
+        <w:t>支援路線規劃，先依照</w:t>
+      </w:r>
+      <w:r>
+        <w:rPr>
+          <w:rFonts w:ascii="Times New Roman" w:eastAsia="標楷體" w:hAnsi="Times New Roman" w:cs="Times New Roman" w:hint="eastAsia"/>
+        </w:rPr>
+        <w:t>地理位置</w:t>
+      </w:r>
+      <w:r>
+        <w:rPr>
+          <w:rFonts w:ascii="Times New Roman" w:eastAsia="標楷體" w:hAnsi="Times New Roman" w:cs="Times New Roman"/>
+        </w:rPr>
+        <w:t>分群，由最遠的</w:t>
       </w:r>
       <w:r>
         <w:rPr>
@@ -10877,19 +11746,13 @@
         <w:rPr>
           <w:rFonts w:ascii="Times New Roman" w:eastAsia="標楷體" w:hAnsi="Times New Roman" w:cs="Times New Roman"/>
         </w:rPr>
-        <w:t>，依照所屬行政區</w:t>
-      </w:r>
-      <w:r>
-        <w:rPr>
-          <w:rFonts w:ascii="Times New Roman" w:eastAsia="標楷體" w:hAnsi="Times New Roman" w:cs="Times New Roman"/>
-        </w:rPr>
-        <w:t>區</w:t>
-      </w:r>
-      <w:r>
-        <w:rPr>
-          <w:rFonts w:ascii="Times New Roman" w:eastAsia="標楷體" w:hAnsi="Times New Roman" w:cs="Times New Roman"/>
-        </w:rPr>
-        <w:t>分</w:t>
+        <w:t>，依照</w:t>
+      </w:r>
+      <w:r>
+        <w:rPr>
+          <w:rFonts w:ascii="Times New Roman" w:eastAsia="標楷體" w:hAnsi="Times New Roman" w:cs="Times New Roman" w:hint="eastAsia"/>
+        </w:rPr>
+        <w:t>地理位置進行分區</w:t>
       </w:r>
       <w:r>
         <w:rPr>
@@ -11240,75 +12103,6 @@
         </w:rPr>
         <w:t>原有路線資料。</w:t>
       </w:r>
-    </w:p>
-    <w:p>
-      <w:pPr>
-        <w:pStyle w:val="a9"/>
-        <w:widowControl/>
-        <w:numPr>
-          <w:ilvl w:val="0"/>
-          <w:numId w:val="11"/>
-        </w:numPr>
-        <w:spacing w:line="360" w:lineRule="auto"/>
-        <w:jc w:val="both"/>
-        <w:rPr>
-          <w:rFonts w:ascii="Times New Roman" w:eastAsia="標楷體" w:hAnsi="Times New Roman" w:cs="Times New Roman"/>
-        </w:rPr>
-      </w:pPr>
-      <w:r>
-        <w:rPr>
-          <w:rFonts w:ascii="Times New Roman" w:eastAsia="標楷體" w:hAnsi="Times New Roman" w:cs="Times New Roman"/>
-        </w:rPr>
-        <w:t>若仍有</w:t>
-      </w:r>
-      <w:r>
-        <w:rPr>
-          <w:rFonts w:ascii="Times New Roman" w:eastAsia="標楷體" w:hAnsi="Times New Roman" w:cs="Times New Roman"/>
-        </w:rPr>
-        <w:t>店</w:t>
-      </w:r>
-      <w:proofErr w:type="gramStart"/>
-      <w:r>
-        <w:rPr>
-          <w:rFonts w:ascii="Times New Roman" w:eastAsia="標楷體" w:hAnsi="Times New Roman" w:cs="Times New Roman"/>
-        </w:rPr>
-        <w:t>舖</w:t>
-      </w:r>
-      <w:proofErr w:type="gramEnd"/>
-      <w:r>
-        <w:rPr>
-          <w:rFonts w:ascii="Times New Roman" w:eastAsia="標楷體" w:hAnsi="Times New Roman" w:cs="Times New Roman"/>
-        </w:rPr>
-        <w:t>無法合理安排進任何支援線或主線中，則重新將該</w:t>
-      </w:r>
-      <w:r>
-        <w:rPr>
-          <w:rFonts w:ascii="Times New Roman" w:eastAsia="標楷體" w:hAnsi="Times New Roman" w:cs="Times New Roman"/>
-        </w:rPr>
-        <w:t>店</w:t>
-      </w:r>
-      <w:proofErr w:type="gramStart"/>
-      <w:r>
-        <w:rPr>
-          <w:rFonts w:ascii="Times New Roman" w:eastAsia="標楷體" w:hAnsi="Times New Roman" w:cs="Times New Roman"/>
-        </w:rPr>
-        <w:t>舖</w:t>
-      </w:r>
-      <w:proofErr w:type="gramEnd"/>
-      <w:r>
-        <w:rPr>
-          <w:rFonts w:ascii="Times New Roman" w:eastAsia="標楷體" w:hAnsi="Times New Roman" w:cs="Times New Roman"/>
-        </w:rPr>
-        <w:t>加入原主線進行再一次候選抽取作業，並重新依照上述步驟進行後續規劃與評估。</w:t>
-      </w:r>
-    </w:p>
-    <w:p>
-      <w:pPr>
-        <w:widowControl/>
-        <w:rPr>
-          <w:rFonts w:ascii="Times New Roman" w:eastAsia="標楷體" w:hAnsi="Times New Roman" w:cs="Times New Roman"/>
-        </w:rPr>
-      </w:pPr>
       <w:r>
         <w:rPr>
           <w:rFonts w:ascii="Times New Roman" w:eastAsia="標楷體" w:hAnsi="Times New Roman" w:cs="Times New Roman"/>
@@ -11352,7 +12146,7 @@
           <w:szCs w:val="24"/>
         </w:rPr>
       </w:pPr>
-      <w:bookmarkStart w:id="32" w:name="_Toc214395201"/>
+      <w:bookmarkStart w:id="32" w:name="_Toc217559032"/>
       <w:r>
         <w:rPr>
           <w:rFonts w:ascii="Times New Roman" w:eastAsia="標楷體" w:hAnsi="Times New Roman" w:cs="Times New Roman"/>
@@ -11444,8 +12238,8 @@
         <w:tblLook w:val="04A0" w:firstRow="1" w:lastRow="0" w:firstColumn="1" w:lastColumn="0" w:noHBand="0" w:noVBand="1"/>
       </w:tblPr>
       <w:tblGrid>
-        <w:gridCol w:w="4530"/>
-        <w:gridCol w:w="4530"/>
+        <w:gridCol w:w="3686"/>
+        <w:gridCol w:w="5374"/>
       </w:tblGrid>
       <w:tr>
         <w:trPr>
@@ -11453,7 +12247,7 @@
         </w:trPr>
         <w:tc>
           <w:tcPr>
-            <w:tcW w:w="4530" w:type="dxa"/>
+            <w:tcW w:w="3686" w:type="dxa"/>
           </w:tcPr>
           <w:p>
             <w:pPr>
@@ -11475,7 +12269,7 @@
         </w:tc>
         <w:tc>
           <w:tcPr>
-            <w:tcW w:w="4530" w:type="dxa"/>
+            <w:tcW w:w="5374" w:type="dxa"/>
           </w:tcPr>
           <w:p>
             <w:pPr>
@@ -11499,7 +12293,7 @@
       <w:tr>
         <w:tc>
           <w:tcPr>
-            <w:tcW w:w="4530" w:type="dxa"/>
+            <w:tcW w:w="3686" w:type="dxa"/>
           </w:tcPr>
           <w:p>
             <w:pPr>
@@ -11526,7 +12320,7 @@
         </w:tc>
         <w:tc>
           <w:tcPr>
-            <w:tcW w:w="4530" w:type="dxa"/>
+            <w:tcW w:w="5374" w:type="dxa"/>
           </w:tcPr>
           <w:p>
             <w:pPr>
@@ -11551,7 +12345,7 @@
       <w:tr>
         <w:tc>
           <w:tcPr>
-            <w:tcW w:w="4530" w:type="dxa"/>
+            <w:tcW w:w="3686" w:type="dxa"/>
           </w:tcPr>
           <w:p>
             <w:pPr>
@@ -11578,7 +12372,7 @@
         </w:tc>
         <w:tc>
           <w:tcPr>
-            <w:tcW w:w="4530" w:type="dxa"/>
+            <w:tcW w:w="5374" w:type="dxa"/>
           </w:tcPr>
           <w:p>
             <w:pPr>
@@ -11623,7 +12417,7 @@
       <w:tr>
         <w:tc>
           <w:tcPr>
-            <w:tcW w:w="4530" w:type="dxa"/>
+            <w:tcW w:w="3686" w:type="dxa"/>
           </w:tcPr>
           <w:p>
             <w:pPr>
@@ -11670,7 +12464,7 @@
         </w:tc>
         <w:tc>
           <w:tcPr>
-            <w:tcW w:w="4530" w:type="dxa"/>
+            <w:tcW w:w="5374" w:type="dxa"/>
           </w:tcPr>
           <w:p>
             <w:pPr>
@@ -11687,7 +12481,13 @@
               <w:rPr>
                 <w:rFonts w:ascii="Times New Roman" w:eastAsia="標楷體" w:hAnsi="Times New Roman" w:cs="Times New Roman" w:hint="eastAsia"/>
               </w:rPr>
-              <w:t>車輛配送路線最大總工時</w:t>
+              <w:t>車輛配送路線最大總</w:t>
+            </w:r>
+            <w:r>
+              <w:rPr>
+                <w:rFonts w:ascii="Times New Roman" w:eastAsia="標楷體" w:hAnsi="Times New Roman" w:cs="Times New Roman" w:hint="eastAsia"/>
+              </w:rPr>
+              <w:t>配送時間</w:t>
             </w:r>
           </w:p>
         </w:tc>
@@ -11695,7 +12495,7 @@
       <w:tr>
         <w:tc>
           <w:tcPr>
-            <w:tcW w:w="4530" w:type="dxa"/>
+            <w:tcW w:w="3686" w:type="dxa"/>
           </w:tcPr>
           <w:p>
             <w:pPr>
@@ -11740,7 +12540,7 @@
         </w:tc>
         <w:tc>
           <w:tcPr>
-            <w:tcW w:w="4530" w:type="dxa"/>
+            <w:tcW w:w="5374" w:type="dxa"/>
           </w:tcPr>
           <w:p>
             <w:pPr>
@@ -11775,7 +12575,7 @@
       <w:tr>
         <w:tc>
           <w:tcPr>
-            <w:tcW w:w="4530" w:type="dxa"/>
+            <w:tcW w:w="3686" w:type="dxa"/>
           </w:tcPr>
           <w:p>
             <w:pPr>
@@ -11828,7 +12628,7 @@
         </w:tc>
         <w:tc>
           <w:tcPr>
-            <w:tcW w:w="4530" w:type="dxa"/>
+            <w:tcW w:w="5374" w:type="dxa"/>
           </w:tcPr>
           <w:p>
             <w:pPr>
@@ -11855,7 +12655,19 @@
               <w:rPr>
                 <w:rFonts w:ascii="Times New Roman" w:eastAsia="標楷體" w:hAnsi="Times New Roman" w:cs="Times New Roman"/>
               </w:rPr>
-              <w:t>的當前時間</w:t>
+              <w:t>的當前</w:t>
+            </w:r>
+            <w:r>
+              <w:rPr>
+                <w:rFonts w:ascii="Times New Roman" w:eastAsia="標楷體" w:hAnsi="Times New Roman" w:cs="Times New Roman" w:hint="eastAsia"/>
+              </w:rPr>
+              <w:t>總</w:t>
+            </w:r>
+            <w:r>
+              <w:rPr>
+                <w:rFonts w:ascii="Times New Roman" w:eastAsia="標楷體" w:hAnsi="Times New Roman" w:cs="Times New Roman" w:hint="eastAsia"/>
+              </w:rPr>
+              <w:t>配送時間</w:t>
             </w:r>
           </w:p>
         </w:tc>
@@ -11863,7 +12675,7 @@
       <w:tr>
         <w:tc>
           <w:tcPr>
-            <w:tcW w:w="4530" w:type="dxa"/>
+            <w:tcW w:w="3686" w:type="dxa"/>
           </w:tcPr>
           <w:p>
             <w:pPr>
@@ -11910,7 +12722,7 @@
         </w:tc>
         <w:tc>
           <w:tcPr>
-            <w:tcW w:w="4530" w:type="dxa"/>
+            <w:tcW w:w="5374" w:type="dxa"/>
           </w:tcPr>
           <w:p>
             <w:pPr>
@@ -11959,7 +12771,7 @@
       <w:tr>
         <w:tc>
           <w:tcPr>
-            <w:tcW w:w="4530" w:type="dxa"/>
+            <w:tcW w:w="3686" w:type="dxa"/>
           </w:tcPr>
           <w:p>
             <w:pPr>
@@ -12004,7 +12816,7 @@
         </w:tc>
         <w:tc>
           <w:tcPr>
-            <w:tcW w:w="4530" w:type="dxa"/>
+            <w:tcW w:w="5374" w:type="dxa"/>
           </w:tcPr>
           <w:p>
             <w:pPr>
@@ -12085,7 +12897,7 @@
       <w:tr>
         <w:tc>
           <w:tcPr>
-            <w:tcW w:w="4530" w:type="dxa"/>
+            <w:tcW w:w="3686" w:type="dxa"/>
           </w:tcPr>
           <w:p>
             <w:pPr>
@@ -12136,7 +12948,7 @@
         </w:tc>
         <w:tc>
           <w:tcPr>
-            <w:tcW w:w="4530" w:type="dxa"/>
+            <w:tcW w:w="5374" w:type="dxa"/>
           </w:tcPr>
           <w:p>
             <w:pPr>
@@ -12185,7 +12997,7 @@
       <w:tr>
         <w:tc>
           <w:tcPr>
-            <w:tcW w:w="4530" w:type="dxa"/>
+            <w:tcW w:w="3686" w:type="dxa"/>
           </w:tcPr>
           <w:p>
             <w:pPr>
@@ -12237,7 +13049,7 @@
         </w:tc>
         <w:tc>
           <w:tcPr>
-            <w:tcW w:w="4530" w:type="dxa"/>
+            <w:tcW w:w="5374" w:type="dxa"/>
           </w:tcPr>
           <w:p>
             <w:pPr>
@@ -12284,7 +13096,7 @@
       <w:tr>
         <w:tc>
           <w:tcPr>
-            <w:tcW w:w="4530" w:type="dxa"/>
+            <w:tcW w:w="3686" w:type="dxa"/>
           </w:tcPr>
           <w:p>
             <w:pPr>
@@ -12330,7 +13142,7 @@
         </w:tc>
         <w:tc>
           <w:tcPr>
-            <w:tcW w:w="4530" w:type="dxa"/>
+            <w:tcW w:w="5374" w:type="dxa"/>
           </w:tcPr>
           <w:p>
             <w:pPr>
@@ -12397,7 +13209,7 @@
       <w:tr>
         <w:tc>
           <w:tcPr>
-            <w:tcW w:w="4530" w:type="dxa"/>
+            <w:tcW w:w="3686" w:type="dxa"/>
             <w:vAlign w:val="center"/>
           </w:tcPr>
           <w:p>
@@ -12444,7 +13256,7 @@
         </w:tc>
         <w:tc>
           <w:tcPr>
-            <w:tcW w:w="4530" w:type="dxa"/>
+            <w:tcW w:w="5374" w:type="dxa"/>
           </w:tcPr>
           <w:p>
             <w:pPr>
@@ -12505,7 +13317,7 @@
       <w:tr>
         <w:tc>
           <w:tcPr>
-            <w:tcW w:w="4530" w:type="dxa"/>
+            <w:tcW w:w="3686" w:type="dxa"/>
           </w:tcPr>
           <w:p>
             <w:pPr>
@@ -12551,7 +13363,7 @@
         </w:tc>
         <w:tc>
           <w:tcPr>
-            <w:tcW w:w="4530" w:type="dxa"/>
+            <w:tcW w:w="5374" w:type="dxa"/>
           </w:tcPr>
           <w:p>
             <w:pPr>
@@ -12618,7 +13430,7 @@
       <w:tr>
         <w:tc>
           <w:tcPr>
-            <w:tcW w:w="4530" w:type="dxa"/>
+            <w:tcW w:w="3686" w:type="dxa"/>
           </w:tcPr>
           <w:p>
             <w:pPr>
@@ -12663,7 +13475,7 @@
         </w:tc>
         <w:tc>
           <w:tcPr>
-            <w:tcW w:w="4530" w:type="dxa"/>
+            <w:tcW w:w="5374" w:type="dxa"/>
           </w:tcPr>
           <w:p>
             <w:pPr>
@@ -12698,7 +13510,7 @@
       <w:tr>
         <w:tc>
           <w:tcPr>
-            <w:tcW w:w="4530" w:type="dxa"/>
+            <w:tcW w:w="3686" w:type="dxa"/>
           </w:tcPr>
           <w:p>
             <w:pPr>
@@ -12743,7 +13555,7 @@
         </w:tc>
         <w:tc>
           <w:tcPr>
-            <w:tcW w:w="4530" w:type="dxa"/>
+            <w:tcW w:w="5374" w:type="dxa"/>
           </w:tcPr>
           <w:p>
             <w:pPr>
@@ -12778,7 +13590,7 @@
       <w:tr>
         <w:tc>
           <w:tcPr>
-            <w:tcW w:w="4530" w:type="dxa"/>
+            <w:tcW w:w="3686" w:type="dxa"/>
           </w:tcPr>
           <w:p>
             <w:pPr>
@@ -12823,7 +13635,7 @@
         </w:tc>
         <w:tc>
           <w:tcPr>
-            <w:tcW w:w="4530" w:type="dxa"/>
+            <w:tcW w:w="5374" w:type="dxa"/>
           </w:tcPr>
           <w:p>
             <w:pPr>
@@ -12884,7 +13696,7 @@
       <w:tr>
         <w:tc>
           <w:tcPr>
-            <w:tcW w:w="4530" w:type="dxa"/>
+            <w:tcW w:w="3686" w:type="dxa"/>
           </w:tcPr>
           <w:p>
             <w:pPr>
@@ -12935,7 +13747,7 @@
         </w:tc>
         <w:tc>
           <w:tcPr>
-            <w:tcW w:w="4530" w:type="dxa"/>
+            <w:tcW w:w="5374" w:type="dxa"/>
           </w:tcPr>
           <w:p>
             <w:pPr>
@@ -12976,7 +13788,7 @@
       <w:tr>
         <w:tc>
           <w:tcPr>
-            <w:tcW w:w="4530" w:type="dxa"/>
+            <w:tcW w:w="3686" w:type="dxa"/>
           </w:tcPr>
           <w:p>
             <w:pPr>
@@ -13001,7 +13813,7 @@
         </w:tc>
         <w:tc>
           <w:tcPr>
-            <w:tcW w:w="4530" w:type="dxa"/>
+            <w:tcW w:w="5374" w:type="dxa"/>
           </w:tcPr>
           <w:p>
             <w:pPr>
@@ -13026,7 +13838,7 @@
       <w:tr>
         <w:tc>
           <w:tcPr>
-            <w:tcW w:w="4530" w:type="dxa"/>
+            <w:tcW w:w="3686" w:type="dxa"/>
           </w:tcPr>
           <w:p>
             <w:pPr>
@@ -13051,7 +13863,7 @@
         </w:tc>
         <w:tc>
           <w:tcPr>
-            <w:tcW w:w="4530" w:type="dxa"/>
+            <w:tcW w:w="5374" w:type="dxa"/>
           </w:tcPr>
           <w:p>
             <w:pPr>
@@ -13088,7 +13900,7 @@
       <w:tr>
         <w:tc>
           <w:tcPr>
-            <w:tcW w:w="4530" w:type="dxa"/>
+            <w:tcW w:w="3686" w:type="dxa"/>
           </w:tcPr>
           <w:p>
             <w:pPr>
@@ -13133,7 +13945,7 @@
         </w:tc>
         <w:tc>
           <w:tcPr>
-            <w:tcW w:w="4530" w:type="dxa"/>
+            <w:tcW w:w="5374" w:type="dxa"/>
           </w:tcPr>
           <w:p>
             <w:pPr>
@@ -13178,7 +13990,7 @@
       <w:tr>
         <w:tc>
           <w:tcPr>
-            <w:tcW w:w="4530" w:type="dxa"/>
+            <w:tcW w:w="3686" w:type="dxa"/>
           </w:tcPr>
           <w:p>
             <w:pPr>
@@ -13223,7 +14035,7 @@
         </w:tc>
         <w:tc>
           <w:tcPr>
-            <w:tcW w:w="4530" w:type="dxa"/>
+            <w:tcW w:w="5374" w:type="dxa"/>
           </w:tcPr>
           <w:p>
             <w:pPr>
@@ -13260,7 +14072,7 @@
       <w:tr>
         <w:tc>
           <w:tcPr>
-            <w:tcW w:w="4530" w:type="dxa"/>
+            <w:tcW w:w="3686" w:type="dxa"/>
           </w:tcPr>
           <w:p>
             <w:pPr>
@@ -13305,7 +14117,7 @@
         </w:tc>
         <w:tc>
           <w:tcPr>
-            <w:tcW w:w="4530" w:type="dxa"/>
+            <w:tcW w:w="5374" w:type="dxa"/>
           </w:tcPr>
           <w:p>
             <w:pPr>
@@ -13553,7 +14365,43 @@
         <w:rPr>
           <w:rFonts w:ascii="Times New Roman" w:eastAsia="標楷體" w:hAnsi="Times New Roman" w:cs="Times New Roman"/>
         </w:rPr>
-        <w:t>車輛配送總工時限制，要求每輛配送車從出發至返回的總工時不得超過最大允許值，設定最大值為五小時。</w:t>
+        <w:t>車輛</w:t>
+      </w:r>
+      <w:r>
+        <w:rPr>
+          <w:rFonts w:ascii="Times New Roman" w:eastAsia="標楷體" w:hAnsi="Times New Roman" w:cs="Times New Roman"/>
+        </w:rPr>
+        <w:t>總</w:t>
+      </w:r>
+      <w:r>
+        <w:rPr>
+          <w:rFonts w:ascii="Times New Roman" w:eastAsia="標楷體" w:hAnsi="Times New Roman" w:cs="Times New Roman"/>
+        </w:rPr>
+        <w:t>配送</w:t>
+      </w:r>
+      <w:r>
+        <w:rPr>
+          <w:rFonts w:ascii="Times New Roman" w:eastAsia="標楷體" w:hAnsi="Times New Roman" w:cs="Times New Roman" w:hint="eastAsia"/>
+        </w:rPr>
+        <w:t>時長</w:t>
+      </w:r>
+      <w:r>
+        <w:rPr>
+          <w:rFonts w:ascii="Times New Roman" w:eastAsia="標楷體" w:hAnsi="Times New Roman" w:cs="Times New Roman"/>
+        </w:rPr>
+        <w:t>限制，要求每輛配送車從出發至返回的總</w:t>
+      </w:r>
+      <w:r>
+        <w:rPr>
+          <w:rFonts w:ascii="Times New Roman" w:eastAsia="標楷體" w:hAnsi="Times New Roman" w:cs="Times New Roman" w:hint="eastAsia"/>
+        </w:rPr>
+        <w:t>配送時長</w:t>
+      </w:r>
+      <w:r>
+        <w:rPr>
+          <w:rFonts w:ascii="Times New Roman" w:eastAsia="標楷體" w:hAnsi="Times New Roman" w:cs="Times New Roman"/>
+        </w:rPr>
+        <w:t>不得超過最大允許值，設定最大值為五小時。</w:t>
       </w:r>
     </w:p>
     <w:p>
@@ -15217,7 +16065,7 @@
           <w:szCs w:val="36"/>
         </w:rPr>
       </w:pPr>
-      <w:bookmarkStart w:id="33" w:name="_Toc215925764"/>
+      <w:bookmarkStart w:id="33" w:name="_Toc217559730"/>
       <w:r>
         <w:rPr>
           <w:rFonts w:ascii="Times New Roman" w:eastAsia="標楷體" w:hAnsi="Times New Roman" w:cs="Times New Roman"/>
@@ -18605,7 +19453,7 @@
           <w:rFonts w:ascii="Times New Roman" w:eastAsia="標楷體" w:hAnsi="Times New Roman" w:cs="Times New Roman"/>
         </w:rPr>
       </w:pPr>
-      <w:bookmarkStart w:id="35" w:name="_Toc214395200"/>
+      <w:bookmarkStart w:id="35" w:name="_Toc217559444"/>
       <w:r>
         <w:rPr>
           <w:rFonts w:ascii="Times New Roman" w:eastAsia="標楷體" w:hAnsi="Times New Roman" w:cs="Times New Roman"/>
@@ -18700,7 +19548,7 @@
           <w:szCs w:val="32"/>
         </w:rPr>
       </w:pPr>
-      <w:bookmarkStart w:id="36" w:name="_Toc215925765"/>
+      <w:bookmarkStart w:id="36" w:name="_Toc217559731"/>
       <w:r>
         <w:rPr>
           <w:rFonts w:ascii="Times New Roman" w:eastAsia="標楷體" w:hAnsi="Times New Roman" w:cs="Times New Roman"/>
@@ -19025,7 +19873,7 @@
           <w:szCs w:val="32"/>
         </w:rPr>
       </w:pPr>
-      <w:bookmarkStart w:id="37" w:name="_Toc215925766"/>
+      <w:bookmarkStart w:id="37" w:name="_Toc217559732"/>
       <w:r>
         <w:rPr>
           <w:rFonts w:ascii="Times New Roman" w:eastAsia="標楷體" w:hAnsi="Times New Roman" w:cs="Times New Roman"/>
@@ -19578,7 +20426,7 @@
           <w:szCs w:val="32"/>
         </w:rPr>
       </w:pPr>
-      <w:bookmarkStart w:id="38" w:name="_Toc215925767"/>
+      <w:bookmarkStart w:id="38" w:name="_Toc217559733"/>
       <w:r>
         <w:rPr>
           <w:rFonts w:ascii="Times New Roman" w:eastAsia="標楷體" w:hAnsi="Times New Roman" w:cs="Times New Roman"/>
@@ -24471,7 +25319,7 @@
           <w:szCs w:val="32"/>
         </w:rPr>
       </w:pPr>
-      <w:bookmarkStart w:id="39" w:name="_Toc215925768"/>
+      <w:bookmarkStart w:id="39" w:name="_Toc217559734"/>
       <w:r>
         <w:rPr>
           <w:rFonts w:ascii="Times New Roman" w:eastAsia="標楷體" w:hAnsi="Times New Roman" w:cs="Times New Roman"/>
@@ -24932,7 +25780,7 @@
           <w:szCs w:val="32"/>
         </w:rPr>
       </w:pPr>
-      <w:bookmarkStart w:id="40" w:name="_Toc215925769"/>
+      <w:bookmarkStart w:id="40" w:name="_Toc217559735"/>
       <w:r>
         <w:rPr>
           <w:rFonts w:ascii="Times New Roman" w:eastAsia="標楷體" w:hAnsi="Times New Roman" w:cs="Times New Roman"/>
@@ -25690,7 +26538,7 @@
           <w:szCs w:val="32"/>
         </w:rPr>
       </w:pPr>
-      <w:bookmarkStart w:id="41" w:name="_Toc215925770"/>
+      <w:bookmarkStart w:id="41" w:name="_Toc217559736"/>
       <w:r>
         <w:rPr>
           <w:rFonts w:ascii="Times New Roman" w:eastAsia="標楷體" w:hAnsi="Times New Roman" w:cs="Times New Roman"/>
@@ -25889,7 +26737,7 @@
           <w:szCs w:val="36"/>
         </w:rPr>
       </w:pPr>
-      <w:bookmarkStart w:id="42" w:name="_Toc215925771"/>
+      <w:bookmarkStart w:id="42" w:name="_Toc217559737"/>
       <w:r>
         <w:rPr>
           <w:rFonts w:ascii="Times New Roman" w:eastAsia="標楷體" w:hAnsi="Times New Roman" w:cs="Times New Roman"/>
@@ -26053,7 +26901,7 @@
           <w:szCs w:val="32"/>
         </w:rPr>
       </w:pPr>
-      <w:bookmarkStart w:id="43" w:name="_Toc215925772"/>
+      <w:bookmarkStart w:id="43" w:name="_Toc217559738"/>
       <w:r>
         <w:rPr>
           <w:rFonts w:ascii="Times New Roman" w:eastAsia="標楷體" w:hAnsi="Times New Roman" w:cs="Times New Roman"/>
@@ -26108,7 +26956,7 @@
           <w:szCs w:val="24"/>
         </w:rPr>
       </w:pPr>
-      <w:bookmarkStart w:id="44" w:name="_Toc214395202"/>
+      <w:bookmarkStart w:id="44" w:name="_Toc217559033"/>
       <w:r>
         <w:rPr>
           <w:rFonts w:ascii="Times New Roman" w:eastAsia="標楷體" w:hAnsi="Times New Roman" w:cs="Times New Roman"/>
@@ -26750,7 +27598,7 @@
           <w:szCs w:val="24"/>
         </w:rPr>
       </w:pPr>
-      <w:bookmarkStart w:id="45" w:name="_Toc214395203"/>
+      <w:bookmarkStart w:id="45" w:name="_Toc217559034"/>
       <w:r>
         <w:rPr>
           <w:rFonts w:ascii="Times New Roman" w:eastAsia="標楷體" w:hAnsi="Times New Roman" w:cs="Times New Roman"/>
@@ -27466,7 +28314,7 @@
           <w:szCs w:val="32"/>
         </w:rPr>
       </w:pPr>
-      <w:bookmarkStart w:id="46" w:name="_Toc215925773"/>
+      <w:bookmarkStart w:id="46" w:name="_Toc217559739"/>
       <w:r>
         <w:rPr>
           <w:rFonts w:ascii="Times New Roman" w:eastAsia="標楷體" w:hAnsi="Times New Roman" w:cs="Times New Roman"/>
@@ -28945,7 +29793,7 @@
           <w:szCs w:val="32"/>
         </w:rPr>
       </w:pPr>
-      <w:bookmarkStart w:id="47" w:name="_Toc215925774"/>
+      <w:bookmarkStart w:id="47" w:name="_Toc217559740"/>
       <w:r>
         <w:rPr>
           <w:rFonts w:ascii="Times New Roman" w:eastAsia="標楷體" w:hAnsi="Times New Roman" w:cs="Times New Roman"/>
@@ -29540,7 +30388,7 @@
           <w:szCs w:val="32"/>
         </w:rPr>
       </w:pPr>
-      <w:bookmarkStart w:id="48" w:name="_Toc215925775"/>
+      <w:bookmarkStart w:id="48" w:name="_Toc217559741"/>
       <w:r>
         <w:rPr>
           <w:rFonts w:ascii="Times New Roman" w:eastAsia="標楷體" w:hAnsi="Times New Roman" w:cs="Times New Roman"/>
@@ -30747,7 +31595,7 @@
           <w:szCs w:val="32"/>
         </w:rPr>
       </w:pPr>
-      <w:bookmarkStart w:id="49" w:name="_Toc215925776"/>
+      <w:bookmarkStart w:id="49" w:name="_Toc217559742"/>
       <w:r>
         <w:rPr>
           <w:rFonts w:ascii="Times New Roman" w:eastAsia="標楷體" w:hAnsi="Times New Roman" w:cs="Times New Roman"/>
@@ -31635,7 +32483,7 @@
           <w:szCs w:val="40"/>
         </w:rPr>
       </w:pPr>
-      <w:bookmarkStart w:id="50" w:name="_Toc215925777"/>
+      <w:bookmarkStart w:id="50" w:name="_Toc217559743"/>
       <w:r>
         <w:rPr>
           <w:rFonts w:ascii="Times New Roman" w:eastAsia="標楷體" w:hAnsi="Times New Roman" w:cs="Times New Roman"/>
@@ -31738,7 +32586,7 @@
           <w:szCs w:val="36"/>
         </w:rPr>
       </w:pPr>
-      <w:bookmarkStart w:id="51" w:name="_Toc215925778"/>
+      <w:bookmarkStart w:id="51" w:name="_Toc217559744"/>
       <w:r>
         <w:rPr>
           <w:rFonts w:ascii="Times New Roman" w:eastAsia="標楷體" w:hAnsi="Times New Roman" w:cs="Times New Roman" w:hint="eastAsia"/>
@@ -31884,8 +32732,8 @@
         </w:rPr>
       </w:pPr>
       <w:bookmarkStart w:id="52" w:name="_Ref214975302"/>
-      <w:bookmarkStart w:id="53" w:name="_Toc214395204"/>
-      <w:bookmarkStart w:id="54" w:name="_Ref214975290"/>
+      <w:bookmarkStart w:id="53" w:name="_Ref214975290"/>
+      <w:bookmarkStart w:id="54" w:name="_Toc217559035"/>
       <w:r>
         <w:rPr>
           <w:rFonts w:ascii="Times New Roman" w:eastAsia="標楷體" w:hAnsi="Times New Roman" w:cs="Times New Roman"/>
@@ -32289,7 +33137,7 @@
           <w:highlight w:val="yellow"/>
         </w:rPr>
       </w:pPr>
-      <w:bookmarkStart w:id="55" w:name="_Toc215925779"/>
+      <w:bookmarkStart w:id="55" w:name="_Toc217559745"/>
       <w:r>
         <w:rPr>
           <w:rFonts w:ascii="Times New Roman" w:eastAsia="標楷體" w:hAnsi="Times New Roman" w:cs="Times New Roman" w:hint="eastAsia"/>
@@ -32543,21 +33391,33 @@
         </w:rPr>
         <w:t>代表</w:t>
       </w:r>
-      <w:proofErr w:type="gramStart"/>
       <w:r>
         <w:rPr>
           <w:rFonts w:ascii="Times New Roman" w:eastAsia="標楷體" w:hAnsi="Times New Roman" w:cs="Times New Roman" w:hint="eastAsia"/>
           <w:highlight w:val="yellow"/>
         </w:rPr>
-        <w:t>固定運</w:t>
-      </w:r>
-      <w:proofErr w:type="gramEnd"/>
+        <w:t>容量限制</w:t>
+      </w:r>
       <w:r>
         <w:rPr>
           <w:rFonts w:ascii="Times New Roman" w:eastAsia="標楷體" w:hAnsi="Times New Roman" w:cs="Times New Roman" w:hint="eastAsia"/>
           <w:highlight w:val="yellow"/>
         </w:rPr>
-        <w:t>能下的資源利用效率，</w:t>
+        <w:t>下的</w:t>
+      </w:r>
+      <w:r>
+        <w:rPr>
+          <w:rFonts w:ascii="Times New Roman" w:eastAsia="標楷體" w:hAnsi="Times New Roman" w:cs="Times New Roman" w:hint="eastAsia"/>
+          <w:highlight w:val="yellow"/>
+        </w:rPr>
+        <w:t>配送</w:t>
+      </w:r>
+      <w:r>
+        <w:rPr>
+          <w:rFonts w:ascii="Times New Roman" w:eastAsia="標楷體" w:hAnsi="Times New Roman" w:cs="Times New Roman" w:hint="eastAsia"/>
+          <w:highlight w:val="yellow"/>
+        </w:rPr>
+        <w:t>資源利用效率，</w:t>
       </w:r>
       <w:r>
         <w:rPr>
@@ -32621,13 +33481,11 @@
         <w:widowControl/>
         <w:rPr>
           <w:rFonts w:ascii="Times New Roman" w:eastAsia="標楷體" w:hAnsi="Times New Roman" w:cs="Times New Roman"/>
-          <w:highlight w:val="yellow"/>
         </w:rPr>
       </w:pPr>
       <w:r>
         <w:rPr>
           <w:rFonts w:ascii="Times New Roman" w:eastAsia="標楷體" w:hAnsi="Times New Roman" w:cs="Times New Roman"/>
-          <w:highlight w:val="yellow"/>
         </w:rPr>
         <w:br w:type="page"/>
       </w:r>
@@ -32637,7 +33495,7 @@
         <w:widowControl/>
         <w:outlineLvl w:val="1"/>
         <w:rPr>
-          <w:rFonts w:ascii="Times New Roman" w:eastAsia="標楷體" w:hAnsi="Times New Roman" w:cs="Times New Roman" w:hint="eastAsia"/>
+          <w:rFonts w:ascii="Times New Roman" w:eastAsia="標楷體" w:hAnsi="Times New Roman" w:cs="Times New Roman"/>
           <w:b/>
           <w:bCs/>
           <w:sz w:val="36"/>
@@ -32645,7 +33503,7 @@
           <w:highlight w:val="yellow"/>
         </w:rPr>
       </w:pPr>
-      <w:bookmarkStart w:id="57" w:name="_Toc215925780"/>
+      <w:bookmarkStart w:id="57" w:name="_Toc217559746"/>
       <w:r>
         <w:rPr>
           <w:rFonts w:ascii="Times New Roman" w:eastAsia="標楷體" w:hAnsi="Times New Roman" w:cs="Times New Roman" w:hint="eastAsia"/>
@@ -32656,7 +33514,7 @@
           <w:highlight w:val="yellow"/>
         </w:rPr>
         <w:lastRenderedPageBreak/>
-        <w:t xml:space="preserve">4.3 </w:t>
+        <w:t>4.</w:t>
       </w:r>
       <w:r>
         <w:rPr>
@@ -32667,9 +33525,8 @@
           <w:szCs w:val="36"/>
           <w:highlight w:val="yellow"/>
         </w:rPr>
-        <w:t>實驗</w:t>
-      </w:r>
-      <w:bookmarkEnd w:id="57"/>
+        <w:t>4</w:t>
+      </w:r>
       <w:r>
         <w:rPr>
           <w:rFonts w:ascii="Times New Roman" w:eastAsia="標楷體" w:hAnsi="Times New Roman" w:cs="Times New Roman" w:hint="eastAsia"/>
@@ -32679,7 +33536,7 @@
           <w:szCs w:val="36"/>
           <w:highlight w:val="yellow"/>
         </w:rPr>
-        <w:t>結果</w:t>
+        <w:t xml:space="preserve"> </w:t>
       </w:r>
       <w:r>
         <w:rPr>
@@ -32690,8 +33547,31 @@
           <w:szCs w:val="36"/>
           <w:highlight w:val="yellow"/>
         </w:rPr>
+        <w:t>實驗</w:t>
+      </w:r>
+      <w:r>
+        <w:rPr>
+          <w:rFonts w:ascii="Times New Roman" w:eastAsia="標楷體" w:hAnsi="Times New Roman" w:cs="Times New Roman" w:hint="eastAsia"/>
+          <w:b/>
+          <w:bCs/>
+          <w:sz w:val="36"/>
+          <w:szCs w:val="36"/>
+          <w:highlight w:val="yellow"/>
+        </w:rPr>
+        <w:t>結果</w:t>
+      </w:r>
+      <w:r>
+        <w:rPr>
+          <w:rFonts w:ascii="Times New Roman" w:eastAsia="標楷體" w:hAnsi="Times New Roman" w:cs="Times New Roman" w:hint="eastAsia"/>
+          <w:b/>
+          <w:bCs/>
+          <w:sz w:val="36"/>
+          <w:szCs w:val="36"/>
+          <w:highlight w:val="yellow"/>
+        </w:rPr>
         <w:t>與分析</w:t>
       </w:r>
+      <w:bookmarkEnd w:id="57"/>
     </w:p>
     <w:p>
       <w:pPr>
@@ -32700,7 +33580,7 @@
         <w:ind w:firstLine="480"/>
         <w:jc w:val="both"/>
         <w:rPr>
-          <w:rFonts w:ascii="Times New Roman" w:eastAsia="標楷體" w:hAnsi="Times New Roman" w:cs="Times New Roman" w:hint="eastAsia"/>
+          <w:rFonts w:ascii="Times New Roman" w:eastAsia="標楷體" w:hAnsi="Times New Roman" w:cs="Times New Roman"/>
           <w:sz w:val="24"/>
           <w:szCs w:val="24"/>
           <w:highlight w:val="yellow"/>
@@ -32956,7 +33836,7 @@
           <w:szCs w:val="24"/>
           <w:highlight w:val="yellow"/>
         </w:rPr>
-        <w:t>時長</w:t>
+        <w:t>時長、平均路線裝載率及</w:t>
       </w:r>
       <w:r>
         <w:rPr>
@@ -32965,7 +33845,7 @@
           <w:szCs w:val="24"/>
           <w:highlight w:val="yellow"/>
         </w:rPr>
-        <w:t>、</w:t>
+        <w:t>系統</w:t>
       </w:r>
       <w:r>
         <w:rPr>
@@ -32974,16 +33854,16 @@
           <w:szCs w:val="24"/>
           <w:highlight w:val="yellow"/>
         </w:rPr>
-        <w:t>平均路線裝載率及</w:t>
-      </w:r>
-      <w:r>
-        <w:rPr>
-          <w:rFonts w:ascii="Times New Roman" w:eastAsia="標楷體" w:hAnsi="Times New Roman" w:cs="Times New Roman" w:hint="eastAsia"/>
+        <w:t>規劃所需時間</w:t>
+      </w:r>
+      <w:r>
+        <w:rPr>
+          <w:rFonts w:ascii="Times New Roman" w:eastAsia="標楷體" w:hAnsi="Times New Roman" w:cs="Times New Roman"/>
           <w:sz w:val="24"/>
           <w:szCs w:val="24"/>
           <w:highlight w:val="yellow"/>
         </w:rPr>
-        <w:t>系統</w:t>
+        <w:t>進行</w:t>
       </w:r>
       <w:r>
         <w:rPr>
@@ -32992,7 +33872,7 @@
           <w:szCs w:val="24"/>
           <w:highlight w:val="yellow"/>
         </w:rPr>
-        <w:t>規劃所需時間</w:t>
+        <w:t>量化</w:t>
       </w:r>
       <w:r>
         <w:rPr>
@@ -33001,7 +33881,7 @@
           <w:szCs w:val="24"/>
           <w:highlight w:val="yellow"/>
         </w:rPr>
-        <w:t>進行</w:t>
+        <w:t>分析</w:t>
       </w:r>
       <w:r>
         <w:rPr>
@@ -33010,16 +33890,16 @@
           <w:szCs w:val="24"/>
           <w:highlight w:val="yellow"/>
         </w:rPr>
-        <w:t>量化</w:t>
-      </w:r>
-      <w:r>
-        <w:rPr>
-          <w:rFonts w:ascii="Times New Roman" w:eastAsia="標楷體" w:hAnsi="Times New Roman" w:cs="Times New Roman"/>
+        <w:t>。</w:t>
+      </w:r>
+      <w:r>
+        <w:rPr>
+          <w:rFonts w:ascii="Times New Roman" w:eastAsia="標楷體" w:hAnsi="Times New Roman" w:cs="Times New Roman" w:hint="eastAsia"/>
           <w:sz w:val="24"/>
           <w:szCs w:val="24"/>
           <w:highlight w:val="yellow"/>
         </w:rPr>
-        <w:t>分析</w:t>
+        <w:t>此實驗</w:t>
       </w:r>
       <w:r>
         <w:rPr>
@@ -33028,7 +33908,7 @@
           <w:szCs w:val="24"/>
           <w:highlight w:val="yellow"/>
         </w:rPr>
-        <w:t>。</w:t>
+        <w:t>旨在驗證</w:t>
       </w:r>
       <w:r>
         <w:rPr>
@@ -33037,7 +33917,7 @@
           <w:szCs w:val="24"/>
           <w:highlight w:val="yellow"/>
         </w:rPr>
-        <w:t>此實驗</w:t>
+        <w:t>本研究所提方法於真實配送情境之成效</w:t>
       </w:r>
       <w:r>
         <w:rPr>
@@ -33046,7 +33926,7 @@
           <w:szCs w:val="24"/>
           <w:highlight w:val="yellow"/>
         </w:rPr>
-        <w:t>旨在驗證</w:t>
+        <w:t>，</w:t>
       </w:r>
       <w:r>
         <w:rPr>
@@ -33055,7 +33935,7 @@
           <w:szCs w:val="24"/>
           <w:highlight w:val="yellow"/>
         </w:rPr>
-        <w:t>本研究所提方法於真實配送情境之成效</w:t>
+        <w:t>相關實</w:t>
       </w:r>
       <w:r>
         <w:rPr>
@@ -33064,8 +33944,9 @@
           <w:szCs w:val="24"/>
           <w:highlight w:val="yellow"/>
         </w:rPr>
-        <w:t>，</w:t>
-      </w:r>
+        <w:t>驗數據</w:t>
+      </w:r>
+      <w:proofErr w:type="gramStart"/>
       <w:r>
         <w:rPr>
           <w:rFonts w:ascii="Times New Roman" w:eastAsia="標楷體" w:hAnsi="Times New Roman" w:cs="Times New Roman" w:hint="eastAsia"/>
@@ -33073,7 +33954,7 @@
           <w:szCs w:val="24"/>
           <w:highlight w:val="yellow"/>
         </w:rPr>
-        <w:t>相關實</w:t>
+        <w:t>彙整</w:t>
       </w:r>
       <w:r>
         <w:rPr>
@@ -33082,28 +33963,27 @@
           <w:szCs w:val="24"/>
           <w:highlight w:val="yellow"/>
         </w:rPr>
-        <w:t>驗數據</w:t>
-      </w:r>
-      <w:proofErr w:type="gramStart"/>
-      <w:r>
-        <w:rPr>
-          <w:rFonts w:ascii="Times New Roman" w:eastAsia="標楷體" w:hAnsi="Times New Roman" w:cs="Times New Roman" w:hint="eastAsia"/>
+        <w:t>如</w:t>
+      </w:r>
+      <w:proofErr w:type="gramEnd"/>
+      <w:r>
+        <w:rPr>
+          <w:rFonts w:ascii="Times New Roman" w:eastAsia="標楷體" w:hAnsi="Times New Roman" w:cs="Times New Roman"/>
           <w:sz w:val="24"/>
           <w:szCs w:val="24"/>
           <w:highlight w:val="yellow"/>
         </w:rPr>
-        <w:t>彙整</w:t>
-      </w:r>
-      <w:r>
-        <w:rPr>
-          <w:rFonts w:ascii="Times New Roman" w:eastAsia="標楷體" w:hAnsi="Times New Roman" w:cs="Times New Roman" w:hint="eastAsia"/>
+        <w:fldChar w:fldCharType="begin"/>
+      </w:r>
+      <w:r>
+        <w:rPr>
+          <w:rFonts w:ascii="Times New Roman" w:eastAsia="標楷體" w:hAnsi="Times New Roman" w:cs="Times New Roman"/>
           <w:sz w:val="24"/>
           <w:szCs w:val="24"/>
           <w:highlight w:val="yellow"/>
         </w:rPr>
-        <w:t>如</w:t>
-      </w:r>
-      <w:proofErr w:type="gramEnd"/>
+        <w:instrText xml:space="preserve"> REF _Ref217226506 \h </w:instrText>
+      </w:r>
       <w:r>
         <w:rPr>
           <w:rFonts w:ascii="Times New Roman" w:eastAsia="標楷體" w:hAnsi="Times New Roman" w:cs="Times New Roman"/>
@@ -33111,7 +33991,7 @@
           <w:szCs w:val="24"/>
           <w:highlight w:val="yellow"/>
         </w:rPr>
-        <w:fldChar w:fldCharType="begin"/>
+        <w:instrText xml:space="preserve"> \* MERGEFORMAT </w:instrText>
       </w:r>
       <w:r>
         <w:rPr>
@@ -33120,24 +34000,6 @@
           <w:szCs w:val="24"/>
           <w:highlight w:val="yellow"/>
         </w:rPr>
-        <w:instrText xml:space="preserve"> REF _Ref217226506 \h </w:instrText>
-      </w:r>
-      <w:r>
-        <w:rPr>
-          <w:rFonts w:ascii="Times New Roman" w:eastAsia="標楷體" w:hAnsi="Times New Roman" w:cs="Times New Roman"/>
-          <w:sz w:val="24"/>
-          <w:szCs w:val="24"/>
-          <w:highlight w:val="yellow"/>
-        </w:rPr>
-      </w:r>
-      <w:r>
-        <w:rPr>
-          <w:rFonts w:ascii="Times New Roman" w:eastAsia="標楷體" w:hAnsi="Times New Roman" w:cs="Times New Roman"/>
-          <w:sz w:val="24"/>
-          <w:szCs w:val="24"/>
-          <w:highlight w:val="yellow"/>
-        </w:rPr>
-        <w:instrText xml:space="preserve"> \* MERGEFORMAT </w:instrText>
       </w:r>
       <w:r>
         <w:rPr>
@@ -33192,7 +34054,7 @@
         <w:spacing w:line="360" w:lineRule="auto"/>
         <w:jc w:val="center"/>
         <w:rPr>
-          <w:rFonts w:ascii="Times New Roman" w:eastAsia="標楷體" w:hAnsi="Times New Roman" w:cs="Times New Roman" w:hint="eastAsia"/>
+          <w:rFonts w:ascii="Times New Roman" w:eastAsia="標楷體" w:hAnsi="Times New Roman" w:cs="Times New Roman"/>
           <w:b/>
           <w:bCs/>
           <w:sz w:val="24"/>
@@ -33200,8 +34062,9 @@
           <w:highlight w:val="yellow"/>
         </w:rPr>
       </w:pPr>
-      <w:bookmarkStart w:id="58" w:name="_Ref217226494"/>
-      <w:bookmarkStart w:id="59" w:name="_Ref217226506"/>
+      <w:bookmarkStart w:id="58" w:name="_Ref217226506"/>
+      <w:bookmarkStart w:id="59" w:name="_Ref217226494"/>
+      <w:bookmarkStart w:id="60" w:name="_Toc217559036"/>
       <w:r>
         <w:rPr>
           <w:rFonts w:ascii="Times New Roman" w:eastAsia="標楷體" w:hAnsi="Times New Roman" w:cs="Times New Roman"/>
@@ -33275,7 +34138,7 @@
         </w:rPr>
         <w:fldChar w:fldCharType="end"/>
       </w:r>
-      <w:bookmarkEnd w:id="59"/>
+      <w:bookmarkEnd w:id="58"/>
       <w:r>
         <w:rPr>
           <w:rFonts w:ascii="Times New Roman" w:eastAsia="標楷體" w:hAnsi="Times New Roman" w:cs="Times New Roman" w:hint="eastAsia"/>
@@ -33283,7 +34146,7 @@
           <w:szCs w:val="24"/>
           <w:highlight w:val="yellow"/>
         </w:rPr>
-        <w:t>系統規劃與物流公司人工編排</w:t>
+        <w:t>系統與物流公司人工編排</w:t>
       </w:r>
       <w:r>
         <w:rPr>
@@ -33294,7 +34157,8 @@
         </w:rPr>
         <w:t>比較表</w:t>
       </w:r>
-      <w:bookmarkEnd w:id="58"/>
+      <w:bookmarkEnd w:id="59"/>
+      <w:bookmarkEnd w:id="60"/>
       <w:r>
         <w:rPr>
           <w:rFonts w:ascii="Times New Roman" w:eastAsia="標楷體" w:hAnsi="Times New Roman" w:cs="Times New Roman" w:hint="eastAsia"/>
@@ -33391,7 +34255,7 @@
               <w:widowControl/>
               <w:jc w:val="center"/>
               <w:rPr>
-                <w:rFonts w:ascii="Times New Roman" w:eastAsia="標楷體" w:hAnsi="Times New Roman" w:cs="Times New Roman" w:hint="eastAsia"/>
+                <w:rFonts w:ascii="Times New Roman" w:eastAsia="標楷體" w:hAnsi="Times New Roman" w:cs="Times New Roman"/>
                 <w:highlight w:val="yellow"/>
               </w:rPr>
             </w:pPr>
@@ -33615,7 +34479,7 @@
               <w:spacing w:line="360" w:lineRule="auto"/>
               <w:jc w:val="center"/>
               <w:rPr>
-                <w:rFonts w:ascii="Cambria Math" w:eastAsia="標楷體" w:hAnsi="Cambria Math" w:cs="Times New Roman" w:hint="eastAsia"/>
+                <w:rFonts w:ascii="Cambria Math" w:eastAsia="標楷體" w:hAnsi="Cambria Math" w:cs="Times New Roman"/>
                 <w:i/>
                 <w:highlight w:val="yellow"/>
               </w:rPr>
@@ -33833,7 +34697,7 @@
               <w:spacing w:line="360" w:lineRule="auto"/>
               <w:jc w:val="center"/>
               <w:rPr>
-                <w:rFonts w:ascii="Times New Roman" w:eastAsia="標楷體" w:hAnsi="Times New Roman" w:cs="Times New Roman" w:hint="eastAsia"/>
+                <w:rFonts w:ascii="Times New Roman" w:eastAsia="標楷體" w:hAnsi="Times New Roman" w:cs="Times New Roman"/>
                 <w:highlight w:val="yellow"/>
               </w:rPr>
             </w:pPr>
@@ -33995,7 +34859,7 @@
               <w:spacing w:line="360" w:lineRule="auto"/>
               <w:jc w:val="center"/>
               <w:rPr>
-                <w:rFonts w:ascii="Times New Roman" w:eastAsia="標楷體" w:hAnsi="Times New Roman" w:cs="Times New Roman" w:hint="eastAsia"/>
+                <w:rFonts w:ascii="Times New Roman" w:eastAsia="標楷體" w:hAnsi="Times New Roman" w:cs="Times New Roman"/>
                 <w:iCs/>
                 <w:highlight w:val="yellow"/>
               </w:rPr>
@@ -34016,7 +34880,7 @@
               <w:spacing w:line="360" w:lineRule="auto"/>
               <w:jc w:val="center"/>
               <w:rPr>
-                <w:rFonts w:ascii="Times New Roman" w:eastAsia="標楷體" w:hAnsi="Times New Roman" w:cs="Times New Roman" w:hint="eastAsia"/>
+                <w:rFonts w:ascii="Times New Roman" w:eastAsia="標楷體" w:hAnsi="Times New Roman" w:cs="Times New Roman"/>
                 <w:iCs/>
                 <w:highlight w:val="yellow"/>
               </w:rPr>
@@ -34064,7 +34928,7 @@
               <w:spacing w:line="360" w:lineRule="auto"/>
               <w:jc w:val="center"/>
               <w:rPr>
-                <w:rFonts w:ascii="Times New Roman" w:eastAsia="標楷體" w:hAnsi="Times New Roman" w:cs="Times New Roman" w:hint="eastAsia"/>
+                <w:rFonts w:ascii="Times New Roman" w:eastAsia="標楷體" w:hAnsi="Times New Roman" w:cs="Times New Roman"/>
                 <w:iCs/>
                 <w:highlight w:val="yellow"/>
               </w:rPr>
@@ -34168,7 +35032,7 @@
               <w:spacing w:line="360" w:lineRule="auto"/>
               <w:jc w:val="center"/>
               <w:rPr>
-                <w:rFonts w:ascii="Times New Roman" w:eastAsia="標楷體" w:hAnsi="Times New Roman" w:cs="Times New Roman" w:hint="eastAsia"/>
+                <w:rFonts w:ascii="Times New Roman" w:eastAsia="標楷體" w:hAnsi="Times New Roman" w:cs="Times New Roman"/>
                 <w:iCs/>
                 <w:highlight w:val="yellow"/>
               </w:rPr>
@@ -34196,7 +35060,7 @@
               <w:spacing w:line="360" w:lineRule="auto"/>
               <w:jc w:val="center"/>
               <w:rPr>
-                <w:rFonts w:ascii="Times New Roman" w:eastAsia="標楷體" w:hAnsi="Times New Roman" w:cs="Times New Roman" w:hint="eastAsia"/>
+                <w:rFonts w:ascii="Times New Roman" w:eastAsia="標楷體" w:hAnsi="Times New Roman" w:cs="Times New Roman"/>
                 <w:iCs/>
                 <w:highlight w:val="yellow"/>
               </w:rPr>
@@ -34244,7 +35108,7 @@
               <w:spacing w:line="360" w:lineRule="auto"/>
               <w:jc w:val="center"/>
               <w:rPr>
-                <w:rFonts w:ascii="Times New Roman" w:eastAsia="標楷體" w:hAnsi="Times New Roman" w:cs="Times New Roman" w:hint="eastAsia"/>
+                <w:rFonts w:ascii="Times New Roman" w:eastAsia="標楷體" w:hAnsi="Times New Roman" w:cs="Times New Roman"/>
                 <w:iCs/>
                 <w:highlight w:val="yellow"/>
               </w:rPr>
@@ -34358,7 +35222,7 @@
               <w:spacing w:line="360" w:lineRule="auto"/>
               <w:jc w:val="center"/>
               <w:rPr>
-                <w:rFonts w:ascii="Times New Roman" w:eastAsia="標楷體" w:hAnsi="Times New Roman" w:cs="Times New Roman" w:hint="eastAsia"/>
+                <w:rFonts w:ascii="Times New Roman" w:eastAsia="標楷體" w:hAnsi="Times New Roman" w:cs="Times New Roman"/>
                 <w:iCs/>
                 <w:highlight w:val="yellow"/>
               </w:rPr>
@@ -34456,7 +35320,7 @@
               <w:spacing w:line="360" w:lineRule="auto"/>
               <w:jc w:val="center"/>
               <w:rPr>
-                <w:rFonts w:ascii="Times New Roman" w:eastAsia="標楷體" w:hAnsi="Times New Roman" w:cs="Times New Roman" w:hint="eastAsia"/>
+                <w:rFonts w:ascii="Times New Roman" w:eastAsia="標楷體" w:hAnsi="Times New Roman" w:cs="Times New Roman"/>
                 <w:iCs/>
                 <w:highlight w:val="yellow"/>
               </w:rPr>
@@ -34514,15 +35378,7 @@
                 <w:iCs/>
                 <w:highlight w:val="yellow"/>
               </w:rPr>
-              <w:t>D120</w:t>
-            </w:r>
-            <w:r>
-              <w:rPr>
-                <w:rFonts w:ascii="Times New Roman" w:eastAsia="標楷體" w:hAnsi="Times New Roman" w:cs="Times New Roman"/>
-                <w:iCs/>
-                <w:highlight w:val="yellow"/>
-              </w:rPr>
-              <w:t>7</w:t>
+              <w:t>D1207</w:t>
             </w:r>
           </w:p>
         </w:tc>
@@ -34651,7 +35507,7 @@
               <w:spacing w:line="360" w:lineRule="auto"/>
               <w:jc w:val="center"/>
               <w:rPr>
-                <w:rFonts w:ascii="Times New Roman" w:eastAsia="標楷體" w:hAnsi="Times New Roman" w:cs="Times New Roman" w:hint="eastAsia"/>
+                <w:rFonts w:ascii="Times New Roman" w:eastAsia="標楷體" w:hAnsi="Times New Roman" w:cs="Times New Roman"/>
                 <w:iCs/>
                 <w:highlight w:val="yellow"/>
               </w:rPr>
@@ -34700,7 +35556,7 @@
               <w:spacing w:line="360" w:lineRule="auto"/>
               <w:jc w:val="center"/>
               <w:rPr>
-                <w:rFonts w:ascii="Times New Roman" w:eastAsia="標楷體" w:hAnsi="Times New Roman" w:cs="Times New Roman" w:hint="eastAsia"/>
+                <w:rFonts w:ascii="Times New Roman" w:eastAsia="標楷體" w:hAnsi="Times New Roman" w:cs="Times New Roman"/>
                 <w:iCs/>
                 <w:highlight w:val="yellow"/>
               </w:rPr>
@@ -34749,7 +35605,7 @@
               <w:spacing w:line="360" w:lineRule="auto"/>
               <w:jc w:val="center"/>
               <w:rPr>
-                <w:rFonts w:ascii="Times New Roman" w:eastAsia="標楷體" w:hAnsi="Times New Roman" w:cs="Times New Roman" w:hint="eastAsia"/>
+                <w:rFonts w:ascii="Times New Roman" w:eastAsia="標楷體" w:hAnsi="Times New Roman" w:cs="Times New Roman"/>
                 <w:iCs/>
                 <w:highlight w:val="yellow"/>
               </w:rPr>
@@ -34807,15 +35663,7 @@
                 <w:iCs/>
                 <w:highlight w:val="yellow"/>
               </w:rPr>
-              <w:t>D120</w:t>
-            </w:r>
-            <w:r>
-              <w:rPr>
-                <w:rFonts w:ascii="Times New Roman" w:eastAsia="標楷體" w:hAnsi="Times New Roman" w:cs="Times New Roman"/>
-                <w:iCs/>
-                <w:highlight w:val="yellow"/>
-              </w:rPr>
-              <w:t>8</w:t>
+              <w:t>D1208</w:t>
             </w:r>
           </w:p>
         </w:tc>
@@ -34944,7 +35792,7 @@
               <w:spacing w:line="360" w:lineRule="auto"/>
               <w:jc w:val="center"/>
               <w:rPr>
-                <w:rFonts w:ascii="Times New Roman" w:eastAsia="標楷體" w:hAnsi="Times New Roman" w:cs="Times New Roman" w:hint="eastAsia"/>
+                <w:rFonts w:ascii="Times New Roman" w:eastAsia="標楷體" w:hAnsi="Times New Roman" w:cs="Times New Roman"/>
                 <w:iCs/>
                 <w:highlight w:val="yellow"/>
               </w:rPr>
@@ -35050,7 +35898,7 @@
               <w:spacing w:line="360" w:lineRule="auto"/>
               <w:jc w:val="center"/>
               <w:rPr>
-                <w:rFonts w:ascii="Times New Roman" w:eastAsia="標楷體" w:hAnsi="Times New Roman" w:cs="Times New Roman" w:hint="eastAsia"/>
+                <w:rFonts w:ascii="Times New Roman" w:eastAsia="標楷體" w:hAnsi="Times New Roman" w:cs="Times New Roman"/>
                 <w:iCs/>
                 <w:highlight w:val="yellow"/>
               </w:rPr>
@@ -35108,15 +35956,7 @@
                 <w:iCs/>
                 <w:highlight w:val="yellow"/>
               </w:rPr>
-              <w:t>D120</w:t>
-            </w:r>
-            <w:r>
-              <w:rPr>
-                <w:rFonts w:ascii="Times New Roman" w:eastAsia="標楷體" w:hAnsi="Times New Roman" w:cs="Times New Roman"/>
-                <w:iCs/>
-                <w:highlight w:val="yellow"/>
-              </w:rPr>
-              <w:t>9</w:t>
+              <w:t>D1209</w:t>
             </w:r>
           </w:p>
         </w:tc>
@@ -35245,7 +36085,7 @@
               <w:spacing w:line="360" w:lineRule="auto"/>
               <w:jc w:val="center"/>
               <w:rPr>
-                <w:rFonts w:ascii="Times New Roman" w:eastAsia="標楷體" w:hAnsi="Times New Roman" w:cs="Times New Roman" w:hint="eastAsia"/>
+                <w:rFonts w:ascii="Times New Roman" w:eastAsia="標楷體" w:hAnsi="Times New Roman" w:cs="Times New Roman"/>
                 <w:iCs/>
                 <w:highlight w:val="yellow"/>
               </w:rPr>
@@ -35294,7 +36134,7 @@
               <w:spacing w:line="360" w:lineRule="auto"/>
               <w:jc w:val="center"/>
               <w:rPr>
-                <w:rFonts w:ascii="Times New Roman" w:eastAsia="標楷體" w:hAnsi="Times New Roman" w:cs="Times New Roman" w:hint="eastAsia"/>
+                <w:rFonts w:ascii="Times New Roman" w:eastAsia="標楷體" w:hAnsi="Times New Roman" w:cs="Times New Roman"/>
                 <w:iCs/>
                 <w:highlight w:val="yellow"/>
               </w:rPr>
@@ -35343,7 +36183,7 @@
               <w:spacing w:line="360" w:lineRule="auto"/>
               <w:jc w:val="center"/>
               <w:rPr>
-                <w:rFonts w:ascii="Times New Roman" w:eastAsia="標楷體" w:hAnsi="Times New Roman" w:cs="Times New Roman" w:hint="eastAsia"/>
+                <w:rFonts w:ascii="Times New Roman" w:eastAsia="標楷體" w:hAnsi="Times New Roman" w:cs="Times New Roman"/>
                 <w:iCs/>
                 <w:highlight w:val="yellow"/>
               </w:rPr>
@@ -35401,15 +36241,7 @@
                 <w:iCs/>
                 <w:highlight w:val="yellow"/>
               </w:rPr>
-              <w:t>D12</w:t>
-            </w:r>
-            <w:r>
-              <w:rPr>
-                <w:rFonts w:ascii="Times New Roman" w:eastAsia="標楷體" w:hAnsi="Times New Roman" w:cs="Times New Roman"/>
-                <w:iCs/>
-                <w:highlight w:val="yellow"/>
-              </w:rPr>
-              <w:t>10</w:t>
+              <w:t>D1210</w:t>
             </w:r>
           </w:p>
         </w:tc>
@@ -35538,7 +36370,7 @@
               <w:spacing w:line="360" w:lineRule="auto"/>
               <w:jc w:val="center"/>
               <w:rPr>
-                <w:rFonts w:ascii="Times New Roman" w:eastAsia="標楷體" w:hAnsi="Times New Roman" w:cs="Times New Roman" w:hint="eastAsia"/>
+                <w:rFonts w:ascii="Times New Roman" w:eastAsia="標楷體" w:hAnsi="Times New Roman" w:cs="Times New Roman"/>
                 <w:iCs/>
                 <w:highlight w:val="yellow"/>
               </w:rPr>
@@ -35587,7 +36419,7 @@
               <w:spacing w:line="360" w:lineRule="auto"/>
               <w:jc w:val="center"/>
               <w:rPr>
-                <w:rFonts w:ascii="Times New Roman" w:eastAsia="標楷體" w:hAnsi="Times New Roman" w:cs="Times New Roman" w:hint="eastAsia"/>
+                <w:rFonts w:ascii="Times New Roman" w:eastAsia="標楷體" w:hAnsi="Times New Roman" w:cs="Times New Roman"/>
                 <w:iCs/>
                 <w:highlight w:val="yellow"/>
               </w:rPr>
@@ -35636,7 +36468,7 @@
               <w:spacing w:line="360" w:lineRule="auto"/>
               <w:jc w:val="center"/>
               <w:rPr>
-                <w:rFonts w:ascii="Times New Roman" w:eastAsia="標楷體" w:hAnsi="Times New Roman" w:cs="Times New Roman" w:hint="eastAsia"/>
+                <w:rFonts w:ascii="Times New Roman" w:eastAsia="標楷體" w:hAnsi="Times New Roman" w:cs="Times New Roman"/>
                 <w:iCs/>
                 <w:highlight w:val="yellow"/>
               </w:rPr>
@@ -35694,15 +36526,7 @@
                 <w:iCs/>
                 <w:highlight w:val="yellow"/>
               </w:rPr>
-              <w:t>D12</w:t>
-            </w:r>
-            <w:r>
-              <w:rPr>
-                <w:rFonts w:ascii="Times New Roman" w:eastAsia="標楷體" w:hAnsi="Times New Roman" w:cs="Times New Roman"/>
-                <w:iCs/>
-                <w:highlight w:val="yellow"/>
-              </w:rPr>
-              <w:t>12</w:t>
+              <w:t>D1212</w:t>
             </w:r>
           </w:p>
         </w:tc>
@@ -35831,7 +36655,7 @@
               <w:spacing w:line="360" w:lineRule="auto"/>
               <w:jc w:val="center"/>
               <w:rPr>
-                <w:rFonts w:ascii="Times New Roman" w:eastAsia="標楷體" w:hAnsi="Times New Roman" w:cs="Times New Roman" w:hint="eastAsia"/>
+                <w:rFonts w:ascii="Times New Roman" w:eastAsia="標楷體" w:hAnsi="Times New Roman" w:cs="Times New Roman"/>
                 <w:iCs/>
                 <w:highlight w:val="yellow"/>
               </w:rPr>
@@ -35880,7 +36704,7 @@
               <w:spacing w:line="360" w:lineRule="auto"/>
               <w:jc w:val="center"/>
               <w:rPr>
-                <w:rFonts w:ascii="Times New Roman" w:eastAsia="標楷體" w:hAnsi="Times New Roman" w:cs="Times New Roman" w:hint="eastAsia"/>
+                <w:rFonts w:ascii="Times New Roman" w:eastAsia="標楷體" w:hAnsi="Times New Roman" w:cs="Times New Roman"/>
                 <w:iCs/>
                 <w:highlight w:val="yellow"/>
               </w:rPr>
@@ -35929,7 +36753,7 @@
               <w:spacing w:line="360" w:lineRule="auto"/>
               <w:jc w:val="center"/>
               <w:rPr>
-                <w:rFonts w:ascii="Times New Roman" w:eastAsia="標楷體" w:hAnsi="Times New Roman" w:cs="Times New Roman" w:hint="eastAsia"/>
+                <w:rFonts w:ascii="Times New Roman" w:eastAsia="標楷體" w:hAnsi="Times New Roman" w:cs="Times New Roman"/>
                 <w:iCs/>
                 <w:highlight w:val="yellow"/>
               </w:rPr>
@@ -35987,15 +36811,7 @@
                 <w:iCs/>
                 <w:highlight w:val="yellow"/>
               </w:rPr>
-              <w:t>D12</w:t>
-            </w:r>
-            <w:r>
-              <w:rPr>
-                <w:rFonts w:ascii="Times New Roman" w:eastAsia="標楷體" w:hAnsi="Times New Roman" w:cs="Times New Roman"/>
-                <w:iCs/>
-                <w:highlight w:val="yellow"/>
-              </w:rPr>
-              <w:t>13</w:t>
+              <w:t>D1213</w:t>
             </w:r>
           </w:p>
         </w:tc>
@@ -36124,7 +36940,7 @@
               <w:spacing w:line="360" w:lineRule="auto"/>
               <w:jc w:val="center"/>
               <w:rPr>
-                <w:rFonts w:ascii="Times New Roman" w:eastAsia="標楷體" w:hAnsi="Times New Roman" w:cs="Times New Roman" w:hint="eastAsia"/>
+                <w:rFonts w:ascii="Times New Roman" w:eastAsia="標楷體" w:hAnsi="Times New Roman" w:cs="Times New Roman"/>
                 <w:iCs/>
                 <w:highlight w:val="yellow"/>
               </w:rPr>
@@ -36173,7 +36989,7 @@
               <w:spacing w:line="360" w:lineRule="auto"/>
               <w:jc w:val="center"/>
               <w:rPr>
-                <w:rFonts w:ascii="Times New Roman" w:eastAsia="標楷體" w:hAnsi="Times New Roman" w:cs="Times New Roman" w:hint="eastAsia"/>
+                <w:rFonts w:ascii="Times New Roman" w:eastAsia="標楷體" w:hAnsi="Times New Roman" w:cs="Times New Roman"/>
                 <w:iCs/>
                 <w:highlight w:val="yellow"/>
               </w:rPr>
@@ -36214,7 +37030,7 @@
               <w:spacing w:line="360" w:lineRule="auto"/>
               <w:jc w:val="center"/>
               <w:rPr>
-                <w:rFonts w:ascii="Times New Roman" w:eastAsia="標楷體" w:hAnsi="Times New Roman" w:cs="Times New Roman" w:hint="eastAsia"/>
+                <w:rFonts w:ascii="Times New Roman" w:eastAsia="標楷體" w:hAnsi="Times New Roman" w:cs="Times New Roman"/>
                 <w:iCs/>
                 <w:highlight w:val="yellow"/>
               </w:rPr>
@@ -36272,15 +37088,7 @@
                 <w:iCs/>
                 <w:highlight w:val="yellow"/>
               </w:rPr>
-              <w:t>D12</w:t>
-            </w:r>
-            <w:r>
-              <w:rPr>
-                <w:rFonts w:ascii="Times New Roman" w:eastAsia="標楷體" w:hAnsi="Times New Roman" w:cs="Times New Roman"/>
-                <w:iCs/>
-                <w:highlight w:val="yellow"/>
-              </w:rPr>
-              <w:t>14</w:t>
+              <w:t>D1214</w:t>
             </w:r>
           </w:p>
         </w:tc>
@@ -36409,7 +37217,7 @@
               <w:spacing w:line="360" w:lineRule="auto"/>
               <w:jc w:val="center"/>
               <w:rPr>
-                <w:rFonts w:ascii="Times New Roman" w:eastAsia="標楷體" w:hAnsi="Times New Roman" w:cs="Times New Roman" w:hint="eastAsia"/>
+                <w:rFonts w:ascii="Times New Roman" w:eastAsia="標楷體" w:hAnsi="Times New Roman" w:cs="Times New Roman"/>
                 <w:iCs/>
                 <w:highlight w:val="yellow"/>
               </w:rPr>
@@ -36483,7 +37291,7 @@
               <w:spacing w:line="360" w:lineRule="auto"/>
               <w:jc w:val="center"/>
               <w:rPr>
-                <w:rFonts w:ascii="Times New Roman" w:eastAsia="標楷體" w:hAnsi="Times New Roman" w:cs="Times New Roman" w:hint="eastAsia"/>
+                <w:rFonts w:ascii="Times New Roman" w:eastAsia="標楷體" w:hAnsi="Times New Roman" w:cs="Times New Roman"/>
                 <w:iCs/>
                 <w:highlight w:val="yellow"/>
               </w:rPr>
@@ -36541,15 +37349,7 @@
                 <w:iCs/>
                 <w:highlight w:val="yellow"/>
               </w:rPr>
-              <w:t>D12</w:t>
-            </w:r>
-            <w:r>
-              <w:rPr>
-                <w:rFonts w:ascii="Times New Roman" w:eastAsia="標楷體" w:hAnsi="Times New Roman" w:cs="Times New Roman"/>
-                <w:iCs/>
-                <w:highlight w:val="yellow"/>
-              </w:rPr>
-              <w:t>15</w:t>
+              <w:t>D1215</w:t>
             </w:r>
           </w:p>
         </w:tc>
@@ -36678,7 +37478,7 @@
               <w:spacing w:line="360" w:lineRule="auto"/>
               <w:jc w:val="center"/>
               <w:rPr>
-                <w:rFonts w:ascii="Times New Roman" w:eastAsia="標楷體" w:hAnsi="Times New Roman" w:cs="Times New Roman" w:hint="eastAsia"/>
+                <w:rFonts w:ascii="Times New Roman" w:eastAsia="標楷體" w:hAnsi="Times New Roman" w:cs="Times New Roman"/>
                 <w:iCs/>
                 <w:highlight w:val="yellow"/>
               </w:rPr>
@@ -36727,7 +37527,7 @@
               <w:spacing w:line="360" w:lineRule="auto"/>
               <w:jc w:val="center"/>
               <w:rPr>
-                <w:rFonts w:ascii="Times New Roman" w:eastAsia="標楷體" w:hAnsi="Times New Roman" w:cs="Times New Roman" w:hint="eastAsia"/>
+                <w:rFonts w:ascii="Times New Roman" w:eastAsia="標楷體" w:hAnsi="Times New Roman" w:cs="Times New Roman"/>
                 <w:iCs/>
                 <w:highlight w:val="yellow"/>
               </w:rPr>
@@ -36776,7 +37576,7 @@
               <w:spacing w:line="360" w:lineRule="auto"/>
               <w:jc w:val="center"/>
               <w:rPr>
-                <w:rFonts w:ascii="Times New Roman" w:eastAsia="標楷體" w:hAnsi="Times New Roman" w:cs="Times New Roman" w:hint="eastAsia"/>
+                <w:rFonts w:ascii="Times New Roman" w:eastAsia="標楷體" w:hAnsi="Times New Roman" w:cs="Times New Roman"/>
                 <w:iCs/>
               </w:rPr>
             </w:pPr>
@@ -36813,7 +37613,7 @@
         <w:widowControl/>
         <w:spacing w:line="360" w:lineRule="auto"/>
         <w:rPr>
-          <w:rFonts w:ascii="Times New Roman" w:eastAsia="標楷體" w:hAnsi="Times New Roman" w:cs="Times New Roman" w:hint="eastAsia"/>
+          <w:rFonts w:ascii="Times New Roman" w:eastAsia="標楷體" w:hAnsi="Times New Roman" w:cs="Times New Roman"/>
         </w:rPr>
       </w:pPr>
     </w:p>
@@ -36821,7 +37621,7 @@
       <w:pPr>
         <w:widowControl/>
         <w:rPr>
-          <w:rFonts w:ascii="Times New Roman" w:eastAsia="標楷體" w:hAnsi="Times New Roman" w:cs="Times New Roman" w:hint="eastAsia"/>
+          <w:rFonts w:ascii="Times New Roman" w:eastAsia="標楷體" w:hAnsi="Times New Roman" w:cs="Times New Roman"/>
         </w:rPr>
       </w:pPr>
     </w:p>
@@ -36869,7 +37669,7 @@
           <w:szCs w:val="40"/>
         </w:rPr>
       </w:pPr>
-      <w:bookmarkStart w:id="60" w:name="_Toc215925782"/>
+      <w:bookmarkStart w:id="61" w:name="_Toc217559747"/>
       <w:r>
         <w:rPr>
           <w:rFonts w:ascii="Times New Roman" w:eastAsia="標楷體" w:hAnsi="Times New Roman" w:cs="Times New Roman"/>
@@ -36901,7 +37701,7 @@
         </w:rPr>
         <w:t>結論與未來方向</w:t>
       </w:r>
-      <w:bookmarkEnd w:id="60"/>
+      <w:bookmarkEnd w:id="61"/>
     </w:p>
     <w:p>
       <w:pPr>
@@ -36944,8 +37744,8 @@
           <w:szCs w:val="40"/>
         </w:rPr>
       </w:pPr>
-      <w:bookmarkStart w:id="61" w:name="_Toc205218997"/>
-      <w:bookmarkStart w:id="62" w:name="_Toc215925783"/>
+      <w:bookmarkStart w:id="62" w:name="_Toc205218997"/>
+      <w:bookmarkStart w:id="63" w:name="_Toc217559748"/>
       <w:r>
         <w:rPr>
           <w:rFonts w:ascii="Times New Roman" w:eastAsia="標楷體" w:hAnsi="Times New Roman" w:cs="Times New Roman"/>
@@ -36957,59 +37757,7 @@
         <w:lastRenderedPageBreak/>
         <w:t>參考文獻</w:t>
       </w:r>
-      <w:bookmarkEnd w:id="61"/>
       <w:bookmarkEnd w:id="62"/>
-    </w:p>
-    <w:p>
-      <w:pPr>
-        <w:pStyle w:val="EndNoteBibliography"/>
-        <w:spacing w:after="0"/>
-        <w:ind w:left="720" w:hanging="720"/>
-      </w:pPr>
-      <w:r>
-        <w:rPr>
-          <w:rFonts w:eastAsia="標楷體"/>
-          <w:b/>
-          <w:bCs/>
-          <w:color w:val="EE0000"/>
-        </w:rPr>
-        <w:fldChar w:fldCharType="begin"/>
-      </w:r>
-      <w:r>
-        <w:rPr>
-          <w:rFonts w:eastAsia="標楷體"/>
-          <w:b/>
-          <w:bCs/>
-          <w:color w:val="EE0000"/>
-        </w:rPr>
-        <w:instrText xml:space="preserve"> ADDIN EN.REFLIST </w:instrText>
-      </w:r>
-      <w:r>
-        <w:rPr>
-          <w:rFonts w:eastAsia="標楷體"/>
-          <w:b/>
-          <w:bCs/>
-          <w:color w:val="EE0000"/>
-        </w:rPr>
-        <w:fldChar w:fldCharType="separate"/>
-      </w:r>
-      <w:bookmarkStart w:id="63" w:name="_ENREF_1"/>
-      <w:r>
-        <w:t>[1]</w:t>
-      </w:r>
-      <w:r>
-        <w:tab/>
-        <w:t xml:space="preserve">F. Alesiani, G. Ermis, and K. Gkiotsalitis, "Constrained clustering for the capacitated vehicle routing problem (CC-CVRP)," </w:t>
-      </w:r>
-      <w:r>
-        <w:rPr>
-          <w:i/>
-        </w:rPr>
-        <w:t xml:space="preserve">Applied artificial intelligence, </w:t>
-      </w:r>
-      <w:r>
-        <w:t>vol. 36, no. 1, p. 1995658, 2022.</w:t>
-      </w:r>
       <w:bookmarkEnd w:id="63"/>
     </w:p>
     <w:p>
@@ -37018,22 +37766,49 @@
         <w:spacing w:after="0"/>
         <w:ind w:left="720" w:hanging="720"/>
       </w:pPr>
-      <w:bookmarkStart w:id="64" w:name="_ENREF_2"/>
-      <w:r>
-        <w:t>[2]</w:t>
+      <w:r>
+        <w:rPr>
+          <w:rFonts w:eastAsia="標楷體"/>
+          <w:b/>
+          <w:bCs/>
+          <w:color w:val="EE0000"/>
+        </w:rPr>
+        <w:fldChar w:fldCharType="begin"/>
+      </w:r>
+      <w:r>
+        <w:rPr>
+          <w:rFonts w:eastAsia="標楷體"/>
+          <w:b/>
+          <w:bCs/>
+          <w:color w:val="EE0000"/>
+        </w:rPr>
+        <w:instrText xml:space="preserve"> ADDIN EN.REFLIST </w:instrText>
+      </w:r>
+      <w:r>
+        <w:rPr>
+          <w:rFonts w:eastAsia="標楷體"/>
+          <w:b/>
+          <w:bCs/>
+          <w:color w:val="EE0000"/>
+        </w:rPr>
+        <w:fldChar w:fldCharType="separate"/>
+      </w:r>
+      <w:bookmarkStart w:id="64" w:name="_ENREF_1"/>
+      <w:r>
+        <w:t>[1]</w:t>
       </w:r>
       <w:r>
         <w:tab/>
-        <w:t xml:space="preserve">T. Gocken and M. Yaktubay, "Comparison of different clustering algorithms via genetic algorithm for VRPTW," </w:t>
+        <w:t xml:space="preserve">F. Alesiani, G. Ermis, and K. Gkiotsalitis, "Constrained clustering for the capacitated vehicle routing problem (CC-CVRP)," </w:t>
       </w:r>
       <w:r>
         <w:rPr>
           <w:i/>
         </w:rPr>
-        <w:t xml:space="preserve">International Journal of Simulation Modelling, </w:t>
-      </w:r>
-      <w:r>
-        <w:t>vol. 18, no. 4, pp. 574–585, 2019.</w:t>
+        <w:t xml:space="preserve">Applied artificial intelligence, </w:t>
+      </w:r>
+      <w:r>
+        <w:t>vol. 36, no. 1, p. 1995658, 2022.</w:t>
       </w:r>
       <w:bookmarkEnd w:id="64"/>
     </w:p>
@@ -37043,22 +37818,22 @@
         <w:spacing w:after="0"/>
         <w:ind w:left="720" w:hanging="720"/>
       </w:pPr>
-      <w:bookmarkStart w:id="65" w:name="_ENREF_3"/>
-      <w:r>
-        <w:t>[3]</w:t>
+      <w:bookmarkStart w:id="65" w:name="_ENREF_2"/>
+      <w:r>
+        <w:t>[2]</w:t>
       </w:r>
       <w:r>
         <w:tab/>
-        <w:t xml:space="preserve">B. Yu, Z. Yang, and B. Yao, "A hybrid algorithm for vehicle routing problem with time windows," </w:t>
+        <w:t xml:space="preserve">T. Gocken and M. Yaktubay, "Comparison of different clustering algorithms via genetic algorithm for VRPTW," </w:t>
       </w:r>
       <w:r>
         <w:rPr>
           <w:i/>
         </w:rPr>
-        <w:t xml:space="preserve">expert systems with applications, </w:t>
-      </w:r>
-      <w:r>
-        <w:t>vol. 38, no. 1, pp. 435–441, 2011.</w:t>
+        <w:t xml:space="preserve">International Journal of Simulation Modelling, </w:t>
+      </w:r>
+      <w:r>
+        <w:t>vol. 18, no. 4, pp. 574–585, 2019.</w:t>
       </w:r>
       <w:bookmarkEnd w:id="65"/>
     </w:p>
@@ -37068,22 +37843,22 @@
         <w:spacing w:after="0"/>
         <w:ind w:left="720" w:hanging="720"/>
       </w:pPr>
-      <w:bookmarkStart w:id="66" w:name="_ENREF_4"/>
-      <w:r>
-        <w:t>[4]</w:t>
+      <w:bookmarkStart w:id="66" w:name="_ENREF_3"/>
+      <w:r>
+        <w:t>[3]</w:t>
       </w:r>
       <w:r>
         <w:tab/>
-        <w:t xml:space="preserve">Y. Zhang and J. Li, "A hybrid heuristic harmony search algorithm for the vehicle routing problem with time windows," </w:t>
+        <w:t xml:space="preserve">B. Yu, Z. Yang, and B. Yao, "A hybrid algorithm for vehicle routing problem with time windows," </w:t>
       </w:r>
       <w:r>
         <w:rPr>
           <w:i/>
         </w:rPr>
-        <w:t xml:space="preserve">IEEE Access, </w:t>
-      </w:r>
-      <w:r>
-        <w:t>vol. 12, pp. 42083–42095, 2024.</w:t>
+        <w:t xml:space="preserve">expert systems with applications, </w:t>
+      </w:r>
+      <w:r>
+        <w:t>vol. 38, no. 1, pp. 435–441, 2011.</w:t>
       </w:r>
       <w:bookmarkEnd w:id="66"/>
     </w:p>
@@ -37093,22 +37868,22 @@
         <w:spacing w:after="0"/>
         <w:ind w:left="720" w:hanging="720"/>
       </w:pPr>
-      <w:bookmarkStart w:id="67" w:name="_ENREF_5"/>
-      <w:r>
-        <w:t>[5]</w:t>
+      <w:bookmarkStart w:id="67" w:name="_ENREF_4"/>
+      <w:r>
+        <w:t>[4]</w:t>
       </w:r>
       <w:r>
         <w:tab/>
-        <w:t xml:space="preserve">M.-C. Bolduc, J. Renaud, F. Boctor, and G. Laporte, "A perturbation metaheuristic for the vehicle routing problem with private fleet and common carriers," </w:t>
+        <w:t xml:space="preserve">Y. Zhang and J. Li, "A hybrid heuristic harmony search algorithm for the vehicle routing problem with time windows," </w:t>
       </w:r>
       <w:r>
         <w:rPr>
           <w:i/>
         </w:rPr>
-        <w:t xml:space="preserve">Journal of the Operational Research Society, </w:t>
-      </w:r>
-      <w:r>
-        <w:t>vol. 59, no. 6, pp. 776–787, 2008.</w:t>
+        <w:t xml:space="preserve">IEEE Access, </w:t>
+      </w:r>
+      <w:r>
+        <w:t>vol. 12, pp. 42083–42095, 2024.</w:t>
       </w:r>
       <w:bookmarkEnd w:id="67"/>
     </w:p>
@@ -37118,22 +37893,22 @@
         <w:spacing w:after="0"/>
         <w:ind w:left="720" w:hanging="720"/>
       </w:pPr>
-      <w:bookmarkStart w:id="68" w:name="_ENREF_6"/>
-      <w:r>
-        <w:t>[6]</w:t>
+      <w:bookmarkStart w:id="68" w:name="_ENREF_5"/>
+      <w:r>
+        <w:t>[5]</w:t>
       </w:r>
       <w:r>
         <w:tab/>
-        <w:t xml:space="preserve">P. Stodola and J. Nohel, "Adaptive ant colony optimization with node clustering for the multidepot vehicle routing problem," </w:t>
+        <w:t xml:space="preserve">M.-C. Bolduc, J. Renaud, F. Boctor, and G. Laporte, "A perturbation metaheuristic for the vehicle routing problem with private fleet and common carriers," </w:t>
       </w:r>
       <w:r>
         <w:rPr>
           <w:i/>
         </w:rPr>
-        <w:t xml:space="preserve">IEEE Transactions on Evolutionary Computation, </w:t>
-      </w:r>
-      <w:r>
-        <w:t>vol. 27, no. 6, pp. 1866–1880, 2022.</w:t>
+        <w:t xml:space="preserve">Journal of the Operational Research Society, </w:t>
+      </w:r>
+      <w:r>
+        <w:t>vol. 59, no. 6, pp. 776–787, 2008.</w:t>
       </w:r>
       <w:bookmarkEnd w:id="68"/>
     </w:p>
@@ -37143,22 +37918,22 @@
         <w:spacing w:after="0"/>
         <w:ind w:left="720" w:hanging="720"/>
       </w:pPr>
-      <w:bookmarkStart w:id="69" w:name="_ENREF_7"/>
-      <w:r>
-        <w:t>[7]</w:t>
+      <w:bookmarkStart w:id="69" w:name="_ENREF_6"/>
+      <w:r>
+        <w:t>[6]</w:t>
       </w:r>
       <w:r>
         <w:tab/>
-        <w:t xml:space="preserve">S. Mirjalili, "Genetic algorithm," in </w:t>
+        <w:t xml:space="preserve">P. Stodola and J. Nohel, "Adaptive ant colony optimization with node clustering for the multidepot vehicle routing problem," </w:t>
       </w:r>
       <w:r>
         <w:rPr>
           <w:i/>
         </w:rPr>
-        <w:t>Evolutionary algorithms and neural networks: theory and applications</w:t>
-      </w:r>
-      <w:r>
-        <w:t>: Springer, 2018, pp. 43–55.</w:t>
+        <w:t xml:space="preserve">IEEE Transactions on Evolutionary Computation, </w:t>
+      </w:r>
+      <w:r>
+        <w:t>vol. 27, no. 6, pp. 1866–1880, 2022.</w:t>
       </w:r>
       <w:bookmarkEnd w:id="69"/>
     </w:p>
@@ -37168,22 +37943,22 @@
         <w:spacing w:after="0"/>
         <w:ind w:left="720" w:hanging="720"/>
       </w:pPr>
-      <w:bookmarkStart w:id="70" w:name="_ENREF_8"/>
-      <w:r>
-        <w:t>[8]</w:t>
+      <w:bookmarkStart w:id="70" w:name="_ENREF_7"/>
+      <w:r>
+        <w:t>[7]</w:t>
       </w:r>
       <w:r>
         <w:tab/>
-        <w:t xml:space="preserve">S. Katoch, S. S. Chauhan, and V. Kumar, "A review on genetic algorithm: past, present, and future," </w:t>
+        <w:t xml:space="preserve">S. Mirjalili, "Genetic algorithm," in </w:t>
       </w:r>
       <w:r>
         <w:rPr>
           <w:i/>
         </w:rPr>
-        <w:t xml:space="preserve">Multimedia tools and applications, </w:t>
-      </w:r>
-      <w:r>
-        <w:t>vol. 80, no. 5, pp. 8091–8126, 2021.</w:t>
+        <w:t>Evolutionary algorithms and neural networks: theory and applications</w:t>
+      </w:r>
+      <w:r>
+        <w:t>: Springer, 2018, pp. 43–55.</w:t>
       </w:r>
       <w:bookmarkEnd w:id="70"/>
     </w:p>
@@ -37193,7 +37968,32 @@
         <w:spacing w:after="0"/>
         <w:ind w:left="720" w:hanging="720"/>
       </w:pPr>
-      <w:bookmarkStart w:id="71" w:name="_ENREF_9"/>
+      <w:bookmarkStart w:id="71" w:name="_ENREF_8"/>
+      <w:r>
+        <w:t>[8]</w:t>
+      </w:r>
+      <w:r>
+        <w:tab/>
+        <w:t xml:space="preserve">S. Katoch, S. S. Chauhan, and V. Kumar, "A review on genetic algorithm: past, present, and future," </w:t>
+      </w:r>
+      <w:r>
+        <w:rPr>
+          <w:i/>
+        </w:rPr>
+        <w:t xml:space="preserve">Multimedia tools and applications, </w:t>
+      </w:r>
+      <w:r>
+        <w:t>vol. 80, no. 5, pp. 8091–8126, 2021.</w:t>
+      </w:r>
+      <w:bookmarkEnd w:id="71"/>
+    </w:p>
+    <w:p>
+      <w:pPr>
+        <w:pStyle w:val="EndNoteBibliography"/>
+        <w:spacing w:after="0"/>
+        <w:ind w:left="720" w:hanging="720"/>
+      </w:pPr>
+      <w:bookmarkStart w:id="72" w:name="_ENREF_9"/>
       <w:r>
         <w:t>[9]</w:t>
       </w:r>
@@ -37210,14 +38010,14 @@
       <w:r>
         <w:t>vol. 267, no. 1, pp. 66–73, 1992.</w:t>
       </w:r>
-      <w:bookmarkEnd w:id="71"/>
+      <w:bookmarkEnd w:id="72"/>
     </w:p>
     <w:p>
       <w:pPr>
         <w:pStyle w:val="EndNoteBibliography"/>
         <w:ind w:left="720" w:hanging="720"/>
       </w:pPr>
-      <w:bookmarkStart w:id="72" w:name="_ENREF_10"/>
+      <w:bookmarkStart w:id="73" w:name="_ENREF_10"/>
       <w:r>
         <w:t>[10]</w:t>
       </w:r>
@@ -37234,7 +38034,7 @@
       <w:r>
         <w:t>vol. 1, no. 4, pp. 28–39, 2007.</w:t>
       </w:r>
-      <w:bookmarkEnd w:id="72"/>
+      <w:bookmarkEnd w:id="73"/>
     </w:p>
     <w:p>
       <w:pPr>
@@ -40295,14 +41095,14 @@
     <w:autoRedefine/>
     <w:uiPriority w:val="39"/>
     <w:unhideWhenUsed/>
-    <w:rsid w:val="00B127D9"/>
+    <w:rsid w:val="00CD1709"/>
     <w:pPr>
       <w:widowControl/>
       <w:spacing w:after="100" w:line="259" w:lineRule="auto"/>
       <w:ind w:left="220"/>
     </w:pPr>
     <w:rPr>
-      <w:rFonts w:eastAsia="標楷體" w:cs="Times New Roman"/>
+      <w:rFonts w:eastAsia="Times New Roman" w:cs="Times New Roman"/>
       <w:kern w:val="0"/>
       <w:szCs w:val="22"/>
       <w14:ligatures w14:val="none"/>
@@ -40315,7 +41115,7 @@
     <w:autoRedefine/>
     <w:uiPriority w:val="39"/>
     <w:unhideWhenUsed/>
-    <w:rsid w:val="007D6CA1"/>
+    <w:rsid w:val="0075432D"/>
     <w:pPr>
       <w:widowControl/>
       <w:tabs>
@@ -40324,7 +41124,7 @@
       <w:spacing w:after="100" w:line="259" w:lineRule="auto"/>
     </w:pPr>
     <w:rPr>
-      <w:rFonts w:ascii="Times New Roman" w:eastAsia="標楷體" w:hAnsi="Times New Roman" w:cs="Times New Roman"/>
+      <w:rFonts w:ascii="Times New Roman" w:eastAsia="Times New Roman" w:hAnsi="Times New Roman" w:cs="Times New Roman"/>
       <w:noProof/>
       <w:kern w:val="0"/>
       <w14:ligatures w14:val="none"/>
@@ -40337,14 +41137,14 @@
     <w:autoRedefine/>
     <w:uiPriority w:val="39"/>
     <w:unhideWhenUsed/>
-    <w:rsid w:val="00B127D9"/>
+    <w:rsid w:val="00CD1709"/>
     <w:pPr>
       <w:widowControl/>
       <w:spacing w:after="100" w:line="259" w:lineRule="auto"/>
       <w:ind w:left="440"/>
     </w:pPr>
     <w:rPr>
-      <w:rFonts w:eastAsia="標楷體" w:cs="Times New Roman"/>
+      <w:rFonts w:eastAsia="Times New Roman" w:cs="Times New Roman"/>
       <w:kern w:val="0"/>
       <w:szCs w:val="22"/>
       <w14:ligatures w14:val="none"/>
@@ -40488,12 +41288,12 @@
     <w:uiPriority w:val="39"/>
     <w:semiHidden/>
     <w:unhideWhenUsed/>
-    <w:rsid w:val="00B127D9"/>
+    <w:rsid w:val="0075432D"/>
     <w:pPr>
       <w:ind w:leftChars="600" w:left="1440"/>
     </w:pPr>
     <w:rPr>
-      <w:rFonts w:eastAsia="標楷體"/>
+      <w:rFonts w:eastAsia="Times New Roman"/>
     </w:rPr>
   </w:style>
   <w:style w:type="character" w:customStyle="1" w:styleId="mord">
@@ -40568,6 +41368,22 @@
     <w:rPr>
       <w:color w:val="96607D" w:themeColor="followedHyperlink"/>
       <w:u w:val="single"/>
+    </w:rPr>
+  </w:style>
+  <w:style w:type="paragraph" w:styleId="51">
+    <w:name w:val="toc 5"/>
+    <w:basedOn w:val="a"/>
+    <w:next w:val="a"/>
+    <w:autoRedefine/>
+    <w:uiPriority w:val="39"/>
+    <w:semiHidden/>
+    <w:unhideWhenUsed/>
+    <w:rsid w:val="0075432D"/>
+    <w:pPr>
+      <w:ind w:leftChars="800" w:left="1920"/>
+    </w:pPr>
+    <w:rPr>
+      <w:rFonts w:eastAsia="Times New Roman"/>
     </w:rPr>
   </w:style>
 </w:styles>

--- a/docs/thesis/114論文_楊宏傑.docx
+++ b/docs/thesis/114論文_楊宏傑.docx
@@ -751,6 +751,14 @@
         </w:rPr>
         <w:t>)</w:t>
       </w:r>
+      <w:r>
+        <w:rPr>
+          <w:rFonts w:ascii="Times New Roman" w:eastAsia="標楷體" w:hAnsi="Times New Roman" w:cs="Times New Roman" w:hint="eastAsia"/>
+          <w:color w:val="C00000"/>
+          <w:highlight w:val="yellow"/>
+        </w:rPr>
+        <w:t>[Reference]</w:t>
+      </w:r>
       <w:proofErr w:type="gramStart"/>
       <w:r>
         <w:rPr>
@@ -794,6 +802,22 @@
           <w:highlight w:val="yellow"/>
         </w:rPr>
         <w:t>)</w:t>
+      </w:r>
+      <w:r>
+        <w:rPr>
+          <w:rFonts w:ascii="Times New Roman" w:eastAsia="標楷體" w:hAnsi="Times New Roman" w:cs="Times New Roman" w:hint="eastAsia"/>
+          <w:color w:val="C00000"/>
+          <w:highlight w:val="yellow"/>
+        </w:rPr>
+        <w:t xml:space="preserve"> </w:t>
+      </w:r>
+      <w:r>
+        <w:rPr>
+          <w:rFonts w:ascii="Times New Roman" w:eastAsia="標楷體" w:hAnsi="Times New Roman" w:cs="Times New Roman" w:hint="eastAsia"/>
+          <w:color w:val="C00000"/>
+          <w:highlight w:val="yellow"/>
+        </w:rPr>
+        <w:t>[Reference]</w:t>
       </w:r>
       <w:r>
         <w:rPr>
@@ -1912,27 +1936,7 @@
                 <w:bCs/>
                 <w:noProof/>
               </w:rPr>
-              <w:t>研究動機</w:t>
-            </w:r>
-            <w:r>
-              <w:rPr>
-                <w:rStyle w:val="af4"/>
-                <w:rFonts w:ascii="Times New Roman" w:eastAsia="標楷體" w:hAnsi="Times New Roman"/>
-                <w:b/>
-                <w:bCs/>
-                <w:noProof/>
-              </w:rPr>
-              <w:t>與</w:t>
-            </w:r>
-            <w:r>
-              <w:rPr>
-                <w:rStyle w:val="af4"/>
-                <w:rFonts w:ascii="Times New Roman" w:eastAsia="標楷體" w:hAnsi="Times New Roman"/>
-                <w:b/>
-                <w:bCs/>
-                <w:noProof/>
-              </w:rPr>
-              <w:t>目的</w:t>
+              <w:t>研究動機與目的</w:t>
             </w:r>
             <w:r>
               <w:rPr>
@@ -4738,7 +4742,6 @@
         <w:tabs>
           <w:tab w:val="right" w:leader="dot" w:pos="8296"/>
         </w:tabs>
-        <w:ind w:left="480" w:hanging="480"/>
         <w:rPr>
           <w:rFonts w:asciiTheme="minorHAnsi" w:eastAsiaTheme="minorEastAsia" w:hAnsiTheme="minorHAnsi" w:cstheme="minorBidi"/>
           <w:bCs w:val="0"/>
@@ -4782,7 +4785,7 @@
         </w:rPr>
         <w:fldChar w:fldCharType="separate"/>
       </w:r>
-      <w:hyperlink w:anchor="_Toc217559444" w:history="1">
+      <w:hyperlink w:anchor="_Toc217747141" w:history="1">
         <w:r>
           <w:rPr>
             <w:rStyle w:val="af4"/>
@@ -4820,7 +4823,7 @@
           <w:rPr>
             <w:webHidden/>
           </w:rPr>
-          <w:instrText xml:space="preserve"> PAGEREF _Toc217559444 \h </w:instrText>
+          <w:instrText xml:space="preserve"> PAGEREF _Toc217747141 \h </w:instrText>
         </w:r>
         <w:r>
           <w:rPr>
@@ -4849,6 +4852,88 @@
     </w:p>
     <w:p>
       <w:pPr>
+        <w:pStyle w:val="af5"/>
+        <w:tabs>
+          <w:tab w:val="right" w:leader="dot" w:pos="8296"/>
+        </w:tabs>
+        <w:rPr>
+          <w:rFonts w:asciiTheme="minorHAnsi" w:eastAsiaTheme="minorEastAsia" w:hAnsiTheme="minorHAnsi" w:cstheme="minorBidi"/>
+          <w:bCs w:val="0"/>
+          <w:kern w:val="2"/>
+          <w:szCs w:val="24"/>
+          <w14:ligatures w14:val="standardContextual"/>
+        </w:rPr>
+      </w:pPr>
+      <w:hyperlink w:anchor="_Toc217747142" w:history="1">
+        <w:r>
+          <w:rPr>
+            <w:rStyle w:val="af4"/>
+            <w:rFonts w:ascii="Times New Roman" w:hAnsi="Times New Roman" w:cs="Times New Roman"/>
+            <w:highlight w:val="yellow"/>
+          </w:rPr>
+          <w:t>圖</w:t>
+        </w:r>
+        <w:r>
+          <w:rPr>
+            <w:rStyle w:val="af4"/>
+            <w:rFonts w:ascii="Times New Roman" w:hAnsi="Times New Roman" w:cs="Times New Roman"/>
+            <w:highlight w:val="yellow"/>
+          </w:rPr>
+          <w:t>2</w:t>
+        </w:r>
+        <w:r>
+          <w:rPr>
+            <w:rStyle w:val="af4"/>
+            <w:rFonts w:ascii="Times New Roman" w:hAnsi="Times New Roman" w:cs="Times New Roman"/>
+            <w:highlight w:val="yellow"/>
+          </w:rPr>
+          <w:t>物流公司人工編排路線資料</w:t>
+        </w:r>
+        <w:r>
+          <w:rPr>
+            <w:webHidden/>
+          </w:rPr>
+          <w:tab/>
+        </w:r>
+        <w:r>
+          <w:rPr>
+            <w:webHidden/>
+          </w:rPr>
+          <w:fldChar w:fldCharType="begin"/>
+        </w:r>
+        <w:r>
+          <w:rPr>
+            <w:webHidden/>
+          </w:rPr>
+          <w:instrText xml:space="preserve"> PAGEREF _Toc217747142 \h </w:instrText>
+        </w:r>
+        <w:r>
+          <w:rPr>
+            <w:webHidden/>
+          </w:rPr>
+        </w:r>
+        <w:r>
+          <w:rPr>
+            <w:webHidden/>
+          </w:rPr>
+          <w:fldChar w:fldCharType="separate"/>
+        </w:r>
+        <w:r>
+          <w:rPr>
+            <w:webHidden/>
+          </w:rPr>
+          <w:t>24</w:t>
+        </w:r>
+        <w:r>
+          <w:rPr>
+            <w:webHidden/>
+          </w:rPr>
+          <w:fldChar w:fldCharType="end"/>
+        </w:r>
+      </w:hyperlink>
+    </w:p>
+    <w:p>
+      <w:pPr>
         <w:widowControl/>
         <w:tabs>
           <w:tab w:val="left" w:pos="5007"/>
@@ -4931,7 +5016,6 @@
         <w:tabs>
           <w:tab w:val="right" w:leader="dot" w:pos="8296"/>
         </w:tabs>
-        <w:ind w:left="480" w:hanging="480"/>
         <w:rPr>
           <w:rFonts w:asciiTheme="minorHAnsi" w:eastAsiaTheme="minorEastAsia" w:hAnsiTheme="minorHAnsi" w:cstheme="minorBidi"/>
           <w:bCs w:val="0"/>
@@ -4975,7 +5059,7 @@
         </w:rPr>
         <w:fldChar w:fldCharType="separate"/>
       </w:r>
-      <w:hyperlink w:anchor="_Toc217559032" w:history="1">
+      <w:hyperlink w:anchor="_Toc217747146" w:history="1">
         <w:r>
           <w:rPr>
             <w:rStyle w:val="af4"/>
@@ -5013,7 +5097,7 @@
           <w:rPr>
             <w:webHidden/>
           </w:rPr>
-          <w:instrText xml:space="preserve"> PAGEREF _Toc217559032 \h </w:instrText>
+          <w:instrText xml:space="preserve"> PAGEREF _Toc217747146 \h </w:instrText>
         </w:r>
         <w:r>
           <w:rPr>
@@ -5046,7 +5130,6 @@
         <w:tabs>
           <w:tab w:val="right" w:leader="dot" w:pos="8296"/>
         </w:tabs>
-        <w:ind w:left="480" w:hanging="480"/>
         <w:rPr>
           <w:rFonts w:asciiTheme="minorHAnsi" w:eastAsiaTheme="minorEastAsia" w:hAnsiTheme="minorHAnsi" w:cstheme="minorBidi"/>
           <w:bCs w:val="0"/>
@@ -5055,7 +5138,7 @@
           <w14:ligatures w14:val="standardContextual"/>
         </w:rPr>
       </w:pPr>
-      <w:hyperlink w:anchor="_Toc217559033" w:history="1">
+      <w:hyperlink w:anchor="_Toc217747147" w:history="1">
         <w:r>
           <w:rPr>
             <w:rStyle w:val="af4"/>
@@ -5093,7 +5176,7 @@
           <w:rPr>
             <w:webHidden/>
           </w:rPr>
-          <w:instrText xml:space="preserve"> PAGEREF _Toc217559033 \h </w:instrText>
+          <w:instrText xml:space="preserve"> PAGEREF _Toc217747147 \h </w:instrText>
         </w:r>
         <w:r>
           <w:rPr>
@@ -5126,7 +5209,6 @@
         <w:tabs>
           <w:tab w:val="right" w:leader="dot" w:pos="8296"/>
         </w:tabs>
-        <w:ind w:left="480" w:hanging="480"/>
         <w:rPr>
           <w:rFonts w:asciiTheme="minorHAnsi" w:eastAsiaTheme="minorEastAsia" w:hAnsiTheme="minorHAnsi" w:cstheme="minorBidi"/>
           <w:bCs w:val="0"/>
@@ -5135,7 +5217,7 @@
           <w14:ligatures w14:val="standardContextual"/>
         </w:rPr>
       </w:pPr>
-      <w:hyperlink w:anchor="_Toc217559034" w:history="1">
+      <w:hyperlink w:anchor="_Toc217747148" w:history="1">
         <w:r>
           <w:rPr>
             <w:rStyle w:val="af4"/>
@@ -5173,7 +5255,7 @@
           <w:rPr>
             <w:webHidden/>
           </w:rPr>
-          <w:instrText xml:space="preserve"> PAGEREF _Toc217559034 \h </w:instrText>
+          <w:instrText xml:space="preserve"> PAGEREF _Toc217747148 \h </w:instrText>
         </w:r>
         <w:r>
           <w:rPr>
@@ -5206,7 +5288,6 @@
         <w:tabs>
           <w:tab w:val="right" w:leader="dot" w:pos="8296"/>
         </w:tabs>
-        <w:ind w:left="480" w:hanging="480"/>
         <w:rPr>
           <w:rFonts w:asciiTheme="minorHAnsi" w:eastAsiaTheme="minorEastAsia" w:hAnsiTheme="minorHAnsi" w:cstheme="minorBidi"/>
           <w:bCs w:val="0"/>
@@ -5215,7 +5296,7 @@
           <w14:ligatures w14:val="standardContextual"/>
         </w:rPr>
       </w:pPr>
-      <w:hyperlink w:anchor="_Toc217559035" w:history="1">
+      <w:hyperlink w:anchor="_Toc217747149" w:history="1">
         <w:r>
           <w:rPr>
             <w:rStyle w:val="af4"/>
@@ -5253,7 +5334,7 @@
           <w:rPr>
             <w:webHidden/>
           </w:rPr>
-          <w:instrText xml:space="preserve"> PAGEREF _Toc217559035 \h </w:instrText>
+          <w:instrText xml:space="preserve"> PAGEREF _Toc217747149 \h </w:instrText>
         </w:r>
         <w:r>
           <w:rPr>
@@ -5286,7 +5367,6 @@
         <w:tabs>
           <w:tab w:val="right" w:leader="dot" w:pos="8296"/>
         </w:tabs>
-        <w:ind w:left="480" w:hanging="480"/>
         <w:rPr>
           <w:rFonts w:asciiTheme="minorHAnsi" w:eastAsiaTheme="minorEastAsia" w:hAnsiTheme="minorHAnsi" w:cstheme="minorBidi"/>
           <w:bCs w:val="0"/>
@@ -5295,7 +5375,7 @@
           <w14:ligatures w14:val="standardContextual"/>
         </w:rPr>
       </w:pPr>
-      <w:hyperlink w:anchor="_Toc217559036" w:history="1">
+      <w:hyperlink w:anchor="_Toc217747150" w:history="1">
         <w:r>
           <w:rPr>
             <w:rStyle w:val="af4"/>
@@ -5318,23 +5398,7 @@
             <w:rFonts w:ascii="Times New Roman" w:hAnsi="Times New Roman" w:cs="Times New Roman"/>
             <w:highlight w:val="yellow"/>
           </w:rPr>
-          <w:t>系統規劃與物流</w:t>
-        </w:r>
-        <w:r>
-          <w:rPr>
-            <w:rStyle w:val="af4"/>
-            <w:rFonts w:ascii="Times New Roman" w:hAnsi="Times New Roman" w:cs="Times New Roman"/>
-            <w:highlight w:val="yellow"/>
-          </w:rPr>
-          <w:t>公</w:t>
-        </w:r>
-        <w:r>
-          <w:rPr>
-            <w:rStyle w:val="af4"/>
-            <w:rFonts w:ascii="Times New Roman" w:hAnsi="Times New Roman" w:cs="Times New Roman"/>
-            <w:highlight w:val="yellow"/>
-          </w:rPr>
-          <w:t>司人工編排比較表</w:t>
+          <w:t>系統與物流公司人工編排比較表</w:t>
         </w:r>
         <w:r>
           <w:rPr>
@@ -5352,7 +5416,7 @@
           <w:rPr>
             <w:webHidden/>
           </w:rPr>
-          <w:instrText xml:space="preserve"> PAGEREF _Toc217559036 \h </w:instrText>
+          <w:instrText xml:space="preserve"> PAGEREF _Toc217747150 \h </w:instrText>
         </w:r>
         <w:r>
           <w:rPr>
@@ -5369,7 +5433,89 @@
           <w:rPr>
             <w:webHidden/>
           </w:rPr>
-          <w:t>24</w:t>
+          <w:t>25</w:t>
+        </w:r>
+        <w:r>
+          <w:rPr>
+            <w:webHidden/>
+          </w:rPr>
+          <w:fldChar w:fldCharType="end"/>
+        </w:r>
+      </w:hyperlink>
+    </w:p>
+    <w:p>
+      <w:pPr>
+        <w:pStyle w:val="af5"/>
+        <w:tabs>
+          <w:tab w:val="right" w:leader="dot" w:pos="8296"/>
+        </w:tabs>
+        <w:rPr>
+          <w:rFonts w:asciiTheme="minorHAnsi" w:eastAsiaTheme="minorEastAsia" w:hAnsiTheme="minorHAnsi" w:cstheme="minorBidi"/>
+          <w:bCs w:val="0"/>
+          <w:kern w:val="2"/>
+          <w:szCs w:val="24"/>
+          <w14:ligatures w14:val="standardContextual"/>
+        </w:rPr>
+      </w:pPr>
+      <w:hyperlink w:anchor="_Toc217747151" w:history="1">
+        <w:r>
+          <w:rPr>
+            <w:rStyle w:val="af4"/>
+            <w:rFonts w:ascii="Times New Roman" w:hAnsi="Times New Roman" w:cs="Times New Roman"/>
+            <w:highlight w:val="yellow"/>
+          </w:rPr>
+          <w:t>表</w:t>
+        </w:r>
+        <w:r>
+          <w:rPr>
+            <w:rStyle w:val="af4"/>
+            <w:rFonts w:ascii="Times New Roman" w:hAnsi="Times New Roman" w:cs="Times New Roman"/>
+            <w:highlight w:val="yellow"/>
+          </w:rPr>
+          <w:t>6</w:t>
+        </w:r>
+        <w:r>
+          <w:rPr>
+            <w:rStyle w:val="af4"/>
+            <w:rFonts w:ascii="Times New Roman" w:hAnsi="Times New Roman" w:cs="Times New Roman"/>
+            <w:highlight w:val="yellow"/>
+          </w:rPr>
+          <w:t>系統與物流公司人工編排差異率</w:t>
+        </w:r>
+        <w:r>
+          <w:rPr>
+            <w:webHidden/>
+          </w:rPr>
+          <w:tab/>
+        </w:r>
+        <w:r>
+          <w:rPr>
+            <w:webHidden/>
+          </w:rPr>
+          <w:fldChar w:fldCharType="begin"/>
+        </w:r>
+        <w:r>
+          <w:rPr>
+            <w:webHidden/>
+          </w:rPr>
+          <w:instrText xml:space="preserve"> PAGEREF _Toc217747151 \h </w:instrText>
+        </w:r>
+        <w:r>
+          <w:rPr>
+            <w:webHidden/>
+          </w:rPr>
+        </w:r>
+        <w:r>
+          <w:rPr>
+            <w:webHidden/>
+          </w:rPr>
+          <w:fldChar w:fldCharType="separate"/>
+        </w:r>
+        <w:r>
+          <w:rPr>
+            <w:webHidden/>
+          </w:rPr>
+          <w:t>26</w:t>
         </w:r>
         <w:r>
           <w:rPr>
@@ -6252,7 +6398,13 @@
         <w:rPr>
           <w:rFonts w:ascii="Times New Roman" w:eastAsia="標楷體" w:hAnsi="Times New Roman" w:cs="Times New Roman" w:hint="eastAsia"/>
         </w:rPr>
-        <w:t>遺傳演算法</w:t>
+        <w:t>基因</w:t>
+      </w:r>
+      <w:r>
+        <w:rPr>
+          <w:rFonts w:ascii="Times New Roman" w:eastAsia="標楷體" w:hAnsi="Times New Roman" w:cs="Times New Roman" w:hint="eastAsia"/>
+        </w:rPr>
+        <w:t>演算法</w:t>
       </w:r>
       <w:r>
         <w:rPr>
@@ -12146,7 +12298,7 @@
           <w:szCs w:val="24"/>
         </w:rPr>
       </w:pPr>
-      <w:bookmarkStart w:id="32" w:name="_Toc217559032"/>
+      <w:bookmarkStart w:id="32" w:name="_Toc217747146"/>
       <w:r>
         <w:rPr>
           <w:rFonts w:ascii="Times New Roman" w:eastAsia="標楷體" w:hAnsi="Times New Roman" w:cs="Times New Roman"/>
@@ -16540,7 +16692,31 @@
         <w:rPr>
           <w:rFonts w:ascii="Times New Roman" w:eastAsia="標楷體" w:hAnsi="Times New Roman" w:cs="Times New Roman" w:hint="eastAsia"/>
         </w:rPr>
-        <w:t>(Support Planning)</w:t>
+        <w:t xml:space="preserve">(Support </w:t>
+      </w:r>
+      <w:r>
+        <w:rPr>
+          <w:rFonts w:ascii="Times New Roman" w:eastAsia="標楷體" w:hAnsi="Times New Roman" w:cs="Times New Roman" w:hint="eastAsia"/>
+        </w:rPr>
+        <w:t>L</w:t>
+      </w:r>
+      <w:r>
+        <w:rPr>
+          <w:rFonts w:ascii="Times New Roman" w:eastAsia="標楷體" w:hAnsi="Times New Roman" w:cs="Times New Roman"/>
+        </w:rPr>
+        <w:t>i</w:t>
+      </w:r>
+      <w:r>
+        <w:rPr>
+          <w:rFonts w:ascii="Times New Roman" w:eastAsia="標楷體" w:hAnsi="Times New Roman" w:cs="Times New Roman" w:hint="eastAsia"/>
+        </w:rPr>
+        <w:t xml:space="preserve">ne </w:t>
+      </w:r>
+      <w:r>
+        <w:rPr>
+          <w:rFonts w:ascii="Times New Roman" w:eastAsia="標楷體" w:hAnsi="Times New Roman" w:cs="Times New Roman" w:hint="eastAsia"/>
+        </w:rPr>
+        <w:t>Planning)</w:t>
       </w:r>
       <w:r>
         <w:rPr>
@@ -16749,7 +16925,7 @@
         <mc:AlternateContent>
           <mc:Choice Requires="wpc">
             <w:drawing>
-              <wp:inline distT="0" distB="0" distL="0" distR="0" wp14:anchorId="78016A24" wp14:editId="174399EF">
+              <wp:inline distT="0" distB="0" distL="0" distR="0" wp14:anchorId="78016A24" wp14:editId="5B57EB42">
                 <wp:extent cx="5486400" cy="2933396"/>
                 <wp:effectExtent l="0" t="0" r="19050" b="635"/>
                 <wp:docPr id="1926400299" name="畫布 1"/>
@@ -19453,7 +19629,7 @@
           <w:rFonts w:ascii="Times New Roman" w:eastAsia="標楷體" w:hAnsi="Times New Roman" w:cs="Times New Roman"/>
         </w:rPr>
       </w:pPr>
-      <w:bookmarkStart w:id="35" w:name="_Toc217559444"/>
+      <w:bookmarkStart w:id="35" w:name="_Toc217747141"/>
       <w:r>
         <w:rPr>
           <w:rFonts w:ascii="Times New Roman" w:eastAsia="標楷體" w:hAnsi="Times New Roman" w:cs="Times New Roman"/>
@@ -26956,7 +27132,7 @@
           <w:szCs w:val="24"/>
         </w:rPr>
       </w:pPr>
-      <w:bookmarkStart w:id="44" w:name="_Toc217559033"/>
+      <w:bookmarkStart w:id="44" w:name="_Toc217747147"/>
       <w:r>
         <w:rPr>
           <w:rFonts w:ascii="Times New Roman" w:eastAsia="標楷體" w:hAnsi="Times New Roman" w:cs="Times New Roman"/>
@@ -27598,7 +27774,7 @@
           <w:szCs w:val="24"/>
         </w:rPr>
       </w:pPr>
-      <w:bookmarkStart w:id="45" w:name="_Toc217559034"/>
+      <w:bookmarkStart w:id="45" w:name="_Toc217747148"/>
       <w:r>
         <w:rPr>
           <w:rFonts w:ascii="Times New Roman" w:eastAsia="標楷體" w:hAnsi="Times New Roman" w:cs="Times New Roman"/>
@@ -32733,7 +32909,7 @@
       </w:pPr>
       <w:bookmarkStart w:id="52" w:name="_Ref214975302"/>
       <w:bookmarkStart w:id="53" w:name="_Ref214975290"/>
-      <w:bookmarkStart w:id="54" w:name="_Toc217559035"/>
+      <w:bookmarkStart w:id="54" w:name="_Toc217747149"/>
       <w:r>
         <w:rPr>
           <w:rFonts w:ascii="Times New Roman" w:eastAsia="標楷體" w:hAnsi="Times New Roman" w:cs="Times New Roman"/>
@@ -33495,7 +33671,7 @@
         <w:widowControl/>
         <w:outlineLvl w:val="1"/>
         <w:rPr>
-          <w:rFonts w:ascii="Times New Roman" w:eastAsia="標楷體" w:hAnsi="Times New Roman" w:cs="Times New Roman"/>
+          <w:rFonts w:ascii="Times New Roman" w:eastAsia="標楷體" w:hAnsi="Times New Roman" w:cs="Times New Roman" w:hint="eastAsia"/>
           <w:b/>
           <w:bCs/>
           <w:sz w:val="36"/>
@@ -33504,6 +33680,791 @@
         </w:rPr>
       </w:pPr>
       <w:bookmarkStart w:id="57" w:name="_Toc217559746"/>
+      <w:r>
+        <w:rPr>
+          <w:rFonts w:ascii="Times New Roman" w:eastAsia="標楷體" w:hAnsi="Times New Roman" w:cs="Times New Roman" w:hint="eastAsia"/>
+          <w:b/>
+          <w:bCs/>
+          <w:sz w:val="36"/>
+          <w:szCs w:val="36"/>
+          <w:highlight w:val="yellow"/>
+        </w:rPr>
+        <w:lastRenderedPageBreak/>
+        <w:t xml:space="preserve">4.3 </w:t>
+      </w:r>
+      <w:r>
+        <w:rPr>
+          <w:rFonts w:ascii="Times New Roman" w:eastAsia="標楷體" w:hAnsi="Times New Roman" w:cs="Times New Roman" w:hint="eastAsia"/>
+          <w:b/>
+          <w:bCs/>
+          <w:sz w:val="36"/>
+          <w:szCs w:val="36"/>
+          <w:highlight w:val="yellow"/>
+        </w:rPr>
+        <w:t>實驗資料集</w:t>
+      </w:r>
+    </w:p>
+    <w:p>
+      <w:pPr>
+        <w:widowControl/>
+        <w:spacing w:line="360" w:lineRule="auto"/>
+        <w:ind w:firstLine="480"/>
+        <w:jc w:val="both"/>
+        <w:rPr>
+          <w:rFonts w:ascii="Times New Roman" w:eastAsia="標楷體" w:hAnsi="Times New Roman" w:cs="Times New Roman"/>
+          <w:highlight w:val="yellow"/>
+        </w:rPr>
+      </w:pPr>
+      <w:r>
+        <w:rPr>
+          <w:rFonts w:ascii="Times New Roman" w:eastAsia="標楷體" w:hAnsi="Times New Roman" w:cs="Times New Roman" w:hint="eastAsia"/>
+          <w:highlight w:val="yellow"/>
+        </w:rPr>
+        <w:t>本研究之實驗資料集</w:t>
+      </w:r>
+      <w:r>
+        <w:rPr>
+          <w:rFonts w:ascii="Times New Roman" w:eastAsia="標楷體" w:hAnsi="Times New Roman" w:cs="Times New Roman" w:hint="eastAsia"/>
+          <w:highlight w:val="yellow"/>
+        </w:rPr>
+        <w:t>使用</w:t>
+      </w:r>
+      <w:r>
+        <w:rPr>
+          <w:rFonts w:ascii="Times New Roman" w:eastAsia="標楷體" w:hAnsi="Times New Roman" w:cs="Times New Roman" w:hint="eastAsia"/>
+          <w:highlight w:val="yellow"/>
+        </w:rPr>
+        <w:t>物流公司所提供之</w:t>
+      </w:r>
+      <w:r>
+        <w:rPr>
+          <w:rFonts w:ascii="Times New Roman" w:eastAsia="標楷體" w:hAnsi="Times New Roman" w:cs="Times New Roman" w:hint="eastAsia"/>
+          <w:highlight w:val="yellow"/>
+        </w:rPr>
+        <w:t>人工編排路線資料</w:t>
+      </w:r>
+      <w:r>
+        <w:rPr>
+          <w:rFonts w:ascii="Times New Roman" w:eastAsia="標楷體" w:hAnsi="Times New Roman" w:cs="Times New Roman" w:hint="eastAsia"/>
+          <w:highlight w:val="yellow"/>
+        </w:rPr>
+        <w:t>，其內容與結構如</w:t>
+      </w:r>
+      <w:r>
+        <w:rPr>
+          <w:rFonts w:ascii="Times New Roman" w:eastAsia="標楷體" w:hAnsi="Times New Roman" w:cs="Times New Roman"/>
+          <w:highlight w:val="yellow"/>
+        </w:rPr>
+        <w:fldChar w:fldCharType="begin"/>
+      </w:r>
+      <w:r>
+        <w:rPr>
+          <w:rFonts w:ascii="Times New Roman" w:eastAsia="標楷體" w:hAnsi="Times New Roman" w:cs="Times New Roman"/>
+          <w:highlight w:val="yellow"/>
+        </w:rPr>
+        <w:instrText xml:space="preserve"> </w:instrText>
+      </w:r>
+      <w:r>
+        <w:rPr>
+          <w:rFonts w:ascii="Times New Roman" w:eastAsia="標楷體" w:hAnsi="Times New Roman" w:cs="Times New Roman" w:hint="eastAsia"/>
+          <w:highlight w:val="yellow"/>
+        </w:rPr>
+        <w:instrText>REF _Ref217743646 \h</w:instrText>
+      </w:r>
+      <w:r>
+        <w:rPr>
+          <w:rFonts w:ascii="Times New Roman" w:eastAsia="標楷體" w:hAnsi="Times New Roman" w:cs="Times New Roman"/>
+          <w:highlight w:val="yellow"/>
+        </w:rPr>
+        <w:instrText xml:space="preserve"> </w:instrText>
+      </w:r>
+      <w:r>
+        <w:rPr>
+          <w:rFonts w:ascii="Times New Roman" w:eastAsia="標楷體" w:hAnsi="Times New Roman" w:cs="Times New Roman"/>
+          <w:highlight w:val="yellow"/>
+        </w:rPr>
+      </w:r>
+      <w:r>
+        <w:rPr>
+          <w:rFonts w:ascii="Times New Roman" w:eastAsia="標楷體" w:hAnsi="Times New Roman" w:cs="Times New Roman"/>
+          <w:highlight w:val="yellow"/>
+        </w:rPr>
+        <w:fldChar w:fldCharType="separate"/>
+      </w:r>
+      <w:r>
+        <w:rPr>
+          <w:rFonts w:ascii="Times New Roman" w:eastAsia="標楷體" w:hAnsi="Times New Roman" w:cs="Times New Roman"/>
+          <w:highlight w:val="yellow"/>
+        </w:rPr>
+        <w:t>圖</w:t>
+      </w:r>
+      <w:r>
+        <w:rPr>
+          <w:rFonts w:ascii="Times New Roman" w:eastAsia="標楷體" w:hAnsi="Times New Roman" w:cs="Times New Roman"/>
+          <w:noProof/>
+          <w:highlight w:val="yellow"/>
+        </w:rPr>
+        <w:t>2</w:t>
+      </w:r>
+      <w:r>
+        <w:rPr>
+          <w:rFonts w:ascii="Times New Roman" w:eastAsia="標楷體" w:hAnsi="Times New Roman" w:cs="Times New Roman"/>
+          <w:highlight w:val="yellow"/>
+        </w:rPr>
+        <w:fldChar w:fldCharType="end"/>
+      </w:r>
+      <w:r>
+        <w:rPr>
+          <w:rFonts w:ascii="Times New Roman" w:eastAsia="標楷體" w:hAnsi="Times New Roman" w:cs="Times New Roman" w:hint="eastAsia"/>
+          <w:highlight w:val="yellow"/>
+        </w:rPr>
+        <w:t>所示</w:t>
+      </w:r>
+      <w:r>
+        <w:rPr>
+          <w:rFonts w:ascii="Times New Roman" w:eastAsia="標楷體" w:hAnsi="Times New Roman" w:cs="Times New Roman" w:hint="eastAsia"/>
+          <w:highlight w:val="yellow"/>
+        </w:rPr>
+        <w:t>。內容涵蓋配送車次</w:t>
+      </w:r>
+      <w:r>
+        <w:rPr>
+          <w:rFonts w:ascii="Times New Roman" w:eastAsia="標楷體" w:hAnsi="Times New Roman" w:cs="Times New Roman" w:hint="eastAsia"/>
+          <w:highlight w:val="yellow"/>
+        </w:rPr>
+        <w:t>、</w:t>
+      </w:r>
+      <w:r>
+        <w:rPr>
+          <w:rFonts w:ascii="Times New Roman" w:eastAsia="標楷體" w:hAnsi="Times New Roman" w:cs="Times New Roman" w:hint="eastAsia"/>
+          <w:highlight w:val="yellow"/>
+        </w:rPr>
+        <w:t>店鋪名稱、表定與預定到店時間、店鋪</w:t>
+      </w:r>
+      <w:r>
+        <w:rPr>
+          <w:rFonts w:ascii="Times New Roman" w:eastAsia="標楷體" w:hAnsi="Times New Roman" w:cs="Times New Roman" w:hint="eastAsia"/>
+          <w:highlight w:val="yellow"/>
+        </w:rPr>
+        <w:t>所需</w:t>
+      </w:r>
+      <w:r>
+        <w:rPr>
+          <w:rFonts w:ascii="Times New Roman" w:eastAsia="標楷體" w:hAnsi="Times New Roman" w:cs="Times New Roman" w:hint="eastAsia"/>
+          <w:highlight w:val="yellow"/>
+        </w:rPr>
+        <w:t>材積量、車輛總</w:t>
+      </w:r>
+      <w:r>
+        <w:rPr>
+          <w:rFonts w:ascii="Times New Roman" w:eastAsia="標楷體" w:hAnsi="Times New Roman" w:cs="Times New Roman" w:hint="eastAsia"/>
+          <w:highlight w:val="yellow"/>
+        </w:rPr>
+        <w:t>材積量</w:t>
+      </w:r>
+      <w:r>
+        <w:rPr>
+          <w:rFonts w:ascii="Times New Roman" w:eastAsia="標楷體" w:hAnsi="Times New Roman" w:cs="Times New Roman" w:hint="eastAsia"/>
+          <w:highlight w:val="yellow"/>
+        </w:rPr>
+        <w:t>及裝載率。</w:t>
+      </w:r>
+      <w:r>
+        <w:rPr>
+          <w:rFonts w:ascii="Times New Roman" w:eastAsia="標楷體" w:hAnsi="Times New Roman" w:cs="Times New Roman" w:hint="eastAsia"/>
+          <w:highlight w:val="yellow"/>
+        </w:rPr>
+        <w:t>配送車次</w:t>
+      </w:r>
+      <w:r>
+        <w:rPr>
+          <w:rFonts w:ascii="Times New Roman" w:eastAsia="標楷體" w:hAnsi="Times New Roman" w:cs="Times New Roman" w:hint="eastAsia"/>
+          <w:highlight w:val="yellow"/>
+        </w:rPr>
+        <w:t>包含車輛編號與店</w:t>
+      </w:r>
+      <w:proofErr w:type="gramStart"/>
+      <w:r>
+        <w:rPr>
+          <w:rFonts w:ascii="Times New Roman" w:eastAsia="標楷體" w:hAnsi="Times New Roman" w:cs="Times New Roman" w:hint="eastAsia"/>
+          <w:highlight w:val="yellow"/>
+        </w:rPr>
+        <w:t>舖</w:t>
+      </w:r>
+      <w:proofErr w:type="gramEnd"/>
+      <w:r>
+        <w:rPr>
+          <w:rFonts w:ascii="Times New Roman" w:eastAsia="標楷體" w:hAnsi="Times New Roman" w:cs="Times New Roman" w:hint="eastAsia"/>
+          <w:highlight w:val="yellow"/>
+        </w:rPr>
+        <w:t>編號，車輛編號又</w:t>
+      </w:r>
+      <w:r>
+        <w:rPr>
+          <w:rFonts w:ascii="Times New Roman" w:eastAsia="標楷體" w:hAnsi="Times New Roman" w:cs="Times New Roman" w:hint="eastAsia"/>
+          <w:highlight w:val="yellow"/>
+        </w:rPr>
+        <w:t>可區</w:t>
+      </w:r>
+      <w:r>
+        <w:rPr>
+          <w:rFonts w:ascii="Times New Roman" w:eastAsia="標楷體" w:hAnsi="Times New Roman" w:cs="Times New Roman" w:hint="eastAsia"/>
+          <w:highlight w:val="yellow"/>
+        </w:rPr>
+        <w:t>分為主線車輛編號與支援線車輛編號，主線車輛編號</w:t>
+      </w:r>
+      <w:r>
+        <w:rPr>
+          <w:rFonts w:ascii="Times New Roman" w:eastAsia="標楷體" w:hAnsi="Times New Roman" w:cs="Times New Roman" w:hint="eastAsia"/>
+          <w:highlight w:val="yellow"/>
+        </w:rPr>
+        <w:t>之</w:t>
+      </w:r>
+      <w:r>
+        <w:rPr>
+          <w:rFonts w:ascii="Times New Roman" w:eastAsia="標楷體" w:hAnsi="Times New Roman" w:cs="Times New Roman" w:hint="eastAsia"/>
+          <w:highlight w:val="yellow"/>
+        </w:rPr>
+        <w:t>格式為一數字搭配</w:t>
+      </w:r>
+      <w:proofErr w:type="gramStart"/>
+      <w:r>
+        <w:rPr>
+          <w:rFonts w:ascii="Times New Roman" w:eastAsia="標楷體" w:hAnsi="Times New Roman" w:cs="Times New Roman" w:hint="eastAsia"/>
+          <w:highlight w:val="yellow"/>
+        </w:rPr>
+        <w:t>一</w:t>
+      </w:r>
+      <w:proofErr w:type="gramEnd"/>
+      <w:r>
+        <w:rPr>
+          <w:rFonts w:ascii="Times New Roman" w:eastAsia="標楷體" w:hAnsi="Times New Roman" w:cs="Times New Roman" w:hint="eastAsia"/>
+          <w:highlight w:val="yellow"/>
+        </w:rPr>
+        <w:t>字母，支援線車輛編號</w:t>
+      </w:r>
+      <w:r>
+        <w:rPr>
+          <w:rFonts w:ascii="Times New Roman" w:eastAsia="標楷體" w:hAnsi="Times New Roman" w:cs="Times New Roman" w:hint="eastAsia"/>
+          <w:highlight w:val="yellow"/>
+        </w:rPr>
+        <w:t>之</w:t>
+      </w:r>
+      <w:r>
+        <w:rPr>
+          <w:rFonts w:ascii="Times New Roman" w:eastAsia="標楷體" w:hAnsi="Times New Roman" w:cs="Times New Roman" w:hint="eastAsia"/>
+          <w:highlight w:val="yellow"/>
+        </w:rPr>
+        <w:t>格式則為三個數字</w:t>
+      </w:r>
+      <w:r>
+        <w:rPr>
+          <w:rFonts w:ascii="Times New Roman" w:eastAsia="標楷體" w:hAnsi="Times New Roman" w:cs="Times New Roman" w:hint="eastAsia"/>
+          <w:highlight w:val="yellow"/>
+        </w:rPr>
+        <w:t>。</w:t>
+      </w:r>
+      <w:r>
+        <w:rPr>
+          <w:rFonts w:ascii="Times New Roman" w:eastAsia="標楷體" w:hAnsi="Times New Roman" w:cs="Times New Roman" w:hint="eastAsia"/>
+          <w:highlight w:val="yellow"/>
+        </w:rPr>
+        <w:t>店鋪編號則</w:t>
+      </w:r>
+      <w:r>
+        <w:rPr>
+          <w:rFonts w:ascii="Times New Roman" w:eastAsia="標楷體" w:hAnsi="Times New Roman" w:cs="Times New Roman" w:hint="eastAsia"/>
+          <w:highlight w:val="yellow"/>
+        </w:rPr>
+        <w:t>由</w:t>
+      </w:r>
+      <w:r>
+        <w:rPr>
+          <w:rFonts w:ascii="Times New Roman" w:eastAsia="標楷體" w:hAnsi="Times New Roman" w:cs="Times New Roman" w:hint="eastAsia"/>
+          <w:highlight w:val="yellow"/>
+        </w:rPr>
+        <w:t>主線車輛編號加上</w:t>
+      </w:r>
+      <w:r>
+        <w:rPr>
+          <w:rFonts w:ascii="Times New Roman" w:eastAsia="標楷體" w:hAnsi="Times New Roman" w:cs="Times New Roman" w:hint="eastAsia"/>
+          <w:highlight w:val="yellow"/>
+        </w:rPr>
+        <w:t>物流公司初步訂定之</w:t>
+      </w:r>
+      <w:r>
+        <w:rPr>
+          <w:rFonts w:ascii="Times New Roman" w:eastAsia="標楷體" w:hAnsi="Times New Roman" w:cs="Times New Roman" w:hint="eastAsia"/>
+          <w:highlight w:val="yellow"/>
+        </w:rPr>
+        <w:t>店鋪</w:t>
+      </w:r>
+      <w:r>
+        <w:rPr>
+          <w:rFonts w:ascii="Times New Roman" w:eastAsia="標楷體" w:hAnsi="Times New Roman" w:cs="Times New Roman" w:hint="eastAsia"/>
+          <w:highlight w:val="yellow"/>
+        </w:rPr>
+        <w:t>服務</w:t>
+      </w:r>
+      <w:r>
+        <w:rPr>
+          <w:rFonts w:ascii="Times New Roman" w:eastAsia="標楷體" w:hAnsi="Times New Roman" w:cs="Times New Roman" w:hint="eastAsia"/>
+          <w:highlight w:val="yellow"/>
+        </w:rPr>
+        <w:t>順序</w:t>
+      </w:r>
+      <w:r>
+        <w:rPr>
+          <w:rFonts w:ascii="Times New Roman" w:eastAsia="標楷體" w:hAnsi="Times New Roman" w:cs="Times New Roman" w:hint="eastAsia"/>
+          <w:highlight w:val="yellow"/>
+        </w:rPr>
+        <w:t>所組成。</w:t>
+      </w:r>
+      <w:r>
+        <w:rPr>
+          <w:rFonts w:ascii="Times New Roman" w:eastAsia="標楷體" w:hAnsi="Times New Roman" w:cs="Times New Roman" w:hint="eastAsia"/>
+          <w:highlight w:val="yellow"/>
+        </w:rPr>
+        <w:t>表定到店時間定義店鋪的時間窗限制，</w:t>
+      </w:r>
+      <w:proofErr w:type="gramStart"/>
+      <w:r>
+        <w:rPr>
+          <w:rFonts w:ascii="Times New Roman" w:eastAsia="標楷體" w:hAnsi="Times New Roman" w:cs="Times New Roman" w:hint="eastAsia"/>
+          <w:highlight w:val="yellow"/>
+        </w:rPr>
+        <w:t>於表定</w:t>
+      </w:r>
+      <w:proofErr w:type="gramEnd"/>
+      <w:r>
+        <w:rPr>
+          <w:rFonts w:ascii="Times New Roman" w:eastAsia="標楷體" w:hAnsi="Times New Roman" w:cs="Times New Roman" w:hint="eastAsia"/>
+          <w:highlight w:val="yellow"/>
+        </w:rPr>
+        <w:t>到店時間前</w:t>
+      </w:r>
+      <w:r>
+        <w:rPr>
+          <w:rFonts w:ascii="Times New Roman" w:eastAsia="標楷體" w:hAnsi="Times New Roman" w:cs="Times New Roman" w:hint="eastAsia"/>
+          <w:highlight w:val="yellow"/>
+        </w:rPr>
+        <w:t>一</w:t>
+      </w:r>
+      <w:r>
+        <w:rPr>
+          <w:rFonts w:ascii="Times New Roman" w:eastAsia="標楷體" w:hAnsi="Times New Roman" w:cs="Times New Roman" w:hint="eastAsia"/>
+          <w:highlight w:val="yellow"/>
+        </w:rPr>
+        <w:t>小時至後</w:t>
+      </w:r>
+      <w:r>
+        <w:rPr>
+          <w:rFonts w:ascii="Times New Roman" w:eastAsia="標楷體" w:hAnsi="Times New Roman" w:cs="Times New Roman" w:hint="eastAsia"/>
+          <w:highlight w:val="yellow"/>
+        </w:rPr>
+        <w:t>三十</w:t>
+      </w:r>
+      <w:r>
+        <w:rPr>
+          <w:rFonts w:ascii="Times New Roman" w:eastAsia="標楷體" w:hAnsi="Times New Roman" w:cs="Times New Roman" w:hint="eastAsia"/>
+          <w:highlight w:val="yellow"/>
+        </w:rPr>
+        <w:t>分鐘為</w:t>
+      </w:r>
+      <w:r>
+        <w:rPr>
+          <w:rFonts w:ascii="Times New Roman" w:eastAsia="標楷體" w:hAnsi="Times New Roman" w:cs="Times New Roman" w:hint="eastAsia"/>
+          <w:highlight w:val="yellow"/>
+        </w:rPr>
+        <w:t>可接受之到店</w:t>
+      </w:r>
+      <w:r>
+        <w:rPr>
+          <w:rFonts w:ascii="Times New Roman" w:eastAsia="標楷體" w:hAnsi="Times New Roman" w:cs="Times New Roman" w:hint="eastAsia"/>
+          <w:highlight w:val="yellow"/>
+        </w:rPr>
+        <w:t>時間窗。</w:t>
+      </w:r>
+    </w:p>
+    <w:p>
+      <w:pPr>
+        <w:widowControl/>
+        <w:spacing w:line="360" w:lineRule="auto"/>
+        <w:ind w:firstLine="480"/>
+        <w:jc w:val="both"/>
+        <w:rPr>
+          <w:rFonts w:ascii="Times New Roman" w:eastAsia="標楷體" w:hAnsi="Times New Roman" w:cs="Times New Roman"/>
+          <w:highlight w:val="yellow"/>
+        </w:rPr>
+      </w:pPr>
+      <w:r>
+        <w:rPr>
+          <w:rFonts w:ascii="Times New Roman" w:eastAsia="標楷體" w:hAnsi="Times New Roman" w:cs="Times New Roman" w:hint="eastAsia"/>
+          <w:highlight w:val="yellow"/>
+        </w:rPr>
+        <w:t>由</w:t>
+      </w:r>
+      <w:r>
+        <w:rPr>
+          <w:rFonts w:ascii="Times New Roman" w:eastAsia="標楷體" w:hAnsi="Times New Roman" w:cs="Times New Roman" w:hint="eastAsia"/>
+          <w:highlight w:val="yellow"/>
+        </w:rPr>
+        <w:t>於</w:t>
+      </w:r>
+      <w:r>
+        <w:rPr>
+          <w:rFonts w:ascii="Times New Roman" w:eastAsia="標楷體" w:hAnsi="Times New Roman" w:cs="Times New Roman" w:hint="eastAsia"/>
+          <w:highlight w:val="yellow"/>
+        </w:rPr>
+        <w:t>初始取得資料為</w:t>
+      </w:r>
+      <w:r>
+        <w:rPr>
+          <w:rFonts w:ascii="Times New Roman" w:eastAsia="標楷體" w:hAnsi="Times New Roman" w:cs="Times New Roman" w:hint="eastAsia"/>
+          <w:highlight w:val="yellow"/>
+        </w:rPr>
+        <w:t>人工編排</w:t>
+      </w:r>
+      <w:r>
+        <w:rPr>
+          <w:rFonts w:ascii="Times New Roman" w:eastAsia="標楷體" w:hAnsi="Times New Roman" w:cs="Times New Roman" w:hint="eastAsia"/>
+          <w:highlight w:val="yellow"/>
+        </w:rPr>
+        <w:t>路線資料</w:t>
+      </w:r>
+      <w:r>
+        <w:rPr>
+          <w:rFonts w:ascii="Times New Roman" w:eastAsia="標楷體" w:hAnsi="Times New Roman" w:cs="Times New Roman" w:hint="eastAsia"/>
+          <w:highlight w:val="yellow"/>
+        </w:rPr>
+        <w:t>，為進行後續系統之最佳化運算，本研究首先執行資料預處理，將人工</w:t>
+      </w:r>
+      <w:r>
+        <w:rPr>
+          <w:rFonts w:ascii="Times New Roman" w:eastAsia="標楷體" w:hAnsi="Times New Roman" w:cs="Times New Roman" w:hint="eastAsia"/>
+          <w:highlight w:val="yellow"/>
+        </w:rPr>
+        <w:t>編排</w:t>
+      </w:r>
+      <w:r>
+        <w:rPr>
+          <w:rFonts w:ascii="Times New Roman" w:eastAsia="標楷體" w:hAnsi="Times New Roman" w:cs="Times New Roman" w:hint="eastAsia"/>
+          <w:highlight w:val="yellow"/>
+        </w:rPr>
+        <w:t>路線資料</w:t>
+      </w:r>
+      <w:r>
+        <w:rPr>
+          <w:rFonts w:ascii="Times New Roman" w:eastAsia="標楷體" w:hAnsi="Times New Roman" w:cs="Times New Roman" w:hint="eastAsia"/>
+          <w:highlight w:val="yellow"/>
+        </w:rPr>
+        <w:t>還原並轉換為原始路線</w:t>
+      </w:r>
+      <w:r>
+        <w:rPr>
+          <w:rFonts w:ascii="Times New Roman" w:eastAsia="標楷體" w:hAnsi="Times New Roman" w:cs="Times New Roman" w:hint="eastAsia"/>
+          <w:highlight w:val="yellow"/>
+        </w:rPr>
+        <w:t>資料</w:t>
+      </w:r>
+      <w:r>
+        <w:rPr>
+          <w:rFonts w:ascii="Times New Roman" w:eastAsia="標楷體" w:hAnsi="Times New Roman" w:cs="Times New Roman" w:hint="eastAsia"/>
+          <w:highlight w:val="yellow"/>
+        </w:rPr>
+        <w:t>，再進行後續的最佳化</w:t>
+      </w:r>
+      <w:r>
+        <w:rPr>
+          <w:rFonts w:ascii="Times New Roman" w:eastAsia="標楷體" w:hAnsi="Times New Roman" w:cs="Times New Roman" w:hint="eastAsia"/>
+          <w:highlight w:val="yellow"/>
+        </w:rPr>
+        <w:t>。</w:t>
+      </w:r>
+      <w:r>
+        <w:rPr>
+          <w:rFonts w:ascii="Times New Roman" w:eastAsia="標楷體" w:hAnsi="Times New Roman" w:cs="Times New Roman" w:hint="eastAsia"/>
+          <w:highlight w:val="yellow"/>
+        </w:rPr>
+        <w:t>實驗資料集涵蓋</w:t>
+      </w:r>
+      <w:r>
+        <w:rPr>
+          <w:rFonts w:ascii="Times New Roman" w:eastAsia="標楷體" w:hAnsi="Times New Roman" w:cs="Times New Roman" w:hint="eastAsia"/>
+          <w:highlight w:val="yellow"/>
+        </w:rPr>
+        <w:t>10</w:t>
+      </w:r>
+      <w:r>
+        <w:rPr>
+          <w:rFonts w:ascii="Times New Roman" w:eastAsia="標楷體" w:hAnsi="Times New Roman" w:cs="Times New Roman" w:hint="eastAsia"/>
+          <w:highlight w:val="yellow"/>
+        </w:rPr>
+        <w:t>個作業日之人工編排路線資料。</w:t>
+      </w:r>
+      <w:r>
+        <w:rPr>
+          <w:rFonts w:ascii="Times New Roman" w:eastAsia="標楷體" w:hAnsi="Times New Roman" w:cs="Times New Roman" w:hint="eastAsia"/>
+          <w:highlight w:val="yellow"/>
+        </w:rPr>
+        <w:t>其</w:t>
+      </w:r>
+      <w:r>
+        <w:rPr>
+          <w:rFonts w:ascii="Times New Roman" w:eastAsia="標楷體" w:hAnsi="Times New Roman" w:cs="Times New Roman" w:hint="eastAsia"/>
+          <w:highlight w:val="yellow"/>
+        </w:rPr>
+        <w:t>原始路線主要由</w:t>
+      </w:r>
+      <w:r>
+        <w:rPr>
+          <w:rFonts w:ascii="Times New Roman" w:eastAsia="標楷體" w:hAnsi="Times New Roman" w:cs="Times New Roman" w:hint="eastAsia"/>
+          <w:highlight w:val="yellow"/>
+        </w:rPr>
+        <w:t>81</w:t>
+      </w:r>
+      <w:r>
+        <w:rPr>
+          <w:rFonts w:ascii="Times New Roman" w:eastAsia="標楷體" w:hAnsi="Times New Roman" w:cs="Times New Roman" w:hint="eastAsia"/>
+          <w:highlight w:val="yellow"/>
+        </w:rPr>
+        <w:t>條人工主線構成，每條路線涵蓋之店鋪數量約介於</w:t>
+      </w:r>
+      <w:r>
+        <w:rPr>
+          <w:rFonts w:ascii="Times New Roman" w:eastAsia="標楷體" w:hAnsi="Times New Roman" w:cs="Times New Roman" w:hint="eastAsia"/>
+          <w:highlight w:val="yellow"/>
+        </w:rPr>
+        <w:t>3</w:t>
+      </w:r>
+      <w:r>
+        <w:rPr>
+          <w:rFonts w:ascii="Times New Roman" w:eastAsia="標楷體" w:hAnsi="Times New Roman" w:cs="Times New Roman" w:hint="eastAsia"/>
+          <w:highlight w:val="yellow"/>
+        </w:rPr>
+        <w:t>至</w:t>
+      </w:r>
+      <w:r>
+        <w:rPr>
+          <w:rFonts w:ascii="Times New Roman" w:eastAsia="標楷體" w:hAnsi="Times New Roman" w:cs="Times New Roman" w:hint="eastAsia"/>
+          <w:highlight w:val="yellow"/>
+        </w:rPr>
+        <w:t>15</w:t>
+      </w:r>
+      <w:r>
+        <w:rPr>
+          <w:rFonts w:ascii="Times New Roman" w:eastAsia="標楷體" w:hAnsi="Times New Roman" w:cs="Times New Roman" w:hint="eastAsia"/>
+          <w:highlight w:val="yellow"/>
+        </w:rPr>
+        <w:t>間，每日配送之店鋪總數約為</w:t>
+      </w:r>
+      <w:r>
+        <w:rPr>
+          <w:rFonts w:ascii="Times New Roman" w:eastAsia="標楷體" w:hAnsi="Times New Roman" w:cs="Times New Roman" w:hint="eastAsia"/>
+          <w:highlight w:val="yellow"/>
+        </w:rPr>
+        <w:t>717</w:t>
+      </w:r>
+      <w:r>
+        <w:rPr>
+          <w:rFonts w:ascii="Times New Roman" w:eastAsia="標楷體" w:hAnsi="Times New Roman" w:cs="Times New Roman" w:hint="eastAsia"/>
+          <w:highlight w:val="yellow"/>
+        </w:rPr>
+        <w:t>至</w:t>
+      </w:r>
+      <w:r>
+        <w:rPr>
+          <w:rFonts w:ascii="Times New Roman" w:eastAsia="標楷體" w:hAnsi="Times New Roman" w:cs="Times New Roman" w:hint="eastAsia"/>
+          <w:highlight w:val="yellow"/>
+        </w:rPr>
+        <w:t>724</w:t>
+      </w:r>
+      <w:r>
+        <w:rPr>
+          <w:rFonts w:ascii="Times New Roman" w:eastAsia="標楷體" w:hAnsi="Times New Roman" w:cs="Times New Roman" w:hint="eastAsia"/>
+          <w:highlight w:val="yellow"/>
+        </w:rPr>
+        <w:t>間。每日配送之店鋪組成、位置以及各店鋪之需求材積</w:t>
+      </w:r>
+      <w:r>
+        <w:rPr>
+          <w:rFonts w:ascii="Times New Roman" w:eastAsia="標楷體" w:hAnsi="Times New Roman" w:cs="Times New Roman" w:hint="eastAsia"/>
+          <w:highlight w:val="yellow"/>
+        </w:rPr>
+        <w:t>量</w:t>
+      </w:r>
+      <w:r>
+        <w:rPr>
+          <w:rFonts w:ascii="Times New Roman" w:eastAsia="標楷體" w:hAnsi="Times New Roman" w:cs="Times New Roman" w:hint="eastAsia"/>
+          <w:highlight w:val="yellow"/>
+        </w:rPr>
+        <w:t>皆隨訂單需求而變動。此特性不僅反映了真實物流環境中之複雜性，亦能用於驗證本系統在不同配送</w:t>
+      </w:r>
+      <w:r>
+        <w:rPr>
+          <w:rFonts w:ascii="Times New Roman" w:eastAsia="標楷體" w:hAnsi="Times New Roman" w:cs="Times New Roman" w:hint="eastAsia"/>
+          <w:highlight w:val="yellow"/>
+        </w:rPr>
+        <w:t>情境</w:t>
+      </w:r>
+      <w:r>
+        <w:rPr>
+          <w:rFonts w:ascii="Times New Roman" w:eastAsia="標楷體" w:hAnsi="Times New Roman" w:cs="Times New Roman" w:hint="eastAsia"/>
+          <w:highlight w:val="yellow"/>
+        </w:rPr>
+        <w:t>下之最佳化成效。</w:t>
+      </w:r>
+    </w:p>
+    <w:p>
+      <w:pPr>
+        <w:widowControl/>
+        <w:spacing w:line="360" w:lineRule="auto"/>
+        <w:ind w:firstLine="480"/>
+        <w:jc w:val="center"/>
+        <w:rPr>
+          <w:rFonts w:ascii="Times New Roman" w:eastAsia="標楷體" w:hAnsi="Times New Roman" w:cs="Times New Roman"/>
+          <w:highlight w:val="yellow"/>
+        </w:rPr>
+      </w:pPr>
+      <w:r>
+        <w:rPr>
+          <w:rFonts w:ascii="Times New Roman" w:eastAsia="標楷體" w:hAnsi="Times New Roman" w:cs="Times New Roman"/>
+        </w:rPr>
+        <w:drawing>
+          <wp:inline distT="0" distB="0" distL="0" distR="0" wp14:anchorId="16F35E6D" wp14:editId="7355449B">
+            <wp:extent cx="5056495" cy="2140230"/>
+            <wp:effectExtent l="0" t="0" r="0" b="0"/>
+            <wp:docPr id="667932943" name="圖片 1" descr="一張含有 文字, 螢幕擷取畫面, 數字, 字型 的圖片&#10;&#10;AI 產生的內容可能不正確。"/>
+            <wp:cNvGraphicFramePr>
+              <a:graphicFrameLocks xmlns:a="http://schemas.openxmlformats.org/drawingml/2006/main" noChangeAspect="1"/>
+            </wp:cNvGraphicFramePr>
+            <a:graphic xmlns:a="http://schemas.openxmlformats.org/drawingml/2006/main">
+              <a:graphicData uri="http://schemas.openxmlformats.org/drawingml/2006/picture">
+                <pic:pic xmlns:pic="http://schemas.openxmlformats.org/drawingml/2006/picture">
+                  <pic:nvPicPr>
+                    <pic:cNvPr id="667932943" name="圖片 1" descr="一張含有 文字, 螢幕擷取畫面, 數字, 字型 的圖片&#10;&#10;AI 產生的內容可能不正確。"/>
+                    <pic:cNvPicPr/>
+                  </pic:nvPicPr>
+                  <pic:blipFill>
+                    <a:blip r:embed="rId16"/>
+                    <a:stretch>
+                      <a:fillRect/>
+                    </a:stretch>
+                  </pic:blipFill>
+                  <pic:spPr>
+                    <a:xfrm>
+                      <a:off x="0" y="0"/>
+                      <a:ext cx="5077827" cy="2149259"/>
+                    </a:xfrm>
+                    <a:prstGeom prst="rect">
+                      <a:avLst/>
+                    </a:prstGeom>
+                  </pic:spPr>
+                </pic:pic>
+              </a:graphicData>
+            </a:graphic>
+          </wp:inline>
+        </w:drawing>
+      </w:r>
+    </w:p>
+    <w:p>
+      <w:pPr>
+        <w:widowControl/>
+        <w:jc w:val="center"/>
+        <w:rPr>
+          <w:rFonts w:ascii="Times New Roman" w:eastAsia="標楷體" w:hAnsi="Times New Roman" w:cs="Times New Roman"/>
+          <w:highlight w:val="yellow"/>
+        </w:rPr>
+      </w:pPr>
+      <w:bookmarkStart w:id="58" w:name="_Ref217743646"/>
+      <w:bookmarkStart w:id="59" w:name="_Toc217747142"/>
+      <w:r>
+        <w:rPr>
+          <w:rFonts w:ascii="Times New Roman" w:eastAsia="標楷體" w:hAnsi="Times New Roman" w:cs="Times New Roman"/>
+          <w:highlight w:val="yellow"/>
+        </w:rPr>
+        <w:t>圖</w:t>
+      </w:r>
+      <w:r>
+        <w:rPr>
+          <w:rFonts w:ascii="Times New Roman" w:eastAsia="標楷體" w:hAnsi="Times New Roman" w:cs="Times New Roman"/>
+          <w:highlight w:val="yellow"/>
+        </w:rPr>
+        <w:fldChar w:fldCharType="begin"/>
+      </w:r>
+      <w:r>
+        <w:rPr>
+          <w:rFonts w:ascii="Times New Roman" w:eastAsia="標楷體" w:hAnsi="Times New Roman" w:cs="Times New Roman"/>
+          <w:highlight w:val="yellow"/>
+        </w:rPr>
+        <w:instrText xml:space="preserve"> SEQ </w:instrText>
+      </w:r>
+      <w:r>
+        <w:rPr>
+          <w:rFonts w:ascii="Times New Roman" w:eastAsia="標楷體" w:hAnsi="Times New Roman" w:cs="Times New Roman"/>
+          <w:highlight w:val="yellow"/>
+        </w:rPr>
+        <w:instrText>圖</w:instrText>
+      </w:r>
+      <w:r>
+        <w:rPr>
+          <w:rFonts w:ascii="Times New Roman" w:eastAsia="標楷體" w:hAnsi="Times New Roman" w:cs="Times New Roman"/>
+          <w:highlight w:val="yellow"/>
+        </w:rPr>
+        <w:instrText xml:space="preserve"> \* ARABIC </w:instrText>
+      </w:r>
+      <w:r>
+        <w:rPr>
+          <w:rFonts w:ascii="Times New Roman" w:eastAsia="標楷體" w:hAnsi="Times New Roman" w:cs="Times New Roman"/>
+          <w:highlight w:val="yellow"/>
+        </w:rPr>
+        <w:fldChar w:fldCharType="separate"/>
+      </w:r>
+      <w:r>
+        <w:rPr>
+          <w:rFonts w:ascii="Times New Roman" w:eastAsia="標楷體" w:hAnsi="Times New Roman" w:cs="Times New Roman"/>
+          <w:noProof/>
+          <w:highlight w:val="yellow"/>
+        </w:rPr>
+        <w:t>2</w:t>
+      </w:r>
+      <w:r>
+        <w:rPr>
+          <w:rFonts w:ascii="Times New Roman" w:eastAsia="標楷體" w:hAnsi="Times New Roman" w:cs="Times New Roman"/>
+          <w:highlight w:val="yellow"/>
+        </w:rPr>
+        <w:fldChar w:fldCharType="end"/>
+      </w:r>
+      <w:bookmarkEnd w:id="58"/>
+      <w:r>
+        <w:rPr>
+          <w:rFonts w:ascii="Times New Roman" w:eastAsia="標楷體" w:hAnsi="Times New Roman" w:cs="Times New Roman" w:hint="eastAsia"/>
+          <w:highlight w:val="yellow"/>
+        </w:rPr>
+        <w:t>物流公司人工編排路線資料</w:t>
+      </w:r>
+      <w:bookmarkEnd w:id="59"/>
+      <w:r>
+        <w:rPr>
+          <w:rFonts w:ascii="Times New Roman" w:eastAsia="標楷體" w:hAnsi="Times New Roman" w:cs="Times New Roman"/>
+          <w:highlight w:val="yellow"/>
+        </w:rPr>
+        <w:br w:type="page"/>
+      </w:r>
+    </w:p>
+    <w:p>
+      <w:pPr>
+        <w:widowControl/>
+        <w:outlineLvl w:val="1"/>
+        <w:rPr>
+          <w:rFonts w:ascii="Times New Roman" w:eastAsia="標楷體" w:hAnsi="Times New Roman" w:cs="Times New Roman"/>
+          <w:b/>
+          <w:bCs/>
+          <w:sz w:val="36"/>
+          <w:szCs w:val="36"/>
+          <w:highlight w:val="yellow"/>
+        </w:rPr>
+      </w:pPr>
       <w:r>
         <w:rPr>
           <w:rFonts w:ascii="Times New Roman" w:eastAsia="標楷體" w:hAnsi="Times New Roman" w:cs="Times New Roman" w:hint="eastAsia"/>
@@ -33791,7 +34752,7 @@
           <w:szCs w:val="24"/>
           <w:highlight w:val="yellow"/>
         </w:rPr>
-        <w:t>輛</w:t>
+        <w:t>量</w:t>
       </w:r>
       <w:r>
         <w:rPr>
@@ -34062,9 +35023,9 @@
           <w:highlight w:val="yellow"/>
         </w:rPr>
       </w:pPr>
-      <w:bookmarkStart w:id="58" w:name="_Ref217226506"/>
-      <w:bookmarkStart w:id="59" w:name="_Ref217226494"/>
-      <w:bookmarkStart w:id="60" w:name="_Toc217559036"/>
+      <w:bookmarkStart w:id="60" w:name="_Ref217226506"/>
+      <w:bookmarkStart w:id="61" w:name="_Ref217226494"/>
+      <w:bookmarkStart w:id="62" w:name="_Toc217747150"/>
       <w:r>
         <w:rPr>
           <w:rFonts w:ascii="Times New Roman" w:eastAsia="標楷體" w:hAnsi="Times New Roman" w:cs="Times New Roman"/>
@@ -34138,7 +35099,7 @@
         </w:rPr>
         <w:fldChar w:fldCharType="end"/>
       </w:r>
-      <w:bookmarkEnd w:id="58"/>
+      <w:bookmarkEnd w:id="60"/>
       <w:r>
         <w:rPr>
           <w:rFonts w:ascii="Times New Roman" w:eastAsia="標楷體" w:hAnsi="Times New Roman" w:cs="Times New Roman" w:hint="eastAsia"/>
@@ -34157,8 +35118,8 @@
         </w:rPr>
         <w:t>比較表</w:t>
       </w:r>
-      <w:bookmarkEnd w:id="59"/>
-      <w:bookmarkEnd w:id="60"/>
+      <w:bookmarkEnd w:id="61"/>
+      <w:bookmarkEnd w:id="62"/>
       <w:r>
         <w:rPr>
           <w:rFonts w:ascii="Times New Roman" w:eastAsia="標楷體" w:hAnsi="Times New Roman" w:cs="Times New Roman" w:hint="eastAsia"/>
@@ -34174,7 +35135,7 @@
     <w:tbl>
       <w:tblPr>
         <w:tblStyle w:val="ae"/>
-        <w:tblW w:w="10311" w:type="dxa"/>
+        <w:tblW w:w="8541" w:type="dxa"/>
         <w:jc w:val="center"/>
         <w:tblLayout w:type="fixed"/>
         <w:tblLook w:val="04A0" w:firstRow="1" w:lastRow="0" w:firstColumn="1" w:lastColumn="0" w:noHBand="0" w:noVBand="1"/>
@@ -34185,16 +35146,18 @@
         <w:gridCol w:w="1059"/>
         <w:gridCol w:w="1056"/>
         <w:gridCol w:w="816"/>
-        <w:gridCol w:w="941"/>
-        <w:gridCol w:w="756"/>
+        <w:gridCol w:w="15"/>
+        <w:gridCol w:w="741"/>
         <w:gridCol w:w="1176"/>
         <w:gridCol w:w="1056"/>
-        <w:gridCol w:w="816"/>
-        <w:gridCol w:w="829"/>
+        <w:gridCol w:w="733"/>
+        <w:gridCol w:w="83"/>
       </w:tblGrid>
       <w:tr>
         <w:trPr>
+          <w:gridAfter w:val="1"/>
           <w:cnfStyle w:val="100000000000" w:firstRow="1" w:lastRow="0" w:firstColumn="0" w:lastColumn="0" w:oddVBand="0" w:evenVBand="0" w:oddHBand="0" w:evenHBand="0" w:firstRowFirstColumn="0" w:firstRowLastColumn="0" w:lastRowFirstColumn="0" w:lastRowLastColumn="0"/>
+          <w:wAfter w:w="83" w:type="dxa"/>
           <w:jc w:val="center"/>
         </w:trPr>
         <w:tc>
@@ -34216,7 +35179,7 @@
         </w:tc>
         <w:tc>
           <w:tcPr>
-            <w:tcW w:w="4628" w:type="dxa"/>
+            <w:tcW w:w="3702" w:type="dxa"/>
             <w:gridSpan w:val="5"/>
             <w:shd w:val="clear" w:color="auto" w:fill="F2F2F2" w:themeFill="background1" w:themeFillShade="F2"/>
           </w:tcPr>
@@ -34234,21 +35197,14 @@
                 <w:rFonts w:ascii="Times New Roman" w:eastAsia="標楷體" w:hAnsi="Times New Roman" w:cs="Times New Roman" w:hint="eastAsia"/>
                 <w:highlight w:val="yellow"/>
               </w:rPr>
-              <w:t>系統</w:t>
-            </w:r>
-            <w:r>
-              <w:rPr>
-                <w:rFonts w:ascii="Times New Roman" w:eastAsia="標楷體" w:hAnsi="Times New Roman" w:cs="Times New Roman" w:hint="eastAsia"/>
-                <w:highlight w:val="yellow"/>
-              </w:rPr>
-              <w:t>編排路線</w:t>
+              <w:t>系統編排路線</w:t>
             </w:r>
           </w:p>
         </w:tc>
         <w:tc>
           <w:tcPr>
-            <w:tcW w:w="4633" w:type="dxa"/>
-            <w:gridSpan w:val="5"/>
+            <w:tcW w:w="3706" w:type="dxa"/>
+            <w:gridSpan w:val="4"/>
           </w:tcPr>
           <w:p>
             <w:pPr>
@@ -34264,14 +35220,7 @@
                 <w:rFonts w:ascii="Times New Roman" w:eastAsia="標楷體" w:hAnsi="Times New Roman" w:cs="Times New Roman" w:hint="eastAsia"/>
                 <w:highlight w:val="yellow"/>
               </w:rPr>
-              <w:t>物流公司人工</w:t>
-            </w:r>
-            <w:r>
-              <w:rPr>
-                <w:rFonts w:ascii="Times New Roman" w:eastAsia="標楷體" w:hAnsi="Times New Roman" w:cs="Times New Roman" w:hint="eastAsia"/>
-                <w:highlight w:val="yellow"/>
-              </w:rPr>
-              <w:t>編排路線</w:t>
+              <w:t>物流公司人工編排路線</w:t>
             </w:r>
           </w:p>
         </w:tc>
@@ -34490,52 +35439,14 @@
                 <w:i/>
                 <w:highlight w:val="yellow"/>
               </w:rPr>
-              <w:t>R</w:t>
-            </w:r>
-          </w:p>
-        </w:tc>
-        <w:tc>
-          <w:tcPr>
-            <w:tcW w:w="941" w:type="dxa"/>
-            <w:tcBorders>
-              <w:top w:val="single" w:sz="4" w:space="0" w:color="auto"/>
-              <w:bottom w:val="single" w:sz="4" w:space="0" w:color="auto"/>
-            </w:tcBorders>
-            <w:shd w:val="clear" w:color="auto" w:fill="F2F2F2" w:themeFill="background1" w:themeFillShade="F2"/>
-          </w:tcPr>
-          <w:p>
-            <w:pPr>
-              <w:widowControl/>
-              <w:spacing w:line="360" w:lineRule="auto"/>
-              <w:jc w:val="center"/>
-              <w:rPr>
-                <w:rFonts w:ascii="Times New Roman" w:eastAsia="標楷體" w:hAnsi="Times New Roman" w:cs="Times New Roman"/>
-                <w:highlight w:val="yellow"/>
-              </w:rPr>
-            </w:pPr>
-            <m:oMathPara>
-              <m:oMath>
-                <m:r>
-                  <w:rPr>
-                    <w:rFonts w:ascii="Cambria Math" w:eastAsia="標楷體" w:hAnsi="Cambria Math" w:cs="Times New Roman" w:hint="eastAsia"/>
-                    <w:highlight w:val="yellow"/>
-                  </w:rPr>
-                  <m:t>T</m:t>
-                </m:r>
-                <m:r>
-                  <w:rPr>
-                    <w:rFonts w:ascii="Cambria Math" w:eastAsia="標楷體" w:hAnsi="Cambria Math" w:cs="Times New Roman"/>
-                    <w:highlight w:val="yellow"/>
-                  </w:rPr>
-                  <m:t>ime</m:t>
-                </m:r>
-              </m:oMath>
-            </m:oMathPara>
+              <w:t>U</w:t>
+            </w:r>
           </w:p>
         </w:tc>
         <w:tc>
           <w:tcPr>
             <w:tcW w:w="756" w:type="dxa"/>
+            <w:gridSpan w:val="2"/>
             <w:tcBorders>
               <w:top w:val="single" w:sz="4" w:space="0" w:color="auto"/>
               <w:bottom w:val="single" w:sz="4" w:space="0" w:color="auto"/>
@@ -34687,6 +35598,7 @@
         <w:tc>
           <w:tcPr>
             <w:tcW w:w="816" w:type="dxa"/>
+            <w:gridSpan w:val="2"/>
             <w:tcBorders>
               <w:bottom w:val="single" w:sz="4" w:space="0" w:color="auto"/>
             </w:tcBorders>
@@ -34707,16 +35619,2707 @@
                 <w:i/>
                 <w:highlight w:val="yellow"/>
               </w:rPr>
-              <w:t>R</w:t>
+              <w:t>U</w:t>
+            </w:r>
+          </w:p>
+        </w:tc>
+      </w:tr>
+      <w:tr>
+        <w:trPr>
+          <w:jc w:val="center"/>
+        </w:trPr>
+        <w:tc>
+          <w:tcPr>
+            <w:tcW w:w="1050" w:type="dxa"/>
+            <w:tcBorders>
+              <w:top w:val="single" w:sz="4" w:space="0" w:color="auto"/>
+            </w:tcBorders>
+          </w:tcPr>
+          <w:p>
+            <w:pPr>
+              <w:widowControl/>
+              <w:spacing w:line="360" w:lineRule="auto"/>
+              <w:jc w:val="center"/>
+              <w:rPr>
+                <w:rFonts w:ascii="Times New Roman" w:eastAsia="標楷體" w:hAnsi="Times New Roman" w:cs="Times New Roman"/>
+                <w:iCs/>
+                <w:highlight w:val="yellow"/>
+              </w:rPr>
+            </w:pPr>
+            <w:r>
+              <w:rPr>
+                <w:rFonts w:ascii="Times New Roman" w:eastAsia="標楷體" w:hAnsi="Times New Roman" w:cs="Times New Roman"/>
+                <w:iCs/>
+                <w:highlight w:val="yellow"/>
+              </w:rPr>
+              <w:t>D1203</w:t>
             </w:r>
           </w:p>
         </w:tc>
         <w:tc>
           <w:tcPr>
-            <w:tcW w:w="829" w:type="dxa"/>
+            <w:tcW w:w="756" w:type="dxa"/>
             <w:tcBorders>
               <w:top w:val="single" w:sz="4" w:space="0" w:color="auto"/>
-              <w:bottom w:val="single" w:sz="4" w:space="0" w:color="auto"/>
+            </w:tcBorders>
+            <w:shd w:val="clear" w:color="auto" w:fill="F2F2F2" w:themeFill="background1" w:themeFillShade="F2"/>
+          </w:tcPr>
+          <w:p>
+            <w:pPr>
+              <w:widowControl/>
+              <w:spacing w:line="360" w:lineRule="auto"/>
+              <w:jc w:val="center"/>
+              <w:rPr>
+                <w:rFonts w:ascii="Times New Roman" w:eastAsia="標楷體" w:hAnsi="Times New Roman" w:cs="Times New Roman"/>
+                <w:iCs/>
+                <w:highlight w:val="yellow"/>
+              </w:rPr>
+            </w:pPr>
+          </w:p>
+        </w:tc>
+        <w:tc>
+          <w:tcPr>
+            <w:tcW w:w="1059" w:type="dxa"/>
+            <w:tcBorders>
+              <w:top w:val="single" w:sz="4" w:space="0" w:color="auto"/>
+            </w:tcBorders>
+            <w:shd w:val="clear" w:color="auto" w:fill="F2F2F2" w:themeFill="background1" w:themeFillShade="F2"/>
+          </w:tcPr>
+          <w:p>
+            <w:pPr>
+              <w:widowControl/>
+              <w:spacing w:line="360" w:lineRule="auto"/>
+              <w:jc w:val="center"/>
+              <w:rPr>
+                <w:rFonts w:ascii="Times New Roman" w:eastAsia="標楷體" w:hAnsi="Times New Roman" w:cs="Times New Roman"/>
+                <w:iCs/>
+                <w:highlight w:val="yellow"/>
+              </w:rPr>
+            </w:pPr>
+          </w:p>
+        </w:tc>
+        <w:tc>
+          <w:tcPr>
+            <w:tcW w:w="1056" w:type="dxa"/>
+            <w:tcBorders>
+              <w:top w:val="single" w:sz="4" w:space="0" w:color="auto"/>
+            </w:tcBorders>
+            <w:shd w:val="clear" w:color="auto" w:fill="F2F2F2" w:themeFill="background1" w:themeFillShade="F2"/>
+          </w:tcPr>
+          <w:p>
+            <w:pPr>
+              <w:widowControl/>
+              <w:spacing w:line="360" w:lineRule="auto"/>
+              <w:jc w:val="center"/>
+              <w:rPr>
+                <w:rFonts w:ascii="Times New Roman" w:eastAsia="標楷體" w:hAnsi="Times New Roman" w:cs="Times New Roman"/>
+                <w:iCs/>
+                <w:highlight w:val="yellow"/>
+              </w:rPr>
+            </w:pPr>
+          </w:p>
+        </w:tc>
+        <w:tc>
+          <w:tcPr>
+            <w:tcW w:w="816" w:type="dxa"/>
+            <w:tcBorders>
+              <w:top w:val="single" w:sz="4" w:space="0" w:color="auto"/>
+            </w:tcBorders>
+            <w:shd w:val="clear" w:color="auto" w:fill="F2F2F2" w:themeFill="background1" w:themeFillShade="F2"/>
+          </w:tcPr>
+          <w:p>
+            <w:pPr>
+              <w:widowControl/>
+              <w:spacing w:line="360" w:lineRule="auto"/>
+              <w:jc w:val="center"/>
+              <w:rPr>
+                <w:rFonts w:ascii="Times New Roman" w:eastAsia="標楷體" w:hAnsi="Times New Roman" w:cs="Times New Roman"/>
+                <w:iCs/>
+                <w:highlight w:val="yellow"/>
+              </w:rPr>
+            </w:pPr>
+          </w:p>
+        </w:tc>
+        <w:tc>
+          <w:tcPr>
+            <w:tcW w:w="756" w:type="dxa"/>
+            <w:gridSpan w:val="2"/>
+            <w:tcBorders>
+              <w:top w:val="single" w:sz="4" w:space="0" w:color="auto"/>
+            </w:tcBorders>
+          </w:tcPr>
+          <w:p>
+            <w:pPr>
+              <w:widowControl/>
+              <w:spacing w:line="360" w:lineRule="auto"/>
+              <w:jc w:val="center"/>
+              <w:rPr>
+                <w:rFonts w:ascii="Times New Roman" w:eastAsia="標楷體" w:hAnsi="Times New Roman" w:cs="Times New Roman"/>
+                <w:iCs/>
+                <w:highlight w:val="yellow"/>
+              </w:rPr>
+            </w:pPr>
+            <w:r>
+              <w:rPr>
+                <w:rFonts w:ascii="Times New Roman" w:eastAsia="標楷體" w:hAnsi="Times New Roman" w:cs="Times New Roman"/>
+                <w:iCs/>
+                <w:highlight w:val="yellow"/>
+              </w:rPr>
+              <w:t>102</w:t>
+            </w:r>
+          </w:p>
+        </w:tc>
+        <w:tc>
+          <w:tcPr>
+            <w:tcW w:w="1176" w:type="dxa"/>
+            <w:tcBorders>
+              <w:top w:val="single" w:sz="4" w:space="0" w:color="auto"/>
+            </w:tcBorders>
+          </w:tcPr>
+          <w:p>
+            <w:pPr>
+              <w:widowControl/>
+              <w:spacing w:line="360" w:lineRule="auto"/>
+              <w:jc w:val="center"/>
+              <w:rPr>
+                <w:rFonts w:ascii="Times New Roman" w:eastAsia="標楷體" w:hAnsi="Times New Roman" w:cs="Times New Roman"/>
+                <w:iCs/>
+                <w:highlight w:val="yellow"/>
+              </w:rPr>
+            </w:pPr>
+            <w:r>
+              <w:rPr>
+                <w:rFonts w:ascii="Times New Roman" w:eastAsia="標楷體" w:hAnsi="Times New Roman" w:cs="Times New Roman"/>
+                <w:iCs/>
+                <w:highlight w:val="yellow"/>
+              </w:rPr>
+              <w:t>375</w:t>
+            </w:r>
+            <w:r>
+              <w:rPr>
+                <w:rFonts w:ascii="Times New Roman" w:eastAsia="標楷體" w:hAnsi="Times New Roman" w:cs="Times New Roman" w:hint="eastAsia"/>
+                <w:iCs/>
+                <w:highlight w:val="yellow"/>
+              </w:rPr>
+              <w:t>7</w:t>
+            </w:r>
+            <w:r>
+              <w:rPr>
+                <w:rFonts w:ascii="Times New Roman" w:eastAsia="標楷體" w:hAnsi="Times New Roman" w:cs="Times New Roman"/>
+                <w:iCs/>
+                <w:highlight w:val="yellow"/>
+              </w:rPr>
+              <w:t>.</w:t>
+            </w:r>
+            <w:r>
+              <w:rPr>
+                <w:rFonts w:ascii="Times New Roman" w:eastAsia="標楷體" w:hAnsi="Times New Roman" w:cs="Times New Roman" w:hint="eastAsia"/>
+                <w:iCs/>
+                <w:highlight w:val="yellow"/>
+              </w:rPr>
+              <w:t>89</w:t>
+            </w:r>
+          </w:p>
+        </w:tc>
+        <w:tc>
+          <w:tcPr>
+            <w:tcW w:w="1056" w:type="dxa"/>
+            <w:tcBorders>
+              <w:top w:val="single" w:sz="4" w:space="0" w:color="auto"/>
+            </w:tcBorders>
+          </w:tcPr>
+          <w:p>
+            <w:pPr>
+              <w:widowControl/>
+              <w:spacing w:line="360" w:lineRule="auto"/>
+              <w:jc w:val="center"/>
+              <w:rPr>
+                <w:rFonts w:ascii="Times New Roman" w:eastAsia="標楷體" w:hAnsi="Times New Roman" w:cs="Times New Roman"/>
+                <w:iCs/>
+                <w:highlight w:val="yellow"/>
+              </w:rPr>
+            </w:pPr>
+            <w:r>
+              <w:rPr>
+                <w:rFonts w:ascii="Times New Roman" w:eastAsia="標楷體" w:hAnsi="Times New Roman" w:cs="Times New Roman" w:hint="eastAsia"/>
+                <w:iCs/>
+                <w:highlight w:val="yellow"/>
+              </w:rPr>
+              <w:t>28</w:t>
+            </w:r>
+            <w:r>
+              <w:rPr>
+                <w:rFonts w:ascii="Times New Roman" w:eastAsia="標楷體" w:hAnsi="Times New Roman" w:cs="Times New Roman"/>
+                <w:iCs/>
+                <w:highlight w:val="yellow"/>
+              </w:rPr>
+              <w:t>3.</w:t>
+            </w:r>
+            <w:r>
+              <w:rPr>
+                <w:rFonts w:ascii="Times New Roman" w:eastAsia="標楷體" w:hAnsi="Times New Roman" w:cs="Times New Roman" w:hint="eastAsia"/>
+                <w:iCs/>
+                <w:highlight w:val="yellow"/>
+              </w:rPr>
+              <w:t>1</w:t>
+            </w:r>
+            <w:r>
+              <w:rPr>
+                <w:rFonts w:ascii="Times New Roman" w:eastAsia="標楷體" w:hAnsi="Times New Roman" w:cs="Times New Roman"/>
+                <w:iCs/>
+                <w:highlight w:val="yellow"/>
+              </w:rPr>
+              <w:t>0</w:t>
+            </w:r>
+          </w:p>
+        </w:tc>
+        <w:tc>
+          <w:tcPr>
+            <w:tcW w:w="816" w:type="dxa"/>
+            <w:gridSpan w:val="2"/>
+            <w:tcBorders>
+              <w:top w:val="single" w:sz="4" w:space="0" w:color="auto"/>
+            </w:tcBorders>
+          </w:tcPr>
+          <w:p>
+            <w:pPr>
+              <w:widowControl/>
+              <w:spacing w:line="360" w:lineRule="auto"/>
+              <w:jc w:val="center"/>
+              <w:rPr>
+                <w:rFonts w:ascii="Times New Roman" w:eastAsia="標楷體" w:hAnsi="Times New Roman" w:cs="Times New Roman"/>
+                <w:iCs/>
+                <w:highlight w:val="yellow"/>
+              </w:rPr>
+            </w:pPr>
+            <w:r>
+              <w:rPr>
+                <w:rFonts w:ascii="Times New Roman" w:eastAsia="標楷體" w:hAnsi="Times New Roman" w:cs="Times New Roman" w:hint="eastAsia"/>
+                <w:iCs/>
+                <w:highlight w:val="yellow"/>
+              </w:rPr>
+              <w:t>0.85</w:t>
+            </w:r>
+          </w:p>
+        </w:tc>
+      </w:tr>
+      <w:tr>
+        <w:trPr>
+          <w:jc w:val="center"/>
+        </w:trPr>
+        <w:tc>
+          <w:tcPr>
+            <w:tcW w:w="1050" w:type="dxa"/>
+          </w:tcPr>
+          <w:p>
+            <w:pPr>
+              <w:widowControl/>
+              <w:spacing w:line="360" w:lineRule="auto"/>
+              <w:jc w:val="center"/>
+              <w:rPr>
+                <w:rFonts w:ascii="Times New Roman" w:eastAsia="標楷體" w:hAnsi="Times New Roman" w:cs="Times New Roman"/>
+                <w:iCs/>
+                <w:highlight w:val="yellow"/>
+              </w:rPr>
+            </w:pPr>
+            <w:r>
+              <w:rPr>
+                <w:rFonts w:ascii="Times New Roman" w:eastAsia="標楷體" w:hAnsi="Times New Roman" w:cs="Times New Roman"/>
+                <w:iCs/>
+                <w:highlight w:val="yellow"/>
+              </w:rPr>
+              <w:t>D1205</w:t>
+            </w:r>
+          </w:p>
+        </w:tc>
+        <w:tc>
+          <w:tcPr>
+            <w:tcW w:w="756" w:type="dxa"/>
+            <w:shd w:val="clear" w:color="auto" w:fill="F2F2F2" w:themeFill="background1" w:themeFillShade="F2"/>
+          </w:tcPr>
+          <w:p>
+            <w:pPr>
+              <w:widowControl/>
+              <w:spacing w:line="360" w:lineRule="auto"/>
+              <w:jc w:val="center"/>
+              <w:rPr>
+                <w:rFonts w:ascii="Times New Roman" w:eastAsia="標楷體" w:hAnsi="Times New Roman" w:cs="Times New Roman"/>
+                <w:iCs/>
+                <w:highlight w:val="yellow"/>
+              </w:rPr>
+            </w:pPr>
+          </w:p>
+        </w:tc>
+        <w:tc>
+          <w:tcPr>
+            <w:tcW w:w="1059" w:type="dxa"/>
+            <w:shd w:val="clear" w:color="auto" w:fill="F2F2F2" w:themeFill="background1" w:themeFillShade="F2"/>
+          </w:tcPr>
+          <w:p>
+            <w:pPr>
+              <w:widowControl/>
+              <w:spacing w:line="360" w:lineRule="auto"/>
+              <w:jc w:val="center"/>
+              <w:rPr>
+                <w:rFonts w:ascii="Times New Roman" w:eastAsia="標楷體" w:hAnsi="Times New Roman" w:cs="Times New Roman"/>
+                <w:iCs/>
+                <w:highlight w:val="yellow"/>
+              </w:rPr>
+            </w:pPr>
+          </w:p>
+        </w:tc>
+        <w:tc>
+          <w:tcPr>
+            <w:tcW w:w="1056" w:type="dxa"/>
+            <w:shd w:val="clear" w:color="auto" w:fill="F2F2F2" w:themeFill="background1" w:themeFillShade="F2"/>
+          </w:tcPr>
+          <w:p>
+            <w:pPr>
+              <w:widowControl/>
+              <w:spacing w:line="360" w:lineRule="auto"/>
+              <w:jc w:val="center"/>
+              <w:rPr>
+                <w:rFonts w:ascii="Times New Roman" w:eastAsia="標楷體" w:hAnsi="Times New Roman" w:cs="Times New Roman"/>
+                <w:iCs/>
+                <w:highlight w:val="yellow"/>
+              </w:rPr>
+            </w:pPr>
+          </w:p>
+        </w:tc>
+        <w:tc>
+          <w:tcPr>
+            <w:tcW w:w="816" w:type="dxa"/>
+            <w:shd w:val="clear" w:color="auto" w:fill="F2F2F2" w:themeFill="background1" w:themeFillShade="F2"/>
+          </w:tcPr>
+          <w:p>
+            <w:pPr>
+              <w:widowControl/>
+              <w:spacing w:line="360" w:lineRule="auto"/>
+              <w:jc w:val="center"/>
+              <w:rPr>
+                <w:rFonts w:ascii="Times New Roman" w:eastAsia="標楷體" w:hAnsi="Times New Roman" w:cs="Times New Roman"/>
+                <w:iCs/>
+                <w:highlight w:val="yellow"/>
+              </w:rPr>
+            </w:pPr>
+          </w:p>
+        </w:tc>
+        <w:tc>
+          <w:tcPr>
+            <w:tcW w:w="756" w:type="dxa"/>
+            <w:gridSpan w:val="2"/>
+          </w:tcPr>
+          <w:p>
+            <w:pPr>
+              <w:widowControl/>
+              <w:spacing w:line="360" w:lineRule="auto"/>
+              <w:jc w:val="center"/>
+              <w:rPr>
+                <w:rFonts w:ascii="Times New Roman" w:eastAsia="標楷體" w:hAnsi="Times New Roman" w:cs="Times New Roman"/>
+                <w:iCs/>
+                <w:highlight w:val="yellow"/>
+              </w:rPr>
+            </w:pPr>
+            <w:r>
+              <w:rPr>
+                <w:rFonts w:ascii="Times New Roman" w:eastAsia="標楷體" w:hAnsi="Times New Roman" w:cs="Times New Roman"/>
+                <w:iCs/>
+                <w:highlight w:val="yellow"/>
+              </w:rPr>
+              <w:t>90</w:t>
+            </w:r>
+          </w:p>
+        </w:tc>
+        <w:tc>
+          <w:tcPr>
+            <w:tcW w:w="1176" w:type="dxa"/>
+          </w:tcPr>
+          <w:p>
+            <w:pPr>
+              <w:widowControl/>
+              <w:spacing w:line="360" w:lineRule="auto"/>
+              <w:jc w:val="center"/>
+              <w:rPr>
+                <w:rFonts w:ascii="Times New Roman" w:eastAsia="標楷體" w:hAnsi="Times New Roman" w:cs="Times New Roman"/>
+                <w:iCs/>
+                <w:highlight w:val="yellow"/>
+              </w:rPr>
+            </w:pPr>
+            <w:r>
+              <w:rPr>
+                <w:rFonts w:ascii="Times New Roman" w:eastAsia="標楷體" w:hAnsi="Times New Roman" w:cs="Times New Roman"/>
+                <w:iCs/>
+                <w:highlight w:val="yellow"/>
+              </w:rPr>
+              <w:t>3</w:t>
+            </w:r>
+            <w:r>
+              <w:rPr>
+                <w:rFonts w:ascii="Times New Roman" w:eastAsia="標楷體" w:hAnsi="Times New Roman" w:cs="Times New Roman" w:hint="eastAsia"/>
+                <w:iCs/>
+                <w:highlight w:val="yellow"/>
+              </w:rPr>
+              <w:t>293</w:t>
+            </w:r>
+            <w:r>
+              <w:rPr>
+                <w:rFonts w:ascii="Times New Roman" w:eastAsia="標楷體" w:hAnsi="Times New Roman" w:cs="Times New Roman"/>
+                <w:iCs/>
+                <w:highlight w:val="yellow"/>
+              </w:rPr>
+              <w:t>.</w:t>
+            </w:r>
+            <w:r>
+              <w:rPr>
+                <w:rFonts w:ascii="Times New Roman" w:eastAsia="標楷體" w:hAnsi="Times New Roman" w:cs="Times New Roman" w:hint="eastAsia"/>
+                <w:iCs/>
+                <w:highlight w:val="yellow"/>
+              </w:rPr>
+              <w:t>58</w:t>
+            </w:r>
+          </w:p>
+        </w:tc>
+        <w:tc>
+          <w:tcPr>
+            <w:tcW w:w="1056" w:type="dxa"/>
+          </w:tcPr>
+          <w:p>
+            <w:pPr>
+              <w:widowControl/>
+              <w:spacing w:line="360" w:lineRule="auto"/>
+              <w:jc w:val="center"/>
+              <w:rPr>
+                <w:rFonts w:ascii="Times New Roman" w:eastAsia="標楷體" w:hAnsi="Times New Roman" w:cs="Times New Roman"/>
+                <w:iCs/>
+                <w:highlight w:val="yellow"/>
+              </w:rPr>
+            </w:pPr>
+            <w:r>
+              <w:rPr>
+                <w:rFonts w:ascii="Times New Roman" w:eastAsia="標楷體" w:hAnsi="Times New Roman" w:cs="Times New Roman" w:hint="eastAsia"/>
+                <w:iCs/>
+                <w:highlight w:val="yellow"/>
+              </w:rPr>
+              <w:t>270</w:t>
+            </w:r>
+            <w:r>
+              <w:rPr>
+                <w:rFonts w:ascii="Times New Roman" w:eastAsia="標楷體" w:hAnsi="Times New Roman" w:cs="Times New Roman"/>
+                <w:iCs/>
+                <w:highlight w:val="yellow"/>
+              </w:rPr>
+              <w:t>.</w:t>
+            </w:r>
+            <w:r>
+              <w:rPr>
+                <w:rFonts w:ascii="Times New Roman" w:eastAsia="標楷體" w:hAnsi="Times New Roman" w:cs="Times New Roman" w:hint="eastAsia"/>
+                <w:iCs/>
+                <w:highlight w:val="yellow"/>
+              </w:rPr>
+              <w:t>1</w:t>
+            </w:r>
+            <w:r>
+              <w:rPr>
+                <w:rFonts w:ascii="Times New Roman" w:eastAsia="標楷體" w:hAnsi="Times New Roman" w:cs="Times New Roman"/>
+                <w:iCs/>
+                <w:highlight w:val="yellow"/>
+              </w:rPr>
+              <w:t>0</w:t>
+            </w:r>
+          </w:p>
+        </w:tc>
+        <w:tc>
+          <w:tcPr>
+            <w:tcW w:w="816" w:type="dxa"/>
+            <w:gridSpan w:val="2"/>
+          </w:tcPr>
+          <w:p>
+            <w:pPr>
+              <w:widowControl/>
+              <w:spacing w:line="360" w:lineRule="auto"/>
+              <w:jc w:val="center"/>
+              <w:rPr>
+                <w:rFonts w:ascii="Times New Roman" w:eastAsia="標楷體" w:hAnsi="Times New Roman" w:cs="Times New Roman"/>
+                <w:iCs/>
+                <w:highlight w:val="yellow"/>
+              </w:rPr>
+            </w:pPr>
+            <w:r>
+              <w:rPr>
+                <w:rFonts w:ascii="Times New Roman" w:eastAsia="標楷體" w:hAnsi="Times New Roman" w:cs="Times New Roman" w:hint="eastAsia"/>
+                <w:iCs/>
+                <w:highlight w:val="yellow"/>
+              </w:rPr>
+              <w:t>0.84</w:t>
+            </w:r>
+          </w:p>
+        </w:tc>
+      </w:tr>
+      <w:tr>
+        <w:trPr>
+          <w:jc w:val="center"/>
+        </w:trPr>
+        <w:tc>
+          <w:tcPr>
+            <w:tcW w:w="1050" w:type="dxa"/>
+          </w:tcPr>
+          <w:p>
+            <w:pPr>
+              <w:widowControl/>
+              <w:spacing w:line="360" w:lineRule="auto"/>
+              <w:jc w:val="center"/>
+              <w:rPr>
+                <w:rFonts w:ascii="Times New Roman" w:eastAsia="標楷體" w:hAnsi="Times New Roman" w:cs="Times New Roman"/>
+                <w:iCs/>
+                <w:highlight w:val="yellow"/>
+              </w:rPr>
+            </w:pPr>
+            <w:r>
+              <w:rPr>
+                <w:rFonts w:ascii="Times New Roman" w:eastAsia="標楷體" w:hAnsi="Times New Roman" w:cs="Times New Roman"/>
+                <w:iCs/>
+                <w:highlight w:val="yellow"/>
+              </w:rPr>
+              <w:t>D1207</w:t>
+            </w:r>
+          </w:p>
+        </w:tc>
+        <w:tc>
+          <w:tcPr>
+            <w:tcW w:w="756" w:type="dxa"/>
+            <w:shd w:val="clear" w:color="auto" w:fill="F2F2F2" w:themeFill="background1" w:themeFillShade="F2"/>
+          </w:tcPr>
+          <w:p>
+            <w:pPr>
+              <w:widowControl/>
+              <w:spacing w:line="360" w:lineRule="auto"/>
+              <w:jc w:val="center"/>
+              <w:rPr>
+                <w:rFonts w:ascii="Times New Roman" w:eastAsia="標楷體" w:hAnsi="Times New Roman" w:cs="Times New Roman"/>
+                <w:iCs/>
+                <w:highlight w:val="yellow"/>
+              </w:rPr>
+            </w:pPr>
+          </w:p>
+        </w:tc>
+        <w:tc>
+          <w:tcPr>
+            <w:tcW w:w="1059" w:type="dxa"/>
+            <w:shd w:val="clear" w:color="auto" w:fill="F2F2F2" w:themeFill="background1" w:themeFillShade="F2"/>
+          </w:tcPr>
+          <w:p>
+            <w:pPr>
+              <w:widowControl/>
+              <w:spacing w:line="360" w:lineRule="auto"/>
+              <w:jc w:val="center"/>
+              <w:rPr>
+                <w:rFonts w:ascii="Times New Roman" w:eastAsia="標楷體" w:hAnsi="Times New Roman" w:cs="Times New Roman"/>
+                <w:iCs/>
+                <w:highlight w:val="yellow"/>
+              </w:rPr>
+            </w:pPr>
+          </w:p>
+        </w:tc>
+        <w:tc>
+          <w:tcPr>
+            <w:tcW w:w="1056" w:type="dxa"/>
+            <w:shd w:val="clear" w:color="auto" w:fill="F2F2F2" w:themeFill="background1" w:themeFillShade="F2"/>
+          </w:tcPr>
+          <w:p>
+            <w:pPr>
+              <w:widowControl/>
+              <w:spacing w:line="360" w:lineRule="auto"/>
+              <w:jc w:val="center"/>
+              <w:rPr>
+                <w:rFonts w:ascii="Times New Roman" w:eastAsia="標楷體" w:hAnsi="Times New Roman" w:cs="Times New Roman"/>
+                <w:iCs/>
+                <w:highlight w:val="yellow"/>
+              </w:rPr>
+            </w:pPr>
+          </w:p>
+        </w:tc>
+        <w:tc>
+          <w:tcPr>
+            <w:tcW w:w="816" w:type="dxa"/>
+            <w:shd w:val="clear" w:color="auto" w:fill="F2F2F2" w:themeFill="background1" w:themeFillShade="F2"/>
+          </w:tcPr>
+          <w:p>
+            <w:pPr>
+              <w:widowControl/>
+              <w:spacing w:line="360" w:lineRule="auto"/>
+              <w:jc w:val="center"/>
+              <w:rPr>
+                <w:rFonts w:ascii="Times New Roman" w:eastAsia="標楷體" w:hAnsi="Times New Roman" w:cs="Times New Roman"/>
+                <w:iCs/>
+                <w:highlight w:val="yellow"/>
+              </w:rPr>
+            </w:pPr>
+          </w:p>
+        </w:tc>
+        <w:tc>
+          <w:tcPr>
+            <w:tcW w:w="756" w:type="dxa"/>
+            <w:gridSpan w:val="2"/>
+          </w:tcPr>
+          <w:p>
+            <w:pPr>
+              <w:widowControl/>
+              <w:spacing w:line="360" w:lineRule="auto"/>
+              <w:jc w:val="center"/>
+              <w:rPr>
+                <w:rFonts w:ascii="Times New Roman" w:eastAsia="標楷體" w:hAnsi="Times New Roman" w:cs="Times New Roman"/>
+                <w:iCs/>
+                <w:highlight w:val="yellow"/>
+              </w:rPr>
+            </w:pPr>
+            <w:r>
+              <w:rPr>
+                <w:rFonts w:ascii="Times New Roman" w:eastAsia="標楷體" w:hAnsi="Times New Roman" w:cs="Times New Roman"/>
+                <w:iCs/>
+                <w:highlight w:val="yellow"/>
+              </w:rPr>
+              <w:t>89</w:t>
+            </w:r>
+          </w:p>
+        </w:tc>
+        <w:tc>
+          <w:tcPr>
+            <w:tcW w:w="1176" w:type="dxa"/>
+          </w:tcPr>
+          <w:p>
+            <w:pPr>
+              <w:widowControl/>
+              <w:spacing w:line="360" w:lineRule="auto"/>
+              <w:jc w:val="center"/>
+              <w:rPr>
+                <w:rFonts w:ascii="Times New Roman" w:eastAsia="標楷體" w:hAnsi="Times New Roman" w:cs="Times New Roman"/>
+                <w:iCs/>
+                <w:highlight w:val="yellow"/>
+              </w:rPr>
+            </w:pPr>
+            <w:r>
+              <w:rPr>
+                <w:rFonts w:ascii="Times New Roman" w:eastAsia="標楷體" w:hAnsi="Times New Roman" w:cs="Times New Roman"/>
+                <w:iCs/>
+                <w:highlight w:val="yellow"/>
+              </w:rPr>
+              <w:t>335</w:t>
+            </w:r>
+            <w:r>
+              <w:rPr>
+                <w:rFonts w:ascii="Times New Roman" w:eastAsia="標楷體" w:hAnsi="Times New Roman" w:cs="Times New Roman" w:hint="eastAsia"/>
+                <w:iCs/>
+                <w:highlight w:val="yellow"/>
+              </w:rPr>
+              <w:t>7</w:t>
+            </w:r>
+            <w:r>
+              <w:rPr>
+                <w:rFonts w:ascii="Times New Roman" w:eastAsia="標楷體" w:hAnsi="Times New Roman" w:cs="Times New Roman"/>
+                <w:iCs/>
+                <w:highlight w:val="yellow"/>
+              </w:rPr>
+              <w:t>.</w:t>
+            </w:r>
+            <w:r>
+              <w:rPr>
+                <w:rFonts w:ascii="Times New Roman" w:eastAsia="標楷體" w:hAnsi="Times New Roman" w:cs="Times New Roman" w:hint="eastAsia"/>
+                <w:iCs/>
+                <w:highlight w:val="yellow"/>
+              </w:rPr>
+              <w:t>24</w:t>
+            </w:r>
+          </w:p>
+        </w:tc>
+        <w:tc>
+          <w:tcPr>
+            <w:tcW w:w="1056" w:type="dxa"/>
+          </w:tcPr>
+          <w:p>
+            <w:pPr>
+              <w:widowControl/>
+              <w:spacing w:line="360" w:lineRule="auto"/>
+              <w:jc w:val="center"/>
+              <w:rPr>
+                <w:rFonts w:ascii="Times New Roman" w:eastAsia="標楷體" w:hAnsi="Times New Roman" w:cs="Times New Roman"/>
+                <w:iCs/>
+                <w:highlight w:val="yellow"/>
+              </w:rPr>
+            </w:pPr>
+            <w:r>
+              <w:rPr>
+                <w:rFonts w:ascii="Times New Roman" w:eastAsia="標楷體" w:hAnsi="Times New Roman" w:cs="Times New Roman"/>
+                <w:iCs/>
+                <w:highlight w:val="yellow"/>
+              </w:rPr>
+              <w:t>2</w:t>
+            </w:r>
+            <w:r>
+              <w:rPr>
+                <w:rFonts w:ascii="Times New Roman" w:eastAsia="標楷體" w:hAnsi="Times New Roman" w:cs="Times New Roman" w:hint="eastAsia"/>
+                <w:iCs/>
+                <w:highlight w:val="yellow"/>
+              </w:rPr>
+              <w:t>70</w:t>
+            </w:r>
+            <w:r>
+              <w:rPr>
+                <w:rFonts w:ascii="Times New Roman" w:eastAsia="標楷體" w:hAnsi="Times New Roman" w:cs="Times New Roman"/>
+                <w:iCs/>
+                <w:highlight w:val="yellow"/>
+              </w:rPr>
+              <w:t>.</w:t>
+            </w:r>
+            <w:r>
+              <w:rPr>
+                <w:rFonts w:ascii="Times New Roman" w:eastAsia="標楷體" w:hAnsi="Times New Roman" w:cs="Times New Roman" w:hint="eastAsia"/>
+                <w:iCs/>
+                <w:highlight w:val="yellow"/>
+              </w:rPr>
+              <w:t>33</w:t>
+            </w:r>
+          </w:p>
+        </w:tc>
+        <w:tc>
+          <w:tcPr>
+            <w:tcW w:w="816" w:type="dxa"/>
+            <w:gridSpan w:val="2"/>
+          </w:tcPr>
+          <w:p>
+            <w:pPr>
+              <w:widowControl/>
+              <w:spacing w:line="360" w:lineRule="auto"/>
+              <w:jc w:val="center"/>
+              <w:rPr>
+                <w:rFonts w:ascii="Times New Roman" w:eastAsia="標楷體" w:hAnsi="Times New Roman" w:cs="Times New Roman"/>
+                <w:iCs/>
+                <w:highlight w:val="yellow"/>
+              </w:rPr>
+            </w:pPr>
+            <w:r>
+              <w:rPr>
+                <w:rFonts w:ascii="Times New Roman" w:eastAsia="標楷體" w:hAnsi="Times New Roman" w:cs="Times New Roman" w:hint="eastAsia"/>
+                <w:iCs/>
+                <w:highlight w:val="yellow"/>
+              </w:rPr>
+              <w:t>0.87</w:t>
+            </w:r>
+          </w:p>
+        </w:tc>
+      </w:tr>
+      <w:tr>
+        <w:trPr>
+          <w:jc w:val="center"/>
+        </w:trPr>
+        <w:tc>
+          <w:tcPr>
+            <w:tcW w:w="1050" w:type="dxa"/>
+          </w:tcPr>
+          <w:p>
+            <w:pPr>
+              <w:widowControl/>
+              <w:spacing w:line="360" w:lineRule="auto"/>
+              <w:jc w:val="center"/>
+              <w:rPr>
+                <w:rFonts w:ascii="Times New Roman" w:eastAsia="標楷體" w:hAnsi="Times New Roman" w:cs="Times New Roman"/>
+                <w:iCs/>
+                <w:highlight w:val="yellow"/>
+              </w:rPr>
+            </w:pPr>
+            <w:r>
+              <w:rPr>
+                <w:rFonts w:ascii="Times New Roman" w:eastAsia="標楷體" w:hAnsi="Times New Roman" w:cs="Times New Roman"/>
+                <w:iCs/>
+                <w:highlight w:val="yellow"/>
+              </w:rPr>
+              <w:t>D1208</w:t>
+            </w:r>
+          </w:p>
+        </w:tc>
+        <w:tc>
+          <w:tcPr>
+            <w:tcW w:w="756" w:type="dxa"/>
+            <w:shd w:val="clear" w:color="auto" w:fill="F2F2F2" w:themeFill="background1" w:themeFillShade="F2"/>
+          </w:tcPr>
+          <w:p>
+            <w:pPr>
+              <w:widowControl/>
+              <w:spacing w:line="360" w:lineRule="auto"/>
+              <w:jc w:val="center"/>
+              <w:rPr>
+                <w:rFonts w:ascii="Times New Roman" w:eastAsia="標楷體" w:hAnsi="Times New Roman" w:cs="Times New Roman"/>
+                <w:iCs/>
+                <w:highlight w:val="yellow"/>
+              </w:rPr>
+            </w:pPr>
+          </w:p>
+        </w:tc>
+        <w:tc>
+          <w:tcPr>
+            <w:tcW w:w="1059" w:type="dxa"/>
+            <w:shd w:val="clear" w:color="auto" w:fill="F2F2F2" w:themeFill="background1" w:themeFillShade="F2"/>
+          </w:tcPr>
+          <w:p>
+            <w:pPr>
+              <w:widowControl/>
+              <w:spacing w:line="360" w:lineRule="auto"/>
+              <w:jc w:val="center"/>
+              <w:rPr>
+                <w:rFonts w:ascii="Times New Roman" w:eastAsia="標楷體" w:hAnsi="Times New Roman" w:cs="Times New Roman"/>
+                <w:iCs/>
+                <w:highlight w:val="yellow"/>
+              </w:rPr>
+            </w:pPr>
+          </w:p>
+        </w:tc>
+        <w:tc>
+          <w:tcPr>
+            <w:tcW w:w="1056" w:type="dxa"/>
+            <w:shd w:val="clear" w:color="auto" w:fill="F2F2F2" w:themeFill="background1" w:themeFillShade="F2"/>
+          </w:tcPr>
+          <w:p>
+            <w:pPr>
+              <w:widowControl/>
+              <w:spacing w:line="360" w:lineRule="auto"/>
+              <w:jc w:val="center"/>
+              <w:rPr>
+                <w:rFonts w:ascii="Times New Roman" w:eastAsia="標楷體" w:hAnsi="Times New Roman" w:cs="Times New Roman"/>
+                <w:iCs/>
+                <w:highlight w:val="yellow"/>
+              </w:rPr>
+            </w:pPr>
+          </w:p>
+        </w:tc>
+        <w:tc>
+          <w:tcPr>
+            <w:tcW w:w="816" w:type="dxa"/>
+            <w:shd w:val="clear" w:color="auto" w:fill="F2F2F2" w:themeFill="background1" w:themeFillShade="F2"/>
+          </w:tcPr>
+          <w:p>
+            <w:pPr>
+              <w:widowControl/>
+              <w:spacing w:line="360" w:lineRule="auto"/>
+              <w:jc w:val="center"/>
+              <w:rPr>
+                <w:rFonts w:ascii="Times New Roman" w:eastAsia="標楷體" w:hAnsi="Times New Roman" w:cs="Times New Roman"/>
+                <w:iCs/>
+                <w:highlight w:val="yellow"/>
+              </w:rPr>
+            </w:pPr>
+          </w:p>
+        </w:tc>
+        <w:tc>
+          <w:tcPr>
+            <w:tcW w:w="756" w:type="dxa"/>
+            <w:gridSpan w:val="2"/>
+          </w:tcPr>
+          <w:p>
+            <w:pPr>
+              <w:widowControl/>
+              <w:spacing w:line="360" w:lineRule="auto"/>
+              <w:jc w:val="center"/>
+              <w:rPr>
+                <w:rFonts w:ascii="Times New Roman" w:eastAsia="標楷體" w:hAnsi="Times New Roman" w:cs="Times New Roman"/>
+                <w:iCs/>
+                <w:highlight w:val="yellow"/>
+              </w:rPr>
+            </w:pPr>
+            <w:r>
+              <w:rPr>
+                <w:rFonts w:ascii="Times New Roman" w:eastAsia="標楷體" w:hAnsi="Times New Roman" w:cs="Times New Roman"/>
+                <w:iCs/>
+                <w:highlight w:val="yellow"/>
+              </w:rPr>
+              <w:t>83</w:t>
+            </w:r>
+          </w:p>
+        </w:tc>
+        <w:tc>
+          <w:tcPr>
+            <w:tcW w:w="1176" w:type="dxa"/>
+          </w:tcPr>
+          <w:p>
+            <w:pPr>
+              <w:widowControl/>
+              <w:spacing w:line="360" w:lineRule="auto"/>
+              <w:jc w:val="center"/>
+              <w:rPr>
+                <w:rFonts w:ascii="Times New Roman" w:eastAsia="標楷體" w:hAnsi="Times New Roman" w:cs="Times New Roman"/>
+                <w:iCs/>
+                <w:highlight w:val="yellow"/>
+              </w:rPr>
+            </w:pPr>
+            <w:r>
+              <w:rPr>
+                <w:rFonts w:ascii="Times New Roman" w:eastAsia="標楷體" w:hAnsi="Times New Roman" w:cs="Times New Roman"/>
+                <w:iCs/>
+                <w:highlight w:val="yellow"/>
+              </w:rPr>
+              <w:t>31</w:t>
+            </w:r>
+            <w:r>
+              <w:rPr>
+                <w:rFonts w:ascii="Times New Roman" w:eastAsia="標楷體" w:hAnsi="Times New Roman" w:cs="Times New Roman" w:hint="eastAsia"/>
+                <w:iCs/>
+                <w:highlight w:val="yellow"/>
+              </w:rPr>
+              <w:t>52</w:t>
+            </w:r>
+            <w:r>
+              <w:rPr>
+                <w:rFonts w:ascii="Times New Roman" w:eastAsia="標楷體" w:hAnsi="Times New Roman" w:cs="Times New Roman"/>
+                <w:iCs/>
+                <w:highlight w:val="yellow"/>
+              </w:rPr>
+              <w:t>.</w:t>
+            </w:r>
+            <w:r>
+              <w:rPr>
+                <w:rFonts w:ascii="Times New Roman" w:eastAsia="標楷體" w:hAnsi="Times New Roman" w:cs="Times New Roman" w:hint="eastAsia"/>
+                <w:iCs/>
+                <w:highlight w:val="yellow"/>
+              </w:rPr>
+              <w:t>91</w:t>
+            </w:r>
+          </w:p>
+        </w:tc>
+        <w:tc>
+          <w:tcPr>
+            <w:tcW w:w="1056" w:type="dxa"/>
+          </w:tcPr>
+          <w:p>
+            <w:pPr>
+              <w:widowControl/>
+              <w:spacing w:line="360" w:lineRule="auto"/>
+              <w:jc w:val="center"/>
+              <w:rPr>
+                <w:rFonts w:ascii="Times New Roman" w:eastAsia="標楷體" w:hAnsi="Times New Roman" w:cs="Times New Roman"/>
+                <w:iCs/>
+                <w:highlight w:val="yellow"/>
+              </w:rPr>
+            </w:pPr>
+            <w:r>
+              <w:rPr>
+                <w:rFonts w:ascii="Times New Roman" w:eastAsia="標楷體" w:hAnsi="Times New Roman" w:cs="Times New Roman"/>
+                <w:iCs/>
+                <w:highlight w:val="yellow"/>
+              </w:rPr>
+              <w:t>2</w:t>
+            </w:r>
+            <w:r>
+              <w:rPr>
+                <w:rFonts w:ascii="Times New Roman" w:eastAsia="標楷體" w:hAnsi="Times New Roman" w:cs="Times New Roman" w:hint="eastAsia"/>
+                <w:iCs/>
+                <w:highlight w:val="yellow"/>
+              </w:rPr>
+              <w:t>65</w:t>
+            </w:r>
+            <w:r>
+              <w:rPr>
+                <w:rFonts w:ascii="Times New Roman" w:eastAsia="標楷體" w:hAnsi="Times New Roman" w:cs="Times New Roman"/>
+                <w:iCs/>
+                <w:highlight w:val="yellow"/>
+              </w:rPr>
+              <w:t>.</w:t>
+            </w:r>
+            <w:r>
+              <w:rPr>
+                <w:rFonts w:ascii="Times New Roman" w:eastAsia="標楷體" w:hAnsi="Times New Roman" w:cs="Times New Roman" w:hint="eastAsia"/>
+                <w:iCs/>
+                <w:highlight w:val="yellow"/>
+              </w:rPr>
+              <w:t>1</w:t>
+            </w:r>
+            <w:r>
+              <w:rPr>
+                <w:rFonts w:ascii="Times New Roman" w:eastAsia="標楷體" w:hAnsi="Times New Roman" w:cs="Times New Roman"/>
+                <w:iCs/>
+                <w:highlight w:val="yellow"/>
+              </w:rPr>
+              <w:t>1</w:t>
+            </w:r>
+          </w:p>
+        </w:tc>
+        <w:tc>
+          <w:tcPr>
+            <w:tcW w:w="816" w:type="dxa"/>
+            <w:gridSpan w:val="2"/>
+          </w:tcPr>
+          <w:p>
+            <w:pPr>
+              <w:widowControl/>
+              <w:spacing w:line="360" w:lineRule="auto"/>
+              <w:jc w:val="center"/>
+              <w:rPr>
+                <w:rFonts w:ascii="Times New Roman" w:eastAsia="標楷體" w:hAnsi="Times New Roman" w:cs="Times New Roman"/>
+                <w:iCs/>
+                <w:highlight w:val="yellow"/>
+              </w:rPr>
+            </w:pPr>
+            <w:r>
+              <w:rPr>
+                <w:rFonts w:ascii="Times New Roman" w:eastAsia="標楷體" w:hAnsi="Times New Roman" w:cs="Times New Roman" w:hint="eastAsia"/>
+                <w:iCs/>
+                <w:highlight w:val="yellow"/>
+              </w:rPr>
+              <w:t>0.79</w:t>
+            </w:r>
+          </w:p>
+        </w:tc>
+      </w:tr>
+      <w:tr>
+        <w:trPr>
+          <w:jc w:val="center"/>
+        </w:trPr>
+        <w:tc>
+          <w:tcPr>
+            <w:tcW w:w="1050" w:type="dxa"/>
+          </w:tcPr>
+          <w:p>
+            <w:pPr>
+              <w:widowControl/>
+              <w:spacing w:line="360" w:lineRule="auto"/>
+              <w:jc w:val="center"/>
+              <w:rPr>
+                <w:rFonts w:ascii="Times New Roman" w:eastAsia="標楷體" w:hAnsi="Times New Roman" w:cs="Times New Roman"/>
+                <w:iCs/>
+                <w:highlight w:val="yellow"/>
+              </w:rPr>
+            </w:pPr>
+            <w:r>
+              <w:rPr>
+                <w:rFonts w:ascii="Times New Roman" w:eastAsia="標楷體" w:hAnsi="Times New Roman" w:cs="Times New Roman"/>
+                <w:iCs/>
+                <w:highlight w:val="yellow"/>
+              </w:rPr>
+              <w:t>D1209</w:t>
+            </w:r>
+          </w:p>
+        </w:tc>
+        <w:tc>
+          <w:tcPr>
+            <w:tcW w:w="756" w:type="dxa"/>
+            <w:shd w:val="clear" w:color="auto" w:fill="F2F2F2" w:themeFill="background1" w:themeFillShade="F2"/>
+          </w:tcPr>
+          <w:p>
+            <w:pPr>
+              <w:widowControl/>
+              <w:spacing w:line="360" w:lineRule="auto"/>
+              <w:jc w:val="center"/>
+              <w:rPr>
+                <w:rFonts w:ascii="Times New Roman" w:eastAsia="標楷體" w:hAnsi="Times New Roman" w:cs="Times New Roman"/>
+                <w:iCs/>
+                <w:highlight w:val="yellow"/>
+              </w:rPr>
+            </w:pPr>
+          </w:p>
+        </w:tc>
+        <w:tc>
+          <w:tcPr>
+            <w:tcW w:w="1059" w:type="dxa"/>
+            <w:shd w:val="clear" w:color="auto" w:fill="F2F2F2" w:themeFill="background1" w:themeFillShade="F2"/>
+          </w:tcPr>
+          <w:p>
+            <w:pPr>
+              <w:widowControl/>
+              <w:spacing w:line="360" w:lineRule="auto"/>
+              <w:jc w:val="center"/>
+              <w:rPr>
+                <w:rFonts w:ascii="Times New Roman" w:eastAsia="標楷體" w:hAnsi="Times New Roman" w:cs="Times New Roman"/>
+                <w:iCs/>
+                <w:highlight w:val="yellow"/>
+              </w:rPr>
+            </w:pPr>
+          </w:p>
+        </w:tc>
+        <w:tc>
+          <w:tcPr>
+            <w:tcW w:w="1056" w:type="dxa"/>
+            <w:shd w:val="clear" w:color="auto" w:fill="F2F2F2" w:themeFill="background1" w:themeFillShade="F2"/>
+          </w:tcPr>
+          <w:p>
+            <w:pPr>
+              <w:widowControl/>
+              <w:spacing w:line="360" w:lineRule="auto"/>
+              <w:jc w:val="center"/>
+              <w:rPr>
+                <w:rFonts w:ascii="Times New Roman" w:eastAsia="標楷體" w:hAnsi="Times New Roman" w:cs="Times New Roman"/>
+                <w:iCs/>
+                <w:highlight w:val="yellow"/>
+              </w:rPr>
+            </w:pPr>
+          </w:p>
+        </w:tc>
+        <w:tc>
+          <w:tcPr>
+            <w:tcW w:w="816" w:type="dxa"/>
+            <w:shd w:val="clear" w:color="auto" w:fill="F2F2F2" w:themeFill="background1" w:themeFillShade="F2"/>
+          </w:tcPr>
+          <w:p>
+            <w:pPr>
+              <w:widowControl/>
+              <w:spacing w:line="360" w:lineRule="auto"/>
+              <w:jc w:val="center"/>
+              <w:rPr>
+                <w:rFonts w:ascii="Times New Roman" w:eastAsia="標楷體" w:hAnsi="Times New Roman" w:cs="Times New Roman"/>
+                <w:iCs/>
+                <w:highlight w:val="yellow"/>
+              </w:rPr>
+            </w:pPr>
+          </w:p>
+        </w:tc>
+        <w:tc>
+          <w:tcPr>
+            <w:tcW w:w="756" w:type="dxa"/>
+            <w:gridSpan w:val="2"/>
+          </w:tcPr>
+          <w:p>
+            <w:pPr>
+              <w:widowControl/>
+              <w:spacing w:line="360" w:lineRule="auto"/>
+              <w:jc w:val="center"/>
+              <w:rPr>
+                <w:rFonts w:ascii="Times New Roman" w:eastAsia="標楷體" w:hAnsi="Times New Roman" w:cs="Times New Roman"/>
+                <w:iCs/>
+                <w:highlight w:val="yellow"/>
+              </w:rPr>
+            </w:pPr>
+            <w:r>
+              <w:rPr>
+                <w:rFonts w:ascii="Times New Roman" w:eastAsia="標楷體" w:hAnsi="Times New Roman" w:cs="Times New Roman"/>
+                <w:iCs/>
+                <w:highlight w:val="yellow"/>
+              </w:rPr>
+              <w:t>89</w:t>
+            </w:r>
+          </w:p>
+        </w:tc>
+        <w:tc>
+          <w:tcPr>
+            <w:tcW w:w="1176" w:type="dxa"/>
+          </w:tcPr>
+          <w:p>
+            <w:pPr>
+              <w:widowControl/>
+              <w:spacing w:line="360" w:lineRule="auto"/>
+              <w:jc w:val="center"/>
+              <w:rPr>
+                <w:rFonts w:ascii="Times New Roman" w:eastAsia="標楷體" w:hAnsi="Times New Roman" w:cs="Times New Roman"/>
+                <w:iCs/>
+                <w:highlight w:val="yellow"/>
+              </w:rPr>
+            </w:pPr>
+            <w:r>
+              <w:rPr>
+                <w:rFonts w:ascii="Times New Roman" w:eastAsia="標楷體" w:hAnsi="Times New Roman" w:cs="Times New Roman"/>
+                <w:iCs/>
+                <w:highlight w:val="yellow"/>
+              </w:rPr>
+              <w:t>33</w:t>
+            </w:r>
+            <w:r>
+              <w:rPr>
+                <w:rFonts w:ascii="Times New Roman" w:eastAsia="標楷體" w:hAnsi="Times New Roman" w:cs="Times New Roman" w:hint="eastAsia"/>
+                <w:iCs/>
+                <w:highlight w:val="yellow"/>
+              </w:rPr>
+              <w:t>18</w:t>
+            </w:r>
+            <w:r>
+              <w:rPr>
+                <w:rFonts w:ascii="Times New Roman" w:eastAsia="標楷體" w:hAnsi="Times New Roman" w:cs="Times New Roman"/>
+                <w:iCs/>
+                <w:highlight w:val="yellow"/>
+              </w:rPr>
+              <w:t>.</w:t>
+            </w:r>
+            <w:r>
+              <w:rPr>
+                <w:rFonts w:ascii="Times New Roman" w:eastAsia="標楷體" w:hAnsi="Times New Roman" w:cs="Times New Roman" w:hint="eastAsia"/>
+                <w:iCs/>
+                <w:highlight w:val="yellow"/>
+              </w:rPr>
+              <w:t>00</w:t>
+            </w:r>
+          </w:p>
+        </w:tc>
+        <w:tc>
+          <w:tcPr>
+            <w:tcW w:w="1056" w:type="dxa"/>
+          </w:tcPr>
+          <w:p>
+            <w:pPr>
+              <w:widowControl/>
+              <w:spacing w:line="360" w:lineRule="auto"/>
+              <w:jc w:val="center"/>
+              <w:rPr>
+                <w:rFonts w:ascii="Times New Roman" w:eastAsia="標楷體" w:hAnsi="Times New Roman" w:cs="Times New Roman"/>
+                <w:iCs/>
+                <w:highlight w:val="yellow"/>
+              </w:rPr>
+            </w:pPr>
+            <w:r>
+              <w:rPr>
+                <w:rFonts w:ascii="Times New Roman" w:eastAsia="標楷體" w:hAnsi="Times New Roman" w:cs="Times New Roman"/>
+                <w:iCs/>
+                <w:highlight w:val="yellow"/>
+              </w:rPr>
+              <w:t>2</w:t>
+            </w:r>
+            <w:r>
+              <w:rPr>
+                <w:rFonts w:ascii="Times New Roman" w:eastAsia="標楷體" w:hAnsi="Times New Roman" w:cs="Times New Roman" w:hint="eastAsia"/>
+                <w:iCs/>
+                <w:highlight w:val="yellow"/>
+              </w:rPr>
+              <w:t>71</w:t>
+            </w:r>
+            <w:r>
+              <w:rPr>
+                <w:rFonts w:ascii="Times New Roman" w:eastAsia="標楷體" w:hAnsi="Times New Roman" w:cs="Times New Roman"/>
+                <w:iCs/>
+                <w:highlight w:val="yellow"/>
+              </w:rPr>
+              <w:t>.</w:t>
+            </w:r>
+            <w:r>
+              <w:rPr>
+                <w:rFonts w:ascii="Times New Roman" w:eastAsia="標楷體" w:hAnsi="Times New Roman" w:cs="Times New Roman" w:hint="eastAsia"/>
+                <w:iCs/>
+                <w:highlight w:val="yellow"/>
+              </w:rPr>
+              <w:t>45</w:t>
+            </w:r>
+          </w:p>
+        </w:tc>
+        <w:tc>
+          <w:tcPr>
+            <w:tcW w:w="816" w:type="dxa"/>
+            <w:gridSpan w:val="2"/>
+          </w:tcPr>
+          <w:p>
+            <w:pPr>
+              <w:widowControl/>
+              <w:spacing w:line="360" w:lineRule="auto"/>
+              <w:jc w:val="center"/>
+              <w:rPr>
+                <w:rFonts w:ascii="Times New Roman" w:eastAsia="標楷體" w:hAnsi="Times New Roman" w:cs="Times New Roman"/>
+                <w:iCs/>
+                <w:highlight w:val="yellow"/>
+              </w:rPr>
+            </w:pPr>
+            <w:r>
+              <w:rPr>
+                <w:rFonts w:ascii="Times New Roman" w:eastAsia="標楷體" w:hAnsi="Times New Roman" w:cs="Times New Roman" w:hint="eastAsia"/>
+                <w:iCs/>
+                <w:highlight w:val="yellow"/>
+              </w:rPr>
+              <w:t>0.83</w:t>
+            </w:r>
+          </w:p>
+        </w:tc>
+      </w:tr>
+      <w:tr>
+        <w:trPr>
+          <w:jc w:val="center"/>
+        </w:trPr>
+        <w:tc>
+          <w:tcPr>
+            <w:tcW w:w="1050" w:type="dxa"/>
+          </w:tcPr>
+          <w:p>
+            <w:pPr>
+              <w:widowControl/>
+              <w:spacing w:line="360" w:lineRule="auto"/>
+              <w:jc w:val="center"/>
+              <w:rPr>
+                <w:rFonts w:ascii="Times New Roman" w:eastAsia="標楷體" w:hAnsi="Times New Roman" w:cs="Times New Roman"/>
+                <w:iCs/>
+                <w:highlight w:val="yellow"/>
+              </w:rPr>
+            </w:pPr>
+            <w:r>
+              <w:rPr>
+                <w:rFonts w:ascii="Times New Roman" w:eastAsia="標楷體" w:hAnsi="Times New Roman" w:cs="Times New Roman"/>
+                <w:iCs/>
+                <w:highlight w:val="yellow"/>
+              </w:rPr>
+              <w:t>D1210</w:t>
+            </w:r>
+          </w:p>
+        </w:tc>
+        <w:tc>
+          <w:tcPr>
+            <w:tcW w:w="756" w:type="dxa"/>
+            <w:shd w:val="clear" w:color="auto" w:fill="F2F2F2" w:themeFill="background1" w:themeFillShade="F2"/>
+          </w:tcPr>
+          <w:p>
+            <w:pPr>
+              <w:widowControl/>
+              <w:spacing w:line="360" w:lineRule="auto"/>
+              <w:jc w:val="center"/>
+              <w:rPr>
+                <w:rFonts w:ascii="Times New Roman" w:eastAsia="標楷體" w:hAnsi="Times New Roman" w:cs="Times New Roman"/>
+                <w:iCs/>
+                <w:highlight w:val="yellow"/>
+              </w:rPr>
+            </w:pPr>
+          </w:p>
+        </w:tc>
+        <w:tc>
+          <w:tcPr>
+            <w:tcW w:w="1059" w:type="dxa"/>
+            <w:shd w:val="clear" w:color="auto" w:fill="F2F2F2" w:themeFill="background1" w:themeFillShade="F2"/>
+          </w:tcPr>
+          <w:p>
+            <w:pPr>
+              <w:widowControl/>
+              <w:spacing w:line="360" w:lineRule="auto"/>
+              <w:jc w:val="center"/>
+              <w:rPr>
+                <w:rFonts w:ascii="Times New Roman" w:eastAsia="標楷體" w:hAnsi="Times New Roman" w:cs="Times New Roman"/>
+                <w:iCs/>
+                <w:highlight w:val="yellow"/>
+              </w:rPr>
+            </w:pPr>
+          </w:p>
+        </w:tc>
+        <w:tc>
+          <w:tcPr>
+            <w:tcW w:w="1056" w:type="dxa"/>
+            <w:shd w:val="clear" w:color="auto" w:fill="F2F2F2" w:themeFill="background1" w:themeFillShade="F2"/>
+          </w:tcPr>
+          <w:p>
+            <w:pPr>
+              <w:widowControl/>
+              <w:spacing w:line="360" w:lineRule="auto"/>
+              <w:jc w:val="center"/>
+              <w:rPr>
+                <w:rFonts w:ascii="Times New Roman" w:eastAsia="標楷體" w:hAnsi="Times New Roman" w:cs="Times New Roman"/>
+                <w:iCs/>
+                <w:highlight w:val="yellow"/>
+              </w:rPr>
+            </w:pPr>
+          </w:p>
+        </w:tc>
+        <w:tc>
+          <w:tcPr>
+            <w:tcW w:w="816" w:type="dxa"/>
+            <w:shd w:val="clear" w:color="auto" w:fill="F2F2F2" w:themeFill="background1" w:themeFillShade="F2"/>
+          </w:tcPr>
+          <w:p>
+            <w:pPr>
+              <w:widowControl/>
+              <w:spacing w:line="360" w:lineRule="auto"/>
+              <w:jc w:val="center"/>
+              <w:rPr>
+                <w:rFonts w:ascii="Times New Roman" w:eastAsia="標楷體" w:hAnsi="Times New Roman" w:cs="Times New Roman"/>
+                <w:iCs/>
+                <w:highlight w:val="yellow"/>
+              </w:rPr>
+            </w:pPr>
+          </w:p>
+        </w:tc>
+        <w:tc>
+          <w:tcPr>
+            <w:tcW w:w="756" w:type="dxa"/>
+            <w:gridSpan w:val="2"/>
+          </w:tcPr>
+          <w:p>
+            <w:pPr>
+              <w:widowControl/>
+              <w:spacing w:line="360" w:lineRule="auto"/>
+              <w:jc w:val="center"/>
+              <w:rPr>
+                <w:rFonts w:ascii="Times New Roman" w:eastAsia="標楷體" w:hAnsi="Times New Roman" w:cs="Times New Roman"/>
+                <w:iCs/>
+                <w:highlight w:val="yellow"/>
+              </w:rPr>
+            </w:pPr>
+            <w:r>
+              <w:rPr>
+                <w:rFonts w:ascii="Times New Roman" w:eastAsia="標楷體" w:hAnsi="Times New Roman" w:cs="Times New Roman"/>
+                <w:iCs/>
+                <w:highlight w:val="yellow"/>
+              </w:rPr>
+              <w:t>94</w:t>
+            </w:r>
+          </w:p>
+        </w:tc>
+        <w:tc>
+          <w:tcPr>
+            <w:tcW w:w="1176" w:type="dxa"/>
+          </w:tcPr>
+          <w:p>
+            <w:pPr>
+              <w:widowControl/>
+              <w:spacing w:line="360" w:lineRule="auto"/>
+              <w:jc w:val="center"/>
+              <w:rPr>
+                <w:rFonts w:ascii="Times New Roman" w:eastAsia="標楷體" w:hAnsi="Times New Roman" w:cs="Times New Roman"/>
+                <w:iCs/>
+                <w:highlight w:val="yellow"/>
+              </w:rPr>
+            </w:pPr>
+            <w:r>
+              <w:rPr>
+                <w:rFonts w:ascii="Times New Roman" w:eastAsia="標楷體" w:hAnsi="Times New Roman" w:cs="Times New Roman"/>
+                <w:iCs/>
+                <w:highlight w:val="yellow"/>
+              </w:rPr>
+              <w:t>344</w:t>
+            </w:r>
+            <w:r>
+              <w:rPr>
+                <w:rFonts w:ascii="Times New Roman" w:eastAsia="標楷體" w:hAnsi="Times New Roman" w:cs="Times New Roman" w:hint="eastAsia"/>
+                <w:iCs/>
+                <w:highlight w:val="yellow"/>
+              </w:rPr>
+              <w:t>0</w:t>
+            </w:r>
+            <w:r>
+              <w:rPr>
+                <w:rFonts w:ascii="Times New Roman" w:eastAsia="標楷體" w:hAnsi="Times New Roman" w:cs="Times New Roman"/>
+                <w:iCs/>
+                <w:highlight w:val="yellow"/>
+              </w:rPr>
+              <w:t>.</w:t>
+            </w:r>
+            <w:r>
+              <w:rPr>
+                <w:rFonts w:ascii="Times New Roman" w:eastAsia="標楷體" w:hAnsi="Times New Roman" w:cs="Times New Roman" w:hint="eastAsia"/>
+                <w:iCs/>
+                <w:highlight w:val="yellow"/>
+              </w:rPr>
+              <w:t>58</w:t>
+            </w:r>
+          </w:p>
+        </w:tc>
+        <w:tc>
+          <w:tcPr>
+            <w:tcW w:w="1056" w:type="dxa"/>
+          </w:tcPr>
+          <w:p>
+            <w:pPr>
+              <w:widowControl/>
+              <w:spacing w:line="360" w:lineRule="auto"/>
+              <w:jc w:val="center"/>
+              <w:rPr>
+                <w:rFonts w:ascii="Times New Roman" w:eastAsia="標楷體" w:hAnsi="Times New Roman" w:cs="Times New Roman"/>
+                <w:iCs/>
+                <w:highlight w:val="yellow"/>
+              </w:rPr>
+            </w:pPr>
+            <w:r>
+              <w:rPr>
+                <w:rFonts w:ascii="Times New Roman" w:eastAsia="標楷體" w:hAnsi="Times New Roman" w:cs="Times New Roman"/>
+                <w:iCs/>
+                <w:highlight w:val="yellow"/>
+              </w:rPr>
+              <w:t>2</w:t>
+            </w:r>
+            <w:r>
+              <w:rPr>
+                <w:rFonts w:ascii="Times New Roman" w:eastAsia="標楷體" w:hAnsi="Times New Roman" w:cs="Times New Roman" w:hint="eastAsia"/>
+                <w:iCs/>
+                <w:highlight w:val="yellow"/>
+              </w:rPr>
+              <w:t>72</w:t>
+            </w:r>
+            <w:r>
+              <w:rPr>
+                <w:rFonts w:ascii="Times New Roman" w:eastAsia="標楷體" w:hAnsi="Times New Roman" w:cs="Times New Roman"/>
+                <w:iCs/>
+                <w:highlight w:val="yellow"/>
+              </w:rPr>
+              <w:t>.</w:t>
+            </w:r>
+            <w:r>
+              <w:rPr>
+                <w:rFonts w:ascii="Times New Roman" w:eastAsia="標楷體" w:hAnsi="Times New Roman" w:cs="Times New Roman" w:hint="eastAsia"/>
+                <w:iCs/>
+                <w:highlight w:val="yellow"/>
+              </w:rPr>
+              <w:t>43</w:t>
+            </w:r>
+          </w:p>
+        </w:tc>
+        <w:tc>
+          <w:tcPr>
+            <w:tcW w:w="816" w:type="dxa"/>
+            <w:gridSpan w:val="2"/>
+          </w:tcPr>
+          <w:p>
+            <w:pPr>
+              <w:widowControl/>
+              <w:spacing w:line="360" w:lineRule="auto"/>
+              <w:jc w:val="center"/>
+              <w:rPr>
+                <w:rFonts w:ascii="Times New Roman" w:eastAsia="標楷體" w:hAnsi="Times New Roman" w:cs="Times New Roman"/>
+                <w:iCs/>
+                <w:highlight w:val="yellow"/>
+              </w:rPr>
+            </w:pPr>
+            <w:r>
+              <w:rPr>
+                <w:rFonts w:ascii="Times New Roman" w:eastAsia="標楷體" w:hAnsi="Times New Roman" w:cs="Times New Roman" w:hint="eastAsia"/>
+                <w:iCs/>
+                <w:highlight w:val="yellow"/>
+              </w:rPr>
+              <w:t>0.85</w:t>
+            </w:r>
+          </w:p>
+        </w:tc>
+      </w:tr>
+      <w:tr>
+        <w:trPr>
+          <w:jc w:val="center"/>
+        </w:trPr>
+        <w:tc>
+          <w:tcPr>
+            <w:tcW w:w="1050" w:type="dxa"/>
+          </w:tcPr>
+          <w:p>
+            <w:pPr>
+              <w:widowControl/>
+              <w:spacing w:line="360" w:lineRule="auto"/>
+              <w:jc w:val="center"/>
+              <w:rPr>
+                <w:rFonts w:ascii="Times New Roman" w:eastAsia="標楷體" w:hAnsi="Times New Roman" w:cs="Times New Roman"/>
+                <w:iCs/>
+                <w:highlight w:val="yellow"/>
+              </w:rPr>
+            </w:pPr>
+            <w:r>
+              <w:rPr>
+                <w:rFonts w:ascii="Times New Roman" w:eastAsia="標楷體" w:hAnsi="Times New Roman" w:cs="Times New Roman"/>
+                <w:iCs/>
+                <w:highlight w:val="yellow"/>
+              </w:rPr>
+              <w:t>D1212</w:t>
+            </w:r>
+          </w:p>
+        </w:tc>
+        <w:tc>
+          <w:tcPr>
+            <w:tcW w:w="756" w:type="dxa"/>
+            <w:shd w:val="clear" w:color="auto" w:fill="F2F2F2" w:themeFill="background1" w:themeFillShade="F2"/>
+          </w:tcPr>
+          <w:p>
+            <w:pPr>
+              <w:widowControl/>
+              <w:spacing w:line="360" w:lineRule="auto"/>
+              <w:jc w:val="center"/>
+              <w:rPr>
+                <w:rFonts w:ascii="Times New Roman" w:eastAsia="標楷體" w:hAnsi="Times New Roman" w:cs="Times New Roman"/>
+                <w:iCs/>
+                <w:highlight w:val="yellow"/>
+              </w:rPr>
+            </w:pPr>
+          </w:p>
+        </w:tc>
+        <w:tc>
+          <w:tcPr>
+            <w:tcW w:w="1059" w:type="dxa"/>
+            <w:shd w:val="clear" w:color="auto" w:fill="F2F2F2" w:themeFill="background1" w:themeFillShade="F2"/>
+          </w:tcPr>
+          <w:p>
+            <w:pPr>
+              <w:widowControl/>
+              <w:spacing w:line="360" w:lineRule="auto"/>
+              <w:jc w:val="center"/>
+              <w:rPr>
+                <w:rFonts w:ascii="Times New Roman" w:eastAsia="標楷體" w:hAnsi="Times New Roman" w:cs="Times New Roman"/>
+                <w:iCs/>
+                <w:highlight w:val="yellow"/>
+              </w:rPr>
+            </w:pPr>
+          </w:p>
+        </w:tc>
+        <w:tc>
+          <w:tcPr>
+            <w:tcW w:w="1056" w:type="dxa"/>
+            <w:shd w:val="clear" w:color="auto" w:fill="F2F2F2" w:themeFill="background1" w:themeFillShade="F2"/>
+          </w:tcPr>
+          <w:p>
+            <w:pPr>
+              <w:widowControl/>
+              <w:spacing w:line="360" w:lineRule="auto"/>
+              <w:jc w:val="center"/>
+              <w:rPr>
+                <w:rFonts w:ascii="Times New Roman" w:eastAsia="標楷體" w:hAnsi="Times New Roman" w:cs="Times New Roman"/>
+                <w:iCs/>
+                <w:highlight w:val="yellow"/>
+              </w:rPr>
+            </w:pPr>
+          </w:p>
+        </w:tc>
+        <w:tc>
+          <w:tcPr>
+            <w:tcW w:w="816" w:type="dxa"/>
+            <w:shd w:val="clear" w:color="auto" w:fill="F2F2F2" w:themeFill="background1" w:themeFillShade="F2"/>
+          </w:tcPr>
+          <w:p>
+            <w:pPr>
+              <w:widowControl/>
+              <w:spacing w:line="360" w:lineRule="auto"/>
+              <w:jc w:val="center"/>
+              <w:rPr>
+                <w:rFonts w:ascii="Times New Roman" w:eastAsia="標楷體" w:hAnsi="Times New Roman" w:cs="Times New Roman"/>
+                <w:iCs/>
+                <w:highlight w:val="yellow"/>
+              </w:rPr>
+            </w:pPr>
+          </w:p>
+        </w:tc>
+        <w:tc>
+          <w:tcPr>
+            <w:tcW w:w="756" w:type="dxa"/>
+            <w:gridSpan w:val="2"/>
+          </w:tcPr>
+          <w:p>
+            <w:pPr>
+              <w:widowControl/>
+              <w:spacing w:line="360" w:lineRule="auto"/>
+              <w:jc w:val="center"/>
+              <w:rPr>
+                <w:rFonts w:ascii="Times New Roman" w:eastAsia="標楷體" w:hAnsi="Times New Roman" w:cs="Times New Roman"/>
+                <w:iCs/>
+                <w:highlight w:val="yellow"/>
+              </w:rPr>
+            </w:pPr>
+            <w:r>
+              <w:rPr>
+                <w:rFonts w:ascii="Times New Roman" w:eastAsia="標楷體" w:hAnsi="Times New Roman" w:cs="Times New Roman"/>
+                <w:iCs/>
+                <w:highlight w:val="yellow"/>
+              </w:rPr>
+              <w:t>91</w:t>
+            </w:r>
+          </w:p>
+        </w:tc>
+        <w:tc>
+          <w:tcPr>
+            <w:tcW w:w="1176" w:type="dxa"/>
+          </w:tcPr>
+          <w:p>
+            <w:pPr>
+              <w:widowControl/>
+              <w:spacing w:line="360" w:lineRule="auto"/>
+              <w:jc w:val="center"/>
+              <w:rPr>
+                <w:rFonts w:ascii="Times New Roman" w:eastAsia="標楷體" w:hAnsi="Times New Roman" w:cs="Times New Roman"/>
+                <w:iCs/>
+                <w:highlight w:val="yellow"/>
+              </w:rPr>
+            </w:pPr>
+            <w:r>
+              <w:rPr>
+                <w:rFonts w:ascii="Times New Roman" w:eastAsia="標楷體" w:hAnsi="Times New Roman" w:cs="Times New Roman"/>
+                <w:iCs/>
+                <w:highlight w:val="yellow"/>
+              </w:rPr>
+              <w:t>341</w:t>
+            </w:r>
+            <w:r>
+              <w:rPr>
+                <w:rFonts w:ascii="Times New Roman" w:eastAsia="標楷體" w:hAnsi="Times New Roman" w:cs="Times New Roman" w:hint="eastAsia"/>
+                <w:iCs/>
+                <w:highlight w:val="yellow"/>
+              </w:rPr>
+              <w:t>4</w:t>
+            </w:r>
+            <w:r>
+              <w:rPr>
+                <w:rFonts w:ascii="Times New Roman" w:eastAsia="標楷體" w:hAnsi="Times New Roman" w:cs="Times New Roman"/>
+                <w:iCs/>
+                <w:highlight w:val="yellow"/>
+              </w:rPr>
+              <w:t>.7</w:t>
+            </w:r>
+            <w:r>
+              <w:rPr>
+                <w:rFonts w:ascii="Times New Roman" w:eastAsia="標楷體" w:hAnsi="Times New Roman" w:cs="Times New Roman" w:hint="eastAsia"/>
+                <w:iCs/>
+                <w:highlight w:val="yellow"/>
+              </w:rPr>
+              <w:t>4</w:t>
+            </w:r>
+          </w:p>
+        </w:tc>
+        <w:tc>
+          <w:tcPr>
+            <w:tcW w:w="1056" w:type="dxa"/>
+          </w:tcPr>
+          <w:p>
+            <w:pPr>
+              <w:widowControl/>
+              <w:spacing w:line="360" w:lineRule="auto"/>
+              <w:jc w:val="center"/>
+              <w:rPr>
+                <w:rFonts w:ascii="Times New Roman" w:eastAsia="標楷體" w:hAnsi="Times New Roman" w:cs="Times New Roman"/>
+                <w:iCs/>
+                <w:highlight w:val="yellow"/>
+              </w:rPr>
+            </w:pPr>
+            <w:r>
+              <w:rPr>
+                <w:rFonts w:ascii="Times New Roman" w:eastAsia="標楷體" w:hAnsi="Times New Roman" w:cs="Times New Roman"/>
+                <w:iCs/>
+                <w:highlight w:val="yellow"/>
+              </w:rPr>
+              <w:t>2</w:t>
+            </w:r>
+            <w:r>
+              <w:rPr>
+                <w:rFonts w:ascii="Times New Roman" w:eastAsia="標楷體" w:hAnsi="Times New Roman" w:cs="Times New Roman" w:hint="eastAsia"/>
+                <w:iCs/>
+                <w:highlight w:val="yellow"/>
+              </w:rPr>
+              <w:t>73</w:t>
+            </w:r>
+            <w:r>
+              <w:rPr>
+                <w:rFonts w:ascii="Times New Roman" w:eastAsia="標楷體" w:hAnsi="Times New Roman" w:cs="Times New Roman"/>
+                <w:iCs/>
+                <w:highlight w:val="yellow"/>
+              </w:rPr>
+              <w:t>.</w:t>
+            </w:r>
+            <w:r>
+              <w:rPr>
+                <w:rFonts w:ascii="Times New Roman" w:eastAsia="標楷體" w:hAnsi="Times New Roman" w:cs="Times New Roman" w:hint="eastAsia"/>
+                <w:iCs/>
+                <w:highlight w:val="yellow"/>
+              </w:rPr>
+              <w:t>69</w:t>
+            </w:r>
+          </w:p>
+        </w:tc>
+        <w:tc>
+          <w:tcPr>
+            <w:tcW w:w="816" w:type="dxa"/>
+            <w:gridSpan w:val="2"/>
+          </w:tcPr>
+          <w:p>
+            <w:pPr>
+              <w:widowControl/>
+              <w:spacing w:line="360" w:lineRule="auto"/>
+              <w:jc w:val="center"/>
+              <w:rPr>
+                <w:rFonts w:ascii="Times New Roman" w:eastAsia="標楷體" w:hAnsi="Times New Roman" w:cs="Times New Roman"/>
+                <w:iCs/>
+                <w:highlight w:val="yellow"/>
+              </w:rPr>
+            </w:pPr>
+            <w:r>
+              <w:rPr>
+                <w:rFonts w:ascii="Times New Roman" w:eastAsia="標楷體" w:hAnsi="Times New Roman" w:cs="Times New Roman" w:hint="eastAsia"/>
+                <w:iCs/>
+                <w:highlight w:val="yellow"/>
+              </w:rPr>
+              <w:t>0.86</w:t>
+            </w:r>
+          </w:p>
+        </w:tc>
+      </w:tr>
+      <w:tr>
+        <w:trPr>
+          <w:jc w:val="center"/>
+        </w:trPr>
+        <w:tc>
+          <w:tcPr>
+            <w:tcW w:w="1050" w:type="dxa"/>
+          </w:tcPr>
+          <w:p>
+            <w:pPr>
+              <w:widowControl/>
+              <w:spacing w:line="360" w:lineRule="auto"/>
+              <w:jc w:val="center"/>
+              <w:rPr>
+                <w:rFonts w:ascii="Times New Roman" w:eastAsia="標楷體" w:hAnsi="Times New Roman" w:cs="Times New Roman"/>
+                <w:iCs/>
+                <w:highlight w:val="yellow"/>
+              </w:rPr>
+            </w:pPr>
+            <w:r>
+              <w:rPr>
+                <w:rFonts w:ascii="Times New Roman" w:eastAsia="標楷體" w:hAnsi="Times New Roman" w:cs="Times New Roman"/>
+                <w:iCs/>
+                <w:highlight w:val="yellow"/>
+              </w:rPr>
+              <w:t>D1213</w:t>
+            </w:r>
+          </w:p>
+        </w:tc>
+        <w:tc>
+          <w:tcPr>
+            <w:tcW w:w="756" w:type="dxa"/>
+            <w:shd w:val="clear" w:color="auto" w:fill="F2F2F2" w:themeFill="background1" w:themeFillShade="F2"/>
+          </w:tcPr>
+          <w:p>
+            <w:pPr>
+              <w:widowControl/>
+              <w:spacing w:line="360" w:lineRule="auto"/>
+              <w:jc w:val="center"/>
+              <w:rPr>
+                <w:rFonts w:ascii="Times New Roman" w:eastAsia="標楷體" w:hAnsi="Times New Roman" w:cs="Times New Roman"/>
+                <w:iCs/>
+                <w:highlight w:val="yellow"/>
+              </w:rPr>
+            </w:pPr>
+          </w:p>
+        </w:tc>
+        <w:tc>
+          <w:tcPr>
+            <w:tcW w:w="1059" w:type="dxa"/>
+            <w:shd w:val="clear" w:color="auto" w:fill="F2F2F2" w:themeFill="background1" w:themeFillShade="F2"/>
+          </w:tcPr>
+          <w:p>
+            <w:pPr>
+              <w:widowControl/>
+              <w:spacing w:line="360" w:lineRule="auto"/>
+              <w:jc w:val="center"/>
+              <w:rPr>
+                <w:rFonts w:ascii="Times New Roman" w:eastAsia="標楷體" w:hAnsi="Times New Roman" w:cs="Times New Roman"/>
+                <w:iCs/>
+                <w:highlight w:val="yellow"/>
+              </w:rPr>
+            </w:pPr>
+          </w:p>
+        </w:tc>
+        <w:tc>
+          <w:tcPr>
+            <w:tcW w:w="1056" w:type="dxa"/>
+            <w:shd w:val="clear" w:color="auto" w:fill="F2F2F2" w:themeFill="background1" w:themeFillShade="F2"/>
+          </w:tcPr>
+          <w:p>
+            <w:pPr>
+              <w:widowControl/>
+              <w:spacing w:line="360" w:lineRule="auto"/>
+              <w:jc w:val="center"/>
+              <w:rPr>
+                <w:rFonts w:ascii="Times New Roman" w:eastAsia="標楷體" w:hAnsi="Times New Roman" w:cs="Times New Roman"/>
+                <w:iCs/>
+                <w:highlight w:val="yellow"/>
+              </w:rPr>
+            </w:pPr>
+          </w:p>
+        </w:tc>
+        <w:tc>
+          <w:tcPr>
+            <w:tcW w:w="816" w:type="dxa"/>
+            <w:shd w:val="clear" w:color="auto" w:fill="F2F2F2" w:themeFill="background1" w:themeFillShade="F2"/>
+          </w:tcPr>
+          <w:p>
+            <w:pPr>
+              <w:widowControl/>
+              <w:spacing w:line="360" w:lineRule="auto"/>
+              <w:jc w:val="center"/>
+              <w:rPr>
+                <w:rFonts w:ascii="Times New Roman" w:eastAsia="標楷體" w:hAnsi="Times New Roman" w:cs="Times New Roman"/>
+                <w:iCs/>
+                <w:highlight w:val="yellow"/>
+              </w:rPr>
+            </w:pPr>
+          </w:p>
+        </w:tc>
+        <w:tc>
+          <w:tcPr>
+            <w:tcW w:w="756" w:type="dxa"/>
+            <w:gridSpan w:val="2"/>
+          </w:tcPr>
+          <w:p>
+            <w:pPr>
+              <w:widowControl/>
+              <w:spacing w:line="360" w:lineRule="auto"/>
+              <w:jc w:val="center"/>
+              <w:rPr>
+                <w:rFonts w:ascii="Times New Roman" w:eastAsia="標楷體" w:hAnsi="Times New Roman" w:cs="Times New Roman"/>
+                <w:iCs/>
+                <w:highlight w:val="yellow"/>
+              </w:rPr>
+            </w:pPr>
+            <w:r>
+              <w:rPr>
+                <w:rFonts w:ascii="Times New Roman" w:eastAsia="標楷體" w:hAnsi="Times New Roman" w:cs="Times New Roman"/>
+                <w:iCs/>
+                <w:highlight w:val="yellow"/>
+              </w:rPr>
+              <w:t>108</w:t>
+            </w:r>
+          </w:p>
+        </w:tc>
+        <w:tc>
+          <w:tcPr>
+            <w:tcW w:w="1176" w:type="dxa"/>
+          </w:tcPr>
+          <w:p>
+            <w:pPr>
+              <w:widowControl/>
+              <w:spacing w:line="360" w:lineRule="auto"/>
+              <w:jc w:val="center"/>
+              <w:rPr>
+                <w:rFonts w:ascii="Times New Roman" w:eastAsia="標楷體" w:hAnsi="Times New Roman" w:cs="Times New Roman"/>
+                <w:iCs/>
+                <w:highlight w:val="yellow"/>
+              </w:rPr>
+            </w:pPr>
+            <w:r>
+              <w:rPr>
+                <w:rFonts w:ascii="Times New Roman" w:eastAsia="標楷體" w:hAnsi="Times New Roman" w:cs="Times New Roman"/>
+                <w:iCs/>
+                <w:highlight w:val="yellow"/>
+              </w:rPr>
+              <w:t>39</w:t>
+            </w:r>
+            <w:r>
+              <w:rPr>
+                <w:rFonts w:ascii="Times New Roman" w:eastAsia="標楷體" w:hAnsi="Times New Roman" w:cs="Times New Roman" w:hint="eastAsia"/>
+                <w:iCs/>
+                <w:highlight w:val="yellow"/>
+              </w:rPr>
+              <w:t>14</w:t>
+            </w:r>
+            <w:r>
+              <w:rPr>
+                <w:rFonts w:ascii="Times New Roman" w:eastAsia="標楷體" w:hAnsi="Times New Roman" w:cs="Times New Roman"/>
+                <w:iCs/>
+                <w:highlight w:val="yellow"/>
+              </w:rPr>
+              <w:t>.</w:t>
+            </w:r>
+            <w:r>
+              <w:rPr>
+                <w:rFonts w:ascii="Times New Roman" w:eastAsia="標楷體" w:hAnsi="Times New Roman" w:cs="Times New Roman" w:hint="eastAsia"/>
+                <w:iCs/>
+                <w:highlight w:val="yellow"/>
+              </w:rPr>
+              <w:t>19</w:t>
+            </w:r>
+          </w:p>
+        </w:tc>
+        <w:tc>
+          <w:tcPr>
+            <w:tcW w:w="1056" w:type="dxa"/>
+          </w:tcPr>
+          <w:p>
+            <w:pPr>
+              <w:widowControl/>
+              <w:spacing w:line="360" w:lineRule="auto"/>
+              <w:jc w:val="center"/>
+              <w:rPr>
+                <w:rFonts w:ascii="Times New Roman" w:eastAsia="標楷體" w:hAnsi="Times New Roman" w:cs="Times New Roman"/>
+                <w:iCs/>
+                <w:highlight w:val="yellow"/>
+              </w:rPr>
+            </w:pPr>
+            <w:r>
+              <w:rPr>
+                <w:rFonts w:ascii="Times New Roman" w:eastAsia="標楷體" w:hAnsi="Times New Roman" w:cs="Times New Roman" w:hint="eastAsia"/>
+                <w:iCs/>
+                <w:highlight w:val="yellow"/>
+              </w:rPr>
+              <w:t>29</w:t>
+            </w:r>
+            <w:r>
+              <w:rPr>
+                <w:rFonts w:ascii="Times New Roman" w:eastAsia="標楷體" w:hAnsi="Times New Roman" w:cs="Times New Roman"/>
+                <w:iCs/>
+                <w:highlight w:val="yellow"/>
+              </w:rPr>
+              <w:t>0.</w:t>
+            </w:r>
+            <w:r>
+              <w:rPr>
+                <w:rFonts w:ascii="Times New Roman" w:eastAsia="標楷體" w:hAnsi="Times New Roman" w:cs="Times New Roman" w:hint="eastAsia"/>
+                <w:iCs/>
+                <w:highlight w:val="yellow"/>
+              </w:rPr>
+              <w:t>35</w:t>
+            </w:r>
+          </w:p>
+        </w:tc>
+        <w:tc>
+          <w:tcPr>
+            <w:tcW w:w="816" w:type="dxa"/>
+            <w:gridSpan w:val="2"/>
+          </w:tcPr>
+          <w:p>
+            <w:pPr>
+              <w:widowControl/>
+              <w:spacing w:line="360" w:lineRule="auto"/>
+              <w:jc w:val="center"/>
+              <w:rPr>
+                <w:rFonts w:ascii="Times New Roman" w:eastAsia="標楷體" w:hAnsi="Times New Roman" w:cs="Times New Roman"/>
+                <w:iCs/>
+                <w:highlight w:val="yellow"/>
+              </w:rPr>
+            </w:pPr>
+            <w:r>
+              <w:rPr>
+                <w:rFonts w:ascii="Times New Roman" w:eastAsia="標楷體" w:hAnsi="Times New Roman" w:cs="Times New Roman" w:hint="eastAsia"/>
+                <w:iCs/>
+                <w:highlight w:val="yellow"/>
+              </w:rPr>
+              <w:t>0.85</w:t>
+            </w:r>
+          </w:p>
+        </w:tc>
+      </w:tr>
+      <w:tr>
+        <w:trPr>
+          <w:jc w:val="center"/>
+        </w:trPr>
+        <w:tc>
+          <w:tcPr>
+            <w:tcW w:w="1050" w:type="dxa"/>
+          </w:tcPr>
+          <w:p>
+            <w:pPr>
+              <w:widowControl/>
+              <w:spacing w:line="360" w:lineRule="auto"/>
+              <w:jc w:val="center"/>
+              <w:rPr>
+                <w:rFonts w:ascii="Times New Roman" w:eastAsia="標楷體" w:hAnsi="Times New Roman" w:cs="Times New Roman"/>
+                <w:iCs/>
+                <w:highlight w:val="yellow"/>
+              </w:rPr>
+            </w:pPr>
+            <w:r>
+              <w:rPr>
+                <w:rFonts w:ascii="Times New Roman" w:eastAsia="標楷體" w:hAnsi="Times New Roman" w:cs="Times New Roman"/>
+                <w:iCs/>
+                <w:highlight w:val="yellow"/>
+              </w:rPr>
+              <w:t>D1214</w:t>
+            </w:r>
+          </w:p>
+        </w:tc>
+        <w:tc>
+          <w:tcPr>
+            <w:tcW w:w="756" w:type="dxa"/>
+            <w:shd w:val="clear" w:color="auto" w:fill="F2F2F2" w:themeFill="background1" w:themeFillShade="F2"/>
+          </w:tcPr>
+          <w:p>
+            <w:pPr>
+              <w:widowControl/>
+              <w:spacing w:line="360" w:lineRule="auto"/>
+              <w:jc w:val="center"/>
+              <w:rPr>
+                <w:rFonts w:ascii="Times New Roman" w:eastAsia="標楷體" w:hAnsi="Times New Roman" w:cs="Times New Roman"/>
+                <w:iCs/>
+                <w:highlight w:val="yellow"/>
+              </w:rPr>
+            </w:pPr>
+          </w:p>
+        </w:tc>
+        <w:tc>
+          <w:tcPr>
+            <w:tcW w:w="1059" w:type="dxa"/>
+            <w:shd w:val="clear" w:color="auto" w:fill="F2F2F2" w:themeFill="background1" w:themeFillShade="F2"/>
+          </w:tcPr>
+          <w:p>
+            <w:pPr>
+              <w:widowControl/>
+              <w:spacing w:line="360" w:lineRule="auto"/>
+              <w:jc w:val="center"/>
+              <w:rPr>
+                <w:rFonts w:ascii="Times New Roman" w:eastAsia="標楷體" w:hAnsi="Times New Roman" w:cs="Times New Roman"/>
+                <w:iCs/>
+                <w:highlight w:val="yellow"/>
+              </w:rPr>
+            </w:pPr>
+          </w:p>
+        </w:tc>
+        <w:tc>
+          <w:tcPr>
+            <w:tcW w:w="1056" w:type="dxa"/>
+            <w:shd w:val="clear" w:color="auto" w:fill="F2F2F2" w:themeFill="background1" w:themeFillShade="F2"/>
+          </w:tcPr>
+          <w:p>
+            <w:pPr>
+              <w:widowControl/>
+              <w:spacing w:line="360" w:lineRule="auto"/>
+              <w:jc w:val="center"/>
+              <w:rPr>
+                <w:rFonts w:ascii="Times New Roman" w:eastAsia="標楷體" w:hAnsi="Times New Roman" w:cs="Times New Roman"/>
+                <w:iCs/>
+                <w:highlight w:val="yellow"/>
+              </w:rPr>
+            </w:pPr>
+          </w:p>
+        </w:tc>
+        <w:tc>
+          <w:tcPr>
+            <w:tcW w:w="816" w:type="dxa"/>
+            <w:shd w:val="clear" w:color="auto" w:fill="F2F2F2" w:themeFill="background1" w:themeFillShade="F2"/>
+          </w:tcPr>
+          <w:p>
+            <w:pPr>
+              <w:widowControl/>
+              <w:spacing w:line="360" w:lineRule="auto"/>
+              <w:jc w:val="center"/>
+              <w:rPr>
+                <w:rFonts w:ascii="Times New Roman" w:eastAsia="標楷體" w:hAnsi="Times New Roman" w:cs="Times New Roman"/>
+                <w:iCs/>
+                <w:highlight w:val="yellow"/>
+              </w:rPr>
+            </w:pPr>
+          </w:p>
+        </w:tc>
+        <w:tc>
+          <w:tcPr>
+            <w:tcW w:w="756" w:type="dxa"/>
+            <w:gridSpan w:val="2"/>
+          </w:tcPr>
+          <w:p>
+            <w:pPr>
+              <w:widowControl/>
+              <w:spacing w:line="360" w:lineRule="auto"/>
+              <w:jc w:val="center"/>
+              <w:rPr>
+                <w:rFonts w:ascii="Times New Roman" w:eastAsia="標楷體" w:hAnsi="Times New Roman" w:cs="Times New Roman"/>
+                <w:iCs/>
+                <w:highlight w:val="yellow"/>
+              </w:rPr>
+            </w:pPr>
+            <w:r>
+              <w:rPr>
+                <w:rFonts w:ascii="Times New Roman" w:eastAsia="標楷體" w:hAnsi="Times New Roman" w:cs="Times New Roman"/>
+                <w:iCs/>
+                <w:highlight w:val="yellow"/>
+              </w:rPr>
+              <w:t>85</w:t>
+            </w:r>
+          </w:p>
+        </w:tc>
+        <w:tc>
+          <w:tcPr>
+            <w:tcW w:w="1176" w:type="dxa"/>
+          </w:tcPr>
+          <w:p>
+            <w:pPr>
+              <w:widowControl/>
+              <w:spacing w:line="360" w:lineRule="auto"/>
+              <w:jc w:val="center"/>
+              <w:rPr>
+                <w:rFonts w:ascii="Times New Roman" w:eastAsia="標楷體" w:hAnsi="Times New Roman" w:cs="Times New Roman"/>
+                <w:iCs/>
+                <w:highlight w:val="yellow"/>
+              </w:rPr>
+            </w:pPr>
+            <w:r>
+              <w:rPr>
+                <w:rFonts w:ascii="Times New Roman" w:eastAsia="標楷體" w:hAnsi="Times New Roman" w:cs="Times New Roman"/>
+                <w:iCs/>
+                <w:highlight w:val="yellow"/>
+              </w:rPr>
+              <w:t>3</w:t>
+            </w:r>
+            <w:r>
+              <w:rPr>
+                <w:rFonts w:ascii="Times New Roman" w:eastAsia="標楷體" w:hAnsi="Times New Roman" w:cs="Times New Roman" w:hint="eastAsia"/>
+                <w:iCs/>
+                <w:highlight w:val="yellow"/>
+              </w:rPr>
+              <w:t>191</w:t>
+            </w:r>
+            <w:r>
+              <w:rPr>
+                <w:rFonts w:ascii="Times New Roman" w:eastAsia="標楷體" w:hAnsi="Times New Roman" w:cs="Times New Roman"/>
+                <w:iCs/>
+                <w:highlight w:val="yellow"/>
+              </w:rPr>
+              <w:t>.</w:t>
+            </w:r>
+            <w:r>
+              <w:rPr>
+                <w:rFonts w:ascii="Times New Roman" w:eastAsia="標楷體" w:hAnsi="Times New Roman" w:cs="Times New Roman" w:hint="eastAsia"/>
+                <w:iCs/>
+                <w:highlight w:val="yellow"/>
+              </w:rPr>
+              <w:t>69</w:t>
+            </w:r>
+          </w:p>
+        </w:tc>
+        <w:tc>
+          <w:tcPr>
+            <w:tcW w:w="1056" w:type="dxa"/>
+          </w:tcPr>
+          <w:p>
+            <w:pPr>
+              <w:widowControl/>
+              <w:spacing w:line="360" w:lineRule="auto"/>
+              <w:jc w:val="center"/>
+              <w:rPr>
+                <w:rFonts w:ascii="Times New Roman" w:eastAsia="標楷體" w:hAnsi="Times New Roman" w:cs="Times New Roman"/>
+                <w:iCs/>
+                <w:highlight w:val="yellow"/>
+              </w:rPr>
+            </w:pPr>
+            <w:r>
+              <w:rPr>
+                <w:rFonts w:ascii="Times New Roman" w:eastAsia="標楷體" w:hAnsi="Times New Roman" w:cs="Times New Roman" w:hint="eastAsia"/>
+                <w:iCs/>
+                <w:highlight w:val="yellow"/>
+              </w:rPr>
+              <w:t>267.51</w:t>
+            </w:r>
+          </w:p>
+        </w:tc>
+        <w:tc>
+          <w:tcPr>
+            <w:tcW w:w="816" w:type="dxa"/>
+            <w:gridSpan w:val="2"/>
+          </w:tcPr>
+          <w:p>
+            <w:pPr>
+              <w:widowControl/>
+              <w:spacing w:line="360" w:lineRule="auto"/>
+              <w:jc w:val="center"/>
+              <w:rPr>
+                <w:rFonts w:ascii="Times New Roman" w:eastAsia="標楷體" w:hAnsi="Times New Roman" w:cs="Times New Roman"/>
+                <w:iCs/>
+                <w:highlight w:val="yellow"/>
+              </w:rPr>
+            </w:pPr>
+            <w:r>
+              <w:rPr>
+                <w:rFonts w:ascii="Times New Roman" w:eastAsia="標楷體" w:hAnsi="Times New Roman" w:cs="Times New Roman" w:hint="eastAsia"/>
+                <w:iCs/>
+                <w:highlight w:val="yellow"/>
+              </w:rPr>
+              <w:t>0.84</w:t>
+            </w:r>
+          </w:p>
+        </w:tc>
+      </w:tr>
+      <w:tr>
+        <w:trPr>
+          <w:jc w:val="center"/>
+        </w:trPr>
+        <w:tc>
+          <w:tcPr>
+            <w:tcW w:w="1050" w:type="dxa"/>
+          </w:tcPr>
+          <w:p>
+            <w:pPr>
+              <w:widowControl/>
+              <w:spacing w:line="360" w:lineRule="auto"/>
+              <w:jc w:val="center"/>
+              <w:rPr>
+                <w:rFonts w:ascii="Times New Roman" w:eastAsia="標楷體" w:hAnsi="Times New Roman" w:cs="Times New Roman"/>
+                <w:iCs/>
+                <w:highlight w:val="yellow"/>
+              </w:rPr>
+            </w:pPr>
+            <w:r>
+              <w:rPr>
+                <w:rFonts w:ascii="Times New Roman" w:eastAsia="標楷體" w:hAnsi="Times New Roman" w:cs="Times New Roman"/>
+                <w:iCs/>
+                <w:highlight w:val="yellow"/>
+              </w:rPr>
+              <w:t>D1215</w:t>
+            </w:r>
+          </w:p>
+        </w:tc>
+        <w:tc>
+          <w:tcPr>
+            <w:tcW w:w="756" w:type="dxa"/>
+            <w:shd w:val="clear" w:color="auto" w:fill="F2F2F2" w:themeFill="background1" w:themeFillShade="F2"/>
+          </w:tcPr>
+          <w:p>
+            <w:pPr>
+              <w:widowControl/>
+              <w:spacing w:line="360" w:lineRule="auto"/>
+              <w:jc w:val="center"/>
+              <w:rPr>
+                <w:rFonts w:ascii="Times New Roman" w:eastAsia="標楷體" w:hAnsi="Times New Roman" w:cs="Times New Roman"/>
+                <w:iCs/>
+                <w:highlight w:val="yellow"/>
+              </w:rPr>
+            </w:pPr>
+          </w:p>
+        </w:tc>
+        <w:tc>
+          <w:tcPr>
+            <w:tcW w:w="1059" w:type="dxa"/>
+            <w:shd w:val="clear" w:color="auto" w:fill="F2F2F2" w:themeFill="background1" w:themeFillShade="F2"/>
+          </w:tcPr>
+          <w:p>
+            <w:pPr>
+              <w:widowControl/>
+              <w:spacing w:line="360" w:lineRule="auto"/>
+              <w:jc w:val="center"/>
+              <w:rPr>
+                <w:rFonts w:ascii="Times New Roman" w:eastAsia="標楷體" w:hAnsi="Times New Roman" w:cs="Times New Roman"/>
+                <w:iCs/>
+                <w:highlight w:val="yellow"/>
+              </w:rPr>
+            </w:pPr>
+          </w:p>
+        </w:tc>
+        <w:tc>
+          <w:tcPr>
+            <w:tcW w:w="1056" w:type="dxa"/>
+            <w:shd w:val="clear" w:color="auto" w:fill="F2F2F2" w:themeFill="background1" w:themeFillShade="F2"/>
+          </w:tcPr>
+          <w:p>
+            <w:pPr>
+              <w:widowControl/>
+              <w:spacing w:line="360" w:lineRule="auto"/>
+              <w:jc w:val="center"/>
+              <w:rPr>
+                <w:rFonts w:ascii="Times New Roman" w:eastAsia="標楷體" w:hAnsi="Times New Roman" w:cs="Times New Roman"/>
+                <w:iCs/>
+                <w:highlight w:val="yellow"/>
+              </w:rPr>
+            </w:pPr>
+          </w:p>
+        </w:tc>
+        <w:tc>
+          <w:tcPr>
+            <w:tcW w:w="816" w:type="dxa"/>
+            <w:shd w:val="clear" w:color="auto" w:fill="F2F2F2" w:themeFill="background1" w:themeFillShade="F2"/>
+          </w:tcPr>
+          <w:p>
+            <w:pPr>
+              <w:widowControl/>
+              <w:spacing w:line="360" w:lineRule="auto"/>
+              <w:jc w:val="center"/>
+              <w:rPr>
+                <w:rFonts w:ascii="Times New Roman" w:eastAsia="標楷體" w:hAnsi="Times New Roman" w:cs="Times New Roman"/>
+                <w:iCs/>
+                <w:highlight w:val="yellow"/>
+              </w:rPr>
+            </w:pPr>
+          </w:p>
+        </w:tc>
+        <w:tc>
+          <w:tcPr>
+            <w:tcW w:w="756" w:type="dxa"/>
+            <w:gridSpan w:val="2"/>
+          </w:tcPr>
+          <w:p>
+            <w:pPr>
+              <w:widowControl/>
+              <w:spacing w:line="360" w:lineRule="auto"/>
+              <w:jc w:val="center"/>
+              <w:rPr>
+                <w:rFonts w:ascii="Times New Roman" w:eastAsia="標楷體" w:hAnsi="Times New Roman" w:cs="Times New Roman"/>
+                <w:iCs/>
+                <w:highlight w:val="yellow"/>
+              </w:rPr>
+            </w:pPr>
+            <w:r>
+              <w:rPr>
+                <w:rFonts w:ascii="Times New Roman" w:eastAsia="標楷體" w:hAnsi="Times New Roman" w:cs="Times New Roman"/>
+                <w:iCs/>
+                <w:highlight w:val="yellow"/>
+              </w:rPr>
+              <w:t>81</w:t>
+            </w:r>
+          </w:p>
+        </w:tc>
+        <w:tc>
+          <w:tcPr>
+            <w:tcW w:w="1176" w:type="dxa"/>
+          </w:tcPr>
+          <w:p>
+            <w:pPr>
+              <w:widowControl/>
+              <w:spacing w:line="360" w:lineRule="auto"/>
+              <w:jc w:val="center"/>
+              <w:rPr>
+                <w:rFonts w:ascii="Times New Roman" w:eastAsia="標楷體" w:hAnsi="Times New Roman" w:cs="Times New Roman"/>
+                <w:iCs/>
+                <w:highlight w:val="yellow"/>
+              </w:rPr>
+            </w:pPr>
+            <w:r>
+              <w:rPr>
+                <w:rFonts w:ascii="Times New Roman" w:eastAsia="標楷體" w:hAnsi="Times New Roman" w:cs="Times New Roman"/>
+                <w:iCs/>
+                <w:highlight w:val="yellow"/>
+              </w:rPr>
+              <w:t>31</w:t>
+            </w:r>
+            <w:r>
+              <w:rPr>
+                <w:rFonts w:ascii="Times New Roman" w:eastAsia="標楷體" w:hAnsi="Times New Roman" w:cs="Times New Roman" w:hint="eastAsia"/>
+                <w:iCs/>
+                <w:highlight w:val="yellow"/>
+              </w:rPr>
+              <w:t>13</w:t>
+            </w:r>
+            <w:r>
+              <w:rPr>
+                <w:rFonts w:ascii="Times New Roman" w:eastAsia="標楷體" w:hAnsi="Times New Roman" w:cs="Times New Roman"/>
+                <w:iCs/>
+                <w:highlight w:val="yellow"/>
+              </w:rPr>
+              <w:t>.</w:t>
+            </w:r>
+            <w:r>
+              <w:rPr>
+                <w:rFonts w:ascii="Times New Roman" w:eastAsia="標楷體" w:hAnsi="Times New Roman" w:cs="Times New Roman" w:hint="eastAsia"/>
+                <w:iCs/>
+                <w:highlight w:val="yellow"/>
+              </w:rPr>
+              <w:t>90</w:t>
+            </w:r>
+          </w:p>
+        </w:tc>
+        <w:tc>
+          <w:tcPr>
+            <w:tcW w:w="1056" w:type="dxa"/>
+          </w:tcPr>
+          <w:p>
+            <w:pPr>
+              <w:widowControl/>
+              <w:spacing w:line="360" w:lineRule="auto"/>
+              <w:jc w:val="center"/>
+              <w:rPr>
+                <w:rFonts w:ascii="Times New Roman" w:eastAsia="標楷體" w:hAnsi="Times New Roman" w:cs="Times New Roman"/>
+                <w:iCs/>
+                <w:highlight w:val="yellow"/>
+              </w:rPr>
+            </w:pPr>
+            <w:r>
+              <w:rPr>
+                <w:rFonts w:ascii="Times New Roman" w:eastAsia="標楷體" w:hAnsi="Times New Roman" w:cs="Times New Roman"/>
+                <w:iCs/>
+                <w:highlight w:val="yellow"/>
+              </w:rPr>
+              <w:t>2</w:t>
+            </w:r>
+            <w:r>
+              <w:rPr>
+                <w:rFonts w:ascii="Times New Roman" w:eastAsia="標楷體" w:hAnsi="Times New Roman" w:cs="Times New Roman" w:hint="eastAsia"/>
+                <w:iCs/>
+                <w:highlight w:val="yellow"/>
+              </w:rPr>
+              <w:t>63</w:t>
+            </w:r>
+            <w:r>
+              <w:rPr>
+                <w:rFonts w:ascii="Times New Roman" w:eastAsia="標楷體" w:hAnsi="Times New Roman" w:cs="Times New Roman"/>
+                <w:iCs/>
+                <w:highlight w:val="yellow"/>
+              </w:rPr>
+              <w:t>.</w:t>
+            </w:r>
+            <w:r>
+              <w:rPr>
+                <w:rFonts w:ascii="Times New Roman" w:eastAsia="標楷體" w:hAnsi="Times New Roman" w:cs="Times New Roman" w:hint="eastAsia"/>
+                <w:iCs/>
+                <w:highlight w:val="yellow"/>
+              </w:rPr>
+              <w:t>55</w:t>
+            </w:r>
+          </w:p>
+        </w:tc>
+        <w:tc>
+          <w:tcPr>
+            <w:tcW w:w="816" w:type="dxa"/>
+            <w:gridSpan w:val="2"/>
+          </w:tcPr>
+          <w:p>
+            <w:pPr>
+              <w:widowControl/>
+              <w:spacing w:line="360" w:lineRule="auto"/>
+              <w:jc w:val="center"/>
+              <w:rPr>
+                <w:rFonts w:ascii="Times New Roman" w:eastAsia="標楷體" w:hAnsi="Times New Roman" w:cs="Times New Roman"/>
+                <w:iCs/>
+              </w:rPr>
+            </w:pPr>
+            <w:r>
+              <w:rPr>
+                <w:rFonts w:ascii="Times New Roman" w:eastAsia="標楷體" w:hAnsi="Times New Roman" w:cs="Times New Roman" w:hint="eastAsia"/>
+                <w:iCs/>
+                <w:highlight w:val="yellow"/>
+              </w:rPr>
+              <w:t>0.80</w:t>
+            </w:r>
+          </w:p>
+        </w:tc>
+      </w:tr>
+    </w:tbl>
+    <w:p>
+      <w:pPr>
+        <w:widowControl/>
+        <w:spacing w:line="360" w:lineRule="auto"/>
+        <w:rPr>
+          <w:rFonts w:ascii="Times New Roman" w:eastAsia="標楷體" w:hAnsi="Times New Roman" w:cs="Times New Roman" w:hint="eastAsia"/>
+        </w:rPr>
+      </w:pPr>
+    </w:p>
+    <w:p>
+      <w:pPr>
+        <w:widowControl/>
+        <w:rPr>
+          <w:rFonts w:ascii="Times New Roman" w:eastAsia="標楷體" w:hAnsi="Times New Roman" w:cs="Times New Roman"/>
+        </w:rPr>
+      </w:pPr>
+    </w:p>
+    <w:p>
+      <w:pPr>
+        <w:widowControl/>
+        <w:rPr>
+          <w:rFonts w:ascii="Times New Roman" w:eastAsia="標楷體" w:hAnsi="Times New Roman" w:cs="Times New Roman"/>
+        </w:rPr>
+      </w:pPr>
+    </w:p>
+    <w:p>
+      <w:pPr>
+        <w:widowControl/>
+        <w:rPr>
+          <w:rFonts w:ascii="Times New Roman" w:eastAsia="標楷體" w:hAnsi="Times New Roman" w:cs="Times New Roman" w:hint="eastAsia"/>
+        </w:rPr>
+      </w:pPr>
+    </w:p>
+    <w:p>
+      <w:pPr>
+        <w:spacing w:line="360" w:lineRule="auto"/>
+        <w:rPr>
+          <w:rFonts w:ascii="Times New Roman" w:eastAsia="標楷體" w:hAnsi="Times New Roman" w:cs="Times New Roman"/>
+        </w:rPr>
+      </w:pPr>
+    </w:p>
+    <w:p>
+      <w:pPr>
+        <w:pStyle w:val="af6"/>
+        <w:spacing w:line="360" w:lineRule="auto"/>
+        <w:jc w:val="center"/>
+        <w:rPr>
+          <w:rFonts w:ascii="Times New Roman" w:eastAsia="標楷體" w:hAnsi="Times New Roman" w:cs="Times New Roman" w:hint="eastAsia"/>
+          <w:sz w:val="24"/>
+          <w:szCs w:val="24"/>
+          <w:highlight w:val="yellow"/>
+        </w:rPr>
+      </w:pPr>
+      <w:bookmarkStart w:id="63" w:name="_Toc217747151"/>
+      <w:r>
+        <w:rPr>
+          <w:rFonts w:ascii="Times New Roman" w:eastAsia="標楷體" w:hAnsi="Times New Roman" w:cs="Times New Roman"/>
+          <w:sz w:val="24"/>
+          <w:szCs w:val="24"/>
+          <w:highlight w:val="yellow"/>
+        </w:rPr>
+        <w:lastRenderedPageBreak/>
+        <w:t>表</w:t>
+      </w:r>
+      <w:r>
+        <w:rPr>
+          <w:rFonts w:ascii="Times New Roman" w:eastAsia="標楷體" w:hAnsi="Times New Roman" w:cs="Times New Roman"/>
+          <w:sz w:val="24"/>
+          <w:szCs w:val="24"/>
+          <w:highlight w:val="yellow"/>
+        </w:rPr>
+        <w:fldChar w:fldCharType="begin"/>
+      </w:r>
+      <w:r>
+        <w:rPr>
+          <w:rFonts w:ascii="Times New Roman" w:eastAsia="標楷體" w:hAnsi="Times New Roman" w:cs="Times New Roman"/>
+          <w:sz w:val="24"/>
+          <w:szCs w:val="24"/>
+          <w:highlight w:val="yellow"/>
+        </w:rPr>
+        <w:instrText xml:space="preserve"> SEQ </w:instrText>
+      </w:r>
+      <w:r>
+        <w:rPr>
+          <w:rFonts w:ascii="Times New Roman" w:eastAsia="標楷體" w:hAnsi="Times New Roman" w:cs="Times New Roman"/>
+          <w:sz w:val="24"/>
+          <w:szCs w:val="24"/>
+          <w:highlight w:val="yellow"/>
+        </w:rPr>
+        <w:instrText>表</w:instrText>
+      </w:r>
+      <w:r>
+        <w:rPr>
+          <w:rFonts w:ascii="Times New Roman" w:eastAsia="標楷體" w:hAnsi="Times New Roman" w:cs="Times New Roman"/>
+          <w:sz w:val="24"/>
+          <w:szCs w:val="24"/>
+          <w:highlight w:val="yellow"/>
+        </w:rPr>
+        <w:instrText xml:space="preserve"> \* ARABIC </w:instrText>
+      </w:r>
+      <w:r>
+        <w:rPr>
+          <w:rFonts w:ascii="Times New Roman" w:eastAsia="標楷體" w:hAnsi="Times New Roman" w:cs="Times New Roman"/>
+          <w:sz w:val="24"/>
+          <w:szCs w:val="24"/>
+          <w:highlight w:val="yellow"/>
+        </w:rPr>
+        <w:fldChar w:fldCharType="separate"/>
+      </w:r>
+      <w:r>
+        <w:rPr>
+          <w:rFonts w:ascii="Times New Roman" w:eastAsia="標楷體" w:hAnsi="Times New Roman" w:cs="Times New Roman"/>
+          <w:noProof/>
+          <w:sz w:val="24"/>
+          <w:szCs w:val="24"/>
+          <w:highlight w:val="yellow"/>
+        </w:rPr>
+        <w:t>6</w:t>
+      </w:r>
+      <w:r>
+        <w:rPr>
+          <w:rFonts w:ascii="Times New Roman" w:eastAsia="標楷體" w:hAnsi="Times New Roman" w:cs="Times New Roman"/>
+          <w:sz w:val="24"/>
+          <w:szCs w:val="24"/>
+          <w:highlight w:val="yellow"/>
+        </w:rPr>
+        <w:fldChar w:fldCharType="end"/>
+      </w:r>
+      <w:r>
+        <w:rPr>
+          <w:rFonts w:ascii="Times New Roman" w:eastAsia="標楷體" w:hAnsi="Times New Roman" w:cs="Times New Roman" w:hint="eastAsia"/>
+          <w:sz w:val="24"/>
+          <w:szCs w:val="24"/>
+          <w:highlight w:val="yellow"/>
+        </w:rPr>
+        <w:t>系統與物流公司人工編排</w:t>
+      </w:r>
+      <w:r>
+        <w:rPr>
+          <w:rFonts w:ascii="Times New Roman" w:eastAsia="標楷體" w:hAnsi="Times New Roman" w:cs="Times New Roman" w:hint="eastAsia"/>
+          <w:sz w:val="24"/>
+          <w:szCs w:val="24"/>
+          <w:highlight w:val="yellow"/>
+        </w:rPr>
+        <w:t>差異率</w:t>
+      </w:r>
+      <w:bookmarkEnd w:id="63"/>
+    </w:p>
+    <w:tbl>
+      <w:tblPr>
+        <w:tblStyle w:val="ae"/>
+        <w:tblW w:w="6096" w:type="dxa"/>
+        <w:jc w:val="center"/>
+        <w:tblLayout w:type="fixed"/>
+        <w:tblLook w:val="04A0" w:firstRow="1" w:lastRow="0" w:firstColumn="1" w:lastColumn="0" w:noHBand="0" w:noVBand="1"/>
+      </w:tblPr>
+      <w:tblGrid>
+        <w:gridCol w:w="1050"/>
+        <w:gridCol w:w="1502"/>
+        <w:gridCol w:w="1276"/>
+        <w:gridCol w:w="1275"/>
+        <w:gridCol w:w="993"/>
+      </w:tblGrid>
+      <w:tr>
+        <w:trPr>
+          <w:cnfStyle w:val="100000000000" w:firstRow="1" w:lastRow="0" w:firstColumn="0" w:lastColumn="0" w:oddVBand="0" w:evenVBand="0" w:oddHBand="0" w:evenHBand="0" w:firstRowFirstColumn="0" w:firstRowLastColumn="0" w:lastRowFirstColumn="0" w:lastRowLastColumn="0"/>
+          <w:jc w:val="center"/>
+        </w:trPr>
+        <w:tc>
+          <w:tcPr>
+            <w:tcW w:w="1050" w:type="dxa"/>
+            <w:tcBorders>
+              <w:top w:val="nil"/>
             </w:tcBorders>
           </w:tcPr>
           <w:p>
@@ -34736,15 +38339,265 @@
                     <w:rFonts w:ascii="Cambria Math" w:eastAsia="標楷體" w:hAnsi="Cambria Math" w:cs="Times New Roman" w:hint="eastAsia"/>
                     <w:highlight w:val="yellow"/>
                   </w:rPr>
-                  <m:t>T</m:t>
+                  <m:t>Ins.</m:t>
+                </m:r>
+              </m:oMath>
+            </m:oMathPara>
+          </w:p>
+        </w:tc>
+        <w:tc>
+          <w:tcPr>
+            <w:tcW w:w="1502" w:type="dxa"/>
+            <w:shd w:val="clear" w:color="auto" w:fill="F2F2F2" w:themeFill="background1" w:themeFillShade="F2"/>
+          </w:tcPr>
+          <w:p>
+            <w:pPr>
+              <w:widowControl/>
+              <w:spacing w:line="360" w:lineRule="auto"/>
+              <w:jc w:val="center"/>
+              <w:rPr>
+                <w:rFonts w:ascii="Times New Roman" w:eastAsia="標楷體" w:hAnsi="Times New Roman" w:cs="Times New Roman"/>
+                <w:highlight w:val="yellow"/>
+              </w:rPr>
+            </w:pPr>
+            <m:oMathPara>
+              <m:oMath>
+                <m:r>
+                  <w:rPr>
+                    <w:rFonts w:ascii="Cambria Math" w:eastAsia="標楷體" w:hAnsi="Cambria Math" w:cs="Times New Roman" w:hint="eastAsia"/>
+                    <w:highlight w:val="yellow"/>
+                  </w:rPr>
+                  <m:t>G</m:t>
                 </m:r>
                 <m:r>
                   <w:rPr>
                     <w:rFonts w:ascii="Cambria Math" w:eastAsia="標楷體" w:hAnsi="Cambria Math" w:cs="Times New Roman"/>
                     <w:highlight w:val="yellow"/>
                   </w:rPr>
-                  <m:t>ime</m:t>
+                  <m:t>a</m:t>
                 </m:r>
+                <m:sSup>
+                  <m:sSupPr>
+                    <m:ctrlPr>
+                      <w:rPr>
+                        <w:rFonts w:ascii="Cambria Math" w:eastAsia="標楷體" w:hAnsi="Cambria Math" w:cs="Times New Roman"/>
+                        <w:i/>
+                      </w:rPr>
+                    </m:ctrlPr>
+                  </m:sSupPr>
+                  <m:e>
+                    <m:r>
+                      <w:rPr>
+                        <w:rFonts w:ascii="Cambria Math" w:eastAsia="標楷體" w:hAnsi="Cambria Math" w:cs="Times New Roman"/>
+                        <w:highlight w:val="yellow"/>
+                      </w:rPr>
+                      <m:t>p</m:t>
+                    </m:r>
+                    <m:ctrlPr>
+                      <w:rPr>
+                        <w:rFonts w:ascii="Cambria Math" w:eastAsia="標楷體" w:hAnsi="Cambria Math" w:cs="Times New Roman"/>
+                        <w:i/>
+                        <w:highlight w:val="yellow"/>
+                      </w:rPr>
+                    </m:ctrlPr>
+                  </m:e>
+                  <m:sup>
+                    <m:r>
+                      <w:rPr>
+                        <w:rFonts w:ascii="Cambria Math" w:eastAsia="標楷體" w:hAnsi="Cambria Math" w:cs="Times New Roman" w:hint="eastAsia"/>
+                        <w:highlight w:val="yellow"/>
+                      </w:rPr>
+                      <m:t>K</m:t>
+                    </m:r>
+                  </m:sup>
+                </m:sSup>
+              </m:oMath>
+            </m:oMathPara>
+          </w:p>
+        </w:tc>
+        <w:tc>
+          <w:tcPr>
+            <w:tcW w:w="1276" w:type="dxa"/>
+            <w:shd w:val="clear" w:color="auto" w:fill="F2F2F2" w:themeFill="background1" w:themeFillShade="F2"/>
+          </w:tcPr>
+          <w:p>
+            <w:pPr>
+              <w:widowControl/>
+              <w:spacing w:line="360" w:lineRule="auto"/>
+              <w:jc w:val="center"/>
+              <w:rPr>
+                <w:rFonts w:ascii="Times New Roman" w:eastAsia="標楷體" w:hAnsi="Times New Roman" w:cs="Times New Roman"/>
+                <w:highlight w:val="yellow"/>
+              </w:rPr>
+            </w:pPr>
+            <m:oMath>
+              <m:sSup>
+                <m:sSupPr>
+                  <m:ctrlPr>
+                    <w:rPr>
+                      <w:rFonts w:ascii="Cambria Math" w:eastAsia="標楷體" w:hAnsi="Cambria Math" w:cs="Times New Roman"/>
+                      <w:i/>
+                      <w:highlight w:val="yellow"/>
+                    </w:rPr>
+                  </m:ctrlPr>
+                </m:sSupPr>
+                <m:e>
+                  <m:r>
+                    <w:rPr>
+                      <w:rFonts w:ascii="Cambria Math" w:eastAsia="標楷體" w:hAnsi="Cambria Math" w:cs="Times New Roman" w:hint="eastAsia"/>
+                      <w:highlight w:val="yellow"/>
+                    </w:rPr>
+                    <m:t>G</m:t>
+                  </m:r>
+                  <m:r>
+                    <w:rPr>
+                      <w:rFonts w:ascii="Cambria Math" w:eastAsia="標楷體" w:hAnsi="Cambria Math" w:cs="Times New Roman"/>
+                      <w:highlight w:val="yellow"/>
+                    </w:rPr>
+                    <m:t>ap</m:t>
+                  </m:r>
+                  <m:ctrlPr>
+                    <w:rPr>
+                      <w:rFonts w:ascii="Cambria Math" w:eastAsia="標楷體" w:hAnsi="Cambria Math" w:cs="Times New Roman" w:hint="eastAsia"/>
+                      <w:i/>
+                      <w:highlight w:val="yellow"/>
+                    </w:rPr>
+                  </m:ctrlPr>
+                </m:e>
+                <m:sup>
+                  <m:r>
+                    <w:rPr>
+                      <w:rFonts w:ascii="Cambria Math" w:eastAsia="標楷體" w:hAnsi="Cambria Math" w:cs="Times New Roman" w:hint="eastAsia"/>
+                      <w:highlight w:val="yellow"/>
+                    </w:rPr>
+                    <m:t>C</m:t>
+                  </m:r>
+                </m:sup>
+              </m:sSup>
+            </m:oMath>
+            <w:r>
+              <w:rPr>
+                <w:rFonts w:ascii="Times New Roman" w:eastAsia="標楷體" w:hAnsi="Times New Roman" w:cs="Times New Roman" w:hint="eastAsia"/>
+              </w:rPr>
+              <w:t>(%)</w:t>
+            </w:r>
+          </w:p>
+        </w:tc>
+        <w:tc>
+          <w:tcPr>
+            <w:tcW w:w="1275" w:type="dxa"/>
+            <w:shd w:val="clear" w:color="auto" w:fill="F2F2F2" w:themeFill="background1" w:themeFillShade="F2"/>
+          </w:tcPr>
+          <w:p>
+            <w:pPr>
+              <w:widowControl/>
+              <w:spacing w:line="360" w:lineRule="auto"/>
+              <w:jc w:val="center"/>
+              <w:rPr>
+                <w:rFonts w:ascii="Times New Roman" w:eastAsia="標楷體" w:hAnsi="Times New Roman" w:cs="Times New Roman"/>
+                <w:highlight w:val="yellow"/>
+              </w:rPr>
+            </w:pPr>
+            <m:oMath>
+              <m:sSup>
+                <m:sSupPr>
+                  <m:ctrlPr>
+                    <w:rPr>
+                      <w:rFonts w:ascii="Cambria Math" w:eastAsia="標楷體" w:hAnsi="Cambria Math" w:cs="Times New Roman"/>
+                      <w:i/>
+                      <w:highlight w:val="yellow"/>
+                    </w:rPr>
+                  </m:ctrlPr>
+                </m:sSupPr>
+                <m:e>
+                  <m:r>
+                    <w:rPr>
+                      <w:rFonts w:ascii="Cambria Math" w:eastAsia="標楷體" w:hAnsi="Cambria Math" w:cs="Times New Roman"/>
+                      <w:highlight w:val="yellow"/>
+                    </w:rPr>
+                    <m:t>Gap</m:t>
+                  </m:r>
+                  <m:ctrlPr>
+                    <w:rPr>
+                      <w:rFonts w:ascii="Cambria Math" w:eastAsia="標楷體" w:hAnsi="Cambria Math" w:cs="Times New Roman" w:hint="eastAsia"/>
+                      <w:i/>
+                      <w:highlight w:val="yellow"/>
+                    </w:rPr>
+                  </m:ctrlPr>
+                </m:e>
+                <m:sup>
+                  <m:r>
+                    <w:rPr>
+                      <w:rFonts w:ascii="Cambria Math" w:eastAsia="標楷體" w:hAnsi="Cambria Math" w:cs="Times New Roman" w:hint="eastAsia"/>
+                      <w:highlight w:val="yellow"/>
+                    </w:rPr>
+                    <m:t>D</m:t>
+                  </m:r>
+                </m:sup>
+              </m:sSup>
+            </m:oMath>
+            <w:r>
+              <w:rPr>
+                <w:rFonts w:ascii="Times New Roman" w:eastAsia="標楷體" w:hAnsi="Times New Roman" w:cs="Times New Roman" w:hint="eastAsia"/>
+              </w:rPr>
+              <w:t>(%)</w:t>
+            </w:r>
+          </w:p>
+        </w:tc>
+        <w:tc>
+          <w:tcPr>
+            <w:tcW w:w="993" w:type="dxa"/>
+            <w:shd w:val="clear" w:color="auto" w:fill="F2F2F2" w:themeFill="background1" w:themeFillShade="F2"/>
+          </w:tcPr>
+          <w:p>
+            <w:pPr>
+              <w:widowControl/>
+              <w:spacing w:line="360" w:lineRule="auto"/>
+              <w:jc w:val="center"/>
+              <w:rPr>
+                <w:rFonts w:ascii="Cambria Math" w:eastAsia="標楷體" w:hAnsi="Cambria Math" w:cs="Times New Roman" w:hint="eastAsia"/>
+                <w:i/>
+                <w:highlight w:val="yellow"/>
+              </w:rPr>
+            </w:pPr>
+            <m:oMathPara>
+              <m:oMath>
+                <m:sSup>
+                  <m:sSupPr>
+                    <m:ctrlPr>
+                      <w:rPr>
+                        <w:rFonts w:ascii="Cambria Math" w:eastAsia="標楷體" w:hAnsi="Cambria Math" w:cs="Times New Roman"/>
+                        <w:i/>
+                        <w:highlight w:val="yellow"/>
+                      </w:rPr>
+                    </m:ctrlPr>
+                  </m:sSupPr>
+                  <m:e>
+                    <m:r>
+                      <w:rPr>
+                        <w:rFonts w:ascii="Cambria Math" w:eastAsia="標楷體" w:hAnsi="Cambria Math" w:cs="Times New Roman"/>
+                        <w:highlight w:val="yellow"/>
+                      </w:rPr>
+                      <m:t>Gap</m:t>
+                    </m:r>
+                    <m:ctrlPr>
+                      <w:rPr>
+                        <w:rFonts w:ascii="Cambria Math" w:eastAsia="標楷體" w:hAnsi="Cambria Math" w:cs="Times New Roman" w:hint="eastAsia"/>
+                        <w:i/>
+                        <w:highlight w:val="yellow"/>
+                      </w:rPr>
+                    </m:ctrlPr>
+                  </m:e>
+                  <m:sup>
+                    <m:r>
+                      <w:rPr>
+                        <w:rFonts w:ascii="Cambria Math" w:eastAsia="標楷體" w:hAnsi="Cambria Math" w:cs="Times New Roman"/>
+                        <w:highlight w:val="yellow"/>
+                      </w:rPr>
+                      <m:t>U</m:t>
+                    </m:r>
+                  </m:sup>
+                </m:sSup>
               </m:oMath>
             </m:oMathPara>
           </w:p>
@@ -34784,7 +38637,7 @@
         </w:tc>
         <w:tc>
           <w:tcPr>
-            <w:tcW w:w="756" w:type="dxa"/>
+            <w:tcW w:w="1502" w:type="dxa"/>
             <w:tcBorders>
               <w:top w:val="single" w:sz="4" w:space="0" w:color="auto"/>
             </w:tcBorders>
@@ -34805,7 +38658,7 @@
         </w:tc>
         <w:tc>
           <w:tcPr>
-            <w:tcW w:w="1059" w:type="dxa"/>
+            <w:tcW w:w="1276" w:type="dxa"/>
             <w:tcBorders>
               <w:top w:val="single" w:sz="4" w:space="0" w:color="auto"/>
             </w:tcBorders>
@@ -34826,7 +38679,7 @@
         </w:tc>
         <w:tc>
           <w:tcPr>
-            <w:tcW w:w="1056" w:type="dxa"/>
+            <w:tcW w:w="1275" w:type="dxa"/>
             <w:tcBorders>
               <w:top w:val="single" w:sz="4" w:space="0" w:color="auto"/>
             </w:tcBorders>
@@ -34847,212 +38700,11 @@
         </w:tc>
         <w:tc>
           <w:tcPr>
-            <w:tcW w:w="816" w:type="dxa"/>
+            <w:tcW w:w="993" w:type="dxa"/>
             <w:tcBorders>
               <w:top w:val="single" w:sz="4" w:space="0" w:color="auto"/>
             </w:tcBorders>
             <w:shd w:val="clear" w:color="auto" w:fill="F2F2F2" w:themeFill="background1" w:themeFillShade="F2"/>
-          </w:tcPr>
-          <w:p>
-            <w:pPr>
-              <w:widowControl/>
-              <w:spacing w:line="360" w:lineRule="auto"/>
-              <w:jc w:val="center"/>
-              <w:rPr>
-                <w:rFonts w:ascii="Times New Roman" w:eastAsia="標楷體" w:hAnsi="Times New Roman" w:cs="Times New Roman"/>
-                <w:iCs/>
-                <w:highlight w:val="yellow"/>
-              </w:rPr>
-            </w:pPr>
-          </w:p>
-        </w:tc>
-        <w:tc>
-          <w:tcPr>
-            <w:tcW w:w="941" w:type="dxa"/>
-            <w:tcBorders>
-              <w:top w:val="single" w:sz="4" w:space="0" w:color="auto"/>
-            </w:tcBorders>
-            <w:shd w:val="clear" w:color="auto" w:fill="F2F2F2" w:themeFill="background1" w:themeFillShade="F2"/>
-          </w:tcPr>
-          <w:p>
-            <w:pPr>
-              <w:widowControl/>
-              <w:spacing w:line="360" w:lineRule="auto"/>
-              <w:jc w:val="center"/>
-              <w:rPr>
-                <w:rFonts w:ascii="Times New Roman" w:eastAsia="標楷體" w:hAnsi="Times New Roman" w:cs="Times New Roman"/>
-                <w:iCs/>
-                <w:highlight w:val="yellow"/>
-              </w:rPr>
-            </w:pPr>
-          </w:p>
-        </w:tc>
-        <w:tc>
-          <w:tcPr>
-            <w:tcW w:w="756" w:type="dxa"/>
-            <w:tcBorders>
-              <w:top w:val="single" w:sz="4" w:space="0" w:color="auto"/>
-            </w:tcBorders>
-          </w:tcPr>
-          <w:p>
-            <w:pPr>
-              <w:widowControl/>
-              <w:spacing w:line="360" w:lineRule="auto"/>
-              <w:jc w:val="center"/>
-              <w:rPr>
-                <w:rFonts w:ascii="Times New Roman" w:eastAsia="標楷體" w:hAnsi="Times New Roman" w:cs="Times New Roman"/>
-                <w:iCs/>
-                <w:highlight w:val="yellow"/>
-              </w:rPr>
-            </w:pPr>
-            <w:r>
-              <w:rPr>
-                <w:rFonts w:ascii="Times New Roman" w:eastAsia="標楷體" w:hAnsi="Times New Roman" w:cs="Times New Roman"/>
-                <w:iCs/>
-                <w:highlight w:val="yellow"/>
-              </w:rPr>
-              <w:t>102</w:t>
-            </w:r>
-          </w:p>
-        </w:tc>
-        <w:tc>
-          <w:tcPr>
-            <w:tcW w:w="1176" w:type="dxa"/>
-            <w:tcBorders>
-              <w:top w:val="single" w:sz="4" w:space="0" w:color="auto"/>
-            </w:tcBorders>
-          </w:tcPr>
-          <w:p>
-            <w:pPr>
-              <w:widowControl/>
-              <w:spacing w:line="360" w:lineRule="auto"/>
-              <w:jc w:val="center"/>
-              <w:rPr>
-                <w:rFonts w:ascii="Times New Roman" w:eastAsia="標楷體" w:hAnsi="Times New Roman" w:cs="Times New Roman"/>
-                <w:iCs/>
-                <w:highlight w:val="yellow"/>
-              </w:rPr>
-            </w:pPr>
-            <w:r>
-              <w:rPr>
-                <w:rFonts w:ascii="Times New Roman" w:eastAsia="標楷體" w:hAnsi="Times New Roman" w:cs="Times New Roman"/>
-                <w:iCs/>
-                <w:highlight w:val="yellow"/>
-              </w:rPr>
-              <w:t>375</w:t>
-            </w:r>
-            <w:r>
-              <w:rPr>
-                <w:rFonts w:ascii="Times New Roman" w:eastAsia="標楷體" w:hAnsi="Times New Roman" w:cs="Times New Roman" w:hint="eastAsia"/>
-                <w:iCs/>
-                <w:highlight w:val="yellow"/>
-              </w:rPr>
-              <w:t>7</w:t>
-            </w:r>
-            <w:r>
-              <w:rPr>
-                <w:rFonts w:ascii="Times New Roman" w:eastAsia="標楷體" w:hAnsi="Times New Roman" w:cs="Times New Roman"/>
-                <w:iCs/>
-                <w:highlight w:val="yellow"/>
-              </w:rPr>
-              <w:t>.</w:t>
-            </w:r>
-            <w:r>
-              <w:rPr>
-                <w:rFonts w:ascii="Times New Roman" w:eastAsia="標楷體" w:hAnsi="Times New Roman" w:cs="Times New Roman" w:hint="eastAsia"/>
-                <w:iCs/>
-                <w:highlight w:val="yellow"/>
-              </w:rPr>
-              <w:t>89</w:t>
-            </w:r>
-          </w:p>
-        </w:tc>
-        <w:tc>
-          <w:tcPr>
-            <w:tcW w:w="1056" w:type="dxa"/>
-            <w:tcBorders>
-              <w:top w:val="single" w:sz="4" w:space="0" w:color="auto"/>
-            </w:tcBorders>
-          </w:tcPr>
-          <w:p>
-            <w:pPr>
-              <w:widowControl/>
-              <w:spacing w:line="360" w:lineRule="auto"/>
-              <w:jc w:val="center"/>
-              <w:rPr>
-                <w:rFonts w:ascii="Times New Roman" w:eastAsia="標楷體" w:hAnsi="Times New Roman" w:cs="Times New Roman"/>
-                <w:iCs/>
-                <w:highlight w:val="yellow"/>
-              </w:rPr>
-            </w:pPr>
-            <w:r>
-              <w:rPr>
-                <w:rFonts w:ascii="Times New Roman" w:eastAsia="標楷體" w:hAnsi="Times New Roman" w:cs="Times New Roman" w:hint="eastAsia"/>
-                <w:iCs/>
-                <w:highlight w:val="yellow"/>
-              </w:rPr>
-              <w:t>28</w:t>
-            </w:r>
-            <w:r>
-              <w:rPr>
-                <w:rFonts w:ascii="Times New Roman" w:eastAsia="標楷體" w:hAnsi="Times New Roman" w:cs="Times New Roman"/>
-                <w:iCs/>
-                <w:highlight w:val="yellow"/>
-              </w:rPr>
-              <w:t>3.</w:t>
-            </w:r>
-            <w:r>
-              <w:rPr>
-                <w:rFonts w:ascii="Times New Roman" w:eastAsia="標楷體" w:hAnsi="Times New Roman" w:cs="Times New Roman" w:hint="eastAsia"/>
-                <w:iCs/>
-                <w:highlight w:val="yellow"/>
-              </w:rPr>
-              <w:t>1</w:t>
-            </w:r>
-            <w:r>
-              <w:rPr>
-                <w:rFonts w:ascii="Times New Roman" w:eastAsia="標楷體" w:hAnsi="Times New Roman" w:cs="Times New Roman"/>
-                <w:iCs/>
-                <w:highlight w:val="yellow"/>
-              </w:rPr>
-              <w:t>0</w:t>
-            </w:r>
-          </w:p>
-        </w:tc>
-        <w:tc>
-          <w:tcPr>
-            <w:tcW w:w="816" w:type="dxa"/>
-            <w:tcBorders>
-              <w:top w:val="single" w:sz="4" w:space="0" w:color="auto"/>
-            </w:tcBorders>
-          </w:tcPr>
-          <w:p>
-            <w:pPr>
-              <w:widowControl/>
-              <w:spacing w:line="360" w:lineRule="auto"/>
-              <w:jc w:val="center"/>
-              <w:rPr>
-                <w:rFonts w:ascii="Times New Roman" w:eastAsia="標楷體" w:hAnsi="Times New Roman" w:cs="Times New Roman"/>
-                <w:iCs/>
-                <w:highlight w:val="yellow"/>
-              </w:rPr>
-            </w:pPr>
-            <w:r>
-              <w:rPr>
-                <w:rFonts w:ascii="Times New Roman" w:eastAsia="標楷體" w:hAnsi="Times New Roman" w:cs="Times New Roman" w:hint="eastAsia"/>
-                <w:iCs/>
-                <w:highlight w:val="yellow"/>
-              </w:rPr>
-              <w:t>0.85</w:t>
-            </w:r>
-          </w:p>
-        </w:tc>
-        <w:tc>
-          <w:tcPr>
-            <w:tcW w:w="829" w:type="dxa"/>
-            <w:tcBorders>
-              <w:top w:val="single" w:sz="4" w:space="0" w:color="auto"/>
-            </w:tcBorders>
           </w:tcPr>
           <w:p>
             <w:pPr>
@@ -35099,7 +38751,7 @@
         </w:tc>
         <w:tc>
           <w:tcPr>
-            <w:tcW w:w="756" w:type="dxa"/>
+            <w:tcW w:w="1502" w:type="dxa"/>
             <w:shd w:val="clear" w:color="auto" w:fill="F2F2F2" w:themeFill="background1" w:themeFillShade="F2"/>
           </w:tcPr>
           <w:p>
@@ -35117,7 +38769,7 @@
         </w:tc>
         <w:tc>
           <w:tcPr>
-            <w:tcW w:w="1059" w:type="dxa"/>
+            <w:tcW w:w="1276" w:type="dxa"/>
             <w:shd w:val="clear" w:color="auto" w:fill="F2F2F2" w:themeFill="background1" w:themeFillShade="F2"/>
           </w:tcPr>
           <w:p>
@@ -35135,7 +38787,7 @@
         </w:tc>
         <w:tc>
           <w:tcPr>
-            <w:tcW w:w="1056" w:type="dxa"/>
+            <w:tcW w:w="1275" w:type="dxa"/>
             <w:shd w:val="clear" w:color="auto" w:fill="F2F2F2" w:themeFill="background1" w:themeFillShade="F2"/>
           </w:tcPr>
           <w:p>
@@ -35153,191 +38805,8 @@
         </w:tc>
         <w:tc>
           <w:tcPr>
-            <w:tcW w:w="816" w:type="dxa"/>
+            <w:tcW w:w="993" w:type="dxa"/>
             <w:shd w:val="clear" w:color="auto" w:fill="F2F2F2" w:themeFill="background1" w:themeFillShade="F2"/>
-          </w:tcPr>
-          <w:p>
-            <w:pPr>
-              <w:widowControl/>
-              <w:spacing w:line="360" w:lineRule="auto"/>
-              <w:jc w:val="center"/>
-              <w:rPr>
-                <w:rFonts w:ascii="Times New Roman" w:eastAsia="標楷體" w:hAnsi="Times New Roman" w:cs="Times New Roman"/>
-                <w:iCs/>
-                <w:highlight w:val="yellow"/>
-              </w:rPr>
-            </w:pPr>
-          </w:p>
-        </w:tc>
-        <w:tc>
-          <w:tcPr>
-            <w:tcW w:w="941" w:type="dxa"/>
-            <w:shd w:val="clear" w:color="auto" w:fill="F2F2F2" w:themeFill="background1" w:themeFillShade="F2"/>
-          </w:tcPr>
-          <w:p>
-            <w:pPr>
-              <w:widowControl/>
-              <w:spacing w:line="360" w:lineRule="auto"/>
-              <w:jc w:val="center"/>
-              <w:rPr>
-                <w:rFonts w:ascii="Times New Roman" w:eastAsia="標楷體" w:hAnsi="Times New Roman" w:cs="Times New Roman"/>
-                <w:iCs/>
-                <w:highlight w:val="yellow"/>
-              </w:rPr>
-            </w:pPr>
-          </w:p>
-        </w:tc>
-        <w:tc>
-          <w:tcPr>
-            <w:tcW w:w="756" w:type="dxa"/>
-          </w:tcPr>
-          <w:p>
-            <w:pPr>
-              <w:widowControl/>
-              <w:spacing w:line="360" w:lineRule="auto"/>
-              <w:jc w:val="center"/>
-              <w:rPr>
-                <w:rFonts w:ascii="Times New Roman" w:eastAsia="標楷體" w:hAnsi="Times New Roman" w:cs="Times New Roman"/>
-                <w:iCs/>
-                <w:highlight w:val="yellow"/>
-              </w:rPr>
-            </w:pPr>
-            <w:r>
-              <w:rPr>
-                <w:rFonts w:ascii="Times New Roman" w:eastAsia="標楷體" w:hAnsi="Times New Roman" w:cs="Times New Roman"/>
-                <w:iCs/>
-                <w:highlight w:val="yellow"/>
-              </w:rPr>
-              <w:t>90</w:t>
-            </w:r>
-          </w:p>
-        </w:tc>
-        <w:tc>
-          <w:tcPr>
-            <w:tcW w:w="1176" w:type="dxa"/>
-          </w:tcPr>
-          <w:p>
-            <w:pPr>
-              <w:widowControl/>
-              <w:spacing w:line="360" w:lineRule="auto"/>
-              <w:jc w:val="center"/>
-              <w:rPr>
-                <w:rFonts w:ascii="Times New Roman" w:eastAsia="標楷體" w:hAnsi="Times New Roman" w:cs="Times New Roman"/>
-                <w:iCs/>
-                <w:highlight w:val="yellow"/>
-              </w:rPr>
-            </w:pPr>
-            <w:r>
-              <w:rPr>
-                <w:rFonts w:ascii="Times New Roman" w:eastAsia="標楷體" w:hAnsi="Times New Roman" w:cs="Times New Roman"/>
-                <w:iCs/>
-                <w:highlight w:val="yellow"/>
-              </w:rPr>
-              <w:t>3</w:t>
-            </w:r>
-            <w:r>
-              <w:rPr>
-                <w:rFonts w:ascii="Times New Roman" w:eastAsia="標楷體" w:hAnsi="Times New Roman" w:cs="Times New Roman" w:hint="eastAsia"/>
-                <w:iCs/>
-                <w:highlight w:val="yellow"/>
-              </w:rPr>
-              <w:t>293</w:t>
-            </w:r>
-            <w:r>
-              <w:rPr>
-                <w:rFonts w:ascii="Times New Roman" w:eastAsia="標楷體" w:hAnsi="Times New Roman" w:cs="Times New Roman"/>
-                <w:iCs/>
-                <w:highlight w:val="yellow"/>
-              </w:rPr>
-              <w:t>.</w:t>
-            </w:r>
-            <w:r>
-              <w:rPr>
-                <w:rFonts w:ascii="Times New Roman" w:eastAsia="標楷體" w:hAnsi="Times New Roman" w:cs="Times New Roman" w:hint="eastAsia"/>
-                <w:iCs/>
-                <w:highlight w:val="yellow"/>
-              </w:rPr>
-              <w:t>58</w:t>
-            </w:r>
-          </w:p>
-        </w:tc>
-        <w:tc>
-          <w:tcPr>
-            <w:tcW w:w="1056" w:type="dxa"/>
-          </w:tcPr>
-          <w:p>
-            <w:pPr>
-              <w:widowControl/>
-              <w:spacing w:line="360" w:lineRule="auto"/>
-              <w:jc w:val="center"/>
-              <w:rPr>
-                <w:rFonts w:ascii="Times New Roman" w:eastAsia="標楷體" w:hAnsi="Times New Roman" w:cs="Times New Roman"/>
-                <w:iCs/>
-                <w:highlight w:val="yellow"/>
-              </w:rPr>
-            </w:pPr>
-            <w:r>
-              <w:rPr>
-                <w:rFonts w:ascii="Times New Roman" w:eastAsia="標楷體" w:hAnsi="Times New Roman" w:cs="Times New Roman" w:hint="eastAsia"/>
-                <w:iCs/>
-                <w:highlight w:val="yellow"/>
-              </w:rPr>
-              <w:t>270</w:t>
-            </w:r>
-            <w:r>
-              <w:rPr>
-                <w:rFonts w:ascii="Times New Roman" w:eastAsia="標楷體" w:hAnsi="Times New Roman" w:cs="Times New Roman"/>
-                <w:iCs/>
-                <w:highlight w:val="yellow"/>
-              </w:rPr>
-              <w:t>.</w:t>
-            </w:r>
-            <w:r>
-              <w:rPr>
-                <w:rFonts w:ascii="Times New Roman" w:eastAsia="標楷體" w:hAnsi="Times New Roman" w:cs="Times New Roman" w:hint="eastAsia"/>
-                <w:iCs/>
-                <w:highlight w:val="yellow"/>
-              </w:rPr>
-              <w:t>1</w:t>
-            </w:r>
-            <w:r>
-              <w:rPr>
-                <w:rFonts w:ascii="Times New Roman" w:eastAsia="標楷體" w:hAnsi="Times New Roman" w:cs="Times New Roman"/>
-                <w:iCs/>
-                <w:highlight w:val="yellow"/>
-              </w:rPr>
-              <w:t>0</w:t>
-            </w:r>
-          </w:p>
-        </w:tc>
-        <w:tc>
-          <w:tcPr>
-            <w:tcW w:w="816" w:type="dxa"/>
-          </w:tcPr>
-          <w:p>
-            <w:pPr>
-              <w:widowControl/>
-              <w:spacing w:line="360" w:lineRule="auto"/>
-              <w:jc w:val="center"/>
-              <w:rPr>
-                <w:rFonts w:ascii="Times New Roman" w:eastAsia="標楷體" w:hAnsi="Times New Roman" w:cs="Times New Roman"/>
-                <w:iCs/>
-                <w:highlight w:val="yellow"/>
-              </w:rPr>
-            </w:pPr>
-            <w:r>
-              <w:rPr>
-                <w:rFonts w:ascii="Times New Roman" w:eastAsia="標楷體" w:hAnsi="Times New Roman" w:cs="Times New Roman" w:hint="eastAsia"/>
-                <w:iCs/>
-                <w:highlight w:val="yellow"/>
-              </w:rPr>
-              <w:t>0.84</w:t>
-            </w:r>
-          </w:p>
-        </w:tc>
-        <w:tc>
-          <w:tcPr>
-            <w:tcW w:w="829" w:type="dxa"/>
           </w:tcPr>
           <w:p>
             <w:pPr>
@@ -35384,7 +38853,7 @@
         </w:tc>
         <w:tc>
           <w:tcPr>
-            <w:tcW w:w="756" w:type="dxa"/>
+            <w:tcW w:w="1502" w:type="dxa"/>
             <w:shd w:val="clear" w:color="auto" w:fill="F2F2F2" w:themeFill="background1" w:themeFillShade="F2"/>
           </w:tcPr>
           <w:p>
@@ -35402,7 +38871,7 @@
         </w:tc>
         <w:tc>
           <w:tcPr>
-            <w:tcW w:w="1059" w:type="dxa"/>
+            <w:tcW w:w="1276" w:type="dxa"/>
             <w:shd w:val="clear" w:color="auto" w:fill="F2F2F2" w:themeFill="background1" w:themeFillShade="F2"/>
           </w:tcPr>
           <w:p>
@@ -35420,7 +38889,7 @@
         </w:tc>
         <w:tc>
           <w:tcPr>
-            <w:tcW w:w="1056" w:type="dxa"/>
+            <w:tcW w:w="1275" w:type="dxa"/>
             <w:shd w:val="clear" w:color="auto" w:fill="F2F2F2" w:themeFill="background1" w:themeFillShade="F2"/>
           </w:tcPr>
           <w:p>
@@ -35438,191 +38907,8 @@
         </w:tc>
         <w:tc>
           <w:tcPr>
-            <w:tcW w:w="816" w:type="dxa"/>
+            <w:tcW w:w="993" w:type="dxa"/>
             <w:shd w:val="clear" w:color="auto" w:fill="F2F2F2" w:themeFill="background1" w:themeFillShade="F2"/>
-          </w:tcPr>
-          <w:p>
-            <w:pPr>
-              <w:widowControl/>
-              <w:spacing w:line="360" w:lineRule="auto"/>
-              <w:jc w:val="center"/>
-              <w:rPr>
-                <w:rFonts w:ascii="Times New Roman" w:eastAsia="標楷體" w:hAnsi="Times New Roman" w:cs="Times New Roman"/>
-                <w:iCs/>
-                <w:highlight w:val="yellow"/>
-              </w:rPr>
-            </w:pPr>
-          </w:p>
-        </w:tc>
-        <w:tc>
-          <w:tcPr>
-            <w:tcW w:w="941" w:type="dxa"/>
-            <w:shd w:val="clear" w:color="auto" w:fill="F2F2F2" w:themeFill="background1" w:themeFillShade="F2"/>
-          </w:tcPr>
-          <w:p>
-            <w:pPr>
-              <w:widowControl/>
-              <w:spacing w:line="360" w:lineRule="auto"/>
-              <w:jc w:val="center"/>
-              <w:rPr>
-                <w:rFonts w:ascii="Times New Roman" w:eastAsia="標楷體" w:hAnsi="Times New Roman" w:cs="Times New Roman"/>
-                <w:iCs/>
-                <w:highlight w:val="yellow"/>
-              </w:rPr>
-            </w:pPr>
-          </w:p>
-        </w:tc>
-        <w:tc>
-          <w:tcPr>
-            <w:tcW w:w="756" w:type="dxa"/>
-          </w:tcPr>
-          <w:p>
-            <w:pPr>
-              <w:widowControl/>
-              <w:spacing w:line="360" w:lineRule="auto"/>
-              <w:jc w:val="center"/>
-              <w:rPr>
-                <w:rFonts w:ascii="Times New Roman" w:eastAsia="標楷體" w:hAnsi="Times New Roman" w:cs="Times New Roman"/>
-                <w:iCs/>
-                <w:highlight w:val="yellow"/>
-              </w:rPr>
-            </w:pPr>
-            <w:r>
-              <w:rPr>
-                <w:rFonts w:ascii="Times New Roman" w:eastAsia="標楷體" w:hAnsi="Times New Roman" w:cs="Times New Roman"/>
-                <w:iCs/>
-                <w:highlight w:val="yellow"/>
-              </w:rPr>
-              <w:t>89</w:t>
-            </w:r>
-          </w:p>
-        </w:tc>
-        <w:tc>
-          <w:tcPr>
-            <w:tcW w:w="1176" w:type="dxa"/>
-          </w:tcPr>
-          <w:p>
-            <w:pPr>
-              <w:widowControl/>
-              <w:spacing w:line="360" w:lineRule="auto"/>
-              <w:jc w:val="center"/>
-              <w:rPr>
-                <w:rFonts w:ascii="Times New Roman" w:eastAsia="標楷體" w:hAnsi="Times New Roman" w:cs="Times New Roman"/>
-                <w:iCs/>
-                <w:highlight w:val="yellow"/>
-              </w:rPr>
-            </w:pPr>
-            <w:r>
-              <w:rPr>
-                <w:rFonts w:ascii="Times New Roman" w:eastAsia="標楷體" w:hAnsi="Times New Roman" w:cs="Times New Roman"/>
-                <w:iCs/>
-                <w:highlight w:val="yellow"/>
-              </w:rPr>
-              <w:t>335</w:t>
-            </w:r>
-            <w:r>
-              <w:rPr>
-                <w:rFonts w:ascii="Times New Roman" w:eastAsia="標楷體" w:hAnsi="Times New Roman" w:cs="Times New Roman" w:hint="eastAsia"/>
-                <w:iCs/>
-                <w:highlight w:val="yellow"/>
-              </w:rPr>
-              <w:t>7</w:t>
-            </w:r>
-            <w:r>
-              <w:rPr>
-                <w:rFonts w:ascii="Times New Roman" w:eastAsia="標楷體" w:hAnsi="Times New Roman" w:cs="Times New Roman"/>
-                <w:iCs/>
-                <w:highlight w:val="yellow"/>
-              </w:rPr>
-              <w:t>.</w:t>
-            </w:r>
-            <w:r>
-              <w:rPr>
-                <w:rFonts w:ascii="Times New Roman" w:eastAsia="標楷體" w:hAnsi="Times New Roman" w:cs="Times New Roman" w:hint="eastAsia"/>
-                <w:iCs/>
-                <w:highlight w:val="yellow"/>
-              </w:rPr>
-              <w:t>24</w:t>
-            </w:r>
-          </w:p>
-        </w:tc>
-        <w:tc>
-          <w:tcPr>
-            <w:tcW w:w="1056" w:type="dxa"/>
-          </w:tcPr>
-          <w:p>
-            <w:pPr>
-              <w:widowControl/>
-              <w:spacing w:line="360" w:lineRule="auto"/>
-              <w:jc w:val="center"/>
-              <w:rPr>
-                <w:rFonts w:ascii="Times New Roman" w:eastAsia="標楷體" w:hAnsi="Times New Roman" w:cs="Times New Roman"/>
-                <w:iCs/>
-                <w:highlight w:val="yellow"/>
-              </w:rPr>
-            </w:pPr>
-            <w:r>
-              <w:rPr>
-                <w:rFonts w:ascii="Times New Roman" w:eastAsia="標楷體" w:hAnsi="Times New Roman" w:cs="Times New Roman"/>
-                <w:iCs/>
-                <w:highlight w:val="yellow"/>
-              </w:rPr>
-              <w:t>2</w:t>
-            </w:r>
-            <w:r>
-              <w:rPr>
-                <w:rFonts w:ascii="Times New Roman" w:eastAsia="標楷體" w:hAnsi="Times New Roman" w:cs="Times New Roman" w:hint="eastAsia"/>
-                <w:iCs/>
-                <w:highlight w:val="yellow"/>
-              </w:rPr>
-              <w:t>70</w:t>
-            </w:r>
-            <w:r>
-              <w:rPr>
-                <w:rFonts w:ascii="Times New Roman" w:eastAsia="標楷體" w:hAnsi="Times New Roman" w:cs="Times New Roman"/>
-                <w:iCs/>
-                <w:highlight w:val="yellow"/>
-              </w:rPr>
-              <w:t>.</w:t>
-            </w:r>
-            <w:r>
-              <w:rPr>
-                <w:rFonts w:ascii="Times New Roman" w:eastAsia="標楷體" w:hAnsi="Times New Roman" w:cs="Times New Roman" w:hint="eastAsia"/>
-                <w:iCs/>
-                <w:highlight w:val="yellow"/>
-              </w:rPr>
-              <w:t>33</w:t>
-            </w:r>
-          </w:p>
-        </w:tc>
-        <w:tc>
-          <w:tcPr>
-            <w:tcW w:w="816" w:type="dxa"/>
-          </w:tcPr>
-          <w:p>
-            <w:pPr>
-              <w:widowControl/>
-              <w:spacing w:line="360" w:lineRule="auto"/>
-              <w:jc w:val="center"/>
-              <w:rPr>
-                <w:rFonts w:ascii="Times New Roman" w:eastAsia="標楷體" w:hAnsi="Times New Roman" w:cs="Times New Roman"/>
-                <w:iCs/>
-                <w:highlight w:val="yellow"/>
-              </w:rPr>
-            </w:pPr>
-            <w:r>
-              <w:rPr>
-                <w:rFonts w:ascii="Times New Roman" w:eastAsia="標楷體" w:hAnsi="Times New Roman" w:cs="Times New Roman" w:hint="eastAsia"/>
-                <w:iCs/>
-                <w:highlight w:val="yellow"/>
-              </w:rPr>
-              <w:t>0.87</w:t>
-            </w:r>
-          </w:p>
-        </w:tc>
-        <w:tc>
-          <w:tcPr>
-            <w:tcW w:w="829" w:type="dxa"/>
           </w:tcPr>
           <w:p>
             <w:pPr>
@@ -35669,7 +38955,7 @@
         </w:tc>
         <w:tc>
           <w:tcPr>
-            <w:tcW w:w="756" w:type="dxa"/>
+            <w:tcW w:w="1502" w:type="dxa"/>
             <w:shd w:val="clear" w:color="auto" w:fill="F2F2F2" w:themeFill="background1" w:themeFillShade="F2"/>
           </w:tcPr>
           <w:p>
@@ -35687,7 +38973,7 @@
         </w:tc>
         <w:tc>
           <w:tcPr>
-            <w:tcW w:w="1059" w:type="dxa"/>
+            <w:tcW w:w="1276" w:type="dxa"/>
             <w:shd w:val="clear" w:color="auto" w:fill="F2F2F2" w:themeFill="background1" w:themeFillShade="F2"/>
           </w:tcPr>
           <w:p>
@@ -35705,7 +38991,7 @@
         </w:tc>
         <w:tc>
           <w:tcPr>
-            <w:tcW w:w="1056" w:type="dxa"/>
+            <w:tcW w:w="1275" w:type="dxa"/>
             <w:shd w:val="clear" w:color="auto" w:fill="F2F2F2" w:themeFill="background1" w:themeFillShade="F2"/>
           </w:tcPr>
           <w:p>
@@ -35723,199 +39009,8 @@
         </w:tc>
         <w:tc>
           <w:tcPr>
-            <w:tcW w:w="816" w:type="dxa"/>
+            <w:tcW w:w="993" w:type="dxa"/>
             <w:shd w:val="clear" w:color="auto" w:fill="F2F2F2" w:themeFill="background1" w:themeFillShade="F2"/>
-          </w:tcPr>
-          <w:p>
-            <w:pPr>
-              <w:widowControl/>
-              <w:spacing w:line="360" w:lineRule="auto"/>
-              <w:jc w:val="center"/>
-              <w:rPr>
-                <w:rFonts w:ascii="Times New Roman" w:eastAsia="標楷體" w:hAnsi="Times New Roman" w:cs="Times New Roman"/>
-                <w:iCs/>
-                <w:highlight w:val="yellow"/>
-              </w:rPr>
-            </w:pPr>
-          </w:p>
-        </w:tc>
-        <w:tc>
-          <w:tcPr>
-            <w:tcW w:w="941" w:type="dxa"/>
-            <w:shd w:val="clear" w:color="auto" w:fill="F2F2F2" w:themeFill="background1" w:themeFillShade="F2"/>
-          </w:tcPr>
-          <w:p>
-            <w:pPr>
-              <w:widowControl/>
-              <w:spacing w:line="360" w:lineRule="auto"/>
-              <w:jc w:val="center"/>
-              <w:rPr>
-                <w:rFonts w:ascii="Times New Roman" w:eastAsia="標楷體" w:hAnsi="Times New Roman" w:cs="Times New Roman"/>
-                <w:iCs/>
-                <w:highlight w:val="yellow"/>
-              </w:rPr>
-            </w:pPr>
-          </w:p>
-        </w:tc>
-        <w:tc>
-          <w:tcPr>
-            <w:tcW w:w="756" w:type="dxa"/>
-          </w:tcPr>
-          <w:p>
-            <w:pPr>
-              <w:widowControl/>
-              <w:spacing w:line="360" w:lineRule="auto"/>
-              <w:jc w:val="center"/>
-              <w:rPr>
-                <w:rFonts w:ascii="Times New Roman" w:eastAsia="標楷體" w:hAnsi="Times New Roman" w:cs="Times New Roman"/>
-                <w:iCs/>
-                <w:highlight w:val="yellow"/>
-              </w:rPr>
-            </w:pPr>
-            <w:r>
-              <w:rPr>
-                <w:rFonts w:ascii="Times New Roman" w:eastAsia="標楷體" w:hAnsi="Times New Roman" w:cs="Times New Roman"/>
-                <w:iCs/>
-                <w:highlight w:val="yellow"/>
-              </w:rPr>
-              <w:t>83</w:t>
-            </w:r>
-          </w:p>
-        </w:tc>
-        <w:tc>
-          <w:tcPr>
-            <w:tcW w:w="1176" w:type="dxa"/>
-          </w:tcPr>
-          <w:p>
-            <w:pPr>
-              <w:widowControl/>
-              <w:spacing w:line="360" w:lineRule="auto"/>
-              <w:jc w:val="center"/>
-              <w:rPr>
-                <w:rFonts w:ascii="Times New Roman" w:eastAsia="標楷體" w:hAnsi="Times New Roman" w:cs="Times New Roman"/>
-                <w:iCs/>
-                <w:highlight w:val="yellow"/>
-              </w:rPr>
-            </w:pPr>
-            <w:r>
-              <w:rPr>
-                <w:rFonts w:ascii="Times New Roman" w:eastAsia="標楷體" w:hAnsi="Times New Roman" w:cs="Times New Roman"/>
-                <w:iCs/>
-                <w:highlight w:val="yellow"/>
-              </w:rPr>
-              <w:t>31</w:t>
-            </w:r>
-            <w:r>
-              <w:rPr>
-                <w:rFonts w:ascii="Times New Roman" w:eastAsia="標楷體" w:hAnsi="Times New Roman" w:cs="Times New Roman" w:hint="eastAsia"/>
-                <w:iCs/>
-                <w:highlight w:val="yellow"/>
-              </w:rPr>
-              <w:t>52</w:t>
-            </w:r>
-            <w:r>
-              <w:rPr>
-                <w:rFonts w:ascii="Times New Roman" w:eastAsia="標楷體" w:hAnsi="Times New Roman" w:cs="Times New Roman"/>
-                <w:iCs/>
-                <w:highlight w:val="yellow"/>
-              </w:rPr>
-              <w:t>.</w:t>
-            </w:r>
-            <w:r>
-              <w:rPr>
-                <w:rFonts w:ascii="Times New Roman" w:eastAsia="標楷體" w:hAnsi="Times New Roman" w:cs="Times New Roman" w:hint="eastAsia"/>
-                <w:iCs/>
-                <w:highlight w:val="yellow"/>
-              </w:rPr>
-              <w:t>91</w:t>
-            </w:r>
-          </w:p>
-        </w:tc>
-        <w:tc>
-          <w:tcPr>
-            <w:tcW w:w="1056" w:type="dxa"/>
-          </w:tcPr>
-          <w:p>
-            <w:pPr>
-              <w:widowControl/>
-              <w:spacing w:line="360" w:lineRule="auto"/>
-              <w:jc w:val="center"/>
-              <w:rPr>
-                <w:rFonts w:ascii="Times New Roman" w:eastAsia="標楷體" w:hAnsi="Times New Roman" w:cs="Times New Roman"/>
-                <w:iCs/>
-                <w:highlight w:val="yellow"/>
-              </w:rPr>
-            </w:pPr>
-            <w:r>
-              <w:rPr>
-                <w:rFonts w:ascii="Times New Roman" w:eastAsia="標楷體" w:hAnsi="Times New Roman" w:cs="Times New Roman"/>
-                <w:iCs/>
-                <w:highlight w:val="yellow"/>
-              </w:rPr>
-              <w:t>2</w:t>
-            </w:r>
-            <w:r>
-              <w:rPr>
-                <w:rFonts w:ascii="Times New Roman" w:eastAsia="標楷體" w:hAnsi="Times New Roman" w:cs="Times New Roman" w:hint="eastAsia"/>
-                <w:iCs/>
-                <w:highlight w:val="yellow"/>
-              </w:rPr>
-              <w:t>65</w:t>
-            </w:r>
-            <w:r>
-              <w:rPr>
-                <w:rFonts w:ascii="Times New Roman" w:eastAsia="標楷體" w:hAnsi="Times New Roman" w:cs="Times New Roman"/>
-                <w:iCs/>
-                <w:highlight w:val="yellow"/>
-              </w:rPr>
-              <w:t>.</w:t>
-            </w:r>
-            <w:r>
-              <w:rPr>
-                <w:rFonts w:ascii="Times New Roman" w:eastAsia="標楷體" w:hAnsi="Times New Roman" w:cs="Times New Roman" w:hint="eastAsia"/>
-                <w:iCs/>
-                <w:highlight w:val="yellow"/>
-              </w:rPr>
-              <w:t>1</w:t>
-            </w:r>
-            <w:r>
-              <w:rPr>
-                <w:rFonts w:ascii="Times New Roman" w:eastAsia="標楷體" w:hAnsi="Times New Roman" w:cs="Times New Roman"/>
-                <w:iCs/>
-                <w:highlight w:val="yellow"/>
-              </w:rPr>
-              <w:t>1</w:t>
-            </w:r>
-          </w:p>
-        </w:tc>
-        <w:tc>
-          <w:tcPr>
-            <w:tcW w:w="816" w:type="dxa"/>
-          </w:tcPr>
-          <w:p>
-            <w:pPr>
-              <w:widowControl/>
-              <w:spacing w:line="360" w:lineRule="auto"/>
-              <w:jc w:val="center"/>
-              <w:rPr>
-                <w:rFonts w:ascii="Times New Roman" w:eastAsia="標楷體" w:hAnsi="Times New Roman" w:cs="Times New Roman"/>
-                <w:iCs/>
-                <w:highlight w:val="yellow"/>
-              </w:rPr>
-            </w:pPr>
-            <w:r>
-              <w:rPr>
-                <w:rFonts w:ascii="Times New Roman" w:eastAsia="標楷體" w:hAnsi="Times New Roman" w:cs="Times New Roman" w:hint="eastAsia"/>
-                <w:iCs/>
-                <w:highlight w:val="yellow"/>
-              </w:rPr>
-              <w:t>0.79</w:t>
-            </w:r>
-          </w:p>
-        </w:tc>
-        <w:tc>
-          <w:tcPr>
-            <w:tcW w:w="829" w:type="dxa"/>
           </w:tcPr>
           <w:p>
             <w:pPr>
@@ -35962,7 +39057,7 @@
         </w:tc>
         <w:tc>
           <w:tcPr>
-            <w:tcW w:w="756" w:type="dxa"/>
+            <w:tcW w:w="1502" w:type="dxa"/>
             <w:shd w:val="clear" w:color="auto" w:fill="F2F2F2" w:themeFill="background1" w:themeFillShade="F2"/>
           </w:tcPr>
           <w:p>
@@ -35980,7 +39075,7 @@
         </w:tc>
         <w:tc>
           <w:tcPr>
-            <w:tcW w:w="1059" w:type="dxa"/>
+            <w:tcW w:w="1276" w:type="dxa"/>
             <w:shd w:val="clear" w:color="auto" w:fill="F2F2F2" w:themeFill="background1" w:themeFillShade="F2"/>
           </w:tcPr>
           <w:p>
@@ -35998,7 +39093,7 @@
         </w:tc>
         <w:tc>
           <w:tcPr>
-            <w:tcW w:w="1056" w:type="dxa"/>
+            <w:tcW w:w="1275" w:type="dxa"/>
             <w:shd w:val="clear" w:color="auto" w:fill="F2F2F2" w:themeFill="background1" w:themeFillShade="F2"/>
           </w:tcPr>
           <w:p>
@@ -36016,191 +39111,8 @@
         </w:tc>
         <w:tc>
           <w:tcPr>
-            <w:tcW w:w="816" w:type="dxa"/>
+            <w:tcW w:w="993" w:type="dxa"/>
             <w:shd w:val="clear" w:color="auto" w:fill="F2F2F2" w:themeFill="background1" w:themeFillShade="F2"/>
-          </w:tcPr>
-          <w:p>
-            <w:pPr>
-              <w:widowControl/>
-              <w:spacing w:line="360" w:lineRule="auto"/>
-              <w:jc w:val="center"/>
-              <w:rPr>
-                <w:rFonts w:ascii="Times New Roman" w:eastAsia="標楷體" w:hAnsi="Times New Roman" w:cs="Times New Roman"/>
-                <w:iCs/>
-                <w:highlight w:val="yellow"/>
-              </w:rPr>
-            </w:pPr>
-          </w:p>
-        </w:tc>
-        <w:tc>
-          <w:tcPr>
-            <w:tcW w:w="941" w:type="dxa"/>
-            <w:shd w:val="clear" w:color="auto" w:fill="F2F2F2" w:themeFill="background1" w:themeFillShade="F2"/>
-          </w:tcPr>
-          <w:p>
-            <w:pPr>
-              <w:widowControl/>
-              <w:spacing w:line="360" w:lineRule="auto"/>
-              <w:jc w:val="center"/>
-              <w:rPr>
-                <w:rFonts w:ascii="Times New Roman" w:eastAsia="標楷體" w:hAnsi="Times New Roman" w:cs="Times New Roman"/>
-                <w:iCs/>
-                <w:highlight w:val="yellow"/>
-              </w:rPr>
-            </w:pPr>
-          </w:p>
-        </w:tc>
-        <w:tc>
-          <w:tcPr>
-            <w:tcW w:w="756" w:type="dxa"/>
-          </w:tcPr>
-          <w:p>
-            <w:pPr>
-              <w:widowControl/>
-              <w:spacing w:line="360" w:lineRule="auto"/>
-              <w:jc w:val="center"/>
-              <w:rPr>
-                <w:rFonts w:ascii="Times New Roman" w:eastAsia="標楷體" w:hAnsi="Times New Roman" w:cs="Times New Roman"/>
-                <w:iCs/>
-                <w:highlight w:val="yellow"/>
-              </w:rPr>
-            </w:pPr>
-            <w:r>
-              <w:rPr>
-                <w:rFonts w:ascii="Times New Roman" w:eastAsia="標楷體" w:hAnsi="Times New Roman" w:cs="Times New Roman"/>
-                <w:iCs/>
-                <w:highlight w:val="yellow"/>
-              </w:rPr>
-              <w:t>89</w:t>
-            </w:r>
-          </w:p>
-        </w:tc>
-        <w:tc>
-          <w:tcPr>
-            <w:tcW w:w="1176" w:type="dxa"/>
-          </w:tcPr>
-          <w:p>
-            <w:pPr>
-              <w:widowControl/>
-              <w:spacing w:line="360" w:lineRule="auto"/>
-              <w:jc w:val="center"/>
-              <w:rPr>
-                <w:rFonts w:ascii="Times New Roman" w:eastAsia="標楷體" w:hAnsi="Times New Roman" w:cs="Times New Roman"/>
-                <w:iCs/>
-                <w:highlight w:val="yellow"/>
-              </w:rPr>
-            </w:pPr>
-            <w:r>
-              <w:rPr>
-                <w:rFonts w:ascii="Times New Roman" w:eastAsia="標楷體" w:hAnsi="Times New Roman" w:cs="Times New Roman"/>
-                <w:iCs/>
-                <w:highlight w:val="yellow"/>
-              </w:rPr>
-              <w:t>33</w:t>
-            </w:r>
-            <w:r>
-              <w:rPr>
-                <w:rFonts w:ascii="Times New Roman" w:eastAsia="標楷體" w:hAnsi="Times New Roman" w:cs="Times New Roman" w:hint="eastAsia"/>
-                <w:iCs/>
-                <w:highlight w:val="yellow"/>
-              </w:rPr>
-              <w:t>18</w:t>
-            </w:r>
-            <w:r>
-              <w:rPr>
-                <w:rFonts w:ascii="Times New Roman" w:eastAsia="標楷體" w:hAnsi="Times New Roman" w:cs="Times New Roman"/>
-                <w:iCs/>
-                <w:highlight w:val="yellow"/>
-              </w:rPr>
-              <w:t>.</w:t>
-            </w:r>
-            <w:r>
-              <w:rPr>
-                <w:rFonts w:ascii="Times New Roman" w:eastAsia="標楷體" w:hAnsi="Times New Roman" w:cs="Times New Roman" w:hint="eastAsia"/>
-                <w:iCs/>
-                <w:highlight w:val="yellow"/>
-              </w:rPr>
-              <w:t>00</w:t>
-            </w:r>
-          </w:p>
-        </w:tc>
-        <w:tc>
-          <w:tcPr>
-            <w:tcW w:w="1056" w:type="dxa"/>
-          </w:tcPr>
-          <w:p>
-            <w:pPr>
-              <w:widowControl/>
-              <w:spacing w:line="360" w:lineRule="auto"/>
-              <w:jc w:val="center"/>
-              <w:rPr>
-                <w:rFonts w:ascii="Times New Roman" w:eastAsia="標楷體" w:hAnsi="Times New Roman" w:cs="Times New Roman"/>
-                <w:iCs/>
-                <w:highlight w:val="yellow"/>
-              </w:rPr>
-            </w:pPr>
-            <w:r>
-              <w:rPr>
-                <w:rFonts w:ascii="Times New Roman" w:eastAsia="標楷體" w:hAnsi="Times New Roman" w:cs="Times New Roman"/>
-                <w:iCs/>
-                <w:highlight w:val="yellow"/>
-              </w:rPr>
-              <w:t>2</w:t>
-            </w:r>
-            <w:r>
-              <w:rPr>
-                <w:rFonts w:ascii="Times New Roman" w:eastAsia="標楷體" w:hAnsi="Times New Roman" w:cs="Times New Roman" w:hint="eastAsia"/>
-                <w:iCs/>
-                <w:highlight w:val="yellow"/>
-              </w:rPr>
-              <w:t>71</w:t>
-            </w:r>
-            <w:r>
-              <w:rPr>
-                <w:rFonts w:ascii="Times New Roman" w:eastAsia="標楷體" w:hAnsi="Times New Roman" w:cs="Times New Roman"/>
-                <w:iCs/>
-                <w:highlight w:val="yellow"/>
-              </w:rPr>
-              <w:t>.</w:t>
-            </w:r>
-            <w:r>
-              <w:rPr>
-                <w:rFonts w:ascii="Times New Roman" w:eastAsia="標楷體" w:hAnsi="Times New Roman" w:cs="Times New Roman" w:hint="eastAsia"/>
-                <w:iCs/>
-                <w:highlight w:val="yellow"/>
-              </w:rPr>
-              <w:t>45</w:t>
-            </w:r>
-          </w:p>
-        </w:tc>
-        <w:tc>
-          <w:tcPr>
-            <w:tcW w:w="816" w:type="dxa"/>
-          </w:tcPr>
-          <w:p>
-            <w:pPr>
-              <w:widowControl/>
-              <w:spacing w:line="360" w:lineRule="auto"/>
-              <w:jc w:val="center"/>
-              <w:rPr>
-                <w:rFonts w:ascii="Times New Roman" w:eastAsia="標楷體" w:hAnsi="Times New Roman" w:cs="Times New Roman"/>
-                <w:iCs/>
-                <w:highlight w:val="yellow"/>
-              </w:rPr>
-            </w:pPr>
-            <w:r>
-              <w:rPr>
-                <w:rFonts w:ascii="Times New Roman" w:eastAsia="標楷體" w:hAnsi="Times New Roman" w:cs="Times New Roman" w:hint="eastAsia"/>
-                <w:iCs/>
-                <w:highlight w:val="yellow"/>
-              </w:rPr>
-              <w:t>0.83</w:t>
-            </w:r>
-          </w:p>
-        </w:tc>
-        <w:tc>
-          <w:tcPr>
-            <w:tcW w:w="829" w:type="dxa"/>
           </w:tcPr>
           <w:p>
             <w:pPr>
@@ -36247,7 +39159,7 @@
         </w:tc>
         <w:tc>
           <w:tcPr>
-            <w:tcW w:w="756" w:type="dxa"/>
+            <w:tcW w:w="1502" w:type="dxa"/>
             <w:shd w:val="clear" w:color="auto" w:fill="F2F2F2" w:themeFill="background1" w:themeFillShade="F2"/>
           </w:tcPr>
           <w:p>
@@ -36265,7 +39177,7 @@
         </w:tc>
         <w:tc>
           <w:tcPr>
-            <w:tcW w:w="1059" w:type="dxa"/>
+            <w:tcW w:w="1276" w:type="dxa"/>
             <w:shd w:val="clear" w:color="auto" w:fill="F2F2F2" w:themeFill="background1" w:themeFillShade="F2"/>
           </w:tcPr>
           <w:p>
@@ -36283,7 +39195,7 @@
         </w:tc>
         <w:tc>
           <w:tcPr>
-            <w:tcW w:w="1056" w:type="dxa"/>
+            <w:tcW w:w="1275" w:type="dxa"/>
             <w:shd w:val="clear" w:color="auto" w:fill="F2F2F2" w:themeFill="background1" w:themeFillShade="F2"/>
           </w:tcPr>
           <w:p>
@@ -36301,191 +39213,8 @@
         </w:tc>
         <w:tc>
           <w:tcPr>
-            <w:tcW w:w="816" w:type="dxa"/>
+            <w:tcW w:w="993" w:type="dxa"/>
             <w:shd w:val="clear" w:color="auto" w:fill="F2F2F2" w:themeFill="background1" w:themeFillShade="F2"/>
-          </w:tcPr>
-          <w:p>
-            <w:pPr>
-              <w:widowControl/>
-              <w:spacing w:line="360" w:lineRule="auto"/>
-              <w:jc w:val="center"/>
-              <w:rPr>
-                <w:rFonts w:ascii="Times New Roman" w:eastAsia="標楷體" w:hAnsi="Times New Roman" w:cs="Times New Roman"/>
-                <w:iCs/>
-                <w:highlight w:val="yellow"/>
-              </w:rPr>
-            </w:pPr>
-          </w:p>
-        </w:tc>
-        <w:tc>
-          <w:tcPr>
-            <w:tcW w:w="941" w:type="dxa"/>
-            <w:shd w:val="clear" w:color="auto" w:fill="F2F2F2" w:themeFill="background1" w:themeFillShade="F2"/>
-          </w:tcPr>
-          <w:p>
-            <w:pPr>
-              <w:widowControl/>
-              <w:spacing w:line="360" w:lineRule="auto"/>
-              <w:jc w:val="center"/>
-              <w:rPr>
-                <w:rFonts w:ascii="Times New Roman" w:eastAsia="標楷體" w:hAnsi="Times New Roman" w:cs="Times New Roman"/>
-                <w:iCs/>
-                <w:highlight w:val="yellow"/>
-              </w:rPr>
-            </w:pPr>
-          </w:p>
-        </w:tc>
-        <w:tc>
-          <w:tcPr>
-            <w:tcW w:w="756" w:type="dxa"/>
-          </w:tcPr>
-          <w:p>
-            <w:pPr>
-              <w:widowControl/>
-              <w:spacing w:line="360" w:lineRule="auto"/>
-              <w:jc w:val="center"/>
-              <w:rPr>
-                <w:rFonts w:ascii="Times New Roman" w:eastAsia="標楷體" w:hAnsi="Times New Roman" w:cs="Times New Roman"/>
-                <w:iCs/>
-                <w:highlight w:val="yellow"/>
-              </w:rPr>
-            </w:pPr>
-            <w:r>
-              <w:rPr>
-                <w:rFonts w:ascii="Times New Roman" w:eastAsia="標楷體" w:hAnsi="Times New Roman" w:cs="Times New Roman"/>
-                <w:iCs/>
-                <w:highlight w:val="yellow"/>
-              </w:rPr>
-              <w:t>94</w:t>
-            </w:r>
-          </w:p>
-        </w:tc>
-        <w:tc>
-          <w:tcPr>
-            <w:tcW w:w="1176" w:type="dxa"/>
-          </w:tcPr>
-          <w:p>
-            <w:pPr>
-              <w:widowControl/>
-              <w:spacing w:line="360" w:lineRule="auto"/>
-              <w:jc w:val="center"/>
-              <w:rPr>
-                <w:rFonts w:ascii="Times New Roman" w:eastAsia="標楷體" w:hAnsi="Times New Roman" w:cs="Times New Roman"/>
-                <w:iCs/>
-                <w:highlight w:val="yellow"/>
-              </w:rPr>
-            </w:pPr>
-            <w:r>
-              <w:rPr>
-                <w:rFonts w:ascii="Times New Roman" w:eastAsia="標楷體" w:hAnsi="Times New Roman" w:cs="Times New Roman"/>
-                <w:iCs/>
-                <w:highlight w:val="yellow"/>
-              </w:rPr>
-              <w:t>344</w:t>
-            </w:r>
-            <w:r>
-              <w:rPr>
-                <w:rFonts w:ascii="Times New Roman" w:eastAsia="標楷體" w:hAnsi="Times New Roman" w:cs="Times New Roman" w:hint="eastAsia"/>
-                <w:iCs/>
-                <w:highlight w:val="yellow"/>
-              </w:rPr>
-              <w:t>0</w:t>
-            </w:r>
-            <w:r>
-              <w:rPr>
-                <w:rFonts w:ascii="Times New Roman" w:eastAsia="標楷體" w:hAnsi="Times New Roman" w:cs="Times New Roman"/>
-                <w:iCs/>
-                <w:highlight w:val="yellow"/>
-              </w:rPr>
-              <w:t>.</w:t>
-            </w:r>
-            <w:r>
-              <w:rPr>
-                <w:rFonts w:ascii="Times New Roman" w:eastAsia="標楷體" w:hAnsi="Times New Roman" w:cs="Times New Roman" w:hint="eastAsia"/>
-                <w:iCs/>
-                <w:highlight w:val="yellow"/>
-              </w:rPr>
-              <w:t>58</w:t>
-            </w:r>
-          </w:p>
-        </w:tc>
-        <w:tc>
-          <w:tcPr>
-            <w:tcW w:w="1056" w:type="dxa"/>
-          </w:tcPr>
-          <w:p>
-            <w:pPr>
-              <w:widowControl/>
-              <w:spacing w:line="360" w:lineRule="auto"/>
-              <w:jc w:val="center"/>
-              <w:rPr>
-                <w:rFonts w:ascii="Times New Roman" w:eastAsia="標楷體" w:hAnsi="Times New Roman" w:cs="Times New Roman"/>
-                <w:iCs/>
-                <w:highlight w:val="yellow"/>
-              </w:rPr>
-            </w:pPr>
-            <w:r>
-              <w:rPr>
-                <w:rFonts w:ascii="Times New Roman" w:eastAsia="標楷體" w:hAnsi="Times New Roman" w:cs="Times New Roman"/>
-                <w:iCs/>
-                <w:highlight w:val="yellow"/>
-              </w:rPr>
-              <w:t>2</w:t>
-            </w:r>
-            <w:r>
-              <w:rPr>
-                <w:rFonts w:ascii="Times New Roman" w:eastAsia="標楷體" w:hAnsi="Times New Roman" w:cs="Times New Roman" w:hint="eastAsia"/>
-                <w:iCs/>
-                <w:highlight w:val="yellow"/>
-              </w:rPr>
-              <w:t>72</w:t>
-            </w:r>
-            <w:r>
-              <w:rPr>
-                <w:rFonts w:ascii="Times New Roman" w:eastAsia="標楷體" w:hAnsi="Times New Roman" w:cs="Times New Roman"/>
-                <w:iCs/>
-                <w:highlight w:val="yellow"/>
-              </w:rPr>
-              <w:t>.</w:t>
-            </w:r>
-            <w:r>
-              <w:rPr>
-                <w:rFonts w:ascii="Times New Roman" w:eastAsia="標楷體" w:hAnsi="Times New Roman" w:cs="Times New Roman" w:hint="eastAsia"/>
-                <w:iCs/>
-                <w:highlight w:val="yellow"/>
-              </w:rPr>
-              <w:t>43</w:t>
-            </w:r>
-          </w:p>
-        </w:tc>
-        <w:tc>
-          <w:tcPr>
-            <w:tcW w:w="816" w:type="dxa"/>
-          </w:tcPr>
-          <w:p>
-            <w:pPr>
-              <w:widowControl/>
-              <w:spacing w:line="360" w:lineRule="auto"/>
-              <w:jc w:val="center"/>
-              <w:rPr>
-                <w:rFonts w:ascii="Times New Roman" w:eastAsia="標楷體" w:hAnsi="Times New Roman" w:cs="Times New Roman"/>
-                <w:iCs/>
-                <w:highlight w:val="yellow"/>
-              </w:rPr>
-            </w:pPr>
-            <w:r>
-              <w:rPr>
-                <w:rFonts w:ascii="Times New Roman" w:eastAsia="標楷體" w:hAnsi="Times New Roman" w:cs="Times New Roman" w:hint="eastAsia"/>
-                <w:iCs/>
-                <w:highlight w:val="yellow"/>
-              </w:rPr>
-              <w:t>0.85</w:t>
-            </w:r>
-          </w:p>
-        </w:tc>
-        <w:tc>
-          <w:tcPr>
-            <w:tcW w:w="829" w:type="dxa"/>
           </w:tcPr>
           <w:p>
             <w:pPr>
@@ -36532,7 +39261,7 @@
         </w:tc>
         <w:tc>
           <w:tcPr>
-            <w:tcW w:w="756" w:type="dxa"/>
+            <w:tcW w:w="1502" w:type="dxa"/>
             <w:shd w:val="clear" w:color="auto" w:fill="F2F2F2" w:themeFill="background1" w:themeFillShade="F2"/>
           </w:tcPr>
           <w:p>
@@ -36550,7 +39279,7 @@
         </w:tc>
         <w:tc>
           <w:tcPr>
-            <w:tcW w:w="1059" w:type="dxa"/>
+            <w:tcW w:w="1276" w:type="dxa"/>
             <w:shd w:val="clear" w:color="auto" w:fill="F2F2F2" w:themeFill="background1" w:themeFillShade="F2"/>
           </w:tcPr>
           <w:p>
@@ -36568,7 +39297,7 @@
         </w:tc>
         <w:tc>
           <w:tcPr>
-            <w:tcW w:w="1056" w:type="dxa"/>
+            <w:tcW w:w="1275" w:type="dxa"/>
             <w:shd w:val="clear" w:color="auto" w:fill="F2F2F2" w:themeFill="background1" w:themeFillShade="F2"/>
           </w:tcPr>
           <w:p>
@@ -36586,191 +39315,8 @@
         </w:tc>
         <w:tc>
           <w:tcPr>
-            <w:tcW w:w="816" w:type="dxa"/>
+            <w:tcW w:w="993" w:type="dxa"/>
             <w:shd w:val="clear" w:color="auto" w:fill="F2F2F2" w:themeFill="background1" w:themeFillShade="F2"/>
-          </w:tcPr>
-          <w:p>
-            <w:pPr>
-              <w:widowControl/>
-              <w:spacing w:line="360" w:lineRule="auto"/>
-              <w:jc w:val="center"/>
-              <w:rPr>
-                <w:rFonts w:ascii="Times New Roman" w:eastAsia="標楷體" w:hAnsi="Times New Roman" w:cs="Times New Roman"/>
-                <w:iCs/>
-                <w:highlight w:val="yellow"/>
-              </w:rPr>
-            </w:pPr>
-          </w:p>
-        </w:tc>
-        <w:tc>
-          <w:tcPr>
-            <w:tcW w:w="941" w:type="dxa"/>
-            <w:shd w:val="clear" w:color="auto" w:fill="F2F2F2" w:themeFill="background1" w:themeFillShade="F2"/>
-          </w:tcPr>
-          <w:p>
-            <w:pPr>
-              <w:widowControl/>
-              <w:spacing w:line="360" w:lineRule="auto"/>
-              <w:jc w:val="center"/>
-              <w:rPr>
-                <w:rFonts w:ascii="Times New Roman" w:eastAsia="標楷體" w:hAnsi="Times New Roman" w:cs="Times New Roman"/>
-                <w:iCs/>
-                <w:highlight w:val="yellow"/>
-              </w:rPr>
-            </w:pPr>
-          </w:p>
-        </w:tc>
-        <w:tc>
-          <w:tcPr>
-            <w:tcW w:w="756" w:type="dxa"/>
-          </w:tcPr>
-          <w:p>
-            <w:pPr>
-              <w:widowControl/>
-              <w:spacing w:line="360" w:lineRule="auto"/>
-              <w:jc w:val="center"/>
-              <w:rPr>
-                <w:rFonts w:ascii="Times New Roman" w:eastAsia="標楷體" w:hAnsi="Times New Roman" w:cs="Times New Roman"/>
-                <w:iCs/>
-                <w:highlight w:val="yellow"/>
-              </w:rPr>
-            </w:pPr>
-            <w:r>
-              <w:rPr>
-                <w:rFonts w:ascii="Times New Roman" w:eastAsia="標楷體" w:hAnsi="Times New Roman" w:cs="Times New Roman"/>
-                <w:iCs/>
-                <w:highlight w:val="yellow"/>
-              </w:rPr>
-              <w:t>91</w:t>
-            </w:r>
-          </w:p>
-        </w:tc>
-        <w:tc>
-          <w:tcPr>
-            <w:tcW w:w="1176" w:type="dxa"/>
-          </w:tcPr>
-          <w:p>
-            <w:pPr>
-              <w:widowControl/>
-              <w:spacing w:line="360" w:lineRule="auto"/>
-              <w:jc w:val="center"/>
-              <w:rPr>
-                <w:rFonts w:ascii="Times New Roman" w:eastAsia="標楷體" w:hAnsi="Times New Roman" w:cs="Times New Roman"/>
-                <w:iCs/>
-                <w:highlight w:val="yellow"/>
-              </w:rPr>
-            </w:pPr>
-            <w:r>
-              <w:rPr>
-                <w:rFonts w:ascii="Times New Roman" w:eastAsia="標楷體" w:hAnsi="Times New Roman" w:cs="Times New Roman"/>
-                <w:iCs/>
-                <w:highlight w:val="yellow"/>
-              </w:rPr>
-              <w:t>341</w:t>
-            </w:r>
-            <w:r>
-              <w:rPr>
-                <w:rFonts w:ascii="Times New Roman" w:eastAsia="標楷體" w:hAnsi="Times New Roman" w:cs="Times New Roman" w:hint="eastAsia"/>
-                <w:iCs/>
-                <w:highlight w:val="yellow"/>
-              </w:rPr>
-              <w:t>4</w:t>
-            </w:r>
-            <w:r>
-              <w:rPr>
-                <w:rFonts w:ascii="Times New Roman" w:eastAsia="標楷體" w:hAnsi="Times New Roman" w:cs="Times New Roman"/>
-                <w:iCs/>
-                <w:highlight w:val="yellow"/>
-              </w:rPr>
-              <w:t>.7</w:t>
-            </w:r>
-            <w:r>
-              <w:rPr>
-                <w:rFonts w:ascii="Times New Roman" w:eastAsia="標楷體" w:hAnsi="Times New Roman" w:cs="Times New Roman" w:hint="eastAsia"/>
-                <w:iCs/>
-                <w:highlight w:val="yellow"/>
-              </w:rPr>
-              <w:t>4</w:t>
-            </w:r>
-          </w:p>
-        </w:tc>
-        <w:tc>
-          <w:tcPr>
-            <w:tcW w:w="1056" w:type="dxa"/>
-          </w:tcPr>
-          <w:p>
-            <w:pPr>
-              <w:widowControl/>
-              <w:spacing w:line="360" w:lineRule="auto"/>
-              <w:jc w:val="center"/>
-              <w:rPr>
-                <w:rFonts w:ascii="Times New Roman" w:eastAsia="標楷體" w:hAnsi="Times New Roman" w:cs="Times New Roman"/>
-                <w:iCs/>
-                <w:highlight w:val="yellow"/>
-              </w:rPr>
-            </w:pPr>
-            <w:r>
-              <w:rPr>
-                <w:rFonts w:ascii="Times New Roman" w:eastAsia="標楷體" w:hAnsi="Times New Roman" w:cs="Times New Roman"/>
-                <w:iCs/>
-                <w:highlight w:val="yellow"/>
-              </w:rPr>
-              <w:t>2</w:t>
-            </w:r>
-            <w:r>
-              <w:rPr>
-                <w:rFonts w:ascii="Times New Roman" w:eastAsia="標楷體" w:hAnsi="Times New Roman" w:cs="Times New Roman" w:hint="eastAsia"/>
-                <w:iCs/>
-                <w:highlight w:val="yellow"/>
-              </w:rPr>
-              <w:t>73</w:t>
-            </w:r>
-            <w:r>
-              <w:rPr>
-                <w:rFonts w:ascii="Times New Roman" w:eastAsia="標楷體" w:hAnsi="Times New Roman" w:cs="Times New Roman"/>
-                <w:iCs/>
-                <w:highlight w:val="yellow"/>
-              </w:rPr>
-              <w:t>.</w:t>
-            </w:r>
-            <w:r>
-              <w:rPr>
-                <w:rFonts w:ascii="Times New Roman" w:eastAsia="標楷體" w:hAnsi="Times New Roman" w:cs="Times New Roman" w:hint="eastAsia"/>
-                <w:iCs/>
-                <w:highlight w:val="yellow"/>
-              </w:rPr>
-              <w:t>69</w:t>
-            </w:r>
-          </w:p>
-        </w:tc>
-        <w:tc>
-          <w:tcPr>
-            <w:tcW w:w="816" w:type="dxa"/>
-          </w:tcPr>
-          <w:p>
-            <w:pPr>
-              <w:widowControl/>
-              <w:spacing w:line="360" w:lineRule="auto"/>
-              <w:jc w:val="center"/>
-              <w:rPr>
-                <w:rFonts w:ascii="Times New Roman" w:eastAsia="標楷體" w:hAnsi="Times New Roman" w:cs="Times New Roman"/>
-                <w:iCs/>
-                <w:highlight w:val="yellow"/>
-              </w:rPr>
-            </w:pPr>
-            <w:r>
-              <w:rPr>
-                <w:rFonts w:ascii="Times New Roman" w:eastAsia="標楷體" w:hAnsi="Times New Roman" w:cs="Times New Roman" w:hint="eastAsia"/>
-                <w:iCs/>
-                <w:highlight w:val="yellow"/>
-              </w:rPr>
-              <w:t>0.86</w:t>
-            </w:r>
-          </w:p>
-        </w:tc>
-        <w:tc>
-          <w:tcPr>
-            <w:tcW w:w="829" w:type="dxa"/>
           </w:tcPr>
           <w:p>
             <w:pPr>
@@ -36817,7 +39363,7 @@
         </w:tc>
         <w:tc>
           <w:tcPr>
-            <w:tcW w:w="756" w:type="dxa"/>
+            <w:tcW w:w="1502" w:type="dxa"/>
             <w:shd w:val="clear" w:color="auto" w:fill="F2F2F2" w:themeFill="background1" w:themeFillShade="F2"/>
           </w:tcPr>
           <w:p>
@@ -36835,7 +39381,7 @@
         </w:tc>
         <w:tc>
           <w:tcPr>
-            <w:tcW w:w="1059" w:type="dxa"/>
+            <w:tcW w:w="1276" w:type="dxa"/>
             <w:shd w:val="clear" w:color="auto" w:fill="F2F2F2" w:themeFill="background1" w:themeFillShade="F2"/>
           </w:tcPr>
           <w:p>
@@ -36853,7 +39399,7 @@
         </w:tc>
         <w:tc>
           <w:tcPr>
-            <w:tcW w:w="1056" w:type="dxa"/>
+            <w:tcW w:w="1275" w:type="dxa"/>
             <w:shd w:val="clear" w:color="auto" w:fill="F2F2F2" w:themeFill="background1" w:themeFillShade="F2"/>
           </w:tcPr>
           <w:p>
@@ -36871,183 +39417,8 @@
         </w:tc>
         <w:tc>
           <w:tcPr>
-            <w:tcW w:w="816" w:type="dxa"/>
+            <w:tcW w:w="993" w:type="dxa"/>
             <w:shd w:val="clear" w:color="auto" w:fill="F2F2F2" w:themeFill="background1" w:themeFillShade="F2"/>
-          </w:tcPr>
-          <w:p>
-            <w:pPr>
-              <w:widowControl/>
-              <w:spacing w:line="360" w:lineRule="auto"/>
-              <w:jc w:val="center"/>
-              <w:rPr>
-                <w:rFonts w:ascii="Times New Roman" w:eastAsia="標楷體" w:hAnsi="Times New Roman" w:cs="Times New Roman"/>
-                <w:iCs/>
-                <w:highlight w:val="yellow"/>
-              </w:rPr>
-            </w:pPr>
-          </w:p>
-        </w:tc>
-        <w:tc>
-          <w:tcPr>
-            <w:tcW w:w="941" w:type="dxa"/>
-            <w:shd w:val="clear" w:color="auto" w:fill="F2F2F2" w:themeFill="background1" w:themeFillShade="F2"/>
-          </w:tcPr>
-          <w:p>
-            <w:pPr>
-              <w:widowControl/>
-              <w:spacing w:line="360" w:lineRule="auto"/>
-              <w:jc w:val="center"/>
-              <w:rPr>
-                <w:rFonts w:ascii="Times New Roman" w:eastAsia="標楷體" w:hAnsi="Times New Roman" w:cs="Times New Roman"/>
-                <w:iCs/>
-                <w:highlight w:val="yellow"/>
-              </w:rPr>
-            </w:pPr>
-          </w:p>
-        </w:tc>
-        <w:tc>
-          <w:tcPr>
-            <w:tcW w:w="756" w:type="dxa"/>
-          </w:tcPr>
-          <w:p>
-            <w:pPr>
-              <w:widowControl/>
-              <w:spacing w:line="360" w:lineRule="auto"/>
-              <w:jc w:val="center"/>
-              <w:rPr>
-                <w:rFonts w:ascii="Times New Roman" w:eastAsia="標楷體" w:hAnsi="Times New Roman" w:cs="Times New Roman"/>
-                <w:iCs/>
-                <w:highlight w:val="yellow"/>
-              </w:rPr>
-            </w:pPr>
-            <w:r>
-              <w:rPr>
-                <w:rFonts w:ascii="Times New Roman" w:eastAsia="標楷體" w:hAnsi="Times New Roman" w:cs="Times New Roman"/>
-                <w:iCs/>
-                <w:highlight w:val="yellow"/>
-              </w:rPr>
-              <w:t>108</w:t>
-            </w:r>
-          </w:p>
-        </w:tc>
-        <w:tc>
-          <w:tcPr>
-            <w:tcW w:w="1176" w:type="dxa"/>
-          </w:tcPr>
-          <w:p>
-            <w:pPr>
-              <w:widowControl/>
-              <w:spacing w:line="360" w:lineRule="auto"/>
-              <w:jc w:val="center"/>
-              <w:rPr>
-                <w:rFonts w:ascii="Times New Roman" w:eastAsia="標楷體" w:hAnsi="Times New Roman" w:cs="Times New Roman"/>
-                <w:iCs/>
-                <w:highlight w:val="yellow"/>
-              </w:rPr>
-            </w:pPr>
-            <w:r>
-              <w:rPr>
-                <w:rFonts w:ascii="Times New Roman" w:eastAsia="標楷體" w:hAnsi="Times New Roman" w:cs="Times New Roman"/>
-                <w:iCs/>
-                <w:highlight w:val="yellow"/>
-              </w:rPr>
-              <w:t>39</w:t>
-            </w:r>
-            <w:r>
-              <w:rPr>
-                <w:rFonts w:ascii="Times New Roman" w:eastAsia="標楷體" w:hAnsi="Times New Roman" w:cs="Times New Roman" w:hint="eastAsia"/>
-                <w:iCs/>
-                <w:highlight w:val="yellow"/>
-              </w:rPr>
-              <w:t>14</w:t>
-            </w:r>
-            <w:r>
-              <w:rPr>
-                <w:rFonts w:ascii="Times New Roman" w:eastAsia="標楷體" w:hAnsi="Times New Roman" w:cs="Times New Roman"/>
-                <w:iCs/>
-                <w:highlight w:val="yellow"/>
-              </w:rPr>
-              <w:t>.</w:t>
-            </w:r>
-            <w:r>
-              <w:rPr>
-                <w:rFonts w:ascii="Times New Roman" w:eastAsia="標楷體" w:hAnsi="Times New Roman" w:cs="Times New Roman" w:hint="eastAsia"/>
-                <w:iCs/>
-                <w:highlight w:val="yellow"/>
-              </w:rPr>
-              <w:t>19</w:t>
-            </w:r>
-          </w:p>
-        </w:tc>
-        <w:tc>
-          <w:tcPr>
-            <w:tcW w:w="1056" w:type="dxa"/>
-          </w:tcPr>
-          <w:p>
-            <w:pPr>
-              <w:widowControl/>
-              <w:spacing w:line="360" w:lineRule="auto"/>
-              <w:jc w:val="center"/>
-              <w:rPr>
-                <w:rFonts w:ascii="Times New Roman" w:eastAsia="標楷體" w:hAnsi="Times New Roman" w:cs="Times New Roman"/>
-                <w:iCs/>
-                <w:highlight w:val="yellow"/>
-              </w:rPr>
-            </w:pPr>
-            <w:r>
-              <w:rPr>
-                <w:rFonts w:ascii="Times New Roman" w:eastAsia="標楷體" w:hAnsi="Times New Roman" w:cs="Times New Roman" w:hint="eastAsia"/>
-                <w:iCs/>
-                <w:highlight w:val="yellow"/>
-              </w:rPr>
-              <w:t>29</w:t>
-            </w:r>
-            <w:r>
-              <w:rPr>
-                <w:rFonts w:ascii="Times New Roman" w:eastAsia="標楷體" w:hAnsi="Times New Roman" w:cs="Times New Roman"/>
-                <w:iCs/>
-                <w:highlight w:val="yellow"/>
-              </w:rPr>
-              <w:t>0.</w:t>
-            </w:r>
-            <w:r>
-              <w:rPr>
-                <w:rFonts w:ascii="Times New Roman" w:eastAsia="標楷體" w:hAnsi="Times New Roman" w:cs="Times New Roman" w:hint="eastAsia"/>
-                <w:iCs/>
-                <w:highlight w:val="yellow"/>
-              </w:rPr>
-              <w:t>35</w:t>
-            </w:r>
-          </w:p>
-        </w:tc>
-        <w:tc>
-          <w:tcPr>
-            <w:tcW w:w="816" w:type="dxa"/>
-          </w:tcPr>
-          <w:p>
-            <w:pPr>
-              <w:widowControl/>
-              <w:spacing w:line="360" w:lineRule="auto"/>
-              <w:jc w:val="center"/>
-              <w:rPr>
-                <w:rFonts w:ascii="Times New Roman" w:eastAsia="標楷體" w:hAnsi="Times New Roman" w:cs="Times New Roman"/>
-                <w:iCs/>
-                <w:highlight w:val="yellow"/>
-              </w:rPr>
-            </w:pPr>
-            <w:r>
-              <w:rPr>
-                <w:rFonts w:ascii="Times New Roman" w:eastAsia="標楷體" w:hAnsi="Times New Roman" w:cs="Times New Roman" w:hint="eastAsia"/>
-                <w:iCs/>
-                <w:highlight w:val="yellow"/>
-              </w:rPr>
-              <w:t>0.85</w:t>
-            </w:r>
-          </w:p>
-        </w:tc>
-        <w:tc>
-          <w:tcPr>
-            <w:tcW w:w="829" w:type="dxa"/>
           </w:tcPr>
           <w:p>
             <w:pPr>
@@ -37094,7 +39465,7 @@
         </w:tc>
         <w:tc>
           <w:tcPr>
-            <w:tcW w:w="756" w:type="dxa"/>
+            <w:tcW w:w="1502" w:type="dxa"/>
             <w:shd w:val="clear" w:color="auto" w:fill="F2F2F2" w:themeFill="background1" w:themeFillShade="F2"/>
           </w:tcPr>
           <w:p>
@@ -37112,7 +39483,7 @@
         </w:tc>
         <w:tc>
           <w:tcPr>
-            <w:tcW w:w="1059" w:type="dxa"/>
+            <w:tcW w:w="1276" w:type="dxa"/>
             <w:shd w:val="clear" w:color="auto" w:fill="F2F2F2" w:themeFill="background1" w:themeFillShade="F2"/>
           </w:tcPr>
           <w:p>
@@ -37130,7 +39501,7 @@
         </w:tc>
         <w:tc>
           <w:tcPr>
-            <w:tcW w:w="1056" w:type="dxa"/>
+            <w:tcW w:w="1275" w:type="dxa"/>
             <w:shd w:val="clear" w:color="auto" w:fill="F2F2F2" w:themeFill="background1" w:themeFillShade="F2"/>
           </w:tcPr>
           <w:p>
@@ -37148,167 +39519,8 @@
         </w:tc>
         <w:tc>
           <w:tcPr>
-            <w:tcW w:w="816" w:type="dxa"/>
+            <w:tcW w:w="993" w:type="dxa"/>
             <w:shd w:val="clear" w:color="auto" w:fill="F2F2F2" w:themeFill="background1" w:themeFillShade="F2"/>
-          </w:tcPr>
-          <w:p>
-            <w:pPr>
-              <w:widowControl/>
-              <w:spacing w:line="360" w:lineRule="auto"/>
-              <w:jc w:val="center"/>
-              <w:rPr>
-                <w:rFonts w:ascii="Times New Roman" w:eastAsia="標楷體" w:hAnsi="Times New Roman" w:cs="Times New Roman"/>
-                <w:iCs/>
-                <w:highlight w:val="yellow"/>
-              </w:rPr>
-            </w:pPr>
-          </w:p>
-        </w:tc>
-        <w:tc>
-          <w:tcPr>
-            <w:tcW w:w="941" w:type="dxa"/>
-            <w:shd w:val="clear" w:color="auto" w:fill="F2F2F2" w:themeFill="background1" w:themeFillShade="F2"/>
-          </w:tcPr>
-          <w:p>
-            <w:pPr>
-              <w:widowControl/>
-              <w:spacing w:line="360" w:lineRule="auto"/>
-              <w:jc w:val="center"/>
-              <w:rPr>
-                <w:rFonts w:ascii="Times New Roman" w:eastAsia="標楷體" w:hAnsi="Times New Roman" w:cs="Times New Roman"/>
-                <w:iCs/>
-                <w:highlight w:val="yellow"/>
-              </w:rPr>
-            </w:pPr>
-          </w:p>
-        </w:tc>
-        <w:tc>
-          <w:tcPr>
-            <w:tcW w:w="756" w:type="dxa"/>
-          </w:tcPr>
-          <w:p>
-            <w:pPr>
-              <w:widowControl/>
-              <w:spacing w:line="360" w:lineRule="auto"/>
-              <w:jc w:val="center"/>
-              <w:rPr>
-                <w:rFonts w:ascii="Times New Roman" w:eastAsia="標楷體" w:hAnsi="Times New Roman" w:cs="Times New Roman"/>
-                <w:iCs/>
-                <w:highlight w:val="yellow"/>
-              </w:rPr>
-            </w:pPr>
-            <w:r>
-              <w:rPr>
-                <w:rFonts w:ascii="Times New Roman" w:eastAsia="標楷體" w:hAnsi="Times New Roman" w:cs="Times New Roman"/>
-                <w:iCs/>
-                <w:highlight w:val="yellow"/>
-              </w:rPr>
-              <w:t>85</w:t>
-            </w:r>
-          </w:p>
-        </w:tc>
-        <w:tc>
-          <w:tcPr>
-            <w:tcW w:w="1176" w:type="dxa"/>
-          </w:tcPr>
-          <w:p>
-            <w:pPr>
-              <w:widowControl/>
-              <w:spacing w:line="360" w:lineRule="auto"/>
-              <w:jc w:val="center"/>
-              <w:rPr>
-                <w:rFonts w:ascii="Times New Roman" w:eastAsia="標楷體" w:hAnsi="Times New Roman" w:cs="Times New Roman"/>
-                <w:iCs/>
-                <w:highlight w:val="yellow"/>
-              </w:rPr>
-            </w:pPr>
-            <w:r>
-              <w:rPr>
-                <w:rFonts w:ascii="Times New Roman" w:eastAsia="標楷體" w:hAnsi="Times New Roman" w:cs="Times New Roman"/>
-                <w:iCs/>
-                <w:highlight w:val="yellow"/>
-              </w:rPr>
-              <w:t>3</w:t>
-            </w:r>
-            <w:r>
-              <w:rPr>
-                <w:rFonts w:ascii="Times New Roman" w:eastAsia="標楷體" w:hAnsi="Times New Roman" w:cs="Times New Roman" w:hint="eastAsia"/>
-                <w:iCs/>
-                <w:highlight w:val="yellow"/>
-              </w:rPr>
-              <w:t>191</w:t>
-            </w:r>
-            <w:r>
-              <w:rPr>
-                <w:rFonts w:ascii="Times New Roman" w:eastAsia="標楷體" w:hAnsi="Times New Roman" w:cs="Times New Roman"/>
-                <w:iCs/>
-                <w:highlight w:val="yellow"/>
-              </w:rPr>
-              <w:t>.</w:t>
-            </w:r>
-            <w:r>
-              <w:rPr>
-                <w:rFonts w:ascii="Times New Roman" w:eastAsia="標楷體" w:hAnsi="Times New Roman" w:cs="Times New Roman" w:hint="eastAsia"/>
-                <w:iCs/>
-                <w:highlight w:val="yellow"/>
-              </w:rPr>
-              <w:t>69</w:t>
-            </w:r>
-          </w:p>
-        </w:tc>
-        <w:tc>
-          <w:tcPr>
-            <w:tcW w:w="1056" w:type="dxa"/>
-          </w:tcPr>
-          <w:p>
-            <w:pPr>
-              <w:widowControl/>
-              <w:spacing w:line="360" w:lineRule="auto"/>
-              <w:jc w:val="center"/>
-              <w:rPr>
-                <w:rFonts w:ascii="Times New Roman" w:eastAsia="標楷體" w:hAnsi="Times New Roman" w:cs="Times New Roman"/>
-                <w:iCs/>
-                <w:highlight w:val="yellow"/>
-              </w:rPr>
-            </w:pPr>
-            <w:r>
-              <w:rPr>
-                <w:rFonts w:ascii="Times New Roman" w:eastAsia="標楷體" w:hAnsi="Times New Roman" w:cs="Times New Roman" w:hint="eastAsia"/>
-                <w:iCs/>
-                <w:highlight w:val="yellow"/>
-              </w:rPr>
-              <w:t>267.51</w:t>
-            </w:r>
-          </w:p>
-        </w:tc>
-        <w:tc>
-          <w:tcPr>
-            <w:tcW w:w="816" w:type="dxa"/>
-          </w:tcPr>
-          <w:p>
-            <w:pPr>
-              <w:widowControl/>
-              <w:spacing w:line="360" w:lineRule="auto"/>
-              <w:jc w:val="center"/>
-              <w:rPr>
-                <w:rFonts w:ascii="Times New Roman" w:eastAsia="標楷體" w:hAnsi="Times New Roman" w:cs="Times New Roman"/>
-                <w:iCs/>
-                <w:highlight w:val="yellow"/>
-              </w:rPr>
-            </w:pPr>
-            <w:r>
-              <w:rPr>
-                <w:rFonts w:ascii="Times New Roman" w:eastAsia="標楷體" w:hAnsi="Times New Roman" w:cs="Times New Roman" w:hint="eastAsia"/>
-                <w:iCs/>
-                <w:highlight w:val="yellow"/>
-              </w:rPr>
-              <w:t>0.84</w:t>
-            </w:r>
-          </w:p>
-        </w:tc>
-        <w:tc>
-          <w:tcPr>
-            <w:tcW w:w="829" w:type="dxa"/>
           </w:tcPr>
           <w:p>
             <w:pPr>
@@ -37355,7 +39567,7 @@
         </w:tc>
         <w:tc>
           <w:tcPr>
-            <w:tcW w:w="756" w:type="dxa"/>
+            <w:tcW w:w="1502" w:type="dxa"/>
             <w:shd w:val="clear" w:color="auto" w:fill="F2F2F2" w:themeFill="background1" w:themeFillShade="F2"/>
           </w:tcPr>
           <w:p>
@@ -37373,7 +39585,7 @@
         </w:tc>
         <w:tc>
           <w:tcPr>
-            <w:tcW w:w="1059" w:type="dxa"/>
+            <w:tcW w:w="1276" w:type="dxa"/>
             <w:shd w:val="clear" w:color="auto" w:fill="F2F2F2" w:themeFill="background1" w:themeFillShade="F2"/>
           </w:tcPr>
           <w:p>
@@ -37391,7 +39603,7 @@
         </w:tc>
         <w:tc>
           <w:tcPr>
-            <w:tcW w:w="1056" w:type="dxa"/>
+            <w:tcW w:w="1275" w:type="dxa"/>
             <w:shd w:val="clear" w:color="auto" w:fill="F2F2F2" w:themeFill="background1" w:themeFillShade="F2"/>
           </w:tcPr>
           <w:p>
@@ -37409,7 +39621,7 @@
         </w:tc>
         <w:tc>
           <w:tcPr>
-            <w:tcW w:w="816" w:type="dxa"/>
+            <w:tcW w:w="993" w:type="dxa"/>
             <w:shd w:val="clear" w:color="auto" w:fill="F2F2F2" w:themeFill="background1" w:themeFillShade="F2"/>
           </w:tcPr>
           <w:p>
@@ -37421,187 +39633,6 @@
                 <w:rFonts w:ascii="Times New Roman" w:eastAsia="標楷體" w:hAnsi="Times New Roman" w:cs="Times New Roman"/>
                 <w:iCs/>
                 <w:highlight w:val="yellow"/>
-              </w:rPr>
-            </w:pPr>
-          </w:p>
-        </w:tc>
-        <w:tc>
-          <w:tcPr>
-            <w:tcW w:w="941" w:type="dxa"/>
-            <w:shd w:val="clear" w:color="auto" w:fill="F2F2F2" w:themeFill="background1" w:themeFillShade="F2"/>
-          </w:tcPr>
-          <w:p>
-            <w:pPr>
-              <w:widowControl/>
-              <w:spacing w:line="360" w:lineRule="auto"/>
-              <w:jc w:val="center"/>
-              <w:rPr>
-                <w:rFonts w:ascii="Times New Roman" w:eastAsia="標楷體" w:hAnsi="Times New Roman" w:cs="Times New Roman"/>
-                <w:iCs/>
-                <w:highlight w:val="yellow"/>
-              </w:rPr>
-            </w:pPr>
-          </w:p>
-        </w:tc>
-        <w:tc>
-          <w:tcPr>
-            <w:tcW w:w="756" w:type="dxa"/>
-          </w:tcPr>
-          <w:p>
-            <w:pPr>
-              <w:widowControl/>
-              <w:spacing w:line="360" w:lineRule="auto"/>
-              <w:jc w:val="center"/>
-              <w:rPr>
-                <w:rFonts w:ascii="Times New Roman" w:eastAsia="標楷體" w:hAnsi="Times New Roman" w:cs="Times New Roman"/>
-                <w:iCs/>
-                <w:highlight w:val="yellow"/>
-              </w:rPr>
-            </w:pPr>
-            <w:r>
-              <w:rPr>
-                <w:rFonts w:ascii="Times New Roman" w:eastAsia="標楷體" w:hAnsi="Times New Roman" w:cs="Times New Roman"/>
-                <w:iCs/>
-                <w:highlight w:val="yellow"/>
-              </w:rPr>
-              <w:t>81</w:t>
-            </w:r>
-          </w:p>
-        </w:tc>
-        <w:tc>
-          <w:tcPr>
-            <w:tcW w:w="1176" w:type="dxa"/>
-          </w:tcPr>
-          <w:p>
-            <w:pPr>
-              <w:widowControl/>
-              <w:spacing w:line="360" w:lineRule="auto"/>
-              <w:jc w:val="center"/>
-              <w:rPr>
-                <w:rFonts w:ascii="Times New Roman" w:eastAsia="標楷體" w:hAnsi="Times New Roman" w:cs="Times New Roman"/>
-                <w:iCs/>
-                <w:highlight w:val="yellow"/>
-              </w:rPr>
-            </w:pPr>
-            <w:r>
-              <w:rPr>
-                <w:rFonts w:ascii="Times New Roman" w:eastAsia="標楷體" w:hAnsi="Times New Roman" w:cs="Times New Roman"/>
-                <w:iCs/>
-                <w:highlight w:val="yellow"/>
-              </w:rPr>
-              <w:t>31</w:t>
-            </w:r>
-            <w:r>
-              <w:rPr>
-                <w:rFonts w:ascii="Times New Roman" w:eastAsia="標楷體" w:hAnsi="Times New Roman" w:cs="Times New Roman" w:hint="eastAsia"/>
-                <w:iCs/>
-                <w:highlight w:val="yellow"/>
-              </w:rPr>
-              <w:t>13</w:t>
-            </w:r>
-            <w:r>
-              <w:rPr>
-                <w:rFonts w:ascii="Times New Roman" w:eastAsia="標楷體" w:hAnsi="Times New Roman" w:cs="Times New Roman"/>
-                <w:iCs/>
-                <w:highlight w:val="yellow"/>
-              </w:rPr>
-              <w:t>.</w:t>
-            </w:r>
-            <w:r>
-              <w:rPr>
-                <w:rFonts w:ascii="Times New Roman" w:eastAsia="標楷體" w:hAnsi="Times New Roman" w:cs="Times New Roman" w:hint="eastAsia"/>
-                <w:iCs/>
-                <w:highlight w:val="yellow"/>
-              </w:rPr>
-              <w:t>90</w:t>
-            </w:r>
-          </w:p>
-        </w:tc>
-        <w:tc>
-          <w:tcPr>
-            <w:tcW w:w="1056" w:type="dxa"/>
-          </w:tcPr>
-          <w:p>
-            <w:pPr>
-              <w:widowControl/>
-              <w:spacing w:line="360" w:lineRule="auto"/>
-              <w:jc w:val="center"/>
-              <w:rPr>
-                <w:rFonts w:ascii="Times New Roman" w:eastAsia="標楷體" w:hAnsi="Times New Roman" w:cs="Times New Roman"/>
-                <w:iCs/>
-                <w:highlight w:val="yellow"/>
-              </w:rPr>
-            </w:pPr>
-            <w:r>
-              <w:rPr>
-                <w:rFonts w:ascii="Times New Roman" w:eastAsia="標楷體" w:hAnsi="Times New Roman" w:cs="Times New Roman"/>
-                <w:iCs/>
-                <w:highlight w:val="yellow"/>
-              </w:rPr>
-              <w:t>2</w:t>
-            </w:r>
-            <w:r>
-              <w:rPr>
-                <w:rFonts w:ascii="Times New Roman" w:eastAsia="標楷體" w:hAnsi="Times New Roman" w:cs="Times New Roman" w:hint="eastAsia"/>
-                <w:iCs/>
-                <w:highlight w:val="yellow"/>
-              </w:rPr>
-              <w:t>63</w:t>
-            </w:r>
-            <w:r>
-              <w:rPr>
-                <w:rFonts w:ascii="Times New Roman" w:eastAsia="標楷體" w:hAnsi="Times New Roman" w:cs="Times New Roman"/>
-                <w:iCs/>
-                <w:highlight w:val="yellow"/>
-              </w:rPr>
-              <w:t>.</w:t>
-            </w:r>
-            <w:r>
-              <w:rPr>
-                <w:rFonts w:ascii="Times New Roman" w:eastAsia="標楷體" w:hAnsi="Times New Roman" w:cs="Times New Roman" w:hint="eastAsia"/>
-                <w:iCs/>
-                <w:highlight w:val="yellow"/>
-              </w:rPr>
-              <w:t>55</w:t>
-            </w:r>
-          </w:p>
-        </w:tc>
-        <w:tc>
-          <w:tcPr>
-            <w:tcW w:w="816" w:type="dxa"/>
-          </w:tcPr>
-          <w:p>
-            <w:pPr>
-              <w:widowControl/>
-              <w:spacing w:line="360" w:lineRule="auto"/>
-              <w:jc w:val="center"/>
-              <w:rPr>
-                <w:rFonts w:ascii="Times New Roman" w:eastAsia="標楷體" w:hAnsi="Times New Roman" w:cs="Times New Roman"/>
-                <w:iCs/>
-              </w:rPr>
-            </w:pPr>
-            <w:r>
-              <w:rPr>
-                <w:rFonts w:ascii="Times New Roman" w:eastAsia="標楷體" w:hAnsi="Times New Roman" w:cs="Times New Roman" w:hint="eastAsia"/>
-                <w:iCs/>
-                <w:highlight w:val="yellow"/>
-              </w:rPr>
-              <w:t>0.80</w:t>
-            </w:r>
-          </w:p>
-        </w:tc>
-        <w:tc>
-          <w:tcPr>
-            <w:tcW w:w="829" w:type="dxa"/>
-          </w:tcPr>
-          <w:p>
-            <w:pPr>
-              <w:widowControl/>
-              <w:spacing w:line="360" w:lineRule="auto"/>
-              <w:jc w:val="center"/>
-              <w:rPr>
-                <w:rFonts w:ascii="Times New Roman" w:eastAsia="標楷體" w:hAnsi="Times New Roman" w:cs="Times New Roman"/>
-                <w:iCs/>
               </w:rPr>
             </w:pPr>
           </w:p>
@@ -37611,23 +39642,6 @@
     <w:p>
       <w:pPr>
         <w:widowControl/>
-        <w:spacing w:line="360" w:lineRule="auto"/>
-        <w:rPr>
-          <w:rFonts w:ascii="Times New Roman" w:eastAsia="標楷體" w:hAnsi="Times New Roman" w:cs="Times New Roman"/>
-        </w:rPr>
-      </w:pPr>
-    </w:p>
-    <w:p>
-      <w:pPr>
-        <w:widowControl/>
-        <w:rPr>
-          <w:rFonts w:ascii="Times New Roman" w:eastAsia="標楷體" w:hAnsi="Times New Roman" w:cs="Times New Roman"/>
-        </w:rPr>
-      </w:pPr>
-    </w:p>
-    <w:p>
-      <w:pPr>
-        <w:widowControl/>
         <w:rPr>
           <w:rFonts w:ascii="Times New Roman" w:eastAsia="標楷體" w:hAnsi="Times New Roman" w:cs="Times New Roman"/>
         </w:rPr>
@@ -37669,7 +39683,7 @@
           <w:szCs w:val="40"/>
         </w:rPr>
       </w:pPr>
-      <w:bookmarkStart w:id="61" w:name="_Toc217559747"/>
+      <w:bookmarkStart w:id="64" w:name="_Toc217559747"/>
       <w:r>
         <w:rPr>
           <w:rFonts w:ascii="Times New Roman" w:eastAsia="標楷體" w:hAnsi="Times New Roman" w:cs="Times New Roman"/>
@@ -37701,7 +39715,7 @@
         </w:rPr>
         <w:t>結論與未來方向</w:t>
       </w:r>
-      <w:bookmarkEnd w:id="61"/>
+      <w:bookmarkEnd w:id="64"/>
     </w:p>
     <w:p>
       <w:pPr>
@@ -37744,8 +39758,8 @@
           <w:szCs w:val="40"/>
         </w:rPr>
       </w:pPr>
-      <w:bookmarkStart w:id="62" w:name="_Toc205218997"/>
-      <w:bookmarkStart w:id="63" w:name="_Toc217559748"/>
+      <w:bookmarkStart w:id="65" w:name="_Toc205218997"/>
+      <w:bookmarkStart w:id="66" w:name="_Toc217559748"/>
       <w:r>
         <w:rPr>
           <w:rFonts w:ascii="Times New Roman" w:eastAsia="標楷體" w:hAnsi="Times New Roman" w:cs="Times New Roman"/>
@@ -37757,109 +39771,7 @@
         <w:lastRenderedPageBreak/>
         <w:t>參考文獻</w:t>
       </w:r>
-      <w:bookmarkEnd w:id="62"/>
-      <w:bookmarkEnd w:id="63"/>
-    </w:p>
-    <w:p>
-      <w:pPr>
-        <w:pStyle w:val="EndNoteBibliography"/>
-        <w:spacing w:after="0"/>
-        <w:ind w:left="720" w:hanging="720"/>
-      </w:pPr>
-      <w:r>
-        <w:rPr>
-          <w:rFonts w:eastAsia="標楷體"/>
-          <w:b/>
-          <w:bCs/>
-          <w:color w:val="EE0000"/>
-        </w:rPr>
-        <w:fldChar w:fldCharType="begin"/>
-      </w:r>
-      <w:r>
-        <w:rPr>
-          <w:rFonts w:eastAsia="標楷體"/>
-          <w:b/>
-          <w:bCs/>
-          <w:color w:val="EE0000"/>
-        </w:rPr>
-        <w:instrText xml:space="preserve"> ADDIN EN.REFLIST </w:instrText>
-      </w:r>
-      <w:r>
-        <w:rPr>
-          <w:rFonts w:eastAsia="標楷體"/>
-          <w:b/>
-          <w:bCs/>
-          <w:color w:val="EE0000"/>
-        </w:rPr>
-        <w:fldChar w:fldCharType="separate"/>
-      </w:r>
-      <w:bookmarkStart w:id="64" w:name="_ENREF_1"/>
-      <w:r>
-        <w:t>[1]</w:t>
-      </w:r>
-      <w:r>
-        <w:tab/>
-        <w:t xml:space="preserve">F. Alesiani, G. Ermis, and K. Gkiotsalitis, "Constrained clustering for the capacitated vehicle routing problem (CC-CVRP)," </w:t>
-      </w:r>
-      <w:r>
-        <w:rPr>
-          <w:i/>
-        </w:rPr>
-        <w:t xml:space="preserve">Applied artificial intelligence, </w:t>
-      </w:r>
-      <w:r>
-        <w:t>vol. 36, no. 1, p. 1995658, 2022.</w:t>
-      </w:r>
-      <w:bookmarkEnd w:id="64"/>
-    </w:p>
-    <w:p>
-      <w:pPr>
-        <w:pStyle w:val="EndNoteBibliography"/>
-        <w:spacing w:after="0"/>
-        <w:ind w:left="720" w:hanging="720"/>
-      </w:pPr>
-      <w:bookmarkStart w:id="65" w:name="_ENREF_2"/>
-      <w:r>
-        <w:t>[2]</w:t>
-      </w:r>
-      <w:r>
-        <w:tab/>
-        <w:t xml:space="preserve">T. Gocken and M. Yaktubay, "Comparison of different clustering algorithms via genetic algorithm for VRPTW," </w:t>
-      </w:r>
-      <w:r>
-        <w:rPr>
-          <w:i/>
-        </w:rPr>
-        <w:t xml:space="preserve">International Journal of Simulation Modelling, </w:t>
-      </w:r>
-      <w:r>
-        <w:t>vol. 18, no. 4, pp. 574–585, 2019.</w:t>
-      </w:r>
       <w:bookmarkEnd w:id="65"/>
-    </w:p>
-    <w:p>
-      <w:pPr>
-        <w:pStyle w:val="EndNoteBibliography"/>
-        <w:spacing w:after="0"/>
-        <w:ind w:left="720" w:hanging="720"/>
-      </w:pPr>
-      <w:bookmarkStart w:id="66" w:name="_ENREF_3"/>
-      <w:r>
-        <w:t>[3]</w:t>
-      </w:r>
-      <w:r>
-        <w:tab/>
-        <w:t xml:space="preserve">B. Yu, Z. Yang, and B. Yao, "A hybrid algorithm for vehicle routing problem with time windows," </w:t>
-      </w:r>
-      <w:r>
-        <w:rPr>
-          <w:i/>
-        </w:rPr>
-        <w:t xml:space="preserve">expert systems with applications, </w:t>
-      </w:r>
-      <w:r>
-        <w:t>vol. 38, no. 1, pp. 435–441, 2011.</w:t>
-      </w:r>
       <w:bookmarkEnd w:id="66"/>
     </w:p>
     <w:p>
@@ -37868,22 +39780,49 @@
         <w:spacing w:after="0"/>
         <w:ind w:left="720" w:hanging="720"/>
       </w:pPr>
-      <w:bookmarkStart w:id="67" w:name="_ENREF_4"/>
-      <w:r>
-        <w:t>[4]</w:t>
+      <w:r>
+        <w:rPr>
+          <w:rFonts w:eastAsia="標楷體"/>
+          <w:b/>
+          <w:bCs/>
+          <w:color w:val="EE0000"/>
+        </w:rPr>
+        <w:fldChar w:fldCharType="begin"/>
+      </w:r>
+      <w:r>
+        <w:rPr>
+          <w:rFonts w:eastAsia="標楷體"/>
+          <w:b/>
+          <w:bCs/>
+          <w:color w:val="EE0000"/>
+        </w:rPr>
+        <w:instrText xml:space="preserve"> ADDIN EN.REFLIST </w:instrText>
+      </w:r>
+      <w:r>
+        <w:rPr>
+          <w:rFonts w:eastAsia="標楷體"/>
+          <w:b/>
+          <w:bCs/>
+          <w:color w:val="EE0000"/>
+        </w:rPr>
+        <w:fldChar w:fldCharType="separate"/>
+      </w:r>
+      <w:bookmarkStart w:id="67" w:name="_ENREF_1"/>
+      <w:r>
+        <w:t>[1]</w:t>
       </w:r>
       <w:r>
         <w:tab/>
-        <w:t xml:space="preserve">Y. Zhang and J. Li, "A hybrid heuristic harmony search algorithm for the vehicle routing problem with time windows," </w:t>
+        <w:t xml:space="preserve">F. Alesiani, G. Ermis, and K. Gkiotsalitis, "Constrained clustering for the capacitated vehicle routing problem (CC-CVRP)," </w:t>
       </w:r>
       <w:r>
         <w:rPr>
           <w:i/>
         </w:rPr>
-        <w:t xml:space="preserve">IEEE Access, </w:t>
-      </w:r>
-      <w:r>
-        <w:t>vol. 12, pp. 42083–42095, 2024.</w:t>
+        <w:t xml:space="preserve">Applied artificial intelligence, </w:t>
+      </w:r>
+      <w:r>
+        <w:t>vol. 36, no. 1, p. 1995658, 2022.</w:t>
       </w:r>
       <w:bookmarkEnd w:id="67"/>
     </w:p>
@@ -37893,22 +39832,22 @@
         <w:spacing w:after="0"/>
         <w:ind w:left="720" w:hanging="720"/>
       </w:pPr>
-      <w:bookmarkStart w:id="68" w:name="_ENREF_5"/>
-      <w:r>
-        <w:t>[5]</w:t>
+      <w:bookmarkStart w:id="68" w:name="_ENREF_2"/>
+      <w:r>
+        <w:t>[2]</w:t>
       </w:r>
       <w:r>
         <w:tab/>
-        <w:t xml:space="preserve">M.-C. Bolduc, J. Renaud, F. Boctor, and G. Laporte, "A perturbation metaheuristic for the vehicle routing problem with private fleet and common carriers," </w:t>
+        <w:t xml:space="preserve">T. Gocken and M. Yaktubay, "Comparison of different clustering algorithms via genetic algorithm for VRPTW," </w:t>
       </w:r>
       <w:r>
         <w:rPr>
           <w:i/>
         </w:rPr>
-        <w:t xml:space="preserve">Journal of the Operational Research Society, </w:t>
-      </w:r>
-      <w:r>
-        <w:t>vol. 59, no. 6, pp. 776–787, 2008.</w:t>
+        <w:t xml:space="preserve">International Journal of Simulation Modelling, </w:t>
+      </w:r>
+      <w:r>
+        <w:t>vol. 18, no. 4, pp. 574–585, 2019.</w:t>
       </w:r>
       <w:bookmarkEnd w:id="68"/>
     </w:p>
@@ -37918,22 +39857,22 @@
         <w:spacing w:after="0"/>
         <w:ind w:left="720" w:hanging="720"/>
       </w:pPr>
-      <w:bookmarkStart w:id="69" w:name="_ENREF_6"/>
-      <w:r>
-        <w:t>[6]</w:t>
+      <w:bookmarkStart w:id="69" w:name="_ENREF_3"/>
+      <w:r>
+        <w:t>[3]</w:t>
       </w:r>
       <w:r>
         <w:tab/>
-        <w:t xml:space="preserve">P. Stodola and J. Nohel, "Adaptive ant colony optimization with node clustering for the multidepot vehicle routing problem," </w:t>
+        <w:t xml:space="preserve">B. Yu, Z. Yang, and B. Yao, "A hybrid algorithm for vehicle routing problem with time windows," </w:t>
       </w:r>
       <w:r>
         <w:rPr>
           <w:i/>
         </w:rPr>
-        <w:t xml:space="preserve">IEEE Transactions on Evolutionary Computation, </w:t>
-      </w:r>
-      <w:r>
-        <w:t>vol. 27, no. 6, pp. 1866–1880, 2022.</w:t>
+        <w:t xml:space="preserve">expert systems with applications, </w:t>
+      </w:r>
+      <w:r>
+        <w:t>vol. 38, no. 1, pp. 435–441, 2011.</w:t>
       </w:r>
       <w:bookmarkEnd w:id="69"/>
     </w:p>
@@ -37943,22 +39882,22 @@
         <w:spacing w:after="0"/>
         <w:ind w:left="720" w:hanging="720"/>
       </w:pPr>
-      <w:bookmarkStart w:id="70" w:name="_ENREF_7"/>
-      <w:r>
-        <w:t>[7]</w:t>
+      <w:bookmarkStart w:id="70" w:name="_ENREF_4"/>
+      <w:r>
+        <w:t>[4]</w:t>
       </w:r>
       <w:r>
         <w:tab/>
-        <w:t xml:space="preserve">S. Mirjalili, "Genetic algorithm," in </w:t>
+        <w:t xml:space="preserve">Y. Zhang and J. Li, "A hybrid heuristic harmony search algorithm for the vehicle routing problem with time windows," </w:t>
       </w:r>
       <w:r>
         <w:rPr>
           <w:i/>
         </w:rPr>
-        <w:t>Evolutionary algorithms and neural networks: theory and applications</w:t>
-      </w:r>
-      <w:r>
-        <w:t>: Springer, 2018, pp. 43–55.</w:t>
+        <w:t xml:space="preserve">IEEE Access, </w:t>
+      </w:r>
+      <w:r>
+        <w:t>vol. 12, pp. 42083–42095, 2024.</w:t>
       </w:r>
       <w:bookmarkEnd w:id="70"/>
     </w:p>
@@ -37968,22 +39907,22 @@
         <w:spacing w:after="0"/>
         <w:ind w:left="720" w:hanging="720"/>
       </w:pPr>
-      <w:bookmarkStart w:id="71" w:name="_ENREF_8"/>
-      <w:r>
-        <w:t>[8]</w:t>
+      <w:bookmarkStart w:id="71" w:name="_ENREF_5"/>
+      <w:r>
+        <w:t>[5]</w:t>
       </w:r>
       <w:r>
         <w:tab/>
-        <w:t xml:space="preserve">S. Katoch, S. S. Chauhan, and V. Kumar, "A review on genetic algorithm: past, present, and future," </w:t>
+        <w:t xml:space="preserve">M.-C. Bolduc, J. Renaud, F. Boctor, and G. Laporte, "A perturbation metaheuristic for the vehicle routing problem with private fleet and common carriers," </w:t>
       </w:r>
       <w:r>
         <w:rPr>
           <w:i/>
         </w:rPr>
-        <w:t xml:space="preserve">Multimedia tools and applications, </w:t>
-      </w:r>
-      <w:r>
-        <w:t>vol. 80, no. 5, pp. 8091–8126, 2021.</w:t>
+        <w:t xml:space="preserve">Journal of the Operational Research Society, </w:t>
+      </w:r>
+      <w:r>
+        <w:t>vol. 59, no. 6, pp. 776–787, 2008.</w:t>
       </w:r>
       <w:bookmarkEnd w:id="71"/>
     </w:p>
@@ -37993,7 +39932,82 @@
         <w:spacing w:after="0"/>
         <w:ind w:left="720" w:hanging="720"/>
       </w:pPr>
-      <w:bookmarkStart w:id="72" w:name="_ENREF_9"/>
+      <w:bookmarkStart w:id="72" w:name="_ENREF_6"/>
+      <w:r>
+        <w:t>[6]</w:t>
+      </w:r>
+      <w:r>
+        <w:tab/>
+        <w:t xml:space="preserve">P. Stodola and J. Nohel, "Adaptive ant colony optimization with node clustering for the multidepot vehicle routing problem," </w:t>
+      </w:r>
+      <w:r>
+        <w:rPr>
+          <w:i/>
+        </w:rPr>
+        <w:t xml:space="preserve">IEEE Transactions on Evolutionary Computation, </w:t>
+      </w:r>
+      <w:r>
+        <w:t>vol. 27, no. 6, pp. 1866–1880, 2022.</w:t>
+      </w:r>
+      <w:bookmarkEnd w:id="72"/>
+    </w:p>
+    <w:p>
+      <w:pPr>
+        <w:pStyle w:val="EndNoteBibliography"/>
+        <w:spacing w:after="0"/>
+        <w:ind w:left="720" w:hanging="720"/>
+      </w:pPr>
+      <w:bookmarkStart w:id="73" w:name="_ENREF_7"/>
+      <w:r>
+        <w:t>[7]</w:t>
+      </w:r>
+      <w:r>
+        <w:tab/>
+        <w:t xml:space="preserve">S. Mirjalili, "Genetic algorithm," in </w:t>
+      </w:r>
+      <w:r>
+        <w:rPr>
+          <w:i/>
+        </w:rPr>
+        <w:t>Evolutionary algorithms and neural networks: theory and applications</w:t>
+      </w:r>
+      <w:r>
+        <w:t>: Springer, 2018, pp. 43–55.</w:t>
+      </w:r>
+      <w:bookmarkEnd w:id="73"/>
+    </w:p>
+    <w:p>
+      <w:pPr>
+        <w:pStyle w:val="EndNoteBibliography"/>
+        <w:spacing w:after="0"/>
+        <w:ind w:left="720" w:hanging="720"/>
+      </w:pPr>
+      <w:bookmarkStart w:id="74" w:name="_ENREF_8"/>
+      <w:r>
+        <w:t>[8]</w:t>
+      </w:r>
+      <w:r>
+        <w:tab/>
+        <w:t xml:space="preserve">S. Katoch, S. S. Chauhan, and V. Kumar, "A review on genetic algorithm: past, present, and future," </w:t>
+      </w:r>
+      <w:r>
+        <w:rPr>
+          <w:i/>
+        </w:rPr>
+        <w:t xml:space="preserve">Multimedia tools and applications, </w:t>
+      </w:r>
+      <w:r>
+        <w:t>vol. 80, no. 5, pp. 8091–8126, 2021.</w:t>
+      </w:r>
+      <w:bookmarkEnd w:id="74"/>
+    </w:p>
+    <w:p>
+      <w:pPr>
+        <w:pStyle w:val="EndNoteBibliography"/>
+        <w:spacing w:after="0"/>
+        <w:ind w:left="720" w:hanging="720"/>
+      </w:pPr>
+      <w:bookmarkStart w:id="75" w:name="_ENREF_9"/>
       <w:r>
         <w:t>[9]</w:t>
       </w:r>
@@ -38010,14 +40024,14 @@
       <w:r>
         <w:t>vol. 267, no. 1, pp. 66–73, 1992.</w:t>
       </w:r>
-      <w:bookmarkEnd w:id="72"/>
+      <w:bookmarkEnd w:id="75"/>
     </w:p>
     <w:p>
       <w:pPr>
         <w:pStyle w:val="EndNoteBibliography"/>
         <w:ind w:left="720" w:hanging="720"/>
       </w:pPr>
-      <w:bookmarkStart w:id="73" w:name="_ENREF_10"/>
+      <w:bookmarkStart w:id="76" w:name="_ENREF_10"/>
       <w:r>
         <w:t>[10]</w:t>
       </w:r>
@@ -38034,7 +40048,7 @@
       <w:r>
         <w:t>vol. 1, no. 4, pp. 28–39, 2007.</w:t>
       </w:r>
-      <w:bookmarkEnd w:id="73"/>
+      <w:bookmarkEnd w:id="76"/>
     </w:p>
     <w:p>
       <w:pPr>
@@ -38056,7 +40070,7 @@
       </w:r>
     </w:p>
     <w:sectPr>
-      <w:footerReference w:type="default" r:id="rId16"/>
+      <w:footerReference w:type="default" r:id="rId17"/>
       <w:type w:val="continuous"/>
       <w:pgSz w:w="11906" w:h="16838"/>
       <w:pgMar w:top="1418" w:right="1418" w:bottom="1559" w:left="1418" w:header="851" w:footer="851" w:gutter="0"/>

--- a/docs/thesis/114論文_楊宏傑.docx
+++ b/docs/thesis/114論文_楊宏傑.docx
@@ -476,7 +476,7 @@
         <w:ind w:firstLine="480"/>
         <w:jc w:val="both"/>
         <w:rPr>
-          <w:rFonts w:ascii="Times New Roman" w:eastAsia="標楷體" w:hAnsi="Times New Roman" w:cs="Times New Roman" w:hint="eastAsia"/>
+          <w:rFonts w:ascii="Times New Roman" w:eastAsia="標楷體" w:hAnsi="Times New Roman" w:cs="Times New Roman"/>
           <w:highlight w:val="yellow"/>
         </w:rPr>
       </w:pPr>
@@ -611,21 +611,7 @@
           <w:rFonts w:ascii="Times New Roman" w:eastAsia="標楷體" w:hAnsi="Times New Roman" w:cs="Times New Roman" w:hint="eastAsia"/>
           <w:highlight w:val="yellow"/>
         </w:rPr>
-        <w:t>(</w:t>
-      </w:r>
-      <w:r>
-        <w:rPr>
-          <w:rFonts w:ascii="Times New Roman" w:eastAsia="標楷體" w:hAnsi="Times New Roman" w:cs="Times New Roman" w:hint="eastAsia"/>
-          <w:highlight w:val="yellow"/>
-        </w:rPr>
-        <w:t>Vehicle Routing Problem with Time Windows and Private Fleet and Common Carrier</w:t>
-      </w:r>
-      <w:r>
-        <w:rPr>
-          <w:rFonts w:ascii="Times New Roman" w:eastAsia="標楷體" w:hAnsi="Times New Roman" w:cs="Times New Roman" w:hint="eastAsia"/>
-          <w:highlight w:val="yellow"/>
-        </w:rPr>
-        <w:t>)</w:t>
+        <w:t>(Vehicle Routing Problem with Time Windows and Private Fleet and Common Carrier)</w:t>
       </w:r>
       <w:r>
         <w:rPr>
@@ -684,7 +670,6 @@
         </w:rPr>
         <w:t>[Reference]</w:t>
       </w:r>
-      <w:proofErr w:type="gramStart"/>
       <w:r>
         <w:rPr>
           <w:rFonts w:ascii="Times New Roman" w:eastAsia="標楷體" w:hAnsi="Times New Roman" w:cs="Times New Roman" w:hint="eastAsia"/>
@@ -692,7 +677,6 @@
         </w:rPr>
         <w:t>與蟻群演算法</w:t>
       </w:r>
-      <w:proofErr w:type="gramEnd"/>
       <w:r>
         <w:rPr>
           <w:rFonts w:ascii="Times New Roman" w:eastAsia="標楷體" w:hAnsi="Times New Roman" w:cs="Times New Roman" w:hint="eastAsia"/>
@@ -822,23 +806,7 @@
           <w:rFonts w:ascii="Times New Roman" w:eastAsia="標楷體" w:hAnsi="Times New Roman" w:cs="Times New Roman"/>
           <w:highlight w:val="yellow"/>
         </w:rPr>
-        <w:t>進行主線店</w:t>
-      </w:r>
-      <w:proofErr w:type="gramStart"/>
-      <w:r>
-        <w:rPr>
-          <w:rFonts w:ascii="Times New Roman" w:eastAsia="標楷體" w:hAnsi="Times New Roman" w:cs="Times New Roman"/>
-          <w:highlight w:val="yellow"/>
-        </w:rPr>
-        <w:t>舖</w:t>
-      </w:r>
-      <w:proofErr w:type="gramEnd"/>
-      <w:r>
-        <w:rPr>
-          <w:rFonts w:ascii="Times New Roman" w:eastAsia="標楷體" w:hAnsi="Times New Roman" w:cs="Times New Roman"/>
-          <w:highlight w:val="yellow"/>
-        </w:rPr>
-        <w:t>抽</w:t>
+        <w:t>進行主線店舖抽</w:t>
       </w:r>
       <w:r>
         <w:rPr>
@@ -2295,27 +2263,7 @@
                 <w:bCs/>
                 <w:noProof/>
               </w:rPr>
-              <w:t>2.1.3 Vehicle Routing Problem with Priv</w:t>
-            </w:r>
-            <w:r>
-              <w:rPr>
-                <w:rStyle w:val="af4"/>
-                <w:rFonts w:ascii="Times New Roman" w:eastAsia="標楷體" w:hAnsi="Times New Roman"/>
-                <w:b/>
-                <w:bCs/>
-                <w:noProof/>
-              </w:rPr>
-              <w:t>a</w:t>
-            </w:r>
-            <w:r>
-              <w:rPr>
-                <w:rStyle w:val="af4"/>
-                <w:rFonts w:ascii="Times New Roman" w:eastAsia="標楷體" w:hAnsi="Times New Roman"/>
-                <w:b/>
-                <w:bCs/>
-                <w:noProof/>
-              </w:rPr>
-              <w:t>te Fleet and Common Carrier</w:t>
+              <w:t>2.1.3 Vehicle Routing Problem with Private Fleet and Common Carrier</w:t>
             </w:r>
             <w:r>
               <w:rPr>
@@ -4115,17 +4063,7 @@
                 <w:bCs/>
                 <w:noProof/>
               </w:rPr>
-              <w:t>店</w:t>
-            </w:r>
-            <w:r>
-              <w:rPr>
-                <w:rStyle w:val="af4"/>
-                <w:rFonts w:ascii="Times New Roman" w:eastAsia="標楷體" w:hAnsi="Times New Roman" w:hint="eastAsia"/>
-                <w:b/>
-                <w:bCs/>
-                <w:noProof/>
-              </w:rPr>
-              <w:t>鋪節點轉移策略</w:t>
+              <w:t>店鋪節點轉移策略</w:t>
             </w:r>
             <w:r>
               <w:rPr>
@@ -6988,23 +6926,7 @@
           <w:rFonts w:ascii="Times New Roman" w:eastAsia="標楷體" w:hAnsi="Times New Roman" w:cs="Times New Roman"/>
           <w:highlight w:val="yellow"/>
         </w:rPr>
-        <w:t>本研究以真實物流公司之配送資料為基礎，針對既有固定主線條件下因配送需求波動所衍生之超載與支援線調度問題，提出一套兼顧實務可行性與最佳化效益的混合式配送路徑規劃方法。相較於傳統車輛路徑問題假設路線可自由重排，本研究納入主線店鋪順序不可隨意更動之限制，將主線與支援線調度問題形式化為具</w:t>
-      </w:r>
-      <w:proofErr w:type="gramStart"/>
-      <w:r>
-        <w:rPr>
-          <w:rFonts w:ascii="Times New Roman" w:eastAsia="標楷體" w:hAnsi="Times New Roman" w:cs="Times New Roman"/>
-          <w:highlight w:val="yellow"/>
-        </w:rPr>
-        <w:t>時間窗與容量</w:t>
-      </w:r>
-      <w:proofErr w:type="gramEnd"/>
-      <w:r>
-        <w:rPr>
-          <w:rFonts w:ascii="Times New Roman" w:eastAsia="標楷體" w:hAnsi="Times New Roman" w:cs="Times New Roman"/>
-          <w:highlight w:val="yellow"/>
-        </w:rPr>
-        <w:t>限制且結合自有與委外車隊特性的</w:t>
+        <w:t>本研究以真實物流公司之配送資料為基礎，針對既有固定主線條件下因配送需求波動所衍生之超載與支援線調度問題，提出一套兼顧實務可行性與最佳化效益的混合式配送路徑規劃方法。相較於傳統車輛路徑問題假設路線可自由重排，本研究納入主線店鋪順序不可隨意更動之限制，將主線與支援線調度問題形式化為具時間窗與容量限制且結合自有與委外車隊特性的</w:t>
       </w:r>
       <w:r>
         <w:rPr>
@@ -11125,7 +11047,7 @@
         <w:spacing w:line="360" w:lineRule="auto"/>
         <w:ind w:firstLine="480"/>
         <w:rPr>
-          <w:rFonts w:ascii="Times New Roman" w:eastAsia="標楷體" w:hAnsi="Times New Roman" w:cs="Times New Roman" w:hint="eastAsia"/>
+          <w:rFonts w:ascii="Times New Roman" w:eastAsia="標楷體" w:hAnsi="Times New Roman" w:cs="Times New Roman"/>
           <w:highlight w:val="yellow"/>
         </w:rPr>
       </w:pPr>
@@ -11300,7 +11222,7 @@
         <w:ind w:firstLine="480"/>
         <w:jc w:val="both"/>
         <w:rPr>
-          <w:rFonts w:ascii="Times New Roman" w:eastAsia="標楷體" w:hAnsi="Times New Roman" w:cs="Times New Roman" w:hint="eastAsia"/>
+          <w:rFonts w:ascii="Times New Roman" w:eastAsia="標楷體" w:hAnsi="Times New Roman" w:cs="Times New Roman"/>
           <w:highlight w:val="yellow"/>
         </w:rPr>
       </w:pPr>
@@ -11332,7 +11254,7 @@
         <w:spacing w:line="360" w:lineRule="auto"/>
         <w:ind w:firstLine="480"/>
         <w:rPr>
-          <w:rFonts w:ascii="Times New Roman" w:eastAsia="標楷體" w:hAnsi="Times New Roman" w:cs="Times New Roman" w:hint="eastAsia"/>
+          <w:rFonts w:ascii="Times New Roman" w:eastAsia="標楷體" w:hAnsi="Times New Roman" w:cs="Times New Roman"/>
           <w:highlight w:val="yellow"/>
         </w:rPr>
       </w:pPr>
@@ -11386,7 +11308,7 @@
         <w:spacing w:line="360" w:lineRule="auto"/>
         <w:ind w:firstLine="480"/>
         <w:rPr>
-          <w:rFonts w:ascii="Times New Roman" w:eastAsia="標楷體" w:hAnsi="Times New Roman" w:cs="Times New Roman" w:hint="eastAsia"/>
+          <w:rFonts w:ascii="Times New Roman" w:eastAsia="標楷體" w:hAnsi="Times New Roman" w:cs="Times New Roman"/>
           <w:highlight w:val="yellow"/>
         </w:rPr>
       </w:pPr>
@@ -11459,7 +11381,7 @@
         <w:widowControl/>
         <w:spacing w:line="360" w:lineRule="auto"/>
         <w:rPr>
-          <w:rFonts w:ascii="Times New Roman" w:eastAsia="標楷體" w:hAnsi="Times New Roman" w:cs="Times New Roman" w:hint="eastAsia"/>
+          <w:rFonts w:ascii="Times New Roman" w:eastAsia="標楷體" w:hAnsi="Times New Roman" w:cs="Times New Roman"/>
           <w:highlight w:val="yellow"/>
         </w:rPr>
       </w:pPr>
@@ -11504,7 +11426,7 @@
         <w:widowControl/>
         <w:spacing w:line="360" w:lineRule="auto"/>
         <w:rPr>
-          <w:rFonts w:ascii="Times New Roman" w:eastAsia="標楷體" w:hAnsi="Times New Roman" w:cs="Times New Roman" w:hint="eastAsia"/>
+          <w:rFonts w:ascii="Times New Roman" w:eastAsia="標楷體" w:hAnsi="Times New Roman" w:cs="Times New Roman"/>
           <w:highlight w:val="yellow"/>
         </w:rPr>
       </w:pPr>
@@ -11692,7 +11614,7 @@
         <w:widowControl/>
         <w:spacing w:line="360" w:lineRule="auto"/>
         <w:rPr>
-          <w:rFonts w:ascii="Times New Roman" w:eastAsia="標楷體" w:hAnsi="Times New Roman" w:cs="Times New Roman" w:hint="eastAsia"/>
+          <w:rFonts w:ascii="Times New Roman" w:eastAsia="標楷體" w:hAnsi="Times New Roman" w:cs="Times New Roman"/>
           <w:highlight w:val="yellow"/>
         </w:rPr>
       </w:pPr>
@@ -12574,7 +12496,7 @@
         <w:rPr>
           <w:rFonts w:ascii="Times New Roman" w:eastAsia="標楷體" w:hAnsi="Times New Roman" w:cs="Times New Roman"/>
         </w:rPr>
-        <w:t>分鐘至後</w:t>
+        <w:t>至後</w:t>
       </w:r>
       <w:r>
         <w:rPr>
@@ -23151,7 +23073,7 @@
         <w:rPr>
           <w:rFonts w:ascii="Times New Roman" w:eastAsia="標楷體" w:hAnsi="Times New Roman" w:cs="Times New Roman"/>
         </w:rPr>
-        <w:t>分鐘至後</w:t>
+        <w:t>至後</w:t>
       </w:r>
       <w:r>
         <w:rPr>
@@ -24604,7 +24526,7 @@
         <w:rPr>
           <w:rFonts w:ascii="Times New Roman" w:eastAsia="標楷體" w:hAnsi="Times New Roman" w:cs="Times New Roman"/>
         </w:rPr>
-        <w:t>分鐘至後</w:t>
+        <w:t>至後</w:t>
       </w:r>
       <w:r>
         <w:rPr>
@@ -26937,7 +26859,7 @@
         <w:spacing w:line="360" w:lineRule="auto"/>
         <w:outlineLvl w:val="1"/>
         <w:rPr>
-          <w:rFonts w:ascii="Times New Roman" w:eastAsia="標楷體" w:hAnsi="Times New Roman" w:cs="Times New Roman" w:hint="eastAsia"/>
+          <w:rFonts w:ascii="Times New Roman" w:eastAsia="標楷體" w:hAnsi="Times New Roman" w:cs="Times New Roman"/>
           <w:b/>
           <w:bCs/>
           <w:sz w:val="36"/>
@@ -26986,7 +26908,7 @@
         <w:widowControl/>
         <w:spacing w:line="360" w:lineRule="auto"/>
         <w:rPr>
-          <w:rFonts w:ascii="Times New Roman" w:eastAsia="標楷體" w:hAnsi="Times New Roman" w:cs="Times New Roman" w:hint="eastAsia"/>
+          <w:rFonts w:ascii="Times New Roman" w:eastAsia="標楷體" w:hAnsi="Times New Roman" w:cs="Times New Roman"/>
         </w:rPr>
       </w:pPr>
     </w:p>
@@ -26996,7 +26918,7 @@
         <w:spacing w:line="360" w:lineRule="auto"/>
         <w:outlineLvl w:val="2"/>
         <w:rPr>
-          <w:rFonts w:ascii="Times New Roman" w:eastAsia="標楷體" w:hAnsi="Times New Roman" w:cs="Times New Roman" w:hint="eastAsia"/>
+          <w:rFonts w:ascii="Times New Roman" w:eastAsia="標楷體" w:hAnsi="Times New Roman" w:cs="Times New Roman"/>
           <w:b/>
           <w:bCs/>
           <w:sz w:val="32"/>
@@ -27065,7 +26987,7 @@
         <w:spacing w:line="360" w:lineRule="auto"/>
         <w:outlineLvl w:val="2"/>
         <w:rPr>
-          <w:rFonts w:ascii="Times New Roman" w:eastAsia="標楷體" w:hAnsi="Times New Roman" w:cs="Times New Roman" w:hint="eastAsia"/>
+          <w:rFonts w:ascii="Times New Roman" w:eastAsia="標楷體" w:hAnsi="Times New Roman" w:cs="Times New Roman"/>
           <w:b/>
           <w:bCs/>
           <w:sz w:val="32"/>
@@ -27145,7 +27067,7 @@
         <w:spacing w:line="360" w:lineRule="auto"/>
         <w:outlineLvl w:val="2"/>
         <w:rPr>
-          <w:rFonts w:ascii="Times New Roman" w:eastAsia="標楷體" w:hAnsi="Times New Roman" w:cs="Times New Roman" w:hint="eastAsia"/>
+          <w:rFonts w:ascii="Times New Roman" w:eastAsia="標楷體" w:hAnsi="Times New Roman" w:cs="Times New Roman"/>
           <w:b/>
           <w:bCs/>
           <w:sz w:val="32"/>
@@ -27213,7 +27135,7 @@
         <w:widowControl/>
         <w:spacing w:line="360" w:lineRule="auto"/>
         <w:rPr>
-          <w:rFonts w:ascii="Times New Roman" w:eastAsia="標楷體" w:hAnsi="Times New Roman" w:cs="Times New Roman" w:hint="eastAsia"/>
+          <w:rFonts w:ascii="Times New Roman" w:eastAsia="標楷體" w:hAnsi="Times New Roman" w:cs="Times New Roman"/>
         </w:rPr>
       </w:pPr>
     </w:p>
@@ -32203,7 +32125,7 @@
         <w:spacing w:line="360" w:lineRule="auto"/>
         <w:jc w:val="both"/>
         <w:rPr>
-          <w:rFonts w:ascii="Times New Roman" w:eastAsia="標楷體" w:hAnsi="Times New Roman" w:cs="Times New Roman" w:hint="eastAsia"/>
+          <w:rFonts w:ascii="Times New Roman" w:eastAsia="標楷體" w:hAnsi="Times New Roman" w:cs="Times New Roman"/>
         </w:rPr>
       </w:pPr>
       <m:oMathPara>
@@ -32614,7 +32536,7 @@
         <w:widowControl/>
         <w:spacing w:line="360" w:lineRule="auto"/>
         <w:rPr>
-          <w:rFonts w:ascii="Times New Roman" w:eastAsia="標楷體" w:hAnsi="Times New Roman" w:cs="Times New Roman" w:hint="eastAsia"/>
+          <w:rFonts w:ascii="Times New Roman" w:eastAsia="標楷體" w:hAnsi="Times New Roman" w:cs="Times New Roman"/>
         </w:rPr>
       </w:pPr>
       <m:oMathPara>
@@ -42370,6 +42292,7 @@
   <w:style w:type="character" w:default="1" w:styleId="a0">
     <w:name w:val="Default Paragraph Font"/>
     <w:uiPriority w:val="1"/>
+    <w:semiHidden/>
     <w:unhideWhenUsed/>
   </w:style>
   <w:style w:type="table" w:default="1" w:styleId="a1">

--- a/docs/thesis/114論文_楊宏傑.docx
+++ b/docs/thesis/114論文_楊宏傑.docx
@@ -670,6 +670,7 @@
         </w:rPr>
         <w:t>[Reference]</w:t>
       </w:r>
+      <w:proofErr w:type="gramStart"/>
       <w:r>
         <w:rPr>
           <w:rFonts w:ascii="Times New Roman" w:eastAsia="標楷體" w:hAnsi="Times New Roman" w:cs="Times New Roman" w:hint="eastAsia"/>
@@ -677,6 +678,7 @@
         </w:rPr>
         <w:t>與蟻群演算法</w:t>
       </w:r>
+      <w:proofErr w:type="gramEnd"/>
       <w:r>
         <w:rPr>
           <w:rFonts w:ascii="Times New Roman" w:eastAsia="標楷體" w:hAnsi="Times New Roman" w:cs="Times New Roman" w:hint="eastAsia"/>
@@ -806,7 +808,23 @@
           <w:rFonts w:ascii="Times New Roman" w:eastAsia="標楷體" w:hAnsi="Times New Roman" w:cs="Times New Roman"/>
           <w:highlight w:val="yellow"/>
         </w:rPr>
-        <w:t>進行主線店舖抽</w:t>
+        <w:t>進行主線店</w:t>
+      </w:r>
+      <w:proofErr w:type="gramStart"/>
+      <w:r>
+        <w:rPr>
+          <w:rFonts w:ascii="Times New Roman" w:eastAsia="標楷體" w:hAnsi="Times New Roman" w:cs="Times New Roman"/>
+          <w:highlight w:val="yellow"/>
+        </w:rPr>
+        <w:t>舖</w:t>
+      </w:r>
+      <w:proofErr w:type="gramEnd"/>
+      <w:r>
+        <w:rPr>
+          <w:rFonts w:ascii="Times New Roman" w:eastAsia="標楷體" w:hAnsi="Times New Roman" w:cs="Times New Roman"/>
+          <w:highlight w:val="yellow"/>
+        </w:rPr>
+        <w:t>抽</w:t>
       </w:r>
       <w:r>
         <w:rPr>
@@ -1075,12 +1093,14 @@
         </w:rPr>
         <w:t>、</w:t>
       </w:r>
+      <w:proofErr w:type="gramStart"/>
       <w:r>
         <w:rPr>
           <w:rFonts w:ascii="Times New Roman" w:eastAsia="標楷體" w:hAnsi="Times New Roman" w:cs="Times New Roman" w:hint="eastAsia"/>
         </w:rPr>
         <w:t>蟻群演算法</w:t>
       </w:r>
+      <w:proofErr w:type="gramEnd"/>
       <w:r>
         <w:rPr>
           <w:rFonts w:ascii="Times New Roman" w:eastAsia="標楷體" w:hAnsi="Times New Roman" w:cs="Times New Roman"/>
@@ -1176,6 +1196,7 @@
           <w:szCs w:val="40"/>
         </w:rPr>
       </w:pPr>
+      <w:proofErr w:type="gramStart"/>
       <w:r>
         <w:rPr>
           <w:rFonts w:ascii="Times New Roman" w:eastAsia="標楷體" w:hAnsi="Times New Roman" w:cs="Times New Roman"/>
@@ -1185,7 +1206,18 @@
           <w:szCs w:val="40"/>
         </w:rPr>
         <w:lastRenderedPageBreak/>
-        <w:t>誌謝</w:t>
+        <w:t>誌</w:t>
+      </w:r>
+      <w:proofErr w:type="gramEnd"/>
+      <w:r>
+        <w:rPr>
+          <w:rFonts w:ascii="Times New Roman" w:eastAsia="標楷體" w:hAnsi="Times New Roman" w:cs="Times New Roman"/>
+          <w:b/>
+          <w:bCs/>
+          <w:sz w:val="40"/>
+          <w:szCs w:val="40"/>
+        </w:rPr>
+        <w:t>謝</w:t>
       </w:r>
     </w:p>
     <w:p>
@@ -6224,39 +6256,43 @@
           <w:sz w:val="24"/>
           <w:szCs w:val="24"/>
         </w:rPr>
-        <w:t>店舖</w:t>
-      </w:r>
+        <w:t>店</w:t>
+      </w:r>
+      <w:proofErr w:type="gramStart"/>
       <w:r>
         <w:rPr>
           <w:rFonts w:ascii="Times New Roman" w:eastAsia="標楷體" w:hAnsi="Times New Roman" w:cs="Times New Roman"/>
           <w:sz w:val="24"/>
           <w:szCs w:val="24"/>
         </w:rPr>
-        <w:t>。全省分成七個物流中心，每個物流中心均負責所轄區域的配送作業。以林口物流中心</w:t>
-      </w:r>
+        <w:t>舖</w:t>
+      </w:r>
+      <w:proofErr w:type="gramEnd"/>
       <w:r>
         <w:rPr>
           <w:rFonts w:ascii="Times New Roman" w:eastAsia="標楷體" w:hAnsi="Times New Roman" w:cs="Times New Roman"/>
           <w:sz w:val="24"/>
           <w:szCs w:val="24"/>
         </w:rPr>
-        <w:t>(Delivery Center, DC)</w:t>
-      </w:r>
+        <w:t>。全省分成七個物流中心，每</w:t>
+      </w:r>
+      <w:proofErr w:type="gramStart"/>
       <w:r>
         <w:rPr>
           <w:rFonts w:ascii="Times New Roman" w:eastAsia="標楷體" w:hAnsi="Times New Roman" w:cs="Times New Roman"/>
           <w:sz w:val="24"/>
           <w:szCs w:val="24"/>
         </w:rPr>
-        <w:t>為例，每日</w:t>
-      </w:r>
-      <w:r>
-        <w:rPr>
-          <w:rFonts w:ascii="Times New Roman" w:eastAsia="標楷體" w:hAnsi="Times New Roman" w:cs="Times New Roman" w:hint="eastAsia"/>
+        <w:t>個</w:t>
+      </w:r>
+      <w:proofErr w:type="gramEnd"/>
+      <w:r>
+        <w:rPr>
+          <w:rFonts w:ascii="Times New Roman" w:eastAsia="標楷體" w:hAnsi="Times New Roman" w:cs="Times New Roman"/>
           <w:sz w:val="24"/>
           <w:szCs w:val="24"/>
         </w:rPr>
-        <w:t>需</w:t>
+        <w:t>物流中心均負責所轄區域的配送作業。以林口物流中心</w:t>
       </w:r>
       <w:r>
         <w:rPr>
@@ -6264,7 +6300,7 @@
           <w:sz w:val="24"/>
           <w:szCs w:val="24"/>
         </w:rPr>
-        <w:t>配送約</w:t>
+        <w:t>(Delivery Center, DC)</w:t>
       </w:r>
       <w:r>
         <w:rPr>
@@ -6272,15 +6308,15 @@
           <w:sz w:val="24"/>
           <w:szCs w:val="24"/>
         </w:rPr>
-        <w:t>800</w:t>
-      </w:r>
-      <w:r>
-        <w:rPr>
-          <w:rFonts w:ascii="Times New Roman" w:eastAsia="標楷體" w:hAnsi="Times New Roman" w:cs="Times New Roman"/>
+        <w:t>為例，每日</w:t>
+      </w:r>
+      <w:r>
+        <w:rPr>
+          <w:rFonts w:ascii="Times New Roman" w:eastAsia="標楷體" w:hAnsi="Times New Roman" w:cs="Times New Roman" w:hint="eastAsia"/>
           <w:sz w:val="24"/>
           <w:szCs w:val="24"/>
         </w:rPr>
-        <w:t>家</w:t>
+        <w:t>需</w:t>
       </w:r>
       <w:r>
         <w:rPr>
@@ -6288,7 +6324,7 @@
           <w:sz w:val="24"/>
           <w:szCs w:val="24"/>
         </w:rPr>
-        <w:t>店舖</w:t>
+        <w:t>配送約</w:t>
       </w:r>
       <w:r>
         <w:rPr>
@@ -6296,7 +6332,7 @@
           <w:sz w:val="24"/>
           <w:szCs w:val="24"/>
         </w:rPr>
-        <w:t>，所需規劃的配送路線約</w:t>
+        <w:t>800</w:t>
       </w:r>
       <w:r>
         <w:rPr>
@@ -6304,7 +6340,7 @@
           <w:sz w:val="24"/>
           <w:szCs w:val="24"/>
         </w:rPr>
-        <w:t>80</w:t>
+        <w:t>家</w:t>
       </w:r>
       <w:r>
         <w:rPr>
@@ -6312,23 +6348,25 @@
           <w:sz w:val="24"/>
           <w:szCs w:val="24"/>
         </w:rPr>
-        <w:t>條路線，每條路線涵蓋約</w:t>
-      </w:r>
+        <w:t>店</w:t>
+      </w:r>
+      <w:proofErr w:type="gramStart"/>
       <w:r>
         <w:rPr>
           <w:rFonts w:ascii="Times New Roman" w:eastAsia="標楷體" w:hAnsi="Times New Roman" w:cs="Times New Roman"/>
           <w:sz w:val="24"/>
           <w:szCs w:val="24"/>
         </w:rPr>
-        <w:t>10</w:t>
-      </w:r>
+        <w:t>舖</w:t>
+      </w:r>
+      <w:proofErr w:type="gramEnd"/>
       <w:r>
         <w:rPr>
           <w:rFonts w:ascii="Times New Roman" w:eastAsia="標楷體" w:hAnsi="Times New Roman" w:cs="Times New Roman"/>
           <w:sz w:val="24"/>
           <w:szCs w:val="24"/>
         </w:rPr>
-        <w:t>至</w:t>
+        <w:t>，所需規劃的配送路線約</w:t>
       </w:r>
       <w:r>
         <w:rPr>
@@ -6336,7 +6374,7 @@
           <w:sz w:val="24"/>
           <w:szCs w:val="24"/>
         </w:rPr>
-        <w:t>15</w:t>
+        <w:t>80</w:t>
       </w:r>
       <w:r>
         <w:rPr>
@@ -6344,7 +6382,7 @@
           <w:sz w:val="24"/>
           <w:szCs w:val="24"/>
         </w:rPr>
-        <w:t>家</w:t>
+        <w:t>條路線，每條路線涵蓋約</w:t>
       </w:r>
       <w:r>
         <w:rPr>
@@ -6352,8 +6390,50 @@
           <w:sz w:val="24"/>
           <w:szCs w:val="24"/>
         </w:rPr>
-        <w:t>店舖</w:t>
-      </w:r>
+        <w:t>10</w:t>
+      </w:r>
+      <w:r>
+        <w:rPr>
+          <w:rFonts w:ascii="Times New Roman" w:eastAsia="標楷體" w:hAnsi="Times New Roman" w:cs="Times New Roman"/>
+          <w:sz w:val="24"/>
+          <w:szCs w:val="24"/>
+        </w:rPr>
+        <w:t>至</w:t>
+      </w:r>
+      <w:r>
+        <w:rPr>
+          <w:rFonts w:ascii="Times New Roman" w:eastAsia="標楷體" w:hAnsi="Times New Roman" w:cs="Times New Roman"/>
+          <w:sz w:val="24"/>
+          <w:szCs w:val="24"/>
+        </w:rPr>
+        <w:t>15</w:t>
+      </w:r>
+      <w:r>
+        <w:rPr>
+          <w:rFonts w:ascii="Times New Roman" w:eastAsia="標楷體" w:hAnsi="Times New Roman" w:cs="Times New Roman"/>
+          <w:sz w:val="24"/>
+          <w:szCs w:val="24"/>
+        </w:rPr>
+        <w:t>家</w:t>
+      </w:r>
+      <w:r>
+        <w:rPr>
+          <w:rFonts w:ascii="Times New Roman" w:eastAsia="標楷體" w:hAnsi="Times New Roman" w:cs="Times New Roman"/>
+          <w:sz w:val="24"/>
+          <w:szCs w:val="24"/>
+        </w:rPr>
+        <w:t>店</w:t>
+      </w:r>
+      <w:proofErr w:type="gramStart"/>
+      <w:r>
+        <w:rPr>
+          <w:rFonts w:ascii="Times New Roman" w:eastAsia="標楷體" w:hAnsi="Times New Roman" w:cs="Times New Roman"/>
+          <w:sz w:val="24"/>
+          <w:szCs w:val="24"/>
+        </w:rPr>
+        <w:t>舖</w:t>
+      </w:r>
+      <w:proofErr w:type="gramEnd"/>
       <w:r>
         <w:rPr>
           <w:rFonts w:ascii="Times New Roman" w:eastAsia="標楷體" w:hAnsi="Times New Roman" w:cs="Times New Roman"/>
@@ -6405,23 +6485,25 @@
           <w:sz w:val="24"/>
           <w:szCs w:val="24"/>
         </w:rPr>
-        <w:t>店舖</w:t>
-      </w:r>
+        <w:t>店</w:t>
+      </w:r>
+      <w:proofErr w:type="gramStart"/>
       <w:r>
         <w:rPr>
           <w:rFonts w:ascii="Times New Roman" w:eastAsia="標楷體" w:hAnsi="Times New Roman" w:cs="Times New Roman"/>
           <w:sz w:val="24"/>
           <w:szCs w:val="24"/>
         </w:rPr>
-        <w:t>。其</w:t>
-      </w:r>
+        <w:t>舖</w:t>
+      </w:r>
+      <w:proofErr w:type="gramEnd"/>
       <w:r>
         <w:rPr>
           <w:rFonts w:ascii="Times New Roman" w:eastAsia="標楷體" w:hAnsi="Times New Roman" w:cs="Times New Roman"/>
           <w:sz w:val="24"/>
           <w:szCs w:val="24"/>
         </w:rPr>
-        <w:t>店舖</w:t>
+        <w:t>。其</w:t>
       </w:r>
       <w:r>
         <w:rPr>
@@ -6429,31 +6511,33 @@
           <w:sz w:val="24"/>
           <w:szCs w:val="24"/>
         </w:rPr>
-        <w:t>包含訂定的配送貨物</w:t>
-      </w:r>
-      <w:r>
-        <w:rPr>
-          <w:rFonts w:ascii="Times New Roman" w:eastAsia="標楷體" w:hAnsi="Times New Roman" w:cs="Times New Roman" w:hint="eastAsia"/>
+        <w:t>店</w:t>
+      </w:r>
+      <w:proofErr w:type="gramStart"/>
+      <w:r>
+        <w:rPr>
+          <w:rFonts w:ascii="Times New Roman" w:eastAsia="標楷體" w:hAnsi="Times New Roman" w:cs="Times New Roman"/>
           <w:sz w:val="24"/>
           <w:szCs w:val="24"/>
         </w:rPr>
-        <w:t>材積</w:t>
-      </w:r>
+        <w:t>舖</w:t>
+      </w:r>
+      <w:proofErr w:type="gramEnd"/>
       <w:r>
         <w:rPr>
           <w:rFonts w:ascii="Times New Roman" w:eastAsia="標楷體" w:hAnsi="Times New Roman" w:cs="Times New Roman"/>
           <w:sz w:val="24"/>
           <w:szCs w:val="24"/>
         </w:rPr>
-        <w:t>量、配送時間、地址。但因</w:t>
-      </w:r>
-      <w:r>
-        <w:rPr>
-          <w:rFonts w:ascii="Times New Roman" w:eastAsia="標楷體" w:hAnsi="Times New Roman" w:cs="Times New Roman"/>
+        <w:t>包含訂定的配送貨物</w:t>
+      </w:r>
+      <w:r>
+        <w:rPr>
+          <w:rFonts w:ascii="Times New Roman" w:eastAsia="標楷體" w:hAnsi="Times New Roman" w:cs="Times New Roman" w:hint="eastAsia"/>
           <w:sz w:val="24"/>
           <w:szCs w:val="24"/>
         </w:rPr>
-        <w:t>店舖</w:t>
+        <w:t>材積</w:t>
       </w:r>
       <w:r>
         <w:rPr>
@@ -6461,7 +6545,7 @@
           <w:sz w:val="24"/>
           <w:szCs w:val="24"/>
         </w:rPr>
-        <w:t>每日實際所需的配送貨量可能因各種因素而有所變動，因此當主線超過可承載的貨物量時</w:t>
+        <w:t>量、配送時間、地址。但因</w:t>
       </w:r>
       <w:r>
         <w:rPr>
@@ -6469,23 +6553,25 @@
           <w:sz w:val="24"/>
           <w:szCs w:val="24"/>
         </w:rPr>
-        <w:t>，</w:t>
-      </w:r>
+        <w:t>店</w:t>
+      </w:r>
+      <w:proofErr w:type="gramStart"/>
       <w:r>
         <w:rPr>
           <w:rFonts w:ascii="Times New Roman" w:eastAsia="標楷體" w:hAnsi="Times New Roman" w:cs="Times New Roman"/>
           <w:sz w:val="24"/>
           <w:szCs w:val="24"/>
         </w:rPr>
-        <w:t>便需要規劃其他</w:t>
-      </w:r>
-      <w:r>
-        <w:rPr>
-          <w:rFonts w:ascii="Times New Roman" w:eastAsia="標楷體" w:hAnsi="Times New Roman" w:cs="Times New Roman" w:hint="eastAsia"/>
+        <w:t>舖</w:t>
+      </w:r>
+      <w:proofErr w:type="gramEnd"/>
+      <w:r>
+        <w:rPr>
+          <w:rFonts w:ascii="Times New Roman" w:eastAsia="標楷體" w:hAnsi="Times New Roman" w:cs="Times New Roman"/>
           <w:sz w:val="24"/>
           <w:szCs w:val="24"/>
         </w:rPr>
-        <w:t>主線協助</w:t>
+        <w:t>每日實際所需的配送貨量可能因各種因素而有所變動，因此當主線超過可承載的貨物量時</w:t>
       </w:r>
       <w:r>
         <w:rPr>
@@ -6493,23 +6579,23 @@
           <w:sz w:val="24"/>
           <w:szCs w:val="24"/>
         </w:rPr>
-        <w:t>配送，或者由</w:t>
-      </w:r>
-      <w:r>
-        <w:rPr>
-          <w:rFonts w:ascii="Times New Roman" w:eastAsia="標楷體" w:hAnsi="Times New Roman" w:cs="Times New Roman" w:hint="eastAsia"/>
+        <w:t>，</w:t>
+      </w:r>
+      <w:r>
+        <w:rPr>
+          <w:rFonts w:ascii="Times New Roman" w:eastAsia="標楷體" w:hAnsi="Times New Roman" w:cs="Times New Roman"/>
           <w:sz w:val="24"/>
           <w:szCs w:val="24"/>
         </w:rPr>
-        <w:t>支援車輛</w:t>
-      </w:r>
-      <w:r>
-        <w:rPr>
-          <w:rFonts w:ascii="Times New Roman" w:eastAsia="標楷體" w:hAnsi="Times New Roman" w:cs="Times New Roman"/>
+        <w:t>便需要規劃其他</w:t>
+      </w:r>
+      <w:r>
+        <w:rPr>
+          <w:rFonts w:ascii="Times New Roman" w:eastAsia="標楷體" w:hAnsi="Times New Roman" w:cs="Times New Roman" w:hint="eastAsia"/>
           <w:sz w:val="24"/>
           <w:szCs w:val="24"/>
         </w:rPr>
-        <w:t>協助進行配送</w:t>
+        <w:t>主線協助</w:t>
       </w:r>
       <w:r>
         <w:rPr>
@@ -6517,16 +6603,50 @@
           <w:sz w:val="24"/>
           <w:szCs w:val="24"/>
         </w:rPr>
-        <w:t>，再根據</w:t>
-      </w:r>
-      <w:r>
-        <w:rPr>
-          <w:rFonts w:ascii="Times New Roman" w:eastAsia="標楷體" w:hAnsi="Times New Roman" w:cs="Times New Roman"/>
+        <w:t>配送，或者由</w:t>
+      </w:r>
+      <w:r>
+        <w:rPr>
+          <w:rFonts w:ascii="Times New Roman" w:eastAsia="標楷體" w:hAnsi="Times New Roman" w:cs="Times New Roman" w:hint="eastAsia"/>
           <w:sz w:val="24"/>
           <w:szCs w:val="24"/>
         </w:rPr>
-        <w:t>店舖</w:t>
-      </w:r>
+        <w:t>支援車輛</w:t>
+      </w:r>
+      <w:r>
+        <w:rPr>
+          <w:rFonts w:ascii="Times New Roman" w:eastAsia="標楷體" w:hAnsi="Times New Roman" w:cs="Times New Roman"/>
+          <w:sz w:val="24"/>
+          <w:szCs w:val="24"/>
+        </w:rPr>
+        <w:t>協助進行配送</w:t>
+      </w:r>
+      <w:r>
+        <w:rPr>
+          <w:rFonts w:ascii="Times New Roman" w:eastAsia="標楷體" w:hAnsi="Times New Roman" w:cs="Times New Roman"/>
+          <w:sz w:val="24"/>
+          <w:szCs w:val="24"/>
+        </w:rPr>
+        <w:t>，再根據</w:t>
+      </w:r>
+      <w:r>
+        <w:rPr>
+          <w:rFonts w:ascii="Times New Roman" w:eastAsia="標楷體" w:hAnsi="Times New Roman" w:cs="Times New Roman"/>
+          <w:sz w:val="24"/>
+          <w:szCs w:val="24"/>
+        </w:rPr>
+        <w:t>店</w:t>
+      </w:r>
+      <w:proofErr w:type="gramStart"/>
+      <w:r>
+        <w:rPr>
+          <w:rFonts w:ascii="Times New Roman" w:eastAsia="標楷體" w:hAnsi="Times New Roman" w:cs="Times New Roman"/>
+          <w:sz w:val="24"/>
+          <w:szCs w:val="24"/>
+        </w:rPr>
+        <w:t>舖</w:t>
+      </w:r>
+      <w:proofErr w:type="gramEnd"/>
       <w:r>
         <w:rPr>
           <w:rFonts w:ascii="Times New Roman" w:eastAsia="標楷體" w:hAnsi="Times New Roman" w:cs="Times New Roman"/>
@@ -6658,6 +6778,7 @@
         </w:rPr>
         <w:t>、</w:t>
       </w:r>
+      <w:proofErr w:type="gramStart"/>
       <w:r>
         <w:rPr>
           <w:rFonts w:ascii="Times New Roman" w:eastAsia="標楷體" w:hAnsi="Times New Roman" w:cs="Times New Roman" w:hint="eastAsia"/>
@@ -6665,6 +6786,7 @@
         <w:lastRenderedPageBreak/>
         <w:t>蟻群演算法</w:t>
       </w:r>
+      <w:proofErr w:type="gramEnd"/>
       <w:r>
         <w:rPr>
           <w:rFonts w:ascii="Times New Roman" w:eastAsia="標楷體" w:hAnsi="Times New Roman" w:cs="Times New Roman" w:hint="eastAsia"/>
@@ -6926,7 +7048,23 @@
           <w:rFonts w:ascii="Times New Roman" w:eastAsia="標楷體" w:hAnsi="Times New Roman" w:cs="Times New Roman"/>
           <w:highlight w:val="yellow"/>
         </w:rPr>
-        <w:t>本研究以真實物流公司之配送資料為基礎，針對既有固定主線條件下因配送需求波動所衍生之超載與支援線調度問題，提出一套兼顧實務可行性與最佳化效益的混合式配送路徑規劃方法。相較於傳統車輛路徑問題假設路線可自由重排，本研究納入主線店鋪順序不可隨意更動之限制，將主線與支援線調度問題形式化為具時間窗與容量限制且結合自有與委外車隊特性的</w:t>
+        <w:t>本研究以真實物流公司之配送資料為基礎，針對既有固定主線條件下因配送需求波動所衍生之超載與支援線調度問題，提出一套兼顧實務可行性與最佳化效益的混合式配送路徑規劃方法。相較於傳統車輛路徑問題假設路線可自由重排，本研究納入主線店鋪順序不可隨意更動之限制，將主線與支援線調度問題形式化為具</w:t>
+      </w:r>
+      <w:proofErr w:type="gramStart"/>
+      <w:r>
+        <w:rPr>
+          <w:rFonts w:ascii="Times New Roman" w:eastAsia="標楷體" w:hAnsi="Times New Roman" w:cs="Times New Roman"/>
+          <w:highlight w:val="yellow"/>
+        </w:rPr>
+        <w:t>時間窗與容量</w:t>
+      </w:r>
+      <w:proofErr w:type="gramEnd"/>
+      <w:r>
+        <w:rPr>
+          <w:rFonts w:ascii="Times New Roman" w:eastAsia="標楷體" w:hAnsi="Times New Roman" w:cs="Times New Roman"/>
+          <w:highlight w:val="yellow"/>
+        </w:rPr>
+        <w:t>限制且結合自有與委外車隊特性的</w:t>
       </w:r>
       <w:r>
         <w:rPr>
@@ -7166,6 +7304,7 @@
         </w:rPr>
         <w:t>[Reference]</w:t>
       </w:r>
+      <w:proofErr w:type="gramStart"/>
       <w:r>
         <w:rPr>
           <w:rFonts w:ascii="Times New Roman" w:eastAsia="標楷體" w:hAnsi="Times New Roman" w:cs="Times New Roman" w:hint="eastAsia"/>
@@ -7184,6 +7323,7 @@
         </w:rPr>
         <w:t>演算法</w:t>
       </w:r>
+      <w:proofErr w:type="gramEnd"/>
       <w:r>
         <w:rPr>
           <w:rFonts w:ascii="Times New Roman" w:eastAsia="標楷體" w:hAnsi="Times New Roman" w:cs="Times New Roman" w:hint="eastAsia"/>
@@ -7707,7 +7847,21 @@
         <w:rPr>
           <w:rFonts w:ascii="Times New Roman" w:eastAsia="標楷體" w:hAnsi="Times New Roman" w:cs="Times New Roman"/>
         </w:rPr>
-        <w:t>每個顧客僅允許被</w:t>
+        <w:t>每</w:t>
+      </w:r>
+      <w:proofErr w:type="gramStart"/>
+      <w:r>
+        <w:rPr>
+          <w:rFonts w:ascii="Times New Roman" w:eastAsia="標楷體" w:hAnsi="Times New Roman" w:cs="Times New Roman"/>
+        </w:rPr>
+        <w:t>個</w:t>
+      </w:r>
+      <w:proofErr w:type="gramEnd"/>
+      <w:r>
+        <w:rPr>
+          <w:rFonts w:ascii="Times New Roman" w:eastAsia="標楷體" w:hAnsi="Times New Roman" w:cs="Times New Roman"/>
+        </w:rPr>
+        <w:t>顧客僅允許被</w:t>
       </w:r>
       <w:r>
         <w:rPr>
@@ -7763,7 +7917,21 @@
         <w:rPr>
           <w:rFonts w:ascii="Times New Roman" w:eastAsia="標楷體" w:hAnsi="Times New Roman" w:cs="Times New Roman"/>
         </w:rPr>
-        <w:t>每個顧客都必須完成</w:t>
+        <w:t>每</w:t>
+      </w:r>
+      <w:proofErr w:type="gramStart"/>
+      <w:r>
+        <w:rPr>
+          <w:rFonts w:ascii="Times New Roman" w:eastAsia="標楷體" w:hAnsi="Times New Roman" w:cs="Times New Roman"/>
+        </w:rPr>
+        <w:t>個</w:t>
+      </w:r>
+      <w:proofErr w:type="gramEnd"/>
+      <w:r>
+        <w:rPr>
+          <w:rFonts w:ascii="Times New Roman" w:eastAsia="標楷體" w:hAnsi="Times New Roman" w:cs="Times New Roman"/>
+        </w:rPr>
+        <w:t>顧客都必須完成</w:t>
       </w:r>
       <w:r>
         <w:rPr>
@@ -7854,8 +8022,16 @@
         <w:rPr>
           <w:rFonts w:ascii="Times New Roman" w:eastAsia="標楷體" w:hAnsi="Times New Roman" w:cs="Times New Roman" w:hint="eastAsia"/>
         </w:rPr>
-        <w:t>體之一</w:t>
-      </w:r>
+        <w:t>體之</w:t>
+      </w:r>
+      <w:proofErr w:type="gramStart"/>
+      <w:r>
+        <w:rPr>
+          <w:rFonts w:ascii="Times New Roman" w:eastAsia="標楷體" w:hAnsi="Times New Roman" w:cs="Times New Roman" w:hint="eastAsia"/>
+        </w:rPr>
+        <w:t>一</w:t>
+      </w:r>
+      <w:proofErr w:type="gramEnd"/>
       <w:r>
         <w:rPr>
           <w:rFonts w:ascii="Times New Roman" w:eastAsia="標楷體" w:hAnsi="Times New Roman" w:cs="Times New Roman"/>
@@ -7898,11 +8074,19 @@
         </w:rPr>
         <w:t>均具有一個固定的</w:t>
       </w:r>
-      <w:r>
-        <w:rPr>
-          <w:rFonts w:ascii="Times New Roman" w:eastAsia="標楷體" w:hAnsi="Times New Roman" w:cs="Times New Roman"/>
-        </w:rPr>
-        <w:t>的最大載貨量</w:t>
+      <w:proofErr w:type="gramStart"/>
+      <w:r>
+        <w:rPr>
+          <w:rFonts w:ascii="Times New Roman" w:eastAsia="標楷體" w:hAnsi="Times New Roman" w:cs="Times New Roman"/>
+        </w:rPr>
+        <w:t>的</w:t>
+      </w:r>
+      <w:proofErr w:type="gramEnd"/>
+      <w:r>
+        <w:rPr>
+          <w:rFonts w:ascii="Times New Roman" w:eastAsia="標楷體" w:hAnsi="Times New Roman" w:cs="Times New Roman"/>
+        </w:rPr>
+        <w:t>最大載貨量</w:t>
       </w:r>
       <w:r>
         <w:rPr>
@@ -8170,8 +8354,16 @@
         <w:rPr>
           <w:rFonts w:ascii="Times New Roman" w:eastAsia="標楷體" w:hAnsi="Times New Roman" w:cs="Times New Roman" w:hint="eastAsia"/>
         </w:rPr>
-        <w:t>群，並對每個</w:t>
-      </w:r>
+        <w:t>群，並對每</w:t>
+      </w:r>
+      <w:proofErr w:type="gramStart"/>
+      <w:r>
+        <w:rPr>
+          <w:rFonts w:ascii="Times New Roman" w:eastAsia="標楷體" w:hAnsi="Times New Roman" w:cs="Times New Roman" w:hint="eastAsia"/>
+        </w:rPr>
+        <w:t>個</w:t>
+      </w:r>
+      <w:proofErr w:type="gramEnd"/>
       <w:r>
         <w:rPr>
           <w:rFonts w:ascii="Times New Roman" w:eastAsia="標楷體" w:hAnsi="Times New Roman" w:cs="Times New Roman" w:hint="eastAsia"/>
@@ -8182,7 +8374,14 @@
         <w:rPr>
           <w:rFonts w:ascii="Times New Roman" w:eastAsia="標楷體" w:hAnsi="Times New Roman" w:cs="Times New Roman" w:hint="eastAsia"/>
         </w:rPr>
-        <w:t>群進行配送路徑規劃，以同時保留容量約束並縮短計算時間。分群所得的初步解</w:t>
+        <w:t>群進行配送路徑規劃，以同時保留容量約束並縮短計算時間。分群所得的</w:t>
+      </w:r>
+      <w:proofErr w:type="gramStart"/>
+      <w:r>
+        <w:rPr>
+          <w:rFonts w:ascii="Times New Roman" w:eastAsia="標楷體" w:hAnsi="Times New Roman" w:cs="Times New Roman" w:hint="eastAsia"/>
+        </w:rPr>
+        <w:t>初步解</w:t>
       </w:r>
       <w:r>
         <w:rPr>
@@ -8194,8 +8393,23 @@
         <w:rPr>
           <w:rFonts w:ascii="Times New Roman" w:eastAsia="標楷體" w:hAnsi="Times New Roman" w:cs="Times New Roman" w:hint="eastAsia"/>
         </w:rPr>
-        <w:t>作為後續啟發式或精確</w:t>
-      </w:r>
+        <w:t>作為</w:t>
+      </w:r>
+      <w:proofErr w:type="gramEnd"/>
+      <w:r>
+        <w:rPr>
+          <w:rFonts w:ascii="Times New Roman" w:eastAsia="標楷體" w:hAnsi="Times New Roman" w:cs="Times New Roman" w:hint="eastAsia"/>
+        </w:rPr>
+        <w:t>後續</w:t>
+      </w:r>
+      <w:proofErr w:type="gramStart"/>
+      <w:r>
+        <w:rPr>
+          <w:rFonts w:ascii="Times New Roman" w:eastAsia="標楷體" w:hAnsi="Times New Roman" w:cs="Times New Roman" w:hint="eastAsia"/>
+        </w:rPr>
+        <w:t>啟發式或精確</w:t>
+      </w:r>
+      <w:proofErr w:type="gramEnd"/>
       <w:r>
         <w:rPr>
           <w:rFonts w:ascii="Times New Roman" w:eastAsia="標楷體" w:hAnsi="Times New Roman" w:cs="Times New Roman" w:hint="eastAsia"/>
@@ -8206,7 +8420,21 @@
         <w:rPr>
           <w:rFonts w:ascii="Times New Roman" w:eastAsia="標楷體" w:hAnsi="Times New Roman" w:cs="Times New Roman" w:hint="eastAsia"/>
         </w:rPr>
-        <w:t>法的初始解，以提升整體求解效率與路徑品質。</w:t>
+        <w:t>法的</w:t>
+      </w:r>
+      <w:proofErr w:type="gramStart"/>
+      <w:r>
+        <w:rPr>
+          <w:rFonts w:ascii="Times New Roman" w:eastAsia="標楷體" w:hAnsi="Times New Roman" w:cs="Times New Roman" w:hint="eastAsia"/>
+        </w:rPr>
+        <w:t>初始解</w:t>
+      </w:r>
+      <w:proofErr w:type="gramEnd"/>
+      <w:r>
+        <w:rPr>
+          <w:rFonts w:ascii="Times New Roman" w:eastAsia="標楷體" w:hAnsi="Times New Roman" w:cs="Times New Roman" w:hint="eastAsia"/>
+        </w:rPr>
+        <w:t>，以提升整體求解效率與路徑品質。</w:t>
       </w:r>
     </w:p>
     <w:p>
@@ -8320,7 +8548,21 @@
         <w:rPr>
           <w:rFonts w:ascii="Times New Roman" w:eastAsia="標楷體" w:hAnsi="Times New Roman" w:cs="Times New Roman" w:hint="eastAsia"/>
         </w:rPr>
-        <w:t>每個顧客節點必須在規定的時間區間內接受服務</w:t>
+        <w:t>每</w:t>
+      </w:r>
+      <w:proofErr w:type="gramStart"/>
+      <w:r>
+        <w:rPr>
+          <w:rFonts w:ascii="Times New Roman" w:eastAsia="標楷體" w:hAnsi="Times New Roman" w:cs="Times New Roman" w:hint="eastAsia"/>
+        </w:rPr>
+        <w:t>個</w:t>
+      </w:r>
+      <w:proofErr w:type="gramEnd"/>
+      <w:r>
+        <w:rPr>
+          <w:rFonts w:ascii="Times New Roman" w:eastAsia="標楷體" w:hAnsi="Times New Roman" w:cs="Times New Roman" w:hint="eastAsia"/>
+        </w:rPr>
+        <w:t>顧客節點必須在規定的時間區間內接受服務</w:t>
       </w:r>
       <w:r>
         <w:rPr>
@@ -8380,7 +8622,21 @@
         <w:rPr>
           <w:rFonts w:ascii="Times New Roman" w:eastAsia="標楷體" w:hAnsi="Times New Roman" w:cs="Times New Roman"/>
         </w:rPr>
-        <w:t>學術研究與實務應用中均被廣泛探討</w:t>
+        <w:t>學術研究與實務應用</w:t>
+      </w:r>
+      <w:proofErr w:type="gramStart"/>
+      <w:r>
+        <w:rPr>
+          <w:rFonts w:ascii="Times New Roman" w:eastAsia="標楷體" w:hAnsi="Times New Roman" w:cs="Times New Roman"/>
+        </w:rPr>
+        <w:t>中均被廣泛</w:t>
+      </w:r>
+      <w:proofErr w:type="gramEnd"/>
+      <w:r>
+        <w:rPr>
+          <w:rFonts w:ascii="Times New Roman" w:eastAsia="標楷體" w:hAnsi="Times New Roman" w:cs="Times New Roman"/>
+        </w:rPr>
+        <w:t>探討</w:t>
       </w:r>
       <w:r>
         <w:rPr>
@@ -8505,11 +8761,19 @@
         </w:rPr>
         <w:t>強調</w:t>
       </w:r>
-      <w:r>
-        <w:rPr>
-          <w:rFonts w:ascii="Times New Roman" w:eastAsia="標楷體" w:hAnsi="Times New Roman" w:cs="Times New Roman" w:hint="eastAsia"/>
-        </w:rPr>
-        <w:t>初始群品質對於</w:t>
+      <w:proofErr w:type="gramStart"/>
+      <w:r>
+        <w:rPr>
+          <w:rFonts w:ascii="Times New Roman" w:eastAsia="標楷體" w:hAnsi="Times New Roman" w:cs="Times New Roman" w:hint="eastAsia"/>
+        </w:rPr>
+        <w:t>初始群品質</w:t>
+      </w:r>
+      <w:proofErr w:type="gramEnd"/>
+      <w:r>
+        <w:rPr>
+          <w:rFonts w:ascii="Times New Roman" w:eastAsia="標楷體" w:hAnsi="Times New Roman" w:cs="Times New Roman" w:hint="eastAsia"/>
+        </w:rPr>
+        <w:t>對於</w:t>
       </w:r>
       <w:r>
         <w:rPr>
@@ -8623,7 +8887,21 @@
         <w:rPr>
           <w:rFonts w:ascii="Times New Roman" w:eastAsia="標楷體" w:hAnsi="Times New Roman" w:cs="Times New Roman" w:hint="eastAsia"/>
         </w:rPr>
-        <w:t>四種分群方法在產生初始解時的表現。</w:t>
+        <w:t>四種分群方法在產生初</w:t>
+      </w:r>
+      <w:proofErr w:type="gramStart"/>
+      <w:r>
+        <w:rPr>
+          <w:rFonts w:ascii="Times New Roman" w:eastAsia="標楷體" w:hAnsi="Times New Roman" w:cs="Times New Roman" w:hint="eastAsia"/>
+        </w:rPr>
+        <w:t>始解時</w:t>
+      </w:r>
+      <w:proofErr w:type="gramEnd"/>
+      <w:r>
+        <w:rPr>
+          <w:rFonts w:ascii="Times New Roman" w:eastAsia="標楷體" w:hAnsi="Times New Roman" w:cs="Times New Roman" w:hint="eastAsia"/>
+        </w:rPr>
+        <w:t>的表現。</w:t>
       </w:r>
       <w:r>
         <w:rPr>
@@ -8826,6 +9104,7 @@
         </w:rPr>
         <w:t>中</w:t>
       </w:r>
+      <w:proofErr w:type="gramStart"/>
       <w:r>
         <w:rPr>
           <w:rFonts w:ascii="Times New Roman" w:eastAsia="標楷體" w:hAnsi="Times New Roman" w:cs="Times New Roman" w:hint="eastAsia"/>
@@ -8836,7 +9115,14 @@
         <w:rPr>
           <w:rFonts w:ascii="Times New Roman" w:eastAsia="標楷體" w:hAnsi="Times New Roman" w:cs="Times New Roman" w:hint="eastAsia"/>
         </w:rPr>
-        <w:t>入鄰域搜尋以改善解品質，當</w:t>
+        <w:t>入鄰域搜尋</w:t>
+      </w:r>
+      <w:proofErr w:type="gramEnd"/>
+      <w:r>
+        <w:rPr>
+          <w:rFonts w:ascii="Times New Roman" w:eastAsia="標楷體" w:hAnsi="Times New Roman" w:cs="Times New Roman" w:hint="eastAsia"/>
+        </w:rPr>
+        <w:t>以改善解品質，當</w:t>
       </w:r>
       <w:r>
         <w:rPr>
@@ -9029,6 +9315,7 @@
         </w:rPr>
         <w:t>測試案例的實驗結果顯示，所提出的方法在保持計算效率的同時，亦能產生高品質解，顯示</w:t>
       </w:r>
+      <w:proofErr w:type="gramStart"/>
       <w:r>
         <w:rPr>
           <w:rFonts w:ascii="Times New Roman" w:eastAsia="標楷體" w:hAnsi="Times New Roman" w:cs="Times New Roman" w:hint="eastAsia"/>
@@ -9045,7 +9332,14 @@
         <w:rPr>
           <w:rFonts w:ascii="Times New Roman" w:eastAsia="標楷體" w:hAnsi="Times New Roman" w:cs="Times New Roman"/>
         </w:rPr>
-        <w:t>混合啟發式演算法在現代物流配送與路線優化中的有效性。</w:t>
+        <w:t>混合</w:t>
+      </w:r>
+      <w:proofErr w:type="gramEnd"/>
+      <w:r>
+        <w:rPr>
+          <w:rFonts w:ascii="Times New Roman" w:eastAsia="標楷體" w:hAnsi="Times New Roman" w:cs="Times New Roman"/>
+        </w:rPr>
+        <w:t>啟發式演算法在現代物流配送與路線優化中的有效性。</w:t>
       </w:r>
     </w:p>
     <w:p>
@@ -9338,7 +9632,21 @@
         <w:rPr>
           <w:rFonts w:ascii="Times New Roman" w:eastAsia="標楷體" w:hAnsi="Times New Roman" w:cs="Times New Roman" w:hint="eastAsia"/>
         </w:rPr>
-        <w:t>，以最小化總物流成本。</w:t>
+        <w:t>，以最小</w:t>
+      </w:r>
+      <w:proofErr w:type="gramStart"/>
+      <w:r>
+        <w:rPr>
+          <w:rFonts w:ascii="Times New Roman" w:eastAsia="標楷體" w:hAnsi="Times New Roman" w:cs="Times New Roman" w:hint="eastAsia"/>
+        </w:rPr>
+        <w:t>化總物流</w:t>
+      </w:r>
+      <w:proofErr w:type="gramEnd"/>
+      <w:r>
+        <w:rPr>
+          <w:rFonts w:ascii="Times New Roman" w:eastAsia="標楷體" w:hAnsi="Times New Roman" w:cs="Times New Roman" w:hint="eastAsia"/>
+        </w:rPr>
+        <w:t>成本。</w:t>
       </w:r>
     </w:p>
     <w:p>
@@ -9448,7 +9756,21 @@
         <w:rPr>
           <w:rFonts w:ascii="Times New Roman" w:eastAsia="標楷體" w:hAnsi="Times New Roman" w:cs="Times New Roman" w:hint="eastAsia"/>
         </w:rPr>
-        <w:t>之效益。透過權衡啟用自有車輛的高昂固定成本與委外配送的變動成本，該演算法能精確界定自有車隊的服務邊界，以達成包含外包費用在內的總物流成本最小化。</w:t>
+        <w:t>之效益。透過權衡啟用自有車輛的高昂固定成本與委外配送的變動成本，該演算法能精確界定自有車隊的服務邊界，以達成包含外包費用在內</w:t>
+      </w:r>
+      <w:proofErr w:type="gramStart"/>
+      <w:r>
+        <w:rPr>
+          <w:rFonts w:ascii="Times New Roman" w:eastAsia="標楷體" w:hAnsi="Times New Roman" w:cs="Times New Roman" w:hint="eastAsia"/>
+        </w:rPr>
+        <w:t>的總物流</w:t>
+      </w:r>
+      <w:proofErr w:type="gramEnd"/>
+      <w:r>
+        <w:rPr>
+          <w:rFonts w:ascii="Times New Roman" w:eastAsia="標楷體" w:hAnsi="Times New Roman" w:cs="Times New Roman" w:hint="eastAsia"/>
+        </w:rPr>
+        <w:t>成本最小化。</w:t>
       </w:r>
     </w:p>
     <w:p>
@@ -9779,12 +10101,14 @@
         </w:rPr>
         <w:t>在</w:t>
       </w:r>
+      <w:proofErr w:type="gramStart"/>
       <w:r>
         <w:rPr>
           <w:rFonts w:ascii="Times New Roman" w:eastAsia="標楷體" w:hAnsi="Times New Roman" w:cs="Times New Roman" w:hint="eastAsia"/>
         </w:rPr>
         <w:t>建構解的</w:t>
       </w:r>
+      <w:proofErr w:type="gramEnd"/>
       <w:r>
         <w:rPr>
           <w:rFonts w:ascii="Times New Roman" w:eastAsia="標楷體" w:hAnsi="Times New Roman" w:cs="Times New Roman" w:hint="eastAsia"/>
@@ -9888,7 +10212,7 @@
           <w:rFonts w:ascii="Times New Roman" w:eastAsia="標楷體" w:hAnsi="Times New Roman" w:cs="Times New Roman" w:hint="eastAsia"/>
           <w:highlight w:val="yellow"/>
         </w:rPr>
-        <w:t>現已成為解決大規模</w:t>
+        <w:t>現已成為解決</w:t>
       </w:r>
       <w:r>
         <w:rPr>
@@ -9923,20 +10247,36 @@
           <w:rFonts w:ascii="Times New Roman" w:eastAsia="標楷體" w:hAnsi="Times New Roman" w:cs="Times New Roman" w:hint="eastAsia"/>
           <w:highlight w:val="yellow"/>
         </w:rPr>
-        <w:t>相較於</w:t>
-      </w:r>
+        <w:t>相</w:t>
+      </w:r>
+      <w:proofErr w:type="gramStart"/>
       <w:r>
         <w:rPr>
           <w:rFonts w:ascii="Times New Roman" w:eastAsia="標楷體" w:hAnsi="Times New Roman" w:cs="Times New Roman" w:hint="eastAsia"/>
           <w:highlight w:val="yellow"/>
         </w:rPr>
-        <w:t>易陷入區域最優解</w:t>
+        <w:t>較於</w:t>
       </w:r>
       <w:r>
         <w:rPr>
           <w:rFonts w:ascii="Times New Roman" w:eastAsia="標楷體" w:hAnsi="Times New Roman" w:cs="Times New Roman" w:hint="eastAsia"/>
           <w:highlight w:val="yellow"/>
         </w:rPr>
+        <w:t>易陷入</w:t>
+      </w:r>
+      <w:proofErr w:type="gramEnd"/>
+      <w:r>
+        <w:rPr>
+          <w:rFonts w:ascii="Times New Roman" w:eastAsia="標楷體" w:hAnsi="Times New Roman" w:cs="Times New Roman" w:hint="eastAsia"/>
+          <w:highlight w:val="yellow"/>
+        </w:rPr>
+        <w:t>區域最優解</w:t>
+      </w:r>
+      <w:r>
+        <w:rPr>
+          <w:rFonts w:ascii="Times New Roman" w:eastAsia="標楷體" w:hAnsi="Times New Roman" w:cs="Times New Roman" w:hint="eastAsia"/>
+          <w:highlight w:val="yellow"/>
+        </w:rPr>
         <w:t>(</w:t>
       </w:r>
       <w:r>
@@ -10093,6 +10433,7 @@
         </w:rPr>
         <w:t>)</w:t>
       </w:r>
+      <w:proofErr w:type="gramStart"/>
       <w:r>
         <w:rPr>
           <w:rFonts w:ascii="Times New Roman" w:eastAsia="標楷體" w:hAnsi="Times New Roman" w:cs="Times New Roman" w:hint="eastAsia"/>
@@ -10121,6 +10462,7 @@
         </w:rPr>
         <w:t>演算法</w:t>
       </w:r>
+      <w:proofErr w:type="gramEnd"/>
       <w:r>
         <w:rPr>
           <w:rFonts w:ascii="Times New Roman" w:eastAsia="標楷體" w:hAnsi="Times New Roman" w:cs="Times New Roman" w:hint="eastAsia"/>
@@ -10387,12 +10729,14 @@
         </w:rPr>
         <w:t>每</w:t>
       </w:r>
+      <w:proofErr w:type="gramStart"/>
       <w:r>
         <w:rPr>
           <w:rFonts w:ascii="Times New Roman" w:eastAsia="標楷體" w:hAnsi="Times New Roman" w:cs="Times New Roman" w:hint="eastAsia"/>
         </w:rPr>
         <w:t>個</w:t>
       </w:r>
+      <w:proofErr w:type="gramEnd"/>
       <w:r>
         <w:rPr>
           <w:rFonts w:ascii="Times New Roman" w:eastAsia="標楷體" w:hAnsi="Times New Roman" w:cs="Times New Roman"/>
@@ -10708,14 +11052,36 @@
         <w:rPr>
           <w:rFonts w:ascii="Times New Roman" w:eastAsia="標楷體" w:hAnsi="Times New Roman" w:cs="Times New Roman" w:hint="eastAsia"/>
         </w:rPr>
-        <w:t>提出的元啟發式演算法，透過模擬螞蟻在覓食過程中釋放費洛蒙尋找最短路徑的行為來解決組合最佳化問題。在建構解的過程中，</w:t>
-      </w:r>
-      <w:r>
-        <w:rPr>
-          <w:rFonts w:ascii="Times New Roman" w:eastAsia="標楷體" w:hAnsi="Times New Roman" w:cs="Times New Roman" w:hint="eastAsia"/>
-        </w:rPr>
-        <w:t>每隻螞蟻</w:t>
-      </w:r>
+        <w:t>提出的元啟發式演算法，透過模擬螞蟻在覓食過程中釋放費洛蒙尋找最短路徑的行為來解決組合最佳化問題。在</w:t>
+      </w:r>
+      <w:proofErr w:type="gramStart"/>
+      <w:r>
+        <w:rPr>
+          <w:rFonts w:ascii="Times New Roman" w:eastAsia="標楷體" w:hAnsi="Times New Roman" w:cs="Times New Roman" w:hint="eastAsia"/>
+        </w:rPr>
+        <w:t>建構解的</w:t>
+      </w:r>
+      <w:proofErr w:type="gramEnd"/>
+      <w:r>
+        <w:rPr>
+          <w:rFonts w:ascii="Times New Roman" w:eastAsia="標楷體" w:hAnsi="Times New Roman" w:cs="Times New Roman" w:hint="eastAsia"/>
+        </w:rPr>
+        <w:t>過程中，</w:t>
+      </w:r>
+      <w:r>
+        <w:rPr>
+          <w:rFonts w:ascii="Times New Roman" w:eastAsia="標楷體" w:hAnsi="Times New Roman" w:cs="Times New Roman" w:hint="eastAsia"/>
+        </w:rPr>
+        <w:t>每</w:t>
+      </w:r>
+      <w:proofErr w:type="gramStart"/>
+      <w:r>
+        <w:rPr>
+          <w:rFonts w:ascii="Times New Roman" w:eastAsia="標楷體" w:hAnsi="Times New Roman" w:cs="Times New Roman" w:hint="eastAsia"/>
+        </w:rPr>
+        <w:t>隻螞蟻</w:t>
+      </w:r>
+      <w:proofErr w:type="gramEnd"/>
       <w:r>
         <w:rPr>
           <w:rFonts w:ascii="Times New Roman" w:eastAsia="標楷體" w:hAnsi="Times New Roman" w:cs="Times New Roman" w:hint="eastAsia"/>
@@ -10935,12 +11301,14 @@
           <w:rFonts w:ascii="Times New Roman" w:eastAsia="標楷體" w:hAnsi="Times New Roman" w:cs="Times New Roman"/>
         </w:rPr>
       </w:pPr>
+      <w:proofErr w:type="gramStart"/>
       <w:r>
         <w:rPr>
           <w:rFonts w:ascii="Times New Roman" w:eastAsia="標楷體" w:hAnsi="Times New Roman" w:cs="Times New Roman" w:hint="eastAsia"/>
         </w:rPr>
         <w:t>多目標蟻群演算法</w:t>
       </w:r>
+      <w:proofErr w:type="gramEnd"/>
       <w:r>
         <w:rPr>
           <w:rFonts w:ascii="Times New Roman" w:eastAsia="標楷體" w:hAnsi="Times New Roman" w:cs="Times New Roman" w:hint="eastAsia"/>
@@ -11128,6 +11496,7 @@
         </w:rPr>
         <w:t>難以應用。</w:t>
       </w:r>
+      <w:proofErr w:type="gramStart"/>
       <w:r>
         <w:rPr>
           <w:rFonts w:ascii="Times New Roman" w:eastAsia="標楷體" w:hAnsi="Times New Roman" w:cs="Times New Roman" w:hint="eastAsia"/>
@@ -11135,6 +11504,7 @@
         </w:rPr>
         <w:t>此外，</w:t>
       </w:r>
+      <w:proofErr w:type="gramEnd"/>
       <w:r>
         <w:rPr>
           <w:rFonts w:ascii="Times New Roman" w:eastAsia="標楷體" w:hAnsi="Times New Roman" w:cs="Times New Roman" w:hint="eastAsia"/>
@@ -11245,7 +11615,39 @@
           <w:rFonts w:ascii="Times New Roman" w:eastAsia="標楷體" w:hAnsi="Times New Roman" w:cs="Times New Roman" w:hint="eastAsia"/>
           <w:highlight w:val="yellow"/>
         </w:rPr>
-        <w:t>及其延伸模型，多假設配送需求於規劃階段即已完整已知，並允許在滿足限制條件的前提下，對所有配送路線進行全域性重新編排。然而，當此類模型應用於實際物流配送場域時，往往難以反映人員作業習慣與營運限制，導致數學上可行且成本最小之解，在實務上卻難以落地執行。</w:t>
+        <w:t>及其延伸模型，多假設配送需求於規劃階段即已完整已知，並允許在滿足限制條件的前提下，對所有配送路線進行全域性重新編排。然而，當此類模型應用於</w:t>
+      </w:r>
+      <w:proofErr w:type="gramStart"/>
+      <w:r>
+        <w:rPr>
+          <w:rFonts w:ascii="Times New Roman" w:eastAsia="標楷體" w:hAnsi="Times New Roman" w:cs="Times New Roman" w:hint="eastAsia"/>
+          <w:highlight w:val="yellow"/>
+        </w:rPr>
+        <w:t>實際物</w:t>
+      </w:r>
+      <w:proofErr w:type="gramEnd"/>
+      <w:r>
+        <w:rPr>
+          <w:rFonts w:ascii="Times New Roman" w:eastAsia="標楷體" w:hAnsi="Times New Roman" w:cs="Times New Roman" w:hint="eastAsia"/>
+          <w:highlight w:val="yellow"/>
+        </w:rPr>
+        <w:t>流配送</w:t>
+      </w:r>
+      <w:proofErr w:type="gramStart"/>
+      <w:r>
+        <w:rPr>
+          <w:rFonts w:ascii="Times New Roman" w:eastAsia="標楷體" w:hAnsi="Times New Roman" w:cs="Times New Roman" w:hint="eastAsia"/>
+          <w:highlight w:val="yellow"/>
+        </w:rPr>
+        <w:t>場域時</w:t>
+      </w:r>
+      <w:proofErr w:type="gramEnd"/>
+      <w:r>
+        <w:rPr>
+          <w:rFonts w:ascii="Times New Roman" w:eastAsia="標楷體" w:hAnsi="Times New Roman" w:cs="Times New Roman" w:hint="eastAsia"/>
+          <w:highlight w:val="yellow"/>
+        </w:rPr>
+        <w:t>，往往難以反映人員作業習慣與營運限制，導致數學上可行且成本最小之解，在實務上卻難以落地執行。</w:t>
       </w:r>
     </w:p>
     <w:p>
@@ -11277,7 +11679,39 @@
           <w:rFonts w:ascii="Times New Roman" w:eastAsia="標楷體" w:hAnsi="Times New Roman" w:cs="Times New Roman" w:hint="eastAsia"/>
           <w:highlight w:val="yellow"/>
         </w:rPr>
-        <w:t>，惟其核心挑戰並非單純的路線最佳化，而是如何在既有配送架構下進行有限度調整。實務上，運務士長期負責固定之主線配送路線，並依循既定順序服務特定店舖，此類主線多由歷史經驗逐步累積而成，未必符合數學意義下的最佳化結果。然而，該等路線已深度嵌入實際營運流程，具有高度穩定</w:t>
+        <w:t>，惟其核心挑戰並非單純的路線最佳化，而是如何在既有配送架構下進行有限度調整。實務上，運</w:t>
+      </w:r>
+      <w:proofErr w:type="gramStart"/>
+      <w:r>
+        <w:rPr>
+          <w:rFonts w:ascii="Times New Roman" w:eastAsia="標楷體" w:hAnsi="Times New Roman" w:cs="Times New Roman" w:hint="eastAsia"/>
+          <w:highlight w:val="yellow"/>
+        </w:rPr>
+        <w:t>務</w:t>
+      </w:r>
+      <w:proofErr w:type="gramEnd"/>
+      <w:r>
+        <w:rPr>
+          <w:rFonts w:ascii="Times New Roman" w:eastAsia="標楷體" w:hAnsi="Times New Roman" w:cs="Times New Roman" w:hint="eastAsia"/>
+          <w:highlight w:val="yellow"/>
+        </w:rPr>
+        <w:t>士長期負責固定之主線配送路線，並依循既定順序服務特定店</w:t>
+      </w:r>
+      <w:proofErr w:type="gramStart"/>
+      <w:r>
+        <w:rPr>
+          <w:rFonts w:ascii="Times New Roman" w:eastAsia="標楷體" w:hAnsi="Times New Roman" w:cs="Times New Roman" w:hint="eastAsia"/>
+          <w:highlight w:val="yellow"/>
+        </w:rPr>
+        <w:t>舖</w:t>
+      </w:r>
+      <w:proofErr w:type="gramEnd"/>
+      <w:r>
+        <w:rPr>
+          <w:rFonts w:ascii="Times New Roman" w:eastAsia="標楷體" w:hAnsi="Times New Roman" w:cs="Times New Roman" w:hint="eastAsia"/>
+          <w:highlight w:val="yellow"/>
+        </w:rPr>
+        <w:t>，此類主線多由歷史經驗逐步累積而成，未必符合數學意義下的最佳化結果。然而，該等路線已深度嵌入實際營運流程，具有高度穩定</w:t>
       </w:r>
       <w:r>
         <w:rPr>
@@ -11292,7 +11726,23 @@
           <w:rFonts w:ascii="Times New Roman" w:eastAsia="標楷體" w:hAnsi="Times New Roman" w:cs="Times New Roman" w:hint="eastAsia"/>
           <w:highlight w:val="yellow"/>
         </w:rPr>
-        <w:t>運務士</w:t>
+        <w:t>運</w:t>
+      </w:r>
+      <w:proofErr w:type="gramStart"/>
+      <w:r>
+        <w:rPr>
+          <w:rFonts w:ascii="Times New Roman" w:eastAsia="標楷體" w:hAnsi="Times New Roman" w:cs="Times New Roman" w:hint="eastAsia"/>
+          <w:highlight w:val="yellow"/>
+        </w:rPr>
+        <w:t>務</w:t>
+      </w:r>
+      <w:proofErr w:type="gramEnd"/>
+      <w:r>
+        <w:rPr>
+          <w:rFonts w:ascii="Times New Roman" w:eastAsia="標楷體" w:hAnsi="Times New Roman" w:cs="Times New Roman" w:hint="eastAsia"/>
+          <w:highlight w:val="yellow"/>
+        </w:rPr>
+        <w:t>士</w:t>
       </w:r>
       <w:r>
         <w:rPr>
@@ -11373,7 +11823,103 @@
           <w:rFonts w:ascii="Times New Roman" w:eastAsia="標楷體" w:hAnsi="Times New Roman" w:cs="Times New Roman" w:hint="eastAsia"/>
           <w:highlight w:val="yellow"/>
         </w:rPr>
-        <w:t>模型係以最小化配送車輛數為主要目標，例如設定每輛配送車出車成本為固定值，以期降低整體營運成本。然而，此類數學最佳解在實務上往往被認定為「不可使用」，所謂不可使用，並非違反任何形式上的限制或規則，而是無法被運務士實際接受與執行。常見原因包括：路線跨越多個行政區域而造成工時過長；各配送路線在配送區域遠近、店舖數量與工作負荷上差異過大，易引發司機間的比較心理；部分店舖基於服務品質或營運習慣，希望由固定配送路線負責，不樂見路線頻繁變動。此外，實務人工編排時，司機可依經驗判斷在不影響實際裝載的情況下，容許輕微超過名目載重限制，但此類經驗性判斷難以形式化為明確規則，亦未被現行模型所納入。</w:t>
+        <w:t>模型係以最小化配送車輛數為主要目標，例如設定每輛配送車出車成本為</w:t>
+      </w:r>
+      <w:proofErr w:type="gramStart"/>
+      <w:r>
+        <w:rPr>
+          <w:rFonts w:ascii="Times New Roman" w:eastAsia="標楷體" w:hAnsi="Times New Roman" w:cs="Times New Roman" w:hint="eastAsia"/>
+          <w:highlight w:val="yellow"/>
+        </w:rPr>
+        <w:t>固定值</w:t>
+      </w:r>
+      <w:proofErr w:type="gramEnd"/>
+      <w:r>
+        <w:rPr>
+          <w:rFonts w:ascii="Times New Roman" w:eastAsia="標楷體" w:hAnsi="Times New Roman" w:cs="Times New Roman" w:hint="eastAsia"/>
+          <w:highlight w:val="yellow"/>
+        </w:rPr>
+        <w:t>，以期降低整體營運成本。然而，此類數學最佳解在實務上往往被認定為「不可使用」，所謂不可使用，並非違反任何形式上的限制或規則，而是無法被運</w:t>
+      </w:r>
+      <w:proofErr w:type="gramStart"/>
+      <w:r>
+        <w:rPr>
+          <w:rFonts w:ascii="Times New Roman" w:eastAsia="標楷體" w:hAnsi="Times New Roman" w:cs="Times New Roman" w:hint="eastAsia"/>
+          <w:highlight w:val="yellow"/>
+        </w:rPr>
+        <w:t>務</w:t>
+      </w:r>
+      <w:proofErr w:type="gramEnd"/>
+      <w:r>
+        <w:rPr>
+          <w:rFonts w:ascii="Times New Roman" w:eastAsia="標楷體" w:hAnsi="Times New Roman" w:cs="Times New Roman" w:hint="eastAsia"/>
+          <w:highlight w:val="yellow"/>
+        </w:rPr>
+        <w:t>士實際接受與執行。常見原因包括：路線跨越多個行政區域而造成工時過長；各配送路線在配送區域遠近、店</w:t>
+      </w:r>
+      <w:proofErr w:type="gramStart"/>
+      <w:r>
+        <w:rPr>
+          <w:rFonts w:ascii="Times New Roman" w:eastAsia="標楷體" w:hAnsi="Times New Roman" w:cs="Times New Roman" w:hint="eastAsia"/>
+          <w:highlight w:val="yellow"/>
+        </w:rPr>
+        <w:t>舖</w:t>
+      </w:r>
+      <w:proofErr w:type="gramEnd"/>
+      <w:r>
+        <w:rPr>
+          <w:rFonts w:ascii="Times New Roman" w:eastAsia="標楷體" w:hAnsi="Times New Roman" w:cs="Times New Roman" w:hint="eastAsia"/>
+          <w:highlight w:val="yellow"/>
+        </w:rPr>
+        <w:t>數量與工作負荷上差異過大，易引發</w:t>
+      </w:r>
+      <w:proofErr w:type="gramStart"/>
+      <w:r>
+        <w:rPr>
+          <w:rFonts w:ascii="Times New Roman" w:eastAsia="標楷體" w:hAnsi="Times New Roman" w:cs="Times New Roman" w:hint="eastAsia"/>
+          <w:highlight w:val="yellow"/>
+        </w:rPr>
+        <w:t>司機間的比較</w:t>
+      </w:r>
+      <w:proofErr w:type="gramEnd"/>
+      <w:r>
+        <w:rPr>
+          <w:rFonts w:ascii="Times New Roman" w:eastAsia="標楷體" w:hAnsi="Times New Roman" w:cs="Times New Roman" w:hint="eastAsia"/>
+          <w:highlight w:val="yellow"/>
+        </w:rPr>
+        <w:t>心理；部分店</w:t>
+      </w:r>
+      <w:proofErr w:type="gramStart"/>
+      <w:r>
+        <w:rPr>
+          <w:rFonts w:ascii="Times New Roman" w:eastAsia="標楷體" w:hAnsi="Times New Roman" w:cs="Times New Roman" w:hint="eastAsia"/>
+          <w:highlight w:val="yellow"/>
+        </w:rPr>
+        <w:t>舖</w:t>
+      </w:r>
+      <w:proofErr w:type="gramEnd"/>
+      <w:r>
+        <w:rPr>
+          <w:rFonts w:ascii="Times New Roman" w:eastAsia="標楷體" w:hAnsi="Times New Roman" w:cs="Times New Roman" w:hint="eastAsia"/>
+          <w:highlight w:val="yellow"/>
+        </w:rPr>
+        <w:t>基於服務品質或營運習慣，希望由固定配送路線負責，不樂見路線頻繁變動。</w:t>
+      </w:r>
+      <w:proofErr w:type="gramStart"/>
+      <w:r>
+        <w:rPr>
+          <w:rFonts w:ascii="Times New Roman" w:eastAsia="標楷體" w:hAnsi="Times New Roman" w:cs="Times New Roman" w:hint="eastAsia"/>
+          <w:highlight w:val="yellow"/>
+        </w:rPr>
+        <w:t>此外，</w:t>
+      </w:r>
+      <w:proofErr w:type="gramEnd"/>
+      <w:r>
+        <w:rPr>
+          <w:rFonts w:ascii="Times New Roman" w:eastAsia="標楷體" w:hAnsi="Times New Roman" w:cs="Times New Roman" w:hint="eastAsia"/>
+          <w:highlight w:val="yellow"/>
+        </w:rPr>
+        <w:t>實務人工編排時，司機可依經驗判斷在不影響實際裝載的情況下，容許輕微超過名目載重限制，但此類經驗性判斷難以形式化為明確規則，亦未被現行模型所納入。</w:t>
       </w:r>
     </w:p>
     <w:p>
@@ -11385,18 +11931,27 @@
           <w:highlight w:val="yellow"/>
         </w:rPr>
       </w:pPr>
+      <w:proofErr w:type="gramStart"/>
       <w:r>
         <w:rPr>
           <w:rFonts w:ascii="Times New Roman" w:eastAsia="標楷體" w:hAnsi="Times New Roman" w:cs="Times New Roman" w:hint="eastAsia"/>
           <w:highlight w:val="yellow"/>
         </w:rPr>
-        <w:t>再者，雖然學術上已存在私有車隊與外包承運商並存之車輛路徑問題（</w:t>
-      </w:r>
+        <w:t>再者，</w:t>
+      </w:r>
+      <w:proofErr w:type="gramEnd"/>
       <w:r>
         <w:rPr>
           <w:rFonts w:ascii="Times New Roman" w:eastAsia="標楷體" w:hAnsi="Times New Roman" w:cs="Times New Roman" w:hint="eastAsia"/>
           <w:highlight w:val="yellow"/>
         </w:rPr>
+        <w:t>雖然學術上已存在私有車隊與外包承運商並存之車輛路徑問題（</w:t>
+      </w:r>
+      <w:r>
+        <w:rPr>
+          <w:rFonts w:ascii="Times New Roman" w:eastAsia="標楷體" w:hAnsi="Times New Roman" w:cs="Times New Roman" w:hint="eastAsia"/>
+          <w:highlight w:val="yellow"/>
+        </w:rPr>
         <w:t>Vehicle Routing Problem with Private Fleet and Common Carrier, VRPPC</w:t>
       </w:r>
       <w:r>
@@ -11404,7 +11959,39 @@
           <w:rFonts w:ascii="Times New Roman" w:eastAsia="標楷體" w:hAnsi="Times New Roman" w:cs="Times New Roman" w:hint="eastAsia"/>
           <w:highlight w:val="yellow"/>
         </w:rPr>
-        <w:t>）相關研究，但多數模型著重於成本結構之形式化描述，與實務決策流程仍存在落差。實際上，物流公司傾向優先消化既有主線之剩餘運能，僅在確定無法於內部調整下達成可行解時，才啟用高成本之外包或支援路線。此種具明確決策順序與成本階層之處理邏輯，並未被多數通用型</w:t>
+        <w:t>）相關研究，但多數模型著重於成本結構之形式化描述，與實務決策流程仍存在落差。實際上，物流公司傾向優先消化既有主線之剩餘運能，僅在確定無法於內部調整下達成</w:t>
+      </w:r>
+      <w:proofErr w:type="gramStart"/>
+      <w:r>
+        <w:rPr>
+          <w:rFonts w:ascii="Times New Roman" w:eastAsia="標楷體" w:hAnsi="Times New Roman" w:cs="Times New Roman" w:hint="eastAsia"/>
+          <w:highlight w:val="yellow"/>
+        </w:rPr>
+        <w:t>可行解時</w:t>
+      </w:r>
+      <w:proofErr w:type="gramEnd"/>
+      <w:r>
+        <w:rPr>
+          <w:rFonts w:ascii="Times New Roman" w:eastAsia="標楷體" w:hAnsi="Times New Roman" w:cs="Times New Roman" w:hint="eastAsia"/>
+          <w:highlight w:val="yellow"/>
+        </w:rPr>
+        <w:t>，才啟用高成本</w:t>
+      </w:r>
+      <w:proofErr w:type="gramStart"/>
+      <w:r>
+        <w:rPr>
+          <w:rFonts w:ascii="Times New Roman" w:eastAsia="標楷體" w:hAnsi="Times New Roman" w:cs="Times New Roman" w:hint="eastAsia"/>
+          <w:highlight w:val="yellow"/>
+        </w:rPr>
+        <w:t>之外包或支援</w:t>
+      </w:r>
+      <w:proofErr w:type="gramEnd"/>
+      <w:r>
+        <w:rPr>
+          <w:rFonts w:ascii="Times New Roman" w:eastAsia="標楷體" w:hAnsi="Times New Roman" w:cs="Times New Roman" w:hint="eastAsia"/>
+          <w:highlight w:val="yellow"/>
+        </w:rPr>
+        <w:t>路線。此種具明確決策順序與成本階層之處理邏輯，並未被多數通用型</w:t>
       </w:r>
       <w:r>
         <w:rPr>
@@ -11435,7 +12022,23 @@
           <w:rFonts w:ascii="Times New Roman" w:eastAsia="標楷體" w:hAnsi="Times New Roman" w:cs="Times New Roman" w:hint="eastAsia"/>
           <w:highlight w:val="yellow"/>
         </w:rPr>
-        <w:t>最後，在實務運作中，物流公司通常依循既有之人工或半自動化編排流程進行路線調整，其核心精神並非全域最佳化，而是透過一系列經驗法則逐步篩選可行組合，例如依主線是否爆量挑選候選店舖、依行政區域與距離物流中心遠近進行分區、限制路線</w:t>
+        <w:t>最後，在實務運作中，物流公司通常依循既有之人工或半自動化編排流程進行路線調整，其核心精神並非全域最佳化，而是透過一系列經驗法則逐步篩選可行組合，例如依主線是否爆量挑選候選店</w:t>
+      </w:r>
+      <w:proofErr w:type="gramStart"/>
+      <w:r>
+        <w:rPr>
+          <w:rFonts w:ascii="Times New Roman" w:eastAsia="標楷體" w:hAnsi="Times New Roman" w:cs="Times New Roman" w:hint="eastAsia"/>
+          <w:highlight w:val="yellow"/>
+        </w:rPr>
+        <w:t>舖</w:t>
+      </w:r>
+      <w:proofErr w:type="gramEnd"/>
+      <w:r>
+        <w:rPr>
+          <w:rFonts w:ascii="Times New Roman" w:eastAsia="標楷體" w:hAnsi="Times New Roman" w:cs="Times New Roman" w:hint="eastAsia"/>
+          <w:highlight w:val="yellow"/>
+        </w:rPr>
+        <w:t>、依行政區域與距離物流中心遠近進行分區、限制路線</w:t>
       </w:r>
       <w:r>
         <w:rPr>
@@ -11474,7 +12077,23 @@
           <w:rFonts w:ascii="Times New Roman" w:eastAsia="標楷體" w:hAnsi="Times New Roman" w:cs="Times New Roman" w:hint="eastAsia"/>
           <w:highlight w:val="yellow"/>
         </w:rPr>
-        <w:t>模型在「既有主線穩定性」、「人員作業接受度」與「具成本階層之調度決策」等實務關鍵特性上仍顯不足。因此，本研究有必要提出一套兼顧實務可行性與計算效率之新型演算法架構，以縮小理論最佳化模型與實際物流營運之間的落差。</w:t>
+        <w:t>模型在「既有主線穩定性」、「人員作業接受度」與「具成本階層之調度決策」等實務關鍵特性上仍顯不足。因此，本研究有必要提出一套兼顧實務可行性與計算效率之新型演算法架構，以縮小理論最佳化模型與</w:t>
+      </w:r>
+      <w:proofErr w:type="gramStart"/>
+      <w:r>
+        <w:rPr>
+          <w:rFonts w:ascii="Times New Roman" w:eastAsia="標楷體" w:hAnsi="Times New Roman" w:cs="Times New Roman" w:hint="eastAsia"/>
+          <w:highlight w:val="yellow"/>
+        </w:rPr>
+        <w:t>實際物</w:t>
+      </w:r>
+      <w:proofErr w:type="gramEnd"/>
+      <w:r>
+        <w:rPr>
+          <w:rFonts w:ascii="Times New Roman" w:eastAsia="標楷體" w:hAnsi="Times New Roman" w:cs="Times New Roman" w:hint="eastAsia"/>
+          <w:highlight w:val="yellow"/>
+        </w:rPr>
+        <w:t>流營運之間的落差。</w:t>
       </w:r>
     </w:p>
     <w:p>
@@ -11573,12 +12192,21 @@
           <w:highlight w:val="yellow"/>
         </w:rPr>
       </w:pPr>
+      <w:proofErr w:type="gramStart"/>
       <w:r>
         <w:rPr>
           <w:rFonts w:ascii="Times New Roman" w:eastAsia="標楷體" w:hAnsi="Times New Roman" w:cs="Times New Roman" w:hint="eastAsia"/>
           <w:highlight w:val="yellow"/>
         </w:rPr>
-        <w:t>多目標蟻群演算法（</w:t>
+        <w:t>多目標蟻群演算法</w:t>
+      </w:r>
+      <w:proofErr w:type="gramEnd"/>
+      <w:r>
+        <w:rPr>
+          <w:rFonts w:ascii="Times New Roman" w:eastAsia="標楷體" w:hAnsi="Times New Roman" w:cs="Times New Roman" w:hint="eastAsia"/>
+          <w:highlight w:val="yellow"/>
+        </w:rPr>
+        <w:t>（</w:t>
       </w:r>
       <w:r>
         <w:rPr>
@@ -12102,8 +12730,16 @@
         <w:rPr>
           <w:rFonts w:ascii="Times New Roman" w:eastAsia="標楷體" w:hAnsi="Times New Roman" w:cs="Times New Roman"/>
         </w:rPr>
-        <w:t>店舖</w:t>
-      </w:r>
+        <w:t>店</w:t>
+      </w:r>
+      <w:proofErr w:type="gramStart"/>
+      <w:r>
+        <w:rPr>
+          <w:rFonts w:ascii="Times New Roman" w:eastAsia="標楷體" w:hAnsi="Times New Roman" w:cs="Times New Roman"/>
+        </w:rPr>
+        <w:t>舖</w:t>
+      </w:r>
+      <w:proofErr w:type="gramEnd"/>
       <w:r>
         <w:rPr>
           <w:rFonts w:ascii="Times New Roman" w:eastAsia="標楷體" w:hAnsi="Times New Roman" w:cs="Times New Roman"/>
@@ -12189,7 +12825,21 @@
         <w:rPr>
           <w:rFonts w:ascii="Times New Roman" w:eastAsia="標楷體" w:hAnsi="Times New Roman" w:cs="Times New Roman"/>
         </w:rPr>
-        <w:t>在不更動主線配送</w:t>
+        <w:t>在</w:t>
+      </w:r>
+      <w:proofErr w:type="gramStart"/>
+      <w:r>
+        <w:rPr>
+          <w:rFonts w:ascii="Times New Roman" w:eastAsia="標楷體" w:hAnsi="Times New Roman" w:cs="Times New Roman"/>
+        </w:rPr>
+        <w:t>不</w:t>
+      </w:r>
+      <w:proofErr w:type="gramEnd"/>
+      <w:r>
+        <w:rPr>
+          <w:rFonts w:ascii="Times New Roman" w:eastAsia="標楷體" w:hAnsi="Times New Roman" w:cs="Times New Roman"/>
+        </w:rPr>
+        <w:t>更動主線配送</w:t>
       </w:r>
       <w:r>
         <w:rPr>
@@ -12249,8 +12899,16 @@
         <w:rPr>
           <w:rFonts w:ascii="Times New Roman" w:eastAsia="標楷體" w:hAnsi="Times New Roman" w:cs="Times New Roman"/>
         </w:rPr>
-        <w:t>店舖</w:t>
-      </w:r>
+        <w:t>店</w:t>
+      </w:r>
+      <w:proofErr w:type="gramStart"/>
+      <w:r>
+        <w:rPr>
+          <w:rFonts w:ascii="Times New Roman" w:eastAsia="標楷體" w:hAnsi="Times New Roman" w:cs="Times New Roman"/>
+        </w:rPr>
+        <w:t>舖</w:t>
+      </w:r>
+      <w:proofErr w:type="gramEnd"/>
       <w:r>
         <w:rPr>
           <w:rFonts w:ascii="Times New Roman" w:eastAsia="標楷體" w:hAnsi="Times New Roman" w:cs="Times New Roman"/>
@@ -12460,8 +13118,16 @@
         <w:rPr>
           <w:rFonts w:ascii="Times New Roman" w:eastAsia="標楷體" w:hAnsi="Times New Roman" w:cs="Times New Roman"/>
         </w:rPr>
-        <w:t>店舖</w:t>
-      </w:r>
+        <w:t>店</w:t>
+      </w:r>
+      <w:proofErr w:type="gramStart"/>
+      <w:r>
+        <w:rPr>
+          <w:rFonts w:ascii="Times New Roman" w:eastAsia="標楷體" w:hAnsi="Times New Roman" w:cs="Times New Roman"/>
+        </w:rPr>
+        <w:t>舖</w:t>
+      </w:r>
+      <w:proofErr w:type="gramEnd"/>
       <w:r>
         <w:rPr>
           <w:rFonts w:ascii="Times New Roman" w:eastAsia="標楷體" w:hAnsi="Times New Roman" w:cs="Times New Roman"/>
@@ -12484,8 +13150,16 @@
         <w:rPr>
           <w:rFonts w:ascii="Times New Roman" w:eastAsia="標楷體" w:hAnsi="Times New Roman" w:cs="Times New Roman"/>
         </w:rPr>
-        <w:t>，到店時間應於表定</w:t>
-      </w:r>
+        <w:t>，到店時間</w:t>
+      </w:r>
+      <w:proofErr w:type="gramStart"/>
+      <w:r>
+        <w:rPr>
+          <w:rFonts w:ascii="Times New Roman" w:eastAsia="標楷體" w:hAnsi="Times New Roman" w:cs="Times New Roman"/>
+        </w:rPr>
+        <w:t>應於表定</w:t>
+      </w:r>
+      <w:proofErr w:type="gramEnd"/>
       <w:r>
         <w:rPr>
           <w:rFonts w:ascii="Times New Roman" w:eastAsia="標楷體" w:hAnsi="Times New Roman" w:cs="Times New Roman" w:hint="eastAsia"/>
@@ -12602,8 +13276,16 @@
         <w:rPr>
           <w:rFonts w:ascii="Times New Roman" w:eastAsia="標楷體" w:hAnsi="Times New Roman" w:cs="Times New Roman"/>
         </w:rPr>
-        <w:t>店舖</w:t>
-      </w:r>
+        <w:t>店</w:t>
+      </w:r>
+      <w:proofErr w:type="gramStart"/>
+      <w:r>
+        <w:rPr>
+          <w:rFonts w:ascii="Times New Roman" w:eastAsia="標楷體" w:hAnsi="Times New Roman" w:cs="Times New Roman"/>
+        </w:rPr>
+        <w:t>舖</w:t>
+      </w:r>
+      <w:proofErr w:type="gramEnd"/>
       <w:r>
         <w:rPr>
           <w:rFonts w:ascii="Times New Roman" w:eastAsia="標楷體" w:hAnsi="Times New Roman" w:cs="Times New Roman"/>
@@ -12620,8 +13302,16 @@
         <w:rPr>
           <w:rFonts w:ascii="Times New Roman" w:eastAsia="標楷體" w:hAnsi="Times New Roman" w:cs="Times New Roman"/>
         </w:rPr>
-        <w:t>店舖</w:t>
-      </w:r>
+        <w:t>店</w:t>
+      </w:r>
+      <w:proofErr w:type="gramStart"/>
+      <w:r>
+        <w:rPr>
+          <w:rFonts w:ascii="Times New Roman" w:eastAsia="標楷體" w:hAnsi="Times New Roman" w:cs="Times New Roman"/>
+        </w:rPr>
+        <w:t>舖</w:t>
+      </w:r>
+      <w:proofErr w:type="gramEnd"/>
       <w:r>
         <w:rPr>
           <w:rFonts w:ascii="Times New Roman" w:eastAsia="標楷體" w:hAnsi="Times New Roman" w:cs="Times New Roman"/>
@@ -12670,8 +13360,16 @@
         <w:rPr>
           <w:rFonts w:ascii="Times New Roman" w:eastAsia="標楷體" w:hAnsi="Times New Roman" w:cs="Times New Roman"/>
         </w:rPr>
-        <w:t>店舖</w:t>
-      </w:r>
+        <w:t>店</w:t>
+      </w:r>
+      <w:proofErr w:type="gramStart"/>
+      <w:r>
+        <w:rPr>
+          <w:rFonts w:ascii="Times New Roman" w:eastAsia="標楷體" w:hAnsi="Times New Roman" w:cs="Times New Roman"/>
+        </w:rPr>
+        <w:t>舖</w:t>
+      </w:r>
+      <w:proofErr w:type="gramEnd"/>
       <w:r>
         <w:rPr>
           <w:rFonts w:ascii="Times New Roman" w:eastAsia="標楷體" w:hAnsi="Times New Roman" w:cs="Times New Roman"/>
@@ -12702,38 +13400,76 @@
         <w:rPr>
           <w:rFonts w:ascii="Times New Roman" w:eastAsia="標楷體" w:hAnsi="Times New Roman" w:cs="Times New Roman"/>
         </w:rPr>
+        <w:t>店</w:t>
+      </w:r>
+      <w:proofErr w:type="gramStart"/>
+      <w:r>
+        <w:rPr>
+          <w:rFonts w:ascii="Times New Roman" w:eastAsia="標楷體" w:hAnsi="Times New Roman" w:cs="Times New Roman"/>
+        </w:rPr>
+        <w:t>舖</w:t>
+      </w:r>
+      <w:proofErr w:type="gramEnd"/>
+      <w:r>
+        <w:rPr>
+          <w:rFonts w:ascii="Times New Roman" w:eastAsia="標楷體" w:hAnsi="Times New Roman" w:cs="Times New Roman"/>
+        </w:rPr>
+        <w:t>分為近、中和</w:t>
+      </w:r>
+      <w:proofErr w:type="gramStart"/>
+      <w:r>
+        <w:rPr>
+          <w:rFonts w:ascii="Times New Roman" w:eastAsia="標楷體" w:hAnsi="Times New Roman" w:cs="Times New Roman"/>
+        </w:rPr>
+        <w:t>遠區</w:t>
+      </w:r>
+      <w:r>
+        <w:rPr>
+          <w:rFonts w:ascii="Times New Roman" w:eastAsia="標楷體" w:hAnsi="Times New Roman" w:cs="Times New Roman"/>
+        </w:rPr>
+        <w:t>，近區</w:t>
+      </w:r>
+      <w:proofErr w:type="gramEnd"/>
+      <w:r>
+        <w:rPr>
+          <w:rFonts w:ascii="Times New Roman" w:eastAsia="標楷體" w:hAnsi="Times New Roman" w:cs="Times New Roman"/>
+        </w:rPr>
+        <w:t>與中區</w:t>
+      </w:r>
+      <w:r>
+        <w:rPr>
+          <w:rFonts w:ascii="Times New Roman" w:eastAsia="標楷體" w:hAnsi="Times New Roman" w:cs="Times New Roman"/>
+        </w:rPr>
+        <w:t>店</w:t>
+      </w:r>
+      <w:proofErr w:type="gramStart"/>
+      <w:r>
+        <w:rPr>
+          <w:rFonts w:ascii="Times New Roman" w:eastAsia="標楷體" w:hAnsi="Times New Roman" w:cs="Times New Roman"/>
+        </w:rPr>
+        <w:t>舖</w:t>
+      </w:r>
+      <w:proofErr w:type="gramEnd"/>
+      <w:r>
+        <w:rPr>
+          <w:rFonts w:ascii="Times New Roman" w:eastAsia="標楷體" w:hAnsi="Times New Roman" w:cs="Times New Roman"/>
+        </w:rPr>
+        <w:t>無需考慮方向問題，</w:t>
+      </w:r>
+      <w:proofErr w:type="gramStart"/>
+      <w:r>
+        <w:rPr>
+          <w:rFonts w:ascii="Times New Roman" w:eastAsia="標楷體" w:hAnsi="Times New Roman" w:cs="Times New Roman"/>
+        </w:rPr>
+        <w:t>遠區</w:t>
+      </w:r>
+      <w:r>
+        <w:rPr>
+          <w:rFonts w:ascii="Times New Roman" w:eastAsia="標楷體" w:hAnsi="Times New Roman" w:cs="Times New Roman"/>
+        </w:rPr>
         <w:t>店舖</w:t>
       </w:r>
-      <w:r>
-        <w:rPr>
-          <w:rFonts w:ascii="Times New Roman" w:eastAsia="標楷體" w:hAnsi="Times New Roman" w:cs="Times New Roman"/>
-        </w:rPr>
-        <w:t>分為近、中和遠區</w:t>
-      </w:r>
-      <w:r>
-        <w:rPr>
-          <w:rFonts w:ascii="Times New Roman" w:eastAsia="標楷體" w:hAnsi="Times New Roman" w:cs="Times New Roman"/>
-        </w:rPr>
-        <w:t>，近區與中區</w:t>
-      </w:r>
-      <w:r>
-        <w:rPr>
-          <w:rFonts w:ascii="Times New Roman" w:eastAsia="標楷體" w:hAnsi="Times New Roman" w:cs="Times New Roman"/>
-        </w:rPr>
-        <w:t>店舖</w:t>
-      </w:r>
-      <w:r>
-        <w:rPr>
-          <w:rFonts w:ascii="Times New Roman" w:eastAsia="標楷體" w:hAnsi="Times New Roman" w:cs="Times New Roman"/>
-        </w:rPr>
-        <w:t>無需考慮方向問題，遠區</w:t>
-      </w:r>
-      <w:r>
-        <w:rPr>
-          <w:rFonts w:ascii="Times New Roman" w:eastAsia="標楷體" w:hAnsi="Times New Roman" w:cs="Times New Roman"/>
-        </w:rPr>
-        <w:t>店舖</w:t>
-      </w:r>
+      <w:proofErr w:type="gramEnd"/>
       <w:r>
         <w:rPr>
           <w:rFonts w:ascii="Times New Roman" w:eastAsia="標楷體" w:hAnsi="Times New Roman" w:cs="Times New Roman"/>
@@ -12744,8 +13480,16 @@
         <w:rPr>
           <w:rFonts w:ascii="Times New Roman" w:eastAsia="標楷體" w:hAnsi="Times New Roman" w:cs="Times New Roman"/>
         </w:rPr>
-        <w:t>店舖</w:t>
-      </w:r>
+        <w:t>店</w:t>
+      </w:r>
+      <w:proofErr w:type="gramStart"/>
+      <w:r>
+        <w:rPr>
+          <w:rFonts w:ascii="Times New Roman" w:eastAsia="標楷體" w:hAnsi="Times New Roman" w:cs="Times New Roman"/>
+        </w:rPr>
+        <w:t>舖</w:t>
+      </w:r>
+      <w:proofErr w:type="gramEnd"/>
       <w:r>
         <w:rPr>
           <w:rFonts w:ascii="Times New Roman" w:eastAsia="標楷體" w:hAnsi="Times New Roman" w:cs="Times New Roman"/>
@@ -12756,8 +13500,16 @@
         <w:rPr>
           <w:rFonts w:ascii="Times New Roman" w:eastAsia="標楷體" w:hAnsi="Times New Roman" w:cs="Times New Roman"/>
         </w:rPr>
-        <w:t>店舖</w:t>
-      </w:r>
+        <w:t>店</w:t>
+      </w:r>
+      <w:proofErr w:type="gramStart"/>
+      <w:r>
+        <w:rPr>
+          <w:rFonts w:ascii="Times New Roman" w:eastAsia="標楷體" w:hAnsi="Times New Roman" w:cs="Times New Roman"/>
+        </w:rPr>
+        <w:t>舖</w:t>
+      </w:r>
+      <w:proofErr w:type="gramEnd"/>
       <w:r>
         <w:rPr>
           <w:rFonts w:ascii="Times New Roman" w:eastAsia="標楷體" w:hAnsi="Times New Roman" w:cs="Times New Roman"/>
@@ -12768,8 +13520,16 @@
         <w:rPr>
           <w:rFonts w:ascii="Times New Roman" w:eastAsia="標楷體" w:hAnsi="Times New Roman" w:cs="Times New Roman"/>
         </w:rPr>
-        <w:t>店舖</w:t>
-      </w:r>
+        <w:t>店</w:t>
+      </w:r>
+      <w:proofErr w:type="gramStart"/>
+      <w:r>
+        <w:rPr>
+          <w:rFonts w:ascii="Times New Roman" w:eastAsia="標楷體" w:hAnsi="Times New Roman" w:cs="Times New Roman"/>
+        </w:rPr>
+        <w:t>舖</w:t>
+      </w:r>
+      <w:proofErr w:type="gramEnd"/>
       <w:r>
         <w:rPr>
           <w:rFonts w:ascii="Times New Roman" w:eastAsia="標楷體" w:hAnsi="Times New Roman" w:cs="Times New Roman"/>
@@ -12878,8 +13638,16 @@
         <w:rPr>
           <w:rFonts w:ascii="Times New Roman" w:eastAsia="標楷體" w:hAnsi="Times New Roman" w:cs="Times New Roman"/>
         </w:rPr>
-        <w:t>店舖</w:t>
-      </w:r>
+        <w:t>店</w:t>
+      </w:r>
+      <w:proofErr w:type="gramStart"/>
+      <w:r>
+        <w:rPr>
+          <w:rFonts w:ascii="Times New Roman" w:eastAsia="標楷體" w:hAnsi="Times New Roman" w:cs="Times New Roman"/>
+        </w:rPr>
+        <w:t>舖</w:t>
+      </w:r>
+      <w:proofErr w:type="gramEnd"/>
       <w:r>
         <w:rPr>
           <w:rFonts w:ascii="Times New Roman" w:eastAsia="標楷體" w:hAnsi="Times New Roman" w:cs="Times New Roman"/>
@@ -12917,8 +13685,16 @@
         <w:rPr>
           <w:rFonts w:ascii="Times New Roman" w:eastAsia="標楷體" w:hAnsi="Times New Roman" w:cs="Times New Roman"/>
         </w:rPr>
-        <w:t>店舖</w:t>
-      </w:r>
+        <w:t>店</w:t>
+      </w:r>
+      <w:proofErr w:type="gramStart"/>
+      <w:r>
+        <w:rPr>
+          <w:rFonts w:ascii="Times New Roman" w:eastAsia="標楷體" w:hAnsi="Times New Roman" w:cs="Times New Roman"/>
+        </w:rPr>
+        <w:t>舖</w:t>
+      </w:r>
+      <w:proofErr w:type="gramEnd"/>
       <w:r>
         <w:rPr>
           <w:rFonts w:ascii="Times New Roman" w:eastAsia="標楷體" w:hAnsi="Times New Roman" w:cs="Times New Roman"/>
@@ -12968,8 +13744,16 @@
         <w:rPr>
           <w:rFonts w:ascii="Times New Roman" w:eastAsia="標楷體" w:hAnsi="Times New Roman" w:cs="Times New Roman"/>
         </w:rPr>
-        <w:t>店舖</w:t>
-      </w:r>
+        <w:t>店</w:t>
+      </w:r>
+      <w:proofErr w:type="gramStart"/>
+      <w:r>
+        <w:rPr>
+          <w:rFonts w:ascii="Times New Roman" w:eastAsia="標楷體" w:hAnsi="Times New Roman" w:cs="Times New Roman"/>
+        </w:rPr>
+        <w:t>舖</w:t>
+      </w:r>
+      <w:proofErr w:type="gramEnd"/>
       <w:r>
         <w:rPr>
           <w:rFonts w:ascii="Times New Roman" w:eastAsia="標楷體" w:hAnsi="Times New Roman" w:cs="Times New Roman"/>
@@ -12992,8 +13776,16 @@
         <w:rPr>
           <w:rFonts w:ascii="Times New Roman" w:eastAsia="標楷體" w:hAnsi="Times New Roman" w:cs="Times New Roman"/>
         </w:rPr>
-        <w:t>店舖</w:t>
-      </w:r>
+        <w:t>店</w:t>
+      </w:r>
+      <w:proofErr w:type="gramStart"/>
+      <w:r>
+        <w:rPr>
+          <w:rFonts w:ascii="Times New Roman" w:eastAsia="標楷體" w:hAnsi="Times New Roman" w:cs="Times New Roman"/>
+        </w:rPr>
+        <w:t>舖</w:t>
+      </w:r>
+      <w:proofErr w:type="gramEnd"/>
       <w:r>
         <w:rPr>
           <w:rFonts w:ascii="Times New Roman" w:eastAsia="標楷體" w:hAnsi="Times New Roman" w:cs="Times New Roman"/>
@@ -13004,8 +13796,16 @@
         <w:rPr>
           <w:rFonts w:ascii="Times New Roman" w:eastAsia="標楷體" w:hAnsi="Times New Roman" w:cs="Times New Roman"/>
         </w:rPr>
-        <w:t>店舖</w:t>
-      </w:r>
+        <w:t>店</w:t>
+      </w:r>
+      <w:proofErr w:type="gramStart"/>
+      <w:r>
+        <w:rPr>
+          <w:rFonts w:ascii="Times New Roman" w:eastAsia="標楷體" w:hAnsi="Times New Roman" w:cs="Times New Roman"/>
+        </w:rPr>
+        <w:t>舖</w:t>
+      </w:r>
+      <w:proofErr w:type="gramEnd"/>
       <w:r>
         <w:rPr>
           <w:rFonts w:ascii="Times New Roman" w:eastAsia="標楷體" w:hAnsi="Times New Roman" w:cs="Times New Roman"/>
@@ -13037,8 +13837,16 @@
         <w:rPr>
           <w:rFonts w:ascii="Times New Roman" w:eastAsia="標楷體" w:hAnsi="Times New Roman" w:cs="Times New Roman"/>
         </w:rPr>
-        <w:t>店舖</w:t>
-      </w:r>
+        <w:t>店</w:t>
+      </w:r>
+      <w:proofErr w:type="gramStart"/>
+      <w:r>
+        <w:rPr>
+          <w:rFonts w:ascii="Times New Roman" w:eastAsia="標楷體" w:hAnsi="Times New Roman" w:cs="Times New Roman"/>
+        </w:rPr>
+        <w:t>舖</w:t>
+      </w:r>
+      <w:proofErr w:type="gramEnd"/>
       <w:r>
         <w:rPr>
           <w:rFonts w:ascii="Times New Roman" w:eastAsia="標楷體" w:hAnsi="Times New Roman" w:cs="Times New Roman"/>
@@ -13055,19 +13863,49 @@
         <w:rPr>
           <w:rFonts w:ascii="Times New Roman" w:eastAsia="標楷體" w:hAnsi="Times New Roman" w:cs="Times New Roman"/>
         </w:rPr>
-        <w:t>根據與物流中心的距離劃分為近區、中區與遠區</w:t>
-      </w:r>
+        <w:t>根據與物流中心的距離劃分</w:t>
+      </w:r>
+      <w:proofErr w:type="gramStart"/>
+      <w:r>
+        <w:rPr>
+          <w:rFonts w:ascii="Times New Roman" w:eastAsia="標楷體" w:hAnsi="Times New Roman" w:cs="Times New Roman"/>
+        </w:rPr>
+        <w:t>為近區</w:t>
+      </w:r>
+      <w:proofErr w:type="gramEnd"/>
+      <w:r>
+        <w:rPr>
+          <w:rFonts w:ascii="Times New Roman" w:eastAsia="標楷體" w:hAnsi="Times New Roman" w:cs="Times New Roman"/>
+        </w:rPr>
+        <w:t>、中區</w:t>
+      </w:r>
+      <w:proofErr w:type="gramStart"/>
+      <w:r>
+        <w:rPr>
+          <w:rFonts w:ascii="Times New Roman" w:eastAsia="標楷體" w:hAnsi="Times New Roman" w:cs="Times New Roman"/>
+        </w:rPr>
+        <w:t>與遠區</w:t>
+      </w:r>
+      <w:proofErr w:type="gramEnd"/>
       <w:r>
         <w:rPr>
           <w:rFonts w:ascii="Times New Roman" w:eastAsia="標楷體" w:hAnsi="Times New Roman" w:cs="Times New Roman" w:hint="eastAsia"/>
         </w:rPr>
         <w:t>。</w:t>
       </w:r>
-      <w:r>
-        <w:rPr>
-          <w:rFonts w:ascii="Times New Roman" w:eastAsia="標楷體" w:hAnsi="Times New Roman" w:cs="Times New Roman"/>
-        </w:rPr>
-        <w:t>在近區與中區內規劃支援線時可不考慮方向一致性</w:t>
+      <w:proofErr w:type="gramStart"/>
+      <w:r>
+        <w:rPr>
+          <w:rFonts w:ascii="Times New Roman" w:eastAsia="標楷體" w:hAnsi="Times New Roman" w:cs="Times New Roman"/>
+        </w:rPr>
+        <w:t>在近區與</w:t>
+      </w:r>
+      <w:proofErr w:type="gramEnd"/>
+      <w:r>
+        <w:rPr>
+          <w:rFonts w:ascii="Times New Roman" w:eastAsia="標楷體" w:hAnsi="Times New Roman" w:cs="Times New Roman"/>
+        </w:rPr>
+        <w:t>中區內規劃支援線時可不考慮方向一致性</w:t>
       </w:r>
       <w:r>
         <w:rPr>
@@ -13075,18 +13913,34 @@
         </w:rPr>
         <w:t>。</w:t>
       </w:r>
-      <w:r>
-        <w:rPr>
-          <w:rFonts w:ascii="Times New Roman" w:eastAsia="標楷體" w:hAnsi="Times New Roman" w:cs="Times New Roman"/>
-        </w:rPr>
-        <w:t>在遠區需確保所有</w:t>
-      </w:r>
-      <w:r>
-        <w:rPr>
-          <w:rFonts w:ascii="Times New Roman" w:eastAsia="標楷體" w:hAnsi="Times New Roman" w:cs="Times New Roman"/>
-        </w:rPr>
-        <w:t>店舖</w:t>
-      </w:r>
+      <w:proofErr w:type="gramStart"/>
+      <w:r>
+        <w:rPr>
+          <w:rFonts w:ascii="Times New Roman" w:eastAsia="標楷體" w:hAnsi="Times New Roman" w:cs="Times New Roman"/>
+        </w:rPr>
+        <w:t>在遠區需</w:t>
+      </w:r>
+      <w:proofErr w:type="gramEnd"/>
+      <w:r>
+        <w:rPr>
+          <w:rFonts w:ascii="Times New Roman" w:eastAsia="標楷體" w:hAnsi="Times New Roman" w:cs="Times New Roman"/>
+        </w:rPr>
+        <w:t>確保所有</w:t>
+      </w:r>
+      <w:r>
+        <w:rPr>
+          <w:rFonts w:ascii="Times New Roman" w:eastAsia="標楷體" w:hAnsi="Times New Roman" w:cs="Times New Roman"/>
+        </w:rPr>
+        <w:t>店</w:t>
+      </w:r>
+      <w:proofErr w:type="gramStart"/>
+      <w:r>
+        <w:rPr>
+          <w:rFonts w:ascii="Times New Roman" w:eastAsia="標楷體" w:hAnsi="Times New Roman" w:cs="Times New Roman"/>
+        </w:rPr>
+        <w:t>舖</w:t>
+      </w:r>
+      <w:proofErr w:type="gramEnd"/>
       <w:r>
         <w:rPr>
           <w:rFonts w:ascii="Times New Roman" w:eastAsia="標楷體" w:hAnsi="Times New Roman" w:cs="Times New Roman"/>
@@ -13109,13 +13963,28 @@
         <w:rPr>
           <w:rFonts w:ascii="Times New Roman" w:eastAsia="標楷體" w:hAnsi="Times New Roman" w:cs="Times New Roman"/>
         </w:rPr>
-        <w:t>店舖</w:t>
-      </w:r>
-      <w:r>
-        <w:rPr>
-          <w:rFonts w:ascii="Times New Roman" w:eastAsia="標楷體" w:hAnsi="Times New Roman" w:cs="Times New Roman"/>
-        </w:rPr>
-        <w:t>的到店時間落在其允許時間</w:t>
+        <w:t>店</w:t>
+      </w:r>
+      <w:proofErr w:type="gramStart"/>
+      <w:r>
+        <w:rPr>
+          <w:rFonts w:ascii="Times New Roman" w:eastAsia="標楷體" w:hAnsi="Times New Roman" w:cs="Times New Roman"/>
+        </w:rPr>
+        <w:t>舖</w:t>
+      </w:r>
+      <w:proofErr w:type="gramEnd"/>
+      <w:r>
+        <w:rPr>
+          <w:rFonts w:ascii="Times New Roman" w:eastAsia="標楷體" w:hAnsi="Times New Roman" w:cs="Times New Roman"/>
+        </w:rPr>
+        <w:t>的到店時間落在其允許</w:t>
+      </w:r>
+      <w:proofErr w:type="gramStart"/>
+      <w:r>
+        <w:rPr>
+          <w:rFonts w:ascii="Times New Roman" w:eastAsia="標楷體" w:hAnsi="Times New Roman" w:cs="Times New Roman"/>
+        </w:rPr>
+        <w:t>時間</w:t>
       </w:r>
       <w:r>
         <w:rPr>
@@ -13127,7 +13996,14 @@
         <w:rPr>
           <w:rFonts w:ascii="Times New Roman" w:eastAsia="標楷體" w:hAnsi="Times New Roman" w:cs="Times New Roman"/>
         </w:rPr>
-        <w:t>內。</w:t>
+        <w:t>內</w:t>
+      </w:r>
+      <w:proofErr w:type="gramEnd"/>
+      <w:r>
+        <w:rPr>
+          <w:rFonts w:ascii="Times New Roman" w:eastAsia="標楷體" w:hAnsi="Times New Roman" w:cs="Times New Roman"/>
+        </w:rPr>
+        <w:t>。</w:t>
       </w:r>
     </w:p>
     <w:p>
@@ -13472,8 +14348,16 @@
               <w:rPr>
                 <w:rFonts w:ascii="Times New Roman" w:eastAsia="標楷體" w:hAnsi="Times New Roman" w:cs="Times New Roman"/>
               </w:rPr>
-              <w:t>店舖</w:t>
-            </w:r>
+              <w:t>店</w:t>
+            </w:r>
+            <w:proofErr w:type="gramStart"/>
+            <w:r>
+              <w:rPr>
+                <w:rFonts w:ascii="Times New Roman" w:eastAsia="標楷體" w:hAnsi="Times New Roman" w:cs="Times New Roman"/>
+              </w:rPr>
+              <w:t>舖</w:t>
+            </w:r>
+            <w:proofErr w:type="gramEnd"/>
             <w:r>
               <w:rPr>
                 <w:rFonts w:ascii="Times New Roman" w:eastAsia="標楷體" w:hAnsi="Times New Roman" w:cs="Times New Roman"/>
@@ -13920,12 +14804,14 @@
               </w:rPr>
               <w:t xml:space="preserve"> i </w:t>
             </w:r>
+            <w:proofErr w:type="gramStart"/>
             <w:r>
               <w:rPr>
                 <w:rFonts w:ascii="Times New Roman" w:eastAsia="標楷體" w:hAnsi="Times New Roman" w:cs="Times New Roman" w:hint="eastAsia"/>
               </w:rPr>
               <w:t>個</w:t>
             </w:r>
+            <w:proofErr w:type="gramEnd"/>
             <w:r>
               <w:rPr>
                 <w:rFonts w:ascii="Times New Roman" w:eastAsia="標楷體" w:hAnsi="Times New Roman" w:cs="Times New Roman" w:hint="eastAsia"/>
@@ -14819,12 +15705,14 @@
                 <w:rFonts w:ascii="Times New Roman" w:eastAsia="標楷體" w:hAnsi="Times New Roman" w:cs="Times New Roman"/>
               </w:rPr>
             </w:pPr>
+            <w:proofErr w:type="gramStart"/>
             <w:r>
               <w:rPr>
                 <w:rFonts w:ascii="Times New Roman" w:eastAsia="標楷體" w:hAnsi="Times New Roman" w:cs="Times New Roman" w:hint="eastAsia"/>
               </w:rPr>
               <w:t>爆量線集合</w:t>
             </w:r>
+            <w:proofErr w:type="gramEnd"/>
           </w:p>
         </w:tc>
       </w:tr>
@@ -14871,7 +15759,21 @@
               <w:rPr>
                 <w:rFonts w:ascii="Times New Roman" w:eastAsia="標楷體" w:hAnsi="Times New Roman" w:cs="Times New Roman"/>
               </w:rPr>
-              <w:t>候選店舖集合</w:t>
+              <w:t>候選店</w:t>
+            </w:r>
+            <w:proofErr w:type="gramStart"/>
+            <w:r>
+              <w:rPr>
+                <w:rFonts w:ascii="Times New Roman" w:eastAsia="標楷體" w:hAnsi="Times New Roman" w:cs="Times New Roman"/>
+              </w:rPr>
+              <w:t>舖</w:t>
+            </w:r>
+            <w:proofErr w:type="gramEnd"/>
+            <w:r>
+              <w:rPr>
+                <w:rFonts w:ascii="Times New Roman" w:eastAsia="標楷體" w:hAnsi="Times New Roman" w:cs="Times New Roman"/>
+              </w:rPr>
+              <w:t>集合</w:t>
             </w:r>
           </w:p>
         </w:tc>
@@ -14935,11 +15837,33 @@
                 <w:rFonts w:ascii="Times New Roman" w:eastAsia="標楷體" w:hAnsi="Times New Roman" w:cs="Times New Roman"/>
               </w:rPr>
             </w:pPr>
+            <w:proofErr w:type="gramStart"/>
             <w:r>
               <w:rPr>
                 <w:rFonts w:ascii="Times New Roman" w:eastAsia="標楷體" w:hAnsi="Times New Roman" w:cs="Times New Roman"/>
               </w:rPr>
-              <w:t>近區的店舖集合</w:t>
+              <w:t>近區的</w:t>
+            </w:r>
+            <w:proofErr w:type="gramEnd"/>
+            <w:r>
+              <w:rPr>
+                <w:rFonts w:ascii="Times New Roman" w:eastAsia="標楷體" w:hAnsi="Times New Roman" w:cs="Times New Roman"/>
+              </w:rPr>
+              <w:t>店</w:t>
+            </w:r>
+            <w:proofErr w:type="gramStart"/>
+            <w:r>
+              <w:rPr>
+                <w:rFonts w:ascii="Times New Roman" w:eastAsia="標楷體" w:hAnsi="Times New Roman" w:cs="Times New Roman"/>
+              </w:rPr>
+              <w:t>舖</w:t>
+            </w:r>
+            <w:proofErr w:type="gramEnd"/>
+            <w:r>
+              <w:rPr>
+                <w:rFonts w:ascii="Times New Roman" w:eastAsia="標楷體" w:hAnsi="Times New Roman" w:cs="Times New Roman"/>
+              </w:rPr>
+              <w:t>集合</w:t>
             </w:r>
           </w:p>
         </w:tc>
@@ -15007,7 +15931,21 @@
               <w:rPr>
                 <w:rFonts w:ascii="Times New Roman" w:eastAsia="標楷體" w:hAnsi="Times New Roman" w:cs="Times New Roman"/>
               </w:rPr>
-              <w:t>中區的店舖集合</w:t>
+              <w:t>中區的店</w:t>
+            </w:r>
+            <w:proofErr w:type="gramStart"/>
+            <w:r>
+              <w:rPr>
+                <w:rFonts w:ascii="Times New Roman" w:eastAsia="標楷體" w:hAnsi="Times New Roman" w:cs="Times New Roman"/>
+              </w:rPr>
+              <w:t>舖</w:t>
+            </w:r>
+            <w:proofErr w:type="gramEnd"/>
+            <w:r>
+              <w:rPr>
+                <w:rFonts w:ascii="Times New Roman" w:eastAsia="標楷體" w:hAnsi="Times New Roman" w:cs="Times New Roman"/>
+              </w:rPr>
+              <w:t>集合</w:t>
             </w:r>
           </w:p>
         </w:tc>
@@ -15071,11 +16009,33 @@
                 <w:rFonts w:ascii="Times New Roman" w:eastAsia="標楷體" w:hAnsi="Times New Roman" w:cs="Times New Roman"/>
               </w:rPr>
             </w:pPr>
+            <w:proofErr w:type="gramStart"/>
             <w:r>
               <w:rPr>
                 <w:rFonts w:ascii="Times New Roman" w:eastAsia="標楷體" w:hAnsi="Times New Roman" w:cs="Times New Roman"/>
               </w:rPr>
-              <w:t>遠區的店舖集合</w:t>
+              <w:t>遠區的</w:t>
+            </w:r>
+            <w:proofErr w:type="gramEnd"/>
+            <w:r>
+              <w:rPr>
+                <w:rFonts w:ascii="Times New Roman" w:eastAsia="標楷體" w:hAnsi="Times New Roman" w:cs="Times New Roman"/>
+              </w:rPr>
+              <w:t>店</w:t>
+            </w:r>
+            <w:proofErr w:type="gramStart"/>
+            <w:r>
+              <w:rPr>
+                <w:rFonts w:ascii="Times New Roman" w:eastAsia="標楷體" w:hAnsi="Times New Roman" w:cs="Times New Roman"/>
+              </w:rPr>
+              <w:t>舖</w:t>
+            </w:r>
+            <w:proofErr w:type="gramEnd"/>
+            <w:r>
+              <w:rPr>
+                <w:rFonts w:ascii="Times New Roman" w:eastAsia="標楷體" w:hAnsi="Times New Roman" w:cs="Times New Roman"/>
+              </w:rPr>
+              <w:t>集合</w:t>
             </w:r>
           </w:p>
         </w:tc>
@@ -15466,8 +16426,16 @@
         <w:rPr>
           <w:rFonts w:ascii="Times New Roman" w:eastAsia="標楷體" w:hAnsi="Times New Roman" w:cs="Times New Roman"/>
         </w:rPr>
-        <w:t>店舖</w:t>
-      </w:r>
+        <w:t>店</w:t>
+      </w:r>
+      <w:proofErr w:type="gramStart"/>
+      <w:r>
+        <w:rPr>
+          <w:rFonts w:ascii="Times New Roman" w:eastAsia="標楷體" w:hAnsi="Times New Roman" w:cs="Times New Roman"/>
+        </w:rPr>
+        <w:t>舖</w:t>
+      </w:r>
+      <w:proofErr w:type="gramEnd"/>
       <w:r>
         <w:rPr>
           <w:rFonts w:ascii="Times New Roman" w:eastAsia="標楷體" w:hAnsi="Times New Roman" w:cs="Times New Roman"/>
@@ -15490,13 +16458,63 @@
         <w:rPr>
           <w:rFonts w:ascii="Times New Roman" w:eastAsia="標楷體" w:hAnsi="Times New Roman" w:cs="Times New Roman"/>
         </w:rPr>
-        <w:t>店舖</w:t>
-      </w:r>
-      <w:r>
-        <w:rPr>
-          <w:rFonts w:ascii="Times New Roman" w:eastAsia="標楷體" w:hAnsi="Times New Roman" w:cs="Times New Roman"/>
-        </w:rPr>
-        <w:t>劃分為近區、中區與遠區。近區代表距離物流中心三公里以內的區域；中區為距離三至五公里之間的區域；遠區則為距離超過五公里的區域。</w:t>
+        <w:t>店</w:t>
+      </w:r>
+      <w:proofErr w:type="gramStart"/>
+      <w:r>
+        <w:rPr>
+          <w:rFonts w:ascii="Times New Roman" w:eastAsia="標楷體" w:hAnsi="Times New Roman" w:cs="Times New Roman"/>
+        </w:rPr>
+        <w:t>舖</w:t>
+      </w:r>
+      <w:proofErr w:type="gramEnd"/>
+      <w:r>
+        <w:rPr>
+          <w:rFonts w:ascii="Times New Roman" w:eastAsia="標楷體" w:hAnsi="Times New Roman" w:cs="Times New Roman"/>
+        </w:rPr>
+        <w:t>劃分</w:t>
+      </w:r>
+      <w:proofErr w:type="gramStart"/>
+      <w:r>
+        <w:rPr>
+          <w:rFonts w:ascii="Times New Roman" w:eastAsia="標楷體" w:hAnsi="Times New Roman" w:cs="Times New Roman"/>
+        </w:rPr>
+        <w:t>為近區</w:t>
+      </w:r>
+      <w:proofErr w:type="gramEnd"/>
+      <w:r>
+        <w:rPr>
+          <w:rFonts w:ascii="Times New Roman" w:eastAsia="標楷體" w:hAnsi="Times New Roman" w:cs="Times New Roman"/>
+        </w:rPr>
+        <w:t>、中區</w:t>
+      </w:r>
+      <w:proofErr w:type="gramStart"/>
+      <w:r>
+        <w:rPr>
+          <w:rFonts w:ascii="Times New Roman" w:eastAsia="標楷體" w:hAnsi="Times New Roman" w:cs="Times New Roman"/>
+        </w:rPr>
+        <w:t>與遠區</w:t>
+      </w:r>
+      <w:proofErr w:type="gramEnd"/>
+      <w:r>
+        <w:rPr>
+          <w:rFonts w:ascii="Times New Roman" w:eastAsia="標楷體" w:hAnsi="Times New Roman" w:cs="Times New Roman"/>
+        </w:rPr>
+        <w:t>。近區代表距離物流中心三公里以內的區域；中區為距離三至五公里之間的區域；</w:t>
+      </w:r>
+      <w:proofErr w:type="gramStart"/>
+      <w:r>
+        <w:rPr>
+          <w:rFonts w:ascii="Times New Roman" w:eastAsia="標楷體" w:hAnsi="Times New Roman" w:cs="Times New Roman"/>
+        </w:rPr>
+        <w:t>遠區則</w:t>
+      </w:r>
+      <w:proofErr w:type="gramEnd"/>
+      <w:r>
+        <w:rPr>
+          <w:rFonts w:ascii="Times New Roman" w:eastAsia="標楷體" w:hAnsi="Times New Roman" w:cs="Times New Roman"/>
+        </w:rPr>
+        <w:t>為距離超過五公里的區域。</w:t>
       </w:r>
     </w:p>
     <w:p>
@@ -17213,8 +18231,16 @@
         <w:rPr>
           <w:rFonts w:eastAsia="標楷體"/>
         </w:rPr>
-        <w:t>建立配送店舖</w:t>
-      </w:r>
+        <w:t>建立配送店</w:t>
+      </w:r>
+      <w:proofErr w:type="gramStart"/>
+      <w:r>
+        <w:rPr>
+          <w:rFonts w:eastAsia="標楷體"/>
+        </w:rPr>
+        <w:t>舖</w:t>
+      </w:r>
+      <w:proofErr w:type="gramEnd"/>
       <w:r>
         <w:rPr>
           <w:rFonts w:eastAsia="標楷體" w:hint="eastAsia"/>
@@ -17267,8 +18293,16 @@
         <w:rPr>
           <w:rFonts w:ascii="Times New Roman" w:eastAsia="標楷體" w:hAnsi="Times New Roman" w:cs="Times New Roman" w:hint="eastAsia"/>
         </w:rPr>
-        <w:t>店舖</w:t>
-      </w:r>
+        <w:t>店</w:t>
+      </w:r>
+      <w:proofErr w:type="gramStart"/>
+      <w:r>
+        <w:rPr>
+          <w:rFonts w:ascii="Times New Roman" w:eastAsia="標楷體" w:hAnsi="Times New Roman" w:cs="Times New Roman" w:hint="eastAsia"/>
+        </w:rPr>
+        <w:t>舖</w:t>
+      </w:r>
+      <w:proofErr w:type="gramEnd"/>
       <w:r>
         <w:rPr>
           <w:rFonts w:ascii="Times New Roman" w:eastAsia="標楷體" w:hAnsi="Times New Roman" w:cs="Times New Roman" w:hint="eastAsia"/>
@@ -17297,8 +18331,16 @@
         <w:rPr>
           <w:rFonts w:ascii="Times New Roman" w:eastAsia="標楷體" w:hAnsi="Times New Roman" w:cs="Times New Roman"/>
         </w:rPr>
-        <w:t>店舖</w:t>
-      </w:r>
+        <w:t>店</w:t>
+      </w:r>
+      <w:proofErr w:type="gramStart"/>
+      <w:r>
+        <w:rPr>
+          <w:rFonts w:ascii="Times New Roman" w:eastAsia="標楷體" w:hAnsi="Times New Roman" w:cs="Times New Roman"/>
+        </w:rPr>
+        <w:t>舖</w:t>
+      </w:r>
+      <w:proofErr w:type="gramEnd"/>
       <w:r>
         <w:rPr>
           <w:rFonts w:ascii="Times New Roman" w:eastAsia="標楷體" w:hAnsi="Times New Roman" w:cs="Times New Roman"/>
@@ -17309,8 +18351,16 @@
         <w:rPr>
           <w:rFonts w:ascii="Times New Roman" w:eastAsia="標楷體" w:hAnsi="Times New Roman" w:cs="Times New Roman"/>
         </w:rPr>
-        <w:t>店舖</w:t>
-      </w:r>
+        <w:t>店</w:t>
+      </w:r>
+      <w:proofErr w:type="gramStart"/>
+      <w:r>
+        <w:rPr>
+          <w:rFonts w:ascii="Times New Roman" w:eastAsia="標楷體" w:hAnsi="Times New Roman" w:cs="Times New Roman"/>
+        </w:rPr>
+        <w:t>舖</w:t>
+      </w:r>
+      <w:proofErr w:type="gramEnd"/>
       <w:r>
         <w:rPr>
           <w:rFonts w:ascii="Times New Roman" w:eastAsia="標楷體" w:hAnsi="Times New Roman" w:cs="Times New Roman"/>
@@ -17327,8 +18377,16 @@
         <w:rPr>
           <w:rFonts w:ascii="Times New Roman" w:eastAsia="標楷體" w:hAnsi="Times New Roman" w:cs="Times New Roman" w:hint="eastAsia"/>
         </w:rPr>
-        <w:t>店舖</w:t>
-      </w:r>
+        <w:t>店</w:t>
+      </w:r>
+      <w:proofErr w:type="gramStart"/>
+      <w:r>
+        <w:rPr>
+          <w:rFonts w:ascii="Times New Roman" w:eastAsia="標楷體" w:hAnsi="Times New Roman" w:cs="Times New Roman" w:hint="eastAsia"/>
+        </w:rPr>
+        <w:t>舖</w:t>
+      </w:r>
+      <w:proofErr w:type="gramEnd"/>
       <w:r>
         <w:rPr>
           <w:rFonts w:ascii="Times New Roman" w:eastAsia="標楷體" w:hAnsi="Times New Roman" w:cs="Times New Roman" w:hint="eastAsia"/>
@@ -17399,8 +18457,16 @@
         <w:rPr>
           <w:rFonts w:ascii="Times New Roman" w:eastAsia="標楷體" w:hAnsi="Times New Roman" w:cs="Times New Roman"/>
         </w:rPr>
-        <w:t>店舖</w:t>
-      </w:r>
+        <w:t>店</w:t>
+      </w:r>
+      <w:proofErr w:type="gramStart"/>
+      <w:r>
+        <w:rPr>
+          <w:rFonts w:ascii="Times New Roman" w:eastAsia="標楷體" w:hAnsi="Times New Roman" w:cs="Times New Roman"/>
+        </w:rPr>
+        <w:t>舖</w:t>
+      </w:r>
+      <w:proofErr w:type="gramEnd"/>
       <w:r>
         <w:rPr>
           <w:rFonts w:ascii="Times New Roman" w:eastAsia="標楷體" w:hAnsi="Times New Roman" w:cs="Times New Roman"/>
@@ -20490,14 +21556,36 @@
         <w:rPr>
           <w:rFonts w:ascii="Times New Roman" w:eastAsia="標楷體" w:hAnsi="Times New Roman" w:cs="Times New Roman" w:hint="eastAsia"/>
         </w:rPr>
-        <w:t>本研究系統的原始配送路線資料包含路網資料、滯店時間、</w:t>
-      </w:r>
-      <w:r>
-        <w:rPr>
-          <w:rFonts w:ascii="Times New Roman" w:eastAsia="標楷體" w:hAnsi="Times New Roman" w:cs="Times New Roman" w:hint="eastAsia"/>
-        </w:rPr>
-        <w:t>店舖</w:t>
-      </w:r>
+        <w:t>本研究系統的原始配送路線資料包含路網資料、</w:t>
+      </w:r>
+      <w:proofErr w:type="gramStart"/>
+      <w:r>
+        <w:rPr>
+          <w:rFonts w:ascii="Times New Roman" w:eastAsia="標楷體" w:hAnsi="Times New Roman" w:cs="Times New Roman" w:hint="eastAsia"/>
+        </w:rPr>
+        <w:t>滯店時間</w:t>
+      </w:r>
+      <w:proofErr w:type="gramEnd"/>
+      <w:r>
+        <w:rPr>
+          <w:rFonts w:ascii="Times New Roman" w:eastAsia="標楷體" w:hAnsi="Times New Roman" w:cs="Times New Roman" w:hint="eastAsia"/>
+        </w:rPr>
+        <w:t>、</w:t>
+      </w:r>
+      <w:r>
+        <w:rPr>
+          <w:rFonts w:ascii="Times New Roman" w:eastAsia="標楷體" w:hAnsi="Times New Roman" w:cs="Times New Roman" w:hint="eastAsia"/>
+        </w:rPr>
+        <w:t>店</w:t>
+      </w:r>
+      <w:proofErr w:type="gramStart"/>
+      <w:r>
+        <w:rPr>
+          <w:rFonts w:ascii="Times New Roman" w:eastAsia="標楷體" w:hAnsi="Times New Roman" w:cs="Times New Roman" w:hint="eastAsia"/>
+        </w:rPr>
+        <w:t>舖</w:t>
+      </w:r>
+      <w:proofErr w:type="gramEnd"/>
       <w:r>
         <w:rPr>
           <w:rFonts w:ascii="Times New Roman" w:eastAsia="標楷體" w:hAnsi="Times New Roman" w:cs="Times New Roman" w:hint="eastAsia"/>
@@ -20508,26 +21596,50 @@
         <w:rPr>
           <w:rFonts w:ascii="Times New Roman" w:eastAsia="標楷體" w:hAnsi="Times New Roman" w:cs="Times New Roman" w:hint="eastAsia"/>
         </w:rPr>
-        <w:t>店舖</w:t>
-      </w:r>
+        <w:t>店</w:t>
+      </w:r>
+      <w:proofErr w:type="gramStart"/>
+      <w:r>
+        <w:rPr>
+          <w:rFonts w:ascii="Times New Roman" w:eastAsia="標楷體" w:hAnsi="Times New Roman" w:cs="Times New Roman" w:hint="eastAsia"/>
+        </w:rPr>
+        <w:t>舖</w:t>
+      </w:r>
+      <w:proofErr w:type="gramEnd"/>
       <w:r>
         <w:rPr>
           <w:rFonts w:ascii="Times New Roman" w:eastAsia="標楷體" w:hAnsi="Times New Roman" w:cs="Times New Roman" w:hint="eastAsia"/>
         </w:rPr>
         <w:t>之間在不同時段的路程時間，包括依據原始地圖資料計算的路程時間及實際計算的平均行駛時間。</w:t>
       </w:r>
-      <w:r>
-        <w:rPr>
-          <w:rFonts w:ascii="Times New Roman" w:eastAsia="標楷體" w:hAnsi="Times New Roman" w:cs="Times New Roman"/>
-        </w:rPr>
-        <w:t>滯店時間表示車輛在各</w:t>
-      </w:r>
-      <w:r>
-        <w:rPr>
-          <w:rFonts w:ascii="Times New Roman" w:eastAsia="標楷體" w:hAnsi="Times New Roman" w:cs="Times New Roman"/>
-        </w:rPr>
-        <w:t>店舖</w:t>
-      </w:r>
+      <w:proofErr w:type="gramStart"/>
+      <w:r>
+        <w:rPr>
+          <w:rFonts w:ascii="Times New Roman" w:eastAsia="標楷體" w:hAnsi="Times New Roman" w:cs="Times New Roman"/>
+        </w:rPr>
+        <w:t>滯店時間</w:t>
+      </w:r>
+      <w:proofErr w:type="gramEnd"/>
+      <w:r>
+        <w:rPr>
+          <w:rFonts w:ascii="Times New Roman" w:eastAsia="標楷體" w:hAnsi="Times New Roman" w:cs="Times New Roman"/>
+        </w:rPr>
+        <w:t>表示車輛在各</w:t>
+      </w:r>
+      <w:r>
+        <w:rPr>
+          <w:rFonts w:ascii="Times New Roman" w:eastAsia="標楷體" w:hAnsi="Times New Roman" w:cs="Times New Roman"/>
+        </w:rPr>
+        <w:t>店</w:t>
+      </w:r>
+      <w:proofErr w:type="gramStart"/>
+      <w:r>
+        <w:rPr>
+          <w:rFonts w:ascii="Times New Roman" w:eastAsia="標楷體" w:hAnsi="Times New Roman" w:cs="Times New Roman"/>
+        </w:rPr>
+        <w:t>舖</w:t>
+      </w:r>
+      <w:proofErr w:type="gramEnd"/>
       <w:r>
         <w:rPr>
           <w:rFonts w:ascii="Times New Roman" w:eastAsia="標楷體" w:hAnsi="Times New Roman" w:cs="Times New Roman"/>
@@ -20544,8 +21656,16 @@
         <w:rPr>
           <w:rFonts w:ascii="Times New Roman" w:eastAsia="標楷體" w:hAnsi="Times New Roman" w:cs="Times New Roman" w:hint="eastAsia"/>
         </w:rPr>
-        <w:t>店舖</w:t>
-      </w:r>
+        <w:t>店</w:t>
+      </w:r>
+      <w:proofErr w:type="gramStart"/>
+      <w:r>
+        <w:rPr>
+          <w:rFonts w:ascii="Times New Roman" w:eastAsia="標楷體" w:hAnsi="Times New Roman" w:cs="Times New Roman" w:hint="eastAsia"/>
+        </w:rPr>
+        <w:t>舖</w:t>
+      </w:r>
+      <w:proofErr w:type="gramEnd"/>
       <w:r>
         <w:rPr>
           <w:rFonts w:ascii="Times New Roman" w:eastAsia="標楷體" w:hAnsi="Times New Roman" w:cs="Times New Roman" w:hint="eastAsia"/>
@@ -20556,8 +21676,16 @@
         <w:rPr>
           <w:rFonts w:ascii="Times New Roman" w:eastAsia="標楷體" w:hAnsi="Times New Roman" w:cs="Times New Roman" w:hint="eastAsia"/>
         </w:rPr>
-        <w:t>店舖</w:t>
-      </w:r>
+        <w:t>店</w:t>
+      </w:r>
+      <w:proofErr w:type="gramStart"/>
+      <w:r>
+        <w:rPr>
+          <w:rFonts w:ascii="Times New Roman" w:eastAsia="標楷體" w:hAnsi="Times New Roman" w:cs="Times New Roman" w:hint="eastAsia"/>
+        </w:rPr>
+        <w:t>舖</w:t>
+      </w:r>
+      <w:proofErr w:type="gramEnd"/>
       <w:r>
         <w:rPr>
           <w:rFonts w:ascii="Times New Roman" w:eastAsia="標楷體" w:hAnsi="Times New Roman" w:cs="Times New Roman" w:hint="eastAsia"/>
@@ -20568,8 +21696,16 @@
         <w:rPr>
           <w:rFonts w:ascii="Times New Roman" w:eastAsia="標楷體" w:hAnsi="Times New Roman" w:cs="Times New Roman" w:hint="eastAsia"/>
         </w:rPr>
-        <w:t>店舖</w:t>
-      </w:r>
+        <w:t>店</w:t>
+      </w:r>
+      <w:proofErr w:type="gramStart"/>
+      <w:r>
+        <w:rPr>
+          <w:rFonts w:ascii="Times New Roman" w:eastAsia="標楷體" w:hAnsi="Times New Roman" w:cs="Times New Roman" w:hint="eastAsia"/>
+        </w:rPr>
+        <w:t>舖</w:t>
+      </w:r>
+      <w:proofErr w:type="gramEnd"/>
       <w:r>
         <w:rPr>
           <w:rFonts w:ascii="Times New Roman" w:eastAsia="標楷體" w:hAnsi="Times New Roman" w:cs="Times New Roman" w:hint="eastAsia"/>
@@ -20580,8 +21716,16 @@
         <w:rPr>
           <w:rFonts w:ascii="Times New Roman" w:eastAsia="標楷體" w:hAnsi="Times New Roman" w:cs="Times New Roman" w:hint="eastAsia"/>
         </w:rPr>
-        <w:t>店舖</w:t>
-      </w:r>
+        <w:t>店</w:t>
+      </w:r>
+      <w:proofErr w:type="gramStart"/>
+      <w:r>
+        <w:rPr>
+          <w:rFonts w:ascii="Times New Roman" w:eastAsia="標楷體" w:hAnsi="Times New Roman" w:cs="Times New Roman" w:hint="eastAsia"/>
+        </w:rPr>
+        <w:t>舖</w:t>
+      </w:r>
+      <w:proofErr w:type="gramEnd"/>
       <w:r>
         <w:rPr>
           <w:rFonts w:ascii="Times New Roman" w:eastAsia="標楷體" w:hAnsi="Times New Roman" w:cs="Times New Roman" w:hint="eastAsia"/>
@@ -20592,8 +21736,16 @@
         <w:rPr>
           <w:rFonts w:ascii="Times New Roman" w:eastAsia="標楷體" w:hAnsi="Times New Roman" w:cs="Times New Roman" w:hint="eastAsia"/>
         </w:rPr>
-        <w:t>店舖</w:t>
-      </w:r>
+        <w:t>店</w:t>
+      </w:r>
+      <w:proofErr w:type="gramStart"/>
+      <w:r>
+        <w:rPr>
+          <w:rFonts w:ascii="Times New Roman" w:eastAsia="標楷體" w:hAnsi="Times New Roman" w:cs="Times New Roman" w:hint="eastAsia"/>
+        </w:rPr>
+        <w:t>舖</w:t>
+      </w:r>
+      <w:proofErr w:type="gramEnd"/>
       <w:r>
         <w:rPr>
           <w:rFonts w:ascii="Times New Roman" w:eastAsia="標楷體" w:hAnsi="Times New Roman" w:cs="Times New Roman" w:hint="eastAsia"/>
@@ -20742,8 +21894,16 @@
         <w:rPr>
           <w:rFonts w:ascii="Times New Roman" w:eastAsia="標楷體" w:hAnsi="Times New Roman" w:cs="Times New Roman"/>
         </w:rPr>
-        <w:t>店舖</w:t>
-      </w:r>
+        <w:t>店</w:t>
+      </w:r>
+      <w:proofErr w:type="gramStart"/>
+      <w:r>
+        <w:rPr>
+          <w:rFonts w:ascii="Times New Roman" w:eastAsia="標楷體" w:hAnsi="Times New Roman" w:cs="Times New Roman"/>
+        </w:rPr>
+        <w:t>舖</w:t>
+      </w:r>
+      <w:proofErr w:type="gramEnd"/>
       <w:r>
         <w:rPr>
           <w:rFonts w:ascii="Times New Roman" w:eastAsia="標楷體" w:hAnsi="Times New Roman" w:cs="Times New Roman" w:hint="eastAsia"/>
@@ -20826,8 +21986,16 @@
         <w:rPr>
           <w:rFonts w:ascii="Times New Roman" w:eastAsia="標楷體" w:hAnsi="Times New Roman" w:cs="Times New Roman" w:hint="eastAsia"/>
         </w:rPr>
-        <w:t>各車次以及其對應的店舖</w:t>
-      </w:r>
+        <w:t>各車次以及其對應的店</w:t>
+      </w:r>
+      <w:proofErr w:type="gramStart"/>
+      <w:r>
+        <w:rPr>
+          <w:rFonts w:ascii="Times New Roman" w:eastAsia="標楷體" w:hAnsi="Times New Roman" w:cs="Times New Roman" w:hint="eastAsia"/>
+        </w:rPr>
+        <w:t>舖</w:t>
+      </w:r>
+      <w:proofErr w:type="gramEnd"/>
       <w:r>
         <w:rPr>
           <w:rFonts w:ascii="Times New Roman" w:eastAsia="標楷體" w:hAnsi="Times New Roman" w:cs="Times New Roman" w:hint="eastAsia"/>
@@ -20919,18 +22087,40 @@
         <w:rPr>
           <w:rFonts w:eastAsia="標楷體"/>
         </w:rPr>
-        <w:t>資料整合將原始配送路線資料中的路網資料、滯店時間、</w:t>
-      </w:r>
+        <w:t>資料整合將原始配送路線資料中的路網資料、</w:t>
+      </w:r>
+      <w:proofErr w:type="gramStart"/>
       <w:r>
         <w:rPr>
           <w:rFonts w:eastAsia="標楷體"/>
         </w:rPr>
-        <w:t>店舖</w:t>
-      </w:r>
+        <w:t>滯店時間</w:t>
+      </w:r>
+      <w:proofErr w:type="gramEnd"/>
       <w:r>
         <w:rPr>
           <w:rFonts w:eastAsia="標楷體"/>
         </w:rPr>
+        <w:t>、</w:t>
+      </w:r>
+      <w:r>
+        <w:rPr>
+          <w:rFonts w:eastAsia="標楷體"/>
+        </w:rPr>
+        <w:t>店</w:t>
+      </w:r>
+      <w:proofErr w:type="gramStart"/>
+      <w:r>
+        <w:rPr>
+          <w:rFonts w:eastAsia="標楷體"/>
+        </w:rPr>
+        <w:t>舖</w:t>
+      </w:r>
+      <w:proofErr w:type="gramEnd"/>
+      <w:r>
+        <w:rPr>
+          <w:rFonts w:eastAsia="標楷體"/>
+        </w:rPr>
         <w:t>主檔以及原始路線資料</w:t>
       </w:r>
       <w:r>
@@ -20985,12 +22175,20 @@
         <w:rPr>
           <w:rFonts w:eastAsia="標楷體"/>
         </w:rPr>
-        <w:t>店舖</w:t>
-      </w:r>
+        <w:t>店</w:t>
+      </w:r>
+      <w:proofErr w:type="gramStart"/>
       <w:r>
         <w:rPr>
           <w:rFonts w:eastAsia="標楷體"/>
         </w:rPr>
+        <w:t>舖</w:t>
+      </w:r>
+      <w:proofErr w:type="gramEnd"/>
+      <w:r>
+        <w:rPr>
+          <w:rFonts w:eastAsia="標楷體"/>
+        </w:rPr>
         <w:t>及其對應車輛的材積量上限</w:t>
       </w:r>
       <w:r>
@@ -21003,12 +22201,20 @@
         <w:rPr>
           <w:rFonts w:eastAsia="標楷體" w:hint="eastAsia"/>
         </w:rPr>
-        <w:t>店舖</w:t>
-      </w:r>
+        <w:t>店</w:t>
+      </w:r>
+      <w:proofErr w:type="gramStart"/>
       <w:r>
         <w:rPr>
           <w:rFonts w:eastAsia="標楷體" w:hint="eastAsia"/>
         </w:rPr>
+        <w:t>舖</w:t>
+      </w:r>
+      <w:proofErr w:type="gramEnd"/>
+      <w:r>
+        <w:rPr>
+          <w:rFonts w:eastAsia="標楷體" w:hint="eastAsia"/>
+        </w:rPr>
         <w:t>的詳細資訊與限制</w:t>
       </w:r>
       <w:r>
@@ -21021,12 +22227,20 @@
         <w:rPr>
           <w:rFonts w:eastAsia="標楷體"/>
         </w:rPr>
-        <w:t>店舖</w:t>
-      </w:r>
+        <w:t>店</w:t>
+      </w:r>
+      <w:proofErr w:type="gramStart"/>
       <w:r>
         <w:rPr>
           <w:rFonts w:eastAsia="標楷體"/>
         </w:rPr>
+        <w:t>舖</w:t>
+      </w:r>
+      <w:proofErr w:type="gramEnd"/>
+      <w:r>
+        <w:rPr>
+          <w:rFonts w:eastAsia="標楷體"/>
+        </w:rPr>
         <w:t>地理位置、時間窗限制</w:t>
       </w:r>
       <w:r>
@@ -21057,13 +22271,27 @@
         <w:rPr>
           <w:rFonts w:eastAsia="標楷體"/>
         </w:rPr>
-        <w:t>店舖</w:t>
-      </w:r>
+        <w:t>店</w:t>
+      </w:r>
+      <w:proofErr w:type="gramStart"/>
       <w:r>
         <w:rPr>
           <w:rFonts w:eastAsia="標楷體"/>
         </w:rPr>
-        <w:t>間的行駛時間</w:t>
+        <w:t>舖</w:t>
+      </w:r>
+      <w:r>
+        <w:rPr>
+          <w:rFonts w:eastAsia="標楷體"/>
+        </w:rPr>
+        <w:t>間的</w:t>
+      </w:r>
+      <w:proofErr w:type="gramEnd"/>
+      <w:r>
+        <w:rPr>
+          <w:rFonts w:eastAsia="標楷體"/>
+        </w:rPr>
+        <w:t>行駛時間</w:t>
       </w:r>
       <w:r>
         <w:rPr>
@@ -21190,7 +22418,35 @@
         <w:rPr>
           <w:rFonts w:ascii="Times New Roman" w:eastAsia="標楷體" w:hAnsi="Times New Roman" w:cs="Times New Roman"/>
         </w:rPr>
-        <w:t>路線模組功能在於透過蟻群演算法與多目標蟻群演算法進行配送路線的檢查、調整與優化。</w:t>
+        <w:t>路線模組功能在於</w:t>
+      </w:r>
+      <w:proofErr w:type="gramStart"/>
+      <w:r>
+        <w:rPr>
+          <w:rFonts w:ascii="Times New Roman" w:eastAsia="標楷體" w:hAnsi="Times New Roman" w:cs="Times New Roman"/>
+        </w:rPr>
+        <w:t>透過蟻群演算法</w:t>
+      </w:r>
+      <w:proofErr w:type="gramEnd"/>
+      <w:r>
+        <w:rPr>
+          <w:rFonts w:ascii="Times New Roman" w:eastAsia="標楷體" w:hAnsi="Times New Roman" w:cs="Times New Roman"/>
+        </w:rPr>
+        <w:t>與</w:t>
+      </w:r>
+      <w:proofErr w:type="gramStart"/>
+      <w:r>
+        <w:rPr>
+          <w:rFonts w:ascii="Times New Roman" w:eastAsia="標楷體" w:hAnsi="Times New Roman" w:cs="Times New Roman"/>
+        </w:rPr>
+        <w:t>多目標蟻群演算法</w:t>
+      </w:r>
+      <w:proofErr w:type="gramEnd"/>
+      <w:r>
+        <w:rPr>
+          <w:rFonts w:ascii="Times New Roman" w:eastAsia="標楷體" w:hAnsi="Times New Roman" w:cs="Times New Roman"/>
+        </w:rPr>
+        <w:t>進行配送路線的檢查、調整與優化。</w:t>
       </w:r>
       <w:r>
         <w:rPr>
@@ -21208,8 +22464,16 @@
         <w:rPr>
           <w:rFonts w:ascii="Times New Roman" w:eastAsia="標楷體" w:hAnsi="Times New Roman" w:cs="Times New Roman"/>
         </w:rPr>
-        <w:t>店舖</w:t>
-      </w:r>
+        <w:t>店</w:t>
+      </w:r>
+      <w:proofErr w:type="gramStart"/>
+      <w:r>
+        <w:rPr>
+          <w:rFonts w:ascii="Times New Roman" w:eastAsia="標楷體" w:hAnsi="Times New Roman" w:cs="Times New Roman"/>
+        </w:rPr>
+        <w:t>舖</w:t>
+      </w:r>
+      <w:proofErr w:type="gramEnd"/>
       <w:r>
         <w:rPr>
           <w:rFonts w:ascii="Times New Roman" w:eastAsia="標楷體" w:hAnsi="Times New Roman" w:cs="Times New Roman"/>
@@ -21226,8 +22490,16 @@
         <w:rPr>
           <w:rFonts w:ascii="Times New Roman" w:eastAsia="標楷體" w:hAnsi="Times New Roman" w:cs="Times New Roman"/>
         </w:rPr>
-        <w:t>店舖</w:t>
-      </w:r>
+        <w:t>店</w:t>
+      </w:r>
+      <w:proofErr w:type="gramStart"/>
+      <w:r>
+        <w:rPr>
+          <w:rFonts w:ascii="Times New Roman" w:eastAsia="標楷體" w:hAnsi="Times New Roman" w:cs="Times New Roman"/>
+        </w:rPr>
+        <w:t>舖</w:t>
+      </w:r>
+      <w:proofErr w:type="gramEnd"/>
       <w:r>
         <w:rPr>
           <w:rFonts w:ascii="Times New Roman" w:eastAsia="標楷體" w:hAnsi="Times New Roman" w:cs="Times New Roman"/>
@@ -21250,8 +22522,16 @@
         <w:rPr>
           <w:rFonts w:ascii="Times New Roman" w:eastAsia="標楷體" w:hAnsi="Times New Roman" w:cs="Times New Roman" w:hint="eastAsia"/>
         </w:rPr>
-        <w:t>店舖</w:t>
-      </w:r>
+        <w:t>店</w:t>
+      </w:r>
+      <w:proofErr w:type="gramStart"/>
+      <w:r>
+        <w:rPr>
+          <w:rFonts w:ascii="Times New Roman" w:eastAsia="標楷體" w:hAnsi="Times New Roman" w:cs="Times New Roman" w:hint="eastAsia"/>
+        </w:rPr>
+        <w:t>舖</w:t>
+      </w:r>
+      <w:proofErr w:type="gramEnd"/>
       <w:r>
         <w:rPr>
           <w:rFonts w:ascii="Times New Roman" w:eastAsia="標楷體" w:hAnsi="Times New Roman" w:cs="Times New Roman" w:hint="eastAsia"/>
@@ -21268,8 +22548,16 @@
         <w:rPr>
           <w:rFonts w:ascii="Times New Roman" w:eastAsia="標楷體" w:hAnsi="Times New Roman" w:cs="Times New Roman" w:hint="eastAsia"/>
         </w:rPr>
-        <w:t>店舖</w:t>
-      </w:r>
+        <w:t>店</w:t>
+      </w:r>
+      <w:proofErr w:type="gramStart"/>
+      <w:r>
+        <w:rPr>
+          <w:rFonts w:ascii="Times New Roman" w:eastAsia="標楷體" w:hAnsi="Times New Roman" w:cs="Times New Roman" w:hint="eastAsia"/>
+        </w:rPr>
+        <w:t>舖</w:t>
+      </w:r>
+      <w:proofErr w:type="gramEnd"/>
       <w:r>
         <w:rPr>
           <w:rFonts w:ascii="Times New Roman" w:eastAsia="標楷體" w:hAnsi="Times New Roman" w:cs="Times New Roman" w:hint="eastAsia"/>
@@ -21341,8 +22629,20 @@
           <w:sz w:val="28"/>
           <w:szCs w:val="28"/>
         </w:rPr>
-        <w:t>店舖</w:t>
-      </w:r>
+        <w:t>店</w:t>
+      </w:r>
+      <w:proofErr w:type="gramStart"/>
+      <w:r>
+        <w:rPr>
+          <w:rFonts w:ascii="Times New Roman" w:eastAsia="標楷體" w:hAnsi="Times New Roman" w:cs="Times New Roman" w:hint="eastAsia"/>
+          <w:b/>
+          <w:bCs/>
+          <w:sz w:val="28"/>
+          <w:szCs w:val="28"/>
+        </w:rPr>
+        <w:t>舖</w:t>
+      </w:r>
+      <w:proofErr w:type="gramEnd"/>
       <w:r>
         <w:rPr>
           <w:rFonts w:ascii="Times New Roman" w:eastAsia="標楷體" w:hAnsi="Times New Roman" w:cs="Times New Roman" w:hint="eastAsia"/>
@@ -21432,8 +22732,16 @@
         <w:rPr>
           <w:rFonts w:ascii="Times New Roman" w:eastAsia="標楷體" w:hAnsi="Times New Roman" w:cs="Times New Roman"/>
         </w:rPr>
-        <w:t>店舖</w:t>
-      </w:r>
+        <w:t>店</w:t>
+      </w:r>
+      <w:proofErr w:type="gramStart"/>
+      <w:r>
+        <w:rPr>
+          <w:rFonts w:ascii="Times New Roman" w:eastAsia="標楷體" w:hAnsi="Times New Roman" w:cs="Times New Roman"/>
+        </w:rPr>
+        <w:t>舖</w:t>
+      </w:r>
+      <w:proofErr w:type="gramEnd"/>
       <w:r>
         <w:rPr>
           <w:rFonts w:ascii="Times New Roman" w:eastAsia="標楷體" w:hAnsi="Times New Roman" w:cs="Times New Roman" w:hint="eastAsia"/>
@@ -21480,7 +22788,21 @@
         <w:rPr>
           <w:rFonts w:ascii="Times New Roman" w:eastAsia="標楷體" w:hAnsi="Times New Roman" w:cs="Times New Roman" w:hint="eastAsia"/>
         </w:rPr>
-        <w:t>則該路線需透過基因演算法進行店舖抽取。基因演算法</w:t>
+        <w:t>則該路線需透過基因演算法進行店</w:t>
+      </w:r>
+      <w:proofErr w:type="gramStart"/>
+      <w:r>
+        <w:rPr>
+          <w:rFonts w:ascii="Times New Roman" w:eastAsia="標楷體" w:hAnsi="Times New Roman" w:cs="Times New Roman" w:hint="eastAsia"/>
+        </w:rPr>
+        <w:t>舖</w:t>
+      </w:r>
+      <w:proofErr w:type="gramEnd"/>
+      <w:r>
+        <w:rPr>
+          <w:rFonts w:ascii="Times New Roman" w:eastAsia="標楷體" w:hAnsi="Times New Roman" w:cs="Times New Roman" w:hint="eastAsia"/>
+        </w:rPr>
+        <w:t>抽取。基因演算法</w:t>
       </w:r>
       <w:r>
         <w:rPr>
@@ -21498,7 +22820,21 @@
         <w:rPr>
           <w:rFonts w:ascii="Times New Roman" w:eastAsia="標楷體" w:hAnsi="Times New Roman" w:cs="Times New Roman" w:hint="eastAsia"/>
         </w:rPr>
-        <w:t>，再根據適配度選擇個體做為父代，接著以路線為單位進行交配並進行基因突變</w:t>
+        <w:t>，再根據</w:t>
+      </w:r>
+      <w:proofErr w:type="gramStart"/>
+      <w:r>
+        <w:rPr>
+          <w:rFonts w:ascii="Times New Roman" w:eastAsia="標楷體" w:hAnsi="Times New Roman" w:cs="Times New Roman" w:hint="eastAsia"/>
+        </w:rPr>
+        <w:t>適配度選擇</w:t>
+      </w:r>
+      <w:proofErr w:type="gramEnd"/>
+      <w:r>
+        <w:rPr>
+          <w:rFonts w:ascii="Times New Roman" w:eastAsia="標楷體" w:hAnsi="Times New Roman" w:cs="Times New Roman" w:hint="eastAsia"/>
+        </w:rPr>
+        <w:t>個體做為父代，接著以路線為單位進行交配並進行基因突變</w:t>
       </w:r>
       <w:r>
         <w:rPr>
@@ -21522,8 +22858,16 @@
         <w:rPr>
           <w:rFonts w:ascii="Times New Roman" w:eastAsia="標楷體" w:hAnsi="Times New Roman" w:cs="Times New Roman"/>
         </w:rPr>
-        <w:t>店舖</w:t>
-      </w:r>
+        <w:t>店</w:t>
+      </w:r>
+      <w:proofErr w:type="gramStart"/>
+      <w:r>
+        <w:rPr>
+          <w:rFonts w:ascii="Times New Roman" w:eastAsia="標楷體" w:hAnsi="Times New Roman" w:cs="Times New Roman"/>
+        </w:rPr>
+        <w:t>舖</w:t>
+      </w:r>
+      <w:proofErr w:type="gramEnd"/>
       <w:r>
         <w:rPr>
           <w:rFonts w:ascii="Times New Roman" w:eastAsia="標楷體" w:hAnsi="Times New Roman" w:cs="Times New Roman" w:hint="eastAsia"/>
@@ -21576,7 +22920,21 @@
         <w:rPr>
           <w:rFonts w:ascii="Times New Roman" w:eastAsia="標楷體" w:hAnsi="Times New Roman" w:cs="Times New Roman" w:hint="eastAsia"/>
         </w:rPr>
-        <w:t>以二進制向量表示的店舖在路線上的抽取結果</w:t>
+        <w:t>以二進制向量表示的店</w:t>
+      </w:r>
+      <w:proofErr w:type="gramStart"/>
+      <w:r>
+        <w:rPr>
+          <w:rFonts w:ascii="Times New Roman" w:eastAsia="標楷體" w:hAnsi="Times New Roman" w:cs="Times New Roman" w:hint="eastAsia"/>
+        </w:rPr>
+        <w:t>舖</w:t>
+      </w:r>
+      <w:proofErr w:type="gramEnd"/>
+      <w:r>
+        <w:rPr>
+          <w:rFonts w:ascii="Times New Roman" w:eastAsia="標楷體" w:hAnsi="Times New Roman" w:cs="Times New Roman" w:hint="eastAsia"/>
+        </w:rPr>
+        <w:t>在路線上的抽取結果</w:t>
       </w:r>
       <w:r>
         <w:rPr>
@@ -21642,7 +23000,21 @@
         <w:rPr>
           <w:rFonts w:ascii="Times New Roman" w:eastAsia="標楷體" w:hAnsi="Times New Roman" w:cs="Times New Roman" w:hint="eastAsia"/>
         </w:rPr>
-        <w:t>該值透過後續候選店舖再分配與支援線規劃結果評估</w:t>
+        <w:t>該值透過後續候選店</w:t>
+      </w:r>
+      <w:proofErr w:type="gramStart"/>
+      <w:r>
+        <w:rPr>
+          <w:rFonts w:ascii="Times New Roman" w:eastAsia="標楷體" w:hAnsi="Times New Roman" w:cs="Times New Roman" w:hint="eastAsia"/>
+        </w:rPr>
+        <w:t>舖</w:t>
+      </w:r>
+      <w:proofErr w:type="gramEnd"/>
+      <w:r>
+        <w:rPr>
+          <w:rFonts w:ascii="Times New Roman" w:eastAsia="標楷體" w:hAnsi="Times New Roman" w:cs="Times New Roman" w:hint="eastAsia"/>
+        </w:rPr>
+        <w:t>再分配與支援線規劃結果評估</w:t>
       </w:r>
       <w:r>
         <w:rPr>
@@ -22565,8 +23937,20 @@
           <w:sz w:val="28"/>
           <w:szCs w:val="28"/>
         </w:rPr>
-        <w:t>店舖</w:t>
-      </w:r>
+        <w:t>店</w:t>
+      </w:r>
+      <w:proofErr w:type="gramStart"/>
+      <w:r>
+        <w:rPr>
+          <w:rFonts w:ascii="Times New Roman" w:eastAsia="標楷體" w:hAnsi="Times New Roman" w:cs="Times New Roman" w:hint="eastAsia"/>
+          <w:b/>
+          <w:bCs/>
+          <w:sz w:val="28"/>
+          <w:szCs w:val="28"/>
+        </w:rPr>
+        <w:t>舖</w:t>
+      </w:r>
+      <w:proofErr w:type="gramEnd"/>
       <w:r>
         <w:rPr>
           <w:rFonts w:ascii="Times New Roman" w:eastAsia="標楷體" w:hAnsi="Times New Roman" w:cs="Times New Roman" w:hint="eastAsia"/>
@@ -22658,8 +24042,16 @@
         <w:rPr>
           <w:rFonts w:ascii="Times New Roman" w:eastAsia="標楷體" w:hAnsi="Times New Roman" w:cs="Times New Roman"/>
         </w:rPr>
-        <w:t>店舖</w:t>
-      </w:r>
+        <w:t>店</w:t>
+      </w:r>
+      <w:proofErr w:type="gramStart"/>
+      <w:r>
+        <w:rPr>
+          <w:rFonts w:ascii="Times New Roman" w:eastAsia="標楷體" w:hAnsi="Times New Roman" w:cs="Times New Roman"/>
+        </w:rPr>
+        <w:t>舖</w:t>
+      </w:r>
+      <w:proofErr w:type="gramEnd"/>
       <w:r>
         <w:rPr>
           <w:rFonts w:ascii="Times New Roman" w:eastAsia="標楷體" w:hAnsi="Times New Roman" w:cs="Times New Roman"/>
@@ -22676,8 +24068,16 @@
         <w:rPr>
           <w:rFonts w:ascii="Times New Roman" w:eastAsia="標楷體" w:hAnsi="Times New Roman" w:cs="Times New Roman"/>
         </w:rPr>
-        <w:t>店舖</w:t>
-      </w:r>
+        <w:t>店</w:t>
+      </w:r>
+      <w:proofErr w:type="gramStart"/>
+      <w:r>
+        <w:rPr>
+          <w:rFonts w:ascii="Times New Roman" w:eastAsia="標楷體" w:hAnsi="Times New Roman" w:cs="Times New Roman"/>
+        </w:rPr>
+        <w:t>舖</w:t>
+      </w:r>
+      <w:proofErr w:type="gramEnd"/>
       <w:r>
         <w:rPr>
           <w:rFonts w:ascii="Times New Roman" w:eastAsia="標楷體" w:hAnsi="Times New Roman" w:cs="Times New Roman"/>
@@ -22688,13 +24088,35 @@
         <w:rPr>
           <w:rFonts w:ascii="Times New Roman" w:eastAsia="標楷體" w:hAnsi="Times New Roman" w:cs="Times New Roman"/>
         </w:rPr>
-        <w:t>店舖</w:t>
-      </w:r>
-      <w:r>
-        <w:rPr>
-          <w:rFonts w:ascii="Times New Roman" w:eastAsia="標楷體" w:hAnsi="Times New Roman" w:cs="Times New Roman"/>
-        </w:rPr>
-        <w:t>重新指派至尚有剩餘</w:t>
+        <w:t>店</w:t>
+      </w:r>
+      <w:proofErr w:type="gramStart"/>
+      <w:r>
+        <w:rPr>
+          <w:rFonts w:ascii="Times New Roman" w:eastAsia="標楷體" w:hAnsi="Times New Roman" w:cs="Times New Roman"/>
+        </w:rPr>
+        <w:t>舖</w:t>
+      </w:r>
+      <w:proofErr w:type="gramEnd"/>
+      <w:r>
+        <w:rPr>
+          <w:rFonts w:ascii="Times New Roman" w:eastAsia="標楷體" w:hAnsi="Times New Roman" w:cs="Times New Roman"/>
+        </w:rPr>
+        <w:t>重新</w:t>
+      </w:r>
+      <w:proofErr w:type="gramStart"/>
+      <w:r>
+        <w:rPr>
+          <w:rFonts w:ascii="Times New Roman" w:eastAsia="標楷體" w:hAnsi="Times New Roman" w:cs="Times New Roman"/>
+        </w:rPr>
+        <w:t>指派至尚有</w:t>
+      </w:r>
+      <w:proofErr w:type="gramEnd"/>
+      <w:r>
+        <w:rPr>
+          <w:rFonts w:ascii="Times New Roman" w:eastAsia="標楷體" w:hAnsi="Times New Roman" w:cs="Times New Roman"/>
+        </w:rPr>
+        <w:t>剩餘</w:t>
       </w:r>
       <w:r>
         <w:rPr>
@@ -22742,8 +24164,16 @@
         <w:rPr>
           <w:rFonts w:ascii="Times New Roman" w:eastAsia="標楷體" w:hAnsi="Times New Roman" w:cs="Times New Roman" w:hint="eastAsia"/>
         </w:rPr>
-        <w:t>店舖</w:t>
-      </w:r>
+        <w:t>店</w:t>
+      </w:r>
+      <w:proofErr w:type="gramStart"/>
+      <w:r>
+        <w:rPr>
+          <w:rFonts w:ascii="Times New Roman" w:eastAsia="標楷體" w:hAnsi="Times New Roman" w:cs="Times New Roman" w:hint="eastAsia"/>
+        </w:rPr>
+        <w:t>舖</w:t>
+      </w:r>
+      <w:proofErr w:type="gramEnd"/>
       <w:r>
         <w:rPr>
           <w:rFonts w:ascii="Times New Roman" w:eastAsia="標楷體" w:hAnsi="Times New Roman" w:cs="Times New Roman"/>
@@ -22790,8 +24220,16 @@
         <w:rPr>
           <w:rFonts w:ascii="Times New Roman" w:eastAsia="標楷體" w:hAnsi="Times New Roman" w:cs="Times New Roman" w:hint="eastAsia"/>
         </w:rPr>
-        <w:t>店舖</w:t>
-      </w:r>
+        <w:t>店</w:t>
+      </w:r>
+      <w:proofErr w:type="gramStart"/>
+      <w:r>
+        <w:rPr>
+          <w:rFonts w:ascii="Times New Roman" w:eastAsia="標楷體" w:hAnsi="Times New Roman" w:cs="Times New Roman" w:hint="eastAsia"/>
+        </w:rPr>
+        <w:t>舖</w:t>
+      </w:r>
+      <w:proofErr w:type="gramEnd"/>
       <w:r>
         <w:rPr>
           <w:rFonts w:ascii="Times New Roman" w:eastAsia="標楷體" w:hAnsi="Times New Roman" w:cs="Times New Roman"/>
@@ -22814,8 +24252,16 @@
         <w:rPr>
           <w:rFonts w:ascii="Times New Roman" w:eastAsia="標楷體" w:hAnsi="Times New Roman" w:cs="Times New Roman" w:hint="eastAsia"/>
         </w:rPr>
-        <w:t>載上限，時間窗則透過</w:t>
-      </w:r>
+        <w:t>載上限，</w:t>
+      </w:r>
+      <w:proofErr w:type="gramStart"/>
+      <w:r>
+        <w:rPr>
+          <w:rFonts w:ascii="Times New Roman" w:eastAsia="標楷體" w:hAnsi="Times New Roman" w:cs="Times New Roman" w:hint="eastAsia"/>
+        </w:rPr>
+        <w:t>時間窗則透過</w:t>
+      </w:r>
+      <w:proofErr w:type="gramEnd"/>
       <w:r>
         <w:rPr>
           <w:rFonts w:ascii="Times New Roman" w:eastAsia="標楷體" w:hAnsi="Times New Roman" w:cs="Times New Roman" w:hint="eastAsia"/>
@@ -22850,7 +24296,21 @@
         <w:rPr>
           <w:rFonts w:ascii="Times New Roman" w:eastAsia="標楷體" w:hAnsi="Times New Roman" w:cs="Times New Roman"/>
         </w:rPr>
-        <w:t>若能在不違反限制的前提下完成分配，則候選店舖可重新回</w:t>
+        <w:t>若能在不違反限制的前提下完成分配，則候選店</w:t>
+      </w:r>
+      <w:proofErr w:type="gramStart"/>
+      <w:r>
+        <w:rPr>
+          <w:rFonts w:ascii="Times New Roman" w:eastAsia="標楷體" w:hAnsi="Times New Roman" w:cs="Times New Roman"/>
+        </w:rPr>
+        <w:t>舖</w:t>
+      </w:r>
+      <w:proofErr w:type="gramEnd"/>
+      <w:r>
+        <w:rPr>
+          <w:rFonts w:ascii="Times New Roman" w:eastAsia="標楷體" w:hAnsi="Times New Roman" w:cs="Times New Roman"/>
+        </w:rPr>
+        <w:t>可重新回</w:t>
       </w:r>
       <w:r>
         <w:rPr>
@@ -22934,7 +24394,21 @@
         <w:rPr>
           <w:rFonts w:ascii="Times New Roman" w:eastAsia="標楷體" w:hAnsi="Times New Roman" w:cs="Times New Roman"/>
         </w:rPr>
-        <w:t>總路線時長限制，計算路線的行駛總時間與所有店舖的服務時間總和，並</w:t>
+        <w:t>總路線時長限制，計算路線的行駛總時間與所有店</w:t>
+      </w:r>
+      <w:proofErr w:type="gramStart"/>
+      <w:r>
+        <w:rPr>
+          <w:rFonts w:ascii="Times New Roman" w:eastAsia="標楷體" w:hAnsi="Times New Roman" w:cs="Times New Roman"/>
+        </w:rPr>
+        <w:t>舖</w:t>
+      </w:r>
+      <w:proofErr w:type="gramEnd"/>
+      <w:r>
+        <w:rPr>
+          <w:rFonts w:ascii="Times New Roman" w:eastAsia="標楷體" w:hAnsi="Times New Roman" w:cs="Times New Roman"/>
+        </w:rPr>
+        <w:t>的服務時間總和，並</w:t>
       </w:r>
       <w:r>
         <w:rPr>
@@ -23019,8 +24493,16 @@
         <w:rPr>
           <w:rFonts w:ascii="Times New Roman" w:eastAsia="標楷體" w:hAnsi="Times New Roman" w:cs="Times New Roman" w:hint="eastAsia"/>
         </w:rPr>
-        <w:t>店舖</w:t>
-      </w:r>
+        <w:t>店</w:t>
+      </w:r>
+      <w:proofErr w:type="gramStart"/>
+      <w:r>
+        <w:rPr>
+          <w:rFonts w:ascii="Times New Roman" w:eastAsia="標楷體" w:hAnsi="Times New Roman" w:cs="Times New Roman" w:hint="eastAsia"/>
+        </w:rPr>
+        <w:t>舖</w:t>
+      </w:r>
+      <w:proofErr w:type="gramEnd"/>
       <w:r>
         <w:rPr>
           <w:rFonts w:ascii="Times New Roman" w:eastAsia="標楷體" w:hAnsi="Times New Roman" w:cs="Times New Roman"/>
@@ -23037,7 +24519,35 @@
         <w:rPr>
           <w:rFonts w:ascii="Times New Roman" w:eastAsia="標楷體" w:hAnsi="Times New Roman" w:cs="Times New Roman"/>
         </w:rPr>
-        <w:t>店舖的服務後，經過兩點間的行駛時間才抵達下一節點。式</w:t>
+        <w:t>店</w:t>
+      </w:r>
+      <w:proofErr w:type="gramStart"/>
+      <w:r>
+        <w:rPr>
+          <w:rFonts w:ascii="Times New Roman" w:eastAsia="標楷體" w:hAnsi="Times New Roman" w:cs="Times New Roman"/>
+        </w:rPr>
+        <w:t>舖</w:t>
+      </w:r>
+      <w:proofErr w:type="gramEnd"/>
+      <w:r>
+        <w:rPr>
+          <w:rFonts w:ascii="Times New Roman" w:eastAsia="標楷體" w:hAnsi="Times New Roman" w:cs="Times New Roman"/>
+        </w:rPr>
+        <w:t>的服務後，經過</w:t>
+      </w:r>
+      <w:proofErr w:type="gramStart"/>
+      <w:r>
+        <w:rPr>
+          <w:rFonts w:ascii="Times New Roman" w:eastAsia="標楷體" w:hAnsi="Times New Roman" w:cs="Times New Roman"/>
+        </w:rPr>
+        <w:t>兩點間的行駛</w:t>
+      </w:r>
+      <w:proofErr w:type="gramEnd"/>
+      <w:r>
+        <w:rPr>
+          <w:rFonts w:ascii="Times New Roman" w:eastAsia="標楷體" w:hAnsi="Times New Roman" w:cs="Times New Roman"/>
+        </w:rPr>
+        <w:t>時間才抵達下一節點。式</w:t>
       </w:r>
       <w:r>
         <w:rPr>
@@ -23061,7 +24571,21 @@
         <w:rPr>
           <w:rFonts w:ascii="Times New Roman" w:eastAsia="標楷體" w:hAnsi="Times New Roman" w:cs="Times New Roman"/>
         </w:rPr>
-        <w:t>每家店舖的到達時間必須落在允許的服務時間範圍內，本研究設定為表定時間的</w:t>
+        <w:t>每家店</w:t>
+      </w:r>
+      <w:proofErr w:type="gramStart"/>
+      <w:r>
+        <w:rPr>
+          <w:rFonts w:ascii="Times New Roman" w:eastAsia="標楷體" w:hAnsi="Times New Roman" w:cs="Times New Roman"/>
+        </w:rPr>
+        <w:t>舖</w:t>
+      </w:r>
+      <w:proofErr w:type="gramEnd"/>
+      <w:r>
+        <w:rPr>
+          <w:rFonts w:ascii="Times New Roman" w:eastAsia="標楷體" w:hAnsi="Times New Roman" w:cs="Times New Roman"/>
+        </w:rPr>
+        <w:t>的到達時間必須落在允許的服務時間範圍內，本研究設定為表定時間的</w:t>
       </w:r>
       <w:r>
         <w:rPr>
@@ -24171,8 +25695,16 @@
         <w:rPr>
           <w:rFonts w:ascii="Times New Roman" w:eastAsia="標楷體" w:hAnsi="Times New Roman" w:cs="Times New Roman"/>
         </w:rPr>
-        <w:t>店舖</w:t>
-      </w:r>
+        <w:t>店</w:t>
+      </w:r>
+      <w:proofErr w:type="gramStart"/>
+      <w:r>
+        <w:rPr>
+          <w:rFonts w:ascii="Times New Roman" w:eastAsia="標楷體" w:hAnsi="Times New Roman" w:cs="Times New Roman"/>
+        </w:rPr>
+        <w:t>舖</w:t>
+      </w:r>
+      <w:proofErr w:type="gramEnd"/>
       <w:r>
         <w:rPr>
           <w:rFonts w:ascii="Times New Roman" w:eastAsia="標楷體" w:hAnsi="Times New Roman" w:cs="Times New Roman"/>
@@ -24231,13 +25763,49 @@
         <w:rPr>
           <w:rFonts w:ascii="Times New Roman" w:eastAsia="標楷體" w:hAnsi="Times New Roman" w:cs="Times New Roman"/>
         </w:rPr>
-        <w:t>店舖</w:t>
-      </w:r>
-      <w:r>
-        <w:rPr>
-          <w:rFonts w:ascii="Times New Roman" w:eastAsia="標楷體" w:hAnsi="Times New Roman" w:cs="Times New Roman"/>
-        </w:rPr>
-        <w:t>與物流中心的地理位置，將路線劃分為近區、中區與遠區，以減少跨區配送帶來的效率</w:t>
+        <w:t>店</w:t>
+      </w:r>
+      <w:proofErr w:type="gramStart"/>
+      <w:r>
+        <w:rPr>
+          <w:rFonts w:ascii="Times New Roman" w:eastAsia="標楷體" w:hAnsi="Times New Roman" w:cs="Times New Roman"/>
+        </w:rPr>
+        <w:t>舖</w:t>
+      </w:r>
+      <w:proofErr w:type="gramEnd"/>
+      <w:r>
+        <w:rPr>
+          <w:rFonts w:ascii="Times New Roman" w:eastAsia="標楷體" w:hAnsi="Times New Roman" w:cs="Times New Roman"/>
+        </w:rPr>
+        <w:t>與物流中心的地理位置，將路線劃分</w:t>
+      </w:r>
+      <w:proofErr w:type="gramStart"/>
+      <w:r>
+        <w:rPr>
+          <w:rFonts w:ascii="Times New Roman" w:eastAsia="標楷體" w:hAnsi="Times New Roman" w:cs="Times New Roman"/>
+        </w:rPr>
+        <w:t>為近區</w:t>
+      </w:r>
+      <w:proofErr w:type="gramEnd"/>
+      <w:r>
+        <w:rPr>
+          <w:rFonts w:ascii="Times New Roman" w:eastAsia="標楷體" w:hAnsi="Times New Roman" w:cs="Times New Roman"/>
+        </w:rPr>
+        <w:t>、中區</w:t>
+      </w:r>
+      <w:proofErr w:type="gramStart"/>
+      <w:r>
+        <w:rPr>
+          <w:rFonts w:ascii="Times New Roman" w:eastAsia="標楷體" w:hAnsi="Times New Roman" w:cs="Times New Roman"/>
+        </w:rPr>
+        <w:t>與遠區</w:t>
+      </w:r>
+      <w:proofErr w:type="gramEnd"/>
+      <w:r>
+        <w:rPr>
+          <w:rFonts w:ascii="Times New Roman" w:eastAsia="標楷體" w:hAnsi="Times New Roman" w:cs="Times New Roman"/>
+        </w:rPr>
+        <w:t>，以減少跨區配送帶來的效率</w:t>
       </w:r>
       <w:r>
         <w:rPr>
@@ -24249,7 +25817,35 @@
         <w:rPr>
           <w:rFonts w:ascii="Times New Roman" w:eastAsia="標楷體" w:hAnsi="Times New Roman" w:cs="Times New Roman"/>
         </w:rPr>
-        <w:t>。此外，所有生成的支援線均需遵守五小時以內的行駛時間限</w:t>
+        <w:t>。</w:t>
+      </w:r>
+      <w:proofErr w:type="gramStart"/>
+      <w:r>
+        <w:rPr>
+          <w:rFonts w:ascii="Times New Roman" w:eastAsia="標楷體" w:hAnsi="Times New Roman" w:cs="Times New Roman"/>
+        </w:rPr>
+        <w:t>此外，</w:t>
+      </w:r>
+      <w:proofErr w:type="gramEnd"/>
+      <w:r>
+        <w:rPr>
+          <w:rFonts w:ascii="Times New Roman" w:eastAsia="標楷體" w:hAnsi="Times New Roman" w:cs="Times New Roman"/>
+        </w:rPr>
+        <w:t>所有生成的支援</w:t>
+      </w:r>
+      <w:proofErr w:type="gramStart"/>
+      <w:r>
+        <w:rPr>
+          <w:rFonts w:ascii="Times New Roman" w:eastAsia="標楷體" w:hAnsi="Times New Roman" w:cs="Times New Roman"/>
+        </w:rPr>
+        <w:t>線均需遵守</w:t>
+      </w:r>
+      <w:proofErr w:type="gramEnd"/>
+      <w:r>
+        <w:rPr>
+          <w:rFonts w:ascii="Times New Roman" w:eastAsia="標楷體" w:hAnsi="Times New Roman" w:cs="Times New Roman"/>
+        </w:rPr>
+        <w:t>五小時以內的行駛時間限</w:t>
       </w:r>
       <w:r>
         <w:rPr>
@@ -24297,7 +25893,21 @@
         <w:rPr>
           <w:rFonts w:ascii="Times New Roman" w:eastAsia="標楷體" w:hAnsi="Times New Roman" w:cs="Times New Roman" w:hint="eastAsia"/>
         </w:rPr>
-        <w:t>店舖的預定到達時間，</w:t>
+        <w:t>店</w:t>
+      </w:r>
+      <w:proofErr w:type="gramStart"/>
+      <w:r>
+        <w:rPr>
+          <w:rFonts w:ascii="Times New Roman" w:eastAsia="標楷體" w:hAnsi="Times New Roman" w:cs="Times New Roman" w:hint="eastAsia"/>
+        </w:rPr>
+        <w:t>舖</w:t>
+      </w:r>
+      <w:proofErr w:type="gramEnd"/>
+      <w:r>
+        <w:rPr>
+          <w:rFonts w:ascii="Times New Roman" w:eastAsia="標楷體" w:hAnsi="Times New Roman" w:cs="Times New Roman" w:hint="eastAsia"/>
+        </w:rPr>
+        <w:t>的預定到達時間，</w:t>
       </w:r>
       <w:r>
         <w:rPr>
@@ -24315,8 +25925,16 @@
         <w:rPr>
           <w:rFonts w:ascii="Times New Roman" w:eastAsia="標楷體" w:hAnsi="Times New Roman" w:cs="Times New Roman"/>
         </w:rPr>
-        <w:t>店舖</w:t>
-      </w:r>
+        <w:t>店</w:t>
+      </w:r>
+      <w:proofErr w:type="gramStart"/>
+      <w:r>
+        <w:rPr>
+          <w:rFonts w:ascii="Times New Roman" w:eastAsia="標楷體" w:hAnsi="Times New Roman" w:cs="Times New Roman"/>
+        </w:rPr>
+        <w:t>舖</w:t>
+      </w:r>
+      <w:proofErr w:type="gramEnd"/>
       <w:r>
         <w:rPr>
           <w:rFonts w:ascii="Times New Roman" w:eastAsia="標楷體" w:hAnsi="Times New Roman" w:cs="Times New Roman"/>
@@ -24399,7 +26017,21 @@
         <w:rPr>
           <w:rFonts w:ascii="Times New Roman" w:eastAsia="標楷體" w:hAnsi="Times New Roman" w:cs="Times New Roman"/>
         </w:rPr>
-        <w:t>總路線時長限制，計算路線的行駛總時間與所有店舖的服務時間總和，並要求該總時長不得超過最大允許值，</w:t>
+        <w:t>總路線時長限制，計算路線的行駛總時間與所有店</w:t>
+      </w:r>
+      <w:proofErr w:type="gramStart"/>
+      <w:r>
+        <w:rPr>
+          <w:rFonts w:ascii="Times New Roman" w:eastAsia="標楷體" w:hAnsi="Times New Roman" w:cs="Times New Roman"/>
+        </w:rPr>
+        <w:t>舖</w:t>
+      </w:r>
+      <w:proofErr w:type="gramEnd"/>
+      <w:r>
+        <w:rPr>
+          <w:rFonts w:ascii="Times New Roman" w:eastAsia="標楷體" w:hAnsi="Times New Roman" w:cs="Times New Roman"/>
+        </w:rPr>
+        <w:t>的服務時間總和，並要求該總時長不得超過最大允許值，</w:t>
       </w:r>
       <w:r>
         <w:rPr>
@@ -24465,8 +26097,16 @@
         <w:rPr>
           <w:rFonts w:ascii="Times New Roman" w:eastAsia="標楷體" w:hAnsi="Times New Roman" w:cs="Times New Roman" w:hint="eastAsia"/>
         </w:rPr>
-        <w:t>店舖</w:t>
-      </w:r>
+        <w:t>店</w:t>
+      </w:r>
+      <w:proofErr w:type="gramStart"/>
+      <w:r>
+        <w:rPr>
+          <w:rFonts w:ascii="Times New Roman" w:eastAsia="標楷體" w:hAnsi="Times New Roman" w:cs="Times New Roman" w:hint="eastAsia"/>
+        </w:rPr>
+        <w:t>舖</w:t>
+      </w:r>
+      <w:proofErr w:type="gramEnd"/>
       <w:r>
         <w:rPr>
           <w:rFonts w:ascii="Times New Roman" w:eastAsia="標楷體" w:hAnsi="Times New Roman" w:cs="Times New Roman"/>
@@ -24483,14 +26123,42 @@
         <w:rPr>
           <w:rFonts w:ascii="Times New Roman" w:eastAsia="標楷體" w:hAnsi="Times New Roman" w:cs="Times New Roman"/>
         </w:rPr>
-        <w:t>店舖的服務後，經過兩點間的行</w:t>
+        <w:t>店</w:t>
+      </w:r>
+      <w:proofErr w:type="gramStart"/>
+      <w:r>
+        <w:rPr>
+          <w:rFonts w:ascii="Times New Roman" w:eastAsia="標楷體" w:hAnsi="Times New Roman" w:cs="Times New Roman"/>
+        </w:rPr>
+        <w:t>舖</w:t>
+      </w:r>
+      <w:proofErr w:type="gramEnd"/>
+      <w:r>
+        <w:rPr>
+          <w:rFonts w:ascii="Times New Roman" w:eastAsia="標楷體" w:hAnsi="Times New Roman" w:cs="Times New Roman"/>
+        </w:rPr>
+        <w:t>的服務後，經過</w:t>
+      </w:r>
+      <w:proofErr w:type="gramStart"/>
+      <w:r>
+        <w:rPr>
+          <w:rFonts w:ascii="Times New Roman" w:eastAsia="標楷體" w:hAnsi="Times New Roman" w:cs="Times New Roman"/>
+        </w:rPr>
+        <w:t>兩點間的行</w:t>
       </w:r>
       <w:r>
         <w:rPr>
           <w:rFonts w:ascii="Times New Roman" w:eastAsia="標楷體" w:hAnsi="Times New Roman" w:cs="Times New Roman"/>
         </w:rPr>
         <w:lastRenderedPageBreak/>
-        <w:t>駛時間才抵達下一節點。式</w:t>
+        <w:t>駛</w:t>
+      </w:r>
+      <w:proofErr w:type="gramEnd"/>
+      <w:r>
+        <w:rPr>
+          <w:rFonts w:ascii="Times New Roman" w:eastAsia="標楷體" w:hAnsi="Times New Roman" w:cs="Times New Roman"/>
+        </w:rPr>
+        <w:t>時間才抵達下一節點。式</w:t>
       </w:r>
       <w:r>
         <w:rPr>
@@ -24514,7 +26182,21 @@
         <w:rPr>
           <w:rFonts w:ascii="Times New Roman" w:eastAsia="標楷體" w:hAnsi="Times New Roman" w:cs="Times New Roman"/>
         </w:rPr>
-        <w:t>每家店舖的到達時間必須落在允許的服務時間範圍內，本研究設定為表定時間的</w:t>
+        <w:t>每家店</w:t>
+      </w:r>
+      <w:proofErr w:type="gramStart"/>
+      <w:r>
+        <w:rPr>
+          <w:rFonts w:ascii="Times New Roman" w:eastAsia="標楷體" w:hAnsi="Times New Roman" w:cs="Times New Roman"/>
+        </w:rPr>
+        <w:t>舖</w:t>
+      </w:r>
+      <w:proofErr w:type="gramEnd"/>
+      <w:r>
+        <w:rPr>
+          <w:rFonts w:ascii="Times New Roman" w:eastAsia="標楷體" w:hAnsi="Times New Roman" w:cs="Times New Roman"/>
+        </w:rPr>
+        <w:t>的到達時間必須落在允許的服務時間範圍內，本研究設定為表定時間的</w:t>
       </w:r>
       <w:r>
         <w:rPr>
@@ -26179,8 +27861,16 @@
         <w:rPr>
           <w:rFonts w:ascii="Times New Roman" w:eastAsia="標楷體" w:hAnsi="Times New Roman" w:cs="Times New Roman"/>
         </w:rPr>
-        <w:t>店舖</w:t>
-      </w:r>
+        <w:t>店</w:t>
+      </w:r>
+      <w:proofErr w:type="gramStart"/>
+      <w:r>
+        <w:rPr>
+          <w:rFonts w:ascii="Times New Roman" w:eastAsia="標楷體" w:hAnsi="Times New Roman" w:cs="Times New Roman"/>
+        </w:rPr>
+        <w:t>舖</w:t>
+      </w:r>
+      <w:proofErr w:type="gramEnd"/>
       <w:r>
         <w:rPr>
           <w:rFonts w:ascii="Times New Roman" w:eastAsia="標楷體" w:hAnsi="Times New Roman" w:cs="Times New Roman"/>
@@ -26210,8 +27900,16 @@
         <w:rPr>
           <w:rFonts w:ascii="Times New Roman" w:eastAsia="標楷體" w:hAnsi="Times New Roman" w:cs="Times New Roman"/>
         </w:rPr>
-        <w:t>店舖</w:t>
-      </w:r>
+        <w:t>店</w:t>
+      </w:r>
+      <w:proofErr w:type="gramStart"/>
+      <w:r>
+        <w:rPr>
+          <w:rFonts w:ascii="Times New Roman" w:eastAsia="標楷體" w:hAnsi="Times New Roman" w:cs="Times New Roman"/>
+        </w:rPr>
+        <w:t>舖</w:t>
+      </w:r>
+      <w:proofErr w:type="gramEnd"/>
       <w:r>
         <w:rPr>
           <w:rFonts w:ascii="Times New Roman" w:eastAsia="標楷體" w:hAnsi="Times New Roman" w:cs="Times New Roman"/>
@@ -26234,8 +27932,16 @@
         <w:rPr>
           <w:rFonts w:ascii="Times New Roman" w:eastAsia="標楷體" w:hAnsi="Times New Roman" w:cs="Times New Roman"/>
         </w:rPr>
-        <w:t>店舖</w:t>
-      </w:r>
+        <w:t>店</w:t>
+      </w:r>
+      <w:proofErr w:type="gramStart"/>
+      <w:r>
+        <w:rPr>
+          <w:rFonts w:ascii="Times New Roman" w:eastAsia="標楷體" w:hAnsi="Times New Roman" w:cs="Times New Roman"/>
+        </w:rPr>
+        <w:t>舖</w:t>
+      </w:r>
+      <w:proofErr w:type="gramEnd"/>
       <w:r>
         <w:rPr>
           <w:rFonts w:ascii="Times New Roman" w:eastAsia="標楷體" w:hAnsi="Times New Roman" w:cs="Times New Roman"/>
@@ -26306,6 +28012,7 @@
         </w:rPr>
         <w:t xml:space="preserve"> </w:t>
       </w:r>
+      <w:proofErr w:type="gramStart"/>
       <w:r>
         <w:rPr>
           <w:rFonts w:ascii="Times New Roman" w:eastAsia="標楷體" w:hAnsi="Times New Roman" w:cs="Times New Roman" w:hint="eastAsia"/>
@@ -26314,7 +28021,18 @@
           <w:sz w:val="28"/>
           <w:szCs w:val="28"/>
         </w:rPr>
-        <w:t xml:space="preserve">Open Source Routing </w:t>
+        <w:t>Open Source</w:t>
+      </w:r>
+      <w:proofErr w:type="gramEnd"/>
+      <w:r>
+        <w:rPr>
+          <w:rFonts w:ascii="Times New Roman" w:eastAsia="標楷體" w:hAnsi="Times New Roman" w:cs="Times New Roman" w:hint="eastAsia"/>
+          <w:b/>
+          <w:bCs/>
+          <w:sz w:val="28"/>
+          <w:szCs w:val="28"/>
+        </w:rPr>
+        <w:t xml:space="preserve"> Routing </w:t>
       </w:r>
       <w:r>
         <w:rPr>
@@ -26352,7 +28070,21 @@
         <w:rPr>
           <w:rFonts w:ascii="Times New Roman" w:eastAsia="標楷體" w:hAnsi="Times New Roman" w:cs="Times New Roman" w:hint="eastAsia"/>
         </w:rPr>
-        <w:t>是用於路徑計算的路由引擎，能夠計算路網中任意兩點間的最短路徑及預估行車時間。</w:t>
+        <w:t>是用於路徑計算的路由引擎，能夠計算路網中任意</w:t>
+      </w:r>
+      <w:proofErr w:type="gramStart"/>
+      <w:r>
+        <w:rPr>
+          <w:rFonts w:ascii="Times New Roman" w:eastAsia="標楷體" w:hAnsi="Times New Roman" w:cs="Times New Roman" w:hint="eastAsia"/>
+        </w:rPr>
+        <w:t>兩點間的最</w:t>
+      </w:r>
+      <w:proofErr w:type="gramEnd"/>
+      <w:r>
+        <w:rPr>
+          <w:rFonts w:ascii="Times New Roman" w:eastAsia="標楷體" w:hAnsi="Times New Roman" w:cs="Times New Roman" w:hint="eastAsia"/>
+        </w:rPr>
+        <w:t>短路徑及預估行車時間。</w:t>
       </w:r>
       <w:r>
         <w:rPr>
@@ -26400,7 +28132,21 @@
         <w:rPr>
           <w:rFonts w:ascii="Times New Roman" w:eastAsia="標楷體" w:hAnsi="Times New Roman" w:cs="Times New Roman" w:hint="eastAsia"/>
         </w:rPr>
-        <w:t>用於計算店舖間的行駛距離與時間，並依據實際道路網路</w:t>
+        <w:t>用於計算店</w:t>
+      </w:r>
+      <w:proofErr w:type="gramStart"/>
+      <w:r>
+        <w:rPr>
+          <w:rFonts w:ascii="Times New Roman" w:eastAsia="標楷體" w:hAnsi="Times New Roman" w:cs="Times New Roman" w:hint="eastAsia"/>
+        </w:rPr>
+        <w:t>舖間的</w:t>
+      </w:r>
+      <w:proofErr w:type="gramEnd"/>
+      <w:r>
+        <w:rPr>
+          <w:rFonts w:ascii="Times New Roman" w:eastAsia="標楷體" w:hAnsi="Times New Roman" w:cs="Times New Roman" w:hint="eastAsia"/>
+        </w:rPr>
+        <w:t>行駛距離與時間，並依據實際道路網路</w:t>
       </w:r>
       <w:r>
         <w:rPr>
@@ -26655,7 +28401,21 @@
         <w:rPr>
           <w:rFonts w:ascii="Times New Roman" w:eastAsia="標楷體" w:hAnsi="Times New Roman" w:cs="Times New Roman" w:hint="eastAsia"/>
         </w:rPr>
-        <w:t>先根據實際行駛時間完成店舖分配，最終再取得完整配送路線，用於</w:t>
+        <w:t>先根據實際行駛時間完成店</w:t>
+      </w:r>
+      <w:proofErr w:type="gramStart"/>
+      <w:r>
+        <w:rPr>
+          <w:rFonts w:ascii="Times New Roman" w:eastAsia="標楷體" w:hAnsi="Times New Roman" w:cs="Times New Roman" w:hint="eastAsia"/>
+        </w:rPr>
+        <w:t>舖</w:t>
+      </w:r>
+      <w:proofErr w:type="gramEnd"/>
+      <w:r>
+        <w:rPr>
+          <w:rFonts w:ascii="Times New Roman" w:eastAsia="標楷體" w:hAnsi="Times New Roman" w:cs="Times New Roman" w:hint="eastAsia"/>
+        </w:rPr>
+        <w:t>分配，最終再取得完整配送路線，用於</w:t>
       </w:r>
       <w:r>
         <w:rPr>
@@ -26781,8 +28541,16 @@
         <w:rPr>
           <w:rFonts w:ascii="Times New Roman" w:eastAsia="標楷體" w:hAnsi="Times New Roman" w:cs="Times New Roman" w:hint="eastAsia"/>
         </w:rPr>
-        <w:t>店舖</w:t>
-      </w:r>
+        <w:t>店</w:t>
+      </w:r>
+      <w:proofErr w:type="gramStart"/>
+      <w:r>
+        <w:rPr>
+          <w:rFonts w:ascii="Times New Roman" w:eastAsia="標楷體" w:hAnsi="Times New Roman" w:cs="Times New Roman" w:hint="eastAsia"/>
+        </w:rPr>
+        <w:t>舖</w:t>
+      </w:r>
+      <w:proofErr w:type="gramEnd"/>
       <w:r>
         <w:rPr>
           <w:rFonts w:ascii="Times New Roman" w:eastAsia="標楷體" w:hAnsi="Times New Roman" w:cs="Times New Roman" w:hint="eastAsia"/>
@@ -26907,237 +28675,315 @@
       <w:pPr>
         <w:widowControl/>
         <w:spacing w:line="360" w:lineRule="auto"/>
+        <w:ind w:firstLine="480"/>
         <w:rPr>
           <w:rFonts w:ascii="Times New Roman" w:eastAsia="標楷體" w:hAnsi="Times New Roman" w:cs="Times New Roman"/>
         </w:rPr>
       </w:pPr>
+      <w:r>
+        <w:rPr>
+          <w:rFonts w:ascii="Times New Roman" w:eastAsia="標楷體" w:hAnsi="Times New Roman" w:cs="Times New Roman"/>
+          <w:highlight w:val="yellow"/>
+        </w:rPr>
+        <w:t>在實務物流配送規劃中，支援線問題同時涉及「組合選擇」與「路徑建構」兩種性質截然不同的決策型態。若僅採用單一最佳化演算法，往往難以同時兼顧搜尋效率與解的品質。因此，本研究採用混合式</w:t>
+      </w:r>
+      <w:r>
+        <w:rPr>
+          <w:rFonts w:ascii="Times New Roman" w:eastAsia="標楷體" w:hAnsi="Times New Roman" w:cs="Times New Roman"/>
+          <w:highlight w:val="yellow"/>
+        </w:rPr>
+        <w:t xml:space="preserve"> GA</w:t>
+      </w:r>
+      <w:proofErr w:type="gramStart"/>
+      <w:r>
+        <w:rPr>
+          <w:rFonts w:ascii="Times New Roman" w:eastAsia="標楷體" w:hAnsi="Times New Roman" w:cs="Times New Roman"/>
+          <w:highlight w:val="yellow"/>
+        </w:rPr>
+        <w:t>–</w:t>
+      </w:r>
+      <w:proofErr w:type="gramEnd"/>
+      <w:r>
+        <w:rPr>
+          <w:rFonts w:ascii="Times New Roman" w:eastAsia="標楷體" w:hAnsi="Times New Roman" w:cs="Times New Roman"/>
+          <w:highlight w:val="yellow"/>
+        </w:rPr>
+        <w:t xml:space="preserve">ACO </w:t>
+      </w:r>
+      <w:r>
+        <w:rPr>
+          <w:rFonts w:ascii="Times New Roman" w:eastAsia="標楷體" w:hAnsi="Times New Roman" w:cs="Times New Roman"/>
+          <w:highlight w:val="yellow"/>
+        </w:rPr>
+        <w:t>架構，並非單純</w:t>
+      </w:r>
+      <w:proofErr w:type="gramStart"/>
+      <w:r>
+        <w:rPr>
+          <w:rFonts w:ascii="Times New Roman" w:eastAsia="標楷體" w:hAnsi="Times New Roman" w:cs="Times New Roman"/>
+          <w:highlight w:val="yellow"/>
+        </w:rPr>
+        <w:t>演算法疊加</w:t>
+      </w:r>
+      <w:proofErr w:type="gramEnd"/>
+      <w:r>
+        <w:rPr>
+          <w:rFonts w:ascii="Times New Roman" w:eastAsia="標楷體" w:hAnsi="Times New Roman" w:cs="Times New Roman"/>
+          <w:highlight w:val="yellow"/>
+        </w:rPr>
+        <w:t>，而是基於問題結構所做出的設計選擇。</w:t>
+      </w:r>
     </w:p>
     <w:p>
       <w:pPr>
         <w:widowControl/>
         <w:spacing w:line="360" w:lineRule="auto"/>
-        <w:outlineLvl w:val="2"/>
-        <w:rPr>
-          <w:rFonts w:ascii="Times New Roman" w:eastAsia="標楷體" w:hAnsi="Times New Roman" w:cs="Times New Roman"/>
-          <w:b/>
-          <w:bCs/>
-          <w:sz w:val="32"/>
-          <w:szCs w:val="32"/>
+        <w:ind w:firstLine="480"/>
+        <w:rPr>
+          <w:rFonts w:ascii="Times New Roman" w:eastAsia="標楷體" w:hAnsi="Times New Roman" w:cs="Times New Roman"/>
           <w:highlight w:val="yellow"/>
         </w:rPr>
       </w:pPr>
       <w:r>
         <w:rPr>
           <w:rFonts w:ascii="Times New Roman" w:eastAsia="標楷體" w:hAnsi="Times New Roman" w:cs="Times New Roman"/>
-          <w:b/>
-          <w:bCs/>
-          <w:sz w:val="32"/>
-          <w:szCs w:val="32"/>
-          <w:highlight w:val="yellow"/>
-        </w:rPr>
-        <w:t>3.</w:t>
-      </w:r>
-      <w:r>
-        <w:rPr>
-          <w:rFonts w:ascii="Times New Roman" w:eastAsia="標楷體" w:hAnsi="Times New Roman" w:cs="Times New Roman" w:hint="eastAsia"/>
-          <w:b/>
-          <w:bCs/>
-          <w:sz w:val="32"/>
-          <w:szCs w:val="32"/>
-          <w:highlight w:val="yellow"/>
-        </w:rPr>
-        <w:t>3</w:t>
-      </w:r>
-      <w:r>
-        <w:rPr>
-          <w:rFonts w:ascii="Times New Roman" w:eastAsia="標楷體" w:hAnsi="Times New Roman" w:cs="Times New Roman"/>
-          <w:b/>
-          <w:bCs/>
-          <w:sz w:val="32"/>
-          <w:szCs w:val="32"/>
-          <w:highlight w:val="yellow"/>
-        </w:rPr>
-        <w:t>.</w:t>
-      </w:r>
-      <w:r>
-        <w:rPr>
-          <w:rFonts w:ascii="Times New Roman" w:eastAsia="標楷體" w:hAnsi="Times New Roman" w:cs="Times New Roman" w:hint="eastAsia"/>
-          <w:b/>
-          <w:bCs/>
-          <w:sz w:val="32"/>
-          <w:szCs w:val="32"/>
-          <w:highlight w:val="yellow"/>
-        </w:rPr>
-        <w:t>1 Search Space</w:t>
+        </w:rPr>
+        <w:t>首先，主線店</w:t>
+      </w:r>
+      <w:proofErr w:type="gramStart"/>
+      <w:r>
+        <w:rPr>
+          <w:rFonts w:ascii="Times New Roman" w:eastAsia="標楷體" w:hAnsi="Times New Roman" w:cs="Times New Roman"/>
+        </w:rPr>
+        <w:t>舖</w:t>
+      </w:r>
+      <w:proofErr w:type="gramEnd"/>
+      <w:r>
+        <w:rPr>
+          <w:rFonts w:ascii="Times New Roman" w:eastAsia="標楷體" w:hAnsi="Times New Roman" w:cs="Times New Roman"/>
+        </w:rPr>
+        <w:t>抽取問題本質上</w:t>
+      </w:r>
+      <w:proofErr w:type="gramStart"/>
+      <w:r>
+        <w:rPr>
+          <w:rFonts w:ascii="Times New Roman" w:eastAsia="標楷體" w:hAnsi="Times New Roman" w:cs="Times New Roman"/>
+        </w:rPr>
+        <w:t>屬於高維度</w:t>
+      </w:r>
+      <w:proofErr w:type="gramEnd"/>
+      <w:r>
+        <w:rPr>
+          <w:rFonts w:ascii="Times New Roman" w:eastAsia="標楷體" w:hAnsi="Times New Roman" w:cs="Times New Roman"/>
+        </w:rPr>
+        <w:t>的組合選擇問題。在固定主線配送順序的前提下，需決定哪些店</w:t>
+      </w:r>
+      <w:proofErr w:type="gramStart"/>
+      <w:r>
+        <w:rPr>
+          <w:rFonts w:ascii="Times New Roman" w:eastAsia="標楷體" w:hAnsi="Times New Roman" w:cs="Times New Roman"/>
+        </w:rPr>
+        <w:t>舖</w:t>
+      </w:r>
+      <w:proofErr w:type="gramEnd"/>
+      <w:r>
+        <w:rPr>
+          <w:rFonts w:ascii="Times New Roman" w:eastAsia="標楷體" w:hAnsi="Times New Roman" w:cs="Times New Roman"/>
+        </w:rPr>
+        <w:t>應被抽取以解除超載限制，此類問題的解空間呈指數成長。基因演算法具備良好的全域搜尋能力，能透過族群演化有效探索大量可能的店</w:t>
+      </w:r>
+      <w:proofErr w:type="gramStart"/>
+      <w:r>
+        <w:rPr>
+          <w:rFonts w:ascii="Times New Roman" w:eastAsia="標楷體" w:hAnsi="Times New Roman" w:cs="Times New Roman"/>
+        </w:rPr>
+        <w:t>舖</w:t>
+      </w:r>
+      <w:proofErr w:type="gramEnd"/>
+      <w:r>
+        <w:rPr>
+          <w:rFonts w:ascii="Times New Roman" w:eastAsia="標楷體" w:hAnsi="Times New Roman" w:cs="Times New Roman"/>
+        </w:rPr>
+        <w:t>組合，並避免過早收斂至局部最佳解，因此適合用於此一階段</w:t>
       </w:r>
     </w:p>
     <w:p>
       <w:pPr>
         <w:widowControl/>
         <w:spacing w:line="360" w:lineRule="auto"/>
-        <w:rPr>
-          <w:rFonts w:ascii="Times New Roman" w:eastAsia="標楷體" w:hAnsi="Times New Roman" w:cs="Times New Roman"/>
-          <w:highlight w:val="yellow"/>
+        <w:ind w:firstLine="480"/>
+        <w:rPr>
+          <w:rFonts w:ascii="Times New Roman" w:eastAsia="標楷體" w:hAnsi="Times New Roman" w:cs="Times New Roman"/>
         </w:rPr>
       </w:pPr>
+      <w:r>
+        <w:rPr>
+          <w:rFonts w:ascii="Times New Roman" w:eastAsia="標楷體" w:hAnsi="Times New Roman" w:cs="Times New Roman"/>
+        </w:rPr>
+        <w:t>其次，候選店</w:t>
+      </w:r>
+      <w:proofErr w:type="gramStart"/>
+      <w:r>
+        <w:rPr>
+          <w:rFonts w:ascii="Times New Roman" w:eastAsia="標楷體" w:hAnsi="Times New Roman" w:cs="Times New Roman"/>
+        </w:rPr>
+        <w:t>舖</w:t>
+      </w:r>
+      <w:proofErr w:type="gramEnd"/>
+      <w:r>
+        <w:rPr>
+          <w:rFonts w:ascii="Times New Roman" w:eastAsia="標楷體" w:hAnsi="Times New Roman" w:cs="Times New Roman"/>
+        </w:rPr>
+        <w:t>再分配與支援線規劃則屬於具時序與路徑依賴性的問題。在此階段，需同時考量店</w:t>
+      </w:r>
+      <w:proofErr w:type="gramStart"/>
+      <w:r>
+        <w:rPr>
+          <w:rFonts w:ascii="Times New Roman" w:eastAsia="標楷體" w:hAnsi="Times New Roman" w:cs="Times New Roman"/>
+        </w:rPr>
+        <w:t>舖</w:t>
+      </w:r>
+      <w:proofErr w:type="gramEnd"/>
+      <w:r>
+        <w:rPr>
+          <w:rFonts w:ascii="Times New Roman" w:eastAsia="標楷體" w:hAnsi="Times New Roman" w:cs="Times New Roman"/>
+        </w:rPr>
+        <w:t>間距離、配送</w:t>
+      </w:r>
+      <w:proofErr w:type="gramStart"/>
+      <w:r>
+        <w:rPr>
+          <w:rFonts w:ascii="Times New Roman" w:eastAsia="標楷體" w:hAnsi="Times New Roman" w:cs="Times New Roman"/>
+        </w:rPr>
+        <w:t>時間窗與車輛</w:t>
+      </w:r>
+      <w:proofErr w:type="gramEnd"/>
+      <w:r>
+        <w:rPr>
+          <w:rFonts w:ascii="Times New Roman" w:eastAsia="標楷體" w:hAnsi="Times New Roman" w:cs="Times New Roman"/>
+        </w:rPr>
+        <w:t>狀態更新，決策結果高度依賴先前節點的選擇。</w:t>
+      </w:r>
+      <w:proofErr w:type="gramStart"/>
+      <w:r>
+        <w:rPr>
+          <w:rFonts w:ascii="Times New Roman" w:eastAsia="標楷體" w:hAnsi="Times New Roman" w:cs="Times New Roman"/>
+        </w:rPr>
+        <w:t>蟻群演算法</w:t>
+      </w:r>
+      <w:proofErr w:type="gramEnd"/>
+      <w:r>
+        <w:rPr>
+          <w:rFonts w:ascii="Times New Roman" w:eastAsia="標楷體" w:hAnsi="Times New Roman" w:cs="Times New Roman"/>
+        </w:rPr>
+        <w:t>透過費洛蒙機制逐步建構路徑，能有效處理此類序列式決策問題，並在搜尋過程中平衡探索與利用，適合應用於路徑規劃層級。</w:t>
+      </w:r>
     </w:p>
     <w:p>
       <w:pPr>
         <w:widowControl/>
         <w:spacing w:line="360" w:lineRule="auto"/>
-        <w:outlineLvl w:val="2"/>
-        <w:rPr>
-          <w:rFonts w:ascii="Times New Roman" w:eastAsia="標楷體" w:hAnsi="Times New Roman" w:cs="Times New Roman"/>
-          <w:b/>
-          <w:bCs/>
-          <w:sz w:val="32"/>
-          <w:szCs w:val="32"/>
-          <w:highlight w:val="yellow"/>
+        <w:ind w:firstLine="480"/>
+        <w:rPr>
+          <w:rFonts w:ascii="Times New Roman" w:eastAsia="標楷體" w:hAnsi="Times New Roman" w:cs="Times New Roman" w:hint="eastAsia"/>
         </w:rPr>
       </w:pPr>
-      <w:r>
-        <w:rPr>
-          <w:rFonts w:ascii="Times New Roman" w:eastAsia="標楷體" w:hAnsi="Times New Roman" w:cs="Times New Roman"/>
-          <w:b/>
-          <w:bCs/>
-          <w:sz w:val="32"/>
-          <w:szCs w:val="32"/>
-          <w:highlight w:val="yellow"/>
-        </w:rPr>
-        <w:t>3.</w:t>
-      </w:r>
-      <w:r>
-        <w:rPr>
-          <w:rFonts w:ascii="Times New Roman" w:eastAsia="標楷體" w:hAnsi="Times New Roman" w:cs="Times New Roman" w:hint="eastAsia"/>
-          <w:b/>
-          <w:bCs/>
-          <w:sz w:val="32"/>
-          <w:szCs w:val="32"/>
-          <w:highlight w:val="yellow"/>
-        </w:rPr>
-        <w:t>3</w:t>
-      </w:r>
-      <w:r>
-        <w:rPr>
-          <w:rFonts w:ascii="Times New Roman" w:eastAsia="標楷體" w:hAnsi="Times New Roman" w:cs="Times New Roman"/>
-          <w:b/>
-          <w:bCs/>
-          <w:sz w:val="32"/>
-          <w:szCs w:val="32"/>
-          <w:highlight w:val="yellow"/>
-        </w:rPr>
-        <w:t>.</w:t>
-      </w:r>
-      <w:r>
-        <w:rPr>
-          <w:rFonts w:ascii="Times New Roman" w:eastAsia="標楷體" w:hAnsi="Times New Roman" w:cs="Times New Roman" w:hint="eastAsia"/>
-          <w:b/>
-          <w:bCs/>
-          <w:sz w:val="32"/>
-          <w:szCs w:val="32"/>
-          <w:highlight w:val="yellow"/>
-        </w:rPr>
-        <w:t xml:space="preserve">2 </w:t>
-      </w:r>
-      <w:r>
-        <w:rPr>
-          <w:rFonts w:ascii="Times New Roman" w:eastAsia="標楷體" w:hAnsi="Times New Roman" w:cs="Times New Roman"/>
-          <w:b/>
-          <w:bCs/>
-          <w:sz w:val="32"/>
-          <w:szCs w:val="32"/>
-          <w:highlight w:val="yellow"/>
-        </w:rPr>
-        <w:t>基於組合優化特性之抽取策略設計</w:t>
+      <w:proofErr w:type="gramStart"/>
+      <w:r>
+        <w:rPr>
+          <w:rFonts w:ascii="Times New Roman" w:eastAsia="標楷體" w:hAnsi="Times New Roman" w:cs="Times New Roman" w:hint="eastAsia"/>
+        </w:rPr>
+        <w:t>此外，</w:t>
+      </w:r>
+      <w:proofErr w:type="gramEnd"/>
+      <w:r>
+        <w:rPr>
+          <w:rFonts w:ascii="Times New Roman" w:eastAsia="標楷體" w:hAnsi="Times New Roman" w:cs="Times New Roman" w:hint="eastAsia"/>
+        </w:rPr>
+        <w:t>實務物流配送往往同時追求多項目標，例如最小化車輛數量、行駛距離與行駛時間。這些目標之間存在天然的權衡關係，難以以單一目標函數完整描述。因此，本研究於支援線規劃階段進一步引入</w:t>
+      </w:r>
+      <w:proofErr w:type="gramStart"/>
+      <w:r>
+        <w:rPr>
+          <w:rFonts w:ascii="Times New Roman" w:eastAsia="標楷體" w:hAnsi="Times New Roman" w:cs="Times New Roman" w:hint="eastAsia"/>
+        </w:rPr>
+        <w:t>多目標蟻群演算法</w:t>
+      </w:r>
+      <w:proofErr w:type="gramEnd"/>
+      <w:r>
+        <w:rPr>
+          <w:rFonts w:ascii="Times New Roman" w:eastAsia="標楷體" w:hAnsi="Times New Roman" w:cs="Times New Roman" w:hint="eastAsia"/>
+        </w:rPr>
+        <w:t>（</w:t>
+      </w:r>
+      <w:r>
+        <w:rPr>
+          <w:rFonts w:ascii="Times New Roman" w:eastAsia="標楷體" w:hAnsi="Times New Roman" w:cs="Times New Roman" w:hint="eastAsia"/>
+        </w:rPr>
+        <w:t>MOACO</w:t>
+      </w:r>
+      <w:r>
+        <w:rPr>
+          <w:rFonts w:ascii="Times New Roman" w:eastAsia="標楷體" w:hAnsi="Times New Roman" w:cs="Times New Roman" w:hint="eastAsia"/>
+        </w:rPr>
+        <w:t>），透過多組費洛蒙矩陣與正規化融合機制，使搜尋過程能同時考量多項目標，產生在效率與</w:t>
+      </w:r>
+      <w:proofErr w:type="gramStart"/>
+      <w:r>
+        <w:rPr>
+          <w:rFonts w:ascii="Times New Roman" w:eastAsia="標楷體" w:hAnsi="Times New Roman" w:cs="Times New Roman" w:hint="eastAsia"/>
+        </w:rPr>
+        <w:t>成本間具平衡</w:t>
+      </w:r>
+      <w:proofErr w:type="gramEnd"/>
+      <w:r>
+        <w:rPr>
+          <w:rFonts w:ascii="Times New Roman" w:eastAsia="標楷體" w:hAnsi="Times New Roman" w:cs="Times New Roman" w:hint="eastAsia"/>
+        </w:rPr>
+        <w:t>性的解。</w:t>
       </w:r>
     </w:p>
     <w:p>
       <w:pPr>
         <w:widowControl/>
         <w:spacing w:line="360" w:lineRule="auto"/>
-        <w:rPr>
-          <w:rFonts w:ascii="Times New Roman" w:eastAsia="標楷體" w:hAnsi="Times New Roman" w:cs="Times New Roman"/>
-          <w:highlight w:val="yellow"/>
+        <w:ind w:firstLine="480"/>
+        <w:rPr>
+          <w:rFonts w:ascii="Times New Roman" w:eastAsia="標楷體" w:hAnsi="Times New Roman" w:cs="Times New Roman" w:hint="eastAsia"/>
         </w:rPr>
       </w:pPr>
-    </w:p>
-    <w:p>
-      <w:pPr>
-        <w:widowControl/>
-        <w:spacing w:line="360" w:lineRule="auto"/>
-        <w:outlineLvl w:val="2"/>
-        <w:rPr>
-          <w:rFonts w:ascii="Times New Roman" w:eastAsia="標楷體" w:hAnsi="Times New Roman" w:cs="Times New Roman"/>
-          <w:b/>
-          <w:bCs/>
-          <w:sz w:val="32"/>
-          <w:szCs w:val="32"/>
-        </w:rPr>
-      </w:pPr>
-      <w:r>
-        <w:rPr>
-          <w:rFonts w:ascii="Times New Roman" w:eastAsia="標楷體" w:hAnsi="Times New Roman" w:cs="Times New Roman"/>
-          <w:b/>
-          <w:bCs/>
-          <w:sz w:val="32"/>
-          <w:szCs w:val="32"/>
-          <w:highlight w:val="yellow"/>
-        </w:rPr>
-        <w:t>3.</w:t>
-      </w:r>
-      <w:r>
-        <w:rPr>
-          <w:rFonts w:ascii="Times New Roman" w:eastAsia="標楷體" w:hAnsi="Times New Roman" w:cs="Times New Roman" w:hint="eastAsia"/>
-          <w:b/>
-          <w:bCs/>
-          <w:sz w:val="32"/>
-          <w:szCs w:val="32"/>
-          <w:highlight w:val="yellow"/>
-        </w:rPr>
-        <w:t>3</w:t>
-      </w:r>
-      <w:r>
-        <w:rPr>
-          <w:rFonts w:ascii="Times New Roman" w:eastAsia="標楷體" w:hAnsi="Times New Roman" w:cs="Times New Roman"/>
-          <w:b/>
-          <w:bCs/>
-          <w:sz w:val="32"/>
-          <w:szCs w:val="32"/>
-          <w:highlight w:val="yellow"/>
-        </w:rPr>
-        <w:t>.</w:t>
-      </w:r>
-      <w:r>
-        <w:rPr>
-          <w:rFonts w:ascii="Times New Roman" w:eastAsia="標楷體" w:hAnsi="Times New Roman" w:cs="Times New Roman" w:hint="eastAsia"/>
-          <w:b/>
-          <w:bCs/>
-          <w:sz w:val="32"/>
-          <w:szCs w:val="32"/>
-          <w:highlight w:val="yellow"/>
-        </w:rPr>
-        <w:t xml:space="preserve">3 </w:t>
-      </w:r>
-      <w:r>
-        <w:rPr>
-          <w:rFonts w:ascii="Times New Roman" w:eastAsia="標楷體" w:hAnsi="Times New Roman" w:cs="Times New Roman"/>
-          <w:b/>
-          <w:bCs/>
-          <w:sz w:val="32"/>
-          <w:szCs w:val="32"/>
-          <w:highlight w:val="yellow"/>
-        </w:rPr>
-        <w:t>基於序列建構特性之分配策略設計</w:t>
-      </w:r>
-    </w:p>
-    <w:p>
-      <w:pPr>
-        <w:widowControl/>
-        <w:spacing w:line="360" w:lineRule="auto"/>
-        <w:rPr>
-          <w:rFonts w:ascii="Times New Roman" w:eastAsia="標楷體" w:hAnsi="Times New Roman" w:cs="Times New Roman"/>
-        </w:rPr>
-      </w:pPr>
+      <w:r>
+        <w:rPr>
+          <w:rFonts w:ascii="Times New Roman" w:eastAsia="標楷體" w:hAnsi="Times New Roman" w:cs="Times New Roman" w:hint="eastAsia"/>
+        </w:rPr>
+        <w:t>綜合而言，本研究所提出之</w:t>
+      </w:r>
+      <w:r>
+        <w:rPr>
+          <w:rFonts w:ascii="Times New Roman" w:eastAsia="標楷體" w:hAnsi="Times New Roman" w:cs="Times New Roman" w:hint="eastAsia"/>
+        </w:rPr>
+        <w:t xml:space="preserve"> Hybrid GA</w:t>
+      </w:r>
+      <w:proofErr w:type="gramStart"/>
+      <w:r>
+        <w:rPr>
+          <w:rFonts w:ascii="Times New Roman" w:eastAsia="標楷體" w:hAnsi="Times New Roman" w:cs="Times New Roman" w:hint="eastAsia"/>
+        </w:rPr>
+        <w:t>–</w:t>
+      </w:r>
+      <w:proofErr w:type="gramEnd"/>
+      <w:r>
+        <w:rPr>
+          <w:rFonts w:ascii="Times New Roman" w:eastAsia="標楷體" w:hAnsi="Times New Roman" w:cs="Times New Roman" w:hint="eastAsia"/>
+        </w:rPr>
+        <w:t xml:space="preserve">ACO </w:t>
+      </w:r>
+      <w:r>
+        <w:rPr>
+          <w:rFonts w:ascii="Times New Roman" w:eastAsia="標楷體" w:hAnsi="Times New Roman" w:cs="Times New Roman" w:hint="eastAsia"/>
+        </w:rPr>
+        <w:t>架構，係根據不同子問題之性質選擇最適合的最佳化策略，使演算法能在合理的計算時間內，於複雜且具實務限制的配送環境中，產生高品質且可執行的配送路線。</w:t>
+      </w:r>
     </w:p>
     <w:p>
       <w:pPr>
@@ -27224,8 +29070,16 @@
         <w:rPr>
           <w:rFonts w:ascii="Times New Roman" w:eastAsia="標楷體" w:hAnsi="Times New Roman" w:cs="Times New Roman"/>
         </w:rPr>
-        <w:t>本研究採用多目標蟻群演算法</w:t>
-      </w:r>
+        <w:t>本研究採用</w:t>
+      </w:r>
+      <w:proofErr w:type="gramStart"/>
+      <w:r>
+        <w:rPr>
+          <w:rFonts w:ascii="Times New Roman" w:eastAsia="標楷體" w:hAnsi="Times New Roman" w:cs="Times New Roman"/>
+        </w:rPr>
+        <w:t>多目標蟻群演算法</w:t>
+      </w:r>
+      <w:proofErr w:type="gramEnd"/>
       <w:r>
         <w:rPr>
           <w:rFonts w:ascii="Times New Roman" w:eastAsia="標楷體" w:hAnsi="Times New Roman" w:cs="Times New Roman" w:hint="eastAsia"/>
@@ -27272,7 +29126,21 @@
         <w:rPr>
           <w:rFonts w:ascii="Times New Roman" w:eastAsia="標楷體" w:hAnsi="Times New Roman" w:cs="Times New Roman"/>
         </w:rPr>
-        <w:t>針對每個目標分別建立獨立的費洛蒙矩陣，並在完成更新後對其進行正規化與融合，以</w:t>
+        <w:t>針對每</w:t>
+      </w:r>
+      <w:proofErr w:type="gramStart"/>
+      <w:r>
+        <w:rPr>
+          <w:rFonts w:ascii="Times New Roman" w:eastAsia="標楷體" w:hAnsi="Times New Roman" w:cs="Times New Roman"/>
+        </w:rPr>
+        <w:t>個</w:t>
+      </w:r>
+      <w:proofErr w:type="gramEnd"/>
+      <w:r>
+        <w:rPr>
+          <w:rFonts w:ascii="Times New Roman" w:eastAsia="標楷體" w:hAnsi="Times New Roman" w:cs="Times New Roman"/>
+        </w:rPr>
+        <w:t>目標分別建立獨立的費洛蒙矩陣，並在完成更新後對其進行正規化與融合，以</w:t>
       </w:r>
       <w:r>
         <w:rPr>
@@ -27280,11 +29148,19 @@
         </w:rPr>
         <w:t>使</w:t>
       </w:r>
-      <w:r>
-        <w:rPr>
-          <w:rFonts w:ascii="Times New Roman" w:eastAsia="標楷體" w:hAnsi="Times New Roman" w:cs="Times New Roman"/>
-        </w:rPr>
-        <w:t>多目標間的資訊共享，從而得到兼顧各目標平衡性的最佳解。</w:t>
+      <w:proofErr w:type="gramStart"/>
+      <w:r>
+        <w:rPr>
+          <w:rFonts w:ascii="Times New Roman" w:eastAsia="標楷體" w:hAnsi="Times New Roman" w:cs="Times New Roman"/>
+        </w:rPr>
+        <w:t>多目標間的資訊</w:t>
+      </w:r>
+      <w:proofErr w:type="gramEnd"/>
+      <w:r>
+        <w:rPr>
+          <w:rFonts w:ascii="Times New Roman" w:eastAsia="標楷體" w:hAnsi="Times New Roman" w:cs="Times New Roman"/>
+        </w:rPr>
+        <w:t>共享，從而得到兼顧各目標平衡性的最佳解。</w:t>
       </w:r>
     </w:p>
     <w:p>
@@ -27956,7 +29832,21 @@
               <w:rPr>
                 <w:rFonts w:ascii="Times New Roman" w:eastAsia="標楷體" w:hAnsi="Times New Roman" w:cs="Times New Roman"/>
               </w:rPr>
-              <w:t>控制貪婪演算法與隨機比例的閾值</w:t>
+              <w:t>控制貪婪演算法與隨機比例的</w:t>
+            </w:r>
+            <w:proofErr w:type="gramStart"/>
+            <w:r>
+              <w:rPr>
+                <w:rFonts w:ascii="Times New Roman" w:eastAsia="標楷體" w:hAnsi="Times New Roman" w:cs="Times New Roman"/>
+              </w:rPr>
+              <w:t>閾</w:t>
+            </w:r>
+            <w:proofErr w:type="gramEnd"/>
+            <w:r>
+              <w:rPr>
+                <w:rFonts w:ascii="Times New Roman" w:eastAsia="標楷體" w:hAnsi="Times New Roman" w:cs="Times New Roman"/>
+              </w:rPr>
+              <w:t>值</w:t>
             </w:r>
           </w:p>
         </w:tc>
@@ -28057,6 +29947,7 @@
         </w:rPr>
         <w:t xml:space="preserve"> </w:t>
       </w:r>
+      <w:proofErr w:type="gramStart"/>
       <w:r>
         <w:rPr>
           <w:rFonts w:ascii="Times New Roman" w:eastAsia="標楷體" w:hAnsi="Times New Roman" w:cs="Times New Roman"/>
@@ -28066,6 +29957,7 @@
         <w:t>變量定義</w:t>
       </w:r>
       <w:bookmarkEnd w:id="50"/>
+      <w:proofErr w:type="gramEnd"/>
     </w:p>
     <w:tbl>
       <w:tblPr>
@@ -28359,8 +30251,16 @@
               <w:rPr>
                 <w:rFonts w:ascii="Times New Roman" w:eastAsia="標楷體" w:hAnsi="Times New Roman" w:cs="Times New Roman"/>
               </w:rPr>
-              <w:t>店舖</w:t>
-            </w:r>
+              <w:t>店</w:t>
+            </w:r>
+            <w:proofErr w:type="gramStart"/>
+            <w:r>
+              <w:rPr>
+                <w:rFonts w:ascii="Times New Roman" w:eastAsia="標楷體" w:hAnsi="Times New Roman" w:cs="Times New Roman"/>
+              </w:rPr>
+              <w:t>舖</w:t>
+            </w:r>
+            <w:proofErr w:type="gramEnd"/>
             <w:r>
               <w:rPr>
                 <w:rFonts w:ascii="Times New Roman" w:eastAsia="標楷體" w:hAnsi="Times New Roman" w:cs="Times New Roman"/>
@@ -28768,8 +30668,16 @@
         <w:rPr>
           <w:rFonts w:ascii="Times New Roman" w:eastAsia="標楷體" w:hAnsi="Times New Roman" w:cs="Times New Roman"/>
         </w:rPr>
-        <w:t>在店鋪選擇與路線構建過程中，螞蟻根據費洛蒙濃度、距離啟發值等因素，計算每個</w:t>
-      </w:r>
+        <w:t>在店鋪選擇與路線構建過程中，螞蟻根據費洛蒙濃度、距離啟發值等因素，計算每</w:t>
+      </w:r>
+      <w:proofErr w:type="gramStart"/>
+      <w:r>
+        <w:rPr>
+          <w:rFonts w:ascii="Times New Roman" w:eastAsia="標楷體" w:hAnsi="Times New Roman" w:cs="Times New Roman"/>
+        </w:rPr>
+        <w:t>個</w:t>
+      </w:r>
+      <w:proofErr w:type="gramEnd"/>
       <w:r>
         <w:rPr>
           <w:rFonts w:ascii="Times New Roman" w:eastAsia="標楷體" w:hAnsi="Times New Roman" w:cs="Times New Roman" w:hint="eastAsia"/>
@@ -28818,11 +30726,19 @@
         </w:rPr>
         <w:t>或等於預設</w:t>
       </w:r>
-      <w:r>
-        <w:rPr>
-          <w:rFonts w:ascii="Times New Roman" w:eastAsia="標楷體" w:hAnsi="Times New Roman" w:cs="Times New Roman"/>
-        </w:rPr>
-        <w:t>閾值</w:t>
+      <w:proofErr w:type="gramStart"/>
+      <w:r>
+        <w:rPr>
+          <w:rFonts w:ascii="Times New Roman" w:eastAsia="標楷體" w:hAnsi="Times New Roman" w:cs="Times New Roman"/>
+        </w:rPr>
+        <w:t>閾</w:t>
+      </w:r>
+      <w:proofErr w:type="gramEnd"/>
+      <w:r>
+        <w:rPr>
+          <w:rFonts w:ascii="Times New Roman" w:eastAsia="標楷體" w:hAnsi="Times New Roman" w:cs="Times New Roman"/>
+        </w:rPr>
+        <w:t>值</w:t>
       </w:r>
       <w:r>
         <w:rPr>
@@ -28866,11 +30782,19 @@
         </w:rPr>
         <w:t>若隨機數大於</w:t>
       </w:r>
-      <w:r>
-        <w:rPr>
-          <w:rFonts w:ascii="Times New Roman" w:eastAsia="標楷體" w:hAnsi="Times New Roman" w:cs="Times New Roman"/>
-        </w:rPr>
-        <w:t>閾值</w:t>
+      <w:proofErr w:type="gramStart"/>
+      <w:r>
+        <w:rPr>
+          <w:rFonts w:ascii="Times New Roman" w:eastAsia="標楷體" w:hAnsi="Times New Roman" w:cs="Times New Roman"/>
+        </w:rPr>
+        <w:t>閾</w:t>
+      </w:r>
+      <w:proofErr w:type="gramEnd"/>
+      <w:r>
+        <w:rPr>
+          <w:rFonts w:ascii="Times New Roman" w:eastAsia="標楷體" w:hAnsi="Times New Roman" w:cs="Times New Roman"/>
+        </w:rPr>
+        <w:t>值</w:t>
       </w:r>
       <w:r>
         <w:rPr>
@@ -30828,7 +32752,21 @@
         <w:rPr>
           <w:rFonts w:ascii="Times New Roman" w:eastAsia="標楷體" w:hAnsi="Times New Roman" w:cs="Times New Roman" w:hint="eastAsia"/>
         </w:rPr>
-        <w:t>為使螞蟻在搜尋過程中依據不同的目標進行</w:t>
+        <w:t>為</w:t>
+      </w:r>
+      <w:proofErr w:type="gramStart"/>
+      <w:r>
+        <w:rPr>
+          <w:rFonts w:ascii="Times New Roman" w:eastAsia="標楷體" w:hAnsi="Times New Roman" w:cs="Times New Roman" w:hint="eastAsia"/>
+        </w:rPr>
+        <w:t>使螞蟻</w:t>
+      </w:r>
+      <w:proofErr w:type="gramEnd"/>
+      <w:r>
+        <w:rPr>
+          <w:rFonts w:ascii="Times New Roman" w:eastAsia="標楷體" w:hAnsi="Times New Roman" w:cs="Times New Roman" w:hint="eastAsia"/>
+        </w:rPr>
+        <w:t>在搜尋過程中依據不同的目標進行</w:t>
       </w:r>
       <w:r>
         <w:rPr>
@@ -31983,7 +33921,29 @@
           <w:sz w:val="32"/>
           <w:szCs w:val="32"/>
         </w:rPr>
-        <w:t>費洛蒙正規化與融合</w:t>
+        <w:t>費洛蒙正</w:t>
+      </w:r>
+      <w:proofErr w:type="gramStart"/>
+      <w:r>
+        <w:rPr>
+          <w:rFonts w:ascii="Times New Roman" w:eastAsia="標楷體" w:hAnsi="Times New Roman" w:cs="Times New Roman"/>
+          <w:b/>
+          <w:bCs/>
+          <w:sz w:val="32"/>
+          <w:szCs w:val="32"/>
+        </w:rPr>
+        <w:t>規</w:t>
+      </w:r>
+      <w:proofErr w:type="gramEnd"/>
+      <w:r>
+        <w:rPr>
+          <w:rFonts w:ascii="Times New Roman" w:eastAsia="標楷體" w:hAnsi="Times New Roman" w:cs="Times New Roman"/>
+          <w:b/>
+          <w:bCs/>
+          <w:sz w:val="32"/>
+          <w:szCs w:val="32"/>
+        </w:rPr>
+        <w:t>化與融合</w:t>
       </w:r>
       <w:bookmarkEnd w:id="54"/>
     </w:p>
@@ -32007,7 +33967,21 @@
         <w:rPr>
           <w:rFonts w:ascii="Times New Roman" w:eastAsia="標楷體" w:hAnsi="Times New Roman" w:cs="Times New Roman"/>
         </w:rPr>
-        <w:t>多目標之間達成有效的資訊共享，本研究在每一個群體完成費洛蒙更新後，進一步進行費洛蒙正規化與融合</w:t>
+        <w:t>多目標之間達成有效的資訊共享，本研究在每一個群體完成費洛蒙更新後，進一步進行費洛蒙正</w:t>
+      </w:r>
+      <w:proofErr w:type="gramStart"/>
+      <w:r>
+        <w:rPr>
+          <w:rFonts w:ascii="Times New Roman" w:eastAsia="標楷體" w:hAnsi="Times New Roman" w:cs="Times New Roman"/>
+        </w:rPr>
+        <w:t>規</w:t>
+      </w:r>
+      <w:proofErr w:type="gramEnd"/>
+      <w:r>
+        <w:rPr>
+          <w:rFonts w:ascii="Times New Roman" w:eastAsia="標楷體" w:hAnsi="Times New Roman" w:cs="Times New Roman"/>
+        </w:rPr>
+        <w:t>化與融合</w:t>
       </w:r>
       <w:r>
         <w:rPr>
@@ -32021,11 +33995,19 @@
         </w:rPr>
         <w:t>整合不同目標的搜尋資訊，</w:t>
       </w:r>
-      <w:r>
-        <w:rPr>
-          <w:rFonts w:ascii="Times New Roman" w:eastAsia="標楷體" w:hAnsi="Times New Roman" w:cs="Times New Roman"/>
-        </w:rPr>
-        <w:t>使解能兼顧各目標的平衡性。</w:t>
+      <w:proofErr w:type="gramStart"/>
+      <w:r>
+        <w:rPr>
+          <w:rFonts w:ascii="Times New Roman" w:eastAsia="標楷體" w:hAnsi="Times New Roman" w:cs="Times New Roman"/>
+        </w:rPr>
+        <w:t>使解能</w:t>
+      </w:r>
+      <w:proofErr w:type="gramEnd"/>
+      <w:r>
+        <w:rPr>
+          <w:rFonts w:ascii="Times New Roman" w:eastAsia="標楷體" w:hAnsi="Times New Roman" w:cs="Times New Roman"/>
+        </w:rPr>
+        <w:t>兼顧各目標的平衡性。</w:t>
       </w:r>
       <w:r>
         <w:rPr>
@@ -32049,8 +34031,23 @@
         <w:rPr>
           <w:rFonts w:ascii="Times New Roman" w:eastAsia="標楷體" w:hAnsi="Times New Roman" w:cs="Times New Roman"/>
         </w:rPr>
-        <w:t>費洛蒙正規化公式，將各</w:t>
-      </w:r>
+        <w:t>費洛蒙正</w:t>
+      </w:r>
+      <w:proofErr w:type="gramStart"/>
+      <w:r>
+        <w:rPr>
+          <w:rFonts w:ascii="Times New Roman" w:eastAsia="標楷體" w:hAnsi="Times New Roman" w:cs="Times New Roman"/>
+        </w:rPr>
+        <w:t>規</w:t>
+      </w:r>
+      <w:proofErr w:type="gramEnd"/>
+      <w:r>
+        <w:rPr>
+          <w:rFonts w:ascii="Times New Roman" w:eastAsia="標楷體" w:hAnsi="Times New Roman" w:cs="Times New Roman"/>
+        </w:rPr>
+        <w:t>化公式，將各</w:t>
+      </w:r>
+      <w:proofErr w:type="gramStart"/>
       <w:r>
         <w:rPr>
           <w:rFonts w:ascii="Times New Roman" w:eastAsia="標楷體" w:hAnsi="Times New Roman" w:cs="Times New Roman" w:hint="eastAsia"/>
@@ -32061,7 +34058,14 @@
         <w:rPr>
           <w:rFonts w:ascii="Times New Roman" w:eastAsia="標楷體" w:hAnsi="Times New Roman" w:cs="Times New Roman"/>
         </w:rPr>
-        <w:t>間的費洛蒙值轉換為在該節點下的相對比例</w:t>
+        <w:t>間的費洛蒙</w:t>
+      </w:r>
+      <w:proofErr w:type="gramEnd"/>
+      <w:r>
+        <w:rPr>
+          <w:rFonts w:ascii="Times New Roman" w:eastAsia="標楷體" w:hAnsi="Times New Roman" w:cs="Times New Roman"/>
+        </w:rPr>
+        <w:t>值轉換為在該節點下的相對比例</w:t>
       </w:r>
       <w:r>
         <w:rPr>
@@ -32086,7 +34090,21 @@
           <w:rFonts w:ascii="Times New Roman" w:eastAsia="標楷體" w:hAnsi="Times New Roman" w:cs="Times New Roman"/>
         </w:rPr>
         <w:lastRenderedPageBreak/>
-        <w:t>費洛蒙融合公式，其中三個權重參數分別對應於最小化配送車輛數量、最小化總行駛距離以及最小化配送總時間之相對重要</w:t>
+        <w:t>費洛蒙融合公式，其中</w:t>
+      </w:r>
+      <w:proofErr w:type="gramStart"/>
+      <w:r>
+        <w:rPr>
+          <w:rFonts w:ascii="Times New Roman" w:eastAsia="標楷體" w:hAnsi="Times New Roman" w:cs="Times New Roman"/>
+        </w:rPr>
+        <w:t>三個權</w:t>
+      </w:r>
+      <w:proofErr w:type="gramEnd"/>
+      <w:r>
+        <w:rPr>
+          <w:rFonts w:ascii="Times New Roman" w:eastAsia="標楷體" w:hAnsi="Times New Roman" w:cs="Times New Roman"/>
+        </w:rPr>
+        <w:t>重參數分別對應於最小化配送車輛數量、最小化總行駛距離以及最小化配送總時間之相對重要</w:t>
       </w:r>
       <w:r>
         <w:rPr>
@@ -33829,7 +35847,21 @@
         <w:rPr>
           <w:rFonts w:ascii="Times New Roman" w:eastAsia="標楷體" w:hAnsi="Times New Roman" w:cs="Times New Roman" w:hint="eastAsia"/>
         </w:rPr>
-        <w:t>包含車輛編號與店舖編號，車輛編號又</w:t>
+        <w:t>包含車輛編號與店</w:t>
+      </w:r>
+      <w:proofErr w:type="gramStart"/>
+      <w:r>
+        <w:rPr>
+          <w:rFonts w:ascii="Times New Roman" w:eastAsia="標楷體" w:hAnsi="Times New Roman" w:cs="Times New Roman" w:hint="eastAsia"/>
+        </w:rPr>
+        <w:t>舖</w:t>
+      </w:r>
+      <w:proofErr w:type="gramEnd"/>
+      <w:r>
+        <w:rPr>
+          <w:rFonts w:ascii="Times New Roman" w:eastAsia="標楷體" w:hAnsi="Times New Roman" w:cs="Times New Roman" w:hint="eastAsia"/>
+        </w:rPr>
+        <w:t>編號，車輛編號又</w:t>
       </w:r>
       <w:r>
         <w:rPr>
@@ -33853,7 +35885,21 @@
         <w:rPr>
           <w:rFonts w:ascii="Times New Roman" w:eastAsia="標楷體" w:hAnsi="Times New Roman" w:cs="Times New Roman" w:hint="eastAsia"/>
         </w:rPr>
-        <w:t>格式為一數字搭配一字母，支援線車輛編號</w:t>
+        <w:t>格式為一數字搭配</w:t>
+      </w:r>
+      <w:proofErr w:type="gramStart"/>
+      <w:r>
+        <w:rPr>
+          <w:rFonts w:ascii="Times New Roman" w:eastAsia="標楷體" w:hAnsi="Times New Roman" w:cs="Times New Roman" w:hint="eastAsia"/>
+        </w:rPr>
+        <w:t>一</w:t>
+      </w:r>
+      <w:proofErr w:type="gramEnd"/>
+      <w:r>
+        <w:rPr>
+          <w:rFonts w:ascii="Times New Roman" w:eastAsia="標楷體" w:hAnsi="Times New Roman" w:cs="Times New Roman" w:hint="eastAsia"/>
+        </w:rPr>
+        <w:t>字母，支援線車輛編號</w:t>
       </w:r>
       <w:r>
         <w:rPr>
@@ -33925,7 +35971,21 @@
         <w:rPr>
           <w:rFonts w:ascii="Times New Roman" w:eastAsia="標楷體" w:hAnsi="Times New Roman" w:cs="Times New Roman" w:hint="eastAsia"/>
         </w:rPr>
-        <w:t>表定到店時間定義店鋪的時間窗限制，於表定到店時間前</w:t>
+        <w:t>表定到店時間定義店鋪的時間窗限制，</w:t>
+      </w:r>
+      <w:proofErr w:type="gramStart"/>
+      <w:r>
+        <w:rPr>
+          <w:rFonts w:ascii="Times New Roman" w:eastAsia="標楷體" w:hAnsi="Times New Roman" w:cs="Times New Roman" w:hint="eastAsia"/>
+        </w:rPr>
+        <w:t>於表定</w:t>
+      </w:r>
+      <w:proofErr w:type="gramEnd"/>
+      <w:r>
+        <w:rPr>
+          <w:rFonts w:ascii="Times New Roman" w:eastAsia="標楷體" w:hAnsi="Times New Roman" w:cs="Times New Roman" w:hint="eastAsia"/>
+        </w:rPr>
+        <w:t>到店時間前</w:t>
       </w:r>
       <w:r>
         <w:rPr>
@@ -34687,16 +36747,26 @@
           <w:sz w:val="24"/>
           <w:szCs w:val="24"/>
         </w:rPr>
-        <w:t>驗數據彙整</w:t>
-      </w:r>
+        <w:t>驗數據</w:t>
+      </w:r>
+      <w:proofErr w:type="gramStart"/>
       <w:r>
         <w:rPr>
           <w:rFonts w:ascii="Times New Roman" w:eastAsia="標楷體" w:hAnsi="Times New Roman" w:cs="Times New Roman" w:hint="eastAsia"/>
           <w:sz w:val="24"/>
           <w:szCs w:val="24"/>
         </w:rPr>
+        <w:t>彙整</w:t>
+      </w:r>
+      <w:r>
+        <w:rPr>
+          <w:rFonts w:ascii="Times New Roman" w:eastAsia="標楷體" w:hAnsi="Times New Roman" w:cs="Times New Roman" w:hint="eastAsia"/>
+          <w:sz w:val="24"/>
+          <w:szCs w:val="24"/>
+        </w:rPr>
         <w:t>如</w:t>
       </w:r>
+      <w:proofErr w:type="gramEnd"/>
       <w:r>
         <w:rPr>
           <w:rFonts w:ascii="Times New Roman" w:eastAsia="標楷體" w:hAnsi="Times New Roman" w:cs="Times New Roman"/>
@@ -40829,6 +42899,95 @@
     </w:lvl>
   </w:abstractNum>
   <w:abstractNum w:abstractNumId="9" w15:restartNumberingAfterBreak="0">
+    <w:nsid w:val="3EFE5327"/>
+    <w:multiLevelType w:val="hybridMultilevel"/>
+    <w:tmpl w:val="F568583A"/>
+    <w:lvl w:ilvl="0" w:tplc="3800D09E">
+      <w:start w:val="1"/>
+      <w:numFmt w:val="decimal"/>
+      <w:lvlText w:val="%1."/>
+      <w:lvlJc w:val="left"/>
+      <w:pPr>
+        <w:ind w:left="360" w:hanging="360"/>
+      </w:pPr>
+      <w:rPr>
+        <w:rFonts w:hint="default"/>
+      </w:rPr>
+    </w:lvl>
+    <w:lvl w:ilvl="1" w:tplc="04090019" w:tentative="1">
+      <w:start w:val="1"/>
+      <w:numFmt w:val="ideographTraditional"/>
+      <w:lvlText w:val="%2、"/>
+      <w:lvlJc w:val="left"/>
+      <w:pPr>
+        <w:ind w:left="960" w:hanging="480"/>
+      </w:pPr>
+    </w:lvl>
+    <w:lvl w:ilvl="2" w:tplc="0409001B" w:tentative="1">
+      <w:start w:val="1"/>
+      <w:numFmt w:val="lowerRoman"/>
+      <w:lvlText w:val="%3."/>
+      <w:lvlJc w:val="right"/>
+      <w:pPr>
+        <w:ind w:left="1440" w:hanging="480"/>
+      </w:pPr>
+    </w:lvl>
+    <w:lvl w:ilvl="3" w:tplc="0409000F" w:tentative="1">
+      <w:start w:val="1"/>
+      <w:numFmt w:val="decimal"/>
+      <w:lvlText w:val="%4."/>
+      <w:lvlJc w:val="left"/>
+      <w:pPr>
+        <w:ind w:left="1920" w:hanging="480"/>
+      </w:pPr>
+    </w:lvl>
+    <w:lvl w:ilvl="4" w:tplc="04090019" w:tentative="1">
+      <w:start w:val="1"/>
+      <w:numFmt w:val="ideographTraditional"/>
+      <w:lvlText w:val="%5、"/>
+      <w:lvlJc w:val="left"/>
+      <w:pPr>
+        <w:ind w:left="2400" w:hanging="480"/>
+      </w:pPr>
+    </w:lvl>
+    <w:lvl w:ilvl="5" w:tplc="0409001B" w:tentative="1">
+      <w:start w:val="1"/>
+      <w:numFmt w:val="lowerRoman"/>
+      <w:lvlText w:val="%6."/>
+      <w:lvlJc w:val="right"/>
+      <w:pPr>
+        <w:ind w:left="2880" w:hanging="480"/>
+      </w:pPr>
+    </w:lvl>
+    <w:lvl w:ilvl="6" w:tplc="0409000F" w:tentative="1">
+      <w:start w:val="1"/>
+      <w:numFmt w:val="decimal"/>
+      <w:lvlText w:val="%7."/>
+      <w:lvlJc w:val="left"/>
+      <w:pPr>
+        <w:ind w:left="3360" w:hanging="480"/>
+      </w:pPr>
+    </w:lvl>
+    <w:lvl w:ilvl="7" w:tplc="04090019" w:tentative="1">
+      <w:start w:val="1"/>
+      <w:numFmt w:val="ideographTraditional"/>
+      <w:lvlText w:val="%8、"/>
+      <w:lvlJc w:val="left"/>
+      <w:pPr>
+        <w:ind w:left="3840" w:hanging="480"/>
+      </w:pPr>
+    </w:lvl>
+    <w:lvl w:ilvl="8" w:tplc="0409001B" w:tentative="1">
+      <w:start w:val="1"/>
+      <w:numFmt w:val="lowerRoman"/>
+      <w:lvlText w:val="%9."/>
+      <w:lvlJc w:val="right"/>
+      <w:pPr>
+        <w:ind w:left="4320" w:hanging="480"/>
+      </w:pPr>
+    </w:lvl>
+  </w:abstractNum>
+  <w:abstractNum w:abstractNumId="10" w15:restartNumberingAfterBreak="0">
     <w:nsid w:val="49C122A4"/>
     <w:multiLevelType w:val="hybridMultilevel"/>
     <w:tmpl w:val="AB16F092"/>
@@ -40917,7 +43076,7 @@
       </w:pPr>
     </w:lvl>
   </w:abstractNum>
-  <w:abstractNum w:abstractNumId="10" w15:restartNumberingAfterBreak="0">
+  <w:abstractNum w:abstractNumId="11" w15:restartNumberingAfterBreak="0">
     <w:nsid w:val="4D6E2F77"/>
     <w:multiLevelType w:val="hybridMultilevel"/>
     <w:tmpl w:val="6624D24E"/>
@@ -41006,7 +43165,7 @@
       </w:pPr>
     </w:lvl>
   </w:abstractNum>
-  <w:abstractNum w:abstractNumId="11" w15:restartNumberingAfterBreak="0">
+  <w:abstractNum w:abstractNumId="12" w15:restartNumberingAfterBreak="0">
     <w:nsid w:val="52974265"/>
     <w:multiLevelType w:val="hybridMultilevel"/>
     <w:tmpl w:val="3050F978"/>
@@ -41098,7 +43257,7 @@
       </w:pPr>
     </w:lvl>
   </w:abstractNum>
-  <w:abstractNum w:abstractNumId="12" w15:restartNumberingAfterBreak="0">
+  <w:abstractNum w:abstractNumId="13" w15:restartNumberingAfterBreak="0">
     <w:nsid w:val="548964F0"/>
     <w:multiLevelType w:val="hybridMultilevel"/>
     <w:tmpl w:val="BFEC64F4"/>
@@ -41187,7 +43346,7 @@
       </w:pPr>
     </w:lvl>
   </w:abstractNum>
-  <w:abstractNum w:abstractNumId="13" w15:restartNumberingAfterBreak="0">
+  <w:abstractNum w:abstractNumId="14" w15:restartNumberingAfterBreak="0">
     <w:nsid w:val="54BF6310"/>
     <w:multiLevelType w:val="hybridMultilevel"/>
     <w:tmpl w:val="D1A8ACAE"/>
@@ -41278,7 +43437,7 @@
       </w:pPr>
     </w:lvl>
   </w:abstractNum>
-  <w:abstractNum w:abstractNumId="14" w15:restartNumberingAfterBreak="0">
+  <w:abstractNum w:abstractNumId="15" w15:restartNumberingAfterBreak="0">
     <w:nsid w:val="61CB6975"/>
     <w:multiLevelType w:val="hybridMultilevel"/>
     <w:tmpl w:val="C0F27E9C"/>
@@ -41367,7 +43526,7 @@
       </w:pPr>
     </w:lvl>
   </w:abstractNum>
-  <w:abstractNum w:abstractNumId="15" w15:restartNumberingAfterBreak="0">
+  <w:abstractNum w:abstractNumId="16" w15:restartNumberingAfterBreak="0">
     <w:nsid w:val="6DBE4F21"/>
     <w:multiLevelType w:val="hybridMultilevel"/>
     <w:tmpl w:val="40EC3146"/>
@@ -41456,7 +43615,7 @@
       </w:pPr>
     </w:lvl>
   </w:abstractNum>
-  <w:abstractNum w:abstractNumId="16" w15:restartNumberingAfterBreak="0">
+  <w:abstractNum w:abstractNumId="17" w15:restartNumberingAfterBreak="0">
     <w:nsid w:val="72FC6B54"/>
     <w:multiLevelType w:val="hybridMultilevel"/>
     <w:tmpl w:val="54A80626"/>
@@ -41546,10 +43705,10 @@
     </w:lvl>
   </w:abstractNum>
   <w:num w:numId="1" w16cid:durableId="780959571">
-    <w:abstractNumId w:val="9"/>
+    <w:abstractNumId w:val="10"/>
   </w:num>
   <w:num w:numId="2" w16cid:durableId="781656686">
-    <w:abstractNumId w:val="11"/>
+    <w:abstractNumId w:val="12"/>
     <w:lvlOverride w:ilvl="0">
       <w:startOverride w:val="1"/>
     </w:lvlOverride>
@@ -41639,7 +43798,7 @@
     </w:lvlOverride>
   </w:num>
   <w:num w:numId="5" w16cid:durableId="1015887182">
-    <w:abstractNumId w:val="13"/>
+    <w:abstractNumId w:val="14"/>
   </w:num>
   <w:num w:numId="6" w16cid:durableId="1729920188">
     <w:abstractNumId w:val="1"/>
@@ -41651,19 +43810,19 @@
     <w:abstractNumId w:val="3"/>
   </w:num>
   <w:num w:numId="9" w16cid:durableId="1730111096">
-    <w:abstractNumId w:val="14"/>
+    <w:abstractNumId w:val="15"/>
   </w:num>
   <w:num w:numId="10" w16cid:durableId="1132476814">
-    <w:abstractNumId w:val="12"/>
+    <w:abstractNumId w:val="13"/>
   </w:num>
   <w:num w:numId="11" w16cid:durableId="222834111">
-    <w:abstractNumId w:val="10"/>
+    <w:abstractNumId w:val="11"/>
   </w:num>
   <w:num w:numId="12" w16cid:durableId="1410034023">
     <w:abstractNumId w:val="0"/>
   </w:num>
   <w:num w:numId="13" w16cid:durableId="1690061672">
-    <w:abstractNumId w:val="11"/>
+    <w:abstractNumId w:val="12"/>
   </w:num>
   <w:num w:numId="14" w16cid:durableId="1061637946">
     <w:abstractNumId w:val="6"/>
@@ -41678,10 +43837,13 @@
     <w:abstractNumId w:val="8"/>
   </w:num>
   <w:num w:numId="18" w16cid:durableId="1464890155">
-    <w:abstractNumId w:val="15"/>
+    <w:abstractNumId w:val="16"/>
   </w:num>
   <w:num w:numId="19" w16cid:durableId="372578499">
-    <w:abstractNumId w:val="16"/>
+    <w:abstractNumId w:val="17"/>
+  </w:num>
+  <w:num w:numId="20" w16cid:durableId="139080657">
+    <w:abstractNumId w:val="9"/>
   </w:num>
 </w:numbering>
 </file>

--- a/docs/thesis/114論文_楊宏傑.docx
+++ b/docs/thesis/114論文_楊宏傑.docx
@@ -670,7 +670,6 @@
         </w:rPr>
         <w:t>[Reference]</w:t>
       </w:r>
-      <w:proofErr w:type="gramStart"/>
       <w:r>
         <w:rPr>
           <w:rFonts w:ascii="Times New Roman" w:eastAsia="標楷體" w:hAnsi="Times New Roman" w:cs="Times New Roman" w:hint="eastAsia"/>
@@ -678,7 +677,6 @@
         </w:rPr>
         <w:t>與蟻群演算法</w:t>
       </w:r>
-      <w:proofErr w:type="gramEnd"/>
       <w:r>
         <w:rPr>
           <w:rFonts w:ascii="Times New Roman" w:eastAsia="標楷體" w:hAnsi="Times New Roman" w:cs="Times New Roman" w:hint="eastAsia"/>
@@ -808,23 +806,7 @@
           <w:rFonts w:ascii="Times New Roman" w:eastAsia="標楷體" w:hAnsi="Times New Roman" w:cs="Times New Roman"/>
           <w:highlight w:val="yellow"/>
         </w:rPr>
-        <w:t>進行主線店</w:t>
-      </w:r>
-      <w:proofErr w:type="gramStart"/>
-      <w:r>
-        <w:rPr>
-          <w:rFonts w:ascii="Times New Roman" w:eastAsia="標楷體" w:hAnsi="Times New Roman" w:cs="Times New Roman"/>
-          <w:highlight w:val="yellow"/>
-        </w:rPr>
-        <w:t>舖</w:t>
-      </w:r>
-      <w:proofErr w:type="gramEnd"/>
-      <w:r>
-        <w:rPr>
-          <w:rFonts w:ascii="Times New Roman" w:eastAsia="標楷體" w:hAnsi="Times New Roman" w:cs="Times New Roman"/>
-          <w:highlight w:val="yellow"/>
-        </w:rPr>
-        <w:t>抽</w:t>
+        <w:t>進行主線店舖抽</w:t>
       </w:r>
       <w:r>
         <w:rPr>
@@ -1093,14 +1075,12 @@
         </w:rPr>
         <w:t>、</w:t>
       </w:r>
-      <w:proofErr w:type="gramStart"/>
       <w:r>
         <w:rPr>
           <w:rFonts w:ascii="Times New Roman" w:eastAsia="標楷體" w:hAnsi="Times New Roman" w:cs="Times New Roman" w:hint="eastAsia"/>
         </w:rPr>
         <w:t>蟻群演算法</w:t>
       </w:r>
-      <w:proofErr w:type="gramEnd"/>
       <w:r>
         <w:rPr>
           <w:rFonts w:ascii="Times New Roman" w:eastAsia="標楷體" w:hAnsi="Times New Roman" w:cs="Times New Roman"/>
@@ -1196,7 +1176,6 @@
           <w:szCs w:val="40"/>
         </w:rPr>
       </w:pPr>
-      <w:proofErr w:type="gramStart"/>
       <w:r>
         <w:rPr>
           <w:rFonts w:ascii="Times New Roman" w:eastAsia="標楷體" w:hAnsi="Times New Roman" w:cs="Times New Roman"/>
@@ -1206,18 +1185,7 @@
           <w:szCs w:val="40"/>
         </w:rPr>
         <w:lastRenderedPageBreak/>
-        <w:t>誌</w:t>
-      </w:r>
-      <w:proofErr w:type="gramEnd"/>
-      <w:r>
-        <w:rPr>
-          <w:rFonts w:ascii="Times New Roman" w:eastAsia="標楷體" w:hAnsi="Times New Roman" w:cs="Times New Roman"/>
-          <w:b/>
-          <w:bCs/>
-          <w:sz w:val="40"/>
-          <w:szCs w:val="40"/>
-        </w:rPr>
-        <w:t>謝</w:t>
+        <w:t>誌謝</w:t>
       </w:r>
     </w:p>
     <w:p>
@@ -5387,11 +5355,11 @@
         </w:rPr>
         <w:fldChar w:fldCharType="separate"/>
       </w:r>
-      <w:hyperlink w:anchor="_Toc217747146" w:history="1">
+      <w:hyperlink w:anchor="_Toc218870785" w:history="1">
         <w:r>
           <w:rPr>
             <w:rStyle w:val="af4"/>
-            <w:rFonts w:ascii="Times New Roman" w:hAnsi="Times New Roman" w:cs="Times New Roman"/>
+            <w:rFonts w:ascii="Times New Roman" w:hAnsi="Times New Roman" w:cs="Times New Roman" w:hint="eastAsia"/>
           </w:rPr>
           <w:t>表</w:t>
         </w:r>
@@ -5405,7 +5373,7 @@
         <w:r>
           <w:rPr>
             <w:rStyle w:val="af4"/>
-            <w:rFonts w:ascii="Times New Roman" w:hAnsi="Times New Roman" w:cs="Times New Roman"/>
+            <w:rFonts w:ascii="Times New Roman" w:hAnsi="Times New Roman" w:cs="Times New Roman" w:hint="eastAsia"/>
           </w:rPr>
           <w:t>參數定義</w:t>
         </w:r>
@@ -5425,7 +5393,7 @@
           <w:rPr>
             <w:webHidden/>
           </w:rPr>
-          <w:instrText xml:space="preserve"> PAGEREF _Toc217747146 \h </w:instrText>
+          <w:instrText xml:space="preserve"> PAGEREF _Toc218870785 \h </w:instrText>
         </w:r>
         <w:r>
           <w:rPr>
@@ -5442,7 +5410,7 @@
           <w:rPr>
             <w:webHidden/>
           </w:rPr>
-          <w:t>10</w:t>
+          <w:t>14</w:t>
         </w:r>
         <w:r>
           <w:rPr>
@@ -5467,11 +5435,11 @@
           <w14:ligatures w14:val="standardContextual"/>
         </w:rPr>
       </w:pPr>
-      <w:hyperlink w:anchor="_Toc217747147" w:history="1">
+      <w:hyperlink w:anchor="_Toc218870786" w:history="1">
         <w:r>
           <w:rPr>
             <w:rStyle w:val="af4"/>
-            <w:rFonts w:ascii="Times New Roman" w:hAnsi="Times New Roman" w:cs="Times New Roman"/>
+            <w:rFonts w:ascii="Times New Roman" w:hAnsi="Times New Roman" w:cs="Times New Roman" w:hint="eastAsia"/>
           </w:rPr>
           <w:t>表</w:t>
         </w:r>
@@ -5485,7 +5453,7 @@
         <w:r>
           <w:rPr>
             <w:rStyle w:val="af4"/>
-            <w:rFonts w:ascii="Times New Roman" w:hAnsi="Times New Roman" w:cs="Times New Roman"/>
+            <w:rFonts w:ascii="Times New Roman" w:hAnsi="Times New Roman" w:cs="Times New Roman" w:hint="eastAsia"/>
           </w:rPr>
           <w:t>超參數定義</w:t>
         </w:r>
@@ -5505,7 +5473,7 @@
           <w:rPr>
             <w:webHidden/>
           </w:rPr>
-          <w:instrText xml:space="preserve"> PAGEREF _Toc217747147 \h </w:instrText>
+          <w:instrText xml:space="preserve"> PAGEREF _Toc218870786 \h </w:instrText>
         </w:r>
         <w:r>
           <w:rPr>
@@ -5522,7 +5490,7 @@
           <w:rPr>
             <w:webHidden/>
           </w:rPr>
-          <w:t>19</w:t>
+          <w:t>24</w:t>
         </w:r>
         <w:r>
           <w:rPr>
@@ -5547,11 +5515,11 @@
           <w14:ligatures w14:val="standardContextual"/>
         </w:rPr>
       </w:pPr>
-      <w:hyperlink w:anchor="_Toc217747148" w:history="1">
+      <w:hyperlink w:anchor="_Toc218870787" w:history="1">
         <w:r>
           <w:rPr>
             <w:rStyle w:val="af4"/>
-            <w:rFonts w:ascii="Times New Roman" w:hAnsi="Times New Roman" w:cs="Times New Roman"/>
+            <w:rFonts w:ascii="Times New Roman" w:hAnsi="Times New Roman" w:cs="Times New Roman" w:hint="eastAsia"/>
           </w:rPr>
           <w:t>表</w:t>
         </w:r>
@@ -5565,7 +5533,7 @@
         <w:r>
           <w:rPr>
             <w:rStyle w:val="af4"/>
-            <w:rFonts w:ascii="Times New Roman" w:hAnsi="Times New Roman" w:cs="Times New Roman"/>
+            <w:rFonts w:ascii="Times New Roman" w:hAnsi="Times New Roman" w:cs="Times New Roman" w:hint="eastAsia"/>
           </w:rPr>
           <w:t>變量定義</w:t>
         </w:r>
@@ -5585,7 +5553,7 @@
           <w:rPr>
             <w:webHidden/>
           </w:rPr>
-          <w:instrText xml:space="preserve"> PAGEREF _Toc217747148 \h </w:instrText>
+          <w:instrText xml:space="preserve"> PAGEREF _Toc218870787 \h </w:instrText>
         </w:r>
         <w:r>
           <w:rPr>
@@ -5602,7 +5570,7 @@
           <w:rPr>
             <w:webHidden/>
           </w:rPr>
-          <w:t>19</w:t>
+          <w:t>24</w:t>
         </w:r>
         <w:r>
           <w:rPr>
@@ -5627,11 +5595,11 @@
           <w14:ligatures w14:val="standardContextual"/>
         </w:rPr>
       </w:pPr>
-      <w:hyperlink w:anchor="_Toc217747149" w:history="1">
+      <w:hyperlink w:anchor="_Toc218870788" w:history="1">
         <w:r>
           <w:rPr>
             <w:rStyle w:val="af4"/>
-            <w:rFonts w:ascii="Times New Roman" w:hAnsi="Times New Roman" w:cs="Times New Roman"/>
+            <w:rFonts w:ascii="Times New Roman" w:hAnsi="Times New Roman" w:cs="Times New Roman" w:hint="eastAsia"/>
           </w:rPr>
           <w:t>表</w:t>
         </w:r>
@@ -5645,7 +5613,7 @@
         <w:r>
           <w:rPr>
             <w:rStyle w:val="af4"/>
-            <w:rFonts w:ascii="Times New Roman" w:hAnsi="Times New Roman" w:cs="Times New Roman"/>
+            <w:rFonts w:ascii="Times New Roman" w:hAnsi="Times New Roman" w:cs="Times New Roman" w:hint="eastAsia"/>
           </w:rPr>
           <w:t>實驗設備規格表</w:t>
         </w:r>
@@ -5665,7 +5633,7 @@
           <w:rPr>
             <w:webHidden/>
           </w:rPr>
-          <w:instrText xml:space="preserve"> PAGEREF _Toc217747149 \h </w:instrText>
+          <w:instrText xml:space="preserve"> PAGEREF _Toc218870788 \h </w:instrText>
         </w:r>
         <w:r>
           <w:rPr>
@@ -5682,7 +5650,7 @@
           <w:rPr>
             <w:webHidden/>
           </w:rPr>
-          <w:t>23</w:t>
+          <w:t>28</w:t>
         </w:r>
         <w:r>
           <w:rPr>
@@ -5707,11 +5675,11 @@
           <w14:ligatures w14:val="standardContextual"/>
         </w:rPr>
       </w:pPr>
-      <w:hyperlink w:anchor="_Toc217747150" w:history="1">
+      <w:hyperlink w:anchor="_Toc218870789" w:history="1">
         <w:r>
           <w:rPr>
             <w:rStyle w:val="af4"/>
-            <w:rFonts w:ascii="Times New Roman" w:hAnsi="Times New Roman" w:cs="Times New Roman"/>
+            <w:rFonts w:ascii="Times New Roman" w:hAnsi="Times New Roman" w:cs="Times New Roman" w:hint="eastAsia"/>
             <w:highlight w:val="yellow"/>
           </w:rPr>
           <w:t>表</w:t>
@@ -5722,13 +5690,93 @@
             <w:rFonts w:ascii="Times New Roman" w:hAnsi="Times New Roman" w:cs="Times New Roman"/>
             <w:highlight w:val="yellow"/>
           </w:rPr>
-          <w:t>5</w:t>
+          <w:t xml:space="preserve">5 </w:t>
+        </w:r>
+        <w:r>
+          <w:rPr>
+            <w:rStyle w:val="af4"/>
+            <w:rFonts w:ascii="Times New Roman" w:hAnsi="Times New Roman" w:cs="Times New Roman" w:hint="eastAsia"/>
+            <w:highlight w:val="yellow"/>
+          </w:rPr>
+          <w:t>參數定義</w:t>
+        </w:r>
+        <w:r>
+          <w:rPr>
+            <w:webHidden/>
+          </w:rPr>
+          <w:tab/>
+        </w:r>
+        <w:r>
+          <w:rPr>
+            <w:webHidden/>
+          </w:rPr>
+          <w:fldChar w:fldCharType="begin"/>
+        </w:r>
+        <w:r>
+          <w:rPr>
+            <w:webHidden/>
+          </w:rPr>
+          <w:instrText xml:space="preserve"> PAGEREF _Toc218870789 \h </w:instrText>
+        </w:r>
+        <w:r>
+          <w:rPr>
+            <w:webHidden/>
+          </w:rPr>
+        </w:r>
+        <w:r>
+          <w:rPr>
+            <w:webHidden/>
+          </w:rPr>
+          <w:fldChar w:fldCharType="separate"/>
+        </w:r>
+        <w:r>
+          <w:rPr>
+            <w:webHidden/>
+          </w:rPr>
+          <w:t>30</w:t>
+        </w:r>
+        <w:r>
+          <w:rPr>
+            <w:webHidden/>
+          </w:rPr>
+          <w:fldChar w:fldCharType="end"/>
+        </w:r>
+      </w:hyperlink>
+    </w:p>
+    <w:p>
+      <w:pPr>
+        <w:pStyle w:val="af5"/>
+        <w:tabs>
+          <w:tab w:val="right" w:leader="dot" w:pos="8296"/>
+        </w:tabs>
+        <w:ind w:left="480" w:hanging="480"/>
+        <w:rPr>
+          <w:rFonts w:asciiTheme="minorHAnsi" w:eastAsiaTheme="minorEastAsia" w:hAnsiTheme="minorHAnsi" w:cstheme="minorBidi"/>
+          <w:bCs w:val="0"/>
+          <w:kern w:val="2"/>
+          <w:szCs w:val="24"/>
+          <w14:ligatures w14:val="standardContextual"/>
+        </w:rPr>
+      </w:pPr>
+      <w:hyperlink w:anchor="_Toc218870790" w:history="1">
+        <w:r>
+          <w:rPr>
+            <w:rStyle w:val="af4"/>
+            <w:rFonts w:ascii="Times New Roman" w:hAnsi="Times New Roman" w:cs="Times New Roman" w:hint="eastAsia"/>
+          </w:rPr>
+          <w:t>表</w:t>
         </w:r>
         <w:r>
           <w:rPr>
             <w:rStyle w:val="af4"/>
             <w:rFonts w:ascii="Times New Roman" w:hAnsi="Times New Roman" w:cs="Times New Roman"/>
-            <w:highlight w:val="yellow"/>
+          </w:rPr>
+          <w:t>6</w:t>
+        </w:r>
+        <w:r>
+          <w:rPr>
+            <w:rStyle w:val="af4"/>
+            <w:rFonts w:ascii="Times New Roman" w:hAnsi="Times New Roman" w:cs="Times New Roman" w:hint="eastAsia"/>
           </w:rPr>
           <w:t>系統與物流公司人工編排比較表</w:t>
         </w:r>
@@ -5748,7 +5796,7 @@
           <w:rPr>
             <w:webHidden/>
           </w:rPr>
-          <w:instrText xml:space="preserve"> PAGEREF _Toc217747150 \h </w:instrText>
+          <w:instrText xml:space="preserve"> PAGEREF _Toc218870790 \h </w:instrText>
         </w:r>
         <w:r>
           <w:rPr>
@@ -5765,7 +5813,7 @@
           <w:rPr>
             <w:webHidden/>
           </w:rPr>
-          <w:t>25</w:t>
+          <w:t>31</w:t>
         </w:r>
         <w:r>
           <w:rPr>
@@ -5790,12 +5838,11 @@
           <w14:ligatures w14:val="standardContextual"/>
         </w:rPr>
       </w:pPr>
-      <w:hyperlink w:anchor="_Toc217747151" w:history="1">
+      <w:hyperlink w:anchor="_Toc218870791" w:history="1">
         <w:r>
           <w:rPr>
             <w:rStyle w:val="af4"/>
-            <w:rFonts w:ascii="Times New Roman" w:hAnsi="Times New Roman" w:cs="Times New Roman"/>
-            <w:highlight w:val="yellow"/>
+            <w:rFonts w:ascii="Times New Roman" w:hAnsi="Times New Roman" w:cs="Times New Roman" w:hint="eastAsia"/>
           </w:rPr>
           <w:t>表</w:t>
         </w:r>
@@ -5803,17 +5850,15 @@
           <w:rPr>
             <w:rStyle w:val="af4"/>
             <w:rFonts w:ascii="Times New Roman" w:hAnsi="Times New Roman" w:cs="Times New Roman"/>
-            <w:highlight w:val="yellow"/>
           </w:rPr>
-          <w:t>6</w:t>
+          <w:t>7</w:t>
         </w:r>
         <w:r>
           <w:rPr>
             <w:rStyle w:val="af4"/>
-            <w:rFonts w:ascii="Times New Roman" w:hAnsi="Times New Roman" w:cs="Times New Roman"/>
-            <w:highlight w:val="yellow"/>
+            <w:rFonts w:ascii="Times New Roman" w:hAnsi="Times New Roman" w:cs="Times New Roman" w:hint="eastAsia"/>
           </w:rPr>
-          <w:t>系統與物流公司人工編排差異率</w:t>
+          <w:t>系統與物流公司人工編排差異</w:t>
         </w:r>
         <w:r>
           <w:rPr>
@@ -5831,7 +5876,7 @@
           <w:rPr>
             <w:webHidden/>
           </w:rPr>
-          <w:instrText xml:space="preserve"> PAGEREF _Toc217747151 \h </w:instrText>
+          <w:instrText xml:space="preserve"> PAGEREF _Toc218870791 \h </w:instrText>
         </w:r>
         <w:r>
           <w:rPr>
@@ -5848,7 +5893,7 @@
           <w:rPr>
             <w:webHidden/>
           </w:rPr>
-          <w:t>26</w:t>
+          <w:t>31</w:t>
         </w:r>
         <w:r>
           <w:rPr>
@@ -6256,43 +6301,39 @@
           <w:sz w:val="24"/>
           <w:szCs w:val="24"/>
         </w:rPr>
-        <w:t>店</w:t>
-      </w:r>
-      <w:proofErr w:type="gramStart"/>
+        <w:t>店舖</w:t>
+      </w:r>
       <w:r>
         <w:rPr>
           <w:rFonts w:ascii="Times New Roman" w:eastAsia="標楷體" w:hAnsi="Times New Roman" w:cs="Times New Roman"/>
           <w:sz w:val="24"/>
           <w:szCs w:val="24"/>
         </w:rPr>
-        <w:t>舖</w:t>
-      </w:r>
-      <w:proofErr w:type="gramEnd"/>
+        <w:t>。全省分成七個物流中心，每個物流中心均負責所轄區域的配送作業。以林口物流中心</w:t>
+      </w:r>
       <w:r>
         <w:rPr>
           <w:rFonts w:ascii="Times New Roman" w:eastAsia="標楷體" w:hAnsi="Times New Roman" w:cs="Times New Roman"/>
           <w:sz w:val="24"/>
           <w:szCs w:val="24"/>
         </w:rPr>
-        <w:t>。全省分成七個物流中心，每</w:t>
-      </w:r>
-      <w:proofErr w:type="gramStart"/>
+        <w:t>(Delivery Center, DC)</w:t>
+      </w:r>
       <w:r>
         <w:rPr>
           <w:rFonts w:ascii="Times New Roman" w:eastAsia="標楷體" w:hAnsi="Times New Roman" w:cs="Times New Roman"/>
           <w:sz w:val="24"/>
           <w:szCs w:val="24"/>
         </w:rPr>
-        <w:t>個</w:t>
-      </w:r>
-      <w:proofErr w:type="gramEnd"/>
-      <w:r>
-        <w:rPr>
-          <w:rFonts w:ascii="Times New Roman" w:eastAsia="標楷體" w:hAnsi="Times New Roman" w:cs="Times New Roman"/>
+        <w:t>為例，每日</w:t>
+      </w:r>
+      <w:r>
+        <w:rPr>
+          <w:rFonts w:ascii="Times New Roman" w:eastAsia="標楷體" w:hAnsi="Times New Roman" w:cs="Times New Roman" w:hint="eastAsia"/>
           <w:sz w:val="24"/>
           <w:szCs w:val="24"/>
         </w:rPr>
-        <w:t>物流中心均負責所轄區域的配送作業。以林口物流中心</w:t>
+        <w:t>需</w:t>
       </w:r>
       <w:r>
         <w:rPr>
@@ -6300,7 +6341,7 @@
           <w:sz w:val="24"/>
           <w:szCs w:val="24"/>
         </w:rPr>
-        <w:t>(Delivery Center, DC)</w:t>
+        <w:t>配送約</w:t>
       </w:r>
       <w:r>
         <w:rPr>
@@ -6308,15 +6349,15 @@
           <w:sz w:val="24"/>
           <w:szCs w:val="24"/>
         </w:rPr>
-        <w:t>為例，每日</w:t>
-      </w:r>
-      <w:r>
-        <w:rPr>
-          <w:rFonts w:ascii="Times New Roman" w:eastAsia="標楷體" w:hAnsi="Times New Roman" w:cs="Times New Roman" w:hint="eastAsia"/>
+        <w:t>800</w:t>
+      </w:r>
+      <w:r>
+        <w:rPr>
+          <w:rFonts w:ascii="Times New Roman" w:eastAsia="標楷體" w:hAnsi="Times New Roman" w:cs="Times New Roman"/>
           <w:sz w:val="24"/>
           <w:szCs w:val="24"/>
         </w:rPr>
-        <w:t>需</w:t>
+        <w:t>家</w:t>
       </w:r>
       <w:r>
         <w:rPr>
@@ -6324,7 +6365,7 @@
           <w:sz w:val="24"/>
           <w:szCs w:val="24"/>
         </w:rPr>
-        <w:t>配送約</w:t>
+        <w:t>店舖</w:t>
       </w:r>
       <w:r>
         <w:rPr>
@@ -6332,7 +6373,7 @@
           <w:sz w:val="24"/>
           <w:szCs w:val="24"/>
         </w:rPr>
-        <w:t>800</w:t>
+        <w:t>，所需規劃的配送路線約</w:t>
       </w:r>
       <w:r>
         <w:rPr>
@@ -6340,7 +6381,7 @@
           <w:sz w:val="24"/>
           <w:szCs w:val="24"/>
         </w:rPr>
-        <w:t>家</w:t>
+        <w:t>80</w:t>
       </w:r>
       <w:r>
         <w:rPr>
@@ -6348,25 +6389,23 @@
           <w:sz w:val="24"/>
           <w:szCs w:val="24"/>
         </w:rPr>
-        <w:t>店</w:t>
-      </w:r>
-      <w:proofErr w:type="gramStart"/>
+        <w:t>條路線，每條路線涵蓋約</w:t>
+      </w:r>
       <w:r>
         <w:rPr>
           <w:rFonts w:ascii="Times New Roman" w:eastAsia="標楷體" w:hAnsi="Times New Roman" w:cs="Times New Roman"/>
           <w:sz w:val="24"/>
           <w:szCs w:val="24"/>
         </w:rPr>
-        <w:t>舖</w:t>
-      </w:r>
-      <w:proofErr w:type="gramEnd"/>
+        <w:t>10</w:t>
+      </w:r>
       <w:r>
         <w:rPr>
           <w:rFonts w:ascii="Times New Roman" w:eastAsia="標楷體" w:hAnsi="Times New Roman" w:cs="Times New Roman"/>
           <w:sz w:val="24"/>
           <w:szCs w:val="24"/>
         </w:rPr>
-        <w:t>，所需規劃的配送路線約</w:t>
+        <w:t>至</w:t>
       </w:r>
       <w:r>
         <w:rPr>
@@ -6374,7 +6413,7 @@
           <w:sz w:val="24"/>
           <w:szCs w:val="24"/>
         </w:rPr>
-        <w:t>80</w:t>
+        <w:t>15</w:t>
       </w:r>
       <w:r>
         <w:rPr>
@@ -6382,7 +6421,7 @@
           <w:sz w:val="24"/>
           <w:szCs w:val="24"/>
         </w:rPr>
-        <w:t>條路線，每條路線涵蓋約</w:t>
+        <w:t>家</w:t>
       </w:r>
       <w:r>
         <w:rPr>
@@ -6390,50 +6429,8 @@
           <w:sz w:val="24"/>
           <w:szCs w:val="24"/>
         </w:rPr>
-        <w:t>10</w:t>
-      </w:r>
-      <w:r>
-        <w:rPr>
-          <w:rFonts w:ascii="Times New Roman" w:eastAsia="標楷體" w:hAnsi="Times New Roman" w:cs="Times New Roman"/>
-          <w:sz w:val="24"/>
-          <w:szCs w:val="24"/>
-        </w:rPr>
-        <w:t>至</w:t>
-      </w:r>
-      <w:r>
-        <w:rPr>
-          <w:rFonts w:ascii="Times New Roman" w:eastAsia="標楷體" w:hAnsi="Times New Roman" w:cs="Times New Roman"/>
-          <w:sz w:val="24"/>
-          <w:szCs w:val="24"/>
-        </w:rPr>
-        <w:t>15</w:t>
-      </w:r>
-      <w:r>
-        <w:rPr>
-          <w:rFonts w:ascii="Times New Roman" w:eastAsia="標楷體" w:hAnsi="Times New Roman" w:cs="Times New Roman"/>
-          <w:sz w:val="24"/>
-          <w:szCs w:val="24"/>
-        </w:rPr>
-        <w:t>家</w:t>
-      </w:r>
-      <w:r>
-        <w:rPr>
-          <w:rFonts w:ascii="Times New Roman" w:eastAsia="標楷體" w:hAnsi="Times New Roman" w:cs="Times New Roman"/>
-          <w:sz w:val="24"/>
-          <w:szCs w:val="24"/>
-        </w:rPr>
-        <w:t>店</w:t>
-      </w:r>
-      <w:proofErr w:type="gramStart"/>
-      <w:r>
-        <w:rPr>
-          <w:rFonts w:ascii="Times New Roman" w:eastAsia="標楷體" w:hAnsi="Times New Roman" w:cs="Times New Roman"/>
-          <w:sz w:val="24"/>
-          <w:szCs w:val="24"/>
-        </w:rPr>
-        <w:t>舖</w:t>
-      </w:r>
-      <w:proofErr w:type="gramEnd"/>
+        <w:t>店舖</w:t>
+      </w:r>
       <w:r>
         <w:rPr>
           <w:rFonts w:ascii="Times New Roman" w:eastAsia="標楷體" w:hAnsi="Times New Roman" w:cs="Times New Roman"/>
@@ -6485,25 +6482,23 @@
           <w:sz w:val="24"/>
           <w:szCs w:val="24"/>
         </w:rPr>
-        <w:t>店</w:t>
-      </w:r>
-      <w:proofErr w:type="gramStart"/>
+        <w:t>店舖</w:t>
+      </w:r>
       <w:r>
         <w:rPr>
           <w:rFonts w:ascii="Times New Roman" w:eastAsia="標楷體" w:hAnsi="Times New Roman" w:cs="Times New Roman"/>
           <w:sz w:val="24"/>
           <w:szCs w:val="24"/>
         </w:rPr>
-        <w:t>舖</w:t>
-      </w:r>
-      <w:proofErr w:type="gramEnd"/>
+        <w:t>。其</w:t>
+      </w:r>
       <w:r>
         <w:rPr>
           <w:rFonts w:ascii="Times New Roman" w:eastAsia="標楷體" w:hAnsi="Times New Roman" w:cs="Times New Roman"/>
           <w:sz w:val="24"/>
           <w:szCs w:val="24"/>
         </w:rPr>
-        <w:t>。其</w:t>
+        <w:t>店舖</w:t>
       </w:r>
       <w:r>
         <w:rPr>
@@ -6511,33 +6506,31 @@
           <w:sz w:val="24"/>
           <w:szCs w:val="24"/>
         </w:rPr>
-        <w:t>店</w:t>
-      </w:r>
-      <w:proofErr w:type="gramStart"/>
-      <w:r>
-        <w:rPr>
-          <w:rFonts w:ascii="Times New Roman" w:eastAsia="標楷體" w:hAnsi="Times New Roman" w:cs="Times New Roman"/>
+        <w:t>包含訂定的配送貨物</w:t>
+      </w:r>
+      <w:r>
+        <w:rPr>
+          <w:rFonts w:ascii="Times New Roman" w:eastAsia="標楷體" w:hAnsi="Times New Roman" w:cs="Times New Roman" w:hint="eastAsia"/>
           <w:sz w:val="24"/>
           <w:szCs w:val="24"/>
         </w:rPr>
-        <w:t>舖</w:t>
-      </w:r>
-      <w:proofErr w:type="gramEnd"/>
+        <w:t>材積</w:t>
+      </w:r>
       <w:r>
         <w:rPr>
           <w:rFonts w:ascii="Times New Roman" w:eastAsia="標楷體" w:hAnsi="Times New Roman" w:cs="Times New Roman"/>
           <w:sz w:val="24"/>
           <w:szCs w:val="24"/>
         </w:rPr>
-        <w:t>包含訂定的配送貨物</w:t>
-      </w:r>
-      <w:r>
-        <w:rPr>
-          <w:rFonts w:ascii="Times New Roman" w:eastAsia="標楷體" w:hAnsi="Times New Roman" w:cs="Times New Roman" w:hint="eastAsia"/>
+        <w:t>量、配送時間、地址。但因</w:t>
+      </w:r>
+      <w:r>
+        <w:rPr>
+          <w:rFonts w:ascii="Times New Roman" w:eastAsia="標楷體" w:hAnsi="Times New Roman" w:cs="Times New Roman"/>
           <w:sz w:val="24"/>
           <w:szCs w:val="24"/>
         </w:rPr>
-        <w:t>材積</w:t>
+        <w:t>店舖</w:t>
       </w:r>
       <w:r>
         <w:rPr>
@@ -6545,7 +6538,7 @@
           <w:sz w:val="24"/>
           <w:szCs w:val="24"/>
         </w:rPr>
-        <w:t>量、配送時間、地址。但因</w:t>
+        <w:t>每日實際所需的配送貨量可能因各種因素而有所變動，因此當主線超過可承載的貨物量時</w:t>
       </w:r>
       <w:r>
         <w:rPr>
@@ -6553,25 +6546,23 @@
           <w:sz w:val="24"/>
           <w:szCs w:val="24"/>
         </w:rPr>
-        <w:t>店</w:t>
-      </w:r>
-      <w:proofErr w:type="gramStart"/>
+        <w:t>，</w:t>
+      </w:r>
       <w:r>
         <w:rPr>
           <w:rFonts w:ascii="Times New Roman" w:eastAsia="標楷體" w:hAnsi="Times New Roman" w:cs="Times New Roman"/>
           <w:sz w:val="24"/>
           <w:szCs w:val="24"/>
         </w:rPr>
-        <w:t>舖</w:t>
-      </w:r>
-      <w:proofErr w:type="gramEnd"/>
-      <w:r>
-        <w:rPr>
-          <w:rFonts w:ascii="Times New Roman" w:eastAsia="標楷體" w:hAnsi="Times New Roman" w:cs="Times New Roman"/>
+        <w:t>便需要規劃其他</w:t>
+      </w:r>
+      <w:r>
+        <w:rPr>
+          <w:rFonts w:ascii="Times New Roman" w:eastAsia="標楷體" w:hAnsi="Times New Roman" w:cs="Times New Roman" w:hint="eastAsia"/>
           <w:sz w:val="24"/>
           <w:szCs w:val="24"/>
         </w:rPr>
-        <w:t>每日實際所需的配送貨量可能因各種因素而有所變動，因此當主線超過可承載的貨物量時</w:t>
+        <w:t>主線協助</w:t>
       </w:r>
       <w:r>
         <w:rPr>
@@ -6579,23 +6570,23 @@
           <w:sz w:val="24"/>
           <w:szCs w:val="24"/>
         </w:rPr>
-        <w:t>，</w:t>
-      </w:r>
-      <w:r>
-        <w:rPr>
-          <w:rFonts w:ascii="Times New Roman" w:eastAsia="標楷體" w:hAnsi="Times New Roman" w:cs="Times New Roman"/>
+        <w:t>配送，或者由</w:t>
+      </w:r>
+      <w:r>
+        <w:rPr>
+          <w:rFonts w:ascii="Times New Roman" w:eastAsia="標楷體" w:hAnsi="Times New Roman" w:cs="Times New Roman" w:hint="eastAsia"/>
           <w:sz w:val="24"/>
           <w:szCs w:val="24"/>
         </w:rPr>
-        <w:t>便需要規劃其他</w:t>
-      </w:r>
-      <w:r>
-        <w:rPr>
-          <w:rFonts w:ascii="Times New Roman" w:eastAsia="標楷體" w:hAnsi="Times New Roman" w:cs="Times New Roman" w:hint="eastAsia"/>
+        <w:t>支援車輛</w:t>
+      </w:r>
+      <w:r>
+        <w:rPr>
+          <w:rFonts w:ascii="Times New Roman" w:eastAsia="標楷體" w:hAnsi="Times New Roman" w:cs="Times New Roman"/>
           <w:sz w:val="24"/>
           <w:szCs w:val="24"/>
         </w:rPr>
-        <w:t>主線協助</w:t>
+        <w:t>協助進行配送</w:t>
       </w:r>
       <w:r>
         <w:rPr>
@@ -6603,50 +6594,16 @@
           <w:sz w:val="24"/>
           <w:szCs w:val="24"/>
         </w:rPr>
-        <w:t>配送，或者由</w:t>
-      </w:r>
-      <w:r>
-        <w:rPr>
-          <w:rFonts w:ascii="Times New Roman" w:eastAsia="標楷體" w:hAnsi="Times New Roman" w:cs="Times New Roman" w:hint="eastAsia"/>
+        <w:t>，再根據</w:t>
+      </w:r>
+      <w:r>
+        <w:rPr>
+          <w:rFonts w:ascii="Times New Roman" w:eastAsia="標楷體" w:hAnsi="Times New Roman" w:cs="Times New Roman"/>
           <w:sz w:val="24"/>
           <w:szCs w:val="24"/>
         </w:rPr>
-        <w:t>支援車輛</w:t>
-      </w:r>
-      <w:r>
-        <w:rPr>
-          <w:rFonts w:ascii="Times New Roman" w:eastAsia="標楷體" w:hAnsi="Times New Roman" w:cs="Times New Roman"/>
-          <w:sz w:val="24"/>
-          <w:szCs w:val="24"/>
-        </w:rPr>
-        <w:t>協助進行配送</w:t>
-      </w:r>
-      <w:r>
-        <w:rPr>
-          <w:rFonts w:ascii="Times New Roman" w:eastAsia="標楷體" w:hAnsi="Times New Roman" w:cs="Times New Roman"/>
-          <w:sz w:val="24"/>
-          <w:szCs w:val="24"/>
-        </w:rPr>
-        <w:t>，再根據</w:t>
-      </w:r>
-      <w:r>
-        <w:rPr>
-          <w:rFonts w:ascii="Times New Roman" w:eastAsia="標楷體" w:hAnsi="Times New Roman" w:cs="Times New Roman"/>
-          <w:sz w:val="24"/>
-          <w:szCs w:val="24"/>
-        </w:rPr>
-        <w:t>店</w:t>
-      </w:r>
-      <w:proofErr w:type="gramStart"/>
-      <w:r>
-        <w:rPr>
-          <w:rFonts w:ascii="Times New Roman" w:eastAsia="標楷體" w:hAnsi="Times New Roman" w:cs="Times New Roman"/>
-          <w:sz w:val="24"/>
-          <w:szCs w:val="24"/>
-        </w:rPr>
-        <w:t>舖</w:t>
-      </w:r>
-      <w:proofErr w:type="gramEnd"/>
+        <w:t>店舖</w:t>
+      </w:r>
       <w:r>
         <w:rPr>
           <w:rFonts w:ascii="Times New Roman" w:eastAsia="標楷體" w:hAnsi="Times New Roman" w:cs="Times New Roman"/>
@@ -6778,7 +6735,6 @@
         </w:rPr>
         <w:t>、</w:t>
       </w:r>
-      <w:proofErr w:type="gramStart"/>
       <w:r>
         <w:rPr>
           <w:rFonts w:ascii="Times New Roman" w:eastAsia="標楷體" w:hAnsi="Times New Roman" w:cs="Times New Roman" w:hint="eastAsia"/>
@@ -6786,7 +6742,6 @@
         <w:lastRenderedPageBreak/>
         <w:t>蟻群演算法</w:t>
       </w:r>
-      <w:proofErr w:type="gramEnd"/>
       <w:r>
         <w:rPr>
           <w:rFonts w:ascii="Times New Roman" w:eastAsia="標楷體" w:hAnsi="Times New Roman" w:cs="Times New Roman" w:hint="eastAsia"/>
@@ -7048,23 +7003,7 @@
           <w:rFonts w:ascii="Times New Roman" w:eastAsia="標楷體" w:hAnsi="Times New Roman" w:cs="Times New Roman"/>
           <w:highlight w:val="yellow"/>
         </w:rPr>
-        <w:t>本研究以真實物流公司之配送資料為基礎，針對既有固定主線條件下因配送需求波動所衍生之超載與支援線調度問題，提出一套兼顧實務可行性與最佳化效益的混合式配送路徑規劃方法。相較於傳統車輛路徑問題假設路線可自由重排，本研究納入主線店鋪順序不可隨意更動之限制，將主線與支援線調度問題形式化為具</w:t>
-      </w:r>
-      <w:proofErr w:type="gramStart"/>
-      <w:r>
-        <w:rPr>
-          <w:rFonts w:ascii="Times New Roman" w:eastAsia="標楷體" w:hAnsi="Times New Roman" w:cs="Times New Roman"/>
-          <w:highlight w:val="yellow"/>
-        </w:rPr>
-        <w:t>時間窗與容量</w:t>
-      </w:r>
-      <w:proofErr w:type="gramEnd"/>
-      <w:r>
-        <w:rPr>
-          <w:rFonts w:ascii="Times New Roman" w:eastAsia="標楷體" w:hAnsi="Times New Roman" w:cs="Times New Roman"/>
-          <w:highlight w:val="yellow"/>
-        </w:rPr>
-        <w:t>限制且結合自有與委外車隊特性的</w:t>
+        <w:t>本研究以真實物流公司之配送資料為基礎，針對既有固定主線條件下因配送需求波動所衍生之超載與支援線調度問題，提出一套兼顧實務可行性與最佳化效益的混合式配送路徑規劃方法。相較於傳統車輛路徑問題假設路線可自由重排，本研究納入主線店鋪順序不可隨意更動之限制，將主線與支援線調度問題形式化為具時間窗與容量限制且結合自有與委外車隊特性的</w:t>
       </w:r>
       <w:r>
         <w:rPr>
@@ -7304,7 +7243,6 @@
         </w:rPr>
         <w:t>[Reference]</w:t>
       </w:r>
-      <w:proofErr w:type="gramStart"/>
       <w:r>
         <w:rPr>
           <w:rFonts w:ascii="Times New Roman" w:eastAsia="標楷體" w:hAnsi="Times New Roman" w:cs="Times New Roman" w:hint="eastAsia"/>
@@ -7323,7 +7261,6 @@
         </w:rPr>
         <w:t>演算法</w:t>
       </w:r>
-      <w:proofErr w:type="gramEnd"/>
       <w:r>
         <w:rPr>
           <w:rFonts w:ascii="Times New Roman" w:eastAsia="標楷體" w:hAnsi="Times New Roman" w:cs="Times New Roman" w:hint="eastAsia"/>
@@ -7847,21 +7784,7 @@
         <w:rPr>
           <w:rFonts w:ascii="Times New Roman" w:eastAsia="標楷體" w:hAnsi="Times New Roman" w:cs="Times New Roman"/>
         </w:rPr>
-        <w:t>每</w:t>
-      </w:r>
-      <w:proofErr w:type="gramStart"/>
-      <w:r>
-        <w:rPr>
-          <w:rFonts w:ascii="Times New Roman" w:eastAsia="標楷體" w:hAnsi="Times New Roman" w:cs="Times New Roman"/>
-        </w:rPr>
-        <w:t>個</w:t>
-      </w:r>
-      <w:proofErr w:type="gramEnd"/>
-      <w:r>
-        <w:rPr>
-          <w:rFonts w:ascii="Times New Roman" w:eastAsia="標楷體" w:hAnsi="Times New Roman" w:cs="Times New Roman"/>
-        </w:rPr>
-        <w:t>顧客僅允許被</w:t>
+        <w:t>每個顧客僅允許被</w:t>
       </w:r>
       <w:r>
         <w:rPr>
@@ -7917,21 +7840,7 @@
         <w:rPr>
           <w:rFonts w:ascii="Times New Roman" w:eastAsia="標楷體" w:hAnsi="Times New Roman" w:cs="Times New Roman"/>
         </w:rPr>
-        <w:t>每</w:t>
-      </w:r>
-      <w:proofErr w:type="gramStart"/>
-      <w:r>
-        <w:rPr>
-          <w:rFonts w:ascii="Times New Roman" w:eastAsia="標楷體" w:hAnsi="Times New Roman" w:cs="Times New Roman"/>
-        </w:rPr>
-        <w:t>個</w:t>
-      </w:r>
-      <w:proofErr w:type="gramEnd"/>
-      <w:r>
-        <w:rPr>
-          <w:rFonts w:ascii="Times New Roman" w:eastAsia="標楷體" w:hAnsi="Times New Roman" w:cs="Times New Roman"/>
-        </w:rPr>
-        <w:t>顧客都必須完成</w:t>
+        <w:t>每個顧客都必須完成</w:t>
       </w:r>
       <w:r>
         <w:rPr>
@@ -8022,16 +7931,8 @@
         <w:rPr>
           <w:rFonts w:ascii="Times New Roman" w:eastAsia="標楷體" w:hAnsi="Times New Roman" w:cs="Times New Roman" w:hint="eastAsia"/>
         </w:rPr>
-        <w:t>體之</w:t>
-      </w:r>
-      <w:proofErr w:type="gramStart"/>
-      <w:r>
-        <w:rPr>
-          <w:rFonts w:ascii="Times New Roman" w:eastAsia="標楷體" w:hAnsi="Times New Roman" w:cs="Times New Roman" w:hint="eastAsia"/>
-        </w:rPr>
-        <w:t>一</w:t>
-      </w:r>
-      <w:proofErr w:type="gramEnd"/>
+        <w:t>體之一</w:t>
+      </w:r>
       <w:r>
         <w:rPr>
           <w:rFonts w:ascii="Times New Roman" w:eastAsia="標楷體" w:hAnsi="Times New Roman" w:cs="Times New Roman"/>
@@ -8074,19 +7975,11 @@
         </w:rPr>
         <w:t>均具有一個固定的</w:t>
       </w:r>
-      <w:proofErr w:type="gramStart"/>
-      <w:r>
-        <w:rPr>
-          <w:rFonts w:ascii="Times New Roman" w:eastAsia="標楷體" w:hAnsi="Times New Roman" w:cs="Times New Roman"/>
-        </w:rPr>
-        <w:t>的</w:t>
-      </w:r>
-      <w:proofErr w:type="gramEnd"/>
-      <w:r>
-        <w:rPr>
-          <w:rFonts w:ascii="Times New Roman" w:eastAsia="標楷體" w:hAnsi="Times New Roman" w:cs="Times New Roman"/>
-        </w:rPr>
-        <w:t>最大載貨量</w:t>
+      <w:r>
+        <w:rPr>
+          <w:rFonts w:ascii="Times New Roman" w:eastAsia="標楷體" w:hAnsi="Times New Roman" w:cs="Times New Roman"/>
+        </w:rPr>
+        <w:t>的最大載貨量</w:t>
       </w:r>
       <w:r>
         <w:rPr>
@@ -8356,16 +8249,8 @@
         <w:rPr>
           <w:rFonts w:ascii="Times New Roman" w:eastAsia="標楷體" w:hAnsi="Times New Roman" w:cs="Times New Roman" w:hint="eastAsia"/>
         </w:rPr>
-        <w:t>群，並對每</w:t>
-      </w:r>
-      <w:proofErr w:type="gramStart"/>
-      <w:r>
-        <w:rPr>
-          <w:rFonts w:ascii="Times New Roman" w:eastAsia="標楷體" w:hAnsi="Times New Roman" w:cs="Times New Roman" w:hint="eastAsia"/>
-        </w:rPr>
-        <w:t>個</w:t>
-      </w:r>
-      <w:proofErr w:type="gramEnd"/>
+        <w:t>群，並對每個</w:t>
+      </w:r>
       <w:r>
         <w:rPr>
           <w:rFonts w:ascii="Times New Roman" w:eastAsia="標楷體" w:hAnsi="Times New Roman" w:cs="Times New Roman" w:hint="eastAsia"/>
@@ -8376,14 +8261,7 @@
         <w:rPr>
           <w:rFonts w:ascii="Times New Roman" w:eastAsia="標楷體" w:hAnsi="Times New Roman" w:cs="Times New Roman" w:hint="eastAsia"/>
         </w:rPr>
-        <w:t>群進行配送路徑規劃，以同時保留容量約束並縮短計算時間。分群所得的</w:t>
-      </w:r>
-      <w:proofErr w:type="gramStart"/>
-      <w:r>
-        <w:rPr>
-          <w:rFonts w:ascii="Times New Roman" w:eastAsia="標楷體" w:hAnsi="Times New Roman" w:cs="Times New Roman" w:hint="eastAsia"/>
-        </w:rPr>
-        <w:t>初步解</w:t>
+        <w:t>群進行配送路徑規劃，以同時保留容量約束並縮短計算時間。分群所得的初步解</w:t>
       </w:r>
       <w:r>
         <w:rPr>
@@ -8395,23 +8273,8 @@
         <w:rPr>
           <w:rFonts w:ascii="Times New Roman" w:eastAsia="標楷體" w:hAnsi="Times New Roman" w:cs="Times New Roman" w:hint="eastAsia"/>
         </w:rPr>
-        <w:t>作為</w:t>
-      </w:r>
-      <w:proofErr w:type="gramEnd"/>
-      <w:r>
-        <w:rPr>
-          <w:rFonts w:ascii="Times New Roman" w:eastAsia="標楷體" w:hAnsi="Times New Roman" w:cs="Times New Roman" w:hint="eastAsia"/>
-        </w:rPr>
-        <w:t>後續</w:t>
-      </w:r>
-      <w:proofErr w:type="gramStart"/>
-      <w:r>
-        <w:rPr>
-          <w:rFonts w:ascii="Times New Roman" w:eastAsia="標楷體" w:hAnsi="Times New Roman" w:cs="Times New Roman" w:hint="eastAsia"/>
-        </w:rPr>
-        <w:t>啟發式或精確</w:t>
-      </w:r>
-      <w:proofErr w:type="gramEnd"/>
+        <w:t>作為後續啟發式或精確</w:t>
+      </w:r>
       <w:r>
         <w:rPr>
           <w:rFonts w:ascii="Times New Roman" w:eastAsia="標楷體" w:hAnsi="Times New Roman" w:cs="Times New Roman" w:hint="eastAsia"/>
@@ -8422,21 +8285,7 @@
         <w:rPr>
           <w:rFonts w:ascii="Times New Roman" w:eastAsia="標楷體" w:hAnsi="Times New Roman" w:cs="Times New Roman" w:hint="eastAsia"/>
         </w:rPr>
-        <w:t>法的</w:t>
-      </w:r>
-      <w:proofErr w:type="gramStart"/>
-      <w:r>
-        <w:rPr>
-          <w:rFonts w:ascii="Times New Roman" w:eastAsia="標楷體" w:hAnsi="Times New Roman" w:cs="Times New Roman" w:hint="eastAsia"/>
-        </w:rPr>
-        <w:t>初始解</w:t>
-      </w:r>
-      <w:proofErr w:type="gramEnd"/>
-      <w:r>
-        <w:rPr>
-          <w:rFonts w:ascii="Times New Roman" w:eastAsia="標楷體" w:hAnsi="Times New Roman" w:cs="Times New Roman" w:hint="eastAsia"/>
-        </w:rPr>
-        <w:t>，以提升整體求解效率與路徑品質。</w:t>
+        <w:t>法的初始解，以提升整體求解效率與路徑品質。</w:t>
       </w:r>
     </w:p>
     <w:p>
@@ -8550,21 +8399,7 @@
         <w:rPr>
           <w:rFonts w:ascii="Times New Roman" w:eastAsia="標楷體" w:hAnsi="Times New Roman" w:cs="Times New Roman" w:hint="eastAsia"/>
         </w:rPr>
-        <w:t>每</w:t>
-      </w:r>
-      <w:proofErr w:type="gramStart"/>
-      <w:r>
-        <w:rPr>
-          <w:rFonts w:ascii="Times New Roman" w:eastAsia="標楷體" w:hAnsi="Times New Roman" w:cs="Times New Roman" w:hint="eastAsia"/>
-        </w:rPr>
-        <w:t>個</w:t>
-      </w:r>
-      <w:proofErr w:type="gramEnd"/>
-      <w:r>
-        <w:rPr>
-          <w:rFonts w:ascii="Times New Roman" w:eastAsia="標楷體" w:hAnsi="Times New Roman" w:cs="Times New Roman" w:hint="eastAsia"/>
-        </w:rPr>
-        <w:t>顧客節點必須在規定的時間區間內接受服務</w:t>
+        <w:t>每個顧客節點必須在規定的時間區間內接受服務</w:t>
       </w:r>
       <w:r>
         <w:rPr>
@@ -8624,21 +8459,7 @@
         <w:rPr>
           <w:rFonts w:ascii="Times New Roman" w:eastAsia="標楷體" w:hAnsi="Times New Roman" w:cs="Times New Roman"/>
         </w:rPr>
-        <w:t>學術研究與實務應用</w:t>
-      </w:r>
-      <w:proofErr w:type="gramStart"/>
-      <w:r>
-        <w:rPr>
-          <w:rFonts w:ascii="Times New Roman" w:eastAsia="標楷體" w:hAnsi="Times New Roman" w:cs="Times New Roman"/>
-        </w:rPr>
-        <w:t>中均被廣泛</w:t>
-      </w:r>
-      <w:proofErr w:type="gramEnd"/>
-      <w:r>
-        <w:rPr>
-          <w:rFonts w:ascii="Times New Roman" w:eastAsia="標楷體" w:hAnsi="Times New Roman" w:cs="Times New Roman"/>
-        </w:rPr>
-        <w:t>探討</w:t>
+        <w:t>學術研究與實務應用中均被廣泛探討</w:t>
       </w:r>
       <w:r>
         <w:rPr>
@@ -8763,19 +8584,11 @@
         </w:rPr>
         <w:t>強調</w:t>
       </w:r>
-      <w:proofErr w:type="gramStart"/>
-      <w:r>
-        <w:rPr>
-          <w:rFonts w:ascii="Times New Roman" w:eastAsia="標楷體" w:hAnsi="Times New Roman" w:cs="Times New Roman" w:hint="eastAsia"/>
-        </w:rPr>
-        <w:t>初始群品質</w:t>
-      </w:r>
-      <w:proofErr w:type="gramEnd"/>
-      <w:r>
-        <w:rPr>
-          <w:rFonts w:ascii="Times New Roman" w:eastAsia="標楷體" w:hAnsi="Times New Roman" w:cs="Times New Roman" w:hint="eastAsia"/>
-        </w:rPr>
-        <w:t>對於</w:t>
+      <w:r>
+        <w:rPr>
+          <w:rFonts w:ascii="Times New Roman" w:eastAsia="標楷體" w:hAnsi="Times New Roman" w:cs="Times New Roman" w:hint="eastAsia"/>
+        </w:rPr>
+        <w:t>初始群品質對於</w:t>
       </w:r>
       <w:r>
         <w:rPr>
@@ -8889,21 +8702,7 @@
         <w:rPr>
           <w:rFonts w:ascii="Times New Roman" w:eastAsia="標楷體" w:hAnsi="Times New Roman" w:cs="Times New Roman" w:hint="eastAsia"/>
         </w:rPr>
-        <w:t>四種分群方法在產生初</w:t>
-      </w:r>
-      <w:proofErr w:type="gramStart"/>
-      <w:r>
-        <w:rPr>
-          <w:rFonts w:ascii="Times New Roman" w:eastAsia="標楷體" w:hAnsi="Times New Roman" w:cs="Times New Roman" w:hint="eastAsia"/>
-        </w:rPr>
-        <w:t>始解時</w:t>
-      </w:r>
-      <w:proofErr w:type="gramEnd"/>
-      <w:r>
-        <w:rPr>
-          <w:rFonts w:ascii="Times New Roman" w:eastAsia="標楷體" w:hAnsi="Times New Roman" w:cs="Times New Roman" w:hint="eastAsia"/>
-        </w:rPr>
-        <w:t>的表現。</w:t>
+        <w:t>四種分群方法在產生初始解時的表現。</w:t>
       </w:r>
       <w:r>
         <w:rPr>
@@ -9106,7 +8905,6 @@
         </w:rPr>
         <w:t>中</w:t>
       </w:r>
-      <w:proofErr w:type="gramStart"/>
       <w:r>
         <w:rPr>
           <w:rFonts w:ascii="Times New Roman" w:eastAsia="標楷體" w:hAnsi="Times New Roman" w:cs="Times New Roman" w:hint="eastAsia"/>
@@ -9117,14 +8915,7 @@
         <w:rPr>
           <w:rFonts w:ascii="Times New Roman" w:eastAsia="標楷體" w:hAnsi="Times New Roman" w:cs="Times New Roman" w:hint="eastAsia"/>
         </w:rPr>
-        <w:t>入鄰域搜尋</w:t>
-      </w:r>
-      <w:proofErr w:type="gramEnd"/>
-      <w:r>
-        <w:rPr>
-          <w:rFonts w:ascii="Times New Roman" w:eastAsia="標楷體" w:hAnsi="Times New Roman" w:cs="Times New Roman" w:hint="eastAsia"/>
-        </w:rPr>
-        <w:t>以改善解品質，當</w:t>
+        <w:t>入鄰域搜尋以改善解品質，當</w:t>
       </w:r>
       <w:r>
         <w:rPr>
@@ -9317,7 +9108,6 @@
         </w:rPr>
         <w:t>測試案例的實驗結果顯示，所提出的方法在保持計算效率的同時，亦能產生高品質解，顯示</w:t>
       </w:r>
-      <w:proofErr w:type="gramStart"/>
       <w:r>
         <w:rPr>
           <w:rFonts w:ascii="Times New Roman" w:eastAsia="標楷體" w:hAnsi="Times New Roman" w:cs="Times New Roman" w:hint="eastAsia"/>
@@ -9334,14 +9124,7 @@
         <w:rPr>
           <w:rFonts w:ascii="Times New Roman" w:eastAsia="標楷體" w:hAnsi="Times New Roman" w:cs="Times New Roman"/>
         </w:rPr>
-        <w:t>混合</w:t>
-      </w:r>
-      <w:proofErr w:type="gramEnd"/>
-      <w:r>
-        <w:rPr>
-          <w:rFonts w:ascii="Times New Roman" w:eastAsia="標楷體" w:hAnsi="Times New Roman" w:cs="Times New Roman"/>
-        </w:rPr>
-        <w:t>啟發式演算法在現代物流配送與路線優化中的有效性。</w:t>
+        <w:t>混合啟發式演算法在現代物流配送與路線優化中的有效性。</w:t>
       </w:r>
     </w:p>
     <w:p>
@@ -9634,21 +9417,7 @@
         <w:rPr>
           <w:rFonts w:ascii="Times New Roman" w:eastAsia="標楷體" w:hAnsi="Times New Roman" w:cs="Times New Roman" w:hint="eastAsia"/>
         </w:rPr>
-        <w:t>，以最小</w:t>
-      </w:r>
-      <w:proofErr w:type="gramStart"/>
-      <w:r>
-        <w:rPr>
-          <w:rFonts w:ascii="Times New Roman" w:eastAsia="標楷體" w:hAnsi="Times New Roman" w:cs="Times New Roman" w:hint="eastAsia"/>
-        </w:rPr>
-        <w:t>化總物流</w:t>
-      </w:r>
-      <w:proofErr w:type="gramEnd"/>
-      <w:r>
-        <w:rPr>
-          <w:rFonts w:ascii="Times New Roman" w:eastAsia="標楷體" w:hAnsi="Times New Roman" w:cs="Times New Roman" w:hint="eastAsia"/>
-        </w:rPr>
-        <w:t>成本。</w:t>
+        <w:t>，以最小化總物流成本。</w:t>
       </w:r>
     </w:p>
     <w:p>
@@ -9758,21 +9527,7 @@
         <w:rPr>
           <w:rFonts w:ascii="Times New Roman" w:eastAsia="標楷體" w:hAnsi="Times New Roman" w:cs="Times New Roman" w:hint="eastAsia"/>
         </w:rPr>
-        <w:t>之效益。透過權衡啟用自有車輛的高昂固定成本與委外配送的變動成本，該演算法能精確界定自有車隊的服務邊界，以達成包含外包費用在內</w:t>
-      </w:r>
-      <w:proofErr w:type="gramStart"/>
-      <w:r>
-        <w:rPr>
-          <w:rFonts w:ascii="Times New Roman" w:eastAsia="標楷體" w:hAnsi="Times New Roman" w:cs="Times New Roman" w:hint="eastAsia"/>
-        </w:rPr>
-        <w:t>的總物流</w:t>
-      </w:r>
-      <w:proofErr w:type="gramEnd"/>
-      <w:r>
-        <w:rPr>
-          <w:rFonts w:ascii="Times New Roman" w:eastAsia="標楷體" w:hAnsi="Times New Roman" w:cs="Times New Roman" w:hint="eastAsia"/>
-        </w:rPr>
-        <w:t>成本最小化。</w:t>
+        <w:t>之效益。透過權衡啟用自有車輛的高昂固定成本與委外配送的變動成本，該演算法能精確界定自有車隊的服務邊界，以達成包含外包費用在內的總物流成本最小化。</w:t>
       </w:r>
     </w:p>
     <w:p>
@@ -10103,14 +9858,12 @@
         </w:rPr>
         <w:t>在</w:t>
       </w:r>
-      <w:proofErr w:type="gramStart"/>
       <w:r>
         <w:rPr>
           <w:rFonts w:ascii="Times New Roman" w:eastAsia="標楷體" w:hAnsi="Times New Roman" w:cs="Times New Roman" w:hint="eastAsia"/>
         </w:rPr>
         <w:t>建構解的</w:t>
       </w:r>
-      <w:proofErr w:type="gramEnd"/>
       <w:r>
         <w:rPr>
           <w:rFonts w:ascii="Times New Roman" w:eastAsia="標楷體" w:hAnsi="Times New Roman" w:cs="Times New Roman" w:hint="eastAsia"/>
@@ -10353,14 +10106,12 @@
         </w:rPr>
         <w:t>每</w:t>
       </w:r>
-      <w:proofErr w:type="gramStart"/>
       <w:r>
         <w:rPr>
           <w:rFonts w:ascii="Times New Roman" w:eastAsia="標楷體" w:hAnsi="Times New Roman" w:cs="Times New Roman" w:hint="eastAsia"/>
         </w:rPr>
         <w:t>個</w:t>
       </w:r>
-      <w:proofErr w:type="gramEnd"/>
       <w:r>
         <w:rPr>
           <w:rFonts w:ascii="Times New Roman" w:eastAsia="標楷體" w:hAnsi="Times New Roman" w:cs="Times New Roman"/>
@@ -10676,36 +10427,14 @@
         <w:rPr>
           <w:rFonts w:ascii="Times New Roman" w:eastAsia="標楷體" w:hAnsi="Times New Roman" w:cs="Times New Roman" w:hint="eastAsia"/>
         </w:rPr>
-        <w:t>提出的元啟發式演算法，透過模擬螞蟻在覓食過程中釋放費洛蒙尋找最短路徑的行為來解決組合最佳化問題。在</w:t>
-      </w:r>
-      <w:proofErr w:type="gramStart"/>
-      <w:r>
-        <w:rPr>
-          <w:rFonts w:ascii="Times New Roman" w:eastAsia="標楷體" w:hAnsi="Times New Roman" w:cs="Times New Roman" w:hint="eastAsia"/>
-        </w:rPr>
-        <w:t>建構解的</w:t>
-      </w:r>
-      <w:proofErr w:type="gramEnd"/>
-      <w:r>
-        <w:rPr>
-          <w:rFonts w:ascii="Times New Roman" w:eastAsia="標楷體" w:hAnsi="Times New Roman" w:cs="Times New Roman" w:hint="eastAsia"/>
-        </w:rPr>
-        <w:t>過程中，</w:t>
-      </w:r>
-      <w:r>
-        <w:rPr>
-          <w:rFonts w:ascii="Times New Roman" w:eastAsia="標楷體" w:hAnsi="Times New Roman" w:cs="Times New Roman" w:hint="eastAsia"/>
-        </w:rPr>
-        <w:t>每</w:t>
-      </w:r>
-      <w:proofErr w:type="gramStart"/>
-      <w:r>
-        <w:rPr>
-          <w:rFonts w:ascii="Times New Roman" w:eastAsia="標楷體" w:hAnsi="Times New Roman" w:cs="Times New Roman" w:hint="eastAsia"/>
-        </w:rPr>
-        <w:t>隻螞蟻</w:t>
-      </w:r>
-      <w:proofErr w:type="gramEnd"/>
+        <w:t>提出的元啟發式演算法，透過模擬螞蟻在覓食過程中釋放費洛蒙尋找最短路徑的行為來解決組合最佳化問題。在建構解的過程中，</w:t>
+      </w:r>
+      <w:r>
+        <w:rPr>
+          <w:rFonts w:ascii="Times New Roman" w:eastAsia="標楷體" w:hAnsi="Times New Roman" w:cs="Times New Roman" w:hint="eastAsia"/>
+        </w:rPr>
+        <w:t>每隻螞蟻</w:t>
+      </w:r>
       <w:r>
         <w:rPr>
           <w:rFonts w:ascii="Times New Roman" w:eastAsia="標楷體" w:hAnsi="Times New Roman" w:cs="Times New Roman" w:hint="eastAsia"/>
@@ -10936,17 +10665,8 @@
           <w:rFonts w:ascii="Times New Roman" w:eastAsia="標楷體" w:hAnsi="Times New Roman" w:cs="Times New Roman"/>
           <w:highlight w:val="yellow"/>
         </w:rPr>
-        <w:t>結合</w:t>
-      </w:r>
-      <w:proofErr w:type="gramStart"/>
-      <w:r>
-        <w:rPr>
-          <w:rFonts w:ascii="Times New Roman" w:eastAsia="標楷體" w:hAnsi="Times New Roman" w:cs="Times New Roman"/>
-          <w:highlight w:val="yellow"/>
-        </w:rPr>
-        <w:t>變動鄰域搜尋之蟻群演算法</w:t>
-      </w:r>
-      <w:proofErr w:type="gramEnd"/>
+        <w:t>結合變動鄰域搜尋之蟻群演算法</w:t>
+      </w:r>
       <w:r>
         <w:rPr>
           <w:rFonts w:ascii="Times New Roman" w:eastAsia="標楷體" w:hAnsi="Times New Roman" w:cs="Times New Roman" w:hint="eastAsia"/>
@@ -11179,7 +10899,6 @@
         </w:rPr>
         <w:t>將</w:t>
       </w:r>
-      <w:proofErr w:type="gramStart"/>
       <w:r>
         <w:rPr>
           <w:rFonts w:ascii="Times New Roman" w:eastAsia="標楷體" w:hAnsi="Times New Roman" w:cs="Times New Roman"/>
@@ -11187,7 +10906,6 @@
         </w:rPr>
         <w:t>變動鄰域搜尋</w:t>
       </w:r>
-      <w:proofErr w:type="gramEnd"/>
       <w:r>
         <w:rPr>
           <w:rFonts w:ascii="Times New Roman" w:eastAsia="標楷體" w:hAnsi="Times New Roman" w:cs="Times New Roman" w:hint="eastAsia"/>
@@ -11322,21 +11040,12 @@
         </w:rPr>
         <w:t>VNS</w:t>
       </w:r>
-      <w:proofErr w:type="gramStart"/>
-      <w:r>
-        <w:rPr>
-          <w:rFonts w:ascii="Times New Roman" w:eastAsia="標楷體" w:hAnsi="Times New Roman" w:cs="Times New Roman" w:hint="eastAsia"/>
-          <w:highlight w:val="yellow"/>
-        </w:rPr>
-        <w:t>多種鄰域</w:t>
-      </w:r>
-      <w:proofErr w:type="gramEnd"/>
-      <w:r>
-        <w:rPr>
-          <w:rFonts w:ascii="Times New Roman" w:eastAsia="標楷體" w:hAnsi="Times New Roman" w:cs="Times New Roman" w:hint="eastAsia"/>
-          <w:highlight w:val="yellow"/>
-        </w:rPr>
-        <w:t>結構</w:t>
+      <w:r>
+        <w:rPr>
+          <w:rFonts w:ascii="Times New Roman" w:eastAsia="標楷體" w:hAnsi="Times New Roman" w:cs="Times New Roman" w:hint="eastAsia"/>
+          <w:highlight w:val="yellow"/>
+        </w:rPr>
+        <w:t>多種鄰域結構</w:t>
       </w:r>
       <w:r>
         <w:rPr>
@@ -11399,23 +11108,7 @@
           <w:rFonts w:ascii="Times New Roman" w:eastAsia="標楷體" w:hAnsi="Times New Roman" w:cs="Times New Roman"/>
           <w:highlight w:val="yellow"/>
         </w:rPr>
-        <w:t>搜尋效率與解品質之間取得良好平衡，已成為解決大型組合最佳化問題的主流方法之</w:t>
-      </w:r>
-      <w:proofErr w:type="gramStart"/>
-      <w:r>
-        <w:rPr>
-          <w:rFonts w:ascii="Times New Roman" w:eastAsia="標楷體" w:hAnsi="Times New Roman" w:cs="Times New Roman"/>
-          <w:highlight w:val="yellow"/>
-        </w:rPr>
-        <w:t>一</w:t>
-      </w:r>
-      <w:proofErr w:type="gramEnd"/>
-      <w:r>
-        <w:rPr>
-          <w:rFonts w:ascii="Times New Roman" w:eastAsia="標楷體" w:hAnsi="Times New Roman" w:cs="Times New Roman"/>
-          <w:highlight w:val="yellow"/>
-        </w:rPr>
-        <w:t>。</w:t>
+        <w:t>搜尋效率與解品質之間取得良好平衡，已成為解決大型組合最佳化問題的主流方法之一。</w:t>
       </w:r>
     </w:p>
     <w:p>
@@ -11602,7 +11295,6 @@
         </w:rPr>
         <w:t>難以應用。</w:t>
       </w:r>
-      <w:proofErr w:type="gramStart"/>
       <w:r>
         <w:rPr>
           <w:rFonts w:ascii="Times New Roman" w:eastAsia="標楷體" w:hAnsi="Times New Roman" w:cs="Times New Roman" w:hint="eastAsia"/>
@@ -11610,7 +11302,6 @@
         </w:rPr>
         <w:t>此外，</w:t>
       </w:r>
-      <w:proofErr w:type="gramEnd"/>
       <w:r>
         <w:rPr>
           <w:rFonts w:ascii="Times New Roman" w:eastAsia="標楷體" w:hAnsi="Times New Roman" w:cs="Times New Roman" w:hint="eastAsia"/>
@@ -11743,39 +11434,7 @@
           <w:rFonts w:ascii="Times New Roman" w:eastAsia="標楷體" w:hAnsi="Times New Roman" w:cs="Times New Roman" w:hint="eastAsia"/>
           <w:highlight w:val="yellow"/>
         </w:rPr>
-        <w:t>及其延伸模型，多假設配送需求於規劃階段即已完整已知，並允許在滿足限制條件的前提下，對所有配送路線進行全域性重新編排。然而，此類模型應用於</w:t>
-      </w:r>
-      <w:proofErr w:type="gramStart"/>
-      <w:r>
-        <w:rPr>
-          <w:rFonts w:ascii="Times New Roman" w:eastAsia="標楷體" w:hAnsi="Times New Roman" w:cs="Times New Roman" w:hint="eastAsia"/>
-          <w:highlight w:val="yellow"/>
-        </w:rPr>
-        <w:t>實際物</w:t>
-      </w:r>
-      <w:proofErr w:type="gramEnd"/>
-      <w:r>
-        <w:rPr>
-          <w:rFonts w:ascii="Times New Roman" w:eastAsia="標楷體" w:hAnsi="Times New Roman" w:cs="Times New Roman" w:hint="eastAsia"/>
-          <w:highlight w:val="yellow"/>
-        </w:rPr>
-        <w:t>流配送</w:t>
-      </w:r>
-      <w:proofErr w:type="gramStart"/>
-      <w:r>
-        <w:rPr>
-          <w:rFonts w:ascii="Times New Roman" w:eastAsia="標楷體" w:hAnsi="Times New Roman" w:cs="Times New Roman" w:hint="eastAsia"/>
-          <w:highlight w:val="yellow"/>
-        </w:rPr>
-        <w:t>場域時</w:t>
-      </w:r>
-      <w:proofErr w:type="gramEnd"/>
-      <w:r>
-        <w:rPr>
-          <w:rFonts w:ascii="Times New Roman" w:eastAsia="標楷體" w:hAnsi="Times New Roman" w:cs="Times New Roman" w:hint="eastAsia"/>
-          <w:highlight w:val="yellow"/>
-        </w:rPr>
-        <w:t>，往往難以反映人員作業習慣與營運限制，導致數學上可行且成本最小之解，在實務上卻難以落地執行。</w:t>
+        <w:t>及其延伸模型，多假設配送需求於規劃階段即已完整已知，並允許在滿足限制條件的前提下，對所有配送路線進行全域性重新編排。然而，此類模型應用於實際物流配送場域時，往往難以反映人員作業習慣與營運限制，導致數學上可行且成本最小之解，在實務上卻難以落地執行。</w:t>
       </w:r>
     </w:p>
     <w:p>
@@ -11822,23 +11481,7 @@
           <w:rFonts w:ascii="Times New Roman" w:eastAsia="標楷體" w:hAnsi="Times New Roman" w:cs="Times New Roman" w:hint="eastAsia"/>
           <w:highlight w:val="yellow"/>
         </w:rPr>
-        <w:t>最佳化，而是如何在既有配送架構下進行有限度調整。實務上，運</w:t>
-      </w:r>
-      <w:proofErr w:type="gramStart"/>
-      <w:r>
-        <w:rPr>
-          <w:rFonts w:ascii="Times New Roman" w:eastAsia="標楷體" w:hAnsi="Times New Roman" w:cs="Times New Roman" w:hint="eastAsia"/>
-          <w:highlight w:val="yellow"/>
-        </w:rPr>
-        <w:t>務</w:t>
-      </w:r>
-      <w:proofErr w:type="gramEnd"/>
-      <w:r>
-        <w:rPr>
-          <w:rFonts w:ascii="Times New Roman" w:eastAsia="標楷體" w:hAnsi="Times New Roman" w:cs="Times New Roman" w:hint="eastAsia"/>
-          <w:highlight w:val="yellow"/>
-        </w:rPr>
-        <w:t>士長期負責固定之主線配送路線，並依循</w:t>
+        <w:t>最佳化，而是如何在既有配送架構下進行有限度調整。實務上，運務士長期負責固定之主線配送路線，並依循</w:t>
       </w:r>
       <w:r>
         <w:rPr>
@@ -11852,23 +11495,7 @@
           <w:rFonts w:ascii="Times New Roman" w:eastAsia="標楷體" w:hAnsi="Times New Roman" w:cs="Times New Roman" w:hint="eastAsia"/>
           <w:highlight w:val="yellow"/>
         </w:rPr>
-        <w:t>既定順序服務特定店</w:t>
-      </w:r>
-      <w:proofErr w:type="gramStart"/>
-      <w:r>
-        <w:rPr>
-          <w:rFonts w:ascii="Times New Roman" w:eastAsia="標楷體" w:hAnsi="Times New Roman" w:cs="Times New Roman" w:hint="eastAsia"/>
-          <w:highlight w:val="yellow"/>
-        </w:rPr>
-        <w:t>舖</w:t>
-      </w:r>
-      <w:proofErr w:type="gramEnd"/>
-      <w:r>
-        <w:rPr>
-          <w:rFonts w:ascii="Times New Roman" w:eastAsia="標楷體" w:hAnsi="Times New Roman" w:cs="Times New Roman" w:hint="eastAsia"/>
-          <w:highlight w:val="yellow"/>
-        </w:rPr>
-        <w:t>，</w:t>
+        <w:t>既定順序服務特定店舖，</w:t>
       </w:r>
       <w:r>
         <w:rPr>
@@ -11917,23 +11544,7 @@
           <w:rFonts w:ascii="Times New Roman" w:eastAsia="標楷體" w:hAnsi="Times New Roman" w:cs="Times New Roman" w:hint="eastAsia"/>
           <w:highlight w:val="yellow"/>
         </w:rPr>
-        <w:t>運</w:t>
-      </w:r>
-      <w:proofErr w:type="gramStart"/>
-      <w:r>
-        <w:rPr>
-          <w:rFonts w:ascii="Times New Roman" w:eastAsia="標楷體" w:hAnsi="Times New Roman" w:cs="Times New Roman" w:hint="eastAsia"/>
-          <w:highlight w:val="yellow"/>
-        </w:rPr>
-        <w:t>務</w:t>
-      </w:r>
-      <w:proofErr w:type="gramEnd"/>
-      <w:r>
-        <w:rPr>
-          <w:rFonts w:ascii="Times New Roman" w:eastAsia="標楷體" w:hAnsi="Times New Roman" w:cs="Times New Roman" w:hint="eastAsia"/>
-          <w:highlight w:val="yellow"/>
-        </w:rPr>
-        <w:t>士</w:t>
+        <w:t>運務士</w:t>
       </w:r>
       <w:r>
         <w:rPr>
@@ -12050,23 +11661,7 @@
           <w:rFonts w:ascii="Times New Roman" w:eastAsia="標楷體" w:hAnsi="Times New Roman" w:cs="Times New Roman" w:hint="eastAsia"/>
           <w:highlight w:val="yellow"/>
         </w:rPr>
-        <w:t>物流公司傾向優先消化既有主線之剩餘運能，僅在確定無法於內部調整下達成</w:t>
-      </w:r>
-      <w:proofErr w:type="gramStart"/>
-      <w:r>
-        <w:rPr>
-          <w:rFonts w:ascii="Times New Roman" w:eastAsia="標楷體" w:hAnsi="Times New Roman" w:cs="Times New Roman" w:hint="eastAsia"/>
-          <w:highlight w:val="yellow"/>
-        </w:rPr>
-        <w:t>可行解時</w:t>
-      </w:r>
-      <w:proofErr w:type="gramEnd"/>
-      <w:r>
-        <w:rPr>
-          <w:rFonts w:ascii="Times New Roman" w:eastAsia="標楷體" w:hAnsi="Times New Roman" w:cs="Times New Roman" w:hint="eastAsia"/>
-          <w:highlight w:val="yellow"/>
-        </w:rPr>
-        <w:t>，才啟用高成本之支援線。此種具明確決策順序與成本階層之處理邏輯，並未被</w:t>
+        <w:t>物流公司傾向優先消化既有主線之剩餘運能，僅在確定無法於內部調整下達成可行解時，才啟用高成本之支援線。此種具明確決策順序與成本階層之處理邏輯，並未被</w:t>
       </w:r>
       <w:r>
         <w:rPr>
@@ -12144,23 +11739,7 @@
           <w:rFonts w:ascii="Times New Roman" w:eastAsia="標楷體" w:hAnsi="Times New Roman" w:cs="Times New Roman" w:hint="eastAsia"/>
           <w:highlight w:val="yellow"/>
         </w:rPr>
-        <w:t>如依主線是否爆量挑選候選店</w:t>
-      </w:r>
-      <w:proofErr w:type="gramStart"/>
-      <w:r>
-        <w:rPr>
-          <w:rFonts w:ascii="Times New Roman" w:eastAsia="標楷體" w:hAnsi="Times New Roman" w:cs="Times New Roman" w:hint="eastAsia"/>
-          <w:highlight w:val="yellow"/>
-        </w:rPr>
-        <w:t>舖</w:t>
-      </w:r>
-      <w:proofErr w:type="gramEnd"/>
-      <w:r>
-        <w:rPr>
-          <w:rFonts w:ascii="Times New Roman" w:eastAsia="標楷體" w:hAnsi="Times New Roman" w:cs="Times New Roman" w:hint="eastAsia"/>
-          <w:highlight w:val="yellow"/>
-        </w:rPr>
-        <w:t>、依行政區域與距離物流中心遠近</w:t>
+        <w:t>如依主線是否爆量挑選候選店舖、依行政區域與距離物流中心遠近</w:t>
       </w:r>
       <w:r>
         <w:rPr>
@@ -12251,17 +11830,8 @@
           <w:rFonts w:ascii="Times New Roman" w:eastAsia="標楷體" w:hAnsi="Times New Roman" w:cs="Times New Roman" w:hint="eastAsia"/>
           <w:highlight w:val="yellow"/>
         </w:rPr>
-        <w:t>。</w:t>
-      </w:r>
-      <w:proofErr w:type="gramStart"/>
-      <w:r>
-        <w:rPr>
-          <w:rFonts w:ascii="Times New Roman" w:eastAsia="標楷體" w:hAnsi="Times New Roman" w:cs="Times New Roman" w:hint="eastAsia"/>
-          <w:highlight w:val="yellow"/>
-        </w:rPr>
-        <w:t>此外，</w:t>
-      </w:r>
-      <w:proofErr w:type="gramEnd"/>
+        <w:t>。此外，</w:t>
+      </w:r>
       <w:r>
         <w:rPr>
           <w:rFonts w:ascii="Times New Roman" w:eastAsia="標楷體" w:hAnsi="Times New Roman" w:cs="Times New Roman"/>
@@ -12295,21 +11865,7 @@
           <w:rFonts w:ascii="Times New Roman" w:eastAsia="標楷體" w:hAnsi="Times New Roman" w:cs="Times New Roman" w:hint="eastAsia"/>
           <w:highlight w:val="yellow"/>
         </w:rPr>
-        <w:t>，</w:t>
-      </w:r>
-      <w:r>
-        <w:rPr>
-          <w:rFonts w:ascii="Times New Roman" w:eastAsia="標楷體" w:hAnsi="Times New Roman" w:cs="Times New Roman" w:hint="eastAsia"/>
-          <w:highlight w:val="yellow"/>
-        </w:rPr>
-        <w:t>相較於演算法能於極短時間內產出更優質的解，現行</w:t>
-      </w:r>
-      <w:r>
-        <w:rPr>
-          <w:rFonts w:ascii="Times New Roman" w:eastAsia="標楷體" w:hAnsi="Times New Roman" w:cs="Times New Roman" w:hint="eastAsia"/>
-          <w:highlight w:val="yellow"/>
-        </w:rPr>
-        <w:t>人工</w:t>
+        <w:t>，相較於演算法能於極短時間內產出更優質的解，現行人工</w:t>
       </w:r>
       <w:r>
         <w:rPr>
@@ -12563,7 +12119,23 @@
           <w:color w:val="EE0000"/>
           <w:highlight w:val="yellow"/>
         </w:rPr>
-        <w:t>針對本研究探討之既有路線修復與支援路線規劃問題，其本質屬於具有高度限制的組合最佳化問題。綜合相關文獻分析，不同的元啟發式演算法在處理組合選擇與路徑排序時各具優劣。若直接採用單一演算法進行全域求解，將面臨運算效率與解品質的雙重瓶頸。本節將分別探討單一演算法之適用性比較，以及採用分階段策略之理論必要性。</w:t>
+        <w:t>針對本研究探討之既有路線修復與支援路線規劃問題，其本質屬於具有高度限制的組合最佳化問題。綜合相關文獻分析，不同的元啟發式演算法在處理組合選擇與路徑</w:t>
+      </w:r>
+      <w:r>
+        <w:rPr>
+          <w:rFonts w:ascii="Times New Roman" w:eastAsia="標楷體" w:hAnsi="Times New Roman" w:cs="Times New Roman" w:hint="eastAsia"/>
+          <w:color w:val="EE0000"/>
+          <w:highlight w:val="yellow"/>
+        </w:rPr>
+        <w:t>建構</w:t>
+      </w:r>
+      <w:r>
+        <w:rPr>
+          <w:rFonts w:ascii="Times New Roman" w:eastAsia="標楷體" w:hAnsi="Times New Roman" w:cs="Times New Roman"/>
+          <w:color w:val="EE0000"/>
+          <w:highlight w:val="yellow"/>
+        </w:rPr>
+        <w:t>時各具優劣。若直接採用單一演算法進行全域求解，將面臨運算效率與解品質的雙重瓶頸。本節將分別探討單一演算法之適用性比較，以及採用分階段策略之理論必要性。</w:t>
       </w:r>
     </w:p>
     <w:p>
@@ -12641,18 +12213,8 @@
           <w:color w:val="EE0000"/>
           <w:highlight w:val="yellow"/>
         </w:rPr>
-        <w:t>變體問題時，演算法的成效高度取決於其搜尋機制與問題結構的</w:t>
-      </w:r>
-      <w:proofErr w:type="gramStart"/>
-      <w:r>
-        <w:rPr>
-          <w:rFonts w:ascii="Times New Roman" w:eastAsia="標楷體" w:hAnsi="Times New Roman" w:cs="Times New Roman"/>
-          <w:color w:val="EE0000"/>
-          <w:highlight w:val="yellow"/>
-        </w:rPr>
-        <w:t>適配性</w:t>
-      </w:r>
-      <w:proofErr w:type="gramEnd"/>
+        <w:t>變體問題時，演算法的成效高度取決於其搜尋機制與問題結構的適配性</w:t>
+      </w:r>
       <w:r>
         <w:rPr>
           <w:rFonts w:ascii="Times New Roman" w:eastAsia="標楷體" w:hAnsi="Times New Roman" w:cs="Times New Roman"/>
@@ -12938,7 +12500,6 @@
           <w:highlight w:val="yellow"/>
         </w:rPr>
       </w:pPr>
-      <w:proofErr w:type="gramStart"/>
       <w:r>
         <w:rPr>
           <w:rFonts w:ascii="Times New Roman" w:eastAsia="標楷體" w:hAnsi="Times New Roman" w:cs="Times New Roman"/>
@@ -12949,7 +12510,6 @@
         </w:rPr>
         <w:t>純蟻群演算法</w:t>
       </w:r>
-      <w:proofErr w:type="gramEnd"/>
       <w:r>
         <w:rPr>
           <w:rFonts w:ascii="Times New Roman" w:eastAsia="標楷體" w:hAnsi="Times New Roman" w:cs="Times New Roman"/>
@@ -12984,51 +12544,23 @@
           <w:color w:val="EE0000"/>
           <w:highlight w:val="yellow"/>
         </w:rPr>
-        <w:t>相對地，</w:t>
-      </w:r>
-      <w:proofErr w:type="gramStart"/>
+        <w:t>相對地，蟻群演算法</w:t>
+      </w:r>
       <w:r>
         <w:rPr>
           <w:rFonts w:ascii="Times New Roman" w:eastAsia="標楷體" w:hAnsi="Times New Roman" w:cs="Times New Roman"/>
           <w:color w:val="EE0000"/>
           <w:highlight w:val="yellow"/>
         </w:rPr>
-        <w:t>蟻群演算法</w:t>
-      </w:r>
-      <w:proofErr w:type="gramEnd"/>
+        <w:t xml:space="preserve"> (ACO) </w:t>
+      </w:r>
       <w:r>
         <w:rPr>
           <w:rFonts w:ascii="Times New Roman" w:eastAsia="標楷體" w:hAnsi="Times New Roman" w:cs="Times New Roman"/>
           <w:color w:val="EE0000"/>
           <w:highlight w:val="yellow"/>
         </w:rPr>
-        <w:t xml:space="preserve"> (ACO) </w:t>
-      </w:r>
-      <w:r>
-        <w:rPr>
-          <w:rFonts w:ascii="Times New Roman" w:eastAsia="標楷體" w:hAnsi="Times New Roman" w:cs="Times New Roman"/>
-          <w:color w:val="EE0000"/>
-          <w:highlight w:val="yellow"/>
-        </w:rPr>
-        <w:t>屬於建構式啟發法，文獻證實其在</w:t>
-      </w:r>
-      <w:proofErr w:type="gramStart"/>
-      <w:r>
-        <w:rPr>
-          <w:rFonts w:ascii="Times New Roman" w:eastAsia="標楷體" w:hAnsi="Times New Roman" w:cs="Times New Roman"/>
-          <w:color w:val="EE0000"/>
-          <w:highlight w:val="yellow"/>
-        </w:rPr>
-        <w:t>處理圖論中的</w:t>
-      </w:r>
-      <w:proofErr w:type="gramEnd"/>
-      <w:r>
-        <w:rPr>
-          <w:rFonts w:ascii="Times New Roman" w:eastAsia="標楷體" w:hAnsi="Times New Roman" w:cs="Times New Roman"/>
-          <w:color w:val="EE0000"/>
-          <w:highlight w:val="yellow"/>
-        </w:rPr>
-        <w:t>「順序排列」與「路徑建構」問題上，效能優於傳統演化演算法</w:t>
+        <w:t>屬於建構式啟發法，文獻證實其在處理圖論中的「順序排列」與「路徑建構」問題上，效能優於傳統演化演算法</w:t>
       </w:r>
       <w:r>
         <w:rPr>
@@ -13416,25 +12948,7 @@
           <w:color w:val="EE0000"/>
           <w:highlight w:val="yellow"/>
         </w:rPr>
-        <w:t>指出，對於此類具有主從關係的決策問題，採用單一階段求解容易陷入局部搜尋的混亂；</w:t>
-      </w:r>
-      <w:proofErr w:type="gramStart"/>
-      <w:r>
-        <w:rPr>
-          <w:rFonts w:ascii="Times New Roman" w:eastAsia="標楷體" w:hAnsi="Times New Roman" w:cs="Times New Roman"/>
-          <w:color w:val="EE0000"/>
-          <w:highlight w:val="yellow"/>
-        </w:rPr>
-        <w:t>反之，</w:t>
-      </w:r>
-      <w:proofErr w:type="gramEnd"/>
-      <w:r>
-        <w:rPr>
-          <w:rFonts w:ascii="Times New Roman" w:eastAsia="標楷體" w:hAnsi="Times New Roman" w:cs="Times New Roman"/>
-          <w:color w:val="EE0000"/>
-          <w:highlight w:val="yellow"/>
-        </w:rPr>
-        <w:t>採用分治法</w:t>
+        <w:t>指出，對於此類具有主從關係的決策問題，採用單一階段求解容易陷入局部搜尋的混亂；反之，採用分治法</w:t>
       </w:r>
       <w:r>
         <w:rPr>
@@ -13512,18 +13026,8 @@
           <w:color w:val="EE0000"/>
           <w:highlight w:val="yellow"/>
         </w:rPr>
-        <w:t>經典的「</w:t>
-      </w:r>
-      <w:proofErr w:type="gramStart"/>
-      <w:r>
-        <w:rPr>
-          <w:rFonts w:ascii="Times New Roman" w:eastAsia="標楷體" w:hAnsi="Times New Roman" w:cs="Times New Roman"/>
-          <w:color w:val="EE0000"/>
-          <w:highlight w:val="yellow"/>
-        </w:rPr>
-        <w:t>分群後路徑</w:t>
-      </w:r>
-      <w:proofErr w:type="gramEnd"/>
+        <w:t>經典的「分群後路徑</w:t>
+      </w:r>
       <w:r>
         <w:rPr>
           <w:rFonts w:ascii="Times New Roman" w:eastAsia="標楷體" w:hAnsi="Times New Roman" w:cs="Times New Roman"/>
@@ -13596,25 +13100,7 @@
           <w:color w:val="EE0000"/>
           <w:highlight w:val="yellow"/>
         </w:rPr>
-        <w:t>變體，分階段策略能更精</w:t>
-      </w:r>
-      <w:proofErr w:type="gramStart"/>
-      <w:r>
-        <w:rPr>
-          <w:rFonts w:ascii="Times New Roman" w:eastAsia="標楷體" w:hAnsi="Times New Roman" w:cs="Times New Roman"/>
-          <w:color w:val="EE0000"/>
-          <w:highlight w:val="yellow"/>
-        </w:rPr>
-        <w:t>準</w:t>
-      </w:r>
-      <w:proofErr w:type="gramEnd"/>
-      <w:r>
-        <w:rPr>
-          <w:rFonts w:ascii="Times New Roman" w:eastAsia="標楷體" w:hAnsi="Times New Roman" w:cs="Times New Roman"/>
-          <w:color w:val="EE0000"/>
-          <w:highlight w:val="yellow"/>
-        </w:rPr>
-        <w:t>地限縮演算法的搜尋範圍，避免運算資源浪費於無效的解空間中，從而提升整體求解效率</w:t>
+        <w:t>變體，分階段策略能更精準地限縮演算法的搜尋範圍，避免運算資源浪費於無效的解空間中，從而提升整體求解效率</w:t>
       </w:r>
       <w:r>
         <w:rPr>
@@ -13991,16 +13477,8 @@
         <w:rPr>
           <w:rFonts w:ascii="Times New Roman" w:eastAsia="標楷體" w:hAnsi="Times New Roman" w:cs="Times New Roman"/>
         </w:rPr>
-        <w:t>店</w:t>
-      </w:r>
-      <w:proofErr w:type="gramStart"/>
-      <w:r>
-        <w:rPr>
-          <w:rFonts w:ascii="Times New Roman" w:eastAsia="標楷體" w:hAnsi="Times New Roman" w:cs="Times New Roman"/>
-        </w:rPr>
-        <w:t>舖</w:t>
-      </w:r>
-      <w:proofErr w:type="gramEnd"/>
+        <w:t>店舖</w:t>
+      </w:r>
       <w:r>
         <w:rPr>
           <w:rFonts w:ascii="Times New Roman" w:eastAsia="標楷體" w:hAnsi="Times New Roman" w:cs="Times New Roman"/>
@@ -14086,21 +13564,7 @@
         <w:rPr>
           <w:rFonts w:ascii="Times New Roman" w:eastAsia="標楷體" w:hAnsi="Times New Roman" w:cs="Times New Roman"/>
         </w:rPr>
-        <w:t>在</w:t>
-      </w:r>
-      <w:proofErr w:type="gramStart"/>
-      <w:r>
-        <w:rPr>
-          <w:rFonts w:ascii="Times New Roman" w:eastAsia="標楷體" w:hAnsi="Times New Roman" w:cs="Times New Roman"/>
-        </w:rPr>
-        <w:t>不</w:t>
-      </w:r>
-      <w:proofErr w:type="gramEnd"/>
-      <w:r>
-        <w:rPr>
-          <w:rFonts w:ascii="Times New Roman" w:eastAsia="標楷體" w:hAnsi="Times New Roman" w:cs="Times New Roman"/>
-        </w:rPr>
-        <w:t>更動主線配送</w:t>
+        <w:t>在不更動主線配送</w:t>
       </w:r>
       <w:r>
         <w:rPr>
@@ -14160,16 +13624,8 @@
         <w:rPr>
           <w:rFonts w:ascii="Times New Roman" w:eastAsia="標楷體" w:hAnsi="Times New Roman" w:cs="Times New Roman"/>
         </w:rPr>
-        <w:t>店</w:t>
-      </w:r>
-      <w:proofErr w:type="gramStart"/>
-      <w:r>
-        <w:rPr>
-          <w:rFonts w:ascii="Times New Roman" w:eastAsia="標楷體" w:hAnsi="Times New Roman" w:cs="Times New Roman"/>
-        </w:rPr>
-        <w:t>舖</w:t>
-      </w:r>
-      <w:proofErr w:type="gramEnd"/>
+        <w:t>店舖</w:t>
+      </w:r>
       <w:r>
         <w:rPr>
           <w:rFonts w:ascii="Times New Roman" w:eastAsia="標楷體" w:hAnsi="Times New Roman" w:cs="Times New Roman"/>
@@ -14379,16 +13835,8 @@
         <w:rPr>
           <w:rFonts w:ascii="Times New Roman" w:eastAsia="標楷體" w:hAnsi="Times New Roman" w:cs="Times New Roman"/>
         </w:rPr>
-        <w:t>店</w:t>
-      </w:r>
-      <w:proofErr w:type="gramStart"/>
-      <w:r>
-        <w:rPr>
-          <w:rFonts w:ascii="Times New Roman" w:eastAsia="標楷體" w:hAnsi="Times New Roman" w:cs="Times New Roman"/>
-        </w:rPr>
-        <w:t>舖</w:t>
-      </w:r>
-      <w:proofErr w:type="gramEnd"/>
+        <w:t>店舖</w:t>
+      </w:r>
       <w:r>
         <w:rPr>
           <w:rFonts w:ascii="Times New Roman" w:eastAsia="標楷體" w:hAnsi="Times New Roman" w:cs="Times New Roman"/>
@@ -14411,16 +13859,8 @@
         <w:rPr>
           <w:rFonts w:ascii="Times New Roman" w:eastAsia="標楷體" w:hAnsi="Times New Roman" w:cs="Times New Roman"/>
         </w:rPr>
-        <w:t>，到店時間</w:t>
-      </w:r>
-      <w:proofErr w:type="gramStart"/>
-      <w:r>
-        <w:rPr>
-          <w:rFonts w:ascii="Times New Roman" w:eastAsia="標楷體" w:hAnsi="Times New Roman" w:cs="Times New Roman"/>
-        </w:rPr>
-        <w:t>應於表定</w:t>
-      </w:r>
-      <w:proofErr w:type="gramEnd"/>
+        <w:t>，到店時間應於表定</w:t>
+      </w:r>
       <w:r>
         <w:rPr>
           <w:rFonts w:ascii="Times New Roman" w:eastAsia="標楷體" w:hAnsi="Times New Roman" w:cs="Times New Roman" w:hint="eastAsia"/>
@@ -14537,16 +13977,8 @@
         <w:rPr>
           <w:rFonts w:ascii="Times New Roman" w:eastAsia="標楷體" w:hAnsi="Times New Roman" w:cs="Times New Roman"/>
         </w:rPr>
-        <w:t>店</w:t>
-      </w:r>
-      <w:proofErr w:type="gramStart"/>
-      <w:r>
-        <w:rPr>
-          <w:rFonts w:ascii="Times New Roman" w:eastAsia="標楷體" w:hAnsi="Times New Roman" w:cs="Times New Roman"/>
-        </w:rPr>
-        <w:t>舖</w:t>
-      </w:r>
-      <w:proofErr w:type="gramEnd"/>
+        <w:t>店舖</w:t>
+      </w:r>
       <w:r>
         <w:rPr>
           <w:rFonts w:ascii="Times New Roman" w:eastAsia="標楷體" w:hAnsi="Times New Roman" w:cs="Times New Roman"/>
@@ -14563,16 +13995,8 @@
         <w:rPr>
           <w:rFonts w:ascii="Times New Roman" w:eastAsia="標楷體" w:hAnsi="Times New Roman" w:cs="Times New Roman"/>
         </w:rPr>
-        <w:t>店</w:t>
-      </w:r>
-      <w:proofErr w:type="gramStart"/>
-      <w:r>
-        <w:rPr>
-          <w:rFonts w:ascii="Times New Roman" w:eastAsia="標楷體" w:hAnsi="Times New Roman" w:cs="Times New Roman"/>
-        </w:rPr>
-        <w:t>舖</w:t>
-      </w:r>
-      <w:proofErr w:type="gramEnd"/>
+        <w:t>店舖</w:t>
+      </w:r>
       <w:r>
         <w:rPr>
           <w:rFonts w:ascii="Times New Roman" w:eastAsia="標楷體" w:hAnsi="Times New Roman" w:cs="Times New Roman"/>
@@ -14621,16 +14045,8 @@
         <w:rPr>
           <w:rFonts w:ascii="Times New Roman" w:eastAsia="標楷體" w:hAnsi="Times New Roman" w:cs="Times New Roman"/>
         </w:rPr>
-        <w:t>店</w:t>
-      </w:r>
-      <w:proofErr w:type="gramStart"/>
-      <w:r>
-        <w:rPr>
-          <w:rFonts w:ascii="Times New Roman" w:eastAsia="標楷體" w:hAnsi="Times New Roman" w:cs="Times New Roman"/>
-        </w:rPr>
-        <w:t>舖</w:t>
-      </w:r>
-      <w:proofErr w:type="gramEnd"/>
+        <w:t>店舖</w:t>
+      </w:r>
       <w:r>
         <w:rPr>
           <w:rFonts w:ascii="Times New Roman" w:eastAsia="標楷體" w:hAnsi="Times New Roman" w:cs="Times New Roman"/>
@@ -14661,76 +14077,38 @@
         <w:rPr>
           <w:rFonts w:ascii="Times New Roman" w:eastAsia="標楷體" w:hAnsi="Times New Roman" w:cs="Times New Roman"/>
         </w:rPr>
-        <w:t>店</w:t>
-      </w:r>
-      <w:proofErr w:type="gramStart"/>
-      <w:r>
-        <w:rPr>
-          <w:rFonts w:ascii="Times New Roman" w:eastAsia="標楷體" w:hAnsi="Times New Roman" w:cs="Times New Roman"/>
-        </w:rPr>
-        <w:t>舖</w:t>
-      </w:r>
-      <w:proofErr w:type="gramEnd"/>
-      <w:r>
-        <w:rPr>
-          <w:rFonts w:ascii="Times New Roman" w:eastAsia="標楷體" w:hAnsi="Times New Roman" w:cs="Times New Roman"/>
-        </w:rPr>
-        <w:t>分為近、中和</w:t>
-      </w:r>
-      <w:proofErr w:type="gramStart"/>
-      <w:r>
-        <w:rPr>
-          <w:rFonts w:ascii="Times New Roman" w:eastAsia="標楷體" w:hAnsi="Times New Roman" w:cs="Times New Roman"/>
-        </w:rPr>
-        <w:t>遠區</w:t>
-      </w:r>
-      <w:r>
-        <w:rPr>
-          <w:rFonts w:ascii="Times New Roman" w:eastAsia="標楷體" w:hAnsi="Times New Roman" w:cs="Times New Roman"/>
-        </w:rPr>
-        <w:t>，近區</w:t>
-      </w:r>
-      <w:proofErr w:type="gramEnd"/>
-      <w:r>
-        <w:rPr>
-          <w:rFonts w:ascii="Times New Roman" w:eastAsia="標楷體" w:hAnsi="Times New Roman" w:cs="Times New Roman"/>
-        </w:rPr>
-        <w:t>與中區</w:t>
-      </w:r>
-      <w:r>
-        <w:rPr>
-          <w:rFonts w:ascii="Times New Roman" w:eastAsia="標楷體" w:hAnsi="Times New Roman" w:cs="Times New Roman"/>
-        </w:rPr>
-        <w:t>店</w:t>
-      </w:r>
-      <w:proofErr w:type="gramStart"/>
-      <w:r>
-        <w:rPr>
-          <w:rFonts w:ascii="Times New Roman" w:eastAsia="標楷體" w:hAnsi="Times New Roman" w:cs="Times New Roman"/>
-        </w:rPr>
-        <w:t>舖</w:t>
-      </w:r>
-      <w:proofErr w:type="gramEnd"/>
-      <w:r>
-        <w:rPr>
-          <w:rFonts w:ascii="Times New Roman" w:eastAsia="標楷體" w:hAnsi="Times New Roman" w:cs="Times New Roman"/>
-        </w:rPr>
-        <w:t>無需考慮方向問題，</w:t>
-      </w:r>
-      <w:proofErr w:type="gramStart"/>
-      <w:r>
-        <w:rPr>
-          <w:rFonts w:ascii="Times New Roman" w:eastAsia="標楷體" w:hAnsi="Times New Roman" w:cs="Times New Roman"/>
-        </w:rPr>
-        <w:t>遠區</w:t>
-      </w:r>
-      <w:r>
-        <w:rPr>
-          <w:rFonts w:ascii="Times New Roman" w:eastAsia="標楷體" w:hAnsi="Times New Roman" w:cs="Times New Roman"/>
-        </w:rPr>
         <w:t>店舖</w:t>
       </w:r>
-      <w:proofErr w:type="gramEnd"/>
+      <w:r>
+        <w:rPr>
+          <w:rFonts w:ascii="Times New Roman" w:eastAsia="標楷體" w:hAnsi="Times New Roman" w:cs="Times New Roman"/>
+        </w:rPr>
+        <w:t>分為近、中和遠區</w:t>
+      </w:r>
+      <w:r>
+        <w:rPr>
+          <w:rFonts w:ascii="Times New Roman" w:eastAsia="標楷體" w:hAnsi="Times New Roman" w:cs="Times New Roman"/>
+        </w:rPr>
+        <w:t>，近區與中區</w:t>
+      </w:r>
+      <w:r>
+        <w:rPr>
+          <w:rFonts w:ascii="Times New Roman" w:eastAsia="標楷體" w:hAnsi="Times New Roman" w:cs="Times New Roman"/>
+        </w:rPr>
+        <w:t>店舖</w:t>
+      </w:r>
+      <w:r>
+        <w:rPr>
+          <w:rFonts w:ascii="Times New Roman" w:eastAsia="標楷體" w:hAnsi="Times New Roman" w:cs="Times New Roman"/>
+        </w:rPr>
+        <w:t>無需考慮方向問題，遠區</w:t>
+      </w:r>
+      <w:r>
+        <w:rPr>
+          <w:rFonts w:ascii="Times New Roman" w:eastAsia="標楷體" w:hAnsi="Times New Roman" w:cs="Times New Roman"/>
+        </w:rPr>
+        <w:t>店舖</w:t>
+      </w:r>
       <w:r>
         <w:rPr>
           <w:rFonts w:ascii="Times New Roman" w:eastAsia="標楷體" w:hAnsi="Times New Roman" w:cs="Times New Roman"/>
@@ -14741,16 +14119,8 @@
         <w:rPr>
           <w:rFonts w:ascii="Times New Roman" w:eastAsia="標楷體" w:hAnsi="Times New Roman" w:cs="Times New Roman"/>
         </w:rPr>
-        <w:t>店</w:t>
-      </w:r>
-      <w:proofErr w:type="gramStart"/>
-      <w:r>
-        <w:rPr>
-          <w:rFonts w:ascii="Times New Roman" w:eastAsia="標楷體" w:hAnsi="Times New Roman" w:cs="Times New Roman"/>
-        </w:rPr>
-        <w:t>舖</w:t>
-      </w:r>
-      <w:proofErr w:type="gramEnd"/>
+        <w:t>店舖</w:t>
+      </w:r>
       <w:r>
         <w:rPr>
           <w:rFonts w:ascii="Times New Roman" w:eastAsia="標楷體" w:hAnsi="Times New Roman" w:cs="Times New Roman"/>
@@ -14761,16 +14131,8 @@
         <w:rPr>
           <w:rFonts w:ascii="Times New Roman" w:eastAsia="標楷體" w:hAnsi="Times New Roman" w:cs="Times New Roman"/>
         </w:rPr>
-        <w:t>店</w:t>
-      </w:r>
-      <w:proofErr w:type="gramStart"/>
-      <w:r>
-        <w:rPr>
-          <w:rFonts w:ascii="Times New Roman" w:eastAsia="標楷體" w:hAnsi="Times New Roman" w:cs="Times New Roman"/>
-        </w:rPr>
-        <w:t>舖</w:t>
-      </w:r>
-      <w:proofErr w:type="gramEnd"/>
+        <w:t>店舖</w:t>
+      </w:r>
       <w:r>
         <w:rPr>
           <w:rFonts w:ascii="Times New Roman" w:eastAsia="標楷體" w:hAnsi="Times New Roman" w:cs="Times New Roman"/>
@@ -14781,16 +14143,8 @@
         <w:rPr>
           <w:rFonts w:ascii="Times New Roman" w:eastAsia="標楷體" w:hAnsi="Times New Roman" w:cs="Times New Roman"/>
         </w:rPr>
-        <w:t>店</w:t>
-      </w:r>
-      <w:proofErr w:type="gramStart"/>
-      <w:r>
-        <w:rPr>
-          <w:rFonts w:ascii="Times New Roman" w:eastAsia="標楷體" w:hAnsi="Times New Roman" w:cs="Times New Roman"/>
-        </w:rPr>
-        <w:t>舖</w:t>
-      </w:r>
-      <w:proofErr w:type="gramEnd"/>
+        <w:t>店舖</w:t>
+      </w:r>
       <w:r>
         <w:rPr>
           <w:rFonts w:ascii="Times New Roman" w:eastAsia="標楷體" w:hAnsi="Times New Roman" w:cs="Times New Roman"/>
@@ -14899,16 +14253,8 @@
         <w:rPr>
           <w:rFonts w:ascii="Times New Roman" w:eastAsia="標楷體" w:hAnsi="Times New Roman" w:cs="Times New Roman"/>
         </w:rPr>
-        <w:t>店</w:t>
-      </w:r>
-      <w:proofErr w:type="gramStart"/>
-      <w:r>
-        <w:rPr>
-          <w:rFonts w:ascii="Times New Roman" w:eastAsia="標楷體" w:hAnsi="Times New Roman" w:cs="Times New Roman"/>
-        </w:rPr>
-        <w:t>舖</w:t>
-      </w:r>
-      <w:proofErr w:type="gramEnd"/>
+        <w:t>店舖</w:t>
+      </w:r>
       <w:r>
         <w:rPr>
           <w:rFonts w:ascii="Times New Roman" w:eastAsia="標楷體" w:hAnsi="Times New Roman" w:cs="Times New Roman"/>
@@ -14946,16 +14292,8 @@
         <w:rPr>
           <w:rFonts w:ascii="Times New Roman" w:eastAsia="標楷體" w:hAnsi="Times New Roman" w:cs="Times New Roman"/>
         </w:rPr>
-        <w:t>店</w:t>
-      </w:r>
-      <w:proofErr w:type="gramStart"/>
-      <w:r>
-        <w:rPr>
-          <w:rFonts w:ascii="Times New Roman" w:eastAsia="標楷體" w:hAnsi="Times New Roman" w:cs="Times New Roman"/>
-        </w:rPr>
-        <w:t>舖</w:t>
-      </w:r>
-      <w:proofErr w:type="gramEnd"/>
+        <w:t>店舖</w:t>
+      </w:r>
       <w:r>
         <w:rPr>
           <w:rFonts w:ascii="Times New Roman" w:eastAsia="標楷體" w:hAnsi="Times New Roman" w:cs="Times New Roman"/>
@@ -15005,16 +14343,8 @@
         <w:rPr>
           <w:rFonts w:ascii="Times New Roman" w:eastAsia="標楷體" w:hAnsi="Times New Roman" w:cs="Times New Roman"/>
         </w:rPr>
-        <w:t>店</w:t>
-      </w:r>
-      <w:proofErr w:type="gramStart"/>
-      <w:r>
-        <w:rPr>
-          <w:rFonts w:ascii="Times New Roman" w:eastAsia="標楷體" w:hAnsi="Times New Roman" w:cs="Times New Roman"/>
-        </w:rPr>
-        <w:t>舖</w:t>
-      </w:r>
-      <w:proofErr w:type="gramEnd"/>
+        <w:t>店舖</w:t>
+      </w:r>
       <w:r>
         <w:rPr>
           <w:rFonts w:ascii="Times New Roman" w:eastAsia="標楷體" w:hAnsi="Times New Roman" w:cs="Times New Roman"/>
@@ -15037,16 +14367,8 @@
         <w:rPr>
           <w:rFonts w:ascii="Times New Roman" w:eastAsia="標楷體" w:hAnsi="Times New Roman" w:cs="Times New Roman"/>
         </w:rPr>
-        <w:t>店</w:t>
-      </w:r>
-      <w:proofErr w:type="gramStart"/>
-      <w:r>
-        <w:rPr>
-          <w:rFonts w:ascii="Times New Roman" w:eastAsia="標楷體" w:hAnsi="Times New Roman" w:cs="Times New Roman"/>
-        </w:rPr>
-        <w:t>舖</w:t>
-      </w:r>
-      <w:proofErr w:type="gramEnd"/>
+        <w:t>店舖</w:t>
+      </w:r>
       <w:r>
         <w:rPr>
           <w:rFonts w:ascii="Times New Roman" w:eastAsia="標楷體" w:hAnsi="Times New Roman" w:cs="Times New Roman"/>
@@ -15057,16 +14379,8 @@
         <w:rPr>
           <w:rFonts w:ascii="Times New Roman" w:eastAsia="標楷體" w:hAnsi="Times New Roman" w:cs="Times New Roman"/>
         </w:rPr>
-        <w:t>店</w:t>
-      </w:r>
-      <w:proofErr w:type="gramStart"/>
-      <w:r>
-        <w:rPr>
-          <w:rFonts w:ascii="Times New Roman" w:eastAsia="標楷體" w:hAnsi="Times New Roman" w:cs="Times New Roman"/>
-        </w:rPr>
-        <w:t>舖</w:t>
-      </w:r>
-      <w:proofErr w:type="gramEnd"/>
+        <w:t>店舖</w:t>
+      </w:r>
       <w:r>
         <w:rPr>
           <w:rFonts w:ascii="Times New Roman" w:eastAsia="標楷體" w:hAnsi="Times New Roman" w:cs="Times New Roman"/>
@@ -15098,16 +14412,8 @@
         <w:rPr>
           <w:rFonts w:ascii="Times New Roman" w:eastAsia="標楷體" w:hAnsi="Times New Roman" w:cs="Times New Roman"/>
         </w:rPr>
-        <w:t>店</w:t>
-      </w:r>
-      <w:proofErr w:type="gramStart"/>
-      <w:r>
-        <w:rPr>
-          <w:rFonts w:ascii="Times New Roman" w:eastAsia="標楷體" w:hAnsi="Times New Roman" w:cs="Times New Roman"/>
-        </w:rPr>
-        <w:t>舖</w:t>
-      </w:r>
-      <w:proofErr w:type="gramEnd"/>
+        <w:t>店舖</w:t>
+      </w:r>
       <w:r>
         <w:rPr>
           <w:rFonts w:ascii="Times New Roman" w:eastAsia="標楷體" w:hAnsi="Times New Roman" w:cs="Times New Roman"/>
@@ -15124,49 +14430,19 @@
         <w:rPr>
           <w:rFonts w:ascii="Times New Roman" w:eastAsia="標楷體" w:hAnsi="Times New Roman" w:cs="Times New Roman"/>
         </w:rPr>
-        <w:t>根據與物流中心的距離劃分</w:t>
-      </w:r>
-      <w:proofErr w:type="gramStart"/>
-      <w:r>
-        <w:rPr>
-          <w:rFonts w:ascii="Times New Roman" w:eastAsia="標楷體" w:hAnsi="Times New Roman" w:cs="Times New Roman"/>
-        </w:rPr>
-        <w:t>為近區</w:t>
-      </w:r>
-      <w:proofErr w:type="gramEnd"/>
-      <w:r>
-        <w:rPr>
-          <w:rFonts w:ascii="Times New Roman" w:eastAsia="標楷體" w:hAnsi="Times New Roman" w:cs="Times New Roman"/>
-        </w:rPr>
-        <w:t>、中區</w:t>
-      </w:r>
-      <w:proofErr w:type="gramStart"/>
-      <w:r>
-        <w:rPr>
-          <w:rFonts w:ascii="Times New Roman" w:eastAsia="標楷體" w:hAnsi="Times New Roman" w:cs="Times New Roman"/>
-        </w:rPr>
-        <w:t>與遠區</w:t>
-      </w:r>
-      <w:proofErr w:type="gramEnd"/>
+        <w:t>根據與物流中心的距離劃分為近區、中區與遠區</w:t>
+      </w:r>
       <w:r>
         <w:rPr>
           <w:rFonts w:ascii="Times New Roman" w:eastAsia="標楷體" w:hAnsi="Times New Roman" w:cs="Times New Roman" w:hint="eastAsia"/>
         </w:rPr>
         <w:t>。</w:t>
       </w:r>
-      <w:proofErr w:type="gramStart"/>
-      <w:r>
-        <w:rPr>
-          <w:rFonts w:ascii="Times New Roman" w:eastAsia="標楷體" w:hAnsi="Times New Roman" w:cs="Times New Roman"/>
-        </w:rPr>
-        <w:t>在近區與</w:t>
-      </w:r>
-      <w:proofErr w:type="gramEnd"/>
-      <w:r>
-        <w:rPr>
-          <w:rFonts w:ascii="Times New Roman" w:eastAsia="標楷體" w:hAnsi="Times New Roman" w:cs="Times New Roman"/>
-        </w:rPr>
-        <w:t>中區內規劃支援線時可不考慮方向一致性</w:t>
+      <w:r>
+        <w:rPr>
+          <w:rFonts w:ascii="Times New Roman" w:eastAsia="標楷體" w:hAnsi="Times New Roman" w:cs="Times New Roman"/>
+        </w:rPr>
+        <w:t>在近區與中區內規劃支援線時可不考慮方向一致性</w:t>
       </w:r>
       <w:r>
         <w:rPr>
@@ -15174,34 +14450,18 @@
         </w:rPr>
         <w:t>。</w:t>
       </w:r>
-      <w:proofErr w:type="gramStart"/>
-      <w:r>
-        <w:rPr>
-          <w:rFonts w:ascii="Times New Roman" w:eastAsia="標楷體" w:hAnsi="Times New Roman" w:cs="Times New Roman"/>
-        </w:rPr>
-        <w:t>在遠區需</w:t>
-      </w:r>
-      <w:proofErr w:type="gramEnd"/>
-      <w:r>
-        <w:rPr>
-          <w:rFonts w:ascii="Times New Roman" w:eastAsia="標楷體" w:hAnsi="Times New Roman" w:cs="Times New Roman"/>
-        </w:rPr>
-        <w:t>確保所有</w:t>
-      </w:r>
-      <w:r>
-        <w:rPr>
-          <w:rFonts w:ascii="Times New Roman" w:eastAsia="標楷體" w:hAnsi="Times New Roman" w:cs="Times New Roman"/>
-        </w:rPr>
-        <w:t>店</w:t>
-      </w:r>
-      <w:proofErr w:type="gramStart"/>
-      <w:r>
-        <w:rPr>
-          <w:rFonts w:ascii="Times New Roman" w:eastAsia="標楷體" w:hAnsi="Times New Roman" w:cs="Times New Roman"/>
-        </w:rPr>
-        <w:t>舖</w:t>
-      </w:r>
-      <w:proofErr w:type="gramEnd"/>
+      <w:r>
+        <w:rPr>
+          <w:rFonts w:ascii="Times New Roman" w:eastAsia="標楷體" w:hAnsi="Times New Roman" w:cs="Times New Roman"/>
+        </w:rPr>
+        <w:t>在遠區需確保所有</w:t>
+      </w:r>
+      <w:r>
+        <w:rPr>
+          <w:rFonts w:ascii="Times New Roman" w:eastAsia="標楷體" w:hAnsi="Times New Roman" w:cs="Times New Roman"/>
+        </w:rPr>
+        <w:t>店舖</w:t>
+      </w:r>
       <w:r>
         <w:rPr>
           <w:rFonts w:ascii="Times New Roman" w:eastAsia="標楷體" w:hAnsi="Times New Roman" w:cs="Times New Roman"/>
@@ -15224,28 +14484,13 @@
         <w:rPr>
           <w:rFonts w:ascii="Times New Roman" w:eastAsia="標楷體" w:hAnsi="Times New Roman" w:cs="Times New Roman"/>
         </w:rPr>
-        <w:t>店</w:t>
-      </w:r>
-      <w:proofErr w:type="gramStart"/>
-      <w:r>
-        <w:rPr>
-          <w:rFonts w:ascii="Times New Roman" w:eastAsia="標楷體" w:hAnsi="Times New Roman" w:cs="Times New Roman"/>
-        </w:rPr>
-        <w:t>舖</w:t>
-      </w:r>
-      <w:proofErr w:type="gramEnd"/>
-      <w:r>
-        <w:rPr>
-          <w:rFonts w:ascii="Times New Roman" w:eastAsia="標楷體" w:hAnsi="Times New Roman" w:cs="Times New Roman"/>
-        </w:rPr>
-        <w:t>的到店時間落在其允許</w:t>
-      </w:r>
-      <w:proofErr w:type="gramStart"/>
-      <w:r>
-        <w:rPr>
-          <w:rFonts w:ascii="Times New Roman" w:eastAsia="標楷體" w:hAnsi="Times New Roman" w:cs="Times New Roman"/>
-        </w:rPr>
-        <w:t>時間</w:t>
+        <w:t>店舖</w:t>
+      </w:r>
+      <w:r>
+        <w:rPr>
+          <w:rFonts w:ascii="Times New Roman" w:eastAsia="標楷體" w:hAnsi="Times New Roman" w:cs="Times New Roman"/>
+        </w:rPr>
+        <w:t>的到店時間落在其允許時間</w:t>
       </w:r>
       <w:r>
         <w:rPr>
@@ -15257,14 +14502,7 @@
         <w:rPr>
           <w:rFonts w:ascii="Times New Roman" w:eastAsia="標楷體" w:hAnsi="Times New Roman" w:cs="Times New Roman"/>
         </w:rPr>
-        <w:t>內</w:t>
-      </w:r>
-      <w:proofErr w:type="gramEnd"/>
-      <w:r>
-        <w:rPr>
-          <w:rFonts w:ascii="Times New Roman" w:eastAsia="標楷體" w:hAnsi="Times New Roman" w:cs="Times New Roman"/>
-        </w:rPr>
-        <w:t>。</w:t>
+        <w:t>內。</w:t>
       </w:r>
     </w:p>
     <w:p>
@@ -15360,7 +14598,7 @@
           <w:szCs w:val="24"/>
         </w:rPr>
       </w:pPr>
-      <w:bookmarkStart w:id="35" w:name="_Toc217747146"/>
+      <w:bookmarkStart w:id="35" w:name="_Toc218870785"/>
       <w:r>
         <w:rPr>
           <w:rFonts w:ascii="Times New Roman" w:eastAsia="標楷體" w:hAnsi="Times New Roman" w:cs="Times New Roman"/>
@@ -15609,16 +14847,8 @@
               <w:rPr>
                 <w:rFonts w:ascii="Times New Roman" w:eastAsia="標楷體" w:hAnsi="Times New Roman" w:cs="Times New Roman"/>
               </w:rPr>
-              <w:t>店</w:t>
-            </w:r>
-            <w:proofErr w:type="gramStart"/>
-            <w:r>
-              <w:rPr>
-                <w:rFonts w:ascii="Times New Roman" w:eastAsia="標楷體" w:hAnsi="Times New Roman" w:cs="Times New Roman"/>
-              </w:rPr>
-              <w:t>舖</w:t>
-            </w:r>
-            <w:proofErr w:type="gramEnd"/>
+              <w:t>店舖</w:t>
+            </w:r>
             <w:r>
               <w:rPr>
                 <w:rFonts w:ascii="Times New Roman" w:eastAsia="標楷體" w:hAnsi="Times New Roman" w:cs="Times New Roman"/>
@@ -16079,14 +15309,12 @@
               </w:rPr>
               <w:t xml:space="preserve"> </w:t>
             </w:r>
-            <w:proofErr w:type="gramStart"/>
             <w:r>
               <w:rPr>
                 <w:rFonts w:ascii="Times New Roman" w:eastAsia="標楷體" w:hAnsi="Times New Roman" w:cs="Times New Roman" w:hint="eastAsia"/>
               </w:rPr>
               <w:t>個</w:t>
             </w:r>
-            <w:proofErr w:type="gramEnd"/>
             <w:r>
               <w:rPr>
                 <w:rFonts w:ascii="Times New Roman" w:eastAsia="標楷體" w:hAnsi="Times New Roman" w:cs="Times New Roman" w:hint="eastAsia"/>
@@ -17038,14 +16266,12 @@
                 <w:rFonts w:ascii="Times New Roman" w:eastAsia="標楷體" w:hAnsi="Times New Roman" w:cs="Times New Roman"/>
               </w:rPr>
             </w:pPr>
-            <w:proofErr w:type="gramStart"/>
             <w:r>
               <w:rPr>
                 <w:rFonts w:ascii="Times New Roman" w:eastAsia="標楷體" w:hAnsi="Times New Roman" w:cs="Times New Roman" w:hint="eastAsia"/>
               </w:rPr>
               <w:t>爆量線集合</w:t>
             </w:r>
-            <w:proofErr w:type="gramEnd"/>
           </w:p>
         </w:tc>
       </w:tr>
@@ -17092,21 +16318,7 @@
               <w:rPr>
                 <w:rFonts w:ascii="Times New Roman" w:eastAsia="標楷體" w:hAnsi="Times New Roman" w:cs="Times New Roman"/>
               </w:rPr>
-              <w:t>候選店</w:t>
-            </w:r>
-            <w:proofErr w:type="gramStart"/>
-            <w:r>
-              <w:rPr>
-                <w:rFonts w:ascii="Times New Roman" w:eastAsia="標楷體" w:hAnsi="Times New Roman" w:cs="Times New Roman"/>
-              </w:rPr>
-              <w:t>舖</w:t>
-            </w:r>
-            <w:proofErr w:type="gramEnd"/>
-            <w:r>
-              <w:rPr>
-                <w:rFonts w:ascii="Times New Roman" w:eastAsia="標楷體" w:hAnsi="Times New Roman" w:cs="Times New Roman"/>
-              </w:rPr>
-              <w:t>集合</w:t>
+              <w:t>候選店舖集合</w:t>
             </w:r>
           </w:p>
         </w:tc>
@@ -17170,33 +16382,11 @@
                 <w:rFonts w:ascii="Times New Roman" w:eastAsia="標楷體" w:hAnsi="Times New Roman" w:cs="Times New Roman"/>
               </w:rPr>
             </w:pPr>
-            <w:proofErr w:type="gramStart"/>
             <w:r>
               <w:rPr>
                 <w:rFonts w:ascii="Times New Roman" w:eastAsia="標楷體" w:hAnsi="Times New Roman" w:cs="Times New Roman"/>
               </w:rPr>
-              <w:t>近區的</w:t>
-            </w:r>
-            <w:proofErr w:type="gramEnd"/>
-            <w:r>
-              <w:rPr>
-                <w:rFonts w:ascii="Times New Roman" w:eastAsia="標楷體" w:hAnsi="Times New Roman" w:cs="Times New Roman"/>
-              </w:rPr>
-              <w:t>店</w:t>
-            </w:r>
-            <w:proofErr w:type="gramStart"/>
-            <w:r>
-              <w:rPr>
-                <w:rFonts w:ascii="Times New Roman" w:eastAsia="標楷體" w:hAnsi="Times New Roman" w:cs="Times New Roman"/>
-              </w:rPr>
-              <w:t>舖</w:t>
-            </w:r>
-            <w:proofErr w:type="gramEnd"/>
-            <w:r>
-              <w:rPr>
-                <w:rFonts w:ascii="Times New Roman" w:eastAsia="標楷體" w:hAnsi="Times New Roman" w:cs="Times New Roman"/>
-              </w:rPr>
-              <w:t>集合</w:t>
+              <w:t>近區的店舖集合</w:t>
             </w:r>
           </w:p>
         </w:tc>
@@ -17264,21 +16454,7 @@
               <w:rPr>
                 <w:rFonts w:ascii="Times New Roman" w:eastAsia="標楷體" w:hAnsi="Times New Roman" w:cs="Times New Roman"/>
               </w:rPr>
-              <w:t>中區的店</w:t>
-            </w:r>
-            <w:proofErr w:type="gramStart"/>
-            <w:r>
-              <w:rPr>
-                <w:rFonts w:ascii="Times New Roman" w:eastAsia="標楷體" w:hAnsi="Times New Roman" w:cs="Times New Roman"/>
-              </w:rPr>
-              <w:t>舖</w:t>
-            </w:r>
-            <w:proofErr w:type="gramEnd"/>
-            <w:r>
-              <w:rPr>
-                <w:rFonts w:ascii="Times New Roman" w:eastAsia="標楷體" w:hAnsi="Times New Roman" w:cs="Times New Roman"/>
-              </w:rPr>
-              <w:t>集合</w:t>
+              <w:t>中區的店舖集合</w:t>
             </w:r>
           </w:p>
         </w:tc>
@@ -17342,33 +16518,11 @@
                 <w:rFonts w:ascii="Times New Roman" w:eastAsia="標楷體" w:hAnsi="Times New Roman" w:cs="Times New Roman"/>
               </w:rPr>
             </w:pPr>
-            <w:proofErr w:type="gramStart"/>
             <w:r>
               <w:rPr>
                 <w:rFonts w:ascii="Times New Roman" w:eastAsia="標楷體" w:hAnsi="Times New Roman" w:cs="Times New Roman"/>
               </w:rPr>
-              <w:t>遠區的</w:t>
-            </w:r>
-            <w:proofErr w:type="gramEnd"/>
-            <w:r>
-              <w:rPr>
-                <w:rFonts w:ascii="Times New Roman" w:eastAsia="標楷體" w:hAnsi="Times New Roman" w:cs="Times New Roman"/>
-              </w:rPr>
-              <w:t>店</w:t>
-            </w:r>
-            <w:proofErr w:type="gramStart"/>
-            <w:r>
-              <w:rPr>
-                <w:rFonts w:ascii="Times New Roman" w:eastAsia="標楷體" w:hAnsi="Times New Roman" w:cs="Times New Roman"/>
-              </w:rPr>
-              <w:t>舖</w:t>
-            </w:r>
-            <w:proofErr w:type="gramEnd"/>
-            <w:r>
-              <w:rPr>
-                <w:rFonts w:ascii="Times New Roman" w:eastAsia="標楷體" w:hAnsi="Times New Roman" w:cs="Times New Roman"/>
-              </w:rPr>
-              <w:t>集合</w:t>
+              <w:t>遠區的店舖集合</w:t>
             </w:r>
           </w:p>
         </w:tc>
@@ -17759,16 +16913,8 @@
         <w:rPr>
           <w:rFonts w:ascii="Times New Roman" w:eastAsia="標楷體" w:hAnsi="Times New Roman" w:cs="Times New Roman"/>
         </w:rPr>
-        <w:t>店</w:t>
-      </w:r>
-      <w:proofErr w:type="gramStart"/>
-      <w:r>
-        <w:rPr>
-          <w:rFonts w:ascii="Times New Roman" w:eastAsia="標楷體" w:hAnsi="Times New Roman" w:cs="Times New Roman"/>
-        </w:rPr>
-        <w:t>舖</w:t>
-      </w:r>
-      <w:proofErr w:type="gramEnd"/>
+        <w:t>店舖</w:t>
+      </w:r>
       <w:r>
         <w:rPr>
           <w:rFonts w:ascii="Times New Roman" w:eastAsia="標楷體" w:hAnsi="Times New Roman" w:cs="Times New Roman"/>
@@ -17791,63 +16937,13 @@
         <w:rPr>
           <w:rFonts w:ascii="Times New Roman" w:eastAsia="標楷體" w:hAnsi="Times New Roman" w:cs="Times New Roman"/>
         </w:rPr>
-        <w:t>店</w:t>
-      </w:r>
-      <w:proofErr w:type="gramStart"/>
-      <w:r>
-        <w:rPr>
-          <w:rFonts w:ascii="Times New Roman" w:eastAsia="標楷體" w:hAnsi="Times New Roman" w:cs="Times New Roman"/>
-        </w:rPr>
-        <w:t>舖</w:t>
-      </w:r>
-      <w:proofErr w:type="gramEnd"/>
-      <w:r>
-        <w:rPr>
-          <w:rFonts w:ascii="Times New Roman" w:eastAsia="標楷體" w:hAnsi="Times New Roman" w:cs="Times New Roman"/>
-        </w:rPr>
-        <w:t>劃分</w:t>
-      </w:r>
-      <w:proofErr w:type="gramStart"/>
-      <w:r>
-        <w:rPr>
-          <w:rFonts w:ascii="Times New Roman" w:eastAsia="標楷體" w:hAnsi="Times New Roman" w:cs="Times New Roman"/>
-        </w:rPr>
-        <w:t>為近區</w:t>
-      </w:r>
-      <w:proofErr w:type="gramEnd"/>
-      <w:r>
-        <w:rPr>
-          <w:rFonts w:ascii="Times New Roman" w:eastAsia="標楷體" w:hAnsi="Times New Roman" w:cs="Times New Roman"/>
-        </w:rPr>
-        <w:t>、中區</w:t>
-      </w:r>
-      <w:proofErr w:type="gramStart"/>
-      <w:r>
-        <w:rPr>
-          <w:rFonts w:ascii="Times New Roman" w:eastAsia="標楷體" w:hAnsi="Times New Roman" w:cs="Times New Roman"/>
-        </w:rPr>
-        <w:t>與遠區</w:t>
-      </w:r>
-      <w:proofErr w:type="gramEnd"/>
-      <w:r>
-        <w:rPr>
-          <w:rFonts w:ascii="Times New Roman" w:eastAsia="標楷體" w:hAnsi="Times New Roman" w:cs="Times New Roman"/>
-        </w:rPr>
-        <w:t>。近區代表距離物流中心三公里以內的區域；中區為距離三至五公里之間的區域；</w:t>
-      </w:r>
-      <w:proofErr w:type="gramStart"/>
-      <w:r>
-        <w:rPr>
-          <w:rFonts w:ascii="Times New Roman" w:eastAsia="標楷體" w:hAnsi="Times New Roman" w:cs="Times New Roman"/>
-        </w:rPr>
-        <w:t>遠區則</w:t>
-      </w:r>
-      <w:proofErr w:type="gramEnd"/>
-      <w:r>
-        <w:rPr>
-          <w:rFonts w:ascii="Times New Roman" w:eastAsia="標楷體" w:hAnsi="Times New Roman" w:cs="Times New Roman"/>
-        </w:rPr>
-        <w:t>為距離超過五公里的區域。</w:t>
+        <w:t>店舖</w:t>
+      </w:r>
+      <w:r>
+        <w:rPr>
+          <w:rFonts w:ascii="Times New Roman" w:eastAsia="標楷體" w:hAnsi="Times New Roman" w:cs="Times New Roman"/>
+        </w:rPr>
+        <w:t>劃分為近區、中區與遠區。近區代表距離物流中心三公里以內的區域；中區為距離三至五公里之間的區域；遠區則為距離超過五公里的區域。</w:t>
       </w:r>
     </w:p>
     <w:p>
@@ -18144,37 +17240,85 @@
       </w:pPr>
       <w:r>
         <w:rPr>
-          <w:rFonts w:ascii="Times New Roman" w:eastAsia="標楷體" w:hAnsi="Times New Roman" w:cs="Times New Roman"/>
-        </w:rPr>
-        <w:t>針對物流公司之配送路徑規劃問題進行探討，建構一個同時考量地理位置與時間因素之多目標最佳化模型。具體而言，本模型以多目標規劃</w:t>
-      </w:r>
-      <w:r>
-        <w:rPr>
-          <w:rFonts w:ascii="Times New Roman" w:eastAsia="標楷體" w:hAnsi="Times New Roman" w:cs="Times New Roman" w:hint="eastAsia"/>
+          <w:rFonts w:ascii="Times New Roman" w:eastAsia="標楷體" w:hAnsi="Times New Roman" w:cs="Times New Roman" w:hint="eastAsia"/>
+          <w:highlight w:val="yellow"/>
+        </w:rPr>
+        <w:t>本研究</w:t>
+      </w:r>
+      <w:r>
+        <w:rPr>
+          <w:rFonts w:ascii="Times New Roman" w:eastAsia="標楷體" w:hAnsi="Times New Roman" w:cs="Times New Roman"/>
+          <w:highlight w:val="yellow"/>
+        </w:rPr>
+        <w:t>針對物流公司之配送路徑規劃問題進行探討，建構一個同時考量地理位置與時間因素之</w:t>
+      </w:r>
+      <w:r>
+        <w:rPr>
+          <w:rFonts w:ascii="Times New Roman" w:eastAsia="標楷體" w:hAnsi="Times New Roman" w:cs="Times New Roman" w:hint="eastAsia"/>
+          <w:highlight w:val="yellow"/>
+        </w:rPr>
+        <w:t>單一目標</w:t>
+      </w:r>
+      <w:r>
+        <w:rPr>
+          <w:rFonts w:ascii="Times New Roman" w:eastAsia="標楷體" w:hAnsi="Times New Roman" w:cs="Times New Roman"/>
+          <w:highlight w:val="yellow"/>
+        </w:rPr>
+        <w:t>最佳化模型。具體而言，本模型以</w:t>
+      </w:r>
+      <w:r>
+        <w:rPr>
+          <w:rFonts w:ascii="Times New Roman" w:eastAsia="標楷體" w:hAnsi="Times New Roman" w:cs="Times New Roman" w:hint="eastAsia"/>
+          <w:highlight w:val="yellow"/>
+        </w:rPr>
+        <w:t>加權總和法</w:t>
+      </w:r>
+      <w:r>
+        <w:rPr>
+          <w:rFonts w:ascii="Times New Roman" w:eastAsia="標楷體" w:hAnsi="Times New Roman" w:cs="Times New Roman" w:hint="eastAsia"/>
+          <w:highlight w:val="yellow"/>
         </w:rPr>
         <w:t>(</w:t>
       </w:r>
       <w:r>
         <w:rPr>
-          <w:rFonts w:ascii="Times New Roman" w:eastAsia="標楷體" w:hAnsi="Times New Roman" w:cs="Times New Roman"/>
-        </w:rPr>
-        <w:t>Multi-objective Optimization)</w:t>
-      </w:r>
-      <w:r>
-        <w:rPr>
-          <w:rFonts w:ascii="Times New Roman" w:eastAsia="標楷體" w:hAnsi="Times New Roman" w:cs="Times New Roman"/>
-        </w:rPr>
-        <w:t>方法為基礎，並同時</w:t>
-      </w:r>
-      <w:r>
-        <w:rPr>
-          <w:rFonts w:ascii="Times New Roman" w:eastAsia="標楷體" w:hAnsi="Times New Roman" w:cs="Times New Roman"/>
+          <w:rFonts w:ascii="Times New Roman" w:eastAsia="標楷體" w:hAnsi="Times New Roman" w:cs="Times New Roman" w:hint="eastAsia"/>
+          <w:highlight w:val="yellow"/>
+        </w:rPr>
+        <w:t>Weight Sum Method</w:t>
+      </w:r>
+      <w:r>
+        <w:rPr>
+          <w:rFonts w:ascii="Times New Roman" w:eastAsia="標楷體" w:hAnsi="Times New Roman" w:cs="Times New Roman"/>
+          <w:highlight w:val="yellow"/>
+        </w:rPr>
+        <w:t>)</w:t>
+      </w:r>
+      <w:r>
+        <w:rPr>
+          <w:rFonts w:ascii="Times New Roman" w:eastAsia="標楷體" w:hAnsi="Times New Roman" w:cs="Times New Roman" w:hint="eastAsia"/>
+          <w:highlight w:val="yellow"/>
+        </w:rPr>
+        <w:t>將多個物流指標整合為單一目標函數</w:t>
+      </w:r>
+      <w:r>
+        <w:rPr>
+          <w:rFonts w:ascii="Times New Roman" w:eastAsia="標楷體" w:hAnsi="Times New Roman" w:cs="Times New Roman"/>
+          <w:highlight w:val="yellow"/>
+        </w:rPr>
+        <w:t>同時</w:t>
+      </w:r>
+      <w:r>
+        <w:rPr>
+          <w:rFonts w:ascii="Times New Roman" w:eastAsia="標楷體" w:hAnsi="Times New Roman" w:cs="Times New Roman"/>
+          <w:highlight w:val="yellow"/>
         </w:rPr>
         <w:t>考量</w:t>
       </w:r>
       <w:r>
         <w:rPr>
           <w:rFonts w:ascii="Times New Roman" w:eastAsia="標楷體" w:hAnsi="Times New Roman" w:cs="Times New Roman"/>
+          <w:highlight w:val="yellow"/>
         </w:rPr>
         <w:t>下列三項目標的最小化：</w:t>
       </w:r>
@@ -18257,14 +17401,85 @@
         <w:spacing w:line="360" w:lineRule="auto"/>
         <w:ind w:firstLine="360"/>
         <w:rPr>
-          <w:rFonts w:ascii="Times New Roman" w:eastAsia="標楷體" w:hAnsi="Times New Roman" w:cs="Times New Roman"/>
+          <w:rFonts w:ascii="Times New Roman" w:eastAsia="標楷體" w:hAnsi="Times New Roman" w:cs="Times New Roman" w:hint="eastAsia"/>
         </w:rPr>
       </w:pPr>
       <w:r>
         <w:rPr>
-          <w:rFonts w:ascii="Times New Roman" w:eastAsia="標楷體" w:hAnsi="Times New Roman" w:cs="Times New Roman"/>
-        </w:rPr>
-        <w:t>相較於僅針對單一目標進行最佳化之作法，本研究在多目標間取得平衡，藉此提升整體物流運作效率，並幫助決策者在多個限制條件下擬定更具彈性以及效率的配送策略。上述多目標最佳化問題可表示為以下的向量目標函數：</w:t>
+          <w:rFonts w:ascii="Times New Roman" w:eastAsia="標楷體" w:hAnsi="Times New Roman" w:cs="Times New Roman" w:hint="eastAsia"/>
+          <w:highlight w:val="yellow"/>
+        </w:rPr>
+        <w:t>相較於</w:t>
+      </w:r>
+      <w:r>
+        <w:rPr>
+          <w:rFonts w:ascii="Times New Roman" w:eastAsia="標楷體" w:hAnsi="Times New Roman" w:cs="Times New Roman"/>
+          <w:highlight w:val="yellow"/>
+        </w:rPr>
+        <w:t>單一</w:t>
+      </w:r>
+      <w:r>
+        <w:rPr>
+          <w:rFonts w:ascii="Times New Roman" w:eastAsia="標楷體" w:hAnsi="Times New Roman" w:cs="Times New Roman" w:hint="eastAsia"/>
+          <w:highlight w:val="yellow"/>
+        </w:rPr>
+        <w:t>物流指標進行最佳化的單一目標方法，本研究</w:t>
+      </w:r>
+      <w:r>
+        <w:rPr>
+          <w:rFonts w:ascii="Times New Roman" w:eastAsia="標楷體" w:hAnsi="Times New Roman" w:cs="Times New Roman" w:hint="eastAsia"/>
+          <w:highlight w:val="yellow"/>
+        </w:rPr>
+        <w:t>採用</w:t>
+      </w:r>
+      <w:r>
+        <w:rPr>
+          <w:rFonts w:ascii="Times New Roman" w:eastAsia="標楷體" w:hAnsi="Times New Roman" w:cs="Times New Roman"/>
+          <w:highlight w:val="yellow"/>
+        </w:rPr>
+        <w:t>加權總和法</w:t>
+      </w:r>
+      <w:r>
+        <w:rPr>
+          <w:rFonts w:ascii="Times New Roman" w:eastAsia="標楷體" w:hAnsi="Times New Roman" w:cs="Times New Roman" w:hint="eastAsia"/>
+          <w:highlight w:val="yellow"/>
+        </w:rPr>
+        <w:t>，</w:t>
+      </w:r>
+      <w:r>
+        <w:rPr>
+          <w:rFonts w:ascii="Times New Roman" w:eastAsia="標楷體" w:hAnsi="Times New Roman" w:cs="Times New Roman"/>
+          <w:highlight w:val="yellow"/>
+        </w:rPr>
+        <w:t>可在單一目標下同時兼顧多個指標</w:t>
+      </w:r>
+      <w:r>
+        <w:rPr>
+          <w:rFonts w:ascii="Times New Roman" w:eastAsia="標楷體" w:hAnsi="Times New Roman" w:cs="Times New Roman" w:hint="eastAsia"/>
+          <w:highlight w:val="yellow"/>
+        </w:rPr>
+        <w:t>。</w:t>
+      </w:r>
+      <w:r>
+        <w:rPr>
+          <w:rFonts w:ascii="Times New Roman" w:eastAsia="標楷體" w:hAnsi="Times New Roman" w:cs="Times New Roman"/>
+          <w:highlight w:val="yellow"/>
+        </w:rPr>
+        <w:t>各指標之權重參數依據物流公司實務決策流程與營運考量設定，以反映企業在多項目標間的相對偏好。</w:t>
+      </w:r>
+      <w:r>
+        <w:rPr>
+          <w:rFonts w:ascii="Times New Roman" w:eastAsia="標楷體" w:hAnsi="Times New Roman" w:cs="Times New Roman"/>
+          <w:highlight w:val="yellow"/>
+        </w:rPr>
+        <w:t>則可將其目標函數表示為</w:t>
+      </w:r>
+      <w:r>
+        <w:rPr>
+          <w:rFonts w:ascii="Times New Roman" w:eastAsia="標楷體" w:hAnsi="Times New Roman" w:cs="Times New Roman"/>
+          <w:highlight w:val="yellow"/>
+        </w:rPr>
+        <w:t>：</w:t>
       </w:r>
     </w:p>
     <w:p>
@@ -18441,14 +17656,7 @@
               <w:rFonts w:ascii="Cambria Math" w:eastAsia="標楷體" w:hAnsi="Cambria Math" w:cs="Times New Roman"/>
               <w:highlight w:val="yellow"/>
             </w:rPr>
-            <m:t>⋅</m:t>
-          </m:r>
-          <m:r>
-            <w:rPr>
-              <w:rFonts w:ascii="Cambria Math" w:eastAsia="標楷體" w:hAnsi="Cambria Math" w:cs="Times New Roman"/>
-              <w:highlight w:val="yellow"/>
-            </w:rPr>
-            <m:t xml:space="preserve"> </m:t>
+            <m:t xml:space="preserve">⋅ </m:t>
           </m:r>
           <m:sSub>
             <m:sSubPr>
@@ -18540,14 +17748,7 @@
               <w:rFonts w:ascii="Cambria Math" w:eastAsia="標楷體" w:hAnsi="Cambria Math" w:cs="Times New Roman"/>
               <w:highlight w:val="yellow"/>
             </w:rPr>
-            <m:t>⋅</m:t>
-          </m:r>
-          <m:r>
-            <w:rPr>
-              <w:rFonts w:ascii="Cambria Math" w:eastAsia="標楷體" w:hAnsi="Cambria Math" w:cs="Times New Roman"/>
-              <w:highlight w:val="yellow"/>
-            </w:rPr>
-            <m:t xml:space="preserve"> </m:t>
+            <m:t xml:space="preserve">⋅ </m:t>
           </m:r>
           <m:sSub>
             <m:sSubPr>
@@ -19706,16 +18907,20 @@
         <w:rPr>
           <w:rFonts w:eastAsia="標楷體"/>
         </w:rPr>
-        <w:t>建立配送店</w:t>
-      </w:r>
-      <w:proofErr w:type="gramStart"/>
+        <w:t>建立配送店舖</w:t>
+      </w:r>
+      <w:r>
+        <w:rPr>
+          <w:rFonts w:eastAsia="標楷體" w:hint="eastAsia"/>
+        </w:rPr>
+        <w:t>之</w:t>
+      </w:r>
       <w:r>
         <w:rPr>
           <w:rFonts w:eastAsia="標楷體"/>
         </w:rPr>
-        <w:t>舖</w:t>
-      </w:r>
-      <w:proofErr w:type="gramEnd"/>
+        <w:t>間的距離矩陣，提供路線規劃所需</w:t>
+      </w:r>
       <w:r>
         <w:rPr>
           <w:rFonts w:eastAsia="標楷體" w:hint="eastAsia"/>
@@ -19726,18 +18931,6 @@
         <w:rPr>
           <w:rFonts w:eastAsia="標楷體"/>
         </w:rPr>
-        <w:t>間的距離矩陣，提供路線規劃所需</w:t>
-      </w:r>
-      <w:r>
-        <w:rPr>
-          <w:rFonts w:eastAsia="標楷體" w:hint="eastAsia"/>
-        </w:rPr>
-        <w:t>之</w:t>
-      </w:r>
-      <w:r>
-        <w:rPr>
-          <w:rFonts w:eastAsia="標楷體"/>
-        </w:rPr>
         <w:t>行駛距離資訊</w:t>
       </w:r>
       <w:r>
@@ -19768,16 +18961,8 @@
         <w:rPr>
           <w:rFonts w:ascii="Times New Roman" w:eastAsia="標楷體" w:hAnsi="Times New Roman" w:cs="Times New Roman" w:hint="eastAsia"/>
         </w:rPr>
-        <w:t>店</w:t>
-      </w:r>
-      <w:proofErr w:type="gramStart"/>
-      <w:r>
-        <w:rPr>
-          <w:rFonts w:ascii="Times New Roman" w:eastAsia="標楷體" w:hAnsi="Times New Roman" w:cs="Times New Roman" w:hint="eastAsia"/>
-        </w:rPr>
-        <w:t>舖</w:t>
-      </w:r>
-      <w:proofErr w:type="gramEnd"/>
+        <w:t>店舖</w:t>
+      </w:r>
       <w:r>
         <w:rPr>
           <w:rFonts w:ascii="Times New Roman" w:eastAsia="標楷體" w:hAnsi="Times New Roman" w:cs="Times New Roman" w:hint="eastAsia"/>
@@ -19806,16 +18991,8 @@
         <w:rPr>
           <w:rFonts w:ascii="Times New Roman" w:eastAsia="標楷體" w:hAnsi="Times New Roman" w:cs="Times New Roman"/>
         </w:rPr>
-        <w:t>店</w:t>
-      </w:r>
-      <w:proofErr w:type="gramStart"/>
-      <w:r>
-        <w:rPr>
-          <w:rFonts w:ascii="Times New Roman" w:eastAsia="標楷體" w:hAnsi="Times New Roman" w:cs="Times New Roman"/>
-        </w:rPr>
-        <w:t>舖</w:t>
-      </w:r>
-      <w:proofErr w:type="gramEnd"/>
+        <w:t>店舖</w:t>
+      </w:r>
       <w:r>
         <w:rPr>
           <w:rFonts w:ascii="Times New Roman" w:eastAsia="標楷體" w:hAnsi="Times New Roman" w:cs="Times New Roman"/>
@@ -19826,16 +19003,8 @@
         <w:rPr>
           <w:rFonts w:ascii="Times New Roman" w:eastAsia="標楷體" w:hAnsi="Times New Roman" w:cs="Times New Roman"/>
         </w:rPr>
-        <w:t>店</w:t>
-      </w:r>
-      <w:proofErr w:type="gramStart"/>
-      <w:r>
-        <w:rPr>
-          <w:rFonts w:ascii="Times New Roman" w:eastAsia="標楷體" w:hAnsi="Times New Roman" w:cs="Times New Roman"/>
-        </w:rPr>
-        <w:t>舖</w:t>
-      </w:r>
-      <w:proofErr w:type="gramEnd"/>
+        <w:t>店舖</w:t>
+      </w:r>
       <w:r>
         <w:rPr>
           <w:rFonts w:ascii="Times New Roman" w:eastAsia="標楷體" w:hAnsi="Times New Roman" w:cs="Times New Roman"/>
@@ -19852,16 +19021,8 @@
         <w:rPr>
           <w:rFonts w:ascii="Times New Roman" w:eastAsia="標楷體" w:hAnsi="Times New Roman" w:cs="Times New Roman" w:hint="eastAsia"/>
         </w:rPr>
-        <w:t>店</w:t>
-      </w:r>
-      <w:proofErr w:type="gramStart"/>
-      <w:r>
-        <w:rPr>
-          <w:rFonts w:ascii="Times New Roman" w:eastAsia="標楷體" w:hAnsi="Times New Roman" w:cs="Times New Roman" w:hint="eastAsia"/>
-        </w:rPr>
-        <w:t>舖</w:t>
-      </w:r>
-      <w:proofErr w:type="gramEnd"/>
+        <w:t>店舖</w:t>
+      </w:r>
       <w:r>
         <w:rPr>
           <w:rFonts w:ascii="Times New Roman" w:eastAsia="標楷體" w:hAnsi="Times New Roman" w:cs="Times New Roman" w:hint="eastAsia"/>
@@ -19932,16 +19093,8 @@
         <w:rPr>
           <w:rFonts w:ascii="Times New Roman" w:eastAsia="標楷體" w:hAnsi="Times New Roman" w:cs="Times New Roman"/>
         </w:rPr>
-        <w:t>店</w:t>
-      </w:r>
-      <w:proofErr w:type="gramStart"/>
-      <w:r>
-        <w:rPr>
-          <w:rFonts w:ascii="Times New Roman" w:eastAsia="標楷體" w:hAnsi="Times New Roman" w:cs="Times New Roman"/>
-        </w:rPr>
-        <w:t>舖</w:t>
-      </w:r>
-      <w:proofErr w:type="gramEnd"/>
+        <w:t>店舖</w:t>
+      </w:r>
       <w:r>
         <w:rPr>
           <w:rFonts w:ascii="Times New Roman" w:eastAsia="標楷體" w:hAnsi="Times New Roman" w:cs="Times New Roman"/>
@@ -21319,7 +20472,7 @@
                               <w:pPr>
                                 <w:jc w:val="center"/>
                                 <w:rPr>
-                                  <w:rFonts w:ascii="Times New Roman" w:hAnsi="Times New Roman" w:cs="Times New Roman" w:hint="eastAsia"/>
+                                  <w:rFonts w:ascii="Times New Roman" w:hAnsi="Times New Roman" w:cs="Times New Roman"/>
                                   <w:color w:val="000000" w:themeColor="text1"/>
                                   <w:kern w:val="24"/>
                                   <w:sz w:val="16"/>
@@ -22333,7 +21486,7 @@
                         <w:pPr>
                           <w:jc w:val="center"/>
                           <w:rPr>
-                            <w:rFonts w:ascii="Times New Roman" w:hAnsi="Times New Roman" w:cs="Times New Roman" w:hint="eastAsia"/>
+                            <w:rFonts w:ascii="Times New Roman" w:hAnsi="Times New Roman" w:cs="Times New Roman"/>
                             <w:color w:val="000000" w:themeColor="text1"/>
                             <w:kern w:val="24"/>
                             <w:sz w:val="16"/>
@@ -23051,36 +22204,14 @@
         <w:rPr>
           <w:rFonts w:ascii="Times New Roman" w:eastAsia="標楷體" w:hAnsi="Times New Roman" w:cs="Times New Roman" w:hint="eastAsia"/>
         </w:rPr>
-        <w:t>本研究系統的原始配送路線資料包含路網資料、</w:t>
-      </w:r>
-      <w:proofErr w:type="gramStart"/>
-      <w:r>
-        <w:rPr>
-          <w:rFonts w:ascii="Times New Roman" w:eastAsia="標楷體" w:hAnsi="Times New Roman" w:cs="Times New Roman" w:hint="eastAsia"/>
-        </w:rPr>
-        <w:t>滯店時間</w:t>
-      </w:r>
-      <w:proofErr w:type="gramEnd"/>
-      <w:r>
-        <w:rPr>
-          <w:rFonts w:ascii="Times New Roman" w:eastAsia="標楷體" w:hAnsi="Times New Roman" w:cs="Times New Roman" w:hint="eastAsia"/>
-        </w:rPr>
-        <w:t>、</w:t>
-      </w:r>
-      <w:r>
-        <w:rPr>
-          <w:rFonts w:ascii="Times New Roman" w:eastAsia="標楷體" w:hAnsi="Times New Roman" w:cs="Times New Roman" w:hint="eastAsia"/>
-        </w:rPr>
-        <w:t>店</w:t>
-      </w:r>
-      <w:proofErr w:type="gramStart"/>
-      <w:r>
-        <w:rPr>
-          <w:rFonts w:ascii="Times New Roman" w:eastAsia="標楷體" w:hAnsi="Times New Roman" w:cs="Times New Roman" w:hint="eastAsia"/>
-        </w:rPr>
-        <w:t>舖</w:t>
-      </w:r>
-      <w:proofErr w:type="gramEnd"/>
+        <w:t>本研究系統的原始配送路線資料包含路網資料、滯店時間、</w:t>
+      </w:r>
+      <w:r>
+        <w:rPr>
+          <w:rFonts w:ascii="Times New Roman" w:eastAsia="標楷體" w:hAnsi="Times New Roman" w:cs="Times New Roman" w:hint="eastAsia"/>
+        </w:rPr>
+        <w:t>店舖</w:t>
+      </w:r>
       <w:r>
         <w:rPr>
           <w:rFonts w:ascii="Times New Roman" w:eastAsia="標楷體" w:hAnsi="Times New Roman" w:cs="Times New Roman" w:hint="eastAsia"/>
@@ -23091,50 +22222,26 @@
         <w:rPr>
           <w:rFonts w:ascii="Times New Roman" w:eastAsia="標楷體" w:hAnsi="Times New Roman" w:cs="Times New Roman" w:hint="eastAsia"/>
         </w:rPr>
-        <w:t>店</w:t>
-      </w:r>
-      <w:proofErr w:type="gramStart"/>
-      <w:r>
-        <w:rPr>
-          <w:rFonts w:ascii="Times New Roman" w:eastAsia="標楷體" w:hAnsi="Times New Roman" w:cs="Times New Roman" w:hint="eastAsia"/>
-        </w:rPr>
-        <w:t>舖</w:t>
-      </w:r>
-      <w:proofErr w:type="gramEnd"/>
+        <w:t>店舖</w:t>
+      </w:r>
       <w:r>
         <w:rPr>
           <w:rFonts w:ascii="Times New Roman" w:eastAsia="標楷體" w:hAnsi="Times New Roman" w:cs="Times New Roman" w:hint="eastAsia"/>
         </w:rPr>
         <w:t>之間在不同時段的路程時間，包括依據原始地圖資料計算的路程時間及實際計算的平均行駛時間。</w:t>
       </w:r>
-      <w:proofErr w:type="gramStart"/>
-      <w:r>
-        <w:rPr>
-          <w:rFonts w:ascii="Times New Roman" w:eastAsia="標楷體" w:hAnsi="Times New Roman" w:cs="Times New Roman"/>
-        </w:rPr>
-        <w:t>滯店時間</w:t>
-      </w:r>
-      <w:proofErr w:type="gramEnd"/>
-      <w:r>
-        <w:rPr>
-          <w:rFonts w:ascii="Times New Roman" w:eastAsia="標楷體" w:hAnsi="Times New Roman" w:cs="Times New Roman"/>
-        </w:rPr>
-        <w:t>表示車輛在各</w:t>
-      </w:r>
-      <w:r>
-        <w:rPr>
-          <w:rFonts w:ascii="Times New Roman" w:eastAsia="標楷體" w:hAnsi="Times New Roman" w:cs="Times New Roman"/>
-        </w:rPr>
-        <w:t>店</w:t>
-      </w:r>
-      <w:proofErr w:type="gramStart"/>
-      <w:r>
-        <w:rPr>
-          <w:rFonts w:ascii="Times New Roman" w:eastAsia="標楷體" w:hAnsi="Times New Roman" w:cs="Times New Roman"/>
-        </w:rPr>
-        <w:t>舖</w:t>
-      </w:r>
-      <w:proofErr w:type="gramEnd"/>
+      <w:r>
+        <w:rPr>
+          <w:rFonts w:ascii="Times New Roman" w:eastAsia="標楷體" w:hAnsi="Times New Roman" w:cs="Times New Roman"/>
+        </w:rPr>
+        <w:t>滯店時間表示車輛在各</w:t>
+      </w:r>
+      <w:r>
+        <w:rPr>
+          <w:rFonts w:ascii="Times New Roman" w:eastAsia="標楷體" w:hAnsi="Times New Roman" w:cs="Times New Roman"/>
+        </w:rPr>
+        <w:t>店舖</w:t>
+      </w:r>
       <w:r>
         <w:rPr>
           <w:rFonts w:ascii="Times New Roman" w:eastAsia="標楷體" w:hAnsi="Times New Roman" w:cs="Times New Roman"/>
@@ -23151,16 +22258,8 @@
         <w:rPr>
           <w:rFonts w:ascii="Times New Roman" w:eastAsia="標楷體" w:hAnsi="Times New Roman" w:cs="Times New Roman" w:hint="eastAsia"/>
         </w:rPr>
-        <w:t>店</w:t>
-      </w:r>
-      <w:proofErr w:type="gramStart"/>
-      <w:r>
-        <w:rPr>
-          <w:rFonts w:ascii="Times New Roman" w:eastAsia="標楷體" w:hAnsi="Times New Roman" w:cs="Times New Roman" w:hint="eastAsia"/>
-        </w:rPr>
-        <w:t>舖</w:t>
-      </w:r>
-      <w:proofErr w:type="gramEnd"/>
+        <w:t>店舖</w:t>
+      </w:r>
       <w:r>
         <w:rPr>
           <w:rFonts w:ascii="Times New Roman" w:eastAsia="標楷體" w:hAnsi="Times New Roman" w:cs="Times New Roman" w:hint="eastAsia"/>
@@ -23171,16 +22270,8 @@
         <w:rPr>
           <w:rFonts w:ascii="Times New Roman" w:eastAsia="標楷體" w:hAnsi="Times New Roman" w:cs="Times New Roman" w:hint="eastAsia"/>
         </w:rPr>
-        <w:t>店</w:t>
-      </w:r>
-      <w:proofErr w:type="gramStart"/>
-      <w:r>
-        <w:rPr>
-          <w:rFonts w:ascii="Times New Roman" w:eastAsia="標楷體" w:hAnsi="Times New Roman" w:cs="Times New Roman" w:hint="eastAsia"/>
-        </w:rPr>
-        <w:t>舖</w:t>
-      </w:r>
-      <w:proofErr w:type="gramEnd"/>
+        <w:t>店舖</w:t>
+      </w:r>
       <w:r>
         <w:rPr>
           <w:rFonts w:ascii="Times New Roman" w:eastAsia="標楷體" w:hAnsi="Times New Roman" w:cs="Times New Roman" w:hint="eastAsia"/>
@@ -23191,16 +22282,8 @@
         <w:rPr>
           <w:rFonts w:ascii="Times New Roman" w:eastAsia="標楷體" w:hAnsi="Times New Roman" w:cs="Times New Roman" w:hint="eastAsia"/>
         </w:rPr>
-        <w:t>店</w:t>
-      </w:r>
-      <w:proofErr w:type="gramStart"/>
-      <w:r>
-        <w:rPr>
-          <w:rFonts w:ascii="Times New Roman" w:eastAsia="標楷體" w:hAnsi="Times New Roman" w:cs="Times New Roman" w:hint="eastAsia"/>
-        </w:rPr>
-        <w:t>舖</w:t>
-      </w:r>
-      <w:proofErr w:type="gramEnd"/>
+        <w:t>店舖</w:t>
+      </w:r>
       <w:r>
         <w:rPr>
           <w:rFonts w:ascii="Times New Roman" w:eastAsia="標楷體" w:hAnsi="Times New Roman" w:cs="Times New Roman" w:hint="eastAsia"/>
@@ -23211,16 +22294,8 @@
         <w:rPr>
           <w:rFonts w:ascii="Times New Roman" w:eastAsia="標楷體" w:hAnsi="Times New Roman" w:cs="Times New Roman" w:hint="eastAsia"/>
         </w:rPr>
-        <w:t>店</w:t>
-      </w:r>
-      <w:proofErr w:type="gramStart"/>
-      <w:r>
-        <w:rPr>
-          <w:rFonts w:ascii="Times New Roman" w:eastAsia="標楷體" w:hAnsi="Times New Roman" w:cs="Times New Roman" w:hint="eastAsia"/>
-        </w:rPr>
-        <w:t>舖</w:t>
-      </w:r>
-      <w:proofErr w:type="gramEnd"/>
+        <w:t>店舖</w:t>
+      </w:r>
       <w:r>
         <w:rPr>
           <w:rFonts w:ascii="Times New Roman" w:eastAsia="標楷體" w:hAnsi="Times New Roman" w:cs="Times New Roman" w:hint="eastAsia"/>
@@ -23231,16 +22306,8 @@
         <w:rPr>
           <w:rFonts w:ascii="Times New Roman" w:eastAsia="標楷體" w:hAnsi="Times New Roman" w:cs="Times New Roman" w:hint="eastAsia"/>
         </w:rPr>
-        <w:t>店</w:t>
-      </w:r>
-      <w:proofErr w:type="gramStart"/>
-      <w:r>
-        <w:rPr>
-          <w:rFonts w:ascii="Times New Roman" w:eastAsia="標楷體" w:hAnsi="Times New Roman" w:cs="Times New Roman" w:hint="eastAsia"/>
-        </w:rPr>
-        <w:t>舖</w:t>
-      </w:r>
-      <w:proofErr w:type="gramEnd"/>
+        <w:t>店舖</w:t>
+      </w:r>
       <w:r>
         <w:rPr>
           <w:rFonts w:ascii="Times New Roman" w:eastAsia="標楷體" w:hAnsi="Times New Roman" w:cs="Times New Roman" w:hint="eastAsia"/>
@@ -23389,16 +22456,8 @@
         <w:rPr>
           <w:rFonts w:ascii="Times New Roman" w:eastAsia="標楷體" w:hAnsi="Times New Roman" w:cs="Times New Roman"/>
         </w:rPr>
-        <w:t>店</w:t>
-      </w:r>
-      <w:proofErr w:type="gramStart"/>
-      <w:r>
-        <w:rPr>
-          <w:rFonts w:ascii="Times New Roman" w:eastAsia="標楷體" w:hAnsi="Times New Roman" w:cs="Times New Roman"/>
-        </w:rPr>
-        <w:t>舖</w:t>
-      </w:r>
-      <w:proofErr w:type="gramEnd"/>
+        <w:t>店舖</w:t>
+      </w:r>
       <w:r>
         <w:rPr>
           <w:rFonts w:ascii="Times New Roman" w:eastAsia="標楷體" w:hAnsi="Times New Roman" w:cs="Times New Roman" w:hint="eastAsia"/>
@@ -23487,16 +22546,8 @@
         <w:rPr>
           <w:rFonts w:ascii="Times New Roman" w:eastAsia="標楷體" w:hAnsi="Times New Roman" w:cs="Times New Roman" w:hint="eastAsia"/>
         </w:rPr>
-        <w:t>各車次以及其對應的店</w:t>
-      </w:r>
-      <w:proofErr w:type="gramStart"/>
-      <w:r>
-        <w:rPr>
-          <w:rFonts w:ascii="Times New Roman" w:eastAsia="標楷體" w:hAnsi="Times New Roman" w:cs="Times New Roman" w:hint="eastAsia"/>
-        </w:rPr>
-        <w:t>舖</w:t>
-      </w:r>
-      <w:proofErr w:type="gramEnd"/>
+        <w:t>各車次以及其對應的店舖</w:t>
+      </w:r>
       <w:r>
         <w:rPr>
           <w:rFonts w:ascii="Times New Roman" w:eastAsia="標楷體" w:hAnsi="Times New Roman" w:cs="Times New Roman" w:hint="eastAsia"/>
@@ -23648,22 +22699,160 @@
           <w:rFonts w:eastAsia="標楷體"/>
           <w:highlight w:val="yellow"/>
         </w:rPr>
-        <w:t>將原始配送路線資料中的路網資料、</w:t>
-      </w:r>
-      <w:proofErr w:type="gramStart"/>
+        <w:t>將原始配送路線資料中的路網資料、滯店時間、</w:t>
+      </w:r>
       <w:r>
         <w:rPr>
           <w:rFonts w:eastAsia="標楷體"/>
           <w:highlight w:val="yellow"/>
         </w:rPr>
-        <w:t>滯店時間</w:t>
-      </w:r>
-      <w:proofErr w:type="gramEnd"/>
+        <w:t>店舖</w:t>
+      </w:r>
       <w:r>
         <w:rPr>
           <w:rFonts w:eastAsia="標楷體"/>
           <w:highlight w:val="yellow"/>
         </w:rPr>
+        <w:t>主檔以及原始路線資料</w:t>
+      </w:r>
+      <w:r>
+        <w:rPr>
+          <w:rFonts w:eastAsia="標楷體" w:hint="eastAsia"/>
+          <w:highlight w:val="yellow"/>
+        </w:rPr>
+        <w:t>加以彙整與轉換</w:t>
+      </w:r>
+      <w:r>
+        <w:rPr>
+          <w:rFonts w:eastAsia="標楷體" w:hint="eastAsia"/>
+          <w:highlight w:val="yellow"/>
+        </w:rPr>
+        <w:t>，並針對缺失</w:t>
+      </w:r>
+      <w:r>
+        <w:rPr>
+          <w:rFonts w:eastAsia="標楷體" w:hint="eastAsia"/>
+          <w:highlight w:val="yellow"/>
+        </w:rPr>
+        <w:t>或不完整的資料</w:t>
+      </w:r>
+      <w:r>
+        <w:rPr>
+          <w:rFonts w:eastAsia="標楷體" w:hint="eastAsia"/>
+          <w:highlight w:val="yellow"/>
+        </w:rPr>
+        <w:t>進行填補</w:t>
+      </w:r>
+      <w:r>
+        <w:rPr>
+          <w:rFonts w:eastAsia="標楷體"/>
+          <w:highlight w:val="yellow"/>
+        </w:rPr>
+        <w:t>，</w:t>
+      </w:r>
+      <w:r>
+        <w:rPr>
+          <w:rFonts w:eastAsia="標楷體" w:hint="eastAsia"/>
+          <w:highlight w:val="yellow"/>
+        </w:rPr>
+        <w:t>以得到</w:t>
+      </w:r>
+      <w:r>
+        <w:rPr>
+          <w:rFonts w:eastAsia="標楷體"/>
+          <w:highlight w:val="yellow"/>
+        </w:rPr>
+        <w:t>後續</w:t>
+      </w:r>
+      <w:r>
+        <w:rPr>
+          <w:rFonts w:eastAsia="標楷體" w:hint="eastAsia"/>
+          <w:highlight w:val="yellow"/>
+        </w:rPr>
+        <w:t>路線</w:t>
+      </w:r>
+      <w:r>
+        <w:rPr>
+          <w:rFonts w:eastAsia="標楷體"/>
+          <w:highlight w:val="yellow"/>
+        </w:rPr>
+        <w:t>模組可直接使用的資料格式，作為路線模組</w:t>
+      </w:r>
+      <w:r>
+        <w:rPr>
+          <w:rFonts w:eastAsia="標楷體" w:hint="eastAsia"/>
+          <w:highlight w:val="yellow"/>
+        </w:rPr>
+        <w:t>之</w:t>
+      </w:r>
+      <w:r>
+        <w:rPr>
+          <w:rFonts w:eastAsia="標楷體"/>
+          <w:highlight w:val="yellow"/>
+        </w:rPr>
+        <w:t>輸入。整合後的資料為各主線所負責的載運</w:t>
+      </w:r>
+      <w:r>
+        <w:rPr>
+          <w:rFonts w:eastAsia="標楷體"/>
+          <w:highlight w:val="yellow"/>
+        </w:rPr>
+        <w:t>店舖</w:t>
+      </w:r>
+      <w:r>
+        <w:rPr>
+          <w:rFonts w:eastAsia="標楷體"/>
+          <w:highlight w:val="yellow"/>
+        </w:rPr>
+        <w:t>及其對應車輛的材積量上限</w:t>
+      </w:r>
+      <w:r>
+        <w:rPr>
+          <w:rFonts w:eastAsia="標楷體" w:hint="eastAsia"/>
+          <w:highlight w:val="yellow"/>
+        </w:rPr>
+        <w:t>，以及</w:t>
+      </w:r>
+      <w:r>
+        <w:rPr>
+          <w:rFonts w:eastAsia="標楷體" w:hint="eastAsia"/>
+          <w:highlight w:val="yellow"/>
+        </w:rPr>
+        <w:t>店舖</w:t>
+      </w:r>
+      <w:r>
+        <w:rPr>
+          <w:rFonts w:eastAsia="標楷體" w:hint="eastAsia"/>
+          <w:highlight w:val="yellow"/>
+        </w:rPr>
+        <w:t>的詳細資訊與限制</w:t>
+      </w:r>
+      <w:r>
+        <w:rPr>
+          <w:rFonts w:eastAsia="標楷體"/>
+          <w:highlight w:val="yellow"/>
+        </w:rPr>
+        <w:t>，包括</w:t>
+      </w:r>
+      <w:r>
+        <w:rPr>
+          <w:rFonts w:eastAsia="標楷體"/>
+          <w:highlight w:val="yellow"/>
+        </w:rPr>
+        <w:t>店舖</w:t>
+      </w:r>
+      <w:r>
+        <w:rPr>
+          <w:rFonts w:eastAsia="標楷體"/>
+          <w:highlight w:val="yellow"/>
+        </w:rPr>
+        <w:t>地理位置、時間窗限制</w:t>
+      </w:r>
+      <w:r>
+        <w:rPr>
+          <w:rFonts w:eastAsia="標楷體" w:hint="eastAsia"/>
+          <w:highlight w:val="yellow"/>
+        </w:rPr>
         <w:t>、</w:t>
       </w:r>
       <w:r>
@@ -23671,241 +22860,35 @@
           <w:rFonts w:eastAsia="標楷體"/>
           <w:highlight w:val="yellow"/>
         </w:rPr>
-        <w:t>店</w:t>
-      </w:r>
-      <w:proofErr w:type="gramStart"/>
+        <w:t>材積量需求</w:t>
+      </w:r>
+      <w:r>
+        <w:rPr>
+          <w:rFonts w:eastAsia="標楷體" w:hint="eastAsia"/>
+          <w:highlight w:val="yellow"/>
+        </w:rPr>
+        <w:t>與</w:t>
+      </w:r>
       <w:r>
         <w:rPr>
           <w:rFonts w:eastAsia="標楷體"/>
           <w:highlight w:val="yellow"/>
         </w:rPr>
-        <w:t>舖</w:t>
-      </w:r>
-      <w:proofErr w:type="gramEnd"/>
+        <w:t>各</w:t>
+      </w:r>
       <w:r>
         <w:rPr>
           <w:rFonts w:eastAsia="標楷體"/>
           <w:highlight w:val="yellow"/>
         </w:rPr>
-        <w:t>主檔以及原始路線資料</w:t>
-      </w:r>
-      <w:r>
-        <w:rPr>
-          <w:rFonts w:eastAsia="標楷體" w:hint="eastAsia"/>
-          <w:highlight w:val="yellow"/>
-        </w:rPr>
-        <w:t>加以彙整與轉換</w:t>
-      </w:r>
-      <w:r>
-        <w:rPr>
-          <w:rFonts w:eastAsia="標楷體" w:hint="eastAsia"/>
-          <w:highlight w:val="yellow"/>
-        </w:rPr>
-        <w:t>，並針對缺失</w:t>
-      </w:r>
-      <w:r>
-        <w:rPr>
-          <w:rFonts w:eastAsia="標楷體" w:hint="eastAsia"/>
-          <w:highlight w:val="yellow"/>
-        </w:rPr>
-        <w:t>或不完整的資料</w:t>
-      </w:r>
-      <w:r>
-        <w:rPr>
-          <w:rFonts w:eastAsia="標楷體" w:hint="eastAsia"/>
-          <w:highlight w:val="yellow"/>
-        </w:rPr>
-        <w:t>進行填補</w:t>
+        <w:t>店舖</w:t>
       </w:r>
       <w:r>
         <w:rPr>
           <w:rFonts w:eastAsia="標楷體"/>
           <w:highlight w:val="yellow"/>
         </w:rPr>
-        <w:t>，</w:t>
-      </w:r>
-      <w:r>
-        <w:rPr>
-          <w:rFonts w:eastAsia="標楷體" w:hint="eastAsia"/>
-          <w:highlight w:val="yellow"/>
-        </w:rPr>
-        <w:t>以得到</w:t>
-      </w:r>
-      <w:r>
-        <w:rPr>
-          <w:rFonts w:eastAsia="標楷體"/>
-          <w:highlight w:val="yellow"/>
-        </w:rPr>
-        <w:t>後續</w:t>
-      </w:r>
-      <w:r>
-        <w:rPr>
-          <w:rFonts w:eastAsia="標楷體" w:hint="eastAsia"/>
-          <w:highlight w:val="yellow"/>
-        </w:rPr>
-        <w:t>路線</w:t>
-      </w:r>
-      <w:r>
-        <w:rPr>
-          <w:rFonts w:eastAsia="標楷體"/>
-          <w:highlight w:val="yellow"/>
-        </w:rPr>
-        <w:t>模組可直接使用的資料格式，作為路線模組</w:t>
-      </w:r>
-      <w:r>
-        <w:rPr>
-          <w:rFonts w:eastAsia="標楷體" w:hint="eastAsia"/>
-          <w:highlight w:val="yellow"/>
-        </w:rPr>
-        <w:t>之</w:t>
-      </w:r>
-      <w:r>
-        <w:rPr>
-          <w:rFonts w:eastAsia="標楷體"/>
-          <w:highlight w:val="yellow"/>
-        </w:rPr>
-        <w:t>輸入。整合後的資料為各主線所負責的載運</w:t>
-      </w:r>
-      <w:r>
-        <w:rPr>
-          <w:rFonts w:eastAsia="標楷體"/>
-          <w:highlight w:val="yellow"/>
-        </w:rPr>
-        <w:t>店</w:t>
-      </w:r>
-      <w:proofErr w:type="gramStart"/>
-      <w:r>
-        <w:rPr>
-          <w:rFonts w:eastAsia="標楷體"/>
-          <w:highlight w:val="yellow"/>
-        </w:rPr>
-        <w:t>舖</w:t>
-      </w:r>
-      <w:proofErr w:type="gramEnd"/>
-      <w:r>
-        <w:rPr>
-          <w:rFonts w:eastAsia="標楷體"/>
-          <w:highlight w:val="yellow"/>
-        </w:rPr>
-        <w:t>及其對應車輛的材積量上限</w:t>
-      </w:r>
-      <w:r>
-        <w:rPr>
-          <w:rFonts w:eastAsia="標楷體" w:hint="eastAsia"/>
-          <w:highlight w:val="yellow"/>
-        </w:rPr>
-        <w:t>，以及</w:t>
-      </w:r>
-      <w:r>
-        <w:rPr>
-          <w:rFonts w:eastAsia="標楷體" w:hint="eastAsia"/>
-          <w:highlight w:val="yellow"/>
-        </w:rPr>
-        <w:t>店</w:t>
-      </w:r>
-      <w:proofErr w:type="gramStart"/>
-      <w:r>
-        <w:rPr>
-          <w:rFonts w:eastAsia="標楷體" w:hint="eastAsia"/>
-          <w:highlight w:val="yellow"/>
-        </w:rPr>
-        <w:t>舖</w:t>
-      </w:r>
-      <w:proofErr w:type="gramEnd"/>
-      <w:r>
-        <w:rPr>
-          <w:rFonts w:eastAsia="標楷體" w:hint="eastAsia"/>
-          <w:highlight w:val="yellow"/>
-        </w:rPr>
-        <w:t>的詳細資訊與限制</w:t>
-      </w:r>
-      <w:r>
-        <w:rPr>
-          <w:rFonts w:eastAsia="標楷體"/>
-          <w:highlight w:val="yellow"/>
-        </w:rPr>
-        <w:t>，包括</w:t>
-      </w:r>
-      <w:r>
-        <w:rPr>
-          <w:rFonts w:eastAsia="標楷體"/>
-          <w:highlight w:val="yellow"/>
-        </w:rPr>
-        <w:t>店</w:t>
-      </w:r>
-      <w:proofErr w:type="gramStart"/>
-      <w:r>
-        <w:rPr>
-          <w:rFonts w:eastAsia="標楷體"/>
-          <w:highlight w:val="yellow"/>
-        </w:rPr>
-        <w:t>舖</w:t>
-      </w:r>
-      <w:proofErr w:type="gramEnd"/>
-      <w:r>
-        <w:rPr>
-          <w:rFonts w:eastAsia="標楷體"/>
-          <w:highlight w:val="yellow"/>
-        </w:rPr>
-        <w:t>地理位置、時間窗限制</w:t>
-      </w:r>
-      <w:r>
-        <w:rPr>
-          <w:rFonts w:eastAsia="標楷體" w:hint="eastAsia"/>
-          <w:highlight w:val="yellow"/>
-        </w:rPr>
-        <w:t>、</w:t>
-      </w:r>
-      <w:r>
-        <w:rPr>
-          <w:rFonts w:eastAsia="標楷體"/>
-          <w:highlight w:val="yellow"/>
-        </w:rPr>
-        <w:t>材積量需求</w:t>
-      </w:r>
-      <w:r>
-        <w:rPr>
-          <w:rFonts w:eastAsia="標楷體" w:hint="eastAsia"/>
-          <w:highlight w:val="yellow"/>
-        </w:rPr>
-        <w:t>與</w:t>
-      </w:r>
-      <w:r>
-        <w:rPr>
-          <w:rFonts w:eastAsia="標楷體"/>
-          <w:highlight w:val="yellow"/>
-        </w:rPr>
-        <w:t>各</w:t>
-      </w:r>
-      <w:r>
-        <w:rPr>
-          <w:rFonts w:eastAsia="標楷體"/>
-          <w:highlight w:val="yellow"/>
-        </w:rPr>
-        <w:t>店</w:t>
-      </w:r>
-      <w:proofErr w:type="gramStart"/>
-      <w:r>
-        <w:rPr>
-          <w:rFonts w:eastAsia="標楷體"/>
-          <w:highlight w:val="yellow"/>
-        </w:rPr>
-        <w:t>舖</w:t>
-      </w:r>
-      <w:r>
-        <w:rPr>
-          <w:rFonts w:eastAsia="標楷體"/>
-          <w:highlight w:val="yellow"/>
-        </w:rPr>
-        <w:t>間的</w:t>
-      </w:r>
-      <w:proofErr w:type="gramEnd"/>
-      <w:r>
-        <w:rPr>
-          <w:rFonts w:eastAsia="標楷體"/>
-          <w:highlight w:val="yellow"/>
-        </w:rPr>
-        <w:t>行駛時間</w:t>
+        <w:t>間的行駛時間</w:t>
       </w:r>
       <w:r>
         <w:rPr>
@@ -24036,35 +23019,7 @@
         <w:rPr>
           <w:rFonts w:ascii="Times New Roman" w:eastAsia="標楷體" w:hAnsi="Times New Roman" w:cs="Times New Roman"/>
         </w:rPr>
-        <w:t>路線模組功能在於</w:t>
-      </w:r>
-      <w:proofErr w:type="gramStart"/>
-      <w:r>
-        <w:rPr>
-          <w:rFonts w:ascii="Times New Roman" w:eastAsia="標楷體" w:hAnsi="Times New Roman" w:cs="Times New Roman"/>
-        </w:rPr>
-        <w:t>透過蟻群演算法</w:t>
-      </w:r>
-      <w:proofErr w:type="gramEnd"/>
-      <w:r>
-        <w:rPr>
-          <w:rFonts w:ascii="Times New Roman" w:eastAsia="標楷體" w:hAnsi="Times New Roman" w:cs="Times New Roman"/>
-        </w:rPr>
-        <w:t>與</w:t>
-      </w:r>
-      <w:proofErr w:type="gramStart"/>
-      <w:r>
-        <w:rPr>
-          <w:rFonts w:ascii="Times New Roman" w:eastAsia="標楷體" w:hAnsi="Times New Roman" w:cs="Times New Roman"/>
-        </w:rPr>
-        <w:t>多目標蟻群演算法</w:t>
-      </w:r>
-      <w:proofErr w:type="gramEnd"/>
-      <w:r>
-        <w:rPr>
-          <w:rFonts w:ascii="Times New Roman" w:eastAsia="標楷體" w:hAnsi="Times New Roman" w:cs="Times New Roman"/>
-        </w:rPr>
-        <w:t>進行配送路線的檢查、調整與優化。</w:t>
+        <w:t>路線模組功能在於透過蟻群演算法與多目標蟻群演算法進行配送路線的檢查、調整與優化。</w:t>
       </w:r>
       <w:r>
         <w:rPr>
@@ -24082,16 +23037,8 @@
         <w:rPr>
           <w:rFonts w:ascii="Times New Roman" w:eastAsia="標楷體" w:hAnsi="Times New Roman" w:cs="Times New Roman"/>
         </w:rPr>
-        <w:t>店</w:t>
-      </w:r>
-      <w:proofErr w:type="gramStart"/>
-      <w:r>
-        <w:rPr>
-          <w:rFonts w:ascii="Times New Roman" w:eastAsia="標楷體" w:hAnsi="Times New Roman" w:cs="Times New Roman"/>
-        </w:rPr>
-        <w:t>舖</w:t>
-      </w:r>
-      <w:proofErr w:type="gramEnd"/>
+        <w:t>店舖</w:t>
+      </w:r>
       <w:r>
         <w:rPr>
           <w:rFonts w:ascii="Times New Roman" w:eastAsia="標楷體" w:hAnsi="Times New Roman" w:cs="Times New Roman"/>
@@ -24108,16 +23055,8 @@
         <w:rPr>
           <w:rFonts w:ascii="Times New Roman" w:eastAsia="標楷體" w:hAnsi="Times New Roman" w:cs="Times New Roman"/>
         </w:rPr>
-        <w:t>店</w:t>
-      </w:r>
-      <w:proofErr w:type="gramStart"/>
-      <w:r>
-        <w:rPr>
-          <w:rFonts w:ascii="Times New Roman" w:eastAsia="標楷體" w:hAnsi="Times New Roman" w:cs="Times New Roman"/>
-        </w:rPr>
-        <w:t>舖</w:t>
-      </w:r>
-      <w:proofErr w:type="gramEnd"/>
+        <w:t>店舖</w:t>
+      </w:r>
       <w:r>
         <w:rPr>
           <w:rFonts w:ascii="Times New Roman" w:eastAsia="標楷體" w:hAnsi="Times New Roman" w:cs="Times New Roman"/>
@@ -24140,16 +23079,8 @@
         <w:rPr>
           <w:rFonts w:ascii="Times New Roman" w:eastAsia="標楷體" w:hAnsi="Times New Roman" w:cs="Times New Roman" w:hint="eastAsia"/>
         </w:rPr>
-        <w:t>店</w:t>
-      </w:r>
-      <w:proofErr w:type="gramStart"/>
-      <w:r>
-        <w:rPr>
-          <w:rFonts w:ascii="Times New Roman" w:eastAsia="標楷體" w:hAnsi="Times New Roman" w:cs="Times New Roman" w:hint="eastAsia"/>
-        </w:rPr>
-        <w:t>舖</w:t>
-      </w:r>
-      <w:proofErr w:type="gramEnd"/>
+        <w:t>店舖</w:t>
+      </w:r>
       <w:r>
         <w:rPr>
           <w:rFonts w:ascii="Times New Roman" w:eastAsia="標楷體" w:hAnsi="Times New Roman" w:cs="Times New Roman" w:hint="eastAsia"/>
@@ -24166,16 +23097,8 @@
         <w:rPr>
           <w:rFonts w:ascii="Times New Roman" w:eastAsia="標楷體" w:hAnsi="Times New Roman" w:cs="Times New Roman" w:hint="eastAsia"/>
         </w:rPr>
-        <w:t>店</w:t>
-      </w:r>
-      <w:proofErr w:type="gramStart"/>
-      <w:r>
-        <w:rPr>
-          <w:rFonts w:ascii="Times New Roman" w:eastAsia="標楷體" w:hAnsi="Times New Roman" w:cs="Times New Roman" w:hint="eastAsia"/>
-        </w:rPr>
-        <w:t>舖</w:t>
-      </w:r>
-      <w:proofErr w:type="gramEnd"/>
+        <w:t>店舖</w:t>
+      </w:r>
       <w:r>
         <w:rPr>
           <w:rFonts w:ascii="Times New Roman" w:eastAsia="標楷體" w:hAnsi="Times New Roman" w:cs="Times New Roman" w:hint="eastAsia"/>
@@ -24247,20 +23170,8 @@
           <w:sz w:val="28"/>
           <w:szCs w:val="28"/>
         </w:rPr>
-        <w:t>店</w:t>
-      </w:r>
-      <w:proofErr w:type="gramStart"/>
-      <w:r>
-        <w:rPr>
-          <w:rFonts w:ascii="Times New Roman" w:eastAsia="標楷體" w:hAnsi="Times New Roman" w:cs="Times New Roman" w:hint="eastAsia"/>
-          <w:b/>
-          <w:bCs/>
-          <w:sz w:val="28"/>
-          <w:szCs w:val="28"/>
-        </w:rPr>
-        <w:t>舖</w:t>
-      </w:r>
-      <w:proofErr w:type="gramEnd"/>
+        <w:t>店舖</w:t>
+      </w:r>
       <w:r>
         <w:rPr>
           <w:rFonts w:ascii="Times New Roman" w:eastAsia="標楷體" w:hAnsi="Times New Roman" w:cs="Times New Roman" w:hint="eastAsia"/>
@@ -24350,16 +23261,8 @@
         <w:rPr>
           <w:rFonts w:ascii="Times New Roman" w:eastAsia="標楷體" w:hAnsi="Times New Roman" w:cs="Times New Roman"/>
         </w:rPr>
-        <w:t>店</w:t>
-      </w:r>
-      <w:proofErr w:type="gramStart"/>
-      <w:r>
-        <w:rPr>
-          <w:rFonts w:ascii="Times New Roman" w:eastAsia="標楷體" w:hAnsi="Times New Roman" w:cs="Times New Roman"/>
-        </w:rPr>
-        <w:t>舖</w:t>
-      </w:r>
-      <w:proofErr w:type="gramEnd"/>
+        <w:t>店舖</w:t>
+      </w:r>
       <w:r>
         <w:rPr>
           <w:rFonts w:ascii="Times New Roman" w:eastAsia="標楷體" w:hAnsi="Times New Roman" w:cs="Times New Roman" w:hint="eastAsia"/>
@@ -24406,21 +23309,7 @@
         <w:rPr>
           <w:rFonts w:ascii="Times New Roman" w:eastAsia="標楷體" w:hAnsi="Times New Roman" w:cs="Times New Roman" w:hint="eastAsia"/>
         </w:rPr>
-        <w:t>則該路線需透過基因演算法進行店</w:t>
-      </w:r>
-      <w:proofErr w:type="gramStart"/>
-      <w:r>
-        <w:rPr>
-          <w:rFonts w:ascii="Times New Roman" w:eastAsia="標楷體" w:hAnsi="Times New Roman" w:cs="Times New Roman" w:hint="eastAsia"/>
-        </w:rPr>
-        <w:t>舖</w:t>
-      </w:r>
-      <w:proofErr w:type="gramEnd"/>
-      <w:r>
-        <w:rPr>
-          <w:rFonts w:ascii="Times New Roman" w:eastAsia="標楷體" w:hAnsi="Times New Roman" w:cs="Times New Roman" w:hint="eastAsia"/>
-        </w:rPr>
-        <w:t>抽取。基因演算法</w:t>
+        <w:t>則該路線需透過基因演算法進行店舖抽取。基因演算法</w:t>
       </w:r>
       <w:r>
         <w:rPr>
@@ -24438,21 +23327,7 @@
         <w:rPr>
           <w:rFonts w:ascii="Times New Roman" w:eastAsia="標楷體" w:hAnsi="Times New Roman" w:cs="Times New Roman" w:hint="eastAsia"/>
         </w:rPr>
-        <w:t>，再根據</w:t>
-      </w:r>
-      <w:proofErr w:type="gramStart"/>
-      <w:r>
-        <w:rPr>
-          <w:rFonts w:ascii="Times New Roman" w:eastAsia="標楷體" w:hAnsi="Times New Roman" w:cs="Times New Roman" w:hint="eastAsia"/>
-        </w:rPr>
-        <w:t>適配度選擇</w:t>
-      </w:r>
-      <w:proofErr w:type="gramEnd"/>
-      <w:r>
-        <w:rPr>
-          <w:rFonts w:ascii="Times New Roman" w:eastAsia="標楷體" w:hAnsi="Times New Roman" w:cs="Times New Roman" w:hint="eastAsia"/>
-        </w:rPr>
-        <w:t>個體做為父代，接著以路線為單位進行交配並進行基因突變</w:t>
+        <w:t>，再根據適配度選擇個體做為父代，接著以路線為單位進行交配並進行基因突變</w:t>
       </w:r>
       <w:r>
         <w:rPr>
@@ -24476,16 +23351,8 @@
         <w:rPr>
           <w:rFonts w:ascii="Times New Roman" w:eastAsia="標楷體" w:hAnsi="Times New Roman" w:cs="Times New Roman"/>
         </w:rPr>
-        <w:t>店</w:t>
-      </w:r>
-      <w:proofErr w:type="gramStart"/>
-      <w:r>
-        <w:rPr>
-          <w:rFonts w:ascii="Times New Roman" w:eastAsia="標楷體" w:hAnsi="Times New Roman" w:cs="Times New Roman"/>
-        </w:rPr>
-        <w:t>舖</w:t>
-      </w:r>
-      <w:proofErr w:type="gramEnd"/>
+        <w:t>店舖</w:t>
+      </w:r>
       <w:r>
         <w:rPr>
           <w:rFonts w:ascii="Times New Roman" w:eastAsia="標楷體" w:hAnsi="Times New Roman" w:cs="Times New Roman" w:hint="eastAsia"/>
@@ -24538,21 +23405,7 @@
         <w:rPr>
           <w:rFonts w:ascii="Times New Roman" w:eastAsia="標楷體" w:hAnsi="Times New Roman" w:cs="Times New Roman" w:hint="eastAsia"/>
         </w:rPr>
-        <w:t>以二進制向量表示的店</w:t>
-      </w:r>
-      <w:proofErr w:type="gramStart"/>
-      <w:r>
-        <w:rPr>
-          <w:rFonts w:ascii="Times New Roman" w:eastAsia="標楷體" w:hAnsi="Times New Roman" w:cs="Times New Roman" w:hint="eastAsia"/>
-        </w:rPr>
-        <w:t>舖</w:t>
-      </w:r>
-      <w:proofErr w:type="gramEnd"/>
-      <w:r>
-        <w:rPr>
-          <w:rFonts w:ascii="Times New Roman" w:eastAsia="標楷體" w:hAnsi="Times New Roman" w:cs="Times New Roman" w:hint="eastAsia"/>
-        </w:rPr>
-        <w:t>在路線上的抽取結果</w:t>
+        <w:t>以二進制向量表示的店舖在路線上的抽取結果</w:t>
       </w:r>
       <w:r>
         <w:rPr>
@@ -24618,21 +23471,7 @@
         <w:rPr>
           <w:rFonts w:ascii="Times New Roman" w:eastAsia="標楷體" w:hAnsi="Times New Roman" w:cs="Times New Roman" w:hint="eastAsia"/>
         </w:rPr>
-        <w:t>該值透過後續候選店</w:t>
-      </w:r>
-      <w:proofErr w:type="gramStart"/>
-      <w:r>
-        <w:rPr>
-          <w:rFonts w:ascii="Times New Roman" w:eastAsia="標楷體" w:hAnsi="Times New Roman" w:cs="Times New Roman" w:hint="eastAsia"/>
-        </w:rPr>
-        <w:t>舖</w:t>
-      </w:r>
-      <w:proofErr w:type="gramEnd"/>
-      <w:r>
-        <w:rPr>
-          <w:rFonts w:ascii="Times New Roman" w:eastAsia="標楷體" w:hAnsi="Times New Roman" w:cs="Times New Roman" w:hint="eastAsia"/>
-        </w:rPr>
-        <w:t>再分配與支援線規劃結果評估</w:t>
+        <w:t>該值透過後續候選店舖再分配與支援線規劃結果評估</w:t>
       </w:r>
       <w:r>
         <w:rPr>
@@ -24890,7 +23729,19 @@
             <w:rPr>
               <w:rFonts w:ascii="Cambria Math" w:eastAsia="標楷體" w:hAnsi="Cambria Math" w:cs="Times New Roman"/>
             </w:rPr>
-            <m:t xml:space="preserve">∈                        </m:t>
+            <m:t>∈</m:t>
+          </m:r>
+          <m:r>
+            <w:rPr>
+              <w:rFonts w:ascii="Cambria Math" w:eastAsia="標楷體" w:hAnsi="Cambria Math" w:cs="Times New Roman"/>
+            </w:rPr>
+            <m:t>{0,1}</m:t>
+          </m:r>
+          <m:r>
+            <w:rPr>
+              <w:rFonts w:ascii="Cambria Math" w:eastAsia="標楷體" w:hAnsi="Cambria Math" w:cs="Times New Roman"/>
+            </w:rPr>
+            <m:t xml:space="preserve">                        </m:t>
           </m:r>
           <m:r>
             <w:rPr>
@@ -25555,20 +24406,8 @@
           <w:sz w:val="28"/>
           <w:szCs w:val="28"/>
         </w:rPr>
-        <w:t>店</w:t>
-      </w:r>
-      <w:proofErr w:type="gramStart"/>
-      <w:r>
-        <w:rPr>
-          <w:rFonts w:ascii="Times New Roman" w:eastAsia="標楷體" w:hAnsi="Times New Roman" w:cs="Times New Roman" w:hint="eastAsia"/>
-          <w:b/>
-          <w:bCs/>
-          <w:sz w:val="28"/>
-          <w:szCs w:val="28"/>
-        </w:rPr>
-        <w:t>舖</w:t>
-      </w:r>
-      <w:proofErr w:type="gramEnd"/>
+        <w:t>店舖</w:t>
+      </w:r>
       <w:r>
         <w:rPr>
           <w:rFonts w:ascii="Times New Roman" w:eastAsia="標楷體" w:hAnsi="Times New Roman" w:cs="Times New Roman" w:hint="eastAsia"/>
@@ -25660,16 +24499,8 @@
         <w:rPr>
           <w:rFonts w:ascii="Times New Roman" w:eastAsia="標楷體" w:hAnsi="Times New Roman" w:cs="Times New Roman"/>
         </w:rPr>
-        <w:t>店</w:t>
-      </w:r>
-      <w:proofErr w:type="gramStart"/>
-      <w:r>
-        <w:rPr>
-          <w:rFonts w:ascii="Times New Roman" w:eastAsia="標楷體" w:hAnsi="Times New Roman" w:cs="Times New Roman"/>
-        </w:rPr>
-        <w:t>舖</w:t>
-      </w:r>
-      <w:proofErr w:type="gramEnd"/>
+        <w:t>店舖</w:t>
+      </w:r>
       <w:r>
         <w:rPr>
           <w:rFonts w:ascii="Times New Roman" w:eastAsia="標楷體" w:hAnsi="Times New Roman" w:cs="Times New Roman"/>
@@ -25686,16 +24517,8 @@
         <w:rPr>
           <w:rFonts w:ascii="Times New Roman" w:eastAsia="標楷體" w:hAnsi="Times New Roman" w:cs="Times New Roman"/>
         </w:rPr>
-        <w:t>店</w:t>
-      </w:r>
-      <w:proofErr w:type="gramStart"/>
-      <w:r>
-        <w:rPr>
-          <w:rFonts w:ascii="Times New Roman" w:eastAsia="標楷體" w:hAnsi="Times New Roman" w:cs="Times New Roman"/>
-        </w:rPr>
-        <w:t>舖</w:t>
-      </w:r>
-      <w:proofErr w:type="gramEnd"/>
+        <w:t>店舖</w:t>
+      </w:r>
       <w:r>
         <w:rPr>
           <w:rFonts w:ascii="Times New Roman" w:eastAsia="標楷體" w:hAnsi="Times New Roman" w:cs="Times New Roman"/>
@@ -25706,35 +24529,13 @@
         <w:rPr>
           <w:rFonts w:ascii="Times New Roman" w:eastAsia="標楷體" w:hAnsi="Times New Roman" w:cs="Times New Roman"/>
         </w:rPr>
-        <w:t>店</w:t>
-      </w:r>
-      <w:proofErr w:type="gramStart"/>
-      <w:r>
-        <w:rPr>
-          <w:rFonts w:ascii="Times New Roman" w:eastAsia="標楷體" w:hAnsi="Times New Roman" w:cs="Times New Roman"/>
-        </w:rPr>
-        <w:t>舖</w:t>
-      </w:r>
-      <w:proofErr w:type="gramEnd"/>
-      <w:r>
-        <w:rPr>
-          <w:rFonts w:ascii="Times New Roman" w:eastAsia="標楷體" w:hAnsi="Times New Roman" w:cs="Times New Roman"/>
-        </w:rPr>
-        <w:t>重新</w:t>
-      </w:r>
-      <w:proofErr w:type="gramStart"/>
-      <w:r>
-        <w:rPr>
-          <w:rFonts w:ascii="Times New Roman" w:eastAsia="標楷體" w:hAnsi="Times New Roman" w:cs="Times New Roman"/>
-        </w:rPr>
-        <w:t>指派至尚有</w:t>
-      </w:r>
-      <w:proofErr w:type="gramEnd"/>
-      <w:r>
-        <w:rPr>
-          <w:rFonts w:ascii="Times New Roman" w:eastAsia="標楷體" w:hAnsi="Times New Roman" w:cs="Times New Roman"/>
-        </w:rPr>
-        <w:t>剩餘</w:t>
+        <w:t>店舖</w:t>
+      </w:r>
+      <w:r>
+        <w:rPr>
+          <w:rFonts w:ascii="Times New Roman" w:eastAsia="標楷體" w:hAnsi="Times New Roman" w:cs="Times New Roman"/>
+        </w:rPr>
+        <w:t>重新指派至尚有剩餘</w:t>
       </w:r>
       <w:r>
         <w:rPr>
@@ -25782,16 +24583,8 @@
         <w:rPr>
           <w:rFonts w:ascii="Times New Roman" w:eastAsia="標楷體" w:hAnsi="Times New Roman" w:cs="Times New Roman" w:hint="eastAsia"/>
         </w:rPr>
-        <w:t>店</w:t>
-      </w:r>
-      <w:proofErr w:type="gramStart"/>
-      <w:r>
-        <w:rPr>
-          <w:rFonts w:ascii="Times New Roman" w:eastAsia="標楷體" w:hAnsi="Times New Roman" w:cs="Times New Roman" w:hint="eastAsia"/>
-        </w:rPr>
-        <w:t>舖</w:t>
-      </w:r>
-      <w:proofErr w:type="gramEnd"/>
+        <w:t>店舖</w:t>
+      </w:r>
       <w:r>
         <w:rPr>
           <w:rFonts w:ascii="Times New Roman" w:eastAsia="標楷體" w:hAnsi="Times New Roman" w:cs="Times New Roman"/>
@@ -25838,16 +24631,8 @@
         <w:rPr>
           <w:rFonts w:ascii="Times New Roman" w:eastAsia="標楷體" w:hAnsi="Times New Roman" w:cs="Times New Roman" w:hint="eastAsia"/>
         </w:rPr>
-        <w:t>店</w:t>
-      </w:r>
-      <w:proofErr w:type="gramStart"/>
-      <w:r>
-        <w:rPr>
-          <w:rFonts w:ascii="Times New Roman" w:eastAsia="標楷體" w:hAnsi="Times New Roman" w:cs="Times New Roman" w:hint="eastAsia"/>
-        </w:rPr>
-        <w:t>舖</w:t>
-      </w:r>
-      <w:proofErr w:type="gramEnd"/>
+        <w:t>店舖</w:t>
+      </w:r>
       <w:r>
         <w:rPr>
           <w:rFonts w:ascii="Times New Roman" w:eastAsia="標楷體" w:hAnsi="Times New Roman" w:cs="Times New Roman"/>
@@ -25870,16 +24655,8 @@
         <w:rPr>
           <w:rFonts w:ascii="Times New Roman" w:eastAsia="標楷體" w:hAnsi="Times New Roman" w:cs="Times New Roman" w:hint="eastAsia"/>
         </w:rPr>
-        <w:t>載上限，</w:t>
-      </w:r>
-      <w:proofErr w:type="gramStart"/>
-      <w:r>
-        <w:rPr>
-          <w:rFonts w:ascii="Times New Roman" w:eastAsia="標楷體" w:hAnsi="Times New Roman" w:cs="Times New Roman" w:hint="eastAsia"/>
-        </w:rPr>
-        <w:t>時間窗則透過</w:t>
-      </w:r>
-      <w:proofErr w:type="gramEnd"/>
+        <w:t>載上限，時間窗則透過</w:t>
+      </w:r>
       <w:r>
         <w:rPr>
           <w:rFonts w:ascii="Times New Roman" w:eastAsia="標楷體" w:hAnsi="Times New Roman" w:cs="Times New Roman" w:hint="eastAsia"/>
@@ -25914,21 +24691,7 @@
         <w:rPr>
           <w:rFonts w:ascii="Times New Roman" w:eastAsia="標楷體" w:hAnsi="Times New Roman" w:cs="Times New Roman"/>
         </w:rPr>
-        <w:t>若能在不違反限制的前提下完成分配，則候選店</w:t>
-      </w:r>
-      <w:proofErr w:type="gramStart"/>
-      <w:r>
-        <w:rPr>
-          <w:rFonts w:ascii="Times New Roman" w:eastAsia="標楷體" w:hAnsi="Times New Roman" w:cs="Times New Roman"/>
-        </w:rPr>
-        <w:t>舖</w:t>
-      </w:r>
-      <w:proofErr w:type="gramEnd"/>
-      <w:r>
-        <w:rPr>
-          <w:rFonts w:ascii="Times New Roman" w:eastAsia="標楷體" w:hAnsi="Times New Roman" w:cs="Times New Roman"/>
-        </w:rPr>
-        <w:t>可重新回</w:t>
+        <w:t>若能在不違反限制的前提下完成分配，則候選店舖可重新回</w:t>
       </w:r>
       <w:r>
         <w:rPr>
@@ -26012,21 +24775,7 @@
         <w:rPr>
           <w:rFonts w:ascii="Times New Roman" w:eastAsia="標楷體" w:hAnsi="Times New Roman" w:cs="Times New Roman"/>
         </w:rPr>
-        <w:t>總路線時長限制，計算路線的行駛總時間與所有店</w:t>
-      </w:r>
-      <w:proofErr w:type="gramStart"/>
-      <w:r>
-        <w:rPr>
-          <w:rFonts w:ascii="Times New Roman" w:eastAsia="標楷體" w:hAnsi="Times New Roman" w:cs="Times New Roman"/>
-        </w:rPr>
-        <w:t>舖</w:t>
-      </w:r>
-      <w:proofErr w:type="gramEnd"/>
-      <w:r>
-        <w:rPr>
-          <w:rFonts w:ascii="Times New Roman" w:eastAsia="標楷體" w:hAnsi="Times New Roman" w:cs="Times New Roman"/>
-        </w:rPr>
-        <w:t>的服務時間總和，並</w:t>
+        <w:t>總路線時長限制，計算路線的行駛總時間與所有店舖的服務時間總和，並</w:t>
       </w:r>
       <w:r>
         <w:rPr>
@@ -26111,16 +24860,8 @@
         <w:rPr>
           <w:rFonts w:ascii="Times New Roman" w:eastAsia="標楷體" w:hAnsi="Times New Roman" w:cs="Times New Roman" w:hint="eastAsia"/>
         </w:rPr>
-        <w:t>店</w:t>
-      </w:r>
-      <w:proofErr w:type="gramStart"/>
-      <w:r>
-        <w:rPr>
-          <w:rFonts w:ascii="Times New Roman" w:eastAsia="標楷體" w:hAnsi="Times New Roman" w:cs="Times New Roman" w:hint="eastAsia"/>
-        </w:rPr>
-        <w:t>舖</w:t>
-      </w:r>
-      <w:proofErr w:type="gramEnd"/>
+        <w:t>店舖</w:t>
+      </w:r>
       <w:r>
         <w:rPr>
           <w:rFonts w:ascii="Times New Roman" w:eastAsia="標楷體" w:hAnsi="Times New Roman" w:cs="Times New Roman"/>
@@ -26137,35 +24878,7 @@
         <w:rPr>
           <w:rFonts w:ascii="Times New Roman" w:eastAsia="標楷體" w:hAnsi="Times New Roman" w:cs="Times New Roman"/>
         </w:rPr>
-        <w:t>店</w:t>
-      </w:r>
-      <w:proofErr w:type="gramStart"/>
-      <w:r>
-        <w:rPr>
-          <w:rFonts w:ascii="Times New Roman" w:eastAsia="標楷體" w:hAnsi="Times New Roman" w:cs="Times New Roman"/>
-        </w:rPr>
-        <w:t>舖</w:t>
-      </w:r>
-      <w:proofErr w:type="gramEnd"/>
-      <w:r>
-        <w:rPr>
-          <w:rFonts w:ascii="Times New Roman" w:eastAsia="標楷體" w:hAnsi="Times New Roman" w:cs="Times New Roman"/>
-        </w:rPr>
-        <w:t>的服務後，經過</w:t>
-      </w:r>
-      <w:proofErr w:type="gramStart"/>
-      <w:r>
-        <w:rPr>
-          <w:rFonts w:ascii="Times New Roman" w:eastAsia="標楷體" w:hAnsi="Times New Roman" w:cs="Times New Roman"/>
-        </w:rPr>
-        <w:t>兩點間的行駛</w:t>
-      </w:r>
-      <w:proofErr w:type="gramEnd"/>
-      <w:r>
-        <w:rPr>
-          <w:rFonts w:ascii="Times New Roman" w:eastAsia="標楷體" w:hAnsi="Times New Roman" w:cs="Times New Roman"/>
-        </w:rPr>
-        <w:t>時間才抵達下一節點。式</w:t>
+        <w:t>店舖的服務後，經過兩點間的行駛時間才抵達下一節點。式</w:t>
       </w:r>
       <w:r>
         <w:rPr>
@@ -26189,21 +24902,7 @@
         <w:rPr>
           <w:rFonts w:ascii="Times New Roman" w:eastAsia="標楷體" w:hAnsi="Times New Roman" w:cs="Times New Roman"/>
         </w:rPr>
-        <w:t>每家店</w:t>
-      </w:r>
-      <w:proofErr w:type="gramStart"/>
-      <w:r>
-        <w:rPr>
-          <w:rFonts w:ascii="Times New Roman" w:eastAsia="標楷體" w:hAnsi="Times New Roman" w:cs="Times New Roman"/>
-        </w:rPr>
-        <w:t>舖</w:t>
-      </w:r>
-      <w:proofErr w:type="gramEnd"/>
-      <w:r>
-        <w:rPr>
-          <w:rFonts w:ascii="Times New Roman" w:eastAsia="標楷體" w:hAnsi="Times New Roman" w:cs="Times New Roman"/>
-        </w:rPr>
-        <w:t>的到達時間必須落在允許的服務時間範圍內，本研究設定為表定時間的</w:t>
+        <w:t>每家店舖的到達時間必須落在允許的服務時間範圍內，本研究設定為表定時間的</w:t>
       </w:r>
       <w:r>
         <w:rPr>
@@ -27313,16 +26012,8 @@
         <w:rPr>
           <w:rFonts w:ascii="Times New Roman" w:eastAsia="標楷體" w:hAnsi="Times New Roman" w:cs="Times New Roman"/>
         </w:rPr>
-        <w:t>店</w:t>
-      </w:r>
-      <w:proofErr w:type="gramStart"/>
-      <w:r>
-        <w:rPr>
-          <w:rFonts w:ascii="Times New Roman" w:eastAsia="標楷體" w:hAnsi="Times New Roman" w:cs="Times New Roman"/>
-        </w:rPr>
-        <w:t>舖</w:t>
-      </w:r>
-      <w:proofErr w:type="gramEnd"/>
+        <w:t>店舖</w:t>
+      </w:r>
       <w:r>
         <w:rPr>
           <w:rFonts w:ascii="Times New Roman" w:eastAsia="標楷體" w:hAnsi="Times New Roman" w:cs="Times New Roman"/>
@@ -27381,49 +26072,13 @@
         <w:rPr>
           <w:rFonts w:ascii="Times New Roman" w:eastAsia="標楷體" w:hAnsi="Times New Roman" w:cs="Times New Roman"/>
         </w:rPr>
-        <w:t>店</w:t>
-      </w:r>
-      <w:proofErr w:type="gramStart"/>
-      <w:r>
-        <w:rPr>
-          <w:rFonts w:ascii="Times New Roman" w:eastAsia="標楷體" w:hAnsi="Times New Roman" w:cs="Times New Roman"/>
-        </w:rPr>
-        <w:t>舖</w:t>
-      </w:r>
-      <w:proofErr w:type="gramEnd"/>
-      <w:r>
-        <w:rPr>
-          <w:rFonts w:ascii="Times New Roman" w:eastAsia="標楷體" w:hAnsi="Times New Roman" w:cs="Times New Roman"/>
-        </w:rPr>
-        <w:t>與物流中心的地理位置，將路線劃分</w:t>
-      </w:r>
-      <w:proofErr w:type="gramStart"/>
-      <w:r>
-        <w:rPr>
-          <w:rFonts w:ascii="Times New Roman" w:eastAsia="標楷體" w:hAnsi="Times New Roman" w:cs="Times New Roman"/>
-        </w:rPr>
-        <w:t>為近區</w:t>
-      </w:r>
-      <w:proofErr w:type="gramEnd"/>
-      <w:r>
-        <w:rPr>
-          <w:rFonts w:ascii="Times New Roman" w:eastAsia="標楷體" w:hAnsi="Times New Roman" w:cs="Times New Roman"/>
-        </w:rPr>
-        <w:t>、中區</w:t>
-      </w:r>
-      <w:proofErr w:type="gramStart"/>
-      <w:r>
-        <w:rPr>
-          <w:rFonts w:ascii="Times New Roman" w:eastAsia="標楷體" w:hAnsi="Times New Roman" w:cs="Times New Roman"/>
-        </w:rPr>
-        <w:t>與遠區</w:t>
-      </w:r>
-      <w:proofErr w:type="gramEnd"/>
-      <w:r>
-        <w:rPr>
-          <w:rFonts w:ascii="Times New Roman" w:eastAsia="標楷體" w:hAnsi="Times New Roman" w:cs="Times New Roman"/>
-        </w:rPr>
-        <w:t>，以減少跨區配送帶來的效率</w:t>
+        <w:t>店舖</w:t>
+      </w:r>
+      <w:r>
+        <w:rPr>
+          <w:rFonts w:ascii="Times New Roman" w:eastAsia="標楷體" w:hAnsi="Times New Roman" w:cs="Times New Roman"/>
+        </w:rPr>
+        <w:t>與物流中心的地理位置，將路線劃分為近區、中區與遠區，以減少跨區配送帶來的效率</w:t>
       </w:r>
       <w:r>
         <w:rPr>
@@ -27435,129 +26090,133 @@
         <w:rPr>
           <w:rFonts w:ascii="Times New Roman" w:eastAsia="標楷體" w:hAnsi="Times New Roman" w:cs="Times New Roman"/>
         </w:rPr>
+        <w:t>。此外，所有生成的支援線均需遵守五小時以內的行駛時間限</w:t>
+      </w:r>
+      <w:r>
+        <w:rPr>
+          <w:rFonts w:ascii="Times New Roman" w:eastAsia="標楷體" w:hAnsi="Times New Roman" w:cs="Times New Roman"/>
+        </w:rPr>
+        <w:t>制，</w:t>
+      </w:r>
+      <w:r>
+        <w:rPr>
+          <w:rFonts w:ascii="Times New Roman" w:eastAsia="標楷體" w:hAnsi="Times New Roman" w:cs="Times New Roman" w:hint="eastAsia"/>
+        </w:rPr>
+        <w:t>並透過</w:t>
+      </w:r>
+      <w:r>
+        <w:rPr>
+          <w:rFonts w:ascii="Times New Roman" w:eastAsia="標楷體" w:hAnsi="Times New Roman" w:cs="Times New Roman" w:hint="eastAsia"/>
+        </w:rPr>
+        <w:t>Routes</w:t>
+      </w:r>
+      <w:r>
+        <w:rPr>
+          <w:rFonts w:ascii="Times New Roman" w:eastAsia="標楷體" w:hAnsi="Times New Roman" w:cs="Times New Roman" w:hint="eastAsia"/>
+        </w:rPr>
+        <w:t xml:space="preserve"> API</w:t>
+      </w:r>
+      <w:r>
+        <w:rPr>
+          <w:rFonts w:ascii="Times New Roman" w:eastAsia="標楷體" w:hAnsi="Times New Roman" w:cs="Times New Roman"/>
+        </w:rPr>
+        <w:t>驗證實際行駛路線的時間是否符合要求</w:t>
+      </w:r>
+      <w:r>
+        <w:rPr>
+          <w:rFonts w:ascii="Times New Roman" w:eastAsia="標楷體" w:hAnsi="Times New Roman" w:cs="Times New Roman" w:hint="eastAsia"/>
+        </w:rPr>
+        <w:t>，同時取得</w:t>
+      </w:r>
+      <w:r>
+        <w:rPr>
+          <w:rFonts w:ascii="Times New Roman" w:eastAsia="標楷體" w:hAnsi="Times New Roman" w:cs="Times New Roman" w:hint="eastAsia"/>
+        </w:rPr>
+        <w:t>各</w:t>
+      </w:r>
+      <w:r>
+        <w:rPr>
+          <w:rFonts w:ascii="Times New Roman" w:eastAsia="標楷體" w:hAnsi="Times New Roman" w:cs="Times New Roman" w:hint="eastAsia"/>
+        </w:rPr>
+        <w:t>店舖的預定到達時間，</w:t>
+      </w:r>
+      <w:r>
+        <w:rPr>
+          <w:rFonts w:ascii="Times New Roman" w:eastAsia="標楷體" w:hAnsi="Times New Roman" w:cs="Times New Roman"/>
+        </w:rPr>
+        <w:t>確保每</w:t>
+      </w:r>
+      <w:r>
+        <w:rPr>
+          <w:rFonts w:ascii="Times New Roman" w:eastAsia="標楷體" w:hAnsi="Times New Roman" w:cs="Times New Roman" w:hint="eastAsia"/>
+        </w:rPr>
+        <w:t>間</w:t>
+      </w:r>
+      <w:r>
+        <w:rPr>
+          <w:rFonts w:ascii="Times New Roman" w:eastAsia="標楷體" w:hAnsi="Times New Roman" w:cs="Times New Roman"/>
+        </w:rPr>
+        <w:t>店舖</w:t>
+      </w:r>
+      <w:r>
+        <w:rPr>
+          <w:rFonts w:ascii="Times New Roman" w:eastAsia="標楷體" w:hAnsi="Times New Roman" w:cs="Times New Roman"/>
+        </w:rPr>
+        <w:t>的服務時間落在其允許的時間窗範圍內</w:t>
+      </w:r>
+      <w:r>
+        <w:rPr>
+          <w:rFonts w:ascii="Times New Roman" w:eastAsia="標楷體" w:hAnsi="Times New Roman" w:cs="Times New Roman" w:hint="eastAsia"/>
+        </w:rPr>
         <w:t>。</w:t>
       </w:r>
-      <w:proofErr w:type="gramStart"/>
-      <w:r>
-        <w:rPr>
-          <w:rFonts w:ascii="Times New Roman" w:eastAsia="標楷體" w:hAnsi="Times New Roman" w:cs="Times New Roman"/>
-        </w:rPr>
-        <w:t>此外，</w:t>
-      </w:r>
-      <w:proofErr w:type="gramEnd"/>
-      <w:r>
-        <w:rPr>
-          <w:rFonts w:ascii="Times New Roman" w:eastAsia="標楷體" w:hAnsi="Times New Roman" w:cs="Times New Roman"/>
-        </w:rPr>
-        <w:t>所有生成的支援</w:t>
-      </w:r>
-      <w:proofErr w:type="gramStart"/>
-      <w:r>
-        <w:rPr>
-          <w:rFonts w:ascii="Times New Roman" w:eastAsia="標楷體" w:hAnsi="Times New Roman" w:cs="Times New Roman"/>
-        </w:rPr>
-        <w:t>線均需遵守</w:t>
-      </w:r>
-      <w:proofErr w:type="gramEnd"/>
-      <w:r>
-        <w:rPr>
-          <w:rFonts w:ascii="Times New Roman" w:eastAsia="標楷體" w:hAnsi="Times New Roman" w:cs="Times New Roman"/>
-        </w:rPr>
-        <w:t>五小時以內的行駛時間限</w:t>
-      </w:r>
-      <w:r>
-        <w:rPr>
-          <w:rFonts w:ascii="Times New Roman" w:eastAsia="標楷體" w:hAnsi="Times New Roman" w:cs="Times New Roman"/>
-        </w:rPr>
-        <w:t>制，</w:t>
-      </w:r>
-      <w:r>
-        <w:rPr>
-          <w:rFonts w:ascii="Times New Roman" w:eastAsia="標楷體" w:hAnsi="Times New Roman" w:cs="Times New Roman" w:hint="eastAsia"/>
-        </w:rPr>
-        <w:t>並透過</w:t>
-      </w:r>
-      <w:r>
-        <w:rPr>
-          <w:rFonts w:ascii="Times New Roman" w:eastAsia="標楷體" w:hAnsi="Times New Roman" w:cs="Times New Roman" w:hint="eastAsia"/>
-        </w:rPr>
-        <w:t>Routes</w:t>
-      </w:r>
-      <w:r>
-        <w:rPr>
-          <w:rFonts w:ascii="Times New Roman" w:eastAsia="標楷體" w:hAnsi="Times New Roman" w:cs="Times New Roman" w:hint="eastAsia"/>
-        </w:rPr>
-        <w:t xml:space="preserve"> API</w:t>
-      </w:r>
-      <w:r>
-        <w:rPr>
-          <w:rFonts w:ascii="Times New Roman" w:eastAsia="標楷體" w:hAnsi="Times New Roman" w:cs="Times New Roman"/>
-        </w:rPr>
-        <w:t>驗證實際行駛路線的時間是否符合要求</w:t>
-      </w:r>
-      <w:r>
-        <w:rPr>
-          <w:rFonts w:ascii="Times New Roman" w:eastAsia="標楷體" w:hAnsi="Times New Roman" w:cs="Times New Roman" w:hint="eastAsia"/>
-        </w:rPr>
-        <w:t>，同時取得</w:t>
-      </w:r>
-      <w:r>
-        <w:rPr>
-          <w:rFonts w:ascii="Times New Roman" w:eastAsia="標楷體" w:hAnsi="Times New Roman" w:cs="Times New Roman" w:hint="eastAsia"/>
-        </w:rPr>
-        <w:t>各</w:t>
-      </w:r>
-      <w:r>
-        <w:rPr>
-          <w:rFonts w:ascii="Times New Roman" w:eastAsia="標楷體" w:hAnsi="Times New Roman" w:cs="Times New Roman" w:hint="eastAsia"/>
-        </w:rPr>
-        <w:t>店</w:t>
-      </w:r>
-      <w:proofErr w:type="gramStart"/>
-      <w:r>
-        <w:rPr>
-          <w:rFonts w:ascii="Times New Roman" w:eastAsia="標楷體" w:hAnsi="Times New Roman" w:cs="Times New Roman" w:hint="eastAsia"/>
-        </w:rPr>
-        <w:t>舖</w:t>
-      </w:r>
-      <w:proofErr w:type="gramEnd"/>
-      <w:r>
-        <w:rPr>
-          <w:rFonts w:ascii="Times New Roman" w:eastAsia="標楷體" w:hAnsi="Times New Roman" w:cs="Times New Roman" w:hint="eastAsia"/>
-        </w:rPr>
-        <w:t>的預定到達時間，</w:t>
-      </w:r>
-      <w:r>
-        <w:rPr>
-          <w:rFonts w:ascii="Times New Roman" w:eastAsia="標楷體" w:hAnsi="Times New Roman" w:cs="Times New Roman"/>
-        </w:rPr>
-        <w:t>確保每</w:t>
-      </w:r>
-      <w:r>
-        <w:rPr>
-          <w:rFonts w:ascii="Times New Roman" w:eastAsia="標楷體" w:hAnsi="Times New Roman" w:cs="Times New Roman" w:hint="eastAsia"/>
-        </w:rPr>
-        <w:t>間</w:t>
-      </w:r>
-      <w:r>
-        <w:rPr>
-          <w:rFonts w:ascii="Times New Roman" w:eastAsia="標楷體" w:hAnsi="Times New Roman" w:cs="Times New Roman"/>
-        </w:rPr>
-        <w:t>店</w:t>
-      </w:r>
-      <w:proofErr w:type="gramStart"/>
-      <w:r>
-        <w:rPr>
-          <w:rFonts w:ascii="Times New Roman" w:eastAsia="標楷體" w:hAnsi="Times New Roman" w:cs="Times New Roman"/>
-        </w:rPr>
-        <w:t>舖</w:t>
-      </w:r>
-      <w:proofErr w:type="gramEnd"/>
-      <w:r>
-        <w:rPr>
-          <w:rFonts w:ascii="Times New Roman" w:eastAsia="標楷體" w:hAnsi="Times New Roman" w:cs="Times New Roman"/>
-        </w:rPr>
-        <w:t>的服務時間落在其允許的時間窗範圍內</w:t>
+      <w:r>
+        <w:rPr>
+          <w:rFonts w:ascii="Times New Roman" w:eastAsia="標楷體" w:hAnsi="Times New Roman" w:cs="Times New Roman" w:hint="eastAsia"/>
+        </w:rPr>
+        <w:t>式</w:t>
+      </w:r>
+      <w:r>
+        <w:rPr>
+          <w:rFonts w:ascii="Times New Roman" w:eastAsia="標楷體" w:hAnsi="Times New Roman" w:cs="Times New Roman" w:hint="eastAsia"/>
+        </w:rPr>
+        <w:t>()</w:t>
+      </w:r>
+      <w:r>
+        <w:rPr>
+          <w:rFonts w:ascii="Times New Roman" w:eastAsia="標楷體" w:hAnsi="Times New Roman" w:cs="Times New Roman" w:hint="eastAsia"/>
+        </w:rPr>
+        <w:t>表示在</w:t>
+      </w:r>
+      <w:r>
+        <w:rPr>
+          <w:rFonts w:ascii="Times New Roman" w:eastAsia="標楷體" w:hAnsi="Times New Roman" w:cs="Times New Roman" w:hint="eastAsia"/>
+        </w:rPr>
+        <w:t>支援線規劃</w:t>
+      </w:r>
+      <w:r>
+        <w:rPr>
+          <w:rFonts w:ascii="Times New Roman" w:eastAsia="標楷體" w:hAnsi="Times New Roman" w:cs="Times New Roman" w:hint="eastAsia"/>
+        </w:rPr>
+        <w:t>，</w:t>
+      </w:r>
+      <w:r>
+        <w:rPr>
+          <w:rFonts w:ascii="Times New Roman" w:eastAsia="標楷體" w:hAnsi="Times New Roman" w:cs="Times New Roman"/>
+        </w:rPr>
+        <w:t>目標</w:t>
+      </w:r>
+      <w:r>
+        <w:rPr>
+          <w:rFonts w:ascii="Times New Roman" w:eastAsia="標楷體" w:hAnsi="Times New Roman" w:cs="Times New Roman" w:hint="eastAsia"/>
+        </w:rPr>
+        <w:t>為</w:t>
+      </w:r>
+      <w:r>
+        <w:rPr>
+          <w:rFonts w:ascii="Times New Roman" w:eastAsia="標楷體" w:hAnsi="Times New Roman" w:cs="Times New Roman"/>
+        </w:rPr>
+        <w:t>最小化所有主線分配後的總行駛成本</w:t>
       </w:r>
       <w:r>
         <w:rPr>
@@ -27567,63 +26226,112 @@
       </w:r>
       <w:r>
         <w:rPr>
-          <w:rFonts w:ascii="Times New Roman" w:eastAsia="標楷體" w:hAnsi="Times New Roman" w:cs="Times New Roman" w:hint="eastAsia"/>
+          <w:rFonts w:ascii="Times New Roman" w:eastAsia="標楷體" w:hAnsi="Times New Roman" w:cs="Times New Roman"/>
         </w:rPr>
         <w:t>式</w:t>
       </w:r>
       <w:r>
         <w:rPr>
-          <w:rFonts w:ascii="Times New Roman" w:eastAsia="標楷體" w:hAnsi="Times New Roman" w:cs="Times New Roman" w:hint="eastAsia"/>
+          <w:rFonts w:ascii="Times New Roman" w:eastAsia="標楷體" w:hAnsi="Times New Roman" w:cs="Times New Roman"/>
         </w:rPr>
         <w:t>()</w:t>
       </w:r>
       <w:r>
         <w:rPr>
-          <w:rFonts w:ascii="Times New Roman" w:eastAsia="標楷體" w:hAnsi="Times New Roman" w:cs="Times New Roman" w:hint="eastAsia"/>
-        </w:rPr>
-        <w:t>表示在</w:t>
-      </w:r>
-      <w:r>
-        <w:rPr>
-          <w:rFonts w:ascii="Times New Roman" w:eastAsia="標楷體" w:hAnsi="Times New Roman" w:cs="Times New Roman" w:hint="eastAsia"/>
-        </w:rPr>
-        <w:t>支援線規劃</w:t>
-      </w:r>
-      <w:r>
-        <w:rPr>
-          <w:rFonts w:ascii="Times New Roman" w:eastAsia="標楷體" w:hAnsi="Times New Roman" w:cs="Times New Roman" w:hint="eastAsia"/>
-        </w:rPr>
-        <w:t>，</w:t>
-      </w:r>
-      <w:r>
-        <w:rPr>
-          <w:rFonts w:ascii="Times New Roman" w:eastAsia="標楷體" w:hAnsi="Times New Roman" w:cs="Times New Roman"/>
-        </w:rPr>
-        <w:t>目標</w:t>
-      </w:r>
-      <w:r>
-        <w:rPr>
-          <w:rFonts w:ascii="Times New Roman" w:eastAsia="標楷體" w:hAnsi="Times New Roman" w:cs="Times New Roman" w:hint="eastAsia"/>
+          <w:rFonts w:ascii="Times New Roman" w:eastAsia="標楷體" w:hAnsi="Times New Roman" w:cs="Times New Roman"/>
+        </w:rPr>
+        <w:t>總路線時長限制，計算路線的行駛總時間與所有店舖的服務時間總和，並要求該總時長不得超過最大允許值，</w:t>
+      </w:r>
+      <w:r>
+        <w:rPr>
+          <w:rFonts w:ascii="Times New Roman" w:eastAsia="標楷體" w:hAnsi="Times New Roman" w:cs="Times New Roman" w:hint="eastAsia"/>
+        </w:rPr>
+        <w:t>同樣</w:t>
+      </w:r>
+      <w:r>
+        <w:rPr>
+          <w:rFonts w:ascii="Times New Roman" w:eastAsia="標楷體" w:hAnsi="Times New Roman" w:cs="Times New Roman"/>
+        </w:rPr>
+        <w:t>設定最大值為五小時。</w:t>
+      </w:r>
+      <w:r>
+        <w:rPr>
+          <w:rFonts w:ascii="Times New Roman" w:eastAsia="標楷體" w:hAnsi="Times New Roman" w:cs="Times New Roman" w:hint="eastAsia"/>
+        </w:rPr>
+        <w:t>式</w:t>
+      </w:r>
+      <w:r>
+        <w:rPr>
+          <w:rFonts w:ascii="Times New Roman" w:eastAsia="標楷體" w:hAnsi="Times New Roman" w:cs="Times New Roman" w:hint="eastAsia"/>
+        </w:rPr>
+        <w:t>()</w:t>
+      </w:r>
+      <w:r>
+        <w:rPr>
+          <w:rFonts w:ascii="Times New Roman" w:eastAsia="標楷體" w:hAnsi="Times New Roman" w:cs="Times New Roman" w:hint="eastAsia"/>
+        </w:rPr>
+        <w:t>為材積量約束，</w:t>
+      </w:r>
+      <w:r>
+        <w:rPr>
+          <w:rFonts w:ascii="Times New Roman" w:eastAsia="標楷體" w:hAnsi="Times New Roman" w:cs="Times New Roman"/>
+        </w:rPr>
+        <w:t>確保分配後每條主線的總材積不超過車輛</w:t>
+      </w:r>
+      <w:r>
+        <w:rPr>
+          <w:rFonts w:ascii="Times New Roman" w:eastAsia="標楷體" w:hAnsi="Times New Roman" w:cs="Times New Roman" w:hint="eastAsia"/>
+        </w:rPr>
+        <w:t>材積量。</w:t>
+      </w:r>
+      <w:r>
+        <w:rPr>
+          <w:rFonts w:ascii="Times New Roman" w:eastAsia="標楷體" w:hAnsi="Times New Roman" w:cs="Times New Roman"/>
+        </w:rPr>
+        <w:t>式</w:t>
+      </w:r>
+      <w:r>
+        <w:rPr>
+          <w:rFonts w:ascii="Times New Roman" w:eastAsia="標楷體" w:hAnsi="Times New Roman" w:cs="Times New Roman"/>
+        </w:rPr>
+        <w:t>()</w:t>
+      </w:r>
+      <w:r>
+        <w:rPr>
+          <w:rFonts w:ascii="Times New Roman" w:eastAsia="標楷體" w:hAnsi="Times New Roman" w:cs="Times New Roman"/>
         </w:rPr>
         <w:t>為</w:t>
       </w:r>
       <w:r>
         <w:rPr>
-          <w:rFonts w:ascii="Times New Roman" w:eastAsia="標楷體" w:hAnsi="Times New Roman" w:cs="Times New Roman"/>
-        </w:rPr>
-        <w:t>最小化所有主線分配後的總行駛成本</w:t>
-      </w:r>
-      <w:r>
-        <w:rPr>
-          <w:rFonts w:ascii="Times New Roman" w:eastAsia="標楷體" w:hAnsi="Times New Roman" w:cs="Times New Roman" w:hint="eastAsia"/>
-        </w:rPr>
-        <w:t>。</w:t>
-      </w:r>
-      <w:r>
-        <w:rPr>
-          <w:rFonts w:ascii="Times New Roman" w:eastAsia="標楷體" w:hAnsi="Times New Roman" w:cs="Times New Roman"/>
-        </w:rPr>
-        <w:t>式</w:t>
+          <w:rFonts w:ascii="Times New Roman" w:eastAsia="標楷體" w:hAnsi="Times New Roman" w:cs="Times New Roman" w:hint="eastAsia"/>
+        </w:rPr>
+        <w:t>店舖</w:t>
+      </w:r>
+      <w:r>
+        <w:rPr>
+          <w:rFonts w:ascii="Times New Roman" w:eastAsia="標楷體" w:hAnsi="Times New Roman" w:cs="Times New Roman"/>
+        </w:rPr>
+        <w:t>節點到達時間限制，確保配送車在完成</w:t>
+      </w:r>
+      <w:r>
+        <w:rPr>
+          <w:rFonts w:ascii="Times New Roman" w:eastAsia="標楷體" w:hAnsi="Times New Roman" w:cs="Times New Roman" w:hint="eastAsia"/>
+        </w:rPr>
+        <w:t>前一</w:t>
+      </w:r>
+      <w:r>
+        <w:rPr>
+          <w:rFonts w:ascii="Times New Roman" w:eastAsia="標楷體" w:hAnsi="Times New Roman" w:cs="Times New Roman"/>
+        </w:rPr>
+        <w:t>店舖的服務後，經過兩點間的行</w:t>
+      </w:r>
+      <w:r>
+        <w:rPr>
+          <w:rFonts w:ascii="Times New Roman" w:eastAsia="標楷體" w:hAnsi="Times New Roman" w:cs="Times New Roman"/>
+        </w:rPr>
+        <w:lastRenderedPageBreak/>
+        <w:t>駛時間才抵達下一節點。式</w:t>
       </w:r>
       <w:r>
         <w:rPr>
@@ -27635,159 +26343,6 @@
         <w:rPr>
           <w:rFonts w:ascii="Times New Roman" w:eastAsia="標楷體" w:hAnsi="Times New Roman" w:cs="Times New Roman"/>
         </w:rPr>
-        <w:t>總路線時長限制，計算路線的行駛總時間與所有店</w:t>
-      </w:r>
-      <w:proofErr w:type="gramStart"/>
-      <w:r>
-        <w:rPr>
-          <w:rFonts w:ascii="Times New Roman" w:eastAsia="標楷體" w:hAnsi="Times New Roman" w:cs="Times New Roman"/>
-        </w:rPr>
-        <w:t>舖</w:t>
-      </w:r>
-      <w:proofErr w:type="gramEnd"/>
-      <w:r>
-        <w:rPr>
-          <w:rFonts w:ascii="Times New Roman" w:eastAsia="標楷體" w:hAnsi="Times New Roman" w:cs="Times New Roman"/>
-        </w:rPr>
-        <w:t>的服務時間總和，並要求該總時長不得超過最大允許值，</w:t>
-      </w:r>
-      <w:r>
-        <w:rPr>
-          <w:rFonts w:ascii="Times New Roman" w:eastAsia="標楷體" w:hAnsi="Times New Roman" w:cs="Times New Roman" w:hint="eastAsia"/>
-        </w:rPr>
-        <w:t>同樣</w:t>
-      </w:r>
-      <w:r>
-        <w:rPr>
-          <w:rFonts w:ascii="Times New Roman" w:eastAsia="標楷體" w:hAnsi="Times New Roman" w:cs="Times New Roman"/>
-        </w:rPr>
-        <w:t>設定最大值為五小時。</w:t>
-      </w:r>
-      <w:r>
-        <w:rPr>
-          <w:rFonts w:ascii="Times New Roman" w:eastAsia="標楷體" w:hAnsi="Times New Roman" w:cs="Times New Roman" w:hint="eastAsia"/>
-        </w:rPr>
-        <w:t>式</w:t>
-      </w:r>
-      <w:r>
-        <w:rPr>
-          <w:rFonts w:ascii="Times New Roman" w:eastAsia="標楷體" w:hAnsi="Times New Roman" w:cs="Times New Roman" w:hint="eastAsia"/>
-        </w:rPr>
-        <w:t>()</w:t>
-      </w:r>
-      <w:r>
-        <w:rPr>
-          <w:rFonts w:ascii="Times New Roman" w:eastAsia="標楷體" w:hAnsi="Times New Roman" w:cs="Times New Roman" w:hint="eastAsia"/>
-        </w:rPr>
-        <w:t>為材積量約束，</w:t>
-      </w:r>
-      <w:r>
-        <w:rPr>
-          <w:rFonts w:ascii="Times New Roman" w:eastAsia="標楷體" w:hAnsi="Times New Roman" w:cs="Times New Roman"/>
-        </w:rPr>
-        <w:t>確保分配後每條主線的總材積不超過車輛</w:t>
-      </w:r>
-      <w:r>
-        <w:rPr>
-          <w:rFonts w:ascii="Times New Roman" w:eastAsia="標楷體" w:hAnsi="Times New Roman" w:cs="Times New Roman" w:hint="eastAsia"/>
-        </w:rPr>
-        <w:t>材積量。</w:t>
-      </w:r>
-      <w:r>
-        <w:rPr>
-          <w:rFonts w:ascii="Times New Roman" w:eastAsia="標楷體" w:hAnsi="Times New Roman" w:cs="Times New Roman"/>
-        </w:rPr>
-        <w:t>式</w:t>
-      </w:r>
-      <w:r>
-        <w:rPr>
-          <w:rFonts w:ascii="Times New Roman" w:eastAsia="標楷體" w:hAnsi="Times New Roman" w:cs="Times New Roman"/>
-        </w:rPr>
-        <w:t>()</w:t>
-      </w:r>
-      <w:r>
-        <w:rPr>
-          <w:rFonts w:ascii="Times New Roman" w:eastAsia="標楷體" w:hAnsi="Times New Roman" w:cs="Times New Roman"/>
-        </w:rPr>
-        <w:t>為</w:t>
-      </w:r>
-      <w:r>
-        <w:rPr>
-          <w:rFonts w:ascii="Times New Roman" w:eastAsia="標楷體" w:hAnsi="Times New Roman" w:cs="Times New Roman" w:hint="eastAsia"/>
-        </w:rPr>
-        <w:t>店</w:t>
-      </w:r>
-      <w:proofErr w:type="gramStart"/>
-      <w:r>
-        <w:rPr>
-          <w:rFonts w:ascii="Times New Roman" w:eastAsia="標楷體" w:hAnsi="Times New Roman" w:cs="Times New Roman" w:hint="eastAsia"/>
-        </w:rPr>
-        <w:t>舖</w:t>
-      </w:r>
-      <w:proofErr w:type="gramEnd"/>
-      <w:r>
-        <w:rPr>
-          <w:rFonts w:ascii="Times New Roman" w:eastAsia="標楷體" w:hAnsi="Times New Roman" w:cs="Times New Roman"/>
-        </w:rPr>
-        <w:t>節點到達時間限制，確保配送車在完成</w:t>
-      </w:r>
-      <w:r>
-        <w:rPr>
-          <w:rFonts w:ascii="Times New Roman" w:eastAsia="標楷體" w:hAnsi="Times New Roman" w:cs="Times New Roman" w:hint="eastAsia"/>
-        </w:rPr>
-        <w:t>前一</w:t>
-      </w:r>
-      <w:r>
-        <w:rPr>
-          <w:rFonts w:ascii="Times New Roman" w:eastAsia="標楷體" w:hAnsi="Times New Roman" w:cs="Times New Roman"/>
-        </w:rPr>
-        <w:t>店</w:t>
-      </w:r>
-      <w:proofErr w:type="gramStart"/>
-      <w:r>
-        <w:rPr>
-          <w:rFonts w:ascii="Times New Roman" w:eastAsia="標楷體" w:hAnsi="Times New Roman" w:cs="Times New Roman"/>
-        </w:rPr>
-        <w:t>舖</w:t>
-      </w:r>
-      <w:proofErr w:type="gramEnd"/>
-      <w:r>
-        <w:rPr>
-          <w:rFonts w:ascii="Times New Roman" w:eastAsia="標楷體" w:hAnsi="Times New Roman" w:cs="Times New Roman"/>
-        </w:rPr>
-        <w:t>的服務後，經過</w:t>
-      </w:r>
-      <w:proofErr w:type="gramStart"/>
-      <w:r>
-        <w:rPr>
-          <w:rFonts w:ascii="Times New Roman" w:eastAsia="標楷體" w:hAnsi="Times New Roman" w:cs="Times New Roman"/>
-        </w:rPr>
-        <w:t>兩點間的行</w:t>
-      </w:r>
-      <w:r>
-        <w:rPr>
-          <w:rFonts w:ascii="Times New Roman" w:eastAsia="標楷體" w:hAnsi="Times New Roman" w:cs="Times New Roman"/>
-        </w:rPr>
-        <w:lastRenderedPageBreak/>
-        <w:t>駛</w:t>
-      </w:r>
-      <w:proofErr w:type="gramEnd"/>
-      <w:r>
-        <w:rPr>
-          <w:rFonts w:ascii="Times New Roman" w:eastAsia="標楷體" w:hAnsi="Times New Roman" w:cs="Times New Roman"/>
-        </w:rPr>
-        <w:t>時間才抵達下一節點。式</w:t>
-      </w:r>
-      <w:r>
-        <w:rPr>
-          <w:rFonts w:ascii="Times New Roman" w:eastAsia="標楷體" w:hAnsi="Times New Roman" w:cs="Times New Roman"/>
-        </w:rPr>
-        <w:t>()</w:t>
-      </w:r>
-      <w:r>
-        <w:rPr>
-          <w:rFonts w:ascii="Times New Roman" w:eastAsia="標楷體" w:hAnsi="Times New Roman" w:cs="Times New Roman"/>
-        </w:rPr>
         <w:t>為時間窗限制，規</w:t>
       </w:r>
       <w:r>
@@ -27800,21 +26355,7 @@
         <w:rPr>
           <w:rFonts w:ascii="Times New Roman" w:eastAsia="標楷體" w:hAnsi="Times New Roman" w:cs="Times New Roman"/>
         </w:rPr>
-        <w:t>每家店</w:t>
-      </w:r>
-      <w:proofErr w:type="gramStart"/>
-      <w:r>
-        <w:rPr>
-          <w:rFonts w:ascii="Times New Roman" w:eastAsia="標楷體" w:hAnsi="Times New Roman" w:cs="Times New Roman"/>
-        </w:rPr>
-        <w:t>舖</w:t>
-      </w:r>
-      <w:proofErr w:type="gramEnd"/>
-      <w:r>
-        <w:rPr>
-          <w:rFonts w:ascii="Times New Roman" w:eastAsia="標楷體" w:hAnsi="Times New Roman" w:cs="Times New Roman"/>
-        </w:rPr>
-        <w:t>的到達時間必須落在允許的服務時間範圍內，本研究設定為表定時間的</w:t>
+        <w:t>每家店舖的到達時間必須落在允許的服務時間範圍內，本研究設定為表定時間的</w:t>
       </w:r>
       <w:r>
         <w:rPr>
@@ -29479,16 +28020,8 @@
         <w:rPr>
           <w:rFonts w:ascii="Times New Roman" w:eastAsia="標楷體" w:hAnsi="Times New Roman" w:cs="Times New Roman"/>
         </w:rPr>
-        <w:t>店</w:t>
-      </w:r>
-      <w:proofErr w:type="gramStart"/>
-      <w:r>
-        <w:rPr>
-          <w:rFonts w:ascii="Times New Roman" w:eastAsia="標楷體" w:hAnsi="Times New Roman" w:cs="Times New Roman"/>
-        </w:rPr>
-        <w:t>舖</w:t>
-      </w:r>
-      <w:proofErr w:type="gramEnd"/>
+        <w:t>店舖</w:t>
+      </w:r>
       <w:r>
         <w:rPr>
           <w:rFonts w:ascii="Times New Roman" w:eastAsia="標楷體" w:hAnsi="Times New Roman" w:cs="Times New Roman"/>
@@ -29518,16 +28051,8 @@
         <w:rPr>
           <w:rFonts w:ascii="Times New Roman" w:eastAsia="標楷體" w:hAnsi="Times New Roman" w:cs="Times New Roman"/>
         </w:rPr>
-        <w:t>店</w:t>
-      </w:r>
-      <w:proofErr w:type="gramStart"/>
-      <w:r>
-        <w:rPr>
-          <w:rFonts w:ascii="Times New Roman" w:eastAsia="標楷體" w:hAnsi="Times New Roman" w:cs="Times New Roman"/>
-        </w:rPr>
-        <w:t>舖</w:t>
-      </w:r>
-      <w:proofErr w:type="gramEnd"/>
+        <w:t>店舖</w:t>
+      </w:r>
       <w:r>
         <w:rPr>
           <w:rFonts w:ascii="Times New Roman" w:eastAsia="標楷體" w:hAnsi="Times New Roman" w:cs="Times New Roman"/>
@@ -29550,16 +28075,8 @@
         <w:rPr>
           <w:rFonts w:ascii="Times New Roman" w:eastAsia="標楷體" w:hAnsi="Times New Roman" w:cs="Times New Roman"/>
         </w:rPr>
-        <w:t>店</w:t>
-      </w:r>
-      <w:proofErr w:type="gramStart"/>
-      <w:r>
-        <w:rPr>
-          <w:rFonts w:ascii="Times New Roman" w:eastAsia="標楷體" w:hAnsi="Times New Roman" w:cs="Times New Roman"/>
-        </w:rPr>
-        <w:t>舖</w:t>
-      </w:r>
-      <w:proofErr w:type="gramEnd"/>
+        <w:t>店舖</w:t>
+      </w:r>
       <w:r>
         <w:rPr>
           <w:rFonts w:ascii="Times New Roman" w:eastAsia="標楷體" w:hAnsi="Times New Roman" w:cs="Times New Roman"/>
@@ -29630,7 +28147,6 @@
         </w:rPr>
         <w:t xml:space="preserve"> </w:t>
       </w:r>
-      <w:proofErr w:type="gramStart"/>
       <w:r>
         <w:rPr>
           <w:rFonts w:ascii="Times New Roman" w:eastAsia="標楷體" w:hAnsi="Times New Roman" w:cs="Times New Roman" w:hint="eastAsia"/>
@@ -29639,18 +28155,7 @@
           <w:sz w:val="28"/>
           <w:szCs w:val="28"/>
         </w:rPr>
-        <w:t>Open Source</w:t>
-      </w:r>
-      <w:proofErr w:type="gramEnd"/>
-      <w:r>
-        <w:rPr>
-          <w:rFonts w:ascii="Times New Roman" w:eastAsia="標楷體" w:hAnsi="Times New Roman" w:cs="Times New Roman" w:hint="eastAsia"/>
-          <w:b/>
-          <w:bCs/>
-          <w:sz w:val="28"/>
-          <w:szCs w:val="28"/>
-        </w:rPr>
-        <w:t xml:space="preserve"> Routing </w:t>
+        <w:t xml:space="preserve">Open Source Routing </w:t>
       </w:r>
       <w:r>
         <w:rPr>
@@ -29688,21 +28193,7 @@
         <w:rPr>
           <w:rFonts w:ascii="Times New Roman" w:eastAsia="標楷體" w:hAnsi="Times New Roman" w:cs="Times New Roman" w:hint="eastAsia"/>
         </w:rPr>
-        <w:t>是用於路徑計算的路由引擎，能夠計算路網中任意</w:t>
-      </w:r>
-      <w:proofErr w:type="gramStart"/>
-      <w:r>
-        <w:rPr>
-          <w:rFonts w:ascii="Times New Roman" w:eastAsia="標楷體" w:hAnsi="Times New Roman" w:cs="Times New Roman" w:hint="eastAsia"/>
-        </w:rPr>
-        <w:t>兩點間的最</w:t>
-      </w:r>
-      <w:proofErr w:type="gramEnd"/>
-      <w:r>
-        <w:rPr>
-          <w:rFonts w:ascii="Times New Roman" w:eastAsia="標楷體" w:hAnsi="Times New Roman" w:cs="Times New Roman" w:hint="eastAsia"/>
-        </w:rPr>
-        <w:t>短路徑及預估行車時間。</w:t>
+        <w:t>是用於路徑計算的路由引擎，能夠計算路網中任意兩點間的最短路徑及預估行車時間。</w:t>
       </w:r>
       <w:r>
         <w:rPr>
@@ -29750,21 +28241,7 @@
         <w:rPr>
           <w:rFonts w:ascii="Times New Roman" w:eastAsia="標楷體" w:hAnsi="Times New Roman" w:cs="Times New Roman" w:hint="eastAsia"/>
         </w:rPr>
-        <w:t>用於計算店</w:t>
-      </w:r>
-      <w:proofErr w:type="gramStart"/>
-      <w:r>
-        <w:rPr>
-          <w:rFonts w:ascii="Times New Roman" w:eastAsia="標楷體" w:hAnsi="Times New Roman" w:cs="Times New Roman" w:hint="eastAsia"/>
-        </w:rPr>
-        <w:t>舖間的</w:t>
-      </w:r>
-      <w:proofErr w:type="gramEnd"/>
-      <w:r>
-        <w:rPr>
-          <w:rFonts w:ascii="Times New Roman" w:eastAsia="標楷體" w:hAnsi="Times New Roman" w:cs="Times New Roman" w:hint="eastAsia"/>
-        </w:rPr>
-        <w:t>行駛距離與時間，並依據實際道路網路</w:t>
+        <w:t>用於計算店舖間的行駛距離與時間，並依據實際道路網路</w:t>
       </w:r>
       <w:r>
         <w:rPr>
@@ -30019,21 +28496,7 @@
         <w:rPr>
           <w:rFonts w:ascii="Times New Roman" w:eastAsia="標楷體" w:hAnsi="Times New Roman" w:cs="Times New Roman" w:hint="eastAsia"/>
         </w:rPr>
-        <w:t>先根據實際行駛時間完成店</w:t>
-      </w:r>
-      <w:proofErr w:type="gramStart"/>
-      <w:r>
-        <w:rPr>
-          <w:rFonts w:ascii="Times New Roman" w:eastAsia="標楷體" w:hAnsi="Times New Roman" w:cs="Times New Roman" w:hint="eastAsia"/>
-        </w:rPr>
-        <w:t>舖</w:t>
-      </w:r>
-      <w:proofErr w:type="gramEnd"/>
-      <w:r>
-        <w:rPr>
-          <w:rFonts w:ascii="Times New Roman" w:eastAsia="標楷體" w:hAnsi="Times New Roman" w:cs="Times New Roman" w:hint="eastAsia"/>
-        </w:rPr>
-        <w:t>分配，最終再取得完整配送路線，用於</w:t>
+        <w:t>先根據實際行駛時間完成店舖分配，最終再取得完整配送路線，用於</w:t>
       </w:r>
       <w:r>
         <w:rPr>
@@ -30159,16 +28622,8 @@
         <w:rPr>
           <w:rFonts w:ascii="Times New Roman" w:eastAsia="標楷體" w:hAnsi="Times New Roman" w:cs="Times New Roman" w:hint="eastAsia"/>
         </w:rPr>
-        <w:t>店</w:t>
-      </w:r>
-      <w:proofErr w:type="gramStart"/>
-      <w:r>
-        <w:rPr>
-          <w:rFonts w:ascii="Times New Roman" w:eastAsia="標楷體" w:hAnsi="Times New Roman" w:cs="Times New Roman" w:hint="eastAsia"/>
-        </w:rPr>
-        <w:t>舖</w:t>
-      </w:r>
-      <w:proofErr w:type="gramEnd"/>
+        <w:t>店舖</w:t>
+      </w:r>
       <w:r>
         <w:rPr>
           <w:rFonts w:ascii="Times New Roman" w:eastAsia="標楷體" w:hAnsi="Times New Roman" w:cs="Times New Roman" w:hint="eastAsia"/>
@@ -30248,8 +28703,8 @@
           <w:rFonts w:ascii="Times New Roman" w:eastAsia="標楷體" w:hAnsi="Times New Roman" w:cs="Times New Roman"/>
           <w:b/>
           <w:bCs/>
-          <w:sz w:val="36"/>
-          <w:szCs w:val="36"/>
+          <w:sz w:val="32"/>
+          <w:szCs w:val="32"/>
         </w:rPr>
       </w:pPr>
       <w:bookmarkStart w:id="45" w:name="_Toc218443075"/>
@@ -30258,8 +28713,8 @@
           <w:rFonts w:ascii="Times New Roman" w:eastAsia="標楷體" w:hAnsi="Times New Roman" w:cs="Times New Roman"/>
           <w:b/>
           <w:bCs/>
-          <w:sz w:val="36"/>
-          <w:szCs w:val="36"/>
+          <w:sz w:val="32"/>
+          <w:szCs w:val="32"/>
           <w:highlight w:val="yellow"/>
         </w:rPr>
         <w:lastRenderedPageBreak/>
@@ -30270,8 +28725,8 @@
           <w:rFonts w:ascii="Times New Roman" w:eastAsia="標楷體" w:hAnsi="Times New Roman" w:cs="Times New Roman" w:hint="eastAsia"/>
           <w:b/>
           <w:bCs/>
-          <w:sz w:val="36"/>
-          <w:szCs w:val="36"/>
+          <w:sz w:val="32"/>
+          <w:szCs w:val="32"/>
           <w:highlight w:val="yellow"/>
         </w:rPr>
         <w:t xml:space="preserve"> </w:t>
@@ -30281,8 +28736,8 @@
           <w:rFonts w:ascii="Times New Roman" w:eastAsia="標楷體" w:hAnsi="Times New Roman" w:cs="Times New Roman" w:hint="eastAsia"/>
           <w:b/>
           <w:bCs/>
-          <w:sz w:val="36"/>
-          <w:szCs w:val="36"/>
+          <w:sz w:val="32"/>
+          <w:szCs w:val="32"/>
           <w:highlight w:val="yellow"/>
         </w:rPr>
         <w:t>Hybrid GA-ACO</w:t>
@@ -30292,8 +28747,8 @@
           <w:rFonts w:ascii="Times New Roman" w:eastAsia="標楷體" w:hAnsi="Times New Roman" w:cs="Times New Roman" w:hint="eastAsia"/>
           <w:b/>
           <w:bCs/>
-          <w:sz w:val="36"/>
-          <w:szCs w:val="36"/>
+          <w:sz w:val="32"/>
+          <w:szCs w:val="32"/>
           <w:highlight w:val="yellow"/>
         </w:rPr>
         <w:t xml:space="preserve"> </w:t>
@@ -30304,8 +28759,8 @@
           <w:rFonts w:ascii="Times New Roman" w:eastAsia="標楷體" w:hAnsi="Times New Roman" w:cs="Times New Roman" w:hint="eastAsia"/>
           <w:b/>
           <w:bCs/>
-          <w:sz w:val="36"/>
-          <w:szCs w:val="36"/>
+          <w:sz w:val="32"/>
+          <w:szCs w:val="32"/>
           <w:highlight w:val="yellow"/>
         </w:rPr>
         <w:t xml:space="preserve">Framework </w:t>
@@ -30315,8 +28770,8 @@
           <w:rFonts w:ascii="Times New Roman" w:eastAsia="標楷體" w:hAnsi="Times New Roman" w:cs="Times New Roman" w:hint="eastAsia"/>
           <w:b/>
           <w:bCs/>
-          <w:sz w:val="36"/>
-          <w:szCs w:val="36"/>
+          <w:sz w:val="32"/>
+          <w:szCs w:val="32"/>
           <w:highlight w:val="yellow"/>
         </w:rPr>
         <w:t>for Fixed</w:t>
@@ -30326,8 +28781,8 @@
           <w:rFonts w:ascii="Times New Roman" w:eastAsia="標楷體" w:hAnsi="Times New Roman" w:cs="Times New Roman" w:hint="eastAsia"/>
           <w:b/>
           <w:bCs/>
-          <w:sz w:val="36"/>
-          <w:szCs w:val="36"/>
+          <w:sz w:val="32"/>
+          <w:szCs w:val="32"/>
           <w:highlight w:val="yellow"/>
         </w:rPr>
         <w:t xml:space="preserve"> </w:t>
@@ -30337,8 +28792,8 @@
           <w:rFonts w:ascii="Times New Roman" w:eastAsia="標楷體" w:hAnsi="Times New Roman" w:cs="Times New Roman" w:hint="eastAsia"/>
           <w:b/>
           <w:bCs/>
-          <w:sz w:val="36"/>
-          <w:szCs w:val="36"/>
+          <w:sz w:val="32"/>
+          <w:szCs w:val="32"/>
           <w:highlight w:val="yellow"/>
         </w:rPr>
         <w:t>Route Planning</w:t>
@@ -30350,7 +28805,7 @@
         <w:spacing w:line="360" w:lineRule="auto"/>
         <w:ind w:firstLine="480"/>
         <w:rPr>
-          <w:rFonts w:ascii="Times New Roman" w:eastAsia="標楷體" w:hAnsi="Times New Roman" w:cs="Times New Roman"/>
+          <w:rFonts w:ascii="Times New Roman" w:eastAsia="標楷體" w:hAnsi="Times New Roman" w:cs="Times New Roman" w:hint="eastAsia"/>
           <w:highlight w:val="yellow"/>
         </w:rPr>
       </w:pPr>
@@ -30459,7 +28914,6 @@
         </w:rPr>
         <w:t>-</w:t>
       </w:r>
-      <w:proofErr w:type="gramStart"/>
       <w:r>
         <w:rPr>
           <w:rFonts w:ascii="Times New Roman" w:eastAsia="標楷體" w:hAnsi="Times New Roman" w:cs="Times New Roman" w:hint="eastAsia"/>
@@ -30467,7 +28921,6 @@
         </w:rPr>
         <w:t>蟻群演算法</w:t>
       </w:r>
-      <w:proofErr w:type="gramEnd"/>
       <w:r>
         <w:rPr>
           <w:rFonts w:ascii="Times New Roman" w:eastAsia="標楷體" w:hAnsi="Times New Roman" w:cs="Times New Roman" w:hint="eastAsia"/>
@@ -30487,7 +28940,49 @@
           <w:rFonts w:ascii="Times New Roman" w:eastAsia="標楷體" w:hAnsi="Times New Roman" w:cs="Times New Roman" w:hint="eastAsia"/>
           <w:highlight w:val="yellow"/>
         </w:rPr>
-        <w:t>並依據問題特性將不同演算法策略應用於相應的子問題階段。</w:t>
+        <w:t>依據</w:t>
+      </w:r>
+      <w:r>
+        <w:rPr>
+          <w:rFonts w:ascii="Times New Roman" w:eastAsia="標楷體" w:hAnsi="Times New Roman" w:cs="Times New Roman" w:hint="eastAsia"/>
+          <w:highlight w:val="yellow"/>
+        </w:rPr>
+        <w:t>子</w:t>
+      </w:r>
+      <w:r>
+        <w:rPr>
+          <w:rFonts w:ascii="Times New Roman" w:eastAsia="標楷體" w:hAnsi="Times New Roman" w:cs="Times New Roman" w:hint="eastAsia"/>
+          <w:highlight w:val="yellow"/>
+        </w:rPr>
+        <w:t>問題特性將不同演算法策略應用於相</w:t>
+      </w:r>
+      <w:r>
+        <w:rPr>
+          <w:rFonts w:ascii="Times New Roman" w:eastAsia="標楷體" w:hAnsi="Times New Roman" w:cs="Times New Roman" w:hint="eastAsia"/>
+          <w:highlight w:val="yellow"/>
+        </w:rPr>
+        <w:t>對</w:t>
+      </w:r>
+      <w:r>
+        <w:rPr>
+          <w:rFonts w:ascii="Times New Roman" w:eastAsia="標楷體" w:hAnsi="Times New Roman" w:cs="Times New Roman" w:hint="eastAsia"/>
+          <w:highlight w:val="yellow"/>
+        </w:rPr>
+        <w:t>應階段</w:t>
+      </w:r>
+      <w:r>
+        <w:rPr>
+          <w:rFonts w:ascii="Times New Roman" w:eastAsia="標楷體" w:hAnsi="Times New Roman" w:cs="Times New Roman" w:hint="eastAsia"/>
+          <w:highlight w:val="yellow"/>
+        </w:rPr>
+        <w:t>，</w:t>
+      </w:r>
+      <w:r>
+        <w:rPr>
+          <w:rFonts w:ascii="Times New Roman" w:eastAsia="標楷體" w:hAnsi="Times New Roman" w:cs="Times New Roman" w:hint="eastAsia"/>
+          <w:highlight w:val="yellow"/>
+        </w:rPr>
+        <w:t>。</w:t>
       </w:r>
     </w:p>
     <w:p>
@@ -30500,6 +28995,321 @@
           <w:highlight w:val="yellow"/>
         </w:rPr>
       </w:pPr>
+      <w:r>
+        <w:rPr>
+          <w:rFonts w:ascii="Times New Roman" w:eastAsia="標楷體" w:hAnsi="Times New Roman" w:cs="Times New Roman"/>
+          <w:highlight w:val="yellow"/>
+        </w:rPr>
+        <w:t>首先，主線店舖抽取問題在固定</w:t>
+      </w:r>
+      <w:r>
+        <w:rPr>
+          <w:rFonts w:ascii="Times New Roman" w:eastAsia="標楷體" w:hAnsi="Times New Roman" w:cs="Times New Roman" w:hint="eastAsia"/>
+          <w:highlight w:val="yellow"/>
+        </w:rPr>
+        <w:t>店鋪</w:t>
+      </w:r>
+      <w:r>
+        <w:rPr>
+          <w:rFonts w:ascii="Times New Roman" w:eastAsia="標楷體" w:hAnsi="Times New Roman" w:cs="Times New Roman"/>
+          <w:highlight w:val="yellow"/>
+        </w:rPr>
+        <w:t>配送順序的前提下，需決定哪些店舖應被抽取以解除超載限制，此類問題的解空間呈指數成長。</w:t>
+      </w:r>
+      <w:r>
+        <w:rPr>
+          <w:rFonts w:ascii="Times New Roman" w:eastAsia="標楷體" w:hAnsi="Times New Roman" w:cs="Times New Roman" w:hint="eastAsia"/>
+          <w:highlight w:val="yellow"/>
+        </w:rPr>
+        <w:t>GA</w:t>
+      </w:r>
+      <w:r>
+        <w:rPr>
+          <w:rFonts w:ascii="Times New Roman" w:eastAsia="標楷體" w:hAnsi="Times New Roman" w:cs="Times New Roman" w:hint="eastAsia"/>
+          <w:highlight w:val="yellow"/>
+        </w:rPr>
+        <w:t>因</w:t>
+      </w:r>
+      <w:r>
+        <w:rPr>
+          <w:rFonts w:ascii="Times New Roman" w:eastAsia="標楷體" w:hAnsi="Times New Roman" w:cs="Times New Roman"/>
+          <w:highlight w:val="yellow"/>
+        </w:rPr>
+        <w:t>具備良好的全域搜尋能力，能透過族群演化有效探索大量可能的店舖組合，並避免過早收斂至局部最佳解，因此適合用於此階段</w:t>
+      </w:r>
+      <w:r>
+        <w:rPr>
+          <w:rFonts w:ascii="Times New Roman" w:eastAsia="標楷體" w:hAnsi="Times New Roman" w:cs="Times New Roman" w:hint="eastAsia"/>
+          <w:highlight w:val="yellow"/>
+        </w:rPr>
+        <w:t>。</w:t>
+      </w:r>
+      <w:r>
+        <w:rPr>
+          <w:rFonts w:ascii="Times New Roman" w:eastAsia="標楷體" w:hAnsi="Times New Roman" w:cs="Times New Roman"/>
+          <w:highlight w:val="yellow"/>
+        </w:rPr>
+        <w:t>其次，候選店舖再分配與支援線規劃則屬於具時序</w:t>
+      </w:r>
+      <w:r>
+        <w:rPr>
+          <w:rFonts w:ascii="Times New Roman" w:eastAsia="標楷體" w:hAnsi="Times New Roman" w:cs="Times New Roman" w:hint="eastAsia"/>
+          <w:highlight w:val="yellow"/>
+        </w:rPr>
+        <w:t>性</w:t>
+      </w:r>
+      <w:r>
+        <w:rPr>
+          <w:rFonts w:ascii="Times New Roman" w:eastAsia="標楷體" w:hAnsi="Times New Roman" w:cs="Times New Roman"/>
+          <w:highlight w:val="yellow"/>
+        </w:rPr>
+        <w:t>與路徑依賴性的問題。在此階段，需同時考量店舖間距離、配送時間窗與車輛狀態更新，決策結果高度依賴先前節點選擇。</w:t>
+      </w:r>
+      <w:r>
+        <w:rPr>
+          <w:rFonts w:ascii="Times New Roman" w:eastAsia="標楷體" w:hAnsi="Times New Roman" w:cs="Times New Roman" w:hint="eastAsia"/>
+          <w:highlight w:val="yellow"/>
+        </w:rPr>
+        <w:t>本研究於</w:t>
+      </w:r>
+      <w:r>
+        <w:rPr>
+          <w:rFonts w:ascii="Times New Roman" w:eastAsia="標楷體" w:hAnsi="Times New Roman" w:cs="Times New Roman" w:hint="eastAsia"/>
+          <w:highlight w:val="yellow"/>
+        </w:rPr>
+        <w:t>候選</w:t>
+      </w:r>
+      <w:r>
+        <w:rPr>
+          <w:rFonts w:ascii="Times New Roman" w:eastAsia="標楷體" w:hAnsi="Times New Roman" w:cs="Times New Roman" w:hint="eastAsia"/>
+          <w:highlight w:val="yellow"/>
+        </w:rPr>
+        <w:t>店</w:t>
+      </w:r>
+      <w:r>
+        <w:rPr>
+          <w:rFonts w:ascii="Times New Roman" w:eastAsia="標楷體" w:hAnsi="Times New Roman" w:cs="Times New Roman" w:hint="eastAsia"/>
+          <w:highlight w:val="yellow"/>
+        </w:rPr>
+        <w:t>舖</w:t>
+      </w:r>
+      <w:r>
+        <w:rPr>
+          <w:rFonts w:ascii="Times New Roman" w:eastAsia="標楷體" w:hAnsi="Times New Roman" w:cs="Times New Roman" w:hint="eastAsia"/>
+          <w:highlight w:val="yellow"/>
+        </w:rPr>
+        <w:t>分配</w:t>
+      </w:r>
+      <w:r>
+        <w:rPr>
+          <w:rFonts w:ascii="Times New Roman" w:eastAsia="標楷體" w:hAnsi="Times New Roman" w:cs="Times New Roman" w:hint="eastAsia"/>
+          <w:highlight w:val="yellow"/>
+        </w:rPr>
+        <w:t>階段</w:t>
+      </w:r>
+      <w:r>
+        <w:rPr>
+          <w:rFonts w:ascii="Times New Roman" w:eastAsia="標楷體" w:hAnsi="Times New Roman" w:cs="Times New Roman" w:hint="eastAsia"/>
+          <w:highlight w:val="yellow"/>
+        </w:rPr>
+        <w:t>採用</w:t>
+      </w:r>
+      <w:r>
+        <w:rPr>
+          <w:rFonts w:ascii="Times New Roman" w:eastAsia="標楷體" w:hAnsi="Times New Roman" w:cs="Times New Roman" w:hint="eastAsia"/>
+          <w:highlight w:val="yellow"/>
+        </w:rPr>
+        <w:t>ACO</w:t>
+      </w:r>
+      <w:r>
+        <w:rPr>
+          <w:rFonts w:ascii="Times New Roman" w:eastAsia="標楷體" w:hAnsi="Times New Roman" w:cs="Times New Roman"/>
+          <w:highlight w:val="yellow"/>
+        </w:rPr>
+        <w:t>透過費洛蒙機制逐步建構路徑，有效處理此類序列式決策問題</w:t>
+      </w:r>
+      <w:r>
+        <w:rPr>
+          <w:rFonts w:ascii="Times New Roman" w:eastAsia="標楷體" w:hAnsi="Times New Roman" w:cs="Times New Roman" w:hint="eastAsia"/>
+          <w:highlight w:val="yellow"/>
+        </w:rPr>
+        <w:t>，完成店鋪再分配後</w:t>
+      </w:r>
+      <w:r>
+        <w:rPr>
+          <w:rFonts w:ascii="Times New Roman" w:eastAsia="標楷體" w:hAnsi="Times New Roman" w:cs="Times New Roman" w:hint="eastAsia"/>
+          <w:highlight w:val="yellow"/>
+        </w:rPr>
+        <w:t>的</w:t>
+      </w:r>
+      <w:r>
+        <w:rPr>
+          <w:rFonts w:ascii="Times New Roman" w:eastAsia="標楷體" w:hAnsi="Times New Roman" w:cs="Times New Roman" w:hint="eastAsia"/>
+          <w:highlight w:val="yellow"/>
+        </w:rPr>
+        <w:t>支援線規劃採用</w:t>
+      </w:r>
+      <w:r>
+        <w:rPr>
+          <w:rFonts w:ascii="Times New Roman" w:eastAsia="標楷體" w:hAnsi="Times New Roman" w:cs="Times New Roman" w:hint="eastAsia"/>
+          <w:highlight w:val="yellow"/>
+        </w:rPr>
+        <w:t>ACO-VNS</w:t>
+      </w:r>
+      <w:r>
+        <w:rPr>
+          <w:rFonts w:ascii="Times New Roman" w:eastAsia="標楷體" w:hAnsi="Times New Roman" w:cs="Times New Roman" w:hint="eastAsia"/>
+          <w:highlight w:val="yellow"/>
+        </w:rPr>
+        <w:t>架構，先由</w:t>
+      </w:r>
+      <w:r>
+        <w:rPr>
+          <w:rFonts w:ascii="Times New Roman" w:eastAsia="標楷體" w:hAnsi="Times New Roman" w:cs="Times New Roman" w:hint="eastAsia"/>
+          <w:highlight w:val="yellow"/>
+        </w:rPr>
+        <w:t>ACO</w:t>
+      </w:r>
+      <w:r>
+        <w:rPr>
+          <w:rFonts w:ascii="Times New Roman" w:eastAsia="標楷體" w:hAnsi="Times New Roman" w:cs="Times New Roman" w:hint="eastAsia"/>
+          <w:highlight w:val="yellow"/>
+        </w:rPr>
+        <w:t>進行全域性路徑建構與解空間探索，再透過</w:t>
+      </w:r>
+      <w:r>
+        <w:rPr>
+          <w:rFonts w:ascii="Times New Roman" w:eastAsia="標楷體" w:hAnsi="Times New Roman" w:cs="Times New Roman" w:hint="eastAsia"/>
+          <w:highlight w:val="yellow"/>
+        </w:rPr>
+        <w:t>VNS</w:t>
+      </w:r>
+      <w:r>
+        <w:rPr>
+          <w:rFonts w:ascii="Times New Roman" w:eastAsia="標楷體" w:hAnsi="Times New Roman" w:cs="Times New Roman" w:hint="eastAsia"/>
+          <w:highlight w:val="yellow"/>
+        </w:rPr>
+        <w:t>對既有解進行區域改善，以提升解品質並避免陷入區域最佳解。此混合式搜尋機制能在兼顧搜尋效率與解穩定性的同時，產生具高度實務可行性的支援線規劃方案。</w:t>
+      </w:r>
+      <w:r>
+        <w:rPr>
+          <w:rFonts w:ascii="Times New Roman" w:eastAsia="標楷體" w:hAnsi="Times New Roman" w:cs="Times New Roman" w:hint="eastAsia"/>
+          <w:highlight w:val="yellow"/>
+        </w:rPr>
+        <w:t>此外，實務物流配送</w:t>
+      </w:r>
+      <w:r>
+        <w:rPr>
+          <w:rFonts w:ascii="Times New Roman" w:eastAsia="標楷體" w:hAnsi="Times New Roman" w:cs="Times New Roman" w:hint="eastAsia"/>
+          <w:highlight w:val="yellow"/>
+        </w:rPr>
+        <w:t>需</w:t>
+      </w:r>
+      <w:r>
+        <w:rPr>
+          <w:rFonts w:ascii="Times New Roman" w:eastAsia="標楷體" w:hAnsi="Times New Roman" w:cs="Times New Roman" w:hint="eastAsia"/>
+          <w:highlight w:val="yellow"/>
+        </w:rPr>
+        <w:t>同時</w:t>
+      </w:r>
+      <w:r>
+        <w:rPr>
+          <w:rFonts w:ascii="Times New Roman" w:eastAsia="標楷體" w:hAnsi="Times New Roman" w:cs="Times New Roman" w:hint="eastAsia"/>
+          <w:highlight w:val="yellow"/>
+        </w:rPr>
+        <w:t>兼顧</w:t>
+      </w:r>
+      <w:r>
+        <w:rPr>
+          <w:rFonts w:ascii="Times New Roman" w:eastAsia="標楷體" w:hAnsi="Times New Roman" w:cs="Times New Roman" w:hint="eastAsia"/>
+          <w:highlight w:val="yellow"/>
+        </w:rPr>
+        <w:t>最小化車輛數量、行駛距離與行駛時間</w:t>
+      </w:r>
+      <w:r>
+        <w:rPr>
+          <w:rFonts w:ascii="Times New Roman" w:eastAsia="標楷體" w:hAnsi="Times New Roman" w:cs="Times New Roman" w:hint="eastAsia"/>
+          <w:highlight w:val="yellow"/>
+        </w:rPr>
+        <w:t>成本</w:t>
+      </w:r>
+      <w:r>
+        <w:rPr>
+          <w:rFonts w:ascii="Times New Roman" w:eastAsia="標楷體" w:hAnsi="Times New Roman" w:cs="Times New Roman" w:hint="eastAsia"/>
+          <w:highlight w:val="yellow"/>
+        </w:rPr>
+        <w:t>，</w:t>
+      </w:r>
+      <w:r>
+        <w:rPr>
+          <w:rFonts w:ascii="Times New Roman" w:eastAsia="標楷體" w:hAnsi="Times New Roman" w:cs="Times New Roman" w:hint="eastAsia"/>
+          <w:highlight w:val="yellow"/>
+        </w:rPr>
+        <w:t>本研究將</w:t>
+      </w:r>
+      <w:r>
+        <w:rPr>
+          <w:rFonts w:ascii="Times New Roman" w:eastAsia="標楷體" w:hAnsi="Times New Roman" w:cs="Times New Roman" w:hint="eastAsia"/>
+          <w:highlight w:val="yellow"/>
+        </w:rPr>
+        <w:t>其</w:t>
+      </w:r>
+      <w:r>
+        <w:rPr>
+          <w:rFonts w:ascii="Times New Roman" w:eastAsia="標楷體" w:hAnsi="Times New Roman" w:cs="Times New Roman" w:hint="eastAsia"/>
+          <w:highlight w:val="yellow"/>
+        </w:rPr>
+        <w:t>整合為單一目標函數，透過加權總</w:t>
+      </w:r>
+      <w:r>
+        <w:rPr>
+          <w:rFonts w:ascii="Times New Roman" w:eastAsia="標楷體" w:hAnsi="Times New Roman" w:cs="Times New Roman" w:hint="eastAsia"/>
+          <w:highlight w:val="yellow"/>
+        </w:rPr>
+        <w:t>和</w:t>
+      </w:r>
+      <w:r>
+        <w:rPr>
+          <w:rFonts w:ascii="Times New Roman" w:eastAsia="標楷體" w:hAnsi="Times New Roman" w:cs="Times New Roman" w:hint="eastAsia"/>
+          <w:highlight w:val="yellow"/>
+        </w:rPr>
+        <w:t>法</w:t>
+      </w:r>
+      <w:r>
+        <w:rPr>
+          <w:rFonts w:ascii="Times New Roman" w:eastAsia="標楷體" w:hAnsi="Times New Roman" w:cs="Times New Roman" w:hint="eastAsia"/>
+          <w:highlight w:val="yellow"/>
+        </w:rPr>
+        <w:t>(W</w:t>
+      </w:r>
+      <w:r>
+        <w:rPr>
+          <w:rFonts w:ascii="Times New Roman" w:eastAsia="標楷體" w:hAnsi="Times New Roman" w:cs="Times New Roman"/>
+          <w:highlight w:val="yellow"/>
+        </w:rPr>
+        <w:t>e</w:t>
+      </w:r>
+      <w:r>
+        <w:rPr>
+          <w:rFonts w:ascii="Times New Roman" w:eastAsia="標楷體" w:hAnsi="Times New Roman" w:cs="Times New Roman" w:hint="eastAsia"/>
+          <w:highlight w:val="yellow"/>
+        </w:rPr>
+        <w:t>ight Sum Method)</w:t>
+      </w:r>
+      <w:r>
+        <w:rPr>
+          <w:rFonts w:ascii="Times New Roman" w:eastAsia="標楷體" w:hAnsi="Times New Roman" w:cs="Times New Roman" w:hint="eastAsia"/>
+          <w:highlight w:val="yellow"/>
+        </w:rPr>
+        <w:t>將不同的目標轉換為綜合評價指標。</w:t>
+      </w:r>
+      <w:r>
+        <w:rPr>
+          <w:rFonts w:ascii="Times New Roman" w:eastAsia="標楷體" w:hAnsi="Times New Roman" w:cs="Times New Roman" w:hint="eastAsia"/>
+          <w:highlight w:val="yellow"/>
+        </w:rPr>
+        <w:t>各目標權重參數設定參考物流公司實際的決策流程與營運考量，以反映企業在多項目標間之相對偏好。</w:t>
+      </w:r>
     </w:p>
     <w:p>
       <w:pPr>
@@ -30508,296 +29318,39 @@
         <w:ind w:firstLine="480"/>
         <w:rPr>
           <w:rFonts w:ascii="Times New Roman" w:eastAsia="標楷體" w:hAnsi="Times New Roman" w:cs="Times New Roman"/>
-          <w:color w:val="EE0000"/>
-          <w:highlight w:val="yellow"/>
         </w:rPr>
       </w:pPr>
       <w:r>
         <w:rPr>
-          <w:rFonts w:ascii="Times New Roman" w:eastAsia="標楷體" w:hAnsi="Times New Roman" w:cs="Times New Roman"/>
-          <w:color w:val="EE0000"/>
-          <w:highlight w:val="yellow"/>
-        </w:rPr>
-        <w:t>首先，主線店</w:t>
-      </w:r>
-      <w:proofErr w:type="gramStart"/>
-      <w:r>
-        <w:rPr>
-          <w:rFonts w:ascii="Times New Roman" w:eastAsia="標楷體" w:hAnsi="Times New Roman" w:cs="Times New Roman"/>
-          <w:color w:val="EE0000"/>
-          <w:highlight w:val="yellow"/>
-        </w:rPr>
-        <w:t>舖</w:t>
-      </w:r>
-      <w:proofErr w:type="gramEnd"/>
-      <w:r>
-        <w:rPr>
-          <w:rFonts w:ascii="Times New Roman" w:eastAsia="標楷體" w:hAnsi="Times New Roman" w:cs="Times New Roman"/>
-          <w:color w:val="EE0000"/>
-          <w:highlight w:val="yellow"/>
-        </w:rPr>
-        <w:t>抽取問題本質上</w:t>
-      </w:r>
-      <w:proofErr w:type="gramStart"/>
-      <w:r>
-        <w:rPr>
-          <w:rFonts w:ascii="Times New Roman" w:eastAsia="標楷體" w:hAnsi="Times New Roman" w:cs="Times New Roman"/>
-          <w:color w:val="EE0000"/>
-          <w:highlight w:val="yellow"/>
-        </w:rPr>
-        <w:t>屬於高維度</w:t>
-      </w:r>
-      <w:proofErr w:type="gramEnd"/>
-      <w:r>
-        <w:rPr>
-          <w:rFonts w:ascii="Times New Roman" w:eastAsia="標楷體" w:hAnsi="Times New Roman" w:cs="Times New Roman"/>
-          <w:color w:val="EE0000"/>
-          <w:highlight w:val="yellow"/>
-        </w:rPr>
-        <w:t>的組合選擇問題。在固定主線配送順序的前提下，需決定哪些店</w:t>
-      </w:r>
-      <w:proofErr w:type="gramStart"/>
-      <w:r>
-        <w:rPr>
-          <w:rFonts w:ascii="Times New Roman" w:eastAsia="標楷體" w:hAnsi="Times New Roman" w:cs="Times New Roman"/>
-          <w:color w:val="EE0000"/>
-          <w:highlight w:val="yellow"/>
-        </w:rPr>
-        <w:t>舖</w:t>
-      </w:r>
-      <w:proofErr w:type="gramEnd"/>
-      <w:r>
-        <w:rPr>
-          <w:rFonts w:ascii="Times New Roman" w:eastAsia="標楷體" w:hAnsi="Times New Roman" w:cs="Times New Roman"/>
-          <w:color w:val="EE0000"/>
-          <w:highlight w:val="yellow"/>
-        </w:rPr>
-        <w:t>應被抽取以解除超載限制，此類問題的解空間呈指數成長。基因演算法具備良好的全域搜尋能力，能透過族群演化有效探索大量可能的店</w:t>
-      </w:r>
-      <w:proofErr w:type="gramStart"/>
-      <w:r>
-        <w:rPr>
-          <w:rFonts w:ascii="Times New Roman" w:eastAsia="標楷體" w:hAnsi="Times New Roman" w:cs="Times New Roman"/>
-          <w:color w:val="EE0000"/>
-          <w:highlight w:val="yellow"/>
-        </w:rPr>
-        <w:t>舖</w:t>
-      </w:r>
-      <w:proofErr w:type="gramEnd"/>
-      <w:r>
-        <w:rPr>
-          <w:rFonts w:ascii="Times New Roman" w:eastAsia="標楷體" w:hAnsi="Times New Roman" w:cs="Times New Roman"/>
-          <w:color w:val="EE0000"/>
-          <w:highlight w:val="yellow"/>
-        </w:rPr>
-        <w:t>組合，並避免過早收斂至局部最佳解，因此適合用於此一階段</w:t>
-      </w:r>
-    </w:p>
-    <w:p>
-      <w:pPr>
-        <w:widowControl/>
-        <w:spacing w:line="360" w:lineRule="auto"/>
-        <w:ind w:firstLine="480"/>
-        <w:rPr>
-          <w:rFonts w:ascii="Times New Roman" w:eastAsia="標楷體" w:hAnsi="Times New Roman" w:cs="Times New Roman"/>
-          <w:color w:val="EE0000"/>
-          <w:highlight w:val="yellow"/>
-        </w:rPr>
-      </w:pPr>
-      <w:r>
-        <w:rPr>
-          <w:rFonts w:ascii="Times New Roman" w:eastAsia="標楷體" w:hAnsi="Times New Roman" w:cs="Times New Roman"/>
-          <w:color w:val="EE0000"/>
-          <w:highlight w:val="yellow"/>
-        </w:rPr>
-        <w:t>其次，候選店</w:t>
-      </w:r>
-      <w:proofErr w:type="gramStart"/>
-      <w:r>
-        <w:rPr>
-          <w:rFonts w:ascii="Times New Roman" w:eastAsia="標楷體" w:hAnsi="Times New Roman" w:cs="Times New Roman"/>
-          <w:color w:val="EE0000"/>
-          <w:highlight w:val="yellow"/>
-        </w:rPr>
-        <w:t>舖</w:t>
-      </w:r>
-      <w:proofErr w:type="gramEnd"/>
-      <w:r>
-        <w:rPr>
-          <w:rFonts w:ascii="Times New Roman" w:eastAsia="標楷體" w:hAnsi="Times New Roman" w:cs="Times New Roman"/>
-          <w:color w:val="EE0000"/>
-          <w:highlight w:val="yellow"/>
-        </w:rPr>
-        <w:t>再分配與支援線規劃則屬於具時序與路徑依賴性的問題。在此階段，需同時考量店</w:t>
-      </w:r>
-      <w:proofErr w:type="gramStart"/>
-      <w:r>
-        <w:rPr>
-          <w:rFonts w:ascii="Times New Roman" w:eastAsia="標楷體" w:hAnsi="Times New Roman" w:cs="Times New Roman"/>
-          <w:color w:val="EE0000"/>
-          <w:highlight w:val="yellow"/>
-        </w:rPr>
-        <w:t>舖</w:t>
-      </w:r>
-      <w:proofErr w:type="gramEnd"/>
-      <w:r>
-        <w:rPr>
-          <w:rFonts w:ascii="Times New Roman" w:eastAsia="標楷體" w:hAnsi="Times New Roman" w:cs="Times New Roman"/>
-          <w:color w:val="EE0000"/>
-          <w:highlight w:val="yellow"/>
-        </w:rPr>
-        <w:t>間距離、配送</w:t>
-      </w:r>
-      <w:proofErr w:type="gramStart"/>
-      <w:r>
-        <w:rPr>
-          <w:rFonts w:ascii="Times New Roman" w:eastAsia="標楷體" w:hAnsi="Times New Roman" w:cs="Times New Roman"/>
-          <w:color w:val="EE0000"/>
-          <w:highlight w:val="yellow"/>
-        </w:rPr>
-        <w:t>時間窗與車輛</w:t>
-      </w:r>
-      <w:proofErr w:type="gramEnd"/>
-      <w:r>
-        <w:rPr>
-          <w:rFonts w:ascii="Times New Roman" w:eastAsia="標楷體" w:hAnsi="Times New Roman" w:cs="Times New Roman"/>
-          <w:color w:val="EE0000"/>
-          <w:highlight w:val="yellow"/>
-        </w:rPr>
-        <w:t>狀態更新，決策結果高度依賴先前節點的選擇。</w:t>
-      </w:r>
-      <w:proofErr w:type="gramStart"/>
-      <w:r>
-        <w:rPr>
-          <w:rFonts w:ascii="Times New Roman" w:eastAsia="標楷體" w:hAnsi="Times New Roman" w:cs="Times New Roman"/>
-          <w:color w:val="EE0000"/>
-          <w:highlight w:val="yellow"/>
-        </w:rPr>
-        <w:t>蟻群演算法</w:t>
-      </w:r>
-      <w:proofErr w:type="gramEnd"/>
-      <w:r>
-        <w:rPr>
-          <w:rFonts w:ascii="Times New Roman" w:eastAsia="標楷體" w:hAnsi="Times New Roman" w:cs="Times New Roman"/>
-          <w:color w:val="EE0000"/>
-          <w:highlight w:val="yellow"/>
-        </w:rPr>
-        <w:t>透過費洛蒙機制逐步建構路徑，能有效處理此類序列式決策問題，並在搜尋過程中平衡探索與利用，適合應用於路徑規劃層級。</w:t>
-      </w:r>
-    </w:p>
-    <w:p>
-      <w:pPr>
-        <w:widowControl/>
-        <w:spacing w:line="360" w:lineRule="auto"/>
-        <w:ind w:firstLine="480"/>
-        <w:rPr>
-          <w:rFonts w:ascii="Times New Roman" w:eastAsia="標楷體" w:hAnsi="Times New Roman" w:cs="Times New Roman"/>
-          <w:color w:val="EE0000"/>
-          <w:highlight w:val="yellow"/>
-        </w:rPr>
-      </w:pPr>
-      <w:proofErr w:type="gramStart"/>
-      <w:r>
-        <w:rPr>
-          <w:rFonts w:ascii="Times New Roman" w:eastAsia="標楷體" w:hAnsi="Times New Roman" w:cs="Times New Roman" w:hint="eastAsia"/>
-          <w:color w:val="EE0000"/>
-          <w:highlight w:val="yellow"/>
-        </w:rPr>
-        <w:t>此外，</w:t>
-      </w:r>
-      <w:proofErr w:type="gramEnd"/>
-      <w:r>
-        <w:rPr>
-          <w:rFonts w:ascii="Times New Roman" w:eastAsia="標楷體" w:hAnsi="Times New Roman" w:cs="Times New Roman" w:hint="eastAsia"/>
-          <w:color w:val="EE0000"/>
-          <w:highlight w:val="yellow"/>
-        </w:rPr>
-        <w:t>實務物流配送往往同時追求多項目標，例如最小化車輛數量、行駛距離與行駛時間。這些目標之間存在天然的權衡關係，難以以單一目標函數完整描述。因此，本研究於支援線規劃階段進一步引入</w:t>
-      </w:r>
-      <w:proofErr w:type="gramStart"/>
-      <w:r>
-        <w:rPr>
-          <w:rFonts w:ascii="Times New Roman" w:eastAsia="標楷體" w:hAnsi="Times New Roman" w:cs="Times New Roman" w:hint="eastAsia"/>
-          <w:color w:val="EE0000"/>
-          <w:highlight w:val="yellow"/>
-        </w:rPr>
-        <w:t>多目標蟻群演算法</w:t>
-      </w:r>
-      <w:proofErr w:type="gramEnd"/>
-      <w:r>
-        <w:rPr>
-          <w:rFonts w:ascii="Times New Roman" w:eastAsia="標楷體" w:hAnsi="Times New Roman" w:cs="Times New Roman" w:hint="eastAsia"/>
-          <w:color w:val="EE0000"/>
-          <w:highlight w:val="yellow"/>
-        </w:rPr>
-        <w:t>（</w:t>
-      </w:r>
-      <w:r>
-        <w:rPr>
-          <w:rFonts w:ascii="Times New Roman" w:eastAsia="標楷體" w:hAnsi="Times New Roman" w:cs="Times New Roman" w:hint="eastAsia"/>
-          <w:color w:val="EE0000"/>
-          <w:highlight w:val="yellow"/>
-        </w:rPr>
-        <w:t>MOACO</w:t>
-      </w:r>
-      <w:r>
-        <w:rPr>
-          <w:rFonts w:ascii="Times New Roman" w:eastAsia="標楷體" w:hAnsi="Times New Roman" w:cs="Times New Roman" w:hint="eastAsia"/>
-          <w:color w:val="EE0000"/>
-          <w:highlight w:val="yellow"/>
-        </w:rPr>
-        <w:t>），透過多組費洛蒙矩陣與正規化融合機制，使搜尋過程能同時考量多項目標，產生在效率與</w:t>
-      </w:r>
-      <w:proofErr w:type="gramStart"/>
-      <w:r>
-        <w:rPr>
-          <w:rFonts w:ascii="Times New Roman" w:eastAsia="標楷體" w:hAnsi="Times New Roman" w:cs="Times New Roman" w:hint="eastAsia"/>
-          <w:color w:val="EE0000"/>
-          <w:highlight w:val="yellow"/>
-        </w:rPr>
-        <w:t>成本間具平衡</w:t>
-      </w:r>
-      <w:proofErr w:type="gramEnd"/>
-      <w:r>
-        <w:rPr>
-          <w:rFonts w:ascii="Times New Roman" w:eastAsia="標楷體" w:hAnsi="Times New Roman" w:cs="Times New Roman" w:hint="eastAsia"/>
-          <w:color w:val="EE0000"/>
-          <w:highlight w:val="yellow"/>
-        </w:rPr>
-        <w:t>性的解。</w:t>
-      </w:r>
-    </w:p>
-    <w:p>
-      <w:pPr>
-        <w:widowControl/>
-        <w:spacing w:line="360" w:lineRule="auto"/>
-        <w:ind w:firstLine="480"/>
-        <w:rPr>
-          <w:rFonts w:ascii="Times New Roman" w:eastAsia="標楷體" w:hAnsi="Times New Roman" w:cs="Times New Roman"/>
-          <w:color w:val="EE0000"/>
-        </w:rPr>
-      </w:pPr>
-      <w:r>
-        <w:rPr>
-          <w:rFonts w:ascii="Times New Roman" w:eastAsia="標楷體" w:hAnsi="Times New Roman" w:cs="Times New Roman" w:hint="eastAsia"/>
-          <w:color w:val="EE0000"/>
-          <w:highlight w:val="yellow"/>
-        </w:rPr>
-        <w:lastRenderedPageBreak/>
-        <w:t>綜合而言，本研究所提出之</w:t>
-      </w:r>
-      <w:r>
-        <w:rPr>
-          <w:rFonts w:ascii="Times New Roman" w:eastAsia="標楷體" w:hAnsi="Times New Roman" w:cs="Times New Roman" w:hint="eastAsia"/>
-          <w:color w:val="EE0000"/>
-          <w:highlight w:val="yellow"/>
-        </w:rPr>
-        <w:t xml:space="preserve"> Hybrid GA</w:t>
-      </w:r>
-      <w:r>
-        <w:rPr>
-          <w:rFonts w:ascii="Times New Roman" w:eastAsia="標楷體" w:hAnsi="Times New Roman" w:cs="Times New Roman" w:hint="eastAsia"/>
-          <w:color w:val="EE0000"/>
+          <w:rFonts w:ascii="Times New Roman" w:eastAsia="標楷體" w:hAnsi="Times New Roman" w:cs="Times New Roman" w:hint="eastAsia"/>
+          <w:highlight w:val="yellow"/>
+        </w:rPr>
+        <w:t>綜</w:t>
+      </w:r>
+      <w:r>
+        <w:rPr>
+          <w:rFonts w:ascii="Times New Roman" w:eastAsia="標楷體" w:hAnsi="Times New Roman" w:cs="Times New Roman" w:hint="eastAsia"/>
+          <w:highlight w:val="yellow"/>
+        </w:rPr>
+        <w:t>上所述</w:t>
+      </w:r>
+      <w:r>
+        <w:rPr>
+          <w:rFonts w:ascii="Times New Roman" w:eastAsia="標楷體" w:hAnsi="Times New Roman" w:cs="Times New Roman" w:hint="eastAsia"/>
+          <w:highlight w:val="yellow"/>
+        </w:rPr>
+        <w:t>，本研究所提出之</w:t>
+      </w:r>
+      <w:r>
+        <w:rPr>
+          <w:rFonts w:ascii="Times New Roman" w:eastAsia="標楷體" w:hAnsi="Times New Roman" w:cs="Times New Roman" w:hint="eastAsia"/>
+          <w:highlight w:val="yellow"/>
+        </w:rPr>
+        <w:t>Hybrid GA</w:t>
+      </w:r>
+      <w:r>
+        <w:rPr>
+          <w:rFonts w:ascii="Times New Roman" w:eastAsia="標楷體" w:hAnsi="Times New Roman" w:cs="Times New Roman" w:hint="eastAsia"/>
           <w:highlight w:val="yellow"/>
         </w:rPr>
         <w:t>-</w:t>
@@ -30805,18 +29358,30 @@
       <w:r>
         <w:rPr>
           <w:rFonts w:ascii="Times New Roman" w:eastAsia="標楷體" w:hAnsi="Times New Roman" w:cs="Times New Roman" w:hint="eastAsia"/>
-          <w:color w:val="EE0000"/>
-          <w:highlight w:val="yellow"/>
-        </w:rPr>
-        <w:t xml:space="preserve">ACO </w:t>
-      </w:r>
-      <w:r>
-        <w:rPr>
-          <w:rFonts w:ascii="Times New Roman" w:eastAsia="標楷體" w:hAnsi="Times New Roman" w:cs="Times New Roman" w:hint="eastAsia"/>
-          <w:color w:val="EE0000"/>
-          <w:highlight w:val="yellow"/>
-        </w:rPr>
-        <w:t>架構，係根據不同子問題之性質選擇最適合的最佳化策略，使演算法能在合理的計算時間內，於複雜且具實務限制的配送環境中，產生高品質且可執行的配送路線。</w:t>
+          <w:highlight w:val="yellow"/>
+        </w:rPr>
+        <w:t>ACO</w:t>
+      </w:r>
+      <w:r>
+        <w:rPr>
+          <w:rFonts w:ascii="Times New Roman" w:eastAsia="標楷體" w:hAnsi="Times New Roman" w:cs="Times New Roman" w:hint="eastAsia"/>
+          <w:highlight w:val="yellow"/>
+        </w:rPr>
+        <w:t>架構，根據不同子問題</w:t>
+      </w:r>
+      <w:r>
+        <w:rPr>
+          <w:rFonts w:ascii="Times New Roman" w:eastAsia="標楷體" w:hAnsi="Times New Roman" w:cs="Times New Roman" w:hint="eastAsia"/>
+          <w:highlight w:val="yellow"/>
+        </w:rPr>
+        <w:t>特</w:t>
+      </w:r>
+      <w:r>
+        <w:rPr>
+          <w:rFonts w:ascii="Times New Roman" w:eastAsia="標楷體" w:hAnsi="Times New Roman" w:cs="Times New Roman" w:hint="eastAsia"/>
+          <w:highlight w:val="yellow"/>
+        </w:rPr>
+        <w:t>性選擇最適合的最佳化策略，使演算法能在合理的計算時間內，於複雜且具實務限制的配送環境中，產生高品質且可執行的配送路線。</w:t>
       </w:r>
     </w:p>
     <w:p>
@@ -30904,16 +29469,8 @@
         <w:rPr>
           <w:rFonts w:ascii="Times New Roman" w:eastAsia="標楷體" w:hAnsi="Times New Roman" w:cs="Times New Roman"/>
         </w:rPr>
-        <w:t>本研究採用</w:t>
-      </w:r>
-      <w:proofErr w:type="gramStart"/>
-      <w:r>
-        <w:rPr>
-          <w:rFonts w:ascii="Times New Roman" w:eastAsia="標楷體" w:hAnsi="Times New Roman" w:cs="Times New Roman"/>
-        </w:rPr>
-        <w:t>多目標蟻群演算法</w:t>
-      </w:r>
-      <w:proofErr w:type="gramEnd"/>
+        <w:t>本研究採用多目標蟻群演算法</w:t>
+      </w:r>
       <w:r>
         <w:rPr>
           <w:rFonts w:ascii="Times New Roman" w:eastAsia="標楷體" w:hAnsi="Times New Roman" w:cs="Times New Roman" w:hint="eastAsia"/>
@@ -30960,21 +29517,7 @@
         <w:rPr>
           <w:rFonts w:ascii="Times New Roman" w:eastAsia="標楷體" w:hAnsi="Times New Roman" w:cs="Times New Roman"/>
         </w:rPr>
-        <w:t>針對每</w:t>
-      </w:r>
-      <w:proofErr w:type="gramStart"/>
-      <w:r>
-        <w:rPr>
-          <w:rFonts w:ascii="Times New Roman" w:eastAsia="標楷體" w:hAnsi="Times New Roman" w:cs="Times New Roman"/>
-        </w:rPr>
-        <w:t>個</w:t>
-      </w:r>
-      <w:proofErr w:type="gramEnd"/>
-      <w:r>
-        <w:rPr>
-          <w:rFonts w:ascii="Times New Roman" w:eastAsia="標楷體" w:hAnsi="Times New Roman" w:cs="Times New Roman"/>
-        </w:rPr>
-        <w:t>目標分別建立獨立的費洛蒙矩陣，並在完成更新後對其進行正規化與融合，以</w:t>
+        <w:t>針對每個目標分別建立獨立的費洛蒙矩陣，並在完成更新後對其進行正規化與融合，以</w:t>
       </w:r>
       <w:r>
         <w:rPr>
@@ -30982,19 +29525,11 @@
         </w:rPr>
         <w:t>使</w:t>
       </w:r>
-      <w:proofErr w:type="gramStart"/>
-      <w:r>
-        <w:rPr>
-          <w:rFonts w:ascii="Times New Roman" w:eastAsia="標楷體" w:hAnsi="Times New Roman" w:cs="Times New Roman"/>
-        </w:rPr>
-        <w:t>多目標間的資訊</w:t>
-      </w:r>
-      <w:proofErr w:type="gramEnd"/>
-      <w:r>
-        <w:rPr>
-          <w:rFonts w:ascii="Times New Roman" w:eastAsia="標楷體" w:hAnsi="Times New Roman" w:cs="Times New Roman"/>
-        </w:rPr>
-        <w:t>共享，從而得到兼顧各目標平衡性的最佳解。</w:t>
+      <w:r>
+        <w:rPr>
+          <w:rFonts w:ascii="Times New Roman" w:eastAsia="標楷體" w:hAnsi="Times New Roman" w:cs="Times New Roman"/>
+        </w:rPr>
+        <w:t>多目標間的資訊共享，從而得到兼顧各目標平衡性的最佳解。</w:t>
       </w:r>
     </w:p>
     <w:p>
@@ -31065,7 +29600,7 @@
           <w:szCs w:val="24"/>
         </w:rPr>
       </w:pPr>
-      <w:bookmarkStart w:id="48" w:name="_Toc217747147"/>
+      <w:bookmarkStart w:id="48" w:name="_Toc218870786"/>
       <w:r>
         <w:rPr>
           <w:rFonts w:ascii="Times New Roman" w:eastAsia="標楷體" w:hAnsi="Times New Roman" w:cs="Times New Roman"/>
@@ -31666,21 +30201,7 @@
               <w:rPr>
                 <w:rFonts w:ascii="Times New Roman" w:eastAsia="標楷體" w:hAnsi="Times New Roman" w:cs="Times New Roman"/>
               </w:rPr>
-              <w:t>控制貪婪演算法與隨機比例的</w:t>
-            </w:r>
-            <w:proofErr w:type="gramStart"/>
-            <w:r>
-              <w:rPr>
-                <w:rFonts w:ascii="Times New Roman" w:eastAsia="標楷體" w:hAnsi="Times New Roman" w:cs="Times New Roman"/>
-              </w:rPr>
-              <w:t>閾</w:t>
-            </w:r>
-            <w:proofErr w:type="gramEnd"/>
-            <w:r>
-              <w:rPr>
-                <w:rFonts w:ascii="Times New Roman" w:eastAsia="標楷體" w:hAnsi="Times New Roman" w:cs="Times New Roman"/>
-              </w:rPr>
-              <w:t>值</w:t>
+              <w:t>控制貪婪演算法與隨機比例的閾值</w:t>
             </w:r>
           </w:p>
         </w:tc>
@@ -31707,7 +30228,7 @@
           <w:szCs w:val="24"/>
         </w:rPr>
       </w:pPr>
-      <w:bookmarkStart w:id="49" w:name="_Toc217747148"/>
+      <w:bookmarkStart w:id="49" w:name="_Toc218870787"/>
       <w:r>
         <w:rPr>
           <w:rFonts w:ascii="Times New Roman" w:eastAsia="標楷體" w:hAnsi="Times New Roman" w:cs="Times New Roman"/>
@@ -31781,7 +30302,6 @@
         </w:rPr>
         <w:t xml:space="preserve"> </w:t>
       </w:r>
-      <w:proofErr w:type="gramStart"/>
       <w:r>
         <w:rPr>
           <w:rFonts w:ascii="Times New Roman" w:eastAsia="標楷體" w:hAnsi="Times New Roman" w:cs="Times New Roman"/>
@@ -31791,7 +30311,6 @@
         <w:t>變量定義</w:t>
       </w:r>
       <w:bookmarkEnd w:id="49"/>
-      <w:proofErr w:type="gramEnd"/>
     </w:p>
     <w:tbl>
       <w:tblPr>
@@ -32099,16 +30618,8 @@
               <w:rPr>
                 <w:rFonts w:ascii="Times New Roman" w:eastAsia="標楷體" w:hAnsi="Times New Roman" w:cs="Times New Roman"/>
               </w:rPr>
-              <w:t>店</w:t>
-            </w:r>
-            <w:proofErr w:type="gramStart"/>
-            <w:r>
-              <w:rPr>
-                <w:rFonts w:ascii="Times New Roman" w:eastAsia="標楷體" w:hAnsi="Times New Roman" w:cs="Times New Roman"/>
-              </w:rPr>
-              <w:t>舖</w:t>
-            </w:r>
-            <w:proofErr w:type="gramEnd"/>
+              <w:t>店舖</w:t>
+            </w:r>
             <w:r>
               <w:rPr>
                 <w:rFonts w:ascii="Times New Roman" w:eastAsia="標楷體" w:hAnsi="Times New Roman" w:cs="Times New Roman"/>
@@ -32530,16 +31041,8 @@
         <w:rPr>
           <w:rFonts w:ascii="Times New Roman" w:eastAsia="標楷體" w:hAnsi="Times New Roman" w:cs="Times New Roman"/>
         </w:rPr>
-        <w:t>在店鋪選擇與路線構建過程中，螞蟻根據費洛蒙濃度、距離啟發值等因素，計算每</w:t>
-      </w:r>
-      <w:proofErr w:type="gramStart"/>
-      <w:r>
-        <w:rPr>
-          <w:rFonts w:ascii="Times New Roman" w:eastAsia="標楷體" w:hAnsi="Times New Roman" w:cs="Times New Roman"/>
-        </w:rPr>
-        <w:t>個</w:t>
-      </w:r>
-      <w:proofErr w:type="gramEnd"/>
+        <w:t>在店鋪選擇與路線構建過程中，螞蟻根據費洛蒙濃度、距離啟發值等因素，計算每個</w:t>
+      </w:r>
       <w:r>
         <w:rPr>
           <w:rFonts w:ascii="Times New Roman" w:eastAsia="標楷體" w:hAnsi="Times New Roman" w:cs="Times New Roman" w:hint="eastAsia"/>
@@ -32588,19 +31091,11 @@
         </w:rPr>
         <w:t>或等於預設</w:t>
       </w:r>
-      <w:proofErr w:type="gramStart"/>
-      <w:r>
-        <w:rPr>
-          <w:rFonts w:ascii="Times New Roman" w:eastAsia="標楷體" w:hAnsi="Times New Roman" w:cs="Times New Roman"/>
-        </w:rPr>
-        <w:t>閾</w:t>
-      </w:r>
-      <w:proofErr w:type="gramEnd"/>
-      <w:r>
-        <w:rPr>
-          <w:rFonts w:ascii="Times New Roman" w:eastAsia="標楷體" w:hAnsi="Times New Roman" w:cs="Times New Roman"/>
-        </w:rPr>
-        <w:t>值</w:t>
+      <w:r>
+        <w:rPr>
+          <w:rFonts w:ascii="Times New Roman" w:eastAsia="標楷體" w:hAnsi="Times New Roman" w:cs="Times New Roman"/>
+        </w:rPr>
+        <w:t>閾值</w:t>
       </w:r>
       <w:r>
         <w:rPr>
@@ -32644,19 +31139,11 @@
         </w:rPr>
         <w:t>若隨機數大於</w:t>
       </w:r>
-      <w:proofErr w:type="gramStart"/>
-      <w:r>
-        <w:rPr>
-          <w:rFonts w:ascii="Times New Roman" w:eastAsia="標楷體" w:hAnsi="Times New Roman" w:cs="Times New Roman"/>
-        </w:rPr>
-        <w:t>閾</w:t>
-      </w:r>
-      <w:proofErr w:type="gramEnd"/>
-      <w:r>
-        <w:rPr>
-          <w:rFonts w:ascii="Times New Roman" w:eastAsia="標楷體" w:hAnsi="Times New Roman" w:cs="Times New Roman"/>
-        </w:rPr>
-        <w:t>值</w:t>
+      <w:r>
+        <w:rPr>
+          <w:rFonts w:ascii="Times New Roman" w:eastAsia="標楷體" w:hAnsi="Times New Roman" w:cs="Times New Roman"/>
+        </w:rPr>
+        <w:t>閾值</w:t>
       </w:r>
       <w:r>
         <w:rPr>
@@ -34614,21 +33101,7 @@
         <w:rPr>
           <w:rFonts w:ascii="Times New Roman" w:eastAsia="標楷體" w:hAnsi="Times New Roman" w:cs="Times New Roman" w:hint="eastAsia"/>
         </w:rPr>
-        <w:t>為</w:t>
-      </w:r>
-      <w:proofErr w:type="gramStart"/>
-      <w:r>
-        <w:rPr>
-          <w:rFonts w:ascii="Times New Roman" w:eastAsia="標楷體" w:hAnsi="Times New Roman" w:cs="Times New Roman" w:hint="eastAsia"/>
-        </w:rPr>
-        <w:t>使螞蟻</w:t>
-      </w:r>
-      <w:proofErr w:type="gramEnd"/>
-      <w:r>
-        <w:rPr>
-          <w:rFonts w:ascii="Times New Roman" w:eastAsia="標楷體" w:hAnsi="Times New Roman" w:cs="Times New Roman" w:hint="eastAsia"/>
-        </w:rPr>
-        <w:t>在搜尋過程中依據不同的目標進行</w:t>
+        <w:t>為使螞蟻在搜尋過程中依據不同的目標進行</w:t>
       </w:r>
       <w:r>
         <w:rPr>
@@ -35783,29 +34256,7 @@
           <w:sz w:val="32"/>
           <w:szCs w:val="32"/>
         </w:rPr>
-        <w:t>費洛蒙正</w:t>
-      </w:r>
-      <w:proofErr w:type="gramStart"/>
-      <w:r>
-        <w:rPr>
-          <w:rFonts w:ascii="Times New Roman" w:eastAsia="標楷體" w:hAnsi="Times New Roman" w:cs="Times New Roman"/>
-          <w:b/>
-          <w:bCs/>
-          <w:sz w:val="32"/>
-          <w:szCs w:val="32"/>
-        </w:rPr>
-        <w:t>規</w:t>
-      </w:r>
-      <w:proofErr w:type="gramEnd"/>
-      <w:r>
-        <w:rPr>
-          <w:rFonts w:ascii="Times New Roman" w:eastAsia="標楷體" w:hAnsi="Times New Roman" w:cs="Times New Roman"/>
-          <w:b/>
-          <w:bCs/>
-          <w:sz w:val="32"/>
-          <w:szCs w:val="32"/>
-        </w:rPr>
-        <w:t>化與融合</w:t>
+        <w:t>費洛蒙正規化與融合</w:t>
       </w:r>
       <w:bookmarkEnd w:id="53"/>
     </w:p>
@@ -35829,21 +34280,7 @@
         <w:rPr>
           <w:rFonts w:ascii="Times New Roman" w:eastAsia="標楷體" w:hAnsi="Times New Roman" w:cs="Times New Roman"/>
         </w:rPr>
-        <w:t>多目標之間達成有效的資訊共享，本研究在每一個群體完成費洛蒙更新後，進一步進行費洛蒙正</w:t>
-      </w:r>
-      <w:proofErr w:type="gramStart"/>
-      <w:r>
-        <w:rPr>
-          <w:rFonts w:ascii="Times New Roman" w:eastAsia="標楷體" w:hAnsi="Times New Roman" w:cs="Times New Roman"/>
-        </w:rPr>
-        <w:t>規</w:t>
-      </w:r>
-      <w:proofErr w:type="gramEnd"/>
-      <w:r>
-        <w:rPr>
-          <w:rFonts w:ascii="Times New Roman" w:eastAsia="標楷體" w:hAnsi="Times New Roman" w:cs="Times New Roman"/>
-        </w:rPr>
-        <w:t>化與融合</w:t>
+        <w:t>多目標之間達成有效的資訊共享，本研究在每一個群體完成費洛蒙更新後，進一步進行費洛蒙正規化與融合</w:t>
       </w:r>
       <w:r>
         <w:rPr>
@@ -35857,19 +34294,11 @@
         </w:rPr>
         <w:t>整合不同目標的搜尋資訊，</w:t>
       </w:r>
-      <w:proofErr w:type="gramStart"/>
-      <w:r>
-        <w:rPr>
-          <w:rFonts w:ascii="Times New Roman" w:eastAsia="標楷體" w:hAnsi="Times New Roman" w:cs="Times New Roman"/>
-        </w:rPr>
-        <w:t>使解能</w:t>
-      </w:r>
-      <w:proofErr w:type="gramEnd"/>
-      <w:r>
-        <w:rPr>
-          <w:rFonts w:ascii="Times New Roman" w:eastAsia="標楷體" w:hAnsi="Times New Roman" w:cs="Times New Roman"/>
-        </w:rPr>
-        <w:t>兼顧各目標的平衡性。</w:t>
+      <w:r>
+        <w:rPr>
+          <w:rFonts w:ascii="Times New Roman" w:eastAsia="標楷體" w:hAnsi="Times New Roman" w:cs="Times New Roman"/>
+        </w:rPr>
+        <w:t>使解能兼顧各目標的平衡性。</w:t>
       </w:r>
       <w:r>
         <w:rPr>
@@ -35893,23 +34322,8 @@
         <w:rPr>
           <w:rFonts w:ascii="Times New Roman" w:eastAsia="標楷體" w:hAnsi="Times New Roman" w:cs="Times New Roman"/>
         </w:rPr>
-        <w:t>費洛蒙正</w:t>
-      </w:r>
-      <w:proofErr w:type="gramStart"/>
-      <w:r>
-        <w:rPr>
-          <w:rFonts w:ascii="Times New Roman" w:eastAsia="標楷體" w:hAnsi="Times New Roman" w:cs="Times New Roman"/>
-        </w:rPr>
-        <w:t>規</w:t>
-      </w:r>
-      <w:proofErr w:type="gramEnd"/>
-      <w:r>
-        <w:rPr>
-          <w:rFonts w:ascii="Times New Roman" w:eastAsia="標楷體" w:hAnsi="Times New Roman" w:cs="Times New Roman"/>
-        </w:rPr>
-        <w:t>化公式，將各</w:t>
-      </w:r>
-      <w:proofErr w:type="gramStart"/>
+        <w:t>費洛蒙正規化公式，將各</w:t>
+      </w:r>
       <w:r>
         <w:rPr>
           <w:rFonts w:ascii="Times New Roman" w:eastAsia="標楷體" w:hAnsi="Times New Roman" w:cs="Times New Roman" w:hint="eastAsia"/>
@@ -35920,14 +34334,7 @@
         <w:rPr>
           <w:rFonts w:ascii="Times New Roman" w:eastAsia="標楷體" w:hAnsi="Times New Roman" w:cs="Times New Roman"/>
         </w:rPr>
-        <w:t>間的費洛蒙</w:t>
-      </w:r>
-      <w:proofErr w:type="gramEnd"/>
-      <w:r>
-        <w:rPr>
-          <w:rFonts w:ascii="Times New Roman" w:eastAsia="標楷體" w:hAnsi="Times New Roman" w:cs="Times New Roman"/>
-        </w:rPr>
-        <w:t>值轉換為在該節點下的相對比例</w:t>
+        <w:t>間的費洛蒙值轉換為在該節點下的相對比例</w:t>
       </w:r>
       <w:r>
         <w:rPr>
@@ -35952,21 +34359,7 @@
           <w:rFonts w:ascii="Times New Roman" w:eastAsia="標楷體" w:hAnsi="Times New Roman" w:cs="Times New Roman"/>
         </w:rPr>
         <w:lastRenderedPageBreak/>
-        <w:t>費洛蒙融合公式，其中</w:t>
-      </w:r>
-      <w:proofErr w:type="gramStart"/>
-      <w:r>
-        <w:rPr>
-          <w:rFonts w:ascii="Times New Roman" w:eastAsia="標楷體" w:hAnsi="Times New Roman" w:cs="Times New Roman"/>
-        </w:rPr>
-        <w:t>三個權</w:t>
-      </w:r>
-      <w:proofErr w:type="gramEnd"/>
-      <w:r>
-        <w:rPr>
-          <w:rFonts w:ascii="Times New Roman" w:eastAsia="標楷體" w:hAnsi="Times New Roman" w:cs="Times New Roman"/>
-        </w:rPr>
-        <w:t>重參數分別對應於最小化配送車輛數量、最小化總行駛距離以及最小化配送總時間之相對重要</w:t>
+        <w:t>費洛蒙融合公式，其中三個權重參數分別對應於最小化配送車輛數量、最小化總行駛距離以及最小化配送總時間之相對重要</w:t>
       </w:r>
       <w:r>
         <w:rPr>
@@ -36859,7 +35252,7 @@
       </w:pPr>
       <w:bookmarkStart w:id="56" w:name="_Ref214975302"/>
       <w:bookmarkStart w:id="57" w:name="_Ref214975290"/>
-      <w:bookmarkStart w:id="58" w:name="_Toc217747149"/>
+      <w:bookmarkStart w:id="58" w:name="_Toc218870788"/>
       <w:r>
         <w:rPr>
           <w:rFonts w:ascii="Times New Roman" w:eastAsia="標楷體" w:hAnsi="Times New Roman" w:cs="Times New Roman"/>
@@ -37709,21 +36102,7 @@
         <w:rPr>
           <w:rFonts w:ascii="Times New Roman" w:eastAsia="標楷體" w:hAnsi="Times New Roman" w:cs="Times New Roman" w:hint="eastAsia"/>
         </w:rPr>
-        <w:t>包含車輛編號與店</w:t>
-      </w:r>
-      <w:proofErr w:type="gramStart"/>
-      <w:r>
-        <w:rPr>
-          <w:rFonts w:ascii="Times New Roman" w:eastAsia="標楷體" w:hAnsi="Times New Roman" w:cs="Times New Roman" w:hint="eastAsia"/>
-        </w:rPr>
-        <w:t>舖</w:t>
-      </w:r>
-      <w:proofErr w:type="gramEnd"/>
-      <w:r>
-        <w:rPr>
-          <w:rFonts w:ascii="Times New Roman" w:eastAsia="標楷體" w:hAnsi="Times New Roman" w:cs="Times New Roman" w:hint="eastAsia"/>
-        </w:rPr>
-        <w:t>編號，車輛編號又</w:t>
+        <w:t>包含車輛編號與店舖編號，車輛編號又</w:t>
       </w:r>
       <w:r>
         <w:rPr>
@@ -37747,21 +36126,7 @@
         <w:rPr>
           <w:rFonts w:ascii="Times New Roman" w:eastAsia="標楷體" w:hAnsi="Times New Roman" w:cs="Times New Roman" w:hint="eastAsia"/>
         </w:rPr>
-        <w:t>格式為一數字搭配</w:t>
-      </w:r>
-      <w:proofErr w:type="gramStart"/>
-      <w:r>
-        <w:rPr>
-          <w:rFonts w:ascii="Times New Roman" w:eastAsia="標楷體" w:hAnsi="Times New Roman" w:cs="Times New Roman" w:hint="eastAsia"/>
-        </w:rPr>
-        <w:t>一</w:t>
-      </w:r>
-      <w:proofErr w:type="gramEnd"/>
-      <w:r>
-        <w:rPr>
-          <w:rFonts w:ascii="Times New Roman" w:eastAsia="標楷體" w:hAnsi="Times New Roman" w:cs="Times New Roman" w:hint="eastAsia"/>
-        </w:rPr>
-        <w:t>字母，支援線車輛編號</w:t>
+        <w:t>格式為一數字搭配一字母，支援線車輛編號</w:t>
       </w:r>
       <w:r>
         <w:rPr>
@@ -37833,21 +36198,7 @@
         <w:rPr>
           <w:rFonts w:ascii="Times New Roman" w:eastAsia="標楷體" w:hAnsi="Times New Roman" w:cs="Times New Roman" w:hint="eastAsia"/>
         </w:rPr>
-        <w:t>表定到店時間定義店鋪的時間窗限制，</w:t>
-      </w:r>
-      <w:proofErr w:type="gramStart"/>
-      <w:r>
-        <w:rPr>
-          <w:rFonts w:ascii="Times New Roman" w:eastAsia="標楷體" w:hAnsi="Times New Roman" w:cs="Times New Roman" w:hint="eastAsia"/>
-        </w:rPr>
-        <w:t>於表定</w:t>
-      </w:r>
-      <w:proofErr w:type="gramEnd"/>
-      <w:r>
-        <w:rPr>
-          <w:rFonts w:ascii="Times New Roman" w:eastAsia="標楷體" w:hAnsi="Times New Roman" w:cs="Times New Roman" w:hint="eastAsia"/>
-        </w:rPr>
-        <w:t>到店時間前</w:t>
+        <w:t>表定到店時間定義店鋪的時間窗限制，於表定到店時間前</w:t>
       </w:r>
       <w:r>
         <w:rPr>
@@ -38134,7 +36485,7 @@
         <w:widowControl/>
         <w:jc w:val="center"/>
         <w:rPr>
-          <w:rFonts w:ascii="Times New Roman" w:eastAsia="標楷體" w:hAnsi="Times New Roman" w:cs="Times New Roman"/>
+          <w:rFonts w:ascii="Times New Roman" w:eastAsia="標楷體" w:hAnsi="Times New Roman" w:cs="Times New Roman" w:hint="eastAsia"/>
         </w:rPr>
       </w:pPr>
       <w:bookmarkStart w:id="62" w:name="_Ref217743646"/>
@@ -38208,7 +36559,7 @@
         <w:widowControl/>
         <w:outlineLvl w:val="1"/>
         <w:rPr>
-          <w:rFonts w:ascii="Times New Roman" w:eastAsia="標楷體" w:hAnsi="Times New Roman" w:cs="Times New Roman"/>
+          <w:rFonts w:ascii="Times New Roman" w:eastAsia="標楷體" w:hAnsi="Times New Roman" w:cs="Times New Roman" w:hint="eastAsia"/>
           <w:b/>
           <w:bCs/>
           <w:sz w:val="36"/>
@@ -38223,6 +36574,7 @@
           <w:bCs/>
           <w:sz w:val="36"/>
           <w:szCs w:val="36"/>
+          <w:highlight w:val="yellow"/>
         </w:rPr>
         <w:lastRenderedPageBreak/>
         <w:t>4.</w:t>
@@ -38234,6 +36586,7 @@
           <w:bCs/>
           <w:sz w:val="36"/>
           <w:szCs w:val="36"/>
+          <w:highlight w:val="yellow"/>
         </w:rPr>
         <w:t>4</w:t>
       </w:r>
@@ -38244,6 +36597,7 @@
           <w:bCs/>
           <w:sz w:val="36"/>
           <w:szCs w:val="36"/>
+          <w:highlight w:val="yellow"/>
         </w:rPr>
         <w:t xml:space="preserve"> </w:t>
       </w:r>
@@ -38254,6 +36608,7 @@
           <w:bCs/>
           <w:sz w:val="36"/>
           <w:szCs w:val="36"/>
+          <w:highlight w:val="yellow"/>
         </w:rPr>
         <w:t>實驗</w:t>
       </w:r>
@@ -38264,6 +36619,7 @@
           <w:bCs/>
           <w:sz w:val="36"/>
           <w:szCs w:val="36"/>
+          <w:highlight w:val="yellow"/>
         </w:rPr>
         <w:t>結果</w:t>
       </w:r>
@@ -38274,6 +36630,7 @@
           <w:bCs/>
           <w:sz w:val="36"/>
           <w:szCs w:val="36"/>
+          <w:highlight w:val="yellow"/>
         </w:rPr>
         <w:t>與分析</w:t>
       </w:r>
@@ -38286,7 +36643,7 @@
         <w:ind w:firstLine="480"/>
         <w:jc w:val="both"/>
         <w:rPr>
-          <w:rFonts w:ascii="Times New Roman" w:eastAsia="標楷體" w:hAnsi="Times New Roman" w:cs="Times New Roman"/>
+          <w:rFonts w:ascii="Times New Roman" w:eastAsia="標楷體" w:hAnsi="Times New Roman" w:cs="Times New Roman" w:hint="eastAsia"/>
           <w:sz w:val="24"/>
           <w:szCs w:val="24"/>
         </w:rPr>
@@ -38296,385 +36653,253 @@
           <w:rFonts w:ascii="Times New Roman" w:eastAsia="標楷體" w:hAnsi="Times New Roman" w:cs="Times New Roman" w:hint="eastAsia"/>
           <w:sz w:val="24"/>
           <w:szCs w:val="24"/>
-        </w:rPr>
-        <w:t>本研究採用物流公司</w:t>
+          <w:highlight w:val="yellow"/>
+        </w:rPr>
+        <w:t>在</w:t>
       </w:r>
       <w:r>
         <w:rPr>
           <w:rFonts w:ascii="Times New Roman" w:eastAsia="標楷體" w:hAnsi="Times New Roman" w:cs="Times New Roman" w:hint="eastAsia"/>
           <w:sz w:val="24"/>
           <w:szCs w:val="24"/>
-        </w:rPr>
-        <w:t>之實際</w:t>
+          <w:highlight w:val="yellow"/>
+        </w:rPr>
+        <w:t>經過本研究所設計之自動化路線</w:t>
       </w:r>
       <w:r>
         <w:rPr>
           <w:rFonts w:ascii="Times New Roman" w:eastAsia="標楷體" w:hAnsi="Times New Roman" w:cs="Times New Roman" w:hint="eastAsia"/>
           <w:sz w:val="24"/>
           <w:szCs w:val="24"/>
-        </w:rPr>
-        <w:t>人工</w:t>
+          <w:highlight w:val="yellow"/>
+        </w:rPr>
+        <w:t>編排</w:t>
       </w:r>
       <w:r>
         <w:rPr>
           <w:rFonts w:ascii="Times New Roman" w:eastAsia="標楷體" w:hAnsi="Times New Roman" w:cs="Times New Roman" w:hint="eastAsia"/>
           <w:sz w:val="24"/>
           <w:szCs w:val="24"/>
-        </w:rPr>
-        <w:t>編排路線資料作為比較</w:t>
+          <w:highlight w:val="yellow"/>
+        </w:rPr>
+        <w:t>流程後，本節將評估該流程在物流公司提供之資料集上的路線編排效果。評估不同超參數設定對路線規劃結果的影響，並進一步分析整體</w:t>
       </w:r>
       <w:r>
         <w:rPr>
           <w:rFonts w:ascii="Times New Roman" w:eastAsia="標楷體" w:hAnsi="Times New Roman" w:cs="Times New Roman" w:hint="eastAsia"/>
           <w:sz w:val="24"/>
           <w:szCs w:val="24"/>
-        </w:rPr>
-        <w:t>基準</w:t>
+          <w:highlight w:val="yellow"/>
+        </w:rPr>
+        <w:t>路線</w:t>
       </w:r>
       <w:r>
         <w:rPr>
           <w:rFonts w:ascii="Times New Roman" w:eastAsia="標楷體" w:hAnsi="Times New Roman" w:cs="Times New Roman" w:hint="eastAsia"/>
           <w:sz w:val="24"/>
           <w:szCs w:val="24"/>
-        </w:rPr>
-        <w:t>，</w:t>
+          <w:highlight w:val="yellow"/>
+        </w:rPr>
+        <w:t>編排績效指標</w:t>
       </w:r>
       <w:r>
         <w:rPr>
           <w:rFonts w:ascii="Times New Roman" w:eastAsia="標楷體" w:hAnsi="Times New Roman" w:cs="Times New Roman" w:hint="eastAsia"/>
           <w:sz w:val="24"/>
           <w:szCs w:val="24"/>
-        </w:rPr>
-        <w:t>以</w:t>
+          <w:highlight w:val="yellow"/>
+        </w:rPr>
+        <w:t>，以檢視</w:t>
       </w:r>
       <w:r>
         <w:rPr>
           <w:rFonts w:ascii="Times New Roman" w:eastAsia="標楷體" w:hAnsi="Times New Roman" w:cs="Times New Roman" w:hint="eastAsia"/>
           <w:sz w:val="24"/>
           <w:szCs w:val="24"/>
-        </w:rPr>
-        <w:t>每日</w:t>
+          <w:highlight w:val="yellow"/>
+        </w:rPr>
+        <w:t>編排結果</w:t>
       </w:r>
       <w:r>
         <w:rPr>
           <w:rFonts w:ascii="Times New Roman" w:eastAsia="標楷體" w:hAnsi="Times New Roman" w:cs="Times New Roman" w:hint="eastAsia"/>
           <w:sz w:val="24"/>
           <w:szCs w:val="24"/>
-        </w:rPr>
-        <w:t>配送</w:t>
-      </w:r>
-      <w:r>
-        <w:rPr>
-          <w:rFonts w:ascii="Times New Roman" w:eastAsia="標楷體" w:hAnsi="Times New Roman" w:cs="Times New Roman" w:hint="eastAsia"/>
+          <w:highlight w:val="yellow"/>
+        </w:rPr>
+        <w:t>是否符合預期</w:t>
+      </w:r>
+      <w:r>
+        <w:rPr>
+          <w:rFonts w:ascii="Times New Roman" w:eastAsia="標楷體" w:hAnsi="Times New Roman" w:cs="Times New Roman"/>
           <w:sz w:val="24"/>
           <w:szCs w:val="24"/>
-        </w:rPr>
-        <w:t>需求為</w:t>
+          <w:highlight w:val="yellow"/>
+        </w:rPr>
+        <w:t>，</w:t>
       </w:r>
       <w:r>
         <w:rPr>
           <w:rFonts w:ascii="Times New Roman" w:eastAsia="標楷體" w:hAnsi="Times New Roman" w:cs="Times New Roman" w:hint="eastAsia"/>
           <w:sz w:val="24"/>
           <w:szCs w:val="24"/>
-        </w:rPr>
-        <w:t>實驗</w:t>
-      </w:r>
-      <w:r>
-        <w:rPr>
-          <w:rFonts w:ascii="Times New Roman" w:eastAsia="標楷體" w:hAnsi="Times New Roman" w:cs="Times New Roman" w:hint="eastAsia"/>
+          <w:highlight w:val="yellow"/>
+        </w:rPr>
+        <w:t>從而驗證其</w:t>
+      </w:r>
+      <w:r>
+        <w:rPr>
+          <w:rFonts w:ascii="Times New Roman" w:eastAsia="標楷體" w:hAnsi="Times New Roman" w:cs="Times New Roman"/>
           <w:sz w:val="24"/>
           <w:szCs w:val="24"/>
-        </w:rPr>
-        <w:t>單位</w:t>
+          <w:highlight w:val="yellow"/>
+        </w:rPr>
+        <w:t>在實務配送環境中的可行性與穩定性</w:t>
       </w:r>
       <w:r>
         <w:rPr>
           <w:rFonts w:ascii="Times New Roman" w:eastAsia="標楷體" w:hAnsi="Times New Roman" w:cs="Times New Roman" w:hint="eastAsia"/>
           <w:sz w:val="24"/>
           <w:szCs w:val="24"/>
-        </w:rPr>
-        <w:t>，共</w:t>
-      </w:r>
-      <w:r>
+          <w:highlight w:val="yellow"/>
+        </w:rPr>
+        <w:t>。</w:t>
+      </w:r>
+    </w:p>
+    <w:p>
+      <w:pPr>
+        <w:widowControl/>
+        <w:outlineLvl w:val="2"/>
+        <w:rPr>
+          <w:rFonts w:ascii="Times New Roman" w:eastAsia="標楷體" w:hAnsi="Times New Roman" w:cs="Times New Roman" w:hint="eastAsia"/>
+          <w:b/>
+          <w:bCs/>
+          <w:sz w:val="32"/>
+          <w:szCs w:val="32"/>
+          <w:highlight w:val="yellow"/>
+        </w:rPr>
+      </w:pPr>
+      <w:r>
+        <w:rPr>
+          <w:rFonts w:ascii="Times New Roman" w:eastAsia="標楷體" w:hAnsi="Times New Roman" w:cs="Times New Roman" w:hint="eastAsia"/>
+          <w:b/>
+          <w:bCs/>
+          <w:sz w:val="32"/>
+          <w:szCs w:val="32"/>
+          <w:highlight w:val="yellow"/>
+        </w:rPr>
+        <w:t>4.4.</w:t>
+      </w:r>
+      <w:r>
+        <w:rPr>
+          <w:rFonts w:ascii="Times New Roman" w:eastAsia="標楷體" w:hAnsi="Times New Roman" w:cs="Times New Roman" w:hint="eastAsia"/>
+          <w:b/>
+          <w:bCs/>
+          <w:sz w:val="32"/>
+          <w:szCs w:val="32"/>
+          <w:highlight w:val="yellow"/>
+        </w:rPr>
+        <w:t>1</w:t>
+      </w:r>
+      <w:r>
+        <w:rPr>
+          <w:rFonts w:ascii="Times New Roman" w:eastAsia="標楷體" w:hAnsi="Times New Roman" w:cs="Times New Roman" w:hint="eastAsia"/>
+          <w:b/>
+          <w:bCs/>
+          <w:sz w:val="32"/>
+          <w:szCs w:val="32"/>
+          <w:highlight w:val="yellow"/>
+        </w:rPr>
+        <w:t xml:space="preserve"> </w:t>
+      </w:r>
+      <w:r>
+        <w:rPr>
+          <w:rFonts w:ascii="Times New Roman" w:eastAsia="標楷體" w:hAnsi="Times New Roman" w:cs="Times New Roman" w:hint="eastAsia"/>
+          <w:b/>
+          <w:bCs/>
+          <w:sz w:val="32"/>
+          <w:szCs w:val="32"/>
+          <w:highlight w:val="yellow"/>
+        </w:rPr>
+        <w:t>實驗</w:t>
+      </w:r>
+      <w:r>
+        <w:rPr>
+          <w:rFonts w:ascii="Times New Roman" w:eastAsia="標楷體" w:hAnsi="Times New Roman" w:cs="Times New Roman" w:hint="eastAsia"/>
+          <w:b/>
+          <w:bCs/>
+          <w:sz w:val="32"/>
+          <w:szCs w:val="32"/>
+          <w:highlight w:val="yellow"/>
+        </w:rPr>
+        <w:t>參數</w:t>
+      </w:r>
+    </w:p>
+    <w:p>
+      <w:pPr>
+        <w:pStyle w:val="af6"/>
+        <w:jc w:val="center"/>
         <w:rPr>
           <w:rFonts w:ascii="Times New Roman" w:eastAsia="標楷體" w:hAnsi="Times New Roman" w:cs="Times New Roman"/>
           <w:sz w:val="24"/>
           <w:szCs w:val="24"/>
-        </w:rPr>
-        <w:t>1</w:t>
-      </w:r>
-      <w:r>
-        <w:rPr>
-          <w:rFonts w:ascii="Times New Roman" w:eastAsia="標楷體" w:hAnsi="Times New Roman" w:cs="Times New Roman" w:hint="eastAsia"/>
+          <w:highlight w:val="yellow"/>
+        </w:rPr>
+      </w:pPr>
+      <w:bookmarkStart w:id="65" w:name="_Toc218870789"/>
+      <w:r>
+        <w:rPr>
+          <w:rFonts w:ascii="Times New Roman" w:eastAsia="標楷體" w:hAnsi="Times New Roman" w:cs="Times New Roman"/>
           <w:sz w:val="24"/>
           <w:szCs w:val="24"/>
-        </w:rPr>
-        <w:t>0</w:t>
-      </w:r>
-      <w:r>
-        <w:rPr>
-          <w:rFonts w:ascii="Times New Roman" w:eastAsia="標楷體" w:hAnsi="Times New Roman" w:cs="Times New Roman" w:hint="eastAsia"/>
+          <w:highlight w:val="yellow"/>
+        </w:rPr>
+        <w:t>表</w:t>
+      </w:r>
+      <w:r>
+        <w:rPr>
+          <w:rFonts w:ascii="Times New Roman" w:eastAsia="標楷體" w:hAnsi="Times New Roman" w:cs="Times New Roman"/>
           <w:sz w:val="24"/>
           <w:szCs w:val="24"/>
-        </w:rPr>
-        <w:t>組案例</w:t>
-      </w:r>
-      <w:r>
-        <w:rPr>
-          <w:rFonts w:ascii="Times New Roman" w:eastAsia="標楷體" w:hAnsi="Times New Roman" w:cs="Times New Roman" w:hint="eastAsia"/>
+          <w:highlight w:val="yellow"/>
+        </w:rPr>
+        <w:fldChar w:fldCharType="begin"/>
+      </w:r>
+      <w:r>
+        <w:rPr>
+          <w:rFonts w:ascii="Times New Roman" w:eastAsia="標楷體" w:hAnsi="Times New Roman" w:cs="Times New Roman"/>
           <w:sz w:val="24"/>
           <w:szCs w:val="24"/>
-        </w:rPr>
-        <w:t>。</w:t>
-      </w:r>
-      <w:r>
-        <w:rPr>
-          <w:rFonts w:ascii="Times New Roman" w:eastAsia="標楷體" w:hAnsi="Times New Roman" w:cs="Times New Roman" w:hint="eastAsia"/>
+          <w:highlight w:val="yellow"/>
+        </w:rPr>
+        <w:instrText xml:space="preserve"> SEQ </w:instrText>
+      </w:r>
+      <w:r>
+        <w:rPr>
+          <w:rFonts w:ascii="Times New Roman" w:eastAsia="標楷體" w:hAnsi="Times New Roman" w:cs="Times New Roman"/>
           <w:sz w:val="24"/>
           <w:szCs w:val="24"/>
-        </w:rPr>
-        <w:t>系統進行路線編排後，</w:t>
-      </w:r>
-      <w:r>
-        <w:rPr>
-          <w:rFonts w:ascii="Times New Roman" w:eastAsia="標楷體" w:hAnsi="Times New Roman" w:cs="Times New Roman" w:hint="eastAsia"/>
+          <w:highlight w:val="yellow"/>
+        </w:rPr>
+        <w:instrText>表</w:instrText>
+      </w:r>
+      <w:r>
+        <w:rPr>
+          <w:rFonts w:ascii="Times New Roman" w:eastAsia="標楷體" w:hAnsi="Times New Roman" w:cs="Times New Roman"/>
           <w:sz w:val="24"/>
           <w:szCs w:val="24"/>
-        </w:rPr>
-        <w:t>針對</w:t>
+          <w:highlight w:val="yellow"/>
+        </w:rPr>
+        <w:instrText xml:space="preserve"> \* ARABIC </w:instrText>
       </w:r>
       <w:r>
         <w:rPr>
           <w:rFonts w:ascii="Times New Roman" w:eastAsia="標楷體" w:hAnsi="Times New Roman" w:cs="Times New Roman"/>
           <w:sz w:val="24"/>
           <w:szCs w:val="24"/>
-        </w:rPr>
-        <w:t>車</w:t>
-      </w:r>
-      <w:r>
-        <w:rPr>
-          <w:rFonts w:ascii="Times New Roman" w:eastAsia="標楷體" w:hAnsi="Times New Roman" w:cs="Times New Roman" w:hint="eastAsia"/>
-          <w:sz w:val="24"/>
-          <w:szCs w:val="24"/>
-        </w:rPr>
-        <w:t>輛</w:t>
-      </w:r>
-      <w:r>
-        <w:rPr>
-          <w:rFonts w:ascii="Times New Roman" w:eastAsia="標楷體" w:hAnsi="Times New Roman" w:cs="Times New Roman"/>
-          <w:sz w:val="24"/>
-          <w:szCs w:val="24"/>
-        </w:rPr>
-        <w:t>數</w:t>
-      </w:r>
-      <w:r>
-        <w:rPr>
-          <w:rFonts w:ascii="Times New Roman" w:eastAsia="標楷體" w:hAnsi="Times New Roman" w:cs="Times New Roman" w:hint="eastAsia"/>
-          <w:sz w:val="24"/>
-          <w:szCs w:val="24"/>
-        </w:rPr>
-        <w:t>量</w:t>
-      </w:r>
-      <w:r>
-        <w:rPr>
-          <w:rFonts w:ascii="Times New Roman" w:eastAsia="標楷體" w:hAnsi="Times New Roman" w:cs="Times New Roman"/>
-          <w:sz w:val="24"/>
-          <w:szCs w:val="24"/>
-        </w:rPr>
-        <w:t>、</w:t>
-      </w:r>
-      <w:r>
-        <w:rPr>
-          <w:rFonts w:ascii="Times New Roman" w:eastAsia="標楷體" w:hAnsi="Times New Roman" w:cs="Times New Roman" w:hint="eastAsia"/>
-          <w:sz w:val="24"/>
-          <w:szCs w:val="24"/>
-        </w:rPr>
-        <w:t>總</w:t>
-      </w:r>
-      <w:r>
-        <w:rPr>
-          <w:rFonts w:ascii="Times New Roman" w:eastAsia="標楷體" w:hAnsi="Times New Roman" w:cs="Times New Roman"/>
-          <w:sz w:val="24"/>
-          <w:szCs w:val="24"/>
-        </w:rPr>
-        <w:t>行駛距離</w:t>
-      </w:r>
-      <w:r>
-        <w:rPr>
-          <w:rFonts w:ascii="Times New Roman" w:eastAsia="標楷體" w:hAnsi="Times New Roman" w:cs="Times New Roman" w:hint="eastAsia"/>
-          <w:sz w:val="24"/>
-          <w:szCs w:val="24"/>
-        </w:rPr>
-        <w:t>、總行駛</w:t>
-      </w:r>
-      <w:r>
-        <w:rPr>
-          <w:rFonts w:ascii="Times New Roman" w:eastAsia="標楷體" w:hAnsi="Times New Roman" w:cs="Times New Roman" w:hint="eastAsia"/>
-          <w:sz w:val="24"/>
-          <w:szCs w:val="24"/>
-        </w:rPr>
-        <w:t>時長、平均路線裝載率及</w:t>
-      </w:r>
-      <w:r>
-        <w:rPr>
-          <w:rFonts w:ascii="Times New Roman" w:eastAsia="標楷體" w:hAnsi="Times New Roman" w:cs="Times New Roman" w:hint="eastAsia"/>
-          <w:sz w:val="24"/>
-          <w:szCs w:val="24"/>
-        </w:rPr>
-        <w:t>系統</w:t>
-      </w:r>
-      <w:r>
-        <w:rPr>
-          <w:rFonts w:ascii="Times New Roman" w:eastAsia="標楷體" w:hAnsi="Times New Roman" w:cs="Times New Roman" w:hint="eastAsia"/>
-          <w:sz w:val="24"/>
-          <w:szCs w:val="24"/>
-        </w:rPr>
-        <w:t>規劃所需時間</w:t>
-      </w:r>
-      <w:r>
-        <w:rPr>
-          <w:rFonts w:ascii="Times New Roman" w:eastAsia="標楷體" w:hAnsi="Times New Roman" w:cs="Times New Roman"/>
-          <w:sz w:val="24"/>
-          <w:szCs w:val="24"/>
-        </w:rPr>
-        <w:t>進行</w:t>
-      </w:r>
-      <w:r>
-        <w:rPr>
-          <w:rFonts w:ascii="Times New Roman" w:eastAsia="標楷體" w:hAnsi="Times New Roman" w:cs="Times New Roman" w:hint="eastAsia"/>
-          <w:sz w:val="24"/>
-          <w:szCs w:val="24"/>
-        </w:rPr>
-        <w:t>量化</w:t>
-      </w:r>
-      <w:r>
-        <w:rPr>
-          <w:rFonts w:ascii="Times New Roman" w:eastAsia="標楷體" w:hAnsi="Times New Roman" w:cs="Times New Roman"/>
-          <w:sz w:val="24"/>
-          <w:szCs w:val="24"/>
-        </w:rPr>
-        <w:t>分析</w:t>
-      </w:r>
-      <w:r>
-        <w:rPr>
-          <w:rFonts w:ascii="Times New Roman" w:eastAsia="標楷體" w:hAnsi="Times New Roman" w:cs="Times New Roman" w:hint="eastAsia"/>
-          <w:sz w:val="24"/>
-          <w:szCs w:val="24"/>
-        </w:rPr>
-        <w:t>。</w:t>
-      </w:r>
-      <w:r>
-        <w:rPr>
-          <w:rFonts w:ascii="Times New Roman" w:eastAsia="標楷體" w:hAnsi="Times New Roman" w:cs="Times New Roman" w:hint="eastAsia"/>
-          <w:sz w:val="24"/>
-          <w:szCs w:val="24"/>
-        </w:rPr>
-        <w:t>此實驗</w:t>
-      </w:r>
-      <w:r>
-        <w:rPr>
-          <w:rFonts w:ascii="Times New Roman" w:eastAsia="標楷體" w:hAnsi="Times New Roman" w:cs="Times New Roman" w:hint="eastAsia"/>
-          <w:sz w:val="24"/>
-          <w:szCs w:val="24"/>
-        </w:rPr>
-        <w:t>旨在驗證</w:t>
-      </w:r>
-      <w:r>
-        <w:rPr>
-          <w:rFonts w:ascii="Times New Roman" w:eastAsia="標楷體" w:hAnsi="Times New Roman" w:cs="Times New Roman" w:hint="eastAsia"/>
-          <w:sz w:val="24"/>
-          <w:szCs w:val="24"/>
-        </w:rPr>
-        <w:t>本研究所提方法於真實配送情境之成效</w:t>
-      </w:r>
-      <w:r>
-        <w:rPr>
-          <w:rFonts w:ascii="Times New Roman" w:eastAsia="標楷體" w:hAnsi="Times New Roman" w:cs="Times New Roman" w:hint="eastAsia"/>
-          <w:sz w:val="24"/>
-          <w:szCs w:val="24"/>
-        </w:rPr>
-        <w:t>，</w:t>
-      </w:r>
-      <w:r>
-        <w:rPr>
-          <w:rFonts w:ascii="Times New Roman" w:eastAsia="標楷體" w:hAnsi="Times New Roman" w:cs="Times New Roman" w:hint="eastAsia"/>
-          <w:sz w:val="24"/>
-          <w:szCs w:val="24"/>
-        </w:rPr>
-        <w:t>相關實</w:t>
-      </w:r>
-      <w:r>
-        <w:rPr>
-          <w:rFonts w:ascii="Times New Roman" w:eastAsia="標楷體" w:hAnsi="Times New Roman" w:cs="Times New Roman" w:hint="eastAsia"/>
-          <w:sz w:val="24"/>
-          <w:szCs w:val="24"/>
-        </w:rPr>
-        <w:t>驗數據</w:t>
-      </w:r>
-      <w:proofErr w:type="gramStart"/>
-      <w:r>
-        <w:rPr>
-          <w:rFonts w:ascii="Times New Roman" w:eastAsia="標楷體" w:hAnsi="Times New Roman" w:cs="Times New Roman" w:hint="eastAsia"/>
-          <w:sz w:val="24"/>
-          <w:szCs w:val="24"/>
-        </w:rPr>
-        <w:t>彙整</w:t>
-      </w:r>
-      <w:r>
-        <w:rPr>
-          <w:rFonts w:ascii="Times New Roman" w:eastAsia="標楷體" w:hAnsi="Times New Roman" w:cs="Times New Roman" w:hint="eastAsia"/>
-          <w:sz w:val="24"/>
-          <w:szCs w:val="24"/>
-        </w:rPr>
-        <w:t>如</w:t>
-      </w:r>
-      <w:proofErr w:type="gramEnd"/>
-      <w:r>
-        <w:rPr>
-          <w:rFonts w:ascii="Times New Roman" w:eastAsia="標楷體" w:hAnsi="Times New Roman" w:cs="Times New Roman"/>
-          <w:sz w:val="24"/>
-          <w:szCs w:val="24"/>
-        </w:rPr>
-        <w:fldChar w:fldCharType="begin"/>
-      </w:r>
-      <w:r>
-        <w:rPr>
-          <w:rFonts w:ascii="Times New Roman" w:eastAsia="標楷體" w:hAnsi="Times New Roman" w:cs="Times New Roman"/>
-          <w:sz w:val="24"/>
-          <w:szCs w:val="24"/>
-        </w:rPr>
-        <w:instrText xml:space="preserve"> REF _Ref217226506 \h </w:instrText>
-      </w:r>
-      <w:r>
-        <w:rPr>
-          <w:rFonts w:ascii="Times New Roman" w:eastAsia="標楷體" w:hAnsi="Times New Roman" w:cs="Times New Roman"/>
-          <w:sz w:val="24"/>
-          <w:szCs w:val="24"/>
-        </w:rPr>
-        <w:instrText xml:space="preserve"> \* MERGEFORMAT </w:instrText>
-      </w:r>
-      <w:r>
-        <w:rPr>
-          <w:rFonts w:ascii="Times New Roman" w:eastAsia="標楷體" w:hAnsi="Times New Roman" w:cs="Times New Roman"/>
-          <w:sz w:val="24"/>
-          <w:szCs w:val="24"/>
-        </w:rPr>
-      </w:r>
-      <w:r>
-        <w:rPr>
-          <w:rFonts w:ascii="Times New Roman" w:eastAsia="標楷體" w:hAnsi="Times New Roman" w:cs="Times New Roman"/>
-          <w:sz w:val="24"/>
-          <w:szCs w:val="24"/>
+          <w:highlight w:val="yellow"/>
         </w:rPr>
         <w:fldChar w:fldCharType="separate"/>
-      </w:r>
-      <w:r>
-        <w:rPr>
-          <w:rFonts w:ascii="Times New Roman" w:eastAsia="標楷體" w:hAnsi="Times New Roman" w:cs="Times New Roman"/>
-          <w:sz w:val="24"/>
-          <w:szCs w:val="24"/>
-        </w:rPr>
-        <w:t>表</w:t>
       </w:r>
       <w:r>
         <w:rPr>
@@ -38682,8 +36907,1284 @@
           <w:noProof/>
           <w:sz w:val="24"/>
           <w:szCs w:val="24"/>
+          <w:highlight w:val="yellow"/>
         </w:rPr>
         <w:t>5</w:t>
+      </w:r>
+      <w:r>
+        <w:rPr>
+          <w:rFonts w:ascii="Times New Roman" w:eastAsia="標楷體" w:hAnsi="Times New Roman" w:cs="Times New Roman"/>
+          <w:sz w:val="24"/>
+          <w:szCs w:val="24"/>
+          <w:highlight w:val="yellow"/>
+        </w:rPr>
+        <w:fldChar w:fldCharType="end"/>
+      </w:r>
+      <w:r>
+        <w:rPr>
+          <w:rFonts w:ascii="Times New Roman" w:eastAsia="標楷體" w:hAnsi="Times New Roman" w:cs="Times New Roman"/>
+          <w:sz w:val="24"/>
+          <w:szCs w:val="24"/>
+          <w:highlight w:val="yellow"/>
+        </w:rPr>
+        <w:t xml:space="preserve"> </w:t>
+      </w:r>
+      <w:r>
+        <w:rPr>
+          <w:rFonts w:ascii="Times New Roman" w:eastAsia="標楷體" w:hAnsi="Times New Roman" w:cs="Times New Roman"/>
+          <w:sz w:val="24"/>
+          <w:szCs w:val="24"/>
+          <w:highlight w:val="yellow"/>
+        </w:rPr>
+        <w:t>參數定義</w:t>
+      </w:r>
+      <w:bookmarkEnd w:id="65"/>
+    </w:p>
+    <w:tbl>
+      <w:tblPr>
+        <w:tblStyle w:val="ae"/>
+        <w:tblpPr w:leftFromText="180" w:rightFromText="180" w:vertAnchor="text" w:horzAnchor="margin" w:tblpY="67"/>
+        <w:tblW w:w="0" w:type="auto"/>
+        <w:tblLook w:val="04A0" w:firstRow="1" w:lastRow="0" w:firstColumn="1" w:lastColumn="0" w:noHBand="0" w:noVBand="1"/>
+      </w:tblPr>
+      <w:tblGrid>
+        <w:gridCol w:w="4530"/>
+        <w:gridCol w:w="4530"/>
+      </w:tblGrid>
+      <w:tr>
+        <w:trPr>
+          <w:cnfStyle w:val="100000000000" w:firstRow="1" w:lastRow="0" w:firstColumn="0" w:lastColumn="0" w:oddVBand="0" w:evenVBand="0" w:oddHBand="0" w:evenHBand="0" w:firstRowFirstColumn="0" w:firstRowLastColumn="0" w:lastRowFirstColumn="0" w:lastRowLastColumn="0"/>
+        </w:trPr>
+        <w:tc>
+          <w:tcPr>
+            <w:tcW w:w="4530" w:type="dxa"/>
+          </w:tcPr>
+          <w:p>
+            <w:pPr>
+              <w:widowControl/>
+              <w:spacing w:line="360" w:lineRule="auto"/>
+              <w:ind w:rightChars="294" w:right="706"/>
+              <w:jc w:val="center"/>
+              <w:rPr>
+                <w:rFonts w:ascii="Times New Roman" w:eastAsia="標楷體" w:hAnsi="Times New Roman" w:cs="Times New Roman"/>
+              </w:rPr>
+            </w:pPr>
+            <w:r>
+              <w:rPr>
+                <w:rFonts w:ascii="Times New Roman" w:eastAsia="標楷體" w:hAnsi="Times New Roman" w:cs="Times New Roman"/>
+              </w:rPr>
+              <w:t>符號</w:t>
+            </w:r>
+          </w:p>
+        </w:tc>
+        <w:tc>
+          <w:tcPr>
+            <w:tcW w:w="4530" w:type="dxa"/>
+          </w:tcPr>
+          <w:p>
+            <w:pPr>
+              <w:widowControl/>
+              <w:spacing w:line="360" w:lineRule="auto"/>
+              <w:ind w:rightChars="294" w:right="706"/>
+              <w:jc w:val="center"/>
+              <w:rPr>
+                <w:rFonts w:ascii="Times New Roman" w:eastAsia="標楷體" w:hAnsi="Times New Roman" w:cs="Times New Roman"/>
+              </w:rPr>
+            </w:pPr>
+            <w:r>
+              <w:rPr>
+                <w:rFonts w:ascii="Times New Roman" w:eastAsia="標楷體" w:hAnsi="Times New Roman" w:cs="Times New Roman"/>
+              </w:rPr>
+              <w:t>定義</w:t>
+            </w:r>
+          </w:p>
+        </w:tc>
+      </w:tr>
+      <w:tr>
+        <w:tc>
+          <w:tcPr>
+            <w:tcW w:w="4530" w:type="dxa"/>
+          </w:tcPr>
+          <w:p>
+            <w:pPr>
+              <w:widowControl/>
+              <w:spacing w:line="360" w:lineRule="auto"/>
+              <w:ind w:rightChars="294" w:right="706"/>
+              <w:rPr>
+                <w:rFonts w:ascii="Times New Roman" w:eastAsia="標楷體" w:hAnsi="Times New Roman" w:cs="Times New Roman"/>
+                <w:b/>
+                <w:bCs/>
+              </w:rPr>
+            </w:pPr>
+            <m:oMathPara>
+              <m:oMath>
+                <m:r>
+                  <w:rPr>
+                    <w:rFonts w:ascii="Cambria Math" w:eastAsia="新細明體" w:hAnsi="Cambria Math" w:cs="Times New Roman"/>
+                    <w:highlight w:val="yellow"/>
+                  </w:rPr>
+                  <m:t>Ins.</m:t>
+                </m:r>
+              </m:oMath>
+            </m:oMathPara>
+          </w:p>
+        </w:tc>
+        <w:tc>
+          <w:tcPr>
+            <w:tcW w:w="4530" w:type="dxa"/>
+          </w:tcPr>
+          <w:p>
+            <w:pPr>
+              <w:widowControl/>
+              <w:spacing w:line="360" w:lineRule="auto"/>
+              <w:ind w:rightChars="294" w:right="706"/>
+              <w:rPr>
+                <w:rFonts w:ascii="Times New Roman" w:eastAsia="標楷體" w:hAnsi="Times New Roman" w:cs="Times New Roman"/>
+                <w:b/>
+                <w:bCs/>
+              </w:rPr>
+            </w:pPr>
+            <w:r>
+              <w:rPr>
+                <w:rFonts w:ascii="Times New Roman" w:eastAsia="標楷體" w:hAnsi="Times New Roman" w:cs="Times New Roman"/>
+                <w:highlight w:val="yellow"/>
+              </w:rPr>
+              <w:t>物流公司提供之資料實例編號</w:t>
+            </w:r>
+          </w:p>
+        </w:tc>
+      </w:tr>
+      <w:tr>
+        <w:tc>
+          <w:tcPr>
+            <w:tcW w:w="4530" w:type="dxa"/>
+          </w:tcPr>
+          <w:p>
+            <w:pPr>
+              <w:widowControl/>
+              <w:spacing w:line="360" w:lineRule="auto"/>
+              <w:ind w:rightChars="294" w:right="706"/>
+              <w:rPr>
+                <w:rFonts w:ascii="Times New Roman" w:eastAsia="標楷體" w:hAnsi="Times New Roman" w:cs="Times New Roman"/>
+                <w:b/>
+                <w:bCs/>
+              </w:rPr>
+            </w:pPr>
+            <m:oMathPara>
+              <m:oMath>
+                <m:r>
+                  <w:rPr>
+                    <w:rFonts w:ascii="Cambria Math" w:eastAsia="標楷體" w:hAnsi="Cambria Math" w:cs="Times New Roman" w:hint="eastAsia"/>
+                    <w:highlight w:val="yellow"/>
+                  </w:rPr>
+                  <m:t>K</m:t>
+                </m:r>
+              </m:oMath>
+            </m:oMathPara>
+          </w:p>
+        </w:tc>
+        <w:tc>
+          <w:tcPr>
+            <w:tcW w:w="4530" w:type="dxa"/>
+          </w:tcPr>
+          <w:p>
+            <w:pPr>
+              <w:widowControl/>
+              <w:spacing w:line="360" w:lineRule="auto"/>
+              <w:ind w:rightChars="294" w:right="706"/>
+              <w:rPr>
+                <w:rFonts w:ascii="Times New Roman" w:eastAsia="標楷體" w:hAnsi="Times New Roman" w:cs="Times New Roman"/>
+                <w:b/>
+                <w:bCs/>
+              </w:rPr>
+            </w:pPr>
+            <w:r>
+              <w:rPr>
+                <w:rFonts w:ascii="Times New Roman" w:eastAsia="標楷體" w:hAnsi="Times New Roman" w:cs="Times New Roman" w:hint="eastAsia"/>
+                <w:highlight w:val="yellow"/>
+              </w:rPr>
+              <w:t>車輛</w:t>
+            </w:r>
+            <w:r>
+              <w:rPr>
+                <w:rFonts w:ascii="Times New Roman" w:eastAsia="標楷體" w:hAnsi="Times New Roman" w:cs="Times New Roman" w:hint="eastAsia"/>
+                <w:highlight w:val="yellow"/>
+              </w:rPr>
+              <w:t>總</w:t>
+            </w:r>
+            <w:r>
+              <w:rPr>
+                <w:rFonts w:ascii="Times New Roman" w:eastAsia="標楷體" w:hAnsi="Times New Roman" w:cs="Times New Roman" w:hint="eastAsia"/>
+                <w:highlight w:val="yellow"/>
+              </w:rPr>
+              <w:t>數量</w:t>
+            </w:r>
+          </w:p>
+        </w:tc>
+      </w:tr>
+      <w:tr>
+        <w:tc>
+          <w:tcPr>
+            <w:tcW w:w="4530" w:type="dxa"/>
+          </w:tcPr>
+          <w:p>
+            <w:pPr>
+              <w:widowControl/>
+              <w:spacing w:line="360" w:lineRule="auto"/>
+              <w:ind w:rightChars="294" w:right="706"/>
+              <w:rPr>
+                <w:rFonts w:ascii="Times New Roman" w:eastAsia="標楷體" w:hAnsi="Times New Roman" w:cs="Times New Roman"/>
+                <w:b/>
+                <w:bCs/>
+              </w:rPr>
+            </w:pPr>
+            <m:oMathPara>
+              <m:oMath>
+                <m:sSup>
+                  <m:sSupPr>
+                    <m:ctrlPr>
+                      <w:rPr>
+                        <w:rFonts w:ascii="Cambria Math" w:eastAsia="標楷體" w:hAnsi="Cambria Math" w:cs="Times New Roman"/>
+                        <w:i/>
+                        <w:highlight w:val="yellow"/>
+                      </w:rPr>
+                    </m:ctrlPr>
+                  </m:sSupPr>
+                  <m:e>
+                    <m:r>
+                      <w:rPr>
+                        <w:rFonts w:ascii="Cambria Math" w:eastAsia="標楷體" w:hAnsi="Cambria Math" w:cs="Times New Roman" w:hint="eastAsia"/>
+                        <w:highlight w:val="yellow"/>
+                      </w:rPr>
+                      <m:t>T</m:t>
+                    </m:r>
+                    <m:ctrlPr>
+                      <w:rPr>
+                        <w:rFonts w:ascii="Cambria Math" w:eastAsia="標楷體" w:hAnsi="Cambria Math" w:cs="Times New Roman" w:hint="eastAsia"/>
+                        <w:i/>
+                        <w:highlight w:val="yellow"/>
+                      </w:rPr>
+                    </m:ctrlPr>
+                  </m:e>
+                  <m:sup>
+                    <m:r>
+                      <w:rPr>
+                        <w:rFonts w:ascii="Cambria Math" w:eastAsia="標楷體" w:hAnsi="Cambria Math" w:cs="Times New Roman"/>
+                        <w:highlight w:val="yellow"/>
+                      </w:rPr>
+                      <m:t>c</m:t>
+                    </m:r>
+                  </m:sup>
+                </m:sSup>
+              </m:oMath>
+            </m:oMathPara>
+          </w:p>
+        </w:tc>
+        <w:tc>
+          <w:tcPr>
+            <w:tcW w:w="4530" w:type="dxa"/>
+          </w:tcPr>
+          <w:p>
+            <w:pPr>
+              <w:widowControl/>
+              <w:spacing w:line="360" w:lineRule="auto"/>
+              <w:ind w:rightChars="294" w:right="706"/>
+              <w:rPr>
+                <w:rFonts w:ascii="Times New Roman" w:eastAsia="標楷體" w:hAnsi="Times New Roman" w:cs="Times New Roman"/>
+                <w:b/>
+                <w:bCs/>
+              </w:rPr>
+            </w:pPr>
+            <w:r>
+              <w:rPr>
+                <w:rFonts w:ascii="Times New Roman" w:eastAsia="標楷體" w:hAnsi="Times New Roman" w:cs="Times New Roman" w:hint="eastAsia"/>
+                <w:highlight w:val="yellow"/>
+              </w:rPr>
+              <w:t>車輛總行駛距離</w:t>
+            </w:r>
+          </w:p>
+        </w:tc>
+      </w:tr>
+      <w:tr>
+        <w:tc>
+          <w:tcPr>
+            <w:tcW w:w="4530" w:type="dxa"/>
+          </w:tcPr>
+          <w:p>
+            <w:pPr>
+              <w:widowControl/>
+              <w:spacing w:line="360" w:lineRule="auto"/>
+              <w:ind w:rightChars="294" w:right="706"/>
+              <w:rPr>
+                <w:rFonts w:ascii="Times New Roman" w:eastAsia="標楷體" w:hAnsi="Times New Roman" w:cs="Times New Roman"/>
+                <w:b/>
+                <w:bCs/>
+              </w:rPr>
+            </w:pPr>
+            <m:oMathPara>
+              <m:oMath>
+                <m:sSup>
+                  <m:sSupPr>
+                    <m:ctrlPr>
+                      <w:rPr>
+                        <w:rFonts w:ascii="Cambria Math" w:eastAsia="標楷體" w:hAnsi="Cambria Math" w:cs="Times New Roman"/>
+                        <w:i/>
+                        <w:highlight w:val="yellow"/>
+                      </w:rPr>
+                    </m:ctrlPr>
+                  </m:sSupPr>
+                  <m:e>
+                    <m:r>
+                      <w:rPr>
+                        <w:rFonts w:ascii="Cambria Math" w:eastAsia="標楷體" w:hAnsi="Cambria Math" w:cs="Times New Roman"/>
+                        <w:highlight w:val="yellow"/>
+                      </w:rPr>
+                      <m:t>T</m:t>
+                    </m:r>
+                  </m:e>
+                  <m:sup>
+                    <m:r>
+                      <w:rPr>
+                        <w:rFonts w:ascii="Cambria Math" w:eastAsia="標楷體" w:hAnsi="Cambria Math" w:cs="Times New Roman"/>
+                        <w:highlight w:val="yellow"/>
+                      </w:rPr>
+                      <m:t>D</m:t>
+                    </m:r>
+                  </m:sup>
+                </m:sSup>
+              </m:oMath>
+            </m:oMathPara>
+          </w:p>
+        </w:tc>
+        <w:tc>
+          <w:tcPr>
+            <w:tcW w:w="4530" w:type="dxa"/>
+          </w:tcPr>
+          <w:p>
+            <w:pPr>
+              <w:widowControl/>
+              <w:spacing w:line="360" w:lineRule="auto"/>
+              <w:ind w:rightChars="294" w:right="706"/>
+              <w:rPr>
+                <w:rFonts w:ascii="Times New Roman" w:eastAsia="標楷體" w:hAnsi="Times New Roman" w:cs="Times New Roman"/>
+                <w:b/>
+                <w:bCs/>
+              </w:rPr>
+            </w:pPr>
+            <w:r>
+              <w:rPr>
+                <w:rFonts w:ascii="Times New Roman" w:eastAsia="標楷體" w:hAnsi="Times New Roman" w:cs="Times New Roman" w:hint="eastAsia"/>
+                <w:highlight w:val="yellow"/>
+              </w:rPr>
+              <w:t>車輛總行駛時長</w:t>
+            </w:r>
+          </w:p>
+        </w:tc>
+      </w:tr>
+      <w:tr>
+        <w:tc>
+          <w:tcPr>
+            <w:tcW w:w="4530" w:type="dxa"/>
+          </w:tcPr>
+          <w:p>
+            <w:pPr>
+              <w:widowControl/>
+              <w:spacing w:line="360" w:lineRule="auto"/>
+              <w:ind w:rightChars="294" w:right="706"/>
+              <w:rPr>
+                <w:rFonts w:ascii="Times New Roman" w:eastAsia="標楷體" w:hAnsi="Times New Roman" w:cs="Times New Roman"/>
+                <w:b/>
+                <w:bCs/>
+              </w:rPr>
+            </w:pPr>
+            <m:oMathPara>
+              <m:oMath>
+                <m:r>
+                  <w:rPr>
+                    <w:rFonts w:ascii="Cambria Math" w:eastAsia="標楷體" w:hAnsi="Cambria Math" w:cs="Times New Roman"/>
+                    <w:highlight w:val="yellow"/>
+                  </w:rPr>
+                  <m:t>U</m:t>
+                </m:r>
+              </m:oMath>
+            </m:oMathPara>
+          </w:p>
+        </w:tc>
+        <w:tc>
+          <w:tcPr>
+            <w:tcW w:w="4530" w:type="dxa"/>
+          </w:tcPr>
+          <w:p>
+            <w:pPr>
+              <w:widowControl/>
+              <w:spacing w:line="360" w:lineRule="auto"/>
+              <w:ind w:rightChars="294" w:right="706"/>
+              <w:rPr>
+                <w:rFonts w:ascii="Times New Roman" w:eastAsia="標楷體" w:hAnsi="Times New Roman" w:cs="Times New Roman"/>
+                <w:b/>
+                <w:bCs/>
+              </w:rPr>
+            </w:pPr>
+            <w:r>
+              <w:rPr>
+                <w:rFonts w:ascii="Times New Roman" w:eastAsia="標楷體" w:hAnsi="Times New Roman" w:cs="Times New Roman" w:hint="eastAsia"/>
+                <w:highlight w:val="yellow"/>
+              </w:rPr>
+              <w:t>車輛平均裝載率</w:t>
+            </w:r>
+          </w:p>
+        </w:tc>
+      </w:tr>
+      <w:tr>
+        <w:tc>
+          <w:tcPr>
+            <w:tcW w:w="4530" w:type="dxa"/>
+          </w:tcPr>
+          <w:p>
+            <w:pPr>
+              <w:widowControl/>
+              <w:spacing w:line="360" w:lineRule="auto"/>
+              <w:ind w:rightChars="294" w:right="706"/>
+              <w:rPr>
+                <w:rFonts w:ascii="Times New Roman" w:eastAsia="標楷體" w:hAnsi="Times New Roman" w:cs="Times New Roman"/>
+                <w:b/>
+                <w:bCs/>
+              </w:rPr>
+            </w:pPr>
+            <m:oMathPara>
+              <m:oMath>
+                <m:r>
+                  <w:rPr>
+                    <w:rFonts w:ascii="Cambria Math" w:eastAsia="標楷體" w:hAnsi="Cambria Math" w:cs="Times New Roman" w:hint="eastAsia"/>
+                    <w:highlight w:val="yellow"/>
+                  </w:rPr>
+                  <m:t>G</m:t>
+                </m:r>
+                <m:r>
+                  <w:rPr>
+                    <w:rFonts w:ascii="Cambria Math" w:eastAsia="標楷體" w:hAnsi="Cambria Math" w:cs="Times New Roman"/>
+                    <w:highlight w:val="yellow"/>
+                  </w:rPr>
+                  <m:t>a</m:t>
+                </m:r>
+                <m:sSup>
+                  <m:sSupPr>
+                    <m:ctrlPr>
+                      <w:rPr>
+                        <w:rFonts w:ascii="Cambria Math" w:eastAsia="標楷體" w:hAnsi="Cambria Math" w:cs="Times New Roman"/>
+                        <w:i/>
+                        <w:highlight w:val="yellow"/>
+                      </w:rPr>
+                    </m:ctrlPr>
+                  </m:sSupPr>
+                  <m:e>
+                    <m:r>
+                      <w:rPr>
+                        <w:rFonts w:ascii="Cambria Math" w:eastAsia="標楷體" w:hAnsi="Cambria Math" w:cs="Times New Roman"/>
+                        <w:highlight w:val="yellow"/>
+                      </w:rPr>
+                      <m:t>p</m:t>
+                    </m:r>
+                  </m:e>
+                  <m:sup>
+                    <m:r>
+                      <w:rPr>
+                        <w:rFonts w:ascii="Cambria Math" w:eastAsia="標楷體" w:hAnsi="Cambria Math" w:cs="Times New Roman" w:hint="eastAsia"/>
+                        <w:highlight w:val="yellow"/>
+                      </w:rPr>
+                      <m:t>K</m:t>
+                    </m:r>
+                  </m:sup>
+                </m:sSup>
+              </m:oMath>
+            </m:oMathPara>
+          </w:p>
+        </w:tc>
+        <w:tc>
+          <w:tcPr>
+            <w:tcW w:w="4530" w:type="dxa"/>
+          </w:tcPr>
+          <w:p>
+            <w:pPr>
+              <w:widowControl/>
+              <w:spacing w:line="360" w:lineRule="auto"/>
+              <w:ind w:rightChars="294" w:right="706"/>
+              <w:rPr>
+                <w:rFonts w:ascii="Times New Roman" w:eastAsia="標楷體" w:hAnsi="Times New Roman" w:cs="Times New Roman"/>
+                <w:b/>
+                <w:bCs/>
+              </w:rPr>
+            </w:pPr>
+            <w:r>
+              <w:rPr>
+                <w:rFonts w:ascii="Times New Roman" w:eastAsia="標楷體" w:hAnsi="Times New Roman" w:cs="Times New Roman"/>
+                <w:highlight w:val="yellow"/>
+              </w:rPr>
+              <w:t>車輛</w:t>
+            </w:r>
+            <w:r>
+              <w:rPr>
+                <w:rFonts w:ascii="Times New Roman" w:eastAsia="標楷體" w:hAnsi="Times New Roman" w:cs="Times New Roman" w:hint="eastAsia"/>
+                <w:highlight w:val="yellow"/>
+              </w:rPr>
+              <w:t>總</w:t>
+            </w:r>
+            <w:r>
+              <w:rPr>
+                <w:rFonts w:ascii="Times New Roman" w:eastAsia="標楷體" w:hAnsi="Times New Roman" w:cs="Times New Roman"/>
+                <w:highlight w:val="yellow"/>
+              </w:rPr>
+              <w:t>數</w:t>
+            </w:r>
+            <w:r>
+              <w:rPr>
+                <w:rFonts w:ascii="Times New Roman" w:eastAsia="標楷體" w:hAnsi="Times New Roman" w:cs="Times New Roman" w:hint="eastAsia"/>
+                <w:highlight w:val="yellow"/>
+              </w:rPr>
+              <w:t>量相對差異</w:t>
+            </w:r>
+          </w:p>
+        </w:tc>
+      </w:tr>
+      <w:tr>
+        <w:tc>
+          <w:tcPr>
+            <w:tcW w:w="4530" w:type="dxa"/>
+          </w:tcPr>
+          <w:p>
+            <w:pPr>
+              <w:widowControl/>
+              <w:spacing w:line="360" w:lineRule="auto"/>
+              <w:ind w:rightChars="294" w:right="706"/>
+              <w:rPr>
+                <w:rFonts w:ascii="Times New Roman" w:eastAsia="標楷體" w:hAnsi="Times New Roman" w:cs="Times New Roman"/>
+                <w:b/>
+                <w:bCs/>
+              </w:rPr>
+            </w:pPr>
+            <m:oMathPara>
+              <m:oMath>
+                <m:sSup>
+                  <m:sSupPr>
+                    <m:ctrlPr>
+                      <w:rPr>
+                        <w:rFonts w:ascii="Cambria Math" w:eastAsia="標楷體" w:hAnsi="Cambria Math" w:cs="Times New Roman"/>
+                        <w:i/>
+                        <w:highlight w:val="yellow"/>
+                      </w:rPr>
+                    </m:ctrlPr>
+                  </m:sSupPr>
+                  <m:e>
+                    <m:r>
+                      <w:rPr>
+                        <w:rFonts w:ascii="Cambria Math" w:eastAsia="標楷體" w:hAnsi="Cambria Math" w:cs="Times New Roman" w:hint="eastAsia"/>
+                        <w:highlight w:val="yellow"/>
+                      </w:rPr>
+                      <m:t>G</m:t>
+                    </m:r>
+                    <m:r>
+                      <w:rPr>
+                        <w:rFonts w:ascii="Cambria Math" w:eastAsia="標楷體" w:hAnsi="Cambria Math" w:cs="Times New Roman"/>
+                        <w:highlight w:val="yellow"/>
+                      </w:rPr>
+                      <m:t>ap</m:t>
+                    </m:r>
+                    <m:ctrlPr>
+                      <w:rPr>
+                        <w:rFonts w:ascii="Cambria Math" w:eastAsia="標楷體" w:hAnsi="Cambria Math" w:cs="Times New Roman" w:hint="eastAsia"/>
+                        <w:i/>
+                        <w:highlight w:val="yellow"/>
+                      </w:rPr>
+                    </m:ctrlPr>
+                  </m:e>
+                  <m:sup>
+                    <m:r>
+                      <w:rPr>
+                        <w:rFonts w:ascii="Cambria Math" w:eastAsia="標楷體" w:hAnsi="Cambria Math" w:cs="Times New Roman" w:hint="eastAsia"/>
+                        <w:highlight w:val="yellow"/>
+                      </w:rPr>
+                      <m:t>C</m:t>
+                    </m:r>
+                  </m:sup>
+                </m:sSup>
+              </m:oMath>
+            </m:oMathPara>
+          </w:p>
+        </w:tc>
+        <w:tc>
+          <w:tcPr>
+            <w:tcW w:w="4530" w:type="dxa"/>
+          </w:tcPr>
+          <w:p>
+            <w:pPr>
+              <w:widowControl/>
+              <w:spacing w:line="360" w:lineRule="auto"/>
+              <w:ind w:rightChars="294" w:right="706"/>
+              <w:rPr>
+                <w:rFonts w:ascii="Times New Roman" w:eastAsia="標楷體" w:hAnsi="Times New Roman" w:cs="Times New Roman"/>
+                <w:b/>
+                <w:bCs/>
+              </w:rPr>
+            </w:pPr>
+            <w:r>
+              <w:rPr>
+                <w:rFonts w:ascii="Times New Roman" w:eastAsia="標楷體" w:hAnsi="Times New Roman" w:cs="Times New Roman"/>
+                <w:highlight w:val="yellow"/>
+              </w:rPr>
+              <w:t>車輛總行駛距離相對差異</w:t>
+            </w:r>
+          </w:p>
+        </w:tc>
+      </w:tr>
+      <w:tr>
+        <w:tc>
+          <w:tcPr>
+            <w:tcW w:w="4530" w:type="dxa"/>
+          </w:tcPr>
+          <w:p>
+            <w:pPr>
+              <w:widowControl/>
+              <w:spacing w:line="360" w:lineRule="auto"/>
+              <w:ind w:rightChars="294" w:right="706"/>
+              <w:rPr>
+                <w:rFonts w:ascii="Times New Roman" w:eastAsia="標楷體" w:hAnsi="Times New Roman" w:cs="Times New Roman"/>
+              </w:rPr>
+            </w:pPr>
+            <m:oMathPara>
+              <m:oMath>
+                <m:sSup>
+                  <m:sSupPr>
+                    <m:ctrlPr>
+                      <w:rPr>
+                        <w:rFonts w:ascii="Cambria Math" w:eastAsia="標楷體" w:hAnsi="Cambria Math" w:cs="Times New Roman"/>
+                        <w:i/>
+                        <w:highlight w:val="yellow"/>
+                      </w:rPr>
+                    </m:ctrlPr>
+                  </m:sSupPr>
+                  <m:e>
+                    <m:r>
+                      <w:rPr>
+                        <w:rFonts w:ascii="Cambria Math" w:eastAsia="標楷體" w:hAnsi="Cambria Math" w:cs="Times New Roman"/>
+                        <w:highlight w:val="yellow"/>
+                      </w:rPr>
+                      <m:t>Gap</m:t>
+                    </m:r>
+                    <m:ctrlPr>
+                      <w:rPr>
+                        <w:rFonts w:ascii="Cambria Math" w:eastAsia="標楷體" w:hAnsi="Cambria Math" w:cs="Times New Roman" w:hint="eastAsia"/>
+                        <w:i/>
+                        <w:highlight w:val="yellow"/>
+                      </w:rPr>
+                    </m:ctrlPr>
+                  </m:e>
+                  <m:sup>
+                    <m:r>
+                      <w:rPr>
+                        <w:rFonts w:ascii="Cambria Math" w:eastAsia="標楷體" w:hAnsi="Cambria Math" w:cs="Times New Roman" w:hint="eastAsia"/>
+                        <w:highlight w:val="yellow"/>
+                      </w:rPr>
+                      <m:t>D</m:t>
+                    </m:r>
+                  </m:sup>
+                </m:sSup>
+              </m:oMath>
+            </m:oMathPara>
+          </w:p>
+        </w:tc>
+        <w:tc>
+          <w:tcPr>
+            <w:tcW w:w="4530" w:type="dxa"/>
+          </w:tcPr>
+          <w:p>
+            <w:pPr>
+              <w:widowControl/>
+              <w:spacing w:line="360" w:lineRule="auto"/>
+              <w:ind w:rightChars="294" w:right="706"/>
+              <w:rPr>
+                <w:rFonts w:ascii="Times New Roman" w:eastAsia="標楷體" w:hAnsi="Times New Roman" w:cs="Times New Roman"/>
+                <w:b/>
+                <w:bCs/>
+              </w:rPr>
+            </w:pPr>
+            <w:r>
+              <w:rPr>
+                <w:rFonts w:ascii="Times New Roman" w:eastAsia="標楷體" w:hAnsi="Times New Roman" w:cs="Times New Roman"/>
+                <w:highlight w:val="yellow"/>
+              </w:rPr>
+              <w:t>車輛總行駛</w:t>
+            </w:r>
+            <w:r>
+              <w:rPr>
+                <w:rFonts w:ascii="Times New Roman" w:eastAsia="標楷體" w:hAnsi="Times New Roman" w:cs="Times New Roman" w:hint="eastAsia"/>
+                <w:highlight w:val="yellow"/>
+              </w:rPr>
+              <w:t>時長</w:t>
+            </w:r>
+            <w:r>
+              <w:rPr>
+                <w:rFonts w:ascii="Times New Roman" w:eastAsia="標楷體" w:hAnsi="Times New Roman" w:cs="Times New Roman"/>
+                <w:highlight w:val="yellow"/>
+              </w:rPr>
+              <w:t>相對差異</w:t>
+            </w:r>
+          </w:p>
+        </w:tc>
+      </w:tr>
+      <w:tr>
+        <w:tc>
+          <w:tcPr>
+            <w:tcW w:w="4530" w:type="dxa"/>
+          </w:tcPr>
+          <w:p>
+            <w:pPr>
+              <w:widowControl/>
+              <w:spacing w:line="360" w:lineRule="auto"/>
+              <w:ind w:rightChars="294" w:right="706"/>
+              <w:rPr>
+                <w:rFonts w:ascii="Times New Roman" w:eastAsia="標楷體" w:hAnsi="Times New Roman" w:cs="Times New Roman"/>
+                <w:highlight w:val="yellow"/>
+              </w:rPr>
+            </w:pPr>
+            <m:oMathPara>
+              <m:oMath>
+                <m:sSup>
+                  <m:sSupPr>
+                    <m:ctrlPr>
+                      <w:rPr>
+                        <w:rFonts w:ascii="Cambria Math" w:eastAsia="標楷體" w:hAnsi="Cambria Math" w:cs="Times New Roman"/>
+                        <w:i/>
+                        <w:highlight w:val="yellow"/>
+                      </w:rPr>
+                    </m:ctrlPr>
+                  </m:sSupPr>
+                  <m:e>
+                    <m:r>
+                      <w:rPr>
+                        <w:rFonts w:ascii="Cambria Math" w:eastAsia="標楷體" w:hAnsi="Cambria Math" w:cs="Times New Roman"/>
+                        <w:highlight w:val="yellow"/>
+                      </w:rPr>
+                      <m:t>Gap</m:t>
+                    </m:r>
+                    <m:ctrlPr>
+                      <w:rPr>
+                        <w:rFonts w:ascii="Cambria Math" w:eastAsia="標楷體" w:hAnsi="Cambria Math" w:cs="Times New Roman" w:hint="eastAsia"/>
+                        <w:i/>
+                        <w:highlight w:val="yellow"/>
+                      </w:rPr>
+                    </m:ctrlPr>
+                  </m:e>
+                  <m:sup>
+                    <m:r>
+                      <w:rPr>
+                        <w:rFonts w:ascii="Cambria Math" w:eastAsia="標楷體" w:hAnsi="Cambria Math" w:cs="Times New Roman"/>
+                        <w:highlight w:val="yellow"/>
+                      </w:rPr>
+                      <m:t>U</m:t>
+                    </m:r>
+                  </m:sup>
+                </m:sSup>
+              </m:oMath>
+            </m:oMathPara>
+          </w:p>
+        </w:tc>
+        <w:tc>
+          <w:tcPr>
+            <w:tcW w:w="4530" w:type="dxa"/>
+          </w:tcPr>
+          <w:p>
+            <w:pPr>
+              <w:widowControl/>
+              <w:spacing w:line="360" w:lineRule="auto"/>
+              <w:ind w:rightChars="294" w:right="706"/>
+              <w:rPr>
+                <w:rFonts w:ascii="Times New Roman" w:eastAsia="標楷體" w:hAnsi="Times New Roman" w:cs="Times New Roman"/>
+                <w:highlight w:val="yellow"/>
+              </w:rPr>
+            </w:pPr>
+            <w:r>
+              <w:rPr>
+                <w:rFonts w:ascii="Times New Roman" w:eastAsia="標楷體" w:hAnsi="Times New Roman" w:cs="Times New Roman" w:hint="eastAsia"/>
+                <w:highlight w:val="yellow"/>
+              </w:rPr>
+              <w:t>車輛平均裝載率</w:t>
+            </w:r>
+            <w:r>
+              <w:rPr>
+                <w:rFonts w:ascii="Times New Roman" w:eastAsia="標楷體" w:hAnsi="Times New Roman" w:cs="Times New Roman"/>
+                <w:highlight w:val="yellow"/>
+              </w:rPr>
+              <w:t>相對差異</w:t>
+            </w:r>
+          </w:p>
+        </w:tc>
+      </w:tr>
+    </w:tbl>
+    <w:p>
+      <w:pPr>
+        <w:rPr>
+          <w:rFonts w:hint="eastAsia"/>
+          <w:highlight w:val="yellow"/>
+        </w:rPr>
+      </w:pPr>
+    </w:p>
+    <w:p>
+      <w:pPr>
+        <w:widowControl/>
+        <w:outlineLvl w:val="2"/>
+        <w:rPr>
+          <w:rFonts w:ascii="Times New Roman" w:eastAsia="標楷體" w:hAnsi="Times New Roman" w:cs="Times New Roman" w:hint="eastAsia"/>
+          <w:b/>
+          <w:bCs/>
+          <w:sz w:val="32"/>
+          <w:szCs w:val="32"/>
+        </w:rPr>
+      </w:pPr>
+      <w:r>
+        <w:rPr>
+          <w:rFonts w:ascii="Times New Roman" w:eastAsia="標楷體" w:hAnsi="Times New Roman" w:cs="Times New Roman" w:hint="eastAsia"/>
+          <w:b/>
+          <w:bCs/>
+          <w:sz w:val="32"/>
+          <w:szCs w:val="32"/>
+        </w:rPr>
+        <w:t>4.4</w:t>
+      </w:r>
+      <w:r>
+        <w:rPr>
+          <w:rFonts w:ascii="Times New Roman" w:eastAsia="標楷體" w:hAnsi="Times New Roman" w:cs="Times New Roman" w:hint="eastAsia"/>
+          <w:b/>
+          <w:bCs/>
+          <w:sz w:val="32"/>
+          <w:szCs w:val="32"/>
+        </w:rPr>
+        <w:t>.2</w:t>
+      </w:r>
+      <w:r>
+        <w:rPr>
+          <w:rFonts w:ascii="Times New Roman" w:eastAsia="標楷體" w:hAnsi="Times New Roman" w:cs="Times New Roman" w:hint="eastAsia"/>
+          <w:b/>
+          <w:bCs/>
+          <w:sz w:val="32"/>
+          <w:szCs w:val="32"/>
+        </w:rPr>
+        <w:t xml:space="preserve"> </w:t>
+      </w:r>
+      <w:r>
+        <w:rPr>
+          <w:rFonts w:ascii="Times New Roman" w:eastAsia="標楷體" w:hAnsi="Times New Roman" w:cs="Times New Roman" w:hint="eastAsia"/>
+          <w:b/>
+          <w:bCs/>
+          <w:sz w:val="32"/>
+          <w:szCs w:val="32"/>
+        </w:rPr>
+        <w:t>實驗結果</w:t>
+      </w:r>
+      <w:r>
+        <w:rPr>
+          <w:rFonts w:ascii="Times New Roman" w:eastAsia="標楷體" w:hAnsi="Times New Roman" w:cs="Times New Roman" w:hint="eastAsia"/>
+          <w:b/>
+          <w:bCs/>
+          <w:sz w:val="32"/>
+          <w:szCs w:val="32"/>
+        </w:rPr>
+        <w:t>比較</w:t>
+      </w:r>
+    </w:p>
+    <w:p>
+      <w:pPr>
+        <w:pStyle w:val="af6"/>
+        <w:spacing w:line="360" w:lineRule="auto"/>
+        <w:ind w:firstLine="480"/>
+        <w:jc w:val="both"/>
+        <w:rPr>
+          <w:rFonts w:ascii="Times New Roman" w:eastAsia="標楷體" w:hAnsi="Times New Roman" w:cs="Times New Roman" w:hint="eastAsia"/>
+          <w:sz w:val="24"/>
+          <w:szCs w:val="24"/>
+        </w:rPr>
+      </w:pPr>
+      <w:r>
+        <w:rPr>
+          <w:rFonts w:ascii="Times New Roman" w:eastAsia="標楷體" w:hAnsi="Times New Roman" w:cs="Times New Roman" w:hint="eastAsia"/>
+          <w:sz w:val="24"/>
+          <w:szCs w:val="24"/>
+        </w:rPr>
+        <w:t>本研究採用物流公司</w:t>
+      </w:r>
+      <w:r>
+        <w:rPr>
+          <w:rFonts w:ascii="Times New Roman" w:eastAsia="標楷體" w:hAnsi="Times New Roman" w:cs="Times New Roman" w:hint="eastAsia"/>
+          <w:sz w:val="24"/>
+          <w:szCs w:val="24"/>
+        </w:rPr>
+        <w:t>之實際</w:t>
+      </w:r>
+      <w:r>
+        <w:rPr>
+          <w:rFonts w:ascii="Times New Roman" w:eastAsia="標楷體" w:hAnsi="Times New Roman" w:cs="Times New Roman" w:hint="eastAsia"/>
+          <w:sz w:val="24"/>
+          <w:szCs w:val="24"/>
+        </w:rPr>
+        <w:t>人工</w:t>
+      </w:r>
+      <w:r>
+        <w:rPr>
+          <w:rFonts w:ascii="Times New Roman" w:eastAsia="標楷體" w:hAnsi="Times New Roman" w:cs="Times New Roman" w:hint="eastAsia"/>
+          <w:sz w:val="24"/>
+          <w:szCs w:val="24"/>
+        </w:rPr>
+        <w:t>編排路線資料作為比較</w:t>
+      </w:r>
+      <w:r>
+        <w:rPr>
+          <w:rFonts w:ascii="Times New Roman" w:eastAsia="標楷體" w:hAnsi="Times New Roman" w:cs="Times New Roman" w:hint="eastAsia"/>
+          <w:sz w:val="24"/>
+          <w:szCs w:val="24"/>
+        </w:rPr>
+        <w:t>基準</w:t>
+      </w:r>
+      <w:r>
+        <w:rPr>
+          <w:rFonts w:ascii="Times New Roman" w:eastAsia="標楷體" w:hAnsi="Times New Roman" w:cs="Times New Roman" w:hint="eastAsia"/>
+          <w:sz w:val="24"/>
+          <w:szCs w:val="24"/>
+        </w:rPr>
+        <w:t>，</w:t>
+      </w:r>
+      <w:r>
+        <w:rPr>
+          <w:rFonts w:ascii="Times New Roman" w:eastAsia="標楷體" w:hAnsi="Times New Roman" w:cs="Times New Roman" w:hint="eastAsia"/>
+          <w:sz w:val="24"/>
+          <w:szCs w:val="24"/>
+        </w:rPr>
+        <w:t>以</w:t>
+      </w:r>
+      <w:r>
+        <w:rPr>
+          <w:rFonts w:ascii="Times New Roman" w:eastAsia="標楷體" w:hAnsi="Times New Roman" w:cs="Times New Roman" w:hint="eastAsia"/>
+          <w:sz w:val="24"/>
+          <w:szCs w:val="24"/>
+        </w:rPr>
+        <w:t>每日</w:t>
+      </w:r>
+      <w:r>
+        <w:rPr>
+          <w:rFonts w:ascii="Times New Roman" w:eastAsia="標楷體" w:hAnsi="Times New Roman" w:cs="Times New Roman" w:hint="eastAsia"/>
+          <w:sz w:val="24"/>
+          <w:szCs w:val="24"/>
+        </w:rPr>
+        <w:t>配送</w:t>
+      </w:r>
+      <w:r>
+        <w:rPr>
+          <w:rFonts w:ascii="Times New Roman" w:eastAsia="標楷體" w:hAnsi="Times New Roman" w:cs="Times New Roman" w:hint="eastAsia"/>
+          <w:sz w:val="24"/>
+          <w:szCs w:val="24"/>
+        </w:rPr>
+        <w:t>需求為</w:t>
+      </w:r>
+      <w:r>
+        <w:rPr>
+          <w:rFonts w:ascii="Times New Roman" w:eastAsia="標楷體" w:hAnsi="Times New Roman" w:cs="Times New Roman" w:hint="eastAsia"/>
+          <w:sz w:val="24"/>
+          <w:szCs w:val="24"/>
+        </w:rPr>
+        <w:t>實驗</w:t>
+      </w:r>
+      <w:r>
+        <w:rPr>
+          <w:rFonts w:ascii="Times New Roman" w:eastAsia="標楷體" w:hAnsi="Times New Roman" w:cs="Times New Roman" w:hint="eastAsia"/>
+          <w:sz w:val="24"/>
+          <w:szCs w:val="24"/>
+        </w:rPr>
+        <w:t>單位</w:t>
+      </w:r>
+      <w:r>
+        <w:rPr>
+          <w:rFonts w:ascii="Times New Roman" w:eastAsia="標楷體" w:hAnsi="Times New Roman" w:cs="Times New Roman" w:hint="eastAsia"/>
+          <w:sz w:val="24"/>
+          <w:szCs w:val="24"/>
+        </w:rPr>
+        <w:t>，共</w:t>
+      </w:r>
+      <w:r>
+        <w:rPr>
+          <w:rFonts w:ascii="Times New Roman" w:eastAsia="標楷體" w:hAnsi="Times New Roman" w:cs="Times New Roman"/>
+          <w:sz w:val="24"/>
+          <w:szCs w:val="24"/>
+        </w:rPr>
+        <w:t>1</w:t>
+      </w:r>
+      <w:r>
+        <w:rPr>
+          <w:rFonts w:ascii="Times New Roman" w:eastAsia="標楷體" w:hAnsi="Times New Roman" w:cs="Times New Roman" w:hint="eastAsia"/>
+          <w:sz w:val="24"/>
+          <w:szCs w:val="24"/>
+        </w:rPr>
+        <w:t>0</w:t>
+      </w:r>
+      <w:r>
+        <w:rPr>
+          <w:rFonts w:ascii="Times New Roman" w:eastAsia="標楷體" w:hAnsi="Times New Roman" w:cs="Times New Roman" w:hint="eastAsia"/>
+          <w:sz w:val="24"/>
+          <w:szCs w:val="24"/>
+        </w:rPr>
+        <w:t>組案例</w:t>
+      </w:r>
+      <w:r>
+        <w:rPr>
+          <w:rFonts w:ascii="Times New Roman" w:eastAsia="標楷體" w:hAnsi="Times New Roman" w:cs="Times New Roman" w:hint="eastAsia"/>
+          <w:sz w:val="24"/>
+          <w:szCs w:val="24"/>
+        </w:rPr>
+        <w:t>。</w:t>
+      </w:r>
+      <w:r>
+        <w:rPr>
+          <w:rFonts w:ascii="Times New Roman" w:eastAsia="標楷體" w:hAnsi="Times New Roman" w:cs="Times New Roman" w:hint="eastAsia"/>
+          <w:sz w:val="24"/>
+          <w:szCs w:val="24"/>
+        </w:rPr>
+        <w:t>系統進行路線編排後，</w:t>
+      </w:r>
+      <w:r>
+        <w:rPr>
+          <w:rFonts w:ascii="Times New Roman" w:eastAsia="標楷體" w:hAnsi="Times New Roman" w:cs="Times New Roman" w:hint="eastAsia"/>
+          <w:sz w:val="24"/>
+          <w:szCs w:val="24"/>
+        </w:rPr>
+        <w:t>針對</w:t>
+      </w:r>
+      <w:r>
+        <w:rPr>
+          <w:rFonts w:ascii="Times New Roman" w:eastAsia="標楷體" w:hAnsi="Times New Roman" w:cs="Times New Roman"/>
+          <w:sz w:val="24"/>
+          <w:szCs w:val="24"/>
+        </w:rPr>
+        <w:t>車</w:t>
+      </w:r>
+      <w:r>
+        <w:rPr>
+          <w:rFonts w:ascii="Times New Roman" w:eastAsia="標楷體" w:hAnsi="Times New Roman" w:cs="Times New Roman" w:hint="eastAsia"/>
+          <w:sz w:val="24"/>
+          <w:szCs w:val="24"/>
+        </w:rPr>
+        <w:t>輛</w:t>
+      </w:r>
+      <w:r>
+        <w:rPr>
+          <w:rFonts w:ascii="Times New Roman" w:eastAsia="標楷體" w:hAnsi="Times New Roman" w:cs="Times New Roman"/>
+          <w:sz w:val="24"/>
+          <w:szCs w:val="24"/>
+        </w:rPr>
+        <w:t>數</w:t>
+      </w:r>
+      <w:r>
+        <w:rPr>
+          <w:rFonts w:ascii="Times New Roman" w:eastAsia="標楷體" w:hAnsi="Times New Roman" w:cs="Times New Roman" w:hint="eastAsia"/>
+          <w:sz w:val="24"/>
+          <w:szCs w:val="24"/>
+        </w:rPr>
+        <w:t>量</w:t>
+      </w:r>
+      <w:r>
+        <w:rPr>
+          <w:rFonts w:ascii="Times New Roman" w:eastAsia="標楷體" w:hAnsi="Times New Roman" w:cs="Times New Roman"/>
+          <w:sz w:val="24"/>
+          <w:szCs w:val="24"/>
+        </w:rPr>
+        <w:t>、</w:t>
+      </w:r>
+      <w:r>
+        <w:rPr>
+          <w:rFonts w:ascii="Times New Roman" w:eastAsia="標楷體" w:hAnsi="Times New Roman" w:cs="Times New Roman" w:hint="eastAsia"/>
+          <w:sz w:val="24"/>
+          <w:szCs w:val="24"/>
+        </w:rPr>
+        <w:t>總</w:t>
+      </w:r>
+      <w:r>
+        <w:rPr>
+          <w:rFonts w:ascii="Times New Roman" w:eastAsia="標楷體" w:hAnsi="Times New Roman" w:cs="Times New Roman"/>
+          <w:sz w:val="24"/>
+          <w:szCs w:val="24"/>
+        </w:rPr>
+        <w:t>行駛距離</w:t>
+      </w:r>
+      <w:r>
+        <w:rPr>
+          <w:rFonts w:ascii="Times New Roman" w:eastAsia="標楷體" w:hAnsi="Times New Roman" w:cs="Times New Roman" w:hint="eastAsia"/>
+          <w:sz w:val="24"/>
+          <w:szCs w:val="24"/>
+        </w:rPr>
+        <w:t>、總行駛</w:t>
+      </w:r>
+      <w:r>
+        <w:rPr>
+          <w:rFonts w:ascii="Times New Roman" w:eastAsia="標楷體" w:hAnsi="Times New Roman" w:cs="Times New Roman" w:hint="eastAsia"/>
+          <w:sz w:val="24"/>
+          <w:szCs w:val="24"/>
+        </w:rPr>
+        <w:t>時長、平均路線裝載率及</w:t>
+      </w:r>
+      <w:r>
+        <w:rPr>
+          <w:rFonts w:ascii="Times New Roman" w:eastAsia="標楷體" w:hAnsi="Times New Roman" w:cs="Times New Roman" w:hint="eastAsia"/>
+          <w:sz w:val="24"/>
+          <w:szCs w:val="24"/>
+        </w:rPr>
+        <w:t>系統</w:t>
+      </w:r>
+      <w:r>
+        <w:rPr>
+          <w:rFonts w:ascii="Times New Roman" w:eastAsia="標楷體" w:hAnsi="Times New Roman" w:cs="Times New Roman" w:hint="eastAsia"/>
+          <w:sz w:val="24"/>
+          <w:szCs w:val="24"/>
+        </w:rPr>
+        <w:t>規劃所需時間</w:t>
+      </w:r>
+      <w:r>
+        <w:rPr>
+          <w:rFonts w:ascii="Times New Roman" w:eastAsia="標楷體" w:hAnsi="Times New Roman" w:cs="Times New Roman"/>
+          <w:sz w:val="24"/>
+          <w:szCs w:val="24"/>
+        </w:rPr>
+        <w:t>進行</w:t>
+      </w:r>
+      <w:r>
+        <w:rPr>
+          <w:rFonts w:ascii="Times New Roman" w:eastAsia="標楷體" w:hAnsi="Times New Roman" w:cs="Times New Roman" w:hint="eastAsia"/>
+          <w:sz w:val="24"/>
+          <w:szCs w:val="24"/>
+        </w:rPr>
+        <w:t>量化</w:t>
+      </w:r>
+      <w:r>
+        <w:rPr>
+          <w:rFonts w:ascii="Times New Roman" w:eastAsia="標楷體" w:hAnsi="Times New Roman" w:cs="Times New Roman"/>
+          <w:sz w:val="24"/>
+          <w:szCs w:val="24"/>
+        </w:rPr>
+        <w:t>分析</w:t>
+      </w:r>
+      <w:r>
+        <w:rPr>
+          <w:rFonts w:ascii="Times New Roman" w:eastAsia="標楷體" w:hAnsi="Times New Roman" w:cs="Times New Roman" w:hint="eastAsia"/>
+          <w:sz w:val="24"/>
+          <w:szCs w:val="24"/>
+        </w:rPr>
+        <w:t>。</w:t>
+      </w:r>
+      <w:r>
+        <w:rPr>
+          <w:rFonts w:ascii="Times New Roman" w:eastAsia="標楷體" w:hAnsi="Times New Roman" w:cs="Times New Roman" w:hint="eastAsia"/>
+          <w:sz w:val="24"/>
+          <w:szCs w:val="24"/>
+        </w:rPr>
+        <w:t>此實驗</w:t>
+      </w:r>
+      <w:r>
+        <w:rPr>
+          <w:rFonts w:ascii="Times New Roman" w:eastAsia="標楷體" w:hAnsi="Times New Roman" w:cs="Times New Roman" w:hint="eastAsia"/>
+          <w:sz w:val="24"/>
+          <w:szCs w:val="24"/>
+        </w:rPr>
+        <w:t>旨在驗證</w:t>
+      </w:r>
+      <w:r>
+        <w:rPr>
+          <w:rFonts w:ascii="Times New Roman" w:eastAsia="標楷體" w:hAnsi="Times New Roman" w:cs="Times New Roman" w:hint="eastAsia"/>
+          <w:sz w:val="24"/>
+          <w:szCs w:val="24"/>
+        </w:rPr>
+        <w:t>本研究所提方法於真實配送情境之成效</w:t>
+      </w:r>
+      <w:r>
+        <w:rPr>
+          <w:rFonts w:ascii="Times New Roman" w:eastAsia="標楷體" w:hAnsi="Times New Roman" w:cs="Times New Roman" w:hint="eastAsia"/>
+          <w:sz w:val="24"/>
+          <w:szCs w:val="24"/>
+        </w:rPr>
+        <w:t>，</w:t>
+      </w:r>
+      <w:r>
+        <w:rPr>
+          <w:rFonts w:ascii="Times New Roman" w:eastAsia="標楷體" w:hAnsi="Times New Roman" w:cs="Times New Roman" w:hint="eastAsia"/>
+          <w:sz w:val="24"/>
+          <w:szCs w:val="24"/>
+        </w:rPr>
+        <w:t>相關實</w:t>
+      </w:r>
+      <w:r>
+        <w:rPr>
+          <w:rFonts w:ascii="Times New Roman" w:eastAsia="標楷體" w:hAnsi="Times New Roman" w:cs="Times New Roman" w:hint="eastAsia"/>
+          <w:sz w:val="24"/>
+          <w:szCs w:val="24"/>
+        </w:rPr>
+        <w:t>驗數據彙整</w:t>
+      </w:r>
+      <w:r>
+        <w:rPr>
+          <w:rFonts w:ascii="Times New Roman" w:eastAsia="標楷體" w:hAnsi="Times New Roman" w:cs="Times New Roman" w:hint="eastAsia"/>
+          <w:sz w:val="24"/>
+          <w:szCs w:val="24"/>
+        </w:rPr>
+        <w:t>如</w:t>
+      </w:r>
+      <w:r>
+        <w:rPr>
+          <w:rFonts w:ascii="Times New Roman" w:eastAsia="標楷體" w:hAnsi="Times New Roman" w:cs="Times New Roman"/>
+          <w:sz w:val="24"/>
+          <w:szCs w:val="24"/>
+        </w:rPr>
+        <w:fldChar w:fldCharType="begin"/>
+      </w:r>
+      <w:r>
+        <w:rPr>
+          <w:rFonts w:ascii="Times New Roman" w:eastAsia="標楷體" w:hAnsi="Times New Roman" w:cs="Times New Roman"/>
+          <w:sz w:val="24"/>
+          <w:szCs w:val="24"/>
+        </w:rPr>
+        <w:instrText xml:space="preserve"> REF _Ref217226506 \h </w:instrText>
+      </w:r>
+      <w:r>
+        <w:rPr>
+          <w:rFonts w:ascii="Times New Roman" w:eastAsia="標楷體" w:hAnsi="Times New Roman" w:cs="Times New Roman"/>
+          <w:sz w:val="24"/>
+          <w:szCs w:val="24"/>
+        </w:rPr>
+        <w:instrText xml:space="preserve"> \* MERGEFORMAT </w:instrText>
+      </w:r>
+      <w:r>
+        <w:rPr>
+          <w:rFonts w:ascii="Times New Roman" w:eastAsia="標楷體" w:hAnsi="Times New Roman" w:cs="Times New Roman"/>
+          <w:sz w:val="24"/>
+          <w:szCs w:val="24"/>
+        </w:rPr>
+      </w:r>
+      <w:r>
+        <w:rPr>
+          <w:rFonts w:ascii="Times New Roman" w:eastAsia="標楷體" w:hAnsi="Times New Roman" w:cs="Times New Roman"/>
+          <w:sz w:val="24"/>
+          <w:szCs w:val="24"/>
+        </w:rPr>
+        <w:fldChar w:fldCharType="separate"/>
+      </w:r>
+      <w:r>
+        <w:rPr>
+          <w:rFonts w:ascii="Times New Roman" w:eastAsia="標楷體" w:hAnsi="Times New Roman" w:cs="Times New Roman"/>
+          <w:sz w:val="24"/>
+          <w:szCs w:val="24"/>
+        </w:rPr>
+        <w:t>表</w:t>
+      </w:r>
+      <w:r>
+        <w:rPr>
+          <w:rFonts w:ascii="Times New Roman" w:eastAsia="標楷體" w:hAnsi="Times New Roman" w:cs="Times New Roman"/>
+          <w:sz w:val="24"/>
+          <w:szCs w:val="24"/>
+        </w:rPr>
+        <w:t>6</w:t>
       </w:r>
       <w:r>
         <w:rPr>
@@ -38715,15 +38216,16 @@
           <w:szCs w:val="24"/>
         </w:rPr>
       </w:pPr>
-      <w:bookmarkStart w:id="65" w:name="_Ref217226506"/>
-      <w:bookmarkStart w:id="66" w:name="_Ref217226494"/>
-      <w:bookmarkStart w:id="67" w:name="_Toc217747150"/>
+      <w:bookmarkStart w:id="66" w:name="_Ref217226506"/>
+      <w:bookmarkStart w:id="67" w:name="_Ref217226494"/>
+      <w:bookmarkStart w:id="68" w:name="_Toc218870790"/>
       <w:r>
         <w:rPr>
           <w:rFonts w:ascii="Times New Roman" w:eastAsia="標楷體" w:hAnsi="Times New Roman" w:cs="Times New Roman"/>
           <w:sz w:val="24"/>
           <w:szCs w:val="24"/>
         </w:rPr>
+        <w:lastRenderedPageBreak/>
         <w:t>表</w:t>
       </w:r>
       <w:r>
@@ -38773,7 +38275,7 @@
           <w:sz w:val="24"/>
           <w:szCs w:val="24"/>
         </w:rPr>
-        <w:t>5</w:t>
+        <w:t>6</w:t>
       </w:r>
       <w:r>
         <w:rPr>
@@ -38783,7 +38285,7 @@
         </w:rPr>
         <w:fldChar w:fldCharType="end"/>
       </w:r>
-      <w:bookmarkEnd w:id="65"/>
+      <w:bookmarkEnd w:id="66"/>
       <w:r>
         <w:rPr>
           <w:rFonts w:ascii="Times New Roman" w:eastAsia="標楷體" w:hAnsi="Times New Roman" w:cs="Times New Roman" w:hint="eastAsia"/>
@@ -38800,8 +38302,8 @@
         </w:rPr>
         <w:t>比較表</w:t>
       </w:r>
-      <w:bookmarkEnd w:id="66"/>
       <w:bookmarkEnd w:id="67"/>
+      <w:bookmarkEnd w:id="68"/>
       <w:r>
         <w:rPr>
           <w:rFonts w:ascii="Times New Roman" w:eastAsia="標楷體" w:hAnsi="Times New Roman" w:cs="Times New Roman" w:hint="eastAsia"/>
@@ -41600,42 +41102,9 @@
     </w:tbl>
     <w:p>
       <w:pPr>
-        <w:widowControl/>
         <w:spacing w:line="360" w:lineRule="auto"/>
         <w:rPr>
-          <w:rFonts w:ascii="Times New Roman" w:eastAsia="標楷體" w:hAnsi="Times New Roman" w:cs="Times New Roman"/>
-        </w:rPr>
-      </w:pPr>
-    </w:p>
-    <w:p>
-      <w:pPr>
-        <w:widowControl/>
-        <w:rPr>
-          <w:rFonts w:ascii="Times New Roman" w:eastAsia="標楷體" w:hAnsi="Times New Roman" w:cs="Times New Roman"/>
-        </w:rPr>
-      </w:pPr>
-    </w:p>
-    <w:p>
-      <w:pPr>
-        <w:widowControl/>
-        <w:rPr>
-          <w:rFonts w:ascii="Times New Roman" w:eastAsia="標楷體" w:hAnsi="Times New Roman" w:cs="Times New Roman"/>
-        </w:rPr>
-      </w:pPr>
-    </w:p>
-    <w:p>
-      <w:pPr>
-        <w:widowControl/>
-        <w:rPr>
-          <w:rFonts w:ascii="Times New Roman" w:eastAsia="標楷體" w:hAnsi="Times New Roman" w:cs="Times New Roman"/>
-        </w:rPr>
-      </w:pPr>
-    </w:p>
-    <w:p>
-      <w:pPr>
-        <w:spacing w:line="360" w:lineRule="auto"/>
-        <w:rPr>
-          <w:rFonts w:ascii="Times New Roman" w:eastAsia="標楷體" w:hAnsi="Times New Roman" w:cs="Times New Roman"/>
+          <w:rFonts w:ascii="Times New Roman" w:eastAsia="標楷體" w:hAnsi="Times New Roman" w:cs="Times New Roman" w:hint="eastAsia"/>
         </w:rPr>
       </w:pPr>
     </w:p>
@@ -41648,18 +41117,15 @@
           <w:rFonts w:ascii="Times New Roman" w:eastAsia="標楷體" w:hAnsi="Times New Roman" w:cs="Times New Roman"/>
           <w:sz w:val="24"/>
           <w:szCs w:val="24"/>
-          <w:highlight w:val="yellow"/>
         </w:rPr>
       </w:pPr>
-      <w:bookmarkStart w:id="68" w:name="_Toc217747151"/>
+      <w:bookmarkStart w:id="69" w:name="_Toc218870791"/>
       <w:r>
         <w:rPr>
           <w:rFonts w:ascii="Times New Roman" w:eastAsia="標楷體" w:hAnsi="Times New Roman" w:cs="Times New Roman"/>
           <w:sz w:val="24"/>
           <w:szCs w:val="24"/>
-          <w:highlight w:val="yellow"/>
-        </w:rPr>
-        <w:lastRenderedPageBreak/>
+        </w:rPr>
         <w:t>表</w:t>
       </w:r>
       <w:r>
@@ -41667,7 +41133,6 @@
           <w:rFonts w:ascii="Times New Roman" w:eastAsia="標楷體" w:hAnsi="Times New Roman" w:cs="Times New Roman"/>
           <w:sz w:val="24"/>
           <w:szCs w:val="24"/>
-          <w:highlight w:val="yellow"/>
         </w:rPr>
         <w:fldChar w:fldCharType="begin"/>
       </w:r>
@@ -41676,7 +41141,6 @@
           <w:rFonts w:ascii="Times New Roman" w:eastAsia="標楷體" w:hAnsi="Times New Roman" w:cs="Times New Roman"/>
           <w:sz w:val="24"/>
           <w:szCs w:val="24"/>
-          <w:highlight w:val="yellow"/>
         </w:rPr>
         <w:instrText xml:space="preserve"> SEQ </w:instrText>
       </w:r>
@@ -41685,7 +41149,6 @@
           <w:rFonts w:ascii="Times New Roman" w:eastAsia="標楷體" w:hAnsi="Times New Roman" w:cs="Times New Roman"/>
           <w:sz w:val="24"/>
           <w:szCs w:val="24"/>
-          <w:highlight w:val="yellow"/>
         </w:rPr>
         <w:instrText>表</w:instrText>
       </w:r>
@@ -41694,7 +41157,6 @@
           <w:rFonts w:ascii="Times New Roman" w:eastAsia="標楷體" w:hAnsi="Times New Roman" w:cs="Times New Roman"/>
           <w:sz w:val="24"/>
           <w:szCs w:val="24"/>
-          <w:highlight w:val="yellow"/>
         </w:rPr>
         <w:instrText xml:space="preserve"> \* ARABIC </w:instrText>
       </w:r>
@@ -41703,7 +41165,6 @@
           <w:rFonts w:ascii="Times New Roman" w:eastAsia="標楷體" w:hAnsi="Times New Roman" w:cs="Times New Roman"/>
           <w:sz w:val="24"/>
           <w:szCs w:val="24"/>
-          <w:highlight w:val="yellow"/>
         </w:rPr>
         <w:fldChar w:fldCharType="separate"/>
       </w:r>
@@ -41713,16 +41174,14 @@
           <w:noProof/>
           <w:sz w:val="24"/>
           <w:szCs w:val="24"/>
-          <w:highlight w:val="yellow"/>
-        </w:rPr>
-        <w:t>6</w:t>
+        </w:rPr>
+        <w:t>7</w:t>
       </w:r>
       <w:r>
         <w:rPr>
           <w:rFonts w:ascii="Times New Roman" w:eastAsia="標楷體" w:hAnsi="Times New Roman" w:cs="Times New Roman"/>
           <w:sz w:val="24"/>
           <w:szCs w:val="24"/>
-          <w:highlight w:val="yellow"/>
         </w:rPr>
         <w:fldChar w:fldCharType="end"/>
       </w:r>
@@ -41731,20 +41190,10 @@
           <w:rFonts w:ascii="Times New Roman" w:eastAsia="標楷體" w:hAnsi="Times New Roman" w:cs="Times New Roman" w:hint="eastAsia"/>
           <w:sz w:val="24"/>
           <w:szCs w:val="24"/>
-          <w:highlight w:val="yellow"/>
-        </w:rPr>
-        <w:t>系統與物流公司人工編排</w:t>
-      </w:r>
-      <w:r>
-        <w:rPr>
-          <w:rFonts w:ascii="Times New Roman" w:eastAsia="標楷體" w:hAnsi="Times New Roman" w:cs="Times New Roman" w:hint="eastAsia"/>
-          <w:sz w:val="24"/>
-          <w:szCs w:val="24"/>
-          <w:highlight w:val="yellow"/>
-        </w:rPr>
-        <w:t>差異率</w:t>
-      </w:r>
-      <w:bookmarkEnd w:id="68"/>
+        </w:rPr>
+        <w:t>系統與物流公司人工編排差異</w:t>
+      </w:r>
+      <w:bookmarkEnd w:id="69"/>
     </w:p>
     <w:tbl>
       <w:tblPr>
@@ -41780,7 +41229,6 @@
               <w:jc w:val="center"/>
               <w:rPr>
                 <w:rFonts w:ascii="Times New Roman" w:eastAsia="標楷體" w:hAnsi="Times New Roman" w:cs="Times New Roman"/>
-                <w:highlight w:val="yellow"/>
               </w:rPr>
             </w:pPr>
             <m:oMathPara>
@@ -41788,7 +41236,6 @@
                 <m:r>
                   <w:rPr>
                     <w:rFonts w:ascii="Cambria Math" w:eastAsia="標楷體" w:hAnsi="Cambria Math" w:cs="Times New Roman" w:hint="eastAsia"/>
-                    <w:highlight w:val="yellow"/>
                   </w:rPr>
                   <m:t>Ins.</m:t>
                 </m:r>
@@ -41808,7 +41255,6 @@
               <w:jc w:val="center"/>
               <w:rPr>
                 <w:rFonts w:ascii="Times New Roman" w:eastAsia="標楷體" w:hAnsi="Times New Roman" w:cs="Times New Roman"/>
-                <w:highlight w:val="yellow"/>
               </w:rPr>
             </w:pPr>
             <m:oMathPara>
@@ -41816,14 +41262,12 @@
                 <m:r>
                   <w:rPr>
                     <w:rFonts w:ascii="Cambria Math" w:eastAsia="標楷體" w:hAnsi="Cambria Math" w:cs="Times New Roman" w:hint="eastAsia"/>
-                    <w:highlight w:val="yellow"/>
                   </w:rPr>
                   <m:t>G</m:t>
                 </m:r>
                 <m:r>
                   <w:rPr>
                     <w:rFonts w:ascii="Cambria Math" w:eastAsia="標楷體" w:hAnsi="Cambria Math" w:cs="Times New Roman"/>
-                    <w:highlight w:val="yellow"/>
                   </w:rPr>
                   <m:t>a</m:t>
                 </m:r>
@@ -41840,23 +41284,14 @@
                     <m:r>
                       <w:rPr>
                         <w:rFonts w:ascii="Cambria Math" w:eastAsia="標楷體" w:hAnsi="Cambria Math" w:cs="Times New Roman"/>
-                        <w:highlight w:val="yellow"/>
                       </w:rPr>
                       <m:t>p</m:t>
                     </m:r>
-                    <m:ctrlPr>
-                      <w:rPr>
-                        <w:rFonts w:ascii="Cambria Math" w:eastAsia="標楷體" w:hAnsi="Cambria Math" w:cs="Times New Roman"/>
-                        <w:i/>
-                        <w:highlight w:val="yellow"/>
-                      </w:rPr>
-                    </m:ctrlPr>
                   </m:e>
                   <m:sup>
                     <m:r>
                       <w:rPr>
                         <w:rFonts w:ascii="Cambria Math" w:eastAsia="標楷體" w:hAnsi="Cambria Math" w:cs="Times New Roman" w:hint="eastAsia"/>
-                        <w:highlight w:val="yellow"/>
                       </w:rPr>
                       <m:t>K</m:t>
                     </m:r>
@@ -41878,7 +41313,6 @@
               <w:jc w:val="center"/>
               <w:rPr>
                 <w:rFonts w:ascii="Times New Roman" w:eastAsia="標楷體" w:hAnsi="Times New Roman" w:cs="Times New Roman"/>
-                <w:highlight w:val="yellow"/>
               </w:rPr>
             </w:pPr>
             <m:oMath>
@@ -41888,7 +41322,6 @@
                     <w:rPr>
                       <w:rFonts w:ascii="Cambria Math" w:eastAsia="標楷體" w:hAnsi="Cambria Math" w:cs="Times New Roman"/>
                       <w:i/>
-                      <w:highlight w:val="yellow"/>
                     </w:rPr>
                   </m:ctrlPr>
                 </m:sSupPr>
@@ -41896,14 +41329,12 @@
                   <m:r>
                     <w:rPr>
                       <w:rFonts w:ascii="Cambria Math" w:eastAsia="標楷體" w:hAnsi="Cambria Math" w:cs="Times New Roman" w:hint="eastAsia"/>
-                      <w:highlight w:val="yellow"/>
                     </w:rPr>
                     <m:t>G</m:t>
                   </m:r>
                   <m:r>
                     <w:rPr>
                       <w:rFonts w:ascii="Cambria Math" w:eastAsia="標楷體" w:hAnsi="Cambria Math" w:cs="Times New Roman"/>
-                      <w:highlight w:val="yellow"/>
                     </w:rPr>
                     <m:t>ap</m:t>
                   </m:r>
@@ -41911,7 +41342,6 @@
                     <w:rPr>
                       <w:rFonts w:ascii="Cambria Math" w:eastAsia="標楷體" w:hAnsi="Cambria Math" w:cs="Times New Roman" w:hint="eastAsia"/>
                       <w:i/>
-                      <w:highlight w:val="yellow"/>
                     </w:rPr>
                   </m:ctrlPr>
                 </m:e>
@@ -41919,7 +41349,6 @@
                   <m:r>
                     <w:rPr>
                       <w:rFonts w:ascii="Cambria Math" w:eastAsia="標楷體" w:hAnsi="Cambria Math" w:cs="Times New Roman" w:hint="eastAsia"/>
-                      <w:highlight w:val="yellow"/>
                     </w:rPr>
                     <m:t>C</m:t>
                   </m:r>
@@ -41946,7 +41375,6 @@
               <w:jc w:val="center"/>
               <w:rPr>
                 <w:rFonts w:ascii="Times New Roman" w:eastAsia="標楷體" w:hAnsi="Times New Roman" w:cs="Times New Roman"/>
-                <w:highlight w:val="yellow"/>
               </w:rPr>
             </w:pPr>
             <m:oMath>
@@ -41956,7 +41384,6 @@
                     <w:rPr>
                       <w:rFonts w:ascii="Cambria Math" w:eastAsia="標楷體" w:hAnsi="Cambria Math" w:cs="Times New Roman"/>
                       <w:i/>
-                      <w:highlight w:val="yellow"/>
                     </w:rPr>
                   </m:ctrlPr>
                 </m:sSupPr>
@@ -41964,7 +41391,6 @@
                   <m:r>
                     <w:rPr>
                       <w:rFonts w:ascii="Cambria Math" w:eastAsia="標楷體" w:hAnsi="Cambria Math" w:cs="Times New Roman"/>
-                      <w:highlight w:val="yellow"/>
                     </w:rPr>
                     <m:t>Gap</m:t>
                   </m:r>
@@ -41972,7 +41398,6 @@
                     <w:rPr>
                       <w:rFonts w:ascii="Cambria Math" w:eastAsia="標楷體" w:hAnsi="Cambria Math" w:cs="Times New Roman" w:hint="eastAsia"/>
                       <w:i/>
-                      <w:highlight w:val="yellow"/>
                     </w:rPr>
                   </m:ctrlPr>
                 </m:e>
@@ -41980,7 +41405,6 @@
                   <m:r>
                     <w:rPr>
                       <w:rFonts w:ascii="Cambria Math" w:eastAsia="標楷體" w:hAnsi="Cambria Math" w:cs="Times New Roman" w:hint="eastAsia"/>
-                      <w:highlight w:val="yellow"/>
                     </w:rPr>
                     <m:t>D</m:t>
                   </m:r>
@@ -42008,7 +41432,6 @@
               <w:rPr>
                 <w:rFonts w:ascii="Cambria Math" w:eastAsia="標楷體" w:hAnsi="Cambria Math" w:cs="Times New Roman"/>
                 <w:i/>
-                <w:highlight w:val="yellow"/>
               </w:rPr>
             </w:pPr>
             <m:oMathPara>
@@ -42019,7 +41442,6 @@
                       <w:rPr>
                         <w:rFonts w:ascii="Cambria Math" w:eastAsia="標楷體" w:hAnsi="Cambria Math" w:cs="Times New Roman"/>
                         <w:i/>
-                        <w:highlight w:val="yellow"/>
                       </w:rPr>
                     </m:ctrlPr>
                   </m:sSupPr>
@@ -42027,7 +41449,6 @@
                     <m:r>
                       <w:rPr>
                         <w:rFonts w:ascii="Cambria Math" w:eastAsia="標楷體" w:hAnsi="Cambria Math" w:cs="Times New Roman"/>
-                        <w:highlight w:val="yellow"/>
                       </w:rPr>
                       <m:t>Gap</m:t>
                     </m:r>
@@ -42035,7 +41456,6 @@
                       <w:rPr>
                         <w:rFonts w:ascii="Cambria Math" w:eastAsia="標楷體" w:hAnsi="Cambria Math" w:cs="Times New Roman" w:hint="eastAsia"/>
                         <w:i/>
-                        <w:highlight w:val="yellow"/>
                       </w:rPr>
                     </m:ctrlPr>
                   </m:e>
@@ -42043,7 +41463,6 @@
                     <m:r>
                       <w:rPr>
                         <w:rFonts w:ascii="Cambria Math" w:eastAsia="標楷體" w:hAnsi="Cambria Math" w:cs="Times New Roman"/>
-                        <w:highlight w:val="yellow"/>
                       </w:rPr>
                       <m:t>U</m:t>
                     </m:r>
@@ -42073,14 +41492,12 @@
               <w:rPr>
                 <w:rFonts w:ascii="Times New Roman" w:eastAsia="標楷體" w:hAnsi="Times New Roman" w:cs="Times New Roman"/>
                 <w:iCs/>
-                <w:highlight w:val="yellow"/>
               </w:rPr>
             </w:pPr>
             <w:r>
               <w:rPr>
                 <w:rFonts w:ascii="Times New Roman" w:eastAsia="標楷體" w:hAnsi="Times New Roman" w:cs="Times New Roman"/>
                 <w:iCs/>
-                <w:highlight w:val="yellow"/>
               </w:rPr>
               <w:t>D1203</w:t>
             </w:r>
@@ -42102,7 +41519,6 @@
               <w:rPr>
                 <w:rFonts w:ascii="Times New Roman" w:eastAsia="標楷體" w:hAnsi="Times New Roman" w:cs="Times New Roman"/>
                 <w:iCs/>
-                <w:highlight w:val="yellow"/>
               </w:rPr>
             </w:pPr>
           </w:p>
@@ -42123,7 +41539,6 @@
               <w:rPr>
                 <w:rFonts w:ascii="Times New Roman" w:eastAsia="標楷體" w:hAnsi="Times New Roman" w:cs="Times New Roman"/>
                 <w:iCs/>
-                <w:highlight w:val="yellow"/>
               </w:rPr>
             </w:pPr>
           </w:p>
@@ -42144,7 +41559,6 @@
               <w:rPr>
                 <w:rFonts w:ascii="Times New Roman" w:eastAsia="標楷體" w:hAnsi="Times New Roman" w:cs="Times New Roman"/>
                 <w:iCs/>
-                <w:highlight w:val="yellow"/>
               </w:rPr>
             </w:pPr>
           </w:p>
@@ -42165,7 +41579,6 @@
               <w:rPr>
                 <w:rFonts w:ascii="Times New Roman" w:eastAsia="標楷體" w:hAnsi="Times New Roman" w:cs="Times New Roman"/>
                 <w:iCs/>
-                <w:highlight w:val="yellow"/>
               </w:rPr>
             </w:pPr>
           </w:p>
@@ -42187,14 +41600,12 @@
               <w:rPr>
                 <w:rFonts w:ascii="Times New Roman" w:eastAsia="標楷體" w:hAnsi="Times New Roman" w:cs="Times New Roman"/>
                 <w:iCs/>
-                <w:highlight w:val="yellow"/>
               </w:rPr>
             </w:pPr>
             <w:r>
               <w:rPr>
                 <w:rFonts w:ascii="Times New Roman" w:eastAsia="標楷體" w:hAnsi="Times New Roman" w:cs="Times New Roman"/>
                 <w:iCs/>
-                <w:highlight w:val="yellow"/>
               </w:rPr>
               <w:t>D1205</w:t>
             </w:r>
@@ -42213,7 +41624,6 @@
               <w:rPr>
                 <w:rFonts w:ascii="Times New Roman" w:eastAsia="標楷體" w:hAnsi="Times New Roman" w:cs="Times New Roman"/>
                 <w:iCs/>
-                <w:highlight w:val="yellow"/>
               </w:rPr>
             </w:pPr>
           </w:p>
@@ -42231,7 +41641,6 @@
               <w:rPr>
                 <w:rFonts w:ascii="Times New Roman" w:eastAsia="標楷體" w:hAnsi="Times New Roman" w:cs="Times New Roman"/>
                 <w:iCs/>
-                <w:highlight w:val="yellow"/>
               </w:rPr>
             </w:pPr>
           </w:p>
@@ -42249,7 +41658,6 @@
               <w:rPr>
                 <w:rFonts w:ascii="Times New Roman" w:eastAsia="標楷體" w:hAnsi="Times New Roman" w:cs="Times New Roman"/>
                 <w:iCs/>
-                <w:highlight w:val="yellow"/>
               </w:rPr>
             </w:pPr>
           </w:p>
@@ -42267,7 +41675,6 @@
               <w:rPr>
                 <w:rFonts w:ascii="Times New Roman" w:eastAsia="標楷體" w:hAnsi="Times New Roman" w:cs="Times New Roman"/>
                 <w:iCs/>
-                <w:highlight w:val="yellow"/>
               </w:rPr>
             </w:pPr>
           </w:p>
@@ -42289,14 +41696,12 @@
               <w:rPr>
                 <w:rFonts w:ascii="Times New Roman" w:eastAsia="標楷體" w:hAnsi="Times New Roman" w:cs="Times New Roman"/>
                 <w:iCs/>
-                <w:highlight w:val="yellow"/>
               </w:rPr>
             </w:pPr>
             <w:r>
               <w:rPr>
                 <w:rFonts w:ascii="Times New Roman" w:eastAsia="標楷體" w:hAnsi="Times New Roman" w:cs="Times New Roman"/>
                 <w:iCs/>
-                <w:highlight w:val="yellow"/>
               </w:rPr>
               <w:t>D1207</w:t>
             </w:r>
@@ -42315,7 +41720,6 @@
               <w:rPr>
                 <w:rFonts w:ascii="Times New Roman" w:eastAsia="標楷體" w:hAnsi="Times New Roman" w:cs="Times New Roman"/>
                 <w:iCs/>
-                <w:highlight w:val="yellow"/>
               </w:rPr>
             </w:pPr>
           </w:p>
@@ -42333,7 +41737,6 @@
               <w:rPr>
                 <w:rFonts w:ascii="Times New Roman" w:eastAsia="標楷體" w:hAnsi="Times New Roman" w:cs="Times New Roman"/>
                 <w:iCs/>
-                <w:highlight w:val="yellow"/>
               </w:rPr>
             </w:pPr>
           </w:p>
@@ -42351,7 +41754,6 @@
               <w:rPr>
                 <w:rFonts w:ascii="Times New Roman" w:eastAsia="標楷體" w:hAnsi="Times New Roman" w:cs="Times New Roman"/>
                 <w:iCs/>
-                <w:highlight w:val="yellow"/>
               </w:rPr>
             </w:pPr>
           </w:p>
@@ -42369,7 +41771,6 @@
               <w:rPr>
                 <w:rFonts w:ascii="Times New Roman" w:eastAsia="標楷體" w:hAnsi="Times New Roman" w:cs="Times New Roman"/>
                 <w:iCs/>
-                <w:highlight w:val="yellow"/>
               </w:rPr>
             </w:pPr>
           </w:p>
@@ -42391,14 +41792,12 @@
               <w:rPr>
                 <w:rFonts w:ascii="Times New Roman" w:eastAsia="標楷體" w:hAnsi="Times New Roman" w:cs="Times New Roman"/>
                 <w:iCs/>
-                <w:highlight w:val="yellow"/>
               </w:rPr>
             </w:pPr>
             <w:r>
               <w:rPr>
                 <w:rFonts w:ascii="Times New Roman" w:eastAsia="標楷體" w:hAnsi="Times New Roman" w:cs="Times New Roman"/>
                 <w:iCs/>
-                <w:highlight w:val="yellow"/>
               </w:rPr>
               <w:t>D1208</w:t>
             </w:r>
@@ -42417,7 +41816,6 @@
               <w:rPr>
                 <w:rFonts w:ascii="Times New Roman" w:eastAsia="標楷體" w:hAnsi="Times New Roman" w:cs="Times New Roman"/>
                 <w:iCs/>
-                <w:highlight w:val="yellow"/>
               </w:rPr>
             </w:pPr>
           </w:p>
@@ -42435,7 +41833,6 @@
               <w:rPr>
                 <w:rFonts w:ascii="Times New Roman" w:eastAsia="標楷體" w:hAnsi="Times New Roman" w:cs="Times New Roman"/>
                 <w:iCs/>
-                <w:highlight w:val="yellow"/>
               </w:rPr>
             </w:pPr>
           </w:p>
@@ -42453,7 +41850,6 @@
               <w:rPr>
                 <w:rFonts w:ascii="Times New Roman" w:eastAsia="標楷體" w:hAnsi="Times New Roman" w:cs="Times New Roman"/>
                 <w:iCs/>
-                <w:highlight w:val="yellow"/>
               </w:rPr>
             </w:pPr>
           </w:p>
@@ -42471,7 +41867,6 @@
               <w:rPr>
                 <w:rFonts w:ascii="Times New Roman" w:eastAsia="標楷體" w:hAnsi="Times New Roman" w:cs="Times New Roman"/>
                 <w:iCs/>
-                <w:highlight w:val="yellow"/>
               </w:rPr>
             </w:pPr>
           </w:p>
@@ -42493,14 +41888,12 @@
               <w:rPr>
                 <w:rFonts w:ascii="Times New Roman" w:eastAsia="標楷體" w:hAnsi="Times New Roman" w:cs="Times New Roman"/>
                 <w:iCs/>
-                <w:highlight w:val="yellow"/>
               </w:rPr>
             </w:pPr>
             <w:r>
               <w:rPr>
                 <w:rFonts w:ascii="Times New Roman" w:eastAsia="標楷體" w:hAnsi="Times New Roman" w:cs="Times New Roman"/>
                 <w:iCs/>
-                <w:highlight w:val="yellow"/>
               </w:rPr>
               <w:t>D1209</w:t>
             </w:r>
@@ -42519,7 +41912,6 @@
               <w:rPr>
                 <w:rFonts w:ascii="Times New Roman" w:eastAsia="標楷體" w:hAnsi="Times New Roman" w:cs="Times New Roman"/>
                 <w:iCs/>
-                <w:highlight w:val="yellow"/>
               </w:rPr>
             </w:pPr>
           </w:p>
@@ -42537,7 +41929,6 @@
               <w:rPr>
                 <w:rFonts w:ascii="Times New Roman" w:eastAsia="標楷體" w:hAnsi="Times New Roman" w:cs="Times New Roman"/>
                 <w:iCs/>
-                <w:highlight w:val="yellow"/>
               </w:rPr>
             </w:pPr>
           </w:p>
@@ -42555,7 +41946,6 @@
               <w:rPr>
                 <w:rFonts w:ascii="Times New Roman" w:eastAsia="標楷體" w:hAnsi="Times New Roman" w:cs="Times New Roman"/>
                 <w:iCs/>
-                <w:highlight w:val="yellow"/>
               </w:rPr>
             </w:pPr>
           </w:p>
@@ -42573,7 +41963,6 @@
               <w:rPr>
                 <w:rFonts w:ascii="Times New Roman" w:eastAsia="標楷體" w:hAnsi="Times New Roman" w:cs="Times New Roman"/>
                 <w:iCs/>
-                <w:highlight w:val="yellow"/>
               </w:rPr>
             </w:pPr>
           </w:p>
@@ -42595,14 +41984,12 @@
               <w:rPr>
                 <w:rFonts w:ascii="Times New Roman" w:eastAsia="標楷體" w:hAnsi="Times New Roman" w:cs="Times New Roman"/>
                 <w:iCs/>
-                <w:highlight w:val="yellow"/>
               </w:rPr>
             </w:pPr>
             <w:r>
               <w:rPr>
                 <w:rFonts w:ascii="Times New Roman" w:eastAsia="標楷體" w:hAnsi="Times New Roman" w:cs="Times New Roman"/>
                 <w:iCs/>
-                <w:highlight w:val="yellow"/>
               </w:rPr>
               <w:t>D1210</w:t>
             </w:r>
@@ -42621,7 +42008,6 @@
               <w:rPr>
                 <w:rFonts w:ascii="Times New Roman" w:eastAsia="標楷體" w:hAnsi="Times New Roman" w:cs="Times New Roman"/>
                 <w:iCs/>
-                <w:highlight w:val="yellow"/>
               </w:rPr>
             </w:pPr>
           </w:p>
@@ -42639,7 +42025,6 @@
               <w:rPr>
                 <w:rFonts w:ascii="Times New Roman" w:eastAsia="標楷體" w:hAnsi="Times New Roman" w:cs="Times New Roman"/>
                 <w:iCs/>
-                <w:highlight w:val="yellow"/>
               </w:rPr>
             </w:pPr>
           </w:p>
@@ -42657,7 +42042,6 @@
               <w:rPr>
                 <w:rFonts w:ascii="Times New Roman" w:eastAsia="標楷體" w:hAnsi="Times New Roman" w:cs="Times New Roman"/>
                 <w:iCs/>
-                <w:highlight w:val="yellow"/>
               </w:rPr>
             </w:pPr>
           </w:p>
@@ -42675,7 +42059,6 @@
               <w:rPr>
                 <w:rFonts w:ascii="Times New Roman" w:eastAsia="標楷體" w:hAnsi="Times New Roman" w:cs="Times New Roman"/>
                 <w:iCs/>
-                <w:highlight w:val="yellow"/>
               </w:rPr>
             </w:pPr>
           </w:p>
@@ -42697,14 +42080,12 @@
               <w:rPr>
                 <w:rFonts w:ascii="Times New Roman" w:eastAsia="標楷體" w:hAnsi="Times New Roman" w:cs="Times New Roman"/>
                 <w:iCs/>
-                <w:highlight w:val="yellow"/>
               </w:rPr>
             </w:pPr>
             <w:r>
               <w:rPr>
                 <w:rFonts w:ascii="Times New Roman" w:eastAsia="標楷體" w:hAnsi="Times New Roman" w:cs="Times New Roman"/>
                 <w:iCs/>
-                <w:highlight w:val="yellow"/>
               </w:rPr>
               <w:t>D1212</w:t>
             </w:r>
@@ -42723,7 +42104,6 @@
               <w:rPr>
                 <w:rFonts w:ascii="Times New Roman" w:eastAsia="標楷體" w:hAnsi="Times New Roman" w:cs="Times New Roman"/>
                 <w:iCs/>
-                <w:highlight w:val="yellow"/>
               </w:rPr>
             </w:pPr>
           </w:p>
@@ -42741,7 +42121,6 @@
               <w:rPr>
                 <w:rFonts w:ascii="Times New Roman" w:eastAsia="標楷體" w:hAnsi="Times New Roman" w:cs="Times New Roman"/>
                 <w:iCs/>
-                <w:highlight w:val="yellow"/>
               </w:rPr>
             </w:pPr>
           </w:p>
@@ -42759,7 +42138,6 @@
               <w:rPr>
                 <w:rFonts w:ascii="Times New Roman" w:eastAsia="標楷體" w:hAnsi="Times New Roman" w:cs="Times New Roman"/>
                 <w:iCs/>
-                <w:highlight w:val="yellow"/>
               </w:rPr>
             </w:pPr>
           </w:p>
@@ -42777,7 +42155,6 @@
               <w:rPr>
                 <w:rFonts w:ascii="Times New Roman" w:eastAsia="標楷體" w:hAnsi="Times New Roman" w:cs="Times New Roman"/>
                 <w:iCs/>
-                <w:highlight w:val="yellow"/>
               </w:rPr>
             </w:pPr>
           </w:p>
@@ -42799,14 +42176,12 @@
               <w:rPr>
                 <w:rFonts w:ascii="Times New Roman" w:eastAsia="標楷體" w:hAnsi="Times New Roman" w:cs="Times New Roman"/>
                 <w:iCs/>
-                <w:highlight w:val="yellow"/>
               </w:rPr>
             </w:pPr>
             <w:r>
               <w:rPr>
                 <w:rFonts w:ascii="Times New Roman" w:eastAsia="標楷體" w:hAnsi="Times New Roman" w:cs="Times New Roman"/>
                 <w:iCs/>
-                <w:highlight w:val="yellow"/>
               </w:rPr>
               <w:t>D1213</w:t>
             </w:r>
@@ -42825,7 +42200,6 @@
               <w:rPr>
                 <w:rFonts w:ascii="Times New Roman" w:eastAsia="標楷體" w:hAnsi="Times New Roman" w:cs="Times New Roman"/>
                 <w:iCs/>
-                <w:highlight w:val="yellow"/>
               </w:rPr>
             </w:pPr>
           </w:p>
@@ -42843,7 +42217,6 @@
               <w:rPr>
                 <w:rFonts w:ascii="Times New Roman" w:eastAsia="標楷體" w:hAnsi="Times New Roman" w:cs="Times New Roman"/>
                 <w:iCs/>
-                <w:highlight w:val="yellow"/>
               </w:rPr>
             </w:pPr>
           </w:p>
@@ -42861,7 +42234,6 @@
               <w:rPr>
                 <w:rFonts w:ascii="Times New Roman" w:eastAsia="標楷體" w:hAnsi="Times New Roman" w:cs="Times New Roman"/>
                 <w:iCs/>
-                <w:highlight w:val="yellow"/>
               </w:rPr>
             </w:pPr>
           </w:p>
@@ -42879,7 +42251,6 @@
               <w:rPr>
                 <w:rFonts w:ascii="Times New Roman" w:eastAsia="標楷體" w:hAnsi="Times New Roman" w:cs="Times New Roman"/>
                 <w:iCs/>
-                <w:highlight w:val="yellow"/>
               </w:rPr>
             </w:pPr>
           </w:p>
@@ -42901,15 +42272,14 @@
               <w:rPr>
                 <w:rFonts w:ascii="Times New Roman" w:eastAsia="標楷體" w:hAnsi="Times New Roman" w:cs="Times New Roman"/>
                 <w:iCs/>
-                <w:highlight w:val="yellow"/>
               </w:rPr>
             </w:pPr>
             <w:r>
               <w:rPr>
                 <w:rFonts w:ascii="Times New Roman" w:eastAsia="標楷體" w:hAnsi="Times New Roman" w:cs="Times New Roman"/>
                 <w:iCs/>
-                <w:highlight w:val="yellow"/>
-              </w:rPr>
+              </w:rPr>
+              <w:lastRenderedPageBreak/>
               <w:t>D1214</w:t>
             </w:r>
           </w:p>
@@ -42927,7 +42297,6 @@
               <w:rPr>
                 <w:rFonts w:ascii="Times New Roman" w:eastAsia="標楷體" w:hAnsi="Times New Roman" w:cs="Times New Roman"/>
                 <w:iCs/>
-                <w:highlight w:val="yellow"/>
               </w:rPr>
             </w:pPr>
           </w:p>
@@ -42945,7 +42314,6 @@
               <w:rPr>
                 <w:rFonts w:ascii="Times New Roman" w:eastAsia="標楷體" w:hAnsi="Times New Roman" w:cs="Times New Roman"/>
                 <w:iCs/>
-                <w:highlight w:val="yellow"/>
               </w:rPr>
             </w:pPr>
           </w:p>
@@ -42963,7 +42331,6 @@
               <w:rPr>
                 <w:rFonts w:ascii="Times New Roman" w:eastAsia="標楷體" w:hAnsi="Times New Roman" w:cs="Times New Roman"/>
                 <w:iCs/>
-                <w:highlight w:val="yellow"/>
               </w:rPr>
             </w:pPr>
           </w:p>
@@ -42981,7 +42348,6 @@
               <w:rPr>
                 <w:rFonts w:ascii="Times New Roman" w:eastAsia="標楷體" w:hAnsi="Times New Roman" w:cs="Times New Roman"/>
                 <w:iCs/>
-                <w:highlight w:val="yellow"/>
               </w:rPr>
             </w:pPr>
           </w:p>
@@ -43003,14 +42369,12 @@
               <w:rPr>
                 <w:rFonts w:ascii="Times New Roman" w:eastAsia="標楷體" w:hAnsi="Times New Roman" w:cs="Times New Roman"/>
                 <w:iCs/>
-                <w:highlight w:val="yellow"/>
               </w:rPr>
             </w:pPr>
             <w:r>
               <w:rPr>
                 <w:rFonts w:ascii="Times New Roman" w:eastAsia="標楷體" w:hAnsi="Times New Roman" w:cs="Times New Roman"/>
                 <w:iCs/>
-                <w:highlight w:val="yellow"/>
               </w:rPr>
               <w:t>D1215</w:t>
             </w:r>
@@ -43029,7 +42393,6 @@
               <w:rPr>
                 <w:rFonts w:ascii="Times New Roman" w:eastAsia="標楷體" w:hAnsi="Times New Roman" w:cs="Times New Roman"/>
                 <w:iCs/>
-                <w:highlight w:val="yellow"/>
               </w:rPr>
             </w:pPr>
           </w:p>
@@ -43047,7 +42410,6 @@
               <w:rPr>
                 <w:rFonts w:ascii="Times New Roman" w:eastAsia="標楷體" w:hAnsi="Times New Roman" w:cs="Times New Roman"/>
                 <w:iCs/>
-                <w:highlight w:val="yellow"/>
               </w:rPr>
             </w:pPr>
           </w:p>
@@ -43065,7 +42427,6 @@
               <w:rPr>
                 <w:rFonts w:ascii="Times New Roman" w:eastAsia="標楷體" w:hAnsi="Times New Roman" w:cs="Times New Roman"/>
                 <w:iCs/>
-                <w:highlight w:val="yellow"/>
               </w:rPr>
             </w:pPr>
           </w:p>
@@ -43083,7 +42444,6 @@
               <w:rPr>
                 <w:rFonts w:ascii="Times New Roman" w:eastAsia="標楷體" w:hAnsi="Times New Roman" w:cs="Times New Roman"/>
                 <w:iCs/>
-                <w:highlight w:val="yellow"/>
               </w:rPr>
             </w:pPr>
           </w:p>
@@ -43134,7 +42494,7 @@
           <w:szCs w:val="40"/>
         </w:rPr>
       </w:pPr>
-      <w:bookmarkStart w:id="69" w:name="_Toc218443087"/>
+      <w:bookmarkStart w:id="70" w:name="_Toc218443087"/>
       <w:r>
         <w:rPr>
           <w:rFonts w:ascii="Times New Roman" w:eastAsia="標楷體" w:hAnsi="Times New Roman" w:cs="Times New Roman"/>
@@ -43166,7 +42526,7 @@
         </w:rPr>
         <w:t>結論與未來方向</w:t>
       </w:r>
-      <w:bookmarkEnd w:id="69"/>
+      <w:bookmarkEnd w:id="70"/>
     </w:p>
     <w:p>
       <w:pPr>
@@ -43209,8 +42569,8 @@
           <w:szCs w:val="40"/>
         </w:rPr>
       </w:pPr>
-      <w:bookmarkStart w:id="70" w:name="_Toc205218997"/>
-      <w:bookmarkStart w:id="71" w:name="_Toc218443088"/>
+      <w:bookmarkStart w:id="71" w:name="_Toc205218997"/>
+      <w:bookmarkStart w:id="72" w:name="_Toc218443088"/>
       <w:r>
         <w:rPr>
           <w:rFonts w:ascii="Times New Roman" w:eastAsia="標楷體" w:hAnsi="Times New Roman" w:cs="Times New Roman"/>
@@ -43222,59 +42582,7 @@
         <w:lastRenderedPageBreak/>
         <w:t>參考文獻</w:t>
       </w:r>
-      <w:bookmarkEnd w:id="70"/>
       <w:bookmarkEnd w:id="71"/>
-    </w:p>
-    <w:p>
-      <w:pPr>
-        <w:pStyle w:val="EndNoteBibliography"/>
-        <w:spacing w:after="0"/>
-        <w:ind w:left="720" w:hanging="720"/>
-      </w:pPr>
-      <w:r>
-        <w:rPr>
-          <w:rFonts w:eastAsia="標楷體"/>
-          <w:b/>
-          <w:bCs/>
-          <w:color w:val="EE0000"/>
-        </w:rPr>
-        <w:fldChar w:fldCharType="begin"/>
-      </w:r>
-      <w:r>
-        <w:rPr>
-          <w:rFonts w:eastAsia="標楷體"/>
-          <w:b/>
-          <w:bCs/>
-          <w:color w:val="EE0000"/>
-        </w:rPr>
-        <w:instrText xml:space="preserve"> ADDIN EN.REFLIST </w:instrText>
-      </w:r>
-      <w:r>
-        <w:rPr>
-          <w:rFonts w:eastAsia="標楷體"/>
-          <w:b/>
-          <w:bCs/>
-          <w:color w:val="EE0000"/>
-        </w:rPr>
-        <w:fldChar w:fldCharType="separate"/>
-      </w:r>
-      <w:bookmarkStart w:id="72" w:name="_ENREF_1"/>
-      <w:r>
-        <w:t>[1]</w:t>
-      </w:r>
-      <w:r>
-        <w:tab/>
-        <w:t xml:space="preserve">F. Alesiani, G. Ermis, and K. Gkiotsalitis, "Constrained clustering for the capacitated vehicle routing problem (CC-CVRP)," </w:t>
-      </w:r>
-      <w:r>
-        <w:rPr>
-          <w:i/>
-        </w:rPr>
-        <w:t xml:space="preserve">Applied artificial intelligence, </w:t>
-      </w:r>
-      <w:r>
-        <w:t>vol. 36, no. 1, p. 1995658, 2022.</w:t>
-      </w:r>
       <w:bookmarkEnd w:id="72"/>
     </w:p>
     <w:p>
@@ -43283,22 +42591,49 @@
         <w:spacing w:after="0"/>
         <w:ind w:left="720" w:hanging="720"/>
       </w:pPr>
-      <w:bookmarkStart w:id="73" w:name="_ENREF_2"/>
-      <w:r>
-        <w:t>[2]</w:t>
+      <w:r>
+        <w:rPr>
+          <w:rFonts w:eastAsia="標楷體"/>
+          <w:b/>
+          <w:bCs/>
+          <w:color w:val="EE0000"/>
+        </w:rPr>
+        <w:fldChar w:fldCharType="begin"/>
+      </w:r>
+      <w:r>
+        <w:rPr>
+          <w:rFonts w:eastAsia="標楷體"/>
+          <w:b/>
+          <w:bCs/>
+          <w:color w:val="EE0000"/>
+        </w:rPr>
+        <w:instrText xml:space="preserve"> ADDIN EN.REFLIST </w:instrText>
+      </w:r>
+      <w:r>
+        <w:rPr>
+          <w:rFonts w:eastAsia="標楷體"/>
+          <w:b/>
+          <w:bCs/>
+          <w:color w:val="EE0000"/>
+        </w:rPr>
+        <w:fldChar w:fldCharType="separate"/>
+      </w:r>
+      <w:bookmarkStart w:id="73" w:name="_ENREF_1"/>
+      <w:r>
+        <w:t>[1]</w:t>
       </w:r>
       <w:r>
         <w:tab/>
-        <w:t xml:space="preserve">T. Gocken and M. Yaktubay, "Comparison of different clustering algorithms via genetic algorithm for VRPTW," </w:t>
+        <w:t xml:space="preserve">F. Alesiani, G. Ermis, and K. Gkiotsalitis, "Constrained clustering for the capacitated vehicle routing problem (CC-CVRP)," </w:t>
       </w:r>
       <w:r>
         <w:rPr>
           <w:i/>
         </w:rPr>
-        <w:t xml:space="preserve">International Journal of Simulation Modelling, </w:t>
-      </w:r>
-      <w:r>
-        <w:t>vol. 18, no. 4, pp. 574–585, 2019.</w:t>
+        <w:t xml:space="preserve">Applied artificial intelligence, </w:t>
+      </w:r>
+      <w:r>
+        <w:t>vol. 36, no. 1, p. 1995658, 2022.</w:t>
       </w:r>
       <w:bookmarkEnd w:id="73"/>
     </w:p>
@@ -43308,22 +42643,22 @@
         <w:spacing w:after="0"/>
         <w:ind w:left="720" w:hanging="720"/>
       </w:pPr>
-      <w:bookmarkStart w:id="74" w:name="_ENREF_3"/>
-      <w:r>
-        <w:t>[3]</w:t>
+      <w:bookmarkStart w:id="74" w:name="_ENREF_2"/>
+      <w:r>
+        <w:t>[2]</w:t>
       </w:r>
       <w:r>
         <w:tab/>
-        <w:t xml:space="preserve">B. Yu, Z. Yang, and B. Yao, "A hybrid algorithm for vehicle routing problem with time windows," </w:t>
+        <w:t xml:space="preserve">T. Gocken and M. Yaktubay, "Comparison of different clustering algorithms via genetic algorithm for VRPTW," </w:t>
       </w:r>
       <w:r>
         <w:rPr>
           <w:i/>
         </w:rPr>
-        <w:t xml:space="preserve">expert systems with applications, </w:t>
-      </w:r>
-      <w:r>
-        <w:t>vol. 38, no. 1, pp. 435–441, 2011.</w:t>
+        <w:t xml:space="preserve">International Journal of Simulation Modelling, </w:t>
+      </w:r>
+      <w:r>
+        <w:t>vol. 18, no. 4, pp. 574–585, 2019.</w:t>
       </w:r>
       <w:bookmarkEnd w:id="74"/>
     </w:p>
@@ -43333,22 +42668,22 @@
         <w:spacing w:after="0"/>
         <w:ind w:left="720" w:hanging="720"/>
       </w:pPr>
-      <w:bookmarkStart w:id="75" w:name="_ENREF_4"/>
-      <w:r>
-        <w:t>[4]</w:t>
+      <w:bookmarkStart w:id="75" w:name="_ENREF_3"/>
+      <w:r>
+        <w:t>[3]</w:t>
       </w:r>
       <w:r>
         <w:tab/>
-        <w:t xml:space="preserve">Y. Zhang and J. Li, "A hybrid heuristic harmony search algorithm for the vehicle routing problem with time windows," </w:t>
+        <w:t xml:space="preserve">B. Yu, Z. Yang, and B. Yao, "A hybrid algorithm for vehicle routing problem with time windows," </w:t>
       </w:r>
       <w:r>
         <w:rPr>
           <w:i/>
         </w:rPr>
-        <w:t xml:space="preserve">IEEE Access, </w:t>
-      </w:r>
-      <w:r>
-        <w:t>vol. 12, pp. 42083–42095, 2024.</w:t>
+        <w:t xml:space="preserve">expert systems with applications, </w:t>
+      </w:r>
+      <w:r>
+        <w:t>vol. 38, no. 1, pp. 435–441, 2011.</w:t>
       </w:r>
       <w:bookmarkEnd w:id="75"/>
     </w:p>
@@ -43358,22 +42693,22 @@
         <w:spacing w:after="0"/>
         <w:ind w:left="720" w:hanging="720"/>
       </w:pPr>
-      <w:bookmarkStart w:id="76" w:name="_ENREF_5"/>
-      <w:r>
-        <w:t>[5]</w:t>
+      <w:bookmarkStart w:id="76" w:name="_ENREF_4"/>
+      <w:r>
+        <w:t>[4]</w:t>
       </w:r>
       <w:r>
         <w:tab/>
-        <w:t xml:space="preserve">M.-C. Bolduc, J. Renaud, F. Boctor, and G. Laporte, "A perturbation metaheuristic for the vehicle routing problem with private fleet and common carriers," </w:t>
+        <w:t xml:space="preserve">Y. Zhang and J. Li, "A hybrid heuristic harmony search algorithm for the vehicle routing problem with time windows," </w:t>
       </w:r>
       <w:r>
         <w:rPr>
           <w:i/>
         </w:rPr>
-        <w:t xml:space="preserve">Journal of the Operational Research Society, </w:t>
-      </w:r>
-      <w:r>
-        <w:t>vol. 59, no. 6, pp. 776–787, 2008.</w:t>
+        <w:t xml:space="preserve">IEEE Access, </w:t>
+      </w:r>
+      <w:r>
+        <w:t>vol. 12, pp. 42083–42095, 2024.</w:t>
       </w:r>
       <w:bookmarkEnd w:id="76"/>
     </w:p>
@@ -43383,22 +42718,22 @@
         <w:spacing w:after="0"/>
         <w:ind w:left="720" w:hanging="720"/>
       </w:pPr>
-      <w:bookmarkStart w:id="77" w:name="_ENREF_6"/>
-      <w:r>
-        <w:t>[6]</w:t>
+      <w:bookmarkStart w:id="77" w:name="_ENREF_5"/>
+      <w:r>
+        <w:t>[5]</w:t>
       </w:r>
       <w:r>
         <w:tab/>
-        <w:t xml:space="preserve">P. Stodola and J. Nohel, "Adaptive ant colony optimization with node clustering for the multidepot vehicle routing problem," </w:t>
+        <w:t xml:space="preserve">M.-C. Bolduc, J. Renaud, F. Boctor, and G. Laporte, "A perturbation metaheuristic for the vehicle routing problem with private fleet and common carriers," </w:t>
       </w:r>
       <w:r>
         <w:rPr>
           <w:i/>
         </w:rPr>
-        <w:t xml:space="preserve">IEEE Transactions on Evolutionary Computation, </w:t>
-      </w:r>
-      <w:r>
-        <w:t>vol. 27, no. 6, pp. 1866–1880, 2022.</w:t>
+        <w:t xml:space="preserve">Journal of the Operational Research Society, </w:t>
+      </w:r>
+      <w:r>
+        <w:t>vol. 59, no. 6, pp. 776–787, 2008.</w:t>
       </w:r>
       <w:bookmarkEnd w:id="77"/>
     </w:p>
@@ -43408,22 +42743,22 @@
         <w:spacing w:after="0"/>
         <w:ind w:left="720" w:hanging="720"/>
       </w:pPr>
-      <w:bookmarkStart w:id="78" w:name="_ENREF_7"/>
-      <w:r>
-        <w:t>[7]</w:t>
+      <w:bookmarkStart w:id="78" w:name="_ENREF_6"/>
+      <w:r>
+        <w:t>[6]</w:t>
       </w:r>
       <w:r>
         <w:tab/>
-        <w:t xml:space="preserve">S. Mirjalili, "Genetic algorithm," in </w:t>
+        <w:t xml:space="preserve">P. Stodola and J. Nohel, "Adaptive ant colony optimization with node clustering for the multidepot vehicle routing problem," </w:t>
       </w:r>
       <w:r>
         <w:rPr>
           <w:i/>
         </w:rPr>
-        <w:t>Evolutionary algorithms and neural networks: theory and applications</w:t>
-      </w:r>
-      <w:r>
-        <w:t>: Springer, 2018, pp. 43–55.</w:t>
+        <w:t xml:space="preserve">IEEE Transactions on Evolutionary Computation, </w:t>
+      </w:r>
+      <w:r>
+        <w:t>vol. 27, no. 6, pp. 1866–1880, 2022.</w:t>
       </w:r>
       <w:bookmarkEnd w:id="78"/>
     </w:p>
@@ -43433,22 +42768,22 @@
         <w:spacing w:after="0"/>
         <w:ind w:left="720" w:hanging="720"/>
       </w:pPr>
-      <w:bookmarkStart w:id="79" w:name="_ENREF_8"/>
-      <w:r>
-        <w:t>[8]</w:t>
+      <w:bookmarkStart w:id="79" w:name="_ENREF_7"/>
+      <w:r>
+        <w:t>[7]</w:t>
       </w:r>
       <w:r>
         <w:tab/>
-        <w:t xml:space="preserve">S. Katoch, S. S. Chauhan, and V. Kumar, "A review on genetic algorithm: past, present, and future," </w:t>
+        <w:t xml:space="preserve">S. Mirjalili, "Genetic algorithm," in </w:t>
       </w:r>
       <w:r>
         <w:rPr>
           <w:i/>
         </w:rPr>
-        <w:t xml:space="preserve">Multimedia tools and applications, </w:t>
-      </w:r>
-      <w:r>
-        <w:t>vol. 80, no. 5, pp. 8091–8126, 2021.</w:t>
+        <w:t>Evolutionary algorithms and neural networks: theory and applications</w:t>
+      </w:r>
+      <w:r>
+        <w:t>: Springer, 2018, pp. 43–55.</w:t>
       </w:r>
       <w:bookmarkEnd w:id="79"/>
     </w:p>
@@ -43458,7 +42793,32 @@
         <w:spacing w:after="0"/>
         <w:ind w:left="720" w:hanging="720"/>
       </w:pPr>
-      <w:bookmarkStart w:id="80" w:name="_ENREF_9"/>
+      <w:bookmarkStart w:id="80" w:name="_ENREF_8"/>
+      <w:r>
+        <w:t>[8]</w:t>
+      </w:r>
+      <w:r>
+        <w:tab/>
+        <w:t xml:space="preserve">S. Katoch, S. S. Chauhan, and V. Kumar, "A review on genetic algorithm: past, present, and future," </w:t>
+      </w:r>
+      <w:r>
+        <w:rPr>
+          <w:i/>
+        </w:rPr>
+        <w:t xml:space="preserve">Multimedia tools and applications, </w:t>
+      </w:r>
+      <w:r>
+        <w:t>vol. 80, no. 5, pp. 8091–8126, 2021.</w:t>
+      </w:r>
+      <w:bookmarkEnd w:id="80"/>
+    </w:p>
+    <w:p>
+      <w:pPr>
+        <w:pStyle w:val="EndNoteBibliography"/>
+        <w:spacing w:after="0"/>
+        <w:ind w:left="720" w:hanging="720"/>
+      </w:pPr>
+      <w:bookmarkStart w:id="81" w:name="_ENREF_9"/>
       <w:r>
         <w:t>[9]</w:t>
       </w:r>
@@ -43475,14 +42835,14 @@
       <w:r>
         <w:t>vol. 267, no. 1, pp. 66–73, 1992.</w:t>
       </w:r>
-      <w:bookmarkEnd w:id="80"/>
+      <w:bookmarkEnd w:id="81"/>
     </w:p>
     <w:p>
       <w:pPr>
         <w:pStyle w:val="EndNoteBibliography"/>
         <w:ind w:left="720" w:hanging="720"/>
       </w:pPr>
-      <w:bookmarkStart w:id="81" w:name="_ENREF_10"/>
+      <w:bookmarkStart w:id="82" w:name="_ENREF_10"/>
       <w:r>
         <w:t>[10]</w:t>
       </w:r>
@@ -43499,7 +42859,7 @@
       <w:r>
         <w:t>vol. 1, no. 4, pp. 28–39, 2007.</w:t>
       </w:r>
-      <w:bookmarkEnd w:id="81"/>
+      <w:bookmarkEnd w:id="82"/>
     </w:p>
     <w:p>
       <w:pPr>
@@ -46414,7 +45774,7 @@
   <w:style w:type="paragraph" w:default="1" w:styleId="a">
     <w:name w:val="Normal"/>
     <w:qFormat/>
-    <w:rsid w:val="00F34C1F"/>
+    <w:rsid w:val="004D305A"/>
     <w:pPr>
       <w:widowControl w:val="0"/>
     </w:pPr>

--- a/docs/thesis/114論文_楊宏傑.docx
+++ b/docs/thesis/114論文_楊宏傑.docx
@@ -8033,7 +8033,6 @@
           <w:rFonts w:ascii="Times New Roman" w:eastAsia="標楷體" w:hAnsi="Times New Roman" w:cs="Times New Roman"/>
         </w:rPr>
       </w:pPr>
-      <w:proofErr w:type="spellStart"/>
       <w:r>
         <w:rPr>
           <w:rFonts w:ascii="Times New Roman" w:eastAsia="標楷體" w:hAnsi="Times New Roman" w:cs="Times New Roman" w:hint="eastAsia"/>
@@ -8046,7 +8045,6 @@
         </w:rPr>
         <w:t>i</w:t>
       </w:r>
-      <w:proofErr w:type="spellEnd"/>
       <w:r>
         <w:rPr>
           <w:rFonts w:ascii="Times New Roman" w:eastAsia="標楷體" w:hAnsi="Times New Roman" w:cs="Times New Roman" w:hint="eastAsia"/>
@@ -10944,6 +10942,14 @@
       <w:r>
         <w:rPr>
           <w:rFonts w:ascii="Times New Roman" w:eastAsia="標楷體" w:hAnsi="Times New Roman" w:cs="Times New Roman" w:hint="eastAsia"/>
+          <w:color w:val="EE0000"/>
+          <w:highlight w:val="yellow"/>
+        </w:rPr>
+        <w:t>[Reference]</w:t>
+      </w:r>
+      <w:r>
+        <w:rPr>
+          <w:rFonts w:ascii="Times New Roman" w:eastAsia="標楷體" w:hAnsi="Times New Roman" w:cs="Times New Roman" w:hint="eastAsia"/>
           <w:highlight w:val="yellow"/>
         </w:rPr>
         <w:t>方法</w:t>
@@ -11016,6 +11022,7 @@
           <w:rFonts w:ascii="Times New Roman" w:eastAsia="標楷體" w:hAnsi="Times New Roman" w:cs="Times New Roman" w:hint="eastAsia"/>
           <w:highlight w:val="yellow"/>
         </w:rPr>
+        <w:lastRenderedPageBreak/>
         <w:t>VNS</w:t>
       </w:r>
       <w:r>
@@ -11030,7 +11037,6 @@
           <w:rFonts w:ascii="Times New Roman" w:eastAsia="標楷體" w:hAnsi="Times New Roman" w:cs="Times New Roman" w:hint="eastAsia"/>
           <w:highlight w:val="yellow"/>
         </w:rPr>
-        <w:lastRenderedPageBreak/>
         <w:t>結合</w:t>
       </w:r>
       <w:r>
@@ -11584,21 +11590,14 @@
           <w:rFonts w:ascii="Times New Roman" w:eastAsia="標楷體" w:hAnsi="Times New Roman" w:cs="Times New Roman" w:hint="eastAsia"/>
           <w:highlight w:val="yellow"/>
         </w:rPr>
-        <w:t>VRPTW</w:t>
-      </w:r>
-      <w:r>
-        <w:rPr>
-          <w:rFonts w:ascii="Times New Roman" w:eastAsia="標楷體" w:hAnsi="Times New Roman" w:cs="Times New Roman" w:hint="eastAsia"/>
-          <w:highlight w:val="yellow"/>
-        </w:rPr>
-        <w:t>及</w:t>
-      </w:r>
-      <w:r>
-        <w:rPr>
-          <w:rFonts w:ascii="Times New Roman" w:eastAsia="標楷體" w:hAnsi="Times New Roman" w:cs="Times New Roman" w:hint="eastAsia"/>
-          <w:highlight w:val="yellow"/>
-        </w:rPr>
-        <w:t>VRPPC</w:t>
+        <w:t>多種</w:t>
+      </w:r>
+      <w:r>
+        <w:rPr>
+          <w:rFonts w:ascii="Times New Roman" w:eastAsia="標楷體" w:hAnsi="Times New Roman" w:cs="Times New Roman" w:hint="eastAsia"/>
+          <w:highlight w:val="yellow"/>
+        </w:rPr>
+        <w:t>VRP</w:t>
       </w:r>
       <w:r>
         <w:rPr>
@@ -11612,7 +11611,22 @@
           <w:rFonts w:ascii="Times New Roman" w:eastAsia="標楷體" w:hAnsi="Times New Roman" w:cs="Times New Roman" w:hint="eastAsia"/>
           <w:highlight w:val="yellow"/>
         </w:rPr>
-        <w:t>相關研究，但多數模型</w:t>
+        <w:t>相關研究</w:t>
+      </w:r>
+      <w:r>
+        <w:rPr>
+          <w:rFonts w:ascii="Times New Roman" w:eastAsia="標楷體" w:hAnsi="Times New Roman" w:cs="Times New Roman" w:hint="eastAsia"/>
+          <w:color w:val="EE0000"/>
+          <w:highlight w:val="yellow"/>
+        </w:rPr>
+        <w:t>[Reference]</w:t>
+      </w:r>
+      <w:r>
+        <w:rPr>
+          <w:rFonts w:ascii="Times New Roman" w:eastAsia="標楷體" w:hAnsi="Times New Roman" w:cs="Times New Roman" w:hint="eastAsia"/>
+          <w:highlight w:val="yellow"/>
+        </w:rPr>
+        <w:t>，但多數模型</w:t>
       </w:r>
       <w:r>
         <w:rPr>
@@ -12107,19 +12121,20 @@
         <w:widowControl/>
         <w:spacing w:line="360" w:lineRule="auto"/>
         <w:ind w:firstLine="480"/>
-        <w:rPr>
-          <w:rFonts w:ascii="Times New Roman" w:eastAsia="標楷體" w:hAnsi="Times New Roman" w:cs="Times New Roman"/>
+        <w:jc w:val="both"/>
+        <w:rPr>
+          <w:rFonts w:ascii="Times New Roman" w:eastAsia="標楷體" w:hAnsi="Times New Roman" w:cs="Times New Roman" w:hint="eastAsia"/>
           <w:color w:val="EE0000"/>
           <w:highlight w:val="yellow"/>
         </w:rPr>
       </w:pPr>
       <w:r>
         <w:rPr>
-          <w:rFonts w:ascii="Times New Roman" w:eastAsia="標楷體" w:hAnsi="Times New Roman" w:cs="Times New Roman"/>
+          <w:rFonts w:ascii="Times New Roman" w:eastAsia="標楷體" w:hAnsi="Times New Roman" w:cs="Times New Roman" w:hint="eastAsia"/>
           <w:color w:val="EE0000"/>
           <w:highlight w:val="yellow"/>
         </w:rPr>
-        <w:t>針對本研究探討之既有路線修復與支援路線規劃問題，其本質屬於具有高度限制的組合最佳化問題。綜合相關文獻分析，不同的元啟發式演算法在處理組合選擇與路徑</w:t>
+        <w:t>[</w:t>
       </w:r>
       <w:r>
         <w:rPr>
@@ -12127,1016 +12142,291 @@
           <w:color w:val="EE0000"/>
           <w:highlight w:val="yellow"/>
         </w:rPr>
-        <w:t>建構</w:t>
-      </w:r>
-      <w:r>
-        <w:rPr>
-          <w:rFonts w:ascii="Times New Roman" w:eastAsia="標楷體" w:hAnsi="Times New Roman" w:cs="Times New Roman"/>
+        <w:t>單一演算法侷限性</w:t>
+      </w:r>
+      <w:r>
+        <w:rPr>
+          <w:rFonts w:ascii="Times New Roman" w:eastAsia="標楷體" w:hAnsi="Times New Roman" w:cs="Times New Roman" w:hint="eastAsia"/>
           <w:color w:val="EE0000"/>
           <w:highlight w:val="yellow"/>
         </w:rPr>
-        <w:t>時各具優劣。若直接採用單一演算法進行全域求解，將面臨運算效率與解品質的雙重瓶頸。本節將分別探討單一演算法之適用性比較，以及採用分階段策略之理論必要性。</w:t>
+        <w:t>]</w:t>
       </w:r>
     </w:p>
     <w:p>
       <w:pPr>
         <w:widowControl/>
         <w:spacing w:line="360" w:lineRule="auto"/>
-        <w:rPr>
-          <w:rFonts w:ascii="Times New Roman" w:eastAsia="標楷體" w:hAnsi="Times New Roman" w:cs="Times New Roman"/>
-          <w:b/>
-          <w:bCs/>
-          <w:color w:val="EE0000"/>
+        <w:ind w:firstLine="480"/>
+        <w:jc w:val="both"/>
+        <w:rPr>
+          <w:rFonts w:ascii="Times New Roman" w:eastAsia="標楷體" w:hAnsi="Times New Roman" w:cs="Times New Roman" w:hint="eastAsia"/>
           <w:highlight w:val="yellow"/>
         </w:rPr>
       </w:pPr>
       <w:r>
         <w:rPr>
-          <w:rFonts w:ascii="Times New Roman" w:eastAsia="標楷體" w:hAnsi="Times New Roman" w:cs="Times New Roman"/>
-          <w:b/>
-          <w:bCs/>
-          <w:color w:val="EE0000"/>
-          <w:highlight w:val="yellow"/>
-        </w:rPr>
-        <w:t xml:space="preserve">1. </w:t>
-      </w:r>
-      <w:r>
-        <w:rPr>
-          <w:rFonts w:ascii="Times New Roman" w:eastAsia="標楷體" w:hAnsi="Times New Roman" w:cs="Times New Roman"/>
-          <w:b/>
-          <w:bCs/>
-          <w:color w:val="EE0000"/>
-          <w:highlight w:val="yellow"/>
-        </w:rPr>
-        <w:t>演算法特性比較與單一演算法之局限</w:t>
-      </w:r>
-      <w:r>
-        <w:rPr>
-          <w:rFonts w:ascii="Times New Roman" w:eastAsia="標楷體" w:hAnsi="Times New Roman" w:cs="Times New Roman"/>
-          <w:b/>
-          <w:bCs/>
-          <w:color w:val="EE0000"/>
-          <w:highlight w:val="yellow"/>
-        </w:rPr>
-        <w:t xml:space="preserve"> (Comparison and Limitations of Single Algorithms)</w:t>
+          <w:rFonts w:ascii="Times New Roman" w:eastAsia="標楷體" w:hAnsi="Times New Roman" w:cs="Times New Roman" w:hint="eastAsia"/>
+          <w:highlight w:val="yellow"/>
+        </w:rPr>
+        <w:t>針對車</w:t>
+      </w:r>
+      <w:r>
+        <w:rPr>
+          <w:rFonts w:ascii="Times New Roman" w:eastAsia="標楷體" w:hAnsi="Times New Roman" w:cs="Times New Roman" w:hint="eastAsia"/>
+          <w:highlight w:val="yellow"/>
+        </w:rPr>
+        <w:t>VR</w:t>
+      </w:r>
+      <w:r>
+        <w:rPr>
+          <w:rFonts w:ascii="Times New Roman" w:eastAsia="標楷體" w:hAnsi="Times New Roman" w:cs="Times New Roman" w:hint="eastAsia"/>
+          <w:highlight w:val="yellow"/>
+        </w:rPr>
+        <w:t>P</w:t>
+      </w:r>
+      <w:r>
+        <w:rPr>
+          <w:rFonts w:ascii="Times New Roman" w:eastAsia="標楷體" w:hAnsi="Times New Roman" w:cs="Times New Roman" w:hint="eastAsia"/>
+          <w:highlight w:val="yellow"/>
+        </w:rPr>
+        <w:t>及其變體中，搜尋空間隨節點數呈階乘式增長之挑戰，近年文獻普遍指出，單一階段的全域搜尋演算法在計算效率與解品質上皆面臨明顯侷限。為因應此問題，</w:t>
+      </w:r>
+      <w:r>
+        <w:rPr>
+          <w:rFonts w:ascii="Times New Roman" w:eastAsia="標楷體" w:hAnsi="Times New Roman" w:cs="Times New Roman" w:hint="eastAsia"/>
+          <w:highlight w:val="yellow"/>
+        </w:rPr>
+        <w:t>近期</w:t>
+      </w:r>
+      <w:r>
+        <w:rPr>
+          <w:rFonts w:ascii="Times New Roman" w:eastAsia="標楷體" w:hAnsi="Times New Roman" w:cs="Times New Roman" w:hint="eastAsia"/>
+          <w:highlight w:val="yellow"/>
+        </w:rPr>
+        <w:t>研究多採用分治策略</w:t>
+      </w:r>
+      <w:r>
+        <w:rPr>
+          <w:rFonts w:ascii="Times New Roman" w:eastAsia="標楷體" w:hAnsi="Times New Roman" w:cs="Times New Roman" w:hint="eastAsia"/>
+          <w:highlight w:val="yellow"/>
+        </w:rPr>
+        <w:t>(</w:t>
+      </w:r>
+      <w:r>
+        <w:rPr>
+          <w:rFonts w:ascii="Times New Roman" w:eastAsia="標楷體" w:hAnsi="Times New Roman" w:cs="Times New Roman" w:hint="eastAsia"/>
+          <w:highlight w:val="yellow"/>
+        </w:rPr>
+        <w:t>Divide-and-Conquer</w:t>
+      </w:r>
+      <w:r>
+        <w:rPr>
+          <w:rFonts w:ascii="Times New Roman" w:eastAsia="標楷體" w:hAnsi="Times New Roman" w:cs="Times New Roman" w:hint="eastAsia"/>
+          <w:highlight w:val="yellow"/>
+        </w:rPr>
+        <w:t>)</w:t>
+      </w:r>
+      <w:r>
+        <w:rPr>
+          <w:rFonts w:ascii="Times New Roman" w:eastAsia="標楷體" w:hAnsi="Times New Roman" w:cs="Times New Roman" w:hint="eastAsia"/>
+          <w:highlight w:val="yellow"/>
+        </w:rPr>
+        <w:t>，</w:t>
+      </w:r>
+      <w:r>
+        <w:rPr>
+          <w:rFonts w:ascii="Times New Roman" w:eastAsia="標楷體" w:hAnsi="Times New Roman" w:cs="Times New Roman" w:hint="eastAsia"/>
+          <w:highlight w:val="yellow"/>
+        </w:rPr>
+        <w:t>透過</w:t>
+      </w:r>
+      <w:r>
+        <w:rPr>
+          <w:rFonts w:ascii="Times New Roman" w:eastAsia="標楷體" w:hAnsi="Times New Roman" w:cs="Times New Roman" w:hint="eastAsia"/>
+          <w:highlight w:val="yellow"/>
+        </w:rPr>
+        <w:t>將原問題拆解為多個子問題，以有效縮減解空間並提升求解效率。</w:t>
       </w:r>
     </w:p>
     <w:p>
       <w:pPr>
         <w:widowControl/>
         <w:spacing w:line="360" w:lineRule="auto"/>
-        <w:rPr>
-          <w:rFonts w:ascii="Times New Roman" w:eastAsia="標楷體" w:hAnsi="Times New Roman" w:cs="Times New Roman"/>
+        <w:ind w:firstLine="480"/>
+        <w:jc w:val="both"/>
+        <w:rPr>
+          <w:rFonts w:ascii="Times New Roman" w:eastAsia="標楷體" w:hAnsi="Times New Roman" w:cs="Times New Roman" w:hint="eastAsia"/>
+        </w:rPr>
+      </w:pPr>
+      <w:r>
+        <w:rPr>
+          <w:rFonts w:ascii="Times New Roman" w:eastAsia="標楷體" w:hAnsi="Times New Roman" w:cs="Times New Roman"/>
+          <w:highlight w:val="yellow"/>
+        </w:rPr>
+        <w:t>Ma</w:t>
+      </w:r>
+      <w:r>
+        <w:rPr>
+          <w:rFonts w:ascii="Times New Roman" w:eastAsia="標楷體" w:hAnsi="Times New Roman" w:cs="Times New Roman" w:hint="eastAsia"/>
+          <w:highlight w:val="yellow"/>
+        </w:rPr>
+        <w:t>等人</w:t>
+      </w:r>
+      <w:r>
+        <w:rPr>
+          <w:rFonts w:ascii="Times New Roman" w:eastAsia="標楷體" w:hAnsi="Times New Roman" w:cs="Times New Roman" w:hint="eastAsia"/>
           <w:color w:val="EE0000"/>
           <w:highlight w:val="yellow"/>
         </w:rPr>
-      </w:pPr>
-      <w:r>
-        <w:rPr>
-          <w:rFonts w:ascii="Times New Roman" w:eastAsia="標楷體" w:hAnsi="Times New Roman" w:cs="Times New Roman"/>
+        <w:t>[Reference]</w:t>
+      </w:r>
+      <w:r>
+        <w:rPr>
+          <w:rFonts w:ascii="Times New Roman" w:eastAsia="標楷體" w:hAnsi="Times New Roman" w:cs="Times New Roman" w:hint="eastAsia"/>
+          <w:highlight w:val="yellow"/>
+        </w:rPr>
+        <w:t>針對具有指數級搜尋空間之高維度特徵選擇問題，提出一種兩階段混合蟻群演算法</w:t>
+      </w:r>
+      <w:r>
+        <w:rPr>
+          <w:rFonts w:ascii="Times New Roman" w:eastAsia="標楷體" w:hAnsi="Times New Roman" w:cs="Times New Roman" w:hint="eastAsia"/>
+          <w:highlight w:val="yellow"/>
+        </w:rPr>
+        <w:t>(</w:t>
+      </w:r>
+      <w:r>
+        <w:rPr>
+          <w:rFonts w:ascii="Times New Roman" w:eastAsia="標楷體" w:hAnsi="Times New Roman" w:cs="Times New Roman"/>
+          <w:highlight w:val="yellow"/>
+        </w:rPr>
+        <w:t>Two-stage Hybrid Ant Colony Optimization for High-Dimensional Feature Selection, TSHFS-ACO</w:t>
+      </w:r>
+      <w:r>
+        <w:rPr>
+          <w:rFonts w:ascii="Times New Roman" w:eastAsia="標楷體" w:hAnsi="Times New Roman" w:cs="Times New Roman" w:hint="eastAsia"/>
+          <w:highlight w:val="yellow"/>
+        </w:rPr>
+        <w:t>)</w:t>
+      </w:r>
+      <w:r>
+        <w:rPr>
+          <w:rFonts w:ascii="Times New Roman" w:eastAsia="標楷體" w:hAnsi="Times New Roman" w:cs="Times New Roman" w:hint="eastAsia"/>
+          <w:highlight w:val="yellow"/>
+        </w:rPr>
+        <w:t>。該方法首先透過區間式啟發機制對解空間進行初步限縮，以降低問題維度並界定搜尋範圍，其後再由蟻群演算法於特定子空間中進行細部搜尋。實驗結果顯示，此種分治策略能有效緩解大規模組合最佳化問題中的維度災難</w:t>
+      </w:r>
+      <w:r>
+        <w:rPr>
+          <w:rFonts w:ascii="Times New Roman" w:eastAsia="標楷體" w:hAnsi="Times New Roman" w:cs="Times New Roman" w:hint="eastAsia"/>
+          <w:highlight w:val="yellow"/>
+        </w:rPr>
+        <w:t>(</w:t>
+      </w:r>
+      <w:r>
+        <w:rPr>
+          <w:rFonts w:ascii="Times New Roman" w:eastAsia="標楷體" w:hAnsi="Times New Roman" w:cs="Times New Roman"/>
+          <w:highlight w:val="yellow"/>
+        </w:rPr>
+        <w:t xml:space="preserve">Curse of </w:t>
+      </w:r>
+      <w:r>
+        <w:rPr>
+          <w:rFonts w:ascii="Times New Roman" w:eastAsia="標楷體" w:hAnsi="Times New Roman" w:cs="Times New Roman"/>
+          <w:highlight w:val="yellow"/>
+        </w:rPr>
+        <w:lastRenderedPageBreak/>
+        <w:t>Dime</w:t>
+      </w:r>
+      <w:r>
+        <w:rPr>
+          <w:rFonts w:ascii="Times New Roman" w:eastAsia="標楷體" w:hAnsi="Times New Roman" w:cs="Times New Roman" w:hint="eastAsia"/>
+          <w:highlight w:val="yellow"/>
+        </w:rPr>
+        <w:t>nsionality</w:t>
+      </w:r>
+      <w:r>
+        <w:rPr>
+          <w:rFonts w:ascii="Times New Roman" w:eastAsia="標楷體" w:hAnsi="Times New Roman" w:cs="Times New Roman" w:hint="eastAsia"/>
+          <w:highlight w:val="yellow"/>
+        </w:rPr>
+        <w:t>)</w:t>
+      </w:r>
+      <w:r>
+        <w:rPr>
+          <w:rFonts w:ascii="Times New Roman" w:eastAsia="標楷體" w:hAnsi="Times New Roman" w:cs="Times New Roman" w:hint="eastAsia"/>
+          <w:highlight w:val="yellow"/>
+        </w:rPr>
+        <w:t>，避免因費洛蒙資訊過於稀疏而導致搜尋效能下降，進而顯著提升整體求解效率與全域收斂能力。</w:t>
+      </w:r>
+      <w:r>
+        <w:rPr>
+          <w:rFonts w:ascii="Times New Roman" w:eastAsia="標楷體" w:hAnsi="Times New Roman" w:cs="Times New Roman" w:hint="eastAsia"/>
           <w:color w:val="EE0000"/>
           <w:highlight w:val="yellow"/>
         </w:rPr>
-        <w:t>現有文獻指出，解決</w:t>
-      </w:r>
-      <w:r>
-        <w:rPr>
-          <w:rFonts w:ascii="Times New Roman" w:eastAsia="標楷體" w:hAnsi="Times New Roman" w:cs="Times New Roman"/>
-          <w:color w:val="EE0000"/>
-          <w:highlight w:val="yellow"/>
-        </w:rPr>
-        <w:t xml:space="preserve"> VRP </w:t>
-      </w:r>
-      <w:r>
-        <w:rPr>
-          <w:rFonts w:ascii="Times New Roman" w:eastAsia="標楷體" w:hAnsi="Times New Roman" w:cs="Times New Roman"/>
-          <w:color w:val="EE0000"/>
-          <w:highlight w:val="yellow"/>
-        </w:rPr>
-        <w:t>變體問題時，演算法的成效高度取決於其搜尋機制與問題結構的適配性</w:t>
-      </w:r>
-      <w:r>
-        <w:rPr>
-          <w:rFonts w:ascii="Times New Roman" w:eastAsia="標楷體" w:hAnsi="Times New Roman" w:cs="Times New Roman"/>
-          <w:color w:val="EE0000"/>
-          <w:highlight w:val="yellow"/>
-        </w:rPr>
-        <w:t xml:space="preserve"> </w:t>
-      </w:r>
-      <w:r>
-        <w:rPr>
-          <w:rFonts w:ascii="Times New Roman" w:eastAsia="標楷體" w:hAnsi="Times New Roman" w:cs="Times New Roman"/>
-          <w:b/>
-          <w:bCs/>
-          <w:color w:val="EE0000"/>
-          <w:highlight w:val="yellow"/>
-        </w:rPr>
-        <w:t>[1]</w:t>
-      </w:r>
-      <w:r>
-        <w:rPr>
-          <w:rFonts w:ascii="Times New Roman" w:eastAsia="標楷體" w:hAnsi="Times New Roman" w:cs="Times New Roman"/>
-          <w:color w:val="EE0000"/>
-          <w:highlight w:val="yellow"/>
-        </w:rPr>
-        <w:t>。針對本研究之複合需求，單一演算法難以同時兼顧：</w:t>
-      </w:r>
-    </w:p>
-    <w:p>
-      <w:pPr>
-        <w:widowControl/>
-        <w:numPr>
-          <w:ilvl w:val="0"/>
-          <w:numId w:val="21"/>
-        </w:numPr>
-        <w:spacing w:line="360" w:lineRule="auto"/>
-        <w:rPr>
-          <w:rFonts w:ascii="Times New Roman" w:eastAsia="標楷體" w:hAnsi="Times New Roman" w:cs="Times New Roman"/>
-          <w:color w:val="EE0000"/>
-          <w:highlight w:val="yellow"/>
-        </w:rPr>
-      </w:pPr>
-      <w:r>
-        <w:rPr>
-          <w:rFonts w:ascii="Times New Roman" w:eastAsia="標楷體" w:hAnsi="Times New Roman" w:cs="Times New Roman"/>
-          <w:b/>
-          <w:bCs/>
-          <w:color w:val="EE0000"/>
-          <w:highlight w:val="yellow"/>
-        </w:rPr>
-        <w:t>純遺傳演算法</w:t>
-      </w:r>
-      <w:r>
-        <w:rPr>
-          <w:rFonts w:ascii="Times New Roman" w:eastAsia="標楷體" w:hAnsi="Times New Roman" w:cs="Times New Roman"/>
-          <w:b/>
-          <w:bCs/>
-          <w:color w:val="EE0000"/>
-          <w:highlight w:val="yellow"/>
-        </w:rPr>
-        <w:t xml:space="preserve"> (Pure GA) </w:t>
-      </w:r>
-      <w:r>
-        <w:rPr>
-          <w:rFonts w:ascii="Times New Roman" w:eastAsia="標楷體" w:hAnsi="Times New Roman" w:cs="Times New Roman"/>
-          <w:b/>
-          <w:bCs/>
-          <w:color w:val="EE0000"/>
-          <w:highlight w:val="yellow"/>
-        </w:rPr>
-        <w:t>於路徑建構之劣勢：</w:t>
-      </w:r>
-      <w:r>
-        <w:rPr>
-          <w:rFonts w:ascii="Times New Roman" w:eastAsia="標楷體" w:hAnsi="Times New Roman" w:cs="Times New Roman"/>
-          <w:color w:val="EE0000"/>
-          <w:highlight w:val="yellow"/>
-        </w:rPr>
-        <w:t xml:space="preserve"> </w:t>
-      </w:r>
-      <w:r>
-        <w:rPr>
-          <w:rFonts w:ascii="Times New Roman" w:eastAsia="標楷體" w:hAnsi="Times New Roman" w:cs="Times New Roman"/>
-          <w:color w:val="EE0000"/>
-          <w:highlight w:val="yellow"/>
-        </w:rPr>
-        <w:t>遺傳演算法</w:t>
-      </w:r>
-      <w:r>
-        <w:rPr>
-          <w:rFonts w:ascii="Times New Roman" w:eastAsia="標楷體" w:hAnsi="Times New Roman" w:cs="Times New Roman"/>
-          <w:color w:val="EE0000"/>
-          <w:highlight w:val="yellow"/>
-        </w:rPr>
-        <w:t xml:space="preserve"> (GA) </w:t>
-      </w:r>
-      <w:r>
-        <w:rPr>
-          <w:rFonts w:ascii="Times New Roman" w:eastAsia="標楷體" w:hAnsi="Times New Roman" w:cs="Times New Roman"/>
-          <w:color w:val="EE0000"/>
-          <w:highlight w:val="yellow"/>
-        </w:rPr>
-        <w:t>基於族群演化機制，在處理離散的「組合選擇問題」（如特徵選取、背包問題）上表現優</w:t>
-      </w:r>
-      <w:r>
-        <w:rPr>
-          <w:rFonts w:ascii="Times New Roman" w:eastAsia="標楷體" w:hAnsi="Times New Roman" w:cs="Times New Roman"/>
-          <w:color w:val="EE0000"/>
-          <w:highlight w:val="yellow"/>
-        </w:rPr>
-        <w:lastRenderedPageBreak/>
-        <w:t>異，能有效維持解的多樣性</w:t>
-      </w:r>
-      <w:r>
-        <w:rPr>
-          <w:rFonts w:ascii="Times New Roman" w:eastAsia="標楷體" w:hAnsi="Times New Roman" w:cs="Times New Roman"/>
-          <w:color w:val="EE0000"/>
-          <w:highlight w:val="yellow"/>
-        </w:rPr>
-        <w:t xml:space="preserve"> </w:t>
-      </w:r>
-      <w:r>
-        <w:rPr>
-          <w:rFonts w:ascii="Times New Roman" w:eastAsia="標楷體" w:hAnsi="Times New Roman" w:cs="Times New Roman"/>
-          <w:b/>
-          <w:bCs/>
-          <w:color w:val="EE0000"/>
-          <w:highlight w:val="yellow"/>
-        </w:rPr>
-        <w:t>[2]</w:t>
-      </w:r>
-      <w:r>
-        <w:rPr>
-          <w:rFonts w:ascii="Times New Roman" w:eastAsia="標楷體" w:hAnsi="Times New Roman" w:cs="Times New Roman"/>
-          <w:color w:val="EE0000"/>
-          <w:highlight w:val="yellow"/>
-        </w:rPr>
-        <w:t>。然而，多項研究比較指出，當應用於具備嚴格時間窗</w:t>
-      </w:r>
-      <w:r>
-        <w:rPr>
-          <w:rFonts w:ascii="Times New Roman" w:eastAsia="標楷體" w:hAnsi="Times New Roman" w:cs="Times New Roman"/>
-          <w:color w:val="EE0000"/>
-          <w:highlight w:val="yellow"/>
-        </w:rPr>
-        <w:t xml:space="preserve"> (VRPTW) </w:t>
-      </w:r>
-      <w:r>
-        <w:rPr>
-          <w:rFonts w:ascii="Times New Roman" w:eastAsia="標楷體" w:hAnsi="Times New Roman" w:cs="Times New Roman"/>
-          <w:color w:val="EE0000"/>
-          <w:highlight w:val="yellow"/>
-        </w:rPr>
-        <w:t>的路徑排序時，</w:t>
-      </w:r>
-      <w:r>
-        <w:rPr>
-          <w:rFonts w:ascii="Times New Roman" w:eastAsia="標楷體" w:hAnsi="Times New Roman" w:cs="Times New Roman"/>
-          <w:color w:val="EE0000"/>
-          <w:highlight w:val="yellow"/>
-        </w:rPr>
-        <w:t xml:space="preserve">GA </w:t>
-      </w:r>
-      <w:r>
-        <w:rPr>
-          <w:rFonts w:ascii="Times New Roman" w:eastAsia="標楷體" w:hAnsi="Times New Roman" w:cs="Times New Roman"/>
-          <w:color w:val="EE0000"/>
-          <w:highlight w:val="yellow"/>
-        </w:rPr>
-        <w:t>的基因交配</w:t>
-      </w:r>
-      <w:r>
-        <w:rPr>
-          <w:rFonts w:ascii="Times New Roman" w:eastAsia="標楷體" w:hAnsi="Times New Roman" w:cs="Times New Roman"/>
-          <w:color w:val="EE0000"/>
-          <w:highlight w:val="yellow"/>
-        </w:rPr>
-        <w:t xml:space="preserve"> (Crossover) </w:t>
-      </w:r>
-      <w:r>
-        <w:rPr>
-          <w:rFonts w:ascii="Times New Roman" w:eastAsia="標楷體" w:hAnsi="Times New Roman" w:cs="Times New Roman"/>
-          <w:color w:val="EE0000"/>
-          <w:highlight w:val="yellow"/>
-        </w:rPr>
-        <w:t>與突變</w:t>
-      </w:r>
-      <w:r>
-        <w:rPr>
-          <w:rFonts w:ascii="Times New Roman" w:eastAsia="標楷體" w:hAnsi="Times New Roman" w:cs="Times New Roman"/>
-          <w:color w:val="EE0000"/>
-          <w:highlight w:val="yellow"/>
-        </w:rPr>
-        <w:t xml:space="preserve"> (Mutation) </w:t>
-      </w:r>
-      <w:r>
-        <w:rPr>
-          <w:rFonts w:ascii="Times New Roman" w:eastAsia="標楷體" w:hAnsi="Times New Roman" w:cs="Times New Roman"/>
-          <w:color w:val="EE0000"/>
-          <w:highlight w:val="yellow"/>
-        </w:rPr>
-        <w:t>運算子極易破壞路徑的可行性</w:t>
-      </w:r>
-      <w:r>
-        <w:rPr>
-          <w:rFonts w:ascii="Times New Roman" w:eastAsia="標楷體" w:hAnsi="Times New Roman" w:cs="Times New Roman"/>
-          <w:color w:val="EE0000"/>
-          <w:highlight w:val="yellow"/>
-        </w:rPr>
-        <w:t xml:space="preserve"> (Feasibility) </w:t>
-      </w:r>
-      <w:r>
-        <w:rPr>
-          <w:rFonts w:ascii="Times New Roman" w:eastAsia="標楷體" w:hAnsi="Times New Roman" w:cs="Times New Roman"/>
-          <w:b/>
-          <w:bCs/>
-          <w:color w:val="EE0000"/>
-          <w:highlight w:val="yellow"/>
-        </w:rPr>
-        <w:t>[3]</w:t>
-      </w:r>
-      <w:r>
-        <w:rPr>
-          <w:rFonts w:ascii="Times New Roman" w:eastAsia="標楷體" w:hAnsi="Times New Roman" w:cs="Times New Roman"/>
-          <w:color w:val="EE0000"/>
-          <w:highlight w:val="yellow"/>
-        </w:rPr>
-        <w:t>。相較於建構式演算法，</w:t>
-      </w:r>
-      <w:r>
-        <w:rPr>
-          <w:rFonts w:ascii="Times New Roman" w:eastAsia="標楷體" w:hAnsi="Times New Roman" w:cs="Times New Roman"/>
-          <w:color w:val="EE0000"/>
-          <w:highlight w:val="yellow"/>
-        </w:rPr>
-        <w:t xml:space="preserve">GA </w:t>
-      </w:r>
-      <w:r>
-        <w:rPr>
-          <w:rFonts w:ascii="Times New Roman" w:eastAsia="標楷體" w:hAnsi="Times New Roman" w:cs="Times New Roman"/>
-          <w:color w:val="EE0000"/>
-          <w:highlight w:val="yellow"/>
-        </w:rPr>
-        <w:t>往往需引入大量的修復機制或懲罰函數，導致其在尋找最佳路徑序列的收斂效率顯著較低</w:t>
-      </w:r>
-      <w:r>
-        <w:rPr>
-          <w:rFonts w:ascii="Times New Roman" w:eastAsia="標楷體" w:hAnsi="Times New Roman" w:cs="Times New Roman"/>
-          <w:color w:val="EE0000"/>
-          <w:highlight w:val="yellow"/>
-        </w:rPr>
-        <w:t xml:space="preserve"> </w:t>
-      </w:r>
-      <w:r>
-        <w:rPr>
-          <w:rFonts w:ascii="Times New Roman" w:eastAsia="標楷體" w:hAnsi="Times New Roman" w:cs="Times New Roman"/>
-          <w:b/>
-          <w:bCs/>
-          <w:color w:val="EE0000"/>
-          <w:highlight w:val="yellow"/>
-        </w:rPr>
-        <w:t>[4]</w:t>
-      </w:r>
-      <w:r>
-        <w:rPr>
-          <w:rFonts w:ascii="Times New Roman" w:eastAsia="標楷體" w:hAnsi="Times New Roman" w:cs="Times New Roman"/>
-          <w:color w:val="EE0000"/>
-          <w:highlight w:val="yellow"/>
-        </w:rPr>
-        <w:t>。</w:t>
-      </w:r>
-    </w:p>
-    <w:p>
-      <w:pPr>
-        <w:widowControl/>
-        <w:numPr>
-          <w:ilvl w:val="0"/>
-          <w:numId w:val="21"/>
-        </w:numPr>
-        <w:spacing w:line="360" w:lineRule="auto"/>
-        <w:rPr>
-          <w:rFonts w:ascii="Times New Roman" w:eastAsia="標楷體" w:hAnsi="Times New Roman" w:cs="Times New Roman"/>
-          <w:color w:val="EE0000"/>
-          <w:highlight w:val="yellow"/>
-        </w:rPr>
-      </w:pPr>
-      <w:r>
-        <w:rPr>
-          <w:rFonts w:ascii="Times New Roman" w:eastAsia="標楷體" w:hAnsi="Times New Roman" w:cs="Times New Roman"/>
-          <w:b/>
-          <w:bCs/>
-          <w:color w:val="EE0000"/>
-          <w:highlight w:val="yellow"/>
-        </w:rPr>
-        <w:t>純蟻群演算法</w:t>
-      </w:r>
-      <w:r>
-        <w:rPr>
-          <w:rFonts w:ascii="Times New Roman" w:eastAsia="標楷體" w:hAnsi="Times New Roman" w:cs="Times New Roman"/>
-          <w:b/>
-          <w:bCs/>
-          <w:color w:val="EE0000"/>
-          <w:highlight w:val="yellow"/>
-        </w:rPr>
-        <w:t xml:space="preserve"> (Pure ACO) </w:t>
-      </w:r>
-      <w:r>
-        <w:rPr>
-          <w:rFonts w:ascii="Times New Roman" w:eastAsia="標楷體" w:hAnsi="Times New Roman" w:cs="Times New Roman"/>
-          <w:b/>
-          <w:bCs/>
-          <w:color w:val="EE0000"/>
-          <w:highlight w:val="yellow"/>
-        </w:rPr>
-        <w:t>於全域組合之瓶頸：</w:t>
-      </w:r>
-      <w:r>
-        <w:rPr>
-          <w:rFonts w:ascii="Times New Roman" w:eastAsia="標楷體" w:hAnsi="Times New Roman" w:cs="Times New Roman"/>
-          <w:color w:val="EE0000"/>
-          <w:highlight w:val="yellow"/>
-        </w:rPr>
-        <w:t xml:space="preserve"> </w:t>
-      </w:r>
-      <w:r>
-        <w:rPr>
-          <w:rFonts w:ascii="Times New Roman" w:eastAsia="標楷體" w:hAnsi="Times New Roman" w:cs="Times New Roman"/>
-          <w:color w:val="EE0000"/>
-          <w:highlight w:val="yellow"/>
-        </w:rPr>
-        <w:t>相對地，蟻群演算法</w:t>
-      </w:r>
-      <w:r>
-        <w:rPr>
-          <w:rFonts w:ascii="Times New Roman" w:eastAsia="標楷體" w:hAnsi="Times New Roman" w:cs="Times New Roman"/>
-          <w:color w:val="EE0000"/>
-          <w:highlight w:val="yellow"/>
-        </w:rPr>
-        <w:t xml:space="preserve"> (ACO) </w:t>
-      </w:r>
-      <w:r>
-        <w:rPr>
-          <w:rFonts w:ascii="Times New Roman" w:eastAsia="標楷體" w:hAnsi="Times New Roman" w:cs="Times New Roman"/>
-          <w:color w:val="EE0000"/>
-          <w:highlight w:val="yellow"/>
-        </w:rPr>
-        <w:t>屬於建構式啟發法，文獻證實其在處理圖論中的「順序排列」與「路徑建構」問題上，效能優於傳統演化演算法</w:t>
-      </w:r>
-      <w:r>
-        <w:rPr>
-          <w:rFonts w:ascii="Times New Roman" w:eastAsia="標楷體" w:hAnsi="Times New Roman" w:cs="Times New Roman"/>
-          <w:color w:val="EE0000"/>
-          <w:highlight w:val="yellow"/>
-        </w:rPr>
-        <w:t xml:space="preserve"> </w:t>
-      </w:r>
-      <w:r>
-        <w:rPr>
-          <w:rFonts w:ascii="Times New Roman" w:eastAsia="標楷體" w:hAnsi="Times New Roman" w:cs="Times New Roman"/>
-          <w:b/>
-          <w:bCs/>
-          <w:color w:val="EE0000"/>
-          <w:highlight w:val="yellow"/>
-        </w:rPr>
-        <w:t>[5]</w:t>
-      </w:r>
-      <w:r>
-        <w:rPr>
-          <w:rFonts w:ascii="Times New Roman" w:eastAsia="標楷體" w:hAnsi="Times New Roman" w:cs="Times New Roman"/>
-          <w:color w:val="EE0000"/>
-          <w:highlight w:val="yellow"/>
-        </w:rPr>
-        <w:t>。</w:t>
-      </w:r>
-      <w:r>
-        <w:rPr>
-          <w:rFonts w:ascii="Times New Roman" w:eastAsia="標楷體" w:hAnsi="Times New Roman" w:cs="Times New Roman"/>
-          <w:color w:val="EE0000"/>
-          <w:highlight w:val="yellow"/>
-        </w:rPr>
-        <w:t xml:space="preserve">ACO </w:t>
-      </w:r>
-      <w:r>
-        <w:rPr>
-          <w:rFonts w:ascii="Times New Roman" w:eastAsia="標楷體" w:hAnsi="Times New Roman" w:cs="Times New Roman"/>
-          <w:color w:val="EE0000"/>
-          <w:highlight w:val="yellow"/>
-        </w:rPr>
-        <w:t>能透過費洛蒙正回饋機制，快速收斂至符合限制的可行路徑。然而，若將本研究問題視為單一全域問題，直接利用</w:t>
-      </w:r>
-      <w:r>
-        <w:rPr>
-          <w:rFonts w:ascii="Times New Roman" w:eastAsia="標楷體" w:hAnsi="Times New Roman" w:cs="Times New Roman"/>
-          <w:color w:val="EE0000"/>
-          <w:highlight w:val="yellow"/>
-        </w:rPr>
-        <w:t xml:space="preserve"> ACO </w:t>
-      </w:r>
-      <w:r>
-        <w:rPr>
-          <w:rFonts w:ascii="Times New Roman" w:eastAsia="標楷體" w:hAnsi="Times New Roman" w:cs="Times New Roman"/>
-          <w:color w:val="EE0000"/>
-          <w:highlight w:val="yellow"/>
-        </w:rPr>
-        <w:t>同時處理「大規模店鋪篩選」與「路徑規劃」，將導致搜尋空間</w:t>
-      </w:r>
-      <w:r>
-        <w:rPr>
-          <w:rFonts w:ascii="Times New Roman" w:eastAsia="標楷體" w:hAnsi="Times New Roman" w:cs="Times New Roman"/>
-          <w:color w:val="EE0000"/>
-          <w:highlight w:val="yellow"/>
-        </w:rPr>
-        <w:t xml:space="preserve"> (Search Space) </w:t>
-      </w:r>
-      <w:r>
-        <w:rPr>
-          <w:rFonts w:ascii="Times New Roman" w:eastAsia="標楷體" w:hAnsi="Times New Roman" w:cs="Times New Roman"/>
-          <w:color w:val="EE0000"/>
-          <w:highlight w:val="yellow"/>
-        </w:rPr>
-        <w:t>呈指數級膨脹</w:t>
-      </w:r>
-      <w:r>
-        <w:rPr>
-          <w:rFonts w:ascii="Times New Roman" w:eastAsia="標楷體" w:hAnsi="Times New Roman" w:cs="Times New Roman"/>
-          <w:color w:val="EE0000"/>
-          <w:highlight w:val="yellow"/>
-        </w:rPr>
-        <w:t xml:space="preserve"> </w:t>
-      </w:r>
-      <w:r>
-        <w:rPr>
-          <w:rFonts w:ascii="Times New Roman" w:eastAsia="標楷體" w:hAnsi="Times New Roman" w:cs="Times New Roman"/>
-          <w:b/>
-          <w:bCs/>
-          <w:color w:val="EE0000"/>
-          <w:highlight w:val="yellow"/>
-        </w:rPr>
-        <w:t>[6]</w:t>
-      </w:r>
-      <w:r>
-        <w:rPr>
-          <w:rFonts w:ascii="Times New Roman" w:eastAsia="標楷體" w:hAnsi="Times New Roman" w:cs="Times New Roman"/>
-          <w:color w:val="EE0000"/>
-          <w:highlight w:val="yellow"/>
-        </w:rPr>
-        <w:t>。在節點過多的情況下，費洛蒙資訊過於稀疏</w:t>
-      </w:r>
-      <w:r>
-        <w:rPr>
-          <w:rFonts w:ascii="Times New Roman" w:eastAsia="標楷體" w:hAnsi="Times New Roman" w:cs="Times New Roman"/>
-          <w:color w:val="EE0000"/>
-          <w:highlight w:val="yellow"/>
-        </w:rPr>
-        <w:t xml:space="preserve"> (Sparse)</w:t>
-      </w:r>
-      <w:r>
-        <w:rPr>
-          <w:rFonts w:ascii="Times New Roman" w:eastAsia="標楷體" w:hAnsi="Times New Roman" w:cs="Times New Roman"/>
-          <w:color w:val="EE0000"/>
-          <w:highlight w:val="yellow"/>
-        </w:rPr>
-        <w:t>，導致演算法容易因缺乏明確指引而停滯，或過早收斂於品質較差的區域最佳解</w:t>
-      </w:r>
-      <w:r>
-        <w:rPr>
-          <w:rFonts w:ascii="Times New Roman" w:eastAsia="標楷體" w:hAnsi="Times New Roman" w:cs="Times New Roman"/>
-          <w:color w:val="EE0000"/>
-          <w:highlight w:val="yellow"/>
-        </w:rPr>
-        <w:t xml:space="preserve"> </w:t>
-      </w:r>
-      <w:r>
-        <w:rPr>
-          <w:rFonts w:ascii="Times New Roman" w:eastAsia="標楷體" w:hAnsi="Times New Roman" w:cs="Times New Roman"/>
-          <w:b/>
-          <w:bCs/>
-          <w:color w:val="EE0000"/>
-          <w:highlight w:val="yellow"/>
-        </w:rPr>
-        <w:t>[7]</w:t>
-      </w:r>
-      <w:r>
-        <w:rPr>
-          <w:rFonts w:ascii="Times New Roman" w:eastAsia="標楷體" w:hAnsi="Times New Roman" w:cs="Times New Roman"/>
-          <w:color w:val="EE0000"/>
-          <w:highlight w:val="yellow"/>
-        </w:rPr>
-        <w:t>。</w:t>
+        <w:t>[Reference]</w:t>
       </w:r>
     </w:p>
     <w:p>
       <w:pPr>
         <w:widowControl/>
         <w:spacing w:line="360" w:lineRule="auto"/>
-        <w:rPr>
-          <w:rFonts w:ascii="Times New Roman" w:eastAsia="標楷體" w:hAnsi="Times New Roman" w:cs="Times New Roman"/>
-          <w:color w:val="EE0000"/>
-          <w:highlight w:val="yellow"/>
+        <w:ind w:firstLine="480"/>
+        <w:jc w:val="both"/>
+        <w:rPr>
+          <w:rFonts w:ascii="Times New Roman" w:eastAsia="標楷體" w:hAnsi="Times New Roman" w:cs="Times New Roman"/>
         </w:rPr>
       </w:pPr>
       <w:r>
         <w:rPr>
           <w:rFonts w:ascii="Times New Roman" w:eastAsia="標楷體" w:hAnsi="Times New Roman" w:cs="Times New Roman"/>
-          <w:b/>
-          <w:bCs/>
-          <w:color w:val="EE0000"/>
-          <w:highlight w:val="yellow"/>
-        </w:rPr>
-        <w:t>小結：</w:t>
-      </w:r>
-      <w:r>
-        <w:rPr>
-          <w:rFonts w:ascii="Times New Roman" w:eastAsia="標楷體" w:hAnsi="Times New Roman" w:cs="Times New Roman"/>
-          <w:color w:val="EE0000"/>
-          <w:highlight w:val="yellow"/>
-        </w:rPr>
-        <w:t xml:space="preserve"> </w:t>
-      </w:r>
-      <w:r>
-        <w:rPr>
-          <w:rFonts w:ascii="Times New Roman" w:eastAsia="標楷體" w:hAnsi="Times New Roman" w:cs="Times New Roman"/>
-          <w:color w:val="EE0000"/>
-          <w:highlight w:val="yellow"/>
-        </w:rPr>
-        <w:t>基於上述比較，</w:t>
-      </w:r>
-      <w:r>
-        <w:rPr>
-          <w:rFonts w:ascii="Times New Roman" w:eastAsia="標楷體" w:hAnsi="Times New Roman" w:cs="Times New Roman"/>
-          <w:color w:val="EE0000"/>
-          <w:highlight w:val="yellow"/>
-        </w:rPr>
-        <w:t xml:space="preserve">GA </w:t>
-      </w:r>
-      <w:r>
-        <w:rPr>
-          <w:rFonts w:ascii="Times New Roman" w:eastAsia="標楷體" w:hAnsi="Times New Roman" w:cs="Times New Roman"/>
-          <w:color w:val="EE0000"/>
-          <w:highlight w:val="yellow"/>
-        </w:rPr>
-        <w:t>擅長「選（組合）」但弱於「排（序列）」；</w:t>
-      </w:r>
-      <w:r>
-        <w:rPr>
-          <w:rFonts w:ascii="Times New Roman" w:eastAsia="標楷體" w:hAnsi="Times New Roman" w:cs="Times New Roman"/>
-          <w:color w:val="EE0000"/>
-          <w:highlight w:val="yellow"/>
-        </w:rPr>
-        <w:t xml:space="preserve">ACO </w:t>
-      </w:r>
-      <w:r>
-        <w:rPr>
-          <w:rFonts w:ascii="Times New Roman" w:eastAsia="標楷體" w:hAnsi="Times New Roman" w:cs="Times New Roman"/>
-          <w:color w:val="EE0000"/>
-          <w:highlight w:val="yellow"/>
-        </w:rPr>
-        <w:t>擅長「排」但難以應對「過大規模的選」。因此，單一演算法無法同時滿足本研究之雙重需求。</w:t>
-      </w:r>
-    </w:p>
-    <w:p>
-      <w:pPr>
-        <w:widowControl/>
-        <w:spacing w:line="360" w:lineRule="auto"/>
-        <w:rPr>
-          <w:rFonts w:ascii="Times New Roman" w:eastAsia="標楷體" w:hAnsi="Times New Roman" w:cs="Times New Roman"/>
-          <w:b/>
-          <w:bCs/>
-          <w:color w:val="EE0000"/>
-          <w:highlight w:val="yellow"/>
-        </w:rPr>
-      </w:pPr>
-      <w:r>
-        <w:rPr>
-          <w:rFonts w:ascii="Times New Roman" w:eastAsia="標楷體" w:hAnsi="Times New Roman" w:cs="Times New Roman"/>
-          <w:b/>
-          <w:bCs/>
-          <w:color w:val="EE0000"/>
-          <w:highlight w:val="yellow"/>
-        </w:rPr>
-        <w:t xml:space="preserve">2. </w:t>
-      </w:r>
-      <w:r>
-        <w:rPr>
-          <w:rFonts w:ascii="Times New Roman" w:eastAsia="標楷體" w:hAnsi="Times New Roman" w:cs="Times New Roman"/>
-          <w:b/>
-          <w:bCs/>
-          <w:color w:val="EE0000"/>
-          <w:highlight w:val="yellow"/>
-        </w:rPr>
-        <w:t>分階段</w:t>
-      </w:r>
-      <w:r>
-        <w:rPr>
-          <w:rFonts w:ascii="Times New Roman" w:eastAsia="標楷體" w:hAnsi="Times New Roman" w:cs="Times New Roman"/>
-          <w:b/>
-          <w:bCs/>
-          <w:color w:val="EE0000"/>
-          <w:highlight w:val="yellow"/>
-        </w:rPr>
-        <w:t>/</w:t>
-      </w:r>
-      <w:r>
-        <w:rPr>
-          <w:rFonts w:ascii="Times New Roman" w:eastAsia="標楷體" w:hAnsi="Times New Roman" w:cs="Times New Roman"/>
-          <w:b/>
-          <w:bCs/>
-          <w:color w:val="EE0000"/>
-          <w:highlight w:val="yellow"/>
-        </w:rPr>
-        <w:t>分治策略之理論依據</w:t>
-      </w:r>
-      <w:r>
-        <w:rPr>
-          <w:rFonts w:ascii="Times New Roman" w:eastAsia="標楷體" w:hAnsi="Times New Roman" w:cs="Times New Roman"/>
-          <w:b/>
-          <w:bCs/>
-          <w:color w:val="EE0000"/>
-          <w:highlight w:val="yellow"/>
-        </w:rPr>
-        <w:t xml:space="preserve"> (Rationale for Divide-and-Conquer Strategy)</w:t>
-      </w:r>
-    </w:p>
-    <w:p>
-      <w:pPr>
-        <w:widowControl/>
-        <w:spacing w:line="360" w:lineRule="auto"/>
-        <w:rPr>
-          <w:rFonts w:ascii="Times New Roman" w:eastAsia="標楷體" w:hAnsi="Times New Roman" w:cs="Times New Roman"/>
-          <w:color w:val="EE0000"/>
-          <w:highlight w:val="yellow"/>
-        </w:rPr>
-      </w:pPr>
-      <w:r>
-        <w:rPr>
-          <w:rFonts w:ascii="Times New Roman" w:eastAsia="標楷體" w:hAnsi="Times New Roman" w:cs="Times New Roman"/>
-          <w:color w:val="EE0000"/>
-          <w:highlight w:val="yellow"/>
-        </w:rPr>
-        <w:t>針對本研究「主線不可變動」之問題特性，採用分階段（分治）策略相較於單一階段全域求解，具有以下文獻支持之必要性：</w:t>
-      </w:r>
-    </w:p>
-    <w:p>
-      <w:pPr>
-        <w:widowControl/>
-        <w:numPr>
-          <w:ilvl w:val="0"/>
-          <w:numId w:val="22"/>
-        </w:numPr>
-        <w:spacing w:line="360" w:lineRule="auto"/>
-        <w:rPr>
-          <w:rFonts w:ascii="Times New Roman" w:eastAsia="標楷體" w:hAnsi="Times New Roman" w:cs="Times New Roman"/>
-          <w:color w:val="EE0000"/>
-          <w:highlight w:val="yellow"/>
-        </w:rPr>
-      </w:pPr>
-      <w:r>
-        <w:rPr>
-          <w:rFonts w:ascii="Times New Roman" w:eastAsia="標楷體" w:hAnsi="Times New Roman" w:cs="Times New Roman"/>
-          <w:b/>
-          <w:bCs/>
-          <w:color w:val="EE0000"/>
-          <w:highlight w:val="yellow"/>
-        </w:rPr>
-        <w:t>解決階層式決策結構</w:t>
-      </w:r>
-      <w:r>
-        <w:rPr>
-          <w:rFonts w:ascii="Times New Roman" w:eastAsia="標楷體" w:hAnsi="Times New Roman" w:cs="Times New Roman"/>
-          <w:b/>
-          <w:bCs/>
-          <w:color w:val="EE0000"/>
-          <w:highlight w:val="yellow"/>
-        </w:rPr>
-        <w:t xml:space="preserve"> (Handling Hierarchical Constraints)</w:t>
-      </w:r>
-      <w:r>
-        <w:rPr>
-          <w:rFonts w:ascii="Times New Roman" w:eastAsia="標楷體" w:hAnsi="Times New Roman" w:cs="Times New Roman"/>
-          <w:b/>
-          <w:bCs/>
-          <w:color w:val="EE0000"/>
-          <w:highlight w:val="yellow"/>
-        </w:rPr>
-        <w:t>：</w:t>
-      </w:r>
-      <w:r>
-        <w:rPr>
-          <w:rFonts w:ascii="Times New Roman" w:eastAsia="標楷體" w:hAnsi="Times New Roman" w:cs="Times New Roman"/>
-          <w:color w:val="EE0000"/>
-          <w:highlight w:val="yellow"/>
-        </w:rPr>
-        <w:t xml:space="preserve"> </w:t>
-      </w:r>
-      <w:r>
-        <w:rPr>
-          <w:rFonts w:ascii="Times New Roman" w:eastAsia="標楷體" w:hAnsi="Times New Roman" w:cs="Times New Roman"/>
-          <w:color w:val="EE0000"/>
-          <w:highlight w:val="yellow"/>
-        </w:rPr>
-        <w:t>本研究問題本質上具有階層性：首要任務是「抽取過載節點」，其次才是「最佳化支援路徑」。文獻</w:t>
-      </w:r>
-      <w:r>
-        <w:rPr>
-          <w:rFonts w:ascii="Times New Roman" w:eastAsia="標楷體" w:hAnsi="Times New Roman" w:cs="Times New Roman"/>
-          <w:color w:val="EE0000"/>
-          <w:highlight w:val="yellow"/>
-        </w:rPr>
-        <w:t xml:space="preserve"> </w:t>
-      </w:r>
-      <w:r>
-        <w:rPr>
-          <w:rFonts w:ascii="Times New Roman" w:eastAsia="標楷體" w:hAnsi="Times New Roman" w:cs="Times New Roman"/>
-          <w:b/>
-          <w:bCs/>
-          <w:color w:val="EE0000"/>
-          <w:highlight w:val="yellow"/>
-        </w:rPr>
-        <w:t>[8]</w:t>
-      </w:r>
-      <w:r>
-        <w:rPr>
-          <w:rFonts w:ascii="Times New Roman" w:eastAsia="標楷體" w:hAnsi="Times New Roman" w:cs="Times New Roman"/>
-          <w:color w:val="EE0000"/>
-          <w:highlight w:val="yellow"/>
-        </w:rPr>
-        <w:t xml:space="preserve"> </w:t>
-      </w:r>
-      <w:r>
-        <w:rPr>
-          <w:rFonts w:ascii="Times New Roman" w:eastAsia="標楷體" w:hAnsi="Times New Roman" w:cs="Times New Roman"/>
-          <w:color w:val="EE0000"/>
-          <w:highlight w:val="yellow"/>
-        </w:rPr>
-        <w:t>指出，對於此類具有主從關係的決策問題，採用單一階段求解容易陷入局部搜尋的混亂；反之，採用分治法</w:t>
-      </w:r>
-      <w:r>
-        <w:rPr>
-          <w:rFonts w:ascii="Times New Roman" w:eastAsia="標楷體" w:hAnsi="Times New Roman" w:cs="Times New Roman"/>
-          <w:color w:val="EE0000"/>
-          <w:highlight w:val="yellow"/>
-        </w:rPr>
-        <w:t xml:space="preserve"> (Decomposition Strategy) </w:t>
-      </w:r>
-      <w:r>
-        <w:rPr>
-          <w:rFonts w:ascii="Times New Roman" w:eastAsia="標楷體" w:hAnsi="Times New Roman" w:cs="Times New Roman"/>
-          <w:color w:val="EE0000"/>
-          <w:highlight w:val="yellow"/>
-        </w:rPr>
-        <w:t>將問題拆解為序列子問題，能確保每一階段的決策品質。</w:t>
-      </w:r>
-    </w:p>
-    <w:p>
-      <w:pPr>
-        <w:widowControl/>
-        <w:numPr>
-          <w:ilvl w:val="0"/>
-          <w:numId w:val="22"/>
-        </w:numPr>
-        <w:spacing w:line="360" w:lineRule="auto"/>
-        <w:rPr>
-          <w:rFonts w:ascii="Times New Roman" w:eastAsia="標楷體" w:hAnsi="Times New Roman" w:cs="Times New Roman"/>
-          <w:color w:val="EE0000"/>
-          <w:highlight w:val="yellow"/>
-        </w:rPr>
-      </w:pPr>
-      <w:r>
-        <w:rPr>
-          <w:rFonts w:ascii="Times New Roman" w:eastAsia="標楷體" w:hAnsi="Times New Roman" w:cs="Times New Roman"/>
-          <w:b/>
-          <w:bCs/>
-          <w:color w:val="EE0000"/>
-          <w:highlight w:val="yellow"/>
-        </w:rPr>
-        <w:lastRenderedPageBreak/>
-        <w:t>搜尋空間之有效縮減</w:t>
-      </w:r>
-      <w:r>
-        <w:rPr>
-          <w:rFonts w:ascii="Times New Roman" w:eastAsia="標楷體" w:hAnsi="Times New Roman" w:cs="Times New Roman"/>
-          <w:b/>
-          <w:bCs/>
-          <w:color w:val="EE0000"/>
-          <w:highlight w:val="yellow"/>
-        </w:rPr>
-        <w:t xml:space="preserve"> (Reduction of Search Space)</w:t>
-      </w:r>
-      <w:r>
-        <w:rPr>
-          <w:rFonts w:ascii="Times New Roman" w:eastAsia="標楷體" w:hAnsi="Times New Roman" w:cs="Times New Roman"/>
-          <w:b/>
-          <w:bCs/>
-          <w:color w:val="EE0000"/>
-          <w:highlight w:val="yellow"/>
-        </w:rPr>
-        <w:t>：</w:t>
-      </w:r>
-      <w:r>
-        <w:rPr>
-          <w:rFonts w:ascii="Times New Roman" w:eastAsia="標楷體" w:hAnsi="Times New Roman" w:cs="Times New Roman"/>
-          <w:color w:val="EE0000"/>
-          <w:highlight w:val="yellow"/>
-        </w:rPr>
-        <w:t xml:space="preserve"> </w:t>
-      </w:r>
-      <w:r>
-        <w:rPr>
-          <w:rFonts w:ascii="Times New Roman" w:eastAsia="標楷體" w:hAnsi="Times New Roman" w:cs="Times New Roman"/>
-          <w:color w:val="EE0000"/>
-          <w:highlight w:val="yellow"/>
-        </w:rPr>
-        <w:t>經典的「分群後路徑</w:t>
-      </w:r>
-      <w:r>
-        <w:rPr>
-          <w:rFonts w:ascii="Times New Roman" w:eastAsia="標楷體" w:hAnsi="Times New Roman" w:cs="Times New Roman"/>
-          <w:color w:val="EE0000"/>
-          <w:highlight w:val="yellow"/>
-        </w:rPr>
-        <w:t xml:space="preserve"> (Cluster-first, Route-second)</w:t>
-      </w:r>
-      <w:r>
-        <w:rPr>
-          <w:rFonts w:ascii="Times New Roman" w:eastAsia="標楷體" w:hAnsi="Times New Roman" w:cs="Times New Roman"/>
-          <w:color w:val="EE0000"/>
-          <w:highlight w:val="yellow"/>
-        </w:rPr>
-        <w:t>」策略已被廣泛證實能有效降低</w:t>
-      </w:r>
-      <w:r>
-        <w:rPr>
-          <w:rFonts w:ascii="Times New Roman" w:eastAsia="標楷體" w:hAnsi="Times New Roman" w:cs="Times New Roman"/>
-          <w:color w:val="EE0000"/>
-          <w:highlight w:val="yellow"/>
-        </w:rPr>
-        <w:t xml:space="preserve"> VRP </w:t>
-      </w:r>
-      <w:r>
-        <w:rPr>
-          <w:rFonts w:ascii="Times New Roman" w:eastAsia="標楷體" w:hAnsi="Times New Roman" w:cs="Times New Roman"/>
-          <w:color w:val="EE0000"/>
-          <w:highlight w:val="yellow"/>
-        </w:rPr>
-        <w:t>的計算複雜度</w:t>
-      </w:r>
-      <w:r>
-        <w:rPr>
-          <w:rFonts w:ascii="Times New Roman" w:eastAsia="標楷體" w:hAnsi="Times New Roman" w:cs="Times New Roman"/>
-          <w:color w:val="EE0000"/>
-          <w:highlight w:val="yellow"/>
-        </w:rPr>
-        <w:t xml:space="preserve"> </w:t>
-      </w:r>
-      <w:r>
-        <w:rPr>
-          <w:rFonts w:ascii="Times New Roman" w:eastAsia="標楷體" w:hAnsi="Times New Roman" w:cs="Times New Roman"/>
-          <w:b/>
-          <w:bCs/>
-          <w:color w:val="EE0000"/>
-          <w:highlight w:val="yellow"/>
-        </w:rPr>
-        <w:t>[9]</w:t>
-      </w:r>
-      <w:r>
-        <w:rPr>
-          <w:rFonts w:ascii="Times New Roman" w:eastAsia="標楷體" w:hAnsi="Times New Roman" w:cs="Times New Roman"/>
-          <w:color w:val="EE0000"/>
-          <w:highlight w:val="yellow"/>
-        </w:rPr>
-        <w:t>。透過第一階段的篩選（抽取），大幅減少了後續路徑規劃階段需處理的節點數量。研究顯示，對於具有高度限制的</w:t>
-      </w:r>
-      <w:r>
-        <w:rPr>
-          <w:rFonts w:ascii="Times New Roman" w:eastAsia="標楷體" w:hAnsi="Times New Roman" w:cs="Times New Roman"/>
-          <w:color w:val="EE0000"/>
-          <w:highlight w:val="yellow"/>
-        </w:rPr>
-        <w:t xml:space="preserve"> VRP </w:t>
-      </w:r>
-      <w:r>
-        <w:rPr>
-          <w:rFonts w:ascii="Times New Roman" w:eastAsia="標楷體" w:hAnsi="Times New Roman" w:cs="Times New Roman"/>
-          <w:color w:val="EE0000"/>
-          <w:highlight w:val="yellow"/>
-        </w:rPr>
-        <w:t>變體，分階段策略能更精準地限縮演算法的搜尋範圍，避免運算資源浪費於無效的解空間中，從而提升整體求解效率</w:t>
-      </w:r>
-      <w:r>
-        <w:rPr>
-          <w:rFonts w:ascii="Times New Roman" w:eastAsia="標楷體" w:hAnsi="Times New Roman" w:cs="Times New Roman"/>
-          <w:color w:val="EE0000"/>
-          <w:highlight w:val="yellow"/>
-        </w:rPr>
-        <w:t xml:space="preserve"> </w:t>
-      </w:r>
-      <w:r>
-        <w:rPr>
-          <w:rFonts w:ascii="Times New Roman" w:eastAsia="標楷體" w:hAnsi="Times New Roman" w:cs="Times New Roman"/>
-          <w:b/>
-          <w:bCs/>
-          <w:color w:val="EE0000"/>
-          <w:highlight w:val="yellow"/>
-        </w:rPr>
-        <w:t>[10]</w:t>
-      </w:r>
-      <w:r>
-        <w:rPr>
-          <w:rFonts w:ascii="Times New Roman" w:eastAsia="標楷體" w:hAnsi="Times New Roman" w:cs="Times New Roman"/>
-          <w:color w:val="EE0000"/>
-          <w:highlight w:val="yellow"/>
-        </w:rPr>
-        <w:t>。</w:t>
-      </w:r>
-    </w:p>
-    <w:p>
-      <w:pPr>
-        <w:widowControl/>
-        <w:spacing w:line="360" w:lineRule="auto"/>
-        <w:rPr>
-          <w:rFonts w:ascii="Times New Roman" w:eastAsia="標楷體" w:hAnsi="Times New Roman" w:cs="Times New Roman"/>
-        </w:rPr>
-      </w:pPr>
+          <w:highlight w:val="yellow"/>
+        </w:rPr>
+        <w:t>綜上</w:t>
+      </w:r>
+      <w:r>
+        <w:rPr>
+          <w:rFonts w:ascii="Times New Roman" w:eastAsia="標楷體" w:hAnsi="Times New Roman" w:cs="Times New Roman" w:hint="eastAsia"/>
+          <w:highlight w:val="yellow"/>
+        </w:rPr>
+        <w:t>所</w:t>
+      </w:r>
+      <w:r>
+        <w:rPr>
+          <w:rFonts w:ascii="Times New Roman" w:eastAsia="標楷體" w:hAnsi="Times New Roman" w:cs="Times New Roman"/>
+          <w:highlight w:val="yellow"/>
+        </w:rPr>
+        <w:t>述，</w:t>
+      </w:r>
+      <w:r>
+        <w:rPr>
+          <w:rFonts w:ascii="Times New Roman" w:eastAsia="標楷體" w:hAnsi="Times New Roman" w:cs="Times New Roman"/>
+          <w:highlight w:val="yellow"/>
+        </w:rPr>
+        <w:t>VRP</w:t>
+      </w:r>
+      <w:r>
+        <w:rPr>
+          <w:rFonts w:ascii="Times New Roman" w:eastAsia="標楷體" w:hAnsi="Times New Roman" w:cs="Times New Roman"/>
+          <w:highlight w:val="yellow"/>
+        </w:rPr>
+        <w:t>規模隨節點數增加而迅速擴張時，相較於單一演算法由頭至尾進行全域搜尋，分階段設計可透過問題結構化與搜尋空間的逐步縮減，更有效地平衡計算效率與解品質。</w:t>
+      </w:r>
+      <w:r>
+        <w:rPr>
+          <w:rFonts w:ascii="Times New Roman" w:eastAsia="標楷體" w:hAnsi="Times New Roman" w:cs="Times New Roman" w:hint="eastAsia"/>
+          <w:highlight w:val="yellow"/>
+        </w:rPr>
+        <w:t>基於</w:t>
+      </w:r>
+      <w:r>
+        <w:rPr>
+          <w:rFonts w:ascii="Times New Roman" w:eastAsia="標楷體" w:hAnsi="Times New Roman" w:cs="Times New Roman"/>
+          <w:highlight w:val="yellow"/>
+        </w:rPr>
+        <w:t>此，本研究延續相關文獻之設計理念，採用分階段求解架構，並結合物流公司之實務規劃流程，將原始問題拆解為明確功能之子階段，於各階段分別引入適切之演算法機制，以期在可接受的計算時間內獲得穩定且高品質之解。</w:t>
+      </w:r>
     </w:p>
     <w:p>
       <w:pPr>
@@ -15293,21 +14583,7 @@
               <w:rPr>
                 <w:rFonts w:ascii="Times New Roman" w:eastAsia="標楷體" w:hAnsi="Times New Roman" w:cs="Times New Roman" w:hint="eastAsia"/>
               </w:rPr>
-              <w:t xml:space="preserve"> </w:t>
-            </w:r>
-            <w:proofErr w:type="spellStart"/>
-            <w:r>
-              <w:rPr>
-                <w:rFonts w:ascii="Times New Roman" w:eastAsia="標楷體" w:hAnsi="Times New Roman" w:cs="Times New Roman" w:hint="eastAsia"/>
-              </w:rPr>
-              <w:t>i</w:t>
-            </w:r>
-            <w:proofErr w:type="spellEnd"/>
-            <w:r>
-              <w:rPr>
-                <w:rFonts w:ascii="Times New Roman" w:eastAsia="標楷體" w:hAnsi="Times New Roman" w:cs="Times New Roman" w:hint="eastAsia"/>
-              </w:rPr>
-              <w:t xml:space="preserve"> </w:t>
+              <w:t xml:space="preserve"> i </w:t>
             </w:r>
             <w:r>
               <w:rPr>
@@ -15407,14 +14683,12 @@
               </w:rPr>
               <w:t>店鋪</w:t>
             </w:r>
-            <w:proofErr w:type="spellStart"/>
             <w:r>
               <w:rPr>
                 <w:rFonts w:ascii="Times New Roman" w:eastAsia="標楷體" w:hAnsi="Times New Roman" w:cs="Times New Roman" w:hint="eastAsia"/>
               </w:rPr>
               <w:t>i</w:t>
             </w:r>
-            <w:proofErr w:type="spellEnd"/>
             <w:r>
               <w:rPr>
                 <w:rFonts w:ascii="Times New Roman" w:eastAsia="標楷體" w:hAnsi="Times New Roman" w:cs="Times New Roman" w:hint="eastAsia"/>
@@ -15605,21 +14879,7 @@
               <w:rPr>
                 <w:rFonts w:ascii="Times New Roman" w:eastAsia="標楷體" w:hAnsi="Times New Roman" w:cs="Times New Roman"/>
               </w:rPr>
-              <w:t xml:space="preserve"> </w:t>
-            </w:r>
-            <w:proofErr w:type="spellStart"/>
-            <w:r>
-              <w:rPr>
-                <w:rFonts w:ascii="Times New Roman" w:eastAsia="標楷體" w:hAnsi="Times New Roman" w:cs="Times New Roman"/>
-              </w:rPr>
-              <w:t>i</w:t>
-            </w:r>
-            <w:proofErr w:type="spellEnd"/>
-            <w:r>
-              <w:rPr>
-                <w:rFonts w:ascii="Times New Roman" w:eastAsia="標楷體" w:hAnsi="Times New Roman" w:cs="Times New Roman"/>
-              </w:rPr>
-              <w:t xml:space="preserve"> </w:t>
+              <w:t xml:space="preserve"> i </w:t>
             </w:r>
             <w:r>
               <w:rPr>
@@ -15719,21 +14979,7 @@
               <w:rPr>
                 <w:rFonts w:ascii="Times New Roman" w:eastAsia="標楷體" w:hAnsi="Times New Roman" w:cs="Times New Roman"/>
               </w:rPr>
-              <w:t xml:space="preserve"> </w:t>
-            </w:r>
-            <w:proofErr w:type="spellStart"/>
-            <w:r>
-              <w:rPr>
-                <w:rFonts w:ascii="Times New Roman" w:eastAsia="標楷體" w:hAnsi="Times New Roman" w:cs="Times New Roman"/>
-              </w:rPr>
-              <w:t>i</w:t>
-            </w:r>
-            <w:proofErr w:type="spellEnd"/>
-            <w:r>
-              <w:rPr>
-                <w:rFonts w:ascii="Times New Roman" w:eastAsia="標楷體" w:hAnsi="Times New Roman" w:cs="Times New Roman"/>
-              </w:rPr>
-              <w:t xml:space="preserve"> </w:t>
+              <w:t xml:space="preserve"> i </w:t>
             </w:r>
             <w:r>
               <w:rPr>
@@ -15826,21 +15072,7 @@
               <w:rPr>
                 <w:rFonts w:ascii="Times New Roman" w:eastAsia="標楷體" w:hAnsi="Times New Roman" w:cs="Times New Roman"/>
               </w:rPr>
-              <w:t xml:space="preserve"> </w:t>
-            </w:r>
-            <w:proofErr w:type="spellStart"/>
-            <w:r>
-              <w:rPr>
-                <w:rFonts w:ascii="Times New Roman" w:eastAsia="標楷體" w:hAnsi="Times New Roman" w:cs="Times New Roman"/>
-              </w:rPr>
-              <w:t>i</w:t>
-            </w:r>
-            <w:proofErr w:type="spellEnd"/>
-            <w:r>
-              <w:rPr>
-                <w:rFonts w:ascii="Times New Roman" w:eastAsia="標楷體" w:hAnsi="Times New Roman" w:cs="Times New Roman"/>
-              </w:rPr>
-              <w:t xml:space="preserve"> </w:t>
+              <w:t xml:space="preserve"> i </w:t>
             </w:r>
             <w:r>
               <w:rPr>
@@ -16098,21 +15330,7 @@
               <w:rPr>
                 <w:rFonts w:ascii="Times New Roman" w:eastAsia="標楷體" w:hAnsi="Times New Roman" w:cs="Times New Roman"/>
               </w:rPr>
-              <w:t xml:space="preserve"> </w:t>
-            </w:r>
-            <w:proofErr w:type="spellStart"/>
-            <w:r>
-              <w:rPr>
-                <w:rFonts w:ascii="Times New Roman" w:eastAsia="標楷體" w:hAnsi="Times New Roman" w:cs="Times New Roman"/>
-              </w:rPr>
-              <w:t>i</w:t>
-            </w:r>
-            <w:proofErr w:type="spellEnd"/>
-            <w:r>
-              <w:rPr>
-                <w:rFonts w:ascii="Times New Roman" w:eastAsia="標楷體" w:hAnsi="Times New Roman" w:cs="Times New Roman"/>
-              </w:rPr>
-              <w:t xml:space="preserve"> </w:t>
+              <w:t xml:space="preserve"> i </w:t>
             </w:r>
             <w:r>
               <w:rPr>
@@ -17400,8 +16618,9 @@
         <w:widowControl/>
         <w:spacing w:line="360" w:lineRule="auto"/>
         <w:ind w:firstLine="360"/>
-        <w:rPr>
-          <w:rFonts w:ascii="Times New Roman" w:eastAsia="標楷體" w:hAnsi="Times New Roman" w:cs="Times New Roman" w:hint="eastAsia"/>
+        <w:jc w:val="both"/>
+        <w:rPr>
+          <w:rFonts w:ascii="Times New Roman" w:eastAsia="標楷體" w:hAnsi="Times New Roman" w:cs="Times New Roman"/>
         </w:rPr>
       </w:pPr>
       <w:r>
@@ -23729,19 +22948,7 @@
             <w:rPr>
               <w:rFonts w:ascii="Cambria Math" w:eastAsia="標楷體" w:hAnsi="Cambria Math" w:cs="Times New Roman"/>
             </w:rPr>
-            <m:t>∈</m:t>
-          </m:r>
-          <m:r>
-            <w:rPr>
-              <w:rFonts w:ascii="Cambria Math" w:eastAsia="標楷體" w:hAnsi="Cambria Math" w:cs="Times New Roman"/>
-            </w:rPr>
-            <m:t>{0,1}</m:t>
-          </m:r>
-          <m:r>
-            <w:rPr>
-              <w:rFonts w:ascii="Cambria Math" w:eastAsia="標楷體" w:hAnsi="Cambria Math" w:cs="Times New Roman"/>
-            </w:rPr>
-            <m:t xml:space="preserve">                        </m:t>
+            <m:t xml:space="preserve">∈{0,1}                        </m:t>
           </m:r>
           <m:r>
             <w:rPr>
@@ -28804,8 +28011,9 @@
         <w:widowControl/>
         <w:spacing w:line="360" w:lineRule="auto"/>
         <w:ind w:firstLine="480"/>
-        <w:rPr>
-          <w:rFonts w:ascii="Times New Roman" w:eastAsia="標楷體" w:hAnsi="Times New Roman" w:cs="Times New Roman" w:hint="eastAsia"/>
+        <w:jc w:val="both"/>
+        <w:rPr>
+          <w:rFonts w:ascii="Times New Roman" w:eastAsia="標楷體" w:hAnsi="Times New Roman" w:cs="Times New Roman"/>
           <w:highlight w:val="yellow"/>
         </w:rPr>
       </w:pPr>
@@ -28968,21 +28176,7 @@
           <w:rFonts w:ascii="Times New Roman" w:eastAsia="標楷體" w:hAnsi="Times New Roman" w:cs="Times New Roman" w:hint="eastAsia"/>
           <w:highlight w:val="yellow"/>
         </w:rPr>
-        <w:t>應階段</w:t>
-      </w:r>
-      <w:r>
-        <w:rPr>
-          <w:rFonts w:ascii="Times New Roman" w:eastAsia="標楷體" w:hAnsi="Times New Roman" w:cs="Times New Roman" w:hint="eastAsia"/>
-          <w:highlight w:val="yellow"/>
-        </w:rPr>
-        <w:t>，</w:t>
-      </w:r>
-      <w:r>
-        <w:rPr>
-          <w:rFonts w:ascii="Times New Roman" w:eastAsia="標楷體" w:hAnsi="Times New Roman" w:cs="Times New Roman" w:hint="eastAsia"/>
-          <w:highlight w:val="yellow"/>
-        </w:rPr>
-        <w:t>。</w:t>
+        <w:t>應階段。</w:t>
       </w:r>
     </w:p>
     <w:p>
@@ -28990,6 +28184,7 @@
         <w:widowControl/>
         <w:spacing w:line="360" w:lineRule="auto"/>
         <w:ind w:firstLine="480"/>
+        <w:jc w:val="both"/>
         <w:rPr>
           <w:rFonts w:ascii="Times New Roman" w:eastAsia="標楷體" w:hAnsi="Times New Roman" w:cs="Times New Roman"/>
           <w:highlight w:val="yellow"/>
@@ -29316,6 +28511,7 @@
         <w:widowControl/>
         <w:spacing w:line="360" w:lineRule="auto"/>
         <w:ind w:firstLine="480"/>
+        <w:jc w:val="both"/>
         <w:rPr>
           <w:rFonts w:ascii="Times New Roman" w:eastAsia="標楷體" w:hAnsi="Times New Roman" w:cs="Times New Roman"/>
         </w:rPr>
@@ -30442,21 +29638,7 @@
               <w:rPr>
                 <w:rFonts w:ascii="Times New Roman" w:eastAsia="標楷體" w:hAnsi="Times New Roman" w:cs="Times New Roman"/>
               </w:rPr>
-              <w:t xml:space="preserve"> </w:t>
-            </w:r>
-            <w:proofErr w:type="spellStart"/>
-            <w:r>
-              <w:rPr>
-                <w:rFonts w:ascii="Times New Roman" w:eastAsia="標楷體" w:hAnsi="Times New Roman" w:cs="Times New Roman"/>
-              </w:rPr>
-              <w:t>i</w:t>
-            </w:r>
-            <w:proofErr w:type="spellEnd"/>
-            <w:r>
-              <w:rPr>
-                <w:rFonts w:ascii="Times New Roman" w:eastAsia="標楷體" w:hAnsi="Times New Roman" w:cs="Times New Roman"/>
-              </w:rPr>
-              <w:t xml:space="preserve"> </w:t>
+              <w:t xml:space="preserve"> i </w:t>
             </w:r>
             <w:r>
               <w:rPr>
@@ -30696,21 +29878,7 @@
               <w:rPr>
                 <w:rFonts w:ascii="Times New Roman" w:eastAsia="標楷體" w:hAnsi="Times New Roman" w:cs="Times New Roman"/>
               </w:rPr>
-              <w:t xml:space="preserve"> </w:t>
-            </w:r>
-            <w:proofErr w:type="spellStart"/>
-            <w:r>
-              <w:rPr>
-                <w:rFonts w:ascii="Times New Roman" w:eastAsia="標楷體" w:hAnsi="Times New Roman" w:cs="Times New Roman"/>
-              </w:rPr>
-              <w:t>i</w:t>
-            </w:r>
-            <w:proofErr w:type="spellEnd"/>
-            <w:r>
-              <w:rPr>
-                <w:rFonts w:ascii="Times New Roman" w:eastAsia="標楷體" w:hAnsi="Times New Roman" w:cs="Times New Roman"/>
-              </w:rPr>
-              <w:t xml:space="preserve"> </w:t>
+              <w:t xml:space="preserve"> i </w:t>
             </w:r>
             <w:r>
               <w:rPr>
@@ -36485,7 +35653,7 @@
         <w:widowControl/>
         <w:jc w:val="center"/>
         <w:rPr>
-          <w:rFonts w:ascii="Times New Roman" w:eastAsia="標楷體" w:hAnsi="Times New Roman" w:cs="Times New Roman" w:hint="eastAsia"/>
+          <w:rFonts w:ascii="Times New Roman" w:eastAsia="標楷體" w:hAnsi="Times New Roman" w:cs="Times New Roman"/>
         </w:rPr>
       </w:pPr>
       <w:bookmarkStart w:id="62" w:name="_Ref217743646"/>
@@ -36559,7 +35727,7 @@
         <w:widowControl/>
         <w:outlineLvl w:val="1"/>
         <w:rPr>
-          <w:rFonts w:ascii="Times New Roman" w:eastAsia="標楷體" w:hAnsi="Times New Roman" w:cs="Times New Roman" w:hint="eastAsia"/>
+          <w:rFonts w:ascii="Times New Roman" w:eastAsia="標楷體" w:hAnsi="Times New Roman" w:cs="Times New Roman"/>
           <w:b/>
           <w:bCs/>
           <w:sz w:val="36"/>
@@ -36643,7 +35811,7 @@
         <w:ind w:firstLine="480"/>
         <w:jc w:val="both"/>
         <w:rPr>
-          <w:rFonts w:ascii="Times New Roman" w:eastAsia="標楷體" w:hAnsi="Times New Roman" w:cs="Times New Roman" w:hint="eastAsia"/>
+          <w:rFonts w:ascii="Times New Roman" w:eastAsia="標楷體" w:hAnsi="Times New Roman" w:cs="Times New Roman"/>
           <w:sz w:val="24"/>
           <w:szCs w:val="24"/>
         </w:rPr>
@@ -36718,16 +35886,7 @@
           <w:szCs w:val="24"/>
           <w:highlight w:val="yellow"/>
         </w:rPr>
-        <w:t>編排結果</w:t>
-      </w:r>
-      <w:r>
-        <w:rPr>
-          <w:rFonts w:ascii="Times New Roman" w:eastAsia="標楷體" w:hAnsi="Times New Roman" w:cs="Times New Roman" w:hint="eastAsia"/>
-          <w:sz w:val="24"/>
-          <w:szCs w:val="24"/>
-          <w:highlight w:val="yellow"/>
-        </w:rPr>
-        <w:t>是否符合預期</w:t>
+        <w:t>編排結果是否符合預期</w:t>
       </w:r>
       <w:r>
         <w:rPr>
@@ -36771,7 +35930,7 @@
         <w:widowControl/>
         <w:outlineLvl w:val="2"/>
         <w:rPr>
-          <w:rFonts w:ascii="Times New Roman" w:eastAsia="標楷體" w:hAnsi="Times New Roman" w:cs="Times New Roman" w:hint="eastAsia"/>
+          <w:rFonts w:ascii="Times New Roman" w:eastAsia="標楷體" w:hAnsi="Times New Roman" w:cs="Times New Roman"/>
           <w:b/>
           <w:bCs/>
           <w:sz w:val="32"/>
@@ -36788,7 +35947,7 @@
           <w:szCs w:val="32"/>
           <w:highlight w:val="yellow"/>
         </w:rPr>
-        <w:t>4.4.</w:t>
+        <w:t xml:space="preserve">4.4.1 </w:t>
       </w:r>
       <w:r>
         <w:rPr>
@@ -36799,40 +35958,7 @@
           <w:szCs w:val="32"/>
           <w:highlight w:val="yellow"/>
         </w:rPr>
-        <w:t>1</w:t>
-      </w:r>
-      <w:r>
-        <w:rPr>
-          <w:rFonts w:ascii="Times New Roman" w:eastAsia="標楷體" w:hAnsi="Times New Roman" w:cs="Times New Roman" w:hint="eastAsia"/>
-          <w:b/>
-          <w:bCs/>
-          <w:sz w:val="32"/>
-          <w:szCs w:val="32"/>
-          <w:highlight w:val="yellow"/>
-        </w:rPr>
-        <w:t xml:space="preserve"> </w:t>
-      </w:r>
-      <w:r>
-        <w:rPr>
-          <w:rFonts w:ascii="Times New Roman" w:eastAsia="標楷體" w:hAnsi="Times New Roman" w:cs="Times New Roman" w:hint="eastAsia"/>
-          <w:b/>
-          <w:bCs/>
-          <w:sz w:val="32"/>
-          <w:szCs w:val="32"/>
-          <w:highlight w:val="yellow"/>
-        </w:rPr>
-        <w:t>實驗</w:t>
-      </w:r>
-      <w:r>
-        <w:rPr>
-          <w:rFonts w:ascii="Times New Roman" w:eastAsia="標楷體" w:hAnsi="Times New Roman" w:cs="Times New Roman" w:hint="eastAsia"/>
-          <w:b/>
-          <w:bCs/>
-          <w:sz w:val="32"/>
-          <w:szCs w:val="32"/>
-          <w:highlight w:val="yellow"/>
-        </w:rPr>
-        <w:t>參數</w:t>
+        <w:t>實驗參數</w:t>
       </w:r>
     </w:p>
     <w:p>
@@ -37723,7 +36849,6 @@
     <w:p>
       <w:pPr>
         <w:rPr>
-          <w:rFonts w:hint="eastAsia"/>
           <w:highlight w:val="yellow"/>
         </w:rPr>
       </w:pPr>
@@ -37733,7 +36858,7 @@
         <w:widowControl/>
         <w:outlineLvl w:val="2"/>
         <w:rPr>
-          <w:rFonts w:ascii="Times New Roman" w:eastAsia="標楷體" w:hAnsi="Times New Roman" w:cs="Times New Roman" w:hint="eastAsia"/>
+          <w:rFonts w:ascii="Times New Roman" w:eastAsia="標楷體" w:hAnsi="Times New Roman" w:cs="Times New Roman"/>
           <w:b/>
           <w:bCs/>
           <w:sz w:val="32"/>
@@ -37748,7 +36873,7 @@
           <w:sz w:val="32"/>
           <w:szCs w:val="32"/>
         </w:rPr>
-        <w:t>4.4</w:t>
+        <w:t xml:space="preserve">4.4.2 </w:t>
       </w:r>
       <w:r>
         <w:rPr>
@@ -37758,37 +36883,7 @@
           <w:sz w:val="32"/>
           <w:szCs w:val="32"/>
         </w:rPr>
-        <w:t>.2</w:t>
-      </w:r>
-      <w:r>
-        <w:rPr>
-          <w:rFonts w:ascii="Times New Roman" w:eastAsia="標楷體" w:hAnsi="Times New Roman" w:cs="Times New Roman" w:hint="eastAsia"/>
-          <w:b/>
-          <w:bCs/>
-          <w:sz w:val="32"/>
-          <w:szCs w:val="32"/>
-        </w:rPr>
-        <w:t xml:space="preserve"> </w:t>
-      </w:r>
-      <w:r>
-        <w:rPr>
-          <w:rFonts w:ascii="Times New Roman" w:eastAsia="標楷體" w:hAnsi="Times New Roman" w:cs="Times New Roman" w:hint="eastAsia"/>
-          <w:b/>
-          <w:bCs/>
-          <w:sz w:val="32"/>
-          <w:szCs w:val="32"/>
-        </w:rPr>
-        <w:t>實驗結果</w:t>
-      </w:r>
-      <w:r>
-        <w:rPr>
-          <w:rFonts w:ascii="Times New Roman" w:eastAsia="標楷體" w:hAnsi="Times New Roman" w:cs="Times New Roman" w:hint="eastAsia"/>
-          <w:b/>
-          <w:bCs/>
-          <w:sz w:val="32"/>
-          <w:szCs w:val="32"/>
-        </w:rPr>
-        <w:t>比較</w:t>
+        <w:t>實驗結果比較</w:t>
       </w:r>
     </w:p>
     <w:p>
@@ -37798,7 +36893,7 @@
         <w:ind w:firstLine="480"/>
         <w:jc w:val="both"/>
         <w:rPr>
-          <w:rFonts w:ascii="Times New Roman" w:eastAsia="標楷體" w:hAnsi="Times New Roman" w:cs="Times New Roman" w:hint="eastAsia"/>
+          <w:rFonts w:ascii="Times New Roman" w:eastAsia="標楷體" w:hAnsi="Times New Roman" w:cs="Times New Roman"/>
           <w:sz w:val="24"/>
           <w:szCs w:val="24"/>
         </w:rPr>
@@ -41104,7 +40199,7 @@
       <w:pPr>
         <w:spacing w:line="360" w:lineRule="auto"/>
         <w:rPr>
-          <w:rFonts w:ascii="Times New Roman" w:eastAsia="標楷體" w:hAnsi="Times New Roman" w:cs="Times New Roman" w:hint="eastAsia"/>
+          <w:rFonts w:ascii="Times New Roman" w:eastAsia="標楷體" w:hAnsi="Times New Roman" w:cs="Times New Roman"/>
         </w:rPr>
       </w:pPr>
     </w:p>

--- a/docs/thesis/114論文_楊宏傑.docx
+++ b/docs/thesis/114論文_楊宏傑.docx
@@ -670,6 +670,7 @@
         </w:rPr>
         <w:t>[Reference]</w:t>
       </w:r>
+      <w:proofErr w:type="gramStart"/>
       <w:r>
         <w:rPr>
           <w:rFonts w:ascii="Times New Roman" w:eastAsia="標楷體" w:hAnsi="Times New Roman" w:cs="Times New Roman" w:hint="eastAsia"/>
@@ -677,6 +678,7 @@
         </w:rPr>
         <w:t>與蟻群演算法</w:t>
       </w:r>
+      <w:proofErr w:type="gramEnd"/>
       <w:r>
         <w:rPr>
           <w:rFonts w:ascii="Times New Roman" w:eastAsia="標楷體" w:hAnsi="Times New Roman" w:cs="Times New Roman" w:hint="eastAsia"/>
@@ -806,7 +808,23 @@
           <w:rFonts w:ascii="Times New Roman" w:eastAsia="標楷體" w:hAnsi="Times New Roman" w:cs="Times New Roman"/>
           <w:highlight w:val="yellow"/>
         </w:rPr>
-        <w:t>進行主線店舖抽</w:t>
+        <w:t>進行主線店</w:t>
+      </w:r>
+      <w:proofErr w:type="gramStart"/>
+      <w:r>
+        <w:rPr>
+          <w:rFonts w:ascii="Times New Roman" w:eastAsia="標楷體" w:hAnsi="Times New Roman" w:cs="Times New Roman"/>
+          <w:highlight w:val="yellow"/>
+        </w:rPr>
+        <w:t>舖</w:t>
+      </w:r>
+      <w:proofErr w:type="gramEnd"/>
+      <w:r>
+        <w:rPr>
+          <w:rFonts w:ascii="Times New Roman" w:eastAsia="標楷體" w:hAnsi="Times New Roman" w:cs="Times New Roman"/>
+          <w:highlight w:val="yellow"/>
+        </w:rPr>
+        <w:t>抽</w:t>
       </w:r>
       <w:r>
         <w:rPr>
@@ -1075,12 +1093,14 @@
         </w:rPr>
         <w:t>、</w:t>
       </w:r>
+      <w:proofErr w:type="gramStart"/>
       <w:r>
         <w:rPr>
           <w:rFonts w:ascii="Times New Roman" w:eastAsia="標楷體" w:hAnsi="Times New Roman" w:cs="Times New Roman" w:hint="eastAsia"/>
         </w:rPr>
         <w:t>蟻群演算法</w:t>
       </w:r>
+      <w:proofErr w:type="gramEnd"/>
       <w:r>
         <w:rPr>
           <w:rFonts w:ascii="Times New Roman" w:eastAsia="標楷體" w:hAnsi="Times New Roman" w:cs="Times New Roman"/>
@@ -1176,6 +1196,7 @@
           <w:szCs w:val="40"/>
         </w:rPr>
       </w:pPr>
+      <w:proofErr w:type="gramStart"/>
       <w:r>
         <w:rPr>
           <w:rFonts w:ascii="Times New Roman" w:eastAsia="標楷體" w:hAnsi="Times New Roman" w:cs="Times New Roman"/>
@@ -1185,7 +1206,18 @@
           <w:szCs w:val="40"/>
         </w:rPr>
         <w:lastRenderedPageBreak/>
-        <w:t>誌謝</w:t>
+        <w:t>誌</w:t>
+      </w:r>
+      <w:proofErr w:type="gramEnd"/>
+      <w:r>
+        <w:rPr>
+          <w:rFonts w:ascii="Times New Roman" w:eastAsia="標楷體" w:hAnsi="Times New Roman" w:cs="Times New Roman"/>
+          <w:b/>
+          <w:bCs/>
+          <w:sz w:val="40"/>
+          <w:szCs w:val="40"/>
+        </w:rPr>
+        <w:t>謝</w:t>
       </w:r>
     </w:p>
     <w:p>
@@ -6301,39 +6333,43 @@
           <w:sz w:val="24"/>
           <w:szCs w:val="24"/>
         </w:rPr>
-        <w:t>店舖</w:t>
-      </w:r>
+        <w:t>店</w:t>
+      </w:r>
+      <w:proofErr w:type="gramStart"/>
       <w:r>
         <w:rPr>
           <w:rFonts w:ascii="Times New Roman" w:eastAsia="標楷體" w:hAnsi="Times New Roman" w:cs="Times New Roman"/>
           <w:sz w:val="24"/>
           <w:szCs w:val="24"/>
         </w:rPr>
-        <w:t>。全省分成七個物流中心，每個物流中心均負責所轄區域的配送作業。以林口物流中心</w:t>
-      </w:r>
+        <w:t>舖</w:t>
+      </w:r>
+      <w:proofErr w:type="gramEnd"/>
       <w:r>
         <w:rPr>
           <w:rFonts w:ascii="Times New Roman" w:eastAsia="標楷體" w:hAnsi="Times New Roman" w:cs="Times New Roman"/>
           <w:sz w:val="24"/>
           <w:szCs w:val="24"/>
         </w:rPr>
-        <w:t>(Delivery Center, DC)</w:t>
-      </w:r>
+        <w:t>。全省分成七個物流中心，每</w:t>
+      </w:r>
+      <w:proofErr w:type="gramStart"/>
       <w:r>
         <w:rPr>
           <w:rFonts w:ascii="Times New Roman" w:eastAsia="標楷體" w:hAnsi="Times New Roman" w:cs="Times New Roman"/>
           <w:sz w:val="24"/>
           <w:szCs w:val="24"/>
         </w:rPr>
-        <w:t>為例，每日</w:t>
-      </w:r>
-      <w:r>
-        <w:rPr>
-          <w:rFonts w:ascii="Times New Roman" w:eastAsia="標楷體" w:hAnsi="Times New Roman" w:cs="Times New Roman" w:hint="eastAsia"/>
+        <w:t>個</w:t>
+      </w:r>
+      <w:proofErr w:type="gramEnd"/>
+      <w:r>
+        <w:rPr>
+          <w:rFonts w:ascii="Times New Roman" w:eastAsia="標楷體" w:hAnsi="Times New Roman" w:cs="Times New Roman"/>
           <w:sz w:val="24"/>
           <w:szCs w:val="24"/>
         </w:rPr>
-        <w:t>需</w:t>
+        <w:t>物流中心均負責所轄區域的配送作業。以林口物流中心</w:t>
       </w:r>
       <w:r>
         <w:rPr>
@@ -6341,7 +6377,7 @@
           <w:sz w:val="24"/>
           <w:szCs w:val="24"/>
         </w:rPr>
-        <w:t>配送約</w:t>
+        <w:t>(Delivery Center, DC)</w:t>
       </w:r>
       <w:r>
         <w:rPr>
@@ -6349,15 +6385,15 @@
           <w:sz w:val="24"/>
           <w:szCs w:val="24"/>
         </w:rPr>
-        <w:t>800</w:t>
-      </w:r>
-      <w:r>
-        <w:rPr>
-          <w:rFonts w:ascii="Times New Roman" w:eastAsia="標楷體" w:hAnsi="Times New Roman" w:cs="Times New Roman"/>
+        <w:t>為例，每日</w:t>
+      </w:r>
+      <w:r>
+        <w:rPr>
+          <w:rFonts w:ascii="Times New Roman" w:eastAsia="標楷體" w:hAnsi="Times New Roman" w:cs="Times New Roman" w:hint="eastAsia"/>
           <w:sz w:val="24"/>
           <w:szCs w:val="24"/>
         </w:rPr>
-        <w:t>家</w:t>
+        <w:t>需</w:t>
       </w:r>
       <w:r>
         <w:rPr>
@@ -6365,7 +6401,7 @@
           <w:sz w:val="24"/>
           <w:szCs w:val="24"/>
         </w:rPr>
-        <w:t>店舖</w:t>
+        <w:t>配送約</w:t>
       </w:r>
       <w:r>
         <w:rPr>
@@ -6373,7 +6409,7 @@
           <w:sz w:val="24"/>
           <w:szCs w:val="24"/>
         </w:rPr>
-        <w:t>，所需規劃的配送路線約</w:t>
+        <w:t>800</w:t>
       </w:r>
       <w:r>
         <w:rPr>
@@ -6381,7 +6417,7 @@
           <w:sz w:val="24"/>
           <w:szCs w:val="24"/>
         </w:rPr>
-        <w:t>80</w:t>
+        <w:t>家</w:t>
       </w:r>
       <w:r>
         <w:rPr>
@@ -6389,23 +6425,25 @@
           <w:sz w:val="24"/>
           <w:szCs w:val="24"/>
         </w:rPr>
-        <w:t>條路線，每條路線涵蓋約</w:t>
-      </w:r>
+        <w:t>店</w:t>
+      </w:r>
+      <w:proofErr w:type="gramStart"/>
       <w:r>
         <w:rPr>
           <w:rFonts w:ascii="Times New Roman" w:eastAsia="標楷體" w:hAnsi="Times New Roman" w:cs="Times New Roman"/>
           <w:sz w:val="24"/>
           <w:szCs w:val="24"/>
         </w:rPr>
-        <w:t>10</w:t>
-      </w:r>
+        <w:t>舖</w:t>
+      </w:r>
+      <w:proofErr w:type="gramEnd"/>
       <w:r>
         <w:rPr>
           <w:rFonts w:ascii="Times New Roman" w:eastAsia="標楷體" w:hAnsi="Times New Roman" w:cs="Times New Roman"/>
           <w:sz w:val="24"/>
           <w:szCs w:val="24"/>
         </w:rPr>
-        <w:t>至</w:t>
+        <w:t>，所需規劃的配送路線約</w:t>
       </w:r>
       <w:r>
         <w:rPr>
@@ -6413,7 +6451,7 @@
           <w:sz w:val="24"/>
           <w:szCs w:val="24"/>
         </w:rPr>
-        <w:t>15</w:t>
+        <w:t>80</w:t>
       </w:r>
       <w:r>
         <w:rPr>
@@ -6421,7 +6459,7 @@
           <w:sz w:val="24"/>
           <w:szCs w:val="24"/>
         </w:rPr>
-        <w:t>家</w:t>
+        <w:t>條路線，每條路線涵蓋約</w:t>
       </w:r>
       <w:r>
         <w:rPr>
@@ -6429,8 +6467,50 @@
           <w:sz w:val="24"/>
           <w:szCs w:val="24"/>
         </w:rPr>
-        <w:t>店舖</w:t>
-      </w:r>
+        <w:t>10</w:t>
+      </w:r>
+      <w:r>
+        <w:rPr>
+          <w:rFonts w:ascii="Times New Roman" w:eastAsia="標楷體" w:hAnsi="Times New Roman" w:cs="Times New Roman"/>
+          <w:sz w:val="24"/>
+          <w:szCs w:val="24"/>
+        </w:rPr>
+        <w:t>至</w:t>
+      </w:r>
+      <w:r>
+        <w:rPr>
+          <w:rFonts w:ascii="Times New Roman" w:eastAsia="標楷體" w:hAnsi="Times New Roman" w:cs="Times New Roman"/>
+          <w:sz w:val="24"/>
+          <w:szCs w:val="24"/>
+        </w:rPr>
+        <w:t>15</w:t>
+      </w:r>
+      <w:r>
+        <w:rPr>
+          <w:rFonts w:ascii="Times New Roman" w:eastAsia="標楷體" w:hAnsi="Times New Roman" w:cs="Times New Roman"/>
+          <w:sz w:val="24"/>
+          <w:szCs w:val="24"/>
+        </w:rPr>
+        <w:t>家</w:t>
+      </w:r>
+      <w:r>
+        <w:rPr>
+          <w:rFonts w:ascii="Times New Roman" w:eastAsia="標楷體" w:hAnsi="Times New Roman" w:cs="Times New Roman"/>
+          <w:sz w:val="24"/>
+          <w:szCs w:val="24"/>
+        </w:rPr>
+        <w:t>店</w:t>
+      </w:r>
+      <w:proofErr w:type="gramStart"/>
+      <w:r>
+        <w:rPr>
+          <w:rFonts w:ascii="Times New Roman" w:eastAsia="標楷體" w:hAnsi="Times New Roman" w:cs="Times New Roman"/>
+          <w:sz w:val="24"/>
+          <w:szCs w:val="24"/>
+        </w:rPr>
+        <w:t>舖</w:t>
+      </w:r>
+      <w:proofErr w:type="gramEnd"/>
       <w:r>
         <w:rPr>
           <w:rFonts w:ascii="Times New Roman" w:eastAsia="標楷體" w:hAnsi="Times New Roman" w:cs="Times New Roman"/>
@@ -6482,23 +6562,25 @@
           <w:sz w:val="24"/>
           <w:szCs w:val="24"/>
         </w:rPr>
-        <w:t>店舖</w:t>
-      </w:r>
+        <w:t>店</w:t>
+      </w:r>
+      <w:proofErr w:type="gramStart"/>
       <w:r>
         <w:rPr>
           <w:rFonts w:ascii="Times New Roman" w:eastAsia="標楷體" w:hAnsi="Times New Roman" w:cs="Times New Roman"/>
           <w:sz w:val="24"/>
           <w:szCs w:val="24"/>
         </w:rPr>
-        <w:t>。其</w:t>
-      </w:r>
+        <w:t>舖</w:t>
+      </w:r>
+      <w:proofErr w:type="gramEnd"/>
       <w:r>
         <w:rPr>
           <w:rFonts w:ascii="Times New Roman" w:eastAsia="標楷體" w:hAnsi="Times New Roman" w:cs="Times New Roman"/>
           <w:sz w:val="24"/>
           <w:szCs w:val="24"/>
         </w:rPr>
-        <w:t>店舖</w:t>
+        <w:t>。其</w:t>
       </w:r>
       <w:r>
         <w:rPr>
@@ -6506,31 +6588,33 @@
           <w:sz w:val="24"/>
           <w:szCs w:val="24"/>
         </w:rPr>
-        <w:t>包含訂定的配送貨物</w:t>
-      </w:r>
-      <w:r>
-        <w:rPr>
-          <w:rFonts w:ascii="Times New Roman" w:eastAsia="標楷體" w:hAnsi="Times New Roman" w:cs="Times New Roman" w:hint="eastAsia"/>
+        <w:t>店</w:t>
+      </w:r>
+      <w:proofErr w:type="gramStart"/>
+      <w:r>
+        <w:rPr>
+          <w:rFonts w:ascii="Times New Roman" w:eastAsia="標楷體" w:hAnsi="Times New Roman" w:cs="Times New Roman"/>
           <w:sz w:val="24"/>
           <w:szCs w:val="24"/>
         </w:rPr>
-        <w:t>材積</w:t>
-      </w:r>
+        <w:t>舖</w:t>
+      </w:r>
+      <w:proofErr w:type="gramEnd"/>
       <w:r>
         <w:rPr>
           <w:rFonts w:ascii="Times New Roman" w:eastAsia="標楷體" w:hAnsi="Times New Roman" w:cs="Times New Roman"/>
           <w:sz w:val="24"/>
           <w:szCs w:val="24"/>
         </w:rPr>
-        <w:t>量、配送時間、地址。但因</w:t>
-      </w:r>
-      <w:r>
-        <w:rPr>
-          <w:rFonts w:ascii="Times New Roman" w:eastAsia="標楷體" w:hAnsi="Times New Roman" w:cs="Times New Roman"/>
+        <w:t>包含訂定的配送貨物</w:t>
+      </w:r>
+      <w:r>
+        <w:rPr>
+          <w:rFonts w:ascii="Times New Roman" w:eastAsia="標楷體" w:hAnsi="Times New Roman" w:cs="Times New Roman" w:hint="eastAsia"/>
           <w:sz w:val="24"/>
           <w:szCs w:val="24"/>
         </w:rPr>
-        <w:t>店舖</w:t>
+        <w:t>材積</w:t>
       </w:r>
       <w:r>
         <w:rPr>
@@ -6538,7 +6622,7 @@
           <w:sz w:val="24"/>
           <w:szCs w:val="24"/>
         </w:rPr>
-        <w:t>每日實際所需的配送貨量可能因各種因素而有所變動，因此當主線超過可承載的貨物量時</w:t>
+        <w:t>量、配送時間、地址。但因</w:t>
       </w:r>
       <w:r>
         <w:rPr>
@@ -6546,23 +6630,25 @@
           <w:sz w:val="24"/>
           <w:szCs w:val="24"/>
         </w:rPr>
-        <w:t>，</w:t>
-      </w:r>
+        <w:t>店</w:t>
+      </w:r>
+      <w:proofErr w:type="gramStart"/>
       <w:r>
         <w:rPr>
           <w:rFonts w:ascii="Times New Roman" w:eastAsia="標楷體" w:hAnsi="Times New Roman" w:cs="Times New Roman"/>
           <w:sz w:val="24"/>
           <w:szCs w:val="24"/>
         </w:rPr>
-        <w:t>便需要規劃其他</w:t>
-      </w:r>
-      <w:r>
-        <w:rPr>
-          <w:rFonts w:ascii="Times New Roman" w:eastAsia="標楷體" w:hAnsi="Times New Roman" w:cs="Times New Roman" w:hint="eastAsia"/>
+        <w:t>舖</w:t>
+      </w:r>
+      <w:proofErr w:type="gramEnd"/>
+      <w:r>
+        <w:rPr>
+          <w:rFonts w:ascii="Times New Roman" w:eastAsia="標楷體" w:hAnsi="Times New Roman" w:cs="Times New Roman"/>
           <w:sz w:val="24"/>
           <w:szCs w:val="24"/>
         </w:rPr>
-        <w:t>主線協助</w:t>
+        <w:t>每日實際所需的配送貨量可能因各種因素而有所變動，因此當主線超過可承載的貨物量時</w:t>
       </w:r>
       <w:r>
         <w:rPr>
@@ -6570,23 +6656,23 @@
           <w:sz w:val="24"/>
           <w:szCs w:val="24"/>
         </w:rPr>
-        <w:t>配送，或者由</w:t>
-      </w:r>
-      <w:r>
-        <w:rPr>
-          <w:rFonts w:ascii="Times New Roman" w:eastAsia="標楷體" w:hAnsi="Times New Roman" w:cs="Times New Roman" w:hint="eastAsia"/>
+        <w:t>，</w:t>
+      </w:r>
+      <w:r>
+        <w:rPr>
+          <w:rFonts w:ascii="Times New Roman" w:eastAsia="標楷體" w:hAnsi="Times New Roman" w:cs="Times New Roman"/>
           <w:sz w:val="24"/>
           <w:szCs w:val="24"/>
         </w:rPr>
-        <w:t>支援車輛</w:t>
-      </w:r>
-      <w:r>
-        <w:rPr>
-          <w:rFonts w:ascii="Times New Roman" w:eastAsia="標楷體" w:hAnsi="Times New Roman" w:cs="Times New Roman"/>
+        <w:t>便需要規劃其他</w:t>
+      </w:r>
+      <w:r>
+        <w:rPr>
+          <w:rFonts w:ascii="Times New Roman" w:eastAsia="標楷體" w:hAnsi="Times New Roman" w:cs="Times New Roman" w:hint="eastAsia"/>
           <w:sz w:val="24"/>
           <w:szCs w:val="24"/>
         </w:rPr>
-        <w:t>協助進行配送</w:t>
+        <w:t>主線協助</w:t>
       </w:r>
       <w:r>
         <w:rPr>
@@ -6594,16 +6680,50 @@
           <w:sz w:val="24"/>
           <w:szCs w:val="24"/>
         </w:rPr>
-        <w:t>，再根據</w:t>
-      </w:r>
-      <w:r>
-        <w:rPr>
-          <w:rFonts w:ascii="Times New Roman" w:eastAsia="標楷體" w:hAnsi="Times New Roman" w:cs="Times New Roman"/>
+        <w:t>配送，或者由</w:t>
+      </w:r>
+      <w:r>
+        <w:rPr>
+          <w:rFonts w:ascii="Times New Roman" w:eastAsia="標楷體" w:hAnsi="Times New Roman" w:cs="Times New Roman" w:hint="eastAsia"/>
           <w:sz w:val="24"/>
           <w:szCs w:val="24"/>
         </w:rPr>
-        <w:t>店舖</w:t>
-      </w:r>
+        <w:t>支援車輛</w:t>
+      </w:r>
+      <w:r>
+        <w:rPr>
+          <w:rFonts w:ascii="Times New Roman" w:eastAsia="標楷體" w:hAnsi="Times New Roman" w:cs="Times New Roman"/>
+          <w:sz w:val="24"/>
+          <w:szCs w:val="24"/>
+        </w:rPr>
+        <w:t>協助進行配送</w:t>
+      </w:r>
+      <w:r>
+        <w:rPr>
+          <w:rFonts w:ascii="Times New Roman" w:eastAsia="標楷體" w:hAnsi="Times New Roman" w:cs="Times New Roman"/>
+          <w:sz w:val="24"/>
+          <w:szCs w:val="24"/>
+        </w:rPr>
+        <w:t>，再根據</w:t>
+      </w:r>
+      <w:r>
+        <w:rPr>
+          <w:rFonts w:ascii="Times New Roman" w:eastAsia="標楷體" w:hAnsi="Times New Roman" w:cs="Times New Roman"/>
+          <w:sz w:val="24"/>
+          <w:szCs w:val="24"/>
+        </w:rPr>
+        <w:t>店</w:t>
+      </w:r>
+      <w:proofErr w:type="gramStart"/>
+      <w:r>
+        <w:rPr>
+          <w:rFonts w:ascii="Times New Roman" w:eastAsia="標楷體" w:hAnsi="Times New Roman" w:cs="Times New Roman"/>
+          <w:sz w:val="24"/>
+          <w:szCs w:val="24"/>
+        </w:rPr>
+        <w:t>舖</w:t>
+      </w:r>
+      <w:proofErr w:type="gramEnd"/>
       <w:r>
         <w:rPr>
           <w:rFonts w:ascii="Times New Roman" w:eastAsia="標楷體" w:hAnsi="Times New Roman" w:cs="Times New Roman"/>
@@ -6735,6 +6855,7 @@
         </w:rPr>
         <w:t>、</w:t>
       </w:r>
+      <w:proofErr w:type="gramStart"/>
       <w:r>
         <w:rPr>
           <w:rFonts w:ascii="Times New Roman" w:eastAsia="標楷體" w:hAnsi="Times New Roman" w:cs="Times New Roman" w:hint="eastAsia"/>
@@ -6742,6 +6863,7 @@
         <w:lastRenderedPageBreak/>
         <w:t>蟻群演算法</w:t>
       </w:r>
+      <w:proofErr w:type="gramEnd"/>
       <w:r>
         <w:rPr>
           <w:rFonts w:ascii="Times New Roman" w:eastAsia="標楷體" w:hAnsi="Times New Roman" w:cs="Times New Roman" w:hint="eastAsia"/>
@@ -7003,7 +7125,23 @@
           <w:rFonts w:ascii="Times New Roman" w:eastAsia="標楷體" w:hAnsi="Times New Roman" w:cs="Times New Roman"/>
           <w:highlight w:val="yellow"/>
         </w:rPr>
-        <w:t>本研究以真實物流公司之配送資料為基礎，針對既有固定主線條件下因配送需求波動所衍生之超載與支援線調度問題，提出一套兼顧實務可行性與最佳化效益的混合式配送路徑規劃方法。相較於傳統車輛路徑問題假設路線可自由重排，本研究納入主線店鋪順序不可隨意更動之限制，將主線與支援線調度問題形式化為具時間窗與容量限制且結合自有與委外車隊特性的</w:t>
+        <w:t>本研究以真實物流公司之配送資料為基礎，針對既有固定主線條件下因配送需求波動所衍生之超載與支援線調度問題，提出一套兼顧實務可行性與最佳化效益的混合式配送路徑規劃方法。相較於傳統車輛路徑問題假設路線可自由重排，本研究納入主線店鋪順序不可隨意更動之限制，將主線與支援線調度問題形式化為具</w:t>
+      </w:r>
+      <w:proofErr w:type="gramStart"/>
+      <w:r>
+        <w:rPr>
+          <w:rFonts w:ascii="Times New Roman" w:eastAsia="標楷體" w:hAnsi="Times New Roman" w:cs="Times New Roman"/>
+          <w:highlight w:val="yellow"/>
+        </w:rPr>
+        <w:t>時間窗與容量</w:t>
+      </w:r>
+      <w:proofErr w:type="gramEnd"/>
+      <w:r>
+        <w:rPr>
+          <w:rFonts w:ascii="Times New Roman" w:eastAsia="標楷體" w:hAnsi="Times New Roman" w:cs="Times New Roman"/>
+          <w:highlight w:val="yellow"/>
+        </w:rPr>
+        <w:t>限制且結合自有與委外車隊特性的</w:t>
       </w:r>
       <w:r>
         <w:rPr>
@@ -7243,6 +7381,7 @@
         </w:rPr>
         <w:t>[Reference]</w:t>
       </w:r>
+      <w:proofErr w:type="gramStart"/>
       <w:r>
         <w:rPr>
           <w:rFonts w:ascii="Times New Roman" w:eastAsia="標楷體" w:hAnsi="Times New Roman" w:cs="Times New Roman" w:hint="eastAsia"/>
@@ -7261,6 +7400,7 @@
         </w:rPr>
         <w:t>演算法</w:t>
       </w:r>
+      <w:proofErr w:type="gramEnd"/>
       <w:r>
         <w:rPr>
           <w:rFonts w:ascii="Times New Roman" w:eastAsia="標楷體" w:hAnsi="Times New Roman" w:cs="Times New Roman" w:hint="eastAsia"/>
@@ -7784,7 +7924,21 @@
         <w:rPr>
           <w:rFonts w:ascii="Times New Roman" w:eastAsia="標楷體" w:hAnsi="Times New Roman" w:cs="Times New Roman"/>
         </w:rPr>
-        <w:t>每個顧客僅允許被</w:t>
+        <w:t>每</w:t>
+      </w:r>
+      <w:proofErr w:type="gramStart"/>
+      <w:r>
+        <w:rPr>
+          <w:rFonts w:ascii="Times New Roman" w:eastAsia="標楷體" w:hAnsi="Times New Roman" w:cs="Times New Roman"/>
+        </w:rPr>
+        <w:t>個</w:t>
+      </w:r>
+      <w:proofErr w:type="gramEnd"/>
+      <w:r>
+        <w:rPr>
+          <w:rFonts w:ascii="Times New Roman" w:eastAsia="標楷體" w:hAnsi="Times New Roman" w:cs="Times New Roman"/>
+        </w:rPr>
+        <w:t>顧客僅允許被</w:t>
       </w:r>
       <w:r>
         <w:rPr>
@@ -7840,7 +7994,21 @@
         <w:rPr>
           <w:rFonts w:ascii="Times New Roman" w:eastAsia="標楷體" w:hAnsi="Times New Roman" w:cs="Times New Roman"/>
         </w:rPr>
-        <w:t>每個顧客都必須完成</w:t>
+        <w:t>每</w:t>
+      </w:r>
+      <w:proofErr w:type="gramStart"/>
+      <w:r>
+        <w:rPr>
+          <w:rFonts w:ascii="Times New Roman" w:eastAsia="標楷體" w:hAnsi="Times New Roman" w:cs="Times New Roman"/>
+        </w:rPr>
+        <w:t>個</w:t>
+      </w:r>
+      <w:proofErr w:type="gramEnd"/>
+      <w:r>
+        <w:rPr>
+          <w:rFonts w:ascii="Times New Roman" w:eastAsia="標楷體" w:hAnsi="Times New Roman" w:cs="Times New Roman"/>
+        </w:rPr>
+        <w:t>顧客都必須完成</w:t>
       </w:r>
       <w:r>
         <w:rPr>
@@ -7931,8 +8099,16 @@
         <w:rPr>
           <w:rFonts w:ascii="Times New Roman" w:eastAsia="標楷體" w:hAnsi="Times New Roman" w:cs="Times New Roman" w:hint="eastAsia"/>
         </w:rPr>
-        <w:t>體之一</w:t>
-      </w:r>
+        <w:t>體之</w:t>
+      </w:r>
+      <w:proofErr w:type="gramStart"/>
+      <w:r>
+        <w:rPr>
+          <w:rFonts w:ascii="Times New Roman" w:eastAsia="標楷體" w:hAnsi="Times New Roman" w:cs="Times New Roman" w:hint="eastAsia"/>
+        </w:rPr>
+        <w:t>一</w:t>
+      </w:r>
+      <w:proofErr w:type="gramEnd"/>
       <w:r>
         <w:rPr>
           <w:rFonts w:ascii="Times New Roman" w:eastAsia="標楷體" w:hAnsi="Times New Roman" w:cs="Times New Roman"/>
@@ -7975,11 +8151,19 @@
         </w:rPr>
         <w:t>均具有一個固定的</w:t>
       </w:r>
-      <w:r>
-        <w:rPr>
-          <w:rFonts w:ascii="Times New Roman" w:eastAsia="標楷體" w:hAnsi="Times New Roman" w:cs="Times New Roman"/>
-        </w:rPr>
-        <w:t>的最大載貨量</w:t>
+      <w:proofErr w:type="gramStart"/>
+      <w:r>
+        <w:rPr>
+          <w:rFonts w:ascii="Times New Roman" w:eastAsia="標楷體" w:hAnsi="Times New Roman" w:cs="Times New Roman"/>
+        </w:rPr>
+        <w:t>的</w:t>
+      </w:r>
+      <w:proofErr w:type="gramEnd"/>
+      <w:r>
+        <w:rPr>
+          <w:rFonts w:ascii="Times New Roman" w:eastAsia="標楷體" w:hAnsi="Times New Roman" w:cs="Times New Roman"/>
+        </w:rPr>
+        <w:t>最大載貨量</w:t>
       </w:r>
       <w:r>
         <w:rPr>
@@ -8033,6 +8217,7 @@
           <w:rFonts w:ascii="Times New Roman" w:eastAsia="標楷體" w:hAnsi="Times New Roman" w:cs="Times New Roman"/>
         </w:rPr>
       </w:pPr>
+      <w:proofErr w:type="spellStart"/>
       <w:r>
         <w:rPr>
           <w:rFonts w:ascii="Times New Roman" w:eastAsia="標楷體" w:hAnsi="Times New Roman" w:cs="Times New Roman" w:hint="eastAsia"/>
@@ -8045,6 +8230,7 @@
         </w:rPr>
         <w:t>i</w:t>
       </w:r>
+      <w:proofErr w:type="spellEnd"/>
       <w:r>
         <w:rPr>
           <w:rFonts w:ascii="Times New Roman" w:eastAsia="標楷體" w:hAnsi="Times New Roman" w:cs="Times New Roman" w:hint="eastAsia"/>
@@ -8247,8 +8433,16 @@
         <w:rPr>
           <w:rFonts w:ascii="Times New Roman" w:eastAsia="標楷體" w:hAnsi="Times New Roman" w:cs="Times New Roman" w:hint="eastAsia"/>
         </w:rPr>
-        <w:t>群，並對每個</w:t>
-      </w:r>
+        <w:t>群，並對每</w:t>
+      </w:r>
+      <w:proofErr w:type="gramStart"/>
+      <w:r>
+        <w:rPr>
+          <w:rFonts w:ascii="Times New Roman" w:eastAsia="標楷體" w:hAnsi="Times New Roman" w:cs="Times New Roman" w:hint="eastAsia"/>
+        </w:rPr>
+        <w:t>個</w:t>
+      </w:r>
+      <w:proofErr w:type="gramEnd"/>
       <w:r>
         <w:rPr>
           <w:rFonts w:ascii="Times New Roman" w:eastAsia="標楷體" w:hAnsi="Times New Roman" w:cs="Times New Roman" w:hint="eastAsia"/>
@@ -8259,7 +8453,14 @@
         <w:rPr>
           <w:rFonts w:ascii="Times New Roman" w:eastAsia="標楷體" w:hAnsi="Times New Roman" w:cs="Times New Roman" w:hint="eastAsia"/>
         </w:rPr>
-        <w:t>群進行配送路徑規劃，以同時保留容量約束並縮短計算時間。分群所得的初步解</w:t>
+        <w:t>群進行配送路徑規劃，以同時保留容量約束並縮短計算時間。分群所得的</w:t>
+      </w:r>
+      <w:proofErr w:type="gramStart"/>
+      <w:r>
+        <w:rPr>
+          <w:rFonts w:ascii="Times New Roman" w:eastAsia="標楷體" w:hAnsi="Times New Roman" w:cs="Times New Roman" w:hint="eastAsia"/>
+        </w:rPr>
+        <w:t>初步解</w:t>
       </w:r>
       <w:r>
         <w:rPr>
@@ -8271,8 +8472,23 @@
         <w:rPr>
           <w:rFonts w:ascii="Times New Roman" w:eastAsia="標楷體" w:hAnsi="Times New Roman" w:cs="Times New Roman" w:hint="eastAsia"/>
         </w:rPr>
-        <w:t>作為後續啟發式或精確</w:t>
-      </w:r>
+        <w:t>作為</w:t>
+      </w:r>
+      <w:proofErr w:type="gramEnd"/>
+      <w:r>
+        <w:rPr>
+          <w:rFonts w:ascii="Times New Roman" w:eastAsia="標楷體" w:hAnsi="Times New Roman" w:cs="Times New Roman" w:hint="eastAsia"/>
+        </w:rPr>
+        <w:t>後續</w:t>
+      </w:r>
+      <w:proofErr w:type="gramStart"/>
+      <w:r>
+        <w:rPr>
+          <w:rFonts w:ascii="Times New Roman" w:eastAsia="標楷體" w:hAnsi="Times New Roman" w:cs="Times New Roman" w:hint="eastAsia"/>
+        </w:rPr>
+        <w:t>啟發式或精確</w:t>
+      </w:r>
+      <w:proofErr w:type="gramEnd"/>
       <w:r>
         <w:rPr>
           <w:rFonts w:ascii="Times New Roman" w:eastAsia="標楷體" w:hAnsi="Times New Roman" w:cs="Times New Roman" w:hint="eastAsia"/>
@@ -8283,7 +8499,21 @@
         <w:rPr>
           <w:rFonts w:ascii="Times New Roman" w:eastAsia="標楷體" w:hAnsi="Times New Roman" w:cs="Times New Roman" w:hint="eastAsia"/>
         </w:rPr>
-        <w:t>法的初始解，以提升整體求解效率與路徑品質。</w:t>
+        <w:t>法的</w:t>
+      </w:r>
+      <w:proofErr w:type="gramStart"/>
+      <w:r>
+        <w:rPr>
+          <w:rFonts w:ascii="Times New Roman" w:eastAsia="標楷體" w:hAnsi="Times New Roman" w:cs="Times New Roman" w:hint="eastAsia"/>
+        </w:rPr>
+        <w:t>初始解</w:t>
+      </w:r>
+      <w:proofErr w:type="gramEnd"/>
+      <w:r>
+        <w:rPr>
+          <w:rFonts w:ascii="Times New Roman" w:eastAsia="標楷體" w:hAnsi="Times New Roman" w:cs="Times New Roman" w:hint="eastAsia"/>
+        </w:rPr>
+        <w:t>，以提升整體求解效率與路徑品質。</w:t>
       </w:r>
     </w:p>
     <w:p>
@@ -8397,7 +8627,21 @@
         <w:rPr>
           <w:rFonts w:ascii="Times New Roman" w:eastAsia="標楷體" w:hAnsi="Times New Roman" w:cs="Times New Roman" w:hint="eastAsia"/>
         </w:rPr>
-        <w:t>每個顧客節點必須在規定的時間區間內接受服務</w:t>
+        <w:t>每</w:t>
+      </w:r>
+      <w:proofErr w:type="gramStart"/>
+      <w:r>
+        <w:rPr>
+          <w:rFonts w:ascii="Times New Roman" w:eastAsia="標楷體" w:hAnsi="Times New Roman" w:cs="Times New Roman" w:hint="eastAsia"/>
+        </w:rPr>
+        <w:t>個</w:t>
+      </w:r>
+      <w:proofErr w:type="gramEnd"/>
+      <w:r>
+        <w:rPr>
+          <w:rFonts w:ascii="Times New Roman" w:eastAsia="標楷體" w:hAnsi="Times New Roman" w:cs="Times New Roman" w:hint="eastAsia"/>
+        </w:rPr>
+        <w:t>顧客節點必須在規定的時間區間內接受服務</w:t>
       </w:r>
       <w:r>
         <w:rPr>
@@ -8457,7 +8701,21 @@
         <w:rPr>
           <w:rFonts w:ascii="Times New Roman" w:eastAsia="標楷體" w:hAnsi="Times New Roman" w:cs="Times New Roman"/>
         </w:rPr>
-        <w:t>學術研究與實務應用中均被廣泛探討</w:t>
+        <w:t>學術研究與實務應用</w:t>
+      </w:r>
+      <w:proofErr w:type="gramStart"/>
+      <w:r>
+        <w:rPr>
+          <w:rFonts w:ascii="Times New Roman" w:eastAsia="標楷體" w:hAnsi="Times New Roman" w:cs="Times New Roman"/>
+        </w:rPr>
+        <w:t>中均被廣泛</w:t>
+      </w:r>
+      <w:proofErr w:type="gramEnd"/>
+      <w:r>
+        <w:rPr>
+          <w:rFonts w:ascii="Times New Roman" w:eastAsia="標楷體" w:hAnsi="Times New Roman" w:cs="Times New Roman"/>
+        </w:rPr>
+        <w:t>探討</w:t>
       </w:r>
       <w:r>
         <w:rPr>
@@ -8582,11 +8840,19 @@
         </w:rPr>
         <w:t>強調</w:t>
       </w:r>
-      <w:r>
-        <w:rPr>
-          <w:rFonts w:ascii="Times New Roman" w:eastAsia="標楷體" w:hAnsi="Times New Roman" w:cs="Times New Roman" w:hint="eastAsia"/>
-        </w:rPr>
-        <w:t>初始群品質對於</w:t>
+      <w:proofErr w:type="gramStart"/>
+      <w:r>
+        <w:rPr>
+          <w:rFonts w:ascii="Times New Roman" w:eastAsia="標楷體" w:hAnsi="Times New Roman" w:cs="Times New Roman" w:hint="eastAsia"/>
+        </w:rPr>
+        <w:t>初始群品質</w:t>
+      </w:r>
+      <w:proofErr w:type="gramEnd"/>
+      <w:r>
+        <w:rPr>
+          <w:rFonts w:ascii="Times New Roman" w:eastAsia="標楷體" w:hAnsi="Times New Roman" w:cs="Times New Roman" w:hint="eastAsia"/>
+        </w:rPr>
+        <w:t>對於</w:t>
       </w:r>
       <w:r>
         <w:rPr>
@@ -8700,7 +8966,21 @@
         <w:rPr>
           <w:rFonts w:ascii="Times New Roman" w:eastAsia="標楷體" w:hAnsi="Times New Roman" w:cs="Times New Roman" w:hint="eastAsia"/>
         </w:rPr>
-        <w:t>四種分群方法在產生初始解時的表現。</w:t>
+        <w:t>四種分群方法在產生初</w:t>
+      </w:r>
+      <w:proofErr w:type="gramStart"/>
+      <w:r>
+        <w:rPr>
+          <w:rFonts w:ascii="Times New Roman" w:eastAsia="標楷體" w:hAnsi="Times New Roman" w:cs="Times New Roman" w:hint="eastAsia"/>
+        </w:rPr>
+        <w:t>始解時</w:t>
+      </w:r>
+      <w:proofErr w:type="gramEnd"/>
+      <w:r>
+        <w:rPr>
+          <w:rFonts w:ascii="Times New Roman" w:eastAsia="標楷體" w:hAnsi="Times New Roman" w:cs="Times New Roman" w:hint="eastAsia"/>
+        </w:rPr>
+        <w:t>的表現。</w:t>
       </w:r>
       <w:r>
         <w:rPr>
@@ -8903,6 +9183,7 @@
         </w:rPr>
         <w:t>中</w:t>
       </w:r>
+      <w:proofErr w:type="gramStart"/>
       <w:r>
         <w:rPr>
           <w:rFonts w:ascii="Times New Roman" w:eastAsia="標楷體" w:hAnsi="Times New Roman" w:cs="Times New Roman" w:hint="eastAsia"/>
@@ -8913,7 +9194,14 @@
         <w:rPr>
           <w:rFonts w:ascii="Times New Roman" w:eastAsia="標楷體" w:hAnsi="Times New Roman" w:cs="Times New Roman" w:hint="eastAsia"/>
         </w:rPr>
-        <w:t>入鄰域搜尋以改善解品質，當</w:t>
+        <w:t>入鄰域搜尋</w:t>
+      </w:r>
+      <w:proofErr w:type="gramEnd"/>
+      <w:r>
+        <w:rPr>
+          <w:rFonts w:ascii="Times New Roman" w:eastAsia="標楷體" w:hAnsi="Times New Roman" w:cs="Times New Roman" w:hint="eastAsia"/>
+        </w:rPr>
+        <w:t>以改善解品質，當</w:t>
       </w:r>
       <w:r>
         <w:rPr>
@@ -9106,6 +9394,7 @@
         </w:rPr>
         <w:t>測試案例的實驗結果顯示，所提出的方法在保持計算效率的同時，亦能產生高品質解，顯示</w:t>
       </w:r>
+      <w:proofErr w:type="gramStart"/>
       <w:r>
         <w:rPr>
           <w:rFonts w:ascii="Times New Roman" w:eastAsia="標楷體" w:hAnsi="Times New Roman" w:cs="Times New Roman" w:hint="eastAsia"/>
@@ -9122,7 +9411,14 @@
         <w:rPr>
           <w:rFonts w:ascii="Times New Roman" w:eastAsia="標楷體" w:hAnsi="Times New Roman" w:cs="Times New Roman"/>
         </w:rPr>
-        <w:t>混合啟發式演算法在現代物流配送與路線優化中的有效性。</w:t>
+        <w:t>混合</w:t>
+      </w:r>
+      <w:proofErr w:type="gramEnd"/>
+      <w:r>
+        <w:rPr>
+          <w:rFonts w:ascii="Times New Roman" w:eastAsia="標楷體" w:hAnsi="Times New Roman" w:cs="Times New Roman"/>
+        </w:rPr>
+        <w:t>啟發式演算法在現代物流配送與路線優化中的有效性。</w:t>
       </w:r>
     </w:p>
     <w:p>
@@ -9415,7 +9711,21 @@
         <w:rPr>
           <w:rFonts w:ascii="Times New Roman" w:eastAsia="標楷體" w:hAnsi="Times New Roman" w:cs="Times New Roman" w:hint="eastAsia"/>
         </w:rPr>
-        <w:t>，以最小化總物流成本。</w:t>
+        <w:t>，以最小</w:t>
+      </w:r>
+      <w:proofErr w:type="gramStart"/>
+      <w:r>
+        <w:rPr>
+          <w:rFonts w:ascii="Times New Roman" w:eastAsia="標楷體" w:hAnsi="Times New Roman" w:cs="Times New Roman" w:hint="eastAsia"/>
+        </w:rPr>
+        <w:t>化總物流</w:t>
+      </w:r>
+      <w:proofErr w:type="gramEnd"/>
+      <w:r>
+        <w:rPr>
+          <w:rFonts w:ascii="Times New Roman" w:eastAsia="標楷體" w:hAnsi="Times New Roman" w:cs="Times New Roman" w:hint="eastAsia"/>
+        </w:rPr>
+        <w:t>成本。</w:t>
       </w:r>
     </w:p>
     <w:p>
@@ -9525,7 +9835,21 @@
         <w:rPr>
           <w:rFonts w:ascii="Times New Roman" w:eastAsia="標楷體" w:hAnsi="Times New Roman" w:cs="Times New Roman" w:hint="eastAsia"/>
         </w:rPr>
-        <w:t>之效益。透過權衡啟用自有車輛的高昂固定成本與委外配送的變動成本，該演算法能精確界定自有車隊的服務邊界，以達成包含外包費用在內的總物流成本最小化。</w:t>
+        <w:t>之效益。透過權衡啟用自有車輛的高昂固定成本與委外配送的變動成本，該演算法能精確界定自有車隊的服務邊界，以達成包含外包費用在內</w:t>
+      </w:r>
+      <w:proofErr w:type="gramStart"/>
+      <w:r>
+        <w:rPr>
+          <w:rFonts w:ascii="Times New Roman" w:eastAsia="標楷體" w:hAnsi="Times New Roman" w:cs="Times New Roman" w:hint="eastAsia"/>
+        </w:rPr>
+        <w:t>的總物流</w:t>
+      </w:r>
+      <w:proofErr w:type="gramEnd"/>
+      <w:r>
+        <w:rPr>
+          <w:rFonts w:ascii="Times New Roman" w:eastAsia="標楷體" w:hAnsi="Times New Roman" w:cs="Times New Roman" w:hint="eastAsia"/>
+        </w:rPr>
+        <w:t>成本最小化。</w:t>
       </w:r>
     </w:p>
     <w:p>
@@ -9856,12 +10180,14 @@
         </w:rPr>
         <w:t>在</w:t>
       </w:r>
+      <w:proofErr w:type="gramStart"/>
       <w:r>
         <w:rPr>
           <w:rFonts w:ascii="Times New Roman" w:eastAsia="標楷體" w:hAnsi="Times New Roman" w:cs="Times New Roman" w:hint="eastAsia"/>
         </w:rPr>
         <w:t>建構解的</w:t>
       </w:r>
+      <w:proofErr w:type="gramEnd"/>
       <w:r>
         <w:rPr>
           <w:rFonts w:ascii="Times New Roman" w:eastAsia="標楷體" w:hAnsi="Times New Roman" w:cs="Times New Roman" w:hint="eastAsia"/>
@@ -10104,12 +10430,14 @@
         </w:rPr>
         <w:t>每</w:t>
       </w:r>
+      <w:proofErr w:type="gramStart"/>
       <w:r>
         <w:rPr>
           <w:rFonts w:ascii="Times New Roman" w:eastAsia="標楷體" w:hAnsi="Times New Roman" w:cs="Times New Roman" w:hint="eastAsia"/>
         </w:rPr>
         <w:t>個</w:t>
       </w:r>
+      <w:proofErr w:type="gramEnd"/>
       <w:r>
         <w:rPr>
           <w:rFonts w:ascii="Times New Roman" w:eastAsia="標楷體" w:hAnsi="Times New Roman" w:cs="Times New Roman"/>
@@ -10425,14 +10753,36 @@
         <w:rPr>
           <w:rFonts w:ascii="Times New Roman" w:eastAsia="標楷體" w:hAnsi="Times New Roman" w:cs="Times New Roman" w:hint="eastAsia"/>
         </w:rPr>
-        <w:t>提出的元啟發式演算法，透過模擬螞蟻在覓食過程中釋放費洛蒙尋找最短路徑的行為來解決組合最佳化問題。在建構解的過程中，</w:t>
-      </w:r>
-      <w:r>
-        <w:rPr>
-          <w:rFonts w:ascii="Times New Roman" w:eastAsia="標楷體" w:hAnsi="Times New Roman" w:cs="Times New Roman" w:hint="eastAsia"/>
-        </w:rPr>
-        <w:t>每隻螞蟻</w:t>
-      </w:r>
+        <w:t>提出的元啟發式演算法，透過模擬螞蟻在覓食過程中釋放費洛蒙尋找最短路徑的行為來解決組合最佳化問題。在</w:t>
+      </w:r>
+      <w:proofErr w:type="gramStart"/>
+      <w:r>
+        <w:rPr>
+          <w:rFonts w:ascii="Times New Roman" w:eastAsia="標楷體" w:hAnsi="Times New Roman" w:cs="Times New Roman" w:hint="eastAsia"/>
+        </w:rPr>
+        <w:t>建構解的</w:t>
+      </w:r>
+      <w:proofErr w:type="gramEnd"/>
+      <w:r>
+        <w:rPr>
+          <w:rFonts w:ascii="Times New Roman" w:eastAsia="標楷體" w:hAnsi="Times New Roman" w:cs="Times New Roman" w:hint="eastAsia"/>
+        </w:rPr>
+        <w:t>過程中，</w:t>
+      </w:r>
+      <w:r>
+        <w:rPr>
+          <w:rFonts w:ascii="Times New Roman" w:eastAsia="標楷體" w:hAnsi="Times New Roman" w:cs="Times New Roman" w:hint="eastAsia"/>
+        </w:rPr>
+        <w:t>每</w:t>
+      </w:r>
+      <w:proofErr w:type="gramStart"/>
+      <w:r>
+        <w:rPr>
+          <w:rFonts w:ascii="Times New Roman" w:eastAsia="標楷體" w:hAnsi="Times New Roman" w:cs="Times New Roman" w:hint="eastAsia"/>
+        </w:rPr>
+        <w:t>隻螞蟻</w:t>
+      </w:r>
+      <w:proofErr w:type="gramEnd"/>
       <w:r>
         <w:rPr>
           <w:rFonts w:ascii="Times New Roman" w:eastAsia="標楷體" w:hAnsi="Times New Roman" w:cs="Times New Roman" w:hint="eastAsia"/>
@@ -10663,8 +11013,17 @@
           <w:rFonts w:ascii="Times New Roman" w:eastAsia="標楷體" w:hAnsi="Times New Roman" w:cs="Times New Roman"/>
           <w:highlight w:val="yellow"/>
         </w:rPr>
-        <w:t>結合變動鄰域搜尋之蟻群演算法</w:t>
-      </w:r>
+        <w:t>結合</w:t>
+      </w:r>
+      <w:proofErr w:type="gramStart"/>
+      <w:r>
+        <w:rPr>
+          <w:rFonts w:ascii="Times New Roman" w:eastAsia="標楷體" w:hAnsi="Times New Roman" w:cs="Times New Roman"/>
+          <w:highlight w:val="yellow"/>
+        </w:rPr>
+        <w:t>變動鄰域搜尋之蟻群演算法</w:t>
+      </w:r>
+      <w:proofErr w:type="gramEnd"/>
       <w:r>
         <w:rPr>
           <w:rFonts w:ascii="Times New Roman" w:eastAsia="標楷體" w:hAnsi="Times New Roman" w:cs="Times New Roman" w:hint="eastAsia"/>
@@ -10897,6 +11256,7 @@
         </w:rPr>
         <w:t>將</w:t>
       </w:r>
+      <w:proofErr w:type="gramStart"/>
       <w:r>
         <w:rPr>
           <w:rFonts w:ascii="Times New Roman" w:eastAsia="標楷體" w:hAnsi="Times New Roman" w:cs="Times New Roman"/>
@@ -10904,6 +11264,7 @@
         </w:rPr>
         <w:t>變動鄰域搜尋</w:t>
       </w:r>
+      <w:proofErr w:type="gramEnd"/>
       <w:r>
         <w:rPr>
           <w:rFonts w:ascii="Times New Roman" w:eastAsia="標楷體" w:hAnsi="Times New Roman" w:cs="Times New Roman" w:hint="eastAsia"/>
@@ -11046,12 +11407,21 @@
         </w:rPr>
         <w:t>VNS</w:t>
       </w:r>
-      <w:r>
-        <w:rPr>
-          <w:rFonts w:ascii="Times New Roman" w:eastAsia="標楷體" w:hAnsi="Times New Roman" w:cs="Times New Roman" w:hint="eastAsia"/>
-          <w:highlight w:val="yellow"/>
-        </w:rPr>
-        <w:t>多種鄰域結構</w:t>
+      <w:proofErr w:type="gramStart"/>
+      <w:r>
+        <w:rPr>
+          <w:rFonts w:ascii="Times New Roman" w:eastAsia="標楷體" w:hAnsi="Times New Roman" w:cs="Times New Roman" w:hint="eastAsia"/>
+          <w:highlight w:val="yellow"/>
+        </w:rPr>
+        <w:t>多種鄰域</w:t>
+      </w:r>
+      <w:proofErr w:type="gramEnd"/>
+      <w:r>
+        <w:rPr>
+          <w:rFonts w:ascii="Times New Roman" w:eastAsia="標楷體" w:hAnsi="Times New Roman" w:cs="Times New Roman" w:hint="eastAsia"/>
+          <w:highlight w:val="yellow"/>
+        </w:rPr>
+        <w:t>結構</w:t>
       </w:r>
       <w:r>
         <w:rPr>
@@ -11114,7 +11484,23 @@
           <w:rFonts w:ascii="Times New Roman" w:eastAsia="標楷體" w:hAnsi="Times New Roman" w:cs="Times New Roman"/>
           <w:highlight w:val="yellow"/>
         </w:rPr>
-        <w:t>搜尋效率與解品質之間取得良好平衡，已成為解決大型組合最佳化問題的主流方法之一。</w:t>
+        <w:t>搜尋效率與解品質之間取得良好平衡，已成為解決大型組合最佳化問題的主流方法之</w:t>
+      </w:r>
+      <w:proofErr w:type="gramStart"/>
+      <w:r>
+        <w:rPr>
+          <w:rFonts w:ascii="Times New Roman" w:eastAsia="標楷體" w:hAnsi="Times New Roman" w:cs="Times New Roman"/>
+          <w:highlight w:val="yellow"/>
+        </w:rPr>
+        <w:t>一</w:t>
+      </w:r>
+      <w:proofErr w:type="gramEnd"/>
+      <w:r>
+        <w:rPr>
+          <w:rFonts w:ascii="Times New Roman" w:eastAsia="標楷體" w:hAnsi="Times New Roman" w:cs="Times New Roman"/>
+          <w:highlight w:val="yellow"/>
+        </w:rPr>
+        <w:t>。</w:t>
       </w:r>
     </w:p>
     <w:p>
@@ -11301,6 +11687,7 @@
         </w:rPr>
         <w:t>難以應用。</w:t>
       </w:r>
+      <w:proofErr w:type="gramStart"/>
       <w:r>
         <w:rPr>
           <w:rFonts w:ascii="Times New Roman" w:eastAsia="標楷體" w:hAnsi="Times New Roman" w:cs="Times New Roman" w:hint="eastAsia"/>
@@ -11308,6 +11695,7 @@
         </w:rPr>
         <w:t>此外，</w:t>
       </w:r>
+      <w:proofErr w:type="gramEnd"/>
       <w:r>
         <w:rPr>
           <w:rFonts w:ascii="Times New Roman" w:eastAsia="標楷體" w:hAnsi="Times New Roman" w:cs="Times New Roman" w:hint="eastAsia"/>
@@ -11440,7 +11828,39 @@
           <w:rFonts w:ascii="Times New Roman" w:eastAsia="標楷體" w:hAnsi="Times New Roman" w:cs="Times New Roman" w:hint="eastAsia"/>
           <w:highlight w:val="yellow"/>
         </w:rPr>
-        <w:t>及其延伸模型，多假設配送需求於規劃階段即已完整已知，並允許在滿足限制條件的前提下，對所有配送路線進行全域性重新編排。然而，此類模型應用於實際物流配送場域時，往往難以反映人員作業習慣與營運限制，導致數學上可行且成本最小之解，在實務上卻難以落地執行。</w:t>
+        <w:t>及其延伸模型，多假設配送需求於規劃階段即已完整已知，並允許在滿足限制條件的前提下，對所有配送路線進行全域性重新編排。然而，此類模型應用於</w:t>
+      </w:r>
+      <w:proofErr w:type="gramStart"/>
+      <w:r>
+        <w:rPr>
+          <w:rFonts w:ascii="Times New Roman" w:eastAsia="標楷體" w:hAnsi="Times New Roman" w:cs="Times New Roman" w:hint="eastAsia"/>
+          <w:highlight w:val="yellow"/>
+        </w:rPr>
+        <w:t>實際物</w:t>
+      </w:r>
+      <w:proofErr w:type="gramEnd"/>
+      <w:r>
+        <w:rPr>
+          <w:rFonts w:ascii="Times New Roman" w:eastAsia="標楷體" w:hAnsi="Times New Roman" w:cs="Times New Roman" w:hint="eastAsia"/>
+          <w:highlight w:val="yellow"/>
+        </w:rPr>
+        <w:t>流配送</w:t>
+      </w:r>
+      <w:proofErr w:type="gramStart"/>
+      <w:r>
+        <w:rPr>
+          <w:rFonts w:ascii="Times New Roman" w:eastAsia="標楷體" w:hAnsi="Times New Roman" w:cs="Times New Roman" w:hint="eastAsia"/>
+          <w:highlight w:val="yellow"/>
+        </w:rPr>
+        <w:t>場域時</w:t>
+      </w:r>
+      <w:proofErr w:type="gramEnd"/>
+      <w:r>
+        <w:rPr>
+          <w:rFonts w:ascii="Times New Roman" w:eastAsia="標楷體" w:hAnsi="Times New Roman" w:cs="Times New Roman" w:hint="eastAsia"/>
+          <w:highlight w:val="yellow"/>
+        </w:rPr>
+        <w:t>，往往難以反映人員作業習慣與營運限制，導致數學上可行且成本最小之解，在實務上卻難以落地執行。</w:t>
       </w:r>
     </w:p>
     <w:p>
@@ -11487,7 +11907,23 @@
           <w:rFonts w:ascii="Times New Roman" w:eastAsia="標楷體" w:hAnsi="Times New Roman" w:cs="Times New Roman" w:hint="eastAsia"/>
           <w:highlight w:val="yellow"/>
         </w:rPr>
-        <w:t>最佳化，而是如何在既有配送架構下進行有限度調整。實務上，運務士長期負責固定之主線配送路線，並依循</w:t>
+        <w:t>最佳化，而是如何在既有配送架構下進行有限度調整。實務上，運</w:t>
+      </w:r>
+      <w:proofErr w:type="gramStart"/>
+      <w:r>
+        <w:rPr>
+          <w:rFonts w:ascii="Times New Roman" w:eastAsia="標楷體" w:hAnsi="Times New Roman" w:cs="Times New Roman" w:hint="eastAsia"/>
+          <w:highlight w:val="yellow"/>
+        </w:rPr>
+        <w:t>務</w:t>
+      </w:r>
+      <w:proofErr w:type="gramEnd"/>
+      <w:r>
+        <w:rPr>
+          <w:rFonts w:ascii="Times New Roman" w:eastAsia="標楷體" w:hAnsi="Times New Roman" w:cs="Times New Roman" w:hint="eastAsia"/>
+          <w:highlight w:val="yellow"/>
+        </w:rPr>
+        <w:t>士長期負責固定之主線配送路線，並依循</w:t>
       </w:r>
       <w:r>
         <w:rPr>
@@ -11501,7 +11937,23 @@
           <w:rFonts w:ascii="Times New Roman" w:eastAsia="標楷體" w:hAnsi="Times New Roman" w:cs="Times New Roman" w:hint="eastAsia"/>
           <w:highlight w:val="yellow"/>
         </w:rPr>
-        <w:t>既定順序服務特定店舖，</w:t>
+        <w:t>既定順序服務特定店</w:t>
+      </w:r>
+      <w:proofErr w:type="gramStart"/>
+      <w:r>
+        <w:rPr>
+          <w:rFonts w:ascii="Times New Roman" w:eastAsia="標楷體" w:hAnsi="Times New Roman" w:cs="Times New Roman" w:hint="eastAsia"/>
+          <w:highlight w:val="yellow"/>
+        </w:rPr>
+        <w:t>舖</w:t>
+      </w:r>
+      <w:proofErr w:type="gramEnd"/>
+      <w:r>
+        <w:rPr>
+          <w:rFonts w:ascii="Times New Roman" w:eastAsia="標楷體" w:hAnsi="Times New Roman" w:cs="Times New Roman" w:hint="eastAsia"/>
+          <w:highlight w:val="yellow"/>
+        </w:rPr>
+        <w:t>，</w:t>
       </w:r>
       <w:r>
         <w:rPr>
@@ -11550,7 +12002,23 @@
           <w:rFonts w:ascii="Times New Roman" w:eastAsia="標楷體" w:hAnsi="Times New Roman" w:cs="Times New Roman" w:hint="eastAsia"/>
           <w:highlight w:val="yellow"/>
         </w:rPr>
-        <w:t>運務士</w:t>
+        <w:t>運</w:t>
+      </w:r>
+      <w:proofErr w:type="gramStart"/>
+      <w:r>
+        <w:rPr>
+          <w:rFonts w:ascii="Times New Roman" w:eastAsia="標楷體" w:hAnsi="Times New Roman" w:cs="Times New Roman" w:hint="eastAsia"/>
+          <w:highlight w:val="yellow"/>
+        </w:rPr>
+        <w:t>務</w:t>
+      </w:r>
+      <w:proofErr w:type="gramEnd"/>
+      <w:r>
+        <w:rPr>
+          <w:rFonts w:ascii="Times New Roman" w:eastAsia="標楷體" w:hAnsi="Times New Roman" w:cs="Times New Roman" w:hint="eastAsia"/>
+          <w:highlight w:val="yellow"/>
+        </w:rPr>
+        <w:t>士</w:t>
       </w:r>
       <w:r>
         <w:rPr>
@@ -11675,7 +12143,23 @@
           <w:rFonts w:ascii="Times New Roman" w:eastAsia="標楷體" w:hAnsi="Times New Roman" w:cs="Times New Roman" w:hint="eastAsia"/>
           <w:highlight w:val="yellow"/>
         </w:rPr>
-        <w:t>物流公司傾向優先消化既有主線之剩餘運能，僅在確定無法於內部調整下達成可行解時，才啟用高成本之支援線。此種具明確決策順序與成本階層之處理邏輯，並未被</w:t>
+        <w:t>物流公司傾向優先消化既有主線之剩餘運能，僅在確定無法於內部調整下達成</w:t>
+      </w:r>
+      <w:proofErr w:type="gramStart"/>
+      <w:r>
+        <w:rPr>
+          <w:rFonts w:ascii="Times New Roman" w:eastAsia="標楷體" w:hAnsi="Times New Roman" w:cs="Times New Roman" w:hint="eastAsia"/>
+          <w:highlight w:val="yellow"/>
+        </w:rPr>
+        <w:t>可行解時</w:t>
+      </w:r>
+      <w:proofErr w:type="gramEnd"/>
+      <w:r>
+        <w:rPr>
+          <w:rFonts w:ascii="Times New Roman" w:eastAsia="標楷體" w:hAnsi="Times New Roman" w:cs="Times New Roman" w:hint="eastAsia"/>
+          <w:highlight w:val="yellow"/>
+        </w:rPr>
+        <w:t>，才啟用高成本之支援線。此種具明確決策順序與成本階層之處理邏輯，並未被</w:t>
       </w:r>
       <w:r>
         <w:rPr>
@@ -11753,7 +12237,23 @@
           <w:rFonts w:ascii="Times New Roman" w:eastAsia="標楷體" w:hAnsi="Times New Roman" w:cs="Times New Roman" w:hint="eastAsia"/>
           <w:highlight w:val="yellow"/>
         </w:rPr>
-        <w:t>如依主線是否爆量挑選候選店舖、依行政區域與距離物流中心遠近</w:t>
+        <w:t>如依主線是否爆量挑選候選店</w:t>
+      </w:r>
+      <w:proofErr w:type="gramStart"/>
+      <w:r>
+        <w:rPr>
+          <w:rFonts w:ascii="Times New Roman" w:eastAsia="標楷體" w:hAnsi="Times New Roman" w:cs="Times New Roman" w:hint="eastAsia"/>
+          <w:highlight w:val="yellow"/>
+        </w:rPr>
+        <w:t>舖</w:t>
+      </w:r>
+      <w:proofErr w:type="gramEnd"/>
+      <w:r>
+        <w:rPr>
+          <w:rFonts w:ascii="Times New Roman" w:eastAsia="標楷體" w:hAnsi="Times New Roman" w:cs="Times New Roman" w:hint="eastAsia"/>
+          <w:highlight w:val="yellow"/>
+        </w:rPr>
+        <w:t>、依行政區域與距離物流中心遠近</w:t>
       </w:r>
       <w:r>
         <w:rPr>
@@ -11844,8 +12344,17 @@
           <w:rFonts w:ascii="Times New Roman" w:eastAsia="標楷體" w:hAnsi="Times New Roman" w:cs="Times New Roman" w:hint="eastAsia"/>
           <w:highlight w:val="yellow"/>
         </w:rPr>
-        <w:t>。此外，</w:t>
-      </w:r>
+        <w:t>。</w:t>
+      </w:r>
+      <w:proofErr w:type="gramStart"/>
+      <w:r>
+        <w:rPr>
+          <w:rFonts w:ascii="Times New Roman" w:eastAsia="標楷體" w:hAnsi="Times New Roman" w:cs="Times New Roman" w:hint="eastAsia"/>
+          <w:highlight w:val="yellow"/>
+        </w:rPr>
+        <w:t>此外，</w:t>
+      </w:r>
+      <w:proofErr w:type="gramEnd"/>
       <w:r>
         <w:rPr>
           <w:rFonts w:ascii="Times New Roman" w:eastAsia="標楷體" w:hAnsi="Times New Roman" w:cs="Times New Roman"/>
@@ -12123,7 +12632,7 @@
         <w:ind w:firstLine="480"/>
         <w:jc w:val="both"/>
         <w:rPr>
-          <w:rFonts w:ascii="Times New Roman" w:eastAsia="標楷體" w:hAnsi="Times New Roman" w:cs="Times New Roman" w:hint="eastAsia"/>
+          <w:rFonts w:ascii="Times New Roman" w:eastAsia="標楷體" w:hAnsi="Times New Roman" w:cs="Times New Roman"/>
           <w:color w:val="EE0000"/>
           <w:highlight w:val="yellow"/>
         </w:rPr>
@@ -12160,7 +12669,7 @@
         <w:ind w:firstLine="480"/>
         <w:jc w:val="both"/>
         <w:rPr>
-          <w:rFonts w:ascii="Times New Roman" w:eastAsia="標楷體" w:hAnsi="Times New Roman" w:cs="Times New Roman" w:hint="eastAsia"/>
+          <w:rFonts w:ascii="Times New Roman" w:eastAsia="標楷體" w:hAnsi="Times New Roman" w:cs="Times New Roman"/>
           <w:highlight w:val="yellow"/>
         </w:rPr>
       </w:pPr>
@@ -12256,7 +12765,7 @@
         <w:ind w:firstLine="480"/>
         <w:jc w:val="both"/>
         <w:rPr>
-          <w:rFonts w:ascii="Times New Roman" w:eastAsia="標楷體" w:hAnsi="Times New Roman" w:cs="Times New Roman" w:hint="eastAsia"/>
+          <w:rFonts w:ascii="Times New Roman" w:eastAsia="標楷體" w:hAnsi="Times New Roman" w:cs="Times New Roman"/>
         </w:rPr>
       </w:pPr>
       <w:r>
@@ -12286,8 +12795,33 @@
           <w:rFonts w:ascii="Times New Roman" w:eastAsia="標楷體" w:hAnsi="Times New Roman" w:cs="Times New Roman" w:hint="eastAsia"/>
           <w:highlight w:val="yellow"/>
         </w:rPr>
-        <w:t>針對具有指數級搜尋空間之高維度特徵選擇問題，提出一種兩階段混合蟻群演算法</w:t>
-      </w:r>
+        <w:t>針對具有指數級搜尋空間</w:t>
+      </w:r>
+      <w:proofErr w:type="gramStart"/>
+      <w:r>
+        <w:rPr>
+          <w:rFonts w:ascii="Times New Roman" w:eastAsia="標楷體" w:hAnsi="Times New Roman" w:cs="Times New Roman" w:hint="eastAsia"/>
+          <w:highlight w:val="yellow"/>
+        </w:rPr>
+        <w:t>之高維度</w:t>
+      </w:r>
+      <w:proofErr w:type="gramEnd"/>
+      <w:r>
+        <w:rPr>
+          <w:rFonts w:ascii="Times New Roman" w:eastAsia="標楷體" w:hAnsi="Times New Roman" w:cs="Times New Roman" w:hint="eastAsia"/>
+          <w:highlight w:val="yellow"/>
+        </w:rPr>
+        <w:t>特徵選擇問題，提出一種兩階段</w:t>
+      </w:r>
+      <w:proofErr w:type="gramStart"/>
+      <w:r>
+        <w:rPr>
+          <w:rFonts w:ascii="Times New Roman" w:eastAsia="標楷體" w:hAnsi="Times New Roman" w:cs="Times New Roman" w:hint="eastAsia"/>
+          <w:highlight w:val="yellow"/>
+        </w:rPr>
+        <w:t>混合蟻群演算法</w:t>
+      </w:r>
+      <w:proofErr w:type="gramEnd"/>
       <w:r>
         <w:rPr>
           <w:rFonts w:ascii="Times New Roman" w:eastAsia="標楷體" w:hAnsi="Times New Roman" w:cs="Times New Roman" w:hint="eastAsia"/>
@@ -12300,7 +12834,21 @@
           <w:rFonts w:ascii="Times New Roman" w:eastAsia="標楷體" w:hAnsi="Times New Roman" w:cs="Times New Roman"/>
           <w:highlight w:val="yellow"/>
         </w:rPr>
-        <w:t>Two-stage Hybrid Ant Colony Optimization for High-Dimensional Feature Selection, TSHFS-ACO</w:t>
+        <w:t>Two</w:t>
+      </w:r>
+      <w:r>
+        <w:rPr>
+          <w:rFonts w:ascii="Times New Roman" w:eastAsia="標楷體" w:hAnsi="Times New Roman" w:cs="Times New Roman" w:hint="eastAsia"/>
+          <w:highlight w:val="yellow"/>
+        </w:rPr>
+        <w:t>-</w:t>
+      </w:r>
+      <w:r>
+        <w:rPr>
+          <w:rFonts w:ascii="Times New Roman" w:eastAsia="標楷體" w:hAnsi="Times New Roman" w:cs="Times New Roman"/>
+          <w:highlight w:val="yellow"/>
+        </w:rPr>
+        <w:t>stage Hybrid Ant Colony Optimization for High-Dimensional Feature Selection, TSHFS-ACO</w:t>
       </w:r>
       <w:r>
         <w:rPr>
@@ -12314,7 +12862,53 @@
           <w:rFonts w:ascii="Times New Roman" w:eastAsia="標楷體" w:hAnsi="Times New Roman" w:cs="Times New Roman" w:hint="eastAsia"/>
           <w:highlight w:val="yellow"/>
         </w:rPr>
-        <w:t>。該方法首先透過區間式啟發機制對解空間進行初步限縮，以降低問題維度並界定搜尋範圍，其後再由蟻群演算法於特定子空間中進行細部搜尋。實驗結果顯示，此種分治策略能有效緩解大規模組合最佳化問題中的維度災難</w:t>
+        <w:t>。該方法首先透過區間式啟發機制對解空間進行初步限縮，以降低問題維度並界定搜尋範圍，其後再由</w:t>
+      </w:r>
+      <w:r>
+        <w:rPr>
+          <w:rFonts w:ascii="Times New Roman" w:eastAsia="標楷體" w:hAnsi="Times New Roman" w:cs="Times New Roman" w:hint="eastAsia"/>
+          <w:highlight w:val="yellow"/>
+        </w:rPr>
+        <w:t>ACO</w:t>
+      </w:r>
+      <w:r>
+        <w:rPr>
+          <w:rFonts w:ascii="Times New Roman" w:eastAsia="標楷體" w:hAnsi="Times New Roman" w:cs="Times New Roman" w:hint="eastAsia"/>
+          <w:highlight w:val="yellow"/>
+        </w:rPr>
+        <w:t>於</w:t>
+      </w:r>
+      <w:proofErr w:type="gramStart"/>
+      <w:r>
+        <w:rPr>
+          <w:rFonts w:ascii="Times New Roman" w:eastAsia="標楷體" w:hAnsi="Times New Roman" w:cs="Times New Roman" w:hint="eastAsia"/>
+          <w:highlight w:val="yellow"/>
+        </w:rPr>
+        <w:t>特</w:t>
+      </w:r>
+      <w:proofErr w:type="gramEnd"/>
+      <w:r>
+        <w:rPr>
+          <w:rFonts w:ascii="Times New Roman" w:eastAsia="標楷體" w:hAnsi="Times New Roman" w:cs="Times New Roman" w:hint="eastAsia"/>
+          <w:highlight w:val="yellow"/>
+        </w:rPr>
+        <w:t>定子空間中進行細部搜尋。實驗結果顯示，此種分治策略能</w:t>
+      </w:r>
+      <w:proofErr w:type="gramStart"/>
+      <w:r>
+        <w:rPr>
+          <w:rFonts w:ascii="Times New Roman" w:eastAsia="標楷體" w:hAnsi="Times New Roman" w:cs="Times New Roman" w:hint="eastAsia"/>
+          <w:highlight w:val="yellow"/>
+        </w:rPr>
+        <w:t>有效緩</w:t>
+      </w:r>
+      <w:proofErr w:type="gramEnd"/>
+      <w:r>
+        <w:rPr>
+          <w:rFonts w:ascii="Times New Roman" w:eastAsia="標楷體" w:hAnsi="Times New Roman" w:cs="Times New Roman" w:hint="eastAsia"/>
+          <w:highlight w:val="yellow"/>
+        </w:rPr>
+        <w:t>解大規模組合最佳化問題中的維度災難</w:t>
       </w:r>
       <w:r>
         <w:rPr>
@@ -12767,8 +13361,16 @@
         <w:rPr>
           <w:rFonts w:ascii="Times New Roman" w:eastAsia="標楷體" w:hAnsi="Times New Roman" w:cs="Times New Roman"/>
         </w:rPr>
-        <w:t>店舖</w:t>
-      </w:r>
+        <w:t>店</w:t>
+      </w:r>
+      <w:proofErr w:type="gramStart"/>
+      <w:r>
+        <w:rPr>
+          <w:rFonts w:ascii="Times New Roman" w:eastAsia="標楷體" w:hAnsi="Times New Roman" w:cs="Times New Roman"/>
+        </w:rPr>
+        <w:t>舖</w:t>
+      </w:r>
+      <w:proofErr w:type="gramEnd"/>
       <w:r>
         <w:rPr>
           <w:rFonts w:ascii="Times New Roman" w:eastAsia="標楷體" w:hAnsi="Times New Roman" w:cs="Times New Roman"/>
@@ -12854,7 +13456,21 @@
         <w:rPr>
           <w:rFonts w:ascii="Times New Roman" w:eastAsia="標楷體" w:hAnsi="Times New Roman" w:cs="Times New Roman"/>
         </w:rPr>
-        <w:t>在不更動主線配送</w:t>
+        <w:t>在</w:t>
+      </w:r>
+      <w:proofErr w:type="gramStart"/>
+      <w:r>
+        <w:rPr>
+          <w:rFonts w:ascii="Times New Roman" w:eastAsia="標楷體" w:hAnsi="Times New Roman" w:cs="Times New Roman"/>
+        </w:rPr>
+        <w:t>不</w:t>
+      </w:r>
+      <w:proofErr w:type="gramEnd"/>
+      <w:r>
+        <w:rPr>
+          <w:rFonts w:ascii="Times New Roman" w:eastAsia="標楷體" w:hAnsi="Times New Roman" w:cs="Times New Roman"/>
+        </w:rPr>
+        <w:t>更動主線配送</w:t>
       </w:r>
       <w:r>
         <w:rPr>
@@ -12914,8 +13530,16 @@
         <w:rPr>
           <w:rFonts w:ascii="Times New Roman" w:eastAsia="標楷體" w:hAnsi="Times New Roman" w:cs="Times New Roman"/>
         </w:rPr>
-        <w:t>店舖</w:t>
-      </w:r>
+        <w:t>店</w:t>
+      </w:r>
+      <w:proofErr w:type="gramStart"/>
+      <w:r>
+        <w:rPr>
+          <w:rFonts w:ascii="Times New Roman" w:eastAsia="標楷體" w:hAnsi="Times New Roman" w:cs="Times New Roman"/>
+        </w:rPr>
+        <w:t>舖</w:t>
+      </w:r>
+      <w:proofErr w:type="gramEnd"/>
       <w:r>
         <w:rPr>
           <w:rFonts w:ascii="Times New Roman" w:eastAsia="標楷體" w:hAnsi="Times New Roman" w:cs="Times New Roman"/>
@@ -13125,8 +13749,16 @@
         <w:rPr>
           <w:rFonts w:ascii="Times New Roman" w:eastAsia="標楷體" w:hAnsi="Times New Roman" w:cs="Times New Roman"/>
         </w:rPr>
-        <w:t>店舖</w:t>
-      </w:r>
+        <w:t>店</w:t>
+      </w:r>
+      <w:proofErr w:type="gramStart"/>
+      <w:r>
+        <w:rPr>
+          <w:rFonts w:ascii="Times New Roman" w:eastAsia="標楷體" w:hAnsi="Times New Roman" w:cs="Times New Roman"/>
+        </w:rPr>
+        <w:t>舖</w:t>
+      </w:r>
+      <w:proofErr w:type="gramEnd"/>
       <w:r>
         <w:rPr>
           <w:rFonts w:ascii="Times New Roman" w:eastAsia="標楷體" w:hAnsi="Times New Roman" w:cs="Times New Roman"/>
@@ -13149,8 +13781,16 @@
         <w:rPr>
           <w:rFonts w:ascii="Times New Roman" w:eastAsia="標楷體" w:hAnsi="Times New Roman" w:cs="Times New Roman"/>
         </w:rPr>
-        <w:t>，到店時間應於表定</w:t>
-      </w:r>
+        <w:t>，到店時間</w:t>
+      </w:r>
+      <w:proofErr w:type="gramStart"/>
+      <w:r>
+        <w:rPr>
+          <w:rFonts w:ascii="Times New Roman" w:eastAsia="標楷體" w:hAnsi="Times New Roman" w:cs="Times New Roman"/>
+        </w:rPr>
+        <w:t>應於表定</w:t>
+      </w:r>
+      <w:proofErr w:type="gramEnd"/>
       <w:r>
         <w:rPr>
           <w:rFonts w:ascii="Times New Roman" w:eastAsia="標楷體" w:hAnsi="Times New Roman" w:cs="Times New Roman" w:hint="eastAsia"/>
@@ -13267,8 +13907,16 @@
         <w:rPr>
           <w:rFonts w:ascii="Times New Roman" w:eastAsia="標楷體" w:hAnsi="Times New Roman" w:cs="Times New Roman"/>
         </w:rPr>
-        <w:t>店舖</w:t>
-      </w:r>
+        <w:t>店</w:t>
+      </w:r>
+      <w:proofErr w:type="gramStart"/>
+      <w:r>
+        <w:rPr>
+          <w:rFonts w:ascii="Times New Roman" w:eastAsia="標楷體" w:hAnsi="Times New Roman" w:cs="Times New Roman"/>
+        </w:rPr>
+        <w:t>舖</w:t>
+      </w:r>
+      <w:proofErr w:type="gramEnd"/>
       <w:r>
         <w:rPr>
           <w:rFonts w:ascii="Times New Roman" w:eastAsia="標楷體" w:hAnsi="Times New Roman" w:cs="Times New Roman"/>
@@ -13285,8 +13933,16 @@
         <w:rPr>
           <w:rFonts w:ascii="Times New Roman" w:eastAsia="標楷體" w:hAnsi="Times New Roman" w:cs="Times New Roman"/>
         </w:rPr>
-        <w:t>店舖</w:t>
-      </w:r>
+        <w:t>店</w:t>
+      </w:r>
+      <w:proofErr w:type="gramStart"/>
+      <w:r>
+        <w:rPr>
+          <w:rFonts w:ascii="Times New Roman" w:eastAsia="標楷體" w:hAnsi="Times New Roman" w:cs="Times New Roman"/>
+        </w:rPr>
+        <w:t>舖</w:t>
+      </w:r>
+      <w:proofErr w:type="gramEnd"/>
       <w:r>
         <w:rPr>
           <w:rFonts w:ascii="Times New Roman" w:eastAsia="標楷體" w:hAnsi="Times New Roman" w:cs="Times New Roman"/>
@@ -13335,8 +13991,16 @@
         <w:rPr>
           <w:rFonts w:ascii="Times New Roman" w:eastAsia="標楷體" w:hAnsi="Times New Roman" w:cs="Times New Roman"/>
         </w:rPr>
-        <w:t>店舖</w:t>
-      </w:r>
+        <w:t>店</w:t>
+      </w:r>
+      <w:proofErr w:type="gramStart"/>
+      <w:r>
+        <w:rPr>
+          <w:rFonts w:ascii="Times New Roman" w:eastAsia="標楷體" w:hAnsi="Times New Roman" w:cs="Times New Roman"/>
+        </w:rPr>
+        <w:t>舖</w:t>
+      </w:r>
+      <w:proofErr w:type="gramEnd"/>
       <w:r>
         <w:rPr>
           <w:rFonts w:ascii="Times New Roman" w:eastAsia="標楷體" w:hAnsi="Times New Roman" w:cs="Times New Roman"/>
@@ -13367,38 +14031,76 @@
         <w:rPr>
           <w:rFonts w:ascii="Times New Roman" w:eastAsia="標楷體" w:hAnsi="Times New Roman" w:cs="Times New Roman"/>
         </w:rPr>
+        <w:t>店</w:t>
+      </w:r>
+      <w:proofErr w:type="gramStart"/>
+      <w:r>
+        <w:rPr>
+          <w:rFonts w:ascii="Times New Roman" w:eastAsia="標楷體" w:hAnsi="Times New Roman" w:cs="Times New Roman"/>
+        </w:rPr>
+        <w:t>舖</w:t>
+      </w:r>
+      <w:proofErr w:type="gramEnd"/>
+      <w:r>
+        <w:rPr>
+          <w:rFonts w:ascii="Times New Roman" w:eastAsia="標楷體" w:hAnsi="Times New Roman" w:cs="Times New Roman"/>
+        </w:rPr>
+        <w:t>分為近、中和</w:t>
+      </w:r>
+      <w:proofErr w:type="gramStart"/>
+      <w:r>
+        <w:rPr>
+          <w:rFonts w:ascii="Times New Roman" w:eastAsia="標楷體" w:hAnsi="Times New Roman" w:cs="Times New Roman"/>
+        </w:rPr>
+        <w:t>遠區</w:t>
+      </w:r>
+      <w:r>
+        <w:rPr>
+          <w:rFonts w:ascii="Times New Roman" w:eastAsia="標楷體" w:hAnsi="Times New Roman" w:cs="Times New Roman"/>
+        </w:rPr>
+        <w:t>，近區</w:t>
+      </w:r>
+      <w:proofErr w:type="gramEnd"/>
+      <w:r>
+        <w:rPr>
+          <w:rFonts w:ascii="Times New Roman" w:eastAsia="標楷體" w:hAnsi="Times New Roman" w:cs="Times New Roman"/>
+        </w:rPr>
+        <w:t>與中區</w:t>
+      </w:r>
+      <w:r>
+        <w:rPr>
+          <w:rFonts w:ascii="Times New Roman" w:eastAsia="標楷體" w:hAnsi="Times New Roman" w:cs="Times New Roman"/>
+        </w:rPr>
+        <w:t>店</w:t>
+      </w:r>
+      <w:proofErr w:type="gramStart"/>
+      <w:r>
+        <w:rPr>
+          <w:rFonts w:ascii="Times New Roman" w:eastAsia="標楷體" w:hAnsi="Times New Roman" w:cs="Times New Roman"/>
+        </w:rPr>
+        <w:t>舖</w:t>
+      </w:r>
+      <w:proofErr w:type="gramEnd"/>
+      <w:r>
+        <w:rPr>
+          <w:rFonts w:ascii="Times New Roman" w:eastAsia="標楷體" w:hAnsi="Times New Roman" w:cs="Times New Roman"/>
+        </w:rPr>
+        <w:t>無需考慮方向問題，</w:t>
+      </w:r>
+      <w:proofErr w:type="gramStart"/>
+      <w:r>
+        <w:rPr>
+          <w:rFonts w:ascii="Times New Roman" w:eastAsia="標楷體" w:hAnsi="Times New Roman" w:cs="Times New Roman"/>
+        </w:rPr>
+        <w:t>遠區</w:t>
+      </w:r>
+      <w:r>
+        <w:rPr>
+          <w:rFonts w:ascii="Times New Roman" w:eastAsia="標楷體" w:hAnsi="Times New Roman" w:cs="Times New Roman"/>
+        </w:rPr>
         <w:t>店舖</w:t>
       </w:r>
-      <w:r>
-        <w:rPr>
-          <w:rFonts w:ascii="Times New Roman" w:eastAsia="標楷體" w:hAnsi="Times New Roman" w:cs="Times New Roman"/>
-        </w:rPr>
-        <w:t>分為近、中和遠區</w:t>
-      </w:r>
-      <w:r>
-        <w:rPr>
-          <w:rFonts w:ascii="Times New Roman" w:eastAsia="標楷體" w:hAnsi="Times New Roman" w:cs="Times New Roman"/>
-        </w:rPr>
-        <w:t>，近區與中區</w:t>
-      </w:r>
-      <w:r>
-        <w:rPr>
-          <w:rFonts w:ascii="Times New Roman" w:eastAsia="標楷體" w:hAnsi="Times New Roman" w:cs="Times New Roman"/>
-        </w:rPr>
-        <w:t>店舖</w:t>
-      </w:r>
-      <w:r>
-        <w:rPr>
-          <w:rFonts w:ascii="Times New Roman" w:eastAsia="標楷體" w:hAnsi="Times New Roman" w:cs="Times New Roman"/>
-        </w:rPr>
-        <w:t>無需考慮方向問題，遠區</w:t>
-      </w:r>
-      <w:r>
-        <w:rPr>
-          <w:rFonts w:ascii="Times New Roman" w:eastAsia="標楷體" w:hAnsi="Times New Roman" w:cs="Times New Roman"/>
-        </w:rPr>
-        <w:t>店舖</w:t>
-      </w:r>
+      <w:proofErr w:type="gramEnd"/>
       <w:r>
         <w:rPr>
           <w:rFonts w:ascii="Times New Roman" w:eastAsia="標楷體" w:hAnsi="Times New Roman" w:cs="Times New Roman"/>
@@ -13409,8 +14111,16 @@
         <w:rPr>
           <w:rFonts w:ascii="Times New Roman" w:eastAsia="標楷體" w:hAnsi="Times New Roman" w:cs="Times New Roman"/>
         </w:rPr>
-        <w:t>店舖</w:t>
-      </w:r>
+        <w:t>店</w:t>
+      </w:r>
+      <w:proofErr w:type="gramStart"/>
+      <w:r>
+        <w:rPr>
+          <w:rFonts w:ascii="Times New Roman" w:eastAsia="標楷體" w:hAnsi="Times New Roman" w:cs="Times New Roman"/>
+        </w:rPr>
+        <w:t>舖</w:t>
+      </w:r>
+      <w:proofErr w:type="gramEnd"/>
       <w:r>
         <w:rPr>
           <w:rFonts w:ascii="Times New Roman" w:eastAsia="標楷體" w:hAnsi="Times New Roman" w:cs="Times New Roman"/>
@@ -13421,8 +14131,16 @@
         <w:rPr>
           <w:rFonts w:ascii="Times New Roman" w:eastAsia="標楷體" w:hAnsi="Times New Roman" w:cs="Times New Roman"/>
         </w:rPr>
-        <w:t>店舖</w:t>
-      </w:r>
+        <w:t>店</w:t>
+      </w:r>
+      <w:proofErr w:type="gramStart"/>
+      <w:r>
+        <w:rPr>
+          <w:rFonts w:ascii="Times New Roman" w:eastAsia="標楷體" w:hAnsi="Times New Roman" w:cs="Times New Roman"/>
+        </w:rPr>
+        <w:t>舖</w:t>
+      </w:r>
+      <w:proofErr w:type="gramEnd"/>
       <w:r>
         <w:rPr>
           <w:rFonts w:ascii="Times New Roman" w:eastAsia="標楷體" w:hAnsi="Times New Roman" w:cs="Times New Roman"/>
@@ -13433,8 +14151,16 @@
         <w:rPr>
           <w:rFonts w:ascii="Times New Roman" w:eastAsia="標楷體" w:hAnsi="Times New Roman" w:cs="Times New Roman"/>
         </w:rPr>
-        <w:t>店舖</w:t>
-      </w:r>
+        <w:t>店</w:t>
+      </w:r>
+      <w:proofErr w:type="gramStart"/>
+      <w:r>
+        <w:rPr>
+          <w:rFonts w:ascii="Times New Roman" w:eastAsia="標楷體" w:hAnsi="Times New Roman" w:cs="Times New Roman"/>
+        </w:rPr>
+        <w:t>舖</w:t>
+      </w:r>
+      <w:proofErr w:type="gramEnd"/>
       <w:r>
         <w:rPr>
           <w:rFonts w:ascii="Times New Roman" w:eastAsia="標楷體" w:hAnsi="Times New Roman" w:cs="Times New Roman"/>
@@ -13543,8 +14269,16 @@
         <w:rPr>
           <w:rFonts w:ascii="Times New Roman" w:eastAsia="標楷體" w:hAnsi="Times New Roman" w:cs="Times New Roman"/>
         </w:rPr>
-        <w:t>店舖</w:t>
-      </w:r>
+        <w:t>店</w:t>
+      </w:r>
+      <w:proofErr w:type="gramStart"/>
+      <w:r>
+        <w:rPr>
+          <w:rFonts w:ascii="Times New Roman" w:eastAsia="標楷體" w:hAnsi="Times New Roman" w:cs="Times New Roman"/>
+        </w:rPr>
+        <w:t>舖</w:t>
+      </w:r>
+      <w:proofErr w:type="gramEnd"/>
       <w:r>
         <w:rPr>
           <w:rFonts w:ascii="Times New Roman" w:eastAsia="標楷體" w:hAnsi="Times New Roman" w:cs="Times New Roman"/>
@@ -13582,8 +14316,16 @@
         <w:rPr>
           <w:rFonts w:ascii="Times New Roman" w:eastAsia="標楷體" w:hAnsi="Times New Roman" w:cs="Times New Roman"/>
         </w:rPr>
-        <w:t>店舖</w:t>
-      </w:r>
+        <w:t>店</w:t>
+      </w:r>
+      <w:proofErr w:type="gramStart"/>
+      <w:r>
+        <w:rPr>
+          <w:rFonts w:ascii="Times New Roman" w:eastAsia="標楷體" w:hAnsi="Times New Roman" w:cs="Times New Roman"/>
+        </w:rPr>
+        <w:t>舖</w:t>
+      </w:r>
+      <w:proofErr w:type="gramEnd"/>
       <w:r>
         <w:rPr>
           <w:rFonts w:ascii="Times New Roman" w:eastAsia="標楷體" w:hAnsi="Times New Roman" w:cs="Times New Roman"/>
@@ -13633,8 +14375,16 @@
         <w:rPr>
           <w:rFonts w:ascii="Times New Roman" w:eastAsia="標楷體" w:hAnsi="Times New Roman" w:cs="Times New Roman"/>
         </w:rPr>
-        <w:t>店舖</w:t>
-      </w:r>
+        <w:t>店</w:t>
+      </w:r>
+      <w:proofErr w:type="gramStart"/>
+      <w:r>
+        <w:rPr>
+          <w:rFonts w:ascii="Times New Roman" w:eastAsia="標楷體" w:hAnsi="Times New Roman" w:cs="Times New Roman"/>
+        </w:rPr>
+        <w:t>舖</w:t>
+      </w:r>
+      <w:proofErr w:type="gramEnd"/>
       <w:r>
         <w:rPr>
           <w:rFonts w:ascii="Times New Roman" w:eastAsia="標楷體" w:hAnsi="Times New Roman" w:cs="Times New Roman"/>
@@ -13657,8 +14407,16 @@
         <w:rPr>
           <w:rFonts w:ascii="Times New Roman" w:eastAsia="標楷體" w:hAnsi="Times New Roman" w:cs="Times New Roman"/>
         </w:rPr>
-        <w:t>店舖</w:t>
-      </w:r>
+        <w:t>店</w:t>
+      </w:r>
+      <w:proofErr w:type="gramStart"/>
+      <w:r>
+        <w:rPr>
+          <w:rFonts w:ascii="Times New Roman" w:eastAsia="標楷體" w:hAnsi="Times New Roman" w:cs="Times New Roman"/>
+        </w:rPr>
+        <w:t>舖</w:t>
+      </w:r>
+      <w:proofErr w:type="gramEnd"/>
       <w:r>
         <w:rPr>
           <w:rFonts w:ascii="Times New Roman" w:eastAsia="標楷體" w:hAnsi="Times New Roman" w:cs="Times New Roman"/>
@@ -13669,8 +14427,16 @@
         <w:rPr>
           <w:rFonts w:ascii="Times New Roman" w:eastAsia="標楷體" w:hAnsi="Times New Roman" w:cs="Times New Roman"/>
         </w:rPr>
-        <w:t>店舖</w:t>
-      </w:r>
+        <w:t>店</w:t>
+      </w:r>
+      <w:proofErr w:type="gramStart"/>
+      <w:r>
+        <w:rPr>
+          <w:rFonts w:ascii="Times New Roman" w:eastAsia="標楷體" w:hAnsi="Times New Roman" w:cs="Times New Roman"/>
+        </w:rPr>
+        <w:t>舖</w:t>
+      </w:r>
+      <w:proofErr w:type="gramEnd"/>
       <w:r>
         <w:rPr>
           <w:rFonts w:ascii="Times New Roman" w:eastAsia="標楷體" w:hAnsi="Times New Roman" w:cs="Times New Roman"/>
@@ -13702,8 +14468,16 @@
         <w:rPr>
           <w:rFonts w:ascii="Times New Roman" w:eastAsia="標楷體" w:hAnsi="Times New Roman" w:cs="Times New Roman"/>
         </w:rPr>
-        <w:t>店舖</w:t>
-      </w:r>
+        <w:t>店</w:t>
+      </w:r>
+      <w:proofErr w:type="gramStart"/>
+      <w:r>
+        <w:rPr>
+          <w:rFonts w:ascii="Times New Roman" w:eastAsia="標楷體" w:hAnsi="Times New Roman" w:cs="Times New Roman"/>
+        </w:rPr>
+        <w:t>舖</w:t>
+      </w:r>
+      <w:proofErr w:type="gramEnd"/>
       <w:r>
         <w:rPr>
           <w:rFonts w:ascii="Times New Roman" w:eastAsia="標楷體" w:hAnsi="Times New Roman" w:cs="Times New Roman"/>
@@ -13720,19 +14494,49 @@
         <w:rPr>
           <w:rFonts w:ascii="Times New Roman" w:eastAsia="標楷體" w:hAnsi="Times New Roman" w:cs="Times New Roman"/>
         </w:rPr>
-        <w:t>根據與物流中心的距離劃分為近區、中區與遠區</w:t>
-      </w:r>
+        <w:t>根據與物流中心的距離劃分</w:t>
+      </w:r>
+      <w:proofErr w:type="gramStart"/>
+      <w:r>
+        <w:rPr>
+          <w:rFonts w:ascii="Times New Roman" w:eastAsia="標楷體" w:hAnsi="Times New Roman" w:cs="Times New Roman"/>
+        </w:rPr>
+        <w:t>為近區</w:t>
+      </w:r>
+      <w:proofErr w:type="gramEnd"/>
+      <w:r>
+        <w:rPr>
+          <w:rFonts w:ascii="Times New Roman" w:eastAsia="標楷體" w:hAnsi="Times New Roman" w:cs="Times New Roman"/>
+        </w:rPr>
+        <w:t>、中區</w:t>
+      </w:r>
+      <w:proofErr w:type="gramStart"/>
+      <w:r>
+        <w:rPr>
+          <w:rFonts w:ascii="Times New Roman" w:eastAsia="標楷體" w:hAnsi="Times New Roman" w:cs="Times New Roman"/>
+        </w:rPr>
+        <w:t>與遠區</w:t>
+      </w:r>
+      <w:proofErr w:type="gramEnd"/>
       <w:r>
         <w:rPr>
           <w:rFonts w:ascii="Times New Roman" w:eastAsia="標楷體" w:hAnsi="Times New Roman" w:cs="Times New Roman" w:hint="eastAsia"/>
         </w:rPr>
         <w:t>。</w:t>
       </w:r>
-      <w:r>
-        <w:rPr>
-          <w:rFonts w:ascii="Times New Roman" w:eastAsia="標楷體" w:hAnsi="Times New Roman" w:cs="Times New Roman"/>
-        </w:rPr>
-        <w:t>在近區與中區內規劃支援線時可不考慮方向一致性</w:t>
+      <w:proofErr w:type="gramStart"/>
+      <w:r>
+        <w:rPr>
+          <w:rFonts w:ascii="Times New Roman" w:eastAsia="標楷體" w:hAnsi="Times New Roman" w:cs="Times New Roman"/>
+        </w:rPr>
+        <w:t>在近區與</w:t>
+      </w:r>
+      <w:proofErr w:type="gramEnd"/>
+      <w:r>
+        <w:rPr>
+          <w:rFonts w:ascii="Times New Roman" w:eastAsia="標楷體" w:hAnsi="Times New Roman" w:cs="Times New Roman"/>
+        </w:rPr>
+        <w:t>中區內規劃支援線時可不考慮方向一致性</w:t>
       </w:r>
       <w:r>
         <w:rPr>
@@ -13740,18 +14544,34 @@
         </w:rPr>
         <w:t>。</w:t>
       </w:r>
-      <w:r>
-        <w:rPr>
-          <w:rFonts w:ascii="Times New Roman" w:eastAsia="標楷體" w:hAnsi="Times New Roman" w:cs="Times New Roman"/>
-        </w:rPr>
-        <w:t>在遠區需確保所有</w:t>
-      </w:r>
-      <w:r>
-        <w:rPr>
-          <w:rFonts w:ascii="Times New Roman" w:eastAsia="標楷體" w:hAnsi="Times New Roman" w:cs="Times New Roman"/>
-        </w:rPr>
-        <w:t>店舖</w:t>
-      </w:r>
+      <w:proofErr w:type="gramStart"/>
+      <w:r>
+        <w:rPr>
+          <w:rFonts w:ascii="Times New Roman" w:eastAsia="標楷體" w:hAnsi="Times New Roman" w:cs="Times New Roman"/>
+        </w:rPr>
+        <w:t>在遠區需</w:t>
+      </w:r>
+      <w:proofErr w:type="gramEnd"/>
+      <w:r>
+        <w:rPr>
+          <w:rFonts w:ascii="Times New Roman" w:eastAsia="標楷體" w:hAnsi="Times New Roman" w:cs="Times New Roman"/>
+        </w:rPr>
+        <w:t>確保所有</w:t>
+      </w:r>
+      <w:r>
+        <w:rPr>
+          <w:rFonts w:ascii="Times New Roman" w:eastAsia="標楷體" w:hAnsi="Times New Roman" w:cs="Times New Roman"/>
+        </w:rPr>
+        <w:t>店</w:t>
+      </w:r>
+      <w:proofErr w:type="gramStart"/>
+      <w:r>
+        <w:rPr>
+          <w:rFonts w:ascii="Times New Roman" w:eastAsia="標楷體" w:hAnsi="Times New Roman" w:cs="Times New Roman"/>
+        </w:rPr>
+        <w:t>舖</w:t>
+      </w:r>
+      <w:proofErr w:type="gramEnd"/>
       <w:r>
         <w:rPr>
           <w:rFonts w:ascii="Times New Roman" w:eastAsia="標楷體" w:hAnsi="Times New Roman" w:cs="Times New Roman"/>
@@ -13774,13 +14594,28 @@
         <w:rPr>
           <w:rFonts w:ascii="Times New Roman" w:eastAsia="標楷體" w:hAnsi="Times New Roman" w:cs="Times New Roman"/>
         </w:rPr>
-        <w:t>店舖</w:t>
-      </w:r>
-      <w:r>
-        <w:rPr>
-          <w:rFonts w:ascii="Times New Roman" w:eastAsia="標楷體" w:hAnsi="Times New Roman" w:cs="Times New Roman"/>
-        </w:rPr>
-        <w:t>的到店時間落在其允許時間</w:t>
+        <w:t>店</w:t>
+      </w:r>
+      <w:proofErr w:type="gramStart"/>
+      <w:r>
+        <w:rPr>
+          <w:rFonts w:ascii="Times New Roman" w:eastAsia="標楷體" w:hAnsi="Times New Roman" w:cs="Times New Roman"/>
+        </w:rPr>
+        <w:t>舖</w:t>
+      </w:r>
+      <w:proofErr w:type="gramEnd"/>
+      <w:r>
+        <w:rPr>
+          <w:rFonts w:ascii="Times New Roman" w:eastAsia="標楷體" w:hAnsi="Times New Roman" w:cs="Times New Roman"/>
+        </w:rPr>
+        <w:t>的到店時間落在其允許</w:t>
+      </w:r>
+      <w:proofErr w:type="gramStart"/>
+      <w:r>
+        <w:rPr>
+          <w:rFonts w:ascii="Times New Roman" w:eastAsia="標楷體" w:hAnsi="Times New Roman" w:cs="Times New Roman"/>
+        </w:rPr>
+        <w:t>時間</w:t>
       </w:r>
       <w:r>
         <w:rPr>
@@ -13792,7 +14627,14 @@
         <w:rPr>
           <w:rFonts w:ascii="Times New Roman" w:eastAsia="標楷體" w:hAnsi="Times New Roman" w:cs="Times New Roman"/>
         </w:rPr>
-        <w:t>內。</w:t>
+        <w:t>內</w:t>
+      </w:r>
+      <w:proofErr w:type="gramEnd"/>
+      <w:r>
+        <w:rPr>
+          <w:rFonts w:ascii="Times New Roman" w:eastAsia="標楷體" w:hAnsi="Times New Roman" w:cs="Times New Roman"/>
+        </w:rPr>
+        <w:t>。</w:t>
       </w:r>
     </w:p>
     <w:p>
@@ -14137,8 +14979,16 @@
               <w:rPr>
                 <w:rFonts w:ascii="Times New Roman" w:eastAsia="標楷體" w:hAnsi="Times New Roman" w:cs="Times New Roman"/>
               </w:rPr>
-              <w:t>店舖</w:t>
-            </w:r>
+              <w:t>店</w:t>
+            </w:r>
+            <w:proofErr w:type="gramStart"/>
+            <w:r>
+              <w:rPr>
+                <w:rFonts w:ascii="Times New Roman" w:eastAsia="標楷體" w:hAnsi="Times New Roman" w:cs="Times New Roman"/>
+              </w:rPr>
+              <w:t>舖</w:t>
+            </w:r>
+            <w:proofErr w:type="gramEnd"/>
             <w:r>
               <w:rPr>
                 <w:rFonts w:ascii="Times New Roman" w:eastAsia="標楷體" w:hAnsi="Times New Roman" w:cs="Times New Roman"/>
@@ -14583,14 +15433,30 @@
               <w:rPr>
                 <w:rFonts w:ascii="Times New Roman" w:eastAsia="標楷體" w:hAnsi="Times New Roman" w:cs="Times New Roman" w:hint="eastAsia"/>
               </w:rPr>
-              <w:t xml:space="preserve"> i </w:t>
-            </w:r>
+              <w:t xml:space="preserve"> </w:t>
+            </w:r>
+            <w:proofErr w:type="spellStart"/>
             <w:r>
               <w:rPr>
                 <w:rFonts w:ascii="Times New Roman" w:eastAsia="標楷體" w:hAnsi="Times New Roman" w:cs="Times New Roman" w:hint="eastAsia"/>
               </w:rPr>
+              <w:t>i</w:t>
+            </w:r>
+            <w:proofErr w:type="spellEnd"/>
+            <w:r>
+              <w:rPr>
+                <w:rFonts w:ascii="Times New Roman" w:eastAsia="標楷體" w:hAnsi="Times New Roman" w:cs="Times New Roman" w:hint="eastAsia"/>
+              </w:rPr>
+              <w:t xml:space="preserve"> </w:t>
+            </w:r>
+            <w:proofErr w:type="gramStart"/>
+            <w:r>
+              <w:rPr>
+                <w:rFonts w:ascii="Times New Roman" w:eastAsia="標楷體" w:hAnsi="Times New Roman" w:cs="Times New Roman" w:hint="eastAsia"/>
+              </w:rPr>
               <w:t>個</w:t>
             </w:r>
+            <w:proofErr w:type="gramEnd"/>
             <w:r>
               <w:rPr>
                 <w:rFonts w:ascii="Times New Roman" w:eastAsia="標楷體" w:hAnsi="Times New Roman" w:cs="Times New Roman" w:hint="eastAsia"/>
@@ -14683,12 +15549,14 @@
               </w:rPr>
               <w:t>店鋪</w:t>
             </w:r>
+            <w:proofErr w:type="spellStart"/>
             <w:r>
               <w:rPr>
                 <w:rFonts w:ascii="Times New Roman" w:eastAsia="標楷體" w:hAnsi="Times New Roman" w:cs="Times New Roman" w:hint="eastAsia"/>
               </w:rPr>
               <w:t>i</w:t>
             </w:r>
+            <w:proofErr w:type="spellEnd"/>
             <w:r>
               <w:rPr>
                 <w:rFonts w:ascii="Times New Roman" w:eastAsia="標楷體" w:hAnsi="Times New Roman" w:cs="Times New Roman" w:hint="eastAsia"/>
@@ -14879,7 +15747,21 @@
               <w:rPr>
                 <w:rFonts w:ascii="Times New Roman" w:eastAsia="標楷體" w:hAnsi="Times New Roman" w:cs="Times New Roman"/>
               </w:rPr>
-              <w:t xml:space="preserve"> i </w:t>
+              <w:t xml:space="preserve"> </w:t>
+            </w:r>
+            <w:proofErr w:type="spellStart"/>
+            <w:r>
+              <w:rPr>
+                <w:rFonts w:ascii="Times New Roman" w:eastAsia="標楷體" w:hAnsi="Times New Roman" w:cs="Times New Roman"/>
+              </w:rPr>
+              <w:t>i</w:t>
+            </w:r>
+            <w:proofErr w:type="spellEnd"/>
+            <w:r>
+              <w:rPr>
+                <w:rFonts w:ascii="Times New Roman" w:eastAsia="標楷體" w:hAnsi="Times New Roman" w:cs="Times New Roman"/>
+              </w:rPr>
+              <w:t xml:space="preserve"> </w:t>
             </w:r>
             <w:r>
               <w:rPr>
@@ -14979,7 +15861,21 @@
               <w:rPr>
                 <w:rFonts w:ascii="Times New Roman" w:eastAsia="標楷體" w:hAnsi="Times New Roman" w:cs="Times New Roman"/>
               </w:rPr>
-              <w:t xml:space="preserve"> i </w:t>
+              <w:t xml:space="preserve"> </w:t>
+            </w:r>
+            <w:proofErr w:type="spellStart"/>
+            <w:r>
+              <w:rPr>
+                <w:rFonts w:ascii="Times New Roman" w:eastAsia="標楷體" w:hAnsi="Times New Roman" w:cs="Times New Roman"/>
+              </w:rPr>
+              <w:t>i</w:t>
+            </w:r>
+            <w:proofErr w:type="spellEnd"/>
+            <w:r>
+              <w:rPr>
+                <w:rFonts w:ascii="Times New Roman" w:eastAsia="標楷體" w:hAnsi="Times New Roman" w:cs="Times New Roman"/>
+              </w:rPr>
+              <w:t xml:space="preserve"> </w:t>
             </w:r>
             <w:r>
               <w:rPr>
@@ -15072,7 +15968,21 @@
               <w:rPr>
                 <w:rFonts w:ascii="Times New Roman" w:eastAsia="標楷體" w:hAnsi="Times New Roman" w:cs="Times New Roman"/>
               </w:rPr>
-              <w:t xml:space="preserve"> i </w:t>
+              <w:t xml:space="preserve"> </w:t>
+            </w:r>
+            <w:proofErr w:type="spellStart"/>
+            <w:r>
+              <w:rPr>
+                <w:rFonts w:ascii="Times New Roman" w:eastAsia="標楷體" w:hAnsi="Times New Roman" w:cs="Times New Roman"/>
+              </w:rPr>
+              <w:t>i</w:t>
+            </w:r>
+            <w:proofErr w:type="spellEnd"/>
+            <w:r>
+              <w:rPr>
+                <w:rFonts w:ascii="Times New Roman" w:eastAsia="標楷體" w:hAnsi="Times New Roman" w:cs="Times New Roman"/>
+              </w:rPr>
+              <w:t xml:space="preserve"> </w:t>
             </w:r>
             <w:r>
               <w:rPr>
@@ -15330,7 +16240,21 @@
               <w:rPr>
                 <w:rFonts w:ascii="Times New Roman" w:eastAsia="標楷體" w:hAnsi="Times New Roman" w:cs="Times New Roman"/>
               </w:rPr>
-              <w:t xml:space="preserve"> i </w:t>
+              <w:t xml:space="preserve"> </w:t>
+            </w:r>
+            <w:proofErr w:type="spellStart"/>
+            <w:r>
+              <w:rPr>
+                <w:rFonts w:ascii="Times New Roman" w:eastAsia="標楷體" w:hAnsi="Times New Roman" w:cs="Times New Roman"/>
+              </w:rPr>
+              <w:t>i</w:t>
+            </w:r>
+            <w:proofErr w:type="spellEnd"/>
+            <w:r>
+              <w:rPr>
+                <w:rFonts w:ascii="Times New Roman" w:eastAsia="標楷體" w:hAnsi="Times New Roman" w:cs="Times New Roman"/>
+              </w:rPr>
+              <w:t xml:space="preserve"> </w:t>
             </w:r>
             <w:r>
               <w:rPr>
@@ -15484,12 +16408,14 @@
                 <w:rFonts w:ascii="Times New Roman" w:eastAsia="標楷體" w:hAnsi="Times New Roman" w:cs="Times New Roman"/>
               </w:rPr>
             </w:pPr>
+            <w:proofErr w:type="gramStart"/>
             <w:r>
               <w:rPr>
                 <w:rFonts w:ascii="Times New Roman" w:eastAsia="標楷體" w:hAnsi="Times New Roman" w:cs="Times New Roman" w:hint="eastAsia"/>
               </w:rPr>
               <w:t>爆量線集合</w:t>
             </w:r>
+            <w:proofErr w:type="gramEnd"/>
           </w:p>
         </w:tc>
       </w:tr>
@@ -15536,7 +16462,21 @@
               <w:rPr>
                 <w:rFonts w:ascii="Times New Roman" w:eastAsia="標楷體" w:hAnsi="Times New Roman" w:cs="Times New Roman"/>
               </w:rPr>
-              <w:t>候選店舖集合</w:t>
+              <w:t>候選店</w:t>
+            </w:r>
+            <w:proofErr w:type="gramStart"/>
+            <w:r>
+              <w:rPr>
+                <w:rFonts w:ascii="Times New Roman" w:eastAsia="標楷體" w:hAnsi="Times New Roman" w:cs="Times New Roman"/>
+              </w:rPr>
+              <w:t>舖</w:t>
+            </w:r>
+            <w:proofErr w:type="gramEnd"/>
+            <w:r>
+              <w:rPr>
+                <w:rFonts w:ascii="Times New Roman" w:eastAsia="標楷體" w:hAnsi="Times New Roman" w:cs="Times New Roman"/>
+              </w:rPr>
+              <w:t>集合</w:t>
             </w:r>
           </w:p>
         </w:tc>
@@ -15600,11 +16540,33 @@
                 <w:rFonts w:ascii="Times New Roman" w:eastAsia="標楷體" w:hAnsi="Times New Roman" w:cs="Times New Roman"/>
               </w:rPr>
             </w:pPr>
+            <w:proofErr w:type="gramStart"/>
             <w:r>
               <w:rPr>
                 <w:rFonts w:ascii="Times New Roman" w:eastAsia="標楷體" w:hAnsi="Times New Roman" w:cs="Times New Roman"/>
               </w:rPr>
-              <w:t>近區的店舖集合</w:t>
+              <w:t>近區的</w:t>
+            </w:r>
+            <w:proofErr w:type="gramEnd"/>
+            <w:r>
+              <w:rPr>
+                <w:rFonts w:ascii="Times New Roman" w:eastAsia="標楷體" w:hAnsi="Times New Roman" w:cs="Times New Roman"/>
+              </w:rPr>
+              <w:t>店</w:t>
+            </w:r>
+            <w:proofErr w:type="gramStart"/>
+            <w:r>
+              <w:rPr>
+                <w:rFonts w:ascii="Times New Roman" w:eastAsia="標楷體" w:hAnsi="Times New Roman" w:cs="Times New Roman"/>
+              </w:rPr>
+              <w:t>舖</w:t>
+            </w:r>
+            <w:proofErr w:type="gramEnd"/>
+            <w:r>
+              <w:rPr>
+                <w:rFonts w:ascii="Times New Roman" w:eastAsia="標楷體" w:hAnsi="Times New Roman" w:cs="Times New Roman"/>
+              </w:rPr>
+              <w:t>集合</w:t>
             </w:r>
           </w:p>
         </w:tc>
@@ -15672,7 +16634,21 @@
               <w:rPr>
                 <w:rFonts w:ascii="Times New Roman" w:eastAsia="標楷體" w:hAnsi="Times New Roman" w:cs="Times New Roman"/>
               </w:rPr>
-              <w:t>中區的店舖集合</w:t>
+              <w:t>中區的店</w:t>
+            </w:r>
+            <w:proofErr w:type="gramStart"/>
+            <w:r>
+              <w:rPr>
+                <w:rFonts w:ascii="Times New Roman" w:eastAsia="標楷體" w:hAnsi="Times New Roman" w:cs="Times New Roman"/>
+              </w:rPr>
+              <w:t>舖</w:t>
+            </w:r>
+            <w:proofErr w:type="gramEnd"/>
+            <w:r>
+              <w:rPr>
+                <w:rFonts w:ascii="Times New Roman" w:eastAsia="標楷體" w:hAnsi="Times New Roman" w:cs="Times New Roman"/>
+              </w:rPr>
+              <w:t>集合</w:t>
             </w:r>
           </w:p>
         </w:tc>
@@ -15736,11 +16712,33 @@
                 <w:rFonts w:ascii="Times New Roman" w:eastAsia="標楷體" w:hAnsi="Times New Roman" w:cs="Times New Roman"/>
               </w:rPr>
             </w:pPr>
+            <w:proofErr w:type="gramStart"/>
             <w:r>
               <w:rPr>
                 <w:rFonts w:ascii="Times New Roman" w:eastAsia="標楷體" w:hAnsi="Times New Roman" w:cs="Times New Roman"/>
               </w:rPr>
-              <w:t>遠區的店舖集合</w:t>
+              <w:t>遠區的</w:t>
+            </w:r>
+            <w:proofErr w:type="gramEnd"/>
+            <w:r>
+              <w:rPr>
+                <w:rFonts w:ascii="Times New Roman" w:eastAsia="標楷體" w:hAnsi="Times New Roman" w:cs="Times New Roman"/>
+              </w:rPr>
+              <w:t>店</w:t>
+            </w:r>
+            <w:proofErr w:type="gramStart"/>
+            <w:r>
+              <w:rPr>
+                <w:rFonts w:ascii="Times New Roman" w:eastAsia="標楷體" w:hAnsi="Times New Roman" w:cs="Times New Roman"/>
+              </w:rPr>
+              <w:t>舖</w:t>
+            </w:r>
+            <w:proofErr w:type="gramEnd"/>
+            <w:r>
+              <w:rPr>
+                <w:rFonts w:ascii="Times New Roman" w:eastAsia="標楷體" w:hAnsi="Times New Roman" w:cs="Times New Roman"/>
+              </w:rPr>
+              <w:t>集合</w:t>
             </w:r>
           </w:p>
         </w:tc>
@@ -16131,8 +17129,16 @@
         <w:rPr>
           <w:rFonts w:ascii="Times New Roman" w:eastAsia="標楷體" w:hAnsi="Times New Roman" w:cs="Times New Roman"/>
         </w:rPr>
-        <w:t>店舖</w:t>
-      </w:r>
+        <w:t>店</w:t>
+      </w:r>
+      <w:proofErr w:type="gramStart"/>
+      <w:r>
+        <w:rPr>
+          <w:rFonts w:ascii="Times New Roman" w:eastAsia="標楷體" w:hAnsi="Times New Roman" w:cs="Times New Roman"/>
+        </w:rPr>
+        <w:t>舖</w:t>
+      </w:r>
+      <w:proofErr w:type="gramEnd"/>
       <w:r>
         <w:rPr>
           <w:rFonts w:ascii="Times New Roman" w:eastAsia="標楷體" w:hAnsi="Times New Roman" w:cs="Times New Roman"/>
@@ -16155,13 +17161,63 @@
         <w:rPr>
           <w:rFonts w:ascii="Times New Roman" w:eastAsia="標楷體" w:hAnsi="Times New Roman" w:cs="Times New Roman"/>
         </w:rPr>
-        <w:t>店舖</w:t>
-      </w:r>
-      <w:r>
-        <w:rPr>
-          <w:rFonts w:ascii="Times New Roman" w:eastAsia="標楷體" w:hAnsi="Times New Roman" w:cs="Times New Roman"/>
-        </w:rPr>
-        <w:t>劃分為近區、中區與遠區。近區代表距離物流中心三公里以內的區域；中區為距離三至五公里之間的區域；遠區則為距離超過五公里的區域。</w:t>
+        <w:t>店</w:t>
+      </w:r>
+      <w:proofErr w:type="gramStart"/>
+      <w:r>
+        <w:rPr>
+          <w:rFonts w:ascii="Times New Roman" w:eastAsia="標楷體" w:hAnsi="Times New Roman" w:cs="Times New Roman"/>
+        </w:rPr>
+        <w:t>舖</w:t>
+      </w:r>
+      <w:proofErr w:type="gramEnd"/>
+      <w:r>
+        <w:rPr>
+          <w:rFonts w:ascii="Times New Roman" w:eastAsia="標楷體" w:hAnsi="Times New Roman" w:cs="Times New Roman"/>
+        </w:rPr>
+        <w:t>劃分</w:t>
+      </w:r>
+      <w:proofErr w:type="gramStart"/>
+      <w:r>
+        <w:rPr>
+          <w:rFonts w:ascii="Times New Roman" w:eastAsia="標楷體" w:hAnsi="Times New Roman" w:cs="Times New Roman"/>
+        </w:rPr>
+        <w:t>為近區</w:t>
+      </w:r>
+      <w:proofErr w:type="gramEnd"/>
+      <w:r>
+        <w:rPr>
+          <w:rFonts w:ascii="Times New Roman" w:eastAsia="標楷體" w:hAnsi="Times New Roman" w:cs="Times New Roman"/>
+        </w:rPr>
+        <w:t>、中區</w:t>
+      </w:r>
+      <w:proofErr w:type="gramStart"/>
+      <w:r>
+        <w:rPr>
+          <w:rFonts w:ascii="Times New Roman" w:eastAsia="標楷體" w:hAnsi="Times New Roman" w:cs="Times New Roman"/>
+        </w:rPr>
+        <w:t>與遠區</w:t>
+      </w:r>
+      <w:proofErr w:type="gramEnd"/>
+      <w:r>
+        <w:rPr>
+          <w:rFonts w:ascii="Times New Roman" w:eastAsia="標楷體" w:hAnsi="Times New Roman" w:cs="Times New Roman"/>
+        </w:rPr>
+        <w:t>。近區代表距離物流中心三公里以內的區域；中區為距離三至五公里之間的區域；</w:t>
+      </w:r>
+      <w:proofErr w:type="gramStart"/>
+      <w:r>
+        <w:rPr>
+          <w:rFonts w:ascii="Times New Roman" w:eastAsia="標楷體" w:hAnsi="Times New Roman" w:cs="Times New Roman"/>
+        </w:rPr>
+        <w:t>遠區則</w:t>
+      </w:r>
+      <w:proofErr w:type="gramEnd"/>
+      <w:r>
+        <w:rPr>
+          <w:rFonts w:ascii="Times New Roman" w:eastAsia="標楷體" w:hAnsi="Times New Roman" w:cs="Times New Roman"/>
+        </w:rPr>
+        <w:t>為距離超過五公里的區域。</w:t>
       </w:r>
     </w:p>
     <w:p>
@@ -16684,7 +17740,23 @@
           <w:rFonts w:ascii="Times New Roman" w:eastAsia="標楷體" w:hAnsi="Times New Roman" w:cs="Times New Roman"/>
           <w:highlight w:val="yellow"/>
         </w:rPr>
-        <w:t>各指標之權重參數依據物流公司實務決策流程與營運考量設定，以反映企業在多項目標間的相對偏好。</w:t>
+        <w:t>各指標之權重參數依據物流公司實務決策流程與營運考量設定，以反映企業在多項</w:t>
+      </w:r>
+      <w:proofErr w:type="gramStart"/>
+      <w:r>
+        <w:rPr>
+          <w:rFonts w:ascii="Times New Roman" w:eastAsia="標楷體" w:hAnsi="Times New Roman" w:cs="Times New Roman"/>
+          <w:highlight w:val="yellow"/>
+        </w:rPr>
+        <w:t>目標間的相對</w:t>
+      </w:r>
+      <w:proofErr w:type="gramEnd"/>
+      <w:r>
+        <w:rPr>
+          <w:rFonts w:ascii="Times New Roman" w:eastAsia="標楷體" w:hAnsi="Times New Roman" w:cs="Times New Roman"/>
+          <w:highlight w:val="yellow"/>
+        </w:rPr>
+        <w:t>偏好。</w:t>
       </w:r>
       <w:r>
         <w:rPr>
@@ -18126,8 +19198,16 @@
         <w:rPr>
           <w:rFonts w:eastAsia="標楷體"/>
         </w:rPr>
-        <w:t>建立配送店舖</w:t>
-      </w:r>
+        <w:t>建立配送店</w:t>
+      </w:r>
+      <w:proofErr w:type="gramStart"/>
+      <w:r>
+        <w:rPr>
+          <w:rFonts w:eastAsia="標楷體"/>
+        </w:rPr>
+        <w:t>舖</w:t>
+      </w:r>
+      <w:proofErr w:type="gramEnd"/>
       <w:r>
         <w:rPr>
           <w:rFonts w:eastAsia="標楷體" w:hint="eastAsia"/>
@@ -18180,8 +19260,16 @@
         <w:rPr>
           <w:rFonts w:ascii="Times New Roman" w:eastAsia="標楷體" w:hAnsi="Times New Roman" w:cs="Times New Roman" w:hint="eastAsia"/>
         </w:rPr>
-        <w:t>店舖</w:t>
-      </w:r>
+        <w:t>店</w:t>
+      </w:r>
+      <w:proofErr w:type="gramStart"/>
+      <w:r>
+        <w:rPr>
+          <w:rFonts w:ascii="Times New Roman" w:eastAsia="標楷體" w:hAnsi="Times New Roman" w:cs="Times New Roman" w:hint="eastAsia"/>
+        </w:rPr>
+        <w:t>舖</w:t>
+      </w:r>
+      <w:proofErr w:type="gramEnd"/>
       <w:r>
         <w:rPr>
           <w:rFonts w:ascii="Times New Roman" w:eastAsia="標楷體" w:hAnsi="Times New Roman" w:cs="Times New Roman" w:hint="eastAsia"/>
@@ -18210,8 +19298,16 @@
         <w:rPr>
           <w:rFonts w:ascii="Times New Roman" w:eastAsia="標楷體" w:hAnsi="Times New Roman" w:cs="Times New Roman"/>
         </w:rPr>
-        <w:t>店舖</w:t>
-      </w:r>
+        <w:t>店</w:t>
+      </w:r>
+      <w:proofErr w:type="gramStart"/>
+      <w:r>
+        <w:rPr>
+          <w:rFonts w:ascii="Times New Roman" w:eastAsia="標楷體" w:hAnsi="Times New Roman" w:cs="Times New Roman"/>
+        </w:rPr>
+        <w:t>舖</w:t>
+      </w:r>
+      <w:proofErr w:type="gramEnd"/>
       <w:r>
         <w:rPr>
           <w:rFonts w:ascii="Times New Roman" w:eastAsia="標楷體" w:hAnsi="Times New Roman" w:cs="Times New Roman"/>
@@ -18222,8 +19318,16 @@
         <w:rPr>
           <w:rFonts w:ascii="Times New Roman" w:eastAsia="標楷體" w:hAnsi="Times New Roman" w:cs="Times New Roman"/>
         </w:rPr>
-        <w:t>店舖</w:t>
-      </w:r>
+        <w:t>店</w:t>
+      </w:r>
+      <w:proofErr w:type="gramStart"/>
+      <w:r>
+        <w:rPr>
+          <w:rFonts w:ascii="Times New Roman" w:eastAsia="標楷體" w:hAnsi="Times New Roman" w:cs="Times New Roman"/>
+        </w:rPr>
+        <w:t>舖</w:t>
+      </w:r>
+      <w:proofErr w:type="gramEnd"/>
       <w:r>
         <w:rPr>
           <w:rFonts w:ascii="Times New Roman" w:eastAsia="標楷體" w:hAnsi="Times New Roman" w:cs="Times New Roman"/>
@@ -18240,8 +19344,16 @@
         <w:rPr>
           <w:rFonts w:ascii="Times New Roman" w:eastAsia="標楷體" w:hAnsi="Times New Roman" w:cs="Times New Roman" w:hint="eastAsia"/>
         </w:rPr>
-        <w:t>店舖</w:t>
-      </w:r>
+        <w:t>店</w:t>
+      </w:r>
+      <w:proofErr w:type="gramStart"/>
+      <w:r>
+        <w:rPr>
+          <w:rFonts w:ascii="Times New Roman" w:eastAsia="標楷體" w:hAnsi="Times New Roman" w:cs="Times New Roman" w:hint="eastAsia"/>
+        </w:rPr>
+        <w:t>舖</w:t>
+      </w:r>
+      <w:proofErr w:type="gramEnd"/>
       <w:r>
         <w:rPr>
           <w:rFonts w:ascii="Times New Roman" w:eastAsia="標楷體" w:hAnsi="Times New Roman" w:cs="Times New Roman" w:hint="eastAsia"/>
@@ -18312,8 +19424,16 @@
         <w:rPr>
           <w:rFonts w:ascii="Times New Roman" w:eastAsia="標楷體" w:hAnsi="Times New Roman" w:cs="Times New Roman"/>
         </w:rPr>
-        <w:t>店舖</w:t>
-      </w:r>
+        <w:t>店</w:t>
+      </w:r>
+      <w:proofErr w:type="gramStart"/>
+      <w:r>
+        <w:rPr>
+          <w:rFonts w:ascii="Times New Roman" w:eastAsia="標楷體" w:hAnsi="Times New Roman" w:cs="Times New Roman"/>
+        </w:rPr>
+        <w:t>舖</w:t>
+      </w:r>
+      <w:proofErr w:type="gramEnd"/>
       <w:r>
         <w:rPr>
           <w:rFonts w:ascii="Times New Roman" w:eastAsia="標楷體" w:hAnsi="Times New Roman" w:cs="Times New Roman"/>
@@ -21423,14 +22543,36 @@
         <w:rPr>
           <w:rFonts w:ascii="Times New Roman" w:eastAsia="標楷體" w:hAnsi="Times New Roman" w:cs="Times New Roman" w:hint="eastAsia"/>
         </w:rPr>
-        <w:t>本研究系統的原始配送路線資料包含路網資料、滯店時間、</w:t>
-      </w:r>
-      <w:r>
-        <w:rPr>
-          <w:rFonts w:ascii="Times New Roman" w:eastAsia="標楷體" w:hAnsi="Times New Roman" w:cs="Times New Roman" w:hint="eastAsia"/>
-        </w:rPr>
-        <w:t>店舖</w:t>
-      </w:r>
+        <w:t>本研究系統的原始配送路線資料包含路網資料、</w:t>
+      </w:r>
+      <w:proofErr w:type="gramStart"/>
+      <w:r>
+        <w:rPr>
+          <w:rFonts w:ascii="Times New Roman" w:eastAsia="標楷體" w:hAnsi="Times New Roman" w:cs="Times New Roman" w:hint="eastAsia"/>
+        </w:rPr>
+        <w:t>滯店時間</w:t>
+      </w:r>
+      <w:proofErr w:type="gramEnd"/>
+      <w:r>
+        <w:rPr>
+          <w:rFonts w:ascii="Times New Roman" w:eastAsia="標楷體" w:hAnsi="Times New Roman" w:cs="Times New Roman" w:hint="eastAsia"/>
+        </w:rPr>
+        <w:t>、</w:t>
+      </w:r>
+      <w:r>
+        <w:rPr>
+          <w:rFonts w:ascii="Times New Roman" w:eastAsia="標楷體" w:hAnsi="Times New Roman" w:cs="Times New Roman" w:hint="eastAsia"/>
+        </w:rPr>
+        <w:t>店</w:t>
+      </w:r>
+      <w:proofErr w:type="gramStart"/>
+      <w:r>
+        <w:rPr>
+          <w:rFonts w:ascii="Times New Roman" w:eastAsia="標楷體" w:hAnsi="Times New Roman" w:cs="Times New Roman" w:hint="eastAsia"/>
+        </w:rPr>
+        <w:t>舖</w:t>
+      </w:r>
+      <w:proofErr w:type="gramEnd"/>
       <w:r>
         <w:rPr>
           <w:rFonts w:ascii="Times New Roman" w:eastAsia="標楷體" w:hAnsi="Times New Roman" w:cs="Times New Roman" w:hint="eastAsia"/>
@@ -21441,26 +22583,50 @@
         <w:rPr>
           <w:rFonts w:ascii="Times New Roman" w:eastAsia="標楷體" w:hAnsi="Times New Roman" w:cs="Times New Roman" w:hint="eastAsia"/>
         </w:rPr>
-        <w:t>店舖</w:t>
-      </w:r>
+        <w:t>店</w:t>
+      </w:r>
+      <w:proofErr w:type="gramStart"/>
+      <w:r>
+        <w:rPr>
+          <w:rFonts w:ascii="Times New Roman" w:eastAsia="標楷體" w:hAnsi="Times New Roman" w:cs="Times New Roman" w:hint="eastAsia"/>
+        </w:rPr>
+        <w:t>舖</w:t>
+      </w:r>
+      <w:proofErr w:type="gramEnd"/>
       <w:r>
         <w:rPr>
           <w:rFonts w:ascii="Times New Roman" w:eastAsia="標楷體" w:hAnsi="Times New Roman" w:cs="Times New Roman" w:hint="eastAsia"/>
         </w:rPr>
         <w:t>之間在不同時段的路程時間，包括依據原始地圖資料計算的路程時間及實際計算的平均行駛時間。</w:t>
       </w:r>
-      <w:r>
-        <w:rPr>
-          <w:rFonts w:ascii="Times New Roman" w:eastAsia="標楷體" w:hAnsi="Times New Roman" w:cs="Times New Roman"/>
-        </w:rPr>
-        <w:t>滯店時間表示車輛在各</w:t>
-      </w:r>
-      <w:r>
-        <w:rPr>
-          <w:rFonts w:ascii="Times New Roman" w:eastAsia="標楷體" w:hAnsi="Times New Roman" w:cs="Times New Roman"/>
-        </w:rPr>
-        <w:t>店舖</w:t>
-      </w:r>
+      <w:proofErr w:type="gramStart"/>
+      <w:r>
+        <w:rPr>
+          <w:rFonts w:ascii="Times New Roman" w:eastAsia="標楷體" w:hAnsi="Times New Roman" w:cs="Times New Roman"/>
+        </w:rPr>
+        <w:t>滯店時間</w:t>
+      </w:r>
+      <w:proofErr w:type="gramEnd"/>
+      <w:r>
+        <w:rPr>
+          <w:rFonts w:ascii="Times New Roman" w:eastAsia="標楷體" w:hAnsi="Times New Roman" w:cs="Times New Roman"/>
+        </w:rPr>
+        <w:t>表示車輛在各</w:t>
+      </w:r>
+      <w:r>
+        <w:rPr>
+          <w:rFonts w:ascii="Times New Roman" w:eastAsia="標楷體" w:hAnsi="Times New Roman" w:cs="Times New Roman"/>
+        </w:rPr>
+        <w:t>店</w:t>
+      </w:r>
+      <w:proofErr w:type="gramStart"/>
+      <w:r>
+        <w:rPr>
+          <w:rFonts w:ascii="Times New Roman" w:eastAsia="標楷體" w:hAnsi="Times New Roman" w:cs="Times New Roman"/>
+        </w:rPr>
+        <w:t>舖</w:t>
+      </w:r>
+      <w:proofErr w:type="gramEnd"/>
       <w:r>
         <w:rPr>
           <w:rFonts w:ascii="Times New Roman" w:eastAsia="標楷體" w:hAnsi="Times New Roman" w:cs="Times New Roman"/>
@@ -21477,8 +22643,16 @@
         <w:rPr>
           <w:rFonts w:ascii="Times New Roman" w:eastAsia="標楷體" w:hAnsi="Times New Roman" w:cs="Times New Roman" w:hint="eastAsia"/>
         </w:rPr>
-        <w:t>店舖</w:t>
-      </w:r>
+        <w:t>店</w:t>
+      </w:r>
+      <w:proofErr w:type="gramStart"/>
+      <w:r>
+        <w:rPr>
+          <w:rFonts w:ascii="Times New Roman" w:eastAsia="標楷體" w:hAnsi="Times New Roman" w:cs="Times New Roman" w:hint="eastAsia"/>
+        </w:rPr>
+        <w:t>舖</w:t>
+      </w:r>
+      <w:proofErr w:type="gramEnd"/>
       <w:r>
         <w:rPr>
           <w:rFonts w:ascii="Times New Roman" w:eastAsia="標楷體" w:hAnsi="Times New Roman" w:cs="Times New Roman" w:hint="eastAsia"/>
@@ -21489,8 +22663,16 @@
         <w:rPr>
           <w:rFonts w:ascii="Times New Roman" w:eastAsia="標楷體" w:hAnsi="Times New Roman" w:cs="Times New Roman" w:hint="eastAsia"/>
         </w:rPr>
-        <w:t>店舖</w:t>
-      </w:r>
+        <w:t>店</w:t>
+      </w:r>
+      <w:proofErr w:type="gramStart"/>
+      <w:r>
+        <w:rPr>
+          <w:rFonts w:ascii="Times New Roman" w:eastAsia="標楷體" w:hAnsi="Times New Roman" w:cs="Times New Roman" w:hint="eastAsia"/>
+        </w:rPr>
+        <w:t>舖</w:t>
+      </w:r>
+      <w:proofErr w:type="gramEnd"/>
       <w:r>
         <w:rPr>
           <w:rFonts w:ascii="Times New Roman" w:eastAsia="標楷體" w:hAnsi="Times New Roman" w:cs="Times New Roman" w:hint="eastAsia"/>
@@ -21501,8 +22683,16 @@
         <w:rPr>
           <w:rFonts w:ascii="Times New Roman" w:eastAsia="標楷體" w:hAnsi="Times New Roman" w:cs="Times New Roman" w:hint="eastAsia"/>
         </w:rPr>
-        <w:t>店舖</w:t>
-      </w:r>
+        <w:t>店</w:t>
+      </w:r>
+      <w:proofErr w:type="gramStart"/>
+      <w:r>
+        <w:rPr>
+          <w:rFonts w:ascii="Times New Roman" w:eastAsia="標楷體" w:hAnsi="Times New Roman" w:cs="Times New Roman" w:hint="eastAsia"/>
+        </w:rPr>
+        <w:t>舖</w:t>
+      </w:r>
+      <w:proofErr w:type="gramEnd"/>
       <w:r>
         <w:rPr>
           <w:rFonts w:ascii="Times New Roman" w:eastAsia="標楷體" w:hAnsi="Times New Roman" w:cs="Times New Roman" w:hint="eastAsia"/>
@@ -21513,8 +22703,16 @@
         <w:rPr>
           <w:rFonts w:ascii="Times New Roman" w:eastAsia="標楷體" w:hAnsi="Times New Roman" w:cs="Times New Roman" w:hint="eastAsia"/>
         </w:rPr>
-        <w:t>店舖</w:t>
-      </w:r>
+        <w:t>店</w:t>
+      </w:r>
+      <w:proofErr w:type="gramStart"/>
+      <w:r>
+        <w:rPr>
+          <w:rFonts w:ascii="Times New Roman" w:eastAsia="標楷體" w:hAnsi="Times New Roman" w:cs="Times New Roman" w:hint="eastAsia"/>
+        </w:rPr>
+        <w:t>舖</w:t>
+      </w:r>
+      <w:proofErr w:type="gramEnd"/>
       <w:r>
         <w:rPr>
           <w:rFonts w:ascii="Times New Roman" w:eastAsia="標楷體" w:hAnsi="Times New Roman" w:cs="Times New Roman" w:hint="eastAsia"/>
@@ -21525,8 +22723,16 @@
         <w:rPr>
           <w:rFonts w:ascii="Times New Roman" w:eastAsia="標楷體" w:hAnsi="Times New Roman" w:cs="Times New Roman" w:hint="eastAsia"/>
         </w:rPr>
-        <w:t>店舖</w:t>
-      </w:r>
+        <w:t>店</w:t>
+      </w:r>
+      <w:proofErr w:type="gramStart"/>
+      <w:r>
+        <w:rPr>
+          <w:rFonts w:ascii="Times New Roman" w:eastAsia="標楷體" w:hAnsi="Times New Roman" w:cs="Times New Roman" w:hint="eastAsia"/>
+        </w:rPr>
+        <w:t>舖</w:t>
+      </w:r>
+      <w:proofErr w:type="gramEnd"/>
       <w:r>
         <w:rPr>
           <w:rFonts w:ascii="Times New Roman" w:eastAsia="標楷體" w:hAnsi="Times New Roman" w:cs="Times New Roman" w:hint="eastAsia"/>
@@ -21675,8 +22881,16 @@
         <w:rPr>
           <w:rFonts w:ascii="Times New Roman" w:eastAsia="標楷體" w:hAnsi="Times New Roman" w:cs="Times New Roman"/>
         </w:rPr>
-        <w:t>店舖</w:t>
-      </w:r>
+        <w:t>店</w:t>
+      </w:r>
+      <w:proofErr w:type="gramStart"/>
+      <w:r>
+        <w:rPr>
+          <w:rFonts w:ascii="Times New Roman" w:eastAsia="標楷體" w:hAnsi="Times New Roman" w:cs="Times New Roman"/>
+        </w:rPr>
+        <w:t>舖</w:t>
+      </w:r>
+      <w:proofErr w:type="gramEnd"/>
       <w:r>
         <w:rPr>
           <w:rFonts w:ascii="Times New Roman" w:eastAsia="標楷體" w:hAnsi="Times New Roman" w:cs="Times New Roman" w:hint="eastAsia"/>
@@ -21765,8 +22979,16 @@
         <w:rPr>
           <w:rFonts w:ascii="Times New Roman" w:eastAsia="標楷體" w:hAnsi="Times New Roman" w:cs="Times New Roman" w:hint="eastAsia"/>
         </w:rPr>
-        <w:t>各車次以及其對應的店舖</w:t>
-      </w:r>
+        <w:t>各車次以及其對應的店</w:t>
+      </w:r>
+      <w:proofErr w:type="gramStart"/>
+      <w:r>
+        <w:rPr>
+          <w:rFonts w:ascii="Times New Roman" w:eastAsia="標楷體" w:hAnsi="Times New Roman" w:cs="Times New Roman" w:hint="eastAsia"/>
+        </w:rPr>
+        <w:t>舖</w:t>
+      </w:r>
+      <w:proofErr w:type="gramEnd"/>
       <w:r>
         <w:rPr>
           <w:rFonts w:ascii="Times New Roman" w:eastAsia="標楷體" w:hAnsi="Times New Roman" w:cs="Times New Roman" w:hint="eastAsia"/>
@@ -21918,20 +23140,45 @@
           <w:rFonts w:eastAsia="標楷體"/>
           <w:highlight w:val="yellow"/>
         </w:rPr>
-        <w:t>將原始配送路線資料中的路網資料、滯店時間、</w:t>
-      </w:r>
+        <w:t>將原始配送路線資料中的路網資料、</w:t>
+      </w:r>
+      <w:proofErr w:type="gramStart"/>
       <w:r>
         <w:rPr>
           <w:rFonts w:eastAsia="標楷體"/>
           <w:highlight w:val="yellow"/>
         </w:rPr>
-        <w:t>店舖</w:t>
-      </w:r>
+        <w:t>滯店時間</w:t>
+      </w:r>
+      <w:proofErr w:type="gramEnd"/>
       <w:r>
         <w:rPr>
           <w:rFonts w:eastAsia="標楷體"/>
           <w:highlight w:val="yellow"/>
         </w:rPr>
+        <w:t>、</w:t>
+      </w:r>
+      <w:r>
+        <w:rPr>
+          <w:rFonts w:eastAsia="標楷體"/>
+          <w:highlight w:val="yellow"/>
+        </w:rPr>
+        <w:t>店</w:t>
+      </w:r>
+      <w:proofErr w:type="gramStart"/>
+      <w:r>
+        <w:rPr>
+          <w:rFonts w:eastAsia="標楷體"/>
+          <w:highlight w:val="yellow"/>
+        </w:rPr>
+        <w:t>舖</w:t>
+      </w:r>
+      <w:proofErr w:type="gramEnd"/>
+      <w:r>
+        <w:rPr>
+          <w:rFonts w:eastAsia="標楷體"/>
+          <w:highlight w:val="yellow"/>
+        </w:rPr>
         <w:t>主檔以及原始路線資料</w:t>
       </w:r>
       <w:r>
@@ -22016,13 +23263,22 @@
           <w:rFonts w:eastAsia="標楷體"/>
           <w:highlight w:val="yellow"/>
         </w:rPr>
-        <w:t>店舖</w:t>
-      </w:r>
+        <w:t>店</w:t>
+      </w:r>
+      <w:proofErr w:type="gramStart"/>
       <w:r>
         <w:rPr>
           <w:rFonts w:eastAsia="標楷體"/>
           <w:highlight w:val="yellow"/>
         </w:rPr>
+        <w:t>舖</w:t>
+      </w:r>
+      <w:proofErr w:type="gramEnd"/>
+      <w:r>
+        <w:rPr>
+          <w:rFonts w:eastAsia="標楷體"/>
+          <w:highlight w:val="yellow"/>
+        </w:rPr>
         <w:t>及其對應車輛的材積量上限</w:t>
       </w:r>
       <w:r>
@@ -22037,13 +23293,22 @@
           <w:rFonts w:eastAsia="標楷體" w:hint="eastAsia"/>
           <w:highlight w:val="yellow"/>
         </w:rPr>
-        <w:t>店舖</w:t>
-      </w:r>
+        <w:t>店</w:t>
+      </w:r>
+      <w:proofErr w:type="gramStart"/>
       <w:r>
         <w:rPr>
           <w:rFonts w:eastAsia="標楷體" w:hint="eastAsia"/>
           <w:highlight w:val="yellow"/>
         </w:rPr>
+        <w:t>舖</w:t>
+      </w:r>
+      <w:proofErr w:type="gramEnd"/>
+      <w:r>
+        <w:rPr>
+          <w:rFonts w:eastAsia="標楷體" w:hint="eastAsia"/>
+          <w:highlight w:val="yellow"/>
+        </w:rPr>
         <w:t>的詳細資訊與限制</w:t>
       </w:r>
       <w:r>
@@ -22058,13 +23323,22 @@
           <w:rFonts w:eastAsia="標楷體"/>
           <w:highlight w:val="yellow"/>
         </w:rPr>
-        <w:t>店舖</w:t>
-      </w:r>
+        <w:t>店</w:t>
+      </w:r>
+      <w:proofErr w:type="gramStart"/>
       <w:r>
         <w:rPr>
           <w:rFonts w:eastAsia="標楷體"/>
           <w:highlight w:val="yellow"/>
         </w:rPr>
+        <w:t>舖</w:t>
+      </w:r>
+      <w:proofErr w:type="gramEnd"/>
+      <w:r>
+        <w:rPr>
+          <w:rFonts w:eastAsia="標楷體"/>
+          <w:highlight w:val="yellow"/>
+        </w:rPr>
         <w:t>地理位置、時間窗限制</w:t>
       </w:r>
       <w:r>
@@ -22100,14 +23374,30 @@
           <w:rFonts w:eastAsia="標楷體"/>
           <w:highlight w:val="yellow"/>
         </w:rPr>
-        <w:t>店舖</w:t>
-      </w:r>
+        <w:t>店</w:t>
+      </w:r>
+      <w:proofErr w:type="gramStart"/>
       <w:r>
         <w:rPr>
           <w:rFonts w:eastAsia="標楷體"/>
           <w:highlight w:val="yellow"/>
         </w:rPr>
-        <w:t>間的行駛時間</w:t>
+        <w:t>舖</w:t>
+      </w:r>
+      <w:r>
+        <w:rPr>
+          <w:rFonts w:eastAsia="標楷體"/>
+          <w:highlight w:val="yellow"/>
+        </w:rPr>
+        <w:t>間的</w:t>
+      </w:r>
+      <w:proofErr w:type="gramEnd"/>
+      <w:r>
+        <w:rPr>
+          <w:rFonts w:eastAsia="標楷體"/>
+          <w:highlight w:val="yellow"/>
+        </w:rPr>
+        <w:t>行駛時間</w:t>
       </w:r>
       <w:r>
         <w:rPr>
@@ -22238,7 +23528,35 @@
         <w:rPr>
           <w:rFonts w:ascii="Times New Roman" w:eastAsia="標楷體" w:hAnsi="Times New Roman" w:cs="Times New Roman"/>
         </w:rPr>
-        <w:t>路線模組功能在於透過蟻群演算法與多目標蟻群演算法進行配送路線的檢查、調整與優化。</w:t>
+        <w:t>路線模組功能在於</w:t>
+      </w:r>
+      <w:proofErr w:type="gramStart"/>
+      <w:r>
+        <w:rPr>
+          <w:rFonts w:ascii="Times New Roman" w:eastAsia="標楷體" w:hAnsi="Times New Roman" w:cs="Times New Roman"/>
+        </w:rPr>
+        <w:t>透過蟻群演算法</w:t>
+      </w:r>
+      <w:proofErr w:type="gramEnd"/>
+      <w:r>
+        <w:rPr>
+          <w:rFonts w:ascii="Times New Roman" w:eastAsia="標楷體" w:hAnsi="Times New Roman" w:cs="Times New Roman"/>
+        </w:rPr>
+        <w:t>與</w:t>
+      </w:r>
+      <w:proofErr w:type="gramStart"/>
+      <w:r>
+        <w:rPr>
+          <w:rFonts w:ascii="Times New Roman" w:eastAsia="標楷體" w:hAnsi="Times New Roman" w:cs="Times New Roman"/>
+        </w:rPr>
+        <w:t>多目標蟻群演算法</w:t>
+      </w:r>
+      <w:proofErr w:type="gramEnd"/>
+      <w:r>
+        <w:rPr>
+          <w:rFonts w:ascii="Times New Roman" w:eastAsia="標楷體" w:hAnsi="Times New Roman" w:cs="Times New Roman"/>
+        </w:rPr>
+        <w:t>進行配送路線的檢查、調整與優化。</w:t>
       </w:r>
       <w:r>
         <w:rPr>
@@ -22256,8 +23574,16 @@
         <w:rPr>
           <w:rFonts w:ascii="Times New Roman" w:eastAsia="標楷體" w:hAnsi="Times New Roman" w:cs="Times New Roman"/>
         </w:rPr>
-        <w:t>店舖</w:t>
-      </w:r>
+        <w:t>店</w:t>
+      </w:r>
+      <w:proofErr w:type="gramStart"/>
+      <w:r>
+        <w:rPr>
+          <w:rFonts w:ascii="Times New Roman" w:eastAsia="標楷體" w:hAnsi="Times New Roman" w:cs="Times New Roman"/>
+        </w:rPr>
+        <w:t>舖</w:t>
+      </w:r>
+      <w:proofErr w:type="gramEnd"/>
       <w:r>
         <w:rPr>
           <w:rFonts w:ascii="Times New Roman" w:eastAsia="標楷體" w:hAnsi="Times New Roman" w:cs="Times New Roman"/>
@@ -22274,8 +23600,16 @@
         <w:rPr>
           <w:rFonts w:ascii="Times New Roman" w:eastAsia="標楷體" w:hAnsi="Times New Roman" w:cs="Times New Roman"/>
         </w:rPr>
-        <w:t>店舖</w:t>
-      </w:r>
+        <w:t>店</w:t>
+      </w:r>
+      <w:proofErr w:type="gramStart"/>
+      <w:r>
+        <w:rPr>
+          <w:rFonts w:ascii="Times New Roman" w:eastAsia="標楷體" w:hAnsi="Times New Roman" w:cs="Times New Roman"/>
+        </w:rPr>
+        <w:t>舖</w:t>
+      </w:r>
+      <w:proofErr w:type="gramEnd"/>
       <w:r>
         <w:rPr>
           <w:rFonts w:ascii="Times New Roman" w:eastAsia="標楷體" w:hAnsi="Times New Roman" w:cs="Times New Roman"/>
@@ -22298,8 +23632,16 @@
         <w:rPr>
           <w:rFonts w:ascii="Times New Roman" w:eastAsia="標楷體" w:hAnsi="Times New Roman" w:cs="Times New Roman" w:hint="eastAsia"/>
         </w:rPr>
-        <w:t>店舖</w:t>
-      </w:r>
+        <w:t>店</w:t>
+      </w:r>
+      <w:proofErr w:type="gramStart"/>
+      <w:r>
+        <w:rPr>
+          <w:rFonts w:ascii="Times New Roman" w:eastAsia="標楷體" w:hAnsi="Times New Roman" w:cs="Times New Roman" w:hint="eastAsia"/>
+        </w:rPr>
+        <w:t>舖</w:t>
+      </w:r>
+      <w:proofErr w:type="gramEnd"/>
       <w:r>
         <w:rPr>
           <w:rFonts w:ascii="Times New Roman" w:eastAsia="標楷體" w:hAnsi="Times New Roman" w:cs="Times New Roman" w:hint="eastAsia"/>
@@ -22316,8 +23658,16 @@
         <w:rPr>
           <w:rFonts w:ascii="Times New Roman" w:eastAsia="標楷體" w:hAnsi="Times New Roman" w:cs="Times New Roman" w:hint="eastAsia"/>
         </w:rPr>
-        <w:t>店舖</w:t>
-      </w:r>
+        <w:t>店</w:t>
+      </w:r>
+      <w:proofErr w:type="gramStart"/>
+      <w:r>
+        <w:rPr>
+          <w:rFonts w:ascii="Times New Roman" w:eastAsia="標楷體" w:hAnsi="Times New Roman" w:cs="Times New Roman" w:hint="eastAsia"/>
+        </w:rPr>
+        <w:t>舖</w:t>
+      </w:r>
+      <w:proofErr w:type="gramEnd"/>
       <w:r>
         <w:rPr>
           <w:rFonts w:ascii="Times New Roman" w:eastAsia="標楷體" w:hAnsi="Times New Roman" w:cs="Times New Roman" w:hint="eastAsia"/>
@@ -22389,8 +23739,20 @@
           <w:sz w:val="28"/>
           <w:szCs w:val="28"/>
         </w:rPr>
-        <w:t>店舖</w:t>
-      </w:r>
+        <w:t>店</w:t>
+      </w:r>
+      <w:proofErr w:type="gramStart"/>
+      <w:r>
+        <w:rPr>
+          <w:rFonts w:ascii="Times New Roman" w:eastAsia="標楷體" w:hAnsi="Times New Roman" w:cs="Times New Roman" w:hint="eastAsia"/>
+          <w:b/>
+          <w:bCs/>
+          <w:sz w:val="28"/>
+          <w:szCs w:val="28"/>
+        </w:rPr>
+        <w:t>舖</w:t>
+      </w:r>
+      <w:proofErr w:type="gramEnd"/>
       <w:r>
         <w:rPr>
           <w:rFonts w:ascii="Times New Roman" w:eastAsia="標楷體" w:hAnsi="Times New Roman" w:cs="Times New Roman" w:hint="eastAsia"/>
@@ -22480,8 +23842,16 @@
         <w:rPr>
           <w:rFonts w:ascii="Times New Roman" w:eastAsia="標楷體" w:hAnsi="Times New Roman" w:cs="Times New Roman"/>
         </w:rPr>
-        <w:t>店舖</w:t>
-      </w:r>
+        <w:t>店</w:t>
+      </w:r>
+      <w:proofErr w:type="gramStart"/>
+      <w:r>
+        <w:rPr>
+          <w:rFonts w:ascii="Times New Roman" w:eastAsia="標楷體" w:hAnsi="Times New Roman" w:cs="Times New Roman"/>
+        </w:rPr>
+        <w:t>舖</w:t>
+      </w:r>
+      <w:proofErr w:type="gramEnd"/>
       <w:r>
         <w:rPr>
           <w:rFonts w:ascii="Times New Roman" w:eastAsia="標楷體" w:hAnsi="Times New Roman" w:cs="Times New Roman" w:hint="eastAsia"/>
@@ -22528,7 +23898,21 @@
         <w:rPr>
           <w:rFonts w:ascii="Times New Roman" w:eastAsia="標楷體" w:hAnsi="Times New Roman" w:cs="Times New Roman" w:hint="eastAsia"/>
         </w:rPr>
-        <w:t>則該路線需透過基因演算法進行店舖抽取。基因演算法</w:t>
+        <w:t>則該路線需透過基因演算法進行店</w:t>
+      </w:r>
+      <w:proofErr w:type="gramStart"/>
+      <w:r>
+        <w:rPr>
+          <w:rFonts w:ascii="Times New Roman" w:eastAsia="標楷體" w:hAnsi="Times New Roman" w:cs="Times New Roman" w:hint="eastAsia"/>
+        </w:rPr>
+        <w:t>舖</w:t>
+      </w:r>
+      <w:proofErr w:type="gramEnd"/>
+      <w:r>
+        <w:rPr>
+          <w:rFonts w:ascii="Times New Roman" w:eastAsia="標楷體" w:hAnsi="Times New Roman" w:cs="Times New Roman" w:hint="eastAsia"/>
+        </w:rPr>
+        <w:t>抽取。基因演算法</w:t>
       </w:r>
       <w:r>
         <w:rPr>
@@ -22546,7 +23930,21 @@
         <w:rPr>
           <w:rFonts w:ascii="Times New Roman" w:eastAsia="標楷體" w:hAnsi="Times New Roman" w:cs="Times New Roman" w:hint="eastAsia"/>
         </w:rPr>
-        <w:t>，再根據適配度選擇個體做為父代，接著以路線為單位進行交配並進行基因突變</w:t>
+        <w:t>，再根據</w:t>
+      </w:r>
+      <w:proofErr w:type="gramStart"/>
+      <w:r>
+        <w:rPr>
+          <w:rFonts w:ascii="Times New Roman" w:eastAsia="標楷體" w:hAnsi="Times New Roman" w:cs="Times New Roman" w:hint="eastAsia"/>
+        </w:rPr>
+        <w:t>適配度選擇</w:t>
+      </w:r>
+      <w:proofErr w:type="gramEnd"/>
+      <w:r>
+        <w:rPr>
+          <w:rFonts w:ascii="Times New Roman" w:eastAsia="標楷體" w:hAnsi="Times New Roman" w:cs="Times New Roman" w:hint="eastAsia"/>
+        </w:rPr>
+        <w:t>個體做為父代，接著以路線為單位進行交配並進行基因突變</w:t>
       </w:r>
       <w:r>
         <w:rPr>
@@ -22570,8 +23968,16 @@
         <w:rPr>
           <w:rFonts w:ascii="Times New Roman" w:eastAsia="標楷體" w:hAnsi="Times New Roman" w:cs="Times New Roman"/>
         </w:rPr>
-        <w:t>店舖</w:t>
-      </w:r>
+        <w:t>店</w:t>
+      </w:r>
+      <w:proofErr w:type="gramStart"/>
+      <w:r>
+        <w:rPr>
+          <w:rFonts w:ascii="Times New Roman" w:eastAsia="標楷體" w:hAnsi="Times New Roman" w:cs="Times New Roman"/>
+        </w:rPr>
+        <w:t>舖</w:t>
+      </w:r>
+      <w:proofErr w:type="gramEnd"/>
       <w:r>
         <w:rPr>
           <w:rFonts w:ascii="Times New Roman" w:eastAsia="標楷體" w:hAnsi="Times New Roman" w:cs="Times New Roman" w:hint="eastAsia"/>
@@ -22624,7 +24030,21 @@
         <w:rPr>
           <w:rFonts w:ascii="Times New Roman" w:eastAsia="標楷體" w:hAnsi="Times New Roman" w:cs="Times New Roman" w:hint="eastAsia"/>
         </w:rPr>
-        <w:t>以二進制向量表示的店舖在路線上的抽取結果</w:t>
+        <w:t>以二進制向量表示的店</w:t>
+      </w:r>
+      <w:proofErr w:type="gramStart"/>
+      <w:r>
+        <w:rPr>
+          <w:rFonts w:ascii="Times New Roman" w:eastAsia="標楷體" w:hAnsi="Times New Roman" w:cs="Times New Roman" w:hint="eastAsia"/>
+        </w:rPr>
+        <w:t>舖</w:t>
+      </w:r>
+      <w:proofErr w:type="gramEnd"/>
+      <w:r>
+        <w:rPr>
+          <w:rFonts w:ascii="Times New Roman" w:eastAsia="標楷體" w:hAnsi="Times New Roman" w:cs="Times New Roman" w:hint="eastAsia"/>
+        </w:rPr>
+        <w:t>在路線上的抽取結果</w:t>
       </w:r>
       <w:r>
         <w:rPr>
@@ -22690,7 +24110,21 @@
         <w:rPr>
           <w:rFonts w:ascii="Times New Roman" w:eastAsia="標楷體" w:hAnsi="Times New Roman" w:cs="Times New Roman" w:hint="eastAsia"/>
         </w:rPr>
-        <w:t>該值透過後續候選店舖再分配與支援線規劃結果評估</w:t>
+        <w:t>該值透過後續候選店</w:t>
+      </w:r>
+      <w:proofErr w:type="gramStart"/>
+      <w:r>
+        <w:rPr>
+          <w:rFonts w:ascii="Times New Roman" w:eastAsia="標楷體" w:hAnsi="Times New Roman" w:cs="Times New Roman" w:hint="eastAsia"/>
+        </w:rPr>
+        <w:t>舖</w:t>
+      </w:r>
+      <w:proofErr w:type="gramEnd"/>
+      <w:r>
+        <w:rPr>
+          <w:rFonts w:ascii="Times New Roman" w:eastAsia="標楷體" w:hAnsi="Times New Roman" w:cs="Times New Roman" w:hint="eastAsia"/>
+        </w:rPr>
+        <w:t>再分配與支援線規劃結果評估</w:t>
       </w:r>
       <w:r>
         <w:rPr>
@@ -23613,8 +25047,20 @@
           <w:sz w:val="28"/>
           <w:szCs w:val="28"/>
         </w:rPr>
-        <w:t>店舖</w:t>
-      </w:r>
+        <w:t>店</w:t>
+      </w:r>
+      <w:proofErr w:type="gramStart"/>
+      <w:r>
+        <w:rPr>
+          <w:rFonts w:ascii="Times New Roman" w:eastAsia="標楷體" w:hAnsi="Times New Roman" w:cs="Times New Roman" w:hint="eastAsia"/>
+          <w:b/>
+          <w:bCs/>
+          <w:sz w:val="28"/>
+          <w:szCs w:val="28"/>
+        </w:rPr>
+        <w:t>舖</w:t>
+      </w:r>
+      <w:proofErr w:type="gramEnd"/>
       <w:r>
         <w:rPr>
           <w:rFonts w:ascii="Times New Roman" w:eastAsia="標楷體" w:hAnsi="Times New Roman" w:cs="Times New Roman" w:hint="eastAsia"/>
@@ -23706,8 +25152,16 @@
         <w:rPr>
           <w:rFonts w:ascii="Times New Roman" w:eastAsia="標楷體" w:hAnsi="Times New Roman" w:cs="Times New Roman"/>
         </w:rPr>
-        <w:t>店舖</w:t>
-      </w:r>
+        <w:t>店</w:t>
+      </w:r>
+      <w:proofErr w:type="gramStart"/>
+      <w:r>
+        <w:rPr>
+          <w:rFonts w:ascii="Times New Roman" w:eastAsia="標楷體" w:hAnsi="Times New Roman" w:cs="Times New Roman"/>
+        </w:rPr>
+        <w:t>舖</w:t>
+      </w:r>
+      <w:proofErr w:type="gramEnd"/>
       <w:r>
         <w:rPr>
           <w:rFonts w:ascii="Times New Roman" w:eastAsia="標楷體" w:hAnsi="Times New Roman" w:cs="Times New Roman"/>
@@ -23724,8 +25178,16 @@
         <w:rPr>
           <w:rFonts w:ascii="Times New Roman" w:eastAsia="標楷體" w:hAnsi="Times New Roman" w:cs="Times New Roman"/>
         </w:rPr>
-        <w:t>店舖</w:t>
-      </w:r>
+        <w:t>店</w:t>
+      </w:r>
+      <w:proofErr w:type="gramStart"/>
+      <w:r>
+        <w:rPr>
+          <w:rFonts w:ascii="Times New Roman" w:eastAsia="標楷體" w:hAnsi="Times New Roman" w:cs="Times New Roman"/>
+        </w:rPr>
+        <w:t>舖</w:t>
+      </w:r>
+      <w:proofErr w:type="gramEnd"/>
       <w:r>
         <w:rPr>
           <w:rFonts w:ascii="Times New Roman" w:eastAsia="標楷體" w:hAnsi="Times New Roman" w:cs="Times New Roman"/>
@@ -23736,13 +25198,35 @@
         <w:rPr>
           <w:rFonts w:ascii="Times New Roman" w:eastAsia="標楷體" w:hAnsi="Times New Roman" w:cs="Times New Roman"/>
         </w:rPr>
-        <w:t>店舖</w:t>
-      </w:r>
-      <w:r>
-        <w:rPr>
-          <w:rFonts w:ascii="Times New Roman" w:eastAsia="標楷體" w:hAnsi="Times New Roman" w:cs="Times New Roman"/>
-        </w:rPr>
-        <w:t>重新指派至尚有剩餘</w:t>
+        <w:t>店</w:t>
+      </w:r>
+      <w:proofErr w:type="gramStart"/>
+      <w:r>
+        <w:rPr>
+          <w:rFonts w:ascii="Times New Roman" w:eastAsia="標楷體" w:hAnsi="Times New Roman" w:cs="Times New Roman"/>
+        </w:rPr>
+        <w:t>舖</w:t>
+      </w:r>
+      <w:proofErr w:type="gramEnd"/>
+      <w:r>
+        <w:rPr>
+          <w:rFonts w:ascii="Times New Roman" w:eastAsia="標楷體" w:hAnsi="Times New Roman" w:cs="Times New Roman"/>
+        </w:rPr>
+        <w:t>重新</w:t>
+      </w:r>
+      <w:proofErr w:type="gramStart"/>
+      <w:r>
+        <w:rPr>
+          <w:rFonts w:ascii="Times New Roman" w:eastAsia="標楷體" w:hAnsi="Times New Roman" w:cs="Times New Roman"/>
+        </w:rPr>
+        <w:t>指派至尚有</w:t>
+      </w:r>
+      <w:proofErr w:type="gramEnd"/>
+      <w:r>
+        <w:rPr>
+          <w:rFonts w:ascii="Times New Roman" w:eastAsia="標楷體" w:hAnsi="Times New Roman" w:cs="Times New Roman"/>
+        </w:rPr>
+        <w:t>剩餘</w:t>
       </w:r>
       <w:r>
         <w:rPr>
@@ -23790,8 +25274,16 @@
         <w:rPr>
           <w:rFonts w:ascii="Times New Roman" w:eastAsia="標楷體" w:hAnsi="Times New Roman" w:cs="Times New Roman" w:hint="eastAsia"/>
         </w:rPr>
-        <w:t>店舖</w:t>
-      </w:r>
+        <w:t>店</w:t>
+      </w:r>
+      <w:proofErr w:type="gramStart"/>
+      <w:r>
+        <w:rPr>
+          <w:rFonts w:ascii="Times New Roman" w:eastAsia="標楷體" w:hAnsi="Times New Roman" w:cs="Times New Roman" w:hint="eastAsia"/>
+        </w:rPr>
+        <w:t>舖</w:t>
+      </w:r>
+      <w:proofErr w:type="gramEnd"/>
       <w:r>
         <w:rPr>
           <w:rFonts w:ascii="Times New Roman" w:eastAsia="標楷體" w:hAnsi="Times New Roman" w:cs="Times New Roman"/>
@@ -23838,8 +25330,16 @@
         <w:rPr>
           <w:rFonts w:ascii="Times New Roman" w:eastAsia="標楷體" w:hAnsi="Times New Roman" w:cs="Times New Roman" w:hint="eastAsia"/>
         </w:rPr>
-        <w:t>店舖</w:t>
-      </w:r>
+        <w:t>店</w:t>
+      </w:r>
+      <w:proofErr w:type="gramStart"/>
+      <w:r>
+        <w:rPr>
+          <w:rFonts w:ascii="Times New Roman" w:eastAsia="標楷體" w:hAnsi="Times New Roman" w:cs="Times New Roman" w:hint="eastAsia"/>
+        </w:rPr>
+        <w:t>舖</w:t>
+      </w:r>
+      <w:proofErr w:type="gramEnd"/>
       <w:r>
         <w:rPr>
           <w:rFonts w:ascii="Times New Roman" w:eastAsia="標楷體" w:hAnsi="Times New Roman" w:cs="Times New Roman"/>
@@ -23862,8 +25362,16 @@
         <w:rPr>
           <w:rFonts w:ascii="Times New Roman" w:eastAsia="標楷體" w:hAnsi="Times New Roman" w:cs="Times New Roman" w:hint="eastAsia"/>
         </w:rPr>
-        <w:t>載上限，時間窗則透過</w:t>
-      </w:r>
+        <w:t>載上限，</w:t>
+      </w:r>
+      <w:proofErr w:type="gramStart"/>
+      <w:r>
+        <w:rPr>
+          <w:rFonts w:ascii="Times New Roman" w:eastAsia="標楷體" w:hAnsi="Times New Roman" w:cs="Times New Roman" w:hint="eastAsia"/>
+        </w:rPr>
+        <w:t>時間窗則透過</w:t>
+      </w:r>
+      <w:proofErr w:type="gramEnd"/>
       <w:r>
         <w:rPr>
           <w:rFonts w:ascii="Times New Roman" w:eastAsia="標楷體" w:hAnsi="Times New Roman" w:cs="Times New Roman" w:hint="eastAsia"/>
@@ -23898,7 +25406,21 @@
         <w:rPr>
           <w:rFonts w:ascii="Times New Roman" w:eastAsia="標楷體" w:hAnsi="Times New Roman" w:cs="Times New Roman"/>
         </w:rPr>
-        <w:t>若能在不違反限制的前提下完成分配，則候選店舖可重新回</w:t>
+        <w:t>若能在不違反限制的前提下完成分配，則候選店</w:t>
+      </w:r>
+      <w:proofErr w:type="gramStart"/>
+      <w:r>
+        <w:rPr>
+          <w:rFonts w:ascii="Times New Roman" w:eastAsia="標楷體" w:hAnsi="Times New Roman" w:cs="Times New Roman"/>
+        </w:rPr>
+        <w:t>舖</w:t>
+      </w:r>
+      <w:proofErr w:type="gramEnd"/>
+      <w:r>
+        <w:rPr>
+          <w:rFonts w:ascii="Times New Roman" w:eastAsia="標楷體" w:hAnsi="Times New Roman" w:cs="Times New Roman"/>
+        </w:rPr>
+        <w:t>可重新回</w:t>
       </w:r>
       <w:r>
         <w:rPr>
@@ -23982,7 +25504,21 @@
         <w:rPr>
           <w:rFonts w:ascii="Times New Roman" w:eastAsia="標楷體" w:hAnsi="Times New Roman" w:cs="Times New Roman"/>
         </w:rPr>
-        <w:t>總路線時長限制，計算路線的行駛總時間與所有店舖的服務時間總和，並</w:t>
+        <w:t>總路線時長限制，計算路線的行駛總時間與所有店</w:t>
+      </w:r>
+      <w:proofErr w:type="gramStart"/>
+      <w:r>
+        <w:rPr>
+          <w:rFonts w:ascii="Times New Roman" w:eastAsia="標楷體" w:hAnsi="Times New Roman" w:cs="Times New Roman"/>
+        </w:rPr>
+        <w:t>舖</w:t>
+      </w:r>
+      <w:proofErr w:type="gramEnd"/>
+      <w:r>
+        <w:rPr>
+          <w:rFonts w:ascii="Times New Roman" w:eastAsia="標楷體" w:hAnsi="Times New Roman" w:cs="Times New Roman"/>
+        </w:rPr>
+        <w:t>的服務時間總和，並</w:t>
       </w:r>
       <w:r>
         <w:rPr>
@@ -24067,8 +25603,16 @@
         <w:rPr>
           <w:rFonts w:ascii="Times New Roman" w:eastAsia="標楷體" w:hAnsi="Times New Roman" w:cs="Times New Roman" w:hint="eastAsia"/>
         </w:rPr>
-        <w:t>店舖</w:t>
-      </w:r>
+        <w:t>店</w:t>
+      </w:r>
+      <w:proofErr w:type="gramStart"/>
+      <w:r>
+        <w:rPr>
+          <w:rFonts w:ascii="Times New Roman" w:eastAsia="標楷體" w:hAnsi="Times New Roman" w:cs="Times New Roman" w:hint="eastAsia"/>
+        </w:rPr>
+        <w:t>舖</w:t>
+      </w:r>
+      <w:proofErr w:type="gramEnd"/>
       <w:r>
         <w:rPr>
           <w:rFonts w:ascii="Times New Roman" w:eastAsia="標楷體" w:hAnsi="Times New Roman" w:cs="Times New Roman"/>
@@ -24085,7 +25629,35 @@
         <w:rPr>
           <w:rFonts w:ascii="Times New Roman" w:eastAsia="標楷體" w:hAnsi="Times New Roman" w:cs="Times New Roman"/>
         </w:rPr>
-        <w:t>店舖的服務後，經過兩點間的行駛時間才抵達下一節點。式</w:t>
+        <w:t>店</w:t>
+      </w:r>
+      <w:proofErr w:type="gramStart"/>
+      <w:r>
+        <w:rPr>
+          <w:rFonts w:ascii="Times New Roman" w:eastAsia="標楷體" w:hAnsi="Times New Roman" w:cs="Times New Roman"/>
+        </w:rPr>
+        <w:t>舖</w:t>
+      </w:r>
+      <w:proofErr w:type="gramEnd"/>
+      <w:r>
+        <w:rPr>
+          <w:rFonts w:ascii="Times New Roman" w:eastAsia="標楷體" w:hAnsi="Times New Roman" w:cs="Times New Roman"/>
+        </w:rPr>
+        <w:t>的服務後，經過</w:t>
+      </w:r>
+      <w:proofErr w:type="gramStart"/>
+      <w:r>
+        <w:rPr>
+          <w:rFonts w:ascii="Times New Roman" w:eastAsia="標楷體" w:hAnsi="Times New Roman" w:cs="Times New Roman"/>
+        </w:rPr>
+        <w:t>兩點間的行駛</w:t>
+      </w:r>
+      <w:proofErr w:type="gramEnd"/>
+      <w:r>
+        <w:rPr>
+          <w:rFonts w:ascii="Times New Roman" w:eastAsia="標楷體" w:hAnsi="Times New Roman" w:cs="Times New Roman"/>
+        </w:rPr>
+        <w:t>時間才抵達下一節點。式</w:t>
       </w:r>
       <w:r>
         <w:rPr>
@@ -24109,7 +25681,21 @@
         <w:rPr>
           <w:rFonts w:ascii="Times New Roman" w:eastAsia="標楷體" w:hAnsi="Times New Roman" w:cs="Times New Roman"/>
         </w:rPr>
-        <w:t>每家店舖的到達時間必須落在允許的服務時間範圍內，本研究設定為表定時間的</w:t>
+        <w:t>每家店</w:t>
+      </w:r>
+      <w:proofErr w:type="gramStart"/>
+      <w:r>
+        <w:rPr>
+          <w:rFonts w:ascii="Times New Roman" w:eastAsia="標楷體" w:hAnsi="Times New Roman" w:cs="Times New Roman"/>
+        </w:rPr>
+        <w:t>舖</w:t>
+      </w:r>
+      <w:proofErr w:type="gramEnd"/>
+      <w:r>
+        <w:rPr>
+          <w:rFonts w:ascii="Times New Roman" w:eastAsia="標楷體" w:hAnsi="Times New Roman" w:cs="Times New Roman"/>
+        </w:rPr>
+        <w:t>的到達時間必須落在允許的服務時間範圍內，本研究設定為表定時間的</w:t>
       </w:r>
       <w:r>
         <w:rPr>
@@ -25219,8 +26805,16 @@
         <w:rPr>
           <w:rFonts w:ascii="Times New Roman" w:eastAsia="標楷體" w:hAnsi="Times New Roman" w:cs="Times New Roman"/>
         </w:rPr>
-        <w:t>店舖</w:t>
-      </w:r>
+        <w:t>店</w:t>
+      </w:r>
+      <w:proofErr w:type="gramStart"/>
+      <w:r>
+        <w:rPr>
+          <w:rFonts w:ascii="Times New Roman" w:eastAsia="標楷體" w:hAnsi="Times New Roman" w:cs="Times New Roman"/>
+        </w:rPr>
+        <w:t>舖</w:t>
+      </w:r>
+      <w:proofErr w:type="gramEnd"/>
       <w:r>
         <w:rPr>
           <w:rFonts w:ascii="Times New Roman" w:eastAsia="標楷體" w:hAnsi="Times New Roman" w:cs="Times New Roman"/>
@@ -25279,13 +26873,49 @@
         <w:rPr>
           <w:rFonts w:ascii="Times New Roman" w:eastAsia="標楷體" w:hAnsi="Times New Roman" w:cs="Times New Roman"/>
         </w:rPr>
-        <w:t>店舖</w:t>
-      </w:r>
-      <w:r>
-        <w:rPr>
-          <w:rFonts w:ascii="Times New Roman" w:eastAsia="標楷體" w:hAnsi="Times New Roman" w:cs="Times New Roman"/>
-        </w:rPr>
-        <w:t>與物流中心的地理位置，將路線劃分為近區、中區與遠區，以減少跨區配送帶來的效率</w:t>
+        <w:t>店</w:t>
+      </w:r>
+      <w:proofErr w:type="gramStart"/>
+      <w:r>
+        <w:rPr>
+          <w:rFonts w:ascii="Times New Roman" w:eastAsia="標楷體" w:hAnsi="Times New Roman" w:cs="Times New Roman"/>
+        </w:rPr>
+        <w:t>舖</w:t>
+      </w:r>
+      <w:proofErr w:type="gramEnd"/>
+      <w:r>
+        <w:rPr>
+          <w:rFonts w:ascii="Times New Roman" w:eastAsia="標楷體" w:hAnsi="Times New Roman" w:cs="Times New Roman"/>
+        </w:rPr>
+        <w:t>與物流中心的地理位置，將路線劃分</w:t>
+      </w:r>
+      <w:proofErr w:type="gramStart"/>
+      <w:r>
+        <w:rPr>
+          <w:rFonts w:ascii="Times New Roman" w:eastAsia="標楷體" w:hAnsi="Times New Roman" w:cs="Times New Roman"/>
+        </w:rPr>
+        <w:t>為近區</w:t>
+      </w:r>
+      <w:proofErr w:type="gramEnd"/>
+      <w:r>
+        <w:rPr>
+          <w:rFonts w:ascii="Times New Roman" w:eastAsia="標楷體" w:hAnsi="Times New Roman" w:cs="Times New Roman"/>
+        </w:rPr>
+        <w:t>、中區</w:t>
+      </w:r>
+      <w:proofErr w:type="gramStart"/>
+      <w:r>
+        <w:rPr>
+          <w:rFonts w:ascii="Times New Roman" w:eastAsia="標楷體" w:hAnsi="Times New Roman" w:cs="Times New Roman"/>
+        </w:rPr>
+        <w:t>與遠區</w:t>
+      </w:r>
+      <w:proofErr w:type="gramEnd"/>
+      <w:r>
+        <w:rPr>
+          <w:rFonts w:ascii="Times New Roman" w:eastAsia="標楷體" w:hAnsi="Times New Roman" w:cs="Times New Roman"/>
+        </w:rPr>
+        <w:t>，以減少跨區配送帶來的效率</w:t>
       </w:r>
       <w:r>
         <w:rPr>
@@ -25297,7 +26927,35 @@
         <w:rPr>
           <w:rFonts w:ascii="Times New Roman" w:eastAsia="標楷體" w:hAnsi="Times New Roman" w:cs="Times New Roman"/>
         </w:rPr>
-        <w:t>。此外，所有生成的支援線均需遵守五小時以內的行駛時間限</w:t>
+        <w:t>。</w:t>
+      </w:r>
+      <w:proofErr w:type="gramStart"/>
+      <w:r>
+        <w:rPr>
+          <w:rFonts w:ascii="Times New Roman" w:eastAsia="標楷體" w:hAnsi="Times New Roman" w:cs="Times New Roman"/>
+        </w:rPr>
+        <w:t>此外，</w:t>
+      </w:r>
+      <w:proofErr w:type="gramEnd"/>
+      <w:r>
+        <w:rPr>
+          <w:rFonts w:ascii="Times New Roman" w:eastAsia="標楷體" w:hAnsi="Times New Roman" w:cs="Times New Roman"/>
+        </w:rPr>
+        <w:t>所有生成的支援</w:t>
+      </w:r>
+      <w:proofErr w:type="gramStart"/>
+      <w:r>
+        <w:rPr>
+          <w:rFonts w:ascii="Times New Roman" w:eastAsia="標楷體" w:hAnsi="Times New Roman" w:cs="Times New Roman"/>
+        </w:rPr>
+        <w:t>線均需遵守</w:t>
+      </w:r>
+      <w:proofErr w:type="gramEnd"/>
+      <w:r>
+        <w:rPr>
+          <w:rFonts w:ascii="Times New Roman" w:eastAsia="標楷體" w:hAnsi="Times New Roman" w:cs="Times New Roman"/>
+        </w:rPr>
+        <w:t>五小時以內的行駛時間限</w:t>
       </w:r>
       <w:r>
         <w:rPr>
@@ -25345,7 +27003,21 @@
         <w:rPr>
           <w:rFonts w:ascii="Times New Roman" w:eastAsia="標楷體" w:hAnsi="Times New Roman" w:cs="Times New Roman" w:hint="eastAsia"/>
         </w:rPr>
-        <w:t>店舖的預定到達時間，</w:t>
+        <w:t>店</w:t>
+      </w:r>
+      <w:proofErr w:type="gramStart"/>
+      <w:r>
+        <w:rPr>
+          <w:rFonts w:ascii="Times New Roman" w:eastAsia="標楷體" w:hAnsi="Times New Roman" w:cs="Times New Roman" w:hint="eastAsia"/>
+        </w:rPr>
+        <w:t>舖</w:t>
+      </w:r>
+      <w:proofErr w:type="gramEnd"/>
+      <w:r>
+        <w:rPr>
+          <w:rFonts w:ascii="Times New Roman" w:eastAsia="標楷體" w:hAnsi="Times New Roman" w:cs="Times New Roman" w:hint="eastAsia"/>
+        </w:rPr>
+        <w:t>的預定到達時間，</w:t>
       </w:r>
       <w:r>
         <w:rPr>
@@ -25363,8 +27035,16 @@
         <w:rPr>
           <w:rFonts w:ascii="Times New Roman" w:eastAsia="標楷體" w:hAnsi="Times New Roman" w:cs="Times New Roman"/>
         </w:rPr>
-        <w:t>店舖</w:t>
-      </w:r>
+        <w:t>店</w:t>
+      </w:r>
+      <w:proofErr w:type="gramStart"/>
+      <w:r>
+        <w:rPr>
+          <w:rFonts w:ascii="Times New Roman" w:eastAsia="標楷體" w:hAnsi="Times New Roman" w:cs="Times New Roman"/>
+        </w:rPr>
+        <w:t>舖</w:t>
+      </w:r>
+      <w:proofErr w:type="gramEnd"/>
       <w:r>
         <w:rPr>
           <w:rFonts w:ascii="Times New Roman" w:eastAsia="標楷體" w:hAnsi="Times New Roman" w:cs="Times New Roman"/>
@@ -25447,7 +27127,21 @@
         <w:rPr>
           <w:rFonts w:ascii="Times New Roman" w:eastAsia="標楷體" w:hAnsi="Times New Roman" w:cs="Times New Roman"/>
         </w:rPr>
-        <w:t>總路線時長限制，計算路線的行駛總時間與所有店舖的服務時間總和，並要求該總時長不得超過最大允許值，</w:t>
+        <w:t>總路線時長限制，計算路線的行駛總時間與所有店</w:t>
+      </w:r>
+      <w:proofErr w:type="gramStart"/>
+      <w:r>
+        <w:rPr>
+          <w:rFonts w:ascii="Times New Roman" w:eastAsia="標楷體" w:hAnsi="Times New Roman" w:cs="Times New Roman"/>
+        </w:rPr>
+        <w:t>舖</w:t>
+      </w:r>
+      <w:proofErr w:type="gramEnd"/>
+      <w:r>
+        <w:rPr>
+          <w:rFonts w:ascii="Times New Roman" w:eastAsia="標楷體" w:hAnsi="Times New Roman" w:cs="Times New Roman"/>
+        </w:rPr>
+        <w:t>的服務時間總和，並要求該總時長不得超過最大允許值，</w:t>
       </w:r>
       <w:r>
         <w:rPr>
@@ -25513,8 +27207,16 @@
         <w:rPr>
           <w:rFonts w:ascii="Times New Roman" w:eastAsia="標楷體" w:hAnsi="Times New Roman" w:cs="Times New Roman" w:hint="eastAsia"/>
         </w:rPr>
-        <w:t>店舖</w:t>
-      </w:r>
+        <w:t>店</w:t>
+      </w:r>
+      <w:proofErr w:type="gramStart"/>
+      <w:r>
+        <w:rPr>
+          <w:rFonts w:ascii="Times New Roman" w:eastAsia="標楷體" w:hAnsi="Times New Roman" w:cs="Times New Roman" w:hint="eastAsia"/>
+        </w:rPr>
+        <w:t>舖</w:t>
+      </w:r>
+      <w:proofErr w:type="gramEnd"/>
       <w:r>
         <w:rPr>
           <w:rFonts w:ascii="Times New Roman" w:eastAsia="標楷體" w:hAnsi="Times New Roman" w:cs="Times New Roman"/>
@@ -25531,14 +27233,42 @@
         <w:rPr>
           <w:rFonts w:ascii="Times New Roman" w:eastAsia="標楷體" w:hAnsi="Times New Roman" w:cs="Times New Roman"/>
         </w:rPr>
-        <w:t>店舖的服務後，經過兩點間的行</w:t>
+        <w:t>店</w:t>
+      </w:r>
+      <w:proofErr w:type="gramStart"/>
+      <w:r>
+        <w:rPr>
+          <w:rFonts w:ascii="Times New Roman" w:eastAsia="標楷體" w:hAnsi="Times New Roman" w:cs="Times New Roman"/>
+        </w:rPr>
+        <w:t>舖</w:t>
+      </w:r>
+      <w:proofErr w:type="gramEnd"/>
+      <w:r>
+        <w:rPr>
+          <w:rFonts w:ascii="Times New Roman" w:eastAsia="標楷體" w:hAnsi="Times New Roman" w:cs="Times New Roman"/>
+        </w:rPr>
+        <w:t>的服務後，經過</w:t>
+      </w:r>
+      <w:proofErr w:type="gramStart"/>
+      <w:r>
+        <w:rPr>
+          <w:rFonts w:ascii="Times New Roman" w:eastAsia="標楷體" w:hAnsi="Times New Roman" w:cs="Times New Roman"/>
+        </w:rPr>
+        <w:t>兩點間的行</w:t>
       </w:r>
       <w:r>
         <w:rPr>
           <w:rFonts w:ascii="Times New Roman" w:eastAsia="標楷體" w:hAnsi="Times New Roman" w:cs="Times New Roman"/>
         </w:rPr>
         <w:lastRenderedPageBreak/>
-        <w:t>駛時間才抵達下一節點。式</w:t>
+        <w:t>駛</w:t>
+      </w:r>
+      <w:proofErr w:type="gramEnd"/>
+      <w:r>
+        <w:rPr>
+          <w:rFonts w:ascii="Times New Roman" w:eastAsia="標楷體" w:hAnsi="Times New Roman" w:cs="Times New Roman"/>
+        </w:rPr>
+        <w:t>時間才抵達下一節點。式</w:t>
       </w:r>
       <w:r>
         <w:rPr>
@@ -25562,7 +27292,21 @@
         <w:rPr>
           <w:rFonts w:ascii="Times New Roman" w:eastAsia="標楷體" w:hAnsi="Times New Roman" w:cs="Times New Roman"/>
         </w:rPr>
-        <w:t>每家店舖的到達時間必須落在允許的服務時間範圍內，本研究設定為表定時間的</w:t>
+        <w:t>每家店</w:t>
+      </w:r>
+      <w:proofErr w:type="gramStart"/>
+      <w:r>
+        <w:rPr>
+          <w:rFonts w:ascii="Times New Roman" w:eastAsia="標楷體" w:hAnsi="Times New Roman" w:cs="Times New Roman"/>
+        </w:rPr>
+        <w:t>舖</w:t>
+      </w:r>
+      <w:proofErr w:type="gramEnd"/>
+      <w:r>
+        <w:rPr>
+          <w:rFonts w:ascii="Times New Roman" w:eastAsia="標楷體" w:hAnsi="Times New Roman" w:cs="Times New Roman"/>
+        </w:rPr>
+        <w:t>的到達時間必須落在允許的服務時間範圍內，本研究設定為表定時間的</w:t>
       </w:r>
       <w:r>
         <w:rPr>
@@ -27227,8 +28971,16 @@
         <w:rPr>
           <w:rFonts w:ascii="Times New Roman" w:eastAsia="標楷體" w:hAnsi="Times New Roman" w:cs="Times New Roman"/>
         </w:rPr>
-        <w:t>店舖</w:t>
-      </w:r>
+        <w:t>店</w:t>
+      </w:r>
+      <w:proofErr w:type="gramStart"/>
+      <w:r>
+        <w:rPr>
+          <w:rFonts w:ascii="Times New Roman" w:eastAsia="標楷體" w:hAnsi="Times New Roman" w:cs="Times New Roman"/>
+        </w:rPr>
+        <w:t>舖</w:t>
+      </w:r>
+      <w:proofErr w:type="gramEnd"/>
       <w:r>
         <w:rPr>
           <w:rFonts w:ascii="Times New Roman" w:eastAsia="標楷體" w:hAnsi="Times New Roman" w:cs="Times New Roman"/>
@@ -27258,8 +29010,16 @@
         <w:rPr>
           <w:rFonts w:ascii="Times New Roman" w:eastAsia="標楷體" w:hAnsi="Times New Roman" w:cs="Times New Roman"/>
         </w:rPr>
-        <w:t>店舖</w:t>
-      </w:r>
+        <w:t>店</w:t>
+      </w:r>
+      <w:proofErr w:type="gramStart"/>
+      <w:r>
+        <w:rPr>
+          <w:rFonts w:ascii="Times New Roman" w:eastAsia="標楷體" w:hAnsi="Times New Roman" w:cs="Times New Roman"/>
+        </w:rPr>
+        <w:t>舖</w:t>
+      </w:r>
+      <w:proofErr w:type="gramEnd"/>
       <w:r>
         <w:rPr>
           <w:rFonts w:ascii="Times New Roman" w:eastAsia="標楷體" w:hAnsi="Times New Roman" w:cs="Times New Roman"/>
@@ -27282,8 +29042,16 @@
         <w:rPr>
           <w:rFonts w:ascii="Times New Roman" w:eastAsia="標楷體" w:hAnsi="Times New Roman" w:cs="Times New Roman"/>
         </w:rPr>
-        <w:t>店舖</w:t>
-      </w:r>
+        <w:t>店</w:t>
+      </w:r>
+      <w:proofErr w:type="gramStart"/>
+      <w:r>
+        <w:rPr>
+          <w:rFonts w:ascii="Times New Roman" w:eastAsia="標楷體" w:hAnsi="Times New Roman" w:cs="Times New Roman"/>
+        </w:rPr>
+        <w:t>舖</w:t>
+      </w:r>
+      <w:proofErr w:type="gramEnd"/>
       <w:r>
         <w:rPr>
           <w:rFonts w:ascii="Times New Roman" w:eastAsia="標楷體" w:hAnsi="Times New Roman" w:cs="Times New Roman"/>
@@ -27354,6 +29122,7 @@
         </w:rPr>
         <w:t xml:space="preserve"> </w:t>
       </w:r>
+      <w:proofErr w:type="gramStart"/>
       <w:r>
         <w:rPr>
           <w:rFonts w:ascii="Times New Roman" w:eastAsia="標楷體" w:hAnsi="Times New Roman" w:cs="Times New Roman" w:hint="eastAsia"/>
@@ -27362,7 +29131,18 @@
           <w:sz w:val="28"/>
           <w:szCs w:val="28"/>
         </w:rPr>
-        <w:t xml:space="preserve">Open Source Routing </w:t>
+        <w:t>Open Source</w:t>
+      </w:r>
+      <w:proofErr w:type="gramEnd"/>
+      <w:r>
+        <w:rPr>
+          <w:rFonts w:ascii="Times New Roman" w:eastAsia="標楷體" w:hAnsi="Times New Roman" w:cs="Times New Roman" w:hint="eastAsia"/>
+          <w:b/>
+          <w:bCs/>
+          <w:sz w:val="28"/>
+          <w:szCs w:val="28"/>
+        </w:rPr>
+        <w:t xml:space="preserve"> Routing </w:t>
       </w:r>
       <w:r>
         <w:rPr>
@@ -27400,7 +29180,21 @@
         <w:rPr>
           <w:rFonts w:ascii="Times New Roman" w:eastAsia="標楷體" w:hAnsi="Times New Roman" w:cs="Times New Roman" w:hint="eastAsia"/>
         </w:rPr>
-        <w:t>是用於路徑計算的路由引擎，能夠計算路網中任意兩點間的最短路徑及預估行車時間。</w:t>
+        <w:t>是用於路徑計算的路由引擎，能夠計算路網中任意</w:t>
+      </w:r>
+      <w:proofErr w:type="gramStart"/>
+      <w:r>
+        <w:rPr>
+          <w:rFonts w:ascii="Times New Roman" w:eastAsia="標楷體" w:hAnsi="Times New Roman" w:cs="Times New Roman" w:hint="eastAsia"/>
+        </w:rPr>
+        <w:t>兩點間的最</w:t>
+      </w:r>
+      <w:proofErr w:type="gramEnd"/>
+      <w:r>
+        <w:rPr>
+          <w:rFonts w:ascii="Times New Roman" w:eastAsia="標楷體" w:hAnsi="Times New Roman" w:cs="Times New Roman" w:hint="eastAsia"/>
+        </w:rPr>
+        <w:t>短路徑及預估行車時間。</w:t>
       </w:r>
       <w:r>
         <w:rPr>
@@ -27448,7 +29242,21 @@
         <w:rPr>
           <w:rFonts w:ascii="Times New Roman" w:eastAsia="標楷體" w:hAnsi="Times New Roman" w:cs="Times New Roman" w:hint="eastAsia"/>
         </w:rPr>
-        <w:t>用於計算店舖間的行駛距離與時間，並依據實際道路網路</w:t>
+        <w:t>用於計算店</w:t>
+      </w:r>
+      <w:proofErr w:type="gramStart"/>
+      <w:r>
+        <w:rPr>
+          <w:rFonts w:ascii="Times New Roman" w:eastAsia="標楷體" w:hAnsi="Times New Roman" w:cs="Times New Roman" w:hint="eastAsia"/>
+        </w:rPr>
+        <w:t>舖間的</w:t>
+      </w:r>
+      <w:proofErr w:type="gramEnd"/>
+      <w:r>
+        <w:rPr>
+          <w:rFonts w:ascii="Times New Roman" w:eastAsia="標楷體" w:hAnsi="Times New Roman" w:cs="Times New Roman" w:hint="eastAsia"/>
+        </w:rPr>
+        <w:t>行駛距離與時間，並依據實際道路網路</w:t>
       </w:r>
       <w:r>
         <w:rPr>
@@ -27703,7 +29511,21 @@
         <w:rPr>
           <w:rFonts w:ascii="Times New Roman" w:eastAsia="標楷體" w:hAnsi="Times New Roman" w:cs="Times New Roman" w:hint="eastAsia"/>
         </w:rPr>
-        <w:t>先根據實際行駛時間完成店舖分配，最終再取得完整配送路線，用於</w:t>
+        <w:t>先根據實際行駛時間完成店</w:t>
+      </w:r>
+      <w:proofErr w:type="gramStart"/>
+      <w:r>
+        <w:rPr>
+          <w:rFonts w:ascii="Times New Roman" w:eastAsia="標楷體" w:hAnsi="Times New Roman" w:cs="Times New Roman" w:hint="eastAsia"/>
+        </w:rPr>
+        <w:t>舖</w:t>
+      </w:r>
+      <w:proofErr w:type="gramEnd"/>
+      <w:r>
+        <w:rPr>
+          <w:rFonts w:ascii="Times New Roman" w:eastAsia="標楷體" w:hAnsi="Times New Roman" w:cs="Times New Roman" w:hint="eastAsia"/>
+        </w:rPr>
+        <w:t>分配，最終再取得完整配送路線，用於</w:t>
       </w:r>
       <w:r>
         <w:rPr>
@@ -27829,8 +29651,16 @@
         <w:rPr>
           <w:rFonts w:ascii="Times New Roman" w:eastAsia="標楷體" w:hAnsi="Times New Roman" w:cs="Times New Roman" w:hint="eastAsia"/>
         </w:rPr>
-        <w:t>店舖</w:t>
-      </w:r>
+        <w:t>店</w:t>
+      </w:r>
+      <w:proofErr w:type="gramStart"/>
+      <w:r>
+        <w:rPr>
+          <w:rFonts w:ascii="Times New Roman" w:eastAsia="標楷體" w:hAnsi="Times New Roman" w:cs="Times New Roman" w:hint="eastAsia"/>
+        </w:rPr>
+        <w:t>舖</w:t>
+      </w:r>
+      <w:proofErr w:type="gramEnd"/>
       <w:r>
         <w:rPr>
           <w:rFonts w:ascii="Times New Roman" w:eastAsia="標楷體" w:hAnsi="Times New Roman" w:cs="Times New Roman" w:hint="eastAsia"/>
@@ -28122,6 +29952,7 @@
         </w:rPr>
         <w:t>-</w:t>
       </w:r>
+      <w:proofErr w:type="gramStart"/>
       <w:r>
         <w:rPr>
           <w:rFonts w:ascii="Times New Roman" w:eastAsia="標楷體" w:hAnsi="Times New Roman" w:cs="Times New Roman" w:hint="eastAsia"/>
@@ -28129,6 +29960,7 @@
         </w:rPr>
         <w:t>蟻群演算法</w:t>
       </w:r>
+      <w:proofErr w:type="gramEnd"/>
       <w:r>
         <w:rPr>
           <w:rFonts w:ascii="Times New Roman" w:eastAsia="標楷體" w:hAnsi="Times New Roman" w:cs="Times New Roman" w:hint="eastAsia"/>
@@ -28195,7 +30027,23 @@
           <w:rFonts w:ascii="Times New Roman" w:eastAsia="標楷體" w:hAnsi="Times New Roman" w:cs="Times New Roman"/>
           <w:highlight w:val="yellow"/>
         </w:rPr>
-        <w:t>首先，主線店舖抽取問題在固定</w:t>
+        <w:t>首先，主線店</w:t>
+      </w:r>
+      <w:proofErr w:type="gramStart"/>
+      <w:r>
+        <w:rPr>
+          <w:rFonts w:ascii="Times New Roman" w:eastAsia="標楷體" w:hAnsi="Times New Roman" w:cs="Times New Roman"/>
+          <w:highlight w:val="yellow"/>
+        </w:rPr>
+        <w:t>舖</w:t>
+      </w:r>
+      <w:proofErr w:type="gramEnd"/>
+      <w:r>
+        <w:rPr>
+          <w:rFonts w:ascii="Times New Roman" w:eastAsia="標楷體" w:hAnsi="Times New Roman" w:cs="Times New Roman"/>
+          <w:highlight w:val="yellow"/>
+        </w:rPr>
+        <w:t>抽取問題在固定</w:t>
       </w:r>
       <w:r>
         <w:rPr>
@@ -28209,7 +30057,23 @@
           <w:rFonts w:ascii="Times New Roman" w:eastAsia="標楷體" w:hAnsi="Times New Roman" w:cs="Times New Roman"/>
           <w:highlight w:val="yellow"/>
         </w:rPr>
-        <w:t>配送順序的前提下，需決定哪些店舖應被抽取以解除超載限制，此類問題的解空間呈指數成長。</w:t>
+        <w:t>配送順序的前提下，需決定哪些店</w:t>
+      </w:r>
+      <w:proofErr w:type="gramStart"/>
+      <w:r>
+        <w:rPr>
+          <w:rFonts w:ascii="Times New Roman" w:eastAsia="標楷體" w:hAnsi="Times New Roman" w:cs="Times New Roman"/>
+          <w:highlight w:val="yellow"/>
+        </w:rPr>
+        <w:t>舖</w:t>
+      </w:r>
+      <w:proofErr w:type="gramEnd"/>
+      <w:r>
+        <w:rPr>
+          <w:rFonts w:ascii="Times New Roman" w:eastAsia="標楷體" w:hAnsi="Times New Roman" w:cs="Times New Roman"/>
+          <w:highlight w:val="yellow"/>
+        </w:rPr>
+        <w:t>應被抽取以解除超載限制，此類問題的解空間呈指數成長。</w:t>
       </w:r>
       <w:r>
         <w:rPr>
@@ -28230,7 +30094,23 @@
           <w:rFonts w:ascii="Times New Roman" w:eastAsia="標楷體" w:hAnsi="Times New Roman" w:cs="Times New Roman"/>
           <w:highlight w:val="yellow"/>
         </w:rPr>
-        <w:t>具備良好的全域搜尋能力，能透過族群演化有效探索大量可能的店舖組合，並避免過早收斂至局部最佳解，因此適合用於此階段</w:t>
+        <w:t>具備良好的全域搜尋能力，能透過族群演化有效探索大量可能的店</w:t>
+      </w:r>
+      <w:proofErr w:type="gramStart"/>
+      <w:r>
+        <w:rPr>
+          <w:rFonts w:ascii="Times New Roman" w:eastAsia="標楷體" w:hAnsi="Times New Roman" w:cs="Times New Roman"/>
+          <w:highlight w:val="yellow"/>
+        </w:rPr>
+        <w:t>舖</w:t>
+      </w:r>
+      <w:proofErr w:type="gramEnd"/>
+      <w:r>
+        <w:rPr>
+          <w:rFonts w:ascii="Times New Roman" w:eastAsia="標楷體" w:hAnsi="Times New Roman" w:cs="Times New Roman"/>
+          <w:highlight w:val="yellow"/>
+        </w:rPr>
+        <w:t>組合，並避免過早收斂至局部最佳解，因此適合用於此階段</w:t>
       </w:r>
       <w:r>
         <w:rPr>
@@ -28244,7 +30124,23 @@
           <w:rFonts w:ascii="Times New Roman" w:eastAsia="標楷體" w:hAnsi="Times New Roman" w:cs="Times New Roman"/>
           <w:highlight w:val="yellow"/>
         </w:rPr>
-        <w:t>其次，候選店舖再分配與支援線規劃則屬於具時序</w:t>
+        <w:t>其次，候選店</w:t>
+      </w:r>
+      <w:proofErr w:type="gramStart"/>
+      <w:r>
+        <w:rPr>
+          <w:rFonts w:ascii="Times New Roman" w:eastAsia="標楷體" w:hAnsi="Times New Roman" w:cs="Times New Roman"/>
+          <w:highlight w:val="yellow"/>
+        </w:rPr>
+        <w:t>舖</w:t>
+      </w:r>
+      <w:proofErr w:type="gramEnd"/>
+      <w:r>
+        <w:rPr>
+          <w:rFonts w:ascii="Times New Roman" w:eastAsia="標楷體" w:hAnsi="Times New Roman" w:cs="Times New Roman"/>
+          <w:highlight w:val="yellow"/>
+        </w:rPr>
+        <w:t>再分配與支援線規劃則屬於具時序</w:t>
       </w:r>
       <w:r>
         <w:rPr>
@@ -28258,7 +30154,39 @@
           <w:rFonts w:ascii="Times New Roman" w:eastAsia="標楷體" w:hAnsi="Times New Roman" w:cs="Times New Roman"/>
           <w:highlight w:val="yellow"/>
         </w:rPr>
-        <w:t>與路徑依賴性的問題。在此階段，需同時考量店舖間距離、配送時間窗與車輛狀態更新，決策結果高度依賴先前節點選擇。</w:t>
+        <w:t>與路徑依賴性的問題。在此階段，需同時考量店</w:t>
+      </w:r>
+      <w:proofErr w:type="gramStart"/>
+      <w:r>
+        <w:rPr>
+          <w:rFonts w:ascii="Times New Roman" w:eastAsia="標楷體" w:hAnsi="Times New Roman" w:cs="Times New Roman"/>
+          <w:highlight w:val="yellow"/>
+        </w:rPr>
+        <w:t>舖</w:t>
+      </w:r>
+      <w:proofErr w:type="gramEnd"/>
+      <w:r>
+        <w:rPr>
+          <w:rFonts w:ascii="Times New Roman" w:eastAsia="標楷體" w:hAnsi="Times New Roman" w:cs="Times New Roman"/>
+          <w:highlight w:val="yellow"/>
+        </w:rPr>
+        <w:t>間距離、配送</w:t>
+      </w:r>
+      <w:proofErr w:type="gramStart"/>
+      <w:r>
+        <w:rPr>
+          <w:rFonts w:ascii="Times New Roman" w:eastAsia="標楷體" w:hAnsi="Times New Roman" w:cs="Times New Roman"/>
+          <w:highlight w:val="yellow"/>
+        </w:rPr>
+        <w:t>時間窗與車輛</w:t>
+      </w:r>
+      <w:proofErr w:type="gramEnd"/>
+      <w:r>
+        <w:rPr>
+          <w:rFonts w:ascii="Times New Roman" w:eastAsia="標楷體" w:hAnsi="Times New Roman" w:cs="Times New Roman"/>
+          <w:highlight w:val="yellow"/>
+        </w:rPr>
+        <w:t>狀態更新，決策結果高度依賴先前節點選擇。</w:t>
       </w:r>
       <w:r>
         <w:rPr>
@@ -28281,6 +30209,7 @@
         </w:rPr>
         <w:t>店</w:t>
       </w:r>
+      <w:proofErr w:type="gramStart"/>
       <w:r>
         <w:rPr>
           <w:rFonts w:ascii="Times New Roman" w:eastAsia="標楷體" w:hAnsi="Times New Roman" w:cs="Times New Roman" w:hint="eastAsia"/>
@@ -28288,6 +30217,7 @@
         </w:rPr>
         <w:t>舖</w:t>
       </w:r>
+      <w:proofErr w:type="gramEnd"/>
       <w:r>
         <w:rPr>
           <w:rFonts w:ascii="Times New Roman" w:eastAsia="標楷體" w:hAnsi="Times New Roman" w:cs="Times New Roman" w:hint="eastAsia"/>
@@ -28386,12 +30316,21 @@
         </w:rPr>
         <w:t>對既有解進行區域改善，以提升解品質並避免陷入區域最佳解。此混合式搜尋機制能在兼顧搜尋效率與解穩定性的同時，產生具高度實務可行性的支援線規劃方案。</w:t>
       </w:r>
-      <w:r>
-        <w:rPr>
-          <w:rFonts w:ascii="Times New Roman" w:eastAsia="標楷體" w:hAnsi="Times New Roman" w:cs="Times New Roman" w:hint="eastAsia"/>
-          <w:highlight w:val="yellow"/>
-        </w:rPr>
-        <w:t>此外，實務物流配送</w:t>
+      <w:proofErr w:type="gramStart"/>
+      <w:r>
+        <w:rPr>
+          <w:rFonts w:ascii="Times New Roman" w:eastAsia="標楷體" w:hAnsi="Times New Roman" w:cs="Times New Roman" w:hint="eastAsia"/>
+          <w:highlight w:val="yellow"/>
+        </w:rPr>
+        <w:t>此外，</w:t>
+      </w:r>
+      <w:proofErr w:type="gramEnd"/>
+      <w:r>
+        <w:rPr>
+          <w:rFonts w:ascii="Times New Roman" w:eastAsia="標楷體" w:hAnsi="Times New Roman" w:cs="Times New Roman" w:hint="eastAsia"/>
+          <w:highlight w:val="yellow"/>
+        </w:rPr>
+        <w:t>實務物流配送</w:t>
       </w:r>
       <w:r>
         <w:rPr>
@@ -28665,8 +30604,16 @@
         <w:rPr>
           <w:rFonts w:ascii="Times New Roman" w:eastAsia="標楷體" w:hAnsi="Times New Roman" w:cs="Times New Roman"/>
         </w:rPr>
-        <w:t>本研究採用多目標蟻群演算法</w:t>
-      </w:r>
+        <w:t>本研究採用</w:t>
+      </w:r>
+      <w:proofErr w:type="gramStart"/>
+      <w:r>
+        <w:rPr>
+          <w:rFonts w:ascii="Times New Roman" w:eastAsia="標楷體" w:hAnsi="Times New Roman" w:cs="Times New Roman"/>
+        </w:rPr>
+        <w:t>多目標蟻群演算法</w:t>
+      </w:r>
+      <w:proofErr w:type="gramEnd"/>
       <w:r>
         <w:rPr>
           <w:rFonts w:ascii="Times New Roman" w:eastAsia="標楷體" w:hAnsi="Times New Roman" w:cs="Times New Roman" w:hint="eastAsia"/>
@@ -28713,7 +30660,21 @@
         <w:rPr>
           <w:rFonts w:ascii="Times New Roman" w:eastAsia="標楷體" w:hAnsi="Times New Roman" w:cs="Times New Roman"/>
         </w:rPr>
-        <w:t>針對每個目標分別建立獨立的費洛蒙矩陣，並在完成更新後對其進行正規化與融合，以</w:t>
+        <w:t>針對每</w:t>
+      </w:r>
+      <w:proofErr w:type="gramStart"/>
+      <w:r>
+        <w:rPr>
+          <w:rFonts w:ascii="Times New Roman" w:eastAsia="標楷體" w:hAnsi="Times New Roman" w:cs="Times New Roman"/>
+        </w:rPr>
+        <w:t>個</w:t>
+      </w:r>
+      <w:proofErr w:type="gramEnd"/>
+      <w:r>
+        <w:rPr>
+          <w:rFonts w:ascii="Times New Roman" w:eastAsia="標楷體" w:hAnsi="Times New Roman" w:cs="Times New Roman"/>
+        </w:rPr>
+        <w:t>目標分別建立獨立的費洛蒙矩陣，並在完成更新後對其進行正規化與融合，以</w:t>
       </w:r>
       <w:r>
         <w:rPr>
@@ -28721,11 +30682,19 @@
         </w:rPr>
         <w:t>使</w:t>
       </w:r>
-      <w:r>
-        <w:rPr>
-          <w:rFonts w:ascii="Times New Roman" w:eastAsia="標楷體" w:hAnsi="Times New Roman" w:cs="Times New Roman"/>
-        </w:rPr>
-        <w:t>多目標間的資訊共享，從而得到兼顧各目標平衡性的最佳解。</w:t>
+      <w:proofErr w:type="gramStart"/>
+      <w:r>
+        <w:rPr>
+          <w:rFonts w:ascii="Times New Roman" w:eastAsia="標楷體" w:hAnsi="Times New Roman" w:cs="Times New Roman"/>
+        </w:rPr>
+        <w:t>多目標間的資訊</w:t>
+      </w:r>
+      <w:proofErr w:type="gramEnd"/>
+      <w:r>
+        <w:rPr>
+          <w:rFonts w:ascii="Times New Roman" w:eastAsia="標楷體" w:hAnsi="Times New Roman" w:cs="Times New Roman"/>
+        </w:rPr>
+        <w:t>共享，從而得到兼顧各目標平衡性的最佳解。</w:t>
       </w:r>
     </w:p>
     <w:p>
@@ -29397,7 +31366,21 @@
               <w:rPr>
                 <w:rFonts w:ascii="Times New Roman" w:eastAsia="標楷體" w:hAnsi="Times New Roman" w:cs="Times New Roman"/>
               </w:rPr>
-              <w:t>控制貪婪演算法與隨機比例的閾值</w:t>
+              <w:t>控制貪婪演算法與隨機比例的</w:t>
+            </w:r>
+            <w:proofErr w:type="gramStart"/>
+            <w:r>
+              <w:rPr>
+                <w:rFonts w:ascii="Times New Roman" w:eastAsia="標楷體" w:hAnsi="Times New Roman" w:cs="Times New Roman"/>
+              </w:rPr>
+              <w:t>閾</w:t>
+            </w:r>
+            <w:proofErr w:type="gramEnd"/>
+            <w:r>
+              <w:rPr>
+                <w:rFonts w:ascii="Times New Roman" w:eastAsia="標楷體" w:hAnsi="Times New Roman" w:cs="Times New Roman"/>
+              </w:rPr>
+              <w:t>值</w:t>
             </w:r>
           </w:p>
         </w:tc>
@@ -29498,6 +31481,7 @@
         </w:rPr>
         <w:t xml:space="preserve"> </w:t>
       </w:r>
+      <w:proofErr w:type="gramStart"/>
       <w:r>
         <w:rPr>
           <w:rFonts w:ascii="Times New Roman" w:eastAsia="標楷體" w:hAnsi="Times New Roman" w:cs="Times New Roman"/>
@@ -29507,6 +31491,7 @@
         <w:t>變量定義</w:t>
       </w:r>
       <w:bookmarkEnd w:id="49"/>
+      <w:proofErr w:type="gramEnd"/>
     </w:p>
     <w:tbl>
       <w:tblPr>
@@ -29638,7 +31623,21 @@
               <w:rPr>
                 <w:rFonts w:ascii="Times New Roman" w:eastAsia="標楷體" w:hAnsi="Times New Roman" w:cs="Times New Roman"/>
               </w:rPr>
-              <w:t xml:space="preserve"> i </w:t>
+              <w:t xml:space="preserve"> </w:t>
+            </w:r>
+            <w:proofErr w:type="spellStart"/>
+            <w:r>
+              <w:rPr>
+                <w:rFonts w:ascii="Times New Roman" w:eastAsia="標楷體" w:hAnsi="Times New Roman" w:cs="Times New Roman"/>
+              </w:rPr>
+              <w:t>i</w:t>
+            </w:r>
+            <w:proofErr w:type="spellEnd"/>
+            <w:r>
+              <w:rPr>
+                <w:rFonts w:ascii="Times New Roman" w:eastAsia="標楷體" w:hAnsi="Times New Roman" w:cs="Times New Roman"/>
+              </w:rPr>
+              <w:t xml:space="preserve"> </w:t>
             </w:r>
             <w:r>
               <w:rPr>
@@ -29800,8 +31799,16 @@
               <w:rPr>
                 <w:rFonts w:ascii="Times New Roman" w:eastAsia="標楷體" w:hAnsi="Times New Roman" w:cs="Times New Roman"/>
               </w:rPr>
-              <w:t>店舖</w:t>
-            </w:r>
+              <w:t>店</w:t>
+            </w:r>
+            <w:proofErr w:type="gramStart"/>
+            <w:r>
+              <w:rPr>
+                <w:rFonts w:ascii="Times New Roman" w:eastAsia="標楷體" w:hAnsi="Times New Roman" w:cs="Times New Roman"/>
+              </w:rPr>
+              <w:t>舖</w:t>
+            </w:r>
+            <w:proofErr w:type="gramEnd"/>
             <w:r>
               <w:rPr>
                 <w:rFonts w:ascii="Times New Roman" w:eastAsia="標楷體" w:hAnsi="Times New Roman" w:cs="Times New Roman"/>
@@ -29878,7 +31885,21 @@
               <w:rPr>
                 <w:rFonts w:ascii="Times New Roman" w:eastAsia="標楷體" w:hAnsi="Times New Roman" w:cs="Times New Roman"/>
               </w:rPr>
-              <w:t xml:space="preserve"> i </w:t>
+              <w:t xml:space="preserve"> </w:t>
+            </w:r>
+            <w:proofErr w:type="spellStart"/>
+            <w:r>
+              <w:rPr>
+                <w:rFonts w:ascii="Times New Roman" w:eastAsia="標楷體" w:hAnsi="Times New Roman" w:cs="Times New Roman"/>
+              </w:rPr>
+              <w:t>i</w:t>
+            </w:r>
+            <w:proofErr w:type="spellEnd"/>
+            <w:r>
+              <w:rPr>
+                <w:rFonts w:ascii="Times New Roman" w:eastAsia="標楷體" w:hAnsi="Times New Roman" w:cs="Times New Roman"/>
+              </w:rPr>
+              <w:t xml:space="preserve"> </w:t>
             </w:r>
             <w:r>
               <w:rPr>
@@ -30209,8 +32230,16 @@
         <w:rPr>
           <w:rFonts w:ascii="Times New Roman" w:eastAsia="標楷體" w:hAnsi="Times New Roman" w:cs="Times New Roman"/>
         </w:rPr>
-        <w:t>在店鋪選擇與路線構建過程中，螞蟻根據費洛蒙濃度、距離啟發值等因素，計算每個</w:t>
-      </w:r>
+        <w:t>在店鋪選擇與路線構建過程中，螞蟻根據費洛蒙濃度、距離啟發值等因素，計算每</w:t>
+      </w:r>
+      <w:proofErr w:type="gramStart"/>
+      <w:r>
+        <w:rPr>
+          <w:rFonts w:ascii="Times New Roman" w:eastAsia="標楷體" w:hAnsi="Times New Roman" w:cs="Times New Roman"/>
+        </w:rPr>
+        <w:t>個</w:t>
+      </w:r>
+      <w:proofErr w:type="gramEnd"/>
       <w:r>
         <w:rPr>
           <w:rFonts w:ascii="Times New Roman" w:eastAsia="標楷體" w:hAnsi="Times New Roman" w:cs="Times New Roman" w:hint="eastAsia"/>
@@ -30259,11 +32288,19 @@
         </w:rPr>
         <w:t>或等於預設</w:t>
       </w:r>
-      <w:r>
-        <w:rPr>
-          <w:rFonts w:ascii="Times New Roman" w:eastAsia="標楷體" w:hAnsi="Times New Roman" w:cs="Times New Roman"/>
-        </w:rPr>
-        <w:t>閾值</w:t>
+      <w:proofErr w:type="gramStart"/>
+      <w:r>
+        <w:rPr>
+          <w:rFonts w:ascii="Times New Roman" w:eastAsia="標楷體" w:hAnsi="Times New Roman" w:cs="Times New Roman"/>
+        </w:rPr>
+        <w:t>閾</w:t>
+      </w:r>
+      <w:proofErr w:type="gramEnd"/>
+      <w:r>
+        <w:rPr>
+          <w:rFonts w:ascii="Times New Roman" w:eastAsia="標楷體" w:hAnsi="Times New Roman" w:cs="Times New Roman"/>
+        </w:rPr>
+        <w:t>值</w:t>
       </w:r>
       <w:r>
         <w:rPr>
@@ -30307,11 +32344,19 @@
         </w:rPr>
         <w:t>若隨機數大於</w:t>
       </w:r>
-      <w:r>
-        <w:rPr>
-          <w:rFonts w:ascii="Times New Roman" w:eastAsia="標楷體" w:hAnsi="Times New Roman" w:cs="Times New Roman"/>
-        </w:rPr>
-        <w:t>閾值</w:t>
+      <w:proofErr w:type="gramStart"/>
+      <w:r>
+        <w:rPr>
+          <w:rFonts w:ascii="Times New Roman" w:eastAsia="標楷體" w:hAnsi="Times New Roman" w:cs="Times New Roman"/>
+        </w:rPr>
+        <w:t>閾</w:t>
+      </w:r>
+      <w:proofErr w:type="gramEnd"/>
+      <w:r>
+        <w:rPr>
+          <w:rFonts w:ascii="Times New Roman" w:eastAsia="標楷體" w:hAnsi="Times New Roman" w:cs="Times New Roman"/>
+        </w:rPr>
+        <w:t>值</w:t>
       </w:r>
       <w:r>
         <w:rPr>
@@ -32269,7 +34314,21 @@
         <w:rPr>
           <w:rFonts w:ascii="Times New Roman" w:eastAsia="標楷體" w:hAnsi="Times New Roman" w:cs="Times New Roman" w:hint="eastAsia"/>
         </w:rPr>
-        <w:t>為使螞蟻在搜尋過程中依據不同的目標進行</w:t>
+        <w:t>為</w:t>
+      </w:r>
+      <w:proofErr w:type="gramStart"/>
+      <w:r>
+        <w:rPr>
+          <w:rFonts w:ascii="Times New Roman" w:eastAsia="標楷體" w:hAnsi="Times New Roman" w:cs="Times New Roman" w:hint="eastAsia"/>
+        </w:rPr>
+        <w:t>使螞蟻</w:t>
+      </w:r>
+      <w:proofErr w:type="gramEnd"/>
+      <w:r>
+        <w:rPr>
+          <w:rFonts w:ascii="Times New Roman" w:eastAsia="標楷體" w:hAnsi="Times New Roman" w:cs="Times New Roman" w:hint="eastAsia"/>
+        </w:rPr>
+        <w:t>在搜尋過程中依據不同的目標進行</w:t>
       </w:r>
       <w:r>
         <w:rPr>
@@ -33424,7 +35483,29 @@
           <w:sz w:val="32"/>
           <w:szCs w:val="32"/>
         </w:rPr>
-        <w:t>費洛蒙正規化與融合</w:t>
+        <w:t>費洛蒙正</w:t>
+      </w:r>
+      <w:proofErr w:type="gramStart"/>
+      <w:r>
+        <w:rPr>
+          <w:rFonts w:ascii="Times New Roman" w:eastAsia="標楷體" w:hAnsi="Times New Roman" w:cs="Times New Roman"/>
+          <w:b/>
+          <w:bCs/>
+          <w:sz w:val="32"/>
+          <w:szCs w:val="32"/>
+        </w:rPr>
+        <w:t>規</w:t>
+      </w:r>
+      <w:proofErr w:type="gramEnd"/>
+      <w:r>
+        <w:rPr>
+          <w:rFonts w:ascii="Times New Roman" w:eastAsia="標楷體" w:hAnsi="Times New Roman" w:cs="Times New Roman"/>
+          <w:b/>
+          <w:bCs/>
+          <w:sz w:val="32"/>
+          <w:szCs w:val="32"/>
+        </w:rPr>
+        <w:t>化與融合</w:t>
       </w:r>
       <w:bookmarkEnd w:id="53"/>
     </w:p>
@@ -33448,7 +35529,21 @@
         <w:rPr>
           <w:rFonts w:ascii="Times New Roman" w:eastAsia="標楷體" w:hAnsi="Times New Roman" w:cs="Times New Roman"/>
         </w:rPr>
-        <w:t>多目標之間達成有效的資訊共享，本研究在每一個群體完成費洛蒙更新後，進一步進行費洛蒙正規化與融合</w:t>
+        <w:t>多目標之間達成有效的資訊共享，本研究在每一個群體完成費洛蒙更新後，進一步進行費洛蒙正</w:t>
+      </w:r>
+      <w:proofErr w:type="gramStart"/>
+      <w:r>
+        <w:rPr>
+          <w:rFonts w:ascii="Times New Roman" w:eastAsia="標楷體" w:hAnsi="Times New Roman" w:cs="Times New Roman"/>
+        </w:rPr>
+        <w:t>規</w:t>
+      </w:r>
+      <w:proofErr w:type="gramEnd"/>
+      <w:r>
+        <w:rPr>
+          <w:rFonts w:ascii="Times New Roman" w:eastAsia="標楷體" w:hAnsi="Times New Roman" w:cs="Times New Roman"/>
+        </w:rPr>
+        <w:t>化與融合</w:t>
       </w:r>
       <w:r>
         <w:rPr>
@@ -33462,11 +35557,19 @@
         </w:rPr>
         <w:t>整合不同目標的搜尋資訊，</w:t>
       </w:r>
-      <w:r>
-        <w:rPr>
-          <w:rFonts w:ascii="Times New Roman" w:eastAsia="標楷體" w:hAnsi="Times New Roman" w:cs="Times New Roman"/>
-        </w:rPr>
-        <w:t>使解能兼顧各目標的平衡性。</w:t>
+      <w:proofErr w:type="gramStart"/>
+      <w:r>
+        <w:rPr>
+          <w:rFonts w:ascii="Times New Roman" w:eastAsia="標楷體" w:hAnsi="Times New Roman" w:cs="Times New Roman"/>
+        </w:rPr>
+        <w:t>使解能</w:t>
+      </w:r>
+      <w:proofErr w:type="gramEnd"/>
+      <w:r>
+        <w:rPr>
+          <w:rFonts w:ascii="Times New Roman" w:eastAsia="標楷體" w:hAnsi="Times New Roman" w:cs="Times New Roman"/>
+        </w:rPr>
+        <w:t>兼顧各目標的平衡性。</w:t>
       </w:r>
       <w:r>
         <w:rPr>
@@ -33490,8 +35593,23 @@
         <w:rPr>
           <w:rFonts w:ascii="Times New Roman" w:eastAsia="標楷體" w:hAnsi="Times New Roman" w:cs="Times New Roman"/>
         </w:rPr>
-        <w:t>費洛蒙正規化公式，將各</w:t>
-      </w:r>
+        <w:t>費洛蒙正</w:t>
+      </w:r>
+      <w:proofErr w:type="gramStart"/>
+      <w:r>
+        <w:rPr>
+          <w:rFonts w:ascii="Times New Roman" w:eastAsia="標楷體" w:hAnsi="Times New Roman" w:cs="Times New Roman"/>
+        </w:rPr>
+        <w:t>規</w:t>
+      </w:r>
+      <w:proofErr w:type="gramEnd"/>
+      <w:r>
+        <w:rPr>
+          <w:rFonts w:ascii="Times New Roman" w:eastAsia="標楷體" w:hAnsi="Times New Roman" w:cs="Times New Roman"/>
+        </w:rPr>
+        <w:t>化公式，將各</w:t>
+      </w:r>
+      <w:proofErr w:type="gramStart"/>
       <w:r>
         <w:rPr>
           <w:rFonts w:ascii="Times New Roman" w:eastAsia="標楷體" w:hAnsi="Times New Roman" w:cs="Times New Roman" w:hint="eastAsia"/>
@@ -33502,7 +35620,14 @@
         <w:rPr>
           <w:rFonts w:ascii="Times New Roman" w:eastAsia="標楷體" w:hAnsi="Times New Roman" w:cs="Times New Roman"/>
         </w:rPr>
-        <w:t>間的費洛蒙值轉換為在該節點下的相對比例</w:t>
+        <w:t>間的費洛蒙</w:t>
+      </w:r>
+      <w:proofErr w:type="gramEnd"/>
+      <w:r>
+        <w:rPr>
+          <w:rFonts w:ascii="Times New Roman" w:eastAsia="標楷體" w:hAnsi="Times New Roman" w:cs="Times New Roman"/>
+        </w:rPr>
+        <w:t>值轉換為在該節點下的相對比例</w:t>
       </w:r>
       <w:r>
         <w:rPr>
@@ -33527,7 +35652,21 @@
           <w:rFonts w:ascii="Times New Roman" w:eastAsia="標楷體" w:hAnsi="Times New Roman" w:cs="Times New Roman"/>
         </w:rPr>
         <w:lastRenderedPageBreak/>
-        <w:t>費洛蒙融合公式，其中三個權重參數分別對應於最小化配送車輛數量、最小化總行駛距離以及最小化配送總時間之相對重要</w:t>
+        <w:t>費洛蒙融合公式，其中</w:t>
+      </w:r>
+      <w:proofErr w:type="gramStart"/>
+      <w:r>
+        <w:rPr>
+          <w:rFonts w:ascii="Times New Roman" w:eastAsia="標楷體" w:hAnsi="Times New Roman" w:cs="Times New Roman"/>
+        </w:rPr>
+        <w:t>三個權</w:t>
+      </w:r>
+      <w:proofErr w:type="gramEnd"/>
+      <w:r>
+        <w:rPr>
+          <w:rFonts w:ascii="Times New Roman" w:eastAsia="標楷體" w:hAnsi="Times New Roman" w:cs="Times New Roman"/>
+        </w:rPr>
+        <w:t>重參數分別對應於最小化配送車輛數量、最小化總行駛距離以及最小化配送總時間之相對重要</w:t>
       </w:r>
       <w:r>
         <w:rPr>
@@ -35270,7 +37409,21 @@
         <w:rPr>
           <w:rFonts w:ascii="Times New Roman" w:eastAsia="標楷體" w:hAnsi="Times New Roman" w:cs="Times New Roman" w:hint="eastAsia"/>
         </w:rPr>
-        <w:t>包含車輛編號與店舖編號，車輛編號又</w:t>
+        <w:t>包含車輛編號與店</w:t>
+      </w:r>
+      <w:proofErr w:type="gramStart"/>
+      <w:r>
+        <w:rPr>
+          <w:rFonts w:ascii="Times New Roman" w:eastAsia="標楷體" w:hAnsi="Times New Roman" w:cs="Times New Roman" w:hint="eastAsia"/>
+        </w:rPr>
+        <w:t>舖</w:t>
+      </w:r>
+      <w:proofErr w:type="gramEnd"/>
+      <w:r>
+        <w:rPr>
+          <w:rFonts w:ascii="Times New Roman" w:eastAsia="標楷體" w:hAnsi="Times New Roman" w:cs="Times New Roman" w:hint="eastAsia"/>
+        </w:rPr>
+        <w:t>編號，車輛編號又</w:t>
       </w:r>
       <w:r>
         <w:rPr>
@@ -35294,7 +37447,21 @@
         <w:rPr>
           <w:rFonts w:ascii="Times New Roman" w:eastAsia="標楷體" w:hAnsi="Times New Roman" w:cs="Times New Roman" w:hint="eastAsia"/>
         </w:rPr>
-        <w:t>格式為一數字搭配一字母，支援線車輛編號</w:t>
+        <w:t>格式為一數字搭配</w:t>
+      </w:r>
+      <w:proofErr w:type="gramStart"/>
+      <w:r>
+        <w:rPr>
+          <w:rFonts w:ascii="Times New Roman" w:eastAsia="標楷體" w:hAnsi="Times New Roman" w:cs="Times New Roman" w:hint="eastAsia"/>
+        </w:rPr>
+        <w:t>一</w:t>
+      </w:r>
+      <w:proofErr w:type="gramEnd"/>
+      <w:r>
+        <w:rPr>
+          <w:rFonts w:ascii="Times New Roman" w:eastAsia="標楷體" w:hAnsi="Times New Roman" w:cs="Times New Roman" w:hint="eastAsia"/>
+        </w:rPr>
+        <w:t>字母，支援線車輛編號</w:t>
       </w:r>
       <w:r>
         <w:rPr>
@@ -35366,7 +37533,21 @@
         <w:rPr>
           <w:rFonts w:ascii="Times New Roman" w:eastAsia="標楷體" w:hAnsi="Times New Roman" w:cs="Times New Roman" w:hint="eastAsia"/>
         </w:rPr>
-        <w:t>表定到店時間定義店鋪的時間窗限制，於表定到店時間前</w:t>
+        <w:t>表定到店時間定義店鋪的時間窗限制，</w:t>
+      </w:r>
+      <w:proofErr w:type="gramStart"/>
+      <w:r>
+        <w:rPr>
+          <w:rFonts w:ascii="Times New Roman" w:eastAsia="標楷體" w:hAnsi="Times New Roman" w:cs="Times New Roman" w:hint="eastAsia"/>
+        </w:rPr>
+        <w:t>於表定</w:t>
+      </w:r>
+      <w:proofErr w:type="gramEnd"/>
+      <w:r>
+        <w:rPr>
+          <w:rFonts w:ascii="Times New Roman" w:eastAsia="標楷體" w:hAnsi="Times New Roman" w:cs="Times New Roman" w:hint="eastAsia"/>
+        </w:rPr>
+        <w:t>到店時間前</w:t>
       </w:r>
       <w:r>
         <w:rPr>
@@ -37216,16 +39397,26 @@
           <w:sz w:val="24"/>
           <w:szCs w:val="24"/>
         </w:rPr>
-        <w:t>驗數據彙整</w:t>
-      </w:r>
+        <w:t>驗數據</w:t>
+      </w:r>
+      <w:proofErr w:type="gramStart"/>
       <w:r>
         <w:rPr>
           <w:rFonts w:ascii="Times New Roman" w:eastAsia="標楷體" w:hAnsi="Times New Roman" w:cs="Times New Roman" w:hint="eastAsia"/>
           <w:sz w:val="24"/>
           <w:szCs w:val="24"/>
         </w:rPr>
+        <w:t>彙整</w:t>
+      </w:r>
+      <w:r>
+        <w:rPr>
+          <w:rFonts w:ascii="Times New Roman" w:eastAsia="標楷體" w:hAnsi="Times New Roman" w:cs="Times New Roman" w:hint="eastAsia"/>
+          <w:sz w:val="24"/>
+          <w:szCs w:val="24"/>
+        </w:rPr>
         <w:t>如</w:t>
       </w:r>
+      <w:proofErr w:type="gramEnd"/>
       <w:r>
         <w:rPr>
           <w:rFonts w:ascii="Times New Roman" w:eastAsia="標楷體" w:hAnsi="Times New Roman" w:cs="Times New Roman"/>
@@ -45075,6 +47266,7 @@
   <w:style w:type="character" w:default="1" w:styleId="a0">
     <w:name w:val="Default Paragraph Font"/>
     <w:uiPriority w:val="1"/>
+    <w:semiHidden/>
     <w:unhideWhenUsed/>
   </w:style>
   <w:style w:type="table" w:default="1" w:styleId="a1">
